--- a/SKRIPSI.docx
+++ b/SKRIPSI.docx
@@ -7950,18 +7950,7 @@
           <w:szCs w:val="24"/>
           <w:lang w:eastAsia="en-ID"/>
         </w:rPr>
-        <w:t>Kajian topik adalah proses</w:t>
-      </w:r>
-      <w:bookmarkStart w:id="13" w:name="_GoBack"/>
-      <w:bookmarkEnd w:id="13"/>
-      <w:r>
-        <w:rPr>
-          <w:rFonts w:ascii="Times New Roman" w:hAnsi="Times New Roman" w:cs="Times New Roman"/>
-          <w:sz w:val="24"/>
-          <w:szCs w:val="24"/>
-          <w:lang w:eastAsia="en-ID"/>
-        </w:rPr>
-        <w:t xml:space="preserve"> eksplorasi mendalam terhadap suatu subjek tertentu untuk memahami konsep, ruang lingkup, dan permasalahan yang ada di dalamnya. </w:t>
+        <w:t xml:space="preserve">Kajian topik adalah proses eksplorasi mendalam terhadap suatu subjek tertentu untuk memahami konsep, ruang lingkup, dan permasalahan yang ada di dalamnya. </w:t>
       </w:r>
       <w:r>
         <w:rPr>
@@ -17110,7 +17099,7 @@
           <w:szCs w:val="24"/>
         </w:rPr>
       </w:pPr>
-      <w:bookmarkStart w:id="14" w:name="_Hlk199189567"/>
+      <w:bookmarkStart w:id="13" w:name="_Hlk199189567"/>
       <w:r>
         <w:rPr>
           <w:rFonts w:ascii="Times New Roman" w:eastAsia="inter" w:hAnsi="Times New Roman" w:cs="Times New Roman"/>
@@ -17130,7 +17119,7 @@
         <w:t>.</w:t>
       </w:r>
     </w:p>
-    <w:bookmarkEnd w:id="14"/>
+    <w:bookmarkEnd w:id="13"/>
     <w:p>
       <w:pPr>
         <w:pStyle w:val="ListParagraph"/>
@@ -18212,7 +18201,7 @@
           <w:lang w:eastAsia="en-ID"/>
         </w:rPr>
       </w:pPr>
-      <w:bookmarkStart w:id="15" w:name="_Toc192843207"/>
+      <w:bookmarkStart w:id="14" w:name="_Toc192843207"/>
       <w:r>
         <w:rPr>
           <w:rFonts w:ascii="Times New Roman" w:hAnsi="Times New Roman" w:cs="Times New Roman"/>
@@ -18902,7 +18891,7 @@
         </w:rPr>
         <w:t>Metode dan Tahapannya</w:t>
       </w:r>
-      <w:bookmarkEnd w:id="15"/>
+      <w:bookmarkEnd w:id="14"/>
     </w:p>
     <w:p>
       <w:pPr>
@@ -23729,7 +23718,7 @@
           <w:lang w:eastAsia="en-ID"/>
         </w:rPr>
       </w:pPr>
-      <w:bookmarkStart w:id="16" w:name="_Toc192843208"/>
+      <w:bookmarkStart w:id="15" w:name="_Toc192843208"/>
       <w:r>
         <w:rPr>
           <w:rFonts w:ascii="Times New Roman" w:hAnsi="Times New Roman" w:cs="Times New Roman"/>
@@ -23741,7 +23730,7 @@
         </w:rPr>
         <w:t>Penelitian Terkait</w:t>
       </w:r>
-      <w:bookmarkEnd w:id="16"/>
+      <w:bookmarkEnd w:id="15"/>
     </w:p>
     <w:p>
       <w:pPr>
@@ -24506,7 +24495,7 @@
           <w:szCs w:val="24"/>
           <w:lang w:eastAsia="en-ID"/>
         </w:rPr>
-        <w:t>oleh memaparkan penggunaan model Algoritma Random Forest Classifier (RFC) sebagai metode diagnosis terhadap potensi kerusakan atau penurunan kinerja fungsional pada komponen-komponen sistem pembangkit daya, dengan fokus utama pada indikator efisiensi energi. Berdasarkan temuan studi ini, dengan menggunakan label indikator Net Plant Heat Rate (NPHR) serta fitur prediktor dari sepuluh variabel terkontrol teratas, ditemukan bahwa fitur-fitur yang mengalami penurunan fungsi operasional terkait efisiensi energi, dan memerlukan perhatian prioritas, meliputi: Suhu Air Umpan Akhir, Suhu Gas Keluar Pemanas Udara Utama, serta Kandungan Oksigen dalam Gas Buang. Hasil ini memberikan panduan berharga untuk strategi pemeliharaan yang lebih efektif dan peningkatan efisiensi operasional secara keseluruhan pada sistem pembangkit daya.</w:t>
+        <w:t>oleh memaparkan penggunaan model Algoritma Random Forest Classifier (RFC) sebagai metode diagnosis terhadap potensi kerusakan atau penurunan kinerja fungsional pada komponen-komponen sistem pembangkit daya, dengan fokus utama pada indikator efisiensi energi. Berdasarkan temuan studi ini, dengan menggunakan label indikator Net Plant Heat Rate (NPHR) serta fitur prediktor dari sepuluh variabel terkontrol teratas, ditemukan bahwa fitur-fitur yang mengalami penurunan fungsi operasional terkait efisiensi energi, dan memerlukan perhatian prioritas, meliputi: Suhu Air Umpan Akhir, Suhu Gas Keluar Pemanas Udara Utama, serta Kandungan Oksigen dalam Gas Buang. Hasil ini memberikan panduan berharga untuk strategi pemeliharaan yang lebih efektif dan peningkatan efisiensi operasional secara keseluruhan pada sistem pembangkit daya</w:t>
       </w:r>
     </w:p>
     <w:bookmarkEnd w:id="6"/>
@@ -24591,7 +24580,7 @@
         </w:rPr>
         <w:t xml:space="preserve"> </w:t>
       </w:r>
-      <w:bookmarkStart w:id="17" w:name="_Toc192843210"/>
+      <w:bookmarkStart w:id="16" w:name="_Toc192843210"/>
       <w:r>
         <w:rPr>
           <w:rFonts w:ascii="Times New Roman" w:hAnsi="Times New Roman" w:cs="Times New Roman"/>
@@ -24603,127 +24592,139 @@
         </w:rPr>
         <w:t>Kerangka Kerja Penelitian</w:t>
       </w:r>
-      <w:bookmarkEnd w:id="17"/>
+      <w:bookmarkEnd w:id="16"/>
+    </w:p>
+    <w:p>
+      <w:pPr>
+        <w:pStyle w:val="NormalWeb"/>
+        <w:spacing w:after="0" w:afterAutospacing="0" w:line="360" w:lineRule="auto"/>
+        <w:ind w:firstLine="426"/>
+        <w:jc w:val="both"/>
+        <w:rPr>
+          <w:rStyle w:val="fadeinm1hgl8"/>
+        </w:rPr>
+      </w:pPr>
+      <w:r>
+        <w:rPr>
+          <w:rStyle w:val="fadeinm1hgl8"/>
+        </w:rPr>
+        <w:t xml:space="preserve">Kerangka kerja penelitian ini dirancang untuk memberikan gambaran sistematis mengenai tahapan-tahapan dalam penerapan algoritma Random Forest guna mendeteksi potensi fraud pada setiap cabang perusahaan. Tahapan dimulai dari proses pengumpulan data, khususnya data yang mencerminkan indikator fraud berdasarkan Fraud Diamond Theory, dilanjutkan dengan pra-pemrosesan data seperti pembersihan, normalisasi, dan transformasi. </w:t>
+      </w:r>
+    </w:p>
+    <w:p>
+      <w:pPr>
+        <w:pStyle w:val="NormalWeb"/>
+        <w:spacing w:before="0" w:beforeAutospacing="0" w:after="0" w:afterAutospacing="0" w:line="360" w:lineRule="auto"/>
+        <w:ind w:firstLine="426"/>
+        <w:jc w:val="both"/>
+        <w:rPr>
+          <w:rStyle w:val="fadeinm1hgl8"/>
+        </w:rPr>
+      </w:pPr>
+      <w:r>
+        <w:rPr>
+          <w:rStyle w:val="fadeinm1hgl8"/>
+        </w:rPr>
+        <w:t xml:space="preserve">Setelah data siap, dilakukan pemilihan fitur (feature selection) untuk menentukan variabel-variabel yang paling berpengaruh dalam mendeteksi fraud. Selanjutnya, data dibagi menjadi data latih dan data uji, kemudian diolah menggunakan algoritma Random Forest untuk membangun model klasifikasi fraud dan non-fraud. </w:t>
+      </w:r>
+    </w:p>
+    <w:p>
+      <w:pPr>
+        <w:pStyle w:val="NormalWeb"/>
+        <w:spacing w:before="0" w:beforeAutospacing="0" w:line="360" w:lineRule="auto"/>
+        <w:ind w:firstLine="426"/>
+        <w:jc w:val="both"/>
+      </w:pPr>
+      <w:r>
+        <w:rPr>
+          <w:rStyle w:val="fadeinm1hgl8"/>
+        </w:rPr>
+        <w:t>Model yang telah dibuat dievaluasi menggunakan metrik seperti akurasi, precision, recall, dan F1-score guna memastikan keandalan prediksi. Hasil dari model ini digunakan untuk mengidentifikasi cabang-cabang perusahaan yang memiliki indikasi kuat melakukan tindakan fraud. Dengan kerangka kerja ini, diharapkan perusahaan dapat melakukan pencegahan dan pengawasan yang lebih efektif terhadap potensi kecurangan internal.</w:t>
+      </w:r>
+    </w:p>
+    <w:p>
+      <w:pPr>
+        <w:pStyle w:val="Heading3"/>
+        <w:spacing w:line="360" w:lineRule="auto"/>
+        <w:rPr>
+          <w:rFonts w:ascii="Times New Roman" w:hAnsi="Times New Roman" w:cs="Times New Roman"/>
+          <w:b/>
+          <w:color w:val="auto"/>
+        </w:rPr>
+      </w:pPr>
+      <w:r>
+        <w:rPr>
+          <w:rStyle w:val="fadeinm1hgl8"/>
+          <w:rFonts w:ascii="Times New Roman" w:hAnsi="Times New Roman" w:cs="Times New Roman"/>
+          <w:b/>
+          <w:color w:val="auto"/>
+        </w:rPr>
+        <w:t>3.6.1 Desain Kerangka Kerja</w:t>
+      </w:r>
     </w:p>
     <w:p>
       <w:pPr>
         <w:pStyle w:val="NormalWeb"/>
         <w:spacing w:line="360" w:lineRule="auto"/>
-        <w:ind w:firstLine="360"/>
+        <w:ind w:firstLine="567"/>
         <w:jc w:val="both"/>
         <w:rPr>
+          <w:sz w:val="22"/>
+          <w:szCs w:val="22"/>
+        </w:rPr>
+      </w:pPr>
+      <w:r>
+        <w:rPr>
           <w:rStyle w:val="fadeinm1hgl8"/>
         </w:rPr>
-      </w:pPr>
-      <w:r>
+        <w:t>Desain kerangka kerja dalam penelitian ini disusun untuk menggambarkan alur sistematis dari proses pendeteksian fraud pada setiap cabang perusahaan menggunakan algoritma Random Forest. Rancangan ini mencakup seluruh tahapan penting yang dimulai dari proses pengumpulan data, pengolahan data, pelatihan model, evaluasi, hingga interpretasi hasil klasifikasi.</w:t>
+      </w:r>
+    </w:p>
+    <w:p>
+      <w:pPr>
+        <w:pStyle w:val="Heading3"/>
+        <w:spacing w:line="360" w:lineRule="auto"/>
         <w:rPr>
           <w:rStyle w:val="fadeinm1hgl8"/>
-        </w:rPr>
-        <w:t xml:space="preserve">Kerangka kerja penelitian ini dirancang untuk memberikan gambaran sistematis mengenai tahapan-tahapan dalam penerapan algoritma Random Forest guna mendeteksi potensi fraud pada setiap cabang perusahaan. Tahapan dimulai dari proses pengumpulan data, khususnya data yang mencerminkan indikator fraud berdasarkan Fraud Diamond Theory, dilanjutkan dengan pra-pemrosesan data seperti pembersihan, normalisasi, dan transformasi. </w:t>
+          <w:rFonts w:ascii="Times New Roman" w:hAnsi="Times New Roman" w:cs="Times New Roman"/>
+          <w:b/>
+          <w:color w:val="auto"/>
+        </w:rPr>
+        <w:sectPr>
+          <w:headerReference w:type="default" r:id="rId23"/>
+          <w:footerReference w:type="default" r:id="rId24"/>
+          <w:pgSz w:w="11906" w:h="16838"/>
+          <w:pgMar w:top="2268" w:right="1701" w:bottom="1701" w:left="2268" w:header="709" w:footer="709" w:gutter="0"/>
+          <w:cols w:space="708"/>
+          <w:docGrid w:linePitch="360"/>
+        </w:sectPr>
+      </w:pPr>
+    </w:p>
+    <w:p>
+      <w:pPr>
+        <w:pStyle w:val="Heading3"/>
+        <w:spacing w:line="360" w:lineRule="auto"/>
+        <w:rPr>
+          <w:rFonts w:ascii="Times New Roman" w:hAnsi="Times New Roman" w:cs="Times New Roman"/>
+          <w:b/>
+        </w:rPr>
+      </w:pPr>
+      <w:r>
+        <w:rPr>
+          <w:rStyle w:val="fadeinm1hgl8"/>
+          <w:rFonts w:ascii="Times New Roman" w:hAnsi="Times New Roman" w:cs="Times New Roman"/>
+          <w:b/>
+          <w:color w:val="auto"/>
+        </w:rPr>
+        <w:lastRenderedPageBreak/>
+        <w:t>3.6.2 Alur Proses Deteksi Fraud</w:t>
       </w:r>
     </w:p>
     <w:p>
       <w:pPr>
         <w:pStyle w:val="NormalWeb"/>
         <w:spacing w:line="360" w:lineRule="auto"/>
-        <w:ind w:firstLine="360"/>
-        <w:jc w:val="both"/>
-        <w:rPr>
-          <w:rStyle w:val="fadeinm1hgl8"/>
-        </w:rPr>
-      </w:pPr>
-      <w:r>
-        <w:rPr>
-          <w:rStyle w:val="fadeinm1hgl8"/>
-        </w:rPr>
-        <w:t xml:space="preserve">Setelah data siap, dilakukan pemilihan fitur (feature selection) untuk menentukan variabel-variabel yang paling berpengaruh dalam mendeteksi fraud. Selanjutnya, data dibagi menjadi data latih dan data uji, kemudian diolah menggunakan algoritma Random Forest untuk membangun model klasifikasi fraud dan non-fraud. </w:t>
-      </w:r>
-    </w:p>
-    <w:p>
-      <w:pPr>
-        <w:pStyle w:val="NormalWeb"/>
-        <w:spacing w:line="360" w:lineRule="auto"/>
-        <w:ind w:firstLine="360"/>
-        <w:jc w:val="both"/>
-      </w:pPr>
-      <w:r>
-        <w:rPr>
-          <w:rStyle w:val="fadeinm1hgl8"/>
-        </w:rPr>
-        <w:t>Model yang telah dibuat dievaluasi menggunakan metrik seperti akurasi, precision, recall, dan F1-score guna memastikan keandalan prediksi. Hasil dari model ini digunakan untuk mengidentifikasi cabang-cabang perusahaan yang memiliki indikasi kuat melakukan tindakan fraud. Dengan kerangka kerja ini, diharapkan perusahaan dapat melakukan pencegahan dan pengawasan yang lebih efektif terhadap potensi kecurangan internal.</w:t>
-      </w:r>
-    </w:p>
-    <w:p>
-      <w:pPr>
-        <w:pStyle w:val="Heading3"/>
-        <w:spacing w:line="360" w:lineRule="auto"/>
-        <w:rPr>
-          <w:rFonts w:ascii="Times New Roman" w:hAnsi="Times New Roman" w:cs="Times New Roman"/>
-          <w:b/>
-          <w:color w:val="auto"/>
-        </w:rPr>
-      </w:pPr>
-      <w:r>
-        <w:rPr>
-          <w:rStyle w:val="fadeinm1hgl8"/>
-          <w:rFonts w:ascii="Times New Roman" w:hAnsi="Times New Roman" w:cs="Times New Roman"/>
-          <w:b/>
-          <w:color w:val="auto"/>
-        </w:rPr>
-        <w:t>3.6.1 Desain Kerangka Kerja</w:t>
-      </w:r>
-    </w:p>
-    <w:p>
-      <w:pPr>
-        <w:pStyle w:val="NormalWeb"/>
-        <w:spacing w:line="360" w:lineRule="auto"/>
-        <w:ind w:firstLine="720"/>
-        <w:jc w:val="both"/>
-      </w:pPr>
-      <w:r>
-        <w:rPr>
-          <w:rStyle w:val="fadeinm1hgl8"/>
-        </w:rPr>
-        <w:t xml:space="preserve">Desain kerangka kerja dalam penelitian ini disusun untuk menggambarkan alur sistematis dari proses pendeteksian fraud pada setiap cabang perusahaan menggunakan algoritma Random Forest. Rancangan ini mencakup seluruh tahapan penting yang dimulai dari proses pengumpulan data, pengolahan data, pelatihan </w:t>
-      </w:r>
-      <w:r>
-        <w:rPr>
-          <w:rStyle w:val="fadeinm1hgl8"/>
-        </w:rPr>
-        <w:lastRenderedPageBreak/>
-        <w:t>model, evaluasi, hingga interpretasi hasil klasifikasi.</w:t>
-      </w:r>
-      <w:r>
-        <w:rPr>
-          <w:rStyle w:val="fadeinm1hgl8"/>
-        </w:rPr>
-        <w:t xml:space="preserve"> Dibawah ini adalah gambaran desain kerangka kerja pada penelitian ini, yaitu:</w:t>
-      </w:r>
-    </w:p>
-    <w:p>
-      <w:pPr>
-        <w:pStyle w:val="Heading3"/>
-        <w:spacing w:line="360" w:lineRule="auto"/>
-        <w:rPr>
-          <w:rFonts w:ascii="Times New Roman" w:hAnsi="Times New Roman" w:cs="Times New Roman"/>
-          <w:b/>
-        </w:rPr>
-      </w:pPr>
-      <w:r>
-        <w:rPr>
-          <w:rStyle w:val="fadeinm1hgl8"/>
-          <w:rFonts w:ascii="Times New Roman" w:hAnsi="Times New Roman" w:cs="Times New Roman"/>
-          <w:b/>
-          <w:color w:val="auto"/>
-        </w:rPr>
-        <w:t>3.6.2 Alur Proses Deteksi Fraud</w:t>
-      </w:r>
-    </w:p>
-    <w:p>
-      <w:pPr>
-        <w:pStyle w:val="NormalWeb"/>
-        <w:spacing w:line="360" w:lineRule="auto"/>
-        <w:ind w:firstLine="360"/>
+        <w:ind w:firstLine="567"/>
         <w:jc w:val="both"/>
       </w:pPr>
       <w:r>
@@ -24774,7 +24775,7 @@
     <w:p>
       <w:pPr>
         <w:spacing w:line="360" w:lineRule="auto"/>
-        <w:ind w:firstLine="720"/>
+        <w:ind w:firstLine="851"/>
         <w:jc w:val="both"/>
         <w:rPr>
           <w:rFonts w:ascii="Times New Roman" w:hAnsi="Times New Roman" w:cs="Times New Roman"/>
@@ -24816,21 +24817,120 @@
         <w:t>Elemen Pressure (Tekanan)</w:t>
       </w:r>
     </w:p>
+    <w:p>
+      <w:pPr>
+        <w:pStyle w:val="ListParagraph"/>
+        <w:spacing w:after="0" w:line="360" w:lineRule="auto"/>
+        <w:ind w:left="284"/>
+        <w:jc w:val="both"/>
+        <w:rPr>
+          <w:rFonts w:ascii="Times New Roman" w:hAnsi="Times New Roman" w:cs="Times New Roman"/>
+          <w:sz w:val="24"/>
+          <w:szCs w:val="24"/>
+        </w:rPr>
+      </w:pPr>
+      <w:r>
+        <w:rPr>
+          <w:rFonts w:ascii="Times New Roman" w:hAnsi="Times New Roman" w:cs="Times New Roman"/>
+          <w:sz w:val="24"/>
+          <w:szCs w:val="24"/>
+        </w:rPr>
+        <w:t>Elemen ini mencerminkan tekanan yang mungkin dirasakan karyawan, baik dalam aspek ekonomi maupun target kerja. Indikator yang digunakan meliputi kebutuhan ekonomi yang mendesak, target kerja yang tinggi dan sulit dicapai, beban utang pribadi, tekanan finansial dalam pekerjaan, dan keinginan untuk mencari penghasilan tambahan. Pernyataan yang diberikan dalam kuesioner antara lain:</w:t>
+      </w:r>
+    </w:p>
+    <w:p>
+      <w:pPr>
+        <w:pStyle w:val="Caption"/>
+        <w:keepNext/>
+        <w:jc w:val="center"/>
+        <w:rPr>
+          <w:rFonts w:ascii="Times New Roman" w:hAnsi="Times New Roman" w:cs="Times New Roman"/>
+          <w:color w:val="auto"/>
+          <w:sz w:val="22"/>
+          <w:szCs w:val="22"/>
+        </w:rPr>
+      </w:pPr>
+      <w:r>
+        <w:rPr>
+          <w:rFonts w:ascii="Times New Roman" w:hAnsi="Times New Roman" w:cs="Times New Roman"/>
+          <w:color w:val="auto"/>
+          <w:sz w:val="22"/>
+          <w:szCs w:val="22"/>
+        </w:rPr>
+        <w:lastRenderedPageBreak/>
+        <w:t xml:space="preserve">Table </w:t>
+      </w:r>
+      <w:r>
+        <w:rPr>
+          <w:rFonts w:ascii="Times New Roman" w:hAnsi="Times New Roman" w:cs="Times New Roman"/>
+          <w:color w:val="auto"/>
+          <w:sz w:val="22"/>
+          <w:szCs w:val="22"/>
+        </w:rPr>
+        <w:fldChar w:fldCharType="begin"/>
+      </w:r>
+      <w:r>
+        <w:rPr>
+          <w:rFonts w:ascii="Times New Roman" w:hAnsi="Times New Roman" w:cs="Times New Roman"/>
+          <w:color w:val="auto"/>
+          <w:sz w:val="22"/>
+          <w:szCs w:val="22"/>
+        </w:rPr>
+        <w:instrText xml:space="preserve"> SEQ Table \* ARABIC </w:instrText>
+      </w:r>
+      <w:r>
+        <w:rPr>
+          <w:rFonts w:ascii="Times New Roman" w:hAnsi="Times New Roman" w:cs="Times New Roman"/>
+          <w:color w:val="auto"/>
+          <w:sz w:val="22"/>
+          <w:szCs w:val="22"/>
+        </w:rPr>
+        <w:fldChar w:fldCharType="separate"/>
+      </w:r>
+      <w:r>
+        <w:rPr>
+          <w:rFonts w:ascii="Times New Roman" w:hAnsi="Times New Roman" w:cs="Times New Roman"/>
+          <w:noProof/>
+          <w:color w:val="auto"/>
+          <w:sz w:val="22"/>
+          <w:szCs w:val="22"/>
+        </w:rPr>
+        <w:t>2</w:t>
+      </w:r>
+      <w:r>
+        <w:rPr>
+          <w:rFonts w:ascii="Times New Roman" w:hAnsi="Times New Roman" w:cs="Times New Roman"/>
+          <w:color w:val="auto"/>
+          <w:sz w:val="22"/>
+          <w:szCs w:val="22"/>
+        </w:rPr>
+        <w:fldChar w:fldCharType="end"/>
+      </w:r>
+      <w:r>
+        <w:rPr>
+          <w:rFonts w:ascii="Times New Roman" w:hAnsi="Times New Roman" w:cs="Times New Roman"/>
+          <w:color w:val="auto"/>
+          <w:sz w:val="22"/>
+          <w:szCs w:val="22"/>
+        </w:rPr>
+        <w:t xml:space="preserve"> Pertanyaan Bagian Elemen Pressure</w:t>
+      </w:r>
+    </w:p>
     <w:tbl>
       <w:tblPr>
-        <w:tblStyle w:val="CommentText"/>
-        <w:tblpPr w:leftFromText="180" w:rightFromText="180" w:vertAnchor="text" w:horzAnchor="margin" w:tblpXSpec="center" w:tblpY="2025"/>
-        <w:tblW w:w="9026" w:type="dxa"/>
+        <w:tblStyle w:val="TableGrid"/>
+        <w:tblpPr w:leftFromText="180" w:rightFromText="180" w:vertAnchor="text" w:horzAnchor="margin" w:tblpY="-32"/>
+        <w:tblW w:w="7704" w:type="dxa"/>
         <w:tblLook w:val="04A0" w:firstRow="1" w:lastRow="0" w:firstColumn="1" w:lastColumn="0" w:noHBand="0" w:noVBand="1"/>
       </w:tblPr>
       <w:tblGrid>
         <w:gridCol w:w="510"/>
-        <w:gridCol w:w="6998"/>
-        <w:gridCol w:w="1518"/>
+        <w:gridCol w:w="5908"/>
+        <w:gridCol w:w="1286"/>
       </w:tblGrid>
       <w:tr>
         <w:trPr>
-          <w:trHeight w:val="225"/>
+          <w:trHeight w:val="227"/>
         </w:trPr>
         <w:tc>
           <w:tcPr>
@@ -24853,7 +24953,6 @@
               <w:rPr>
                 <w:rFonts w:ascii="Times New Roman" w:eastAsia="Times New Roman" w:hAnsi="Times New Roman" w:cs="Times New Roman"/>
                 <w:b/>
-                <w:bCs/>
                 <w:sz w:val="24"/>
                 <w:szCs w:val="24"/>
                 <w:lang w:eastAsia="en-ID"/>
@@ -24864,7 +24963,7 @@
         </w:tc>
         <w:tc>
           <w:tcPr>
-            <w:tcW w:w="6998" w:type="dxa"/>
+            <w:tcW w:w="5908" w:type="dxa"/>
             <w:hideMark/>
           </w:tcPr>
           <w:p>
@@ -24883,7 +24982,6 @@
               <w:rPr>
                 <w:rFonts w:ascii="Times New Roman" w:eastAsia="Times New Roman" w:hAnsi="Times New Roman" w:cs="Times New Roman"/>
                 <w:b/>
-                <w:bCs/>
                 <w:sz w:val="24"/>
                 <w:szCs w:val="24"/>
                 <w:lang w:eastAsia="en-ID"/>
@@ -24894,11 +24992,12 @@
         </w:tc>
         <w:tc>
           <w:tcPr>
-            <w:tcW w:w="1518" w:type="dxa"/>
+            <w:tcW w:w="1286" w:type="dxa"/>
             <w:hideMark/>
           </w:tcPr>
           <w:p>
             <w:pPr>
+              <w:ind w:left="-143"/>
               <w:jc w:val="center"/>
               <w:rPr>
                 <w:rFonts w:ascii="Times New Roman" w:eastAsia="Times New Roman" w:hAnsi="Times New Roman" w:cs="Times New Roman"/>
@@ -24913,7 +25012,6 @@
               <w:rPr>
                 <w:rFonts w:ascii="Times New Roman" w:eastAsia="Times New Roman" w:hAnsi="Times New Roman" w:cs="Times New Roman"/>
                 <w:b/>
-                <w:bCs/>
                 <w:sz w:val="24"/>
                 <w:szCs w:val="24"/>
                 <w:lang w:eastAsia="en-ID"/>
@@ -24925,7 +25023,7 @@
       </w:tr>
       <w:tr>
         <w:trPr>
-          <w:trHeight w:val="236"/>
+          <w:trHeight w:val="238"/>
         </w:trPr>
         <w:tc>
           <w:tcPr>
@@ -24954,7 +25052,7 @@
         </w:tc>
         <w:tc>
           <w:tcPr>
-            <w:tcW w:w="6998" w:type="dxa"/>
+            <w:tcW w:w="5908" w:type="dxa"/>
             <w:hideMark/>
           </w:tcPr>
           <w:p>
@@ -24973,13 +25071,31 @@
                 <w:szCs w:val="24"/>
                 <w:lang w:eastAsia="en-ID"/>
               </w:rPr>
-              <w:t>Saya memiliki kebutuhan ekonomi yang mendesak.</w:t>
+              <w:t xml:space="preserve">Saya memiliki kebutuhan ekonomi yang </w:t>
+            </w:r>
+            <w:r>
+              <w:rPr>
+                <w:rFonts w:ascii="Times New Roman" w:eastAsia="Times New Roman" w:hAnsi="Times New Roman" w:cs="Times New Roman"/>
+                <w:sz w:val="24"/>
+                <w:szCs w:val="24"/>
+                <w:lang w:eastAsia="en-ID"/>
+              </w:rPr>
+              <w:t>besar</w:t>
+            </w:r>
+            <w:r>
+              <w:rPr>
+                <w:rFonts w:ascii="Times New Roman" w:eastAsia="Times New Roman" w:hAnsi="Times New Roman" w:cs="Times New Roman"/>
+                <w:sz w:val="24"/>
+                <w:szCs w:val="24"/>
+                <w:lang w:eastAsia="en-ID"/>
+              </w:rPr>
+              <w:t>.</w:t>
             </w:r>
           </w:p>
         </w:tc>
         <w:tc>
           <w:tcPr>
-            <w:tcW w:w="1518" w:type="dxa"/>
+            <w:tcW w:w="1286" w:type="dxa"/>
             <w:hideMark/>
           </w:tcPr>
           <w:p>
@@ -24996,7 +25112,7 @@
       </w:tr>
       <w:tr>
         <w:trPr>
-          <w:trHeight w:val="225"/>
+          <w:trHeight w:val="227"/>
         </w:trPr>
         <w:tc>
           <w:tcPr>
@@ -25019,18 +25135,18 @@
                 <w:szCs w:val="24"/>
                 <w:lang w:eastAsia="en-ID"/>
               </w:rPr>
-              <w:lastRenderedPageBreak/>
               <w:t>P2</w:t>
             </w:r>
           </w:p>
         </w:tc>
         <w:tc>
           <w:tcPr>
-            <w:tcW w:w="6998" w:type="dxa"/>
+            <w:tcW w:w="5908" w:type="dxa"/>
             <w:hideMark/>
           </w:tcPr>
           <w:p>
             <w:pPr>
+              <w:jc w:val="both"/>
               <w:rPr>
                 <w:rFonts w:ascii="Times New Roman" w:eastAsia="Times New Roman" w:hAnsi="Times New Roman" w:cs="Times New Roman"/>
                 <w:sz w:val="24"/>
@@ -25051,7 +25167,7 @@
         </w:tc>
         <w:tc>
           <w:tcPr>
-            <w:tcW w:w="1518" w:type="dxa"/>
+            <w:tcW w:w="1286" w:type="dxa"/>
             <w:hideMark/>
           </w:tcPr>
           <w:p>
@@ -25068,7 +25184,7 @@
       </w:tr>
       <w:tr>
         <w:trPr>
-          <w:trHeight w:val="236"/>
+          <w:trHeight w:val="238"/>
         </w:trPr>
         <w:tc>
           <w:tcPr>
@@ -25097,11 +25213,12 @@
         </w:tc>
         <w:tc>
           <w:tcPr>
-            <w:tcW w:w="6998" w:type="dxa"/>
+            <w:tcW w:w="5908" w:type="dxa"/>
             <w:hideMark/>
           </w:tcPr>
           <w:p>
             <w:pPr>
+              <w:jc w:val="both"/>
               <w:rPr>
                 <w:rFonts w:ascii="Times New Roman" w:eastAsia="Times New Roman" w:hAnsi="Times New Roman" w:cs="Times New Roman"/>
                 <w:sz w:val="24"/>
@@ -25122,7 +25239,7 @@
         </w:tc>
         <w:tc>
           <w:tcPr>
-            <w:tcW w:w="1518" w:type="dxa"/>
+            <w:tcW w:w="1286" w:type="dxa"/>
             <w:hideMark/>
           </w:tcPr>
           <w:p>
@@ -25139,7 +25256,7 @@
       </w:tr>
       <w:tr>
         <w:trPr>
-          <w:trHeight w:val="225"/>
+          <w:trHeight w:val="227"/>
         </w:trPr>
         <w:tc>
           <w:tcPr>
@@ -25168,11 +25285,12 @@
         </w:tc>
         <w:tc>
           <w:tcPr>
-            <w:tcW w:w="6998" w:type="dxa"/>
+            <w:tcW w:w="5908" w:type="dxa"/>
             <w:hideMark/>
           </w:tcPr>
           <w:p>
             <w:pPr>
+              <w:jc w:val="both"/>
               <w:rPr>
                 <w:rFonts w:ascii="Times New Roman" w:eastAsia="Times New Roman" w:hAnsi="Times New Roman" w:cs="Times New Roman"/>
                 <w:sz w:val="24"/>
@@ -25193,7 +25311,7 @@
         </w:tc>
         <w:tc>
           <w:tcPr>
-            <w:tcW w:w="1518" w:type="dxa"/>
+            <w:tcW w:w="1286" w:type="dxa"/>
             <w:hideMark/>
           </w:tcPr>
           <w:p>
@@ -25210,7 +25328,7 @@
       </w:tr>
       <w:tr>
         <w:trPr>
-          <w:trHeight w:val="225"/>
+          <w:trHeight w:val="227"/>
         </w:trPr>
         <w:tc>
           <w:tcPr>
@@ -25239,11 +25357,12 @@
         </w:tc>
         <w:tc>
           <w:tcPr>
-            <w:tcW w:w="6998" w:type="dxa"/>
+            <w:tcW w:w="5908" w:type="dxa"/>
             <w:hideMark/>
           </w:tcPr>
           <w:p>
             <w:pPr>
+              <w:jc w:val="both"/>
               <w:rPr>
                 <w:rFonts w:ascii="Times New Roman" w:eastAsia="Times New Roman" w:hAnsi="Times New Roman" w:cs="Times New Roman"/>
                 <w:sz w:val="24"/>
@@ -25264,7 +25383,7 @@
         </w:tc>
         <w:tc>
           <w:tcPr>
-            <w:tcW w:w="1518" w:type="dxa"/>
+            <w:tcW w:w="1286" w:type="dxa"/>
             <w:hideMark/>
           </w:tcPr>
           <w:p>
@@ -25282,30 +25401,7 @@
     </w:tbl>
     <w:p>
       <w:pPr>
-        <w:pStyle w:val="ListParagraph"/>
         <w:spacing w:line="360" w:lineRule="auto"/>
-        <w:ind w:left="284"/>
-        <w:jc w:val="both"/>
-        <w:rPr>
-          <w:rFonts w:ascii="Times New Roman" w:hAnsi="Times New Roman" w:cs="Times New Roman"/>
-          <w:sz w:val="24"/>
-          <w:szCs w:val="24"/>
-        </w:rPr>
-      </w:pPr>
-      <w:r>
-        <w:rPr>
-          <w:rFonts w:ascii="Times New Roman" w:hAnsi="Times New Roman" w:cs="Times New Roman"/>
-          <w:sz w:val="24"/>
-          <w:szCs w:val="24"/>
-        </w:rPr>
-        <w:t>Elemen ini mencerminkan tekanan yang mungkin dirasakan karyawan, baik dalam aspek ekonomi maupun target kerja. Indikator yang digunakan meliputi kebutuhan ekonomi yang mendesak, target kerja yang tinggi dan sulit dicapai, beban utang pribadi, tekanan finansial dalam pekerjaan, dan keinginan untuk mencari penghasilan tambahan. Pernyataan yang diberikan dalam kuesioner antara lain:</w:t>
-      </w:r>
-    </w:p>
-    <w:p>
-      <w:pPr>
-        <w:pStyle w:val="ListParagraph"/>
-        <w:spacing w:line="360" w:lineRule="auto"/>
-        <w:ind w:left="284"/>
         <w:jc w:val="both"/>
         <w:rPr>
           <w:rFonts w:ascii="Times New Roman" w:hAnsi="Times New Roman" w:cs="Times New Roman"/>
@@ -25362,27 +25458,91 @@
     </w:p>
     <w:p>
       <w:pPr>
-        <w:pStyle w:val="ListParagraph"/>
-        <w:spacing w:line="360" w:lineRule="auto"/>
-        <w:ind w:left="284"/>
-        <w:jc w:val="both"/>
-        <w:rPr>
-          <w:rFonts w:ascii="Times New Roman" w:hAnsi="Times New Roman" w:cs="Times New Roman"/>
-          <w:sz w:val="24"/>
-          <w:szCs w:val="24"/>
-        </w:rPr>
-      </w:pPr>
+        <w:pStyle w:val="Caption"/>
+        <w:keepNext/>
+        <w:jc w:val="center"/>
+        <w:rPr>
+          <w:rFonts w:ascii="Times New Roman" w:hAnsi="Times New Roman" w:cs="Times New Roman"/>
+          <w:color w:val="auto"/>
+          <w:sz w:val="22"/>
+          <w:szCs w:val="22"/>
+        </w:rPr>
+      </w:pPr>
+      <w:r>
+        <w:rPr>
+          <w:rFonts w:ascii="Times New Roman" w:hAnsi="Times New Roman" w:cs="Times New Roman"/>
+          <w:color w:val="auto"/>
+          <w:sz w:val="22"/>
+          <w:szCs w:val="22"/>
+        </w:rPr>
+        <w:t xml:space="preserve">Table </w:t>
+      </w:r>
+      <w:r>
+        <w:rPr>
+          <w:rFonts w:ascii="Times New Roman" w:hAnsi="Times New Roman" w:cs="Times New Roman"/>
+          <w:color w:val="auto"/>
+          <w:sz w:val="22"/>
+          <w:szCs w:val="22"/>
+        </w:rPr>
+        <w:fldChar w:fldCharType="begin"/>
+      </w:r>
+      <w:r>
+        <w:rPr>
+          <w:rFonts w:ascii="Times New Roman" w:hAnsi="Times New Roman" w:cs="Times New Roman"/>
+          <w:color w:val="auto"/>
+          <w:sz w:val="22"/>
+          <w:szCs w:val="22"/>
+        </w:rPr>
+        <w:instrText xml:space="preserve"> SEQ Table \* ARABIC </w:instrText>
+      </w:r>
+      <w:r>
+        <w:rPr>
+          <w:rFonts w:ascii="Times New Roman" w:hAnsi="Times New Roman" w:cs="Times New Roman"/>
+          <w:color w:val="auto"/>
+          <w:sz w:val="22"/>
+          <w:szCs w:val="22"/>
+        </w:rPr>
+        <w:fldChar w:fldCharType="separate"/>
+      </w:r>
+      <w:r>
+        <w:rPr>
+          <w:rFonts w:ascii="Times New Roman" w:hAnsi="Times New Roman" w:cs="Times New Roman"/>
+          <w:noProof/>
+          <w:color w:val="auto"/>
+          <w:sz w:val="22"/>
+          <w:szCs w:val="22"/>
+        </w:rPr>
+        <w:t>3</w:t>
+      </w:r>
+      <w:r>
+        <w:rPr>
+          <w:rFonts w:ascii="Times New Roman" w:hAnsi="Times New Roman" w:cs="Times New Roman"/>
+          <w:color w:val="auto"/>
+          <w:sz w:val="22"/>
+          <w:szCs w:val="22"/>
+        </w:rPr>
+        <w:fldChar w:fldCharType="end"/>
+      </w:r>
+      <w:r>
+        <w:rPr>
+          <w:rFonts w:ascii="Times New Roman" w:hAnsi="Times New Roman" w:cs="Times New Roman"/>
+          <w:color w:val="auto"/>
+          <w:sz w:val="22"/>
+          <w:szCs w:val="22"/>
+        </w:rPr>
+        <w:t xml:space="preserve"> Pertanyaan Bagian Elemen Opportunity</w:t>
+      </w:r>
     </w:p>
     <w:tbl>
       <w:tblPr>
-        <w:tblStyle w:val="CommentText"/>
+        <w:tblStyle w:val="TableGrid"/>
         <w:tblW w:w="0" w:type="auto"/>
         <w:tblLook w:val="04A0" w:firstRow="1" w:lastRow="0" w:firstColumn="1" w:lastColumn="0" w:noHBand="0" w:noVBand="1"/>
       </w:tblPr>
       <w:tblGrid>
         <w:gridCol w:w="510"/>
-        <w:gridCol w:w="6227"/>
-        <w:gridCol w:w="1200"/>
+        <w:gridCol w:w="6169"/>
+        <w:gridCol w:w="1248"/>
       </w:tblGrid>
       <w:tr>
         <w:tc>
@@ -25452,6 +25612,7 @@
           </w:tcPr>
           <w:p>
             <w:pPr>
+              <w:ind w:left="-81"/>
               <w:jc w:val="center"/>
               <w:rPr>
                 <w:rFonts w:ascii="Times New Roman" w:eastAsia="Times New Roman" w:hAnsi="Times New Roman" w:cs="Times New Roman"/>
@@ -25577,6 +25738,7 @@
           </w:tcPr>
           <w:p>
             <w:pPr>
+              <w:jc w:val="both"/>
               <w:rPr>
                 <w:rFonts w:ascii="Times New Roman" w:eastAsia="Times New Roman" w:hAnsi="Times New Roman" w:cs="Times New Roman"/>
                 <w:sz w:val="24"/>
@@ -25713,6 +25875,7 @@
           </w:tcPr>
           <w:p>
             <w:pPr>
+              <w:jc w:val="both"/>
               <w:rPr>
                 <w:rFonts w:ascii="Times New Roman" w:eastAsia="Times New Roman" w:hAnsi="Times New Roman" w:cs="Times New Roman"/>
                 <w:sz w:val="24"/>
@@ -25795,7 +25958,16 @@
                 <w:szCs w:val="24"/>
                 <w:lang w:eastAsia="en-ID"/>
               </w:rPr>
-              <w:t>Saya tahu cara untuk menghindari deteksi jika melakukan pelanggaran.</w:t>
+              <w:t xml:space="preserve">Saya tahu cara </w:t>
+            </w:r>
+            <w:r>
+              <w:rPr>
+                <w:rFonts w:ascii="Times New Roman" w:eastAsia="Times New Roman" w:hAnsi="Times New Roman" w:cs="Times New Roman"/>
+                <w:sz w:val="24"/>
+                <w:szCs w:val="24"/>
+                <w:lang w:eastAsia="en-ID"/>
+              </w:rPr>
+              <w:t>cenderung tidak mengikuti SOP perusahaan</w:t>
             </w:r>
           </w:p>
         </w:tc>
@@ -25850,7 +26022,6 @@
           <w:sz w:val="24"/>
           <w:szCs w:val="24"/>
         </w:rPr>
-        <w:lastRenderedPageBreak/>
         <w:t xml:space="preserve">Elemen Rationalization (Pembenaran): </w:t>
       </w:r>
     </w:p>
@@ -25872,19 +26043,105 @@
           <w:sz w:val="24"/>
           <w:szCs w:val="24"/>
         </w:rPr>
-        <w:t>Elemen ini mengukur sejauh mana seseorang membenarkan secara pribadi tindakannya dalam melakukan kecurangan. Indikator dalam bagian ini mencakup anggapan bahwa kecurangan kecil tidak berdampak besar, pembenaran karena merasa kurang dihargai, adanya persepsi bahwa banyak orang lain juga melakukan hal yang sama, serta merasa berhak atas kompensasi tambahan. Pernyataan dalam kuesioner antara lain:</w:t>
+        <w:t xml:space="preserve">Elemen ini mengukur sejauh mana seseorang membenarkan secara pribadi tindakannya dalam melakukan kecurangan. Indikator dalam bagian ini mencakup anggapan bahwa kecurangan kecil tidak berdampak besar, pembenaran karena merasa kurang dihargai, adanya persepsi bahwa banyak </w:t>
+      </w:r>
+      <w:r>
+        <w:rPr>
+          <w:rFonts w:ascii="Times New Roman" w:hAnsi="Times New Roman" w:cs="Times New Roman"/>
+          <w:sz w:val="24"/>
+          <w:szCs w:val="24"/>
+        </w:rPr>
+        <w:lastRenderedPageBreak/>
+        <w:t>orang lain juga melakukan hal yang sama, serta merasa berhak atas kompensasi tambahan. Pernyataan dalam kuesioner antara lain:</w:t>
+      </w:r>
+    </w:p>
+    <w:p>
+      <w:pPr>
+        <w:pStyle w:val="Caption"/>
+        <w:keepNext/>
+        <w:jc w:val="center"/>
+        <w:rPr>
+          <w:rFonts w:ascii="Times New Roman" w:hAnsi="Times New Roman" w:cs="Times New Roman"/>
+          <w:color w:val="auto"/>
+          <w:sz w:val="22"/>
+          <w:szCs w:val="22"/>
+        </w:rPr>
+      </w:pPr>
+      <w:r>
+        <w:rPr>
+          <w:rFonts w:ascii="Times New Roman" w:hAnsi="Times New Roman" w:cs="Times New Roman"/>
+          <w:color w:val="auto"/>
+          <w:sz w:val="22"/>
+          <w:szCs w:val="22"/>
+        </w:rPr>
+        <w:t xml:space="preserve">Table </w:t>
+      </w:r>
+      <w:r>
+        <w:rPr>
+          <w:rFonts w:ascii="Times New Roman" w:hAnsi="Times New Roman" w:cs="Times New Roman"/>
+          <w:color w:val="auto"/>
+          <w:sz w:val="22"/>
+          <w:szCs w:val="22"/>
+        </w:rPr>
+        <w:fldChar w:fldCharType="begin"/>
+      </w:r>
+      <w:r>
+        <w:rPr>
+          <w:rFonts w:ascii="Times New Roman" w:hAnsi="Times New Roman" w:cs="Times New Roman"/>
+          <w:color w:val="auto"/>
+          <w:sz w:val="22"/>
+          <w:szCs w:val="22"/>
+        </w:rPr>
+        <w:instrText xml:space="preserve"> SEQ Table \* ARABIC </w:instrText>
+      </w:r>
+      <w:r>
+        <w:rPr>
+          <w:rFonts w:ascii="Times New Roman" w:hAnsi="Times New Roman" w:cs="Times New Roman"/>
+          <w:color w:val="auto"/>
+          <w:sz w:val="22"/>
+          <w:szCs w:val="22"/>
+        </w:rPr>
+        <w:fldChar w:fldCharType="separate"/>
+      </w:r>
+      <w:r>
+        <w:rPr>
+          <w:rFonts w:ascii="Times New Roman" w:hAnsi="Times New Roman" w:cs="Times New Roman"/>
+          <w:noProof/>
+          <w:color w:val="auto"/>
+          <w:sz w:val="22"/>
+          <w:szCs w:val="22"/>
+        </w:rPr>
+        <w:t>4</w:t>
+      </w:r>
+      <w:r>
+        <w:rPr>
+          <w:rFonts w:ascii="Times New Roman" w:hAnsi="Times New Roman" w:cs="Times New Roman"/>
+          <w:color w:val="auto"/>
+          <w:sz w:val="22"/>
+          <w:szCs w:val="22"/>
+        </w:rPr>
+        <w:fldChar w:fldCharType="end"/>
+      </w:r>
+      <w:r>
+        <w:rPr>
+          <w:rFonts w:ascii="Times New Roman" w:hAnsi="Times New Roman" w:cs="Times New Roman"/>
+          <w:color w:val="auto"/>
+          <w:sz w:val="22"/>
+          <w:szCs w:val="22"/>
+        </w:rPr>
+        <w:t xml:space="preserve"> Pertanyaan bagian Elemen Rationalization</w:t>
       </w:r>
     </w:p>
     <w:tbl>
       <w:tblPr>
-        <w:tblStyle w:val="CommentText"/>
+        <w:tblStyle w:val="TableGrid"/>
         <w:tblW w:w="0" w:type="auto"/>
         <w:tblLook w:val="04A0" w:firstRow="1" w:lastRow="0" w:firstColumn="1" w:lastColumn="0" w:noHBand="0" w:noVBand="1"/>
       </w:tblPr>
       <w:tblGrid>
         <w:gridCol w:w="510"/>
-        <w:gridCol w:w="6057"/>
-        <w:gridCol w:w="1370"/>
+        <w:gridCol w:w="6048"/>
+        <w:gridCol w:w="1369"/>
       </w:tblGrid>
       <w:tr>
         <w:tc>
@@ -25919,7 +26176,7 @@
         </w:tc>
         <w:tc>
           <w:tcPr>
-            <w:tcW w:w="6998" w:type="dxa"/>
+            <w:tcW w:w="6057" w:type="dxa"/>
             <w:hideMark/>
           </w:tcPr>
           <w:p>
@@ -25949,7 +26206,7 @@
         </w:tc>
         <w:tc>
           <w:tcPr>
-            <w:tcW w:w="1508" w:type="dxa"/>
+            <w:tcW w:w="1370" w:type="dxa"/>
             <w:hideMark/>
           </w:tcPr>
           <w:p>
@@ -26006,7 +26263,7 @@
         </w:tc>
         <w:tc>
           <w:tcPr>
-            <w:tcW w:w="6998" w:type="dxa"/>
+            <w:tcW w:w="6057" w:type="dxa"/>
             <w:hideMark/>
           </w:tcPr>
           <w:p>
@@ -26031,7 +26288,7 @@
         </w:tc>
         <w:tc>
           <w:tcPr>
-            <w:tcW w:w="1508" w:type="dxa"/>
+            <w:tcW w:w="1370" w:type="dxa"/>
             <w:hideMark/>
           </w:tcPr>
           <w:p>
@@ -26074,7 +26331,7 @@
         </w:tc>
         <w:tc>
           <w:tcPr>
-            <w:tcW w:w="6998" w:type="dxa"/>
+            <w:tcW w:w="6057" w:type="dxa"/>
             <w:hideMark/>
           </w:tcPr>
           <w:p>
@@ -26099,7 +26356,7 @@
         </w:tc>
         <w:tc>
           <w:tcPr>
-            <w:tcW w:w="1508" w:type="dxa"/>
+            <w:tcW w:w="1370" w:type="dxa"/>
             <w:hideMark/>
           </w:tcPr>
           <w:p>
@@ -26142,7 +26399,7 @@
         </w:tc>
         <w:tc>
           <w:tcPr>
-            <w:tcW w:w="6998" w:type="dxa"/>
+            <w:tcW w:w="6057" w:type="dxa"/>
             <w:hideMark/>
           </w:tcPr>
           <w:p>
@@ -26167,7 +26424,7 @@
         </w:tc>
         <w:tc>
           <w:tcPr>
-            <w:tcW w:w="1508" w:type="dxa"/>
+            <w:tcW w:w="1370" w:type="dxa"/>
             <w:hideMark/>
           </w:tcPr>
           <w:p>
@@ -26210,7 +26467,7 @@
         </w:tc>
         <w:tc>
           <w:tcPr>
-            <w:tcW w:w="6998" w:type="dxa"/>
+            <w:tcW w:w="6057" w:type="dxa"/>
             <w:hideMark/>
           </w:tcPr>
           <w:p>
@@ -26235,7 +26492,7 @@
         </w:tc>
         <w:tc>
           <w:tcPr>
-            <w:tcW w:w="1508" w:type="dxa"/>
+            <w:tcW w:w="1370" w:type="dxa"/>
             <w:hideMark/>
           </w:tcPr>
           <w:p>
@@ -26278,11 +26535,12 @@
         </w:tc>
         <w:tc>
           <w:tcPr>
-            <w:tcW w:w="6998" w:type="dxa"/>
+            <w:tcW w:w="6057" w:type="dxa"/>
             <w:hideMark/>
           </w:tcPr>
           <w:p>
             <w:pPr>
+              <w:jc w:val="both"/>
               <w:rPr>
                 <w:rFonts w:ascii="Times New Roman" w:eastAsia="Times New Roman" w:hAnsi="Times New Roman" w:cs="Times New Roman"/>
                 <w:sz w:val="24"/>
@@ -26303,7 +26561,7 @@
         </w:tc>
         <w:tc>
           <w:tcPr>
-            <w:tcW w:w="1508" w:type="dxa"/>
+            <w:tcW w:w="1370" w:type="dxa"/>
             <w:hideMark/>
           </w:tcPr>
           <w:p>
@@ -26376,16 +26634,93 @@
         <w:t>Elemen ini menilai sejauh mana seorang individu memiliki kapasitas dan kemampuan untuk melakukan kecurangan, termasuk dari segi teknis, pengalaman, dan kewenangan. Indikator yang digunakan mencakup pengetahuan tentang sistem kerja dan kelemahannya, akses terhadap sistem atau aset penting, kemampuan untuk melakukan tindakan tanpa diketahui, serta kemampuan untuk memengaruhi atau memanipulasi orang lain. Contoh pernyataannya adalah:</w:t>
       </w:r>
     </w:p>
+    <w:p>
+      <w:pPr>
+        <w:pStyle w:val="Caption"/>
+        <w:keepNext/>
+        <w:jc w:val="center"/>
+        <w:rPr>
+          <w:rFonts w:ascii="Times New Roman" w:hAnsi="Times New Roman" w:cs="Times New Roman"/>
+          <w:color w:val="auto"/>
+          <w:sz w:val="22"/>
+          <w:szCs w:val="22"/>
+        </w:rPr>
+      </w:pPr>
+      <w:r>
+        <w:rPr>
+          <w:rFonts w:ascii="Times New Roman" w:hAnsi="Times New Roman" w:cs="Times New Roman"/>
+          <w:color w:val="auto"/>
+          <w:sz w:val="22"/>
+          <w:szCs w:val="22"/>
+        </w:rPr>
+        <w:t xml:space="preserve">Table </w:t>
+      </w:r>
+      <w:r>
+        <w:rPr>
+          <w:rFonts w:ascii="Times New Roman" w:hAnsi="Times New Roman" w:cs="Times New Roman"/>
+          <w:color w:val="auto"/>
+          <w:sz w:val="22"/>
+          <w:szCs w:val="22"/>
+        </w:rPr>
+        <w:fldChar w:fldCharType="begin"/>
+      </w:r>
+      <w:r>
+        <w:rPr>
+          <w:rFonts w:ascii="Times New Roman" w:hAnsi="Times New Roman" w:cs="Times New Roman"/>
+          <w:color w:val="auto"/>
+          <w:sz w:val="22"/>
+          <w:szCs w:val="22"/>
+        </w:rPr>
+        <w:instrText xml:space="preserve"> SEQ Table \* ARABIC </w:instrText>
+      </w:r>
+      <w:r>
+        <w:rPr>
+          <w:rFonts w:ascii="Times New Roman" w:hAnsi="Times New Roman" w:cs="Times New Roman"/>
+          <w:color w:val="auto"/>
+          <w:sz w:val="22"/>
+          <w:szCs w:val="22"/>
+        </w:rPr>
+        <w:fldChar w:fldCharType="separate"/>
+      </w:r>
+      <w:r>
+        <w:rPr>
+          <w:rFonts w:ascii="Times New Roman" w:hAnsi="Times New Roman" w:cs="Times New Roman"/>
+          <w:noProof/>
+          <w:color w:val="auto"/>
+          <w:sz w:val="22"/>
+          <w:szCs w:val="22"/>
+        </w:rPr>
+        <w:t>5</w:t>
+      </w:r>
+      <w:r>
+        <w:rPr>
+          <w:rFonts w:ascii="Times New Roman" w:hAnsi="Times New Roman" w:cs="Times New Roman"/>
+          <w:color w:val="auto"/>
+          <w:sz w:val="22"/>
+          <w:szCs w:val="22"/>
+        </w:rPr>
+        <w:fldChar w:fldCharType="end"/>
+      </w:r>
+      <w:r>
+        <w:rPr>
+          <w:rFonts w:ascii="Times New Roman" w:hAnsi="Times New Roman" w:cs="Times New Roman"/>
+          <w:color w:val="auto"/>
+          <w:sz w:val="22"/>
+          <w:szCs w:val="22"/>
+        </w:rPr>
+        <w:t xml:space="preserve"> Pertanyaan Bagian Elemen Capability</w:t>
+      </w:r>
+    </w:p>
     <w:tbl>
       <w:tblPr>
-        <w:tblStyle w:val="CommentText"/>
+        <w:tblStyle w:val="TableGrid"/>
         <w:tblW w:w="0" w:type="auto"/>
         <w:tblLook w:val="04A0" w:firstRow="1" w:lastRow="0" w:firstColumn="1" w:lastColumn="0" w:noHBand="0" w:noVBand="1"/>
       </w:tblPr>
       <w:tblGrid>
         <w:gridCol w:w="510"/>
-        <w:gridCol w:w="6060"/>
-        <w:gridCol w:w="1367"/>
+        <w:gridCol w:w="6051"/>
+        <w:gridCol w:w="1366"/>
       </w:tblGrid>
       <w:tr>
         <w:tc>
@@ -26420,7 +26755,7 @@
         </w:tc>
         <w:tc>
           <w:tcPr>
-            <w:tcW w:w="6998" w:type="dxa"/>
+            <w:tcW w:w="6060" w:type="dxa"/>
             <w:hideMark/>
           </w:tcPr>
           <w:p>
@@ -26450,7 +26785,7 @@
         </w:tc>
         <w:tc>
           <w:tcPr>
-            <w:tcW w:w="1508" w:type="dxa"/>
+            <w:tcW w:w="1367" w:type="dxa"/>
             <w:hideMark/>
           </w:tcPr>
           <w:p>
@@ -26507,7 +26842,7 @@
         </w:tc>
         <w:tc>
           <w:tcPr>
-            <w:tcW w:w="6998" w:type="dxa"/>
+            <w:tcW w:w="6060" w:type="dxa"/>
             <w:hideMark/>
           </w:tcPr>
           <w:p>
@@ -26532,7 +26867,7 @@
         </w:tc>
         <w:tc>
           <w:tcPr>
-            <w:tcW w:w="1508" w:type="dxa"/>
+            <w:tcW w:w="1367" w:type="dxa"/>
             <w:hideMark/>
           </w:tcPr>
           <w:p>
@@ -26575,11 +26910,12 @@
         </w:tc>
         <w:tc>
           <w:tcPr>
-            <w:tcW w:w="6998" w:type="dxa"/>
+            <w:tcW w:w="6060" w:type="dxa"/>
             <w:hideMark/>
           </w:tcPr>
           <w:p>
             <w:pPr>
+              <w:jc w:val="both"/>
               <w:rPr>
                 <w:rFonts w:ascii="Times New Roman" w:eastAsia="Times New Roman" w:hAnsi="Times New Roman" w:cs="Times New Roman"/>
                 <w:sz w:val="24"/>
@@ -26594,13 +26930,31 @@
                 <w:szCs w:val="24"/>
                 <w:lang w:eastAsia="en-ID"/>
               </w:rPr>
-              <w:t>Saya memiliki wewenang untuk mengakses sistem atau aset penting perusahaan.</w:t>
+              <w:t xml:space="preserve">Saya memiliki wewenang untuk mengakses </w:t>
+            </w:r>
+            <w:r>
+              <w:rPr>
+                <w:rFonts w:ascii="Times New Roman" w:eastAsia="Times New Roman" w:hAnsi="Times New Roman" w:cs="Times New Roman"/>
+                <w:sz w:val="24"/>
+                <w:szCs w:val="24"/>
+                <w:lang w:eastAsia="en-ID"/>
+              </w:rPr>
+              <w:t>administrasi</w:t>
+            </w:r>
+            <w:r>
+              <w:rPr>
+                <w:rFonts w:ascii="Times New Roman" w:eastAsia="Times New Roman" w:hAnsi="Times New Roman" w:cs="Times New Roman"/>
+                <w:sz w:val="24"/>
+                <w:szCs w:val="24"/>
+                <w:lang w:eastAsia="en-ID"/>
+              </w:rPr>
+              <w:t xml:space="preserve"> atau aset penting perusahaan.</w:t>
             </w:r>
           </w:p>
         </w:tc>
         <w:tc>
           <w:tcPr>
-            <w:tcW w:w="1508" w:type="dxa"/>
+            <w:tcW w:w="1367" w:type="dxa"/>
             <w:hideMark/>
           </w:tcPr>
           <w:p>
@@ -26643,11 +26997,12 @@
         </w:tc>
         <w:tc>
           <w:tcPr>
-            <w:tcW w:w="6998" w:type="dxa"/>
+            <w:tcW w:w="6060" w:type="dxa"/>
             <w:hideMark/>
           </w:tcPr>
           <w:p>
             <w:pPr>
+              <w:jc w:val="both"/>
               <w:rPr>
                 <w:rFonts w:ascii="Times New Roman" w:eastAsia="Times New Roman" w:hAnsi="Times New Roman" w:cs="Times New Roman"/>
                 <w:sz w:val="24"/>
@@ -26668,7 +27023,7 @@
         </w:tc>
         <w:tc>
           <w:tcPr>
-            <w:tcW w:w="1508" w:type="dxa"/>
+            <w:tcW w:w="1367" w:type="dxa"/>
             <w:hideMark/>
           </w:tcPr>
           <w:p>
@@ -26705,18 +27060,18 @@
                 <w:szCs w:val="24"/>
                 <w:lang w:eastAsia="en-ID"/>
               </w:rPr>
-              <w:lastRenderedPageBreak/>
               <w:t>C4</w:t>
             </w:r>
           </w:p>
         </w:tc>
         <w:tc>
           <w:tcPr>
-            <w:tcW w:w="6998" w:type="dxa"/>
+            <w:tcW w:w="6060" w:type="dxa"/>
             <w:hideMark/>
           </w:tcPr>
           <w:p>
             <w:pPr>
+              <w:jc w:val="both"/>
               <w:rPr>
                 <w:rFonts w:ascii="Times New Roman" w:eastAsia="Times New Roman" w:hAnsi="Times New Roman" w:cs="Times New Roman"/>
                 <w:sz w:val="24"/>
@@ -26737,7 +27092,7 @@
         </w:tc>
         <w:tc>
           <w:tcPr>
-            <w:tcW w:w="1508" w:type="dxa"/>
+            <w:tcW w:w="1367" w:type="dxa"/>
             <w:hideMark/>
           </w:tcPr>
           <w:p>
@@ -26780,11 +27135,12 @@
         </w:tc>
         <w:tc>
           <w:tcPr>
-            <w:tcW w:w="6998" w:type="dxa"/>
+            <w:tcW w:w="6060" w:type="dxa"/>
             <w:hideMark/>
           </w:tcPr>
           <w:p>
             <w:pPr>
+              <w:jc w:val="both"/>
               <w:rPr>
                 <w:rFonts w:ascii="Times New Roman" w:eastAsia="Times New Roman" w:hAnsi="Times New Roman" w:cs="Times New Roman"/>
                 <w:sz w:val="24"/>
@@ -26805,7 +27161,7 @@
         </w:tc>
         <w:tc>
           <w:tcPr>
-            <w:tcW w:w="1508" w:type="dxa"/>
+            <w:tcW w:w="1367" w:type="dxa"/>
             <w:hideMark/>
           </w:tcPr>
           <w:p>
@@ -26849,7 +27205,16 @@
           <w:sz w:val="24"/>
           <w:szCs w:val="24"/>
         </w:rPr>
-        <w:t>Instrumen ini disusun untuk mengumpulkan data secara kuantitatif dari karyawan di berbagai cabang perusahaan. Hasil pengisian kuesioner kemudian diubah menjadi data numerik dan dianalisis secara statistik untuk mengidentifikasi potensi risiko fraud berdasarkan dimensi Fraud Diamond. Data juga dapat digunakan untuk membangun model prediksi fraud dengan algoritma machine learning seperti Random Forest.</w:t>
+        <w:t xml:space="preserve">Instrumen ini disusun untuk mengumpulkan data secara kuantitatif dari karyawan di berbagai cabang perusahaan. Hasil pengisian kuesioner kemudian </w:t>
+      </w:r>
+      <w:r>
+        <w:rPr>
+          <w:rFonts w:ascii="Times New Roman" w:hAnsi="Times New Roman" w:cs="Times New Roman"/>
+          <w:sz w:val="24"/>
+          <w:szCs w:val="24"/>
+        </w:rPr>
+        <w:lastRenderedPageBreak/>
+        <w:t>diubah menjadi data numerik dan dianalisis secara statistik untuk mengidentifikasi potensi risiko fraud berdasarkan dimensi Fraud Diamond. Data juga dapat digunakan untuk membangun model prediksi fraud dengan algoritma machine learning seperti Random Forest.</w:t>
       </w:r>
     </w:p>
     <w:p>
@@ -26881,7 +27246,7 @@
     </w:p>
     <w:p>
       <w:pPr>
-        <w:spacing w:line="360" w:lineRule="auto"/>
+        <w:spacing w:after="0" w:line="360" w:lineRule="auto"/>
         <w:ind w:firstLine="720"/>
         <w:jc w:val="both"/>
         <w:rPr>
@@ -26897,6 +27262,31 @@
           <w:szCs w:val="24"/>
         </w:rPr>
         <w:t xml:space="preserve"> Data mentah dari kuisioner selanjutnya diproses agar siap digunakan dalam model pembelajaran mesin. Tahapan ini mencakup: </w:t>
+      </w:r>
+    </w:p>
+    <w:p>
+      <w:pPr>
+        <w:pStyle w:val="ListParagraph"/>
+        <w:numPr>
+          <w:ilvl w:val="0"/>
+          <w:numId w:val="46"/>
+        </w:numPr>
+        <w:spacing w:after="0" w:line="360" w:lineRule="auto"/>
+        <w:ind w:left="284" w:hanging="284"/>
+        <w:jc w:val="both"/>
+        <w:rPr>
+          <w:rFonts w:ascii="Times New Roman" w:hAnsi="Times New Roman" w:cs="Times New Roman"/>
+          <w:sz w:val="24"/>
+          <w:szCs w:val="24"/>
+        </w:rPr>
+      </w:pPr>
+      <w:r>
+        <w:rPr>
+          <w:rFonts w:ascii="Times New Roman" w:hAnsi="Times New Roman" w:cs="Times New Roman"/>
+          <w:sz w:val="24"/>
+          <w:szCs w:val="24"/>
+        </w:rPr>
+        <w:t xml:space="preserve">Pembersihan data dari nilai kosong, duplikasi, dan kesalahan input. </w:t>
       </w:r>
     </w:p>
     <w:p>
@@ -26921,7 +27311,7 @@
           <w:sz w:val="24"/>
           <w:szCs w:val="24"/>
         </w:rPr>
-        <w:t xml:space="preserve">Pembersihan data dari nilai kosong, duplikasi, dan kesalahan input. </w:t>
+        <w:t xml:space="preserve">Normalisasi atau standardisasi agar setiap fitur berada dalam skala yang seragam. </w:t>
       </w:r>
     </w:p>
     <w:p>
@@ -26946,7 +27336,7 @@
           <w:sz w:val="24"/>
           <w:szCs w:val="24"/>
         </w:rPr>
-        <w:t xml:space="preserve">Normalisasi atau standardisasi agar setiap fitur berada dalam skala yang seragam. </w:t>
+        <w:t xml:space="preserve">Pengkodean (jika ada variabel kategorikal). </w:t>
       </w:r>
     </w:p>
     <w:p>
@@ -26971,31 +27361,6 @@
           <w:sz w:val="24"/>
           <w:szCs w:val="24"/>
         </w:rPr>
-        <w:t xml:space="preserve">Pengkodean (jika ada variabel kategorikal). </w:t>
-      </w:r>
-    </w:p>
-    <w:p>
-      <w:pPr>
-        <w:pStyle w:val="ListParagraph"/>
-        <w:numPr>
-          <w:ilvl w:val="0"/>
-          <w:numId w:val="46"/>
-        </w:numPr>
-        <w:spacing w:line="360" w:lineRule="auto"/>
-        <w:ind w:left="284" w:hanging="284"/>
-        <w:jc w:val="both"/>
-        <w:rPr>
-          <w:rFonts w:ascii="Times New Roman" w:hAnsi="Times New Roman" w:cs="Times New Roman"/>
-          <w:sz w:val="24"/>
-          <w:szCs w:val="24"/>
-        </w:rPr>
-      </w:pPr>
-      <w:r>
-        <w:rPr>
-          <w:rFonts w:ascii="Times New Roman" w:hAnsi="Times New Roman" w:cs="Times New Roman"/>
-          <w:sz w:val="24"/>
-          <w:szCs w:val="24"/>
-        </w:rPr>
         <w:t>Labeling: menetapkan apakah data termasuk kategori fraud atau non-fraud, berdasarkan skor total atau hasil validasi pakar.</w:t>
       </w:r>
     </w:p>
@@ -27075,8 +27440,9 @@
     </w:p>
     <w:p>
       <w:pPr>
-        <w:spacing w:line="360" w:lineRule="auto"/>
+        <w:spacing w:after="0" w:line="360" w:lineRule="auto"/>
         <w:ind w:firstLine="720"/>
+        <w:jc w:val="both"/>
         <w:rPr>
           <w:rFonts w:ascii="Times New Roman" w:hAnsi="Times New Roman" w:cs="Times New Roman"/>
           <w:sz w:val="24"/>
@@ -27153,7 +27519,6 @@
           <w:sz w:val="24"/>
           <w:szCs w:val="24"/>
         </w:rPr>
-        <w:lastRenderedPageBreak/>
         <w:t xml:space="preserve">Data Uji (Testing Set): digunakan untuk menguji performa model. </w:t>
       </w:r>
     </w:p>
@@ -27161,6 +27526,7 @@
       <w:pPr>
         <w:spacing w:line="360" w:lineRule="auto"/>
         <w:ind w:firstLine="720"/>
+        <w:jc w:val="both"/>
         <w:rPr>
           <w:rFonts w:ascii="Times New Roman" w:hAnsi="Times New Roman" w:cs="Times New Roman"/>
           <w:sz w:val="24"/>
@@ -27220,82 +27586,7 @@
           <w:sz w:val="24"/>
           <w:szCs w:val="24"/>
         </w:rPr>
-        <w:t xml:space="preserve">Model klasifikasi dibangun menggunakan algoritma Random Forest, yaitu metode ensemble yang menggabungkan banyak pohon keputusan (decision tree). Random Forest dipilih karena: </w:t>
-      </w:r>
-    </w:p>
-    <w:p>
-      <w:pPr>
-        <w:pStyle w:val="ListParagraph"/>
-        <w:numPr>
-          <w:ilvl w:val="0"/>
-          <w:numId w:val="47"/>
-        </w:numPr>
-        <w:spacing w:line="360" w:lineRule="auto"/>
-        <w:ind w:left="284" w:hanging="284"/>
-        <w:jc w:val="both"/>
-        <w:rPr>
-          <w:rFonts w:ascii="Times New Roman" w:hAnsi="Times New Roman" w:cs="Times New Roman"/>
-          <w:sz w:val="24"/>
-          <w:szCs w:val="24"/>
-        </w:rPr>
-      </w:pPr>
-      <w:r>
-        <w:rPr>
-          <w:rFonts w:ascii="Times New Roman" w:hAnsi="Times New Roman" w:cs="Times New Roman"/>
-          <w:sz w:val="24"/>
-          <w:szCs w:val="24"/>
-        </w:rPr>
-        <w:t xml:space="preserve">Mampu menangani banyak fitur. </w:t>
-      </w:r>
-    </w:p>
-    <w:p>
-      <w:pPr>
-        <w:pStyle w:val="ListParagraph"/>
-        <w:numPr>
-          <w:ilvl w:val="0"/>
-          <w:numId w:val="47"/>
-        </w:numPr>
-        <w:spacing w:line="360" w:lineRule="auto"/>
-        <w:ind w:left="284" w:hanging="284"/>
-        <w:jc w:val="both"/>
-        <w:rPr>
-          <w:rFonts w:ascii="Times New Roman" w:hAnsi="Times New Roman" w:cs="Times New Roman"/>
-          <w:sz w:val="24"/>
-          <w:szCs w:val="24"/>
-        </w:rPr>
-      </w:pPr>
-      <w:r>
-        <w:rPr>
-          <w:rFonts w:ascii="Times New Roman" w:hAnsi="Times New Roman" w:cs="Times New Roman"/>
-          <w:sz w:val="24"/>
-          <w:szCs w:val="24"/>
-        </w:rPr>
-        <w:t xml:space="preserve">Tahan terhadap overfitting. </w:t>
-      </w:r>
-    </w:p>
-    <w:p>
-      <w:pPr>
-        <w:pStyle w:val="ListParagraph"/>
-        <w:numPr>
-          <w:ilvl w:val="0"/>
-          <w:numId w:val="47"/>
-        </w:numPr>
-        <w:spacing w:line="360" w:lineRule="auto"/>
-        <w:ind w:left="284" w:hanging="284"/>
-        <w:jc w:val="both"/>
-        <w:rPr>
-          <w:rFonts w:ascii="Times New Roman" w:hAnsi="Times New Roman" w:cs="Times New Roman"/>
-          <w:sz w:val="24"/>
-          <w:szCs w:val="24"/>
-        </w:rPr>
-      </w:pPr>
-      <w:r>
-        <w:rPr>
-          <w:rFonts w:ascii="Times New Roman" w:hAnsi="Times New Roman" w:cs="Times New Roman"/>
-          <w:sz w:val="24"/>
-          <w:szCs w:val="24"/>
-        </w:rPr>
-        <w:t>Memberikan hasil klasifikasi yang akurat. Model dilatih menggunakan data latih dan parameter seperti jumlah pohon (n_estimators) dan kedalaman pohon (max_depth) disesuaikan melalui tuning.</w:t>
+        <w:t xml:space="preserve">Model klasifikasi dibangun menggunakan algoritma Random Forest, yaitu metode ensemble yang menggabungkan banyak pohon keputusan (decision tree). </w:t>
       </w:r>
     </w:p>
     <w:p>
@@ -27322,12 +27613,13 @@
           <w:sz w:val="24"/>
           <w:szCs w:val="24"/>
         </w:rPr>
+        <w:lastRenderedPageBreak/>
         <w:t>3.6.2.6. Evaluasi Model</w:t>
       </w:r>
     </w:p>
     <w:p>
       <w:pPr>
-        <w:spacing w:line="360" w:lineRule="auto"/>
+        <w:spacing w:after="0" w:line="360" w:lineRule="auto"/>
         <w:ind w:firstLine="720"/>
         <w:jc w:val="both"/>
         <w:rPr>
@@ -27580,7 +27872,6 @@
           <w:sz w:val="24"/>
           <w:szCs w:val="24"/>
         </w:rPr>
-        <w:lastRenderedPageBreak/>
         <w:t>Penyusunan strategi pencegahan berbasis data.</w:t>
       </w:r>
     </w:p>
@@ -27607,18 +27898,156 @@
     <w:p>
       <w:pPr>
         <w:pStyle w:val="NormalWeb"/>
+        <w:spacing w:before="0" w:beforeAutospacing="0" w:line="360" w:lineRule="auto"/>
+        <w:ind w:firstLine="567"/>
+        <w:jc w:val="both"/>
+        <w:rPr>
+          <w:rStyle w:val="fadeinm1hgl8"/>
+        </w:rPr>
+      </w:pPr>
+      <w:r>
+        <w:rPr>
+          <w:rStyle w:val="fadeinm1hgl8"/>
+        </w:rPr>
+        <w:t>Dibawah ini adalah gambaran desain kerangka kerja pada penelitian ini, yaitu:</w:t>
+      </w:r>
+    </w:p>
+    <w:p>
+      <w:pPr>
+        <w:pStyle w:val="NormalWeb"/>
+        <w:keepNext/>
         <w:spacing w:line="360" w:lineRule="auto"/>
-        <w:ind w:firstLine="426"/>
-        <w:jc w:val="both"/>
+        <w:ind w:firstLine="567"/>
+        <w:jc w:val="center"/>
+      </w:pPr>
+      <w:r>
+        <w:rPr>
+          <w:noProof/>
+        </w:rPr>
+        <w:lastRenderedPageBreak/>
+        <w:drawing>
+          <wp:inline distT="0" distB="0" distL="0" distR="0" wp14:anchorId="71C14E36" wp14:editId="6257C5AC">
+            <wp:extent cx="2689299" cy="4034118"/>
+            <wp:effectExtent l="0" t="0" r="0" b="5080"/>
+            <wp:docPr id="9" name="Picture 9"/>
+            <wp:cNvGraphicFramePr>
+              <a:graphicFrameLocks xmlns:a="http://schemas.openxmlformats.org/drawingml/2006/main" noChangeAspect="1"/>
+            </wp:cNvGraphicFramePr>
+            <a:graphic xmlns:a="http://schemas.openxmlformats.org/drawingml/2006/main">
+              <a:graphicData uri="http://schemas.openxmlformats.org/drawingml/2006/picture">
+                <pic:pic xmlns:pic="http://schemas.openxmlformats.org/drawingml/2006/picture">
+                  <pic:nvPicPr>
+                    <pic:cNvPr id="9" name="gambar alur.png"/>
+                    <pic:cNvPicPr/>
+                  </pic:nvPicPr>
+                  <pic:blipFill>
+                    <a:blip r:embed="rId25" cstate="print">
+                      <a:extLst>
+                        <a:ext uri="{28A0092B-C50C-407E-A947-70E740481C1C}">
+                          <a14:useLocalDpi xmlns:a14="http://schemas.microsoft.com/office/drawing/2010/main" val="0"/>
+                        </a:ext>
+                      </a:extLst>
+                    </a:blip>
+                    <a:stretch>
+                      <a:fillRect/>
+                    </a:stretch>
+                  </pic:blipFill>
+                  <pic:spPr>
+                    <a:xfrm>
+                      <a:off x="0" y="0"/>
+                      <a:ext cx="2701954" cy="4053102"/>
+                    </a:xfrm>
+                    <a:prstGeom prst="rect">
+                      <a:avLst/>
+                    </a:prstGeom>
+                  </pic:spPr>
+                </pic:pic>
+              </a:graphicData>
+            </a:graphic>
+          </wp:inline>
+        </w:drawing>
+      </w:r>
+    </w:p>
+    <w:p>
+      <w:pPr>
+        <w:pStyle w:val="Caption"/>
+        <w:jc w:val="center"/>
+      </w:pPr>
+      <w:r>
+        <w:rPr>
+          <w:rFonts w:ascii="Times New Roman" w:hAnsi="Times New Roman" w:cs="Times New Roman"/>
+          <w:color w:val="auto"/>
+          <w:sz w:val="22"/>
+          <w:szCs w:val="22"/>
+        </w:rPr>
+        <w:t xml:space="preserve">Gambar </w:t>
+      </w:r>
+      <w:r>
+        <w:rPr>
+          <w:rFonts w:ascii="Times New Roman" w:hAnsi="Times New Roman" w:cs="Times New Roman"/>
+          <w:color w:val="auto"/>
+          <w:sz w:val="22"/>
+          <w:szCs w:val="22"/>
+        </w:rPr>
+        <w:fldChar w:fldCharType="begin"/>
+      </w:r>
+      <w:r>
+        <w:rPr>
+          <w:rFonts w:ascii="Times New Roman" w:hAnsi="Times New Roman" w:cs="Times New Roman"/>
+          <w:color w:val="auto"/>
+          <w:sz w:val="22"/>
+          <w:szCs w:val="22"/>
+        </w:rPr>
+        <w:instrText xml:space="preserve"> SEQ Gambar \* ARABIC </w:instrText>
+      </w:r>
+      <w:r>
+        <w:rPr>
+          <w:rFonts w:ascii="Times New Roman" w:hAnsi="Times New Roman" w:cs="Times New Roman"/>
+          <w:color w:val="auto"/>
+          <w:sz w:val="22"/>
+          <w:szCs w:val="22"/>
+        </w:rPr>
+        <w:fldChar w:fldCharType="separate"/>
+      </w:r>
+      <w:r>
+        <w:rPr>
+          <w:rFonts w:ascii="Times New Roman" w:hAnsi="Times New Roman" w:cs="Times New Roman"/>
+          <w:noProof/>
+          <w:color w:val="auto"/>
+          <w:sz w:val="22"/>
+          <w:szCs w:val="22"/>
+        </w:rPr>
+        <w:t>5</w:t>
+      </w:r>
+      <w:r>
+        <w:rPr>
+          <w:rFonts w:ascii="Times New Roman" w:hAnsi="Times New Roman" w:cs="Times New Roman"/>
+          <w:color w:val="auto"/>
+          <w:sz w:val="22"/>
+          <w:szCs w:val="22"/>
+        </w:rPr>
+        <w:fldChar w:fldCharType="end"/>
+      </w:r>
+      <w:r>
+        <w:rPr>
+          <w:rFonts w:ascii="Times New Roman" w:hAnsi="Times New Roman" w:cs="Times New Roman"/>
+          <w:color w:val="auto"/>
+          <w:sz w:val="22"/>
+          <w:szCs w:val="22"/>
+        </w:rPr>
+        <w:t xml:space="preserve"> Desain kerangka kerja</w:t>
+      </w:r>
+      <w:r>
         <w:rPr>
           <w:rStyle w:val="fadeinm1hgl8"/>
         </w:rPr>
-      </w:pPr>
+        <w:t>.</w:t>
+      </w:r>
       <w:r>
         <w:rPr>
           <w:rStyle w:val="fadeinm1hgl8"/>
         </w:rPr>
-        <w:t>Menampilkan diagram alur (flowchart atau blok diagram) untuk memvisualisasikan proses kerja dari awal hingga akhir.</w:t>
+        <w:br/>
       </w:r>
     </w:p>
     <w:p>
@@ -27682,7 +28111,7 @@
           <w:lang w:eastAsia="en-ID"/>
         </w:rPr>
       </w:pPr>
-      <w:bookmarkStart w:id="18" w:name="_Toc192843211"/>
+      <w:bookmarkStart w:id="17" w:name="_Toc192843211"/>
       <w:r>
         <w:rPr>
           <w:rFonts w:ascii="Times New Roman" w:hAnsi="Times New Roman" w:cs="Times New Roman"/>
@@ -27694,7 +28123,7 @@
         </w:rPr>
         <w:t>Lokasi Riset dan Sampel Data</w:t>
       </w:r>
-      <w:bookmarkEnd w:id="18"/>
+      <w:bookmarkEnd w:id="17"/>
     </w:p>
     <w:p>
       <w:pPr>
@@ -27751,7 +28180,17 @@
           <w:szCs w:val="24"/>
           <w:lang w:eastAsia="en-ID"/>
         </w:rPr>
-        <w:t xml:space="preserve">. Perusahaan ini dipilih karena memiliki struktur organisasi yang mendukung pelaksanaan riset, serta memiliki sistem pelaporan dan operasional yang relevan untuk dianalisis dalam konteks deteksi fraud. </w:t>
+        <w:t xml:space="preserve">. Perusahaan ini dipilih karena memiliki struktur organisasi </w:t>
+      </w:r>
+      <w:r>
+        <w:rPr>
+          <w:rFonts w:ascii="Times New Roman" w:hAnsi="Times New Roman" w:cs="Times New Roman"/>
+          <w:sz w:val="24"/>
+          <w:szCs w:val="24"/>
+          <w:lang w:eastAsia="en-ID"/>
+        </w:rPr>
+        <w:lastRenderedPageBreak/>
+        <w:t xml:space="preserve">yang mendukung pelaksanaan riset, serta memiliki sistem pelaporan dan operasional yang relevan untuk dianalisis dalam konteks deteksi fraud. </w:t>
       </w:r>
     </w:p>
     <w:p>
@@ -27796,7 +28235,7 @@
     </w:p>
     <w:p>
       <w:pPr>
-        <w:spacing w:line="360" w:lineRule="auto"/>
+        <w:spacing w:after="0" w:line="360" w:lineRule="auto"/>
         <w:ind w:firstLine="426"/>
         <w:jc w:val="both"/>
         <w:rPr>
@@ -27840,7 +28279,6 @@
           <w:szCs w:val="24"/>
           <w:lang w:eastAsia="en-ID"/>
         </w:rPr>
-        <w:lastRenderedPageBreak/>
         <w:t xml:space="preserve">Karyawan yang memiliki akses terhadap data </w:t>
       </w:r>
       <w:r>
@@ -28100,19 +28538,106 @@
           <w:szCs w:val="24"/>
           <w:lang w:eastAsia="en-ID"/>
         </w:rPr>
-        <w:t>Data dikumpulkan dengan menggunakan instrumen kuesioner tertutup, yang dikembangkan berdasarkan empat elemen Fraud Diamond Theory, yaitu: Pressure, Opportunity, Rationalization, dan Capability. Setiap elemen dijabarkan ke dalam 5 pernyataan, sehingga total terdapat 20 pernyataan dalam kuesioner. Kuesioner disusun menggunakan skala Likert 5 poin, yaitu:</w:t>
+        <w:t xml:space="preserve">Data dikumpulkan dengan menggunakan instrumen kuesioner tertutup, yang dikembangkan berdasarkan empat elemen Fraud Diamond Theory, yaitu: Pressure, </w:t>
+      </w:r>
+      <w:r>
+        <w:rPr>
+          <w:rFonts w:ascii="Times New Roman" w:hAnsi="Times New Roman" w:cs="Times New Roman"/>
+          <w:sz w:val="24"/>
+          <w:szCs w:val="24"/>
+          <w:lang w:eastAsia="en-ID"/>
+        </w:rPr>
+        <w:lastRenderedPageBreak/>
+        <w:t>Opportunity, Rationalization, dan Capability. Setiap elemen dijabarkan ke dalam 5 pernyataan, sehingga total terdapat 20 pernyataan dalam kuesioner. Kuesioner disusun menggunakan skala Likert 5 poin, yaitu:</w:t>
+      </w:r>
+    </w:p>
+    <w:p>
+      <w:pPr>
+        <w:pStyle w:val="Caption"/>
+        <w:keepNext/>
+        <w:jc w:val="center"/>
+        <w:rPr>
+          <w:rFonts w:ascii="Times New Roman" w:hAnsi="Times New Roman" w:cs="Times New Roman"/>
+          <w:color w:val="auto"/>
+          <w:sz w:val="22"/>
+          <w:szCs w:val="22"/>
+        </w:rPr>
+      </w:pPr>
+      <w:r>
+        <w:rPr>
+          <w:rFonts w:ascii="Times New Roman" w:hAnsi="Times New Roman" w:cs="Times New Roman"/>
+          <w:color w:val="auto"/>
+          <w:sz w:val="22"/>
+          <w:szCs w:val="22"/>
+        </w:rPr>
+        <w:t xml:space="preserve">Table </w:t>
+      </w:r>
+      <w:r>
+        <w:rPr>
+          <w:rFonts w:ascii="Times New Roman" w:hAnsi="Times New Roman" w:cs="Times New Roman"/>
+          <w:color w:val="auto"/>
+          <w:sz w:val="22"/>
+          <w:szCs w:val="22"/>
+        </w:rPr>
+        <w:fldChar w:fldCharType="begin"/>
+      </w:r>
+      <w:r>
+        <w:rPr>
+          <w:rFonts w:ascii="Times New Roman" w:hAnsi="Times New Roman" w:cs="Times New Roman"/>
+          <w:color w:val="auto"/>
+          <w:sz w:val="22"/>
+          <w:szCs w:val="22"/>
+        </w:rPr>
+        <w:instrText xml:space="preserve"> SEQ Table \* ARABIC </w:instrText>
+      </w:r>
+      <w:r>
+        <w:rPr>
+          <w:rFonts w:ascii="Times New Roman" w:hAnsi="Times New Roman" w:cs="Times New Roman"/>
+          <w:color w:val="auto"/>
+          <w:sz w:val="22"/>
+          <w:szCs w:val="22"/>
+        </w:rPr>
+        <w:fldChar w:fldCharType="separate"/>
+      </w:r>
+      <w:r>
+        <w:rPr>
+          <w:rFonts w:ascii="Times New Roman" w:hAnsi="Times New Roman" w:cs="Times New Roman"/>
+          <w:noProof/>
+          <w:color w:val="auto"/>
+          <w:sz w:val="22"/>
+          <w:szCs w:val="22"/>
+        </w:rPr>
+        <w:t>6</w:t>
+      </w:r>
+      <w:r>
+        <w:rPr>
+          <w:rFonts w:ascii="Times New Roman" w:hAnsi="Times New Roman" w:cs="Times New Roman"/>
+          <w:color w:val="auto"/>
+          <w:sz w:val="22"/>
+          <w:szCs w:val="22"/>
+        </w:rPr>
+        <w:fldChar w:fldCharType="end"/>
+      </w:r>
+      <w:r>
+        <w:rPr>
+          <w:rFonts w:ascii="Times New Roman" w:hAnsi="Times New Roman" w:cs="Times New Roman"/>
+          <w:color w:val="auto"/>
+          <w:sz w:val="22"/>
+          <w:szCs w:val="22"/>
+        </w:rPr>
+        <w:t xml:space="preserve"> Skala Likert</w:t>
       </w:r>
     </w:p>
     <w:tbl>
       <w:tblPr>
-        <w:tblStyle w:val="CommentText"/>
+        <w:tblStyle w:val="TableGrid"/>
         <w:tblW w:w="5071" w:type="dxa"/>
         <w:jc w:val="center"/>
         <w:tblLook w:val="04A0" w:firstRow="1" w:lastRow="0" w:firstColumn="1" w:lastColumn="0" w:noHBand="0" w:noVBand="1"/>
       </w:tblPr>
       <w:tblGrid>
-        <w:gridCol w:w="1253"/>
-        <w:gridCol w:w="3818"/>
+        <w:gridCol w:w="710"/>
+        <w:gridCol w:w="4361"/>
       </w:tblGrid>
       <w:tr>
         <w:trPr>
@@ -28187,11 +28712,12 @@
         </w:trPr>
         <w:tc>
           <w:tcPr>
-            <w:tcW w:w="0" w:type="auto"/>
+            <w:tcW w:w="704" w:type="dxa"/>
             <w:hideMark/>
           </w:tcPr>
           <w:p>
             <w:pPr>
+              <w:jc w:val="center"/>
               <w:rPr>
                 <w:rFonts w:ascii="Times New Roman" w:eastAsia="Times New Roman" w:hAnsi="Times New Roman" w:cs="Times New Roman"/>
                 <w:sz w:val="24"/>
@@ -28212,7 +28738,7 @@
         </w:tc>
         <w:tc>
           <w:tcPr>
-            <w:tcW w:w="0" w:type="auto"/>
+            <w:tcW w:w="4367" w:type="dxa"/>
             <w:hideMark/>
           </w:tcPr>
           <w:p>
@@ -28243,11 +28769,12 @@
         </w:trPr>
         <w:tc>
           <w:tcPr>
-            <w:tcW w:w="0" w:type="auto"/>
+            <w:tcW w:w="704" w:type="dxa"/>
             <w:hideMark/>
           </w:tcPr>
           <w:p>
             <w:pPr>
+              <w:jc w:val="center"/>
               <w:rPr>
                 <w:rFonts w:ascii="Times New Roman" w:eastAsia="Times New Roman" w:hAnsi="Times New Roman" w:cs="Times New Roman"/>
                 <w:sz w:val="24"/>
@@ -28268,7 +28795,7 @@
         </w:tc>
         <w:tc>
           <w:tcPr>
-            <w:tcW w:w="0" w:type="auto"/>
+            <w:tcW w:w="4367" w:type="dxa"/>
             <w:hideMark/>
           </w:tcPr>
           <w:p>
@@ -28299,11 +28826,12 @@
         </w:trPr>
         <w:tc>
           <w:tcPr>
-            <w:tcW w:w="0" w:type="auto"/>
+            <w:tcW w:w="704" w:type="dxa"/>
             <w:hideMark/>
           </w:tcPr>
           <w:p>
             <w:pPr>
+              <w:jc w:val="center"/>
               <w:rPr>
                 <w:rFonts w:ascii="Times New Roman" w:eastAsia="Times New Roman" w:hAnsi="Times New Roman" w:cs="Times New Roman"/>
                 <w:sz w:val="24"/>
@@ -28324,7 +28852,7 @@
         </w:tc>
         <w:tc>
           <w:tcPr>
-            <w:tcW w:w="0" w:type="auto"/>
+            <w:tcW w:w="4367" w:type="dxa"/>
             <w:hideMark/>
           </w:tcPr>
           <w:p>
@@ -28355,11 +28883,12 @@
         </w:trPr>
         <w:tc>
           <w:tcPr>
-            <w:tcW w:w="0" w:type="auto"/>
+            <w:tcW w:w="704" w:type="dxa"/>
             <w:hideMark/>
           </w:tcPr>
           <w:p>
             <w:pPr>
+              <w:jc w:val="center"/>
               <w:rPr>
                 <w:rFonts w:ascii="Times New Roman" w:eastAsia="Times New Roman" w:hAnsi="Times New Roman" w:cs="Times New Roman"/>
                 <w:sz w:val="24"/>
@@ -28380,7 +28909,7 @@
         </w:tc>
         <w:tc>
           <w:tcPr>
-            <w:tcW w:w="0" w:type="auto"/>
+            <w:tcW w:w="4367" w:type="dxa"/>
             <w:hideMark/>
           </w:tcPr>
           <w:p>
@@ -28411,11 +28940,12 @@
         </w:trPr>
         <w:tc>
           <w:tcPr>
-            <w:tcW w:w="0" w:type="auto"/>
+            <w:tcW w:w="704" w:type="dxa"/>
             <w:hideMark/>
           </w:tcPr>
           <w:p>
             <w:pPr>
+              <w:jc w:val="center"/>
               <w:rPr>
                 <w:rFonts w:ascii="Times New Roman" w:eastAsia="Times New Roman" w:hAnsi="Times New Roman" w:cs="Times New Roman"/>
                 <w:sz w:val="24"/>
@@ -28436,7 +28966,7 @@
         </w:tc>
         <w:tc>
           <w:tcPr>
-            <w:tcW w:w="0" w:type="auto"/>
+            <w:tcW w:w="4367" w:type="dxa"/>
             <w:hideMark/>
           </w:tcPr>
           <w:p>
@@ -28529,17 +29059,7 @@
           <w:szCs w:val="24"/>
           <w:lang w:eastAsia="en-ID"/>
         </w:rPr>
-        <w:t xml:space="preserve">. Semua data yang dikumpulkan </w:t>
-      </w:r>
-      <w:r>
-        <w:rPr>
-          <w:rFonts w:ascii="Times New Roman" w:hAnsi="Times New Roman" w:cs="Times New Roman"/>
-          <w:sz w:val="24"/>
-          <w:szCs w:val="24"/>
-          <w:lang w:eastAsia="en-ID"/>
-        </w:rPr>
-        <w:lastRenderedPageBreak/>
-        <w:t>hanya digunakan untuk keperluan akademik dan analisis internal, serta tidak akan disebarluaskan secara individu.</w:t>
+        <w:t>. Semua data yang dikumpulkan hanya digunakan untuk keperluan akademik dan analisis internal, serta tidak akan disebarluaskan secara individu.</w:t>
       </w:r>
     </w:p>
     <w:p>
@@ -28613,29 +29133,147 @@
         <w:t xml:space="preserve"> – Agustus 2025), dengan pembagian waktu dan kegiatan sebagai berikut:</w:t>
       </w:r>
     </w:p>
+    <w:p>
+      <w:pPr>
+        <w:pStyle w:val="Caption"/>
+        <w:keepNext/>
+        <w:jc w:val="center"/>
+        <w:rPr>
+          <w:rFonts w:ascii="Times New Roman" w:hAnsi="Times New Roman" w:cs="Times New Roman"/>
+          <w:color w:val="auto"/>
+          <w:sz w:val="22"/>
+          <w:szCs w:val="22"/>
+        </w:rPr>
+      </w:pPr>
+      <w:r>
+        <w:rPr>
+          <w:rFonts w:ascii="Times New Roman" w:hAnsi="Times New Roman" w:cs="Times New Roman"/>
+          <w:color w:val="auto"/>
+          <w:sz w:val="22"/>
+          <w:szCs w:val="22"/>
+        </w:rPr>
+        <w:t xml:space="preserve">Table </w:t>
+      </w:r>
+      <w:r>
+        <w:rPr>
+          <w:rFonts w:ascii="Times New Roman" w:hAnsi="Times New Roman" w:cs="Times New Roman"/>
+          <w:color w:val="auto"/>
+          <w:sz w:val="22"/>
+          <w:szCs w:val="22"/>
+        </w:rPr>
+        <w:fldChar w:fldCharType="begin"/>
+      </w:r>
+      <w:r>
+        <w:rPr>
+          <w:rFonts w:ascii="Times New Roman" w:hAnsi="Times New Roman" w:cs="Times New Roman"/>
+          <w:color w:val="auto"/>
+          <w:sz w:val="22"/>
+          <w:szCs w:val="22"/>
+        </w:rPr>
+        <w:instrText xml:space="preserve"> SEQ Table \* ARABIC </w:instrText>
+      </w:r>
+      <w:r>
+        <w:rPr>
+          <w:rFonts w:ascii="Times New Roman" w:hAnsi="Times New Roman" w:cs="Times New Roman"/>
+          <w:color w:val="auto"/>
+          <w:sz w:val="22"/>
+          <w:szCs w:val="22"/>
+        </w:rPr>
+        <w:fldChar w:fldCharType="separate"/>
+      </w:r>
+      <w:r>
+        <w:rPr>
+          <w:rFonts w:ascii="Times New Roman" w:hAnsi="Times New Roman" w:cs="Times New Roman"/>
+          <w:noProof/>
+          <w:color w:val="auto"/>
+          <w:sz w:val="22"/>
+          <w:szCs w:val="22"/>
+        </w:rPr>
+        <w:t>7</w:t>
+      </w:r>
+      <w:r>
+        <w:rPr>
+          <w:rFonts w:ascii="Times New Roman" w:hAnsi="Times New Roman" w:cs="Times New Roman"/>
+          <w:color w:val="auto"/>
+          <w:sz w:val="22"/>
+          <w:szCs w:val="22"/>
+        </w:rPr>
+        <w:fldChar w:fldCharType="end"/>
+      </w:r>
+      <w:r>
+        <w:rPr>
+          <w:rFonts w:ascii="Times New Roman" w:hAnsi="Times New Roman" w:cs="Times New Roman"/>
+          <w:color w:val="auto"/>
+          <w:sz w:val="22"/>
+          <w:szCs w:val="22"/>
+        </w:rPr>
+        <w:t xml:space="preserve"> Pembagian </w:t>
+      </w:r>
+      <w:r>
+        <w:rPr>
+          <w:rFonts w:ascii="Times New Roman" w:hAnsi="Times New Roman" w:cs="Times New Roman"/>
+          <w:color w:val="auto"/>
+          <w:sz w:val="22"/>
+          <w:szCs w:val="22"/>
+        </w:rPr>
+        <w:t>W</w:t>
+      </w:r>
+      <w:r>
+        <w:rPr>
+          <w:rFonts w:ascii="Times New Roman" w:hAnsi="Times New Roman" w:cs="Times New Roman"/>
+          <w:color w:val="auto"/>
+          <w:sz w:val="22"/>
+          <w:szCs w:val="22"/>
+        </w:rPr>
+        <w:t xml:space="preserve">aktu dan </w:t>
+      </w:r>
+      <w:r>
+        <w:rPr>
+          <w:rFonts w:ascii="Times New Roman" w:hAnsi="Times New Roman" w:cs="Times New Roman"/>
+          <w:color w:val="auto"/>
+          <w:sz w:val="22"/>
+          <w:szCs w:val="22"/>
+        </w:rPr>
+        <w:t>K</w:t>
+      </w:r>
+      <w:bookmarkStart w:id="18" w:name="_GoBack"/>
+      <w:bookmarkEnd w:id="18"/>
+      <w:r>
+        <w:rPr>
+          <w:rFonts w:ascii="Times New Roman" w:hAnsi="Times New Roman" w:cs="Times New Roman"/>
+          <w:color w:val="auto"/>
+          <w:sz w:val="22"/>
+          <w:szCs w:val="22"/>
+        </w:rPr>
+        <w:t>egiatan</w:t>
+      </w:r>
+    </w:p>
     <w:tbl>
       <w:tblPr>
+        <w:tblStyle w:val="TableGrid"/>
         <w:tblW w:w="0" w:type="auto"/>
         <w:tblLook w:val="04A0" w:firstRow="1" w:lastRow="0" w:firstColumn="1" w:lastColumn="0" w:noHBand="0" w:noVBand="1"/>
       </w:tblPr>
       <w:tblGrid>
-        <w:gridCol w:w="570"/>
-        <w:gridCol w:w="1729"/>
-        <w:gridCol w:w="2601"/>
-        <w:gridCol w:w="1527"/>
-        <w:gridCol w:w="1510"/>
+        <w:gridCol w:w="571"/>
+        <w:gridCol w:w="1704"/>
+        <w:gridCol w:w="2549"/>
+        <w:gridCol w:w="1611"/>
+        <w:gridCol w:w="1492"/>
       </w:tblGrid>
       <w:tr>
         <w:tc>
           <w:tcPr>
             <w:tcW w:w="0" w:type="auto"/>
+            <w:vAlign w:val="center"/>
             <w:hideMark/>
           </w:tcPr>
           <w:p>
             <w:pPr>
-              <w:jc w:val="right"/>
-              <w:rPr>
-                <w:rFonts w:ascii="Times New Roman" w:eastAsia="Times New Roman" w:hAnsi="Times New Roman" w:cs="Times New Roman"/>
+              <w:jc w:val="center"/>
+              <w:rPr>
+                <w:rFonts w:ascii="Times New Roman" w:eastAsia="Times New Roman" w:hAnsi="Times New Roman" w:cs="Times New Roman"/>
+                <w:b/>
                 <w:sz w:val="24"/>
                 <w:szCs w:val="24"/>
                 <w:lang w:eastAsia="en-ID"/>
@@ -28644,6 +29282,7 @@
             <w:r>
               <w:rPr>
                 <w:rFonts w:ascii="Times New Roman" w:eastAsia="Times New Roman" w:hAnsi="Times New Roman" w:cs="Times New Roman"/>
+                <w:b/>
                 <w:sz w:val="24"/>
                 <w:szCs w:val="24"/>
                 <w:lang w:eastAsia="en-ID"/>
@@ -28655,6 +29294,7 @@
         <w:tc>
           <w:tcPr>
             <w:tcW w:w="0" w:type="auto"/>
+            <w:vAlign w:val="center"/>
             <w:hideMark/>
           </w:tcPr>
           <w:p>
@@ -28662,6 +29302,7 @@
               <w:jc w:val="center"/>
               <w:rPr>
                 <w:rFonts w:ascii="Times New Roman" w:eastAsia="Times New Roman" w:hAnsi="Times New Roman" w:cs="Times New Roman"/>
+                <w:b/>
                 <w:sz w:val="24"/>
                 <w:szCs w:val="24"/>
                 <w:lang w:eastAsia="en-ID"/>
@@ -28670,6 +29311,7 @@
             <w:r>
               <w:rPr>
                 <w:rFonts w:ascii="Times New Roman" w:eastAsia="Times New Roman" w:hAnsi="Times New Roman" w:cs="Times New Roman"/>
+                <w:b/>
                 <w:sz w:val="24"/>
                 <w:szCs w:val="24"/>
                 <w:lang w:eastAsia="en-ID"/>
@@ -28681,6 +29323,7 @@
         <w:tc>
           <w:tcPr>
             <w:tcW w:w="0" w:type="auto"/>
+            <w:vAlign w:val="center"/>
             <w:hideMark/>
           </w:tcPr>
           <w:p>
@@ -28688,6 +29331,7 @@
               <w:jc w:val="center"/>
               <w:rPr>
                 <w:rFonts w:ascii="Times New Roman" w:eastAsia="Times New Roman" w:hAnsi="Times New Roman" w:cs="Times New Roman"/>
+                <w:b/>
                 <w:sz w:val="24"/>
                 <w:szCs w:val="24"/>
                 <w:lang w:eastAsia="en-ID"/>
@@ -28696,6 +29340,7 @@
             <w:r>
               <w:rPr>
                 <w:rFonts w:ascii="Times New Roman" w:eastAsia="Times New Roman" w:hAnsi="Times New Roman" w:cs="Times New Roman"/>
+                <w:b/>
                 <w:sz w:val="24"/>
                 <w:szCs w:val="24"/>
                 <w:lang w:eastAsia="en-ID"/>
@@ -28707,6 +29352,7 @@
         <w:tc>
           <w:tcPr>
             <w:tcW w:w="0" w:type="auto"/>
+            <w:vAlign w:val="center"/>
             <w:hideMark/>
           </w:tcPr>
           <w:p>
@@ -28714,6 +29360,7 @@
               <w:jc w:val="center"/>
               <w:rPr>
                 <w:rFonts w:ascii="Times New Roman" w:eastAsia="Times New Roman" w:hAnsi="Times New Roman" w:cs="Times New Roman"/>
+                <w:b/>
                 <w:sz w:val="24"/>
                 <w:szCs w:val="24"/>
                 <w:lang w:eastAsia="en-ID"/>
@@ -28722,6 +29369,7 @@
             <w:r>
               <w:rPr>
                 <w:rFonts w:ascii="Times New Roman" w:eastAsia="Times New Roman" w:hAnsi="Times New Roman" w:cs="Times New Roman"/>
+                <w:b/>
                 <w:sz w:val="24"/>
                 <w:szCs w:val="24"/>
                 <w:lang w:eastAsia="en-ID"/>
@@ -28733,6 +29381,7 @@
         <w:tc>
           <w:tcPr>
             <w:tcW w:w="0" w:type="auto"/>
+            <w:vAlign w:val="center"/>
             <w:hideMark/>
           </w:tcPr>
           <w:p>
@@ -28740,6 +29389,7 @@
               <w:jc w:val="center"/>
               <w:rPr>
                 <w:rFonts w:ascii="Times New Roman" w:eastAsia="Times New Roman" w:hAnsi="Times New Roman" w:cs="Times New Roman"/>
+                <w:b/>
                 <w:sz w:val="24"/>
                 <w:szCs w:val="24"/>
                 <w:lang w:eastAsia="en-ID"/>
@@ -28748,6 +29398,7 @@
             <w:r>
               <w:rPr>
                 <w:rFonts w:ascii="Times New Roman" w:eastAsia="Times New Roman" w:hAnsi="Times New Roman" w:cs="Times New Roman"/>
+                <w:b/>
                 <w:sz w:val="24"/>
                 <w:szCs w:val="24"/>
                 <w:lang w:eastAsia="en-ID"/>
@@ -29072,6 +29723,7 @@
                 <w:szCs w:val="24"/>
                 <w:lang w:eastAsia="en-ID"/>
               </w:rPr>
+              <w:lastRenderedPageBreak/>
               <w:t>3</w:t>
             </w:r>
           </w:p>
@@ -29535,17 +30187,7 @@
                 <w:szCs w:val="24"/>
                 <w:lang w:eastAsia="en-ID"/>
               </w:rPr>
-              <w:t>Pengolahan dan Pra-</w:t>
-            </w:r>
-            <w:r>
-              <w:rPr>
-                <w:rFonts w:ascii="Times New Roman" w:eastAsia="Times New Roman" w:hAnsi="Times New Roman" w:cs="Times New Roman"/>
-                <w:sz w:val="24"/>
-                <w:szCs w:val="24"/>
-                <w:lang w:eastAsia="en-ID"/>
-              </w:rPr>
-              <w:lastRenderedPageBreak/>
-              <w:t>pemrosesan Data</w:t>
+              <w:t>Pengolahan dan Pra-pemrosesan Data</w:t>
             </w:r>
           </w:p>
         </w:tc>
@@ -29570,7 +30212,6 @@
                 <w:szCs w:val="24"/>
                 <w:lang w:eastAsia="en-ID"/>
               </w:rPr>
-              <w:lastRenderedPageBreak/>
               <w:t>Pembersihan data, transformasi, encoding, validasi data</w:t>
             </w:r>
           </w:p>
@@ -29639,17 +30280,7 @@
                 <w:szCs w:val="24"/>
                 <w:lang w:eastAsia="en-ID"/>
               </w:rPr>
-              <w:t xml:space="preserve">Dataset bersih dan </w:t>
-            </w:r>
-            <w:r>
-              <w:rPr>
-                <w:rFonts w:ascii="Times New Roman" w:eastAsia="Times New Roman" w:hAnsi="Times New Roman" w:cs="Times New Roman"/>
-                <w:sz w:val="24"/>
-                <w:szCs w:val="24"/>
-                <w:lang w:eastAsia="en-ID"/>
-              </w:rPr>
-              <w:lastRenderedPageBreak/>
-              <w:t>siap modeling</w:t>
+              <w:t>Dataset bersih dan siap modeling</w:t>
             </w:r>
           </w:p>
         </w:tc>
@@ -30714,7 +31345,8 @@
           <w:sz w:val="24"/>
           <w:szCs w:val="24"/>
         </w:rPr>
-        <w:t>Berikut adalah diagram Gantt yang menggambarkan rencana waktu pelaksanaan penelitian skripsi kamu berdasarkan 13 kegiatan utama dari Februari hingga September 2025</w:t>
+        <w:lastRenderedPageBreak/>
+        <w:t>Berikut adalah diagram Gantt yang menggambarkan rencana waktu pelaksanaan penelitian skripsi berdasarkan 13 kegiatan utama dari Februari hingga September 2025</w:t>
       </w:r>
       <w:r>
         <w:rPr>
@@ -30727,13 +31359,9 @@
     </w:p>
     <w:p>
       <w:pPr>
+        <w:keepNext/>
         <w:spacing w:line="360" w:lineRule="auto"/>
         <w:jc w:val="center"/>
-        <w:rPr>
-          <w:rFonts w:ascii="Times New Roman" w:hAnsi="Times New Roman" w:cs="Times New Roman"/>
-          <w:sz w:val="24"/>
-          <w:szCs w:val="24"/>
-        </w:rPr>
       </w:pPr>
       <w:r>
         <w:rPr>
@@ -30742,7 +31370,6 @@
           <w:sz w:val="24"/>
           <w:szCs w:val="24"/>
         </w:rPr>
-        <w:lastRenderedPageBreak/>
         <w:drawing>
           <wp:inline distT="0" distB="0" distL="0" distR="0" wp14:anchorId="6F24C362" wp14:editId="70686F20">
             <wp:extent cx="5572125" cy="2684280"/>
@@ -30759,7 +31386,7 @@
                     <pic:cNvPicPr/>
                   </pic:nvPicPr>
                   <pic:blipFill>
-                    <a:blip r:embed="rId23" cstate="print">
+                    <a:blip r:embed="rId26" cstate="print">
                       <a:extLst>
                         <a:ext uri="{28A0092B-C50C-407E-A947-70E740481C1C}">
                           <a14:useLocalDpi xmlns:a14="http://schemas.microsoft.com/office/drawing/2010/main" val="0"/>
@@ -30788,23 +31415,99 @@
     </w:p>
     <w:p>
       <w:pPr>
-        <w:pStyle w:val="Heading2"/>
-        <w:rPr>
-          <w:rFonts w:ascii="Times New Roman" w:hAnsi="Times New Roman" w:cs="Times New Roman"/>
-          <w:b/>
-          <w:color w:val="000000" w:themeColor="text1"/>
-          <w:sz w:val="24"/>
-          <w:szCs w:val="24"/>
-          <w:lang w:eastAsia="en-ID"/>
-        </w:rPr>
-      </w:pPr>
-    </w:p>
-    <w:p>
-      <w:pPr>
-        <w:rPr>
-          <w:lang w:eastAsia="en-ID"/>
-        </w:rPr>
-      </w:pPr>
+        <w:pStyle w:val="Caption"/>
+        <w:jc w:val="center"/>
+        <w:rPr>
+          <w:rFonts w:ascii="Times New Roman" w:hAnsi="Times New Roman" w:cs="Times New Roman"/>
+          <w:color w:val="auto"/>
+          <w:sz w:val="22"/>
+          <w:szCs w:val="22"/>
+        </w:rPr>
+      </w:pPr>
+      <w:r>
+        <w:rPr>
+          <w:rFonts w:ascii="Times New Roman" w:hAnsi="Times New Roman" w:cs="Times New Roman"/>
+          <w:color w:val="auto"/>
+          <w:sz w:val="22"/>
+          <w:szCs w:val="22"/>
+        </w:rPr>
+        <w:t xml:space="preserve">Gambar </w:t>
+      </w:r>
+      <w:r>
+        <w:rPr>
+          <w:rFonts w:ascii="Times New Roman" w:hAnsi="Times New Roman" w:cs="Times New Roman"/>
+          <w:color w:val="auto"/>
+          <w:sz w:val="22"/>
+          <w:szCs w:val="22"/>
+        </w:rPr>
+        <w:fldChar w:fldCharType="begin"/>
+      </w:r>
+      <w:r>
+        <w:rPr>
+          <w:rFonts w:ascii="Times New Roman" w:hAnsi="Times New Roman" w:cs="Times New Roman"/>
+          <w:color w:val="auto"/>
+          <w:sz w:val="22"/>
+          <w:szCs w:val="22"/>
+        </w:rPr>
+        <w:instrText xml:space="preserve"> SEQ Gambar \* ARABIC </w:instrText>
+      </w:r>
+      <w:r>
+        <w:rPr>
+          <w:rFonts w:ascii="Times New Roman" w:hAnsi="Times New Roman" w:cs="Times New Roman"/>
+          <w:color w:val="auto"/>
+          <w:sz w:val="22"/>
+          <w:szCs w:val="22"/>
+        </w:rPr>
+        <w:fldChar w:fldCharType="separate"/>
+      </w:r>
+      <w:r>
+        <w:rPr>
+          <w:rFonts w:ascii="Times New Roman" w:hAnsi="Times New Roman" w:cs="Times New Roman"/>
+          <w:noProof/>
+          <w:color w:val="auto"/>
+          <w:sz w:val="22"/>
+          <w:szCs w:val="22"/>
+        </w:rPr>
+        <w:t>6</w:t>
+      </w:r>
+      <w:r>
+        <w:rPr>
+          <w:rFonts w:ascii="Times New Roman" w:hAnsi="Times New Roman" w:cs="Times New Roman"/>
+          <w:color w:val="auto"/>
+          <w:sz w:val="22"/>
+          <w:szCs w:val="22"/>
+        </w:rPr>
+        <w:fldChar w:fldCharType="end"/>
+      </w:r>
+      <w:r>
+        <w:rPr>
+          <w:rFonts w:ascii="Times New Roman" w:hAnsi="Times New Roman" w:cs="Times New Roman"/>
+          <w:color w:val="auto"/>
+          <w:sz w:val="22"/>
+          <w:szCs w:val="22"/>
+        </w:rPr>
+        <w:t xml:space="preserve"> Diagram Gantt </w:t>
+      </w:r>
+      <w:proofErr w:type="gramStart"/>
+      <w:r>
+        <w:rPr>
+          <w:rFonts w:ascii="Times New Roman" w:hAnsi="Times New Roman" w:cs="Times New Roman"/>
+          <w:color w:val="auto"/>
+          <w:sz w:val="22"/>
+          <w:szCs w:val="22"/>
+        </w:rPr>
+        <w:t>( Rencana</w:t>
+      </w:r>
+      <w:proofErr w:type="gramEnd"/>
+      <w:r>
+        <w:rPr>
+          <w:rFonts w:ascii="Times New Roman" w:hAnsi="Times New Roman" w:cs="Times New Roman"/>
+          <w:color w:val="auto"/>
+          <w:sz w:val="22"/>
+          <w:szCs w:val="22"/>
+        </w:rPr>
+        <w:t xml:space="preserve"> Waktu )</w:t>
+      </w:r>
     </w:p>
     <w:p>
       <w:pPr>
@@ -30812,6 +31515,8 @@
           <w:lang w:eastAsia="en-ID"/>
         </w:rPr>
         <w:sectPr>
+          <w:headerReference w:type="default" r:id="rId27"/>
+          <w:footerReference w:type="default" r:id="rId28"/>
           <w:pgSz w:w="11906" w:h="16838"/>
           <w:pgMar w:top="2268" w:right="1701" w:bottom="1701" w:left="2268" w:header="709" w:footer="709" w:gutter="0"/>
           <w:cols w:space="708"/>
@@ -32337,7 +33042,7 @@
         </w:rPr>
         <w:t>, vol. 5, no. 1, pp. 40-50, 2023. [Online]. Available: </w:t>
       </w:r>
-      <w:hyperlink r:id="rId24" w:tgtFrame="_blank" w:history="1">
+      <w:hyperlink r:id="rId29" w:tgtFrame="_blank" w:history="1">
         <w:r>
           <w:rPr>
             <w:rStyle w:val="Hyperlink"/>
@@ -32411,7 +33116,7 @@
         </w:rPr>
         <w:t>3i2.27885. [Online]. Available: </w:t>
       </w:r>
-      <w:hyperlink r:id="rId25" w:tgtFrame="_blank" w:history="1">
+      <w:hyperlink r:id="rId30" w:tgtFrame="_blank" w:history="1">
         <w:r>
           <w:rPr>
             <w:rStyle w:val="Hyperlink"/>
@@ -32474,7 +33179,7 @@
         </w:rPr>
         <w:t xml:space="preserve">14i1.512. [Online]. Available: </w:t>
       </w:r>
-      <w:hyperlink r:id="rId26" w:history="1">
+      <w:hyperlink r:id="rId31" w:history="1">
         <w:r>
           <w:rPr>
             <w:rStyle w:val="Hyperlink"/>
@@ -32756,7 +33461,7 @@
         </w:rPr>
         <w:br/>
       </w:r>
-      <w:hyperlink r:id="rId27" w:tgtFrame="_blank" w:history="1">
+      <w:hyperlink r:id="rId32" w:tgtFrame="_blank" w:history="1">
         <w:r>
           <w:rPr>
             <w:rStyle w:val="Hyperlink"/>
@@ -32820,7 +33525,7 @@
         <w:br/>
         <w:t xml:space="preserve">Ref </w:t>
       </w:r>
-      <w:hyperlink r:id="rId28" w:history="1">
+      <w:hyperlink r:id="rId33" w:history="1">
         <w:r>
           <w:rPr>
             <w:rStyle w:val="Hyperlink"/>
@@ -32963,7 +33668,7 @@
         <w:br/>
         <w:t xml:space="preserve">Ref </w:t>
       </w:r>
-      <w:hyperlink r:id="rId29" w:history="1">
+      <w:hyperlink r:id="rId34" w:history="1">
         <w:r>
           <w:rPr>
             <w:rStyle w:val="Hyperlink"/>
@@ -33464,6 +34169,75 @@
 </w:ftr>
 </file>
 
+<file path=word/footer7.xml><?xml version="1.0" encoding="utf-8"?>
+<w:ftr xmlns:wpc="http://schemas.microsoft.com/office/word/2010/wordprocessingCanvas" xmlns:cx="http://schemas.microsoft.com/office/drawing/2014/chartex" xmlns:cx1="http://schemas.microsoft.com/office/drawing/2015/9/8/chartex" xmlns:cx2="http://schemas.microsoft.com/office/drawing/2015/10/21/chartex" xmlns:cx3="http://schemas.microsoft.com/office/drawing/2016/5/9/chartex" xmlns:cx4="http://schemas.microsoft.com/office/drawing/2016/5/10/chartex" xmlns:cx5="http://schemas.microsoft.com/office/drawing/2016/5/11/chartex" xmlns:cx6="http://schemas.microsoft.com/office/drawing/2016/5/12/chartex" xmlns:cx7="http://schemas.microsoft.com/office/drawing/2016/5/13/chartex" xmlns:cx8="http://schemas.microsoft.com/office/drawing/2016/5/14/chartex" xmlns:mc="http://schemas.openxmlformats.org/markup-compatibility/2006" xmlns:aink="http://schemas.microsoft.com/office/drawing/2016/ink" xmlns:am3d="http://schemas.microsoft.com/office/drawing/2017/model3d" xmlns:o="urn:schemas-microsoft-com:office:office" xmlns:r="http://schemas.openxmlformats.org/officeDocument/2006/relationships" xmlns:m="http://schemas.openxmlformats.org/officeDocument/2006/math" xmlns:v="urn:schemas-microsoft-com:vml" xmlns:wp14="http://schemas.microsoft.com/office/word/2010/wordprocessingDrawing" xmlns:wp="http://schemas.openxmlformats.org/drawingml/2006/wordprocessingDrawing" xmlns:w10="urn:schemas-microsoft-com:office:word" xmlns:w="http://schemas.openxmlformats.org/wordprocessingml/2006/main" xmlns:w14="http://schemas.microsoft.com/office/word/2010/wordml" xmlns:w15="http://schemas.microsoft.com/office/word/2012/wordml" xmlns:w16cid="http://schemas.microsoft.com/office/word/2016/wordml/cid" xmlns:w16se="http://schemas.microsoft.com/office/word/2015/wordml/symex" xmlns:wpg="http://schemas.microsoft.com/office/word/2010/wordprocessingGroup" xmlns:wpi="http://schemas.microsoft.com/office/word/2010/wordprocessingInk" xmlns:wne="http://schemas.microsoft.com/office/word/2006/wordml" xmlns:wps="http://schemas.microsoft.com/office/word/2010/wordprocessingShape" mc:Ignorable="w14 w15 w16se w16cid wp14">
+  <w:p>
+    <w:pPr>
+      <w:pStyle w:val="Footer"/>
+      <w:jc w:val="center"/>
+    </w:pPr>
+  </w:p>
+  <w:p>
+    <w:pPr>
+      <w:pStyle w:val="Footer"/>
+    </w:pPr>
+  </w:p>
+</w:ftr>
+</file>
+
+<file path=word/footer8.xml><?xml version="1.0" encoding="utf-8"?>
+<w:ftr xmlns:wpc="http://schemas.microsoft.com/office/word/2010/wordprocessingCanvas" xmlns:cx="http://schemas.microsoft.com/office/drawing/2014/chartex" xmlns:cx1="http://schemas.microsoft.com/office/drawing/2015/9/8/chartex" xmlns:cx2="http://schemas.microsoft.com/office/drawing/2015/10/21/chartex" xmlns:cx3="http://schemas.microsoft.com/office/drawing/2016/5/9/chartex" xmlns:cx4="http://schemas.microsoft.com/office/drawing/2016/5/10/chartex" xmlns:cx5="http://schemas.microsoft.com/office/drawing/2016/5/11/chartex" xmlns:cx6="http://schemas.microsoft.com/office/drawing/2016/5/12/chartex" xmlns:cx7="http://schemas.microsoft.com/office/drawing/2016/5/13/chartex" xmlns:cx8="http://schemas.microsoft.com/office/drawing/2016/5/14/chartex" xmlns:mc="http://schemas.openxmlformats.org/markup-compatibility/2006" xmlns:aink="http://schemas.microsoft.com/office/drawing/2016/ink" xmlns:am3d="http://schemas.microsoft.com/office/drawing/2017/model3d" xmlns:o="urn:schemas-microsoft-com:office:office" xmlns:r="http://schemas.openxmlformats.org/officeDocument/2006/relationships" xmlns:m="http://schemas.openxmlformats.org/officeDocument/2006/math" xmlns:v="urn:schemas-microsoft-com:vml" xmlns:wp14="http://schemas.microsoft.com/office/word/2010/wordprocessingDrawing" xmlns:wp="http://schemas.openxmlformats.org/drawingml/2006/wordprocessingDrawing" xmlns:w10="urn:schemas-microsoft-com:office:word" xmlns:w="http://schemas.openxmlformats.org/wordprocessingml/2006/main" xmlns:w14="http://schemas.microsoft.com/office/word/2010/wordml" xmlns:w15="http://schemas.microsoft.com/office/word/2012/wordml" xmlns:w16cid="http://schemas.microsoft.com/office/word/2016/wordml/cid" xmlns:w16se="http://schemas.microsoft.com/office/word/2015/wordml/symex" xmlns:wpg="http://schemas.microsoft.com/office/word/2010/wordprocessingGroup" xmlns:wpi="http://schemas.microsoft.com/office/word/2010/wordprocessingInk" xmlns:wne="http://schemas.microsoft.com/office/word/2006/wordml" xmlns:wps="http://schemas.microsoft.com/office/word/2010/wordprocessingShape" mc:Ignorable="w14 w15 w16se w16cid wp14">
+  <w:sdt>
+    <w:sdtPr>
+      <w:id w:val="1895537981"/>
+      <w:docPartObj>
+        <w:docPartGallery w:val="Page Numbers (Bottom of Page)"/>
+        <w:docPartUnique/>
+      </w:docPartObj>
+    </w:sdtPr>
+    <w:sdtEndPr>
+      <w:rPr>
+        <w:noProof/>
+      </w:rPr>
+    </w:sdtEndPr>
+    <w:sdtContent>
+      <w:p>
+        <w:pPr>
+          <w:pStyle w:val="Footer"/>
+          <w:jc w:val="center"/>
+        </w:pPr>
+        <w:r>
+          <w:fldChar w:fldCharType="begin"/>
+        </w:r>
+        <w:r>
+          <w:instrText xml:space="preserve"> PAGE   \* MERGEFORMAT </w:instrText>
+        </w:r>
+        <w:r>
+          <w:fldChar w:fldCharType="separate"/>
+        </w:r>
+        <w:r>
+          <w:rPr>
+            <w:noProof/>
+          </w:rPr>
+          <w:t>2</w:t>
+        </w:r>
+        <w:r>
+          <w:rPr>
+            <w:noProof/>
+          </w:rPr>
+          <w:fldChar w:fldCharType="end"/>
+        </w:r>
+      </w:p>
+    </w:sdtContent>
+  </w:sdt>
+  <w:p>
+    <w:pPr>
+      <w:pStyle w:val="Footer"/>
+    </w:pPr>
+  </w:p>
+</w:ftr>
+</file>
+
 <file path=word/footnotes.xml><?xml version="1.0" encoding="utf-8"?>
 <w:footnotes xmlns:wpc="http://schemas.microsoft.com/office/word/2010/wordprocessingCanvas" xmlns:cx="http://schemas.microsoft.com/office/drawing/2014/chartex" xmlns:cx1="http://schemas.microsoft.com/office/drawing/2015/9/8/chartex" xmlns:cx2="http://schemas.microsoft.com/office/drawing/2015/10/21/chartex" xmlns:cx3="http://schemas.microsoft.com/office/drawing/2016/5/9/chartex" xmlns:cx4="http://schemas.microsoft.com/office/drawing/2016/5/10/chartex" xmlns:cx5="http://schemas.microsoft.com/office/drawing/2016/5/11/chartex" xmlns:cx6="http://schemas.microsoft.com/office/drawing/2016/5/12/chartex" xmlns:cx7="http://schemas.microsoft.com/office/drawing/2016/5/13/chartex" xmlns:cx8="http://schemas.microsoft.com/office/drawing/2016/5/14/chartex" xmlns:mc="http://schemas.openxmlformats.org/markup-compatibility/2006" xmlns:aink="http://schemas.microsoft.com/office/drawing/2016/ink" xmlns:am3d="http://schemas.microsoft.com/office/drawing/2017/model3d" xmlns:o="urn:schemas-microsoft-com:office:office" xmlns:r="http://schemas.openxmlformats.org/officeDocument/2006/relationships" xmlns:m="http://schemas.openxmlformats.org/officeDocument/2006/math" xmlns:v="urn:schemas-microsoft-com:vml" xmlns:wp14="http://schemas.microsoft.com/office/word/2010/wordprocessingDrawing" xmlns:wp="http://schemas.openxmlformats.org/drawingml/2006/wordprocessingDrawing" xmlns:w10="urn:schemas-microsoft-com:office:word" xmlns:w="http://schemas.openxmlformats.org/wordprocessingml/2006/main" xmlns:w14="http://schemas.microsoft.com/office/word/2010/wordml" xmlns:w15="http://schemas.microsoft.com/office/word/2012/wordml" xmlns:w16cid="http://schemas.microsoft.com/office/word/2016/wordml/cid" xmlns:w16se="http://schemas.microsoft.com/office/word/2015/wordml/symex" xmlns:wpg="http://schemas.microsoft.com/office/word/2010/wordprocessingGroup" xmlns:wpi="http://schemas.microsoft.com/office/word/2010/wordprocessingInk" xmlns:wne="http://schemas.microsoft.com/office/word/2006/wordml" xmlns:wps="http://schemas.microsoft.com/office/word/2010/wordprocessingShape" mc:Ignorable="w14 w15 w16se w16cid wp14">
   <w:footnote w:type="separator" w:id="-1">
@@ -33705,6 +34479,83 @@
     <w:pPr>
       <w:pStyle w:val="Header"/>
       <w:jc w:val="center"/>
+    </w:pPr>
+  </w:p>
+  <w:p>
+    <w:pPr>
+      <w:pStyle w:val="BodyText"/>
+      <w:spacing w:line="14" w:lineRule="auto"/>
+      <w:rPr>
+        <w:sz w:val="20"/>
+      </w:rPr>
+    </w:pPr>
+  </w:p>
+</w:hdr>
+</file>
+
+<file path=word/header5.xml><?xml version="1.0" encoding="utf-8"?>
+<w:hdr xmlns:wpc="http://schemas.microsoft.com/office/word/2010/wordprocessingCanvas" xmlns:cx="http://schemas.microsoft.com/office/drawing/2014/chartex" xmlns:cx1="http://schemas.microsoft.com/office/drawing/2015/9/8/chartex" xmlns:cx2="http://schemas.microsoft.com/office/drawing/2015/10/21/chartex" xmlns:cx3="http://schemas.microsoft.com/office/drawing/2016/5/9/chartex" xmlns:cx4="http://schemas.microsoft.com/office/drawing/2016/5/10/chartex" xmlns:cx5="http://schemas.microsoft.com/office/drawing/2016/5/11/chartex" xmlns:cx6="http://schemas.microsoft.com/office/drawing/2016/5/12/chartex" xmlns:cx7="http://schemas.microsoft.com/office/drawing/2016/5/13/chartex" xmlns:cx8="http://schemas.microsoft.com/office/drawing/2016/5/14/chartex" xmlns:mc="http://schemas.openxmlformats.org/markup-compatibility/2006" xmlns:aink="http://schemas.microsoft.com/office/drawing/2016/ink" xmlns:am3d="http://schemas.microsoft.com/office/drawing/2017/model3d" xmlns:o="urn:schemas-microsoft-com:office:office" xmlns:r="http://schemas.openxmlformats.org/officeDocument/2006/relationships" xmlns:m="http://schemas.openxmlformats.org/officeDocument/2006/math" xmlns:v="urn:schemas-microsoft-com:vml" xmlns:wp14="http://schemas.microsoft.com/office/word/2010/wordprocessingDrawing" xmlns:wp="http://schemas.openxmlformats.org/drawingml/2006/wordprocessingDrawing" xmlns:w10="urn:schemas-microsoft-com:office:word" xmlns:w="http://schemas.openxmlformats.org/wordprocessingml/2006/main" xmlns:w14="http://schemas.microsoft.com/office/word/2010/wordml" xmlns:w15="http://schemas.microsoft.com/office/word/2012/wordml" xmlns:w16cid="http://schemas.microsoft.com/office/word/2016/wordml/cid" xmlns:w16se="http://schemas.microsoft.com/office/word/2015/wordml/symex" xmlns:wpg="http://schemas.microsoft.com/office/word/2010/wordprocessingGroup" xmlns:wpi="http://schemas.microsoft.com/office/word/2010/wordprocessingInk" xmlns:wne="http://schemas.microsoft.com/office/word/2006/wordml" xmlns:wps="http://schemas.microsoft.com/office/word/2010/wordprocessingShape" mc:Ignorable="w14 w15 w16se w16cid wp14">
+  <w:sdt>
+    <w:sdtPr>
+      <w:id w:val="718862168"/>
+      <w:docPartObj>
+        <w:docPartGallery w:val="Page Numbers (Top of Page)"/>
+        <w:docPartUnique/>
+      </w:docPartObj>
+    </w:sdtPr>
+    <w:sdtEndPr>
+      <w:rPr>
+        <w:noProof/>
+      </w:rPr>
+    </w:sdtEndPr>
+    <w:sdtContent>
+      <w:p>
+        <w:pPr>
+          <w:pStyle w:val="Header"/>
+          <w:jc w:val="right"/>
+        </w:pPr>
+        <w:r>
+          <w:fldChar w:fldCharType="begin"/>
+        </w:r>
+        <w:r>
+          <w:instrText xml:space="preserve"> PAGE   \* MERGEFORMAT </w:instrText>
+        </w:r>
+        <w:r>
+          <w:fldChar w:fldCharType="separate"/>
+        </w:r>
+        <w:r>
+          <w:rPr>
+            <w:noProof/>
+          </w:rPr>
+          <w:t>2</w:t>
+        </w:r>
+        <w:r>
+          <w:rPr>
+            <w:noProof/>
+          </w:rPr>
+          <w:fldChar w:fldCharType="end"/>
+        </w:r>
+      </w:p>
+    </w:sdtContent>
+  </w:sdt>
+  <w:p>
+    <w:pPr>
+      <w:pStyle w:val="BodyText"/>
+      <w:spacing w:line="14" w:lineRule="auto"/>
+      <w:rPr>
+        <w:sz w:val="20"/>
+      </w:rPr>
+    </w:pPr>
+  </w:p>
+</w:hdr>
+</file>
+
+<file path=word/header6.xml><?xml version="1.0" encoding="utf-8"?>
+<w:hdr xmlns:wpc="http://schemas.microsoft.com/office/word/2010/wordprocessingCanvas" xmlns:cx="http://schemas.microsoft.com/office/drawing/2014/chartex" xmlns:cx1="http://schemas.microsoft.com/office/drawing/2015/9/8/chartex" xmlns:cx2="http://schemas.microsoft.com/office/drawing/2015/10/21/chartex" xmlns:cx3="http://schemas.microsoft.com/office/drawing/2016/5/9/chartex" xmlns:cx4="http://schemas.microsoft.com/office/drawing/2016/5/10/chartex" xmlns:cx5="http://schemas.microsoft.com/office/drawing/2016/5/11/chartex" xmlns:cx6="http://schemas.microsoft.com/office/drawing/2016/5/12/chartex" xmlns:cx7="http://schemas.microsoft.com/office/drawing/2016/5/13/chartex" xmlns:cx8="http://schemas.microsoft.com/office/drawing/2016/5/14/chartex" xmlns:mc="http://schemas.openxmlformats.org/markup-compatibility/2006" xmlns:aink="http://schemas.microsoft.com/office/drawing/2016/ink" xmlns:am3d="http://schemas.microsoft.com/office/drawing/2017/model3d" xmlns:o="urn:schemas-microsoft-com:office:office" xmlns:r="http://schemas.openxmlformats.org/officeDocument/2006/relationships" xmlns:m="http://schemas.openxmlformats.org/officeDocument/2006/math" xmlns:v="urn:schemas-microsoft-com:vml" xmlns:wp14="http://schemas.microsoft.com/office/word/2010/wordprocessingDrawing" xmlns:wp="http://schemas.openxmlformats.org/drawingml/2006/wordprocessingDrawing" xmlns:w10="urn:schemas-microsoft-com:office:word" xmlns:w="http://schemas.openxmlformats.org/wordprocessingml/2006/main" xmlns:w14="http://schemas.microsoft.com/office/word/2010/wordml" xmlns:w15="http://schemas.microsoft.com/office/word/2012/wordml" xmlns:w16cid="http://schemas.microsoft.com/office/word/2016/wordml/cid" xmlns:w16se="http://schemas.microsoft.com/office/word/2015/wordml/symex" xmlns:wpg="http://schemas.microsoft.com/office/word/2010/wordprocessingGroup" xmlns:wpi="http://schemas.microsoft.com/office/word/2010/wordprocessingInk" xmlns:wne="http://schemas.microsoft.com/office/word/2006/wordml" xmlns:wps="http://schemas.microsoft.com/office/word/2010/wordprocessingShape" mc:Ignorable="w14 w15 w16se w16cid wp14">
+  <w:p>
+    <w:pPr>
+      <w:pStyle w:val="Header"/>
+      <w:jc w:val="right"/>
     </w:pPr>
   </w:p>
   <w:p>
@@ -40219,6 +41070,175 @@
       <w:szCs w:val="18"/>
     </w:rPr>
   </w:style>
+  <w:style w:type="table" w:styleId="GridTable1Light">
+    <w:name w:val="Grid Table 1 Light"/>
+    <w:basedOn w:val="TableNormal"/>
+    <w:uiPriority w:val="46"/>
+    <w:rsid w:val="002F6BF1"/>
+    <w:pPr>
+      <w:spacing w:after="0" w:line="240" w:lineRule="auto"/>
+    </w:pPr>
+    <w:tblPr>
+      <w:tblStyleRowBandSize w:val="1"/>
+      <w:tblStyleColBandSize w:val="1"/>
+      <w:tblBorders>
+        <w:top w:val="single" w:sz="4" w:space="0" w:color="999999" w:themeColor="text1" w:themeTint="66"/>
+        <w:left w:val="single" w:sz="4" w:space="0" w:color="999999" w:themeColor="text1" w:themeTint="66"/>
+        <w:bottom w:val="single" w:sz="4" w:space="0" w:color="999999" w:themeColor="text1" w:themeTint="66"/>
+        <w:right w:val="single" w:sz="4" w:space="0" w:color="999999" w:themeColor="text1" w:themeTint="66"/>
+        <w:insideH w:val="single" w:sz="4" w:space="0" w:color="999999" w:themeColor="text1" w:themeTint="66"/>
+        <w:insideV w:val="single" w:sz="4" w:space="0" w:color="999999" w:themeColor="text1" w:themeTint="66"/>
+      </w:tblBorders>
+    </w:tblPr>
+    <w:tblStylePr w:type="firstRow">
+      <w:rPr>
+        <w:b/>
+        <w:bCs/>
+      </w:rPr>
+      <w:tblPr/>
+      <w:tcPr>
+        <w:tcBorders>
+          <w:bottom w:val="single" w:sz="12" w:space="0" w:color="666666" w:themeColor="text1" w:themeTint="99"/>
+        </w:tcBorders>
+      </w:tcPr>
+    </w:tblStylePr>
+    <w:tblStylePr w:type="lastRow">
+      <w:rPr>
+        <w:b/>
+        <w:bCs/>
+      </w:rPr>
+      <w:tblPr/>
+      <w:tcPr>
+        <w:tcBorders>
+          <w:top w:val="double" w:sz="2" w:space="0" w:color="666666" w:themeColor="text1" w:themeTint="99"/>
+        </w:tcBorders>
+      </w:tcPr>
+    </w:tblStylePr>
+    <w:tblStylePr w:type="firstCol">
+      <w:rPr>
+        <w:b/>
+        <w:bCs/>
+      </w:rPr>
+    </w:tblStylePr>
+    <w:tblStylePr w:type="lastCol">
+      <w:rPr>
+        <w:b/>
+        <w:bCs/>
+      </w:rPr>
+    </w:tblStylePr>
+  </w:style>
+  <w:style w:type="table" w:styleId="PlainTable3">
+    <w:name w:val="Plain Table 3"/>
+    <w:basedOn w:val="TableNormal"/>
+    <w:uiPriority w:val="43"/>
+    <w:rsid w:val="002F6BF1"/>
+    <w:pPr>
+      <w:spacing w:after="0" w:line="240" w:lineRule="auto"/>
+    </w:pPr>
+    <w:tblPr>
+      <w:tblStyleRowBandSize w:val="1"/>
+      <w:tblStyleColBandSize w:val="1"/>
+    </w:tblPr>
+    <w:tblStylePr w:type="firstRow">
+      <w:rPr>
+        <w:b/>
+        <w:bCs/>
+        <w:caps/>
+      </w:rPr>
+      <w:tblPr/>
+      <w:tcPr>
+        <w:tcBorders>
+          <w:bottom w:val="single" w:sz="4" w:space="0" w:color="7F7F7F" w:themeColor="text1" w:themeTint="80"/>
+        </w:tcBorders>
+      </w:tcPr>
+    </w:tblStylePr>
+    <w:tblStylePr w:type="lastRow">
+      <w:rPr>
+        <w:b/>
+        <w:bCs/>
+        <w:caps/>
+      </w:rPr>
+      <w:tblPr/>
+      <w:tcPr>
+        <w:tcBorders>
+          <w:top w:val="nil"/>
+        </w:tcBorders>
+      </w:tcPr>
+    </w:tblStylePr>
+    <w:tblStylePr w:type="firstCol">
+      <w:rPr>
+        <w:b/>
+        <w:bCs/>
+        <w:caps/>
+      </w:rPr>
+      <w:tblPr/>
+      <w:tcPr>
+        <w:tcBorders>
+          <w:right w:val="single" w:sz="4" w:space="0" w:color="7F7F7F" w:themeColor="text1" w:themeTint="80"/>
+        </w:tcBorders>
+      </w:tcPr>
+    </w:tblStylePr>
+    <w:tblStylePr w:type="lastCol">
+      <w:rPr>
+        <w:b/>
+        <w:bCs/>
+        <w:caps/>
+      </w:rPr>
+      <w:tblPr/>
+      <w:tcPr>
+        <w:tcBorders>
+          <w:left w:val="nil"/>
+        </w:tcBorders>
+      </w:tcPr>
+    </w:tblStylePr>
+    <w:tblStylePr w:type="band1Vert">
+      <w:tblPr/>
+      <w:tcPr>
+        <w:shd w:val="clear" w:color="auto" w:fill="F2F2F2" w:themeFill="background1" w:themeFillShade="F2"/>
+      </w:tcPr>
+    </w:tblStylePr>
+    <w:tblStylePr w:type="band1Horz">
+      <w:tblPr/>
+      <w:tcPr>
+        <w:shd w:val="clear" w:color="auto" w:fill="F2F2F2" w:themeFill="background1" w:themeFillShade="F2"/>
+      </w:tcPr>
+    </w:tblStylePr>
+    <w:tblStylePr w:type="neCell">
+      <w:tblPr/>
+      <w:tcPr>
+        <w:tcBorders>
+          <w:left w:val="nil"/>
+        </w:tcBorders>
+      </w:tcPr>
+    </w:tblStylePr>
+    <w:tblStylePr w:type="nwCell">
+      <w:tblPr/>
+      <w:tcPr>
+        <w:tcBorders>
+          <w:right w:val="nil"/>
+        </w:tcBorders>
+      </w:tcPr>
+    </w:tblStylePr>
+  </w:style>
+  <w:style w:type="table" w:styleId="TableGridLight">
+    <w:name w:val="Grid Table Light"/>
+    <w:basedOn w:val="TableNormal"/>
+    <w:uiPriority w:val="40"/>
+    <w:rsid w:val="00305F67"/>
+    <w:pPr>
+      <w:spacing w:after="0" w:line="240" w:lineRule="auto"/>
+    </w:pPr>
+    <w:tblPr>
+      <w:tblBorders>
+        <w:top w:val="single" w:sz="4" w:space="0" w:color="BFBFBF" w:themeColor="background1" w:themeShade="BF"/>
+        <w:left w:val="single" w:sz="4" w:space="0" w:color="BFBFBF" w:themeColor="background1" w:themeShade="BF"/>
+        <w:bottom w:val="single" w:sz="4" w:space="0" w:color="BFBFBF" w:themeColor="background1" w:themeShade="BF"/>
+        <w:right w:val="single" w:sz="4" w:space="0" w:color="BFBFBF" w:themeColor="background1" w:themeShade="BF"/>
+        <w:insideH w:val="single" w:sz="4" w:space="0" w:color="BFBFBF" w:themeColor="background1" w:themeShade="BF"/>
+        <w:insideV w:val="single" w:sz="4" w:space="0" w:color="BFBFBF" w:themeColor="background1" w:themeShade="BF"/>
+      </w:tblBorders>
+    </w:tblPr>
+  </w:style>
 </w:styles>
 </file>
 
@@ -40890,7 +41910,7 @@
 </file>
 
 <file path=customXml/itemProps1.xml><?xml version="1.0" encoding="utf-8"?>
-<ds:datastoreItem xmlns:ds="http://schemas.openxmlformats.org/officeDocument/2006/customXml" ds:itemID="{B8FE5802-95F3-4443-8D5D-80DB717F5D93}">
+<ds:datastoreItem xmlns:ds="http://schemas.openxmlformats.org/officeDocument/2006/customXml" ds:itemID="{776B7BF1-8BF4-46E0-87DD-9784CE36F27E}">
   <ds:schemaRefs>
     <ds:schemaRef ds:uri="http://schemas.openxmlformats.org/officeDocument/2006/bibliography"/>
   </ds:schemaRefs>

--- a/SKRIPSI.docx
+++ b/SKRIPSI.docx
@@ -4,6 +4,7 @@
   <w:body>
     <w:p>
       <w:pPr>
+        <w:spacing w:line="240" w:lineRule="auto"/>
         <w:jc w:val="center"/>
         <w:rPr>
           <w:rFonts w:ascii="Arial MT" w:hAnsi="Arial MT"/>
@@ -18,7 +19,7 @@
           <w:sz w:val="28"/>
           <w:szCs w:val="28"/>
         </w:rPr>
-        <w:t>DETEKSI DAN PENCEGAHAN FRAUD INTERNAL DI PERUSAHAAN MENGGUNAKAN ALGORITMA RANDOM FOREST DI CV.</w:t>
+        <w:t>DETEKSI DAN PENCEGAHAN FRAUD INTERNAL DI</w:t>
       </w:r>
       <w:r>
         <w:rPr>
@@ -34,60 +35,128 @@
           <w:sz w:val="28"/>
           <w:szCs w:val="28"/>
         </w:rPr>
-        <w:t>SMARTINDO TELEKOM</w:t>
-      </w:r>
-    </w:p>
-    <w:p>
-      <w:pPr>
-        <w:jc w:val="center"/>
+        <w:t xml:space="preserve">PERUSAHAAN MENGGUNAKAN ALGORITMA </w:t>
+      </w:r>
+      <w:r>
         <w:rPr>
           <w:rFonts w:ascii="Arial MT" w:hAnsi="Arial MT"/>
           <w:sz w:val="28"/>
           <w:szCs w:val="28"/>
         </w:rPr>
-      </w:pPr>
-    </w:p>
-    <w:p>
-      <w:pPr>
-        <w:spacing w:after="0"/>
-        <w:jc w:val="center"/>
+        <w:br/>
+      </w:r>
+      <w:r>
         <w:rPr>
           <w:rFonts w:ascii="Arial MT" w:hAnsi="Arial MT"/>
           <w:sz w:val="28"/>
           <w:szCs w:val="28"/>
         </w:rPr>
-      </w:pPr>
+        <w:t>RANDOM FOREST DI CV.</w:t>
+      </w:r>
       <w:r>
         <w:rPr>
           <w:rFonts w:ascii="Arial MT" w:hAnsi="Arial MT"/>
           <w:sz w:val="28"/>
           <w:szCs w:val="28"/>
         </w:rPr>
-        <w:t>Oleh:</w:t>
-      </w:r>
-    </w:p>
-    <w:p>
-      <w:pPr>
-        <w:spacing w:after="0"/>
-        <w:jc w:val="center"/>
+        <w:t xml:space="preserve"> </w:t>
+      </w:r>
+      <w:r>
         <w:rPr>
           <w:rFonts w:ascii="Arial MT" w:hAnsi="Arial MT"/>
           <w:sz w:val="28"/>
           <w:szCs w:val="28"/>
         </w:rPr>
-      </w:pPr>
+        <w:t xml:space="preserve">SMARTINDO </w:t>
+      </w:r>
       <w:r>
         <w:rPr>
           <w:rFonts w:ascii="Arial MT" w:hAnsi="Arial MT"/>
           <w:sz w:val="28"/>
           <w:szCs w:val="28"/>
         </w:rPr>
+        <w:br/>
+      </w:r>
+      <w:r>
+        <w:rPr>
+          <w:rFonts w:ascii="Arial MT" w:hAnsi="Arial MT"/>
+          <w:sz w:val="28"/>
+          <w:szCs w:val="28"/>
+        </w:rPr>
+        <w:t>TELEKOM</w:t>
+      </w:r>
+    </w:p>
+    <w:p>
+      <w:pPr>
+        <w:jc w:val="center"/>
+        <w:rPr>
+          <w:rFonts w:ascii="Arial MT" w:hAnsi="Arial MT"/>
+          <w:sz w:val="28"/>
+          <w:szCs w:val="28"/>
+        </w:rPr>
+      </w:pPr>
+    </w:p>
+    <w:p>
+      <w:pPr>
+        <w:jc w:val="center"/>
+        <w:rPr>
+          <w:rFonts w:ascii="Arial MT" w:hAnsi="Arial MT"/>
+          <w:sz w:val="28"/>
+          <w:szCs w:val="28"/>
+        </w:rPr>
+      </w:pPr>
+    </w:p>
+    <w:p>
+      <w:pPr>
+        <w:jc w:val="center"/>
+        <w:rPr>
+          <w:rFonts w:ascii="Arial MT" w:hAnsi="Arial MT"/>
+          <w:sz w:val="28"/>
+          <w:szCs w:val="28"/>
+        </w:rPr>
+      </w:pPr>
+    </w:p>
+    <w:p>
+      <w:pPr>
+        <w:spacing w:after="0" w:line="240" w:lineRule="auto"/>
+        <w:jc w:val="center"/>
+        <w:rPr>
+          <w:rFonts w:ascii="Arial MT" w:hAnsi="Arial MT"/>
+          <w:sz w:val="28"/>
+          <w:szCs w:val="28"/>
+        </w:rPr>
+      </w:pPr>
+      <w:r>
+        <w:rPr>
+          <w:rFonts w:ascii="Arial MT" w:hAnsi="Arial MT"/>
+          <w:sz w:val="28"/>
+          <w:szCs w:val="28"/>
+        </w:rPr>
+        <w:t>Oleh:</w:t>
+      </w:r>
+    </w:p>
+    <w:p>
+      <w:pPr>
+        <w:spacing w:after="0" w:line="240" w:lineRule="auto"/>
+        <w:jc w:val="center"/>
+        <w:rPr>
+          <w:rFonts w:ascii="Arial MT" w:hAnsi="Arial MT"/>
+          <w:sz w:val="28"/>
+          <w:szCs w:val="28"/>
+        </w:rPr>
+      </w:pPr>
+      <w:r>
+        <w:rPr>
+          <w:rFonts w:ascii="Arial MT" w:hAnsi="Arial MT"/>
+          <w:sz w:val="28"/>
+          <w:szCs w:val="28"/>
+        </w:rPr>
         <w:t>RIYAN SANJAYA</w:t>
       </w:r>
     </w:p>
     <w:p>
       <w:pPr>
-        <w:spacing w:after="0"/>
+        <w:spacing w:after="0" w:line="240" w:lineRule="auto"/>
         <w:jc w:val="center"/>
         <w:rPr>
           <w:rFonts w:ascii="Arial MT" w:hAnsi="Arial MT"/>
@@ -233,7 +302,6 @@
     <w:p>
       <w:pPr>
         <w:spacing w:after="0"/>
-        <w:jc w:val="center"/>
         <w:rPr>
           <w:rFonts w:ascii="Arial MT" w:hAnsi="Arial MT"/>
           <w:sz w:val="28"/>
@@ -265,7 +333,7 @@
     </w:p>
     <w:p>
       <w:pPr>
-        <w:spacing w:after="0"/>
+        <w:spacing w:after="0" w:line="240" w:lineRule="auto"/>
         <w:jc w:val="center"/>
         <w:rPr>
           <w:rFonts w:ascii="Arial MT" w:hAnsi="Arial MT"/>
@@ -276,18 +344,7 @@
     </w:p>
     <w:p>
       <w:pPr>
-        <w:spacing w:after="0"/>
-        <w:jc w:val="center"/>
-        <w:rPr>
-          <w:rFonts w:ascii="Arial MT" w:hAnsi="Arial MT"/>
-          <w:sz w:val="28"/>
-          <w:szCs w:val="28"/>
-        </w:rPr>
-      </w:pPr>
-    </w:p>
-    <w:p>
-      <w:pPr>
-        <w:spacing w:after="0"/>
+        <w:spacing w:after="0" w:line="240" w:lineRule="auto"/>
         <w:jc w:val="center"/>
         <w:rPr>
           <w:rFonts w:ascii="Arial MT" w:hAnsi="Arial MT"/>
@@ -306,7 +363,7 @@
     </w:p>
     <w:p>
       <w:pPr>
-        <w:spacing w:after="0"/>
+        <w:spacing w:after="0" w:line="240" w:lineRule="auto"/>
         <w:jc w:val="center"/>
         <w:rPr>
           <w:rFonts w:ascii="Arial MT" w:hAnsi="Arial MT"/>
@@ -320,31 +377,28 @@
           <w:sz w:val="32"/>
           <w:szCs w:val="32"/>
         </w:rPr>
-        <w:t>FAKULTAS ILMU KOMPUTER DAN TEKNOLOGI INFORMASI</w:t>
-      </w:r>
-    </w:p>
-    <w:p>
-      <w:pPr>
-        <w:spacing w:after="0"/>
-        <w:jc w:val="center"/>
+        <w:t>FAKULTAS ILMU KOMPUTER DAN TEKNOLOGI</w:t>
+      </w:r>
+      <w:r>
         <w:rPr>
           <w:rFonts w:ascii="Arial MT" w:hAnsi="Arial MT"/>
           <w:sz w:val="32"/>
           <w:szCs w:val="32"/>
         </w:rPr>
-      </w:pPr>
+        <w:t xml:space="preserve"> </w:t>
+      </w:r>
       <w:r>
         <w:rPr>
           <w:rFonts w:ascii="Arial MT" w:hAnsi="Arial MT"/>
           <w:sz w:val="32"/>
           <w:szCs w:val="32"/>
         </w:rPr>
-        <w:t>UNIVERSITAS BUDI DARMA</w:t>
-      </w:r>
-    </w:p>
-    <w:p>
-      <w:pPr>
-        <w:spacing w:after="0"/>
+        <w:t>INFORMASI</w:t>
+      </w:r>
+    </w:p>
+    <w:p>
+      <w:pPr>
+        <w:spacing w:after="0" w:line="240" w:lineRule="auto"/>
         <w:jc w:val="center"/>
         <w:rPr>
           <w:rFonts w:ascii="Arial MT" w:hAnsi="Arial MT"/>
@@ -358,20 +412,39 @@
           <w:sz w:val="32"/>
           <w:szCs w:val="32"/>
         </w:rPr>
-        <w:t>MEDA</w:t>
-      </w:r>
-      <w:r>
+        <w:t>UNIVERSITAS BUDI DARMA</w:t>
+      </w:r>
+    </w:p>
+    <w:p>
+      <w:pPr>
+        <w:spacing w:after="0" w:line="240" w:lineRule="auto"/>
+        <w:jc w:val="center"/>
         <w:rPr>
           <w:rFonts w:ascii="Arial MT" w:hAnsi="Arial MT"/>
           <w:sz w:val="32"/>
           <w:szCs w:val="32"/>
         </w:rPr>
+      </w:pPr>
+      <w:r>
+        <w:rPr>
+          <w:rFonts w:ascii="Arial MT" w:hAnsi="Arial MT"/>
+          <w:sz w:val="32"/>
+          <w:szCs w:val="32"/>
+        </w:rPr>
+        <w:t>MEDA</w:t>
+      </w:r>
+      <w:r>
+        <w:rPr>
+          <w:rFonts w:ascii="Arial MT" w:hAnsi="Arial MT"/>
+          <w:sz w:val="32"/>
+          <w:szCs w:val="32"/>
+        </w:rPr>
         <w:t>N</w:t>
       </w:r>
     </w:p>
     <w:p>
       <w:pPr>
-        <w:spacing w:after="0"/>
+        <w:spacing w:after="0" w:line="240" w:lineRule="auto"/>
         <w:jc w:val="center"/>
         <w:rPr>
           <w:rFonts w:ascii="Arial MT" w:hAnsi="Arial MT"/>
@@ -3839,6 +3912,12 @@
                 <w:noProof/>
                 <w:webHidden/>
               </w:rPr>
+            </w:r>
+            <w:r>
+              <w:rPr>
+                <w:noProof/>
+                <w:webHidden/>
+              </w:rPr>
               <w:fldChar w:fldCharType="separate"/>
             </w:r>
             <w:r>
@@ -4461,6 +4540,12 @@
                 <w:noProof/>
                 <w:webHidden/>
               </w:rPr>
+            </w:r>
+            <w:r>
+              <w:rPr>
+                <w:noProof/>
+                <w:webHidden/>
+              </w:rPr>
               <w:fldChar w:fldCharType="separate"/>
             </w:r>
             <w:r>
@@ -4985,6 +5070,12 @@
                 <w:webHidden/>
               </w:rPr>
               <w:instrText xml:space="preserve"> PAGEREF _Toc192843212 \h </w:instrText>
+            </w:r>
+            <w:r>
+              <w:rPr>
+                <w:noProof/>
+                <w:webHidden/>
+              </w:rPr>
             </w:r>
             <w:r>
               <w:rPr>
@@ -17915,12 +18006,137 @@
     <w:p>
       <w:pPr>
         <w:pStyle w:val="NormalWeb"/>
-        <w:spacing w:before="0" w:beforeAutospacing="0" w:line="360" w:lineRule="auto"/>
+        <w:spacing w:before="0" w:beforeAutospacing="0" w:after="0" w:afterAutospacing="0" w:line="360" w:lineRule="auto"/>
         <w:ind w:firstLine="720"/>
         <w:jc w:val="both"/>
       </w:pPr>
       <w:r>
-        <w:t>Aplikasi Android adalah perangkat lunak yang dirancang untuk berjalan di sistem operasi Android, yang dikembangkan oleh Google. Aplikasi Android biasanya dibuat menggunakan bahasa pemrograman seperti Java, Kotlin, atau Dart (melalui Flutter), dan bisa diunduh melalui Google Play Store atau sumber lainnya. Aplikasi Android dalam konteks laporan audit adalah perangkat lunak yang dirancang untuk berjalan pada sistem operasi Android dan dapat digunakan untuk mendukung proses audit, baik internal maupun eksternal. Aplikasi ini dapat membantu auditor dalam mengumpulkan data, mencatat temuan, dan membuat laporan secara real-time langsung dari lapangan. Selain itu, aplikasi Android juga memungkinkan integrasi dengan berbagai sistem lain, seperti database perusahaan atau cloud storage, untuk mempercepat akses informasi dan memperkuat akurasi hasil audit. Dengan fitur seperti GPS, kamera, dan notifikasi, aplikasi audit berbasis Android juga dapat mempermudah pelacakan lokasi, dokumentasi bukti visual, serta pengingat jadwal audit. Penggunaan aplikasi semacam ini meningkatkan efisiensi, mengurangi kesalahan manual, dan mempercepat proses pelaporan hasil audit.</w:t>
+        <w:t xml:space="preserve">Sebuah website (situs web) adalah kumpulan halaman web yang saling terkait dan konten multimedia seperti gambar, audio, dan video, yang dapat diakses publik melalui internet menggunakan browser web. Secara sederhana, bayangkan website sebagai sebuah buku. Setiap halaman dalam buku adalah sebuah "halaman web", dan semua halaman ini terikat bersama di bawah satu nama (domain) yang disebut "website". Buku ini disimpan di tempat yang bisa diakses oleh siapa saja di dunia (server web), dan Anda bisa membacanya menggunakan alat bantu (browser web seperti Chrome, Firefox, atau Safari). Berikut adalah beberapa komponen kunci dari sebuah website: </w:t>
+      </w:r>
+    </w:p>
+    <w:p>
+      <w:pPr>
+        <w:pStyle w:val="NormalWeb"/>
+        <w:numPr>
+          <w:ilvl w:val="0"/>
+          <w:numId w:val="53"/>
+        </w:numPr>
+        <w:spacing w:before="0" w:beforeAutospacing="0" w:line="360" w:lineRule="auto"/>
+        <w:ind w:left="284" w:hanging="284"/>
+        <w:jc w:val="both"/>
+      </w:pPr>
+      <w:r>
+        <w:t>Halaman Web</w:t>
+      </w:r>
+      <w:r>
+        <w:t xml:space="preserve"> adalah</w:t>
+      </w:r>
+      <w:r>
+        <w:t xml:space="preserve"> </w:t>
+      </w:r>
+      <w:r>
+        <w:t>d</w:t>
+      </w:r>
+      <w:r>
+        <w:t xml:space="preserve">okumen yang ditulis dalam bahasa HTML (HyperText Markup Language) yang berisi teks, gambar, video, dan tautan. </w:t>
+      </w:r>
+    </w:p>
+    <w:p>
+      <w:pPr>
+        <w:pStyle w:val="NormalWeb"/>
+        <w:numPr>
+          <w:ilvl w:val="0"/>
+          <w:numId w:val="53"/>
+        </w:numPr>
+        <w:spacing w:before="0" w:beforeAutospacing="0" w:line="360" w:lineRule="auto"/>
+        <w:ind w:left="284" w:hanging="284"/>
+        <w:jc w:val="both"/>
+      </w:pPr>
+      <w:r>
+        <w:t>Browser Web</w:t>
+      </w:r>
+      <w:r>
+        <w:t xml:space="preserve"> adalah p</w:t>
+      </w:r>
+      <w:r>
+        <w:t xml:space="preserve">erangkat lunak seperti Google Chrome, Mozilla Firefox, Microsoft Edge, atau Apple Safari yang digunakan untuk menampilkan halaman web. </w:t>
+      </w:r>
+    </w:p>
+    <w:p>
+      <w:pPr>
+        <w:pStyle w:val="NormalWeb"/>
+        <w:numPr>
+          <w:ilvl w:val="0"/>
+          <w:numId w:val="53"/>
+        </w:numPr>
+        <w:spacing w:before="0" w:beforeAutospacing="0" w:line="360" w:lineRule="auto"/>
+        <w:ind w:left="284" w:hanging="284"/>
+        <w:jc w:val="both"/>
+      </w:pPr>
+      <w:r>
+        <w:t>Server Web</w:t>
+      </w:r>
+      <w:r>
+        <w:t xml:space="preserve"> adalah k</w:t>
+      </w:r>
+      <w:r>
+        <w:t xml:space="preserve">omputer khusus yang menyimpan file-file website dan mengirimkannya ke browser web saat diminta. </w:t>
+      </w:r>
+    </w:p>
+    <w:p>
+      <w:pPr>
+        <w:pStyle w:val="NormalWeb"/>
+        <w:numPr>
+          <w:ilvl w:val="0"/>
+          <w:numId w:val="53"/>
+        </w:numPr>
+        <w:spacing w:before="0" w:beforeAutospacing="0" w:line="360" w:lineRule="auto"/>
+        <w:ind w:left="284" w:hanging="284"/>
+        <w:jc w:val="both"/>
+      </w:pPr>
+      <w:r>
+        <w:t>Nama Domain</w:t>
+      </w:r>
+      <w:r>
+        <w:t xml:space="preserve"> adalah a</w:t>
+      </w:r>
+      <w:r>
+        <w:t xml:space="preserve">lamat unik dari sebuah website di internet, contohnya google.com atau detik.com. Ini seperti alamat rumah untuk website Anda. </w:t>
+      </w:r>
+    </w:p>
+    <w:p>
+      <w:pPr>
+        <w:pStyle w:val="NormalWeb"/>
+        <w:numPr>
+          <w:ilvl w:val="0"/>
+          <w:numId w:val="53"/>
+        </w:numPr>
+        <w:spacing w:before="0" w:beforeAutospacing="0" w:line="360" w:lineRule="auto"/>
+        <w:ind w:left="284" w:hanging="284"/>
+        <w:jc w:val="both"/>
+      </w:pPr>
+      <w:r>
+        <w:t>Hosting</w:t>
+      </w:r>
+      <w:r>
+        <w:t xml:space="preserve"> adalah l</w:t>
+      </w:r>
+      <w:r>
+        <w:t xml:space="preserve">ayanan yang menyediakan ruang di server web untuk menyimpan file-file website Anda agar dapat diakses secara online. </w:t>
+      </w:r>
+    </w:p>
+    <w:p>
+      <w:pPr>
+        <w:pStyle w:val="NormalWeb"/>
+        <w:spacing w:before="0" w:beforeAutospacing="0" w:line="360" w:lineRule="auto"/>
+        <w:ind w:firstLine="284"/>
+        <w:jc w:val="both"/>
+      </w:pPr>
+      <w:r>
+        <w:t>Website dapat memiliki berbagai tujuan, mulai dari situs pribadi, blog, toko online, portal berita, media sosial, hingga aplikasi web yang kompleks</w:t>
+      </w:r>
+      <w:r>
+        <w:t>.</w:t>
       </w:r>
     </w:p>
     <w:p>
@@ -17945,6 +18161,7 @@
           <w:color w:val="000000" w:themeColor="text1"/>
           <w:lang w:eastAsia="en-ID"/>
         </w:rPr>
+        <w:lastRenderedPageBreak/>
         <w:t>Bahasa Pemrograman Pyhton</w:t>
       </w:r>
     </w:p>
@@ -17964,17 +18181,7 @@
           <w:szCs w:val="24"/>
           <w:lang w:eastAsia="en-ID"/>
         </w:rPr>
-        <w:t xml:space="preserve">Python merupakan salah satu bahasa pemrograman yang banyak diminati karena struktur sintaksnya yang ringkas dan intuitif, sehingga cocok digunakan baik oleh pemula maupun programmer berpengalaman. Bahasa ini mendukung beragam pendekatan pemrograman, mulai dari paradigma objek, prosedural, hingga fungsional. Penerapannya sangat luas, mencakup pengembangan aplikasi web, </w:t>
-      </w:r>
-      <w:r>
-        <w:rPr>
-          <w:rFonts w:ascii="Times New Roman" w:hAnsi="Times New Roman" w:cs="Times New Roman"/>
-          <w:sz w:val="24"/>
-          <w:szCs w:val="24"/>
-          <w:lang w:eastAsia="en-ID"/>
-        </w:rPr>
-        <w:lastRenderedPageBreak/>
-        <w:t>analisis data, kecerdasan buatan, hingga proses otomasi berbagai tugas digital</w:t>
+        <w:t>Python merupakan salah satu bahasa pemrograman yang banyak diminati karena struktur sintaksnya yang ringkas dan intuitif, sehingga cocok digunakan baik oleh pemula maupun programmer berpengalaman. Bahasa ini mendukung beragam pendekatan pemrograman, mulai dari paradigma objek, prosedural, hingga fungsional. Penerapannya sangat luas, mencakup pengembangan aplikasi web, analisis data, kecerdasan buatan, hingga proses otomasi berbagai tugas digital</w:t>
       </w:r>
       <w:r>
         <w:rPr>
@@ -18100,7 +18307,16 @@
           <w:color w:val="000000" w:themeColor="text1"/>
           <w:lang w:eastAsia="en-ID"/>
         </w:rPr>
-        <w:t>ork Flutter</w:t>
+        <w:t xml:space="preserve">ork </w:t>
+      </w:r>
+      <w:r>
+        <w:rPr>
+          <w:rFonts w:ascii="Times New Roman" w:hAnsi="Times New Roman" w:cs="Times New Roman"/>
+          <w:b/>
+          <w:color w:val="000000" w:themeColor="text1"/>
+          <w:lang w:eastAsia="en-ID"/>
+        </w:rPr>
+        <w:t>Flask</w:t>
       </w:r>
     </w:p>
     <w:p>
@@ -18122,29 +18338,7 @@
           <w:szCs w:val="24"/>
           <w:lang w:eastAsia="en-ID"/>
         </w:rPr>
-        <w:t xml:space="preserve">Flutter merupakan sebuah framework bersifat open-source yang dikembangkan oleh Google dengan tujuan memfasilitasi pengembangan aplikasi multiplatform menggunakan satu kode sumber yang sama. Melalui penggunaan Flutter, pengembang dapat membangun aplikasi yang dapat dijalankan pada berbagai sistem operasi seperti Android, iOS, web, serta platform desktop termasuk Windows, macOS, dan Linux. Flutter mengadopsi bahasa pemrograman Dart sebagai dasar pengembangannya dan dilengkapi dengan sejumlah fitur unggulan. </w:t>
-      </w:r>
-    </w:p>
-    <w:p>
-      <w:pPr>
-        <w:spacing w:line="360" w:lineRule="auto"/>
-        <w:ind w:firstLine="720"/>
-        <w:jc w:val="both"/>
-        <w:rPr>
-          <w:rFonts w:ascii="Times New Roman" w:hAnsi="Times New Roman" w:cs="Times New Roman"/>
-          <w:sz w:val="24"/>
-          <w:szCs w:val="24"/>
-          <w:lang w:eastAsia="en-ID"/>
-        </w:rPr>
-      </w:pPr>
-      <w:r>
-        <w:rPr>
-          <w:rFonts w:ascii="Times New Roman" w:hAnsi="Times New Roman" w:cs="Times New Roman"/>
-          <w:sz w:val="24"/>
-          <w:szCs w:val="24"/>
-          <w:lang w:eastAsia="en-ID"/>
-        </w:rPr>
-        <w:t xml:space="preserve">Salah satu fitur utama adalah Hot Reload, yang memungkinkan pengembang untuk mengimplementasikan perubahan pada kode secara real-time tanpa perlu melakukan kompilasi ulang atau memulai ulang aplikasi, sehingga </w:t>
+        <w:t xml:space="preserve">Flask adalah sebuah micro-framework web untuk bahasa pemrograman Python. Istilah "micro" merujuk pada inti yang minimalis namun sangat fleksibel dan dapat diperluas. Ia tidak memaksakan struktur proyek atau menyediakan banyak fitur bawaan, melainkan memberi kebebasan penuh kepada pengembang </w:t>
       </w:r>
       <w:r>
         <w:rPr>
@@ -18154,36 +18348,7 @@
           <w:lang w:eastAsia="en-ID"/>
         </w:rPr>
         <w:lastRenderedPageBreak/>
-        <w:t xml:space="preserve">sangat mendukung efisiensi dalam proses pengembangan perangkat </w:t>
-      </w:r>
-      <w:proofErr w:type="gramStart"/>
-      <w:r>
-        <w:rPr>
-          <w:rFonts w:ascii="Times New Roman" w:hAnsi="Times New Roman" w:cs="Times New Roman"/>
-          <w:sz w:val="24"/>
-          <w:szCs w:val="24"/>
-          <w:lang w:eastAsia="en-ID"/>
-        </w:rPr>
-        <w:t>lunak.</w:t>
-      </w:r>
-      <w:r>
-        <w:rPr>
-          <w:rFonts w:ascii="Times New Roman" w:hAnsi="Times New Roman" w:cs="Times New Roman"/>
-          <w:sz w:val="24"/>
-          <w:szCs w:val="24"/>
-          <w:lang w:eastAsia="en-ID"/>
-        </w:rPr>
-        <w:t>.</w:t>
-      </w:r>
-      <w:proofErr w:type="gramEnd"/>
-      <w:r>
-        <w:rPr>
-          <w:rFonts w:ascii="Times New Roman" w:hAnsi="Times New Roman" w:cs="Times New Roman"/>
-          <w:sz w:val="24"/>
-          <w:szCs w:val="24"/>
-          <w:lang w:eastAsia="en-ID"/>
-        </w:rPr>
-        <w:t xml:space="preserve"> Selain itu, Flutter menyediakan widget yang kaya dan dapat dikustomisasi, sehingga memudahkan pembuatan antarmuka yang menarik dan responsif. Kecepatan, efisiensi, serta kemampuannya dalam menghasilkan performa tinggi menjadikan Flutter pilihan populer di kalangan pengembang aplikasi modern.</w:t>
+        <w:t>untuk memilih komponen dan pustaka yang mereka inginkan. Ini menjadikannya pilihan ideal untuk membangun aplikasi web kecil hingga menengah, API RESTful, atau untuk tujuan pembelajaran pengembangan web dengan Python.</w:t>
       </w:r>
     </w:p>
     <w:p>
@@ -18485,7 +18650,6 @@
           <w:sz w:val="24"/>
           <w:szCs w:val="24"/>
         </w:rPr>
-        <w:lastRenderedPageBreak/>
         <w:t>Memfasilitasi komunikasi</w:t>
       </w:r>
       <w:r>
@@ -18522,6 +18686,7 @@
           <w:sz w:val="24"/>
           <w:szCs w:val="24"/>
         </w:rPr>
+        <w:lastRenderedPageBreak/>
         <w:t>Komponen – komponen yang terdapat pada diagram UML adalah sebagai berikut ini:</w:t>
       </w:r>
     </w:p>
@@ -18904,11 +19069,7 @@
         <w:t>Dalam penelitian ini, digunakan metode kuantitatif, yaitu pendekatan yang memanfaatkan data numerik dan teknik statistik untuk mengumpulkan serta mengolah data yang dapat diukur secara objektif. Metode ini bertujuan untuk memberikan penjelasan, melakukan prediksi, atau mengendalikan fenomena tertentu melalui pendekatan eksperimen.</w:t>
       </w:r>
       <w:r>
-        <w:t xml:space="preserve"> Fokus utama adalah membangun model deteksi dan pencegahan fraud internal di CV. Smartindo Telekom menggunakan </w:t>
-      </w:r>
-      <w:r>
-        <w:lastRenderedPageBreak/>
-        <w:t>algoritma Random Forest, dengan pendekatan analisis berdasarkan kerangka Fraud Diamond.</w:t>
+        <w:t xml:space="preserve"> Fokus utama adalah membangun model deteksi dan pencegahan fraud internal di CV. Smartindo Telekom menggunakan algoritma Random Forest, dengan pendekatan analisis berdasarkan kerangka Fraud Diamond.</w:t>
       </w:r>
       <w:r>
         <w:t xml:space="preserve"> Berikut ini adalah </w:t>
@@ -18929,6 +19090,7 @@
         <w:rPr>
           <w:noProof/>
         </w:rPr>
+        <w:lastRenderedPageBreak/>
         <w:drawing>
           <wp:inline distT="0" distB="0" distL="0" distR="0" wp14:anchorId="5AEB09E2" wp14:editId="05E7137F">
             <wp:extent cx="2449249" cy="3343275"/>
@@ -19269,7 +19431,6 @@
           <w:b/>
           <w:color w:val="auto"/>
         </w:rPr>
-        <w:lastRenderedPageBreak/>
         <w:t>Pengumpulan Data</w:t>
       </w:r>
     </w:p>
@@ -19281,7 +19442,11 @@
         <w:jc w:val="both"/>
       </w:pPr>
       <w:r>
-        <w:t>Proses pengumpulan data dalam penelitian ini bertujuan untuk mengumpulkan informasi yang relevan mengenai faktor-faktor dalam model Fraud Diamond, serta data historis yang berkaitan dengan aktivitas internal di CV. Smartindo Telekom. Data yang dikumpulkan terdiri dari dua kategori, yaitu:</w:t>
+        <w:t xml:space="preserve">Proses pengumpulan data dalam penelitian ini bertujuan untuk mengumpulkan informasi yang relevan mengenai faktor-faktor dalam model Fraud </w:t>
+      </w:r>
+      <w:r>
+        <w:lastRenderedPageBreak/>
+        <w:t>Diamond, serta data historis yang berkaitan dengan aktivitas internal di CV. Smartindo Telekom. Data yang dikumpulkan terdiri dari dua kategori, yaitu:</w:t>
       </w:r>
       <w:r>
         <w:t xml:space="preserve"> </w:t>
@@ -22738,7 +22903,6 @@
           <w:sz w:val="24"/>
           <w:szCs w:val="24"/>
         </w:rPr>
-        <w:lastRenderedPageBreak/>
         <w:t>Tabel ini berfungsi untuk menguraikan tipe serta susunan variabel yang akan dipakai dalam tahapan pengolahan data dan pembangunan model Random Forest. Selain variabel bebas (fitur),</w:t>
       </w:r>
       <w:r>
@@ -22767,6 +22931,7 @@
           <w:sz w:val="24"/>
           <w:szCs w:val="24"/>
         </w:rPr>
+        <w:lastRenderedPageBreak/>
         <w:t>Skala Likert merupakan teknik pengukuran yang sering dipakai dalam penelitian untuk menilai sikap, opini, atau pandangan individu terhadap suatu pernyataan atau topik tertentu. Metode ini menggunakan rangkaian pernyataan yang disertai pilihan jawaban berjenjang, contohnya seperti "Sangat Setuju", "Setuju", "Netral", "Tidak Setuju", hingga "Sangat Tidak Setuju"</w:t>
       </w:r>
       <w:r>
@@ -23048,7 +23213,6 @@
           <w:sz w:val="24"/>
           <w:szCs w:val="24"/>
         </w:rPr>
-        <w:lastRenderedPageBreak/>
         <w:t>Normalisasi/standardisasi: Menyesuaikan skala nilai antar variabel agar seragam, jika diperlukan untuk meningkatkan performa algoritma.</w:t>
       </w:r>
     </w:p>
@@ -23172,6 +23336,7 @@
           <w:sz w:val="24"/>
           <w:szCs w:val="24"/>
         </w:rPr>
+        <w:lastRenderedPageBreak/>
         <w:t>Data Latih (Training Set), yang berfungsi untuk melatih model Random Forest</w:t>
       </w:r>
       <w:r>
@@ -23495,16 +23660,7 @@
           <w:sz w:val="24"/>
           <w:szCs w:val="24"/>
         </w:rPr>
-        <w:t xml:space="preserve">Setelah model terbentuk, dilakukan analisis terhadap fitur (variabel) yang paling berpengaruh dalam mendeteksi fraud. Ini berguna untuk </w:t>
-      </w:r>
-      <w:r>
-        <w:rPr>
-          <w:rFonts w:ascii="Times New Roman" w:hAnsi="Times New Roman" w:cs="Times New Roman"/>
-          <w:sz w:val="24"/>
-          <w:szCs w:val="24"/>
-        </w:rPr>
-        <w:lastRenderedPageBreak/>
-        <w:t>mengidentifikasi faktor-faktor internal yang paling berkontribusi terhadap risiko terjadinya fraud di perusahaan.</w:t>
+        <w:t>Setelah model terbentuk, dilakukan analisis terhadap fitur (variabel) yang paling berpengaruh dalam mendeteksi fraud. Ini berguna untuk mengidentifikasi faktor-faktor internal yang paling berkontribusi terhadap risiko terjadinya fraud di perusahaan.</w:t>
       </w:r>
     </w:p>
     <w:p>
@@ -23572,6 +23728,7 @@
           <w:sz w:val="24"/>
           <w:szCs w:val="24"/>
         </w:rPr>
+        <w:lastRenderedPageBreak/>
         <w:drawing>
           <wp:inline distT="0" distB="0" distL="0" distR="0" wp14:anchorId="0CE3B44D" wp14:editId="1FE9FD7C">
             <wp:extent cx="2104719" cy="3157211"/>
@@ -23924,17 +24081,7 @@
           <w:szCs w:val="24"/>
           <w:lang w:eastAsia="en-ID"/>
         </w:rPr>
-        <w:t xml:space="preserve">berfokus pada pengembangan dan evaluasi model klasifikasi menggunakan algoritma Random Forest untuk memprediksi risiko stroke. Studi ini memanfaatkan data klinis dan faktor risiko yang telah dikumpulkan dari pasien dalam penelitian stroke sebelumnya. Model Random Forest dilatih dengan cermat menggunakan data pelatihan, kemudian diuji untuk menghasilkan prediksi pada data yang terpisah. Evaluasi performa </w:t>
-      </w:r>
-      <w:r>
-        <w:rPr>
-          <w:rFonts w:ascii="Times New Roman" w:eastAsia="Times New Roman" w:hAnsi="Times New Roman" w:cs="Times New Roman"/>
-          <w:sz w:val="24"/>
-          <w:szCs w:val="24"/>
-          <w:lang w:eastAsia="en-ID"/>
-        </w:rPr>
-        <w:lastRenderedPageBreak/>
-        <w:t>model dilakukan dengan beberapa metrik penting, yaitu akurasi, presisi, recall, dan skor F1. Hasilnya menunjukkan bahwa model Random Forest menunjukkan kinerja yang sangat baik dalam memprediksi stroke. Model ini mencapai akurasi sebesar 93,6%, presisi 91,4%, recall 96,1%, dan skor F1 sebesar 93,7%. Temuan ini mengindikasikan potensi besar algoritma Random Forest sebagai alat yang efektif untuk mendukung diagnosis dan pencegahan stroke.</w:t>
+        <w:t>berfokus pada pengembangan dan evaluasi model klasifikasi menggunakan algoritma Random Forest untuk memprediksi risiko stroke. Studi ini memanfaatkan data klinis dan faktor risiko yang telah dikumpulkan dari pasien dalam penelitian stroke sebelumnya. Model Random Forest dilatih dengan cermat menggunakan data pelatihan, kemudian diuji untuk menghasilkan prediksi pada data yang terpisah. Evaluasi performa model dilakukan dengan beberapa metrik penting, yaitu akurasi, presisi, recall, dan skor F1. Hasilnya menunjukkan bahwa model Random Forest menunjukkan kinerja yang sangat baik dalam memprediksi stroke. Model ini mencapai akurasi sebesar 93,6%, presisi 91,4%, recall 96,1%, dan skor F1 sebesar 93,7%. Temuan ini mengindikasikan potensi besar algoritma Random Forest sebagai alat yang efektif untuk mendukung diagnosis dan pencegahan stroke.</w:t>
       </w:r>
       <w:r>
         <w:rPr>
@@ -23970,6 +24117,7 @@
           <w:szCs w:val="24"/>
           <w:lang w:eastAsia="en-ID"/>
         </w:rPr>
+        <w:lastRenderedPageBreak/>
         <w:t xml:space="preserve">Penelitian </w:t>
       </w:r>
       <w:r>
@@ -24236,17 +24384,7 @@
           <w:szCs w:val="24"/>
           <w:lang w:eastAsia="en-ID"/>
         </w:rPr>
-        <w:t xml:space="preserve">mengulas secara mendalam optimasi hyperparameter pada algoritma Random Forest dengan tujuan untuk meningkatkan akurasi prediksi cakupan jaringan 5G. Studi ini menekankan pentingnya proses optimasi hyperparameter untuk memaksimalkan kinerja model. Serangkaian eksperimen dilakukan dengan menguji berbagai kombinasi hyperparameter, termasuk 'max_depth', 'max_features', 'min_samples_leaf', 'min_samples_split', dan 'n_estimators', menggunakan teknik optimasi yang relevan. Hasil penelitian menunjukkan bahwa pemilihan kombinasi hyperparameter yang optimal secara signifikan memperbaiki performa model. Model yang telah dioptimasi berhasil mencapai Root Mean Squared Error (RMSE) minimum sebesar 0,6, yang jauh lebih baik dibandingkan model Random Forest tanpa optimasi hyperparameter yang memiliki RMSE 1,14. Studi </w:t>
-      </w:r>
-      <w:r>
-        <w:rPr>
-          <w:rFonts w:ascii="Times New Roman" w:eastAsia="Times New Roman" w:hAnsi="Times New Roman" w:cs="Times New Roman"/>
-          <w:sz w:val="24"/>
-          <w:szCs w:val="24"/>
-          <w:lang w:eastAsia="en-ID"/>
-        </w:rPr>
-        <w:lastRenderedPageBreak/>
-        <w:t>ini secara tegas menegaskan bahwa optimasi hyperparameter memegang peranan krusial dalam meningkatkan keakuratan dan konsistensi model Random Forest untuk prediksi cakupan 5G.</w:t>
+        <w:t>mengulas secara mendalam optimasi hyperparameter pada algoritma Random Forest dengan tujuan untuk meningkatkan akurasi prediksi cakupan jaringan 5G. Studi ini menekankan pentingnya proses optimasi hyperparameter untuk memaksimalkan kinerja model. Serangkaian eksperimen dilakukan dengan menguji berbagai kombinasi hyperparameter, termasuk 'max_depth', 'max_features', 'min_samples_leaf', 'min_samples_split', dan 'n_estimators', menggunakan teknik optimasi yang relevan. Hasil penelitian menunjukkan bahwa pemilihan kombinasi hyperparameter yang optimal secara signifikan memperbaiki performa model. Model yang telah dioptimasi berhasil mencapai Root Mean Squared Error (RMSE) minimum sebesar 0,6, yang jauh lebih baik dibandingkan model Random Forest tanpa optimasi hyperparameter yang memiliki RMSE 1,14. Studi ini secara tegas menegaskan bahwa optimasi hyperparameter memegang peranan krusial dalam meningkatkan keakuratan dan konsistensi model Random Forest untuk prediksi cakupan 5G.</w:t>
       </w:r>
     </w:p>
     <w:p>
@@ -24373,7 +24511,17 @@
           <w:szCs w:val="24"/>
           <w:lang w:eastAsia="en-ID"/>
         </w:rPr>
-        <w:t>meneliti penggunaan algoritma Random Forest untuk mengatasi masalah data tak seimbang dalam klasifikasi, khususnya pada data stunting. Penelitian ini mengintegrasikan metode Synthetic Minority Over-sampling Technique (SMOTE) dan SMOTE-Edited Nearest Neighbor (SMOTE-ENN) untuk menyeimbangkan jumlah data antar kelas. Tujuannya adalah meningkatkan akurasi model dalam memprediksi stunting, sebuah kondisi yang sering kali memiliki jumlah kasus minoritas yang jauh lebih sedikit dibandingkan kasus non-stunting. Hasil penelitian menunjukkan bahwa algoritma Random Forest, ketika dikombinasikan dengan teknik penyeimbangan data seperti SMOTE dan SMOTE-ENN, mampu mengklasifikasikan data tak seimbang dengan performa yang lebih baik. Ini menunjukkan efektivitas Random Forest dalam menangani dataset yang kompleks dan kemampuannya untuk tetap memberikan hasil yang akurat bahkan ketika menghadapi distribusi kelas yang tidak merata. Penerapan ini sangat relevan untuk masalah kesehatan publik di mana deteksi dini kondisi seperti stunting menjadi krusial.</w:t>
+        <w:t>meneliti penggunaan algoritma Random Forest untuk mengatasi masalah data tak seimbang dalam klasifikasi, khususnya pada data stunting. Penelitian ini mengintegrasikan metode Synthetic Minority Over-</w:t>
+      </w:r>
+      <w:r>
+        <w:rPr>
+          <w:rFonts w:ascii="Times New Roman" w:eastAsia="Times New Roman" w:hAnsi="Times New Roman" w:cs="Times New Roman"/>
+          <w:sz w:val="24"/>
+          <w:szCs w:val="24"/>
+          <w:lang w:eastAsia="en-ID"/>
+        </w:rPr>
+        <w:lastRenderedPageBreak/>
+        <w:t>sampling Technique (SMOTE) dan SMOTE-Edited Nearest Neighbor (SMOTE-ENN) untuk menyeimbangkan jumlah data antar kelas. Tujuannya adalah meningkatkan akurasi model dalam memprediksi stunting, sebuah kondisi yang sering kali memiliki jumlah kasus minoritas yang jauh lebih sedikit dibandingkan kasus non-stunting. Hasil penelitian menunjukkan bahwa algoritma Random Forest, ketika dikombinasikan dengan teknik penyeimbangan data seperti SMOTE dan SMOTE-ENN, mampu mengklasifikasikan data tak seimbang dengan performa yang lebih baik. Ini menunjukkan efektivitas Random Forest dalam menangani dataset yang kompleks dan kemampuannya untuk tetap memberikan hasil yang akurat bahkan ketika menghadapi distribusi kelas yang tidak merata. Penerapan ini sangat relevan untuk masalah kesehatan publik di mana deteksi dini kondisi seperti stunting menjadi krusial.</w:t>
       </w:r>
     </w:p>
     <w:p>
@@ -24789,7 +24937,23 @@
           <w:sz w:val="24"/>
           <w:szCs w:val="24"/>
         </w:rPr>
-        <w:t>Instrumen penelitian yang digunakan dalam studi ini berupa kuesioner tertutup yang disusun berdasarkan empat elemen utama dari teori Fraud Diamond yang dikemukakan oleh Wolfe dan Hermanson, yaitu: Pressure (tekanan), Opportunity (kesempatan), Rationalization (pembenaran), dan Capability (kemampuan). Setiap elemen terdiri dari beberapa indikator yang kemudian dijabarkan dalam bentuk pernyataan untuk dijawab oleh responden menggunakan skala Likert 5 poin, mulai dari 1 (Sangat Tidak Setuju) hingga 5 (Sangat Setuju).</w:t>
+        <w:t xml:space="preserve">Instrumen penelitian yang digunakan dalam studi ini berupa kuesioner tertutup </w:t>
+      </w:r>
+      <w:r>
+        <w:rPr>
+          <w:rFonts w:ascii="Times New Roman" w:hAnsi="Times New Roman" w:cs="Times New Roman"/>
+          <w:sz w:val="24"/>
+          <w:szCs w:val="24"/>
+        </w:rPr>
+        <w:t xml:space="preserve">tiap cabang </w:t>
+      </w:r>
+      <w:r>
+        <w:rPr>
+          <w:rFonts w:ascii="Times New Roman" w:hAnsi="Times New Roman" w:cs="Times New Roman"/>
+          <w:sz w:val="24"/>
+          <w:szCs w:val="24"/>
+        </w:rPr>
+        <w:t>yang disusun berdasarkan empat elemen utama dari teori Fraud Diamond yang dikemukakan oleh Wolfe dan Hermanson, yaitu: Pressure (tekanan), Opportunity (kesempatan), Rationalization (pembenaran), dan Capability (kemampuan). Setiap elemen terdiri dari beberapa indikator yang kemudian dijabarkan dalam bentuk pernyataan untuk dijawab oleh responden menggunakan skala Likert 5 poin, mulai dari 1 (Sangat Tidak Setuju) hingga 5 (Sangat Setuju).</w:t>
       </w:r>
     </w:p>
     <w:p>
@@ -24842,6 +25006,7 @@
       <w:pPr>
         <w:pStyle w:val="Caption"/>
         <w:keepNext/>
+        <w:spacing w:line="360" w:lineRule="auto"/>
         <w:jc w:val="center"/>
         <w:rPr>
           <w:rFonts w:ascii="Times New Roman" w:hAnsi="Times New Roman" w:cs="Times New Roman"/>
@@ -24939,6 +25104,7 @@
           </w:tcPr>
           <w:p>
             <w:pPr>
+              <w:spacing w:line="360" w:lineRule="auto"/>
               <w:jc w:val="center"/>
               <w:rPr>
                 <w:rFonts w:ascii="Times New Roman" w:eastAsia="Times New Roman" w:hAnsi="Times New Roman" w:cs="Times New Roman"/>
@@ -24968,6 +25134,7 @@
           </w:tcPr>
           <w:p>
             <w:pPr>
+              <w:spacing w:line="360" w:lineRule="auto"/>
               <w:jc w:val="center"/>
               <w:rPr>
                 <w:rFonts w:ascii="Times New Roman" w:eastAsia="Times New Roman" w:hAnsi="Times New Roman" w:cs="Times New Roman"/>
@@ -24997,6 +25164,7 @@
           </w:tcPr>
           <w:p>
             <w:pPr>
+              <w:spacing w:line="360" w:lineRule="auto"/>
               <w:ind w:left="-143"/>
               <w:jc w:val="center"/>
               <w:rPr>
@@ -25032,6 +25200,7 @@
           </w:tcPr>
           <w:p>
             <w:pPr>
+              <w:spacing w:line="360" w:lineRule="auto"/>
               <w:rPr>
                 <w:rFonts w:ascii="Times New Roman" w:eastAsia="Times New Roman" w:hAnsi="Times New Roman" w:cs="Times New Roman"/>
                 <w:sz w:val="24"/>
@@ -25057,6 +25226,7 @@
           </w:tcPr>
           <w:p>
             <w:pPr>
+              <w:spacing w:line="360" w:lineRule="auto"/>
               <w:rPr>
                 <w:rFonts w:ascii="Times New Roman" w:eastAsia="Times New Roman" w:hAnsi="Times New Roman" w:cs="Times New Roman"/>
                 <w:sz w:val="24"/>
@@ -25100,6 +25270,7 @@
           </w:tcPr>
           <w:p>
             <w:pPr>
+              <w:spacing w:line="360" w:lineRule="auto"/>
               <w:rPr>
                 <w:rFonts w:ascii="Times New Roman" w:eastAsia="Times New Roman" w:hAnsi="Times New Roman" w:cs="Times New Roman"/>
                 <w:sz w:val="24"/>
@@ -25121,6 +25292,7 @@
           </w:tcPr>
           <w:p>
             <w:pPr>
+              <w:spacing w:line="360" w:lineRule="auto"/>
               <w:rPr>
                 <w:rFonts w:ascii="Times New Roman" w:eastAsia="Times New Roman" w:hAnsi="Times New Roman" w:cs="Times New Roman"/>
                 <w:sz w:val="24"/>
@@ -25146,6 +25318,7 @@
           </w:tcPr>
           <w:p>
             <w:pPr>
+              <w:spacing w:line="360" w:lineRule="auto"/>
               <w:jc w:val="both"/>
               <w:rPr>
                 <w:rFonts w:ascii="Times New Roman" w:eastAsia="Times New Roman" w:hAnsi="Times New Roman" w:cs="Times New Roman"/>
@@ -25172,6 +25345,7 @@
           </w:tcPr>
           <w:p>
             <w:pPr>
+              <w:spacing w:line="360" w:lineRule="auto"/>
               <w:rPr>
                 <w:rFonts w:ascii="Times New Roman" w:eastAsia="Times New Roman" w:hAnsi="Times New Roman" w:cs="Times New Roman"/>
                 <w:sz w:val="24"/>
@@ -25193,6 +25367,7 @@
           </w:tcPr>
           <w:p>
             <w:pPr>
+              <w:spacing w:line="360" w:lineRule="auto"/>
               <w:rPr>
                 <w:rFonts w:ascii="Times New Roman" w:eastAsia="Times New Roman" w:hAnsi="Times New Roman" w:cs="Times New Roman"/>
                 <w:sz w:val="24"/>
@@ -25218,6 +25393,7 @@
           </w:tcPr>
           <w:p>
             <w:pPr>
+              <w:spacing w:line="360" w:lineRule="auto"/>
               <w:jc w:val="both"/>
               <w:rPr>
                 <w:rFonts w:ascii="Times New Roman" w:eastAsia="Times New Roman" w:hAnsi="Times New Roman" w:cs="Times New Roman"/>
@@ -25244,6 +25420,7 @@
           </w:tcPr>
           <w:p>
             <w:pPr>
+              <w:spacing w:line="360" w:lineRule="auto"/>
               <w:rPr>
                 <w:rFonts w:ascii="Times New Roman" w:eastAsia="Times New Roman" w:hAnsi="Times New Roman" w:cs="Times New Roman"/>
                 <w:sz w:val="24"/>
@@ -25265,6 +25442,7 @@
           </w:tcPr>
           <w:p>
             <w:pPr>
+              <w:spacing w:line="360" w:lineRule="auto"/>
               <w:rPr>
                 <w:rFonts w:ascii="Times New Roman" w:eastAsia="Times New Roman" w:hAnsi="Times New Roman" w:cs="Times New Roman"/>
                 <w:sz w:val="24"/>
@@ -25290,6 +25468,7 @@
           </w:tcPr>
           <w:p>
             <w:pPr>
+              <w:spacing w:line="360" w:lineRule="auto"/>
               <w:jc w:val="both"/>
               <w:rPr>
                 <w:rFonts w:ascii="Times New Roman" w:eastAsia="Times New Roman" w:hAnsi="Times New Roman" w:cs="Times New Roman"/>
@@ -25316,6 +25495,7 @@
           </w:tcPr>
           <w:p>
             <w:pPr>
+              <w:spacing w:line="360" w:lineRule="auto"/>
               <w:rPr>
                 <w:rFonts w:ascii="Times New Roman" w:eastAsia="Times New Roman" w:hAnsi="Times New Roman" w:cs="Times New Roman"/>
                 <w:sz w:val="24"/>
@@ -25337,6 +25517,7 @@
           </w:tcPr>
           <w:p>
             <w:pPr>
+              <w:spacing w:line="360" w:lineRule="auto"/>
               <w:rPr>
                 <w:rFonts w:ascii="Times New Roman" w:eastAsia="Times New Roman" w:hAnsi="Times New Roman" w:cs="Times New Roman"/>
                 <w:sz w:val="24"/>
@@ -25362,6 +25543,7 @@
           </w:tcPr>
           <w:p>
             <w:pPr>
+              <w:spacing w:line="360" w:lineRule="auto"/>
               <w:jc w:val="both"/>
               <w:rPr>
                 <w:rFonts w:ascii="Times New Roman" w:eastAsia="Times New Roman" w:hAnsi="Times New Roman" w:cs="Times New Roman"/>
@@ -25388,6 +25570,7 @@
           </w:tcPr>
           <w:p>
             <w:pPr>
+              <w:spacing w:line="360" w:lineRule="auto"/>
               <w:rPr>
                 <w:rFonts w:ascii="Times New Roman" w:eastAsia="Times New Roman" w:hAnsi="Times New Roman" w:cs="Times New Roman"/>
                 <w:sz w:val="24"/>
@@ -25460,6 +25643,7 @@
       <w:pPr>
         <w:pStyle w:val="Caption"/>
         <w:keepNext/>
+        <w:spacing w:line="360" w:lineRule="auto"/>
         <w:jc w:val="center"/>
         <w:rPr>
           <w:rFonts w:ascii="Times New Roman" w:hAnsi="Times New Roman" w:cs="Times New Roman"/>
@@ -25552,6 +25736,7 @@
           </w:tcPr>
           <w:p>
             <w:pPr>
+              <w:spacing w:line="360" w:lineRule="auto"/>
               <w:jc w:val="center"/>
               <w:rPr>
                 <w:rFonts w:ascii="Times New Roman" w:eastAsia="Times New Roman" w:hAnsi="Times New Roman" w:cs="Times New Roman"/>
@@ -25582,6 +25767,7 @@
           </w:tcPr>
           <w:p>
             <w:pPr>
+              <w:spacing w:line="360" w:lineRule="auto"/>
               <w:jc w:val="center"/>
               <w:rPr>
                 <w:rFonts w:ascii="Times New Roman" w:eastAsia="Times New Roman" w:hAnsi="Times New Roman" w:cs="Times New Roman"/>
@@ -25612,6 +25798,7 @@
           </w:tcPr>
           <w:p>
             <w:pPr>
+              <w:spacing w:line="360" w:lineRule="auto"/>
               <w:ind w:left="-81"/>
               <w:jc w:val="center"/>
               <w:rPr>
@@ -25645,6 +25832,7 @@
           </w:tcPr>
           <w:p>
             <w:pPr>
+              <w:spacing w:line="360" w:lineRule="auto"/>
               <w:rPr>
                 <w:rFonts w:ascii="Times New Roman" w:eastAsia="Times New Roman" w:hAnsi="Times New Roman" w:cs="Times New Roman"/>
                 <w:sz w:val="24"/>
@@ -25670,6 +25858,7 @@
           </w:tcPr>
           <w:p>
             <w:pPr>
+              <w:spacing w:line="360" w:lineRule="auto"/>
               <w:rPr>
                 <w:rFonts w:ascii="Times New Roman" w:eastAsia="Times New Roman" w:hAnsi="Times New Roman" w:cs="Times New Roman"/>
                 <w:sz w:val="24"/>
@@ -25695,6 +25884,7 @@
           </w:tcPr>
           <w:p>
             <w:pPr>
+              <w:spacing w:line="360" w:lineRule="auto"/>
               <w:rPr>
                 <w:rFonts w:ascii="Times New Roman" w:eastAsia="Times New Roman" w:hAnsi="Times New Roman" w:cs="Times New Roman"/>
                 <w:sz w:val="24"/>
@@ -25713,6 +25903,7 @@
           </w:tcPr>
           <w:p>
             <w:pPr>
+              <w:spacing w:line="360" w:lineRule="auto"/>
               <w:rPr>
                 <w:rFonts w:ascii="Times New Roman" w:eastAsia="Times New Roman" w:hAnsi="Times New Roman" w:cs="Times New Roman"/>
                 <w:sz w:val="24"/>
@@ -25738,6 +25929,7 @@
           </w:tcPr>
           <w:p>
             <w:pPr>
+              <w:spacing w:line="360" w:lineRule="auto"/>
               <w:jc w:val="both"/>
               <w:rPr>
                 <w:rFonts w:ascii="Times New Roman" w:eastAsia="Times New Roman" w:hAnsi="Times New Roman" w:cs="Times New Roman"/>
@@ -25764,6 +25956,7 @@
           </w:tcPr>
           <w:p>
             <w:pPr>
+              <w:spacing w:line="360" w:lineRule="auto"/>
               <w:rPr>
                 <w:rFonts w:ascii="Times New Roman" w:eastAsia="Times New Roman" w:hAnsi="Times New Roman" w:cs="Times New Roman"/>
                 <w:sz w:val="24"/>
@@ -25782,6 +25975,7 @@
           </w:tcPr>
           <w:p>
             <w:pPr>
+              <w:spacing w:line="360" w:lineRule="auto"/>
               <w:rPr>
                 <w:rFonts w:ascii="Times New Roman" w:eastAsia="Times New Roman" w:hAnsi="Times New Roman" w:cs="Times New Roman"/>
                 <w:sz w:val="24"/>
@@ -25807,6 +26001,7 @@
           </w:tcPr>
           <w:p>
             <w:pPr>
+              <w:spacing w:line="360" w:lineRule="auto"/>
               <w:rPr>
                 <w:rFonts w:ascii="Times New Roman" w:eastAsia="Times New Roman" w:hAnsi="Times New Roman" w:cs="Times New Roman"/>
                 <w:sz w:val="24"/>
@@ -25832,6 +26027,7 @@
           </w:tcPr>
           <w:p>
             <w:pPr>
+              <w:spacing w:line="360" w:lineRule="auto"/>
               <w:rPr>
                 <w:rFonts w:ascii="Times New Roman" w:eastAsia="Times New Roman" w:hAnsi="Times New Roman" w:cs="Times New Roman"/>
                 <w:sz w:val="24"/>
@@ -25850,6 +26046,7 @@
           </w:tcPr>
           <w:p>
             <w:pPr>
+              <w:spacing w:line="360" w:lineRule="auto"/>
               <w:rPr>
                 <w:rFonts w:ascii="Times New Roman" w:eastAsia="Times New Roman" w:hAnsi="Times New Roman" w:cs="Times New Roman"/>
                 <w:sz w:val="24"/>
@@ -25875,6 +26072,7 @@
           </w:tcPr>
           <w:p>
             <w:pPr>
+              <w:spacing w:line="360" w:lineRule="auto"/>
               <w:jc w:val="both"/>
               <w:rPr>
                 <w:rFonts w:ascii="Times New Roman" w:eastAsia="Times New Roman" w:hAnsi="Times New Roman" w:cs="Times New Roman"/>
@@ -25901,6 +26099,7 @@
           </w:tcPr>
           <w:p>
             <w:pPr>
+              <w:spacing w:line="360" w:lineRule="auto"/>
               <w:rPr>
                 <w:rFonts w:ascii="Times New Roman" w:eastAsia="Times New Roman" w:hAnsi="Times New Roman" w:cs="Times New Roman"/>
                 <w:sz w:val="24"/>
@@ -25919,6 +26118,7 @@
           </w:tcPr>
           <w:p>
             <w:pPr>
+              <w:spacing w:line="360" w:lineRule="auto"/>
               <w:rPr>
                 <w:rFonts w:ascii="Times New Roman" w:eastAsia="Times New Roman" w:hAnsi="Times New Roman" w:cs="Times New Roman"/>
                 <w:sz w:val="24"/>
@@ -25944,6 +26144,7 @@
           </w:tcPr>
           <w:p>
             <w:pPr>
+              <w:spacing w:line="360" w:lineRule="auto"/>
               <w:rPr>
                 <w:rFonts w:ascii="Times New Roman" w:eastAsia="Times New Roman" w:hAnsi="Times New Roman" w:cs="Times New Roman"/>
                 <w:sz w:val="24"/>
@@ -25978,6 +26179,7 @@
           </w:tcPr>
           <w:p>
             <w:pPr>
+              <w:spacing w:line="360" w:lineRule="auto"/>
               <w:rPr>
                 <w:rFonts w:ascii="Times New Roman" w:eastAsia="Times New Roman" w:hAnsi="Times New Roman" w:cs="Times New Roman"/>
                 <w:sz w:val="24"/>
@@ -26022,6 +26224,7 @@
           <w:sz w:val="24"/>
           <w:szCs w:val="24"/>
         </w:rPr>
+        <w:lastRenderedPageBreak/>
         <w:t xml:space="preserve">Elemen Rationalization (Pembenaran): </w:t>
       </w:r>
     </w:p>
@@ -26043,22 +26246,14 @@
           <w:sz w:val="24"/>
           <w:szCs w:val="24"/>
         </w:rPr>
-        <w:t xml:space="preserve">Elemen ini mengukur sejauh mana seseorang membenarkan secara pribadi tindakannya dalam melakukan kecurangan. Indikator dalam bagian ini mencakup anggapan bahwa kecurangan kecil tidak berdampak besar, pembenaran karena merasa kurang dihargai, adanya persepsi bahwa banyak </w:t>
-      </w:r>
-      <w:r>
-        <w:rPr>
-          <w:rFonts w:ascii="Times New Roman" w:hAnsi="Times New Roman" w:cs="Times New Roman"/>
-          <w:sz w:val="24"/>
-          <w:szCs w:val="24"/>
-        </w:rPr>
-        <w:lastRenderedPageBreak/>
-        <w:t>orang lain juga melakukan hal yang sama, serta merasa berhak atas kompensasi tambahan. Pernyataan dalam kuesioner antara lain:</w:t>
+        <w:t>Elemen ini mengukur sejauh mana seseorang membenarkan secara pribadi tindakannya dalam melakukan kecurangan. Indikator dalam bagian ini mencakup anggapan bahwa kecurangan kecil tidak berdampak besar, pembenaran karena merasa kurang dihargai, adanya persepsi bahwa banyak orang lain juga melakukan hal yang sama, serta merasa berhak atas kompensasi tambahan. Pernyataan dalam kuesioner antara lain:</w:t>
       </w:r>
     </w:p>
     <w:p>
       <w:pPr>
         <w:pStyle w:val="Caption"/>
         <w:keepNext/>
+        <w:spacing w:line="360" w:lineRule="auto"/>
         <w:jc w:val="center"/>
         <w:rPr>
           <w:rFonts w:ascii="Times New Roman" w:hAnsi="Times New Roman" w:cs="Times New Roman"/>
@@ -26151,6 +26346,7 @@
           </w:tcPr>
           <w:p>
             <w:pPr>
+              <w:spacing w:line="360" w:lineRule="auto"/>
               <w:jc w:val="center"/>
               <w:rPr>
                 <w:rFonts w:ascii="Times New Roman" w:eastAsia="Times New Roman" w:hAnsi="Times New Roman" w:cs="Times New Roman"/>
@@ -26181,6 +26377,7 @@
           </w:tcPr>
           <w:p>
             <w:pPr>
+              <w:spacing w:line="360" w:lineRule="auto"/>
               <w:jc w:val="center"/>
               <w:rPr>
                 <w:rFonts w:ascii="Times New Roman" w:eastAsia="Times New Roman" w:hAnsi="Times New Roman" w:cs="Times New Roman"/>
@@ -26211,6 +26408,7 @@
           </w:tcPr>
           <w:p>
             <w:pPr>
+              <w:spacing w:line="360" w:lineRule="auto"/>
               <w:jc w:val="center"/>
               <w:rPr>
                 <w:rFonts w:ascii="Times New Roman" w:eastAsia="Times New Roman" w:hAnsi="Times New Roman" w:cs="Times New Roman"/>
@@ -26243,6 +26441,7 @@
           </w:tcPr>
           <w:p>
             <w:pPr>
+              <w:spacing w:line="360" w:lineRule="auto"/>
               <w:rPr>
                 <w:rFonts w:ascii="Times New Roman" w:eastAsia="Times New Roman" w:hAnsi="Times New Roman" w:cs="Times New Roman"/>
                 <w:sz w:val="24"/>
@@ -26268,6 +26467,7 @@
           </w:tcPr>
           <w:p>
             <w:pPr>
+              <w:spacing w:line="360" w:lineRule="auto"/>
               <w:rPr>
                 <w:rFonts w:ascii="Times New Roman" w:eastAsia="Times New Roman" w:hAnsi="Times New Roman" w:cs="Times New Roman"/>
                 <w:sz w:val="24"/>
@@ -26293,6 +26493,7 @@
           </w:tcPr>
           <w:p>
             <w:pPr>
+              <w:spacing w:line="360" w:lineRule="auto"/>
               <w:rPr>
                 <w:rFonts w:ascii="Times New Roman" w:eastAsia="Times New Roman" w:hAnsi="Times New Roman" w:cs="Times New Roman"/>
                 <w:sz w:val="24"/>
@@ -26311,6 +26512,7 @@
           </w:tcPr>
           <w:p>
             <w:pPr>
+              <w:spacing w:line="360" w:lineRule="auto"/>
               <w:rPr>
                 <w:rFonts w:ascii="Times New Roman" w:eastAsia="Times New Roman" w:hAnsi="Times New Roman" w:cs="Times New Roman"/>
                 <w:sz w:val="24"/>
@@ -26336,6 +26538,7 @@
           </w:tcPr>
           <w:p>
             <w:pPr>
+              <w:spacing w:line="360" w:lineRule="auto"/>
               <w:rPr>
                 <w:rFonts w:ascii="Times New Roman" w:eastAsia="Times New Roman" w:hAnsi="Times New Roman" w:cs="Times New Roman"/>
                 <w:sz w:val="24"/>
@@ -26361,6 +26564,7 @@
           </w:tcPr>
           <w:p>
             <w:pPr>
+              <w:spacing w:line="360" w:lineRule="auto"/>
               <w:rPr>
                 <w:rFonts w:ascii="Times New Roman" w:eastAsia="Times New Roman" w:hAnsi="Times New Roman" w:cs="Times New Roman"/>
                 <w:sz w:val="24"/>
@@ -26379,6 +26583,7 @@
           </w:tcPr>
           <w:p>
             <w:pPr>
+              <w:spacing w:line="360" w:lineRule="auto"/>
               <w:rPr>
                 <w:rFonts w:ascii="Times New Roman" w:eastAsia="Times New Roman" w:hAnsi="Times New Roman" w:cs="Times New Roman"/>
                 <w:sz w:val="24"/>
@@ -26404,6 +26609,7 @@
           </w:tcPr>
           <w:p>
             <w:pPr>
+              <w:spacing w:line="360" w:lineRule="auto"/>
               <w:rPr>
                 <w:rFonts w:ascii="Times New Roman" w:eastAsia="Times New Roman" w:hAnsi="Times New Roman" w:cs="Times New Roman"/>
                 <w:sz w:val="24"/>
@@ -26429,6 +26635,7 @@
           </w:tcPr>
           <w:p>
             <w:pPr>
+              <w:spacing w:line="360" w:lineRule="auto"/>
               <w:rPr>
                 <w:rFonts w:ascii="Times New Roman" w:eastAsia="Times New Roman" w:hAnsi="Times New Roman" w:cs="Times New Roman"/>
                 <w:sz w:val="24"/>
@@ -26447,6 +26654,7 @@
           </w:tcPr>
           <w:p>
             <w:pPr>
+              <w:spacing w:line="360" w:lineRule="auto"/>
               <w:rPr>
                 <w:rFonts w:ascii="Times New Roman" w:eastAsia="Times New Roman" w:hAnsi="Times New Roman" w:cs="Times New Roman"/>
                 <w:sz w:val="24"/>
@@ -26472,6 +26680,7 @@
           </w:tcPr>
           <w:p>
             <w:pPr>
+              <w:spacing w:line="360" w:lineRule="auto"/>
               <w:rPr>
                 <w:rFonts w:ascii="Times New Roman" w:eastAsia="Times New Roman" w:hAnsi="Times New Roman" w:cs="Times New Roman"/>
                 <w:sz w:val="24"/>
@@ -26497,6 +26706,7 @@
           </w:tcPr>
           <w:p>
             <w:pPr>
+              <w:spacing w:line="360" w:lineRule="auto"/>
               <w:rPr>
                 <w:rFonts w:ascii="Times New Roman" w:eastAsia="Times New Roman" w:hAnsi="Times New Roman" w:cs="Times New Roman"/>
                 <w:sz w:val="24"/>
@@ -26515,6 +26725,7 @@
           </w:tcPr>
           <w:p>
             <w:pPr>
+              <w:spacing w:line="360" w:lineRule="auto"/>
               <w:rPr>
                 <w:rFonts w:ascii="Times New Roman" w:eastAsia="Times New Roman" w:hAnsi="Times New Roman" w:cs="Times New Roman"/>
                 <w:sz w:val="24"/>
@@ -26540,6 +26751,7 @@
           </w:tcPr>
           <w:p>
             <w:pPr>
+              <w:spacing w:line="360" w:lineRule="auto"/>
               <w:jc w:val="both"/>
               <w:rPr>
                 <w:rFonts w:ascii="Times New Roman" w:eastAsia="Times New Roman" w:hAnsi="Times New Roman" w:cs="Times New Roman"/>
@@ -26566,6 +26778,7 @@
           </w:tcPr>
           <w:p>
             <w:pPr>
+              <w:spacing w:line="360" w:lineRule="auto"/>
               <w:rPr>
                 <w:rFonts w:ascii="Times New Roman" w:eastAsia="Times New Roman" w:hAnsi="Times New Roman" w:cs="Times New Roman"/>
                 <w:sz w:val="24"/>
@@ -26638,6 +26851,7 @@
       <w:pPr>
         <w:pStyle w:val="Caption"/>
         <w:keepNext/>
+        <w:spacing w:line="360" w:lineRule="auto"/>
         <w:jc w:val="center"/>
         <w:rPr>
           <w:rFonts w:ascii="Times New Roman" w:hAnsi="Times New Roman" w:cs="Times New Roman"/>
@@ -26730,6 +26944,7 @@
           </w:tcPr>
           <w:p>
             <w:pPr>
+              <w:spacing w:line="360" w:lineRule="auto"/>
               <w:jc w:val="center"/>
               <w:rPr>
                 <w:rFonts w:ascii="Times New Roman" w:eastAsia="Times New Roman" w:hAnsi="Times New Roman" w:cs="Times New Roman"/>
@@ -26760,6 +26975,7 @@
           </w:tcPr>
           <w:p>
             <w:pPr>
+              <w:spacing w:line="360" w:lineRule="auto"/>
               <w:jc w:val="center"/>
               <w:rPr>
                 <w:rFonts w:ascii="Times New Roman" w:eastAsia="Times New Roman" w:hAnsi="Times New Roman" w:cs="Times New Roman"/>
@@ -26790,6 +27006,7 @@
           </w:tcPr>
           <w:p>
             <w:pPr>
+              <w:spacing w:line="360" w:lineRule="auto"/>
               <w:jc w:val="center"/>
               <w:rPr>
                 <w:rFonts w:ascii="Times New Roman" w:eastAsia="Times New Roman" w:hAnsi="Times New Roman" w:cs="Times New Roman"/>
@@ -26822,6 +27039,7 @@
           </w:tcPr>
           <w:p>
             <w:pPr>
+              <w:spacing w:line="360" w:lineRule="auto"/>
               <w:rPr>
                 <w:rFonts w:ascii="Times New Roman" w:eastAsia="Times New Roman" w:hAnsi="Times New Roman" w:cs="Times New Roman"/>
                 <w:sz w:val="24"/>
@@ -26836,6 +27054,7 @@
                 <w:szCs w:val="24"/>
                 <w:lang w:eastAsia="en-ID"/>
               </w:rPr>
+              <w:lastRenderedPageBreak/>
               <w:t>C1</w:t>
             </w:r>
           </w:p>
@@ -26847,6 +27066,7 @@
           </w:tcPr>
           <w:p>
             <w:pPr>
+              <w:spacing w:line="360" w:lineRule="auto"/>
               <w:rPr>
                 <w:rFonts w:ascii="Times New Roman" w:eastAsia="Times New Roman" w:hAnsi="Times New Roman" w:cs="Times New Roman"/>
                 <w:sz w:val="24"/>
@@ -26872,6 +27092,7 @@
           </w:tcPr>
           <w:p>
             <w:pPr>
+              <w:spacing w:line="360" w:lineRule="auto"/>
               <w:rPr>
                 <w:rFonts w:ascii="Times New Roman" w:eastAsia="Times New Roman" w:hAnsi="Times New Roman" w:cs="Times New Roman"/>
                 <w:sz w:val="24"/>
@@ -26890,6 +27111,7 @@
           </w:tcPr>
           <w:p>
             <w:pPr>
+              <w:spacing w:line="360" w:lineRule="auto"/>
               <w:rPr>
                 <w:rFonts w:ascii="Times New Roman" w:eastAsia="Times New Roman" w:hAnsi="Times New Roman" w:cs="Times New Roman"/>
                 <w:sz w:val="24"/>
@@ -26915,6 +27137,7 @@
           </w:tcPr>
           <w:p>
             <w:pPr>
+              <w:spacing w:line="360" w:lineRule="auto"/>
               <w:jc w:val="both"/>
               <w:rPr>
                 <w:rFonts w:ascii="Times New Roman" w:eastAsia="Times New Roman" w:hAnsi="Times New Roman" w:cs="Times New Roman"/>
@@ -26959,6 +27182,7 @@
           </w:tcPr>
           <w:p>
             <w:pPr>
+              <w:spacing w:line="360" w:lineRule="auto"/>
               <w:rPr>
                 <w:rFonts w:ascii="Times New Roman" w:eastAsia="Times New Roman" w:hAnsi="Times New Roman" w:cs="Times New Roman"/>
                 <w:sz w:val="24"/>
@@ -26977,6 +27201,7 @@
           </w:tcPr>
           <w:p>
             <w:pPr>
+              <w:spacing w:line="360" w:lineRule="auto"/>
               <w:rPr>
                 <w:rFonts w:ascii="Times New Roman" w:eastAsia="Times New Roman" w:hAnsi="Times New Roman" w:cs="Times New Roman"/>
                 <w:sz w:val="24"/>
@@ -27002,6 +27227,7 @@
           </w:tcPr>
           <w:p>
             <w:pPr>
+              <w:spacing w:line="360" w:lineRule="auto"/>
               <w:jc w:val="both"/>
               <w:rPr>
                 <w:rFonts w:ascii="Times New Roman" w:eastAsia="Times New Roman" w:hAnsi="Times New Roman" w:cs="Times New Roman"/>
@@ -27028,6 +27254,7 @@
           </w:tcPr>
           <w:p>
             <w:pPr>
+              <w:spacing w:line="360" w:lineRule="auto"/>
               <w:rPr>
                 <w:rFonts w:ascii="Times New Roman" w:eastAsia="Times New Roman" w:hAnsi="Times New Roman" w:cs="Times New Roman"/>
                 <w:sz w:val="24"/>
@@ -27046,6 +27273,7 @@
           </w:tcPr>
           <w:p>
             <w:pPr>
+              <w:spacing w:line="360" w:lineRule="auto"/>
               <w:rPr>
                 <w:rFonts w:ascii="Times New Roman" w:eastAsia="Times New Roman" w:hAnsi="Times New Roman" w:cs="Times New Roman"/>
                 <w:sz w:val="24"/>
@@ -27071,6 +27299,7 @@
           </w:tcPr>
           <w:p>
             <w:pPr>
+              <w:spacing w:line="360" w:lineRule="auto"/>
               <w:jc w:val="both"/>
               <w:rPr>
                 <w:rFonts w:ascii="Times New Roman" w:eastAsia="Times New Roman" w:hAnsi="Times New Roman" w:cs="Times New Roman"/>
@@ -27097,6 +27326,7 @@
           </w:tcPr>
           <w:p>
             <w:pPr>
+              <w:spacing w:line="360" w:lineRule="auto"/>
               <w:rPr>
                 <w:rFonts w:ascii="Times New Roman" w:eastAsia="Times New Roman" w:hAnsi="Times New Roman" w:cs="Times New Roman"/>
                 <w:sz w:val="24"/>
@@ -27115,6 +27345,7 @@
           </w:tcPr>
           <w:p>
             <w:pPr>
+              <w:spacing w:line="360" w:lineRule="auto"/>
               <w:rPr>
                 <w:rFonts w:ascii="Times New Roman" w:eastAsia="Times New Roman" w:hAnsi="Times New Roman" w:cs="Times New Roman"/>
                 <w:sz w:val="24"/>
@@ -27140,6 +27371,7 @@
           </w:tcPr>
           <w:p>
             <w:pPr>
+              <w:spacing w:line="360" w:lineRule="auto"/>
               <w:jc w:val="both"/>
               <w:rPr>
                 <w:rFonts w:ascii="Times New Roman" w:eastAsia="Times New Roman" w:hAnsi="Times New Roman" w:cs="Times New Roman"/>
@@ -27166,6 +27398,7 @@
           </w:tcPr>
           <w:p>
             <w:pPr>
+              <w:spacing w:line="360" w:lineRule="auto"/>
               <w:rPr>
                 <w:rFonts w:ascii="Times New Roman" w:eastAsia="Times New Roman" w:hAnsi="Times New Roman" w:cs="Times New Roman"/>
                 <w:sz w:val="24"/>
@@ -27191,7 +27424,6 @@
     <w:p>
       <w:pPr>
         <w:spacing w:line="360" w:lineRule="auto"/>
-        <w:ind w:firstLine="720"/>
         <w:jc w:val="both"/>
         <w:rPr>
           <w:rFonts w:ascii="Times New Roman" w:hAnsi="Times New Roman" w:cs="Times New Roman"/>
@@ -27205,8 +27437,221 @@
           <w:sz w:val="24"/>
           <w:szCs w:val="24"/>
         </w:rPr>
-        <w:t xml:space="preserve">Instrumen ini disusun untuk mengumpulkan data secara kuantitatif dari karyawan di berbagai cabang perusahaan. Hasil pengisian kuesioner kemudian </w:t>
-      </w:r>
+        <w:tab/>
+      </w:r>
+      <w:r>
+        <w:rPr>
+          <w:rFonts w:ascii="Times New Roman" w:hAnsi="Times New Roman" w:cs="Times New Roman"/>
+          <w:sz w:val="24"/>
+          <w:szCs w:val="24"/>
+        </w:rPr>
+        <w:t>Berikut penjelasan masing-masing variabel tambahan</w:t>
+      </w:r>
+      <w:r>
+        <w:rPr>
+          <w:rFonts w:ascii="Times New Roman" w:hAnsi="Times New Roman" w:cs="Times New Roman"/>
+          <w:sz w:val="24"/>
+          <w:szCs w:val="24"/>
+        </w:rPr>
+        <w:t xml:space="preserve"> </w:t>
+      </w:r>
+      <w:r>
+        <w:rPr>
+          <w:rFonts w:ascii="Times New Roman" w:hAnsi="Times New Roman" w:cs="Times New Roman"/>
+          <w:sz w:val="24"/>
+          <w:szCs w:val="24"/>
+        </w:rPr>
+        <w:t>berdasarkan elemen Fraud Diamond</w:t>
+      </w:r>
+      <w:r>
+        <w:rPr>
+          <w:rFonts w:ascii="Times New Roman" w:hAnsi="Times New Roman" w:cs="Times New Roman"/>
+          <w:sz w:val="24"/>
+          <w:szCs w:val="24"/>
+        </w:rPr>
+        <w:t xml:space="preserve"> yaitu:</w:t>
+      </w:r>
+    </w:p>
+    <w:p>
+      <w:pPr>
+        <w:pStyle w:val="ListParagraph"/>
+        <w:numPr>
+          <w:ilvl w:val="0"/>
+          <w:numId w:val="54"/>
+        </w:numPr>
+        <w:spacing w:line="360" w:lineRule="auto"/>
+        <w:ind w:left="284" w:hanging="284"/>
+        <w:jc w:val="both"/>
+        <w:rPr>
+          <w:rFonts w:ascii="Times New Roman" w:hAnsi="Times New Roman" w:cs="Times New Roman"/>
+          <w:sz w:val="24"/>
+          <w:szCs w:val="24"/>
+        </w:rPr>
+      </w:pPr>
+      <w:r>
+        <w:rPr>
+          <w:rFonts w:ascii="Times New Roman" w:hAnsi="Times New Roman" w:cs="Times New Roman"/>
+          <w:sz w:val="24"/>
+          <w:szCs w:val="24"/>
+        </w:rPr>
+        <w:t>Pengalaman Kerja</w:t>
+      </w:r>
+      <w:r>
+        <w:rPr>
+          <w:rFonts w:ascii="Times New Roman" w:hAnsi="Times New Roman" w:cs="Times New Roman"/>
+          <w:sz w:val="24"/>
+          <w:szCs w:val="24"/>
+        </w:rPr>
+        <w:t xml:space="preserve"> dimana v</w:t>
+      </w:r>
+      <w:r>
+        <w:rPr>
+          <w:rFonts w:ascii="Times New Roman" w:hAnsi="Times New Roman" w:cs="Times New Roman"/>
+          <w:sz w:val="24"/>
+          <w:szCs w:val="24"/>
+        </w:rPr>
+        <w:t xml:space="preserve">ariabel ini mengukur lamanya masa kerja responden di perusahaan dalam satuan tahun. Semakin lama pengalaman kerja, maka diasumsikan individu memiliki pemahaman yang lebih mendalam terhadap proses operasional dan sistem yang berlaku. </w:t>
+      </w:r>
+    </w:p>
+    <w:p>
+      <w:pPr>
+        <w:pStyle w:val="ListParagraph"/>
+        <w:numPr>
+          <w:ilvl w:val="0"/>
+          <w:numId w:val="54"/>
+        </w:numPr>
+        <w:spacing w:line="360" w:lineRule="auto"/>
+        <w:ind w:left="284" w:hanging="284"/>
+        <w:jc w:val="both"/>
+        <w:rPr>
+          <w:rFonts w:ascii="Times New Roman" w:hAnsi="Times New Roman" w:cs="Times New Roman"/>
+          <w:sz w:val="24"/>
+          <w:szCs w:val="24"/>
+        </w:rPr>
+      </w:pPr>
+      <w:r>
+        <w:rPr>
+          <w:rFonts w:ascii="Times New Roman" w:hAnsi="Times New Roman" w:cs="Times New Roman"/>
+          <w:sz w:val="24"/>
+          <w:szCs w:val="24"/>
+        </w:rPr>
+        <w:t>Jumlah Revisi Laporan</w:t>
+      </w:r>
+      <w:r>
+        <w:rPr>
+          <w:rFonts w:ascii="Times New Roman" w:hAnsi="Times New Roman" w:cs="Times New Roman"/>
+          <w:sz w:val="24"/>
+          <w:szCs w:val="24"/>
+        </w:rPr>
+        <w:t xml:space="preserve"> dimana v</w:t>
+      </w:r>
+      <w:r>
+        <w:rPr>
+          <w:rFonts w:ascii="Times New Roman" w:hAnsi="Times New Roman" w:cs="Times New Roman"/>
+          <w:sz w:val="24"/>
+          <w:szCs w:val="24"/>
+        </w:rPr>
+        <w:t xml:space="preserve">ariabel ini menunjukkan seberapa sering laporan bulanan yang disusun oleh responden mengalami revisi. Frekuensi revisi dapat mencerminkan tingkat ketelitian, keakuratan data, atau kemungkinan adanya kesalahan yang disengaja maupun tidak disengaja. </w:t>
+      </w:r>
+    </w:p>
+    <w:p>
+      <w:pPr>
+        <w:pStyle w:val="ListParagraph"/>
+        <w:numPr>
+          <w:ilvl w:val="0"/>
+          <w:numId w:val="54"/>
+        </w:numPr>
+        <w:spacing w:line="360" w:lineRule="auto"/>
+        <w:ind w:left="284" w:hanging="284"/>
+        <w:jc w:val="both"/>
+        <w:rPr>
+          <w:rFonts w:ascii="Times New Roman" w:hAnsi="Times New Roman" w:cs="Times New Roman"/>
+          <w:sz w:val="24"/>
+          <w:szCs w:val="24"/>
+        </w:rPr>
+      </w:pPr>
+      <w:r>
+        <w:rPr>
+          <w:rFonts w:ascii="Times New Roman" w:hAnsi="Times New Roman" w:cs="Times New Roman"/>
+          <w:sz w:val="24"/>
+          <w:szCs w:val="24"/>
+        </w:rPr>
+        <w:t>Skor Audit Sebelumnya</w:t>
+      </w:r>
+      <w:r>
+        <w:rPr>
+          <w:rFonts w:ascii="Times New Roman" w:hAnsi="Times New Roman" w:cs="Times New Roman"/>
+          <w:sz w:val="24"/>
+          <w:szCs w:val="24"/>
+        </w:rPr>
+        <w:t xml:space="preserve"> dimana v</w:t>
+      </w:r>
+      <w:r>
+        <w:rPr>
+          <w:rFonts w:ascii="Times New Roman" w:hAnsi="Times New Roman" w:cs="Times New Roman"/>
+          <w:sz w:val="24"/>
+          <w:szCs w:val="24"/>
+        </w:rPr>
+        <w:t xml:space="preserve">ariabel ini merujuk pada hasil penilaian audit internal dari periode sebelumnya dengan rentang skor antara 1 hingga 100. Skor yang lebih tinggi menunjukkan kualitas laporan dan kepatuhan terhadap prosedur yang lebih baik. </w:t>
+      </w:r>
+    </w:p>
+    <w:p>
+      <w:pPr>
+        <w:pStyle w:val="ListParagraph"/>
+        <w:numPr>
+          <w:ilvl w:val="0"/>
+          <w:numId w:val="54"/>
+        </w:numPr>
+        <w:spacing w:line="360" w:lineRule="auto"/>
+        <w:ind w:left="284" w:hanging="284"/>
+        <w:jc w:val="both"/>
+        <w:rPr>
+          <w:rFonts w:ascii="Times New Roman" w:hAnsi="Times New Roman" w:cs="Times New Roman"/>
+          <w:sz w:val="24"/>
+          <w:szCs w:val="24"/>
+        </w:rPr>
+      </w:pPr>
+      <w:r>
+        <w:rPr>
+          <w:rFonts w:ascii="Times New Roman" w:hAnsi="Times New Roman" w:cs="Times New Roman"/>
+          <w:sz w:val="24"/>
+          <w:szCs w:val="24"/>
+        </w:rPr>
+        <w:t>Keterlambatan Laporan</w:t>
+      </w:r>
+      <w:r>
+        <w:rPr>
+          <w:rFonts w:ascii="Times New Roman" w:hAnsi="Times New Roman" w:cs="Times New Roman"/>
+          <w:sz w:val="24"/>
+          <w:szCs w:val="24"/>
+        </w:rPr>
+        <w:t xml:space="preserve"> dimana v</w:t>
+      </w:r>
+      <w:r>
+        <w:rPr>
+          <w:rFonts w:ascii="Times New Roman" w:hAnsi="Times New Roman" w:cs="Times New Roman"/>
+          <w:sz w:val="24"/>
+          <w:szCs w:val="24"/>
+        </w:rPr>
+        <w:t xml:space="preserve">ariabel ini mengukur rata-rata jumlah hari keterlambatan dalam penyampaian laporan bulanan oleh responden. Semakin besar nilai keterlambatan dapat mengindikasikan adanya hambatan administratif atau potensi penyimpangan. </w:t>
+      </w:r>
+    </w:p>
+    <w:p>
+      <w:pPr>
+        <w:pStyle w:val="ListParagraph"/>
+        <w:numPr>
+          <w:ilvl w:val="0"/>
+          <w:numId w:val="54"/>
+        </w:numPr>
+        <w:spacing w:line="360" w:lineRule="auto"/>
+        <w:ind w:left="284" w:hanging="284"/>
+        <w:jc w:val="both"/>
+        <w:rPr>
+          <w:rFonts w:ascii="Times New Roman" w:hAnsi="Times New Roman" w:cs="Times New Roman"/>
+          <w:sz w:val="24"/>
+          <w:szCs w:val="24"/>
+        </w:rPr>
+      </w:pPr>
       <w:r>
         <w:rPr>
           <w:rFonts w:ascii="Times New Roman" w:hAnsi="Times New Roman" w:cs="Times New Roman"/>
@@ -27214,7 +27659,45 @@
           <w:szCs w:val="24"/>
         </w:rPr>
         <w:lastRenderedPageBreak/>
-        <w:t>diubah menjadi data numerik dan dianalisis secara statistik untuk mengidentifikasi potensi risiko fraud berdasarkan dimensi Fraud Diamond. Data juga dapat digunakan untuk membangun model prediksi fraud dengan algoritma machine learning seperti Random Forest.</w:t>
+        <w:t>Indikasi Fraud</w:t>
+      </w:r>
+      <w:r>
+        <w:rPr>
+          <w:rFonts w:ascii="Times New Roman" w:hAnsi="Times New Roman" w:cs="Times New Roman"/>
+          <w:sz w:val="24"/>
+          <w:szCs w:val="24"/>
+        </w:rPr>
+        <w:t xml:space="preserve"> dimana v</w:t>
+      </w:r>
+      <w:r>
+        <w:rPr>
+          <w:rFonts w:ascii="Times New Roman" w:hAnsi="Times New Roman" w:cs="Times New Roman"/>
+          <w:sz w:val="24"/>
+          <w:szCs w:val="24"/>
+        </w:rPr>
+        <w:t>ariabel ini merupakan variabel target dalam penelitian, yang menunjukkan apakah terdapat indikasi tindakan fraud. Nilai 0 menunjukkan tidak ada indikasi fraud, sementara nilai 1 menunjukkan adanya indikasi fraud berdasarkan hasil evaluasi atau temuan terkait.</w:t>
+      </w:r>
+    </w:p>
+    <w:p>
+      <w:pPr>
+        <w:spacing w:line="360" w:lineRule="auto"/>
+        <w:ind w:firstLine="284"/>
+        <w:jc w:val="both"/>
+        <w:rPr>
+          <w:rFonts w:ascii="Times New Roman" w:hAnsi="Times New Roman" w:cs="Times New Roman"/>
+          <w:sz w:val="24"/>
+          <w:szCs w:val="24"/>
+        </w:rPr>
+      </w:pPr>
+      <w:bookmarkStart w:id="17" w:name="_GoBack"/>
+      <w:bookmarkEnd w:id="17"/>
+      <w:r>
+        <w:rPr>
+          <w:rFonts w:ascii="Times New Roman" w:hAnsi="Times New Roman" w:cs="Times New Roman"/>
+          <w:sz w:val="24"/>
+          <w:szCs w:val="24"/>
+        </w:rPr>
+        <w:t>Instrumen ini disusun untuk mengumpulkan data secara kuantitatif dari karyawan di berbagai cabang perusahaan. Hasil pengisian kuesioner kemudian diubah menjadi data numerik dan dianalisis secara statistik untuk mengidentifikasi potensi risiko fraud berdasarkan dimensi Fraud Diamond. Data juga dapat digunakan untuk membangun model prediksi fraud dengan algoritma machine learning seperti Random Forest.</w:t>
       </w:r>
     </w:p>
     <w:p>
@@ -27539,6 +28022,7 @@
           <w:sz w:val="24"/>
           <w:szCs w:val="24"/>
         </w:rPr>
+        <w:lastRenderedPageBreak/>
         <w:t>Proporsi umum yang digunakan adalah 80:20. Alternatif lain, seperti k-fold cross-validation, dapat diterapkan untuk menghindari bias hasil evaluasi.</w:t>
       </w:r>
     </w:p>
@@ -27613,7 +28097,6 @@
           <w:sz w:val="24"/>
           <w:szCs w:val="24"/>
         </w:rPr>
-        <w:lastRenderedPageBreak/>
         <w:t>3.6.2.6. Evaluasi Model</w:t>
       </w:r>
     </w:p>
@@ -27971,6 +28454,7 @@
     <w:p>
       <w:pPr>
         <w:pStyle w:val="Caption"/>
+        <w:spacing w:line="360" w:lineRule="auto"/>
         <w:jc w:val="center"/>
       </w:pPr>
       <w:r>
@@ -28052,20 +28536,16 @@
     </w:p>
     <w:p>
       <w:pPr>
-        <w:pStyle w:val="Heading2"/>
+        <w:pStyle w:val="Heading3"/>
         <w:numPr>
-          <w:ilvl w:val="1"/>
-          <w:numId w:val="4"/>
+          <w:ilvl w:val="2"/>
+          <w:numId w:val="30"/>
         </w:numPr>
-        <w:spacing w:line="360" w:lineRule="auto"/>
-        <w:ind w:left="426" w:hanging="426"/>
-        <w:jc w:val="both"/>
+        <w:ind w:left="567" w:hanging="567"/>
         <w:rPr>
           <w:rFonts w:ascii="Times New Roman" w:hAnsi="Times New Roman" w:cs="Times New Roman"/>
           <w:b/>
-          <w:color w:val="000000" w:themeColor="text1"/>
-          <w:sz w:val="24"/>
-          <w:szCs w:val="24"/>
+          <w:color w:val="auto"/>
           <w:lang w:eastAsia="en-ID"/>
         </w:rPr>
       </w:pPr>
@@ -28073,9 +28553,7 @@
         <w:rPr>
           <w:rFonts w:ascii="Times New Roman" w:hAnsi="Times New Roman" w:cs="Times New Roman"/>
           <w:b/>
-          <w:color w:val="000000" w:themeColor="text1"/>
-          <w:sz w:val="24"/>
-          <w:szCs w:val="24"/>
+          <w:color w:val="auto"/>
           <w:lang w:eastAsia="en-ID"/>
         </w:rPr>
         <w:t>Jenis dan Pendekatan Penelitian</w:t>
@@ -28094,36 +28572,28 @@
     </w:p>
     <w:p>
       <w:pPr>
-        <w:pStyle w:val="Heading2"/>
+        <w:pStyle w:val="Heading3"/>
         <w:numPr>
-          <w:ilvl w:val="1"/>
-          <w:numId w:val="4"/>
+          <w:ilvl w:val="2"/>
+          <w:numId w:val="30"/>
         </w:numPr>
-        <w:spacing w:line="360" w:lineRule="auto"/>
-        <w:ind w:left="426" w:hanging="426"/>
-        <w:jc w:val="both"/>
+        <w:ind w:left="567" w:hanging="567"/>
         <w:rPr>
           <w:rFonts w:ascii="Times New Roman" w:hAnsi="Times New Roman" w:cs="Times New Roman"/>
           <w:b/>
-          <w:color w:val="000000" w:themeColor="text1"/>
-          <w:sz w:val="24"/>
-          <w:szCs w:val="24"/>
-          <w:lang w:eastAsia="en-ID"/>
-        </w:rPr>
-      </w:pPr>
-      <w:bookmarkStart w:id="17" w:name="_Toc192843211"/>
+          <w:color w:val="auto"/>
+          <w:lang w:eastAsia="en-ID"/>
+        </w:rPr>
+      </w:pPr>
       <w:r>
         <w:rPr>
           <w:rFonts w:ascii="Times New Roman" w:hAnsi="Times New Roman" w:cs="Times New Roman"/>
           <w:b/>
-          <w:color w:val="000000" w:themeColor="text1"/>
-          <w:sz w:val="24"/>
-          <w:szCs w:val="24"/>
-          <w:lang w:eastAsia="en-ID"/>
-        </w:rPr>
-        <w:t>Lokasi Riset dan Sampel Data</w:t>
-      </w:r>
-      <w:bookmarkEnd w:id="17"/>
+          <w:color w:val="auto"/>
+          <w:lang w:eastAsia="en-ID"/>
+        </w:rPr>
+        <w:t>Teknik Pengumpulan Data</w:t>
+      </w:r>
     </w:p>
     <w:p>
       <w:pPr>
@@ -28144,43 +28614,7 @@
           <w:szCs w:val="24"/>
           <w:lang w:eastAsia="en-ID"/>
         </w:rPr>
-        <w:t xml:space="preserve">Penelitian ini dilakukan pada perusahaan </w:t>
-      </w:r>
-      <w:r>
-        <w:rPr>
-          <w:rFonts w:ascii="Times New Roman" w:hAnsi="Times New Roman" w:cs="Times New Roman"/>
-          <w:sz w:val="24"/>
-          <w:szCs w:val="24"/>
-          <w:lang w:eastAsia="en-ID"/>
-        </w:rPr>
-        <w:t>CV. SMARTINDO TELEKOM</w:t>
-      </w:r>
-      <w:r>
-        <w:rPr>
-          <w:rFonts w:ascii="Times New Roman" w:hAnsi="Times New Roman" w:cs="Times New Roman"/>
-          <w:sz w:val="24"/>
-          <w:szCs w:val="24"/>
-          <w:lang w:eastAsia="en-ID"/>
-        </w:rPr>
-        <w:t xml:space="preserve">, yang memiliki beberapa cabang operasional di wilayah </w:t>
-      </w:r>
-      <w:r>
-        <w:rPr>
-          <w:rFonts w:ascii="Times New Roman" w:hAnsi="Times New Roman" w:cs="Times New Roman"/>
-          <w:sz w:val="24"/>
-          <w:szCs w:val="24"/>
-          <w:lang w:eastAsia="en-ID"/>
-        </w:rPr>
-        <w:t>Sumatera Utara, Sumatera Barat, Batam dan Aceh</w:t>
-      </w:r>
-      <w:r>
-        <w:rPr>
-          <w:rFonts w:ascii="Times New Roman" w:hAnsi="Times New Roman" w:cs="Times New Roman"/>
-          <w:sz w:val="24"/>
-          <w:szCs w:val="24"/>
-          <w:lang w:eastAsia="en-ID"/>
-        </w:rPr>
-        <w:t xml:space="preserve">. Perusahaan ini dipilih karena memiliki struktur organisasi </w:t>
+        <w:t xml:space="preserve">Data dikumpulkan dengan menggunakan instrumen kuesioner tertutup, yang dikembangkan berdasarkan empat elemen Fraud Diamond Theory, yaitu: Pressure, Opportunity, Rationalization, dan Capability. Setiap elemen dijabarkan ke dalam 5 </w:t>
       </w:r>
       <w:r>
         <w:rPr>
@@ -28190,371 +28624,14 @@
           <w:lang w:eastAsia="en-ID"/>
         </w:rPr>
         <w:lastRenderedPageBreak/>
-        <w:t xml:space="preserve">yang mendukung pelaksanaan riset, serta memiliki sistem pelaporan dan operasional yang relevan untuk dianalisis dalam konteks deteksi fraud. </w:t>
-      </w:r>
-    </w:p>
-    <w:p>
-      <w:pPr>
-        <w:spacing w:line="360" w:lineRule="auto"/>
-        <w:ind w:firstLine="426"/>
-        <w:jc w:val="both"/>
-        <w:rPr>
-          <w:rFonts w:ascii="Times New Roman" w:hAnsi="Times New Roman" w:cs="Times New Roman"/>
-          <w:sz w:val="24"/>
-          <w:szCs w:val="24"/>
-          <w:lang w:eastAsia="en-ID"/>
-        </w:rPr>
-      </w:pPr>
-      <w:r>
-        <w:rPr>
-          <w:rFonts w:ascii="Times New Roman" w:hAnsi="Times New Roman" w:cs="Times New Roman"/>
-          <w:sz w:val="24"/>
-          <w:szCs w:val="24"/>
-          <w:lang w:eastAsia="en-ID"/>
-        </w:rPr>
-        <w:t>Riset dilakukan dengan pendekatan kuantitatif, di mana data diperoleh dari hasil pengisian kuesioner</w:t>
-      </w:r>
-      <w:r>
-        <w:rPr>
-          <w:rFonts w:ascii="Times New Roman" w:hAnsi="Times New Roman" w:cs="Times New Roman"/>
-          <w:sz w:val="24"/>
-          <w:szCs w:val="24"/>
-          <w:lang w:eastAsia="en-ID"/>
-        </w:rPr>
-        <w:t>, laporan harian, jumlah revisi laporan, dan historis data audit sebelumnya</w:t>
-      </w:r>
-      <w:r>
-        <w:rPr>
-          <w:rFonts w:ascii="Times New Roman" w:hAnsi="Times New Roman" w:cs="Times New Roman"/>
-          <w:sz w:val="24"/>
-          <w:szCs w:val="24"/>
-          <w:lang w:eastAsia="en-ID"/>
-        </w:rPr>
-        <w:t xml:space="preserve"> yang disusun berdasarkan empat elemen utama dalam teori Fraud Diamond, yaitu tekanan (pressure), kesempatan (opportunity), pembenaran (rationalization), dan kemampuan (capability). Instrumen kuisioner disebarkan kepada karyawan yang bekerja di bagian keuangan, operasional, gudang, dan logistik di setiap cabang perusahaan.</w:t>
-      </w:r>
-    </w:p>
-    <w:p>
-      <w:pPr>
-        <w:spacing w:after="0" w:line="360" w:lineRule="auto"/>
-        <w:ind w:firstLine="426"/>
-        <w:jc w:val="both"/>
-        <w:rPr>
-          <w:rFonts w:ascii="Times New Roman" w:hAnsi="Times New Roman" w:cs="Times New Roman"/>
-          <w:sz w:val="24"/>
-          <w:szCs w:val="24"/>
-          <w:lang w:eastAsia="en-ID"/>
-        </w:rPr>
-      </w:pPr>
-      <w:r>
-        <w:rPr>
-          <w:rFonts w:ascii="Times New Roman" w:hAnsi="Times New Roman" w:cs="Times New Roman"/>
-          <w:sz w:val="24"/>
-          <w:szCs w:val="24"/>
-          <w:lang w:eastAsia="en-ID"/>
-        </w:rPr>
-        <w:t>Pengambilan sampel dilakukan menggunakan metode purposive sampling, yaitu pemilihan responden berdasarkan kriteria tertentu yang relevan dengan tujuan penelitian. Kriteria yang digunakan antara lain:</w:t>
-      </w:r>
-    </w:p>
-    <w:p>
-      <w:pPr>
-        <w:pStyle w:val="ListParagraph"/>
-        <w:numPr>
-          <w:ilvl w:val="0"/>
-          <w:numId w:val="50"/>
-        </w:numPr>
-        <w:spacing w:line="360" w:lineRule="auto"/>
-        <w:ind w:left="284" w:hanging="284"/>
-        <w:jc w:val="both"/>
-        <w:rPr>
-          <w:rFonts w:ascii="Times New Roman" w:hAnsi="Times New Roman" w:cs="Times New Roman"/>
-          <w:sz w:val="24"/>
-          <w:szCs w:val="24"/>
-          <w:lang w:eastAsia="en-ID"/>
-        </w:rPr>
-      </w:pPr>
-      <w:r>
-        <w:rPr>
-          <w:rFonts w:ascii="Times New Roman" w:hAnsi="Times New Roman" w:cs="Times New Roman"/>
-          <w:sz w:val="24"/>
-          <w:szCs w:val="24"/>
-          <w:lang w:eastAsia="en-ID"/>
-        </w:rPr>
-        <w:t xml:space="preserve">Karyawan yang memiliki akses terhadap data </w:t>
-      </w:r>
-      <w:r>
-        <w:rPr>
-          <w:rFonts w:ascii="Times New Roman" w:hAnsi="Times New Roman" w:cs="Times New Roman"/>
-          <w:sz w:val="24"/>
-          <w:szCs w:val="24"/>
-          <w:lang w:eastAsia="en-ID"/>
-        </w:rPr>
-        <w:t>laporan</w:t>
-      </w:r>
-      <w:r>
-        <w:rPr>
-          <w:rFonts w:ascii="Times New Roman" w:hAnsi="Times New Roman" w:cs="Times New Roman"/>
-          <w:sz w:val="24"/>
-          <w:szCs w:val="24"/>
-          <w:lang w:eastAsia="en-ID"/>
-        </w:rPr>
-        <w:t xml:space="preserve">. </w:t>
-      </w:r>
-    </w:p>
-    <w:p>
-      <w:pPr>
-        <w:pStyle w:val="ListParagraph"/>
-        <w:numPr>
-          <w:ilvl w:val="0"/>
-          <w:numId w:val="50"/>
-        </w:numPr>
-        <w:spacing w:line="360" w:lineRule="auto"/>
-        <w:ind w:left="284" w:hanging="284"/>
-        <w:jc w:val="both"/>
-        <w:rPr>
-          <w:rFonts w:ascii="Times New Roman" w:hAnsi="Times New Roman" w:cs="Times New Roman"/>
-          <w:sz w:val="24"/>
-          <w:szCs w:val="24"/>
-          <w:lang w:eastAsia="en-ID"/>
-        </w:rPr>
-      </w:pPr>
-      <w:r>
-        <w:rPr>
-          <w:rFonts w:ascii="Times New Roman" w:hAnsi="Times New Roman" w:cs="Times New Roman"/>
-          <w:sz w:val="24"/>
-          <w:szCs w:val="24"/>
-          <w:lang w:eastAsia="en-ID"/>
-        </w:rPr>
-        <w:t>Karyawan yang bekerja di cabang.</w:t>
-      </w:r>
-    </w:p>
-    <w:p>
-      <w:pPr>
-        <w:pStyle w:val="ListParagraph"/>
-        <w:numPr>
-          <w:ilvl w:val="0"/>
-          <w:numId w:val="50"/>
-        </w:numPr>
-        <w:spacing w:line="360" w:lineRule="auto"/>
-        <w:ind w:left="284" w:hanging="284"/>
-        <w:jc w:val="both"/>
-        <w:rPr>
-          <w:rFonts w:ascii="Times New Roman" w:hAnsi="Times New Roman" w:cs="Times New Roman"/>
-          <w:sz w:val="24"/>
-          <w:szCs w:val="24"/>
-          <w:lang w:eastAsia="en-ID"/>
-        </w:rPr>
-      </w:pPr>
-      <w:r>
-        <w:rPr>
-          <w:rFonts w:ascii="Times New Roman" w:hAnsi="Times New Roman" w:cs="Times New Roman"/>
-          <w:sz w:val="24"/>
-          <w:szCs w:val="24"/>
-          <w:lang w:eastAsia="en-ID"/>
-        </w:rPr>
-        <w:t>Karyawan yang membawa barang perusahaan</w:t>
-      </w:r>
-    </w:p>
-    <w:p>
-      <w:pPr>
-        <w:pStyle w:val="ListParagraph"/>
-        <w:numPr>
-          <w:ilvl w:val="0"/>
-          <w:numId w:val="50"/>
-        </w:numPr>
-        <w:spacing w:line="360" w:lineRule="auto"/>
-        <w:ind w:left="284" w:hanging="284"/>
-        <w:jc w:val="both"/>
-        <w:rPr>
-          <w:rFonts w:ascii="Times New Roman" w:hAnsi="Times New Roman" w:cs="Times New Roman"/>
-          <w:sz w:val="24"/>
-          <w:szCs w:val="24"/>
-          <w:lang w:eastAsia="en-ID"/>
-        </w:rPr>
-      </w:pPr>
-      <w:r>
-        <w:rPr>
-          <w:rFonts w:ascii="Times New Roman" w:hAnsi="Times New Roman" w:cs="Times New Roman"/>
-          <w:sz w:val="24"/>
-          <w:szCs w:val="24"/>
-          <w:lang w:eastAsia="en-ID"/>
-        </w:rPr>
-        <w:t>Karyawan yang bersedia mengisi kuesioner secara jujur dan anonim.</w:t>
-      </w:r>
-    </w:p>
-    <w:p>
-      <w:pPr>
-        <w:pStyle w:val="ListParagraph"/>
-        <w:numPr>
-          <w:ilvl w:val="0"/>
-          <w:numId w:val="50"/>
-        </w:numPr>
-        <w:spacing w:line="360" w:lineRule="auto"/>
-        <w:ind w:left="284" w:hanging="284"/>
-        <w:jc w:val="both"/>
-        <w:rPr>
-          <w:rFonts w:ascii="Times New Roman" w:hAnsi="Times New Roman" w:cs="Times New Roman"/>
-          <w:sz w:val="24"/>
-          <w:szCs w:val="24"/>
-          <w:lang w:eastAsia="en-ID"/>
-        </w:rPr>
-      </w:pPr>
-      <w:r>
-        <w:rPr>
-          <w:rFonts w:ascii="Times New Roman" w:hAnsi="Times New Roman" w:cs="Times New Roman"/>
-          <w:sz w:val="24"/>
-          <w:szCs w:val="24"/>
-          <w:lang w:eastAsia="en-ID"/>
-        </w:rPr>
-        <w:t>Karyawan yang memiliki wewenang di cabang tersebut</w:t>
-      </w:r>
-    </w:p>
-    <w:p>
-      <w:pPr>
-        <w:spacing w:line="360" w:lineRule="auto"/>
-        <w:ind w:firstLine="426"/>
-        <w:jc w:val="both"/>
-        <w:rPr>
-          <w:rFonts w:ascii="Times New Roman" w:hAnsi="Times New Roman" w:cs="Times New Roman"/>
-          <w:sz w:val="24"/>
-          <w:szCs w:val="24"/>
-          <w:lang w:eastAsia="en-ID"/>
-        </w:rPr>
-      </w:pPr>
-      <w:r>
-        <w:rPr>
-          <w:rFonts w:ascii="Times New Roman" w:hAnsi="Times New Roman" w:cs="Times New Roman"/>
-          <w:sz w:val="24"/>
-          <w:szCs w:val="24"/>
-          <w:lang w:eastAsia="en-ID"/>
-        </w:rPr>
-        <w:t xml:space="preserve">Jumlah sampel yang digunakan dalam penelitian ini sebanyak </w:t>
-      </w:r>
-      <w:r>
-        <w:rPr>
-          <w:rFonts w:ascii="Times New Roman" w:hAnsi="Times New Roman" w:cs="Times New Roman"/>
-          <w:sz w:val="24"/>
-          <w:szCs w:val="24"/>
-          <w:lang w:eastAsia="en-ID"/>
-        </w:rPr>
-        <w:t>176</w:t>
-      </w:r>
-      <w:r>
-        <w:rPr>
-          <w:rFonts w:ascii="Times New Roman" w:hAnsi="Times New Roman" w:cs="Times New Roman"/>
-          <w:sz w:val="24"/>
-          <w:szCs w:val="24"/>
-          <w:lang w:eastAsia="en-ID"/>
-        </w:rPr>
-        <w:t xml:space="preserve"> responden yang tersebar di </w:t>
-      </w:r>
-      <w:r>
-        <w:rPr>
-          <w:rFonts w:ascii="Times New Roman" w:hAnsi="Times New Roman" w:cs="Times New Roman"/>
-          <w:sz w:val="24"/>
-          <w:szCs w:val="24"/>
-          <w:lang w:eastAsia="en-ID"/>
-        </w:rPr>
-        <w:t xml:space="preserve">22 Cabang </w:t>
-      </w:r>
-      <w:r>
-        <w:rPr>
-          <w:rFonts w:ascii="Times New Roman" w:hAnsi="Times New Roman" w:cs="Times New Roman"/>
-          <w:sz w:val="24"/>
-          <w:szCs w:val="24"/>
-          <w:lang w:eastAsia="en-ID"/>
-        </w:rPr>
-        <w:t xml:space="preserve">perusahaan. Setiap responden memberikan jawaban terhadap sejumlah indikator dari masing-masing aspek Fraud Diamond, yang kemudian diolah menjadi data numerik untuk keperluan pemodelan klasifikasi. </w:t>
-      </w:r>
-    </w:p>
-    <w:p>
-      <w:pPr>
-        <w:spacing w:line="360" w:lineRule="auto"/>
-        <w:ind w:firstLine="426"/>
-        <w:jc w:val="both"/>
-        <w:rPr>
-          <w:rFonts w:ascii="Times New Roman" w:hAnsi="Times New Roman" w:cs="Times New Roman"/>
-          <w:sz w:val="24"/>
-          <w:szCs w:val="24"/>
-          <w:lang w:eastAsia="en-ID"/>
-        </w:rPr>
-      </w:pPr>
-      <w:r>
-        <w:rPr>
-          <w:rFonts w:ascii="Times New Roman" w:hAnsi="Times New Roman" w:cs="Times New Roman"/>
-          <w:sz w:val="24"/>
-          <w:szCs w:val="24"/>
-          <w:lang w:eastAsia="en-ID"/>
-        </w:rPr>
-        <w:t>Data yang terkumpul dari kuisioner ini akan digunakan sebagai input dalam algoritma Random Forest untuk mengidentifikasi kemungkinan terjadinya fraud di setiap cabang perusahaan. Dengan demikian, lokasi riset dan sampel data yang dipilih diharapkan dapat merepresentasikan kondisi riil di lapangan serta mendukung validitas hasil penelitian</w:t>
-      </w:r>
-    </w:p>
-    <w:p>
-      <w:pPr>
-        <w:pStyle w:val="Heading2"/>
-        <w:numPr>
-          <w:ilvl w:val="1"/>
-          <w:numId w:val="4"/>
-        </w:numPr>
-        <w:spacing w:line="360" w:lineRule="auto"/>
-        <w:ind w:left="426" w:hanging="426"/>
-        <w:jc w:val="both"/>
-        <w:rPr>
-          <w:rFonts w:ascii="Times New Roman" w:hAnsi="Times New Roman" w:cs="Times New Roman"/>
-          <w:b/>
-          <w:color w:val="000000" w:themeColor="text1"/>
-          <w:sz w:val="24"/>
-          <w:szCs w:val="24"/>
-          <w:lang w:eastAsia="en-ID"/>
-        </w:rPr>
-      </w:pPr>
-      <w:r>
-        <w:rPr>
-          <w:rFonts w:ascii="Times New Roman" w:hAnsi="Times New Roman" w:cs="Times New Roman"/>
-          <w:b/>
-          <w:color w:val="000000" w:themeColor="text1"/>
-          <w:sz w:val="24"/>
-          <w:szCs w:val="24"/>
-          <w:lang w:eastAsia="en-ID"/>
-        </w:rPr>
-        <w:t>Teknik Pengumpulan Data</w:t>
-      </w:r>
-    </w:p>
-    <w:p>
-      <w:pPr>
-        <w:spacing w:line="360" w:lineRule="auto"/>
-        <w:ind w:firstLine="426"/>
-        <w:jc w:val="both"/>
-        <w:rPr>
-          <w:rFonts w:ascii="Times New Roman" w:hAnsi="Times New Roman" w:cs="Times New Roman"/>
-          <w:sz w:val="24"/>
-          <w:szCs w:val="24"/>
-          <w:lang w:eastAsia="en-ID"/>
-        </w:rPr>
-      </w:pPr>
-      <w:r>
-        <w:rPr>
-          <w:rFonts w:ascii="Times New Roman" w:hAnsi="Times New Roman" w:cs="Times New Roman"/>
-          <w:sz w:val="24"/>
-          <w:szCs w:val="24"/>
-          <w:lang w:eastAsia="en-ID"/>
-        </w:rPr>
-        <w:t xml:space="preserve">Data dikumpulkan dengan menggunakan instrumen kuesioner tertutup, yang dikembangkan berdasarkan empat elemen Fraud Diamond Theory, yaitu: Pressure, </w:t>
-      </w:r>
-      <w:r>
-        <w:rPr>
-          <w:rFonts w:ascii="Times New Roman" w:hAnsi="Times New Roman" w:cs="Times New Roman"/>
-          <w:sz w:val="24"/>
-          <w:szCs w:val="24"/>
-          <w:lang w:eastAsia="en-ID"/>
-        </w:rPr>
-        <w:lastRenderedPageBreak/>
-        <w:t>Opportunity, Rationalization, dan Capability. Setiap elemen dijabarkan ke dalam 5 pernyataan, sehingga total terdapat 20 pernyataan dalam kuesioner. Kuesioner disusun menggunakan skala Likert 5 poin, yaitu:</w:t>
+        <w:t>pernyataan, sehingga total terdapat 20 pernyataan dalam kuesioner. Kuesioner disusun menggunakan skala Likert 5 poin, yaitu:</w:t>
       </w:r>
     </w:p>
     <w:p>
       <w:pPr>
         <w:pStyle w:val="Caption"/>
         <w:keepNext/>
+        <w:spacing w:line="360" w:lineRule="auto"/>
         <w:jc w:val="center"/>
         <w:rPr>
           <w:rFonts w:ascii="Times New Roman" w:hAnsi="Times New Roman" w:cs="Times New Roman"/>
@@ -28651,6 +28728,7 @@
           </w:tcPr>
           <w:p>
             <w:pPr>
+              <w:spacing w:line="360" w:lineRule="auto"/>
               <w:jc w:val="center"/>
               <w:rPr>
                 <w:rFonts w:ascii="Times New Roman" w:eastAsia="Times New Roman" w:hAnsi="Times New Roman" w:cs="Times New Roman"/>
@@ -28681,6 +28759,7 @@
           </w:tcPr>
           <w:p>
             <w:pPr>
+              <w:spacing w:line="360" w:lineRule="auto"/>
               <w:jc w:val="center"/>
               <w:rPr>
                 <w:rFonts w:ascii="Times New Roman" w:eastAsia="Times New Roman" w:hAnsi="Times New Roman" w:cs="Times New Roman"/>
@@ -28717,6 +28796,7 @@
           </w:tcPr>
           <w:p>
             <w:pPr>
+              <w:spacing w:line="360" w:lineRule="auto"/>
               <w:jc w:val="center"/>
               <w:rPr>
                 <w:rFonts w:ascii="Times New Roman" w:eastAsia="Times New Roman" w:hAnsi="Times New Roman" w:cs="Times New Roman"/>
@@ -28743,6 +28823,7 @@
           </w:tcPr>
           <w:p>
             <w:pPr>
+              <w:spacing w:line="360" w:lineRule="auto"/>
               <w:rPr>
                 <w:rFonts w:ascii="Times New Roman" w:eastAsia="Times New Roman" w:hAnsi="Times New Roman" w:cs="Times New Roman"/>
                 <w:sz w:val="24"/>
@@ -28774,6 +28855,7 @@
           </w:tcPr>
           <w:p>
             <w:pPr>
+              <w:spacing w:line="360" w:lineRule="auto"/>
               <w:jc w:val="center"/>
               <w:rPr>
                 <w:rFonts w:ascii="Times New Roman" w:eastAsia="Times New Roman" w:hAnsi="Times New Roman" w:cs="Times New Roman"/>
@@ -28800,6 +28882,7 @@
           </w:tcPr>
           <w:p>
             <w:pPr>
+              <w:spacing w:line="360" w:lineRule="auto"/>
               <w:rPr>
                 <w:rFonts w:ascii="Times New Roman" w:eastAsia="Times New Roman" w:hAnsi="Times New Roman" w:cs="Times New Roman"/>
                 <w:sz w:val="24"/>
@@ -28831,6 +28914,7 @@
           </w:tcPr>
           <w:p>
             <w:pPr>
+              <w:spacing w:line="360" w:lineRule="auto"/>
               <w:jc w:val="center"/>
               <w:rPr>
                 <w:rFonts w:ascii="Times New Roman" w:eastAsia="Times New Roman" w:hAnsi="Times New Roman" w:cs="Times New Roman"/>
@@ -28857,6 +28941,7 @@
           </w:tcPr>
           <w:p>
             <w:pPr>
+              <w:spacing w:line="360" w:lineRule="auto"/>
               <w:rPr>
                 <w:rFonts w:ascii="Times New Roman" w:eastAsia="Times New Roman" w:hAnsi="Times New Roman" w:cs="Times New Roman"/>
                 <w:sz w:val="24"/>
@@ -28888,6 +28973,7 @@
           </w:tcPr>
           <w:p>
             <w:pPr>
+              <w:spacing w:line="360" w:lineRule="auto"/>
               <w:jc w:val="center"/>
               <w:rPr>
                 <w:rFonts w:ascii="Times New Roman" w:eastAsia="Times New Roman" w:hAnsi="Times New Roman" w:cs="Times New Roman"/>
@@ -28914,6 +29000,7 @@
           </w:tcPr>
           <w:p>
             <w:pPr>
+              <w:spacing w:line="360" w:lineRule="auto"/>
               <w:rPr>
                 <w:rFonts w:ascii="Times New Roman" w:eastAsia="Times New Roman" w:hAnsi="Times New Roman" w:cs="Times New Roman"/>
                 <w:sz w:val="24"/>
@@ -28945,6 +29032,7 @@
           </w:tcPr>
           <w:p>
             <w:pPr>
+              <w:spacing w:line="360" w:lineRule="auto"/>
               <w:jc w:val="center"/>
               <w:rPr>
                 <w:rFonts w:ascii="Times New Roman" w:eastAsia="Times New Roman" w:hAnsi="Times New Roman" w:cs="Times New Roman"/>
@@ -28971,6 +29059,7 @@
           </w:tcPr>
           <w:p>
             <w:pPr>
+              <w:spacing w:line="360" w:lineRule="auto"/>
               <w:rPr>
                 <w:rFonts w:ascii="Times New Roman" w:eastAsia="Times New Roman" w:hAnsi="Times New Roman" w:cs="Times New Roman"/>
                 <w:sz w:val="24"/>
@@ -28991,6 +29080,13 @@
         </w:tc>
       </w:tr>
     </w:tbl>
+    <w:p>
+      <w:pPr>
+        <w:pStyle w:val="NormalWeb"/>
+        <w:spacing w:line="360" w:lineRule="auto"/>
+        <w:jc w:val="both"/>
+      </w:pPr>
+    </w:p>
     <w:p>
       <w:pPr>
         <w:pStyle w:val="Heading2"/>
@@ -29010,6 +29106,7 @@
           <w:lang w:eastAsia="en-ID"/>
         </w:rPr>
       </w:pPr>
+      <w:bookmarkStart w:id="18" w:name="_Toc192843211"/>
       <w:r>
         <w:rPr>
           <w:rFonts w:ascii="Times New Roman" w:hAnsi="Times New Roman" w:cs="Times New Roman"/>
@@ -29019,8 +29116,9 @@
           <w:szCs w:val="24"/>
           <w:lang w:eastAsia="en-ID"/>
         </w:rPr>
-        <w:t>Etika Penelitian</w:t>
-      </w:r>
+        <w:t>Lokasi Riset dan Sampel Data</w:t>
+      </w:r>
+      <w:bookmarkEnd w:id="18"/>
     </w:p>
     <w:p>
       <w:pPr>
@@ -29041,25 +29139,348 @@
           <w:szCs w:val="24"/>
           <w:lang w:eastAsia="en-ID"/>
         </w:rPr>
-        <w:t>Penelitian ini menjunjung tinggi prinsip kerahasiaan responden. Pengisian kuesioner dilakukan secara sukarela</w:t>
-      </w:r>
-      <w:r>
-        <w:rPr>
-          <w:rFonts w:ascii="Times New Roman" w:hAnsi="Times New Roman" w:cs="Times New Roman"/>
-          <w:sz w:val="24"/>
-          <w:szCs w:val="24"/>
-          <w:lang w:eastAsia="en-ID"/>
-        </w:rPr>
-        <w:t xml:space="preserve"> oleh karyawan</w:t>
-      </w:r>
-      <w:r>
-        <w:rPr>
-          <w:rFonts w:ascii="Times New Roman" w:hAnsi="Times New Roman" w:cs="Times New Roman"/>
-          <w:sz w:val="24"/>
-          <w:szCs w:val="24"/>
-          <w:lang w:eastAsia="en-ID"/>
-        </w:rPr>
-        <w:t>. Semua data yang dikumpulkan hanya digunakan untuk keperluan akademik dan analisis internal, serta tidak akan disebarluaskan secara individu.</w:t>
+        <w:t xml:space="preserve">Penelitian ini dilakukan pada perusahaan </w:t>
+      </w:r>
+      <w:r>
+        <w:rPr>
+          <w:rFonts w:ascii="Times New Roman" w:hAnsi="Times New Roman" w:cs="Times New Roman"/>
+          <w:sz w:val="24"/>
+          <w:szCs w:val="24"/>
+          <w:lang w:eastAsia="en-ID"/>
+        </w:rPr>
+        <w:t>CV. SMARTINDO TELEKOM</w:t>
+      </w:r>
+      <w:r>
+        <w:rPr>
+          <w:rFonts w:ascii="Times New Roman" w:hAnsi="Times New Roman" w:cs="Times New Roman"/>
+          <w:sz w:val="24"/>
+          <w:szCs w:val="24"/>
+          <w:lang w:eastAsia="en-ID"/>
+        </w:rPr>
+        <w:t xml:space="preserve">, yang memiliki beberapa cabang operasional di wilayah </w:t>
+      </w:r>
+      <w:r>
+        <w:rPr>
+          <w:rFonts w:ascii="Times New Roman" w:hAnsi="Times New Roman" w:cs="Times New Roman"/>
+          <w:sz w:val="24"/>
+          <w:szCs w:val="24"/>
+          <w:lang w:eastAsia="en-ID"/>
+        </w:rPr>
+        <w:t>Sumatera Utara, Sumatera Barat, Batam dan Aceh</w:t>
+      </w:r>
+      <w:r>
+        <w:rPr>
+          <w:rFonts w:ascii="Times New Roman" w:hAnsi="Times New Roman" w:cs="Times New Roman"/>
+          <w:sz w:val="24"/>
+          <w:szCs w:val="24"/>
+          <w:lang w:eastAsia="en-ID"/>
+        </w:rPr>
+        <w:t xml:space="preserve">. Perusahaan ini dipilih karena memiliki struktur organisasi yang mendukung pelaksanaan riset, serta memiliki sistem pelaporan dan operasional yang relevan untuk dianalisis dalam konteks deteksi fraud. </w:t>
+      </w:r>
+    </w:p>
+    <w:p>
+      <w:pPr>
+        <w:spacing w:line="360" w:lineRule="auto"/>
+        <w:ind w:firstLine="426"/>
+        <w:jc w:val="both"/>
+        <w:rPr>
+          <w:rFonts w:ascii="Times New Roman" w:hAnsi="Times New Roman" w:cs="Times New Roman"/>
+          <w:sz w:val="24"/>
+          <w:szCs w:val="24"/>
+          <w:lang w:eastAsia="en-ID"/>
+        </w:rPr>
+      </w:pPr>
+      <w:r>
+        <w:rPr>
+          <w:rFonts w:ascii="Times New Roman" w:hAnsi="Times New Roman" w:cs="Times New Roman"/>
+          <w:sz w:val="24"/>
+          <w:szCs w:val="24"/>
+          <w:lang w:eastAsia="en-ID"/>
+        </w:rPr>
+        <w:t>Riset dilakukan dengan pendekatan kuantitatif, di mana data diperoleh dari hasil pengisian kuesioner</w:t>
+      </w:r>
+      <w:r>
+        <w:rPr>
+          <w:rFonts w:ascii="Times New Roman" w:hAnsi="Times New Roman" w:cs="Times New Roman"/>
+          <w:sz w:val="24"/>
+          <w:szCs w:val="24"/>
+          <w:lang w:eastAsia="en-ID"/>
+        </w:rPr>
+        <w:t>, laporan harian, jumlah revisi laporan, dan historis data audit sebelumnya</w:t>
+      </w:r>
+      <w:r>
+        <w:rPr>
+          <w:rFonts w:ascii="Times New Roman" w:hAnsi="Times New Roman" w:cs="Times New Roman"/>
+          <w:sz w:val="24"/>
+          <w:szCs w:val="24"/>
+          <w:lang w:eastAsia="en-ID"/>
+        </w:rPr>
+        <w:t xml:space="preserve"> yang disusun berdasarkan empat elemen utama dalam teori Fraud Diamond, yaitu tekanan (pressure), kesempatan (opportunity), pembenaran (rationalization), dan kemampuan (capability). Instrumen kuisioner disebarkan kepada karyawan yang bekerja di bagian keuangan, operasional, gudang, dan logistik di setiap cabang perusahaan.</w:t>
+      </w:r>
+    </w:p>
+    <w:p>
+      <w:pPr>
+        <w:spacing w:after="0" w:line="360" w:lineRule="auto"/>
+        <w:ind w:firstLine="426"/>
+        <w:jc w:val="both"/>
+        <w:rPr>
+          <w:rFonts w:ascii="Times New Roman" w:hAnsi="Times New Roman" w:cs="Times New Roman"/>
+          <w:sz w:val="24"/>
+          <w:szCs w:val="24"/>
+          <w:lang w:eastAsia="en-ID"/>
+        </w:rPr>
+      </w:pPr>
+      <w:r>
+        <w:rPr>
+          <w:rFonts w:ascii="Times New Roman" w:hAnsi="Times New Roman" w:cs="Times New Roman"/>
+          <w:sz w:val="24"/>
+          <w:szCs w:val="24"/>
+          <w:lang w:eastAsia="en-ID"/>
+        </w:rPr>
+        <w:t>Pengambilan sampel dilakukan menggunakan metode purposive sampling, yaitu pemilihan responden berdasarkan kriteria tertentu yang relevan dengan tujuan penelitian. Kriteria yang digunakan antara lain:</w:t>
+      </w:r>
+    </w:p>
+    <w:p>
+      <w:pPr>
+        <w:pStyle w:val="ListParagraph"/>
+        <w:numPr>
+          <w:ilvl w:val="0"/>
+          <w:numId w:val="50"/>
+        </w:numPr>
+        <w:spacing w:line="360" w:lineRule="auto"/>
+        <w:ind w:left="284" w:hanging="284"/>
+        <w:jc w:val="both"/>
+        <w:rPr>
+          <w:rFonts w:ascii="Times New Roman" w:hAnsi="Times New Roman" w:cs="Times New Roman"/>
+          <w:sz w:val="24"/>
+          <w:szCs w:val="24"/>
+          <w:lang w:eastAsia="en-ID"/>
+        </w:rPr>
+      </w:pPr>
+      <w:r>
+        <w:rPr>
+          <w:rFonts w:ascii="Times New Roman" w:hAnsi="Times New Roman" w:cs="Times New Roman"/>
+          <w:sz w:val="24"/>
+          <w:szCs w:val="24"/>
+          <w:lang w:eastAsia="en-ID"/>
+        </w:rPr>
+        <w:t xml:space="preserve">Karyawan yang memiliki akses terhadap data </w:t>
+      </w:r>
+      <w:r>
+        <w:rPr>
+          <w:rFonts w:ascii="Times New Roman" w:hAnsi="Times New Roman" w:cs="Times New Roman"/>
+          <w:sz w:val="24"/>
+          <w:szCs w:val="24"/>
+          <w:lang w:eastAsia="en-ID"/>
+        </w:rPr>
+        <w:t>laporan</w:t>
+      </w:r>
+      <w:r>
+        <w:rPr>
+          <w:rFonts w:ascii="Times New Roman" w:hAnsi="Times New Roman" w:cs="Times New Roman"/>
+          <w:sz w:val="24"/>
+          <w:szCs w:val="24"/>
+          <w:lang w:eastAsia="en-ID"/>
+        </w:rPr>
+        <w:t xml:space="preserve">. </w:t>
+      </w:r>
+    </w:p>
+    <w:p>
+      <w:pPr>
+        <w:pStyle w:val="ListParagraph"/>
+        <w:numPr>
+          <w:ilvl w:val="0"/>
+          <w:numId w:val="50"/>
+        </w:numPr>
+        <w:spacing w:line="360" w:lineRule="auto"/>
+        <w:ind w:left="284" w:hanging="284"/>
+        <w:jc w:val="both"/>
+        <w:rPr>
+          <w:rFonts w:ascii="Times New Roman" w:hAnsi="Times New Roman" w:cs="Times New Roman"/>
+          <w:sz w:val="24"/>
+          <w:szCs w:val="24"/>
+          <w:lang w:eastAsia="en-ID"/>
+        </w:rPr>
+      </w:pPr>
+      <w:r>
+        <w:rPr>
+          <w:rFonts w:ascii="Times New Roman" w:hAnsi="Times New Roman" w:cs="Times New Roman"/>
+          <w:sz w:val="24"/>
+          <w:szCs w:val="24"/>
+          <w:lang w:eastAsia="en-ID"/>
+        </w:rPr>
+        <w:t>Karyawan yang bekerja di cabang.</w:t>
+      </w:r>
+    </w:p>
+    <w:p>
+      <w:pPr>
+        <w:pStyle w:val="ListParagraph"/>
+        <w:numPr>
+          <w:ilvl w:val="0"/>
+          <w:numId w:val="50"/>
+        </w:numPr>
+        <w:spacing w:line="360" w:lineRule="auto"/>
+        <w:ind w:left="284" w:hanging="284"/>
+        <w:jc w:val="both"/>
+        <w:rPr>
+          <w:rFonts w:ascii="Times New Roman" w:hAnsi="Times New Roman" w:cs="Times New Roman"/>
+          <w:sz w:val="24"/>
+          <w:szCs w:val="24"/>
+          <w:lang w:eastAsia="en-ID"/>
+        </w:rPr>
+      </w:pPr>
+      <w:r>
+        <w:rPr>
+          <w:rFonts w:ascii="Times New Roman" w:hAnsi="Times New Roman" w:cs="Times New Roman"/>
+          <w:sz w:val="24"/>
+          <w:szCs w:val="24"/>
+          <w:lang w:eastAsia="en-ID"/>
+        </w:rPr>
+        <w:lastRenderedPageBreak/>
+        <w:t>Karyawan yang membawa barang perusahaan</w:t>
+      </w:r>
+    </w:p>
+    <w:p>
+      <w:pPr>
+        <w:pStyle w:val="ListParagraph"/>
+        <w:numPr>
+          <w:ilvl w:val="0"/>
+          <w:numId w:val="50"/>
+        </w:numPr>
+        <w:spacing w:line="360" w:lineRule="auto"/>
+        <w:ind w:left="284" w:hanging="284"/>
+        <w:jc w:val="both"/>
+        <w:rPr>
+          <w:rFonts w:ascii="Times New Roman" w:hAnsi="Times New Roman" w:cs="Times New Roman"/>
+          <w:sz w:val="24"/>
+          <w:szCs w:val="24"/>
+          <w:lang w:eastAsia="en-ID"/>
+        </w:rPr>
+      </w:pPr>
+      <w:r>
+        <w:rPr>
+          <w:rFonts w:ascii="Times New Roman" w:hAnsi="Times New Roman" w:cs="Times New Roman"/>
+          <w:sz w:val="24"/>
+          <w:szCs w:val="24"/>
+          <w:lang w:eastAsia="en-ID"/>
+        </w:rPr>
+        <w:t>Karyawan yang bersedia mengisi kuesioner secara jujur dan anonim.</w:t>
+      </w:r>
+    </w:p>
+    <w:p>
+      <w:pPr>
+        <w:pStyle w:val="ListParagraph"/>
+        <w:numPr>
+          <w:ilvl w:val="0"/>
+          <w:numId w:val="50"/>
+        </w:numPr>
+        <w:spacing w:line="360" w:lineRule="auto"/>
+        <w:ind w:left="284" w:hanging="284"/>
+        <w:jc w:val="both"/>
+        <w:rPr>
+          <w:rFonts w:ascii="Times New Roman" w:hAnsi="Times New Roman" w:cs="Times New Roman"/>
+          <w:sz w:val="24"/>
+          <w:szCs w:val="24"/>
+          <w:lang w:eastAsia="en-ID"/>
+        </w:rPr>
+      </w:pPr>
+      <w:r>
+        <w:rPr>
+          <w:rFonts w:ascii="Times New Roman" w:hAnsi="Times New Roman" w:cs="Times New Roman"/>
+          <w:sz w:val="24"/>
+          <w:szCs w:val="24"/>
+          <w:lang w:eastAsia="en-ID"/>
+        </w:rPr>
+        <w:t>Karyawan yang memiliki wewenang di cabang tersebut</w:t>
+      </w:r>
+    </w:p>
+    <w:p>
+      <w:pPr>
+        <w:spacing w:line="360" w:lineRule="auto"/>
+        <w:ind w:firstLine="426"/>
+        <w:jc w:val="both"/>
+        <w:rPr>
+          <w:rFonts w:ascii="Times New Roman" w:hAnsi="Times New Roman" w:cs="Times New Roman"/>
+          <w:sz w:val="24"/>
+          <w:szCs w:val="24"/>
+          <w:lang w:eastAsia="en-ID"/>
+        </w:rPr>
+      </w:pPr>
+      <w:r>
+        <w:rPr>
+          <w:rFonts w:ascii="Times New Roman" w:hAnsi="Times New Roman" w:cs="Times New Roman"/>
+          <w:sz w:val="24"/>
+          <w:szCs w:val="24"/>
+          <w:lang w:eastAsia="en-ID"/>
+        </w:rPr>
+        <w:t xml:space="preserve">Jumlah sampel yang digunakan dalam penelitian ini sebanyak </w:t>
+      </w:r>
+      <w:r>
+        <w:rPr>
+          <w:rFonts w:ascii="Times New Roman" w:hAnsi="Times New Roman" w:cs="Times New Roman"/>
+          <w:sz w:val="24"/>
+          <w:szCs w:val="24"/>
+          <w:lang w:eastAsia="en-ID"/>
+        </w:rPr>
+        <w:t>50</w:t>
+      </w:r>
+      <w:r>
+        <w:rPr>
+          <w:rFonts w:ascii="Times New Roman" w:hAnsi="Times New Roman" w:cs="Times New Roman"/>
+          <w:sz w:val="24"/>
+          <w:szCs w:val="24"/>
+          <w:lang w:eastAsia="en-ID"/>
+        </w:rPr>
+        <w:t xml:space="preserve"> responden yang tersebar di </w:t>
+      </w:r>
+      <w:r>
+        <w:rPr>
+          <w:rFonts w:ascii="Times New Roman" w:hAnsi="Times New Roman" w:cs="Times New Roman"/>
+          <w:sz w:val="24"/>
+          <w:szCs w:val="24"/>
+          <w:lang w:eastAsia="en-ID"/>
+        </w:rPr>
+        <w:t>6</w:t>
+      </w:r>
+      <w:r>
+        <w:rPr>
+          <w:rFonts w:ascii="Times New Roman" w:hAnsi="Times New Roman" w:cs="Times New Roman"/>
+          <w:sz w:val="24"/>
+          <w:szCs w:val="24"/>
+          <w:lang w:eastAsia="en-ID"/>
+        </w:rPr>
+        <w:t xml:space="preserve"> Cabang </w:t>
+      </w:r>
+      <w:r>
+        <w:rPr>
+          <w:rFonts w:ascii="Times New Roman" w:hAnsi="Times New Roman" w:cs="Times New Roman"/>
+          <w:sz w:val="24"/>
+          <w:szCs w:val="24"/>
+          <w:lang w:eastAsia="en-ID"/>
+        </w:rPr>
+        <w:t xml:space="preserve">perusahaan. Setiap responden memberikan jawaban terhadap sejumlah indikator dari masing-masing aspek Fraud Diamond, yang kemudian diolah menjadi data numerik untuk keperluan pemodelan klasifikasi. </w:t>
+      </w:r>
+    </w:p>
+    <w:p>
+      <w:pPr>
+        <w:spacing w:line="360" w:lineRule="auto"/>
+        <w:ind w:firstLine="426"/>
+        <w:jc w:val="both"/>
+        <w:rPr>
+          <w:rFonts w:ascii="Times New Roman" w:hAnsi="Times New Roman" w:cs="Times New Roman"/>
+          <w:sz w:val="24"/>
+          <w:szCs w:val="24"/>
+          <w:lang w:eastAsia="en-ID"/>
+        </w:rPr>
+      </w:pPr>
+      <w:r>
+        <w:rPr>
+          <w:rFonts w:ascii="Times New Roman" w:hAnsi="Times New Roman" w:cs="Times New Roman"/>
+          <w:sz w:val="24"/>
+          <w:szCs w:val="24"/>
+          <w:lang w:eastAsia="en-ID"/>
+        </w:rPr>
+        <w:t>Data yang terkumpul dari kuisioner ini akan digunakan sebagai input dalam algoritma Random Forest untuk mengidentifikasi kemungkinan terjadinya fraud di setiap cabang perusahaan. Dengan demikian, lokasi riset dan sampel data yang dipilih diharapkan dapat merepresentasikan kondisi riil di lapangan serta mendukung validitas hasil penelitian</w:t>
       </w:r>
     </w:p>
     <w:p>
@@ -29090,7 +29511,7 @@
           <w:szCs w:val="24"/>
           <w:lang w:eastAsia="en-ID"/>
         </w:rPr>
-        <w:t>Waktu Pelaksanaan</w:t>
+        <w:t>Etika Penelitian</w:t>
       </w:r>
     </w:p>
     <w:p>
@@ -29112,6 +29533,77 @@
           <w:szCs w:val="24"/>
           <w:lang w:eastAsia="en-ID"/>
         </w:rPr>
+        <w:t>Penelitian ini menjunjung tinggi prinsip kerahasiaan responden. Pengisian kuesioner dilakukan secara sukarela</w:t>
+      </w:r>
+      <w:r>
+        <w:rPr>
+          <w:rFonts w:ascii="Times New Roman" w:hAnsi="Times New Roman" w:cs="Times New Roman"/>
+          <w:sz w:val="24"/>
+          <w:szCs w:val="24"/>
+          <w:lang w:eastAsia="en-ID"/>
+        </w:rPr>
+        <w:t xml:space="preserve"> oleh karyawan</w:t>
+      </w:r>
+      <w:r>
+        <w:rPr>
+          <w:rFonts w:ascii="Times New Roman" w:hAnsi="Times New Roman" w:cs="Times New Roman"/>
+          <w:sz w:val="24"/>
+          <w:szCs w:val="24"/>
+          <w:lang w:eastAsia="en-ID"/>
+        </w:rPr>
+        <w:t>. Semua data yang dikumpulkan hanya digunakan untuk keperluan akademik dan analisis internal, serta tidak akan disebarluaskan secara individu.</w:t>
+      </w:r>
+    </w:p>
+    <w:p>
+      <w:pPr>
+        <w:pStyle w:val="Heading2"/>
+        <w:numPr>
+          <w:ilvl w:val="1"/>
+          <w:numId w:val="4"/>
+        </w:numPr>
+        <w:spacing w:line="360" w:lineRule="auto"/>
+        <w:ind w:left="426" w:hanging="426"/>
+        <w:jc w:val="both"/>
+        <w:rPr>
+          <w:rFonts w:ascii="Times New Roman" w:hAnsi="Times New Roman" w:cs="Times New Roman"/>
+          <w:b/>
+          <w:color w:val="000000" w:themeColor="text1"/>
+          <w:sz w:val="24"/>
+          <w:szCs w:val="24"/>
+          <w:lang w:eastAsia="en-ID"/>
+        </w:rPr>
+      </w:pPr>
+      <w:r>
+        <w:rPr>
+          <w:rFonts w:ascii="Times New Roman" w:hAnsi="Times New Roman" w:cs="Times New Roman"/>
+          <w:b/>
+          <w:color w:val="000000" w:themeColor="text1"/>
+          <w:sz w:val="24"/>
+          <w:szCs w:val="24"/>
+          <w:lang w:eastAsia="en-ID"/>
+        </w:rPr>
+        <w:t>Waktu Pelaksanaan</w:t>
+      </w:r>
+    </w:p>
+    <w:p>
+      <w:pPr>
+        <w:spacing w:line="360" w:lineRule="auto"/>
+        <w:ind w:firstLine="426"/>
+        <w:jc w:val="both"/>
+        <w:rPr>
+          <w:rFonts w:ascii="Times New Roman" w:hAnsi="Times New Roman" w:cs="Times New Roman"/>
+          <w:sz w:val="24"/>
+          <w:szCs w:val="24"/>
+          <w:lang w:eastAsia="en-ID"/>
+        </w:rPr>
+      </w:pPr>
+      <w:r>
+        <w:rPr>
+          <w:rFonts w:ascii="Times New Roman" w:hAnsi="Times New Roman" w:cs="Times New Roman"/>
+          <w:sz w:val="24"/>
+          <w:szCs w:val="24"/>
+          <w:lang w:eastAsia="en-ID"/>
+        </w:rPr>
         <w:t>Penelitian ini dilaksanakan secara bertahap dengan perencanaan waktu yang disusun secara rinci agar setiap proses penelitian berjalan sesuai target dan tujuan. Proses pelaksanaan dimulai dari studi literatur hingga ujian skripsi. Desain waktu pelaksanaan ini dirancang untuk mendukung kelancaran dalam pengumpulan data, penerapan algoritma Random Forest, serta analisis berdasarkan teori Fraud Diamond. Penelitian direncanakan berlangsung selama delapan bulan (</w:t>
       </w:r>
       <w:r>
@@ -29137,6 +29629,7 @@
       <w:pPr>
         <w:pStyle w:val="Caption"/>
         <w:keepNext/>
+        <w:spacing w:line="360" w:lineRule="auto"/>
         <w:jc w:val="center"/>
         <w:rPr>
           <w:rFonts w:ascii="Times New Roman" w:hAnsi="Times New Roman" w:cs="Times New Roman"/>
@@ -29236,8 +29729,6 @@
         </w:rPr>
         <w:t>K</w:t>
       </w:r>
-      <w:bookmarkStart w:id="18" w:name="_GoBack"/>
-      <w:bookmarkEnd w:id="18"/>
       <w:r>
         <w:rPr>
           <w:rFonts w:ascii="Times New Roman" w:hAnsi="Times New Roman" w:cs="Times New Roman"/>
@@ -29270,6 +29761,7 @@
           </w:tcPr>
           <w:p>
             <w:pPr>
+              <w:spacing w:line="360" w:lineRule="auto"/>
               <w:jc w:val="center"/>
               <w:rPr>
                 <w:rFonts w:ascii="Times New Roman" w:eastAsia="Times New Roman" w:hAnsi="Times New Roman" w:cs="Times New Roman"/>
@@ -29299,6 +29791,7 @@
           </w:tcPr>
           <w:p>
             <w:pPr>
+              <w:spacing w:line="360" w:lineRule="auto"/>
               <w:jc w:val="center"/>
               <w:rPr>
                 <w:rFonts w:ascii="Times New Roman" w:eastAsia="Times New Roman" w:hAnsi="Times New Roman" w:cs="Times New Roman"/>
@@ -29328,6 +29821,7 @@
           </w:tcPr>
           <w:p>
             <w:pPr>
+              <w:spacing w:line="360" w:lineRule="auto"/>
               <w:jc w:val="center"/>
               <w:rPr>
                 <w:rFonts w:ascii="Times New Roman" w:eastAsia="Times New Roman" w:hAnsi="Times New Roman" w:cs="Times New Roman"/>
@@ -29357,6 +29851,7 @@
           </w:tcPr>
           <w:p>
             <w:pPr>
+              <w:spacing w:line="360" w:lineRule="auto"/>
               <w:jc w:val="center"/>
               <w:rPr>
                 <w:rFonts w:ascii="Times New Roman" w:eastAsia="Times New Roman" w:hAnsi="Times New Roman" w:cs="Times New Roman"/>
@@ -29386,6 +29881,7 @@
           </w:tcPr>
           <w:p>
             <w:pPr>
+              <w:spacing w:line="360" w:lineRule="auto"/>
               <w:jc w:val="center"/>
               <w:rPr>
                 <w:rFonts w:ascii="Times New Roman" w:eastAsia="Times New Roman" w:hAnsi="Times New Roman" w:cs="Times New Roman"/>
@@ -29416,6 +29912,7 @@
           </w:tcPr>
           <w:p>
             <w:pPr>
+              <w:spacing w:line="360" w:lineRule="auto"/>
               <w:jc w:val="right"/>
               <w:rPr>
                 <w:rFonts w:ascii="Times New Roman" w:eastAsia="Times New Roman" w:hAnsi="Times New Roman" w:cs="Times New Roman"/>
@@ -29431,6 +29928,7 @@
                 <w:szCs w:val="24"/>
                 <w:lang w:eastAsia="en-ID"/>
               </w:rPr>
+              <w:lastRenderedPageBreak/>
               <w:t>1</w:t>
             </w:r>
           </w:p>
@@ -29442,6 +29940,7 @@
           </w:tcPr>
           <w:p>
             <w:pPr>
+              <w:spacing w:line="360" w:lineRule="auto"/>
               <w:rPr>
                 <w:rFonts w:ascii="Times New Roman" w:eastAsia="Times New Roman" w:hAnsi="Times New Roman" w:cs="Times New Roman"/>
                 <w:sz w:val="24"/>
@@ -29467,6 +29966,7 @@
           </w:tcPr>
           <w:p>
             <w:pPr>
+              <w:spacing w:line="360" w:lineRule="auto"/>
               <w:rPr>
                 <w:rFonts w:ascii="Times New Roman" w:eastAsia="Times New Roman" w:hAnsi="Times New Roman" w:cs="Times New Roman"/>
                 <w:sz w:val="24"/>
@@ -29492,6 +29992,7 @@
           </w:tcPr>
           <w:p>
             <w:pPr>
+              <w:spacing w:line="360" w:lineRule="auto"/>
               <w:rPr>
                 <w:rFonts w:ascii="Times New Roman" w:eastAsia="Times New Roman" w:hAnsi="Times New Roman" w:cs="Times New Roman"/>
                 <w:sz w:val="24"/>
@@ -29535,6 +30036,7 @@
           </w:tcPr>
           <w:p>
             <w:pPr>
+              <w:spacing w:line="360" w:lineRule="auto"/>
               <w:rPr>
                 <w:rFonts w:ascii="Times New Roman" w:eastAsia="Times New Roman" w:hAnsi="Times New Roman" w:cs="Times New Roman"/>
                 <w:sz w:val="24"/>
@@ -29562,6 +30064,7 @@
           </w:tcPr>
           <w:p>
             <w:pPr>
+              <w:spacing w:line="360" w:lineRule="auto"/>
               <w:jc w:val="right"/>
               <w:rPr>
                 <w:rFonts w:ascii="Times New Roman" w:eastAsia="Times New Roman" w:hAnsi="Times New Roman" w:cs="Times New Roman"/>
@@ -29588,6 +30091,7 @@
           </w:tcPr>
           <w:p>
             <w:pPr>
+              <w:spacing w:line="360" w:lineRule="auto"/>
               <w:rPr>
                 <w:rFonts w:ascii="Times New Roman" w:eastAsia="Times New Roman" w:hAnsi="Times New Roman" w:cs="Times New Roman"/>
                 <w:sz w:val="24"/>
@@ -29613,6 +30117,7 @@
           </w:tcPr>
           <w:p>
             <w:pPr>
+              <w:spacing w:line="360" w:lineRule="auto"/>
               <w:rPr>
                 <w:rFonts w:ascii="Times New Roman" w:eastAsia="Times New Roman" w:hAnsi="Times New Roman" w:cs="Times New Roman"/>
                 <w:sz w:val="24"/>
@@ -29638,6 +30143,7 @@
           </w:tcPr>
           <w:p>
             <w:pPr>
+              <w:spacing w:line="360" w:lineRule="auto"/>
               <w:rPr>
                 <w:rFonts w:ascii="Times New Roman" w:eastAsia="Times New Roman" w:hAnsi="Times New Roman" w:cs="Times New Roman"/>
                 <w:sz w:val="24"/>
@@ -29681,6 +30187,7 @@
           </w:tcPr>
           <w:p>
             <w:pPr>
+              <w:spacing w:line="360" w:lineRule="auto"/>
               <w:rPr>
                 <w:rFonts w:ascii="Times New Roman" w:eastAsia="Times New Roman" w:hAnsi="Times New Roman" w:cs="Times New Roman"/>
                 <w:sz w:val="24"/>
@@ -29708,6 +30215,7 @@
           </w:tcPr>
           <w:p>
             <w:pPr>
+              <w:spacing w:line="360" w:lineRule="auto"/>
               <w:jc w:val="right"/>
               <w:rPr>
                 <w:rFonts w:ascii="Times New Roman" w:eastAsia="Times New Roman" w:hAnsi="Times New Roman" w:cs="Times New Roman"/>
@@ -29723,7 +30231,6 @@
                 <w:szCs w:val="24"/>
                 <w:lang w:eastAsia="en-ID"/>
               </w:rPr>
-              <w:lastRenderedPageBreak/>
               <w:t>3</w:t>
             </w:r>
           </w:p>
@@ -29735,6 +30242,7 @@
           </w:tcPr>
           <w:p>
             <w:pPr>
+              <w:spacing w:line="360" w:lineRule="auto"/>
               <w:rPr>
                 <w:rFonts w:ascii="Times New Roman" w:eastAsia="Times New Roman" w:hAnsi="Times New Roman" w:cs="Times New Roman"/>
                 <w:sz w:val="24"/>
@@ -29760,6 +30268,7 @@
           </w:tcPr>
           <w:p>
             <w:pPr>
+              <w:spacing w:line="360" w:lineRule="auto"/>
               <w:rPr>
                 <w:rFonts w:ascii="Times New Roman" w:eastAsia="Times New Roman" w:hAnsi="Times New Roman" w:cs="Times New Roman"/>
                 <w:sz w:val="24"/>
@@ -29785,6 +30294,7 @@
           </w:tcPr>
           <w:p>
             <w:pPr>
+              <w:spacing w:line="360" w:lineRule="auto"/>
               <w:rPr>
                 <w:rFonts w:ascii="Times New Roman" w:eastAsia="Times New Roman" w:hAnsi="Times New Roman" w:cs="Times New Roman"/>
                 <w:sz w:val="24"/>
@@ -29828,6 +30338,7 @@
           </w:tcPr>
           <w:p>
             <w:pPr>
+              <w:spacing w:line="360" w:lineRule="auto"/>
               <w:rPr>
                 <w:rFonts w:ascii="Times New Roman" w:eastAsia="Times New Roman" w:hAnsi="Times New Roman" w:cs="Times New Roman"/>
                 <w:sz w:val="24"/>
@@ -29855,6 +30366,7 @@
           </w:tcPr>
           <w:p>
             <w:pPr>
+              <w:spacing w:line="360" w:lineRule="auto"/>
               <w:jc w:val="right"/>
               <w:rPr>
                 <w:rFonts w:ascii="Times New Roman" w:eastAsia="Times New Roman" w:hAnsi="Times New Roman" w:cs="Times New Roman"/>
@@ -29881,6 +30393,7 @@
           </w:tcPr>
           <w:p>
             <w:pPr>
+              <w:spacing w:line="360" w:lineRule="auto"/>
               <w:rPr>
                 <w:rFonts w:ascii="Times New Roman" w:eastAsia="Times New Roman" w:hAnsi="Times New Roman" w:cs="Times New Roman"/>
                 <w:sz w:val="24"/>
@@ -29906,6 +30419,7 @@
           </w:tcPr>
           <w:p>
             <w:pPr>
+              <w:spacing w:line="360" w:lineRule="auto"/>
               <w:rPr>
                 <w:rFonts w:ascii="Times New Roman" w:eastAsia="Times New Roman" w:hAnsi="Times New Roman" w:cs="Times New Roman"/>
                 <w:sz w:val="24"/>
@@ -29931,6 +30445,7 @@
           </w:tcPr>
           <w:p>
             <w:pPr>
+              <w:spacing w:line="360" w:lineRule="auto"/>
               <w:rPr>
                 <w:rFonts w:ascii="Times New Roman" w:eastAsia="Times New Roman" w:hAnsi="Times New Roman" w:cs="Times New Roman"/>
                 <w:sz w:val="24"/>
@@ -29974,6 +30489,7 @@
           </w:tcPr>
           <w:p>
             <w:pPr>
+              <w:spacing w:line="360" w:lineRule="auto"/>
               <w:rPr>
                 <w:rFonts w:ascii="Times New Roman" w:eastAsia="Times New Roman" w:hAnsi="Times New Roman" w:cs="Times New Roman"/>
                 <w:sz w:val="24"/>
@@ -30001,6 +30517,7 @@
           </w:tcPr>
           <w:p>
             <w:pPr>
+              <w:spacing w:line="360" w:lineRule="auto"/>
               <w:jc w:val="right"/>
               <w:rPr>
                 <w:rFonts w:ascii="Times New Roman" w:eastAsia="Times New Roman" w:hAnsi="Times New Roman" w:cs="Times New Roman"/>
@@ -30027,6 +30544,7 @@
           </w:tcPr>
           <w:p>
             <w:pPr>
+              <w:spacing w:line="360" w:lineRule="auto"/>
               <w:rPr>
                 <w:rFonts w:ascii="Times New Roman" w:eastAsia="Times New Roman" w:hAnsi="Times New Roman" w:cs="Times New Roman"/>
                 <w:sz w:val="24"/>
@@ -30052,6 +30570,7 @@
           </w:tcPr>
           <w:p>
             <w:pPr>
+              <w:spacing w:line="360" w:lineRule="auto"/>
               <w:rPr>
                 <w:rFonts w:ascii="Times New Roman" w:eastAsia="Times New Roman" w:hAnsi="Times New Roman" w:cs="Times New Roman"/>
                 <w:sz w:val="24"/>
@@ -30077,6 +30596,7 @@
           </w:tcPr>
           <w:p>
             <w:pPr>
+              <w:spacing w:line="360" w:lineRule="auto"/>
               <w:rPr>
                 <w:rFonts w:ascii="Times New Roman" w:eastAsia="Times New Roman" w:hAnsi="Times New Roman" w:cs="Times New Roman"/>
                 <w:sz w:val="24"/>
@@ -30120,6 +30640,7 @@
           </w:tcPr>
           <w:p>
             <w:pPr>
+              <w:spacing w:line="360" w:lineRule="auto"/>
               <w:rPr>
                 <w:rFonts w:ascii="Times New Roman" w:eastAsia="Times New Roman" w:hAnsi="Times New Roman" w:cs="Times New Roman"/>
                 <w:sz w:val="24"/>
@@ -30147,6 +30668,7 @@
           </w:tcPr>
           <w:p>
             <w:pPr>
+              <w:spacing w:line="360" w:lineRule="auto"/>
               <w:jc w:val="right"/>
               <w:rPr>
                 <w:rFonts w:ascii="Times New Roman" w:eastAsia="Times New Roman" w:hAnsi="Times New Roman" w:cs="Times New Roman"/>
@@ -30173,6 +30695,7 @@
           </w:tcPr>
           <w:p>
             <w:pPr>
+              <w:spacing w:line="360" w:lineRule="auto"/>
               <w:rPr>
                 <w:rFonts w:ascii="Times New Roman" w:eastAsia="Times New Roman" w:hAnsi="Times New Roman" w:cs="Times New Roman"/>
                 <w:sz w:val="24"/>
@@ -30198,6 +30721,7 @@
           </w:tcPr>
           <w:p>
             <w:pPr>
+              <w:spacing w:line="360" w:lineRule="auto"/>
               <w:rPr>
                 <w:rFonts w:ascii="Times New Roman" w:eastAsia="Times New Roman" w:hAnsi="Times New Roman" w:cs="Times New Roman"/>
                 <w:sz w:val="24"/>
@@ -30223,6 +30747,7 @@
           </w:tcPr>
           <w:p>
             <w:pPr>
+              <w:spacing w:line="360" w:lineRule="auto"/>
               <w:rPr>
                 <w:rFonts w:ascii="Times New Roman" w:eastAsia="Times New Roman" w:hAnsi="Times New Roman" w:cs="Times New Roman"/>
                 <w:sz w:val="24"/>
@@ -30266,6 +30791,7 @@
           </w:tcPr>
           <w:p>
             <w:pPr>
+              <w:spacing w:line="360" w:lineRule="auto"/>
               <w:rPr>
                 <w:rFonts w:ascii="Times New Roman" w:eastAsia="Times New Roman" w:hAnsi="Times New Roman" w:cs="Times New Roman"/>
                 <w:sz w:val="24"/>
@@ -30293,6 +30819,7 @@
           </w:tcPr>
           <w:p>
             <w:pPr>
+              <w:spacing w:line="360" w:lineRule="auto"/>
               <w:jc w:val="right"/>
               <w:rPr>
                 <w:rFonts w:ascii="Times New Roman" w:eastAsia="Times New Roman" w:hAnsi="Times New Roman" w:cs="Times New Roman"/>
@@ -30319,6 +30846,7 @@
           </w:tcPr>
           <w:p>
             <w:pPr>
+              <w:spacing w:line="360" w:lineRule="auto"/>
               <w:rPr>
                 <w:rFonts w:ascii="Times New Roman" w:eastAsia="Times New Roman" w:hAnsi="Times New Roman" w:cs="Times New Roman"/>
                 <w:sz w:val="24"/>
@@ -30344,6 +30872,7 @@
           </w:tcPr>
           <w:p>
             <w:pPr>
+              <w:spacing w:line="360" w:lineRule="auto"/>
               <w:rPr>
                 <w:rFonts w:ascii="Times New Roman" w:eastAsia="Times New Roman" w:hAnsi="Times New Roman" w:cs="Times New Roman"/>
                 <w:sz w:val="24"/>
@@ -30369,6 +30898,7 @@
           </w:tcPr>
           <w:p>
             <w:pPr>
+              <w:spacing w:line="360" w:lineRule="auto"/>
               <w:rPr>
                 <w:rFonts w:ascii="Times New Roman" w:eastAsia="Times New Roman" w:hAnsi="Times New Roman" w:cs="Times New Roman"/>
                 <w:sz w:val="24"/>
@@ -30412,6 +30942,7 @@
           </w:tcPr>
           <w:p>
             <w:pPr>
+              <w:spacing w:line="360" w:lineRule="auto"/>
               <w:rPr>
                 <w:rFonts w:ascii="Times New Roman" w:eastAsia="Times New Roman" w:hAnsi="Times New Roman" w:cs="Times New Roman"/>
                 <w:sz w:val="24"/>
@@ -30439,6 +30970,7 @@
           </w:tcPr>
           <w:p>
             <w:pPr>
+              <w:spacing w:line="360" w:lineRule="auto"/>
               <w:jc w:val="right"/>
               <w:rPr>
                 <w:rFonts w:ascii="Times New Roman" w:eastAsia="Times New Roman" w:hAnsi="Times New Roman" w:cs="Times New Roman"/>
@@ -30465,6 +30997,7 @@
           </w:tcPr>
           <w:p>
             <w:pPr>
+              <w:spacing w:line="360" w:lineRule="auto"/>
               <w:rPr>
                 <w:rFonts w:ascii="Times New Roman" w:eastAsia="Times New Roman" w:hAnsi="Times New Roman" w:cs="Times New Roman"/>
                 <w:sz w:val="24"/>
@@ -30490,6 +31023,7 @@
           </w:tcPr>
           <w:p>
             <w:pPr>
+              <w:spacing w:line="360" w:lineRule="auto"/>
               <w:rPr>
                 <w:rFonts w:ascii="Times New Roman" w:eastAsia="Times New Roman" w:hAnsi="Times New Roman" w:cs="Times New Roman"/>
                 <w:sz w:val="24"/>
@@ -30515,6 +31049,7 @@
           </w:tcPr>
           <w:p>
             <w:pPr>
+              <w:spacing w:line="360" w:lineRule="auto"/>
               <w:rPr>
                 <w:rFonts w:ascii="Times New Roman" w:eastAsia="Times New Roman" w:hAnsi="Times New Roman" w:cs="Times New Roman"/>
                 <w:sz w:val="24"/>
@@ -30558,6 +31093,7 @@
           </w:tcPr>
           <w:p>
             <w:pPr>
+              <w:spacing w:line="360" w:lineRule="auto"/>
               <w:rPr>
                 <w:rFonts w:ascii="Times New Roman" w:eastAsia="Times New Roman" w:hAnsi="Times New Roman" w:cs="Times New Roman"/>
                 <w:sz w:val="24"/>
@@ -30572,7 +31108,17 @@
                 <w:szCs w:val="24"/>
                 <w:lang w:eastAsia="en-ID"/>
               </w:rPr>
-              <w:t>Model machine learning awal</w:t>
+              <w:t xml:space="preserve">Model machine </w:t>
+            </w:r>
+            <w:r>
+              <w:rPr>
+                <w:rFonts w:ascii="Times New Roman" w:eastAsia="Times New Roman" w:hAnsi="Times New Roman" w:cs="Times New Roman"/>
+                <w:sz w:val="24"/>
+                <w:szCs w:val="24"/>
+                <w:lang w:eastAsia="en-ID"/>
+              </w:rPr>
+              <w:lastRenderedPageBreak/>
+              <w:t>learning awal</w:t>
             </w:r>
           </w:p>
         </w:tc>
@@ -30585,6 +31131,7 @@
           </w:tcPr>
           <w:p>
             <w:pPr>
+              <w:spacing w:line="360" w:lineRule="auto"/>
               <w:jc w:val="right"/>
               <w:rPr>
                 <w:rFonts w:ascii="Times New Roman" w:eastAsia="Times New Roman" w:hAnsi="Times New Roman" w:cs="Times New Roman"/>
@@ -30600,6 +31147,7 @@
                 <w:szCs w:val="24"/>
                 <w:lang w:eastAsia="en-ID"/>
               </w:rPr>
+              <w:lastRenderedPageBreak/>
               <w:t>9</w:t>
             </w:r>
           </w:p>
@@ -30611,6 +31159,7 @@
           </w:tcPr>
           <w:p>
             <w:pPr>
+              <w:spacing w:line="360" w:lineRule="auto"/>
               <w:rPr>
                 <w:rFonts w:ascii="Times New Roman" w:eastAsia="Times New Roman" w:hAnsi="Times New Roman" w:cs="Times New Roman"/>
                 <w:sz w:val="24"/>
@@ -30636,6 +31185,7 @@
           </w:tcPr>
           <w:p>
             <w:pPr>
+              <w:spacing w:line="360" w:lineRule="auto"/>
               <w:rPr>
                 <w:rFonts w:ascii="Times New Roman" w:eastAsia="Times New Roman" w:hAnsi="Times New Roman" w:cs="Times New Roman"/>
                 <w:sz w:val="24"/>
@@ -30661,6 +31211,7 @@
           </w:tcPr>
           <w:p>
             <w:pPr>
+              <w:spacing w:line="360" w:lineRule="auto"/>
               <w:rPr>
                 <w:rFonts w:ascii="Times New Roman" w:eastAsia="Times New Roman" w:hAnsi="Times New Roman" w:cs="Times New Roman"/>
                 <w:sz w:val="24"/>
@@ -30704,6 +31255,7 @@
           </w:tcPr>
           <w:p>
             <w:pPr>
+              <w:spacing w:line="360" w:lineRule="auto"/>
               <w:rPr>
                 <w:rFonts w:ascii="Times New Roman" w:eastAsia="Times New Roman" w:hAnsi="Times New Roman" w:cs="Times New Roman"/>
                 <w:sz w:val="24"/>
@@ -30731,6 +31283,7 @@
           </w:tcPr>
           <w:p>
             <w:pPr>
+              <w:spacing w:line="360" w:lineRule="auto"/>
               <w:jc w:val="right"/>
               <w:rPr>
                 <w:rFonts w:ascii="Times New Roman" w:eastAsia="Times New Roman" w:hAnsi="Times New Roman" w:cs="Times New Roman"/>
@@ -30757,6 +31310,7 @@
           </w:tcPr>
           <w:p>
             <w:pPr>
+              <w:spacing w:line="360" w:lineRule="auto"/>
               <w:rPr>
                 <w:rFonts w:ascii="Times New Roman" w:eastAsia="Times New Roman" w:hAnsi="Times New Roman" w:cs="Times New Roman"/>
                 <w:sz w:val="24"/>
@@ -30782,6 +31336,7 @@
           </w:tcPr>
           <w:p>
             <w:pPr>
+              <w:spacing w:line="360" w:lineRule="auto"/>
               <w:rPr>
                 <w:rFonts w:ascii="Times New Roman" w:eastAsia="Times New Roman" w:hAnsi="Times New Roman" w:cs="Times New Roman"/>
                 <w:sz w:val="24"/>
@@ -30807,6 +31362,7 @@
           </w:tcPr>
           <w:p>
             <w:pPr>
+              <w:spacing w:line="360" w:lineRule="auto"/>
               <w:rPr>
                 <w:rFonts w:ascii="Times New Roman" w:eastAsia="Times New Roman" w:hAnsi="Times New Roman" w:cs="Times New Roman"/>
                 <w:sz w:val="24"/>
@@ -30850,6 +31406,7 @@
           </w:tcPr>
           <w:p>
             <w:pPr>
+              <w:spacing w:line="360" w:lineRule="auto"/>
               <w:rPr>
                 <w:rFonts w:ascii="Times New Roman" w:eastAsia="Times New Roman" w:hAnsi="Times New Roman" w:cs="Times New Roman"/>
                 <w:sz w:val="24"/>
@@ -30877,6 +31434,7 @@
           </w:tcPr>
           <w:p>
             <w:pPr>
+              <w:spacing w:line="360" w:lineRule="auto"/>
               <w:jc w:val="right"/>
               <w:rPr>
                 <w:rFonts w:ascii="Times New Roman" w:eastAsia="Times New Roman" w:hAnsi="Times New Roman" w:cs="Times New Roman"/>
@@ -30903,6 +31461,7 @@
           </w:tcPr>
           <w:p>
             <w:pPr>
+              <w:spacing w:line="360" w:lineRule="auto"/>
               <w:rPr>
                 <w:rFonts w:ascii="Times New Roman" w:eastAsia="Times New Roman" w:hAnsi="Times New Roman" w:cs="Times New Roman"/>
                 <w:sz w:val="24"/>
@@ -30928,6 +31487,7 @@
           </w:tcPr>
           <w:p>
             <w:pPr>
+              <w:spacing w:line="360" w:lineRule="auto"/>
               <w:rPr>
                 <w:rFonts w:ascii="Times New Roman" w:eastAsia="Times New Roman" w:hAnsi="Times New Roman" w:cs="Times New Roman"/>
                 <w:sz w:val="24"/>
@@ -30953,6 +31513,7 @@
           </w:tcPr>
           <w:p>
             <w:pPr>
+              <w:spacing w:line="360" w:lineRule="auto"/>
               <w:rPr>
                 <w:rFonts w:ascii="Times New Roman" w:eastAsia="Times New Roman" w:hAnsi="Times New Roman" w:cs="Times New Roman"/>
                 <w:sz w:val="24"/>
@@ -31014,6 +31575,7 @@
           </w:tcPr>
           <w:p>
             <w:pPr>
+              <w:spacing w:line="360" w:lineRule="auto"/>
               <w:rPr>
                 <w:rFonts w:ascii="Times New Roman" w:eastAsia="Times New Roman" w:hAnsi="Times New Roman" w:cs="Times New Roman"/>
                 <w:sz w:val="24"/>
@@ -31041,6 +31603,7 @@
           </w:tcPr>
           <w:p>
             <w:pPr>
+              <w:spacing w:line="360" w:lineRule="auto"/>
               <w:jc w:val="right"/>
               <w:rPr>
                 <w:rFonts w:ascii="Times New Roman" w:eastAsia="Times New Roman" w:hAnsi="Times New Roman" w:cs="Times New Roman"/>
@@ -31067,6 +31630,7 @@
           </w:tcPr>
           <w:p>
             <w:pPr>
+              <w:spacing w:line="360" w:lineRule="auto"/>
               <w:rPr>
                 <w:rFonts w:ascii="Times New Roman" w:eastAsia="Times New Roman" w:hAnsi="Times New Roman" w:cs="Times New Roman"/>
                 <w:sz w:val="24"/>
@@ -31092,6 +31656,7 @@
           </w:tcPr>
           <w:p>
             <w:pPr>
+              <w:spacing w:line="360" w:lineRule="auto"/>
               <w:rPr>
                 <w:rFonts w:ascii="Times New Roman" w:eastAsia="Times New Roman" w:hAnsi="Times New Roman" w:cs="Times New Roman"/>
                 <w:sz w:val="24"/>
@@ -31117,6 +31682,7 @@
           </w:tcPr>
           <w:p>
             <w:pPr>
+              <w:spacing w:line="360" w:lineRule="auto"/>
               <w:rPr>
                 <w:rFonts w:ascii="Times New Roman" w:eastAsia="Times New Roman" w:hAnsi="Times New Roman" w:cs="Times New Roman"/>
                 <w:sz w:val="24"/>
@@ -31160,6 +31726,7 @@
           </w:tcPr>
           <w:p>
             <w:pPr>
+              <w:spacing w:line="360" w:lineRule="auto"/>
               <w:rPr>
                 <w:rFonts w:ascii="Times New Roman" w:eastAsia="Times New Roman" w:hAnsi="Times New Roman" w:cs="Times New Roman"/>
                 <w:sz w:val="24"/>
@@ -31187,6 +31754,7 @@
           </w:tcPr>
           <w:p>
             <w:pPr>
+              <w:spacing w:line="360" w:lineRule="auto"/>
               <w:jc w:val="right"/>
               <w:rPr>
                 <w:rFonts w:ascii="Times New Roman" w:eastAsia="Times New Roman" w:hAnsi="Times New Roman" w:cs="Times New Roman"/>
@@ -31213,6 +31781,7 @@
           </w:tcPr>
           <w:p>
             <w:pPr>
+              <w:spacing w:line="360" w:lineRule="auto"/>
               <w:rPr>
                 <w:rFonts w:ascii="Times New Roman" w:eastAsia="Times New Roman" w:hAnsi="Times New Roman" w:cs="Times New Roman"/>
                 <w:sz w:val="24"/>
@@ -31238,6 +31807,7 @@
           </w:tcPr>
           <w:p>
             <w:pPr>
+              <w:spacing w:line="360" w:lineRule="auto"/>
               <w:rPr>
                 <w:rFonts w:ascii="Times New Roman" w:eastAsia="Times New Roman" w:hAnsi="Times New Roman" w:cs="Times New Roman"/>
                 <w:sz w:val="24"/>
@@ -31263,6 +31833,7 @@
           </w:tcPr>
           <w:p>
             <w:pPr>
+              <w:spacing w:line="360" w:lineRule="auto"/>
               <w:rPr>
                 <w:rFonts w:ascii="Times New Roman" w:eastAsia="Times New Roman" w:hAnsi="Times New Roman" w:cs="Times New Roman"/>
                 <w:sz w:val="24"/>
@@ -31297,6 +31868,7 @@
           </w:tcPr>
           <w:p>
             <w:pPr>
+              <w:spacing w:line="360" w:lineRule="auto"/>
               <w:rPr>
                 <w:rFonts w:ascii="Times New Roman" w:eastAsia="Times New Roman" w:hAnsi="Times New Roman" w:cs="Times New Roman"/>
                 <w:sz w:val="24"/>
@@ -31319,6 +31891,7 @@
     </w:tbl>
     <w:p>
       <w:pPr>
+        <w:spacing w:line="360" w:lineRule="auto"/>
         <w:jc w:val="both"/>
         <w:rPr>
           <w:rFonts w:ascii="Times New Roman" w:hAnsi="Times New Roman" w:cs="Times New Roman"/>
@@ -31345,7 +31918,6 @@
           <w:sz w:val="24"/>
           <w:szCs w:val="24"/>
         </w:rPr>
-        <w:lastRenderedPageBreak/>
         <w:t>Berikut adalah diagram Gantt yang menggambarkan rencana waktu pelaksanaan penelitian skripsi berdasarkan 13 kegiatan utama dari Februari hingga September 2025</w:t>
       </w:r>
       <w:r>
@@ -31370,6 +31942,7 @@
           <w:sz w:val="24"/>
           <w:szCs w:val="24"/>
         </w:rPr>
+        <w:lastRenderedPageBreak/>
         <w:drawing>
           <wp:inline distT="0" distB="0" distL="0" distR="0" wp14:anchorId="6F24C362" wp14:editId="70686F20">
             <wp:extent cx="5572125" cy="2684280"/>
@@ -31416,6 +31989,7 @@
     <w:p>
       <w:pPr>
         <w:pStyle w:val="Caption"/>
+        <w:spacing w:line="360" w:lineRule="auto"/>
         <w:jc w:val="center"/>
         <w:rPr>
           <w:rFonts w:ascii="Times New Roman" w:hAnsi="Times New Roman" w:cs="Times New Roman"/>
@@ -33935,7 +34509,7 @@
 <w:ftr xmlns:wpc="http://schemas.microsoft.com/office/word/2010/wordprocessingCanvas" xmlns:cx="http://schemas.microsoft.com/office/drawing/2014/chartex" xmlns:cx1="http://schemas.microsoft.com/office/drawing/2015/9/8/chartex" xmlns:cx2="http://schemas.microsoft.com/office/drawing/2015/10/21/chartex" xmlns:cx3="http://schemas.microsoft.com/office/drawing/2016/5/9/chartex" xmlns:cx4="http://schemas.microsoft.com/office/drawing/2016/5/10/chartex" xmlns:cx5="http://schemas.microsoft.com/office/drawing/2016/5/11/chartex" xmlns:cx6="http://schemas.microsoft.com/office/drawing/2016/5/12/chartex" xmlns:cx7="http://schemas.microsoft.com/office/drawing/2016/5/13/chartex" xmlns:cx8="http://schemas.microsoft.com/office/drawing/2016/5/14/chartex" xmlns:mc="http://schemas.openxmlformats.org/markup-compatibility/2006" xmlns:aink="http://schemas.microsoft.com/office/drawing/2016/ink" xmlns:am3d="http://schemas.microsoft.com/office/drawing/2017/model3d" xmlns:o="urn:schemas-microsoft-com:office:office" xmlns:r="http://schemas.openxmlformats.org/officeDocument/2006/relationships" xmlns:m="http://schemas.openxmlformats.org/officeDocument/2006/math" xmlns:v="urn:schemas-microsoft-com:vml" xmlns:wp14="http://schemas.microsoft.com/office/word/2010/wordprocessingDrawing" xmlns:wp="http://schemas.openxmlformats.org/drawingml/2006/wordprocessingDrawing" xmlns:w10="urn:schemas-microsoft-com:office:word" xmlns:w="http://schemas.openxmlformats.org/wordprocessingml/2006/main" xmlns:w14="http://schemas.microsoft.com/office/word/2010/wordml" xmlns:w15="http://schemas.microsoft.com/office/word/2012/wordml" xmlns:w16cid="http://schemas.microsoft.com/office/word/2016/wordml/cid" xmlns:w16se="http://schemas.microsoft.com/office/word/2015/wordml/symex" xmlns:wpg="http://schemas.microsoft.com/office/word/2010/wordprocessingGroup" xmlns:wpi="http://schemas.microsoft.com/office/word/2010/wordprocessingInk" xmlns:wne="http://schemas.microsoft.com/office/word/2006/wordml" xmlns:wps="http://schemas.microsoft.com/office/word/2010/wordprocessingShape" mc:Ignorable="w14 w15 w16se w16cid wp14">
   <w:sdt>
     <w:sdtPr>
-      <w:id w:val="-1744019318"/>
+      <w:id w:val="-587529641"/>
       <w:docPartObj>
         <w:docPartGallery w:val="Page Numbers (Bottom of Page)"/>
         <w:docPartUnique/>
@@ -33988,7 +34562,7 @@
 <w:ftr xmlns:wpc="http://schemas.microsoft.com/office/word/2010/wordprocessingCanvas" xmlns:cx="http://schemas.microsoft.com/office/drawing/2014/chartex" xmlns:cx1="http://schemas.microsoft.com/office/drawing/2015/9/8/chartex" xmlns:cx2="http://schemas.microsoft.com/office/drawing/2015/10/21/chartex" xmlns:cx3="http://schemas.microsoft.com/office/drawing/2016/5/9/chartex" xmlns:cx4="http://schemas.microsoft.com/office/drawing/2016/5/10/chartex" xmlns:cx5="http://schemas.microsoft.com/office/drawing/2016/5/11/chartex" xmlns:cx6="http://schemas.microsoft.com/office/drawing/2016/5/12/chartex" xmlns:cx7="http://schemas.microsoft.com/office/drawing/2016/5/13/chartex" xmlns:cx8="http://schemas.microsoft.com/office/drawing/2016/5/14/chartex" xmlns:mc="http://schemas.openxmlformats.org/markup-compatibility/2006" xmlns:aink="http://schemas.microsoft.com/office/drawing/2016/ink" xmlns:am3d="http://schemas.microsoft.com/office/drawing/2017/model3d" xmlns:o="urn:schemas-microsoft-com:office:office" xmlns:r="http://schemas.openxmlformats.org/officeDocument/2006/relationships" xmlns:m="http://schemas.openxmlformats.org/officeDocument/2006/math" xmlns:v="urn:schemas-microsoft-com:vml" xmlns:wp14="http://schemas.microsoft.com/office/word/2010/wordprocessingDrawing" xmlns:wp="http://schemas.openxmlformats.org/drawingml/2006/wordprocessingDrawing" xmlns:w10="urn:schemas-microsoft-com:office:word" xmlns:w="http://schemas.openxmlformats.org/wordprocessingml/2006/main" xmlns:w14="http://schemas.microsoft.com/office/word/2010/wordml" xmlns:w15="http://schemas.microsoft.com/office/word/2012/wordml" xmlns:w16cid="http://schemas.microsoft.com/office/word/2016/wordml/cid" xmlns:w16se="http://schemas.microsoft.com/office/word/2015/wordml/symex" xmlns:wpg="http://schemas.microsoft.com/office/word/2010/wordprocessingGroup" xmlns:wpi="http://schemas.microsoft.com/office/word/2010/wordprocessingInk" xmlns:wne="http://schemas.microsoft.com/office/word/2006/wordml" xmlns:wps="http://schemas.microsoft.com/office/word/2010/wordprocessingShape" mc:Ignorable="w14 w15 w16se w16cid wp14">
   <w:sdt>
     <w:sdtPr>
-      <w:id w:val="-329439845"/>
+      <w:id w:val="-99265274"/>
       <w:docPartObj>
         <w:docPartGallery w:val="Page Numbers (Bottom of Page)"/>
         <w:docPartUnique/>
@@ -35473,6 +36047,92 @@
     </w:lvl>
   </w:abstractNum>
   <w:abstractNum w:abstractNumId="9" w15:restartNumberingAfterBreak="0">
+    <w:nsid w:val="120629D6"/>
+    <w:multiLevelType w:val="hybridMultilevel"/>
+    <w:tmpl w:val="76CE2810"/>
+    <w:lvl w:ilvl="0" w:tplc="3809000F">
+      <w:start w:val="1"/>
+      <w:numFmt w:val="decimal"/>
+      <w:lvlText w:val="%1."/>
+      <w:lvlJc w:val="left"/>
+      <w:pPr>
+        <w:ind w:left="720" w:hanging="360"/>
+      </w:pPr>
+    </w:lvl>
+    <w:lvl w:ilvl="1" w:tplc="38090019" w:tentative="1">
+      <w:start w:val="1"/>
+      <w:numFmt w:val="lowerLetter"/>
+      <w:lvlText w:val="%2."/>
+      <w:lvlJc w:val="left"/>
+      <w:pPr>
+        <w:ind w:left="1440" w:hanging="360"/>
+      </w:pPr>
+    </w:lvl>
+    <w:lvl w:ilvl="2" w:tplc="3809001B" w:tentative="1">
+      <w:start w:val="1"/>
+      <w:numFmt w:val="lowerRoman"/>
+      <w:lvlText w:val="%3."/>
+      <w:lvlJc w:val="right"/>
+      <w:pPr>
+        <w:ind w:left="2160" w:hanging="180"/>
+      </w:pPr>
+    </w:lvl>
+    <w:lvl w:ilvl="3" w:tplc="3809000F" w:tentative="1">
+      <w:start w:val="1"/>
+      <w:numFmt w:val="decimal"/>
+      <w:lvlText w:val="%4."/>
+      <w:lvlJc w:val="left"/>
+      <w:pPr>
+        <w:ind w:left="2880" w:hanging="360"/>
+      </w:pPr>
+    </w:lvl>
+    <w:lvl w:ilvl="4" w:tplc="38090019" w:tentative="1">
+      <w:start w:val="1"/>
+      <w:numFmt w:val="lowerLetter"/>
+      <w:lvlText w:val="%5."/>
+      <w:lvlJc w:val="left"/>
+      <w:pPr>
+        <w:ind w:left="3600" w:hanging="360"/>
+      </w:pPr>
+    </w:lvl>
+    <w:lvl w:ilvl="5" w:tplc="3809001B" w:tentative="1">
+      <w:start w:val="1"/>
+      <w:numFmt w:val="lowerRoman"/>
+      <w:lvlText w:val="%6."/>
+      <w:lvlJc w:val="right"/>
+      <w:pPr>
+        <w:ind w:left="4320" w:hanging="180"/>
+      </w:pPr>
+    </w:lvl>
+    <w:lvl w:ilvl="6" w:tplc="3809000F" w:tentative="1">
+      <w:start w:val="1"/>
+      <w:numFmt w:val="decimal"/>
+      <w:lvlText w:val="%7."/>
+      <w:lvlJc w:val="left"/>
+      <w:pPr>
+        <w:ind w:left="5040" w:hanging="360"/>
+      </w:pPr>
+    </w:lvl>
+    <w:lvl w:ilvl="7" w:tplc="38090019" w:tentative="1">
+      <w:start w:val="1"/>
+      <w:numFmt w:val="lowerLetter"/>
+      <w:lvlText w:val="%8."/>
+      <w:lvlJc w:val="left"/>
+      <w:pPr>
+        <w:ind w:left="5760" w:hanging="360"/>
+      </w:pPr>
+    </w:lvl>
+    <w:lvl w:ilvl="8" w:tplc="3809001B" w:tentative="1">
+      <w:start w:val="1"/>
+      <w:numFmt w:val="lowerRoman"/>
+      <w:lvlText w:val="%9."/>
+      <w:lvlJc w:val="right"/>
+      <w:pPr>
+        <w:ind w:left="6480" w:hanging="180"/>
+      </w:pPr>
+    </w:lvl>
+  </w:abstractNum>
+  <w:abstractNum w:abstractNumId="10" w15:restartNumberingAfterBreak="0">
     <w:nsid w:val="14E41D7D"/>
     <w:multiLevelType w:val="multilevel"/>
     <w:tmpl w:val="ECE6EC9C"/>
@@ -35585,7 +36245,7 @@
       </w:pPr>
     </w:lvl>
   </w:abstractNum>
-  <w:abstractNum w:abstractNumId="10" w15:restartNumberingAfterBreak="0">
+  <w:abstractNum w:abstractNumId="11" w15:restartNumberingAfterBreak="0">
     <w:nsid w:val="178F6D5F"/>
     <w:multiLevelType w:val="multilevel"/>
     <w:tmpl w:val="418AA064"/>
@@ -35698,7 +36358,7 @@
       </w:pPr>
     </w:lvl>
   </w:abstractNum>
-  <w:abstractNum w:abstractNumId="11" w15:restartNumberingAfterBreak="0">
+  <w:abstractNum w:abstractNumId="12" w15:restartNumberingAfterBreak="0">
     <w:nsid w:val="19C6043E"/>
     <w:multiLevelType w:val="multilevel"/>
     <w:tmpl w:val="ED3C977E"/>
@@ -35815,7 +36475,7 @@
       </w:pPr>
     </w:lvl>
   </w:abstractNum>
-  <w:abstractNum w:abstractNumId="12" w15:restartNumberingAfterBreak="0">
+  <w:abstractNum w:abstractNumId="13" w15:restartNumberingAfterBreak="0">
     <w:nsid w:val="1D783875"/>
     <w:multiLevelType w:val="hybridMultilevel"/>
     <w:tmpl w:val="53402F42"/>
@@ -35901,7 +36561,7 @@
       </w:pPr>
     </w:lvl>
   </w:abstractNum>
-  <w:abstractNum w:abstractNumId="13" w15:restartNumberingAfterBreak="0">
+  <w:abstractNum w:abstractNumId="14" w15:restartNumberingAfterBreak="0">
     <w:nsid w:val="1F677857"/>
     <w:multiLevelType w:val="hybridMultilevel"/>
     <w:tmpl w:val="D8A031F0"/>
@@ -35987,7 +36647,7 @@
       </w:pPr>
     </w:lvl>
   </w:abstractNum>
-  <w:abstractNum w:abstractNumId="14" w15:restartNumberingAfterBreak="0">
+  <w:abstractNum w:abstractNumId="15" w15:restartNumberingAfterBreak="0">
     <w:nsid w:val="248A7B6C"/>
     <w:multiLevelType w:val="multilevel"/>
     <w:tmpl w:val="5D04F1CE"/>
@@ -36136,7 +36796,7 @@
       </w:rPr>
     </w:lvl>
   </w:abstractNum>
-  <w:abstractNum w:abstractNumId="15" w15:restartNumberingAfterBreak="0">
+  <w:abstractNum w:abstractNumId="16" w15:restartNumberingAfterBreak="0">
     <w:nsid w:val="24E46661"/>
     <w:multiLevelType w:val="multilevel"/>
     <w:tmpl w:val="B7F028FC"/>
@@ -36253,11 +36913,11 @@
       </w:pPr>
     </w:lvl>
   </w:abstractNum>
-  <w:abstractNum w:abstractNumId="16" w15:restartNumberingAfterBreak="0">
+  <w:abstractNum w:abstractNumId="17" w15:restartNumberingAfterBreak="0">
     <w:nsid w:val="253F0C12"/>
-    <w:multiLevelType w:val="hybridMultilevel"/>
-    <w:tmpl w:val="68E821C2"/>
-    <w:lvl w:ilvl="0" w:tplc="3809000F">
+    <w:multiLevelType w:val="multilevel"/>
+    <w:tmpl w:val="D97E5DB0"/>
+    <w:lvl w:ilvl="0">
       <w:start w:val="1"/>
       <w:numFmt w:val="decimal"/>
       <w:lvlText w:val="%1."/>
@@ -36266,80 +36926,112 @@
         <w:ind w:left="1146" w:hanging="360"/>
       </w:pPr>
     </w:lvl>
-    <w:lvl w:ilvl="1" w:tplc="38090019" w:tentative="1">
-      <w:start w:val="1"/>
-      <w:numFmt w:val="lowerLetter"/>
-      <w:lvlText w:val="%2."/>
+    <w:lvl w:ilvl="1">
+      <w:start w:val="6"/>
+      <w:numFmt w:val="decimal"/>
+      <w:isLgl/>
+      <w:lvlText w:val="%1.%2."/>
       <w:lvlJc w:val="left"/>
       <w:pPr>
-        <w:ind w:left="1866" w:hanging="360"/>
-      </w:pPr>
-    </w:lvl>
-    <w:lvl w:ilvl="2" w:tplc="3809001B" w:tentative="1">
-      <w:start w:val="1"/>
-      <w:numFmt w:val="lowerRoman"/>
-      <w:lvlText w:val="%3."/>
-      <w:lvlJc w:val="right"/>
-      <w:pPr>
-        <w:ind w:left="2586" w:hanging="180"/>
-      </w:pPr>
-    </w:lvl>
-    <w:lvl w:ilvl="3" w:tplc="3809000F" w:tentative="1">
-      <w:start w:val="1"/>
+        <w:ind w:left="1326" w:hanging="540"/>
+      </w:pPr>
+      <w:rPr>
+        <w:rFonts w:hint="default"/>
+      </w:rPr>
+    </w:lvl>
+    <w:lvl w:ilvl="2">
+      <w:start w:val="4"/>
       <w:numFmt w:val="decimal"/>
-      <w:lvlText w:val="%4."/>
+      <w:isLgl/>
+      <w:lvlText w:val="%1.%2.%3."/>
       <w:lvlJc w:val="left"/>
       <w:pPr>
-        <w:ind w:left="3306" w:hanging="360"/>
-      </w:pPr>
-    </w:lvl>
-    <w:lvl w:ilvl="4" w:tplc="38090019" w:tentative="1">
-      <w:start w:val="1"/>
-      <w:numFmt w:val="lowerLetter"/>
-      <w:lvlText w:val="%5."/>
+        <w:ind w:left="1506" w:hanging="720"/>
+      </w:pPr>
+      <w:rPr>
+        <w:rFonts w:hint="default"/>
+      </w:rPr>
+    </w:lvl>
+    <w:lvl w:ilvl="3">
+      <w:start w:val="1"/>
+      <w:numFmt w:val="decimal"/>
+      <w:isLgl/>
+      <w:lvlText w:val="%1.%2.%3.%4."/>
       <w:lvlJc w:val="left"/>
       <w:pPr>
-        <w:ind w:left="4026" w:hanging="360"/>
-      </w:pPr>
-    </w:lvl>
-    <w:lvl w:ilvl="5" w:tplc="3809001B" w:tentative="1">
-      <w:start w:val="1"/>
-      <w:numFmt w:val="lowerRoman"/>
-      <w:lvlText w:val="%6."/>
-      <w:lvlJc w:val="right"/>
-      <w:pPr>
-        <w:ind w:left="4746" w:hanging="180"/>
-      </w:pPr>
-    </w:lvl>
-    <w:lvl w:ilvl="6" w:tplc="3809000F" w:tentative="1">
+        <w:ind w:left="1506" w:hanging="720"/>
+      </w:pPr>
+      <w:rPr>
+        <w:rFonts w:hint="default"/>
+      </w:rPr>
+    </w:lvl>
+    <w:lvl w:ilvl="4">
       <w:start w:val="1"/>
       <w:numFmt w:val="decimal"/>
-      <w:lvlText w:val="%7."/>
+      <w:isLgl/>
+      <w:lvlText w:val="%1.%2.%3.%4.%5."/>
       <w:lvlJc w:val="left"/>
       <w:pPr>
-        <w:ind w:left="5466" w:hanging="360"/>
-      </w:pPr>
-    </w:lvl>
-    <w:lvl w:ilvl="7" w:tplc="38090019" w:tentative="1">
-      <w:start w:val="1"/>
-      <w:numFmt w:val="lowerLetter"/>
-      <w:lvlText w:val="%8."/>
+        <w:ind w:left="1866" w:hanging="1080"/>
+      </w:pPr>
+      <w:rPr>
+        <w:rFonts w:hint="default"/>
+      </w:rPr>
+    </w:lvl>
+    <w:lvl w:ilvl="5">
+      <w:start w:val="1"/>
+      <w:numFmt w:val="decimal"/>
+      <w:isLgl/>
+      <w:lvlText w:val="%1.%2.%3.%4.%5.%6."/>
       <w:lvlJc w:val="left"/>
       <w:pPr>
-        <w:ind w:left="6186" w:hanging="360"/>
-      </w:pPr>
-    </w:lvl>
-    <w:lvl w:ilvl="8" w:tplc="3809001B" w:tentative="1">
-      <w:start w:val="1"/>
-      <w:numFmt w:val="lowerRoman"/>
-      <w:lvlText w:val="%9."/>
-      <w:lvlJc w:val="right"/>
-      <w:pPr>
-        <w:ind w:left="6906" w:hanging="180"/>
-      </w:pPr>
+        <w:ind w:left="1866" w:hanging="1080"/>
+      </w:pPr>
+      <w:rPr>
+        <w:rFonts w:hint="default"/>
+      </w:rPr>
+    </w:lvl>
+    <w:lvl w:ilvl="6">
+      <w:start w:val="1"/>
+      <w:numFmt w:val="decimal"/>
+      <w:isLgl/>
+      <w:lvlText w:val="%1.%2.%3.%4.%5.%6.%7."/>
+      <w:lvlJc w:val="left"/>
+      <w:pPr>
+        <w:ind w:left="2226" w:hanging="1440"/>
+      </w:pPr>
+      <w:rPr>
+        <w:rFonts w:hint="default"/>
+      </w:rPr>
+    </w:lvl>
+    <w:lvl w:ilvl="7">
+      <w:start w:val="1"/>
+      <w:numFmt w:val="decimal"/>
+      <w:isLgl/>
+      <w:lvlText w:val="%1.%2.%3.%4.%5.%6.%7.%8."/>
+      <w:lvlJc w:val="left"/>
+      <w:pPr>
+        <w:ind w:left="2226" w:hanging="1440"/>
+      </w:pPr>
+      <w:rPr>
+        <w:rFonts w:hint="default"/>
+      </w:rPr>
+    </w:lvl>
+    <w:lvl w:ilvl="8">
+      <w:start w:val="1"/>
+      <w:numFmt w:val="decimal"/>
+      <w:isLgl/>
+      <w:lvlText w:val="%1.%2.%3.%4.%5.%6.%7.%8.%9."/>
+      <w:lvlJc w:val="left"/>
+      <w:pPr>
+        <w:ind w:left="2586" w:hanging="1800"/>
+      </w:pPr>
+      <w:rPr>
+        <w:rFonts w:hint="default"/>
+      </w:rPr>
     </w:lvl>
   </w:abstractNum>
-  <w:abstractNum w:abstractNumId="17" w15:restartNumberingAfterBreak="0">
+  <w:abstractNum w:abstractNumId="18" w15:restartNumberingAfterBreak="0">
     <w:nsid w:val="2AE37F0B"/>
     <w:multiLevelType w:val="multilevel"/>
     <w:tmpl w:val="34FAACE8"/>
@@ -36452,7 +37144,93 @@
       </w:pPr>
     </w:lvl>
   </w:abstractNum>
-  <w:abstractNum w:abstractNumId="18" w15:restartNumberingAfterBreak="0">
+  <w:abstractNum w:abstractNumId="19" w15:restartNumberingAfterBreak="0">
+    <w:nsid w:val="2EE12E4B"/>
+    <w:multiLevelType w:val="hybridMultilevel"/>
+    <w:tmpl w:val="5F303416"/>
+    <w:lvl w:ilvl="0" w:tplc="3809000F">
+      <w:start w:val="1"/>
+      <w:numFmt w:val="decimal"/>
+      <w:lvlText w:val="%1."/>
+      <w:lvlJc w:val="left"/>
+      <w:pPr>
+        <w:ind w:left="720" w:hanging="360"/>
+      </w:pPr>
+    </w:lvl>
+    <w:lvl w:ilvl="1" w:tplc="38090019" w:tentative="1">
+      <w:start w:val="1"/>
+      <w:numFmt w:val="lowerLetter"/>
+      <w:lvlText w:val="%2."/>
+      <w:lvlJc w:val="left"/>
+      <w:pPr>
+        <w:ind w:left="1440" w:hanging="360"/>
+      </w:pPr>
+    </w:lvl>
+    <w:lvl w:ilvl="2" w:tplc="3809001B" w:tentative="1">
+      <w:start w:val="1"/>
+      <w:numFmt w:val="lowerRoman"/>
+      <w:lvlText w:val="%3."/>
+      <w:lvlJc w:val="right"/>
+      <w:pPr>
+        <w:ind w:left="2160" w:hanging="180"/>
+      </w:pPr>
+    </w:lvl>
+    <w:lvl w:ilvl="3" w:tplc="3809000F" w:tentative="1">
+      <w:start w:val="1"/>
+      <w:numFmt w:val="decimal"/>
+      <w:lvlText w:val="%4."/>
+      <w:lvlJc w:val="left"/>
+      <w:pPr>
+        <w:ind w:left="2880" w:hanging="360"/>
+      </w:pPr>
+    </w:lvl>
+    <w:lvl w:ilvl="4" w:tplc="38090019" w:tentative="1">
+      <w:start w:val="1"/>
+      <w:numFmt w:val="lowerLetter"/>
+      <w:lvlText w:val="%5."/>
+      <w:lvlJc w:val="left"/>
+      <w:pPr>
+        <w:ind w:left="3600" w:hanging="360"/>
+      </w:pPr>
+    </w:lvl>
+    <w:lvl w:ilvl="5" w:tplc="3809001B" w:tentative="1">
+      <w:start w:val="1"/>
+      <w:numFmt w:val="lowerRoman"/>
+      <w:lvlText w:val="%6."/>
+      <w:lvlJc w:val="right"/>
+      <w:pPr>
+        <w:ind w:left="4320" w:hanging="180"/>
+      </w:pPr>
+    </w:lvl>
+    <w:lvl w:ilvl="6" w:tplc="3809000F" w:tentative="1">
+      <w:start w:val="1"/>
+      <w:numFmt w:val="decimal"/>
+      <w:lvlText w:val="%7."/>
+      <w:lvlJc w:val="left"/>
+      <w:pPr>
+        <w:ind w:left="5040" w:hanging="360"/>
+      </w:pPr>
+    </w:lvl>
+    <w:lvl w:ilvl="7" w:tplc="38090019" w:tentative="1">
+      <w:start w:val="1"/>
+      <w:numFmt w:val="lowerLetter"/>
+      <w:lvlText w:val="%8."/>
+      <w:lvlJc w:val="left"/>
+      <w:pPr>
+        <w:ind w:left="5760" w:hanging="360"/>
+      </w:pPr>
+    </w:lvl>
+    <w:lvl w:ilvl="8" w:tplc="3809001B" w:tentative="1">
+      <w:start w:val="1"/>
+      <w:numFmt w:val="lowerRoman"/>
+      <w:lvlText w:val="%9."/>
+      <w:lvlJc w:val="right"/>
+      <w:pPr>
+        <w:ind w:left="6480" w:hanging="180"/>
+      </w:pPr>
+    </w:lvl>
+  </w:abstractNum>
+  <w:abstractNum w:abstractNumId="20" w15:restartNumberingAfterBreak="0">
     <w:nsid w:val="2F98076F"/>
     <w:multiLevelType w:val="hybridMultilevel"/>
     <w:tmpl w:val="F2705D32"/>
@@ -36543,7 +37321,7 @@
       </w:pPr>
     </w:lvl>
   </w:abstractNum>
-  <w:abstractNum w:abstractNumId="19" w15:restartNumberingAfterBreak="0">
+  <w:abstractNum w:abstractNumId="21" w15:restartNumberingAfterBreak="0">
     <w:nsid w:val="31FD6E2F"/>
     <w:multiLevelType w:val="multilevel"/>
     <w:tmpl w:val="A7563B14"/>
@@ -36660,7 +37438,7 @@
       </w:pPr>
     </w:lvl>
   </w:abstractNum>
-  <w:abstractNum w:abstractNumId="20" w15:restartNumberingAfterBreak="0">
+  <w:abstractNum w:abstractNumId="22" w15:restartNumberingAfterBreak="0">
     <w:nsid w:val="32967107"/>
     <w:multiLevelType w:val="hybridMultilevel"/>
     <w:tmpl w:val="ECF281FA"/>
@@ -36746,7 +37524,7 @@
       </w:pPr>
     </w:lvl>
   </w:abstractNum>
-  <w:abstractNum w:abstractNumId="21" w15:restartNumberingAfterBreak="0">
+  <w:abstractNum w:abstractNumId="23" w15:restartNumberingAfterBreak="0">
     <w:nsid w:val="34EC02A5"/>
     <w:multiLevelType w:val="multilevel"/>
     <w:tmpl w:val="4090563C"/>
@@ -36859,7 +37637,7 @@
       </w:rPr>
     </w:lvl>
   </w:abstractNum>
-  <w:abstractNum w:abstractNumId="22" w15:restartNumberingAfterBreak="0">
+  <w:abstractNum w:abstractNumId="24" w15:restartNumberingAfterBreak="0">
     <w:nsid w:val="385719F9"/>
     <w:multiLevelType w:val="hybridMultilevel"/>
     <w:tmpl w:val="D30272C2"/>
@@ -36945,7 +37723,7 @@
       </w:pPr>
     </w:lvl>
   </w:abstractNum>
-  <w:abstractNum w:abstractNumId="23" w15:restartNumberingAfterBreak="0">
+  <w:abstractNum w:abstractNumId="25" w15:restartNumberingAfterBreak="0">
     <w:nsid w:val="3A020EBB"/>
     <w:multiLevelType w:val="hybridMultilevel"/>
     <w:tmpl w:val="96640D9C"/>
@@ -37034,7 +37812,7 @@
       </w:pPr>
     </w:lvl>
   </w:abstractNum>
-  <w:abstractNum w:abstractNumId="24" w15:restartNumberingAfterBreak="0">
+  <w:abstractNum w:abstractNumId="26" w15:restartNumberingAfterBreak="0">
     <w:nsid w:val="3E0620EE"/>
     <w:multiLevelType w:val="multilevel"/>
     <w:tmpl w:val="19A406A8"/>
@@ -37151,7 +37929,7 @@
       </w:pPr>
     </w:lvl>
   </w:abstractNum>
-  <w:abstractNum w:abstractNumId="25" w15:restartNumberingAfterBreak="0">
+  <w:abstractNum w:abstractNumId="27" w15:restartNumberingAfterBreak="0">
     <w:nsid w:val="40041DF7"/>
     <w:multiLevelType w:val="hybridMultilevel"/>
     <w:tmpl w:val="632C1820"/>
@@ -37237,7 +38015,7 @@
       </w:pPr>
     </w:lvl>
   </w:abstractNum>
-  <w:abstractNum w:abstractNumId="26" w15:restartNumberingAfterBreak="0">
+  <w:abstractNum w:abstractNumId="28" w15:restartNumberingAfterBreak="0">
     <w:nsid w:val="400E1C4F"/>
     <w:multiLevelType w:val="hybridMultilevel"/>
     <w:tmpl w:val="4F06154E"/>
@@ -37323,7 +38101,7 @@
       </w:pPr>
     </w:lvl>
   </w:abstractNum>
-  <w:abstractNum w:abstractNumId="27" w15:restartNumberingAfterBreak="0">
+  <w:abstractNum w:abstractNumId="29" w15:restartNumberingAfterBreak="0">
     <w:nsid w:val="41646C63"/>
     <w:multiLevelType w:val="multilevel"/>
     <w:tmpl w:val="CF1CFDB6"/>
@@ -37436,7 +38214,7 @@
       </w:rPr>
     </w:lvl>
   </w:abstractNum>
-  <w:abstractNum w:abstractNumId="28" w15:restartNumberingAfterBreak="0">
+  <w:abstractNum w:abstractNumId="30" w15:restartNumberingAfterBreak="0">
     <w:nsid w:val="41F337A3"/>
     <w:multiLevelType w:val="hybridMultilevel"/>
     <w:tmpl w:val="42E25722"/>
@@ -37525,7 +38303,7 @@
       </w:pPr>
     </w:lvl>
   </w:abstractNum>
-  <w:abstractNum w:abstractNumId="29" w15:restartNumberingAfterBreak="0">
+  <w:abstractNum w:abstractNumId="31" w15:restartNumberingAfterBreak="0">
     <w:nsid w:val="44E5440F"/>
     <w:multiLevelType w:val="hybridMultilevel"/>
     <w:tmpl w:val="4EF0D6C8"/>
@@ -37614,7 +38392,7 @@
       </w:pPr>
     </w:lvl>
   </w:abstractNum>
-  <w:abstractNum w:abstractNumId="30" w15:restartNumberingAfterBreak="0">
+  <w:abstractNum w:abstractNumId="32" w15:restartNumberingAfterBreak="0">
     <w:nsid w:val="45686B8D"/>
     <w:multiLevelType w:val="hybridMultilevel"/>
     <w:tmpl w:val="C32AA0D2"/>
@@ -37703,7 +38481,7 @@
       </w:pPr>
     </w:lvl>
   </w:abstractNum>
-  <w:abstractNum w:abstractNumId="31" w15:restartNumberingAfterBreak="0">
+  <w:abstractNum w:abstractNumId="33" w15:restartNumberingAfterBreak="0">
     <w:nsid w:val="48634CE6"/>
     <w:multiLevelType w:val="multilevel"/>
     <w:tmpl w:val="D804A21C"/>
@@ -37816,7 +38594,7 @@
       </w:rPr>
     </w:lvl>
   </w:abstractNum>
-  <w:abstractNum w:abstractNumId="32" w15:restartNumberingAfterBreak="0">
+  <w:abstractNum w:abstractNumId="34" w15:restartNumberingAfterBreak="0">
     <w:nsid w:val="49AB5FC1"/>
     <w:multiLevelType w:val="hybridMultilevel"/>
     <w:tmpl w:val="59601EE0"/>
@@ -37902,7 +38680,7 @@
       </w:pPr>
     </w:lvl>
   </w:abstractNum>
-  <w:abstractNum w:abstractNumId="33" w15:restartNumberingAfterBreak="0">
+  <w:abstractNum w:abstractNumId="35" w15:restartNumberingAfterBreak="0">
     <w:nsid w:val="4C7443F0"/>
     <w:multiLevelType w:val="hybridMultilevel"/>
     <w:tmpl w:val="46F48EF2"/>
@@ -37988,7 +38766,7 @@
       </w:pPr>
     </w:lvl>
   </w:abstractNum>
-  <w:abstractNum w:abstractNumId="34" w15:restartNumberingAfterBreak="0">
+  <w:abstractNum w:abstractNumId="36" w15:restartNumberingAfterBreak="0">
     <w:nsid w:val="4D492E3A"/>
     <w:multiLevelType w:val="multilevel"/>
     <w:tmpl w:val="47CCE5FC"/>
@@ -38137,7 +38915,7 @@
       </w:rPr>
     </w:lvl>
   </w:abstractNum>
-  <w:abstractNum w:abstractNumId="35" w15:restartNumberingAfterBreak="0">
+  <w:abstractNum w:abstractNumId="37" w15:restartNumberingAfterBreak="0">
     <w:nsid w:val="4E153A88"/>
     <w:multiLevelType w:val="multilevel"/>
     <w:tmpl w:val="4F66543E"/>
@@ -38250,7 +39028,7 @@
       </w:pPr>
     </w:lvl>
   </w:abstractNum>
-  <w:abstractNum w:abstractNumId="36" w15:restartNumberingAfterBreak="0">
+  <w:abstractNum w:abstractNumId="38" w15:restartNumberingAfterBreak="0">
     <w:nsid w:val="502D125C"/>
     <w:multiLevelType w:val="hybridMultilevel"/>
     <w:tmpl w:val="0046EF74"/>
@@ -38336,7 +39114,7 @@
       </w:pPr>
     </w:lvl>
   </w:abstractNum>
-  <w:abstractNum w:abstractNumId="37" w15:restartNumberingAfterBreak="0">
+  <w:abstractNum w:abstractNumId="39" w15:restartNumberingAfterBreak="0">
     <w:nsid w:val="5AA771C4"/>
     <w:multiLevelType w:val="multilevel"/>
     <w:tmpl w:val="98F6BFDC"/>
@@ -38453,7 +39231,7 @@
       </w:pPr>
     </w:lvl>
   </w:abstractNum>
-  <w:abstractNum w:abstractNumId="38" w15:restartNumberingAfterBreak="0">
+  <w:abstractNum w:abstractNumId="40" w15:restartNumberingAfterBreak="0">
     <w:nsid w:val="5E3D0996"/>
     <w:multiLevelType w:val="hybridMultilevel"/>
     <w:tmpl w:val="D9C62F68"/>
@@ -38539,7 +39317,7 @@
       </w:pPr>
     </w:lvl>
   </w:abstractNum>
-  <w:abstractNum w:abstractNumId="39" w15:restartNumberingAfterBreak="0">
+  <w:abstractNum w:abstractNumId="41" w15:restartNumberingAfterBreak="0">
     <w:nsid w:val="5FD941B5"/>
     <w:multiLevelType w:val="hybridMultilevel"/>
     <w:tmpl w:val="A2B472B2"/>
@@ -38625,7 +39403,7 @@
       </w:pPr>
     </w:lvl>
   </w:abstractNum>
-  <w:abstractNum w:abstractNumId="40" w15:restartNumberingAfterBreak="0">
+  <w:abstractNum w:abstractNumId="42" w15:restartNumberingAfterBreak="0">
     <w:nsid w:val="619426F9"/>
     <w:multiLevelType w:val="hybridMultilevel"/>
     <w:tmpl w:val="BF5CB0F0"/>
@@ -38714,7 +39492,7 @@
       </w:pPr>
     </w:lvl>
   </w:abstractNum>
-  <w:abstractNum w:abstractNumId="41" w15:restartNumberingAfterBreak="0">
+  <w:abstractNum w:abstractNumId="43" w15:restartNumberingAfterBreak="0">
     <w:nsid w:val="681078B6"/>
     <w:multiLevelType w:val="hybridMultilevel"/>
     <w:tmpl w:val="6B983F8C"/>
@@ -38800,7 +39578,7 @@
       </w:pPr>
     </w:lvl>
   </w:abstractNum>
-  <w:abstractNum w:abstractNumId="42" w15:restartNumberingAfterBreak="0">
+  <w:abstractNum w:abstractNumId="44" w15:restartNumberingAfterBreak="0">
     <w:nsid w:val="68706EC3"/>
     <w:multiLevelType w:val="multilevel"/>
     <w:tmpl w:val="D8C00026"/>
@@ -38918,7 +39696,7 @@
       </w:rPr>
     </w:lvl>
   </w:abstractNum>
-  <w:abstractNum w:abstractNumId="43" w15:restartNumberingAfterBreak="0">
+  <w:abstractNum w:abstractNumId="45" w15:restartNumberingAfterBreak="0">
     <w:nsid w:val="6A520E62"/>
     <w:multiLevelType w:val="hybridMultilevel"/>
     <w:tmpl w:val="D40E9A00"/>
@@ -39004,7 +39782,7 @@
       </w:pPr>
     </w:lvl>
   </w:abstractNum>
-  <w:abstractNum w:abstractNumId="44" w15:restartNumberingAfterBreak="0">
+  <w:abstractNum w:abstractNumId="46" w15:restartNumberingAfterBreak="0">
     <w:nsid w:val="6C7F0C35"/>
     <w:multiLevelType w:val="hybridMultilevel"/>
     <w:tmpl w:val="DFA8F082"/>
@@ -39090,7 +39868,7 @@
       </w:pPr>
     </w:lvl>
   </w:abstractNum>
-  <w:abstractNum w:abstractNumId="45" w15:restartNumberingAfterBreak="0">
+  <w:abstractNum w:abstractNumId="47" w15:restartNumberingAfterBreak="0">
     <w:nsid w:val="6E1C02E5"/>
     <w:multiLevelType w:val="hybridMultilevel"/>
     <w:tmpl w:val="8EC0C39E"/>
@@ -39176,7 +39954,7 @@
       </w:pPr>
     </w:lvl>
   </w:abstractNum>
-  <w:abstractNum w:abstractNumId="46" w15:restartNumberingAfterBreak="0">
+  <w:abstractNum w:abstractNumId="48" w15:restartNumberingAfterBreak="0">
     <w:nsid w:val="6E7D736B"/>
     <w:multiLevelType w:val="hybridMultilevel"/>
     <w:tmpl w:val="5F42F6E0"/>
@@ -39262,7 +40040,7 @@
       </w:pPr>
     </w:lvl>
   </w:abstractNum>
-  <w:abstractNum w:abstractNumId="47" w15:restartNumberingAfterBreak="0">
+  <w:abstractNum w:abstractNumId="49" w15:restartNumberingAfterBreak="0">
     <w:nsid w:val="6FAC5B41"/>
     <w:multiLevelType w:val="hybridMultilevel"/>
     <w:tmpl w:val="4E3A7BF0"/>
@@ -39351,7 +40129,7 @@
       </w:pPr>
     </w:lvl>
   </w:abstractNum>
-  <w:abstractNum w:abstractNumId="48" w15:restartNumberingAfterBreak="0">
+  <w:abstractNum w:abstractNumId="50" w15:restartNumberingAfterBreak="0">
     <w:nsid w:val="70082FE9"/>
     <w:multiLevelType w:val="hybridMultilevel"/>
     <w:tmpl w:val="811EC51A"/>
@@ -39437,7 +40215,7 @@
       </w:pPr>
     </w:lvl>
   </w:abstractNum>
-  <w:abstractNum w:abstractNumId="49" w15:restartNumberingAfterBreak="0">
+  <w:abstractNum w:abstractNumId="51" w15:restartNumberingAfterBreak="0">
     <w:nsid w:val="70CA4AD2"/>
     <w:multiLevelType w:val="multilevel"/>
     <w:tmpl w:val="380C7ABC"/>
@@ -39586,7 +40364,7 @@
       </w:rPr>
     </w:lvl>
   </w:abstractNum>
-  <w:abstractNum w:abstractNumId="50" w15:restartNumberingAfterBreak="0">
+  <w:abstractNum w:abstractNumId="52" w15:restartNumberingAfterBreak="0">
     <w:nsid w:val="73711062"/>
     <w:multiLevelType w:val="multilevel"/>
     <w:tmpl w:val="255CC2AA"/>
@@ -39730,7 +40508,7 @@
       </w:rPr>
     </w:lvl>
   </w:abstractNum>
-  <w:abstractNum w:abstractNumId="51" w15:restartNumberingAfterBreak="0">
+  <w:abstractNum w:abstractNumId="53" w15:restartNumberingAfterBreak="0">
     <w:nsid w:val="7EA7155A"/>
     <w:multiLevelType w:val="hybridMultilevel"/>
     <w:tmpl w:val="85080480"/>
@@ -39817,52 +40595,52 @@
     </w:lvl>
   </w:abstractNum>
   <w:num w:numId="1">
-    <w:abstractNumId w:val="35"/>
+    <w:abstractNumId w:val="37"/>
   </w:num>
   <w:num w:numId="2">
-    <w:abstractNumId w:val="21"/>
+    <w:abstractNumId w:val="23"/>
   </w:num>
   <w:num w:numId="3">
-    <w:abstractNumId w:val="42"/>
+    <w:abstractNumId w:val="44"/>
   </w:num>
   <w:num w:numId="4">
-    <w:abstractNumId w:val="31"/>
+    <w:abstractNumId w:val="33"/>
   </w:num>
   <w:num w:numId="5">
     <w:abstractNumId w:val="1"/>
   </w:num>
   <w:num w:numId="6">
-    <w:abstractNumId w:val="27"/>
+    <w:abstractNumId w:val="29"/>
   </w:num>
   <w:num w:numId="7">
+    <w:abstractNumId w:val="11"/>
+  </w:num>
+  <w:num w:numId="8">
     <w:abstractNumId w:val="10"/>
   </w:num>
-  <w:num w:numId="8">
-    <w:abstractNumId w:val="9"/>
-  </w:num>
   <w:num w:numId="9">
-    <w:abstractNumId w:val="17"/>
+    <w:abstractNumId w:val="18"/>
   </w:num>
   <w:num w:numId="10">
-    <w:abstractNumId w:val="15"/>
+    <w:abstractNumId w:val="16"/>
   </w:num>
   <w:num w:numId="11">
-    <w:abstractNumId w:val="19"/>
+    <w:abstractNumId w:val="21"/>
   </w:num>
   <w:num w:numId="12">
-    <w:abstractNumId w:val="37"/>
+    <w:abstractNumId w:val="39"/>
   </w:num>
   <w:num w:numId="13">
-    <w:abstractNumId w:val="32"/>
+    <w:abstractNumId w:val="34"/>
   </w:num>
   <w:num w:numId="14">
-    <w:abstractNumId w:val="12"/>
+    <w:abstractNumId w:val="13"/>
   </w:num>
   <w:num w:numId="15">
-    <w:abstractNumId w:val="38"/>
+    <w:abstractNumId w:val="40"/>
   </w:num>
   <w:num w:numId="16">
-    <w:abstractNumId w:val="26"/>
+    <w:abstractNumId w:val="28"/>
   </w:num>
   <w:num w:numId="17">
     <w:abstractNumId w:val="4"/>
@@ -39871,106 +40649,112 @@
     <w:abstractNumId w:val="6"/>
   </w:num>
   <w:num w:numId="19">
-    <w:abstractNumId w:val="24"/>
+    <w:abstractNumId w:val="26"/>
   </w:num>
   <w:num w:numId="20">
     <w:abstractNumId w:val="8"/>
   </w:num>
   <w:num w:numId="21">
-    <w:abstractNumId w:val="11"/>
+    <w:abstractNumId w:val="12"/>
   </w:num>
   <w:num w:numId="22">
-    <w:abstractNumId w:val="49"/>
+    <w:abstractNumId w:val="51"/>
   </w:num>
   <w:num w:numId="23">
+    <w:abstractNumId w:val="15"/>
+  </w:num>
+  <w:num w:numId="24">
+    <w:abstractNumId w:val="52"/>
+  </w:num>
+  <w:num w:numId="25">
+    <w:abstractNumId w:val="36"/>
+  </w:num>
+  <w:num w:numId="26">
     <w:abstractNumId w:val="14"/>
   </w:num>
-  <w:num w:numId="24">
-    <w:abstractNumId w:val="50"/>
-  </w:num>
-  <w:num w:numId="25">
-    <w:abstractNumId w:val="34"/>
-  </w:num>
-  <w:num w:numId="26">
-    <w:abstractNumId w:val="13"/>
-  </w:num>
   <w:num w:numId="27">
-    <w:abstractNumId w:val="43"/>
+    <w:abstractNumId w:val="45"/>
   </w:num>
   <w:num w:numId="28">
-    <w:abstractNumId w:val="51"/>
+    <w:abstractNumId w:val="53"/>
   </w:num>
   <w:num w:numId="29">
-    <w:abstractNumId w:val="36"/>
+    <w:abstractNumId w:val="38"/>
   </w:num>
   <w:num w:numId="30">
-    <w:abstractNumId w:val="16"/>
+    <w:abstractNumId w:val="17"/>
   </w:num>
   <w:num w:numId="31">
     <w:abstractNumId w:val="7"/>
   </w:num>
   <w:num w:numId="32">
-    <w:abstractNumId w:val="48"/>
+    <w:abstractNumId w:val="50"/>
   </w:num>
   <w:num w:numId="33">
-    <w:abstractNumId w:val="39"/>
+    <w:abstractNumId w:val="41"/>
   </w:num>
   <w:num w:numId="34">
-    <w:abstractNumId w:val="28"/>
+    <w:abstractNumId w:val="30"/>
   </w:num>
   <w:num w:numId="35">
     <w:abstractNumId w:val="2"/>
   </w:num>
   <w:num w:numId="36">
-    <w:abstractNumId w:val="29"/>
+    <w:abstractNumId w:val="31"/>
   </w:num>
   <w:num w:numId="37">
     <w:abstractNumId w:val="3"/>
   </w:num>
   <w:num w:numId="38">
-    <w:abstractNumId w:val="30"/>
+    <w:abstractNumId w:val="32"/>
   </w:num>
   <w:num w:numId="39">
-    <w:abstractNumId w:val="23"/>
+    <w:abstractNumId w:val="25"/>
   </w:num>
   <w:num w:numId="40">
-    <w:abstractNumId w:val="18"/>
+    <w:abstractNumId w:val="20"/>
   </w:num>
   <w:num w:numId="41">
-    <w:abstractNumId w:val="40"/>
+    <w:abstractNumId w:val="42"/>
   </w:num>
   <w:num w:numId="42">
-    <w:abstractNumId w:val="47"/>
+    <w:abstractNumId w:val="49"/>
   </w:num>
   <w:num w:numId="43">
     <w:abstractNumId w:val="0"/>
   </w:num>
   <w:num w:numId="44">
-    <w:abstractNumId w:val="20"/>
+    <w:abstractNumId w:val="22"/>
   </w:num>
   <w:num w:numId="45">
-    <w:abstractNumId w:val="46"/>
+    <w:abstractNumId w:val="48"/>
   </w:num>
   <w:num w:numId="46">
-    <w:abstractNumId w:val="41"/>
+    <w:abstractNumId w:val="43"/>
   </w:num>
   <w:num w:numId="47">
-    <w:abstractNumId w:val="45"/>
+    <w:abstractNumId w:val="47"/>
   </w:num>
   <w:num w:numId="48">
-    <w:abstractNumId w:val="44"/>
+    <w:abstractNumId w:val="46"/>
   </w:num>
   <w:num w:numId="49">
     <w:abstractNumId w:val="5"/>
   </w:num>
   <w:num w:numId="50">
-    <w:abstractNumId w:val="25"/>
+    <w:abstractNumId w:val="27"/>
   </w:num>
   <w:num w:numId="51">
-    <w:abstractNumId w:val="22"/>
+    <w:abstractNumId w:val="24"/>
   </w:num>
   <w:num w:numId="52">
-    <w:abstractNumId w:val="33"/>
+    <w:abstractNumId w:val="35"/>
+  </w:num>
+  <w:num w:numId="53">
+    <w:abstractNumId w:val="9"/>
+  </w:num>
+  <w:num w:numId="54">
+    <w:abstractNumId w:val="19"/>
   </w:num>
   <w:numIdMacAtCleanup w:val="52"/>
 </w:numbering>
@@ -41910,7 +42694,7 @@
 </file>
 
 <file path=customXml/itemProps1.xml><?xml version="1.0" encoding="utf-8"?>
-<ds:datastoreItem xmlns:ds="http://schemas.openxmlformats.org/officeDocument/2006/customXml" ds:itemID="{776B7BF1-8BF4-46E0-87DD-9784CE36F27E}">
+<ds:datastoreItem xmlns:ds="http://schemas.openxmlformats.org/officeDocument/2006/customXml" ds:itemID="{2AAB9E3A-FB1E-45A5-A117-217C86E24C78}">
   <ds:schemaRefs>
     <ds:schemaRef ds:uri="http://schemas.openxmlformats.org/officeDocument/2006/bibliography"/>
   </ds:schemaRefs>

--- a/SKRIPSI.docx
+++ b/SKRIPSI.docx
@@ -4186,7 +4186,7 @@
                 <w:noProof/>
                 <w:webHidden/>
               </w:rPr>
-              <w:t>1</w:t>
+              <w:t>11</w:t>
             </w:r>
             <w:r>
               <w:rPr>
@@ -4279,7 +4279,7 @@
                 <w:noProof/>
                 <w:webHidden/>
               </w:rPr>
-              <w:t>5</w:t>
+              <w:t>13</w:t>
             </w:r>
             <w:r>
               <w:rPr>
@@ -4372,7 +4372,7 @@
                 <w:noProof/>
                 <w:webHidden/>
               </w:rPr>
-              <w:t>5</w:t>
+              <w:t>14</w:t>
             </w:r>
             <w:r>
               <w:rPr>
@@ -4465,7 +4465,7 @@
                 <w:noProof/>
                 <w:webHidden/>
               </w:rPr>
-              <w:t>6</w:t>
+              <w:t>15</w:t>
             </w:r>
             <w:r>
               <w:rPr>
@@ -4558,7 +4558,7 @@
                 <w:noProof/>
                 <w:webHidden/>
               </w:rPr>
-              <w:t>7</w:t>
+              <w:t>15</w:t>
             </w:r>
             <w:r>
               <w:rPr>
@@ -4632,7 +4632,7 @@
                 <w:noProof/>
                 <w:webHidden/>
               </w:rPr>
-              <w:t>8</w:t>
+              <w:t>17</w:t>
             </w:r>
             <w:r>
               <w:rPr>
@@ -4821,7 +4821,7 @@
                 <w:noProof/>
                 <w:webHidden/>
               </w:rPr>
-              <w:t>32</w:t>
+              <w:t>36</w:t>
             </w:r>
             <w:r>
               <w:rPr>
@@ -4914,7 +4914,7 @@
                 <w:noProof/>
                 <w:webHidden/>
               </w:rPr>
-              <w:t>38</w:t>
+              <w:t>41</w:t>
             </w:r>
             <w:r>
               <w:rPr>
@@ -4988,7 +4988,7 @@
                 <w:noProof/>
                 <w:webHidden/>
               </w:rPr>
-              <w:t>1</w:t>
+              <w:t>11</w:t>
             </w:r>
             <w:r>
               <w:rPr>
@@ -5081,7 +5081,7 @@
                 <w:noProof/>
                 <w:webHidden/>
               </w:rPr>
-              <w:t>41</w:t>
+              <w:t>44</w:t>
             </w:r>
             <w:r>
               <w:rPr>
@@ -5174,7 +5174,7 @@
                 <w:noProof/>
                 <w:webHidden/>
               </w:rPr>
-              <w:t>51</w:t>
+              <w:t>52</w:t>
             </w:r>
             <w:r>
               <w:rPr>
@@ -5344,7 +5344,7 @@
                 <w:noProof/>
                 <w:webHidden/>
               </w:rPr>
-              <w:t>58</w:t>
+              <w:t>59</w:t>
             </w:r>
             <w:r>
               <w:rPr>
@@ -5437,7 +5437,7 @@
                 <w:noProof/>
                 <w:webHidden/>
               </w:rPr>
-              <w:t>58</w:t>
+              <w:t>59</w:t>
             </w:r>
             <w:r>
               <w:rPr>
@@ -5530,7 +5530,7 @@
                 <w:noProof/>
                 <w:webHidden/>
               </w:rPr>
-              <w:t>58</w:t>
+              <w:t>59</w:t>
             </w:r>
             <w:r>
               <w:rPr>
@@ -5623,7 +5623,7 @@
                 <w:noProof/>
                 <w:webHidden/>
               </w:rPr>
-              <w:t>58</w:t>
+              <w:t>59</w:t>
             </w:r>
             <w:r>
               <w:rPr>
@@ -5716,7 +5716,7 @@
                 <w:noProof/>
                 <w:webHidden/>
               </w:rPr>
-              <w:t>58</w:t>
+              <w:t>59</w:t>
             </w:r>
             <w:r>
               <w:rPr>
@@ -5790,7 +5790,7 @@
                 <w:noProof/>
                 <w:webHidden/>
               </w:rPr>
-              <w:t>59</w:t>
+              <w:t>60</w:t>
             </w:r>
             <w:r>
               <w:rPr>
@@ -5883,7 +5883,7 @@
                 <w:noProof/>
                 <w:webHidden/>
               </w:rPr>
-              <w:t>59</w:t>
+              <w:t>60</w:t>
             </w:r>
             <w:r>
               <w:rPr>
@@ -5976,7 +5976,7 @@
                 <w:noProof/>
                 <w:webHidden/>
               </w:rPr>
-              <w:t>59</w:t>
+              <w:t>60</w:t>
             </w:r>
             <w:r>
               <w:rPr>
@@ -6050,7 +6050,7 @@
                 <w:noProof/>
                 <w:webHidden/>
               </w:rPr>
-              <w:t>60</w:t>
+              <w:t>61</w:t>
             </w:r>
             <w:r>
               <w:rPr>
@@ -6582,23 +6582,7 @@
           <w:sz w:val="24"/>
           <w:szCs w:val="24"/>
         </w:rPr>
-        <w:t xml:space="preserve"> </w:t>
-      </w:r>
-      <w:r>
-        <w:rPr>
-          <w:rFonts w:ascii="Times New Roman" w:hAnsi="Times New Roman" w:cs="Times New Roman"/>
-          <w:sz w:val="24"/>
-          <w:szCs w:val="24"/>
-        </w:rPr>
-        <w:t>Ravina Armiani</w:t>
-      </w:r>
-      <w:r>
-        <w:rPr>
-          <w:rFonts w:ascii="Times New Roman" w:hAnsi="Times New Roman" w:cs="Times New Roman"/>
-          <w:sz w:val="24"/>
-          <w:szCs w:val="24"/>
-        </w:rPr>
-        <w:t xml:space="preserve"> tahun 2022</w:t>
+        <w:t xml:space="preserve"> Ravina Armiani tahun 2022</w:t>
       </w:r>
       <w:r>
         <w:rPr>
@@ -6676,6 +6660,7 @@
             <w:docPart w:val="4722CCE16C9549DB95E51246106D7417"/>
           </w:placeholder>
         </w:sdtPr>
+        <w:sdtEndPr/>
         <w:sdtContent>
           <w:r>
             <w:rPr>
@@ -6803,6 +6788,7 @@
             <w:docPart w:val="4722CCE16C9549DB95E51246106D7417"/>
           </w:placeholder>
         </w:sdtPr>
+        <w:sdtEndPr/>
         <w:sdtContent>
           <w:r>
             <w:rPr>
@@ -6823,43 +6809,7 @@
           <w:sz w:val="24"/>
           <w:szCs w:val="24"/>
         </w:rPr>
-        <w:t xml:space="preserve">. Pada penelitian Selanjutnya oleh </w:t>
-      </w:r>
-      <w:r>
-        <w:rPr>
-          <w:rFonts w:ascii="Times New Roman" w:hAnsi="Times New Roman" w:cs="Times New Roman"/>
-          <w:color w:val="000000"/>
-          <w:sz w:val="24"/>
-          <w:szCs w:val="24"/>
-        </w:rPr>
-        <w:t>Chengwei</w:t>
-      </w:r>
-      <w:r>
-        <w:rPr>
-          <w:rFonts w:ascii="Times New Roman" w:hAnsi="Times New Roman" w:cs="Times New Roman"/>
-          <w:color w:val="000000"/>
-          <w:sz w:val="24"/>
-          <w:szCs w:val="24"/>
-        </w:rPr>
-        <w:t xml:space="preserve"> </w:t>
-      </w:r>
-      <w:r>
-        <w:rPr>
-          <w:rFonts w:ascii="Times New Roman" w:hAnsi="Times New Roman" w:cs="Times New Roman"/>
-          <w:color w:val="000000"/>
-          <w:sz w:val="24"/>
-          <w:szCs w:val="24"/>
-        </w:rPr>
-        <w:t>Liu</w:t>
-      </w:r>
-      <w:r>
-        <w:rPr>
-          <w:rFonts w:ascii="Times New Roman" w:hAnsi="Times New Roman" w:cs="Times New Roman"/>
-          <w:color w:val="000000"/>
-          <w:sz w:val="24"/>
-          <w:szCs w:val="24"/>
-        </w:rPr>
-        <w:t xml:space="preserve"> pada tahun 2015,</w:t>
+        <w:t>. Pada penelitian Selanjutnya oleh Chengwei Liu pada tahun 2015,</w:t>
       </w:r>
       <w:r>
         <w:rPr>
@@ -6982,6 +6932,7 @@
             <w:docPart w:val="5A5560231EF54300AFF492BC1CDD2DE7"/>
           </w:placeholder>
         </w:sdtPr>
+        <w:sdtEndPr/>
         <w:sdtContent>
           <w:r>
             <w:rPr>
@@ -7000,23 +6951,7 @@
           <w:sz w:val="24"/>
           <w:szCs w:val="24"/>
         </w:rPr>
-        <w:t xml:space="preserve"> . Penelitian Selanjutnya yang dilakukan oleh </w:t>
-      </w:r>
-      <w:r>
-        <w:rPr>
-          <w:rFonts w:ascii="Times New Roman" w:hAnsi="Times New Roman" w:cs="Times New Roman"/>
-          <w:sz w:val="24"/>
-          <w:szCs w:val="24"/>
-        </w:rPr>
-        <w:t>Fauziah</w:t>
-      </w:r>
-      <w:r>
-        <w:rPr>
-          <w:rFonts w:ascii="Times New Roman" w:hAnsi="Times New Roman" w:cs="Times New Roman"/>
-          <w:sz w:val="24"/>
-          <w:szCs w:val="24"/>
-        </w:rPr>
-        <w:t xml:space="preserve"> pada tahun 2022, dimana </w:t>
+        <w:t xml:space="preserve"> . Penelitian Selanjutnya yang dilakukan oleh Fauziah pada tahun 2022, dimana </w:t>
       </w:r>
       <w:r>
         <w:rPr>
@@ -7025,16 +6960,7 @@
           <w:sz w:val="24"/>
           <w:szCs w:val="24"/>
         </w:rPr>
-        <w:t>Penelitian ini membandingkan</w:t>
-      </w:r>
-      <w:r>
-        <w:rPr>
-          <w:rFonts w:ascii="Times New Roman" w:eastAsia="Times New Roman" w:hAnsi="Times New Roman" w:cs="Times New Roman"/>
-          <w:color w:val="000000"/>
-          <w:sz w:val="24"/>
-          <w:szCs w:val="24"/>
-        </w:rPr>
-        <w:t xml:space="preserve"> </w:t>
+        <w:t xml:space="preserve">Penelitian ini membandingkan </w:t>
       </w:r>
       <w:r>
         <w:rPr>
@@ -7069,6 +6995,7 @@
             <w:docPart w:val="4722CCE16C9549DB95E51246106D7417"/>
           </w:placeholder>
         </w:sdtPr>
+        <w:sdtEndPr/>
         <w:sdtContent>
           <w:r>
             <w:rPr>
@@ -7141,6 +7068,7 @@
             <w:docPart w:val="4722CCE16C9549DB95E51246106D7417"/>
           </w:placeholder>
         </w:sdtPr>
+        <w:sdtEndPr/>
         <w:sdtContent>
           <w:r>
             <w:rPr>
@@ -8755,15 +8683,6 @@
         </w:rPr>
         <w:t>Fraud</w:t>
       </w:r>
-      <w:r>
-        <w:rPr>
-          <w:rFonts w:ascii="Times New Roman" w:eastAsia="Times New Roman" w:hAnsi="Times New Roman" w:cs="Times New Roman"/>
-          <w:sz w:val="24"/>
-          <w:szCs w:val="24"/>
-          <w:lang w:eastAsia="en-ID"/>
-        </w:rPr>
-        <w:t>.</w:t>
-      </w:r>
     </w:p>
     <w:p>
       <w:pPr>
@@ -9001,6 +8920,11 @@
           <w:id w:val="127295305"/>
           <w:citation/>
         </w:sdtPr>
+        <w:sdtEndPr>
+          <w:rPr>
+            <w:rStyle w:val="Strong"/>
+          </w:rPr>
+        </w:sdtEndPr>
         <w:sdtContent>
           <w:r>
             <w:rPr>
@@ -9104,6 +9028,11 @@
           <w:id w:val="-1216195856"/>
           <w:citation/>
         </w:sdtPr>
+        <w:sdtEndPr>
+          <w:rPr>
+            <w:rStyle w:val="Emphasis"/>
+          </w:rPr>
+        </w:sdtEndPr>
         <w:sdtContent>
           <w:r>
             <w:rPr>
@@ -9369,7 +9298,7 @@
       <w:pPr>
         <w:numPr>
           <w:ilvl w:val="0"/>
-          <w:numId w:val="17"/>
+          <w:numId w:val="13"/>
         </w:numPr>
         <w:tabs>
           <w:tab w:val="clear" w:pos="720"/>
@@ -9399,7 +9328,7 @@
       <w:pPr>
         <w:numPr>
           <w:ilvl w:val="1"/>
-          <w:numId w:val="18"/>
+          <w:numId w:val="14"/>
         </w:numPr>
         <w:tabs>
           <w:tab w:val="clear" w:pos="1440"/>
@@ -9436,7 +9365,7 @@
       <w:pPr>
         <w:numPr>
           <w:ilvl w:val="1"/>
-          <w:numId w:val="18"/>
+          <w:numId w:val="14"/>
         </w:numPr>
         <w:tabs>
           <w:tab w:val="clear" w:pos="1440"/>
@@ -9473,7 +9402,7 @@
       <w:pPr>
         <w:numPr>
           <w:ilvl w:val="1"/>
-          <w:numId w:val="18"/>
+          <w:numId w:val="14"/>
         </w:numPr>
         <w:tabs>
           <w:tab w:val="clear" w:pos="1440"/>
@@ -9510,7 +9439,7 @@
       <w:pPr>
         <w:numPr>
           <w:ilvl w:val="1"/>
-          <w:numId w:val="18"/>
+          <w:numId w:val="14"/>
         </w:numPr>
         <w:tabs>
           <w:tab w:val="clear" w:pos="1440"/>
@@ -9537,7 +9466,7 @@
       <w:pPr>
         <w:numPr>
           <w:ilvl w:val="0"/>
-          <w:numId w:val="17"/>
+          <w:numId w:val="13"/>
         </w:numPr>
         <w:tabs>
           <w:tab w:val="clear" w:pos="720"/>
@@ -9566,7 +9495,7 @@
       <w:pPr>
         <w:numPr>
           <w:ilvl w:val="1"/>
-          <w:numId w:val="19"/>
+          <w:numId w:val="15"/>
         </w:numPr>
         <w:tabs>
           <w:tab w:val="clear" w:pos="1440"/>
@@ -9603,7 +9532,7 @@
       <w:pPr>
         <w:numPr>
           <w:ilvl w:val="1"/>
-          <w:numId w:val="19"/>
+          <w:numId w:val="15"/>
         </w:numPr>
         <w:tabs>
           <w:tab w:val="clear" w:pos="1440"/>
@@ -9640,7 +9569,7 @@
       <w:pPr>
         <w:numPr>
           <w:ilvl w:val="1"/>
-          <w:numId w:val="19"/>
+          <w:numId w:val="15"/>
         </w:numPr>
         <w:tabs>
           <w:tab w:val="clear" w:pos="1440"/>
@@ -9677,7 +9606,7 @@
       <w:pPr>
         <w:numPr>
           <w:ilvl w:val="1"/>
-          <w:numId w:val="19"/>
+          <w:numId w:val="15"/>
         </w:numPr>
         <w:tabs>
           <w:tab w:val="clear" w:pos="1440"/>
@@ -9704,7 +9633,7 @@
       <w:pPr>
         <w:numPr>
           <w:ilvl w:val="0"/>
-          <w:numId w:val="17"/>
+          <w:numId w:val="13"/>
         </w:numPr>
         <w:tabs>
           <w:tab w:val="clear" w:pos="720"/>
@@ -9733,7 +9662,7 @@
       <w:pPr>
         <w:numPr>
           <w:ilvl w:val="1"/>
-          <w:numId w:val="20"/>
+          <w:numId w:val="16"/>
         </w:numPr>
         <w:tabs>
           <w:tab w:val="clear" w:pos="1440"/>
@@ -9770,7 +9699,7 @@
       <w:pPr>
         <w:numPr>
           <w:ilvl w:val="1"/>
-          <w:numId w:val="20"/>
+          <w:numId w:val="16"/>
         </w:numPr>
         <w:tabs>
           <w:tab w:val="clear" w:pos="1440"/>
@@ -9798,7 +9727,7 @@
       <w:pPr>
         <w:numPr>
           <w:ilvl w:val="1"/>
-          <w:numId w:val="20"/>
+          <w:numId w:val="16"/>
         </w:numPr>
         <w:tabs>
           <w:tab w:val="clear" w:pos="1440"/>
@@ -9835,7 +9764,7 @@
       <w:pPr>
         <w:numPr>
           <w:ilvl w:val="0"/>
-          <w:numId w:val="17"/>
+          <w:numId w:val="13"/>
         </w:numPr>
         <w:tabs>
           <w:tab w:val="clear" w:pos="720"/>
@@ -9864,7 +9793,7 @@
       <w:pPr>
         <w:numPr>
           <w:ilvl w:val="1"/>
-          <w:numId w:val="21"/>
+          <w:numId w:val="17"/>
         </w:numPr>
         <w:tabs>
           <w:tab w:val="clear" w:pos="1440"/>
@@ -9901,7 +9830,7 @@
       <w:pPr>
         <w:numPr>
           <w:ilvl w:val="1"/>
-          <w:numId w:val="21"/>
+          <w:numId w:val="17"/>
         </w:numPr>
         <w:tabs>
           <w:tab w:val="clear" w:pos="1440"/>
@@ -9938,7 +9867,7 @@
       <w:pPr>
         <w:numPr>
           <w:ilvl w:val="1"/>
-          <w:numId w:val="21"/>
+          <w:numId w:val="17"/>
         </w:numPr>
         <w:tabs>
           <w:tab w:val="clear" w:pos="1440"/>
@@ -9975,7 +9904,7 @@
       <w:pPr>
         <w:numPr>
           <w:ilvl w:val="1"/>
-          <w:numId w:val="21"/>
+          <w:numId w:val="17"/>
         </w:numPr>
         <w:tabs>
           <w:tab w:val="clear" w:pos="1440"/>
@@ -10068,7 +9997,7 @@
         <w:pStyle w:val="ListParagraph"/>
         <w:numPr>
           <w:ilvl w:val="0"/>
-          <w:numId w:val="58"/>
+          <w:numId w:val="47"/>
         </w:numPr>
         <w:ind w:left="426" w:hanging="284"/>
         <w:rPr>
@@ -10100,7 +10029,7 @@
       <w:pPr>
         <w:numPr>
           <w:ilvl w:val="0"/>
-          <w:numId w:val="59"/>
+          <w:numId w:val="48"/>
         </w:numPr>
         <w:tabs>
           <w:tab w:val="clear" w:pos="720"/>
@@ -10163,7 +10092,7 @@
       <w:pPr>
         <w:numPr>
           <w:ilvl w:val="0"/>
-          <w:numId w:val="59"/>
+          <w:numId w:val="48"/>
         </w:numPr>
         <w:tabs>
           <w:tab w:val="clear" w:pos="720"/>
@@ -10234,7 +10163,7 @@
       <w:pPr>
         <w:numPr>
           <w:ilvl w:val="0"/>
-          <w:numId w:val="59"/>
+          <w:numId w:val="48"/>
         </w:numPr>
         <w:tabs>
           <w:tab w:val="clear" w:pos="720"/>
@@ -10287,7 +10216,7 @@
       <w:pPr>
         <w:numPr>
           <w:ilvl w:val="0"/>
-          <w:numId w:val="59"/>
+          <w:numId w:val="48"/>
         </w:numPr>
         <w:tabs>
           <w:tab w:val="clear" w:pos="720"/>
@@ -10399,7 +10328,7 @@
       <w:pPr>
         <w:numPr>
           <w:ilvl w:val="0"/>
-          <w:numId w:val="60"/>
+          <w:numId w:val="49"/>
         </w:numPr>
         <w:tabs>
           <w:tab w:val="clear" w:pos="720"/>
@@ -10436,7 +10365,7 @@
       <w:pPr>
         <w:numPr>
           <w:ilvl w:val="0"/>
-          <w:numId w:val="60"/>
+          <w:numId w:val="49"/>
         </w:numPr>
         <w:tabs>
           <w:tab w:val="clear" w:pos="720"/>
@@ -10473,7 +10402,7 @@
       <w:pPr>
         <w:numPr>
           <w:ilvl w:val="0"/>
-          <w:numId w:val="60"/>
+          <w:numId w:val="49"/>
         </w:numPr>
         <w:tabs>
           <w:tab w:val="clear" w:pos="720"/>
@@ -10545,7 +10474,7 @@
       <w:pPr>
         <w:numPr>
           <w:ilvl w:val="0"/>
-          <w:numId w:val="24"/>
+          <w:numId w:val="18"/>
         </w:numPr>
         <w:tabs>
           <w:tab w:val="clear" w:pos="720"/>
@@ -10593,7 +10522,7 @@
       <w:pPr>
         <w:numPr>
           <w:ilvl w:val="0"/>
-          <w:numId w:val="24"/>
+          <w:numId w:val="18"/>
         </w:numPr>
         <w:tabs>
           <w:tab w:val="clear" w:pos="720"/>
@@ -10630,7 +10559,7 @@
       <w:pPr>
         <w:numPr>
           <w:ilvl w:val="0"/>
-          <w:numId w:val="24"/>
+          <w:numId w:val="18"/>
         </w:numPr>
         <w:tabs>
           <w:tab w:val="clear" w:pos="720"/>
@@ -10667,7 +10596,7 @@
       <w:pPr>
         <w:numPr>
           <w:ilvl w:val="0"/>
-          <w:numId w:val="24"/>
+          <w:numId w:val="18"/>
         </w:numPr>
         <w:tabs>
           <w:tab w:val="clear" w:pos="720"/>
@@ -10914,7 +10843,7 @@
         <w:pStyle w:val="ListParagraph"/>
         <w:numPr>
           <w:ilvl w:val="0"/>
-          <w:numId w:val="37"/>
+          <w:numId w:val="31"/>
         </w:numPr>
         <w:spacing w:after="360" w:line="360" w:lineRule="auto"/>
         <w:ind w:left="426" w:hanging="426"/>
@@ -10939,7 +10868,7 @@
         <w:pStyle w:val="ListParagraph"/>
         <w:numPr>
           <w:ilvl w:val="0"/>
-          <w:numId w:val="37"/>
+          <w:numId w:val="31"/>
         </w:numPr>
         <w:spacing w:before="100" w:beforeAutospacing="1" w:after="360" w:line="360" w:lineRule="auto"/>
         <w:ind w:left="426" w:hanging="426"/>
@@ -10964,7 +10893,7 @@
         <w:pStyle w:val="ListParagraph"/>
         <w:numPr>
           <w:ilvl w:val="0"/>
-          <w:numId w:val="37"/>
+          <w:numId w:val="31"/>
         </w:numPr>
         <w:spacing w:before="100" w:beforeAutospacing="1" w:after="360" w:line="360" w:lineRule="auto"/>
         <w:ind w:left="426" w:hanging="426"/>
@@ -11033,7 +10962,7 @@
         <w:pStyle w:val="ListParagraph"/>
         <w:numPr>
           <w:ilvl w:val="0"/>
-          <w:numId w:val="36"/>
+          <w:numId w:val="30"/>
         </w:numPr>
         <w:spacing w:after="360" w:line="360" w:lineRule="auto"/>
         <w:ind w:left="426" w:hanging="426"/>
@@ -11082,7 +11011,7 @@
         <w:pStyle w:val="ListParagraph"/>
         <w:numPr>
           <w:ilvl w:val="0"/>
-          <w:numId w:val="36"/>
+          <w:numId w:val="30"/>
         </w:numPr>
         <w:spacing w:after="360" w:line="360" w:lineRule="auto"/>
         <w:ind w:left="426" w:hanging="426"/>
@@ -11123,7 +11052,7 @@
         <w:pStyle w:val="ListParagraph"/>
         <w:numPr>
           <w:ilvl w:val="0"/>
-          <w:numId w:val="36"/>
+          <w:numId w:val="30"/>
         </w:numPr>
         <w:spacing w:after="360" w:line="360" w:lineRule="auto"/>
         <w:ind w:left="426" w:hanging="426"/>
@@ -11172,7 +11101,7 @@
         <w:pStyle w:val="ListParagraph"/>
         <w:numPr>
           <w:ilvl w:val="0"/>
-          <w:numId w:val="36"/>
+          <w:numId w:val="30"/>
         </w:numPr>
         <w:spacing w:after="360" w:line="360" w:lineRule="auto"/>
         <w:ind w:left="426" w:hanging="426"/>
@@ -11221,7 +11150,7 @@
         <w:pStyle w:val="ListParagraph"/>
         <w:numPr>
           <w:ilvl w:val="0"/>
-          <w:numId w:val="36"/>
+          <w:numId w:val="30"/>
         </w:numPr>
         <w:spacing w:after="360" w:line="360" w:lineRule="auto"/>
         <w:ind w:left="426" w:hanging="426"/>
@@ -11287,6 +11216,7 @@
           <w:id w:val="1255785627"/>
           <w:citation/>
         </w:sdtPr>
+        <w:sdtEndPr/>
         <w:sdtContent>
           <w:r>
             <w:rPr>
@@ -11387,6 +11317,7 @@
           <w:id w:val="111413968"/>
           <w:citation/>
         </w:sdtPr>
+        <w:sdtEndPr/>
         <w:sdtContent>
           <w:r>
             <w:rPr>
@@ -11461,6 +11392,7 @@
           <w:id w:val="1432630826"/>
           <w:citation/>
         </w:sdtPr>
+        <w:sdtEndPr/>
         <w:sdtContent>
           <w:r>
             <w:rPr>
@@ -11527,6 +11459,7 @@
           <w:id w:val="-1287574735"/>
           <w:citation/>
         </w:sdtPr>
+        <w:sdtEndPr/>
         <w:sdtContent>
           <w:r>
             <w:rPr>
@@ -11722,6 +11655,7 @@
           <w:id w:val="2044322958"/>
           <w:citation/>
         </w:sdtPr>
+        <w:sdtEndPr/>
         <w:sdtContent>
           <w:r>
             <w:rPr>
@@ -11818,6 +11752,7 @@
           <w:id w:val="-74137861"/>
           <w:citation/>
         </w:sdtPr>
+        <w:sdtEndPr/>
         <w:sdtContent>
           <w:r>
             <w:rPr>
@@ -12209,7 +12144,7 @@
         <w:pStyle w:val="ListParagraph"/>
         <w:numPr>
           <w:ilvl w:val="0"/>
-          <w:numId w:val="41"/>
+          <w:numId w:val="34"/>
         </w:numPr>
         <w:spacing w:after="360" w:line="360" w:lineRule="auto"/>
         <w:ind w:left="284" w:hanging="284"/>
@@ -12236,7 +12171,7 @@
         <w:pStyle w:val="ListParagraph"/>
         <w:numPr>
           <w:ilvl w:val="0"/>
-          <w:numId w:val="41"/>
+          <w:numId w:val="34"/>
         </w:numPr>
         <w:spacing w:after="360" w:line="360" w:lineRule="auto"/>
         <w:ind w:left="284" w:hanging="284"/>
@@ -12263,7 +12198,7 @@
         <w:pStyle w:val="ListParagraph"/>
         <w:numPr>
           <w:ilvl w:val="0"/>
-          <w:numId w:val="41"/>
+          <w:numId w:val="34"/>
         </w:numPr>
         <w:spacing w:after="360" w:line="360" w:lineRule="auto"/>
         <w:ind w:left="284" w:hanging="284"/>
@@ -12292,86 +12227,7 @@
           <w:szCs w:val="24"/>
           <w:lang w:eastAsia="en-ID"/>
         </w:rPr>
-        <w:t>(ambil sampel acak dengan pengembalian dari dataset asli untuk mem</w:t>
-      </w:r>
-      <w:sdt>
-        <w:sdtPr>
-          <w:rPr>
-            <w:rFonts w:ascii="Times New Roman" w:eastAsiaTheme="minorEastAsia" w:hAnsi="Times New Roman" w:cs="Times New Roman"/>
-            <w:sz w:val="24"/>
-            <w:szCs w:val="24"/>
-            <w:lang w:eastAsia="en-ID"/>
-          </w:rPr>
-          <w:id w:val="-832372158"/>
-          <w:citation/>
-        </w:sdtPr>
-        <w:sdtContent>
-          <w:r>
-            <w:rPr>
-              <w:rFonts w:ascii="Times New Roman" w:eastAsiaTheme="minorEastAsia" w:hAnsi="Times New Roman" w:cs="Times New Roman"/>
-              <w:sz w:val="24"/>
-              <w:szCs w:val="24"/>
-              <w:lang w:eastAsia="en-ID"/>
-            </w:rPr>
-            <w:fldChar w:fldCharType="begin"/>
-          </w:r>
-          <w:r>
-            <w:rPr>
-              <w:rFonts w:ascii="Times New Roman" w:eastAsiaTheme="minorEastAsia" w:hAnsi="Times New Roman" w:cs="Times New Roman"/>
-              <w:sz w:val="24"/>
-              <w:szCs w:val="24"/>
-              <w:lang w:val="en-US" w:eastAsia="en-ID"/>
-            </w:rPr>
-            <w:instrText xml:space="preserve"> CITATION RGW23 \l 1033 </w:instrText>
-          </w:r>
-          <w:r>
-            <w:rPr>
-              <w:rFonts w:ascii="Times New Roman" w:eastAsiaTheme="minorEastAsia" w:hAnsi="Times New Roman" w:cs="Times New Roman"/>
-              <w:sz w:val="24"/>
-              <w:szCs w:val="24"/>
-              <w:lang w:eastAsia="en-ID"/>
-            </w:rPr>
-            <w:fldChar w:fldCharType="separate"/>
-          </w:r>
-          <w:r>
-            <w:rPr>
-              <w:rFonts w:ascii="Times New Roman" w:eastAsiaTheme="minorEastAsia" w:hAnsi="Times New Roman" w:cs="Times New Roman"/>
-              <w:noProof/>
-              <w:sz w:val="24"/>
-              <w:szCs w:val="24"/>
-              <w:lang w:val="en-US" w:eastAsia="en-ID"/>
-            </w:rPr>
-            <w:t xml:space="preserve"> </w:t>
-          </w:r>
-          <w:r>
-            <w:rPr>
-              <w:rFonts w:ascii="Times New Roman" w:eastAsiaTheme="minorEastAsia" w:hAnsi="Times New Roman" w:cs="Times New Roman"/>
-              <w:noProof/>
-              <w:sz w:val="24"/>
-              <w:szCs w:val="24"/>
-              <w:lang w:val="en-US" w:eastAsia="en-ID"/>
-            </w:rPr>
-            <w:t>[6]</w:t>
-          </w:r>
-          <w:r>
-            <w:rPr>
-              <w:rFonts w:ascii="Times New Roman" w:eastAsiaTheme="minorEastAsia" w:hAnsi="Times New Roman" w:cs="Times New Roman"/>
-              <w:sz w:val="24"/>
-              <w:szCs w:val="24"/>
-              <w:lang w:eastAsia="en-ID"/>
-            </w:rPr>
-            <w:fldChar w:fldCharType="end"/>
-          </w:r>
-        </w:sdtContent>
-      </w:sdt>
-      <w:r>
-        <w:rPr>
-          <w:rFonts w:ascii="Times New Roman" w:eastAsiaTheme="minorEastAsia" w:hAnsi="Times New Roman" w:cs="Times New Roman"/>
-          <w:sz w:val="24"/>
-          <w:szCs w:val="24"/>
-          <w:lang w:eastAsia="en-ID"/>
-        </w:rPr>
-        <w:t xml:space="preserve">buat beberapa subset data) </w:t>
+        <w:t xml:space="preserve">(ambil sampel acak dengan pengembalian dari dataset asli untuk membuat beberapa subset data) </w:t>
       </w:r>
     </w:p>
     <w:p>
@@ -12379,7 +12235,7 @@
         <w:pStyle w:val="ListParagraph"/>
         <w:numPr>
           <w:ilvl w:val="0"/>
-          <w:numId w:val="41"/>
+          <w:numId w:val="34"/>
         </w:numPr>
         <w:spacing w:after="360" w:line="360" w:lineRule="auto"/>
         <w:ind w:left="284" w:hanging="284"/>
@@ -12406,7 +12262,7 @@
         <w:pStyle w:val="ListParagraph"/>
         <w:numPr>
           <w:ilvl w:val="0"/>
-          <w:numId w:val="42"/>
+          <w:numId w:val="35"/>
         </w:numPr>
         <w:spacing w:after="360" w:line="360" w:lineRule="auto"/>
         <w:ind w:left="567" w:hanging="283"/>
@@ -12433,7 +12289,7 @@
         <w:pStyle w:val="ListParagraph"/>
         <w:numPr>
           <w:ilvl w:val="0"/>
-          <w:numId w:val="42"/>
+          <w:numId w:val="35"/>
         </w:numPr>
         <w:spacing w:after="360" w:line="360" w:lineRule="auto"/>
         <w:ind w:left="567" w:hanging="283"/>
@@ -12460,7 +12316,7 @@
         <w:pStyle w:val="ListParagraph"/>
         <w:numPr>
           <w:ilvl w:val="0"/>
-          <w:numId w:val="42"/>
+          <w:numId w:val="35"/>
         </w:numPr>
         <w:spacing w:after="360" w:line="360" w:lineRule="auto"/>
         <w:ind w:left="567" w:hanging="283"/>
@@ -12487,7 +12343,7 @@
         <w:pStyle w:val="ListParagraph"/>
         <w:numPr>
           <w:ilvl w:val="0"/>
-          <w:numId w:val="41"/>
+          <w:numId w:val="34"/>
         </w:numPr>
         <w:spacing w:after="360" w:line="360" w:lineRule="auto"/>
         <w:ind w:left="284" w:hanging="284"/>
@@ -12514,7 +12370,7 @@
         <w:pStyle w:val="ListParagraph"/>
         <w:numPr>
           <w:ilvl w:val="0"/>
-          <w:numId w:val="41"/>
+          <w:numId w:val="34"/>
         </w:numPr>
         <w:spacing w:after="360" w:line="360" w:lineRule="auto"/>
         <w:ind w:left="284" w:hanging="284"/>
@@ -12541,7 +12397,7 @@
         <w:pStyle w:val="ListParagraph"/>
         <w:numPr>
           <w:ilvl w:val="0"/>
-          <w:numId w:val="41"/>
+          <w:numId w:val="34"/>
         </w:numPr>
         <w:spacing w:after="360" w:line="360" w:lineRule="auto"/>
         <w:ind w:left="284" w:hanging="284"/>
@@ -12568,7 +12424,7 @@
         <w:pStyle w:val="ListParagraph"/>
         <w:numPr>
           <w:ilvl w:val="0"/>
-          <w:numId w:val="43"/>
+          <w:numId w:val="36"/>
         </w:numPr>
         <w:spacing w:after="360" w:line="360" w:lineRule="auto"/>
         <w:jc w:val="both"/>
@@ -12594,7 +12450,7 @@
         <w:pStyle w:val="ListParagraph"/>
         <w:numPr>
           <w:ilvl w:val="0"/>
-          <w:numId w:val="43"/>
+          <w:numId w:val="36"/>
         </w:numPr>
         <w:spacing w:after="360" w:line="360" w:lineRule="auto"/>
         <w:jc w:val="both"/>
@@ -12620,7 +12476,7 @@
         <w:pStyle w:val="ListParagraph"/>
         <w:numPr>
           <w:ilvl w:val="0"/>
-          <w:numId w:val="41"/>
+          <w:numId w:val="34"/>
         </w:numPr>
         <w:spacing w:after="360" w:line="360" w:lineRule="auto"/>
         <w:ind w:left="284" w:hanging="284"/>
@@ -12647,7 +12503,7 @@
         <w:pStyle w:val="ListParagraph"/>
         <w:numPr>
           <w:ilvl w:val="0"/>
-          <w:numId w:val="41"/>
+          <w:numId w:val="34"/>
         </w:numPr>
         <w:spacing w:after="360" w:line="360" w:lineRule="auto"/>
         <w:ind w:left="284" w:hanging="284"/>
@@ -12688,7 +12544,25 @@
           <w:szCs w:val="24"/>
           <w:lang w:eastAsia="en-ID"/>
         </w:rPr>
-        <w:t>Berikut adalah langkah – langkah algoritma Random Forest adalah sebagai berikut:</w:t>
+        <w:t>Berikut adalah langkah – langkah algoritma Random Forest</w:t>
+      </w:r>
+      <w:r>
+        <w:rPr>
+          <w:rFonts w:ascii="Times New Roman" w:hAnsi="Times New Roman" w:cs="Times New Roman"/>
+          <w:sz w:val="24"/>
+          <w:szCs w:val="24"/>
+          <w:lang w:eastAsia="en-ID"/>
+        </w:rPr>
+        <w:t xml:space="preserve"> secara lengkap</w:t>
+      </w:r>
+      <w:r>
+        <w:rPr>
+          <w:rFonts w:ascii="Times New Roman" w:hAnsi="Times New Roman" w:cs="Times New Roman"/>
+          <w:sz w:val="24"/>
+          <w:szCs w:val="24"/>
+          <w:lang w:eastAsia="en-ID"/>
+        </w:rPr>
+        <w:t xml:space="preserve"> adalah sebagai berikut:</w:t>
       </w:r>
     </w:p>
     <w:p>
@@ -12755,7 +12629,7 @@
         <w:pStyle w:val="ListParagraph"/>
         <w:numPr>
           <w:ilvl w:val="0"/>
-          <w:numId w:val="32"/>
+          <w:numId w:val="26"/>
         </w:numPr>
         <w:spacing w:after="360" w:line="360" w:lineRule="auto"/>
         <w:ind w:left="851" w:hanging="284"/>
@@ -12782,7 +12656,7 @@
         <w:pStyle w:val="ListParagraph"/>
         <w:numPr>
           <w:ilvl w:val="0"/>
-          <w:numId w:val="32"/>
+          <w:numId w:val="26"/>
         </w:numPr>
         <w:spacing w:after="360" w:line="360" w:lineRule="auto"/>
         <w:ind w:left="851" w:hanging="284"/>
@@ -12809,7 +12683,7 @@
         <w:pStyle w:val="ListParagraph"/>
         <w:numPr>
           <w:ilvl w:val="0"/>
-          <w:numId w:val="32"/>
+          <w:numId w:val="26"/>
         </w:numPr>
         <w:spacing w:after="360" w:line="360" w:lineRule="auto"/>
         <w:ind w:left="851" w:hanging="284"/>
@@ -12837,7 +12711,7 @@
         <w:pStyle w:val="ListParagraph"/>
         <w:numPr>
           <w:ilvl w:val="0"/>
-          <w:numId w:val="32"/>
+          <w:numId w:val="26"/>
         </w:numPr>
         <w:spacing w:after="0" w:line="360" w:lineRule="auto"/>
         <w:ind w:left="851" w:hanging="284"/>
@@ -12954,7 +12828,7 @@
         <w:pStyle w:val="ListParagraph"/>
         <w:numPr>
           <w:ilvl w:val="0"/>
-          <w:numId w:val="33"/>
+          <w:numId w:val="27"/>
         </w:numPr>
         <w:spacing w:after="360" w:line="360" w:lineRule="auto"/>
         <w:ind w:left="993" w:hanging="426"/>
@@ -13004,7 +12878,7 @@
         <w:pStyle w:val="ListParagraph"/>
         <w:numPr>
           <w:ilvl w:val="0"/>
-          <w:numId w:val="33"/>
+          <w:numId w:val="27"/>
         </w:numPr>
         <w:spacing w:after="360" w:line="360" w:lineRule="auto"/>
         <w:ind w:left="993" w:hanging="426"/>
@@ -13064,7 +12938,7 @@
         <w:pStyle w:val="ListParagraph"/>
         <w:numPr>
           <w:ilvl w:val="0"/>
-          <w:numId w:val="34"/>
+          <w:numId w:val="28"/>
         </w:numPr>
         <w:spacing w:after="360" w:line="360" w:lineRule="auto"/>
         <w:ind w:left="993" w:hanging="426"/>
@@ -13410,7 +13284,7 @@
         <w:pStyle w:val="ListParagraph"/>
         <w:numPr>
           <w:ilvl w:val="0"/>
-          <w:numId w:val="34"/>
+          <w:numId w:val="28"/>
         </w:numPr>
         <w:spacing w:after="360" w:line="360" w:lineRule="auto"/>
         <w:ind w:left="993" w:hanging="426"/>
@@ -14021,7 +13895,7 @@
         <w:pStyle w:val="ListParagraph"/>
         <w:numPr>
           <w:ilvl w:val="0"/>
-          <w:numId w:val="34"/>
+          <w:numId w:val="28"/>
         </w:numPr>
         <w:spacing w:after="360" w:line="360" w:lineRule="auto"/>
         <w:ind w:left="993" w:hanging="426"/>
@@ -14071,7 +13945,7 @@
         <w:pStyle w:val="ListParagraph"/>
         <w:numPr>
           <w:ilvl w:val="0"/>
-          <w:numId w:val="34"/>
+          <w:numId w:val="28"/>
         </w:numPr>
         <w:spacing w:after="360" w:line="360" w:lineRule="auto"/>
         <w:ind w:left="993" w:hanging="426"/>
@@ -14121,7 +13995,7 @@
         <w:pStyle w:val="ListParagraph"/>
         <w:numPr>
           <w:ilvl w:val="0"/>
-          <w:numId w:val="34"/>
+          <w:numId w:val="28"/>
         </w:numPr>
         <w:spacing w:after="360" w:line="360" w:lineRule="auto"/>
         <w:ind w:left="993" w:hanging="426"/>
@@ -14171,7 +14045,7 @@
         <w:pStyle w:val="ListParagraph"/>
         <w:numPr>
           <w:ilvl w:val="0"/>
-          <w:numId w:val="35"/>
+          <w:numId w:val="29"/>
         </w:numPr>
         <w:spacing w:after="360" w:line="360" w:lineRule="auto"/>
         <w:ind w:left="1418" w:hanging="425"/>
@@ -14216,7 +14090,7 @@
         <w:pStyle w:val="ListParagraph"/>
         <w:numPr>
           <w:ilvl w:val="0"/>
-          <w:numId w:val="35"/>
+          <w:numId w:val="29"/>
         </w:numPr>
         <w:spacing w:after="360" w:line="360" w:lineRule="auto"/>
         <w:ind w:left="1418" w:hanging="425"/>
@@ -14244,7 +14118,7 @@
         <w:pStyle w:val="ListParagraph"/>
         <w:numPr>
           <w:ilvl w:val="0"/>
-          <w:numId w:val="35"/>
+          <w:numId w:val="29"/>
         </w:numPr>
         <w:spacing w:after="360" w:line="360" w:lineRule="auto"/>
         <w:ind w:left="1418" w:hanging="425"/>
@@ -14271,7 +14145,7 @@
         <w:pStyle w:val="ListParagraph"/>
         <w:numPr>
           <w:ilvl w:val="0"/>
-          <w:numId w:val="35"/>
+          <w:numId w:val="29"/>
         </w:numPr>
         <w:spacing w:after="360" w:line="360" w:lineRule="auto"/>
         <w:ind w:left="1418" w:hanging="425"/>
@@ -14298,7 +14172,7 @@
         <w:pStyle w:val="ListParagraph"/>
         <w:numPr>
           <w:ilvl w:val="0"/>
-          <w:numId w:val="34"/>
+          <w:numId w:val="28"/>
         </w:numPr>
         <w:spacing w:after="360" w:line="360" w:lineRule="auto"/>
         <w:ind w:left="993" w:hanging="426"/>
@@ -14423,6 +14297,7 @@
           <w:id w:val="-1240631725"/>
           <w:citation/>
         </w:sdtPr>
+        <w:sdtEndPr/>
         <w:sdtContent>
           <w:r>
             <w:rPr>
@@ -16039,7 +15914,7 @@
     </w:p>
     <w:p>
       <w:pPr>
-        <w:spacing w:after="0" w:line="360" w:lineRule="auto"/>
+        <w:spacing w:after="720" w:line="360" w:lineRule="auto"/>
         <w:ind w:firstLine="851"/>
         <w:jc w:val="both"/>
         <w:rPr>
@@ -16083,151 +15958,7 @@
           <w:szCs w:val="24"/>
           <w:lang w:eastAsia="en-ID"/>
         </w:rPr>
-        <w:t xml:space="preserve"> Proses pengumpulan dan pengolahan data hasil pengisian yaitu.</w:t>
-      </w:r>
-    </w:p>
-    <w:p>
-      <w:pPr>
-        <w:pStyle w:val="ListParagraph"/>
-        <w:numPr>
-          <w:ilvl w:val="0"/>
-          <w:numId w:val="38"/>
-        </w:numPr>
-        <w:spacing w:after="360" w:line="360" w:lineRule="auto"/>
-        <w:ind w:left="284" w:hanging="284"/>
-        <w:jc w:val="both"/>
-        <w:rPr>
-          <w:rFonts w:ascii="Times New Roman" w:hAnsi="Times New Roman" w:cs="Times New Roman"/>
-          <w:sz w:val="24"/>
-          <w:szCs w:val="24"/>
-          <w:lang w:eastAsia="en-ID"/>
-        </w:rPr>
-      </w:pPr>
-      <w:r>
-        <w:rPr>
-          <w:rFonts w:ascii="Times New Roman" w:hAnsi="Times New Roman" w:cs="Times New Roman"/>
-          <w:sz w:val="24"/>
-          <w:szCs w:val="24"/>
-          <w:lang w:eastAsia="en-ID"/>
-        </w:rPr>
-        <w:t>Penyusunan instrumen dilakukan melalui platform Google Forms, di mana peneliti merancang berbagai jenis pertanyaan seperti pilihan ganda, jawaban singkat, serta skala Likert untuk mengakomodasi variasi data yang dibutuhkan.</w:t>
-      </w:r>
-    </w:p>
-    <w:p>
-      <w:pPr>
-        <w:pStyle w:val="ListParagraph"/>
-        <w:numPr>
-          <w:ilvl w:val="0"/>
-          <w:numId w:val="38"/>
-        </w:numPr>
-        <w:spacing w:after="360" w:line="360" w:lineRule="auto"/>
-        <w:ind w:left="284" w:hanging="284"/>
-        <w:jc w:val="both"/>
-        <w:rPr>
-          <w:rFonts w:ascii="Times New Roman" w:hAnsi="Times New Roman" w:cs="Times New Roman"/>
-          <w:sz w:val="24"/>
-          <w:szCs w:val="24"/>
-          <w:lang w:eastAsia="en-ID"/>
-        </w:rPr>
-      </w:pPr>
-      <w:r>
-        <w:rPr>
-          <w:rFonts w:ascii="Times New Roman" w:hAnsi="Times New Roman" w:cs="Times New Roman"/>
-          <w:sz w:val="24"/>
-          <w:szCs w:val="24"/>
-          <w:lang w:eastAsia="en-ID"/>
-        </w:rPr>
-        <w:t>Distribusi Kuisioner disebarkan melalui link yang bisa dibagikan via email, media sosial, atau platform lainnya.</w:t>
-      </w:r>
-    </w:p>
-    <w:p>
-      <w:pPr>
-        <w:pStyle w:val="ListParagraph"/>
-        <w:numPr>
-          <w:ilvl w:val="0"/>
-          <w:numId w:val="38"/>
-        </w:numPr>
-        <w:spacing w:after="360" w:line="360" w:lineRule="auto"/>
-        <w:ind w:left="284" w:hanging="284"/>
-        <w:jc w:val="both"/>
-        <w:rPr>
-          <w:rFonts w:ascii="Times New Roman" w:hAnsi="Times New Roman" w:cs="Times New Roman"/>
-          <w:sz w:val="24"/>
-          <w:szCs w:val="24"/>
-          <w:lang w:eastAsia="en-ID"/>
-        </w:rPr>
-      </w:pPr>
-      <w:r>
-        <w:rPr>
-          <w:rFonts w:ascii="Times New Roman" w:hAnsi="Times New Roman" w:cs="Times New Roman"/>
-          <w:sz w:val="24"/>
-          <w:szCs w:val="24"/>
-          <w:lang w:eastAsia="en-ID"/>
-        </w:rPr>
-        <w:t>Pengumpulan Data</w:t>
-      </w:r>
-      <w:r>
-        <w:rPr>
-          <w:rFonts w:ascii="Times New Roman" w:hAnsi="Times New Roman" w:cs="Times New Roman"/>
-          <w:sz w:val="24"/>
-          <w:szCs w:val="24"/>
-          <w:lang w:eastAsia="en-ID"/>
-        </w:rPr>
         <w:t xml:space="preserve"> </w:t>
-      </w:r>
-      <w:r>
-        <w:rPr>
-          <w:rFonts w:ascii="Times New Roman" w:hAnsi="Times New Roman" w:cs="Times New Roman"/>
-          <w:sz w:val="24"/>
-          <w:szCs w:val="24"/>
-          <w:lang w:eastAsia="en-ID"/>
-        </w:rPr>
-        <w:t>Responden</w:t>
-      </w:r>
-      <w:r>
-        <w:rPr>
-          <w:rFonts w:ascii="Times New Roman" w:hAnsi="Times New Roman" w:cs="Times New Roman"/>
-          <w:sz w:val="24"/>
-          <w:szCs w:val="24"/>
-          <w:lang w:eastAsia="en-ID"/>
-        </w:rPr>
-        <w:t xml:space="preserve"> dengan</w:t>
-      </w:r>
-      <w:r>
-        <w:rPr>
-          <w:rFonts w:ascii="Times New Roman" w:hAnsi="Times New Roman" w:cs="Times New Roman"/>
-          <w:sz w:val="24"/>
-          <w:szCs w:val="24"/>
-          <w:lang w:eastAsia="en-ID"/>
-        </w:rPr>
-        <w:t xml:space="preserve"> mengisi kuisioner secara online, dan data otomatis tersimpan di Google Sheets.</w:t>
-      </w:r>
-    </w:p>
-    <w:p>
-      <w:pPr>
-        <w:pStyle w:val="ListParagraph"/>
-        <w:numPr>
-          <w:ilvl w:val="0"/>
-          <w:numId w:val="38"/>
-        </w:numPr>
-        <w:spacing w:after="720" w:line="360" w:lineRule="auto"/>
-        <w:ind w:left="284" w:hanging="284"/>
-        <w:jc w:val="both"/>
-        <w:rPr>
-          <w:rFonts w:ascii="Times New Roman" w:hAnsi="Times New Roman" w:cs="Times New Roman"/>
-          <w:sz w:val="24"/>
-          <w:szCs w:val="24"/>
-          <w:lang w:eastAsia="en-ID"/>
-        </w:rPr>
-      </w:pPr>
-      <w:r>
-        <w:rPr>
-          <w:rFonts w:ascii="Times New Roman" w:hAnsi="Times New Roman" w:cs="Times New Roman"/>
-          <w:sz w:val="24"/>
-          <w:szCs w:val="24"/>
-          <w:lang w:eastAsia="en-ID"/>
-        </w:rPr>
-        <w:t>Pengelolaan Data di Google Sheets dibersihkan dan diorganisir menggunakan fitur spreadsheet, siap untuk dianalisis lebih lanjut.</w:t>
       </w:r>
     </w:p>
     <w:p>
@@ -16326,7 +16057,7 @@
         <w:pStyle w:val="ListParagraph"/>
         <w:numPr>
           <w:ilvl w:val="0"/>
-          <w:numId w:val="39"/>
+          <w:numId w:val="33"/>
         </w:numPr>
         <w:spacing w:after="360" w:line="360" w:lineRule="auto"/>
         <w:ind w:left="284" w:hanging="284"/>
@@ -16345,7 +16076,6 @@
           <w:szCs w:val="24"/>
           <w:lang w:eastAsia="en-ID"/>
         </w:rPr>
-        <w:lastRenderedPageBreak/>
         <w:t>Pengolahan Data: Memungkinkan pengurutan, manipulasi, dan kalkulasi data menggunakan rumus matematika dan fungsi statistik</w:t>
       </w:r>
     </w:p>
@@ -16354,7 +16084,7 @@
         <w:pStyle w:val="ListParagraph"/>
         <w:numPr>
           <w:ilvl w:val="0"/>
-          <w:numId w:val="39"/>
+          <w:numId w:val="33"/>
         </w:numPr>
         <w:spacing w:after="360" w:line="360" w:lineRule="auto"/>
         <w:ind w:left="284" w:hanging="284"/>
@@ -16381,7 +16111,7 @@
         <w:pStyle w:val="ListParagraph"/>
         <w:numPr>
           <w:ilvl w:val="0"/>
-          <w:numId w:val="39"/>
+          <w:numId w:val="33"/>
         </w:numPr>
         <w:spacing w:after="360" w:line="360" w:lineRule="auto"/>
         <w:ind w:left="284" w:hanging="284"/>
@@ -16408,7 +16138,7 @@
         <w:pStyle w:val="ListParagraph"/>
         <w:numPr>
           <w:ilvl w:val="0"/>
-          <w:numId w:val="39"/>
+          <w:numId w:val="33"/>
         </w:numPr>
         <w:spacing w:after="720" w:line="360" w:lineRule="auto"/>
         <w:ind w:left="284" w:hanging="284"/>
@@ -16456,6 +16186,7 @@
           <w:szCs w:val="28"/>
           <w:lang w:eastAsia="en-ID"/>
         </w:rPr>
+        <w:lastRenderedPageBreak/>
         <w:t xml:space="preserve"> V</w:t>
       </w:r>
       <w:r>
@@ -16540,7 +16271,18 @@
           <w:szCs w:val="28"/>
           <w:lang w:eastAsia="en-ID"/>
         </w:rPr>
-        <w:t xml:space="preserve"> Website</w:t>
+        <w:t xml:space="preserve"> </w:t>
+      </w:r>
+      <w:r>
+        <w:rPr>
+          <w:rFonts w:ascii="Times New Roman" w:hAnsi="Times New Roman" w:cs="Times New Roman"/>
+          <w:b/>
+          <w:color w:val="auto"/>
+          <w:sz w:val="24"/>
+          <w:szCs w:val="28"/>
+          <w:lang w:eastAsia="en-ID"/>
+        </w:rPr>
+        <w:t>Website</w:t>
       </w:r>
     </w:p>
     <w:p>
@@ -16551,11 +16293,7 @@
         <w:jc w:val="both"/>
       </w:pPr>
       <w:r>
-        <w:t xml:space="preserve">Sebuah website (situs web) adalah kumpulan halaman web yang saling terkait dan konten multimedia seperti gambar, audio, dan video, yang dapat diakses publik melalui internet menggunakan browser web. Secara sederhana, bayangkan website sebagai sebuah buku. Setiap halaman dalam buku adalah sebuah "halaman web", dan semua halaman ini terikat bersama di bawah satu nama (domain) yang disebut "website". Buku ini disimpan di tempat yang bisa diakses oleh siapa saja di </w:t>
-      </w:r>
-      <w:r>
-        <w:lastRenderedPageBreak/>
-        <w:t xml:space="preserve">dunia (server web), dan Anda bisa membacanya menggunakan alat bantu (browser web seperti Chrome, Firefox, atau Safari). Berikut adalah beberapa komponen kunci dari sebuah website: </w:t>
+        <w:t xml:space="preserve">Sebuah website (situs web) adalah kumpulan halaman web yang saling terkait dan konten multimedia seperti gambar, audio, dan video, yang dapat diakses publik melalui internet menggunakan browser web. Secara sederhana, bayangkan website sebagai sebuah buku. Setiap halaman dalam buku adalah sebuah "halaman web", dan semua halaman ini terikat bersama di bawah satu nama (domain) yang disebut "website". Buku ini disimpan di tempat yang bisa diakses oleh siapa saja di dunia (server web), dan Anda bisa membacanya menggunakan alat bantu (browser web seperti Chrome, Firefox, atau Safari). Berikut adalah beberapa komponen kunci dari sebuah website: </w:t>
       </w:r>
     </w:p>
     <w:p>
@@ -16566,7 +16304,7 @@
           <w:numId w:val="53"/>
         </w:numPr>
         <w:spacing w:before="0" w:beforeAutospacing="0" w:after="0" w:afterAutospacing="0" w:line="360" w:lineRule="auto"/>
-        <w:ind w:left="284" w:hanging="284"/>
+        <w:ind w:left="426"/>
         <w:jc w:val="both"/>
       </w:pPr>
       <w:r>
@@ -16593,7 +16331,7 @@
           <w:numId w:val="53"/>
         </w:numPr>
         <w:spacing w:before="0" w:beforeAutospacing="0" w:after="0" w:afterAutospacing="0" w:line="360" w:lineRule="auto"/>
-        <w:ind w:left="284" w:hanging="284"/>
+        <w:ind w:left="426"/>
         <w:jc w:val="both"/>
       </w:pPr>
       <w:r>
@@ -16614,7 +16352,7 @@
           <w:numId w:val="53"/>
         </w:numPr>
         <w:spacing w:before="0" w:beforeAutospacing="0" w:after="0" w:afterAutospacing="0" w:line="360" w:lineRule="auto"/>
-        <w:ind w:left="284" w:hanging="284"/>
+        <w:ind w:left="426"/>
         <w:jc w:val="both"/>
       </w:pPr>
       <w:r>
@@ -16635,10 +16373,11 @@
           <w:numId w:val="53"/>
         </w:numPr>
         <w:spacing w:before="0" w:beforeAutospacing="0" w:after="0" w:afterAutospacing="0" w:line="360" w:lineRule="auto"/>
-        <w:ind w:left="284" w:hanging="284"/>
+        <w:ind w:left="426"/>
         <w:jc w:val="both"/>
       </w:pPr>
       <w:r>
+        <w:lastRenderedPageBreak/>
         <w:t>Nama Domain</w:t>
       </w:r>
       <w:r>
@@ -16656,7 +16395,7 @@
           <w:numId w:val="53"/>
         </w:numPr>
         <w:spacing w:before="0" w:beforeAutospacing="0" w:after="0" w:afterAutospacing="0" w:line="360" w:lineRule="auto"/>
-        <w:ind w:left="284" w:hanging="284"/>
+        <w:ind w:left="426"/>
         <w:jc w:val="both"/>
       </w:pPr>
       <w:r>
@@ -16672,12 +16411,22 @@
     <w:p>
       <w:pPr>
         <w:pStyle w:val="NormalWeb"/>
+        <w:numPr>
+          <w:ilvl w:val="0"/>
+          <w:numId w:val="53"/>
+        </w:numPr>
         <w:spacing w:before="0" w:beforeAutospacing="0" w:after="360" w:afterAutospacing="0" w:line="360" w:lineRule="auto"/>
-        <w:ind w:firstLine="284"/>
+        <w:ind w:left="426"/>
         <w:jc w:val="both"/>
       </w:pPr>
       <w:r>
-        <w:t>Website dapat memiliki berbagai tujuan, mulai dari situs pribadi, blog, toko online, portal berita, media sosial, hingga aplikasi web yang kompleks</w:t>
+        <w:t>Website dapat memiliki berbagai tujuan, mulai dari situs pribadi, blog, toko</w:t>
+      </w:r>
+      <w:r>
+        <w:t xml:space="preserve"> </w:t>
+      </w:r>
+      <w:r>
+        <w:t>online, portal berita, media sosial, hingga aplikasi web yang kompleks</w:t>
       </w:r>
       <w:r>
         <w:t>.</w:t>
@@ -16720,17 +16469,6 @@
           <w:szCs w:val="28"/>
           <w:lang w:eastAsia="en-ID"/>
         </w:rPr>
-        <w:tab/>
-      </w:r>
-      <w:r>
-        <w:rPr>
-          <w:rFonts w:ascii="Times New Roman" w:hAnsi="Times New Roman" w:cs="Times New Roman"/>
-          <w:b/>
-          <w:color w:val="auto"/>
-          <w:sz w:val="24"/>
-          <w:szCs w:val="28"/>
-          <w:lang w:eastAsia="en-ID"/>
-        </w:rPr>
         <w:t>Bahasa Pemrograman Python</w:t>
       </w:r>
     </w:p>
@@ -16806,7 +16544,17 @@
           <w:szCs w:val="28"/>
           <w:lang w:eastAsia="en-ID"/>
         </w:rPr>
-        <w:lastRenderedPageBreak/>
+        <w:t xml:space="preserve"> </w:t>
+      </w:r>
+      <w:r>
+        <w:rPr>
+          <w:rFonts w:ascii="Times New Roman" w:hAnsi="Times New Roman" w:cs="Times New Roman"/>
+          <w:b/>
+          <w:color w:val="auto"/>
+          <w:sz w:val="24"/>
+          <w:szCs w:val="28"/>
+          <w:lang w:eastAsia="en-ID"/>
+        </w:rPr>
         <w:t>Framework Flask</w:t>
       </w:r>
     </w:p>
@@ -16858,6 +16606,7 @@
           <w:sz w:val="24"/>
           <w:szCs w:val="24"/>
         </w:rPr>
+        <w:lastRenderedPageBreak/>
         <w:t>Unified Modeling Language (UML)</w:t>
       </w:r>
     </w:p>
@@ -16914,6 +16663,7 @@
           <w:id w:val="-1787806192"/>
           <w:citation/>
         </w:sdtPr>
+        <w:sdtEndPr/>
         <w:sdtContent>
           <w:r>
             <w:rPr>
@@ -16994,7 +16744,7 @@
         <w:pStyle w:val="ListParagraph"/>
         <w:numPr>
           <w:ilvl w:val="0"/>
-          <w:numId w:val="44"/>
+          <w:numId w:val="37"/>
         </w:numPr>
         <w:spacing w:after="360" w:line="360" w:lineRule="auto"/>
         <w:ind w:left="284" w:hanging="284"/>
@@ -17035,7 +16785,7 @@
         <w:pStyle w:val="ListParagraph"/>
         <w:numPr>
           <w:ilvl w:val="0"/>
-          <w:numId w:val="44"/>
+          <w:numId w:val="37"/>
         </w:numPr>
         <w:spacing w:after="360" w:line="360" w:lineRule="auto"/>
         <w:ind w:left="284" w:hanging="284"/>
@@ -17052,7 +16802,6 @@
           <w:sz w:val="24"/>
           <w:szCs w:val="24"/>
         </w:rPr>
-        <w:lastRenderedPageBreak/>
         <w:t>Mendokumentasikan sistem</w:t>
       </w:r>
       <w:r>
@@ -17077,7 +16826,7 @@
         <w:pStyle w:val="ListParagraph"/>
         <w:numPr>
           <w:ilvl w:val="0"/>
-          <w:numId w:val="44"/>
+          <w:numId w:val="37"/>
         </w:numPr>
         <w:spacing w:after="360" w:line="360" w:lineRule="auto"/>
         <w:ind w:left="284" w:hanging="284"/>
@@ -17118,7 +16867,7 @@
         <w:pStyle w:val="ListParagraph"/>
         <w:numPr>
           <w:ilvl w:val="0"/>
-          <w:numId w:val="44"/>
+          <w:numId w:val="37"/>
         </w:numPr>
         <w:spacing w:after="360" w:line="360" w:lineRule="auto"/>
         <w:ind w:left="284" w:hanging="284"/>
@@ -17171,6 +16920,7 @@
           <w:sz w:val="24"/>
           <w:szCs w:val="24"/>
         </w:rPr>
+        <w:lastRenderedPageBreak/>
         <w:t>Komponen – komponen yang terdapat pada diagram UML adalah sebagai berikut ini:</w:t>
       </w:r>
     </w:p>
@@ -17179,7 +16929,7 @@
         <w:pStyle w:val="ListParagraph"/>
         <w:numPr>
           <w:ilvl w:val="0"/>
-          <w:numId w:val="45"/>
+          <w:numId w:val="38"/>
         </w:numPr>
         <w:spacing w:after="360" w:line="360" w:lineRule="auto"/>
         <w:ind w:left="284" w:hanging="284"/>
@@ -17244,7 +16994,7 @@
         <w:pStyle w:val="ListParagraph"/>
         <w:numPr>
           <w:ilvl w:val="0"/>
-          <w:numId w:val="45"/>
+          <w:numId w:val="38"/>
         </w:numPr>
         <w:spacing w:after="360" w:line="360" w:lineRule="auto"/>
         <w:ind w:left="284" w:hanging="284"/>
@@ -17309,7 +17059,7 @@
         <w:pStyle w:val="ListParagraph"/>
         <w:numPr>
           <w:ilvl w:val="0"/>
-          <w:numId w:val="45"/>
+          <w:numId w:val="38"/>
         </w:numPr>
         <w:spacing w:after="360" w:line="360" w:lineRule="auto"/>
         <w:ind w:left="284" w:hanging="284"/>
@@ -17374,7 +17124,7 @@
         <w:pStyle w:val="ListParagraph"/>
         <w:numPr>
           <w:ilvl w:val="0"/>
-          <w:numId w:val="45"/>
+          <w:numId w:val="38"/>
         </w:numPr>
         <w:spacing w:after="360" w:line="360" w:lineRule="auto"/>
         <w:ind w:left="284" w:hanging="284"/>
@@ -17431,7 +17181,7 @@
         <w:pStyle w:val="ListParagraph"/>
         <w:numPr>
           <w:ilvl w:val="0"/>
-          <w:numId w:val="45"/>
+          <w:numId w:val="38"/>
         </w:numPr>
         <w:spacing w:after="360" w:line="360" w:lineRule="auto"/>
         <w:ind w:left="284" w:hanging="284"/>
@@ -17538,7 +17288,6 @@
           <w:szCs w:val="24"/>
           <w:lang w:eastAsia="en-ID"/>
         </w:rPr>
-        <w:lastRenderedPageBreak/>
         <w:t>Metode dan Tahapannya</w:t>
       </w:r>
       <w:bookmarkEnd w:id="14"/>
@@ -17562,199 +17311,6 @@
       </w:r>
       <w:r>
         <w:t xml:space="preserve"> </w:t>
-      </w:r>
-    </w:p>
-    <w:p>
-      <w:pPr>
-        <w:pStyle w:val="NormalWeb"/>
-        <w:spacing w:before="0" w:beforeAutospacing="0" w:after="0" w:afterAutospacing="0" w:line="360" w:lineRule="auto"/>
-        <w:ind w:firstLine="851"/>
-        <w:jc w:val="both"/>
-      </w:pPr>
-      <w:r>
-        <w:t>Fraud Diamond mencakup empat elemen utama yang menjadi dasar variabel penelitian:</w:t>
-      </w:r>
-    </w:p>
-    <w:p>
-      <w:pPr>
-        <w:pStyle w:val="NormalWeb"/>
-        <w:numPr>
-          <w:ilvl w:val="0"/>
-          <w:numId w:val="25"/>
-        </w:numPr>
-        <w:tabs>
-          <w:tab w:val="clear" w:pos="720"/>
-        </w:tabs>
-        <w:spacing w:before="0" w:beforeAutospacing="0" w:after="0" w:afterAutospacing="0" w:line="360" w:lineRule="auto"/>
-        <w:ind w:left="284" w:hanging="284"/>
-        <w:jc w:val="both"/>
-        <w:rPr>
-          <w:iCs/>
-        </w:rPr>
-      </w:pPr>
-      <w:r>
-        <w:rPr>
-          <w:rStyle w:val="Strong"/>
-          <w:b w:val="0"/>
-          <w:i/>
-        </w:rPr>
-        <w:t xml:space="preserve">Pressure </w:t>
-      </w:r>
-      <w:r>
-        <w:rPr>
-          <w:rStyle w:val="Strong"/>
-          <w:b w:val="0"/>
-          <w:iCs/>
-        </w:rPr>
-        <w:t>(Tekanan) adalah dorongan yang memotivasi seseorang melakukan tindakan kecurangan, yang dapat berasal dari masalah keuangan pribadi atau tekanan yang diberikan oleh pihak atasan.</w:t>
-      </w:r>
-    </w:p>
-    <w:p>
-      <w:pPr>
-        <w:pStyle w:val="NormalWeb"/>
-        <w:numPr>
-          <w:ilvl w:val="0"/>
-          <w:numId w:val="25"/>
-        </w:numPr>
-        <w:tabs>
-          <w:tab w:val="clear" w:pos="720"/>
-        </w:tabs>
-        <w:spacing w:after="0" w:afterAutospacing="0" w:line="360" w:lineRule="auto"/>
-        <w:ind w:left="284" w:hanging="284"/>
-        <w:jc w:val="both"/>
-      </w:pPr>
-      <w:r>
-        <w:rPr>
-          <w:rStyle w:val="Strong"/>
-          <w:b w:val="0"/>
-          <w:i/>
-        </w:rPr>
-        <w:t>Opportunity</w:t>
-      </w:r>
-      <w:r>
-        <w:rPr>
-          <w:rStyle w:val="Strong"/>
-          <w:b w:val="0"/>
-        </w:rPr>
-        <w:t xml:space="preserve"> (Kesempatan)</w:t>
-      </w:r>
-      <w:r>
-        <w:rPr>
-          <w:rStyle w:val="Strong"/>
-          <w:b w:val="0"/>
-        </w:rPr>
-        <w:t xml:space="preserve"> adalah c</w:t>
-      </w:r>
-      <w:r>
-        <w:t>elah dalam sistem yang memungkinkan individu melakukan kecurangan tanpa terdeteksi.</w:t>
-      </w:r>
-    </w:p>
-    <w:p>
-      <w:pPr>
-        <w:pStyle w:val="NormalWeb"/>
-        <w:numPr>
-          <w:ilvl w:val="0"/>
-          <w:numId w:val="25"/>
-        </w:numPr>
-        <w:tabs>
-          <w:tab w:val="clear" w:pos="720"/>
-        </w:tabs>
-        <w:spacing w:after="0" w:afterAutospacing="0" w:line="360" w:lineRule="auto"/>
-        <w:ind w:left="284" w:hanging="284"/>
-        <w:jc w:val="both"/>
-      </w:pPr>
-      <w:r>
-        <w:rPr>
-          <w:rStyle w:val="Strong"/>
-          <w:b w:val="0"/>
-          <w:i/>
-        </w:rPr>
-        <w:t>Rationalization</w:t>
-      </w:r>
-      <w:r>
-        <w:rPr>
-          <w:rStyle w:val="Strong"/>
-          <w:b w:val="0"/>
-        </w:rPr>
-        <w:t xml:space="preserve"> (Rasionalisasi)</w:t>
-      </w:r>
-      <w:r>
-        <w:rPr>
-          <w:rStyle w:val="Strong"/>
-        </w:rPr>
-        <w:t xml:space="preserve"> </w:t>
-      </w:r>
-      <w:r>
-        <w:rPr>
-          <w:rStyle w:val="Strong"/>
-          <w:b w:val="0"/>
-          <w:bCs w:val="0"/>
-        </w:rPr>
-        <w:t>adalah</w:t>
-      </w:r>
-      <w:r>
-        <w:t xml:space="preserve"> </w:t>
-      </w:r>
-      <w:r>
-        <w:t>j</w:t>
-      </w:r>
-      <w:r>
-        <w:t>ustifikasi moral yang memungkinkan pelaku merasa tindakannya dapat dibenarkan.</w:t>
-      </w:r>
-    </w:p>
-    <w:p>
-      <w:pPr>
-        <w:pStyle w:val="NormalWeb"/>
-        <w:numPr>
-          <w:ilvl w:val="0"/>
-          <w:numId w:val="25"/>
-        </w:numPr>
-        <w:tabs>
-          <w:tab w:val="clear" w:pos="720"/>
-        </w:tabs>
-        <w:spacing w:before="0" w:beforeAutospacing="0" w:after="720" w:afterAutospacing="0" w:line="360" w:lineRule="auto"/>
-        <w:ind w:left="284" w:hanging="284"/>
-        <w:jc w:val="both"/>
-      </w:pPr>
-      <w:r>
-        <w:rPr>
-          <w:rStyle w:val="Strong"/>
-          <w:b w:val="0"/>
-          <w:i/>
-        </w:rPr>
-        <w:t>Capability</w:t>
-      </w:r>
-      <w:r>
-        <w:rPr>
-          <w:rStyle w:val="Strong"/>
-          <w:b w:val="0"/>
-        </w:rPr>
-        <w:t xml:space="preserve"> (Kemampuan</w:t>
-      </w:r>
-      <w:r>
-        <w:rPr>
-          <w:rStyle w:val="Strong"/>
-          <w:b w:val="0"/>
-          <w:bCs w:val="0"/>
-        </w:rPr>
-        <w:t>)</w:t>
-      </w:r>
-      <w:r>
-        <w:rPr>
-          <w:rStyle w:val="Strong"/>
-        </w:rPr>
-        <w:t xml:space="preserve"> </w:t>
-      </w:r>
-      <w:r>
-        <w:rPr>
-          <w:rStyle w:val="Strong"/>
-          <w:b w:val="0"/>
-          <w:bCs w:val="0"/>
-        </w:rPr>
-        <w:t>adalah k</w:t>
-      </w:r>
-      <w:r>
-        <w:t>apasitas individu, baik dari sisi keahlian maupun posisi strategis, yang memungkinkan mereka melancarkan kecurangan.</w:t>
       </w:r>
     </w:p>
     <w:p>
@@ -17778,6 +17334,7 @@
           <w:b/>
           <w:color w:val="auto"/>
         </w:rPr>
+        <w:lastRenderedPageBreak/>
         <w:t>Pengumpulan Data</w:t>
       </w:r>
     </w:p>
@@ -17800,14 +17357,13 @@
         <w:pStyle w:val="NormalWeb"/>
         <w:numPr>
           <w:ilvl w:val="0"/>
-          <w:numId w:val="26"/>
+          <w:numId w:val="20"/>
         </w:numPr>
         <w:spacing w:before="0" w:beforeAutospacing="0" w:after="0" w:afterAutospacing="0" w:line="360" w:lineRule="auto"/>
         <w:ind w:left="426"/>
         <w:jc w:val="both"/>
       </w:pPr>
       <w:r>
-        <w:lastRenderedPageBreak/>
         <w:t>Data Primer</w:t>
       </w:r>
       <w:r>
@@ -17837,7 +17393,7 @@
         <w:pStyle w:val="NormalWeb"/>
         <w:numPr>
           <w:ilvl w:val="0"/>
-          <w:numId w:val="26"/>
+          <w:numId w:val="20"/>
         </w:numPr>
         <w:spacing w:after="360" w:afterAutospacing="0" w:line="360" w:lineRule="auto"/>
         <w:ind w:left="426"/>
@@ -17932,7 +17488,16 @@
           <w:sz w:val="24"/>
           <w:szCs w:val="24"/>
         </w:rPr>
-        <w:t>Skala Likert merupakan teknik pengukuran yang sering dipakai dalam penelitian untuk menilai sikap, opini, atau pandangan individu terhadap suatu pernyataan atau topik tertentu. Metode ini menggunakan rangkaian pernyataan yang disertai pilihan jawaban berjenjang, contohnya seperti "Sangat Setuju", "Setuju", "Netral", "Tidak Setuju", hingga "Sangat Tidak Setuju"</w:t>
+        <w:t xml:space="preserve">Skala Likert merupakan teknik pengukuran yang sering dipakai dalam penelitian untuk menilai sikap, opini, atau pandangan individu terhadap suatu </w:t>
+      </w:r>
+      <w:r>
+        <w:rPr>
+          <w:rFonts w:ascii="Times New Roman" w:hAnsi="Times New Roman" w:cs="Times New Roman"/>
+          <w:sz w:val="24"/>
+          <w:szCs w:val="24"/>
+        </w:rPr>
+        <w:lastRenderedPageBreak/>
+        <w:t>pernyataan atau topik tertentu. Metode ini menggunakan rangkaian pernyataan yang disertai pilihan jawaban berjenjang, contohnya seperti "Sangat Setuju", "Setuju", "Netral", "Tidak Setuju", hingga "Sangat Tidak Setuju"</w:t>
       </w:r>
       <w:r>
         <w:rPr>
@@ -17960,6 +17525,7 @@
           <w:id w:val="-1358033457"/>
           <w:citation/>
         </w:sdtPr>
+        <w:sdtEndPr/>
         <w:sdtContent>
           <w:r>
             <w:rPr>
@@ -18020,16 +17586,7 @@
           <w:sz w:val="24"/>
           <w:szCs w:val="24"/>
         </w:rPr>
-        <w:t xml:space="preserve">skala Likert digunakan untuk mengukur sikap, pandangan, serta persepsi individu atau kelompok terhadap suatu fenomena sosial. Pilihan jawaban dalam </w:t>
-      </w:r>
-      <w:r>
-        <w:rPr>
-          <w:rFonts w:ascii="Times New Roman" w:hAnsi="Times New Roman" w:cs="Times New Roman"/>
-          <w:sz w:val="24"/>
-          <w:szCs w:val="24"/>
-        </w:rPr>
-        <w:lastRenderedPageBreak/>
-        <w:t>skala ini disusun secara bertingkat untuk menangkap intensitas respon yang diberikan.</w:t>
+        <w:t>skala Likert digunakan untuk mengukur sikap, pandangan, serta persepsi individu atau kelompok terhadap suatu fenomena sosial. Pilihan jawaban dalam skala ini disusun secara bertingkat untuk menangkap intensitas respon yang diberikan.</w:t>
       </w:r>
     </w:p>
     <w:p>
@@ -18089,7 +17646,7 @@
         <w:pStyle w:val="ListParagraph"/>
         <w:numPr>
           <w:ilvl w:val="0"/>
-          <w:numId w:val="27"/>
+          <w:numId w:val="21"/>
         </w:numPr>
         <w:spacing w:after="360" w:line="360" w:lineRule="auto"/>
         <w:ind w:left="426" w:hanging="426"/>
@@ -18147,7 +17704,7 @@
         <w:pStyle w:val="ListParagraph"/>
         <w:numPr>
           <w:ilvl w:val="0"/>
-          <w:numId w:val="28"/>
+          <w:numId w:val="22"/>
         </w:numPr>
         <w:spacing w:after="360" w:line="360" w:lineRule="auto"/>
         <w:ind w:left="851" w:hanging="426"/>
@@ -18172,7 +17729,7 @@
         <w:pStyle w:val="ListParagraph"/>
         <w:numPr>
           <w:ilvl w:val="0"/>
-          <w:numId w:val="28"/>
+          <w:numId w:val="22"/>
         </w:numPr>
         <w:spacing w:after="360" w:line="360" w:lineRule="auto"/>
         <w:ind w:left="851" w:hanging="426"/>
@@ -18205,7 +17762,7 @@
         <w:pStyle w:val="ListParagraph"/>
         <w:numPr>
           <w:ilvl w:val="0"/>
-          <w:numId w:val="28"/>
+          <w:numId w:val="22"/>
         </w:numPr>
         <w:spacing w:after="360" w:line="360" w:lineRule="auto"/>
         <w:ind w:left="851" w:hanging="426"/>
@@ -18230,7 +17787,7 @@
         <w:pStyle w:val="ListParagraph"/>
         <w:numPr>
           <w:ilvl w:val="0"/>
-          <w:numId w:val="28"/>
+          <w:numId w:val="22"/>
         </w:numPr>
         <w:spacing w:after="360" w:line="360" w:lineRule="auto"/>
         <w:ind w:left="851" w:hanging="426"/>
@@ -18255,7 +17812,7 @@
         <w:pStyle w:val="ListParagraph"/>
         <w:numPr>
           <w:ilvl w:val="0"/>
-          <w:numId w:val="27"/>
+          <w:numId w:val="21"/>
         </w:numPr>
         <w:spacing w:after="360" w:line="360" w:lineRule="auto"/>
         <w:ind w:left="426"/>
@@ -18328,7 +17885,7 @@
         <w:pStyle w:val="ListParagraph"/>
         <w:numPr>
           <w:ilvl w:val="0"/>
-          <w:numId w:val="29"/>
+          <w:numId w:val="23"/>
         </w:numPr>
         <w:spacing w:after="360" w:line="360" w:lineRule="auto"/>
         <w:ind w:left="851"/>
@@ -18345,6 +17902,7 @@
           <w:sz w:val="24"/>
           <w:szCs w:val="24"/>
         </w:rPr>
+        <w:lastRenderedPageBreak/>
         <w:t>Data Latih (Training Set), yang berfungsi untuk melatih model Random Forest</w:t>
       </w:r>
       <w:r>
@@ -18361,7 +17919,7 @@
         <w:pStyle w:val="ListParagraph"/>
         <w:numPr>
           <w:ilvl w:val="0"/>
-          <w:numId w:val="29"/>
+          <w:numId w:val="23"/>
         </w:numPr>
         <w:spacing w:before="240" w:after="360" w:line="360" w:lineRule="auto"/>
         <w:ind w:left="851"/>
@@ -18386,7 +17944,7 @@
         <w:pStyle w:val="ListParagraph"/>
         <w:numPr>
           <w:ilvl w:val="0"/>
-          <w:numId w:val="27"/>
+          <w:numId w:val="21"/>
         </w:numPr>
         <w:spacing w:before="240" w:after="360" w:line="360" w:lineRule="auto"/>
         <w:ind w:left="426"/>
@@ -18424,7 +17982,6 @@
           <w:sz w:val="24"/>
           <w:szCs w:val="24"/>
         </w:rPr>
-        <w:lastRenderedPageBreak/>
         <w:t>Random Forest merupakan metode klasifikasi yang mengandalkan prinsip ensemble learning dengan menggabungkan banyak pohon keputusan untuk memperoleh hasil prediksi yang lebih akurat. Algoritma ini dipilih karena efektivitasnya dalam mengelola data yang kompleks dan multivariat serta kemampuannya dalam mengidentifikasi fitur-fitur kunci yang berperan signifikan dalam mendeteksi fraud. Tahapan implementasi model ini dijelaskan sebagai berikut:</w:t>
       </w:r>
     </w:p>
@@ -18433,7 +17990,7 @@
         <w:pStyle w:val="ListParagraph"/>
         <w:numPr>
           <w:ilvl w:val="0"/>
-          <w:numId w:val="30"/>
+          <w:numId w:val="24"/>
         </w:numPr>
         <w:spacing w:after="360" w:line="360" w:lineRule="auto"/>
         <w:ind w:left="851"/>
@@ -18458,7 +18015,7 @@
         <w:pStyle w:val="ListParagraph"/>
         <w:numPr>
           <w:ilvl w:val="0"/>
-          <w:numId w:val="30"/>
+          <w:numId w:val="24"/>
         </w:numPr>
         <w:spacing w:after="360" w:line="360" w:lineRule="auto"/>
         <w:ind w:left="851"/>
@@ -18483,7 +18040,7 @@
         <w:pStyle w:val="ListParagraph"/>
         <w:numPr>
           <w:ilvl w:val="0"/>
-          <w:numId w:val="30"/>
+          <w:numId w:val="24"/>
         </w:numPr>
         <w:spacing w:after="360" w:line="360" w:lineRule="auto"/>
         <w:ind w:left="851"/>
@@ -18508,7 +18065,7 @@
         <w:pStyle w:val="ListParagraph"/>
         <w:numPr>
           <w:ilvl w:val="0"/>
-          <w:numId w:val="31"/>
+          <w:numId w:val="25"/>
         </w:numPr>
         <w:spacing w:after="360" w:line="360" w:lineRule="auto"/>
         <w:ind w:left="1134" w:hanging="283"/>
@@ -18533,7 +18090,7 @@
         <w:pStyle w:val="ListParagraph"/>
         <w:numPr>
           <w:ilvl w:val="0"/>
-          <w:numId w:val="31"/>
+          <w:numId w:val="25"/>
         </w:numPr>
         <w:spacing w:after="360" w:line="360" w:lineRule="auto"/>
         <w:ind w:left="1134" w:hanging="283"/>
@@ -18558,7 +18115,7 @@
         <w:pStyle w:val="ListParagraph"/>
         <w:numPr>
           <w:ilvl w:val="0"/>
-          <w:numId w:val="31"/>
+          <w:numId w:val="25"/>
         </w:numPr>
         <w:spacing w:after="360" w:line="360" w:lineRule="auto"/>
         <w:ind w:left="1134" w:hanging="283"/>
@@ -18575,17 +18132,7 @@
           <w:sz w:val="24"/>
           <w:szCs w:val="24"/>
         </w:rPr>
-        <w:t>Recall (s</w:t>
-      </w:r>
-      <w:bookmarkStart w:id="15" w:name="_GoBack"/>
-      <w:bookmarkEnd w:id="15"/>
-      <w:r>
-        <w:rPr>
-          <w:rFonts w:ascii="Times New Roman" w:hAnsi="Times New Roman" w:cs="Times New Roman"/>
-          <w:sz w:val="24"/>
-          <w:szCs w:val="24"/>
-        </w:rPr>
-        <w:t>ensitivitas)</w:t>
+        <w:t>Recall (sensitivitas)</w:t>
       </w:r>
     </w:p>
     <w:p>
@@ -18593,7 +18140,7 @@
         <w:pStyle w:val="ListParagraph"/>
         <w:numPr>
           <w:ilvl w:val="0"/>
-          <w:numId w:val="31"/>
+          <w:numId w:val="25"/>
         </w:numPr>
         <w:spacing w:after="360" w:line="360" w:lineRule="auto"/>
         <w:ind w:left="1134" w:hanging="283"/>
@@ -18631,7 +18178,7 @@
           <w:lang w:eastAsia="en-ID"/>
         </w:rPr>
       </w:pPr>
-      <w:bookmarkStart w:id="16" w:name="_Toc192843208"/>
+      <w:bookmarkStart w:id="15" w:name="_Toc192843208"/>
       <w:r>
         <w:rPr>
           <w:rFonts w:ascii="Times New Roman" w:hAnsi="Times New Roman" w:cs="Times New Roman"/>
@@ -18643,7 +18190,7 @@
         </w:rPr>
         <w:t>Penelitian Terkait</w:t>
       </w:r>
-      <w:bookmarkEnd w:id="16"/>
+      <w:bookmarkEnd w:id="15"/>
     </w:p>
     <w:p>
       <w:pPr>
@@ -18717,7 +18264,7 @@
         <w:pStyle w:val="ListParagraph"/>
         <w:numPr>
           <w:ilvl w:val="0"/>
-          <w:numId w:val="62"/>
+          <w:numId w:val="50"/>
         </w:numPr>
         <w:spacing w:after="0" w:line="360" w:lineRule="auto"/>
         <w:jc w:val="both"/>
@@ -18743,15 +18290,7 @@
           <w:sz w:val="24"/>
           <w:szCs w:val="24"/>
         </w:rPr>
-        <w:t>Ravina Armiani tahun 2022</w:t>
-      </w:r>
-      <w:r>
-        <w:rPr>
-          <w:rFonts w:ascii="Times New Roman" w:hAnsi="Times New Roman" w:cs="Times New Roman"/>
-          <w:sz w:val="24"/>
-          <w:szCs w:val="24"/>
-        </w:rPr>
-        <w:t>, yang membahas tentang</w:t>
+        <w:t>Ravina Armiani tahun 2022, yang membahas tentang</w:t>
       </w:r>
       <w:r>
         <w:rPr>
@@ -18787,7 +18326,17 @@
           <w:szCs w:val="24"/>
           <w:lang w:eastAsia="en-ID"/>
         </w:rPr>
-        <w:t>Penelitian ini mengaplikasikan Random Forest untuk mendeteksi fraud pada transaksi kartu kredit selama pandemi Covid-19. Hasilnya, model Random Forest mencapai akurasi 90,68%, presisi 94,74%, recall 86,14%, dan F1 score 90,23%, menunjukkan kemampuan yang sangat baik dalam mendeteksi fraud sehingga dapat mencegah kerugian bagi konsumen dan bank</w:t>
+        <w:t xml:space="preserve">Penelitian ini mengaplikasikan Random Forest untuk mendeteksi fraud pada transaksi kartu kredit selama pandemi Covid-19. Hasilnya, model Random Forest mencapai akurasi 90,68%, </w:t>
+      </w:r>
+      <w:r>
+        <w:rPr>
+          <w:rFonts w:ascii="Times New Roman" w:eastAsia="Times New Roman" w:hAnsi="Times New Roman" w:cs="Times New Roman"/>
+          <w:sz w:val="24"/>
+          <w:szCs w:val="24"/>
+          <w:lang w:eastAsia="en-ID"/>
+        </w:rPr>
+        <w:lastRenderedPageBreak/>
+        <w:t>presisi 94,74%, recall 86,14%, dan F1 score 90,23%, menunjukkan kemampuan yang sangat baik dalam mendeteksi fraud sehingga dapat mencegah kerugian bagi konsumen dan bank</w:t>
       </w:r>
       <w:r>
         <w:rPr>
@@ -18822,7 +18371,7 @@
         <w:pStyle w:val="ListParagraph"/>
         <w:numPr>
           <w:ilvl w:val="0"/>
-          <w:numId w:val="62"/>
+          <w:numId w:val="50"/>
         </w:numPr>
         <w:spacing w:after="0" w:line="360" w:lineRule="auto"/>
         <w:jc w:val="both"/>
@@ -18848,15 +18397,7 @@
           <w:sz w:val="24"/>
           <w:szCs w:val="24"/>
         </w:rPr>
-        <w:t>Ravina Armiani tahun 2022</w:t>
-      </w:r>
-      <w:r>
-        <w:rPr>
-          <w:rFonts w:ascii="Times New Roman" w:hAnsi="Times New Roman" w:cs="Times New Roman"/>
-          <w:sz w:val="24"/>
-          <w:szCs w:val="24"/>
-        </w:rPr>
-        <w:t xml:space="preserve"> yang membahas, </w:t>
+        <w:t xml:space="preserve">Ravina Armiani tahun 2022 yang membahas, </w:t>
       </w:r>
       <w:r>
         <w:rPr>
@@ -18865,17 +18406,7 @@
           <w:szCs w:val="24"/>
           <w:lang w:eastAsia="en-ID"/>
         </w:rPr>
-        <w:t xml:space="preserve">Performa Random Forest dan XGBoost pada Deteksi Penipuan </w:t>
-      </w:r>
-      <w:r>
-        <w:rPr>
-          <w:rFonts w:ascii="Times New Roman" w:eastAsia="Times New Roman" w:hAnsi="Times New Roman" w:cs="Times New Roman"/>
-          <w:sz w:val="24"/>
-          <w:szCs w:val="24"/>
-          <w:lang w:eastAsia="en-ID"/>
-        </w:rPr>
-        <w:lastRenderedPageBreak/>
-        <w:t>E-Commerce dengan Augmentasi Data CGAN</w:t>
+        <w:t>Performa Random Forest dan XGBoost pada Deteksi Penipuan E-Commerce dengan Augmentasi Data CGAN</w:t>
       </w:r>
       <w:r>
         <w:rPr>
@@ -18910,7 +18441,7 @@
         <w:pStyle w:val="ListParagraph"/>
         <w:numPr>
           <w:ilvl w:val="0"/>
-          <w:numId w:val="62"/>
+          <w:numId w:val="50"/>
         </w:numPr>
         <w:spacing w:after="0" w:line="360" w:lineRule="auto"/>
         <w:jc w:val="both"/>
@@ -18928,16 +18459,7 @@
           <w:sz w:val="24"/>
           <w:szCs w:val="24"/>
         </w:rPr>
-        <w:t>Pada penelitian Selanjutnya oleh Chengwei Liu pada tahun 2015,</w:t>
-      </w:r>
-      <w:r>
-        <w:rPr>
-          <w:rFonts w:ascii="Times New Roman" w:hAnsi="Times New Roman" w:cs="Times New Roman"/>
-          <w:color w:val="000000"/>
-          <w:sz w:val="24"/>
-          <w:szCs w:val="24"/>
-        </w:rPr>
-        <w:t xml:space="preserve"> yang membahas tentang</w:t>
+        <w:t>Pada penelitian Selanjutnya oleh Chengwei Liu pada tahun 2015, yang membahas tentang</w:t>
       </w:r>
       <w:r>
         <w:rPr>
@@ -18981,7 +18503,7 @@
         <w:pStyle w:val="ListParagraph"/>
         <w:numPr>
           <w:ilvl w:val="0"/>
-          <w:numId w:val="62"/>
+          <w:numId w:val="50"/>
         </w:numPr>
         <w:spacing w:after="0" w:line="360" w:lineRule="auto"/>
         <w:jc w:val="both"/>
@@ -18998,15 +18520,7 @@
           <w:sz w:val="24"/>
           <w:szCs w:val="24"/>
         </w:rPr>
-        <w:t xml:space="preserve">Penelitian Selanjutnya yang dilakukan oleh Fauziah pada tahun 2022, </w:t>
-      </w:r>
-      <w:r>
-        <w:rPr>
-          <w:rFonts w:ascii="Times New Roman" w:hAnsi="Times New Roman" w:cs="Times New Roman"/>
-          <w:sz w:val="24"/>
-          <w:szCs w:val="24"/>
-        </w:rPr>
-        <w:t xml:space="preserve">yang membahas tentang </w:t>
+        <w:t xml:space="preserve">Penelitian Selanjutnya yang dilakukan oleh Fauziah pada tahun 2022, yang membahas tentang </w:t>
       </w:r>
       <w:r>
         <w:rPr>
@@ -19077,7 +18591,7 @@
         <w:pStyle w:val="ListParagraph"/>
         <w:numPr>
           <w:ilvl w:val="0"/>
-          <w:numId w:val="62"/>
+          <w:numId w:val="50"/>
         </w:numPr>
         <w:spacing w:after="0" w:line="360" w:lineRule="auto"/>
         <w:jc w:val="both"/>
@@ -19095,6 +18609,7 @@
           <w:sz w:val="24"/>
           <w:szCs w:val="24"/>
         </w:rPr>
+        <w:lastRenderedPageBreak/>
         <w:t xml:space="preserve">Berdasarkan penelitian lainnya yang dibuat oleh </w:t>
       </w:r>
       <w:r>
@@ -19113,16 +18628,16 @@
           <w:sz w:val="24"/>
           <w:szCs w:val="24"/>
         </w:rPr>
-        <w:t xml:space="preserve"> pada tahun 2025</w:t>
+        <w:t xml:space="preserve"> pada tahun 2025, yang membahas tentang </w:t>
       </w:r>
       <w:r>
         <w:rPr>
           <w:rFonts w:ascii="Times New Roman" w:eastAsia="Times New Roman" w:hAnsi="Times New Roman" w:cs="Times New Roman"/>
-          <w:color w:val="000000"/>
-          <w:sz w:val="24"/>
-          <w:szCs w:val="24"/>
-        </w:rPr>
-        <w:t xml:space="preserve">, yang membahas tentang </w:t>
+          <w:sz w:val="24"/>
+          <w:szCs w:val="24"/>
+          <w:lang w:eastAsia="en-ID"/>
+        </w:rPr>
+        <w:t>Pendeteksian Penipuan Menggunakan Pendekatan Metode Klasifikasi Random Forest</w:t>
       </w:r>
       <w:r>
         <w:rPr>
@@ -19131,7 +18646,7 @@
           <w:szCs w:val="24"/>
           <w:lang w:eastAsia="en-ID"/>
         </w:rPr>
-        <w:t>Pendeteksian Penipuan Menggunakan Pendekatan Metode Klasifikasi Random Forest</w:t>
+        <w:t xml:space="preserve">. </w:t>
       </w:r>
       <w:r>
         <w:rPr>
@@ -19140,26 +18655,7 @@
           <w:szCs w:val="24"/>
           <w:lang w:eastAsia="en-ID"/>
         </w:rPr>
-        <w:t xml:space="preserve">. </w:t>
-      </w:r>
-      <w:r>
-        <w:rPr>
-          <w:rFonts w:ascii="Times New Roman" w:eastAsia="Times New Roman" w:hAnsi="Times New Roman" w:cs="Times New Roman"/>
-          <w:sz w:val="24"/>
-          <w:szCs w:val="24"/>
-          <w:lang w:eastAsia="en-ID"/>
-        </w:rPr>
-        <w:t xml:space="preserve">Penelitian ini mengkaji penggunaan algoritma Random Forest untuk mendeteksi penipuan dalam transaksi online yang semakin kompleks dan besar volumenya. Penelitian ini menegaskan bahwa Random Forest, dengan </w:t>
-      </w:r>
-      <w:r>
-        <w:rPr>
-          <w:rFonts w:ascii="Times New Roman" w:eastAsia="Times New Roman" w:hAnsi="Times New Roman" w:cs="Times New Roman"/>
-          <w:sz w:val="24"/>
-          <w:szCs w:val="24"/>
-          <w:lang w:eastAsia="en-ID"/>
-        </w:rPr>
-        <w:lastRenderedPageBreak/>
-        <w:t>penerapan teknik sampling yang tepat, efektif dalam meningkatkan kemampuan sistem mendeteksi dan mencegah penipuan dalam transaksi daring</w:t>
+        <w:t>Penelitian ini mengkaji penggunaan algoritma Random Forest untuk mendeteksi penipuan dalam transaksi online yang semakin kompleks dan besar volumenya. Penelitian ini menegaskan bahwa Random Forest, dengan penerapan teknik sampling yang tepat, efektif dalam meningkatkan kemampuan sistem mendeteksi dan mencegah penipuan dalam transaksi daring</w:t>
       </w:r>
       <w:r>
         <w:rPr>
@@ -19281,7 +18777,7 @@
         </w:rPr>
         <w:t xml:space="preserve"> </w:t>
       </w:r>
-      <w:bookmarkStart w:id="17" w:name="_Toc192843210"/>
+      <w:bookmarkStart w:id="16" w:name="_Toc192843210"/>
       <w:r>
         <w:rPr>
           <w:rFonts w:ascii="Times New Roman" w:hAnsi="Times New Roman" w:cs="Times New Roman"/>
@@ -19293,7 +18789,7 @@
         </w:rPr>
         <w:t>Kerangka Kerja Penelitian</w:t>
       </w:r>
-      <w:bookmarkEnd w:id="17"/>
+      <w:bookmarkEnd w:id="16"/>
     </w:p>
     <w:p>
       <w:pPr>
@@ -19329,17 +18825,6 @@
         </w:rPr>
         <w:t xml:space="preserve"> </w:t>
       </w:r>
-    </w:p>
-    <w:p>
-      <w:pPr>
-        <w:pStyle w:val="NormalWeb"/>
-        <w:spacing w:after="720" w:afterAutospacing="0" w:line="360" w:lineRule="auto"/>
-        <w:ind w:firstLine="851"/>
-        <w:jc w:val="both"/>
-        <w:rPr>
-          <w:rStyle w:val="fadeinm1hgl8"/>
-        </w:rPr>
-      </w:pPr>
     </w:p>
     <w:p>
       <w:pPr>
@@ -19361,9 +18846,9 @@
           <w:noProof/>
         </w:rPr>
         <w:drawing>
-          <wp:inline distT="0" distB="0" distL="0" distR="0" wp14:anchorId="6357FD97" wp14:editId="7DE092B5">
-            <wp:extent cx="2882780" cy="4324350"/>
-            <wp:effectExtent l="0" t="0" r="0" b="0"/>
+          <wp:inline distT="0" distB="0" distL="0" distR="0" wp14:anchorId="6357FD97" wp14:editId="26262A26">
+            <wp:extent cx="3200266" cy="4800600"/>
+            <wp:effectExtent l="0" t="0" r="635" b="0"/>
             <wp:docPr id="9" name="Picture 9"/>
             <wp:cNvGraphicFramePr>
               <a:graphicFrameLocks xmlns:a="http://schemas.openxmlformats.org/drawingml/2006/main" noChangeAspect="1"/>
@@ -19390,7 +18875,7 @@
                   <pic:spPr>
                     <a:xfrm>
                       <a:off x="0" y="0"/>
-                      <a:ext cx="2969487" cy="4454417"/>
+                      <a:ext cx="3308867" cy="4963508"/>
                     </a:xfrm>
                     <a:prstGeom prst="rect">
                       <a:avLst/>
@@ -19402,6 +18887,13 @@
           </wp:inline>
         </w:drawing>
       </w:r>
+      <w:r>
+        <w:rPr>
+          <w:sz w:val="22"/>
+          <w:szCs w:val="22"/>
+        </w:rPr>
+        <w:br/>
+      </w:r>
     </w:p>
     <w:p>
       <w:pPr>
@@ -19488,342 +18980,32 @@
         </w:rPr>
         <w:t>enelitian</w:t>
       </w:r>
-    </w:p>
-    <w:p>
-      <w:pPr>
-        <w:pStyle w:val="NormalWeb"/>
+      <w:r>
+        <w:rPr>
+          <w:rStyle w:val="fadeinm1hgl8"/>
+        </w:rPr>
+        <w:t xml:space="preserve">. </w:t>
+      </w:r>
+    </w:p>
+    <w:p>
+      <w:pPr>
+        <w:pStyle w:val="NoSpacing"/>
         <w:numPr>
           <w:ilvl w:val="0"/>
-          <w:numId w:val="61"/>
+          <w:numId w:val="51"/>
         </w:numPr>
-        <w:spacing w:before="0" w:beforeAutospacing="0" w:after="0" w:afterAutospacing="0" w:line="360" w:lineRule="auto"/>
-        <w:jc w:val="both"/>
+        <w:spacing w:line="360" w:lineRule="auto"/>
+        <w:ind w:left="284" w:hanging="284"/>
+      </w:pPr>
+      <w:r>
         <w:rPr>
           <w:rStyle w:val="fadeinm1hgl8"/>
-        </w:rPr>
-      </w:pPr>
-      <w:r>
-        <w:rPr>
-          <w:rStyle w:val="fadeinm1hgl8"/>
+          <w:rFonts w:ascii="Times New Roman" w:hAnsi="Times New Roman" w:cs="Times New Roman"/>
+          <w:sz w:val="24"/>
+          <w:szCs w:val="24"/>
         </w:rPr>
         <w:lastRenderedPageBreak/>
-        <w:t xml:space="preserve">Tahapan dimulai dari proses pengumpulan data, khususnya data yang mencerminkan indikator fraud berdasarkan Fraud Diamond Theory, </w:t>
-      </w:r>
-    </w:p>
-    <w:p>
-      <w:pPr>
-        <w:pStyle w:val="NormalWeb"/>
-        <w:numPr>
-          <w:ilvl w:val="0"/>
-          <w:numId w:val="61"/>
-        </w:numPr>
-        <w:spacing w:before="0" w:beforeAutospacing="0" w:after="0" w:afterAutospacing="0" w:line="360" w:lineRule="auto"/>
-        <w:jc w:val="both"/>
-        <w:rPr>
-          <w:rStyle w:val="fadeinm1hgl8"/>
-        </w:rPr>
-      </w:pPr>
-      <w:r>
-        <w:rPr>
-          <w:rStyle w:val="fadeinm1hgl8"/>
-        </w:rPr>
-        <w:t>D</w:t>
-      </w:r>
-      <w:r>
-        <w:rPr>
-          <w:rStyle w:val="fadeinm1hgl8"/>
-        </w:rPr>
-        <w:t xml:space="preserve">ilanjutkan dengan pra-pemrosesan data seperti pembersihan, normalisasi, dan transformasi. Setelah data siap, dilakukan pemilihan fitur (feature selection) untuk menentukan variabel-variabel yang paling berpengaruh dalam mendeteksi fraud. </w:t>
-      </w:r>
-    </w:p>
-    <w:p>
-      <w:pPr>
-        <w:pStyle w:val="NormalWeb"/>
-        <w:numPr>
-          <w:ilvl w:val="0"/>
-          <w:numId w:val="61"/>
-        </w:numPr>
-        <w:spacing w:before="0" w:beforeAutospacing="0" w:after="0" w:afterAutospacing="0" w:line="360" w:lineRule="auto"/>
-        <w:jc w:val="both"/>
-        <w:rPr>
-          <w:rStyle w:val="fadeinm1hgl8"/>
-        </w:rPr>
-      </w:pPr>
-      <w:r>
-        <w:rPr>
-          <w:rStyle w:val="fadeinm1hgl8"/>
-        </w:rPr>
-        <w:t>Selanjutkan data tersebut akan diberikan label fraud atau tidak fraud</w:t>
-      </w:r>
-    </w:p>
-    <w:p>
-      <w:pPr>
-        <w:pStyle w:val="NormalWeb"/>
-        <w:numPr>
-          <w:ilvl w:val="0"/>
-          <w:numId w:val="61"/>
-        </w:numPr>
-        <w:spacing w:before="0" w:beforeAutospacing="0" w:after="0" w:afterAutospacing="0" w:line="360" w:lineRule="auto"/>
-        <w:jc w:val="both"/>
-        <w:rPr>
-          <w:rStyle w:val="fadeinm1hgl8"/>
-        </w:rPr>
-      </w:pPr>
-      <w:r>
-        <w:rPr>
-          <w:rStyle w:val="fadeinm1hgl8"/>
-        </w:rPr>
-        <w:t xml:space="preserve">Selanjutnya, data dibagi menjadi data latih dan data uji </w:t>
-      </w:r>
-    </w:p>
-    <w:p>
-      <w:pPr>
-        <w:pStyle w:val="NormalWeb"/>
-        <w:numPr>
-          <w:ilvl w:val="0"/>
-          <w:numId w:val="61"/>
-        </w:numPr>
-        <w:spacing w:before="0" w:beforeAutospacing="0" w:after="0" w:afterAutospacing="0" w:line="360" w:lineRule="auto"/>
-        <w:jc w:val="both"/>
-        <w:rPr>
-          <w:rStyle w:val="fadeinm1hgl8"/>
-        </w:rPr>
-      </w:pPr>
-      <w:r>
-        <w:rPr>
-          <w:rStyle w:val="fadeinm1hgl8"/>
-        </w:rPr>
-        <w:t>K</w:t>
-      </w:r>
-      <w:r>
-        <w:rPr>
-          <w:rStyle w:val="fadeinm1hgl8"/>
-        </w:rPr>
-        <w:t xml:space="preserve">emudian </w:t>
-      </w:r>
-      <w:r>
-        <w:rPr>
-          <w:rStyle w:val="fadeinm1hgl8"/>
-        </w:rPr>
-        <w:t>dilakukannya pelatihan</w:t>
-      </w:r>
-      <w:r>
-        <w:rPr>
-          <w:rStyle w:val="fadeinm1hgl8"/>
-        </w:rPr>
-        <w:t xml:space="preserve"> algoritma Random Forest untuk membangun model klasifikasi fraud dan non-fraud. </w:t>
-      </w:r>
-    </w:p>
-    <w:p>
-      <w:pPr>
-        <w:pStyle w:val="NormalWeb"/>
-        <w:numPr>
-          <w:ilvl w:val="0"/>
-          <w:numId w:val="61"/>
-        </w:numPr>
-        <w:spacing w:before="0" w:beforeAutospacing="0" w:after="0" w:afterAutospacing="0" w:line="360" w:lineRule="auto"/>
-        <w:jc w:val="both"/>
-        <w:rPr>
-          <w:rStyle w:val="fadeinm1hgl8"/>
-        </w:rPr>
-      </w:pPr>
-      <w:r>
-        <w:rPr>
-          <w:rStyle w:val="fadeinm1hgl8"/>
-        </w:rPr>
-        <w:t xml:space="preserve">Model yang telah dibuat dievaluasi menggunakan metrik seperti akurasi, precision, recall, dan F1-score guna memastikan keandalan prediksi. </w:t>
-      </w:r>
-    </w:p>
-    <w:p>
-      <w:pPr>
-        <w:pStyle w:val="NormalWeb"/>
-        <w:numPr>
-          <w:ilvl w:val="0"/>
-          <w:numId w:val="61"/>
-        </w:numPr>
-        <w:spacing w:before="0" w:beforeAutospacing="0" w:after="0" w:afterAutospacing="0" w:line="360" w:lineRule="auto"/>
-        <w:jc w:val="both"/>
-        <w:rPr>
-          <w:rStyle w:val="fadeinm1hgl8"/>
-        </w:rPr>
-      </w:pPr>
-      <w:r>
-        <w:rPr>
-          <w:rStyle w:val="fadeinm1hgl8"/>
-        </w:rPr>
-        <w:t xml:space="preserve">Hasil dari model ini digunakan untuk mengidentifikasi cabang-cabang perusahaan yang memiliki indikasi kuat melakukan tindakan fraud. </w:t>
-      </w:r>
-    </w:p>
-    <w:p>
-      <w:pPr>
-        <w:pStyle w:val="NormalWeb"/>
-        <w:spacing w:after="360" w:afterAutospacing="0" w:line="360" w:lineRule="auto"/>
-        <w:ind w:firstLine="851"/>
-        <w:jc w:val="both"/>
-        <w:rPr>
-          <w:rStyle w:val="fadeinm1hgl8"/>
-        </w:rPr>
-      </w:pPr>
-      <w:r>
-        <w:rPr>
-          <w:rStyle w:val="fadeinm1hgl8"/>
-        </w:rPr>
-        <w:t>Dengan kerangka kerja ini, diharapkan perusahaan dapat melakukan pencegahan dan pengawasan yang lebih efektif terhadap potensi kecurangan internal.</w:t>
-      </w:r>
-    </w:p>
-    <w:p>
-      <w:pPr>
-        <w:pStyle w:val="Heading3"/>
-        <w:spacing w:before="0" w:after="480" w:line="360" w:lineRule="auto"/>
-        <w:rPr>
-          <w:rFonts w:ascii="Times New Roman" w:hAnsi="Times New Roman" w:cs="Times New Roman"/>
-          <w:b/>
-          <w:color w:val="auto"/>
-        </w:rPr>
-      </w:pPr>
-      <w:r>
-        <w:rPr>
-          <w:rStyle w:val="fadeinm1hgl8"/>
-          <w:rFonts w:ascii="Times New Roman" w:hAnsi="Times New Roman" w:cs="Times New Roman"/>
-          <w:b/>
-          <w:color w:val="auto"/>
-        </w:rPr>
-        <w:t>3.6.1 Desain Kerangka Kerja</w:t>
-      </w:r>
-    </w:p>
-    <w:p>
-      <w:pPr>
-        <w:pStyle w:val="NormalWeb"/>
-        <w:spacing w:after="720" w:afterAutospacing="0" w:line="360" w:lineRule="auto"/>
-        <w:ind w:firstLine="851"/>
-        <w:jc w:val="both"/>
-        <w:rPr>
-          <w:rStyle w:val="fadeinm1hgl8"/>
-        </w:rPr>
-      </w:pPr>
-      <w:r>
-        <w:rPr>
-          <w:rStyle w:val="fadeinm1hgl8"/>
-        </w:rPr>
-        <w:t>Desain kerangka kerja dalam penelitian ini disusun untuk menggambarkan alur</w:t>
-      </w:r>
-      <w:r>
-        <w:rPr>
-          <w:rStyle w:val="fadeinm1hgl8"/>
-        </w:rPr>
-        <w:t xml:space="preserve"> lengkap</w:t>
-      </w:r>
-      <w:r>
-        <w:rPr>
-          <w:rStyle w:val="fadeinm1hgl8"/>
-        </w:rPr>
-        <w:t xml:space="preserve"> sistematis dari proses pendeteksian fraud pada setiap cabang perusahaan</w:t>
-      </w:r>
-      <w:r>
-        <w:rPr>
-          <w:rStyle w:val="fadeinm1hgl8"/>
-        </w:rPr>
-        <w:t xml:space="preserve"> </w:t>
-      </w:r>
-      <w:r>
-        <w:rPr>
-          <w:rStyle w:val="fadeinm1hgl8"/>
-        </w:rPr>
-        <w:t>menggunakan algoritma Random Forest. Rancangan ini mencakup seluruh tahapan penting yang dimulai dari proses pengumpulan data, pengolahan data, pelatihan model, evaluasi, hingga interpretasi hasil klasifikasi.</w:t>
-      </w:r>
-    </w:p>
-    <w:p>
-      <w:pPr>
-        <w:pStyle w:val="NormalWeb"/>
-        <w:spacing w:after="720" w:afterAutospacing="0" w:line="360" w:lineRule="auto"/>
-        <w:ind w:firstLine="567"/>
-        <w:jc w:val="both"/>
-        <w:rPr>
-          <w:rStyle w:val="fadeinm1hgl8"/>
-          <w:b/>
-        </w:rPr>
-      </w:pPr>
-    </w:p>
-    <w:p>
-      <w:pPr>
-        <w:pStyle w:val="NormalWeb"/>
-        <w:spacing w:after="720" w:afterAutospacing="0" w:line="360" w:lineRule="auto"/>
-        <w:ind w:firstLine="567"/>
-        <w:jc w:val="both"/>
-        <w:rPr>
-          <w:rStyle w:val="fadeinm1hgl8"/>
-          <w:b/>
-        </w:rPr>
-      </w:pPr>
-    </w:p>
-    <w:p>
-      <w:pPr>
-        <w:pStyle w:val="NormalWeb"/>
-        <w:spacing w:after="480" w:afterAutospacing="0" w:line="360" w:lineRule="auto"/>
-        <w:jc w:val="both"/>
-        <w:rPr>
-          <w:b/>
-        </w:rPr>
-      </w:pPr>
-      <w:r>
-        <w:rPr>
-          <w:rStyle w:val="fadeinm1hgl8"/>
-          <w:b/>
-        </w:rPr>
-        <w:lastRenderedPageBreak/>
-        <w:t>3.6.2 Alur Proses Deteksi Fraud</w:t>
-      </w:r>
-    </w:p>
-    <w:p>
-      <w:pPr>
-        <w:pStyle w:val="NormalWeb"/>
-        <w:spacing w:after="720" w:afterAutospacing="0" w:line="360" w:lineRule="auto"/>
-        <w:ind w:firstLine="567"/>
-        <w:jc w:val="both"/>
-      </w:pPr>
-      <w:r>
-        <w:rPr>
-          <w:rStyle w:val="fadeinm1hgl8"/>
-        </w:rPr>
-        <w:t>Alur proses deteksi fraud dalam penelitian ini dirancang untuk menggambarkan secara sistematis setiap tahapan yang dilalui dalam mendeteksi indikasi kecurangan di masing-masing cabang perusahaan. Proses ini berbasis pada teori Fraud Diamond, yang menyatakan bahwa fraud terjadi karena adanya empat elemen utama</w:t>
-      </w:r>
-      <w:r>
-        <w:rPr>
-          <w:rStyle w:val="fadeinm1hgl8"/>
-        </w:rPr>
-        <w:t xml:space="preserve"> yaitu</w:t>
-      </w:r>
-      <w:r>
-        <w:rPr>
-          <w:rStyle w:val="fadeinm1hgl8"/>
-        </w:rPr>
-        <w:t xml:space="preserve"> pressure (tekanan), opportunity (kesempatan), rationalization (pembenaran), dan capability (kemampuan). Keempat elemen ini digunakan sebagai dasar untuk menyusun indikator dalam pengumpulan data dan membangun model klasifikasi fraud menggunakan algoritma Random Forest. Adapun alur prosesnya dijelaskan sebagai berikut:</w:t>
-      </w:r>
-    </w:p>
-    <w:p>
-      <w:pPr>
-        <w:pStyle w:val="Heading4"/>
-        <w:spacing w:after="480" w:line="360" w:lineRule="auto"/>
-        <w:rPr>
-          <w:rFonts w:ascii="Times New Roman" w:hAnsi="Times New Roman" w:cs="Times New Roman"/>
-          <w:b/>
-          <w:i w:val="0"/>
-          <w:color w:val="auto"/>
-          <w:sz w:val="24"/>
-          <w:szCs w:val="24"/>
-        </w:rPr>
-      </w:pPr>
-      <w:r>
-        <w:rPr>
-          <w:rStyle w:val="fadeinm1hgl8"/>
-          <w:rFonts w:ascii="Times New Roman" w:hAnsi="Times New Roman" w:cs="Times New Roman"/>
-          <w:b/>
-          <w:i w:val="0"/>
-          <w:color w:val="auto"/>
-          <w:sz w:val="24"/>
-          <w:szCs w:val="24"/>
-        </w:rPr>
-        <w:t>3.6.2.1. Penyusunan Instrumen dan Pengumpulan Data</w:t>
+        <w:t>Penyusunan Instrumen dan Pengumpulan Data</w:t>
       </w:r>
     </w:p>
     <w:p>
@@ -19867,7 +19049,7 @@
         <w:pStyle w:val="ListParagraph"/>
         <w:numPr>
           <w:ilvl w:val="0"/>
-          <w:numId w:val="51"/>
+          <w:numId w:val="43"/>
         </w:numPr>
         <w:spacing w:after="360" w:line="360" w:lineRule="auto"/>
         <w:ind w:left="284" w:hanging="284"/>
@@ -20522,7 +19704,7 @@
         <w:pStyle w:val="ListParagraph"/>
         <w:numPr>
           <w:ilvl w:val="0"/>
-          <w:numId w:val="51"/>
+          <w:numId w:val="43"/>
         </w:numPr>
         <w:spacing w:after="360" w:line="360" w:lineRule="auto"/>
         <w:ind w:left="284" w:hanging="284"/>
@@ -21193,7 +20375,7 @@
         <w:pStyle w:val="ListParagraph"/>
         <w:numPr>
           <w:ilvl w:val="0"/>
-          <w:numId w:val="51"/>
+          <w:numId w:val="43"/>
         </w:numPr>
         <w:spacing w:after="360" w:line="360" w:lineRule="auto"/>
         <w:ind w:left="284" w:hanging="284"/>
@@ -21811,7 +20993,7 @@
         <w:pStyle w:val="ListParagraph"/>
         <w:numPr>
           <w:ilvl w:val="0"/>
-          <w:numId w:val="51"/>
+          <w:numId w:val="43"/>
         </w:numPr>
         <w:spacing w:after="360" w:line="360" w:lineRule="auto"/>
         <w:ind w:left="284" w:hanging="284"/>
@@ -22503,7 +21685,7 @@
           <w:numId w:val="54"/>
         </w:numPr>
         <w:spacing w:after="360" w:line="360" w:lineRule="auto"/>
-        <w:ind w:left="284" w:hanging="284"/>
+        <w:ind w:left="426"/>
         <w:jc w:val="both"/>
         <w:rPr>
           <w:rFonts w:ascii="Times New Roman" w:hAnsi="Times New Roman" w:cs="Times New Roman"/>
@@ -22544,7 +21726,7 @@
           <w:numId w:val="54"/>
         </w:numPr>
         <w:spacing w:after="360" w:line="360" w:lineRule="auto"/>
-        <w:ind w:left="284" w:hanging="284"/>
+        <w:ind w:left="426"/>
         <w:jc w:val="both"/>
         <w:rPr>
           <w:rFonts w:ascii="Times New Roman" w:hAnsi="Times New Roman" w:cs="Times New Roman"/>
@@ -22558,7 +21740,7 @@
           <w:sz w:val="24"/>
           <w:szCs w:val="24"/>
         </w:rPr>
-        <w:t>Jumlah Revisi Laporan</w:t>
+        <w:t>Skor Audit Sebelumnya</w:t>
       </w:r>
       <w:r>
         <w:rPr>
@@ -22574,7 +21756,7 @@
           <w:sz w:val="24"/>
           <w:szCs w:val="24"/>
         </w:rPr>
-        <w:t xml:space="preserve">ariabel ini menunjukkan seberapa sering laporan bulanan yang disusun oleh responden mengalami revisi. Frekuensi revisi dapat mencerminkan tingkat ketelitian, keakuratan data, atau kemungkinan adanya kesalahan yang disengaja maupun tidak disengaja. </w:t>
+        <w:t xml:space="preserve">ariabel ini merujuk pada hasil penilaian audit internal dari periode sebelumnya dengan rentang skor antara 1 hingga 100. Skor yang lebih tinggi menunjukkan kualitas laporan dan kepatuhan terhadap prosedur yang lebih baik. </w:t>
       </w:r>
     </w:p>
     <w:p>
@@ -22585,7 +21767,98 @@
           <w:numId w:val="54"/>
         </w:numPr>
         <w:spacing w:after="360" w:line="360" w:lineRule="auto"/>
+        <w:ind w:left="426"/>
+        <w:jc w:val="both"/>
+        <w:rPr>
+          <w:rFonts w:ascii="Times New Roman" w:hAnsi="Times New Roman" w:cs="Times New Roman"/>
+          <w:sz w:val="24"/>
+          <w:szCs w:val="24"/>
+        </w:rPr>
+      </w:pPr>
+      <w:r>
+        <w:rPr>
+          <w:rFonts w:ascii="Times New Roman" w:hAnsi="Times New Roman" w:cs="Times New Roman"/>
+          <w:sz w:val="24"/>
+          <w:szCs w:val="24"/>
+        </w:rPr>
+        <w:t>Indikasi Fraud</w:t>
+      </w:r>
+      <w:r>
+        <w:rPr>
+          <w:rFonts w:ascii="Times New Roman" w:hAnsi="Times New Roman" w:cs="Times New Roman"/>
+          <w:sz w:val="24"/>
+          <w:szCs w:val="24"/>
+        </w:rPr>
+        <w:t xml:space="preserve"> dimana v</w:t>
+      </w:r>
+      <w:r>
+        <w:rPr>
+          <w:rFonts w:ascii="Times New Roman" w:hAnsi="Times New Roman" w:cs="Times New Roman"/>
+          <w:sz w:val="24"/>
+          <w:szCs w:val="24"/>
+        </w:rPr>
+        <w:t>ariabel ini merupakan variabel target dalam penelitian, yang menunjukkan apakah terdapat indikasi tindakan fraud. Nilai 0 menunjukkan tidak ada indikasi fraud, sementara nilai 1 menunjukkan adanya indikasi fraud berdasarkan hasil evaluasi atau temuan terkait.</w:t>
+      </w:r>
+    </w:p>
+    <w:p>
+      <w:pPr>
+        <w:spacing w:after="0" w:line="360" w:lineRule="auto"/>
+        <w:ind w:firstLine="720"/>
+        <w:jc w:val="both"/>
+        <w:rPr>
+          <w:rFonts w:ascii="Times New Roman" w:hAnsi="Times New Roman" w:cs="Times New Roman"/>
+          <w:sz w:val="24"/>
+          <w:szCs w:val="24"/>
+        </w:rPr>
+      </w:pPr>
+      <w:r>
+        <w:rPr>
+          <w:rFonts w:ascii="Times New Roman" w:hAnsi="Times New Roman" w:cs="Times New Roman"/>
+          <w:sz w:val="24"/>
+          <w:szCs w:val="24"/>
+        </w:rPr>
+        <w:t xml:space="preserve">Instrumen ini disusun untuk mengumpulkan data secara kuantitatif dari karyawan di berbagai cabang perusahaan. Hasil pengisian kuesioner kemudian diubah menjadi data numerik dan dianalisis secara statistik untuk mengidentifikasi potensi risiko fraud berdasarkan dimensi Fraud Diamond. Data juga dapat </w:t>
+      </w:r>
+      <w:r>
+        <w:rPr>
+          <w:rFonts w:ascii="Times New Roman" w:hAnsi="Times New Roman" w:cs="Times New Roman"/>
+          <w:sz w:val="24"/>
+          <w:szCs w:val="24"/>
+        </w:rPr>
+        <w:lastRenderedPageBreak/>
+        <w:t>digunakan untuk membangun model prediksi fraud dengan algoritma machine learning seperti Random Forest.</w:t>
+      </w:r>
+    </w:p>
+    <w:p>
+      <w:pPr>
+        <w:pStyle w:val="NoSpacing"/>
+        <w:numPr>
+          <w:ilvl w:val="0"/>
+          <w:numId w:val="51"/>
+        </w:numPr>
+        <w:spacing w:line="360" w:lineRule="auto"/>
         <w:ind w:left="284" w:hanging="284"/>
+        <w:rPr>
+          <w:rStyle w:val="fadeinm1hgl8"/>
+          <w:rFonts w:ascii="Times New Roman" w:hAnsi="Times New Roman" w:cs="Times New Roman"/>
+          <w:sz w:val="24"/>
+          <w:szCs w:val="24"/>
+        </w:rPr>
+      </w:pPr>
+      <w:r>
+        <w:rPr>
+          <w:rStyle w:val="fadeinm1hgl8"/>
+          <w:rFonts w:ascii="Times New Roman" w:hAnsi="Times New Roman" w:cs="Times New Roman"/>
+          <w:sz w:val="24"/>
+          <w:szCs w:val="24"/>
+        </w:rPr>
+        <w:t>Pra-pemrosesan Data</w:t>
+      </w:r>
+    </w:p>
+    <w:p>
+      <w:pPr>
+        <w:spacing w:after="0" w:line="360" w:lineRule="auto"/>
+        <w:ind w:firstLine="720"/>
         <w:jc w:val="both"/>
         <w:rPr>
           <w:rFonts w:ascii="Times New Roman" w:hAnsi="Times New Roman" w:cs="Times New Roman"/>
@@ -22599,23 +21872,7 @@
           <w:sz w:val="24"/>
           <w:szCs w:val="24"/>
         </w:rPr>
-        <w:t>Skor Audit Sebelumnya</w:t>
-      </w:r>
-      <w:r>
-        <w:rPr>
-          <w:rFonts w:ascii="Times New Roman" w:hAnsi="Times New Roman" w:cs="Times New Roman"/>
-          <w:sz w:val="24"/>
-          <w:szCs w:val="24"/>
-        </w:rPr>
-        <w:t xml:space="preserve"> dimana v</w:t>
-      </w:r>
-      <w:r>
-        <w:rPr>
-          <w:rFonts w:ascii="Times New Roman" w:hAnsi="Times New Roman" w:cs="Times New Roman"/>
-          <w:sz w:val="24"/>
-          <w:szCs w:val="24"/>
-        </w:rPr>
-        <w:t xml:space="preserve">ariabel ini merujuk pada hasil penilaian audit internal dari periode sebelumnya dengan rentang skor antara 1 hingga 100. Skor yang lebih tinggi menunjukkan kualitas laporan dan kepatuhan terhadap prosedur yang lebih baik. </w:t>
+        <w:t xml:space="preserve"> Data mentah dari kuisioner selanjutnya diproses agar siap digunakan dalam model pembelajaran mesin. Tahapan ini mencakup: </w:t>
       </w:r>
     </w:p>
     <w:p>
@@ -22623,10 +21880,10 @@
         <w:pStyle w:val="ListParagraph"/>
         <w:numPr>
           <w:ilvl w:val="0"/>
-          <w:numId w:val="54"/>
+          <w:numId w:val="39"/>
         </w:numPr>
         <w:spacing w:after="360" w:line="360" w:lineRule="auto"/>
-        <w:ind w:left="284" w:hanging="284"/>
+        <w:ind w:left="567" w:hanging="284"/>
         <w:jc w:val="both"/>
         <w:rPr>
           <w:rFonts w:ascii="Times New Roman" w:hAnsi="Times New Roman" w:cs="Times New Roman"/>
@@ -22640,23 +21897,7 @@
           <w:sz w:val="24"/>
           <w:szCs w:val="24"/>
         </w:rPr>
-        <w:t>Keterlambatan Laporan</w:t>
-      </w:r>
-      <w:r>
-        <w:rPr>
-          <w:rFonts w:ascii="Times New Roman" w:hAnsi="Times New Roman" w:cs="Times New Roman"/>
-          <w:sz w:val="24"/>
-          <w:szCs w:val="24"/>
-        </w:rPr>
-        <w:t xml:space="preserve"> dimana v</w:t>
-      </w:r>
-      <w:r>
-        <w:rPr>
-          <w:rFonts w:ascii="Times New Roman" w:hAnsi="Times New Roman" w:cs="Times New Roman"/>
-          <w:sz w:val="24"/>
-          <w:szCs w:val="24"/>
-        </w:rPr>
-        <w:t xml:space="preserve">ariabel ini mengukur rata-rata jumlah hari keterlambatan dalam penyampaian laporan bulanan oleh responden. Semakin besar nilai keterlambatan dapat mengindikasikan adanya hambatan administratif atau potensi penyimpangan. </w:t>
+        <w:t xml:space="preserve">Pembersihan data dari nilai kosong, duplikasi, dan kesalahan input. </w:t>
       </w:r>
     </w:p>
     <w:p>
@@ -22664,81 +21905,88 @@
         <w:pStyle w:val="ListParagraph"/>
         <w:numPr>
           <w:ilvl w:val="0"/>
-          <w:numId w:val="54"/>
+          <w:numId w:val="39"/>
         </w:numPr>
         <w:spacing w:after="360" w:line="360" w:lineRule="auto"/>
+        <w:ind w:left="567" w:hanging="284"/>
+        <w:jc w:val="both"/>
+        <w:rPr>
+          <w:rFonts w:ascii="Times New Roman" w:hAnsi="Times New Roman" w:cs="Times New Roman"/>
+          <w:sz w:val="24"/>
+          <w:szCs w:val="24"/>
+        </w:rPr>
+      </w:pPr>
+      <w:r>
+        <w:rPr>
+          <w:rFonts w:ascii="Times New Roman" w:hAnsi="Times New Roman" w:cs="Times New Roman"/>
+          <w:sz w:val="24"/>
+          <w:szCs w:val="24"/>
+        </w:rPr>
+        <w:t xml:space="preserve">Normalisasi atau standardisasi agar setiap fitur berada dalam skala yang seragam. </w:t>
+      </w:r>
+    </w:p>
+    <w:p>
+      <w:pPr>
+        <w:pStyle w:val="ListParagraph"/>
+        <w:numPr>
+          <w:ilvl w:val="0"/>
+          <w:numId w:val="39"/>
+        </w:numPr>
+        <w:spacing w:after="360" w:line="360" w:lineRule="auto"/>
+        <w:ind w:left="567" w:hanging="284"/>
+        <w:jc w:val="both"/>
+        <w:rPr>
+          <w:rFonts w:ascii="Times New Roman" w:hAnsi="Times New Roman" w:cs="Times New Roman"/>
+          <w:sz w:val="24"/>
+          <w:szCs w:val="24"/>
+        </w:rPr>
+      </w:pPr>
+      <w:r>
+        <w:rPr>
+          <w:rFonts w:ascii="Times New Roman" w:hAnsi="Times New Roman" w:cs="Times New Roman"/>
+          <w:sz w:val="24"/>
+          <w:szCs w:val="24"/>
+        </w:rPr>
+        <w:t xml:space="preserve">Pengkodean (jika ada variabel kategorikal). </w:t>
+      </w:r>
+    </w:p>
+    <w:p>
+      <w:pPr>
+        <w:pStyle w:val="ListParagraph"/>
+        <w:numPr>
+          <w:ilvl w:val="0"/>
+          <w:numId w:val="39"/>
+        </w:numPr>
+        <w:spacing w:after="0" w:line="360" w:lineRule="auto"/>
+        <w:ind w:left="567" w:hanging="284"/>
+        <w:jc w:val="both"/>
+        <w:rPr>
+          <w:rFonts w:ascii="Times New Roman" w:hAnsi="Times New Roman" w:cs="Times New Roman"/>
+          <w:sz w:val="24"/>
+          <w:szCs w:val="24"/>
+        </w:rPr>
+      </w:pPr>
+      <w:r>
+        <w:rPr>
+          <w:rFonts w:ascii="Times New Roman" w:hAnsi="Times New Roman" w:cs="Times New Roman"/>
+          <w:sz w:val="24"/>
+          <w:szCs w:val="24"/>
+        </w:rPr>
+        <w:t>Labeling: menetapkan apakah data termasuk kategori fraud atau non-fraud, berdasarkan skor total atau hasil validasi pakar.</w:t>
+      </w:r>
+    </w:p>
+    <w:p>
+      <w:pPr>
+        <w:pStyle w:val="NoSpacing"/>
+        <w:numPr>
+          <w:ilvl w:val="0"/>
+          <w:numId w:val="51"/>
+        </w:numPr>
+        <w:spacing w:line="360" w:lineRule="auto"/>
         <w:ind w:left="284" w:hanging="284"/>
-        <w:jc w:val="both"/>
-        <w:rPr>
-          <w:rFonts w:ascii="Times New Roman" w:hAnsi="Times New Roman" w:cs="Times New Roman"/>
-          <w:sz w:val="24"/>
-          <w:szCs w:val="24"/>
-        </w:rPr>
-      </w:pPr>
-      <w:r>
-        <w:rPr>
-          <w:rFonts w:ascii="Times New Roman" w:hAnsi="Times New Roman" w:cs="Times New Roman"/>
-          <w:sz w:val="24"/>
-          <w:szCs w:val="24"/>
-        </w:rPr>
-        <w:t>Indikasi Fraud</w:t>
-      </w:r>
-      <w:r>
-        <w:rPr>
-          <w:rFonts w:ascii="Times New Roman" w:hAnsi="Times New Roman" w:cs="Times New Roman"/>
-          <w:sz w:val="24"/>
-          <w:szCs w:val="24"/>
-        </w:rPr>
-        <w:t xml:space="preserve"> dimana v</w:t>
-      </w:r>
-      <w:r>
-        <w:rPr>
-          <w:rFonts w:ascii="Times New Roman" w:hAnsi="Times New Roman" w:cs="Times New Roman"/>
-          <w:sz w:val="24"/>
-          <w:szCs w:val="24"/>
-        </w:rPr>
-        <w:t xml:space="preserve">ariabel ini merupakan variabel target dalam penelitian, yang menunjukkan apakah terdapat indikasi tindakan fraud. Nilai 0 </w:t>
-      </w:r>
-      <w:r>
-        <w:rPr>
-          <w:rFonts w:ascii="Times New Roman" w:hAnsi="Times New Roman" w:cs="Times New Roman"/>
-          <w:sz w:val="24"/>
-          <w:szCs w:val="24"/>
-        </w:rPr>
-        <w:lastRenderedPageBreak/>
-        <w:t>menunjukkan tidak ada indikasi fraud, sementara nilai 1 menunjukkan adanya indikasi fraud berdasarkan hasil evaluasi atau temuan terkait.</w:t>
-      </w:r>
-    </w:p>
-    <w:p>
-      <w:pPr>
-        <w:spacing w:after="720" w:line="360" w:lineRule="auto"/>
-        <w:ind w:firstLine="720"/>
-        <w:jc w:val="both"/>
-        <w:rPr>
-          <w:rFonts w:ascii="Times New Roman" w:hAnsi="Times New Roman" w:cs="Times New Roman"/>
-          <w:sz w:val="24"/>
-          <w:szCs w:val="24"/>
-        </w:rPr>
-      </w:pPr>
-      <w:r>
-        <w:rPr>
-          <w:rFonts w:ascii="Times New Roman" w:hAnsi="Times New Roman" w:cs="Times New Roman"/>
-          <w:sz w:val="24"/>
-          <w:szCs w:val="24"/>
-        </w:rPr>
-        <w:t>Instrumen ini disusun untuk mengumpulkan data secara kuantitatif dari karyawan di berbagai cabang perusahaan. Hasil pengisian kuesioner kemudian diubah menjadi data numerik dan dianalisis secara statistik untuk mengidentifikasi potensi risiko fraud berdasarkan dimensi Fraud Diamond. Data juga dapat digunakan untuk membangun model prediksi fraud dengan algoritma machine learning seperti Random Forest.</w:t>
-      </w:r>
-    </w:p>
-    <w:p>
-      <w:pPr>
-        <w:pStyle w:val="Heading4"/>
-        <w:spacing w:before="0" w:after="480" w:line="360" w:lineRule="auto"/>
         <w:rPr>
           <w:rStyle w:val="fadeinm1hgl8"/>
           <w:rFonts w:ascii="Times New Roman" w:hAnsi="Times New Roman" w:cs="Times New Roman"/>
-          <w:b/>
-          <w:i w:val="0"/>
-          <w:color w:val="auto"/>
           <w:sz w:val="24"/>
           <w:szCs w:val="24"/>
         </w:rPr>
@@ -22747,13 +21995,10 @@
         <w:rPr>
           <w:rStyle w:val="fadeinm1hgl8"/>
           <w:rFonts w:ascii="Times New Roman" w:hAnsi="Times New Roman" w:cs="Times New Roman"/>
-          <w:b/>
-          <w:i w:val="0"/>
-          <w:color w:val="auto"/>
-          <w:sz w:val="24"/>
-          <w:szCs w:val="24"/>
-        </w:rPr>
-        <w:t>3.6.2.2. Pra-pemrosesan Data</w:t>
+          <w:sz w:val="24"/>
+          <w:szCs w:val="24"/>
+        </w:rPr>
+        <w:t>Seleksi Fitur (Feature Selection)</w:t>
       </w:r>
     </w:p>
     <w:p>
@@ -22773,7 +22018,7 @@
           <w:sz w:val="24"/>
           <w:szCs w:val="24"/>
         </w:rPr>
-        <w:t xml:space="preserve"> Data mentah dari kuisioner selanjutnya diproses agar siap digunakan dalam model pembelajaran mesin. Tahapan ini mencakup: </w:t>
+        <w:t>Dari seluruh data yang dikumpulkan, dilakukan seleksi fitur untuk menentukan indikator mana yang paling relevan terhadap kejadian fraud. Seleksi ini penting untuk meningkatkan performa model dan mengurangi kompleksitas pemrosesan data.</w:t>
       </w:r>
     </w:p>
     <w:p>
@@ -22781,24 +22026,62 @@
         <w:pStyle w:val="ListParagraph"/>
         <w:numPr>
           <w:ilvl w:val="0"/>
-          <w:numId w:val="46"/>
+          <w:numId w:val="51"/>
         </w:numPr>
-        <w:spacing w:after="360" w:line="360" w:lineRule="auto"/>
+        <w:spacing w:after="0" w:line="360" w:lineRule="auto"/>
         <w:ind w:left="284" w:hanging="284"/>
         <w:jc w:val="both"/>
         <w:rPr>
-          <w:rFonts w:ascii="Times New Roman" w:hAnsi="Times New Roman" w:cs="Times New Roman"/>
-          <w:sz w:val="24"/>
-          <w:szCs w:val="24"/>
-        </w:rPr>
-      </w:pPr>
-      <w:r>
-        <w:rPr>
-          <w:rFonts w:ascii="Times New Roman" w:hAnsi="Times New Roman" w:cs="Times New Roman"/>
-          <w:sz w:val="24"/>
-          <w:szCs w:val="24"/>
-        </w:rPr>
-        <w:t xml:space="preserve">Pembersihan data dari nilai kosong, duplikasi, dan kesalahan input. </w:t>
+          <w:rStyle w:val="fadeinm1hgl8"/>
+          <w:rFonts w:ascii="Times New Roman" w:hAnsi="Times New Roman" w:cs="Times New Roman"/>
+          <w:sz w:val="24"/>
+          <w:szCs w:val="24"/>
+        </w:rPr>
+      </w:pPr>
+      <w:r>
+        <w:rPr>
+          <w:rStyle w:val="fadeinm1hgl8"/>
+          <w:rFonts w:ascii="Times New Roman" w:hAnsi="Times New Roman" w:cs="Times New Roman"/>
+          <w:sz w:val="24"/>
+          <w:szCs w:val="24"/>
+        </w:rPr>
+        <w:t>Pembagian Data</w:t>
+      </w:r>
+    </w:p>
+    <w:p>
+      <w:pPr>
+        <w:spacing w:after="0" w:line="360" w:lineRule="auto"/>
+        <w:ind w:firstLine="720"/>
+        <w:jc w:val="both"/>
+        <w:rPr>
+          <w:rFonts w:ascii="Times New Roman" w:hAnsi="Times New Roman" w:cs="Times New Roman"/>
+          <w:sz w:val="24"/>
+          <w:szCs w:val="24"/>
+        </w:rPr>
+      </w:pPr>
+      <w:r>
+        <w:rPr>
+          <w:rFonts w:ascii="Times New Roman" w:hAnsi="Times New Roman" w:cs="Times New Roman"/>
+          <w:sz w:val="24"/>
+          <w:szCs w:val="24"/>
+        </w:rPr>
+        <w:t>Data dibagi menjadi dua bagian</w:t>
+      </w:r>
+      <w:r>
+        <w:rPr>
+          <w:rFonts w:ascii="Times New Roman" w:hAnsi="Times New Roman" w:cs="Times New Roman"/>
+          <w:sz w:val="24"/>
+          <w:szCs w:val="24"/>
+        </w:rPr>
+        <w:t xml:space="preserve"> dimana data akan di latih dan diuji, berikut datanya antara lain</w:t>
+      </w:r>
+      <w:r>
+        <w:rPr>
+          <w:rFonts w:ascii="Times New Roman" w:hAnsi="Times New Roman" w:cs="Times New Roman"/>
+          <w:sz w:val="24"/>
+          <w:szCs w:val="24"/>
+        </w:rPr>
+        <w:t xml:space="preserve">: </w:t>
       </w:r>
     </w:p>
     <w:p>
@@ -22806,24 +22089,23 @@
         <w:pStyle w:val="ListParagraph"/>
         <w:numPr>
           <w:ilvl w:val="0"/>
-          <w:numId w:val="46"/>
+          <w:numId w:val="44"/>
         </w:numPr>
         <w:spacing w:after="360" w:line="360" w:lineRule="auto"/>
-        <w:ind w:left="284" w:hanging="284"/>
-        <w:jc w:val="both"/>
-        <w:rPr>
-          <w:rFonts w:ascii="Times New Roman" w:hAnsi="Times New Roman" w:cs="Times New Roman"/>
-          <w:sz w:val="24"/>
-          <w:szCs w:val="24"/>
-        </w:rPr>
-      </w:pPr>
-      <w:r>
-        <w:rPr>
-          <w:rFonts w:ascii="Times New Roman" w:hAnsi="Times New Roman" w:cs="Times New Roman"/>
-          <w:sz w:val="24"/>
-          <w:szCs w:val="24"/>
-        </w:rPr>
-        <w:t xml:space="preserve">Normalisasi atau standardisasi agar setiap fitur berada dalam skala yang seragam. </w:t>
+        <w:ind w:left="567" w:hanging="284"/>
+        <w:rPr>
+          <w:rFonts w:ascii="Times New Roman" w:hAnsi="Times New Roman" w:cs="Times New Roman"/>
+          <w:sz w:val="24"/>
+          <w:szCs w:val="24"/>
+        </w:rPr>
+      </w:pPr>
+      <w:r>
+        <w:rPr>
+          <w:rFonts w:ascii="Times New Roman" w:hAnsi="Times New Roman" w:cs="Times New Roman"/>
+          <w:sz w:val="24"/>
+          <w:szCs w:val="24"/>
+        </w:rPr>
+        <w:t xml:space="preserve">Data Latih (Training Set): digunakan untuk membangun model. </w:t>
       </w:r>
     </w:p>
     <w:p>
@@ -22831,10 +22113,55 @@
         <w:pStyle w:val="ListParagraph"/>
         <w:numPr>
           <w:ilvl w:val="0"/>
-          <w:numId w:val="46"/>
+          <w:numId w:val="44"/>
         </w:numPr>
-        <w:spacing w:after="360" w:line="360" w:lineRule="auto"/>
+        <w:spacing w:after="0" w:line="360" w:lineRule="auto"/>
+        <w:ind w:left="567" w:hanging="284"/>
+        <w:rPr>
+          <w:rFonts w:ascii="Times New Roman" w:hAnsi="Times New Roman" w:cs="Times New Roman"/>
+          <w:sz w:val="24"/>
+          <w:szCs w:val="24"/>
+        </w:rPr>
+      </w:pPr>
+      <w:r>
+        <w:rPr>
+          <w:rFonts w:ascii="Times New Roman" w:hAnsi="Times New Roman" w:cs="Times New Roman"/>
+          <w:sz w:val="24"/>
+          <w:szCs w:val="24"/>
+        </w:rPr>
+        <w:t xml:space="preserve">Data Uji (Testing Set): digunakan untuk menguji performa model. </w:t>
+      </w:r>
+    </w:p>
+    <w:p>
+      <w:pPr>
+        <w:pStyle w:val="NoSpacing"/>
+        <w:numPr>
+          <w:ilvl w:val="0"/>
+          <w:numId w:val="51"/>
+        </w:numPr>
+        <w:spacing w:line="360" w:lineRule="auto"/>
         <w:ind w:left="284" w:hanging="284"/>
+        <w:rPr>
+          <w:rStyle w:val="fadeinm1hgl8"/>
+          <w:rFonts w:ascii="Times New Roman" w:hAnsi="Times New Roman" w:cs="Times New Roman"/>
+          <w:sz w:val="24"/>
+          <w:szCs w:val="24"/>
+        </w:rPr>
+      </w:pPr>
+      <w:r>
+        <w:rPr>
+          <w:rStyle w:val="fadeinm1hgl8"/>
+          <w:rFonts w:ascii="Times New Roman" w:hAnsi="Times New Roman" w:cs="Times New Roman"/>
+          <w:sz w:val="24"/>
+          <w:szCs w:val="24"/>
+        </w:rPr>
+        <w:t>Penerapan Algoritma Random Forest</w:t>
+      </w:r>
+    </w:p>
+    <w:p>
+      <w:pPr>
+        <w:spacing w:after="0" w:line="360" w:lineRule="auto"/>
+        <w:ind w:firstLine="720"/>
         <w:jc w:val="both"/>
         <w:rPr>
           <w:rFonts w:ascii="Times New Roman" w:hAnsi="Times New Roman" w:cs="Times New Roman"/>
@@ -22848,7 +22175,7 @@
           <w:sz w:val="24"/>
           <w:szCs w:val="24"/>
         </w:rPr>
-        <w:t xml:space="preserve">Pengkodean (jika ada variabel kategorikal). </w:t>
+        <w:t>Model klasifikasi dibangun menggunakan algoritma Random Forest, yaitu metode ensemble yang menggabungkan banyak pohon keputusan (decision tree).</w:t>
       </w:r>
     </w:p>
     <w:p>
@@ -22856,36 +22183,14 @@
         <w:pStyle w:val="ListParagraph"/>
         <w:numPr>
           <w:ilvl w:val="0"/>
-          <w:numId w:val="46"/>
+          <w:numId w:val="51"/>
         </w:numPr>
-        <w:spacing w:after="360" w:line="360" w:lineRule="auto"/>
+        <w:spacing w:after="0" w:line="360" w:lineRule="auto"/>
         <w:ind w:left="284" w:hanging="284"/>
         <w:jc w:val="both"/>
         <w:rPr>
-          <w:rFonts w:ascii="Times New Roman" w:hAnsi="Times New Roman" w:cs="Times New Roman"/>
-          <w:sz w:val="24"/>
-          <w:szCs w:val="24"/>
-        </w:rPr>
-      </w:pPr>
-      <w:r>
-        <w:rPr>
-          <w:rFonts w:ascii="Times New Roman" w:hAnsi="Times New Roman" w:cs="Times New Roman"/>
-          <w:sz w:val="24"/>
-          <w:szCs w:val="24"/>
-        </w:rPr>
-        <w:t>Labeling: menetapkan apakah data termasuk kategori fraud atau non-fraud, berdasarkan skor total atau hasil validasi pakar.</w:t>
-      </w:r>
-    </w:p>
-    <w:p>
-      <w:pPr>
-        <w:pStyle w:val="Heading4"/>
-        <w:spacing w:before="0" w:after="480" w:line="360" w:lineRule="auto"/>
-        <w:rPr>
           <w:rStyle w:val="fadeinm1hgl8"/>
           <w:rFonts w:ascii="Times New Roman" w:hAnsi="Times New Roman" w:cs="Times New Roman"/>
-          <w:b/>
-          <w:i w:val="0"/>
-          <w:color w:val="auto"/>
           <w:sz w:val="24"/>
           <w:szCs w:val="24"/>
         </w:rPr>
@@ -22894,61 +22199,10 @@
         <w:rPr>
           <w:rStyle w:val="fadeinm1hgl8"/>
           <w:rFonts w:ascii="Times New Roman" w:hAnsi="Times New Roman" w:cs="Times New Roman"/>
-          <w:b/>
-          <w:i w:val="0"/>
-          <w:color w:val="auto"/>
-          <w:sz w:val="24"/>
-          <w:szCs w:val="24"/>
-        </w:rPr>
-        <w:t>3.6.2.3. Seleksi Fitur (Feature Selection)</w:t>
-      </w:r>
-    </w:p>
-    <w:p>
-      <w:pPr>
-        <w:spacing w:after="720" w:line="360" w:lineRule="auto"/>
-        <w:ind w:firstLine="720"/>
-        <w:jc w:val="both"/>
-        <w:rPr>
-          <w:rFonts w:ascii="Times New Roman" w:hAnsi="Times New Roman" w:cs="Times New Roman"/>
-          <w:sz w:val="24"/>
-          <w:szCs w:val="24"/>
-        </w:rPr>
-      </w:pPr>
-      <w:r>
-        <w:rPr>
-          <w:rFonts w:ascii="Times New Roman" w:hAnsi="Times New Roman" w:cs="Times New Roman"/>
-          <w:sz w:val="24"/>
-          <w:szCs w:val="24"/>
-        </w:rPr>
-        <w:t>Dari seluruh data yang dikumpulkan, dilakukan seleksi fitur untuk menentukan indikator mana yang paling relevan terhadap kejadian fraud. Seleksi ini penting untuk meningkatkan performa model dan mengurangi kompleksitas pemrosesan data.</w:t>
-      </w:r>
-    </w:p>
-    <w:p>
-      <w:pPr>
-        <w:pStyle w:val="Heading4"/>
-        <w:spacing w:before="0" w:after="480" w:line="360" w:lineRule="auto"/>
-        <w:rPr>
-          <w:rStyle w:val="fadeinm1hgl8"/>
-          <w:rFonts w:ascii="Times New Roman" w:hAnsi="Times New Roman" w:cs="Times New Roman"/>
-          <w:b/>
-          <w:i w:val="0"/>
-          <w:color w:val="auto"/>
-          <w:sz w:val="24"/>
-          <w:szCs w:val="24"/>
-        </w:rPr>
-      </w:pPr>
-      <w:r>
-        <w:rPr>
-          <w:rStyle w:val="fadeinm1hgl8"/>
-          <w:rFonts w:ascii="Times New Roman" w:hAnsi="Times New Roman" w:cs="Times New Roman"/>
-          <w:b/>
-          <w:i w:val="0"/>
-          <w:color w:val="auto"/>
-          <w:sz w:val="24"/>
-          <w:szCs w:val="24"/>
-        </w:rPr>
-        <w:lastRenderedPageBreak/>
-        <w:t>3.6.2.4. Pembagian Data</w:t>
+          <w:sz w:val="24"/>
+          <w:szCs w:val="24"/>
+        </w:rPr>
+        <w:t>Evaluasi Model</w:t>
       </w:r>
     </w:p>
     <w:p>
@@ -22968,23 +22222,7 @@
           <w:sz w:val="24"/>
           <w:szCs w:val="24"/>
         </w:rPr>
-        <w:t>Data dibagi menjadi dua bagian</w:t>
-      </w:r>
-      <w:r>
-        <w:rPr>
-          <w:rFonts w:ascii="Times New Roman" w:hAnsi="Times New Roman" w:cs="Times New Roman"/>
-          <w:sz w:val="24"/>
-          <w:szCs w:val="24"/>
-        </w:rPr>
-        <w:t xml:space="preserve"> dimana data akan di latih dan diuji, berikut datanya antara lain</w:t>
-      </w:r>
-      <w:r>
-        <w:rPr>
-          <w:rFonts w:ascii="Times New Roman" w:hAnsi="Times New Roman" w:cs="Times New Roman"/>
-          <w:sz w:val="24"/>
-          <w:szCs w:val="24"/>
-        </w:rPr>
-        <w:t xml:space="preserve">: </w:t>
+        <w:t xml:space="preserve">Setelah model dibangun, performa dievaluasi menggunakan data uji dan beberapa metrik, seperti: </w:t>
       </w:r>
     </w:p>
     <w:p>
@@ -22992,23 +22230,39 @@
         <w:pStyle w:val="ListParagraph"/>
         <w:numPr>
           <w:ilvl w:val="0"/>
-          <w:numId w:val="52"/>
+          <w:numId w:val="40"/>
         </w:numPr>
         <w:spacing w:after="360" w:line="360" w:lineRule="auto"/>
-        <w:ind w:left="284" w:hanging="284"/>
-        <w:rPr>
-          <w:rFonts w:ascii="Times New Roman" w:hAnsi="Times New Roman" w:cs="Times New Roman"/>
-          <w:sz w:val="24"/>
-          <w:szCs w:val="24"/>
-        </w:rPr>
-      </w:pPr>
-      <w:r>
-        <w:rPr>
-          <w:rFonts w:ascii="Times New Roman" w:hAnsi="Times New Roman" w:cs="Times New Roman"/>
-          <w:sz w:val="24"/>
-          <w:szCs w:val="24"/>
-        </w:rPr>
-        <w:t xml:space="preserve">Data Latih (Training Set): digunakan untuk membangun model. </w:t>
+        <w:ind w:left="567" w:hanging="284"/>
+        <w:rPr>
+          <w:rFonts w:ascii="Times New Roman" w:hAnsi="Times New Roman" w:cs="Times New Roman"/>
+          <w:sz w:val="24"/>
+          <w:szCs w:val="24"/>
+        </w:rPr>
+      </w:pPr>
+      <w:r>
+        <w:rPr>
+          <w:rFonts w:ascii="Times New Roman" w:hAnsi="Times New Roman" w:cs="Times New Roman"/>
+          <w:sz w:val="24"/>
+          <w:szCs w:val="24"/>
+        </w:rPr>
+        <w:t>Akurasi</w:t>
+      </w:r>
+      <w:r>
+        <w:rPr>
+          <w:rFonts w:ascii="Times New Roman" w:hAnsi="Times New Roman" w:cs="Times New Roman"/>
+          <w:sz w:val="24"/>
+          <w:szCs w:val="24"/>
+        </w:rPr>
+        <w:t xml:space="preserve"> yaitu</w:t>
+      </w:r>
+      <w:r>
+        <w:rPr>
+          <w:rFonts w:ascii="Times New Roman" w:hAnsi="Times New Roman" w:cs="Times New Roman"/>
+          <w:sz w:val="24"/>
+          <w:szCs w:val="24"/>
+        </w:rPr>
+        <w:t xml:space="preserve"> tingkat keseluruhan prediksi benar. </w:t>
       </w:r>
     </w:p>
     <w:p>
@@ -23016,117 +22270,140 @@
         <w:pStyle w:val="ListParagraph"/>
         <w:numPr>
           <w:ilvl w:val="0"/>
-          <w:numId w:val="52"/>
+          <w:numId w:val="40"/>
         </w:numPr>
         <w:spacing w:after="360" w:line="360" w:lineRule="auto"/>
+        <w:ind w:left="567" w:hanging="284"/>
+        <w:rPr>
+          <w:rFonts w:ascii="Times New Roman" w:hAnsi="Times New Roman" w:cs="Times New Roman"/>
+          <w:sz w:val="24"/>
+          <w:szCs w:val="24"/>
+        </w:rPr>
+      </w:pPr>
+      <w:r>
+        <w:rPr>
+          <w:rFonts w:ascii="Times New Roman" w:hAnsi="Times New Roman" w:cs="Times New Roman"/>
+          <w:sz w:val="24"/>
+          <w:szCs w:val="24"/>
+        </w:rPr>
+        <w:t>Precision</w:t>
+      </w:r>
+      <w:r>
+        <w:rPr>
+          <w:rFonts w:ascii="Times New Roman" w:hAnsi="Times New Roman" w:cs="Times New Roman"/>
+          <w:sz w:val="24"/>
+          <w:szCs w:val="24"/>
+        </w:rPr>
+        <w:t xml:space="preserve"> yaitu</w:t>
+      </w:r>
+      <w:r>
+        <w:rPr>
+          <w:rFonts w:ascii="Times New Roman" w:hAnsi="Times New Roman" w:cs="Times New Roman"/>
+          <w:sz w:val="24"/>
+          <w:szCs w:val="24"/>
+        </w:rPr>
+        <w:t xml:space="preserve"> proporsi deteksi fraud yang benar-benar fraud. </w:t>
+      </w:r>
+    </w:p>
+    <w:p>
+      <w:pPr>
+        <w:pStyle w:val="ListParagraph"/>
+        <w:numPr>
+          <w:ilvl w:val="0"/>
+          <w:numId w:val="40"/>
+        </w:numPr>
+        <w:spacing w:after="360" w:line="360" w:lineRule="auto"/>
+        <w:ind w:left="567" w:hanging="284"/>
+        <w:rPr>
+          <w:rFonts w:ascii="Times New Roman" w:hAnsi="Times New Roman" w:cs="Times New Roman"/>
+          <w:sz w:val="24"/>
+          <w:szCs w:val="24"/>
+        </w:rPr>
+      </w:pPr>
+      <w:r>
+        <w:rPr>
+          <w:rFonts w:ascii="Times New Roman" w:hAnsi="Times New Roman" w:cs="Times New Roman"/>
+          <w:sz w:val="24"/>
+          <w:szCs w:val="24"/>
+        </w:rPr>
+        <w:t>Recall (Sensitivity)</w:t>
+      </w:r>
+      <w:r>
+        <w:rPr>
+          <w:rFonts w:ascii="Times New Roman" w:hAnsi="Times New Roman" w:cs="Times New Roman"/>
+          <w:sz w:val="24"/>
+          <w:szCs w:val="24"/>
+        </w:rPr>
+        <w:t xml:space="preserve"> yaitu</w:t>
+      </w:r>
+      <w:r>
+        <w:rPr>
+          <w:rFonts w:ascii="Times New Roman" w:hAnsi="Times New Roman" w:cs="Times New Roman"/>
+          <w:sz w:val="24"/>
+          <w:szCs w:val="24"/>
+        </w:rPr>
+        <w:t xml:space="preserve"> kemampuan model menemukan seluruh kasus fraud. </w:t>
+      </w:r>
+    </w:p>
+    <w:p>
+      <w:pPr>
+        <w:pStyle w:val="ListParagraph"/>
+        <w:numPr>
+          <w:ilvl w:val="0"/>
+          <w:numId w:val="40"/>
+        </w:numPr>
+        <w:spacing w:after="0" w:line="360" w:lineRule="auto"/>
+        <w:ind w:left="567" w:hanging="284"/>
+        <w:rPr>
+          <w:rFonts w:ascii="Times New Roman" w:hAnsi="Times New Roman" w:cs="Times New Roman"/>
+          <w:sz w:val="24"/>
+          <w:szCs w:val="24"/>
+        </w:rPr>
+      </w:pPr>
+      <w:r>
+        <w:rPr>
+          <w:rFonts w:ascii="Times New Roman" w:hAnsi="Times New Roman" w:cs="Times New Roman"/>
+          <w:sz w:val="24"/>
+          <w:szCs w:val="24"/>
+        </w:rPr>
+        <w:lastRenderedPageBreak/>
+        <w:t>F1-Score</w:t>
+      </w:r>
+      <w:r>
+        <w:rPr>
+          <w:rFonts w:ascii="Times New Roman" w:hAnsi="Times New Roman" w:cs="Times New Roman"/>
+          <w:sz w:val="24"/>
+          <w:szCs w:val="24"/>
+        </w:rPr>
+        <w:t xml:space="preserve"> yaitu</w:t>
+      </w:r>
+      <w:r>
+        <w:rPr>
+          <w:rFonts w:ascii="Times New Roman" w:hAnsi="Times New Roman" w:cs="Times New Roman"/>
+          <w:sz w:val="24"/>
+          <w:szCs w:val="24"/>
+        </w:rPr>
+        <w:t xml:space="preserve"> keseimbangan antara precision dan recall. </w:t>
+      </w:r>
+    </w:p>
+    <w:p>
+      <w:pPr>
+        <w:pStyle w:val="NoSpacing"/>
+        <w:numPr>
+          <w:ilvl w:val="0"/>
+          <w:numId w:val="51"/>
+        </w:numPr>
+        <w:spacing w:line="360" w:lineRule="auto"/>
         <w:ind w:left="284" w:hanging="284"/>
-        <w:rPr>
-          <w:rFonts w:ascii="Times New Roman" w:hAnsi="Times New Roman" w:cs="Times New Roman"/>
-          <w:sz w:val="24"/>
-          <w:szCs w:val="24"/>
-        </w:rPr>
-      </w:pPr>
-      <w:r>
-        <w:rPr>
-          <w:rFonts w:ascii="Times New Roman" w:hAnsi="Times New Roman" w:cs="Times New Roman"/>
-          <w:sz w:val="24"/>
-          <w:szCs w:val="24"/>
-        </w:rPr>
-        <w:t xml:space="preserve">Data Uji (Testing Set): digunakan untuk menguji performa model. </w:t>
-      </w:r>
-    </w:p>
-    <w:p>
-      <w:pPr>
-        <w:spacing w:after="720" w:line="360" w:lineRule="auto"/>
-        <w:ind w:firstLine="720"/>
-        <w:jc w:val="both"/>
-        <w:rPr>
-          <w:rFonts w:ascii="Times New Roman" w:hAnsi="Times New Roman" w:cs="Times New Roman"/>
-          <w:sz w:val="24"/>
-          <w:szCs w:val="24"/>
-        </w:rPr>
-      </w:pPr>
-      <w:r>
-        <w:rPr>
-          <w:rFonts w:ascii="Times New Roman" w:hAnsi="Times New Roman" w:cs="Times New Roman"/>
-          <w:sz w:val="24"/>
-          <w:szCs w:val="24"/>
-        </w:rPr>
-        <w:t>Proporsi umum yang digunakan adalah 80:20. Alternatif lain, seperti k-fold cross-validation, dapat diterapkan untuk menghindari bias hasil evaluasi.</w:t>
-      </w:r>
-    </w:p>
-    <w:p>
-      <w:pPr>
-        <w:pStyle w:val="Heading4"/>
-        <w:spacing w:before="0" w:after="480" w:line="360" w:lineRule="auto"/>
+      </w:pPr>
+      <w:r>
         <w:rPr>
           <w:rStyle w:val="fadeinm1hgl8"/>
           <w:rFonts w:ascii="Times New Roman" w:hAnsi="Times New Roman" w:cs="Times New Roman"/>
-          <w:b/>
-          <w:i w:val="0"/>
-          <w:color w:val="auto"/>
-          <w:sz w:val="24"/>
-          <w:szCs w:val="24"/>
-        </w:rPr>
-      </w:pPr>
-      <w:r>
-        <w:rPr>
-          <w:rStyle w:val="fadeinm1hgl8"/>
-          <w:rFonts w:ascii="Times New Roman" w:hAnsi="Times New Roman" w:cs="Times New Roman"/>
-          <w:b/>
-          <w:i w:val="0"/>
-          <w:color w:val="auto"/>
-          <w:sz w:val="24"/>
-          <w:szCs w:val="24"/>
-        </w:rPr>
-        <w:t>3.6.2.5. Penerapan Algoritma Random Forest</w:t>
-      </w:r>
-    </w:p>
-    <w:p>
-      <w:pPr>
-        <w:spacing w:after="720" w:line="360" w:lineRule="auto"/>
-        <w:ind w:firstLine="720"/>
-        <w:jc w:val="both"/>
-        <w:rPr>
-          <w:rFonts w:ascii="Times New Roman" w:hAnsi="Times New Roman" w:cs="Times New Roman"/>
-          <w:sz w:val="24"/>
-          <w:szCs w:val="24"/>
-        </w:rPr>
-      </w:pPr>
-      <w:r>
-        <w:rPr>
-          <w:rFonts w:ascii="Times New Roman" w:hAnsi="Times New Roman" w:cs="Times New Roman"/>
-          <w:sz w:val="24"/>
-          <w:szCs w:val="24"/>
-        </w:rPr>
-        <w:t xml:space="preserve">Model klasifikasi dibangun menggunakan algoritma Random Forest, yaitu metode ensemble yang menggabungkan banyak pohon keputusan (decision tree). </w:t>
-      </w:r>
-    </w:p>
-    <w:p>
-      <w:pPr>
-        <w:pStyle w:val="Heading4"/>
-        <w:spacing w:before="0" w:after="480" w:line="360" w:lineRule="auto"/>
-        <w:rPr>
-          <w:rStyle w:val="fadeinm1hgl8"/>
-          <w:rFonts w:ascii="Times New Roman" w:hAnsi="Times New Roman" w:cs="Times New Roman"/>
-          <w:b/>
-          <w:i w:val="0"/>
-          <w:color w:val="auto"/>
-          <w:sz w:val="24"/>
-          <w:szCs w:val="24"/>
-        </w:rPr>
-      </w:pPr>
-      <w:r>
-        <w:rPr>
-          <w:rStyle w:val="fadeinm1hgl8"/>
-          <w:rFonts w:ascii="Times New Roman" w:hAnsi="Times New Roman" w:cs="Times New Roman"/>
-          <w:b/>
-          <w:i w:val="0"/>
-          <w:color w:val="auto"/>
-          <w:sz w:val="24"/>
-          <w:szCs w:val="24"/>
-        </w:rPr>
-        <w:t>3.6.2.6. Evaluasi Model</w:t>
+          <w:sz w:val="24"/>
+          <w:szCs w:val="24"/>
+        </w:rPr>
+        <w:t>Interpretasi dan Analisis Hasil</w:t>
       </w:r>
     </w:p>
     <w:p>
@@ -23146,7 +22423,7 @@
           <w:sz w:val="24"/>
           <w:szCs w:val="24"/>
         </w:rPr>
-        <w:t xml:space="preserve">Setelah model dibangun, performa dievaluasi menggunakan data uji dan beberapa metrik, seperti: </w:t>
+        <w:t xml:space="preserve">Tahap akhir adalah interpretasi terhadap hasil klasifikasi. Dari hasil Random Forest, ditentukan cabang-cabang yang terindikasi melakukan fraud. Selain itu, dilakukan analisis feature importance untuk mengetahui elemen mana dari Fraud Diamond (pressure, opportunity, rationalization, capability) yang paling berpengaruh dalam mendeteksi fraud. Temuan ini digunakan sebagai dasar untuk: </w:t>
       </w:r>
     </w:p>
     <w:p>
@@ -23154,39 +22431,23 @@
         <w:pStyle w:val="ListParagraph"/>
         <w:numPr>
           <w:ilvl w:val="0"/>
-          <w:numId w:val="48"/>
+          <w:numId w:val="41"/>
         </w:numPr>
         <w:spacing w:after="360" w:line="360" w:lineRule="auto"/>
-        <w:ind w:left="284" w:hanging="284"/>
-        <w:rPr>
-          <w:rFonts w:ascii="Times New Roman" w:hAnsi="Times New Roman" w:cs="Times New Roman"/>
-          <w:sz w:val="24"/>
-          <w:szCs w:val="24"/>
-        </w:rPr>
-      </w:pPr>
-      <w:r>
-        <w:rPr>
-          <w:rFonts w:ascii="Times New Roman" w:hAnsi="Times New Roman" w:cs="Times New Roman"/>
-          <w:sz w:val="24"/>
-          <w:szCs w:val="24"/>
-        </w:rPr>
-        <w:t>Akurasi</w:t>
-      </w:r>
-      <w:r>
-        <w:rPr>
-          <w:rFonts w:ascii="Times New Roman" w:hAnsi="Times New Roman" w:cs="Times New Roman"/>
-          <w:sz w:val="24"/>
-          <w:szCs w:val="24"/>
-        </w:rPr>
-        <w:t xml:space="preserve"> yaitu</w:t>
-      </w:r>
-      <w:r>
-        <w:rPr>
-          <w:rFonts w:ascii="Times New Roman" w:hAnsi="Times New Roman" w:cs="Times New Roman"/>
-          <w:sz w:val="24"/>
-          <w:szCs w:val="24"/>
-        </w:rPr>
-        <w:t xml:space="preserve"> tingkat keseluruhan prediksi benar. </w:t>
+        <w:ind w:left="567" w:hanging="284"/>
+        <w:rPr>
+          <w:rFonts w:ascii="Times New Roman" w:hAnsi="Times New Roman" w:cs="Times New Roman"/>
+          <w:sz w:val="24"/>
+          <w:szCs w:val="24"/>
+        </w:rPr>
+      </w:pPr>
+      <w:r>
+        <w:rPr>
+          <w:rFonts w:ascii="Times New Roman" w:hAnsi="Times New Roman" w:cs="Times New Roman"/>
+          <w:sz w:val="24"/>
+          <w:szCs w:val="24"/>
+        </w:rPr>
+        <w:t xml:space="preserve">Peningkatan sistem pengendalian internal. </w:t>
       </w:r>
     </w:p>
     <w:p>
@@ -23194,39 +22455,23 @@
         <w:pStyle w:val="ListParagraph"/>
         <w:numPr>
           <w:ilvl w:val="0"/>
-          <w:numId w:val="48"/>
+          <w:numId w:val="41"/>
         </w:numPr>
         <w:spacing w:after="360" w:line="360" w:lineRule="auto"/>
-        <w:ind w:left="284" w:hanging="284"/>
-        <w:rPr>
-          <w:rFonts w:ascii="Times New Roman" w:hAnsi="Times New Roman" w:cs="Times New Roman"/>
-          <w:sz w:val="24"/>
-          <w:szCs w:val="24"/>
-        </w:rPr>
-      </w:pPr>
-      <w:r>
-        <w:rPr>
-          <w:rFonts w:ascii="Times New Roman" w:hAnsi="Times New Roman" w:cs="Times New Roman"/>
-          <w:sz w:val="24"/>
-          <w:szCs w:val="24"/>
-        </w:rPr>
-        <w:t>Precision</w:t>
-      </w:r>
-      <w:r>
-        <w:rPr>
-          <w:rFonts w:ascii="Times New Roman" w:hAnsi="Times New Roman" w:cs="Times New Roman"/>
-          <w:sz w:val="24"/>
-          <w:szCs w:val="24"/>
-        </w:rPr>
-        <w:t xml:space="preserve"> yaitu</w:t>
-      </w:r>
-      <w:r>
-        <w:rPr>
-          <w:rFonts w:ascii="Times New Roman" w:hAnsi="Times New Roman" w:cs="Times New Roman"/>
-          <w:sz w:val="24"/>
-          <w:szCs w:val="24"/>
-        </w:rPr>
-        <w:t xml:space="preserve"> proporsi deteksi fraud yang benar-benar fraud. </w:t>
+        <w:ind w:left="567" w:hanging="284"/>
+        <w:rPr>
+          <w:rFonts w:ascii="Times New Roman" w:hAnsi="Times New Roman" w:cs="Times New Roman"/>
+          <w:sz w:val="24"/>
+          <w:szCs w:val="24"/>
+        </w:rPr>
+      </w:pPr>
+      <w:r>
+        <w:rPr>
+          <w:rFonts w:ascii="Times New Roman" w:hAnsi="Times New Roman" w:cs="Times New Roman"/>
+          <w:sz w:val="24"/>
+          <w:szCs w:val="24"/>
+        </w:rPr>
+        <w:t xml:space="preserve">Identifikasi risiko fraud secara lebih dini. </w:t>
       </w:r>
     </w:p>
     <w:p>
@@ -23234,264 +22479,75 @@
         <w:pStyle w:val="ListParagraph"/>
         <w:numPr>
           <w:ilvl w:val="0"/>
-          <w:numId w:val="48"/>
+          <w:numId w:val="41"/>
         </w:numPr>
-        <w:spacing w:after="360" w:line="360" w:lineRule="auto"/>
-        <w:ind w:left="284" w:hanging="284"/>
-        <w:rPr>
-          <w:rFonts w:ascii="Times New Roman" w:hAnsi="Times New Roman" w:cs="Times New Roman"/>
-          <w:sz w:val="24"/>
-          <w:szCs w:val="24"/>
-        </w:rPr>
-      </w:pPr>
-      <w:r>
-        <w:rPr>
-          <w:rFonts w:ascii="Times New Roman" w:hAnsi="Times New Roman" w:cs="Times New Roman"/>
-          <w:sz w:val="24"/>
-          <w:szCs w:val="24"/>
-        </w:rPr>
-        <w:t>Recall (Sensitivity)</w:t>
-      </w:r>
-      <w:r>
-        <w:rPr>
-          <w:rFonts w:ascii="Times New Roman" w:hAnsi="Times New Roman" w:cs="Times New Roman"/>
-          <w:sz w:val="24"/>
-          <w:szCs w:val="24"/>
-        </w:rPr>
-        <w:t xml:space="preserve"> yaitu</w:t>
-      </w:r>
-      <w:r>
-        <w:rPr>
-          <w:rFonts w:ascii="Times New Roman" w:hAnsi="Times New Roman" w:cs="Times New Roman"/>
-          <w:sz w:val="24"/>
-          <w:szCs w:val="24"/>
-        </w:rPr>
-        <w:t xml:space="preserve"> kemampuan model menemukan seluruh kasus fraud. </w:t>
-      </w:r>
-    </w:p>
-    <w:p>
-      <w:pPr>
-        <w:pStyle w:val="ListParagraph"/>
-        <w:numPr>
-          <w:ilvl w:val="0"/>
-          <w:numId w:val="48"/>
-        </w:numPr>
-        <w:spacing w:after="360" w:line="360" w:lineRule="auto"/>
-        <w:ind w:left="284" w:hanging="284"/>
-        <w:rPr>
-          <w:rFonts w:ascii="Times New Roman" w:hAnsi="Times New Roman" w:cs="Times New Roman"/>
-          <w:sz w:val="24"/>
-          <w:szCs w:val="24"/>
-        </w:rPr>
-      </w:pPr>
-      <w:r>
-        <w:rPr>
-          <w:rFonts w:ascii="Times New Roman" w:hAnsi="Times New Roman" w:cs="Times New Roman"/>
-          <w:sz w:val="24"/>
-          <w:szCs w:val="24"/>
-        </w:rPr>
-        <w:t>F1-Score</w:t>
-      </w:r>
-      <w:r>
-        <w:rPr>
-          <w:rFonts w:ascii="Times New Roman" w:hAnsi="Times New Roman" w:cs="Times New Roman"/>
-          <w:sz w:val="24"/>
-          <w:szCs w:val="24"/>
-        </w:rPr>
-        <w:t xml:space="preserve"> yaitu</w:t>
-      </w:r>
-      <w:r>
-        <w:rPr>
-          <w:rFonts w:ascii="Times New Roman" w:hAnsi="Times New Roman" w:cs="Times New Roman"/>
-          <w:sz w:val="24"/>
-          <w:szCs w:val="24"/>
-        </w:rPr>
-        <w:t xml:space="preserve"> keseimbangan antara precision dan recall. </w:t>
-      </w:r>
-    </w:p>
-    <w:p>
-      <w:pPr>
-        <w:pStyle w:val="ListParagraph"/>
-        <w:numPr>
-          <w:ilvl w:val="0"/>
-          <w:numId w:val="48"/>
-        </w:numPr>
-        <w:spacing w:after="720" w:line="360" w:lineRule="auto"/>
-        <w:ind w:left="284" w:hanging="284"/>
-        <w:rPr>
-          <w:rFonts w:ascii="Times New Roman" w:hAnsi="Times New Roman" w:cs="Times New Roman"/>
-          <w:sz w:val="24"/>
-          <w:szCs w:val="24"/>
-        </w:rPr>
-      </w:pPr>
-      <w:r>
-        <w:rPr>
-          <w:rFonts w:ascii="Times New Roman" w:hAnsi="Times New Roman" w:cs="Times New Roman"/>
-          <w:sz w:val="24"/>
-          <w:szCs w:val="24"/>
-        </w:rPr>
-        <w:t>Confusion Matrix</w:t>
-      </w:r>
-      <w:r>
-        <w:rPr>
-          <w:rFonts w:ascii="Times New Roman" w:hAnsi="Times New Roman" w:cs="Times New Roman"/>
-          <w:sz w:val="24"/>
-          <w:szCs w:val="24"/>
-        </w:rPr>
-        <w:t xml:space="preserve"> yaitu</w:t>
-      </w:r>
-      <w:r>
-        <w:rPr>
-          <w:rFonts w:ascii="Times New Roman" w:hAnsi="Times New Roman" w:cs="Times New Roman"/>
-          <w:sz w:val="24"/>
-          <w:szCs w:val="24"/>
-        </w:rPr>
-        <w:t xml:space="preserve"> untuk melihat distribusi prediksi fraud dan non-fraud.</w:t>
-      </w:r>
-    </w:p>
-    <w:p>
-      <w:pPr>
-        <w:pStyle w:val="Heading4"/>
-        <w:spacing w:before="0" w:after="480" w:line="360" w:lineRule="auto"/>
-        <w:rPr>
-          <w:rFonts w:ascii="Times New Roman" w:hAnsi="Times New Roman" w:cs="Times New Roman"/>
+        <w:spacing w:after="0" w:line="360" w:lineRule="auto"/>
+        <w:ind w:left="567" w:hanging="284"/>
+        <w:rPr>
+          <w:rFonts w:ascii="Times New Roman" w:hAnsi="Times New Roman" w:cs="Times New Roman"/>
+          <w:sz w:val="24"/>
+          <w:szCs w:val="24"/>
+        </w:rPr>
+      </w:pPr>
+      <w:r>
+        <w:rPr>
+          <w:rFonts w:ascii="Times New Roman" w:hAnsi="Times New Roman" w:cs="Times New Roman"/>
+          <w:sz w:val="24"/>
+          <w:szCs w:val="24"/>
+        </w:rPr>
+        <w:t>Penyusunan strategi pencegahan berbasis data.</w:t>
+      </w:r>
+    </w:p>
+    <w:p>
+      <w:pPr>
+        <w:pStyle w:val="NormalWeb"/>
+        <w:spacing w:before="0" w:beforeAutospacing="0" w:after="360" w:afterAutospacing="0" w:line="360" w:lineRule="auto"/>
+        <w:ind w:firstLine="851"/>
+        <w:jc w:val="both"/>
+        <w:rPr>
           <w:b/>
-          <w:i w:val="0"/>
-          <w:color w:val="auto"/>
-          <w:sz w:val="24"/>
-          <w:szCs w:val="24"/>
         </w:rPr>
       </w:pPr>
       <w:r>
         <w:rPr>
           <w:rStyle w:val="fadeinm1hgl8"/>
-          <w:rFonts w:ascii="Times New Roman" w:hAnsi="Times New Roman" w:cs="Times New Roman"/>
-          <w:b/>
-          <w:i w:val="0"/>
-          <w:color w:val="auto"/>
-          <w:sz w:val="24"/>
-          <w:szCs w:val="24"/>
-        </w:rPr>
-        <w:lastRenderedPageBreak/>
-        <w:t>3.6.2.7. Interpretasi dan Analisis Hasil</w:t>
-      </w:r>
-    </w:p>
-    <w:p>
-      <w:pPr>
-        <w:spacing w:after="0" w:line="360" w:lineRule="auto"/>
-        <w:ind w:firstLine="720"/>
+        </w:rPr>
+        <w:t>Desain kerangka kerja dalam penelitian ini disusun untuk menggambarkan alur</w:t>
+      </w:r>
+      <w:r>
+        <w:rPr>
+          <w:rStyle w:val="fadeinm1hgl8"/>
+        </w:rPr>
+        <w:t xml:space="preserve"> lengkap</w:t>
+      </w:r>
+      <w:r>
+        <w:rPr>
+          <w:rStyle w:val="fadeinm1hgl8"/>
+        </w:rPr>
+        <w:t xml:space="preserve"> sistematis dari proses pendeteksian fraud pada setiap cabang perusahaan</w:t>
+      </w:r>
+      <w:r>
+        <w:rPr>
+          <w:rStyle w:val="fadeinm1hgl8"/>
+        </w:rPr>
+        <w:t xml:space="preserve"> </w:t>
+      </w:r>
+      <w:r>
+        <w:rPr>
+          <w:rStyle w:val="fadeinm1hgl8"/>
+        </w:rPr>
+        <w:t>menggunakan algoritma Random Forest. Rancangan ini mencakup seluruh tahapan penting yang dimulai dari proses pengumpulan data, pengolahan data, pelatihan model, evaluasi, hingga interpretasi hasil klasifikasi</w:t>
+      </w:r>
+    </w:p>
+    <w:p>
+      <w:pPr>
+        <w:pStyle w:val="NormalWeb"/>
+        <w:spacing w:before="0" w:beforeAutospacing="0" w:after="360" w:afterAutospacing="0" w:line="360" w:lineRule="auto"/>
+        <w:ind w:firstLine="426"/>
         <w:jc w:val="both"/>
-        <w:rPr>
-          <w:rFonts w:ascii="Times New Roman" w:hAnsi="Times New Roman" w:cs="Times New Roman"/>
-          <w:sz w:val="24"/>
-          <w:szCs w:val="24"/>
-        </w:rPr>
-      </w:pPr>
-      <w:r>
-        <w:rPr>
-          <w:rFonts w:ascii="Times New Roman" w:hAnsi="Times New Roman" w:cs="Times New Roman"/>
-          <w:sz w:val="24"/>
-          <w:szCs w:val="24"/>
-        </w:rPr>
-        <w:t xml:space="preserve">Tahap akhir adalah interpretasi terhadap hasil klasifikasi. Dari hasil Random Forest, ditentukan cabang-cabang yang terindikasi melakukan fraud. Selain itu, dilakukan analisis feature importance untuk mengetahui elemen mana dari Fraud Diamond (pressure, opportunity, rationalization, capability) yang paling berpengaruh dalam mendeteksi fraud. Temuan ini digunakan sebagai dasar untuk: </w:t>
-      </w:r>
-    </w:p>
-    <w:p>
-      <w:pPr>
-        <w:pStyle w:val="ListParagraph"/>
-        <w:numPr>
-          <w:ilvl w:val="0"/>
-          <w:numId w:val="49"/>
-        </w:numPr>
-        <w:spacing w:after="360" w:line="360" w:lineRule="auto"/>
-        <w:ind w:left="284" w:hanging="284"/>
-        <w:rPr>
-          <w:rFonts w:ascii="Times New Roman" w:hAnsi="Times New Roman" w:cs="Times New Roman"/>
-          <w:sz w:val="24"/>
-          <w:szCs w:val="24"/>
-        </w:rPr>
-      </w:pPr>
-      <w:r>
-        <w:rPr>
-          <w:rFonts w:ascii="Times New Roman" w:hAnsi="Times New Roman" w:cs="Times New Roman"/>
-          <w:sz w:val="24"/>
-          <w:szCs w:val="24"/>
-        </w:rPr>
-        <w:t xml:space="preserve">Peningkatan sistem pengendalian internal. </w:t>
-      </w:r>
-    </w:p>
-    <w:p>
-      <w:pPr>
-        <w:pStyle w:val="ListParagraph"/>
-        <w:numPr>
-          <w:ilvl w:val="0"/>
-          <w:numId w:val="49"/>
-        </w:numPr>
-        <w:spacing w:after="360" w:line="360" w:lineRule="auto"/>
-        <w:ind w:left="284" w:hanging="284"/>
-        <w:rPr>
-          <w:rFonts w:ascii="Times New Roman" w:hAnsi="Times New Roman" w:cs="Times New Roman"/>
-          <w:sz w:val="24"/>
-          <w:szCs w:val="24"/>
-        </w:rPr>
-      </w:pPr>
-      <w:r>
-        <w:rPr>
-          <w:rFonts w:ascii="Times New Roman" w:hAnsi="Times New Roman" w:cs="Times New Roman"/>
-          <w:sz w:val="24"/>
-          <w:szCs w:val="24"/>
-        </w:rPr>
-        <w:t xml:space="preserve">Identifikasi risiko fraud secara lebih dini. </w:t>
-      </w:r>
-    </w:p>
-    <w:p>
-      <w:pPr>
-        <w:pStyle w:val="ListParagraph"/>
-        <w:numPr>
-          <w:ilvl w:val="0"/>
-          <w:numId w:val="49"/>
-        </w:numPr>
-        <w:spacing w:after="720" w:line="360" w:lineRule="auto"/>
-        <w:ind w:left="284" w:hanging="284"/>
-        <w:rPr>
-          <w:rFonts w:ascii="Times New Roman" w:hAnsi="Times New Roman" w:cs="Times New Roman"/>
-          <w:sz w:val="24"/>
-          <w:szCs w:val="24"/>
-        </w:rPr>
-      </w:pPr>
-      <w:r>
-        <w:rPr>
-          <w:rFonts w:ascii="Times New Roman" w:hAnsi="Times New Roman" w:cs="Times New Roman"/>
-          <w:sz w:val="24"/>
-          <w:szCs w:val="24"/>
-        </w:rPr>
-        <w:t>Penyusunan strategi pencegahan berbasis data.</w:t>
-      </w:r>
-    </w:p>
-    <w:p>
-      <w:pPr>
-        <w:pStyle w:val="Heading3"/>
-        <w:numPr>
-          <w:ilvl w:val="2"/>
-          <w:numId w:val="30"/>
-        </w:numPr>
-        <w:spacing w:before="0" w:after="480"/>
-        <w:ind w:left="567" w:hanging="567"/>
-        <w:rPr>
-          <w:rFonts w:ascii="Times New Roman" w:hAnsi="Times New Roman" w:cs="Times New Roman"/>
-          <w:b/>
-          <w:color w:val="auto"/>
-          <w:lang w:eastAsia="en-ID"/>
-        </w:rPr>
-      </w:pPr>
-      <w:r>
-        <w:rPr>
-          <w:rFonts w:ascii="Times New Roman" w:hAnsi="Times New Roman" w:cs="Times New Roman"/>
-          <w:b/>
-          <w:color w:val="auto"/>
-          <w:lang w:eastAsia="en-ID"/>
-        </w:rPr>
-        <w:t>Jenis dan Pendekatan Penelitian</w:t>
+      </w:pPr>
+      <w:r>
+        <w:t>Penelitian ini merupakan penelitian kuantitatif dengan pendekatan deskriptif dan eksplanatori. Penelitian kuantitatif dipilih karena data yang digunakan berupa angka yang diperoleh melalui pengukuran dengan instrumen berupa kuesioner. Tujuan dari pendekatan ini adalah untuk mengetahui dan menganalisis pengaruh elemen-elemen dalam Fraud Diamond terhadap potensi kecurangan (fraud) di lingkungan kerja, khususnya pada karyawan di berbagai cabang perusahaan.</w:t>
       </w:r>
     </w:p>
     <w:p>
@@ -23502,54 +22558,6 @@
         <w:jc w:val="both"/>
       </w:pPr>
       <w:r>
-        <w:t>Penelitian ini merupakan penelitian kuantitatif dengan pendekatan deskriptif dan eksplanatori. Penelitian kuantitatif dipilih karena data yang digunakan berupa angka yang diperoleh melalui pengukuran dengan instrumen berupa kuesioner. Tujuan dari pendekatan ini adalah untuk mengetahui dan menganalisis pengaruh elemen-elemen dalam Fraud Diamond terhadap potensi kecurangan (fraud) di lingkungan kerja, khususnya pada karyawan di berbagai cabang perusahaan.</w:t>
-      </w:r>
-    </w:p>
-    <w:p>
-      <w:pPr>
-        <w:pStyle w:val="Heading3"/>
-        <w:numPr>
-          <w:ilvl w:val="2"/>
-          <w:numId w:val="30"/>
-        </w:numPr>
-        <w:spacing w:before="0" w:after="480"/>
-        <w:ind w:left="567" w:hanging="567"/>
-        <w:rPr>
-          <w:rFonts w:ascii="Times New Roman" w:hAnsi="Times New Roman" w:cs="Times New Roman"/>
-          <w:b/>
-          <w:color w:val="auto"/>
-          <w:lang w:eastAsia="en-ID"/>
-        </w:rPr>
-      </w:pPr>
-      <w:r>
-        <w:rPr>
-          <w:rFonts w:ascii="Times New Roman" w:hAnsi="Times New Roman" w:cs="Times New Roman"/>
-          <w:b/>
-          <w:color w:val="auto"/>
-          <w:lang w:eastAsia="en-ID"/>
-        </w:rPr>
-        <w:t>Teknik Pengumpulan Data</w:t>
-      </w:r>
-    </w:p>
-    <w:p>
-      <w:pPr>
-        <w:spacing w:after="360" w:line="360" w:lineRule="auto"/>
-        <w:ind w:firstLine="426"/>
-        <w:jc w:val="both"/>
-        <w:rPr>
-          <w:rFonts w:ascii="Times New Roman" w:hAnsi="Times New Roman" w:cs="Times New Roman"/>
-          <w:sz w:val="24"/>
-          <w:szCs w:val="24"/>
-          <w:lang w:eastAsia="en-ID"/>
-        </w:rPr>
-      </w:pPr>
-      <w:r>
-        <w:rPr>
-          <w:rFonts w:ascii="Times New Roman" w:hAnsi="Times New Roman" w:cs="Times New Roman"/>
-          <w:sz w:val="24"/>
-          <w:szCs w:val="24"/>
-          <w:lang w:eastAsia="en-ID"/>
-        </w:rPr>
         <w:t>Data dikumpulkan dengan menggunakan instrumen kuesioner tertutup, yang dikembangkan berdasarkan empat elemen Fraud Diamond Theory, yaitu: Pressure, Opportunity, Rationalization, dan Capability. Setiap elemen dijabarkan ke dalam 5 pernyataan, sehingga total terdapat 20 pernyataan dalam kuesioner. Kuesioner disusun menggunakan skala Likert 5 poin, yaitu:</w:t>
       </w:r>
     </w:p>
@@ -24051,7 +23059,7 @@
           <w:lang w:eastAsia="en-ID"/>
         </w:rPr>
       </w:pPr>
-      <w:bookmarkStart w:id="18" w:name="_Toc192843211"/>
+      <w:bookmarkStart w:id="17" w:name="_Toc192843211"/>
       <w:r>
         <w:rPr>
           <w:rFonts w:ascii="Times New Roman" w:hAnsi="Times New Roman" w:cs="Times New Roman"/>
@@ -24063,7 +23071,7 @@
         </w:rPr>
         <w:t>Lokasi Riset dan Sampel Data</w:t>
       </w:r>
-      <w:bookmarkEnd w:id="18"/>
+      <w:bookmarkEnd w:id="17"/>
     </w:p>
     <w:p>
       <w:pPr>
@@ -24209,10 +23217,10 @@
         <w:pStyle w:val="ListParagraph"/>
         <w:numPr>
           <w:ilvl w:val="0"/>
-          <w:numId w:val="50"/>
+          <w:numId w:val="42"/>
         </w:numPr>
         <w:spacing w:after="360" w:line="360" w:lineRule="auto"/>
-        <w:ind w:left="426" w:hanging="426"/>
+        <w:ind w:left="426" w:hanging="284"/>
         <w:jc w:val="both"/>
         <w:rPr>
           <w:rFonts w:ascii="Times New Roman" w:hAnsi="Times New Roman" w:cs="Times New Roman"/>
@@ -24254,10 +23262,10 @@
         <w:pStyle w:val="ListParagraph"/>
         <w:numPr>
           <w:ilvl w:val="0"/>
-          <w:numId w:val="50"/>
+          <w:numId w:val="42"/>
         </w:numPr>
         <w:spacing w:after="360" w:line="360" w:lineRule="auto"/>
-        <w:ind w:left="426" w:hanging="426"/>
+        <w:ind w:left="426" w:hanging="284"/>
         <w:jc w:val="both"/>
         <w:rPr>
           <w:rFonts w:ascii="Times New Roman" w:hAnsi="Times New Roman" w:cs="Times New Roman"/>
@@ -24281,10 +23289,10 @@
         <w:pStyle w:val="ListParagraph"/>
         <w:numPr>
           <w:ilvl w:val="0"/>
-          <w:numId w:val="50"/>
+          <w:numId w:val="42"/>
         </w:numPr>
         <w:spacing w:after="360" w:line="360" w:lineRule="auto"/>
-        <w:ind w:left="426" w:hanging="426"/>
+        <w:ind w:left="426" w:hanging="284"/>
         <w:jc w:val="both"/>
         <w:rPr>
           <w:rFonts w:ascii="Times New Roman" w:hAnsi="Times New Roman" w:cs="Times New Roman"/>
@@ -24308,10 +23316,10 @@
         <w:pStyle w:val="ListParagraph"/>
         <w:numPr>
           <w:ilvl w:val="0"/>
-          <w:numId w:val="50"/>
+          <w:numId w:val="42"/>
         </w:numPr>
         <w:spacing w:after="360" w:line="360" w:lineRule="auto"/>
-        <w:ind w:left="426" w:hanging="426"/>
+        <w:ind w:left="426" w:hanging="284"/>
         <w:jc w:val="both"/>
         <w:rPr>
           <w:rFonts w:ascii="Times New Roman" w:hAnsi="Times New Roman" w:cs="Times New Roman"/>
@@ -24335,10 +23343,10 @@
         <w:pStyle w:val="ListParagraph"/>
         <w:numPr>
           <w:ilvl w:val="0"/>
-          <w:numId w:val="50"/>
+          <w:numId w:val="42"/>
         </w:numPr>
         <w:spacing w:after="360" w:line="360" w:lineRule="auto"/>
-        <w:ind w:left="426" w:hanging="426"/>
+        <w:ind w:left="426" w:hanging="284"/>
         <w:jc w:val="both"/>
         <w:rPr>
           <w:rFonts w:ascii="Times New Roman" w:hAnsi="Times New Roman" w:cs="Times New Roman"/>
@@ -33195,7 +32203,7 @@
     <w:p>
       <w:pPr>
         <w:spacing w:after="720" w:line="360" w:lineRule="auto"/>
-        <w:ind w:firstLine="426"/>
+        <w:ind w:firstLine="851"/>
         <w:jc w:val="both"/>
         <w:rPr>
           <w:rFonts w:ascii="Times New Roman" w:hAnsi="Times New Roman" w:cs="Times New Roman"/>
@@ -33242,84 +32250,13 @@
           <w:szCs w:val="24"/>
           <w:lang w:eastAsia="en-ID"/>
         </w:rPr>
-        <w:t>Etika Penelitian</w:t>
-      </w:r>
-    </w:p>
-    <w:p>
-      <w:pPr>
-        <w:spacing w:after="720" w:line="360" w:lineRule="auto"/>
-        <w:ind w:firstLine="426"/>
-        <w:jc w:val="both"/>
-        <w:rPr>
-          <w:rFonts w:ascii="Times New Roman" w:hAnsi="Times New Roman" w:cs="Times New Roman"/>
-          <w:sz w:val="24"/>
-          <w:szCs w:val="24"/>
-          <w:lang w:eastAsia="en-ID"/>
-        </w:rPr>
-      </w:pPr>
-      <w:r>
-        <w:rPr>
-          <w:rFonts w:ascii="Times New Roman" w:hAnsi="Times New Roman" w:cs="Times New Roman"/>
-          <w:sz w:val="24"/>
-          <w:szCs w:val="24"/>
-          <w:lang w:eastAsia="en-ID"/>
-        </w:rPr>
-        <w:t>Penelitian ini menjunjung tinggi prinsip kerahasiaan responden. Pengisian kuesioner dilakukan secara sukarela</w:t>
-      </w:r>
-      <w:r>
-        <w:rPr>
-          <w:rFonts w:ascii="Times New Roman" w:hAnsi="Times New Roman" w:cs="Times New Roman"/>
-          <w:sz w:val="24"/>
-          <w:szCs w:val="24"/>
-          <w:lang w:eastAsia="en-ID"/>
-        </w:rPr>
-        <w:t xml:space="preserve"> oleh karyawan</w:t>
-      </w:r>
-      <w:r>
-        <w:rPr>
-          <w:rFonts w:ascii="Times New Roman" w:hAnsi="Times New Roman" w:cs="Times New Roman"/>
-          <w:sz w:val="24"/>
-          <w:szCs w:val="24"/>
-          <w:lang w:eastAsia="en-ID"/>
-        </w:rPr>
-        <w:t>. Semua data yang dikumpulkan hanya digunakan untuk keperluan akademik dan analisis internal, serta tidak akan disebarluaskan secara individu.</w:t>
-      </w:r>
-    </w:p>
-    <w:p>
-      <w:pPr>
-        <w:pStyle w:val="Heading2"/>
-        <w:numPr>
-          <w:ilvl w:val="1"/>
-          <w:numId w:val="4"/>
-        </w:numPr>
-        <w:spacing w:before="0" w:after="480" w:line="360" w:lineRule="auto"/>
-        <w:ind w:left="426" w:hanging="426"/>
-        <w:jc w:val="both"/>
-        <w:rPr>
-          <w:rFonts w:ascii="Times New Roman" w:hAnsi="Times New Roman" w:cs="Times New Roman"/>
-          <w:b/>
-          <w:color w:val="000000" w:themeColor="text1"/>
-          <w:sz w:val="24"/>
-          <w:szCs w:val="24"/>
-          <w:lang w:eastAsia="en-ID"/>
-        </w:rPr>
-      </w:pPr>
-      <w:r>
-        <w:rPr>
-          <w:rFonts w:ascii="Times New Roman" w:hAnsi="Times New Roman" w:cs="Times New Roman"/>
-          <w:b/>
-          <w:color w:val="000000" w:themeColor="text1"/>
-          <w:sz w:val="24"/>
-          <w:szCs w:val="24"/>
-          <w:lang w:eastAsia="en-ID"/>
-        </w:rPr>
         <w:t>Waktu Pelaksanaan</w:t>
       </w:r>
     </w:p>
     <w:p>
       <w:pPr>
         <w:spacing w:after="360" w:line="360" w:lineRule="auto"/>
-        <w:ind w:firstLine="426"/>
+        <w:ind w:firstLine="851"/>
         <w:jc w:val="both"/>
         <w:rPr>
           <w:rFonts w:ascii="Times New Roman" w:hAnsi="Times New Roman" w:cs="Times New Roman"/>
@@ -33378,7 +32315,6 @@
           <w:sz w:val="22"/>
           <w:szCs w:val="22"/>
         </w:rPr>
-        <w:lastRenderedPageBreak/>
         <w:t xml:space="preserve">Table </w:t>
       </w:r>
       <w:r>
@@ -33688,6 +32624,7 @@
                 <w:szCs w:val="24"/>
                 <w:lang w:eastAsia="en-ID"/>
               </w:rPr>
+              <w:lastRenderedPageBreak/>
               <w:t>1</w:t>
             </w:r>
           </w:p>
@@ -34458,7 +33395,6 @@
                 <w:szCs w:val="24"/>
                 <w:lang w:eastAsia="en-ID"/>
               </w:rPr>
-              <w:lastRenderedPageBreak/>
               <w:t>6</w:t>
             </w:r>
           </w:p>
@@ -34613,6 +33549,7 @@
                 <w:szCs w:val="24"/>
                 <w:lang w:eastAsia="en-ID"/>
               </w:rPr>
+              <w:lastRenderedPageBreak/>
               <w:t>7</w:t>
             </w:r>
           </w:p>
@@ -35401,7 +34338,6 @@
                 <w:szCs w:val="24"/>
                 <w:lang w:eastAsia="en-ID"/>
               </w:rPr>
-              <w:lastRenderedPageBreak/>
               <w:t>12</w:t>
             </w:r>
           </w:p>
@@ -35556,6 +34492,7 @@
                 <w:szCs w:val="24"/>
                 <w:lang w:eastAsia="en-ID"/>
               </w:rPr>
+              <w:lastRenderedPageBreak/>
               <w:t>13</w:t>
             </w:r>
           </w:p>
@@ -35678,19 +34615,19 @@
     <w:p>
       <w:pPr>
         <w:spacing w:after="360" w:line="360" w:lineRule="auto"/>
+        <w:ind w:firstLine="851"/>
         <w:jc w:val="both"/>
         <w:rPr>
           <w:rFonts w:ascii="Times New Roman" w:hAnsi="Times New Roman" w:cs="Times New Roman"/>
           <w:sz w:val="24"/>
           <w:szCs w:val="24"/>
-          <w:lang w:eastAsia="en-ID"/>
         </w:rPr>
       </w:pPr>
     </w:p>
     <w:p>
       <w:pPr>
         <w:spacing w:after="360" w:line="360" w:lineRule="auto"/>
-        <w:ind w:firstLine="720"/>
+        <w:ind w:firstLine="851"/>
         <w:jc w:val="both"/>
         <w:rPr>
           <w:rFonts w:ascii="Times New Roman" w:hAnsi="Times New Roman" w:cs="Times New Roman"/>
@@ -35712,7 +34649,17 @@
           <w:sz w:val="24"/>
           <w:szCs w:val="24"/>
         </w:rPr>
-        <w:t xml:space="preserve"> adalah sebagai berikut:</w:t>
+        <w:t xml:space="preserve"> adalah sebagai be</w:t>
+      </w:r>
+      <w:bookmarkStart w:id="18" w:name="_GoBack"/>
+      <w:bookmarkEnd w:id="18"/>
+      <w:r>
+        <w:rPr>
+          <w:rFonts w:ascii="Times New Roman" w:hAnsi="Times New Roman" w:cs="Times New Roman"/>
+          <w:sz w:val="24"/>
+          <w:szCs w:val="24"/>
+        </w:rPr>
+        <w:t>rikut:</w:t>
       </w:r>
     </w:p>
     <w:p>
@@ -35729,9 +34676,9 @@
           <w:szCs w:val="24"/>
         </w:rPr>
         <w:drawing>
-          <wp:inline distT="0" distB="0" distL="0" distR="0" wp14:anchorId="6F24C362" wp14:editId="1EE86A88">
-            <wp:extent cx="4048445" cy="4311869"/>
-            <wp:effectExtent l="1588" t="0" r="0" b="0"/>
+          <wp:inline distT="0" distB="0" distL="0" distR="0" wp14:anchorId="6F24C362" wp14:editId="7A8EE87F">
+            <wp:extent cx="5055821" cy="5032375"/>
+            <wp:effectExtent l="0" t="7620" r="4445" b="4445"/>
             <wp:docPr id="7" name="Picture 7"/>
             <wp:cNvGraphicFramePr>
               <a:graphicFrameLocks xmlns:a="http://schemas.openxmlformats.org/drawingml/2006/main" noChangeAspect="1"/>
@@ -35758,7 +34705,7 @@
                   <pic:spPr>
                     <a:xfrm rot="5400000">
                       <a:off x="0" y="0"/>
-                      <a:ext cx="4105160" cy="4372275"/>
+                      <a:ext cx="5171016" cy="5147036"/>
                     </a:xfrm>
                     <a:prstGeom prst="rect">
                       <a:avLst/>
@@ -36218,6 +35165,7 @@
           <w:docPartUnique/>
         </w:docPartObj>
       </w:sdtPr>
+      <w:sdtEndPr/>
       <w:sdtContent>
         <w:p>
           <w:pPr>
@@ -36232,6 +35180,7 @@
             <w:id w:val="111145805"/>
             <w:bibliography/>
           </w:sdtPr>
+          <w:sdtEndPr/>
           <w:sdtContent>
             <w:p>
               <w:pPr>
@@ -38613,6 +37562,92 @@
     </w:lvl>
   </w:abstractNum>
   <w:abstractNum w:abstractNumId="10" w15:restartNumberingAfterBreak="0">
+    <w:nsid w:val="120D25CA"/>
+    <w:multiLevelType w:val="hybridMultilevel"/>
+    <w:tmpl w:val="FF26DABE"/>
+    <w:lvl w:ilvl="0" w:tplc="38090011">
+      <w:start w:val="1"/>
+      <w:numFmt w:val="decimal"/>
+      <w:lvlText w:val="%1)"/>
+      <w:lvlJc w:val="left"/>
+      <w:pPr>
+        <w:ind w:left="720" w:hanging="360"/>
+      </w:pPr>
+    </w:lvl>
+    <w:lvl w:ilvl="1" w:tplc="38090019" w:tentative="1">
+      <w:start w:val="1"/>
+      <w:numFmt w:val="lowerLetter"/>
+      <w:lvlText w:val="%2."/>
+      <w:lvlJc w:val="left"/>
+      <w:pPr>
+        <w:ind w:left="1440" w:hanging="360"/>
+      </w:pPr>
+    </w:lvl>
+    <w:lvl w:ilvl="2" w:tplc="3809001B" w:tentative="1">
+      <w:start w:val="1"/>
+      <w:numFmt w:val="lowerRoman"/>
+      <w:lvlText w:val="%3."/>
+      <w:lvlJc w:val="right"/>
+      <w:pPr>
+        <w:ind w:left="2160" w:hanging="180"/>
+      </w:pPr>
+    </w:lvl>
+    <w:lvl w:ilvl="3" w:tplc="3809000F" w:tentative="1">
+      <w:start w:val="1"/>
+      <w:numFmt w:val="decimal"/>
+      <w:lvlText w:val="%4."/>
+      <w:lvlJc w:val="left"/>
+      <w:pPr>
+        <w:ind w:left="2880" w:hanging="360"/>
+      </w:pPr>
+    </w:lvl>
+    <w:lvl w:ilvl="4" w:tplc="38090019" w:tentative="1">
+      <w:start w:val="1"/>
+      <w:numFmt w:val="lowerLetter"/>
+      <w:lvlText w:val="%5."/>
+      <w:lvlJc w:val="left"/>
+      <w:pPr>
+        <w:ind w:left="3600" w:hanging="360"/>
+      </w:pPr>
+    </w:lvl>
+    <w:lvl w:ilvl="5" w:tplc="3809001B" w:tentative="1">
+      <w:start w:val="1"/>
+      <w:numFmt w:val="lowerRoman"/>
+      <w:lvlText w:val="%6."/>
+      <w:lvlJc w:val="right"/>
+      <w:pPr>
+        <w:ind w:left="4320" w:hanging="180"/>
+      </w:pPr>
+    </w:lvl>
+    <w:lvl w:ilvl="6" w:tplc="3809000F" w:tentative="1">
+      <w:start w:val="1"/>
+      <w:numFmt w:val="decimal"/>
+      <w:lvlText w:val="%7."/>
+      <w:lvlJc w:val="left"/>
+      <w:pPr>
+        <w:ind w:left="5040" w:hanging="360"/>
+      </w:pPr>
+    </w:lvl>
+    <w:lvl w:ilvl="7" w:tplc="38090019" w:tentative="1">
+      <w:start w:val="1"/>
+      <w:numFmt w:val="lowerLetter"/>
+      <w:lvlText w:val="%8."/>
+      <w:lvlJc w:val="left"/>
+      <w:pPr>
+        <w:ind w:left="5760" w:hanging="360"/>
+      </w:pPr>
+    </w:lvl>
+    <w:lvl w:ilvl="8" w:tplc="3809001B" w:tentative="1">
+      <w:start w:val="1"/>
+      <w:numFmt w:val="lowerRoman"/>
+      <w:lvlText w:val="%9."/>
+      <w:lvlJc w:val="right"/>
+      <w:pPr>
+        <w:ind w:left="6480" w:hanging="180"/>
+      </w:pPr>
+    </w:lvl>
+  </w:abstractNum>
+  <w:abstractNum w:abstractNumId="11" w15:restartNumberingAfterBreak="0">
     <w:nsid w:val="14E41D7D"/>
     <w:multiLevelType w:val="multilevel"/>
     <w:tmpl w:val="ECE6EC9C"/>
@@ -38725,7 +37760,7 @@
       </w:pPr>
     </w:lvl>
   </w:abstractNum>
-  <w:abstractNum w:abstractNumId="11" w15:restartNumberingAfterBreak="0">
+  <w:abstractNum w:abstractNumId="12" w15:restartNumberingAfterBreak="0">
     <w:nsid w:val="178F6D5F"/>
     <w:multiLevelType w:val="multilevel"/>
     <w:tmpl w:val="418AA064"/>
@@ -38838,7 +37873,7 @@
       </w:pPr>
     </w:lvl>
   </w:abstractNum>
-  <w:abstractNum w:abstractNumId="12" w15:restartNumberingAfterBreak="0">
+  <w:abstractNum w:abstractNumId="13" w15:restartNumberingAfterBreak="0">
     <w:nsid w:val="19C6043E"/>
     <w:multiLevelType w:val="multilevel"/>
     <w:tmpl w:val="ED3C977E"/>
@@ -38955,184 +37990,7 @@
       </w:pPr>
     </w:lvl>
   </w:abstractNum>
-  <w:abstractNum w:abstractNumId="13" w15:restartNumberingAfterBreak="0">
-    <w:nsid w:val="1A527ECC"/>
-    <w:multiLevelType w:val="hybridMultilevel"/>
-    <w:tmpl w:val="F5F4497E"/>
-    <w:lvl w:ilvl="0" w:tplc="D1A41DEE">
-      <w:start w:val="1"/>
-      <w:numFmt w:val="decimal"/>
-      <w:lvlText w:val="%1."/>
-      <w:lvlJc w:val="left"/>
-      <w:pPr>
-        <w:ind w:left="720" w:hanging="360"/>
-      </w:pPr>
-      <w:rPr>
-        <w:rFonts w:ascii="Times New Roman" w:hAnsi="Times New Roman" w:cs="Times New Roman" w:hint="default"/>
-        <w:sz w:val="24"/>
-        <w:szCs w:val="24"/>
-      </w:rPr>
-    </w:lvl>
-    <w:lvl w:ilvl="1" w:tplc="38090019" w:tentative="1">
-      <w:start w:val="1"/>
-      <w:numFmt w:val="lowerLetter"/>
-      <w:lvlText w:val="%2."/>
-      <w:lvlJc w:val="left"/>
-      <w:pPr>
-        <w:ind w:left="1440" w:hanging="360"/>
-      </w:pPr>
-    </w:lvl>
-    <w:lvl w:ilvl="2" w:tplc="3809001B" w:tentative="1">
-      <w:start w:val="1"/>
-      <w:numFmt w:val="lowerRoman"/>
-      <w:lvlText w:val="%3."/>
-      <w:lvlJc w:val="right"/>
-      <w:pPr>
-        <w:ind w:left="2160" w:hanging="180"/>
-      </w:pPr>
-    </w:lvl>
-    <w:lvl w:ilvl="3" w:tplc="3809000F" w:tentative="1">
-      <w:start w:val="1"/>
-      <w:numFmt w:val="decimal"/>
-      <w:lvlText w:val="%4."/>
-      <w:lvlJc w:val="left"/>
-      <w:pPr>
-        <w:ind w:left="2880" w:hanging="360"/>
-      </w:pPr>
-    </w:lvl>
-    <w:lvl w:ilvl="4" w:tplc="38090019" w:tentative="1">
-      <w:start w:val="1"/>
-      <w:numFmt w:val="lowerLetter"/>
-      <w:lvlText w:val="%5."/>
-      <w:lvlJc w:val="left"/>
-      <w:pPr>
-        <w:ind w:left="3600" w:hanging="360"/>
-      </w:pPr>
-    </w:lvl>
-    <w:lvl w:ilvl="5" w:tplc="3809001B" w:tentative="1">
-      <w:start w:val="1"/>
-      <w:numFmt w:val="lowerRoman"/>
-      <w:lvlText w:val="%6."/>
-      <w:lvlJc w:val="right"/>
-      <w:pPr>
-        <w:ind w:left="4320" w:hanging="180"/>
-      </w:pPr>
-    </w:lvl>
-    <w:lvl w:ilvl="6" w:tplc="3809000F" w:tentative="1">
-      <w:start w:val="1"/>
-      <w:numFmt w:val="decimal"/>
-      <w:lvlText w:val="%7."/>
-      <w:lvlJc w:val="left"/>
-      <w:pPr>
-        <w:ind w:left="5040" w:hanging="360"/>
-      </w:pPr>
-    </w:lvl>
-    <w:lvl w:ilvl="7" w:tplc="38090019" w:tentative="1">
-      <w:start w:val="1"/>
-      <w:numFmt w:val="lowerLetter"/>
-      <w:lvlText w:val="%8."/>
-      <w:lvlJc w:val="left"/>
-      <w:pPr>
-        <w:ind w:left="5760" w:hanging="360"/>
-      </w:pPr>
-    </w:lvl>
-    <w:lvl w:ilvl="8" w:tplc="3809001B" w:tentative="1">
-      <w:start w:val="1"/>
-      <w:numFmt w:val="lowerRoman"/>
-      <w:lvlText w:val="%9."/>
-      <w:lvlJc w:val="right"/>
-      <w:pPr>
-        <w:ind w:left="6480" w:hanging="180"/>
-      </w:pPr>
-    </w:lvl>
-  </w:abstractNum>
   <w:abstractNum w:abstractNumId="14" w15:restartNumberingAfterBreak="0">
-    <w:nsid w:val="1D783875"/>
-    <w:multiLevelType w:val="hybridMultilevel"/>
-    <w:tmpl w:val="53402F42"/>
-    <w:lvl w:ilvl="0" w:tplc="38090017">
-      <w:start w:val="1"/>
-      <w:numFmt w:val="lowerLetter"/>
-      <w:lvlText w:val="%1)"/>
-      <w:lvlJc w:val="left"/>
-      <w:pPr>
-        <w:ind w:left="720" w:hanging="360"/>
-      </w:pPr>
-    </w:lvl>
-    <w:lvl w:ilvl="1" w:tplc="38090019" w:tentative="1">
-      <w:start w:val="1"/>
-      <w:numFmt w:val="lowerLetter"/>
-      <w:lvlText w:val="%2."/>
-      <w:lvlJc w:val="left"/>
-      <w:pPr>
-        <w:ind w:left="1440" w:hanging="360"/>
-      </w:pPr>
-    </w:lvl>
-    <w:lvl w:ilvl="2" w:tplc="3809001B" w:tentative="1">
-      <w:start w:val="1"/>
-      <w:numFmt w:val="lowerRoman"/>
-      <w:lvlText w:val="%3."/>
-      <w:lvlJc w:val="right"/>
-      <w:pPr>
-        <w:ind w:left="2160" w:hanging="180"/>
-      </w:pPr>
-    </w:lvl>
-    <w:lvl w:ilvl="3" w:tplc="3809000F" w:tentative="1">
-      <w:start w:val="1"/>
-      <w:numFmt w:val="decimal"/>
-      <w:lvlText w:val="%4."/>
-      <w:lvlJc w:val="left"/>
-      <w:pPr>
-        <w:ind w:left="2880" w:hanging="360"/>
-      </w:pPr>
-    </w:lvl>
-    <w:lvl w:ilvl="4" w:tplc="38090019" w:tentative="1">
-      <w:start w:val="1"/>
-      <w:numFmt w:val="lowerLetter"/>
-      <w:lvlText w:val="%5."/>
-      <w:lvlJc w:val="left"/>
-      <w:pPr>
-        <w:ind w:left="3600" w:hanging="360"/>
-      </w:pPr>
-    </w:lvl>
-    <w:lvl w:ilvl="5" w:tplc="3809001B" w:tentative="1">
-      <w:start w:val="1"/>
-      <w:numFmt w:val="lowerRoman"/>
-      <w:lvlText w:val="%6."/>
-      <w:lvlJc w:val="right"/>
-      <w:pPr>
-        <w:ind w:left="4320" w:hanging="180"/>
-      </w:pPr>
-    </w:lvl>
-    <w:lvl w:ilvl="6" w:tplc="3809000F" w:tentative="1">
-      <w:start w:val="1"/>
-      <w:numFmt w:val="decimal"/>
-      <w:lvlText w:val="%7."/>
-      <w:lvlJc w:val="left"/>
-      <w:pPr>
-        <w:ind w:left="5040" w:hanging="360"/>
-      </w:pPr>
-    </w:lvl>
-    <w:lvl w:ilvl="7" w:tplc="38090019" w:tentative="1">
-      <w:start w:val="1"/>
-      <w:numFmt w:val="lowerLetter"/>
-      <w:lvlText w:val="%8."/>
-      <w:lvlJc w:val="left"/>
-      <w:pPr>
-        <w:ind w:left="5760" w:hanging="360"/>
-      </w:pPr>
-    </w:lvl>
-    <w:lvl w:ilvl="8" w:tplc="3809001B" w:tentative="1">
-      <w:start w:val="1"/>
-      <w:numFmt w:val="lowerRoman"/>
-      <w:lvlText w:val="%9."/>
-      <w:lvlJc w:val="right"/>
-      <w:pPr>
-        <w:ind w:left="6480" w:hanging="180"/>
-      </w:pPr>
-    </w:lvl>
-  </w:abstractNum>
-  <w:abstractNum w:abstractNumId="15" w15:restartNumberingAfterBreak="0">
     <w:nsid w:val="1F677857"/>
     <w:multiLevelType w:val="hybridMultilevel"/>
     <w:tmpl w:val="D8A031F0"/>
@@ -39218,14 +38076,14 @@
       </w:pPr>
     </w:lvl>
   </w:abstractNum>
-  <w:abstractNum w:abstractNumId="16" w15:restartNumberingAfterBreak="0">
-    <w:nsid w:val="248A7B6C"/>
+  <w:abstractNum w:abstractNumId="15" w15:restartNumberingAfterBreak="0">
+    <w:nsid w:val="24E46661"/>
     <w:multiLevelType w:val="multilevel"/>
-    <w:tmpl w:val="5D04F1CE"/>
+    <w:tmpl w:val="B7F028FC"/>
     <w:lvl w:ilvl="0">
       <w:start w:val="1"/>
-      <w:numFmt w:val="lowerLetter"/>
-      <w:lvlText w:val="%1)"/>
+      <w:numFmt w:val="decimal"/>
+      <w:lvlText w:val="%1."/>
       <w:lvlJc w:val="left"/>
       <w:pPr>
         <w:tabs>
@@ -39233,12 +38091,8 @@
         </w:tabs>
         <w:ind w:left="720" w:hanging="360"/>
       </w:pPr>
-      <w:rPr>
-        <w:rFonts w:hint="default"/>
-        <w:sz w:val="20"/>
-      </w:rPr>
-    </w:lvl>
-    <w:lvl w:ilvl="1" w:tentative="1">
+    </w:lvl>
+    <w:lvl w:ilvl="1">
       <w:start w:val="1"/>
       <w:numFmt w:val="bullet"/>
       <w:lvlText w:val="o"/>
@@ -39256,8 +38110,8 @@
     </w:lvl>
     <w:lvl w:ilvl="2" w:tentative="1">
       <w:start w:val="1"/>
-      <w:numFmt w:val="bullet"/>
-      <w:lvlText w:val=""/>
+      <w:numFmt w:val="decimal"/>
+      <w:lvlText w:val="%3."/>
       <w:lvlJc w:val="left"/>
       <w:pPr>
         <w:tabs>
@@ -39265,15 +38119,11 @@
         </w:tabs>
         <w:ind w:left="2160" w:hanging="360"/>
       </w:pPr>
-      <w:rPr>
-        <w:rFonts w:ascii="Wingdings" w:hAnsi="Wingdings" w:hint="default"/>
-        <w:sz w:val="20"/>
-      </w:rPr>
     </w:lvl>
     <w:lvl w:ilvl="3" w:tentative="1">
       <w:start w:val="1"/>
-      <w:numFmt w:val="bullet"/>
-      <w:lvlText w:val=""/>
+      <w:numFmt w:val="decimal"/>
+      <w:lvlText w:val="%4."/>
       <w:lvlJc w:val="left"/>
       <w:pPr>
         <w:tabs>
@@ -39281,15 +38131,11 @@
         </w:tabs>
         <w:ind w:left="2880" w:hanging="360"/>
       </w:pPr>
-      <w:rPr>
-        <w:rFonts w:ascii="Wingdings" w:hAnsi="Wingdings" w:hint="default"/>
-        <w:sz w:val="20"/>
-      </w:rPr>
     </w:lvl>
     <w:lvl w:ilvl="4" w:tentative="1">
       <w:start w:val="1"/>
-      <w:numFmt w:val="bullet"/>
-      <w:lvlText w:val=""/>
+      <w:numFmt w:val="decimal"/>
+      <w:lvlText w:val="%5."/>
       <w:lvlJc w:val="left"/>
       <w:pPr>
         <w:tabs>
@@ -39297,15 +38143,11 @@
         </w:tabs>
         <w:ind w:left="3600" w:hanging="360"/>
       </w:pPr>
-      <w:rPr>
-        <w:rFonts w:ascii="Wingdings" w:hAnsi="Wingdings" w:hint="default"/>
-        <w:sz w:val="20"/>
-      </w:rPr>
     </w:lvl>
     <w:lvl w:ilvl="5" w:tentative="1">
       <w:start w:val="1"/>
-      <w:numFmt w:val="bullet"/>
-      <w:lvlText w:val=""/>
+      <w:numFmt w:val="decimal"/>
+      <w:lvlText w:val="%6."/>
       <w:lvlJc w:val="left"/>
       <w:pPr>
         <w:tabs>
@@ -39313,15 +38155,11 @@
         </w:tabs>
         <w:ind w:left="4320" w:hanging="360"/>
       </w:pPr>
-      <w:rPr>
-        <w:rFonts w:ascii="Wingdings" w:hAnsi="Wingdings" w:hint="default"/>
-        <w:sz w:val="20"/>
-      </w:rPr>
     </w:lvl>
     <w:lvl w:ilvl="6" w:tentative="1">
       <w:start w:val="1"/>
-      <w:numFmt w:val="bullet"/>
-      <w:lvlText w:val=""/>
+      <w:numFmt w:val="decimal"/>
+      <w:lvlText w:val="%7."/>
       <w:lvlJc w:val="left"/>
       <w:pPr>
         <w:tabs>
@@ -39329,15 +38167,11 @@
         </w:tabs>
         <w:ind w:left="5040" w:hanging="360"/>
       </w:pPr>
-      <w:rPr>
-        <w:rFonts w:ascii="Wingdings" w:hAnsi="Wingdings" w:hint="default"/>
-        <w:sz w:val="20"/>
-      </w:rPr>
     </w:lvl>
     <w:lvl w:ilvl="7" w:tentative="1">
       <w:start w:val="1"/>
-      <w:numFmt w:val="bullet"/>
-      <w:lvlText w:val=""/>
+      <w:numFmt w:val="decimal"/>
+      <w:lvlText w:val="%8."/>
       <w:lvlJc w:val="left"/>
       <w:pPr>
         <w:tabs>
@@ -39345,15 +38179,11 @@
         </w:tabs>
         <w:ind w:left="5760" w:hanging="360"/>
       </w:pPr>
-      <w:rPr>
-        <w:rFonts w:ascii="Wingdings" w:hAnsi="Wingdings" w:hint="default"/>
-        <w:sz w:val="20"/>
-      </w:rPr>
     </w:lvl>
     <w:lvl w:ilvl="8" w:tentative="1">
       <w:start w:val="1"/>
-      <w:numFmt w:val="bullet"/>
-      <w:lvlText w:val=""/>
+      <w:numFmt w:val="decimal"/>
+      <w:lvlText w:val="%9."/>
       <w:lvlJc w:val="left"/>
       <w:pPr>
         <w:tabs>
@@ -39361,130 +38191,9 @@
         </w:tabs>
         <w:ind w:left="6480" w:hanging="360"/>
       </w:pPr>
-      <w:rPr>
-        <w:rFonts w:ascii="Wingdings" w:hAnsi="Wingdings" w:hint="default"/>
-        <w:sz w:val="20"/>
-      </w:rPr>
     </w:lvl>
   </w:abstractNum>
-  <w:abstractNum w:abstractNumId="17" w15:restartNumberingAfterBreak="0">
-    <w:nsid w:val="24E46661"/>
-    <w:multiLevelType w:val="multilevel"/>
-    <w:tmpl w:val="B7F028FC"/>
-    <w:lvl w:ilvl="0">
-      <w:start w:val="1"/>
-      <w:numFmt w:val="decimal"/>
-      <w:lvlText w:val="%1."/>
-      <w:lvlJc w:val="left"/>
-      <w:pPr>
-        <w:tabs>
-          <w:tab w:val="num" w:pos="720"/>
-        </w:tabs>
-        <w:ind w:left="720" w:hanging="360"/>
-      </w:pPr>
-    </w:lvl>
-    <w:lvl w:ilvl="1">
-      <w:start w:val="1"/>
-      <w:numFmt w:val="bullet"/>
-      <w:lvlText w:val="o"/>
-      <w:lvlJc w:val="left"/>
-      <w:pPr>
-        <w:tabs>
-          <w:tab w:val="num" w:pos="1440"/>
-        </w:tabs>
-        <w:ind w:left="1440" w:hanging="360"/>
-      </w:pPr>
-      <w:rPr>
-        <w:rFonts w:ascii="Courier New" w:hAnsi="Courier New" w:hint="default"/>
-        <w:sz w:val="20"/>
-      </w:rPr>
-    </w:lvl>
-    <w:lvl w:ilvl="2" w:tentative="1">
-      <w:start w:val="1"/>
-      <w:numFmt w:val="decimal"/>
-      <w:lvlText w:val="%3."/>
-      <w:lvlJc w:val="left"/>
-      <w:pPr>
-        <w:tabs>
-          <w:tab w:val="num" w:pos="2160"/>
-        </w:tabs>
-        <w:ind w:left="2160" w:hanging="360"/>
-      </w:pPr>
-    </w:lvl>
-    <w:lvl w:ilvl="3" w:tentative="1">
-      <w:start w:val="1"/>
-      <w:numFmt w:val="decimal"/>
-      <w:lvlText w:val="%4."/>
-      <w:lvlJc w:val="left"/>
-      <w:pPr>
-        <w:tabs>
-          <w:tab w:val="num" w:pos="2880"/>
-        </w:tabs>
-        <w:ind w:left="2880" w:hanging="360"/>
-      </w:pPr>
-    </w:lvl>
-    <w:lvl w:ilvl="4" w:tentative="1">
-      <w:start w:val="1"/>
-      <w:numFmt w:val="decimal"/>
-      <w:lvlText w:val="%5."/>
-      <w:lvlJc w:val="left"/>
-      <w:pPr>
-        <w:tabs>
-          <w:tab w:val="num" w:pos="3600"/>
-        </w:tabs>
-        <w:ind w:left="3600" w:hanging="360"/>
-      </w:pPr>
-    </w:lvl>
-    <w:lvl w:ilvl="5" w:tentative="1">
-      <w:start w:val="1"/>
-      <w:numFmt w:val="decimal"/>
-      <w:lvlText w:val="%6."/>
-      <w:lvlJc w:val="left"/>
-      <w:pPr>
-        <w:tabs>
-          <w:tab w:val="num" w:pos="4320"/>
-        </w:tabs>
-        <w:ind w:left="4320" w:hanging="360"/>
-      </w:pPr>
-    </w:lvl>
-    <w:lvl w:ilvl="6" w:tentative="1">
-      <w:start w:val="1"/>
-      <w:numFmt w:val="decimal"/>
-      <w:lvlText w:val="%7."/>
-      <w:lvlJc w:val="left"/>
-      <w:pPr>
-        <w:tabs>
-          <w:tab w:val="num" w:pos="5040"/>
-        </w:tabs>
-        <w:ind w:left="5040" w:hanging="360"/>
-      </w:pPr>
-    </w:lvl>
-    <w:lvl w:ilvl="7" w:tentative="1">
-      <w:start w:val="1"/>
-      <w:numFmt w:val="decimal"/>
-      <w:lvlText w:val="%8."/>
-      <w:lvlJc w:val="left"/>
-      <w:pPr>
-        <w:tabs>
-          <w:tab w:val="num" w:pos="5760"/>
-        </w:tabs>
-        <w:ind w:left="5760" w:hanging="360"/>
-      </w:pPr>
-    </w:lvl>
-    <w:lvl w:ilvl="8" w:tentative="1">
-      <w:start w:val="1"/>
-      <w:numFmt w:val="decimal"/>
-      <w:lvlText w:val="%9."/>
-      <w:lvlJc w:val="left"/>
-      <w:pPr>
-        <w:tabs>
-          <w:tab w:val="num" w:pos="6480"/>
-        </w:tabs>
-        <w:ind w:left="6480" w:hanging="360"/>
-      </w:pPr>
-    </w:lvl>
-  </w:abstractNum>
-  <w:abstractNum w:abstractNumId="18" w15:restartNumberingAfterBreak="0">
+  <w:abstractNum w:abstractNumId="16" w15:restartNumberingAfterBreak="0">
     <w:nsid w:val="253F0C12"/>
     <w:multiLevelType w:val="multilevel"/>
     <w:tmpl w:val="D97E5DB0"/>
@@ -39602,7 +38311,7 @@
       </w:rPr>
     </w:lvl>
   </w:abstractNum>
-  <w:abstractNum w:abstractNumId="19" w15:restartNumberingAfterBreak="0">
+  <w:abstractNum w:abstractNumId="17" w15:restartNumberingAfterBreak="0">
     <w:nsid w:val="2AE37F0B"/>
     <w:multiLevelType w:val="multilevel"/>
     <w:tmpl w:val="34FAACE8"/>
@@ -39715,7 +38424,7 @@
       </w:pPr>
     </w:lvl>
   </w:abstractNum>
-  <w:abstractNum w:abstractNumId="20" w15:restartNumberingAfterBreak="0">
+  <w:abstractNum w:abstractNumId="18" w15:restartNumberingAfterBreak="0">
     <w:nsid w:val="2EE12E4B"/>
     <w:multiLevelType w:val="hybridMultilevel"/>
     <w:tmpl w:val="5F303416"/>
@@ -39801,187 +38510,7 @@
       </w:pPr>
     </w:lvl>
   </w:abstractNum>
-  <w:abstractNum w:abstractNumId="21" w15:restartNumberingAfterBreak="0">
-    <w:nsid w:val="2F98076F"/>
-    <w:multiLevelType w:val="hybridMultilevel"/>
-    <w:tmpl w:val="F2705D32"/>
-    <w:lvl w:ilvl="0" w:tplc="C2C6A662">
-      <w:start w:val="1"/>
-      <w:numFmt w:val="decimal"/>
-      <w:lvlText w:val="%1)"/>
-      <w:lvlJc w:val="left"/>
-      <w:pPr>
-        <w:ind w:left="720" w:hanging="360"/>
-      </w:pPr>
-      <w:rPr>
-        <w:rFonts w:hint="default"/>
-        <w:b w:val="0"/>
-        <w:sz w:val="24"/>
-      </w:rPr>
-    </w:lvl>
-    <w:lvl w:ilvl="1" w:tplc="38090019" w:tentative="1">
-      <w:start w:val="1"/>
-      <w:numFmt w:val="lowerLetter"/>
-      <w:lvlText w:val="%2."/>
-      <w:lvlJc w:val="left"/>
-      <w:pPr>
-        <w:ind w:left="1440" w:hanging="360"/>
-      </w:pPr>
-    </w:lvl>
-    <w:lvl w:ilvl="2" w:tplc="3809001B" w:tentative="1">
-      <w:start w:val="1"/>
-      <w:numFmt w:val="lowerRoman"/>
-      <w:lvlText w:val="%3."/>
-      <w:lvlJc w:val="right"/>
-      <w:pPr>
-        <w:ind w:left="2160" w:hanging="180"/>
-      </w:pPr>
-    </w:lvl>
-    <w:lvl w:ilvl="3" w:tplc="3809000F" w:tentative="1">
-      <w:start w:val="1"/>
-      <w:numFmt w:val="decimal"/>
-      <w:lvlText w:val="%4."/>
-      <w:lvlJc w:val="left"/>
-      <w:pPr>
-        <w:ind w:left="2880" w:hanging="360"/>
-      </w:pPr>
-    </w:lvl>
-    <w:lvl w:ilvl="4" w:tplc="38090019" w:tentative="1">
-      <w:start w:val="1"/>
-      <w:numFmt w:val="lowerLetter"/>
-      <w:lvlText w:val="%5."/>
-      <w:lvlJc w:val="left"/>
-      <w:pPr>
-        <w:ind w:left="3600" w:hanging="360"/>
-      </w:pPr>
-    </w:lvl>
-    <w:lvl w:ilvl="5" w:tplc="3809001B" w:tentative="1">
-      <w:start w:val="1"/>
-      <w:numFmt w:val="lowerRoman"/>
-      <w:lvlText w:val="%6."/>
-      <w:lvlJc w:val="right"/>
-      <w:pPr>
-        <w:ind w:left="4320" w:hanging="180"/>
-      </w:pPr>
-    </w:lvl>
-    <w:lvl w:ilvl="6" w:tplc="3809000F" w:tentative="1">
-      <w:start w:val="1"/>
-      <w:numFmt w:val="decimal"/>
-      <w:lvlText w:val="%7."/>
-      <w:lvlJc w:val="left"/>
-      <w:pPr>
-        <w:ind w:left="5040" w:hanging="360"/>
-      </w:pPr>
-    </w:lvl>
-    <w:lvl w:ilvl="7" w:tplc="38090019" w:tentative="1">
-      <w:start w:val="1"/>
-      <w:numFmt w:val="lowerLetter"/>
-      <w:lvlText w:val="%8."/>
-      <w:lvlJc w:val="left"/>
-      <w:pPr>
-        <w:ind w:left="5760" w:hanging="360"/>
-      </w:pPr>
-    </w:lvl>
-    <w:lvl w:ilvl="8" w:tplc="3809001B" w:tentative="1">
-      <w:start w:val="1"/>
-      <w:numFmt w:val="lowerRoman"/>
-      <w:lvlText w:val="%9."/>
-      <w:lvlJc w:val="right"/>
-      <w:pPr>
-        <w:ind w:left="6480" w:hanging="180"/>
-      </w:pPr>
-    </w:lvl>
-  </w:abstractNum>
-  <w:abstractNum w:abstractNumId="22" w15:restartNumberingAfterBreak="0">
-    <w:nsid w:val="2FC608CC"/>
-    <w:multiLevelType w:val="hybridMultilevel"/>
-    <w:tmpl w:val="322ADBE0"/>
-    <w:lvl w:ilvl="0" w:tplc="3CEA63AE">
-      <w:start w:val="1"/>
-      <w:numFmt w:val="decimal"/>
-      <w:lvlText w:val="%1)"/>
-      <w:lvlJc w:val="left"/>
-      <w:pPr>
-        <w:ind w:left="720" w:hanging="360"/>
-      </w:pPr>
-      <w:rPr>
-        <w:rFonts w:hint="default"/>
-      </w:rPr>
-    </w:lvl>
-    <w:lvl w:ilvl="1" w:tplc="38090019" w:tentative="1">
-      <w:start w:val="1"/>
-      <w:numFmt w:val="lowerLetter"/>
-      <w:lvlText w:val="%2."/>
-      <w:lvlJc w:val="left"/>
-      <w:pPr>
-        <w:ind w:left="1440" w:hanging="360"/>
-      </w:pPr>
-    </w:lvl>
-    <w:lvl w:ilvl="2" w:tplc="3809001B" w:tentative="1">
-      <w:start w:val="1"/>
-      <w:numFmt w:val="lowerRoman"/>
-      <w:lvlText w:val="%3."/>
-      <w:lvlJc w:val="right"/>
-      <w:pPr>
-        <w:ind w:left="2160" w:hanging="180"/>
-      </w:pPr>
-    </w:lvl>
-    <w:lvl w:ilvl="3" w:tplc="3809000F" w:tentative="1">
-      <w:start w:val="1"/>
-      <w:numFmt w:val="decimal"/>
-      <w:lvlText w:val="%4."/>
-      <w:lvlJc w:val="left"/>
-      <w:pPr>
-        <w:ind w:left="2880" w:hanging="360"/>
-      </w:pPr>
-    </w:lvl>
-    <w:lvl w:ilvl="4" w:tplc="38090019" w:tentative="1">
-      <w:start w:val="1"/>
-      <w:numFmt w:val="lowerLetter"/>
-      <w:lvlText w:val="%5."/>
-      <w:lvlJc w:val="left"/>
-      <w:pPr>
-        <w:ind w:left="3600" w:hanging="360"/>
-      </w:pPr>
-    </w:lvl>
-    <w:lvl w:ilvl="5" w:tplc="3809001B" w:tentative="1">
-      <w:start w:val="1"/>
-      <w:numFmt w:val="lowerRoman"/>
-      <w:lvlText w:val="%6."/>
-      <w:lvlJc w:val="right"/>
-      <w:pPr>
-        <w:ind w:left="4320" w:hanging="180"/>
-      </w:pPr>
-    </w:lvl>
-    <w:lvl w:ilvl="6" w:tplc="3809000F" w:tentative="1">
-      <w:start w:val="1"/>
-      <w:numFmt w:val="decimal"/>
-      <w:lvlText w:val="%7."/>
-      <w:lvlJc w:val="left"/>
-      <w:pPr>
-        <w:ind w:left="5040" w:hanging="360"/>
-      </w:pPr>
-    </w:lvl>
-    <w:lvl w:ilvl="7" w:tplc="38090019" w:tentative="1">
-      <w:start w:val="1"/>
-      <w:numFmt w:val="lowerLetter"/>
-      <w:lvlText w:val="%8."/>
-      <w:lvlJc w:val="left"/>
-      <w:pPr>
-        <w:ind w:left="5760" w:hanging="360"/>
-      </w:pPr>
-    </w:lvl>
-    <w:lvl w:ilvl="8" w:tplc="3809001B" w:tentative="1">
-      <w:start w:val="1"/>
-      <w:numFmt w:val="lowerRoman"/>
-      <w:lvlText w:val="%9."/>
-      <w:lvlJc w:val="right"/>
-      <w:pPr>
-        <w:ind w:left="6480" w:hanging="180"/>
-      </w:pPr>
-    </w:lvl>
-  </w:abstractNum>
-  <w:abstractNum w:abstractNumId="23" w15:restartNumberingAfterBreak="0">
+  <w:abstractNum w:abstractNumId="19" w15:restartNumberingAfterBreak="0">
     <w:nsid w:val="31FD6E2F"/>
     <w:multiLevelType w:val="multilevel"/>
     <w:tmpl w:val="A7563B14"/>
@@ -40098,7 +38627,7 @@
       </w:pPr>
     </w:lvl>
   </w:abstractNum>
-  <w:abstractNum w:abstractNumId="24" w15:restartNumberingAfterBreak="0">
+  <w:abstractNum w:abstractNumId="20" w15:restartNumberingAfterBreak="0">
     <w:nsid w:val="32967107"/>
     <w:multiLevelType w:val="hybridMultilevel"/>
     <w:tmpl w:val="ECF281FA"/>
@@ -40184,7 +38713,7 @@
       </w:pPr>
     </w:lvl>
   </w:abstractNum>
-  <w:abstractNum w:abstractNumId="25" w15:restartNumberingAfterBreak="0">
+  <w:abstractNum w:abstractNumId="21" w15:restartNumberingAfterBreak="0">
     <w:nsid w:val="34EC02A5"/>
     <w:multiLevelType w:val="multilevel"/>
     <w:tmpl w:val="4090563C"/>
@@ -40297,7 +38826,7 @@
       </w:rPr>
     </w:lvl>
   </w:abstractNum>
-  <w:abstractNum w:abstractNumId="26" w15:restartNumberingAfterBreak="0">
+  <w:abstractNum w:abstractNumId="22" w15:restartNumberingAfterBreak="0">
     <w:nsid w:val="385719F9"/>
     <w:multiLevelType w:val="hybridMultilevel"/>
     <w:tmpl w:val="D30272C2"/>
@@ -40383,7 +38912,179 @@
       </w:pPr>
     </w:lvl>
   </w:abstractNum>
-  <w:abstractNum w:abstractNumId="27" w15:restartNumberingAfterBreak="0">
+  <w:abstractNum w:abstractNumId="23" w15:restartNumberingAfterBreak="0">
+    <w:nsid w:val="38943935"/>
+    <w:multiLevelType w:val="hybridMultilevel"/>
+    <w:tmpl w:val="84621334"/>
+    <w:lvl w:ilvl="0" w:tplc="38090011">
+      <w:start w:val="1"/>
+      <w:numFmt w:val="decimal"/>
+      <w:lvlText w:val="%1)"/>
+      <w:lvlJc w:val="left"/>
+      <w:pPr>
+        <w:ind w:left="720" w:hanging="360"/>
+      </w:pPr>
+    </w:lvl>
+    <w:lvl w:ilvl="1" w:tplc="38090019" w:tentative="1">
+      <w:start w:val="1"/>
+      <w:numFmt w:val="lowerLetter"/>
+      <w:lvlText w:val="%2."/>
+      <w:lvlJc w:val="left"/>
+      <w:pPr>
+        <w:ind w:left="1440" w:hanging="360"/>
+      </w:pPr>
+    </w:lvl>
+    <w:lvl w:ilvl="2" w:tplc="3809001B" w:tentative="1">
+      <w:start w:val="1"/>
+      <w:numFmt w:val="lowerRoman"/>
+      <w:lvlText w:val="%3."/>
+      <w:lvlJc w:val="right"/>
+      <w:pPr>
+        <w:ind w:left="2160" w:hanging="180"/>
+      </w:pPr>
+    </w:lvl>
+    <w:lvl w:ilvl="3" w:tplc="3809000F" w:tentative="1">
+      <w:start w:val="1"/>
+      <w:numFmt w:val="decimal"/>
+      <w:lvlText w:val="%4."/>
+      <w:lvlJc w:val="left"/>
+      <w:pPr>
+        <w:ind w:left="2880" w:hanging="360"/>
+      </w:pPr>
+    </w:lvl>
+    <w:lvl w:ilvl="4" w:tplc="38090019" w:tentative="1">
+      <w:start w:val="1"/>
+      <w:numFmt w:val="lowerLetter"/>
+      <w:lvlText w:val="%5."/>
+      <w:lvlJc w:val="left"/>
+      <w:pPr>
+        <w:ind w:left="3600" w:hanging="360"/>
+      </w:pPr>
+    </w:lvl>
+    <w:lvl w:ilvl="5" w:tplc="3809001B" w:tentative="1">
+      <w:start w:val="1"/>
+      <w:numFmt w:val="lowerRoman"/>
+      <w:lvlText w:val="%6."/>
+      <w:lvlJc w:val="right"/>
+      <w:pPr>
+        <w:ind w:left="4320" w:hanging="180"/>
+      </w:pPr>
+    </w:lvl>
+    <w:lvl w:ilvl="6" w:tplc="3809000F" w:tentative="1">
+      <w:start w:val="1"/>
+      <w:numFmt w:val="decimal"/>
+      <w:lvlText w:val="%7."/>
+      <w:lvlJc w:val="left"/>
+      <w:pPr>
+        <w:ind w:left="5040" w:hanging="360"/>
+      </w:pPr>
+    </w:lvl>
+    <w:lvl w:ilvl="7" w:tplc="38090019" w:tentative="1">
+      <w:start w:val="1"/>
+      <w:numFmt w:val="lowerLetter"/>
+      <w:lvlText w:val="%8."/>
+      <w:lvlJc w:val="left"/>
+      <w:pPr>
+        <w:ind w:left="5760" w:hanging="360"/>
+      </w:pPr>
+    </w:lvl>
+    <w:lvl w:ilvl="8" w:tplc="3809001B" w:tentative="1">
+      <w:start w:val="1"/>
+      <w:numFmt w:val="lowerRoman"/>
+      <w:lvlText w:val="%9."/>
+      <w:lvlJc w:val="right"/>
+      <w:pPr>
+        <w:ind w:left="6480" w:hanging="180"/>
+      </w:pPr>
+    </w:lvl>
+  </w:abstractNum>
+  <w:abstractNum w:abstractNumId="24" w15:restartNumberingAfterBreak="0">
+    <w:nsid w:val="38C4025B"/>
+    <w:multiLevelType w:val="hybridMultilevel"/>
+    <w:tmpl w:val="1814FB8A"/>
+    <w:lvl w:ilvl="0" w:tplc="38090017">
+      <w:start w:val="1"/>
+      <w:numFmt w:val="lowerLetter"/>
+      <w:lvlText w:val="%1)"/>
+      <w:lvlJc w:val="left"/>
+      <w:pPr>
+        <w:ind w:left="720" w:hanging="360"/>
+      </w:pPr>
+    </w:lvl>
+    <w:lvl w:ilvl="1" w:tplc="38090019" w:tentative="1">
+      <w:start w:val="1"/>
+      <w:numFmt w:val="lowerLetter"/>
+      <w:lvlText w:val="%2."/>
+      <w:lvlJc w:val="left"/>
+      <w:pPr>
+        <w:ind w:left="1440" w:hanging="360"/>
+      </w:pPr>
+    </w:lvl>
+    <w:lvl w:ilvl="2" w:tplc="3809001B" w:tentative="1">
+      <w:start w:val="1"/>
+      <w:numFmt w:val="lowerRoman"/>
+      <w:lvlText w:val="%3."/>
+      <w:lvlJc w:val="right"/>
+      <w:pPr>
+        <w:ind w:left="2160" w:hanging="180"/>
+      </w:pPr>
+    </w:lvl>
+    <w:lvl w:ilvl="3" w:tplc="3809000F" w:tentative="1">
+      <w:start w:val="1"/>
+      <w:numFmt w:val="decimal"/>
+      <w:lvlText w:val="%4."/>
+      <w:lvlJc w:val="left"/>
+      <w:pPr>
+        <w:ind w:left="2880" w:hanging="360"/>
+      </w:pPr>
+    </w:lvl>
+    <w:lvl w:ilvl="4" w:tplc="38090019" w:tentative="1">
+      <w:start w:val="1"/>
+      <w:numFmt w:val="lowerLetter"/>
+      <w:lvlText w:val="%5."/>
+      <w:lvlJc w:val="left"/>
+      <w:pPr>
+        <w:ind w:left="3600" w:hanging="360"/>
+      </w:pPr>
+    </w:lvl>
+    <w:lvl w:ilvl="5" w:tplc="3809001B" w:tentative="1">
+      <w:start w:val="1"/>
+      <w:numFmt w:val="lowerRoman"/>
+      <w:lvlText w:val="%6."/>
+      <w:lvlJc w:val="right"/>
+      <w:pPr>
+        <w:ind w:left="4320" w:hanging="180"/>
+      </w:pPr>
+    </w:lvl>
+    <w:lvl w:ilvl="6" w:tplc="3809000F" w:tentative="1">
+      <w:start w:val="1"/>
+      <w:numFmt w:val="decimal"/>
+      <w:lvlText w:val="%7."/>
+      <w:lvlJc w:val="left"/>
+      <w:pPr>
+        <w:ind w:left="5040" w:hanging="360"/>
+      </w:pPr>
+    </w:lvl>
+    <w:lvl w:ilvl="7" w:tplc="38090019" w:tentative="1">
+      <w:start w:val="1"/>
+      <w:numFmt w:val="lowerLetter"/>
+      <w:lvlText w:val="%8."/>
+      <w:lvlJc w:val="left"/>
+      <w:pPr>
+        <w:ind w:left="5760" w:hanging="360"/>
+      </w:pPr>
+    </w:lvl>
+    <w:lvl w:ilvl="8" w:tplc="3809001B" w:tentative="1">
+      <w:start w:val="1"/>
+      <w:numFmt w:val="lowerRoman"/>
+      <w:lvlText w:val="%9."/>
+      <w:lvlJc w:val="right"/>
+      <w:pPr>
+        <w:ind w:left="6480" w:hanging="180"/>
+      </w:pPr>
+    </w:lvl>
+  </w:abstractNum>
+  <w:abstractNum w:abstractNumId="25" w15:restartNumberingAfterBreak="0">
     <w:nsid w:val="3A020EBB"/>
     <w:multiLevelType w:val="hybridMultilevel"/>
     <w:tmpl w:val="96640D9C"/>
@@ -40472,7 +39173,7 @@
       </w:pPr>
     </w:lvl>
   </w:abstractNum>
-  <w:abstractNum w:abstractNumId="28" w15:restartNumberingAfterBreak="0">
+  <w:abstractNum w:abstractNumId="26" w15:restartNumberingAfterBreak="0">
     <w:nsid w:val="3E0620EE"/>
     <w:multiLevelType w:val="multilevel"/>
     <w:tmpl w:val="19A406A8"/>
@@ -40589,7 +39290,7 @@
       </w:pPr>
     </w:lvl>
   </w:abstractNum>
-  <w:abstractNum w:abstractNumId="29" w15:restartNumberingAfterBreak="0">
+  <w:abstractNum w:abstractNumId="27" w15:restartNumberingAfterBreak="0">
     <w:nsid w:val="40041DF7"/>
     <w:multiLevelType w:val="hybridMultilevel"/>
     <w:tmpl w:val="632C1820"/>
@@ -40675,96 +39376,7 @@
       </w:pPr>
     </w:lvl>
   </w:abstractNum>
-  <w:abstractNum w:abstractNumId="30" w15:restartNumberingAfterBreak="0">
-    <w:nsid w:val="400E1C4F"/>
-    <w:multiLevelType w:val="hybridMultilevel"/>
-    <w:tmpl w:val="D9621CFA"/>
-    <w:lvl w:ilvl="0" w:tplc="221E2A96">
-      <w:start w:val="1"/>
-      <w:numFmt w:val="lowerLetter"/>
-      <w:lvlText w:val="%1)"/>
-      <w:lvlJc w:val="left"/>
-      <w:pPr>
-        <w:ind w:left="720" w:hanging="360"/>
-      </w:pPr>
-      <w:rPr>
-        <w:rFonts w:hint="default"/>
-      </w:rPr>
-    </w:lvl>
-    <w:lvl w:ilvl="1" w:tplc="38090019" w:tentative="1">
-      <w:start w:val="1"/>
-      <w:numFmt w:val="lowerLetter"/>
-      <w:lvlText w:val="%2."/>
-      <w:lvlJc w:val="left"/>
-      <w:pPr>
-        <w:ind w:left="1440" w:hanging="360"/>
-      </w:pPr>
-    </w:lvl>
-    <w:lvl w:ilvl="2" w:tplc="3809001B" w:tentative="1">
-      <w:start w:val="1"/>
-      <w:numFmt w:val="lowerRoman"/>
-      <w:lvlText w:val="%3."/>
-      <w:lvlJc w:val="right"/>
-      <w:pPr>
-        <w:ind w:left="2160" w:hanging="180"/>
-      </w:pPr>
-    </w:lvl>
-    <w:lvl w:ilvl="3" w:tplc="3809000F" w:tentative="1">
-      <w:start w:val="1"/>
-      <w:numFmt w:val="decimal"/>
-      <w:lvlText w:val="%4."/>
-      <w:lvlJc w:val="left"/>
-      <w:pPr>
-        <w:ind w:left="2880" w:hanging="360"/>
-      </w:pPr>
-    </w:lvl>
-    <w:lvl w:ilvl="4" w:tplc="38090019" w:tentative="1">
-      <w:start w:val="1"/>
-      <w:numFmt w:val="lowerLetter"/>
-      <w:lvlText w:val="%5."/>
-      <w:lvlJc w:val="left"/>
-      <w:pPr>
-        <w:ind w:left="3600" w:hanging="360"/>
-      </w:pPr>
-    </w:lvl>
-    <w:lvl w:ilvl="5" w:tplc="3809001B" w:tentative="1">
-      <w:start w:val="1"/>
-      <w:numFmt w:val="lowerRoman"/>
-      <w:lvlText w:val="%6."/>
-      <w:lvlJc w:val="right"/>
-      <w:pPr>
-        <w:ind w:left="4320" w:hanging="180"/>
-      </w:pPr>
-    </w:lvl>
-    <w:lvl w:ilvl="6" w:tplc="3809000F" w:tentative="1">
-      <w:start w:val="1"/>
-      <w:numFmt w:val="decimal"/>
-      <w:lvlText w:val="%7."/>
-      <w:lvlJc w:val="left"/>
-      <w:pPr>
-        <w:ind w:left="5040" w:hanging="360"/>
-      </w:pPr>
-    </w:lvl>
-    <w:lvl w:ilvl="7" w:tplc="38090019" w:tentative="1">
-      <w:start w:val="1"/>
-      <w:numFmt w:val="lowerLetter"/>
-      <w:lvlText w:val="%8."/>
-      <w:lvlJc w:val="left"/>
-      <w:pPr>
-        <w:ind w:left="5760" w:hanging="360"/>
-      </w:pPr>
-    </w:lvl>
-    <w:lvl w:ilvl="8" w:tplc="3809001B" w:tentative="1">
-      <w:start w:val="1"/>
-      <w:numFmt w:val="lowerRoman"/>
-      <w:lvlText w:val="%9."/>
-      <w:lvlJc w:val="right"/>
-      <w:pPr>
-        <w:ind w:left="6480" w:hanging="180"/>
-      </w:pPr>
-    </w:lvl>
-  </w:abstractNum>
-  <w:abstractNum w:abstractNumId="31" w15:restartNumberingAfterBreak="0">
+  <w:abstractNum w:abstractNumId="28" w15:restartNumberingAfterBreak="0">
     <w:nsid w:val="41646C63"/>
     <w:multiLevelType w:val="multilevel"/>
     <w:tmpl w:val="CF1CFDB6"/>
@@ -40877,7 +39489,7 @@
       </w:rPr>
     </w:lvl>
   </w:abstractNum>
-  <w:abstractNum w:abstractNumId="32" w15:restartNumberingAfterBreak="0">
+  <w:abstractNum w:abstractNumId="29" w15:restartNumberingAfterBreak="0">
     <w:nsid w:val="41F337A3"/>
     <w:multiLevelType w:val="hybridMultilevel"/>
     <w:tmpl w:val="42E25722"/>
@@ -40966,7 +39578,7 @@
       </w:pPr>
     </w:lvl>
   </w:abstractNum>
-  <w:abstractNum w:abstractNumId="33" w15:restartNumberingAfterBreak="0">
+  <w:abstractNum w:abstractNumId="30" w15:restartNumberingAfterBreak="0">
     <w:nsid w:val="44E5440F"/>
     <w:multiLevelType w:val="hybridMultilevel"/>
     <w:tmpl w:val="4EF0D6C8"/>
@@ -41055,7 +39667,7 @@
       </w:pPr>
     </w:lvl>
   </w:abstractNum>
-  <w:abstractNum w:abstractNumId="34" w15:restartNumberingAfterBreak="0">
+  <w:abstractNum w:abstractNumId="31" w15:restartNumberingAfterBreak="0">
     <w:nsid w:val="45686B8D"/>
     <w:multiLevelType w:val="hybridMultilevel"/>
     <w:tmpl w:val="C32AA0D2"/>
@@ -41144,7 +39756,7 @@
       </w:pPr>
     </w:lvl>
   </w:abstractNum>
-  <w:abstractNum w:abstractNumId="35" w15:restartNumberingAfterBreak="0">
+  <w:abstractNum w:abstractNumId="32" w15:restartNumberingAfterBreak="0">
     <w:nsid w:val="45E703AB"/>
     <w:multiLevelType w:val="multilevel"/>
     <w:tmpl w:val="D214D822"/>
@@ -41293,7 +39905,7 @@
       </w:rPr>
     </w:lvl>
   </w:abstractNum>
-  <w:abstractNum w:abstractNumId="36" w15:restartNumberingAfterBreak="0">
+  <w:abstractNum w:abstractNumId="33" w15:restartNumberingAfterBreak="0">
     <w:nsid w:val="48634CE6"/>
     <w:multiLevelType w:val="multilevel"/>
     <w:tmpl w:val="D804A21C"/>
@@ -41406,93 +40018,7 @@
       </w:rPr>
     </w:lvl>
   </w:abstractNum>
-  <w:abstractNum w:abstractNumId="37" w15:restartNumberingAfterBreak="0">
-    <w:nsid w:val="49AB5FC1"/>
-    <w:multiLevelType w:val="hybridMultilevel"/>
-    <w:tmpl w:val="59601EE0"/>
-    <w:lvl w:ilvl="0" w:tplc="38090017">
-      <w:start w:val="1"/>
-      <w:numFmt w:val="lowerLetter"/>
-      <w:lvlText w:val="%1)"/>
-      <w:lvlJc w:val="left"/>
-      <w:pPr>
-        <w:ind w:left="720" w:hanging="360"/>
-      </w:pPr>
-    </w:lvl>
-    <w:lvl w:ilvl="1" w:tplc="38090019" w:tentative="1">
-      <w:start w:val="1"/>
-      <w:numFmt w:val="lowerLetter"/>
-      <w:lvlText w:val="%2."/>
-      <w:lvlJc w:val="left"/>
-      <w:pPr>
-        <w:ind w:left="1440" w:hanging="360"/>
-      </w:pPr>
-    </w:lvl>
-    <w:lvl w:ilvl="2" w:tplc="3809001B" w:tentative="1">
-      <w:start w:val="1"/>
-      <w:numFmt w:val="lowerRoman"/>
-      <w:lvlText w:val="%3."/>
-      <w:lvlJc w:val="right"/>
-      <w:pPr>
-        <w:ind w:left="2160" w:hanging="180"/>
-      </w:pPr>
-    </w:lvl>
-    <w:lvl w:ilvl="3" w:tplc="3809000F" w:tentative="1">
-      <w:start w:val="1"/>
-      <w:numFmt w:val="decimal"/>
-      <w:lvlText w:val="%4."/>
-      <w:lvlJc w:val="left"/>
-      <w:pPr>
-        <w:ind w:left="2880" w:hanging="360"/>
-      </w:pPr>
-    </w:lvl>
-    <w:lvl w:ilvl="4" w:tplc="38090019" w:tentative="1">
-      <w:start w:val="1"/>
-      <w:numFmt w:val="lowerLetter"/>
-      <w:lvlText w:val="%5."/>
-      <w:lvlJc w:val="left"/>
-      <w:pPr>
-        <w:ind w:left="3600" w:hanging="360"/>
-      </w:pPr>
-    </w:lvl>
-    <w:lvl w:ilvl="5" w:tplc="3809001B" w:tentative="1">
-      <w:start w:val="1"/>
-      <w:numFmt w:val="lowerRoman"/>
-      <w:lvlText w:val="%6."/>
-      <w:lvlJc w:val="right"/>
-      <w:pPr>
-        <w:ind w:left="4320" w:hanging="180"/>
-      </w:pPr>
-    </w:lvl>
-    <w:lvl w:ilvl="6" w:tplc="3809000F" w:tentative="1">
-      <w:start w:val="1"/>
-      <w:numFmt w:val="decimal"/>
-      <w:lvlText w:val="%7."/>
-      <w:lvlJc w:val="left"/>
-      <w:pPr>
-        <w:ind w:left="5040" w:hanging="360"/>
-      </w:pPr>
-    </w:lvl>
-    <w:lvl w:ilvl="7" w:tplc="38090019" w:tentative="1">
-      <w:start w:val="1"/>
-      <w:numFmt w:val="lowerLetter"/>
-      <w:lvlText w:val="%8."/>
-      <w:lvlJc w:val="left"/>
-      <w:pPr>
-        <w:ind w:left="5760" w:hanging="360"/>
-      </w:pPr>
-    </w:lvl>
-    <w:lvl w:ilvl="8" w:tplc="3809001B" w:tentative="1">
-      <w:start w:val="1"/>
-      <w:numFmt w:val="lowerRoman"/>
-      <w:lvlText w:val="%9."/>
-      <w:lvlJc w:val="right"/>
-      <w:pPr>
-        <w:ind w:left="6480" w:hanging="180"/>
-      </w:pPr>
-    </w:lvl>
-  </w:abstractNum>
-  <w:abstractNum w:abstractNumId="38" w15:restartNumberingAfterBreak="0">
+  <w:abstractNum w:abstractNumId="34" w15:restartNumberingAfterBreak="0">
     <w:nsid w:val="4BBB1A9D"/>
     <w:multiLevelType w:val="hybridMultilevel"/>
     <w:tmpl w:val="D870EB06"/>
@@ -41581,7 +40107,7 @@
       </w:pPr>
     </w:lvl>
   </w:abstractNum>
-  <w:abstractNum w:abstractNumId="39" w15:restartNumberingAfterBreak="0">
+  <w:abstractNum w:abstractNumId="35" w15:restartNumberingAfterBreak="0">
     <w:nsid w:val="4C7443F0"/>
     <w:multiLevelType w:val="hybridMultilevel"/>
     <w:tmpl w:val="46F48EF2"/>
@@ -41667,7 +40193,7 @@
       </w:pPr>
     </w:lvl>
   </w:abstractNum>
-  <w:abstractNum w:abstractNumId="40" w15:restartNumberingAfterBreak="0">
+  <w:abstractNum w:abstractNumId="36" w15:restartNumberingAfterBreak="0">
     <w:nsid w:val="4D492E3A"/>
     <w:multiLevelType w:val="multilevel"/>
     <w:tmpl w:val="47CCE5FC"/>
@@ -41816,7 +40342,7 @@
       </w:rPr>
     </w:lvl>
   </w:abstractNum>
-  <w:abstractNum w:abstractNumId="41" w15:restartNumberingAfterBreak="0">
+  <w:abstractNum w:abstractNumId="37" w15:restartNumberingAfterBreak="0">
     <w:nsid w:val="4E153A88"/>
     <w:multiLevelType w:val="multilevel"/>
     <w:tmpl w:val="4F66543E"/>
@@ -41929,7 +40455,7 @@
       </w:pPr>
     </w:lvl>
   </w:abstractNum>
-  <w:abstractNum w:abstractNumId="42" w15:restartNumberingAfterBreak="0">
+  <w:abstractNum w:abstractNumId="38" w15:restartNumberingAfterBreak="0">
     <w:nsid w:val="502D125C"/>
     <w:multiLevelType w:val="hybridMultilevel"/>
     <w:tmpl w:val="0046EF74"/>
@@ -42015,7 +40541,7 @@
       </w:pPr>
     </w:lvl>
   </w:abstractNum>
-  <w:abstractNum w:abstractNumId="43" w15:restartNumberingAfterBreak="0">
+  <w:abstractNum w:abstractNumId="39" w15:restartNumberingAfterBreak="0">
     <w:nsid w:val="588B1697"/>
     <w:multiLevelType w:val="hybridMultilevel"/>
     <w:tmpl w:val="9DF8D2E4"/>
@@ -42101,7 +40627,7 @@
       </w:pPr>
     </w:lvl>
   </w:abstractNum>
-  <w:abstractNum w:abstractNumId="44" w15:restartNumberingAfterBreak="0">
+  <w:abstractNum w:abstractNumId="40" w15:restartNumberingAfterBreak="0">
     <w:nsid w:val="5AA771C4"/>
     <w:multiLevelType w:val="multilevel"/>
     <w:tmpl w:val="98F6BFDC"/>
@@ -42218,93 +40744,7 @@
       </w:pPr>
     </w:lvl>
   </w:abstractNum>
-  <w:abstractNum w:abstractNumId="45" w15:restartNumberingAfterBreak="0">
-    <w:nsid w:val="5E3D0996"/>
-    <w:multiLevelType w:val="hybridMultilevel"/>
-    <w:tmpl w:val="D9C62F68"/>
-    <w:lvl w:ilvl="0" w:tplc="38090017">
-      <w:start w:val="1"/>
-      <w:numFmt w:val="lowerLetter"/>
-      <w:lvlText w:val="%1)"/>
-      <w:lvlJc w:val="left"/>
-      <w:pPr>
-        <w:ind w:left="720" w:hanging="360"/>
-      </w:pPr>
-    </w:lvl>
-    <w:lvl w:ilvl="1" w:tplc="38090019" w:tentative="1">
-      <w:start w:val="1"/>
-      <w:numFmt w:val="lowerLetter"/>
-      <w:lvlText w:val="%2."/>
-      <w:lvlJc w:val="left"/>
-      <w:pPr>
-        <w:ind w:left="1440" w:hanging="360"/>
-      </w:pPr>
-    </w:lvl>
-    <w:lvl w:ilvl="2" w:tplc="3809001B" w:tentative="1">
-      <w:start w:val="1"/>
-      <w:numFmt w:val="lowerRoman"/>
-      <w:lvlText w:val="%3."/>
-      <w:lvlJc w:val="right"/>
-      <w:pPr>
-        <w:ind w:left="2160" w:hanging="180"/>
-      </w:pPr>
-    </w:lvl>
-    <w:lvl w:ilvl="3" w:tplc="3809000F" w:tentative="1">
-      <w:start w:val="1"/>
-      <w:numFmt w:val="decimal"/>
-      <w:lvlText w:val="%4."/>
-      <w:lvlJc w:val="left"/>
-      <w:pPr>
-        <w:ind w:left="2880" w:hanging="360"/>
-      </w:pPr>
-    </w:lvl>
-    <w:lvl w:ilvl="4" w:tplc="38090019" w:tentative="1">
-      <w:start w:val="1"/>
-      <w:numFmt w:val="lowerLetter"/>
-      <w:lvlText w:val="%5."/>
-      <w:lvlJc w:val="left"/>
-      <w:pPr>
-        <w:ind w:left="3600" w:hanging="360"/>
-      </w:pPr>
-    </w:lvl>
-    <w:lvl w:ilvl="5" w:tplc="3809001B" w:tentative="1">
-      <w:start w:val="1"/>
-      <w:numFmt w:val="lowerRoman"/>
-      <w:lvlText w:val="%6."/>
-      <w:lvlJc w:val="right"/>
-      <w:pPr>
-        <w:ind w:left="4320" w:hanging="180"/>
-      </w:pPr>
-    </w:lvl>
-    <w:lvl w:ilvl="6" w:tplc="3809000F" w:tentative="1">
-      <w:start w:val="1"/>
-      <w:numFmt w:val="decimal"/>
-      <w:lvlText w:val="%7."/>
-      <w:lvlJc w:val="left"/>
-      <w:pPr>
-        <w:ind w:left="5040" w:hanging="360"/>
-      </w:pPr>
-    </w:lvl>
-    <w:lvl w:ilvl="7" w:tplc="38090019" w:tentative="1">
-      <w:start w:val="1"/>
-      <w:numFmt w:val="lowerLetter"/>
-      <w:lvlText w:val="%8."/>
-      <w:lvlJc w:val="left"/>
-      <w:pPr>
-        <w:ind w:left="5760" w:hanging="360"/>
-      </w:pPr>
-    </w:lvl>
-    <w:lvl w:ilvl="8" w:tplc="3809001B" w:tentative="1">
-      <w:start w:val="1"/>
-      <w:numFmt w:val="lowerRoman"/>
-      <w:lvlText w:val="%9."/>
-      <w:lvlJc w:val="right"/>
-      <w:pPr>
-        <w:ind w:left="6480" w:hanging="180"/>
-      </w:pPr>
-    </w:lvl>
-  </w:abstractNum>
-  <w:abstractNum w:abstractNumId="46" w15:restartNumberingAfterBreak="0">
+  <w:abstractNum w:abstractNumId="41" w15:restartNumberingAfterBreak="0">
     <w:nsid w:val="5FD941B5"/>
     <w:multiLevelType w:val="hybridMultilevel"/>
     <w:tmpl w:val="57828BA4"/>
@@ -42390,7 +40830,93 @@
       </w:pPr>
     </w:lvl>
   </w:abstractNum>
-  <w:abstractNum w:abstractNumId="47" w15:restartNumberingAfterBreak="0">
+  <w:abstractNum w:abstractNumId="42" w15:restartNumberingAfterBreak="0">
+    <w:nsid w:val="600F7836"/>
+    <w:multiLevelType w:val="hybridMultilevel"/>
+    <w:tmpl w:val="E2183E22"/>
+    <w:lvl w:ilvl="0" w:tplc="38090017">
+      <w:start w:val="1"/>
+      <w:numFmt w:val="lowerLetter"/>
+      <w:lvlText w:val="%1)"/>
+      <w:lvlJc w:val="left"/>
+      <w:pPr>
+        <w:ind w:left="720" w:hanging="360"/>
+      </w:pPr>
+    </w:lvl>
+    <w:lvl w:ilvl="1" w:tplc="38090019" w:tentative="1">
+      <w:start w:val="1"/>
+      <w:numFmt w:val="lowerLetter"/>
+      <w:lvlText w:val="%2."/>
+      <w:lvlJc w:val="left"/>
+      <w:pPr>
+        <w:ind w:left="1440" w:hanging="360"/>
+      </w:pPr>
+    </w:lvl>
+    <w:lvl w:ilvl="2" w:tplc="3809001B" w:tentative="1">
+      <w:start w:val="1"/>
+      <w:numFmt w:val="lowerRoman"/>
+      <w:lvlText w:val="%3."/>
+      <w:lvlJc w:val="right"/>
+      <w:pPr>
+        <w:ind w:left="2160" w:hanging="180"/>
+      </w:pPr>
+    </w:lvl>
+    <w:lvl w:ilvl="3" w:tplc="3809000F" w:tentative="1">
+      <w:start w:val="1"/>
+      <w:numFmt w:val="decimal"/>
+      <w:lvlText w:val="%4."/>
+      <w:lvlJc w:val="left"/>
+      <w:pPr>
+        <w:ind w:left="2880" w:hanging="360"/>
+      </w:pPr>
+    </w:lvl>
+    <w:lvl w:ilvl="4" w:tplc="38090019" w:tentative="1">
+      <w:start w:val="1"/>
+      <w:numFmt w:val="lowerLetter"/>
+      <w:lvlText w:val="%5."/>
+      <w:lvlJc w:val="left"/>
+      <w:pPr>
+        <w:ind w:left="3600" w:hanging="360"/>
+      </w:pPr>
+    </w:lvl>
+    <w:lvl w:ilvl="5" w:tplc="3809001B" w:tentative="1">
+      <w:start w:val="1"/>
+      <w:numFmt w:val="lowerRoman"/>
+      <w:lvlText w:val="%6."/>
+      <w:lvlJc w:val="right"/>
+      <w:pPr>
+        <w:ind w:left="4320" w:hanging="180"/>
+      </w:pPr>
+    </w:lvl>
+    <w:lvl w:ilvl="6" w:tplc="3809000F" w:tentative="1">
+      <w:start w:val="1"/>
+      <w:numFmt w:val="decimal"/>
+      <w:lvlText w:val="%7."/>
+      <w:lvlJc w:val="left"/>
+      <w:pPr>
+        <w:ind w:left="5040" w:hanging="360"/>
+      </w:pPr>
+    </w:lvl>
+    <w:lvl w:ilvl="7" w:tplc="38090019" w:tentative="1">
+      <w:start w:val="1"/>
+      <w:numFmt w:val="lowerLetter"/>
+      <w:lvlText w:val="%8."/>
+      <w:lvlJc w:val="left"/>
+      <w:pPr>
+        <w:ind w:left="5760" w:hanging="360"/>
+      </w:pPr>
+    </w:lvl>
+    <w:lvl w:ilvl="8" w:tplc="3809001B" w:tentative="1">
+      <w:start w:val="1"/>
+      <w:numFmt w:val="lowerRoman"/>
+      <w:lvlText w:val="%9."/>
+      <w:lvlJc w:val="right"/>
+      <w:pPr>
+        <w:ind w:left="6480" w:hanging="180"/>
+      </w:pPr>
+    </w:lvl>
+  </w:abstractNum>
+  <w:abstractNum w:abstractNumId="43" w15:restartNumberingAfterBreak="0">
     <w:nsid w:val="619426F9"/>
     <w:multiLevelType w:val="hybridMultilevel"/>
     <w:tmpl w:val="BF5CB0F0"/>
@@ -42479,7 +41005,7 @@
       </w:pPr>
     </w:lvl>
   </w:abstractNum>
-  <w:abstractNum w:abstractNumId="48" w15:restartNumberingAfterBreak="0">
+  <w:abstractNum w:abstractNumId="44" w15:restartNumberingAfterBreak="0">
     <w:nsid w:val="681078B6"/>
     <w:multiLevelType w:val="hybridMultilevel"/>
     <w:tmpl w:val="6B983F8C"/>
@@ -42565,7 +41091,7 @@
       </w:pPr>
     </w:lvl>
   </w:abstractNum>
-  <w:abstractNum w:abstractNumId="49" w15:restartNumberingAfterBreak="0">
+  <w:abstractNum w:abstractNumId="45" w15:restartNumberingAfterBreak="0">
     <w:nsid w:val="68706EC3"/>
     <w:multiLevelType w:val="multilevel"/>
     <w:tmpl w:val="4686EBEE"/>
@@ -42683,7 +41209,7 @@
       </w:rPr>
     </w:lvl>
   </w:abstractNum>
-  <w:abstractNum w:abstractNumId="50" w15:restartNumberingAfterBreak="0">
+  <w:abstractNum w:abstractNumId="46" w15:restartNumberingAfterBreak="0">
     <w:nsid w:val="6A520E62"/>
     <w:multiLevelType w:val="hybridMultilevel"/>
     <w:tmpl w:val="D40E9A00"/>
@@ -42769,14 +41295,100 @@
       </w:pPr>
     </w:lvl>
   </w:abstractNum>
-  <w:abstractNum w:abstractNumId="51" w15:restartNumberingAfterBreak="0">
-    <w:nsid w:val="6C1D70A8"/>
+  <w:abstractNum w:abstractNumId="47" w15:restartNumberingAfterBreak="0">
+    <w:nsid w:val="6C7F0C35"/>
+    <w:multiLevelType w:val="hybridMultilevel"/>
+    <w:tmpl w:val="DFA8F082"/>
+    <w:lvl w:ilvl="0" w:tplc="38090017">
+      <w:start w:val="1"/>
+      <w:numFmt w:val="lowerLetter"/>
+      <w:lvlText w:val="%1)"/>
+      <w:lvlJc w:val="left"/>
+      <w:pPr>
+        <w:ind w:left="720" w:hanging="360"/>
+      </w:pPr>
+    </w:lvl>
+    <w:lvl w:ilvl="1" w:tplc="38090019" w:tentative="1">
+      <w:start w:val="1"/>
+      <w:numFmt w:val="lowerLetter"/>
+      <w:lvlText w:val="%2."/>
+      <w:lvlJc w:val="left"/>
+      <w:pPr>
+        <w:ind w:left="1440" w:hanging="360"/>
+      </w:pPr>
+    </w:lvl>
+    <w:lvl w:ilvl="2" w:tplc="3809001B" w:tentative="1">
+      <w:start w:val="1"/>
+      <w:numFmt w:val="lowerRoman"/>
+      <w:lvlText w:val="%3."/>
+      <w:lvlJc w:val="right"/>
+      <w:pPr>
+        <w:ind w:left="2160" w:hanging="180"/>
+      </w:pPr>
+    </w:lvl>
+    <w:lvl w:ilvl="3" w:tplc="3809000F" w:tentative="1">
+      <w:start w:val="1"/>
+      <w:numFmt w:val="decimal"/>
+      <w:lvlText w:val="%4."/>
+      <w:lvlJc w:val="left"/>
+      <w:pPr>
+        <w:ind w:left="2880" w:hanging="360"/>
+      </w:pPr>
+    </w:lvl>
+    <w:lvl w:ilvl="4" w:tplc="38090019" w:tentative="1">
+      <w:start w:val="1"/>
+      <w:numFmt w:val="lowerLetter"/>
+      <w:lvlText w:val="%5."/>
+      <w:lvlJc w:val="left"/>
+      <w:pPr>
+        <w:ind w:left="3600" w:hanging="360"/>
+      </w:pPr>
+    </w:lvl>
+    <w:lvl w:ilvl="5" w:tplc="3809001B" w:tentative="1">
+      <w:start w:val="1"/>
+      <w:numFmt w:val="lowerRoman"/>
+      <w:lvlText w:val="%6."/>
+      <w:lvlJc w:val="right"/>
+      <w:pPr>
+        <w:ind w:left="4320" w:hanging="180"/>
+      </w:pPr>
+    </w:lvl>
+    <w:lvl w:ilvl="6" w:tplc="3809000F" w:tentative="1">
+      <w:start w:val="1"/>
+      <w:numFmt w:val="decimal"/>
+      <w:lvlText w:val="%7."/>
+      <w:lvlJc w:val="left"/>
+      <w:pPr>
+        <w:ind w:left="5040" w:hanging="360"/>
+      </w:pPr>
+    </w:lvl>
+    <w:lvl w:ilvl="7" w:tplc="38090019" w:tentative="1">
+      <w:start w:val="1"/>
+      <w:numFmt w:val="lowerLetter"/>
+      <w:lvlText w:val="%8."/>
+      <w:lvlJc w:val="left"/>
+      <w:pPr>
+        <w:ind w:left="5760" w:hanging="360"/>
+      </w:pPr>
+    </w:lvl>
+    <w:lvl w:ilvl="8" w:tplc="3809001B" w:tentative="1">
+      <w:start w:val="1"/>
+      <w:numFmt w:val="lowerRoman"/>
+      <w:lvlText w:val="%9."/>
+      <w:lvlJc w:val="right"/>
+      <w:pPr>
+        <w:ind w:left="6480" w:hanging="180"/>
+      </w:pPr>
+    </w:lvl>
+  </w:abstractNum>
+  <w:abstractNum w:abstractNumId="48" w15:restartNumberingAfterBreak="0">
+    <w:nsid w:val="6E4C1B4C"/>
     <w:multiLevelType w:val="multilevel"/>
-    <w:tmpl w:val="33EAFAEE"/>
+    <w:tmpl w:val="BA78477E"/>
     <w:lvl w:ilvl="0">
       <w:start w:val="1"/>
       <w:numFmt w:val="decimal"/>
-      <w:lvlText w:val="%1."/>
+      <w:lvlText w:val="%1)"/>
       <w:lvlJc w:val="left"/>
       <w:pPr>
         <w:tabs>
@@ -42784,11 +41396,15 @@
         </w:tabs>
         <w:ind w:left="720" w:hanging="360"/>
       </w:pPr>
+      <w:rPr>
+        <w:rFonts w:hint="default"/>
+        <w:sz w:val="20"/>
+      </w:rPr>
     </w:lvl>
     <w:lvl w:ilvl="1" w:tentative="1">
       <w:start w:val="1"/>
-      <w:numFmt w:val="decimal"/>
-      <w:lvlText w:val="%2."/>
+      <w:numFmt w:val="bullet"/>
+      <w:lvlText w:val="o"/>
       <w:lvlJc w:val="left"/>
       <w:pPr>
         <w:tabs>
@@ -42796,11 +41412,15 @@
         </w:tabs>
         <w:ind w:left="1440" w:hanging="360"/>
       </w:pPr>
+      <w:rPr>
+        <w:rFonts w:ascii="Courier New" w:hAnsi="Courier New" w:hint="default"/>
+        <w:sz w:val="20"/>
+      </w:rPr>
     </w:lvl>
     <w:lvl w:ilvl="2" w:tentative="1">
       <w:start w:val="1"/>
-      <w:numFmt w:val="decimal"/>
-      <w:lvlText w:val="%3."/>
+      <w:numFmt w:val="bullet"/>
+      <w:lvlText w:val=""/>
       <w:lvlJc w:val="left"/>
       <w:pPr>
         <w:tabs>
@@ -42808,11 +41428,15 @@
         </w:tabs>
         <w:ind w:left="2160" w:hanging="360"/>
       </w:pPr>
+      <w:rPr>
+        <w:rFonts w:ascii="Wingdings" w:hAnsi="Wingdings" w:hint="default"/>
+        <w:sz w:val="20"/>
+      </w:rPr>
     </w:lvl>
     <w:lvl w:ilvl="3" w:tentative="1">
       <w:start w:val="1"/>
-      <w:numFmt w:val="decimal"/>
-      <w:lvlText w:val="%4."/>
+      <w:numFmt w:val="bullet"/>
+      <w:lvlText w:val=""/>
       <w:lvlJc w:val="left"/>
       <w:pPr>
         <w:tabs>
@@ -42820,11 +41444,15 @@
         </w:tabs>
         <w:ind w:left="2880" w:hanging="360"/>
       </w:pPr>
+      <w:rPr>
+        <w:rFonts w:ascii="Wingdings" w:hAnsi="Wingdings" w:hint="default"/>
+        <w:sz w:val="20"/>
+      </w:rPr>
     </w:lvl>
     <w:lvl w:ilvl="4" w:tentative="1">
       <w:start w:val="1"/>
-      <w:numFmt w:val="decimal"/>
-      <w:lvlText w:val="%5."/>
+      <w:numFmt w:val="bullet"/>
+      <w:lvlText w:val=""/>
       <w:lvlJc w:val="left"/>
       <w:pPr>
         <w:tabs>
@@ -42832,11 +41460,15 @@
         </w:tabs>
         <w:ind w:left="3600" w:hanging="360"/>
       </w:pPr>
+      <w:rPr>
+        <w:rFonts w:ascii="Wingdings" w:hAnsi="Wingdings" w:hint="default"/>
+        <w:sz w:val="20"/>
+      </w:rPr>
     </w:lvl>
     <w:lvl w:ilvl="5" w:tentative="1">
       <w:start w:val="1"/>
-      <w:numFmt w:val="decimal"/>
-      <w:lvlText w:val="%6."/>
+      <w:numFmt w:val="bullet"/>
+      <w:lvlText w:val=""/>
       <w:lvlJc w:val="left"/>
       <w:pPr>
         <w:tabs>
@@ -42844,11 +41476,15 @@
         </w:tabs>
         <w:ind w:left="4320" w:hanging="360"/>
       </w:pPr>
+      <w:rPr>
+        <w:rFonts w:ascii="Wingdings" w:hAnsi="Wingdings" w:hint="default"/>
+        <w:sz w:val="20"/>
+      </w:rPr>
     </w:lvl>
     <w:lvl w:ilvl="6" w:tentative="1">
       <w:start w:val="1"/>
-      <w:numFmt w:val="decimal"/>
-      <w:lvlText w:val="%7."/>
+      <w:numFmt w:val="bullet"/>
+      <w:lvlText w:val=""/>
       <w:lvlJc w:val="left"/>
       <w:pPr>
         <w:tabs>
@@ -42856,11 +41492,15 @@
         </w:tabs>
         <w:ind w:left="5040" w:hanging="360"/>
       </w:pPr>
+      <w:rPr>
+        <w:rFonts w:ascii="Wingdings" w:hAnsi="Wingdings" w:hint="default"/>
+        <w:sz w:val="20"/>
+      </w:rPr>
     </w:lvl>
     <w:lvl w:ilvl="7" w:tentative="1">
       <w:start w:val="1"/>
-      <w:numFmt w:val="decimal"/>
-      <w:lvlText w:val="%8."/>
+      <w:numFmt w:val="bullet"/>
+      <w:lvlText w:val=""/>
       <w:lvlJc w:val="left"/>
       <w:pPr>
         <w:tabs>
@@ -42868,11 +41508,15 @@
         </w:tabs>
         <w:ind w:left="5760" w:hanging="360"/>
       </w:pPr>
+      <w:rPr>
+        <w:rFonts w:ascii="Wingdings" w:hAnsi="Wingdings" w:hint="default"/>
+        <w:sz w:val="20"/>
+      </w:rPr>
     </w:lvl>
     <w:lvl w:ilvl="8" w:tentative="1">
       <w:start w:val="1"/>
-      <w:numFmt w:val="decimal"/>
-      <w:lvlText w:val="%9."/>
+      <w:numFmt w:val="bullet"/>
+      <w:lvlText w:val=""/>
       <w:lvlJc w:val="left"/>
       <w:pPr>
         <w:tabs>
@@ -42880,12 +41524,16 @@
         </w:tabs>
         <w:ind w:left="6480" w:hanging="360"/>
       </w:pPr>
+      <w:rPr>
+        <w:rFonts w:ascii="Wingdings" w:hAnsi="Wingdings" w:hint="default"/>
+        <w:sz w:val="20"/>
+      </w:rPr>
     </w:lvl>
   </w:abstractNum>
-  <w:abstractNum w:abstractNumId="52" w15:restartNumberingAfterBreak="0">
-    <w:nsid w:val="6C7F0C35"/>
+  <w:abstractNum w:abstractNumId="49" w15:restartNumberingAfterBreak="0">
+    <w:nsid w:val="6E7D736B"/>
     <w:multiLevelType w:val="hybridMultilevel"/>
-    <w:tmpl w:val="DFA8F082"/>
+    <w:tmpl w:val="5F42F6E0"/>
     <w:lvl w:ilvl="0" w:tplc="38090017">
       <w:start w:val="1"/>
       <w:numFmt w:val="lowerLetter"/>
@@ -42968,11 +41616,11 @@
       </w:pPr>
     </w:lvl>
   </w:abstractNum>
-  <w:abstractNum w:abstractNumId="53" w15:restartNumberingAfterBreak="0">
-    <w:nsid w:val="6E1C02E5"/>
+  <w:abstractNum w:abstractNumId="50" w15:restartNumberingAfterBreak="0">
+    <w:nsid w:val="6FAC5B41"/>
     <w:multiLevelType w:val="hybridMultilevel"/>
-    <w:tmpl w:val="8EC0C39E"/>
-    <w:lvl w:ilvl="0" w:tplc="38090017">
+    <w:tmpl w:val="4E3A7BF0"/>
+    <w:lvl w:ilvl="0" w:tplc="49580756">
       <w:start w:val="1"/>
       <w:numFmt w:val="lowerLetter"/>
       <w:lvlText w:val="%1)"/>
@@ -42980,6 +41628,9 @@
       <w:pPr>
         <w:ind w:left="720" w:hanging="360"/>
       </w:pPr>
+      <w:rPr>
+        <w:rFonts w:hint="default"/>
+      </w:rPr>
     </w:lvl>
     <w:lvl w:ilvl="1" w:tplc="38090019" w:tentative="1">
       <w:start w:val="1"/>
@@ -43054,13 +41705,99 @@
       </w:pPr>
     </w:lvl>
   </w:abstractNum>
-  <w:abstractNum w:abstractNumId="54" w15:restartNumberingAfterBreak="0">
-    <w:nsid w:val="6E4C1B4C"/>
+  <w:abstractNum w:abstractNumId="51" w15:restartNumberingAfterBreak="0">
+    <w:nsid w:val="70082FE9"/>
+    <w:multiLevelType w:val="hybridMultilevel"/>
+    <w:tmpl w:val="811EC51A"/>
+    <w:lvl w:ilvl="0" w:tplc="38090011">
+      <w:start w:val="1"/>
+      <w:numFmt w:val="decimal"/>
+      <w:lvlText w:val="%1)"/>
+      <w:lvlJc w:val="left"/>
+      <w:pPr>
+        <w:ind w:left="720" w:hanging="360"/>
+      </w:pPr>
+    </w:lvl>
+    <w:lvl w:ilvl="1" w:tplc="38090019" w:tentative="1">
+      <w:start w:val="1"/>
+      <w:numFmt w:val="lowerLetter"/>
+      <w:lvlText w:val="%2."/>
+      <w:lvlJc w:val="left"/>
+      <w:pPr>
+        <w:ind w:left="1440" w:hanging="360"/>
+      </w:pPr>
+    </w:lvl>
+    <w:lvl w:ilvl="2" w:tplc="3809001B" w:tentative="1">
+      <w:start w:val="1"/>
+      <w:numFmt w:val="lowerRoman"/>
+      <w:lvlText w:val="%3."/>
+      <w:lvlJc w:val="right"/>
+      <w:pPr>
+        <w:ind w:left="2160" w:hanging="180"/>
+      </w:pPr>
+    </w:lvl>
+    <w:lvl w:ilvl="3" w:tplc="3809000F" w:tentative="1">
+      <w:start w:val="1"/>
+      <w:numFmt w:val="decimal"/>
+      <w:lvlText w:val="%4."/>
+      <w:lvlJc w:val="left"/>
+      <w:pPr>
+        <w:ind w:left="2880" w:hanging="360"/>
+      </w:pPr>
+    </w:lvl>
+    <w:lvl w:ilvl="4" w:tplc="38090019" w:tentative="1">
+      <w:start w:val="1"/>
+      <w:numFmt w:val="lowerLetter"/>
+      <w:lvlText w:val="%5."/>
+      <w:lvlJc w:val="left"/>
+      <w:pPr>
+        <w:ind w:left="3600" w:hanging="360"/>
+      </w:pPr>
+    </w:lvl>
+    <w:lvl w:ilvl="5" w:tplc="3809001B" w:tentative="1">
+      <w:start w:val="1"/>
+      <w:numFmt w:val="lowerRoman"/>
+      <w:lvlText w:val="%6."/>
+      <w:lvlJc w:val="right"/>
+      <w:pPr>
+        <w:ind w:left="4320" w:hanging="180"/>
+      </w:pPr>
+    </w:lvl>
+    <w:lvl w:ilvl="6" w:tplc="3809000F" w:tentative="1">
+      <w:start w:val="1"/>
+      <w:numFmt w:val="decimal"/>
+      <w:lvlText w:val="%7."/>
+      <w:lvlJc w:val="left"/>
+      <w:pPr>
+        <w:ind w:left="5040" w:hanging="360"/>
+      </w:pPr>
+    </w:lvl>
+    <w:lvl w:ilvl="7" w:tplc="38090019" w:tentative="1">
+      <w:start w:val="1"/>
+      <w:numFmt w:val="lowerLetter"/>
+      <w:lvlText w:val="%8."/>
+      <w:lvlJc w:val="left"/>
+      <w:pPr>
+        <w:ind w:left="5760" w:hanging="360"/>
+      </w:pPr>
+    </w:lvl>
+    <w:lvl w:ilvl="8" w:tplc="3809001B" w:tentative="1">
+      <w:start w:val="1"/>
+      <w:numFmt w:val="lowerRoman"/>
+      <w:lvlText w:val="%9."/>
+      <w:lvlJc w:val="right"/>
+      <w:pPr>
+        <w:ind w:left="6480" w:hanging="180"/>
+      </w:pPr>
+    </w:lvl>
+  </w:abstractNum>
+  <w:abstractNum w:abstractNumId="52" w15:restartNumberingAfterBreak="0">
+    <w:nsid w:val="73711062"/>
     <w:multiLevelType w:val="multilevel"/>
-    <w:tmpl w:val="BA78477E"/>
+    <w:tmpl w:val="255CC2AA"/>
     <w:lvl w:ilvl="0">
       <w:start w:val="1"/>
-      <w:numFmt w:val="decimal"/>
+      <w:numFmt w:val="lowerLetter"/>
       <w:lvlText w:val="%1)"/>
       <w:lvlJc w:val="left"/>
       <w:pPr>
@@ -43074,20 +41811,15 @@
         <w:sz w:val="20"/>
       </w:rPr>
     </w:lvl>
-    <w:lvl w:ilvl="1" w:tentative="1">
-      <w:start w:val="1"/>
+    <w:lvl w:ilvl="1">
       <w:numFmt w:val="bullet"/>
-      <w:lvlText w:val="o"/>
+      <w:lvlText w:val="-"/>
       <w:lvlJc w:val="left"/>
       <w:pPr>
-        <w:tabs>
-          <w:tab w:val="num" w:pos="1440"/>
-        </w:tabs>
         <w:ind w:left="1440" w:hanging="360"/>
       </w:pPr>
       <w:rPr>
-        <w:rFonts w:ascii="Courier New" w:hAnsi="Courier New" w:hint="default"/>
-        <w:sz w:val="20"/>
+        <w:rFonts w:ascii="Times New Roman" w:eastAsiaTheme="minorHAnsi" w:hAnsi="Times New Roman" w:cs="Times New Roman" w:hint="default"/>
       </w:rPr>
     </w:lvl>
     <w:lvl w:ilvl="2" w:tentative="1">
@@ -43203,674 +41935,7 @@
       </w:rPr>
     </w:lvl>
   </w:abstractNum>
-  <w:abstractNum w:abstractNumId="55" w15:restartNumberingAfterBreak="0">
-    <w:nsid w:val="6E7D736B"/>
-    <w:multiLevelType w:val="hybridMultilevel"/>
-    <w:tmpl w:val="5F42F6E0"/>
-    <w:lvl w:ilvl="0" w:tplc="38090017">
-      <w:start w:val="1"/>
-      <w:numFmt w:val="lowerLetter"/>
-      <w:lvlText w:val="%1)"/>
-      <w:lvlJc w:val="left"/>
-      <w:pPr>
-        <w:ind w:left="720" w:hanging="360"/>
-      </w:pPr>
-    </w:lvl>
-    <w:lvl w:ilvl="1" w:tplc="38090019" w:tentative="1">
-      <w:start w:val="1"/>
-      <w:numFmt w:val="lowerLetter"/>
-      <w:lvlText w:val="%2."/>
-      <w:lvlJc w:val="left"/>
-      <w:pPr>
-        <w:ind w:left="1440" w:hanging="360"/>
-      </w:pPr>
-    </w:lvl>
-    <w:lvl w:ilvl="2" w:tplc="3809001B" w:tentative="1">
-      <w:start w:val="1"/>
-      <w:numFmt w:val="lowerRoman"/>
-      <w:lvlText w:val="%3."/>
-      <w:lvlJc w:val="right"/>
-      <w:pPr>
-        <w:ind w:left="2160" w:hanging="180"/>
-      </w:pPr>
-    </w:lvl>
-    <w:lvl w:ilvl="3" w:tplc="3809000F" w:tentative="1">
-      <w:start w:val="1"/>
-      <w:numFmt w:val="decimal"/>
-      <w:lvlText w:val="%4."/>
-      <w:lvlJc w:val="left"/>
-      <w:pPr>
-        <w:ind w:left="2880" w:hanging="360"/>
-      </w:pPr>
-    </w:lvl>
-    <w:lvl w:ilvl="4" w:tplc="38090019" w:tentative="1">
-      <w:start w:val="1"/>
-      <w:numFmt w:val="lowerLetter"/>
-      <w:lvlText w:val="%5."/>
-      <w:lvlJc w:val="left"/>
-      <w:pPr>
-        <w:ind w:left="3600" w:hanging="360"/>
-      </w:pPr>
-    </w:lvl>
-    <w:lvl w:ilvl="5" w:tplc="3809001B" w:tentative="1">
-      <w:start w:val="1"/>
-      <w:numFmt w:val="lowerRoman"/>
-      <w:lvlText w:val="%6."/>
-      <w:lvlJc w:val="right"/>
-      <w:pPr>
-        <w:ind w:left="4320" w:hanging="180"/>
-      </w:pPr>
-    </w:lvl>
-    <w:lvl w:ilvl="6" w:tplc="3809000F" w:tentative="1">
-      <w:start w:val="1"/>
-      <w:numFmt w:val="decimal"/>
-      <w:lvlText w:val="%7."/>
-      <w:lvlJc w:val="left"/>
-      <w:pPr>
-        <w:ind w:left="5040" w:hanging="360"/>
-      </w:pPr>
-    </w:lvl>
-    <w:lvl w:ilvl="7" w:tplc="38090019" w:tentative="1">
-      <w:start w:val="1"/>
-      <w:numFmt w:val="lowerLetter"/>
-      <w:lvlText w:val="%8."/>
-      <w:lvlJc w:val="left"/>
-      <w:pPr>
-        <w:ind w:left="5760" w:hanging="360"/>
-      </w:pPr>
-    </w:lvl>
-    <w:lvl w:ilvl="8" w:tplc="3809001B" w:tentative="1">
-      <w:start w:val="1"/>
-      <w:numFmt w:val="lowerRoman"/>
-      <w:lvlText w:val="%9."/>
-      <w:lvlJc w:val="right"/>
-      <w:pPr>
-        <w:ind w:left="6480" w:hanging="180"/>
-      </w:pPr>
-    </w:lvl>
-  </w:abstractNum>
-  <w:abstractNum w:abstractNumId="56" w15:restartNumberingAfterBreak="0">
-    <w:nsid w:val="6FAC5B41"/>
-    <w:multiLevelType w:val="hybridMultilevel"/>
-    <w:tmpl w:val="4E3A7BF0"/>
-    <w:lvl w:ilvl="0" w:tplc="49580756">
-      <w:start w:val="1"/>
-      <w:numFmt w:val="lowerLetter"/>
-      <w:lvlText w:val="%1)"/>
-      <w:lvlJc w:val="left"/>
-      <w:pPr>
-        <w:ind w:left="720" w:hanging="360"/>
-      </w:pPr>
-      <w:rPr>
-        <w:rFonts w:hint="default"/>
-      </w:rPr>
-    </w:lvl>
-    <w:lvl w:ilvl="1" w:tplc="38090019" w:tentative="1">
-      <w:start w:val="1"/>
-      <w:numFmt w:val="lowerLetter"/>
-      <w:lvlText w:val="%2."/>
-      <w:lvlJc w:val="left"/>
-      <w:pPr>
-        <w:ind w:left="1440" w:hanging="360"/>
-      </w:pPr>
-    </w:lvl>
-    <w:lvl w:ilvl="2" w:tplc="3809001B" w:tentative="1">
-      <w:start w:val="1"/>
-      <w:numFmt w:val="lowerRoman"/>
-      <w:lvlText w:val="%3."/>
-      <w:lvlJc w:val="right"/>
-      <w:pPr>
-        <w:ind w:left="2160" w:hanging="180"/>
-      </w:pPr>
-    </w:lvl>
-    <w:lvl w:ilvl="3" w:tplc="3809000F" w:tentative="1">
-      <w:start w:val="1"/>
-      <w:numFmt w:val="decimal"/>
-      <w:lvlText w:val="%4."/>
-      <w:lvlJc w:val="left"/>
-      <w:pPr>
-        <w:ind w:left="2880" w:hanging="360"/>
-      </w:pPr>
-    </w:lvl>
-    <w:lvl w:ilvl="4" w:tplc="38090019" w:tentative="1">
-      <w:start w:val="1"/>
-      <w:numFmt w:val="lowerLetter"/>
-      <w:lvlText w:val="%5."/>
-      <w:lvlJc w:val="left"/>
-      <w:pPr>
-        <w:ind w:left="3600" w:hanging="360"/>
-      </w:pPr>
-    </w:lvl>
-    <w:lvl w:ilvl="5" w:tplc="3809001B" w:tentative="1">
-      <w:start w:val="1"/>
-      <w:numFmt w:val="lowerRoman"/>
-      <w:lvlText w:val="%6."/>
-      <w:lvlJc w:val="right"/>
-      <w:pPr>
-        <w:ind w:left="4320" w:hanging="180"/>
-      </w:pPr>
-    </w:lvl>
-    <w:lvl w:ilvl="6" w:tplc="3809000F" w:tentative="1">
-      <w:start w:val="1"/>
-      <w:numFmt w:val="decimal"/>
-      <w:lvlText w:val="%7."/>
-      <w:lvlJc w:val="left"/>
-      <w:pPr>
-        <w:ind w:left="5040" w:hanging="360"/>
-      </w:pPr>
-    </w:lvl>
-    <w:lvl w:ilvl="7" w:tplc="38090019" w:tentative="1">
-      <w:start w:val="1"/>
-      <w:numFmt w:val="lowerLetter"/>
-      <w:lvlText w:val="%8."/>
-      <w:lvlJc w:val="left"/>
-      <w:pPr>
-        <w:ind w:left="5760" w:hanging="360"/>
-      </w:pPr>
-    </w:lvl>
-    <w:lvl w:ilvl="8" w:tplc="3809001B" w:tentative="1">
-      <w:start w:val="1"/>
-      <w:numFmt w:val="lowerRoman"/>
-      <w:lvlText w:val="%9."/>
-      <w:lvlJc w:val="right"/>
-      <w:pPr>
-        <w:ind w:left="6480" w:hanging="180"/>
-      </w:pPr>
-    </w:lvl>
-  </w:abstractNum>
-  <w:abstractNum w:abstractNumId="57" w15:restartNumberingAfterBreak="0">
-    <w:nsid w:val="70082FE9"/>
-    <w:multiLevelType w:val="hybridMultilevel"/>
-    <w:tmpl w:val="811EC51A"/>
-    <w:lvl w:ilvl="0" w:tplc="38090011">
-      <w:start w:val="1"/>
-      <w:numFmt w:val="decimal"/>
-      <w:lvlText w:val="%1)"/>
-      <w:lvlJc w:val="left"/>
-      <w:pPr>
-        <w:ind w:left="720" w:hanging="360"/>
-      </w:pPr>
-    </w:lvl>
-    <w:lvl w:ilvl="1" w:tplc="38090019" w:tentative="1">
-      <w:start w:val="1"/>
-      <w:numFmt w:val="lowerLetter"/>
-      <w:lvlText w:val="%2."/>
-      <w:lvlJc w:val="left"/>
-      <w:pPr>
-        <w:ind w:left="1440" w:hanging="360"/>
-      </w:pPr>
-    </w:lvl>
-    <w:lvl w:ilvl="2" w:tplc="3809001B" w:tentative="1">
-      <w:start w:val="1"/>
-      <w:numFmt w:val="lowerRoman"/>
-      <w:lvlText w:val="%3."/>
-      <w:lvlJc w:val="right"/>
-      <w:pPr>
-        <w:ind w:left="2160" w:hanging="180"/>
-      </w:pPr>
-    </w:lvl>
-    <w:lvl w:ilvl="3" w:tplc="3809000F" w:tentative="1">
-      <w:start w:val="1"/>
-      <w:numFmt w:val="decimal"/>
-      <w:lvlText w:val="%4."/>
-      <w:lvlJc w:val="left"/>
-      <w:pPr>
-        <w:ind w:left="2880" w:hanging="360"/>
-      </w:pPr>
-    </w:lvl>
-    <w:lvl w:ilvl="4" w:tplc="38090019" w:tentative="1">
-      <w:start w:val="1"/>
-      <w:numFmt w:val="lowerLetter"/>
-      <w:lvlText w:val="%5."/>
-      <w:lvlJc w:val="left"/>
-      <w:pPr>
-        <w:ind w:left="3600" w:hanging="360"/>
-      </w:pPr>
-    </w:lvl>
-    <w:lvl w:ilvl="5" w:tplc="3809001B" w:tentative="1">
-      <w:start w:val="1"/>
-      <w:numFmt w:val="lowerRoman"/>
-      <w:lvlText w:val="%6."/>
-      <w:lvlJc w:val="right"/>
-      <w:pPr>
-        <w:ind w:left="4320" w:hanging="180"/>
-      </w:pPr>
-    </w:lvl>
-    <w:lvl w:ilvl="6" w:tplc="3809000F" w:tentative="1">
-      <w:start w:val="1"/>
-      <w:numFmt w:val="decimal"/>
-      <w:lvlText w:val="%7."/>
-      <w:lvlJc w:val="left"/>
-      <w:pPr>
-        <w:ind w:left="5040" w:hanging="360"/>
-      </w:pPr>
-    </w:lvl>
-    <w:lvl w:ilvl="7" w:tplc="38090019" w:tentative="1">
-      <w:start w:val="1"/>
-      <w:numFmt w:val="lowerLetter"/>
-      <w:lvlText w:val="%8."/>
-      <w:lvlJc w:val="left"/>
-      <w:pPr>
-        <w:ind w:left="5760" w:hanging="360"/>
-      </w:pPr>
-    </w:lvl>
-    <w:lvl w:ilvl="8" w:tplc="3809001B" w:tentative="1">
-      <w:start w:val="1"/>
-      <w:numFmt w:val="lowerRoman"/>
-      <w:lvlText w:val="%9."/>
-      <w:lvlJc w:val="right"/>
-      <w:pPr>
-        <w:ind w:left="6480" w:hanging="180"/>
-      </w:pPr>
-    </w:lvl>
-  </w:abstractNum>
-  <w:abstractNum w:abstractNumId="58" w15:restartNumberingAfterBreak="0">
-    <w:nsid w:val="70CA4AD2"/>
-    <w:multiLevelType w:val="multilevel"/>
-    <w:tmpl w:val="380C7ABC"/>
-    <w:lvl w:ilvl="0">
-      <w:start w:val="1"/>
-      <w:numFmt w:val="lowerLetter"/>
-      <w:lvlText w:val="%1)"/>
-      <w:lvlJc w:val="left"/>
-      <w:pPr>
-        <w:tabs>
-          <w:tab w:val="num" w:pos="720"/>
-        </w:tabs>
-        <w:ind w:left="720" w:hanging="360"/>
-      </w:pPr>
-      <w:rPr>
-        <w:rFonts w:hint="default"/>
-        <w:sz w:val="20"/>
-      </w:rPr>
-    </w:lvl>
-    <w:lvl w:ilvl="1" w:tentative="1">
-      <w:start w:val="1"/>
-      <w:numFmt w:val="bullet"/>
-      <w:lvlText w:val="o"/>
-      <w:lvlJc w:val="left"/>
-      <w:pPr>
-        <w:tabs>
-          <w:tab w:val="num" w:pos="1440"/>
-        </w:tabs>
-        <w:ind w:left="1440" w:hanging="360"/>
-      </w:pPr>
-      <w:rPr>
-        <w:rFonts w:ascii="Courier New" w:hAnsi="Courier New" w:hint="default"/>
-        <w:sz w:val="20"/>
-      </w:rPr>
-    </w:lvl>
-    <w:lvl w:ilvl="2" w:tentative="1">
-      <w:start w:val="1"/>
-      <w:numFmt w:val="bullet"/>
-      <w:lvlText w:val=""/>
-      <w:lvlJc w:val="left"/>
-      <w:pPr>
-        <w:tabs>
-          <w:tab w:val="num" w:pos="2160"/>
-        </w:tabs>
-        <w:ind w:left="2160" w:hanging="360"/>
-      </w:pPr>
-      <w:rPr>
-        <w:rFonts w:ascii="Wingdings" w:hAnsi="Wingdings" w:hint="default"/>
-        <w:sz w:val="20"/>
-      </w:rPr>
-    </w:lvl>
-    <w:lvl w:ilvl="3" w:tentative="1">
-      <w:start w:val="1"/>
-      <w:numFmt w:val="bullet"/>
-      <w:lvlText w:val=""/>
-      <w:lvlJc w:val="left"/>
-      <w:pPr>
-        <w:tabs>
-          <w:tab w:val="num" w:pos="2880"/>
-        </w:tabs>
-        <w:ind w:left="2880" w:hanging="360"/>
-      </w:pPr>
-      <w:rPr>
-        <w:rFonts w:ascii="Wingdings" w:hAnsi="Wingdings" w:hint="default"/>
-        <w:sz w:val="20"/>
-      </w:rPr>
-    </w:lvl>
-    <w:lvl w:ilvl="4" w:tentative="1">
-      <w:start w:val="1"/>
-      <w:numFmt w:val="bullet"/>
-      <w:lvlText w:val=""/>
-      <w:lvlJc w:val="left"/>
-      <w:pPr>
-        <w:tabs>
-          <w:tab w:val="num" w:pos="3600"/>
-        </w:tabs>
-        <w:ind w:left="3600" w:hanging="360"/>
-      </w:pPr>
-      <w:rPr>
-        <w:rFonts w:ascii="Wingdings" w:hAnsi="Wingdings" w:hint="default"/>
-        <w:sz w:val="20"/>
-      </w:rPr>
-    </w:lvl>
-    <w:lvl w:ilvl="5" w:tentative="1">
-      <w:start w:val="1"/>
-      <w:numFmt w:val="bullet"/>
-      <w:lvlText w:val=""/>
-      <w:lvlJc w:val="left"/>
-      <w:pPr>
-        <w:tabs>
-          <w:tab w:val="num" w:pos="4320"/>
-        </w:tabs>
-        <w:ind w:left="4320" w:hanging="360"/>
-      </w:pPr>
-      <w:rPr>
-        <w:rFonts w:ascii="Wingdings" w:hAnsi="Wingdings" w:hint="default"/>
-        <w:sz w:val="20"/>
-      </w:rPr>
-    </w:lvl>
-    <w:lvl w:ilvl="6" w:tentative="1">
-      <w:start w:val="1"/>
-      <w:numFmt w:val="bullet"/>
-      <w:lvlText w:val=""/>
-      <w:lvlJc w:val="left"/>
-      <w:pPr>
-        <w:tabs>
-          <w:tab w:val="num" w:pos="5040"/>
-        </w:tabs>
-        <w:ind w:left="5040" w:hanging="360"/>
-      </w:pPr>
-      <w:rPr>
-        <w:rFonts w:ascii="Wingdings" w:hAnsi="Wingdings" w:hint="default"/>
-        <w:sz w:val="20"/>
-      </w:rPr>
-    </w:lvl>
-    <w:lvl w:ilvl="7" w:tentative="1">
-      <w:start w:val="1"/>
-      <w:numFmt w:val="bullet"/>
-      <w:lvlText w:val=""/>
-      <w:lvlJc w:val="left"/>
-      <w:pPr>
-        <w:tabs>
-          <w:tab w:val="num" w:pos="5760"/>
-        </w:tabs>
-        <w:ind w:left="5760" w:hanging="360"/>
-      </w:pPr>
-      <w:rPr>
-        <w:rFonts w:ascii="Wingdings" w:hAnsi="Wingdings" w:hint="default"/>
-        <w:sz w:val="20"/>
-      </w:rPr>
-    </w:lvl>
-    <w:lvl w:ilvl="8" w:tentative="1">
-      <w:start w:val="1"/>
-      <w:numFmt w:val="bullet"/>
-      <w:lvlText w:val=""/>
-      <w:lvlJc w:val="left"/>
-      <w:pPr>
-        <w:tabs>
-          <w:tab w:val="num" w:pos="6480"/>
-        </w:tabs>
-        <w:ind w:left="6480" w:hanging="360"/>
-      </w:pPr>
-      <w:rPr>
-        <w:rFonts w:ascii="Wingdings" w:hAnsi="Wingdings" w:hint="default"/>
-        <w:sz w:val="20"/>
-      </w:rPr>
-    </w:lvl>
-  </w:abstractNum>
-  <w:abstractNum w:abstractNumId="59" w15:restartNumberingAfterBreak="0">
-    <w:nsid w:val="73711062"/>
-    <w:multiLevelType w:val="multilevel"/>
-    <w:tmpl w:val="255CC2AA"/>
-    <w:lvl w:ilvl="0">
-      <w:start w:val="1"/>
-      <w:numFmt w:val="lowerLetter"/>
-      <w:lvlText w:val="%1)"/>
-      <w:lvlJc w:val="left"/>
-      <w:pPr>
-        <w:tabs>
-          <w:tab w:val="num" w:pos="720"/>
-        </w:tabs>
-        <w:ind w:left="720" w:hanging="360"/>
-      </w:pPr>
-      <w:rPr>
-        <w:rFonts w:hint="default"/>
-        <w:sz w:val="20"/>
-      </w:rPr>
-    </w:lvl>
-    <w:lvl w:ilvl="1">
-      <w:numFmt w:val="bullet"/>
-      <w:lvlText w:val="-"/>
-      <w:lvlJc w:val="left"/>
-      <w:pPr>
-        <w:ind w:left="1440" w:hanging="360"/>
-      </w:pPr>
-      <w:rPr>
-        <w:rFonts w:ascii="Times New Roman" w:eastAsiaTheme="minorHAnsi" w:hAnsi="Times New Roman" w:cs="Times New Roman" w:hint="default"/>
-      </w:rPr>
-    </w:lvl>
-    <w:lvl w:ilvl="2" w:tentative="1">
-      <w:start w:val="1"/>
-      <w:numFmt w:val="bullet"/>
-      <w:lvlText w:val=""/>
-      <w:lvlJc w:val="left"/>
-      <w:pPr>
-        <w:tabs>
-          <w:tab w:val="num" w:pos="2160"/>
-        </w:tabs>
-        <w:ind w:left="2160" w:hanging="360"/>
-      </w:pPr>
-      <w:rPr>
-        <w:rFonts w:ascii="Wingdings" w:hAnsi="Wingdings" w:hint="default"/>
-        <w:sz w:val="20"/>
-      </w:rPr>
-    </w:lvl>
-    <w:lvl w:ilvl="3" w:tentative="1">
-      <w:start w:val="1"/>
-      <w:numFmt w:val="bullet"/>
-      <w:lvlText w:val=""/>
-      <w:lvlJc w:val="left"/>
-      <w:pPr>
-        <w:tabs>
-          <w:tab w:val="num" w:pos="2880"/>
-        </w:tabs>
-        <w:ind w:left="2880" w:hanging="360"/>
-      </w:pPr>
-      <w:rPr>
-        <w:rFonts w:ascii="Wingdings" w:hAnsi="Wingdings" w:hint="default"/>
-        <w:sz w:val="20"/>
-      </w:rPr>
-    </w:lvl>
-    <w:lvl w:ilvl="4" w:tentative="1">
-      <w:start w:val="1"/>
-      <w:numFmt w:val="bullet"/>
-      <w:lvlText w:val=""/>
-      <w:lvlJc w:val="left"/>
-      <w:pPr>
-        <w:tabs>
-          <w:tab w:val="num" w:pos="3600"/>
-        </w:tabs>
-        <w:ind w:left="3600" w:hanging="360"/>
-      </w:pPr>
-      <w:rPr>
-        <w:rFonts w:ascii="Wingdings" w:hAnsi="Wingdings" w:hint="default"/>
-        <w:sz w:val="20"/>
-      </w:rPr>
-    </w:lvl>
-    <w:lvl w:ilvl="5" w:tentative="1">
-      <w:start w:val="1"/>
-      <w:numFmt w:val="bullet"/>
-      <w:lvlText w:val=""/>
-      <w:lvlJc w:val="left"/>
-      <w:pPr>
-        <w:tabs>
-          <w:tab w:val="num" w:pos="4320"/>
-        </w:tabs>
-        <w:ind w:left="4320" w:hanging="360"/>
-      </w:pPr>
-      <w:rPr>
-        <w:rFonts w:ascii="Wingdings" w:hAnsi="Wingdings" w:hint="default"/>
-        <w:sz w:val="20"/>
-      </w:rPr>
-    </w:lvl>
-    <w:lvl w:ilvl="6" w:tentative="1">
-      <w:start w:val="1"/>
-      <w:numFmt w:val="bullet"/>
-      <w:lvlText w:val=""/>
-      <w:lvlJc w:val="left"/>
-      <w:pPr>
-        <w:tabs>
-          <w:tab w:val="num" w:pos="5040"/>
-        </w:tabs>
-        <w:ind w:left="5040" w:hanging="360"/>
-      </w:pPr>
-      <w:rPr>
-        <w:rFonts w:ascii="Wingdings" w:hAnsi="Wingdings" w:hint="default"/>
-        <w:sz w:val="20"/>
-      </w:rPr>
-    </w:lvl>
-    <w:lvl w:ilvl="7" w:tentative="1">
-      <w:start w:val="1"/>
-      <w:numFmt w:val="bullet"/>
-      <w:lvlText w:val=""/>
-      <w:lvlJc w:val="left"/>
-      <w:pPr>
-        <w:tabs>
-          <w:tab w:val="num" w:pos="5760"/>
-        </w:tabs>
-        <w:ind w:left="5760" w:hanging="360"/>
-      </w:pPr>
-      <w:rPr>
-        <w:rFonts w:ascii="Wingdings" w:hAnsi="Wingdings" w:hint="default"/>
-        <w:sz w:val="20"/>
-      </w:rPr>
-    </w:lvl>
-    <w:lvl w:ilvl="8" w:tentative="1">
-      <w:start w:val="1"/>
-      <w:numFmt w:val="bullet"/>
-      <w:lvlText w:val=""/>
-      <w:lvlJc w:val="left"/>
-      <w:pPr>
-        <w:tabs>
-          <w:tab w:val="num" w:pos="6480"/>
-        </w:tabs>
-        <w:ind w:left="6480" w:hanging="360"/>
-      </w:pPr>
-      <w:rPr>
-        <w:rFonts w:ascii="Wingdings" w:hAnsi="Wingdings" w:hint="default"/>
-        <w:sz w:val="20"/>
-      </w:rPr>
-    </w:lvl>
-  </w:abstractNum>
-  <w:abstractNum w:abstractNumId="60" w15:restartNumberingAfterBreak="0">
-    <w:nsid w:val="7E955B58"/>
-    <w:multiLevelType w:val="multilevel"/>
-    <w:tmpl w:val="272E5CBA"/>
-    <w:lvl w:ilvl="0">
-      <w:start w:val="1"/>
-      <w:numFmt w:val="decimal"/>
-      <w:lvlText w:val="%1."/>
-      <w:lvlJc w:val="left"/>
-      <w:pPr>
-        <w:tabs>
-          <w:tab w:val="num" w:pos="720"/>
-        </w:tabs>
-        <w:ind w:left="720" w:hanging="360"/>
-      </w:pPr>
-    </w:lvl>
-    <w:lvl w:ilvl="1" w:tentative="1">
-      <w:start w:val="1"/>
-      <w:numFmt w:val="decimal"/>
-      <w:lvlText w:val="%2."/>
-      <w:lvlJc w:val="left"/>
-      <w:pPr>
-        <w:tabs>
-          <w:tab w:val="num" w:pos="1440"/>
-        </w:tabs>
-        <w:ind w:left="1440" w:hanging="360"/>
-      </w:pPr>
-    </w:lvl>
-    <w:lvl w:ilvl="2" w:tentative="1">
-      <w:start w:val="1"/>
-      <w:numFmt w:val="decimal"/>
-      <w:lvlText w:val="%3."/>
-      <w:lvlJc w:val="left"/>
-      <w:pPr>
-        <w:tabs>
-          <w:tab w:val="num" w:pos="2160"/>
-        </w:tabs>
-        <w:ind w:left="2160" w:hanging="360"/>
-      </w:pPr>
-    </w:lvl>
-    <w:lvl w:ilvl="3" w:tentative="1">
-      <w:start w:val="1"/>
-      <w:numFmt w:val="decimal"/>
-      <w:lvlText w:val="%4."/>
-      <w:lvlJc w:val="left"/>
-      <w:pPr>
-        <w:tabs>
-          <w:tab w:val="num" w:pos="2880"/>
-        </w:tabs>
-        <w:ind w:left="2880" w:hanging="360"/>
-      </w:pPr>
-    </w:lvl>
-    <w:lvl w:ilvl="4" w:tentative="1">
-      <w:start w:val="1"/>
-      <w:numFmt w:val="decimal"/>
-      <w:lvlText w:val="%5."/>
-      <w:lvlJc w:val="left"/>
-      <w:pPr>
-        <w:tabs>
-          <w:tab w:val="num" w:pos="3600"/>
-        </w:tabs>
-        <w:ind w:left="3600" w:hanging="360"/>
-      </w:pPr>
-    </w:lvl>
-    <w:lvl w:ilvl="5" w:tentative="1">
-      <w:start w:val="1"/>
-      <w:numFmt w:val="decimal"/>
-      <w:lvlText w:val="%6."/>
-      <w:lvlJc w:val="left"/>
-      <w:pPr>
-        <w:tabs>
-          <w:tab w:val="num" w:pos="4320"/>
-        </w:tabs>
-        <w:ind w:left="4320" w:hanging="360"/>
-      </w:pPr>
-    </w:lvl>
-    <w:lvl w:ilvl="6" w:tentative="1">
-      <w:start w:val="1"/>
-      <w:numFmt w:val="decimal"/>
-      <w:lvlText w:val="%7."/>
-      <w:lvlJc w:val="left"/>
-      <w:pPr>
-        <w:tabs>
-          <w:tab w:val="num" w:pos="5040"/>
-        </w:tabs>
-        <w:ind w:left="5040" w:hanging="360"/>
-      </w:pPr>
-    </w:lvl>
-    <w:lvl w:ilvl="7" w:tentative="1">
-      <w:start w:val="1"/>
-      <w:numFmt w:val="decimal"/>
-      <w:lvlText w:val="%8."/>
-      <w:lvlJc w:val="left"/>
-      <w:pPr>
-        <w:tabs>
-          <w:tab w:val="num" w:pos="5760"/>
-        </w:tabs>
-        <w:ind w:left="5760" w:hanging="360"/>
-      </w:pPr>
-    </w:lvl>
-    <w:lvl w:ilvl="8" w:tentative="1">
-      <w:start w:val="1"/>
-      <w:numFmt w:val="decimal"/>
-      <w:lvlText w:val="%9."/>
-      <w:lvlJc w:val="left"/>
-      <w:pPr>
-        <w:tabs>
-          <w:tab w:val="num" w:pos="6480"/>
-        </w:tabs>
-        <w:ind w:left="6480" w:hanging="360"/>
-      </w:pPr>
-    </w:lvl>
-  </w:abstractNum>
-  <w:abstractNum w:abstractNumId="61" w15:restartNumberingAfterBreak="0">
+  <w:abstractNum w:abstractNumId="53" w15:restartNumberingAfterBreak="0">
     <w:nsid w:val="7EA7155A"/>
     <w:multiLevelType w:val="hybridMultilevel"/>
     <w:tmpl w:val="85080480"/>
@@ -43957,192 +42022,168 @@
     </w:lvl>
   </w:abstractNum>
   <w:num w:numId="1">
-    <w:abstractNumId w:val="41"/>
+    <w:abstractNumId w:val="37"/>
   </w:num>
   <w:num w:numId="2">
-    <w:abstractNumId w:val="25"/>
+    <w:abstractNumId w:val="21"/>
   </w:num>
   <w:num w:numId="3">
-    <w:abstractNumId w:val="49"/>
+    <w:abstractNumId w:val="45"/>
   </w:num>
   <w:num w:numId="4">
-    <w:abstractNumId w:val="36"/>
+    <w:abstractNumId w:val="33"/>
   </w:num>
   <w:num w:numId="5">
     <w:abstractNumId w:val="1"/>
   </w:num>
   <w:num w:numId="6">
+    <w:abstractNumId w:val="28"/>
+  </w:num>
+  <w:num w:numId="7">
+    <w:abstractNumId w:val="12"/>
+  </w:num>
+  <w:num w:numId="8">
+    <w:abstractNumId w:val="11"/>
+  </w:num>
+  <w:num w:numId="9">
+    <w:abstractNumId w:val="17"/>
+  </w:num>
+  <w:num w:numId="10">
+    <w:abstractNumId w:val="15"/>
+  </w:num>
+  <w:num w:numId="11">
+    <w:abstractNumId w:val="19"/>
+  </w:num>
+  <w:num w:numId="12">
+    <w:abstractNumId w:val="40"/>
+  </w:num>
+  <w:num w:numId="13">
+    <w:abstractNumId w:val="4"/>
+  </w:num>
+  <w:num w:numId="14">
+    <w:abstractNumId w:val="6"/>
+  </w:num>
+  <w:num w:numId="15">
+    <w:abstractNumId w:val="26"/>
+  </w:num>
+  <w:num w:numId="16">
+    <w:abstractNumId w:val="8"/>
+  </w:num>
+  <w:num w:numId="17">
+    <w:abstractNumId w:val="13"/>
+  </w:num>
+  <w:num w:numId="18">
+    <w:abstractNumId w:val="52"/>
+  </w:num>
+  <w:num w:numId="19">
+    <w:abstractNumId w:val="36"/>
+  </w:num>
+  <w:num w:numId="20">
+    <w:abstractNumId w:val="14"/>
+  </w:num>
+  <w:num w:numId="21">
+    <w:abstractNumId w:val="46"/>
+  </w:num>
+  <w:num w:numId="22">
+    <w:abstractNumId w:val="53"/>
+  </w:num>
+  <w:num w:numId="23">
+    <w:abstractNumId w:val="38"/>
+  </w:num>
+  <w:num w:numId="24">
+    <w:abstractNumId w:val="16"/>
+  </w:num>
+  <w:num w:numId="25">
+    <w:abstractNumId w:val="7"/>
+  </w:num>
+  <w:num w:numId="26">
+    <w:abstractNumId w:val="51"/>
+  </w:num>
+  <w:num w:numId="27">
+    <w:abstractNumId w:val="41"/>
+  </w:num>
+  <w:num w:numId="28">
+    <w:abstractNumId w:val="29"/>
+  </w:num>
+  <w:num w:numId="29">
+    <w:abstractNumId w:val="2"/>
+  </w:num>
+  <w:num w:numId="30">
+    <w:abstractNumId w:val="30"/>
+  </w:num>
+  <w:num w:numId="31">
+    <w:abstractNumId w:val="3"/>
+  </w:num>
+  <w:num w:numId="32">
     <w:abstractNumId w:val="31"/>
   </w:num>
-  <w:num w:numId="7">
-    <w:abstractNumId w:val="11"/>
+  <w:num w:numId="33">
+    <w:abstractNumId w:val="25"/>
   </w:num>
-  <w:num w:numId="8">
+  <w:num w:numId="34">
+    <w:abstractNumId w:val="43"/>
+  </w:num>
+  <w:num w:numId="35">
+    <w:abstractNumId w:val="50"/>
+  </w:num>
+  <w:num w:numId="36">
+    <w:abstractNumId w:val="0"/>
+  </w:num>
+  <w:num w:numId="37">
+    <w:abstractNumId w:val="20"/>
+  </w:num>
+  <w:num w:numId="38">
+    <w:abstractNumId w:val="49"/>
+  </w:num>
+  <w:num w:numId="39">
+    <w:abstractNumId w:val="44"/>
+  </w:num>
+  <w:num w:numId="40">
+    <w:abstractNumId w:val="47"/>
+  </w:num>
+  <w:num w:numId="41">
+    <w:abstractNumId w:val="5"/>
+  </w:num>
+  <w:num w:numId="42">
+    <w:abstractNumId w:val="27"/>
+  </w:num>
+  <w:num w:numId="43">
+    <w:abstractNumId w:val="22"/>
+  </w:num>
+  <w:num w:numId="44">
+    <w:abstractNumId w:val="35"/>
+  </w:num>
+  <w:num w:numId="45">
+    <w:abstractNumId w:val="9"/>
+  </w:num>
+  <w:num w:numId="46">
+    <w:abstractNumId w:val="18"/>
+  </w:num>
+  <w:num w:numId="47">
+    <w:abstractNumId w:val="34"/>
+  </w:num>
+  <w:num w:numId="48">
+    <w:abstractNumId w:val="32"/>
+  </w:num>
+  <w:num w:numId="49">
+    <w:abstractNumId w:val="48"/>
+  </w:num>
+  <w:num w:numId="50">
+    <w:abstractNumId w:val="39"/>
+  </w:num>
+  <w:num w:numId="51">
+    <w:abstractNumId w:val="23"/>
+  </w:num>
+  <w:num w:numId="52">
     <w:abstractNumId w:val="10"/>
   </w:num>
-  <w:num w:numId="9">
-    <w:abstractNumId w:val="19"/>
+  <w:num w:numId="53">
+    <w:abstractNumId w:val="24"/>
   </w:num>
-  <w:num w:numId="10">
-    <w:abstractNumId w:val="17"/>
-  </w:num>
-  <w:num w:numId="11">
-    <w:abstractNumId w:val="23"/>
-  </w:num>
-  <w:num w:numId="12">
-    <w:abstractNumId w:val="44"/>
-  </w:num>
-  <w:num w:numId="13">
-    <w:abstractNumId w:val="37"/>
-  </w:num>
-  <w:num w:numId="14">
-    <w:abstractNumId w:val="14"/>
-  </w:num>
-  <w:num w:numId="15">
-    <w:abstractNumId w:val="45"/>
-  </w:num>
-  <w:num w:numId="16">
-    <w:abstractNumId w:val="30"/>
-  </w:num>
-  <w:num w:numId="17">
-    <w:abstractNumId w:val="4"/>
-  </w:num>
-  <w:num w:numId="18">
-    <w:abstractNumId w:val="6"/>
-  </w:num>
-  <w:num w:numId="19">
-    <w:abstractNumId w:val="28"/>
-  </w:num>
-  <w:num w:numId="20">
-    <w:abstractNumId w:val="8"/>
-  </w:num>
-  <w:num w:numId="21">
-    <w:abstractNumId w:val="12"/>
-  </w:num>
-  <w:num w:numId="22">
-    <w:abstractNumId w:val="58"/>
-  </w:num>
-  <w:num w:numId="23">
-    <w:abstractNumId w:val="16"/>
-  </w:num>
-  <w:num w:numId="24">
-    <w:abstractNumId w:val="59"/>
-  </w:num>
-  <w:num w:numId="25">
-    <w:abstractNumId w:val="40"/>
-  </w:num>
-  <w:num w:numId="26">
-    <w:abstractNumId w:val="15"/>
-  </w:num>
-  <w:num w:numId="27">
-    <w:abstractNumId w:val="50"/>
-  </w:num>
-  <w:num w:numId="28">
-    <w:abstractNumId w:val="61"/>
-  </w:num>
-  <w:num w:numId="29">
+  <w:num w:numId="54">
     <w:abstractNumId w:val="42"/>
   </w:num>
-  <w:num w:numId="30">
-    <w:abstractNumId w:val="18"/>
-  </w:num>
-  <w:num w:numId="31">
-    <w:abstractNumId w:val="7"/>
-  </w:num>
-  <w:num w:numId="32">
-    <w:abstractNumId w:val="57"/>
-  </w:num>
-  <w:num w:numId="33">
-    <w:abstractNumId w:val="46"/>
-  </w:num>
-  <w:num w:numId="34">
-    <w:abstractNumId w:val="32"/>
-  </w:num>
-  <w:num w:numId="35">
-    <w:abstractNumId w:val="2"/>
-  </w:num>
-  <w:num w:numId="36">
-    <w:abstractNumId w:val="33"/>
-  </w:num>
-  <w:num w:numId="37">
-    <w:abstractNumId w:val="3"/>
-  </w:num>
-  <w:num w:numId="38">
-    <w:abstractNumId w:val="34"/>
-  </w:num>
-  <w:num w:numId="39">
-    <w:abstractNumId w:val="27"/>
-  </w:num>
-  <w:num w:numId="40">
-    <w:abstractNumId w:val="21"/>
-  </w:num>
-  <w:num w:numId="41">
-    <w:abstractNumId w:val="47"/>
-  </w:num>
-  <w:num w:numId="42">
-    <w:abstractNumId w:val="56"/>
-  </w:num>
-  <w:num w:numId="43">
-    <w:abstractNumId w:val="0"/>
-  </w:num>
-  <w:num w:numId="44">
-    <w:abstractNumId w:val="24"/>
-  </w:num>
-  <w:num w:numId="45">
-    <w:abstractNumId w:val="55"/>
-  </w:num>
-  <w:num w:numId="46">
-    <w:abstractNumId w:val="48"/>
-  </w:num>
-  <w:num w:numId="47">
-    <w:abstractNumId w:val="53"/>
-  </w:num>
-  <w:num w:numId="48">
-    <w:abstractNumId w:val="52"/>
-  </w:num>
-  <w:num w:numId="49">
-    <w:abstractNumId w:val="5"/>
-  </w:num>
-  <w:num w:numId="50">
-    <w:abstractNumId w:val="29"/>
-  </w:num>
-  <w:num w:numId="51">
-    <w:abstractNumId w:val="26"/>
-  </w:num>
-  <w:num w:numId="52">
-    <w:abstractNumId w:val="39"/>
-  </w:num>
-  <w:num w:numId="53">
-    <w:abstractNumId w:val="9"/>
-  </w:num>
-  <w:num w:numId="54">
-    <w:abstractNumId w:val="20"/>
-  </w:num>
-  <w:num w:numId="55">
-    <w:abstractNumId w:val="60"/>
-  </w:num>
-  <w:num w:numId="56">
-    <w:abstractNumId w:val="51"/>
-  </w:num>
-  <w:num w:numId="57">
-    <w:abstractNumId w:val="13"/>
-  </w:num>
-  <w:num w:numId="58">
-    <w:abstractNumId w:val="38"/>
-  </w:num>
-  <w:num w:numId="59">
-    <w:abstractNumId w:val="35"/>
-  </w:num>
-  <w:num w:numId="60">
-    <w:abstractNumId w:val="54"/>
-  </w:num>
-  <w:num w:numId="61">
-    <w:abstractNumId w:val="22"/>
-  </w:num>
-  <w:num w:numId="62">
-    <w:abstractNumId w:val="43"/>
-  </w:num>
-  <w:numIdMacAtCleanup w:val="52"/>
+  <w:numIdMacAtCleanup w:val="51"/>
 </w:numbering>
 </file>
 
@@ -45427,6 +43468,15 @@
     <w:unhideWhenUsed/>
     <w:rsid w:val="00117501"/>
   </w:style>
+  <w:style w:type="paragraph" w:styleId="NoSpacing">
+    <w:name w:val="No Spacing"/>
+    <w:uiPriority w:val="1"/>
+    <w:qFormat/>
+    <w:rsid w:val="00566242"/>
+    <w:pPr>
+      <w:spacing w:after="0" w:line="240" w:lineRule="auto"/>
+    </w:pPr>
+  </w:style>
 </w:styles>
 </file>
 
@@ -45502,7 +43552,7 @@
     <w:charset w:val="00"/>
     <w:family w:val="roman"/>
     <w:pitch w:val="variable"/>
-    <w:sig w:usb0="E0002AFF" w:usb1="C0007843" w:usb2="00000009" w:usb3="00000000" w:csb0="000001FF" w:csb1="00000000"/>
+    <w:sig w:usb0="E0002EFF" w:usb1="C000785B" w:usb2="00000009" w:usb3="00000000" w:csb0="000001FF" w:csb1="00000000"/>
   </w:font>
   <w:font w:name="Courier New">
     <w:panose1 w:val="02070309020205020404"/>
@@ -45523,14 +43573,14 @@
     <w:charset w:val="00"/>
     <w:family w:val="swiss"/>
     <w:pitch w:val="variable"/>
-    <w:sig w:usb0="E00002FF" w:usb1="4000ACFF" w:usb2="00000001" w:usb3="00000000" w:csb0="0000019F" w:csb1="00000000"/>
+    <w:sig w:usb0="E4002EFF" w:usb1="C000247B" w:usb2="00000009" w:usb3="00000000" w:csb0="000001FF" w:csb1="00000000"/>
   </w:font>
   <w:font w:name="Calibri Light">
     <w:panose1 w:val="020F0302020204030204"/>
     <w:charset w:val="00"/>
     <w:family w:val="swiss"/>
     <w:pitch w:val="variable"/>
-    <w:sig w:usb0="A00002EF" w:usb1="4000207B" w:usb2="00000000" w:usb3="00000000" w:csb0="0000009F" w:csb1="00000000"/>
+    <w:sig w:usb0="E4002EFF" w:usb1="C000247B" w:usb2="00000009" w:usb3="00000000" w:csb0="000001FF" w:csb1="00000000"/>
   </w:font>
   <w:font w:name="Segoe UI">
     <w:altName w:val="Sylfaen"/>
@@ -45568,7 +43618,7 @@
     <w:charset w:val="00"/>
     <w:family w:val="swiss"/>
     <w:pitch w:val="variable"/>
-    <w:sig w:usb0="E0002AFF" w:usb1="C0007843" w:usb2="00000009" w:usb3="00000000" w:csb0="000001FF" w:csb1="00000000"/>
+    <w:sig w:usb0="E0002EFF" w:usb1="C000785B" w:usb2="00000009" w:usb3="00000000" w:csb0="000001FF" w:csb1="00000000"/>
   </w:font>
   <w:font w:name="Cambria Math">
     <w:panose1 w:val="02040503050406030204"/>
@@ -45615,8 +43665,10 @@
     <w:rsid w:val="00616727"/>
     <w:rsid w:val="006577A1"/>
     <w:rsid w:val="007C2932"/>
+    <w:rsid w:val="009163B9"/>
     <w:rsid w:val="009C50A5"/>
     <w:rsid w:val="009E3192"/>
+    <w:rsid w:val="00B32575"/>
     <w:rsid w:val="00C714C6"/>
     <w:rsid w:val="00DE2EF9"/>
   </w:rsids>
@@ -46798,7 +44850,7 @@
 </file>
 
 <file path=customXml/itemProps1.xml><?xml version="1.0" encoding="utf-8"?>
-<ds:datastoreItem xmlns:ds="http://schemas.openxmlformats.org/officeDocument/2006/customXml" ds:itemID="{9BE1898C-DF14-4433-9738-03252B19B9BE}">
+<ds:datastoreItem xmlns:ds="http://schemas.openxmlformats.org/officeDocument/2006/customXml" ds:itemID="{EDE01A09-9F80-43D2-9A34-40DAF8A246C5}">
   <ds:schemaRefs>
     <ds:schemaRef ds:uri="http://schemas.openxmlformats.org/officeDocument/2006/bibliography"/>
   </ds:schemaRefs>

--- a/SKRIPSI.docx
+++ b/SKRIPSI.docx
@@ -1882,7 +1882,6 @@
           <w:szCs w:val="28"/>
         </w:rPr>
       </w:pPr>
-      <w:bookmarkStart w:id="1" w:name="_Toc192843194"/>
       <w:r>
         <w:rPr>
           <w:rFonts w:ascii="Arial Narrow" w:hAnsi="Arial Narrow"/>
@@ -3040,7 +3039,6 @@
         </w:sectPr>
       </w:pPr>
     </w:p>
-    <w:bookmarkEnd w:id="1"/>
     <w:p>
       <w:pPr>
         <w:spacing w:line="240" w:lineRule="auto"/>
@@ -3217,7 +3215,7 @@
           <w:lang w:eastAsia="en-ID"/>
         </w:rPr>
       </w:pPr>
-      <w:bookmarkStart w:id="2" w:name="_Toc192843195"/>
+      <w:bookmarkStart w:id="1" w:name="_Toc201860539"/>
       <w:r>
         <w:rPr>
           <w:rFonts w:ascii="Times New Roman" w:eastAsia="Times New Roman" w:hAnsi="Times New Roman" w:cs="Times New Roman"/>
@@ -3229,7 +3227,7 @@
         <w:lastRenderedPageBreak/>
         <w:t>KATA PENGANTAR</w:t>
       </w:r>
-      <w:bookmarkEnd w:id="2"/>
+      <w:bookmarkEnd w:id="1"/>
     </w:p>
     <w:p>
       <w:pPr>
@@ -3606,7 +3604,7 @@
           <w:lang w:eastAsia="en-ID"/>
         </w:rPr>
       </w:pPr>
-      <w:bookmarkStart w:id="3" w:name="_Toc192843196"/>
+      <w:bookmarkStart w:id="2" w:name="_Toc201860540"/>
       <w:r>
         <w:rPr>
           <w:rFonts w:ascii="Times New Roman" w:eastAsia="Times New Roman" w:hAnsi="Times New Roman" w:cs="Times New Roman"/>
@@ -3619,7 +3617,7 @@
         <w:lastRenderedPageBreak/>
         <w:t>DAFTAR ISI</w:t>
       </w:r>
-      <w:bookmarkEnd w:id="3"/>
+      <w:bookmarkEnd w:id="2"/>
     </w:p>
     <w:sdt>
       <w:sdtPr>
@@ -3655,7 +3653,6 @@
             <w:tabs>
               <w:tab w:val="right" w:leader="dot" w:pos="7927"/>
             </w:tabs>
-            <w:spacing w:after="0"/>
             <w:rPr>
               <w:rFonts w:eastAsiaTheme="minorEastAsia"/>
               <w:noProof/>
@@ -3671,15 +3668,16 @@
           <w:r>
             <w:fldChar w:fldCharType="separate"/>
           </w:r>
-          <w:hyperlink w:anchor="_Toc192843194" w:history="1">
+          <w:hyperlink w:anchor="_Toc201860539" w:history="1">
             <w:r>
               <w:rPr>
                 <w:rStyle w:val="Hyperlink"/>
-                <w:rFonts w:ascii="Times New Roman" w:hAnsi="Times New Roman" w:cs="Times New Roman"/>
+                <w:rFonts w:ascii="Times New Roman" w:eastAsia="Times New Roman" w:hAnsi="Times New Roman" w:cs="Times New Roman"/>
                 <w:b/>
                 <w:noProof/>
-              </w:rPr>
-              <w:t>ABSTRAK</w:t>
+                <w:lang w:eastAsia="en-ID"/>
+              </w:rPr>
+              <w:t>KATA PENGANTAR</w:t>
             </w:r>
             <w:r>
               <w:rPr>
@@ -3700,7 +3698,7 @@
                 <w:noProof/>
                 <w:webHidden/>
               </w:rPr>
-              <w:instrText xml:space="preserve"> PAGEREF _Toc192843194 \h </w:instrText>
+              <w:instrText xml:space="preserve"> PAGEREF _Toc201860539 \h </w:instrText>
             </w:r>
             <w:r>
               <w:rPr>
@@ -3720,7 +3718,7 @@
                 <w:noProof/>
                 <w:webHidden/>
               </w:rPr>
-              <w:t>4</w:t>
+              <w:t>6</w:t>
             </w:r>
             <w:r>
               <w:rPr>
@@ -3737,14 +3735,13 @@
             <w:tabs>
               <w:tab w:val="right" w:leader="dot" w:pos="7927"/>
             </w:tabs>
-            <w:spacing w:after="0"/>
             <w:rPr>
               <w:rFonts w:eastAsiaTheme="minorEastAsia"/>
               <w:noProof/>
               <w:lang w:eastAsia="en-ID"/>
             </w:rPr>
           </w:pPr>
-          <w:hyperlink w:anchor="_Toc192843195" w:history="1">
+          <w:hyperlink w:anchor="_Toc201860540" w:history="1">
             <w:r>
               <w:rPr>
                 <w:rStyle w:val="Hyperlink"/>
@@ -3753,7 +3750,7 @@
                 <w:noProof/>
                 <w:lang w:eastAsia="en-ID"/>
               </w:rPr>
-              <w:t>KATA PENGANTAR</w:t>
+              <w:t>DAFTAR ISI</w:t>
             </w:r>
             <w:r>
               <w:rPr>
@@ -3774,7 +3771,7 @@
                 <w:noProof/>
                 <w:webHidden/>
               </w:rPr>
-              <w:instrText xml:space="preserve"> PAGEREF _Toc192843195 \h </w:instrText>
+              <w:instrText xml:space="preserve"> PAGEREF _Toc201860540 \h </w:instrText>
             </w:r>
             <w:r>
               <w:rPr>
@@ -3794,7 +3791,7 @@
                 <w:noProof/>
                 <w:webHidden/>
               </w:rPr>
-              <w:t>6</w:t>
+              <w:t>8</w:t>
             </w:r>
             <w:r>
               <w:rPr>
@@ -3811,23 +3808,22 @@
             <w:tabs>
               <w:tab w:val="right" w:leader="dot" w:pos="7927"/>
             </w:tabs>
-            <w:spacing w:after="0"/>
             <w:rPr>
               <w:rFonts w:eastAsiaTheme="minorEastAsia"/>
               <w:noProof/>
               <w:lang w:eastAsia="en-ID"/>
             </w:rPr>
           </w:pPr>
-          <w:hyperlink w:anchor="_Toc192843196" w:history="1">
+          <w:hyperlink w:anchor="_Toc201860541" w:history="1">
             <w:r>
               <w:rPr>
                 <w:rStyle w:val="Hyperlink"/>
-                <w:rFonts w:ascii="Times New Roman" w:eastAsia="Times New Roman" w:hAnsi="Times New Roman" w:cs="Times New Roman"/>
+                <w:rFonts w:ascii="Times New Roman" w:hAnsi="Times New Roman" w:cs="Times New Roman"/>
                 <w:b/>
                 <w:noProof/>
                 <w:lang w:eastAsia="en-ID"/>
               </w:rPr>
-              <w:t>DAFTAR ISI</w:t>
+              <w:t>DAFTAR GAMBAR</w:t>
             </w:r>
             <w:r>
               <w:rPr>
@@ -3848,7 +3844,7 @@
                 <w:noProof/>
                 <w:webHidden/>
               </w:rPr>
-              <w:instrText xml:space="preserve"> PAGEREF _Toc192843196 \h </w:instrText>
+              <w:instrText xml:space="preserve"> PAGEREF _Toc201860541 \h </w:instrText>
             </w:r>
             <w:r>
               <w:rPr>
@@ -3868,7 +3864,7 @@
                 <w:noProof/>
                 <w:webHidden/>
               </w:rPr>
-              <w:t>8</w:t>
+              <w:t>10</w:t>
             </w:r>
             <w:r>
               <w:rPr>
@@ -3885,14 +3881,13 @@
             <w:tabs>
               <w:tab w:val="right" w:leader="dot" w:pos="7927"/>
             </w:tabs>
-            <w:spacing w:after="0"/>
             <w:rPr>
               <w:rFonts w:eastAsiaTheme="minorEastAsia"/>
               <w:noProof/>
               <w:lang w:eastAsia="en-ID"/>
             </w:rPr>
           </w:pPr>
-          <w:hyperlink w:anchor="_Toc192843197" w:history="1">
+          <w:hyperlink w:anchor="_Toc201860542" w:history="1">
             <w:r>
               <w:rPr>
                 <w:rStyle w:val="Hyperlink"/>
@@ -3901,7 +3896,7 @@
                 <w:noProof/>
                 <w:lang w:eastAsia="en-ID"/>
               </w:rPr>
-              <w:t>DAFTAR GAMBAR</w:t>
+              <w:t>DAFTAR TABEL</w:t>
             </w:r>
             <w:r>
               <w:rPr>
@@ -3922,7 +3917,7 @@
                 <w:noProof/>
                 <w:webHidden/>
               </w:rPr>
-              <w:instrText xml:space="preserve"> PAGEREF _Toc192843197 \h </w:instrText>
+              <w:instrText xml:space="preserve"> PAGEREF _Toc201860542 \h </w:instrText>
             </w:r>
             <w:r>
               <w:rPr>
@@ -3942,7 +3937,7 @@
                 <w:noProof/>
                 <w:webHidden/>
               </w:rPr>
-              <w:t>9</w:t>
+              <w:t>11</w:t>
             </w:r>
             <w:r>
               <w:rPr>
@@ -3959,14 +3954,13 @@
             <w:tabs>
               <w:tab w:val="right" w:leader="dot" w:pos="7927"/>
             </w:tabs>
-            <w:spacing w:after="0"/>
             <w:rPr>
               <w:rFonts w:eastAsiaTheme="minorEastAsia"/>
               <w:noProof/>
               <w:lang w:eastAsia="en-ID"/>
             </w:rPr>
           </w:pPr>
-          <w:hyperlink w:anchor="_Toc192843198" w:history="1">
+          <w:hyperlink w:anchor="_Toc201860543" w:history="1">
             <w:r>
               <w:rPr>
                 <w:rStyle w:val="Hyperlink"/>
@@ -3975,7 +3969,7 @@
                 <w:noProof/>
                 <w:lang w:eastAsia="en-ID"/>
               </w:rPr>
-              <w:t>DAFTAR TABEL</w:t>
+              <w:t>BAB I  PENDAHULUAN</w:t>
             </w:r>
             <w:r>
               <w:rPr>
@@ -3996,7 +3990,7 @@
                 <w:noProof/>
                 <w:webHidden/>
               </w:rPr>
-              <w:instrText xml:space="preserve"> PAGEREF _Toc192843198 \h </w:instrText>
+              <w:instrText xml:space="preserve"> PAGEREF _Toc201860543 \h </w:instrText>
             </w:r>
             <w:r>
               <w:rPr>
@@ -4016,84 +4010,7 @@
                 <w:noProof/>
                 <w:webHidden/>
               </w:rPr>
-              <w:t>10</w:t>
-            </w:r>
-            <w:r>
-              <w:rPr>
-                <w:noProof/>
-                <w:webHidden/>
-              </w:rPr>
-              <w:fldChar w:fldCharType="end"/>
-            </w:r>
-          </w:hyperlink>
-        </w:p>
-        <w:p>
-          <w:pPr>
-            <w:pStyle w:val="TOC1"/>
-            <w:tabs>
-              <w:tab w:val="right" w:leader="dot" w:pos="7927"/>
-            </w:tabs>
-            <w:spacing w:after="0"/>
-            <w:rPr>
-              <w:rFonts w:eastAsiaTheme="minorEastAsia"/>
-              <w:noProof/>
-              <w:lang w:eastAsia="en-ID"/>
-            </w:rPr>
-          </w:pPr>
-          <w:hyperlink w:anchor="_Toc192843199" w:history="1">
-            <w:r>
-              <w:rPr>
-                <w:rStyle w:val="Hyperlink"/>
-                <w:rFonts w:ascii="Times New Roman" w:hAnsi="Times New Roman" w:cs="Times New Roman"/>
-                <w:b/>
-                <w:noProof/>
-                <w:lang w:eastAsia="en-ID"/>
-              </w:rPr>
-              <w:t>BAB I PENDAHULUAN</w:t>
-            </w:r>
-            <w:r>
-              <w:rPr>
-                <w:noProof/>
-                <w:webHidden/>
-              </w:rPr>
-              <w:tab/>
-            </w:r>
-            <w:r>
-              <w:rPr>
-                <w:noProof/>
-                <w:webHidden/>
-              </w:rPr>
-              <w:fldChar w:fldCharType="begin"/>
-            </w:r>
-            <w:r>
-              <w:rPr>
-                <w:noProof/>
-                <w:webHidden/>
-              </w:rPr>
-              <w:instrText xml:space="preserve"> PAGEREF _Toc192843199 \h </w:instrText>
-            </w:r>
-            <w:r>
-              <w:rPr>
-                <w:noProof/>
-                <w:webHidden/>
-              </w:rPr>
-            </w:r>
-            <w:r>
-              <w:rPr>
-                <w:noProof/>
-                <w:webHidden/>
-              </w:rPr>
-              <w:fldChar w:fldCharType="separate"/>
-            </w:r>
-            <w:r>
-              <w:rPr>
-                <w:b/>
-                <w:bCs/>
-                <w:noProof/>
-                <w:webHidden/>
-                <w:lang w:val="en-US"/>
-              </w:rPr>
-              <w:t>Error! Bookmark not defined.</w:t>
+              <w:t>12</w:t>
             </w:r>
             <w:r>
               <w:rPr>
@@ -4111,14 +4028,13 @@
               <w:tab w:val="left" w:pos="880"/>
               <w:tab w:val="right" w:leader="dot" w:pos="7927"/>
             </w:tabs>
-            <w:spacing w:after="0"/>
             <w:rPr>
               <w:rFonts w:eastAsiaTheme="minorEastAsia"/>
               <w:noProof/>
               <w:lang w:eastAsia="en-ID"/>
             </w:rPr>
           </w:pPr>
-          <w:hyperlink w:anchor="_Toc192843200" w:history="1">
+          <w:hyperlink w:anchor="_Toc201860544" w:history="1">
             <w:r>
               <w:rPr>
                 <w:rStyle w:val="Hyperlink"/>
@@ -4166,7 +4082,7 @@
                 <w:noProof/>
                 <w:webHidden/>
               </w:rPr>
-              <w:instrText xml:space="preserve"> PAGEREF _Toc192843200 \h </w:instrText>
+              <w:instrText xml:space="preserve"> PAGEREF _Toc201860544 \h </w:instrText>
             </w:r>
             <w:r>
               <w:rPr>
@@ -4186,7 +4102,7 @@
                 <w:noProof/>
                 <w:webHidden/>
               </w:rPr>
-              <w:t>11</w:t>
+              <w:t>12</w:t>
             </w:r>
             <w:r>
               <w:rPr>
@@ -4204,14 +4120,13 @@
               <w:tab w:val="left" w:pos="880"/>
               <w:tab w:val="right" w:leader="dot" w:pos="7927"/>
             </w:tabs>
-            <w:spacing w:after="0"/>
             <w:rPr>
               <w:rFonts w:eastAsiaTheme="minorEastAsia"/>
               <w:noProof/>
               <w:lang w:eastAsia="en-ID"/>
             </w:rPr>
           </w:pPr>
-          <w:hyperlink w:anchor="_Toc192843201" w:history="1">
+          <w:hyperlink w:anchor="_Toc201860545" w:history="1">
             <w:r>
               <w:rPr>
                 <w:rStyle w:val="Hyperlink"/>
@@ -4259,7 +4174,7 @@
                 <w:noProof/>
                 <w:webHidden/>
               </w:rPr>
-              <w:instrText xml:space="preserve"> PAGEREF _Toc192843201 \h </w:instrText>
+              <w:instrText xml:space="preserve"> PAGEREF _Toc201860545 \h </w:instrText>
             </w:r>
             <w:r>
               <w:rPr>
@@ -4279,7 +4194,7 @@
                 <w:noProof/>
                 <w:webHidden/>
               </w:rPr>
-              <w:t>13</w:t>
+              <w:t>14</w:t>
             </w:r>
             <w:r>
               <w:rPr>
@@ -4297,14 +4212,13 @@
               <w:tab w:val="left" w:pos="880"/>
               <w:tab w:val="right" w:leader="dot" w:pos="7927"/>
             </w:tabs>
-            <w:spacing w:after="0"/>
             <w:rPr>
               <w:rFonts w:eastAsiaTheme="minorEastAsia"/>
               <w:noProof/>
               <w:lang w:eastAsia="en-ID"/>
             </w:rPr>
           </w:pPr>
-          <w:hyperlink w:anchor="_Toc192843202" w:history="1">
+          <w:hyperlink w:anchor="_Toc201860546" w:history="1">
             <w:r>
               <w:rPr>
                 <w:rStyle w:val="Hyperlink"/>
@@ -4352,7 +4266,7 @@
                 <w:noProof/>
                 <w:webHidden/>
               </w:rPr>
-              <w:instrText xml:space="preserve"> PAGEREF _Toc192843202 \h </w:instrText>
+              <w:instrText xml:space="preserve"> PAGEREF _Toc201860546 \h </w:instrText>
             </w:r>
             <w:r>
               <w:rPr>
@@ -4372,7 +4286,7 @@
                 <w:noProof/>
                 <w:webHidden/>
               </w:rPr>
-              <w:t>14</w:t>
+              <w:t>15</w:t>
             </w:r>
             <w:r>
               <w:rPr>
@@ -4390,14 +4304,13 @@
               <w:tab w:val="left" w:pos="880"/>
               <w:tab w:val="right" w:leader="dot" w:pos="7927"/>
             </w:tabs>
-            <w:spacing w:after="0"/>
             <w:rPr>
               <w:rFonts w:eastAsiaTheme="minorEastAsia"/>
               <w:noProof/>
               <w:lang w:eastAsia="en-ID"/>
             </w:rPr>
           </w:pPr>
-          <w:hyperlink w:anchor="_Toc192843203" w:history="1">
+          <w:hyperlink w:anchor="_Toc201860547" w:history="1">
             <w:r>
               <w:rPr>
                 <w:rStyle w:val="Hyperlink"/>
@@ -4445,7 +4358,7 @@
                 <w:noProof/>
                 <w:webHidden/>
               </w:rPr>
-              <w:instrText xml:space="preserve"> PAGEREF _Toc192843203 \h </w:instrText>
+              <w:instrText xml:space="preserve"> PAGEREF _Toc201860547 \h </w:instrText>
             </w:r>
             <w:r>
               <w:rPr>
@@ -4465,7 +4378,7 @@
                 <w:noProof/>
                 <w:webHidden/>
               </w:rPr>
-              <w:t>15</w:t>
+              <w:t>16</w:t>
             </w:r>
             <w:r>
               <w:rPr>
@@ -4483,14 +4396,13 @@
               <w:tab w:val="left" w:pos="880"/>
               <w:tab w:val="right" w:leader="dot" w:pos="7927"/>
             </w:tabs>
-            <w:spacing w:after="0"/>
             <w:rPr>
               <w:rFonts w:eastAsiaTheme="minorEastAsia"/>
               <w:noProof/>
               <w:lang w:eastAsia="en-ID"/>
             </w:rPr>
           </w:pPr>
-          <w:hyperlink w:anchor="_Toc192843204" w:history="1">
+          <w:hyperlink w:anchor="_Toc201860548" w:history="1">
             <w:r>
               <w:rPr>
                 <w:rStyle w:val="Hyperlink"/>
@@ -4538,7 +4450,7 @@
                 <w:noProof/>
                 <w:webHidden/>
               </w:rPr>
-              <w:instrText xml:space="preserve"> PAGEREF _Toc192843204 \h </w:instrText>
+              <w:instrText xml:space="preserve"> PAGEREF _Toc201860548 \h </w:instrText>
             </w:r>
             <w:r>
               <w:rPr>
@@ -4558,7 +4470,7 @@
                 <w:noProof/>
                 <w:webHidden/>
               </w:rPr>
-              <w:t>15</w:t>
+              <w:t>16</w:t>
             </w:r>
             <w:r>
               <w:rPr>
@@ -4575,14 +4487,13 @@
             <w:tabs>
               <w:tab w:val="right" w:leader="dot" w:pos="7927"/>
             </w:tabs>
-            <w:spacing w:after="0"/>
             <w:rPr>
               <w:rFonts w:eastAsiaTheme="minorEastAsia"/>
               <w:noProof/>
               <w:lang w:eastAsia="en-ID"/>
             </w:rPr>
           </w:pPr>
-          <w:hyperlink w:anchor="_Toc192843205" w:history="1">
+          <w:hyperlink w:anchor="_Toc201860549" w:history="1">
             <w:r>
               <w:rPr>
                 <w:rStyle w:val="Hyperlink"/>
@@ -4612,7 +4523,7 @@
                 <w:noProof/>
                 <w:webHidden/>
               </w:rPr>
-              <w:instrText xml:space="preserve"> PAGEREF _Toc192843205 \h </w:instrText>
+              <w:instrText xml:space="preserve"> PAGEREF _Toc201860549 \h </w:instrText>
             </w:r>
             <w:r>
               <w:rPr>
@@ -4650,14 +4561,13 @@
               <w:tab w:val="left" w:pos="880"/>
               <w:tab w:val="right" w:leader="dot" w:pos="7927"/>
             </w:tabs>
-            <w:spacing w:after="0"/>
             <w:rPr>
               <w:rFonts w:eastAsiaTheme="minorEastAsia"/>
               <w:noProof/>
               <w:lang w:eastAsia="en-ID"/>
             </w:rPr>
           </w:pPr>
-          <w:hyperlink w:anchor="_Toc192843206" w:history="1">
+          <w:hyperlink w:anchor="_Toc201860550" w:history="1">
             <w:r>
               <w:rPr>
                 <w:rStyle w:val="Hyperlink"/>
@@ -4684,7 +4594,7 @@
                 <w:noProof/>
                 <w:lang w:eastAsia="en-ID"/>
               </w:rPr>
-              <w:t>Kajian Topik</w:t>
+              <w:t>Perusahan CV. Smartindo Telekom</w:t>
             </w:r>
             <w:r>
               <w:rPr>
@@ -4705,7 +4615,7 @@
                 <w:noProof/>
                 <w:webHidden/>
               </w:rPr>
-              <w:instrText xml:space="preserve"> PAGEREF _Toc192843206 \h </w:instrText>
+              <w:instrText xml:space="preserve"> PAGEREF _Toc201860550 \h </w:instrText>
             </w:r>
             <w:r>
               <w:rPr>
@@ -4722,13 +4632,10 @@
             </w:r>
             <w:r>
               <w:rPr>
-                <w:b/>
-                <w:bCs/>
                 <w:noProof/>
                 <w:webHidden/>
-                <w:lang w:val="en-US"/>
-              </w:rPr>
-              <w:t>Error! Bookmark not defined.</w:t>
+              </w:rPr>
+              <w:t>17</w:t>
             </w:r>
             <w:r>
               <w:rPr>
@@ -4746,14 +4653,13 @@
               <w:tab w:val="left" w:pos="880"/>
               <w:tab w:val="right" w:leader="dot" w:pos="7927"/>
             </w:tabs>
-            <w:spacing w:after="0"/>
             <w:rPr>
               <w:rFonts w:eastAsiaTheme="minorEastAsia"/>
               <w:noProof/>
               <w:lang w:eastAsia="en-ID"/>
             </w:rPr>
           </w:pPr>
-          <w:hyperlink w:anchor="_Toc192843207" w:history="1">
+          <w:hyperlink w:anchor="_Toc201860551" w:history="1">
             <w:r>
               <w:rPr>
                 <w:rStyle w:val="Hyperlink"/>
@@ -4780,7 +4686,7 @@
                 <w:noProof/>
                 <w:lang w:eastAsia="en-ID"/>
               </w:rPr>
-              <w:t>Metode dan Tahapannya</w:t>
+              <w:t>Fraud</w:t>
             </w:r>
             <w:r>
               <w:rPr>
@@ -4801,7 +4707,7 @@
                 <w:noProof/>
                 <w:webHidden/>
               </w:rPr>
-              <w:instrText xml:space="preserve"> PAGEREF _Toc192843207 \h </w:instrText>
+              <w:instrText xml:space="preserve"> PAGEREF _Toc201860551 \h </w:instrText>
             </w:r>
             <w:r>
               <w:rPr>
@@ -4821,7 +4727,192 @@
                 <w:noProof/>
                 <w:webHidden/>
               </w:rPr>
-              <w:t>36</w:t>
+              <w:t>17</w:t>
+            </w:r>
+            <w:r>
+              <w:rPr>
+                <w:noProof/>
+                <w:webHidden/>
+              </w:rPr>
+              <w:fldChar w:fldCharType="end"/>
+            </w:r>
+          </w:hyperlink>
+        </w:p>
+        <w:p>
+          <w:pPr>
+            <w:pStyle w:val="TOC3"/>
+            <w:tabs>
+              <w:tab w:val="left" w:pos="1320"/>
+              <w:tab w:val="right" w:leader="dot" w:pos="7927"/>
+            </w:tabs>
+            <w:rPr>
+              <w:rFonts w:eastAsiaTheme="minorEastAsia"/>
+              <w:noProof/>
+              <w:lang w:eastAsia="en-ID"/>
+            </w:rPr>
+          </w:pPr>
+          <w:hyperlink w:anchor="_Toc201860552" w:history="1">
+            <w:r>
+              <w:rPr>
+                <w:rStyle w:val="Hyperlink"/>
+                <w:rFonts w:ascii="Times New Roman" w:eastAsia="Times New Roman" w:hAnsi="Times New Roman" w:cs="Times New Roman"/>
+                <w:b/>
+                <w:noProof/>
+                <w:lang w:eastAsia="en-ID"/>
+              </w:rPr>
+              <w:t>2.2.1.</w:t>
+            </w:r>
+            <w:r>
+              <w:rPr>
+                <w:rFonts w:eastAsiaTheme="minorEastAsia"/>
+                <w:noProof/>
+                <w:lang w:eastAsia="en-ID"/>
+              </w:rPr>
+              <w:tab/>
+            </w:r>
+            <w:r>
+              <w:rPr>
+                <w:rStyle w:val="Hyperlink"/>
+                <w:rFonts w:ascii="Times New Roman" w:eastAsia="Times New Roman" w:hAnsi="Times New Roman" w:cs="Times New Roman"/>
+                <w:b/>
+                <w:noProof/>
+                <w:lang w:eastAsia="en-ID"/>
+              </w:rPr>
+              <w:t>Fraud Diamond</w:t>
+            </w:r>
+            <w:r>
+              <w:rPr>
+                <w:noProof/>
+                <w:webHidden/>
+              </w:rPr>
+              <w:tab/>
+            </w:r>
+            <w:r>
+              <w:rPr>
+                <w:noProof/>
+                <w:webHidden/>
+              </w:rPr>
+              <w:fldChar w:fldCharType="begin"/>
+            </w:r>
+            <w:r>
+              <w:rPr>
+                <w:noProof/>
+                <w:webHidden/>
+              </w:rPr>
+              <w:instrText xml:space="preserve"> PAGEREF _Toc201860552 \h </w:instrText>
+            </w:r>
+            <w:r>
+              <w:rPr>
+                <w:noProof/>
+                <w:webHidden/>
+              </w:rPr>
+            </w:r>
+            <w:r>
+              <w:rPr>
+                <w:noProof/>
+                <w:webHidden/>
+              </w:rPr>
+              <w:fldChar w:fldCharType="separate"/>
+            </w:r>
+            <w:r>
+              <w:rPr>
+                <w:noProof/>
+                <w:webHidden/>
+              </w:rPr>
+              <w:t>18</w:t>
+            </w:r>
+            <w:r>
+              <w:rPr>
+                <w:noProof/>
+                <w:webHidden/>
+              </w:rPr>
+              <w:fldChar w:fldCharType="end"/>
+            </w:r>
+          </w:hyperlink>
+        </w:p>
+        <w:p>
+          <w:pPr>
+            <w:pStyle w:val="TOC3"/>
+            <w:tabs>
+              <w:tab w:val="left" w:pos="1320"/>
+              <w:tab w:val="right" w:leader="dot" w:pos="7927"/>
+            </w:tabs>
+            <w:rPr>
+              <w:rFonts w:eastAsiaTheme="minorEastAsia"/>
+              <w:noProof/>
+              <w:lang w:eastAsia="en-ID"/>
+            </w:rPr>
+          </w:pPr>
+          <w:hyperlink w:anchor="_Toc201860553" w:history="1">
+            <w:r>
+              <w:rPr>
+                <w:rStyle w:val="Hyperlink"/>
+                <w:rFonts w:ascii="Times New Roman" w:eastAsia="Times New Roman" w:hAnsi="Times New Roman" w:cs="Times New Roman"/>
+                <w:b/>
+                <w:i/>
+                <w:noProof/>
+                <w:lang w:eastAsia="en-ID"/>
+              </w:rPr>
+              <w:t>2.2.2.</w:t>
+            </w:r>
+            <w:r>
+              <w:rPr>
+                <w:rFonts w:eastAsiaTheme="minorEastAsia"/>
+                <w:noProof/>
+                <w:lang w:eastAsia="en-ID"/>
+              </w:rPr>
+              <w:tab/>
+            </w:r>
+            <w:r>
+              <w:rPr>
+                <w:rStyle w:val="Hyperlink"/>
+                <w:rFonts w:ascii="Times New Roman" w:eastAsia="Times New Roman" w:hAnsi="Times New Roman" w:cs="Times New Roman"/>
+                <w:b/>
+                <w:noProof/>
+                <w:lang w:eastAsia="en-ID"/>
+              </w:rPr>
+              <w:t>Level Fraud pada Jabatan</w:t>
+            </w:r>
+            <w:r>
+              <w:rPr>
+                <w:noProof/>
+                <w:webHidden/>
+              </w:rPr>
+              <w:tab/>
+            </w:r>
+            <w:r>
+              <w:rPr>
+                <w:noProof/>
+                <w:webHidden/>
+              </w:rPr>
+              <w:fldChar w:fldCharType="begin"/>
+            </w:r>
+            <w:r>
+              <w:rPr>
+                <w:noProof/>
+                <w:webHidden/>
+              </w:rPr>
+              <w:instrText xml:space="preserve"> PAGEREF _Toc201860553 \h </w:instrText>
+            </w:r>
+            <w:r>
+              <w:rPr>
+                <w:noProof/>
+                <w:webHidden/>
+              </w:rPr>
+            </w:r>
+            <w:r>
+              <w:rPr>
+                <w:noProof/>
+                <w:webHidden/>
+              </w:rPr>
+              <w:fldChar w:fldCharType="separate"/>
+            </w:r>
+            <w:r>
+              <w:rPr>
+                <w:noProof/>
+                <w:webHidden/>
+              </w:rPr>
+              <w:t>20</w:t>
             </w:r>
             <w:r>
               <w:rPr>
@@ -4839,14 +4930,13 @@
               <w:tab w:val="left" w:pos="880"/>
               <w:tab w:val="right" w:leader="dot" w:pos="7927"/>
             </w:tabs>
-            <w:spacing w:after="0"/>
             <w:rPr>
               <w:rFonts w:eastAsiaTheme="minorEastAsia"/>
               <w:noProof/>
               <w:lang w:eastAsia="en-ID"/>
             </w:rPr>
           </w:pPr>
-          <w:hyperlink w:anchor="_Toc192843208" w:history="1">
+          <w:hyperlink w:anchor="_Toc201860554" w:history="1">
             <w:r>
               <w:rPr>
                 <w:rStyle w:val="Hyperlink"/>
@@ -4873,7 +4963,7 @@
                 <w:noProof/>
                 <w:lang w:eastAsia="en-ID"/>
               </w:rPr>
-              <w:t>Penelitian Terkait</w:t>
+              <w:t>Machine Learning</w:t>
             </w:r>
             <w:r>
               <w:rPr>
@@ -4894,7 +4984,7 @@
                 <w:noProof/>
                 <w:webHidden/>
               </w:rPr>
-              <w:instrText xml:space="preserve"> PAGEREF _Toc192843208 \h </w:instrText>
+              <w:instrText xml:space="preserve"> PAGEREF _Toc201860554 \h </w:instrText>
             </w:r>
             <w:r>
               <w:rPr>
@@ -4914,7 +5004,7 @@
                 <w:noProof/>
                 <w:webHidden/>
               </w:rPr>
-              <w:t>41</w:t>
+              <w:t>22</w:t>
             </w:r>
             <w:r>
               <w:rPr>
@@ -4927,18 +5017,18 @@
         </w:p>
         <w:p>
           <w:pPr>
-            <w:pStyle w:val="TOC1"/>
+            <w:pStyle w:val="TOC3"/>
             <w:tabs>
+              <w:tab w:val="left" w:pos="1320"/>
               <w:tab w:val="right" w:leader="dot" w:pos="7927"/>
             </w:tabs>
-            <w:spacing w:after="0"/>
             <w:rPr>
               <w:rFonts w:eastAsiaTheme="minorEastAsia"/>
               <w:noProof/>
               <w:lang w:eastAsia="en-ID"/>
             </w:rPr>
           </w:pPr>
-          <w:hyperlink w:anchor="_Toc192843209" w:history="1">
+          <w:hyperlink w:anchor="_Toc201860555" w:history="1">
             <w:r>
               <w:rPr>
                 <w:rStyle w:val="Hyperlink"/>
@@ -4947,7 +5037,25 @@
                 <w:noProof/>
                 <w:lang w:eastAsia="en-ID"/>
               </w:rPr>
-              <w:t>BAB III METODELOGI PENELITIAN</w:t>
+              <w:t>2.3.1.</w:t>
+            </w:r>
+            <w:r>
+              <w:rPr>
+                <w:rFonts w:eastAsiaTheme="minorEastAsia"/>
+                <w:noProof/>
+                <w:lang w:eastAsia="en-ID"/>
+              </w:rPr>
+              <w:tab/>
+            </w:r>
+            <w:r>
+              <w:rPr>
+                <w:rStyle w:val="Hyperlink"/>
+                <w:rFonts w:ascii="Times New Roman" w:hAnsi="Times New Roman" w:cs="Times New Roman"/>
+                <w:b/>
+                <w:noProof/>
+                <w:lang w:eastAsia="en-ID"/>
+              </w:rPr>
+              <w:t>Random Forest</w:t>
             </w:r>
             <w:r>
               <w:rPr>
@@ -4968,7 +5076,7 @@
                 <w:noProof/>
                 <w:webHidden/>
               </w:rPr>
-              <w:instrText xml:space="preserve"> PAGEREF _Toc192843209 \h </w:instrText>
+              <w:instrText xml:space="preserve"> PAGEREF _Toc201860555 \h </w:instrText>
             </w:r>
             <w:r>
               <w:rPr>
@@ -4988,7 +5096,99 @@
                 <w:noProof/>
                 <w:webHidden/>
               </w:rPr>
-              <w:t>11</w:t>
+              <w:t>24</w:t>
+            </w:r>
+            <w:r>
+              <w:rPr>
+                <w:noProof/>
+                <w:webHidden/>
+              </w:rPr>
+              <w:fldChar w:fldCharType="end"/>
+            </w:r>
+          </w:hyperlink>
+        </w:p>
+        <w:p>
+          <w:pPr>
+            <w:pStyle w:val="TOC3"/>
+            <w:tabs>
+              <w:tab w:val="left" w:pos="1320"/>
+              <w:tab w:val="right" w:leader="dot" w:pos="7927"/>
+            </w:tabs>
+            <w:rPr>
+              <w:rFonts w:eastAsiaTheme="minorEastAsia"/>
+              <w:noProof/>
+              <w:lang w:eastAsia="en-ID"/>
+            </w:rPr>
+          </w:pPr>
+          <w:hyperlink w:anchor="_Toc201860556" w:history="1">
+            <w:r>
+              <w:rPr>
+                <w:rStyle w:val="Hyperlink"/>
+                <w:rFonts w:ascii="Times New Roman" w:hAnsi="Times New Roman" w:cs="Times New Roman"/>
+                <w:b/>
+                <w:noProof/>
+                <w:lang w:eastAsia="en-ID"/>
+              </w:rPr>
+              <w:t>2.3.2.</w:t>
+            </w:r>
+            <w:r>
+              <w:rPr>
+                <w:rFonts w:eastAsiaTheme="minorEastAsia"/>
+                <w:noProof/>
+                <w:lang w:eastAsia="en-ID"/>
+              </w:rPr>
+              <w:tab/>
+            </w:r>
+            <w:r>
+              <w:rPr>
+                <w:rStyle w:val="Hyperlink"/>
+                <w:rFonts w:ascii="Times New Roman" w:hAnsi="Times New Roman" w:cs="Times New Roman"/>
+                <w:b/>
+                <w:noProof/>
+                <w:lang w:eastAsia="en-ID"/>
+              </w:rPr>
+              <w:t>Metrik Evaluasi Klasifikasi</w:t>
+            </w:r>
+            <w:r>
+              <w:rPr>
+                <w:noProof/>
+                <w:webHidden/>
+              </w:rPr>
+              <w:tab/>
+            </w:r>
+            <w:r>
+              <w:rPr>
+                <w:noProof/>
+                <w:webHidden/>
+              </w:rPr>
+              <w:fldChar w:fldCharType="begin"/>
+            </w:r>
+            <w:r>
+              <w:rPr>
+                <w:noProof/>
+                <w:webHidden/>
+              </w:rPr>
+              <w:instrText xml:space="preserve"> PAGEREF _Toc201860556 \h </w:instrText>
+            </w:r>
+            <w:r>
+              <w:rPr>
+                <w:noProof/>
+                <w:webHidden/>
+              </w:rPr>
+            </w:r>
+            <w:r>
+              <w:rPr>
+                <w:noProof/>
+                <w:webHidden/>
+              </w:rPr>
+              <w:fldChar w:fldCharType="separate"/>
+            </w:r>
+            <w:r>
+              <w:rPr>
+                <w:noProof/>
+                <w:webHidden/>
+              </w:rPr>
+              <w:t>31</w:t>
             </w:r>
             <w:r>
               <w:rPr>
@@ -5006,14 +5206,13 @@
               <w:tab w:val="left" w:pos="880"/>
               <w:tab w:val="right" w:leader="dot" w:pos="7927"/>
             </w:tabs>
-            <w:spacing w:after="0"/>
             <w:rPr>
               <w:rFonts w:eastAsiaTheme="minorEastAsia"/>
               <w:noProof/>
               <w:lang w:eastAsia="en-ID"/>
             </w:rPr>
           </w:pPr>
-          <w:hyperlink w:anchor="_Toc192843210" w:history="1">
+          <w:hyperlink w:anchor="_Toc201860557" w:history="1">
             <w:r>
               <w:rPr>
                 <w:rStyle w:val="Hyperlink"/>
@@ -5022,7 +5221,7 @@
                 <w:noProof/>
                 <w:lang w:eastAsia="en-ID"/>
               </w:rPr>
-              <w:t>3.1.</w:t>
+              <w:t>2.4.</w:t>
             </w:r>
             <w:r>
               <w:rPr>
@@ -5040,7 +5239,7 @@
                 <w:noProof/>
                 <w:lang w:eastAsia="en-ID"/>
               </w:rPr>
-              <w:t>Kerangka Kerja Penelitian</w:t>
+              <w:t>Google Form</w:t>
             </w:r>
             <w:r>
               <w:rPr>
@@ -5061,7 +5260,7 @@
                 <w:noProof/>
                 <w:webHidden/>
               </w:rPr>
-              <w:instrText xml:space="preserve"> PAGEREF _Toc192843210 \h </w:instrText>
+              <w:instrText xml:space="preserve"> PAGEREF _Toc201860557 \h </w:instrText>
             </w:r>
             <w:r>
               <w:rPr>
@@ -5081,7 +5280,7 @@
                 <w:noProof/>
                 <w:webHidden/>
               </w:rPr>
-              <w:t>44</w:t>
+              <w:t>33</w:t>
             </w:r>
             <w:r>
               <w:rPr>
@@ -5099,14 +5298,13 @@
               <w:tab w:val="left" w:pos="880"/>
               <w:tab w:val="right" w:leader="dot" w:pos="7927"/>
             </w:tabs>
-            <w:spacing w:after="0"/>
             <w:rPr>
               <w:rFonts w:eastAsiaTheme="minorEastAsia"/>
               <w:noProof/>
               <w:lang w:eastAsia="en-ID"/>
             </w:rPr>
           </w:pPr>
-          <w:hyperlink w:anchor="_Toc192843211" w:history="1">
+          <w:hyperlink w:anchor="_Toc201860558" w:history="1">
             <w:r>
               <w:rPr>
                 <w:rStyle w:val="Hyperlink"/>
@@ -5115,7 +5313,7 @@
                 <w:noProof/>
                 <w:lang w:eastAsia="en-ID"/>
               </w:rPr>
-              <w:t>3.2.</w:t>
+              <w:t>2.5.</w:t>
             </w:r>
             <w:r>
               <w:rPr>
@@ -5133,7 +5331,7 @@
                 <w:noProof/>
                 <w:lang w:eastAsia="en-ID"/>
               </w:rPr>
-              <w:t>Lokasi Riset (Jika ada) dan Sampel Data</w:t>
+              <w:t>Google Sheets</w:t>
             </w:r>
             <w:r>
               <w:rPr>
@@ -5154,7 +5352,7 @@
                 <w:noProof/>
                 <w:webHidden/>
               </w:rPr>
-              <w:instrText xml:space="preserve"> PAGEREF _Toc192843211 \h </w:instrText>
+              <w:instrText xml:space="preserve"> PAGEREF _Toc201860558 \h </w:instrText>
             </w:r>
             <w:r>
               <w:rPr>
@@ -5174,7 +5372,7 @@
                 <w:noProof/>
                 <w:webHidden/>
               </w:rPr>
-              <w:t>52</w:t>
+              <w:t>33</w:t>
             </w:r>
             <w:r>
               <w:rPr>
@@ -5192,14 +5390,13 @@
               <w:tab w:val="left" w:pos="880"/>
               <w:tab w:val="right" w:leader="dot" w:pos="7927"/>
             </w:tabs>
-            <w:spacing w:after="0"/>
             <w:rPr>
               <w:rFonts w:eastAsiaTheme="minorEastAsia"/>
               <w:noProof/>
               <w:lang w:eastAsia="en-ID"/>
             </w:rPr>
           </w:pPr>
-          <w:hyperlink w:anchor="_Toc192843212" w:history="1">
+          <w:hyperlink w:anchor="_Toc201860559" w:history="1">
             <w:r>
               <w:rPr>
                 <w:rStyle w:val="Hyperlink"/>
@@ -5208,7 +5405,7 @@
                 <w:noProof/>
                 <w:lang w:eastAsia="en-ID"/>
               </w:rPr>
-              <w:t>3.3.</w:t>
+              <w:t>2.6.</w:t>
             </w:r>
             <w:r>
               <w:rPr>
@@ -5226,7 +5423,7 @@
                 <w:noProof/>
                 <w:lang w:eastAsia="en-ID"/>
               </w:rPr>
-              <w:t>Waktu Pelaksanaan</w:t>
+              <w:t>VS Code</w:t>
             </w:r>
             <w:r>
               <w:rPr>
@@ -5247,7 +5444,7 @@
                 <w:noProof/>
                 <w:webHidden/>
               </w:rPr>
-              <w:instrText xml:space="preserve"> PAGEREF _Toc192843212 \h </w:instrText>
+              <w:instrText xml:space="preserve"> PAGEREF _Toc201860559 \h </w:instrText>
             </w:r>
             <w:r>
               <w:rPr>
@@ -5264,87 +5461,10 @@
             </w:r>
             <w:r>
               <w:rPr>
-                <w:b/>
-                <w:bCs/>
                 <w:noProof/>
                 <w:webHidden/>
-                <w:lang w:val="en-US"/>
-              </w:rPr>
-              <w:t>Error! Bookmark not defined.</w:t>
-            </w:r>
-            <w:r>
-              <w:rPr>
-                <w:noProof/>
-                <w:webHidden/>
-              </w:rPr>
-              <w:fldChar w:fldCharType="end"/>
-            </w:r>
-          </w:hyperlink>
-        </w:p>
-        <w:p>
-          <w:pPr>
-            <w:pStyle w:val="TOC1"/>
-            <w:tabs>
-              <w:tab w:val="right" w:leader="dot" w:pos="7927"/>
-            </w:tabs>
-            <w:spacing w:after="0"/>
-            <w:rPr>
-              <w:rFonts w:eastAsiaTheme="minorEastAsia"/>
-              <w:noProof/>
-              <w:lang w:eastAsia="en-ID"/>
-            </w:rPr>
-          </w:pPr>
-          <w:hyperlink w:anchor="_Toc192843213" w:history="1">
-            <w:r>
-              <w:rPr>
-                <w:rStyle w:val="Hyperlink"/>
-                <w:rFonts w:ascii="Times New Roman" w:hAnsi="Times New Roman" w:cs="Times New Roman"/>
-                <w:b/>
-                <w:noProof/>
-                <w:lang w:eastAsia="en-ID"/>
-              </w:rPr>
-              <w:t>BAB IV ANALISA DAN HASIL</w:t>
-            </w:r>
-            <w:r>
-              <w:rPr>
-                <w:noProof/>
-                <w:webHidden/>
-              </w:rPr>
-              <w:tab/>
-            </w:r>
-            <w:r>
-              <w:rPr>
-                <w:noProof/>
-                <w:webHidden/>
-              </w:rPr>
-              <w:fldChar w:fldCharType="begin"/>
-            </w:r>
-            <w:r>
-              <w:rPr>
-                <w:noProof/>
-                <w:webHidden/>
-              </w:rPr>
-              <w:instrText xml:space="preserve"> PAGEREF _Toc192843213 \h </w:instrText>
-            </w:r>
-            <w:r>
-              <w:rPr>
-                <w:noProof/>
-                <w:webHidden/>
-              </w:rPr>
-            </w:r>
-            <w:r>
-              <w:rPr>
-                <w:noProof/>
-                <w:webHidden/>
-              </w:rPr>
-              <w:fldChar w:fldCharType="separate"/>
-            </w:r>
-            <w:r>
-              <w:rPr>
-                <w:noProof/>
-                <w:webHidden/>
-              </w:rPr>
-              <w:t>59</w:t>
+              </w:rPr>
+              <w:t>34</w:t>
             </w:r>
             <w:r>
               <w:rPr>
@@ -5362,14 +5482,13 @@
               <w:tab w:val="left" w:pos="880"/>
               <w:tab w:val="right" w:leader="dot" w:pos="7927"/>
             </w:tabs>
-            <w:spacing w:after="0"/>
             <w:rPr>
               <w:rFonts w:eastAsiaTheme="minorEastAsia"/>
               <w:noProof/>
               <w:lang w:eastAsia="en-ID"/>
             </w:rPr>
           </w:pPr>
-          <w:hyperlink w:anchor="_Toc192843214" w:history="1">
+          <w:hyperlink w:anchor="_Toc201860560" w:history="1">
             <w:r>
               <w:rPr>
                 <w:rStyle w:val="Hyperlink"/>
@@ -5378,7 +5497,7 @@
                 <w:noProof/>
                 <w:lang w:eastAsia="en-ID"/>
               </w:rPr>
-              <w:t>4.1.</w:t>
+              <w:t>2.7.</w:t>
             </w:r>
             <w:r>
               <w:rPr>
@@ -5396,7 +5515,7 @@
                 <w:noProof/>
                 <w:lang w:eastAsia="en-ID"/>
               </w:rPr>
-              <w:t>Analisa dan Penerapan Metode</w:t>
+              <w:t>Website</w:t>
             </w:r>
             <w:r>
               <w:rPr>
@@ -5417,7 +5536,7 @@
                 <w:noProof/>
                 <w:webHidden/>
               </w:rPr>
-              <w:instrText xml:space="preserve"> PAGEREF _Toc192843214 \h </w:instrText>
+              <w:instrText xml:space="preserve"> PAGEREF _Toc201860560 \h </w:instrText>
             </w:r>
             <w:r>
               <w:rPr>
@@ -5437,7 +5556,7 @@
                 <w:noProof/>
                 <w:webHidden/>
               </w:rPr>
-              <w:t>59</w:t>
+              <w:t>34</w:t>
             </w:r>
             <w:r>
               <w:rPr>
@@ -5455,14 +5574,13 @@
               <w:tab w:val="left" w:pos="880"/>
               <w:tab w:val="right" w:leader="dot" w:pos="7927"/>
             </w:tabs>
-            <w:spacing w:after="0"/>
             <w:rPr>
               <w:rFonts w:eastAsiaTheme="minorEastAsia"/>
               <w:noProof/>
               <w:lang w:eastAsia="en-ID"/>
             </w:rPr>
           </w:pPr>
-          <w:hyperlink w:anchor="_Toc192843215" w:history="1">
+          <w:hyperlink w:anchor="_Toc201860561" w:history="1">
             <w:r>
               <w:rPr>
                 <w:rStyle w:val="Hyperlink"/>
@@ -5471,7 +5589,7 @@
                 <w:noProof/>
                 <w:lang w:eastAsia="en-ID"/>
               </w:rPr>
-              <w:t>4.2.</w:t>
+              <w:t>2.8.</w:t>
             </w:r>
             <w:r>
               <w:rPr>
@@ -5489,7 +5607,7 @@
                 <w:noProof/>
                 <w:lang w:eastAsia="en-ID"/>
               </w:rPr>
-              <w:t>Perancangan atau Pemodelan Sistem</w:t>
+              <w:t>Bahasa Pemrograman Python</w:t>
             </w:r>
             <w:r>
               <w:rPr>
@@ -5510,7 +5628,7 @@
                 <w:noProof/>
                 <w:webHidden/>
               </w:rPr>
-              <w:instrText xml:space="preserve"> PAGEREF _Toc192843215 \h </w:instrText>
+              <w:instrText xml:space="preserve"> PAGEREF _Toc201860561 \h </w:instrText>
             </w:r>
             <w:r>
               <w:rPr>
@@ -5530,7 +5648,7 @@
                 <w:noProof/>
                 <w:webHidden/>
               </w:rPr>
-              <w:t>59</w:t>
+              <w:t>35</w:t>
             </w:r>
             <w:r>
               <w:rPr>
@@ -5548,14 +5666,13 @@
               <w:tab w:val="left" w:pos="880"/>
               <w:tab w:val="right" w:leader="dot" w:pos="7927"/>
             </w:tabs>
-            <w:spacing w:after="0"/>
             <w:rPr>
               <w:rFonts w:eastAsiaTheme="minorEastAsia"/>
               <w:noProof/>
               <w:lang w:eastAsia="en-ID"/>
             </w:rPr>
           </w:pPr>
-          <w:hyperlink w:anchor="_Toc192843216" w:history="1">
+          <w:hyperlink w:anchor="_Toc201860562" w:history="1">
             <w:r>
               <w:rPr>
                 <w:rStyle w:val="Hyperlink"/>
@@ -5564,7 +5681,7 @@
                 <w:noProof/>
                 <w:lang w:eastAsia="en-ID"/>
               </w:rPr>
-              <w:t>4.3.</w:t>
+              <w:t>2.9.</w:t>
             </w:r>
             <w:r>
               <w:rPr>
@@ -5582,7 +5699,7 @@
                 <w:noProof/>
                 <w:lang w:eastAsia="en-ID"/>
               </w:rPr>
-              <w:t>Implementasi</w:t>
+              <w:t>Framework Flask</w:t>
             </w:r>
             <w:r>
               <w:rPr>
@@ -5603,7 +5720,7 @@
                 <w:noProof/>
                 <w:webHidden/>
               </w:rPr>
-              <w:instrText xml:space="preserve"> PAGEREF _Toc192843216 \h </w:instrText>
+              <w:instrText xml:space="preserve"> PAGEREF _Toc201860562 \h </w:instrText>
             </w:r>
             <w:r>
               <w:rPr>
@@ -5623,7 +5740,625 @@
                 <w:noProof/>
                 <w:webHidden/>
               </w:rPr>
-              <w:t>59</w:t>
+              <w:t>35</w:t>
+            </w:r>
+            <w:r>
+              <w:rPr>
+                <w:noProof/>
+                <w:webHidden/>
+              </w:rPr>
+              <w:fldChar w:fldCharType="end"/>
+            </w:r>
+          </w:hyperlink>
+        </w:p>
+        <w:p>
+          <w:pPr>
+            <w:pStyle w:val="TOC2"/>
+            <w:tabs>
+              <w:tab w:val="left" w:pos="1100"/>
+              <w:tab w:val="right" w:leader="dot" w:pos="7927"/>
+            </w:tabs>
+            <w:rPr>
+              <w:rFonts w:eastAsiaTheme="minorEastAsia"/>
+              <w:noProof/>
+              <w:lang w:eastAsia="en-ID"/>
+            </w:rPr>
+          </w:pPr>
+          <w:hyperlink w:anchor="_Toc201860563" w:history="1">
+            <w:r>
+              <w:rPr>
+                <w:rStyle w:val="Hyperlink"/>
+                <w:rFonts w:ascii="Times New Roman" w:hAnsi="Times New Roman" w:cs="Times New Roman"/>
+                <w:b/>
+                <w:noProof/>
+                <w:lang w:eastAsia="en-ID"/>
+              </w:rPr>
+              <w:t>2.10.</w:t>
+            </w:r>
+            <w:r>
+              <w:rPr>
+                <w:rFonts w:eastAsiaTheme="minorEastAsia"/>
+                <w:noProof/>
+                <w:lang w:eastAsia="en-ID"/>
+              </w:rPr>
+              <w:tab/>
+            </w:r>
+            <w:r>
+              <w:rPr>
+                <w:rStyle w:val="Hyperlink"/>
+                <w:rFonts w:ascii="Times New Roman" w:hAnsi="Times New Roman" w:cs="Times New Roman"/>
+                <w:b/>
+                <w:noProof/>
+              </w:rPr>
+              <w:t>Unified Modeling Language (UML)</w:t>
+            </w:r>
+            <w:r>
+              <w:rPr>
+                <w:noProof/>
+                <w:webHidden/>
+              </w:rPr>
+              <w:tab/>
+            </w:r>
+            <w:r>
+              <w:rPr>
+                <w:noProof/>
+                <w:webHidden/>
+              </w:rPr>
+              <w:fldChar w:fldCharType="begin"/>
+            </w:r>
+            <w:r>
+              <w:rPr>
+                <w:noProof/>
+                <w:webHidden/>
+              </w:rPr>
+              <w:instrText xml:space="preserve"> PAGEREF _Toc201860563 \h </w:instrText>
+            </w:r>
+            <w:r>
+              <w:rPr>
+                <w:noProof/>
+                <w:webHidden/>
+              </w:rPr>
+            </w:r>
+            <w:r>
+              <w:rPr>
+                <w:noProof/>
+                <w:webHidden/>
+              </w:rPr>
+              <w:fldChar w:fldCharType="separate"/>
+            </w:r>
+            <w:r>
+              <w:rPr>
+                <w:noProof/>
+                <w:webHidden/>
+              </w:rPr>
+              <w:t>36</w:t>
+            </w:r>
+            <w:r>
+              <w:rPr>
+                <w:noProof/>
+                <w:webHidden/>
+              </w:rPr>
+              <w:fldChar w:fldCharType="end"/>
+            </w:r>
+          </w:hyperlink>
+        </w:p>
+        <w:p>
+          <w:pPr>
+            <w:pStyle w:val="TOC2"/>
+            <w:tabs>
+              <w:tab w:val="left" w:pos="1100"/>
+              <w:tab w:val="right" w:leader="dot" w:pos="7927"/>
+            </w:tabs>
+            <w:rPr>
+              <w:rFonts w:eastAsiaTheme="minorEastAsia"/>
+              <w:noProof/>
+              <w:lang w:eastAsia="en-ID"/>
+            </w:rPr>
+          </w:pPr>
+          <w:hyperlink w:anchor="_Toc201860564" w:history="1">
+            <w:r>
+              <w:rPr>
+                <w:rStyle w:val="Hyperlink"/>
+                <w:rFonts w:ascii="Times New Roman" w:hAnsi="Times New Roman" w:cs="Times New Roman"/>
+                <w:b/>
+                <w:noProof/>
+                <w:lang w:eastAsia="en-ID"/>
+              </w:rPr>
+              <w:t>2.11.</w:t>
+            </w:r>
+            <w:r>
+              <w:rPr>
+                <w:rFonts w:eastAsiaTheme="minorEastAsia"/>
+                <w:noProof/>
+                <w:lang w:eastAsia="en-ID"/>
+              </w:rPr>
+              <w:tab/>
+            </w:r>
+            <w:r>
+              <w:rPr>
+                <w:rStyle w:val="Hyperlink"/>
+                <w:rFonts w:ascii="Times New Roman" w:hAnsi="Times New Roman" w:cs="Times New Roman"/>
+                <w:b/>
+                <w:noProof/>
+                <w:lang w:eastAsia="en-ID"/>
+              </w:rPr>
+              <w:t>Metode dan Tahapannya</w:t>
+            </w:r>
+            <w:r>
+              <w:rPr>
+                <w:noProof/>
+                <w:webHidden/>
+              </w:rPr>
+              <w:tab/>
+            </w:r>
+            <w:r>
+              <w:rPr>
+                <w:noProof/>
+                <w:webHidden/>
+              </w:rPr>
+              <w:fldChar w:fldCharType="begin"/>
+            </w:r>
+            <w:r>
+              <w:rPr>
+                <w:noProof/>
+                <w:webHidden/>
+              </w:rPr>
+              <w:instrText xml:space="preserve"> PAGEREF _Toc201860564 \h </w:instrText>
+            </w:r>
+            <w:r>
+              <w:rPr>
+                <w:noProof/>
+                <w:webHidden/>
+              </w:rPr>
+            </w:r>
+            <w:r>
+              <w:rPr>
+                <w:noProof/>
+                <w:webHidden/>
+              </w:rPr>
+              <w:fldChar w:fldCharType="separate"/>
+            </w:r>
+            <w:r>
+              <w:rPr>
+                <w:noProof/>
+                <w:webHidden/>
+              </w:rPr>
+              <w:t>37</w:t>
+            </w:r>
+            <w:r>
+              <w:rPr>
+                <w:noProof/>
+                <w:webHidden/>
+              </w:rPr>
+              <w:fldChar w:fldCharType="end"/>
+            </w:r>
+          </w:hyperlink>
+        </w:p>
+        <w:p>
+          <w:pPr>
+            <w:pStyle w:val="TOC3"/>
+            <w:tabs>
+              <w:tab w:val="left" w:pos="1320"/>
+              <w:tab w:val="right" w:leader="dot" w:pos="7927"/>
+            </w:tabs>
+            <w:rPr>
+              <w:rFonts w:eastAsiaTheme="minorEastAsia"/>
+              <w:noProof/>
+              <w:lang w:eastAsia="en-ID"/>
+            </w:rPr>
+          </w:pPr>
+          <w:hyperlink w:anchor="_Toc201860565" w:history="1">
+            <w:r>
+              <w:rPr>
+                <w:rStyle w:val="Hyperlink"/>
+                <w:rFonts w:ascii="Times New Roman" w:hAnsi="Times New Roman" w:cs="Times New Roman"/>
+                <w:b/>
+                <w:noProof/>
+              </w:rPr>
+              <w:t>2.11.1.</w:t>
+            </w:r>
+            <w:r>
+              <w:rPr>
+                <w:rFonts w:eastAsiaTheme="minorEastAsia"/>
+                <w:noProof/>
+                <w:lang w:eastAsia="en-ID"/>
+              </w:rPr>
+              <w:tab/>
+            </w:r>
+            <w:r>
+              <w:rPr>
+                <w:rStyle w:val="Hyperlink"/>
+                <w:rFonts w:ascii="Times New Roman" w:hAnsi="Times New Roman" w:cs="Times New Roman"/>
+                <w:b/>
+                <w:noProof/>
+              </w:rPr>
+              <w:t>Pengumpulan Data</w:t>
+            </w:r>
+            <w:r>
+              <w:rPr>
+                <w:noProof/>
+                <w:webHidden/>
+              </w:rPr>
+              <w:tab/>
+            </w:r>
+            <w:r>
+              <w:rPr>
+                <w:noProof/>
+                <w:webHidden/>
+              </w:rPr>
+              <w:fldChar w:fldCharType="begin"/>
+            </w:r>
+            <w:r>
+              <w:rPr>
+                <w:noProof/>
+                <w:webHidden/>
+              </w:rPr>
+              <w:instrText xml:space="preserve"> PAGEREF _Toc201860565 \h </w:instrText>
+            </w:r>
+            <w:r>
+              <w:rPr>
+                <w:noProof/>
+                <w:webHidden/>
+              </w:rPr>
+            </w:r>
+            <w:r>
+              <w:rPr>
+                <w:noProof/>
+                <w:webHidden/>
+              </w:rPr>
+              <w:fldChar w:fldCharType="separate"/>
+            </w:r>
+            <w:r>
+              <w:rPr>
+                <w:noProof/>
+                <w:webHidden/>
+              </w:rPr>
+              <w:t>38</w:t>
+            </w:r>
+            <w:r>
+              <w:rPr>
+                <w:noProof/>
+                <w:webHidden/>
+              </w:rPr>
+              <w:fldChar w:fldCharType="end"/>
+            </w:r>
+          </w:hyperlink>
+        </w:p>
+        <w:p>
+          <w:pPr>
+            <w:pStyle w:val="TOC3"/>
+            <w:tabs>
+              <w:tab w:val="left" w:pos="1320"/>
+              <w:tab w:val="right" w:leader="dot" w:pos="7927"/>
+            </w:tabs>
+            <w:rPr>
+              <w:rFonts w:eastAsiaTheme="minorEastAsia"/>
+              <w:noProof/>
+              <w:lang w:eastAsia="en-ID"/>
+            </w:rPr>
+          </w:pPr>
+          <w:hyperlink w:anchor="_Toc201860566" w:history="1">
+            <w:r>
+              <w:rPr>
+                <w:rStyle w:val="Hyperlink"/>
+                <w:rFonts w:ascii="Times New Roman" w:hAnsi="Times New Roman" w:cs="Times New Roman"/>
+                <w:b/>
+                <w:noProof/>
+              </w:rPr>
+              <w:t>2.11.2.</w:t>
+            </w:r>
+            <w:r>
+              <w:rPr>
+                <w:rFonts w:eastAsiaTheme="minorEastAsia"/>
+                <w:noProof/>
+                <w:lang w:eastAsia="en-ID"/>
+              </w:rPr>
+              <w:tab/>
+            </w:r>
+            <w:r>
+              <w:rPr>
+                <w:rStyle w:val="Hyperlink"/>
+                <w:rFonts w:ascii="Times New Roman" w:hAnsi="Times New Roman" w:cs="Times New Roman"/>
+                <w:b/>
+                <w:noProof/>
+              </w:rPr>
+              <w:t>Variabel Pada Penelitian dan Indikator</w:t>
+            </w:r>
+            <w:r>
+              <w:rPr>
+                <w:noProof/>
+                <w:webHidden/>
+              </w:rPr>
+              <w:tab/>
+            </w:r>
+            <w:r>
+              <w:rPr>
+                <w:noProof/>
+                <w:webHidden/>
+              </w:rPr>
+              <w:fldChar w:fldCharType="begin"/>
+            </w:r>
+            <w:r>
+              <w:rPr>
+                <w:noProof/>
+                <w:webHidden/>
+              </w:rPr>
+              <w:instrText xml:space="preserve"> PAGEREF _Toc201860566 \h </w:instrText>
+            </w:r>
+            <w:r>
+              <w:rPr>
+                <w:noProof/>
+                <w:webHidden/>
+              </w:rPr>
+            </w:r>
+            <w:r>
+              <w:rPr>
+                <w:noProof/>
+                <w:webHidden/>
+              </w:rPr>
+              <w:fldChar w:fldCharType="separate"/>
+            </w:r>
+            <w:r>
+              <w:rPr>
+                <w:noProof/>
+                <w:webHidden/>
+              </w:rPr>
+              <w:t>38</w:t>
+            </w:r>
+            <w:r>
+              <w:rPr>
+                <w:noProof/>
+                <w:webHidden/>
+              </w:rPr>
+              <w:fldChar w:fldCharType="end"/>
+            </w:r>
+          </w:hyperlink>
+        </w:p>
+        <w:p>
+          <w:pPr>
+            <w:pStyle w:val="TOC3"/>
+            <w:tabs>
+              <w:tab w:val="left" w:pos="1320"/>
+              <w:tab w:val="right" w:leader="dot" w:pos="7927"/>
+            </w:tabs>
+            <w:rPr>
+              <w:rFonts w:eastAsiaTheme="minorEastAsia"/>
+              <w:noProof/>
+              <w:lang w:eastAsia="en-ID"/>
+            </w:rPr>
+          </w:pPr>
+          <w:hyperlink w:anchor="_Toc201860567" w:history="1">
+            <w:r>
+              <w:rPr>
+                <w:rStyle w:val="Hyperlink"/>
+                <w:rFonts w:ascii="Times New Roman" w:hAnsi="Times New Roman" w:cs="Times New Roman"/>
+                <w:b/>
+                <w:noProof/>
+              </w:rPr>
+              <w:t>2.11.3.</w:t>
+            </w:r>
+            <w:r>
+              <w:rPr>
+                <w:rFonts w:eastAsiaTheme="minorEastAsia"/>
+                <w:noProof/>
+                <w:lang w:eastAsia="en-ID"/>
+              </w:rPr>
+              <w:tab/>
+            </w:r>
+            <w:r>
+              <w:rPr>
+                <w:rStyle w:val="Hyperlink"/>
+                <w:rFonts w:ascii="Times New Roman" w:hAnsi="Times New Roman" w:cs="Times New Roman"/>
+                <w:b/>
+                <w:noProof/>
+              </w:rPr>
+              <w:t>Teknik Pada Analisis Data</w:t>
+            </w:r>
+            <w:r>
+              <w:rPr>
+                <w:noProof/>
+                <w:webHidden/>
+              </w:rPr>
+              <w:tab/>
+            </w:r>
+            <w:r>
+              <w:rPr>
+                <w:noProof/>
+                <w:webHidden/>
+              </w:rPr>
+              <w:fldChar w:fldCharType="begin"/>
+            </w:r>
+            <w:r>
+              <w:rPr>
+                <w:noProof/>
+                <w:webHidden/>
+              </w:rPr>
+              <w:instrText xml:space="preserve"> PAGEREF _Toc201860567 \h </w:instrText>
+            </w:r>
+            <w:r>
+              <w:rPr>
+                <w:noProof/>
+                <w:webHidden/>
+              </w:rPr>
+            </w:r>
+            <w:r>
+              <w:rPr>
+                <w:noProof/>
+                <w:webHidden/>
+              </w:rPr>
+              <w:fldChar w:fldCharType="separate"/>
+            </w:r>
+            <w:r>
+              <w:rPr>
+                <w:noProof/>
+                <w:webHidden/>
+              </w:rPr>
+              <w:t>39</w:t>
+            </w:r>
+            <w:r>
+              <w:rPr>
+                <w:noProof/>
+                <w:webHidden/>
+              </w:rPr>
+              <w:fldChar w:fldCharType="end"/>
+            </w:r>
+          </w:hyperlink>
+        </w:p>
+        <w:p>
+          <w:pPr>
+            <w:pStyle w:val="TOC2"/>
+            <w:tabs>
+              <w:tab w:val="left" w:pos="1100"/>
+              <w:tab w:val="right" w:leader="dot" w:pos="7927"/>
+            </w:tabs>
+            <w:rPr>
+              <w:rFonts w:eastAsiaTheme="minorEastAsia"/>
+              <w:noProof/>
+              <w:lang w:eastAsia="en-ID"/>
+            </w:rPr>
+          </w:pPr>
+          <w:hyperlink w:anchor="_Toc201860568" w:history="1">
+            <w:r>
+              <w:rPr>
+                <w:rStyle w:val="Hyperlink"/>
+                <w:rFonts w:ascii="Times New Roman" w:hAnsi="Times New Roman" w:cs="Times New Roman"/>
+                <w:b/>
+                <w:noProof/>
+                <w:lang w:eastAsia="en-ID"/>
+              </w:rPr>
+              <w:t>2.12.</w:t>
+            </w:r>
+            <w:r>
+              <w:rPr>
+                <w:rFonts w:eastAsiaTheme="minorEastAsia"/>
+                <w:noProof/>
+                <w:lang w:eastAsia="en-ID"/>
+              </w:rPr>
+              <w:tab/>
+            </w:r>
+            <w:r>
+              <w:rPr>
+                <w:rStyle w:val="Hyperlink"/>
+                <w:rFonts w:ascii="Times New Roman" w:hAnsi="Times New Roman" w:cs="Times New Roman"/>
+                <w:b/>
+                <w:noProof/>
+                <w:lang w:eastAsia="en-ID"/>
+              </w:rPr>
+              <w:t>Penelitian Terkait</w:t>
+            </w:r>
+            <w:r>
+              <w:rPr>
+                <w:noProof/>
+                <w:webHidden/>
+              </w:rPr>
+              <w:tab/>
+            </w:r>
+            <w:r>
+              <w:rPr>
+                <w:noProof/>
+                <w:webHidden/>
+              </w:rPr>
+              <w:fldChar w:fldCharType="begin"/>
+            </w:r>
+            <w:r>
+              <w:rPr>
+                <w:noProof/>
+                <w:webHidden/>
+              </w:rPr>
+              <w:instrText xml:space="preserve"> PAGEREF _Toc201860568 \h </w:instrText>
+            </w:r>
+            <w:r>
+              <w:rPr>
+                <w:noProof/>
+                <w:webHidden/>
+              </w:rPr>
+            </w:r>
+            <w:r>
+              <w:rPr>
+                <w:noProof/>
+                <w:webHidden/>
+              </w:rPr>
+              <w:fldChar w:fldCharType="separate"/>
+            </w:r>
+            <w:r>
+              <w:rPr>
+                <w:noProof/>
+                <w:webHidden/>
+              </w:rPr>
+              <w:t>40</w:t>
+            </w:r>
+            <w:r>
+              <w:rPr>
+                <w:noProof/>
+                <w:webHidden/>
+              </w:rPr>
+              <w:fldChar w:fldCharType="end"/>
+            </w:r>
+          </w:hyperlink>
+        </w:p>
+        <w:p>
+          <w:pPr>
+            <w:pStyle w:val="TOC1"/>
+            <w:tabs>
+              <w:tab w:val="right" w:leader="dot" w:pos="7927"/>
+            </w:tabs>
+            <w:rPr>
+              <w:rFonts w:eastAsiaTheme="minorEastAsia"/>
+              <w:noProof/>
+              <w:lang w:eastAsia="en-ID"/>
+            </w:rPr>
+          </w:pPr>
+          <w:hyperlink w:anchor="_Toc201860569" w:history="1">
+            <w:r>
+              <w:rPr>
+                <w:rStyle w:val="Hyperlink"/>
+                <w:rFonts w:ascii="Times New Roman" w:hAnsi="Times New Roman" w:cs="Times New Roman"/>
+                <w:b/>
+                <w:noProof/>
+                <w:lang w:eastAsia="en-ID"/>
+              </w:rPr>
+              <w:t>BAB III METODELOGI PENELITIAN</w:t>
+            </w:r>
+            <w:r>
+              <w:rPr>
+                <w:noProof/>
+                <w:webHidden/>
+              </w:rPr>
+              <w:tab/>
+            </w:r>
+            <w:r>
+              <w:rPr>
+                <w:noProof/>
+                <w:webHidden/>
+              </w:rPr>
+              <w:fldChar w:fldCharType="begin"/>
+            </w:r>
+            <w:r>
+              <w:rPr>
+                <w:noProof/>
+                <w:webHidden/>
+              </w:rPr>
+              <w:instrText xml:space="preserve"> PAGEREF _Toc201860569 \h </w:instrText>
+            </w:r>
+            <w:r>
+              <w:rPr>
+                <w:noProof/>
+                <w:webHidden/>
+              </w:rPr>
+            </w:r>
+            <w:r>
+              <w:rPr>
+                <w:noProof/>
+                <w:webHidden/>
+              </w:rPr>
+              <w:fldChar w:fldCharType="separate"/>
+            </w:r>
+            <w:r>
+              <w:rPr>
+                <w:noProof/>
+                <w:webHidden/>
+              </w:rPr>
+              <w:t>43</w:t>
             </w:r>
             <w:r>
               <w:rPr>
@@ -5641,14 +6376,13 @@
               <w:tab w:val="left" w:pos="880"/>
               <w:tab w:val="right" w:leader="dot" w:pos="7927"/>
             </w:tabs>
-            <w:spacing w:after="0"/>
             <w:rPr>
               <w:rFonts w:eastAsiaTheme="minorEastAsia"/>
               <w:noProof/>
               <w:lang w:eastAsia="en-ID"/>
             </w:rPr>
           </w:pPr>
-          <w:hyperlink w:anchor="_Toc192843217" w:history="1">
+          <w:hyperlink w:anchor="_Toc201860570" w:history="1">
             <w:r>
               <w:rPr>
                 <w:rStyle w:val="Hyperlink"/>
@@ -5657,7 +6391,7 @@
                 <w:noProof/>
                 <w:lang w:eastAsia="en-ID"/>
               </w:rPr>
-              <w:t>4.4.</w:t>
+              <w:t>3.1.</w:t>
             </w:r>
             <w:r>
               <w:rPr>
@@ -5675,7 +6409,7 @@
                 <w:noProof/>
                 <w:lang w:eastAsia="en-ID"/>
               </w:rPr>
-              <w:t>Hasil Pengujian</w:t>
+              <w:t>Kerangka Kerja Penelitian</w:t>
             </w:r>
             <w:r>
               <w:rPr>
@@ -5696,7 +6430,7 @@
                 <w:noProof/>
                 <w:webHidden/>
               </w:rPr>
-              <w:instrText xml:space="preserve"> PAGEREF _Toc192843217 \h </w:instrText>
+              <w:instrText xml:space="preserve"> PAGEREF _Toc201860570 \h </w:instrText>
             </w:r>
             <w:r>
               <w:rPr>
@@ -5716,81 +6450,7 @@
                 <w:noProof/>
                 <w:webHidden/>
               </w:rPr>
-              <w:t>59</w:t>
-            </w:r>
-            <w:r>
-              <w:rPr>
-                <w:noProof/>
-                <w:webHidden/>
-              </w:rPr>
-              <w:fldChar w:fldCharType="end"/>
-            </w:r>
-          </w:hyperlink>
-        </w:p>
-        <w:p>
-          <w:pPr>
-            <w:pStyle w:val="TOC1"/>
-            <w:tabs>
-              <w:tab w:val="right" w:leader="dot" w:pos="7927"/>
-            </w:tabs>
-            <w:spacing w:after="0"/>
-            <w:rPr>
-              <w:rFonts w:eastAsiaTheme="minorEastAsia"/>
-              <w:noProof/>
-              <w:lang w:eastAsia="en-ID"/>
-            </w:rPr>
-          </w:pPr>
-          <w:hyperlink w:anchor="_Toc192843218" w:history="1">
-            <w:r>
-              <w:rPr>
-                <w:rStyle w:val="Hyperlink"/>
-                <w:rFonts w:ascii="Times New Roman" w:hAnsi="Times New Roman" w:cs="Times New Roman"/>
-                <w:b/>
-                <w:noProof/>
-                <w:lang w:eastAsia="en-ID"/>
-              </w:rPr>
-              <w:t>BAB V KESIMPULAN DAN SARAN</w:t>
-            </w:r>
-            <w:r>
-              <w:rPr>
-                <w:noProof/>
-                <w:webHidden/>
-              </w:rPr>
-              <w:tab/>
-            </w:r>
-            <w:r>
-              <w:rPr>
-                <w:noProof/>
-                <w:webHidden/>
-              </w:rPr>
-              <w:fldChar w:fldCharType="begin"/>
-            </w:r>
-            <w:r>
-              <w:rPr>
-                <w:noProof/>
-                <w:webHidden/>
-              </w:rPr>
-              <w:instrText xml:space="preserve"> PAGEREF _Toc192843218 \h </w:instrText>
-            </w:r>
-            <w:r>
-              <w:rPr>
-                <w:noProof/>
-                <w:webHidden/>
-              </w:rPr>
-            </w:r>
-            <w:r>
-              <w:rPr>
-                <w:noProof/>
-                <w:webHidden/>
-              </w:rPr>
-              <w:fldChar w:fldCharType="separate"/>
-            </w:r>
-            <w:r>
-              <w:rPr>
-                <w:noProof/>
-                <w:webHidden/>
-              </w:rPr>
-              <w:t>60</w:t>
+              <w:t>43</w:t>
             </w:r>
             <w:r>
               <w:rPr>
@@ -5808,14 +6468,13 @@
               <w:tab w:val="left" w:pos="880"/>
               <w:tab w:val="right" w:leader="dot" w:pos="7927"/>
             </w:tabs>
-            <w:spacing w:after="0"/>
             <w:rPr>
               <w:rFonts w:eastAsiaTheme="minorEastAsia"/>
               <w:noProof/>
               <w:lang w:eastAsia="en-ID"/>
             </w:rPr>
           </w:pPr>
-          <w:hyperlink w:anchor="_Toc192843219" w:history="1">
+          <w:hyperlink w:anchor="_Toc201860571" w:history="1">
             <w:r>
               <w:rPr>
                 <w:rStyle w:val="Hyperlink"/>
@@ -5824,7 +6483,7 @@
                 <w:noProof/>
                 <w:lang w:eastAsia="en-ID"/>
               </w:rPr>
-              <w:t>5.1.</w:t>
+              <w:t>3.2.</w:t>
             </w:r>
             <w:r>
               <w:rPr>
@@ -5842,7 +6501,7 @@
                 <w:noProof/>
                 <w:lang w:eastAsia="en-ID"/>
               </w:rPr>
-              <w:t>Kesimpulan</w:t>
+              <w:t>Lokasi Riset dan Sampel Data</w:t>
             </w:r>
             <w:r>
               <w:rPr>
@@ -5863,7 +6522,7 @@
                 <w:noProof/>
                 <w:webHidden/>
               </w:rPr>
-              <w:instrText xml:space="preserve"> PAGEREF _Toc192843219 \h </w:instrText>
+              <w:instrText xml:space="preserve"> PAGEREF _Toc201860571 \h </w:instrText>
             </w:r>
             <w:r>
               <w:rPr>
@@ -5883,7 +6542,7 @@
                 <w:noProof/>
                 <w:webHidden/>
               </w:rPr>
-              <w:t>60</w:t>
+              <w:t>51</w:t>
             </w:r>
             <w:r>
               <w:rPr>
@@ -5901,14 +6560,13 @@
               <w:tab w:val="left" w:pos="880"/>
               <w:tab w:val="right" w:leader="dot" w:pos="7927"/>
             </w:tabs>
-            <w:spacing w:after="0"/>
             <w:rPr>
               <w:rFonts w:eastAsiaTheme="minorEastAsia"/>
               <w:noProof/>
               <w:lang w:eastAsia="en-ID"/>
             </w:rPr>
           </w:pPr>
-          <w:hyperlink w:anchor="_Toc192843220" w:history="1">
+          <w:hyperlink w:anchor="_Toc201860572" w:history="1">
             <w:r>
               <w:rPr>
                 <w:rStyle w:val="Hyperlink"/>
@@ -5917,7 +6575,7 @@
                 <w:noProof/>
                 <w:lang w:eastAsia="en-ID"/>
               </w:rPr>
-              <w:t>5.2.</w:t>
+              <w:t>3.3.</w:t>
             </w:r>
             <w:r>
               <w:rPr>
@@ -5935,7 +6593,7 @@
                 <w:noProof/>
                 <w:lang w:eastAsia="en-ID"/>
               </w:rPr>
-              <w:t>Saran</w:t>
+              <w:t>Waktu Pelaksanaan</w:t>
             </w:r>
             <w:r>
               <w:rPr>
@@ -5956,7 +6614,7 @@
                 <w:noProof/>
                 <w:webHidden/>
               </w:rPr>
-              <w:instrText xml:space="preserve"> PAGEREF _Toc192843220 \h </w:instrText>
+              <w:instrText xml:space="preserve"> PAGEREF _Toc201860572 \h </w:instrText>
             </w:r>
             <w:r>
               <w:rPr>
@@ -5976,7 +6634,7 @@
                 <w:noProof/>
                 <w:webHidden/>
               </w:rPr>
-              <w:t>60</w:t>
+              <w:t>54</w:t>
             </w:r>
             <w:r>
               <w:rPr>
@@ -5993,14 +6651,13 @@
             <w:tabs>
               <w:tab w:val="right" w:leader="dot" w:pos="7927"/>
             </w:tabs>
-            <w:spacing w:after="0"/>
             <w:rPr>
               <w:rFonts w:eastAsiaTheme="minorEastAsia"/>
               <w:noProof/>
               <w:lang w:eastAsia="en-ID"/>
             </w:rPr>
           </w:pPr>
-          <w:hyperlink w:anchor="_Toc192843221" w:history="1">
+          <w:hyperlink w:anchor="_Toc201860573" w:history="1">
             <w:r>
               <w:rPr>
                 <w:rStyle w:val="Hyperlink"/>
@@ -6009,7 +6666,7 @@
                 <w:noProof/>
                 <w:lang w:eastAsia="en-ID"/>
               </w:rPr>
-              <w:t>DAFTAR PUSTAKA</w:t>
+              <w:t>BAB IV ANALISA DAN HASIL</w:t>
             </w:r>
             <w:r>
               <w:rPr>
@@ -6030,7 +6687,7 @@
                 <w:noProof/>
                 <w:webHidden/>
               </w:rPr>
-              <w:instrText xml:space="preserve"> PAGEREF _Toc192843221 \h </w:instrText>
+              <w:instrText xml:space="preserve"> PAGEREF _Toc201860573 \h </w:instrText>
             </w:r>
             <w:r>
               <w:rPr>
@@ -6050,7 +6707,775 @@
                 <w:noProof/>
                 <w:webHidden/>
               </w:rPr>
-              <w:t>61</w:t>
+              <w:t>58</w:t>
+            </w:r>
+            <w:r>
+              <w:rPr>
+                <w:noProof/>
+                <w:webHidden/>
+              </w:rPr>
+              <w:fldChar w:fldCharType="end"/>
+            </w:r>
+          </w:hyperlink>
+        </w:p>
+        <w:p>
+          <w:pPr>
+            <w:pStyle w:val="TOC2"/>
+            <w:tabs>
+              <w:tab w:val="left" w:pos="880"/>
+              <w:tab w:val="right" w:leader="dot" w:pos="7927"/>
+            </w:tabs>
+            <w:rPr>
+              <w:rFonts w:eastAsiaTheme="minorEastAsia"/>
+              <w:noProof/>
+              <w:lang w:eastAsia="en-ID"/>
+            </w:rPr>
+          </w:pPr>
+          <w:hyperlink w:anchor="_Toc201860574" w:history="1">
+            <w:r>
+              <w:rPr>
+                <w:rStyle w:val="Hyperlink"/>
+                <w:rFonts w:ascii="Times New Roman" w:hAnsi="Times New Roman" w:cs="Times New Roman"/>
+                <w:b/>
+                <w:noProof/>
+                <w:lang w:eastAsia="en-ID"/>
+              </w:rPr>
+              <w:t>4.1.</w:t>
+            </w:r>
+            <w:r>
+              <w:rPr>
+                <w:rFonts w:eastAsiaTheme="minorEastAsia"/>
+                <w:noProof/>
+                <w:lang w:eastAsia="en-ID"/>
+              </w:rPr>
+              <w:tab/>
+            </w:r>
+            <w:r>
+              <w:rPr>
+                <w:rStyle w:val="Hyperlink"/>
+                <w:rFonts w:ascii="Times New Roman" w:hAnsi="Times New Roman" w:cs="Times New Roman"/>
+                <w:b/>
+                <w:noProof/>
+                <w:lang w:eastAsia="en-ID"/>
+              </w:rPr>
+              <w:t>Analisa dan Penerapan Metode</w:t>
+            </w:r>
+            <w:r>
+              <w:rPr>
+                <w:noProof/>
+                <w:webHidden/>
+              </w:rPr>
+              <w:tab/>
+            </w:r>
+            <w:r>
+              <w:rPr>
+                <w:noProof/>
+                <w:webHidden/>
+              </w:rPr>
+              <w:fldChar w:fldCharType="begin"/>
+            </w:r>
+            <w:r>
+              <w:rPr>
+                <w:noProof/>
+                <w:webHidden/>
+              </w:rPr>
+              <w:instrText xml:space="preserve"> PAGEREF _Toc201860574 \h </w:instrText>
+            </w:r>
+            <w:r>
+              <w:rPr>
+                <w:noProof/>
+                <w:webHidden/>
+              </w:rPr>
+            </w:r>
+            <w:r>
+              <w:rPr>
+                <w:noProof/>
+                <w:webHidden/>
+              </w:rPr>
+              <w:fldChar w:fldCharType="separate"/>
+            </w:r>
+            <w:r>
+              <w:rPr>
+                <w:noProof/>
+                <w:webHidden/>
+              </w:rPr>
+              <w:t>58</w:t>
+            </w:r>
+            <w:r>
+              <w:rPr>
+                <w:noProof/>
+                <w:webHidden/>
+              </w:rPr>
+              <w:fldChar w:fldCharType="end"/>
+            </w:r>
+          </w:hyperlink>
+        </w:p>
+        <w:p>
+          <w:pPr>
+            <w:pStyle w:val="TOC2"/>
+            <w:tabs>
+              <w:tab w:val="left" w:pos="880"/>
+              <w:tab w:val="right" w:leader="dot" w:pos="7927"/>
+            </w:tabs>
+            <w:rPr>
+              <w:rFonts w:eastAsiaTheme="minorEastAsia"/>
+              <w:noProof/>
+              <w:lang w:eastAsia="en-ID"/>
+            </w:rPr>
+          </w:pPr>
+          <w:hyperlink w:anchor="_Toc201860575" w:history="1">
+            <w:r>
+              <w:rPr>
+                <w:rStyle w:val="Hyperlink"/>
+                <w:rFonts w:ascii="Times New Roman" w:hAnsi="Times New Roman" w:cs="Times New Roman"/>
+                <w:b/>
+                <w:noProof/>
+                <w:lang w:eastAsia="en-ID"/>
+              </w:rPr>
+              <w:t>4.2.</w:t>
+            </w:r>
+            <w:r>
+              <w:rPr>
+                <w:rFonts w:eastAsiaTheme="minorEastAsia"/>
+                <w:noProof/>
+                <w:lang w:eastAsia="en-ID"/>
+              </w:rPr>
+              <w:tab/>
+            </w:r>
+            <w:r>
+              <w:rPr>
+                <w:rStyle w:val="Hyperlink"/>
+                <w:rFonts w:ascii="Times New Roman" w:hAnsi="Times New Roman" w:cs="Times New Roman"/>
+                <w:b/>
+                <w:noProof/>
+                <w:lang w:eastAsia="en-ID"/>
+              </w:rPr>
+              <w:t>Perancangan atau Pemodelan Sistem</w:t>
+            </w:r>
+            <w:r>
+              <w:rPr>
+                <w:noProof/>
+                <w:webHidden/>
+              </w:rPr>
+              <w:tab/>
+            </w:r>
+            <w:r>
+              <w:rPr>
+                <w:noProof/>
+                <w:webHidden/>
+              </w:rPr>
+              <w:fldChar w:fldCharType="begin"/>
+            </w:r>
+            <w:r>
+              <w:rPr>
+                <w:noProof/>
+                <w:webHidden/>
+              </w:rPr>
+              <w:instrText xml:space="preserve"> PAGEREF _Toc201860575 \h </w:instrText>
+            </w:r>
+            <w:r>
+              <w:rPr>
+                <w:noProof/>
+                <w:webHidden/>
+              </w:rPr>
+            </w:r>
+            <w:r>
+              <w:rPr>
+                <w:noProof/>
+                <w:webHidden/>
+              </w:rPr>
+              <w:fldChar w:fldCharType="separate"/>
+            </w:r>
+            <w:r>
+              <w:rPr>
+                <w:noProof/>
+                <w:webHidden/>
+              </w:rPr>
+              <w:t>58</w:t>
+            </w:r>
+            <w:r>
+              <w:rPr>
+                <w:noProof/>
+                <w:webHidden/>
+              </w:rPr>
+              <w:fldChar w:fldCharType="end"/>
+            </w:r>
+          </w:hyperlink>
+        </w:p>
+        <w:p>
+          <w:pPr>
+            <w:pStyle w:val="TOC2"/>
+            <w:tabs>
+              <w:tab w:val="left" w:pos="880"/>
+              <w:tab w:val="right" w:leader="dot" w:pos="7927"/>
+            </w:tabs>
+            <w:rPr>
+              <w:rFonts w:eastAsiaTheme="minorEastAsia"/>
+              <w:noProof/>
+              <w:lang w:eastAsia="en-ID"/>
+            </w:rPr>
+          </w:pPr>
+          <w:hyperlink w:anchor="_Toc201860576" w:history="1">
+            <w:r>
+              <w:rPr>
+                <w:rStyle w:val="Hyperlink"/>
+                <w:rFonts w:ascii="Times New Roman" w:hAnsi="Times New Roman" w:cs="Times New Roman"/>
+                <w:b/>
+                <w:noProof/>
+                <w:lang w:eastAsia="en-ID"/>
+              </w:rPr>
+              <w:t>4.3.</w:t>
+            </w:r>
+            <w:r>
+              <w:rPr>
+                <w:rFonts w:eastAsiaTheme="minorEastAsia"/>
+                <w:noProof/>
+                <w:lang w:eastAsia="en-ID"/>
+              </w:rPr>
+              <w:tab/>
+            </w:r>
+            <w:r>
+              <w:rPr>
+                <w:rStyle w:val="Hyperlink"/>
+                <w:rFonts w:ascii="Times New Roman" w:hAnsi="Times New Roman" w:cs="Times New Roman"/>
+                <w:b/>
+                <w:noProof/>
+                <w:lang w:eastAsia="en-ID"/>
+              </w:rPr>
+              <w:t>Implementasi</w:t>
+            </w:r>
+            <w:r>
+              <w:rPr>
+                <w:noProof/>
+                <w:webHidden/>
+              </w:rPr>
+              <w:tab/>
+            </w:r>
+            <w:r>
+              <w:rPr>
+                <w:noProof/>
+                <w:webHidden/>
+              </w:rPr>
+              <w:fldChar w:fldCharType="begin"/>
+            </w:r>
+            <w:r>
+              <w:rPr>
+                <w:noProof/>
+                <w:webHidden/>
+              </w:rPr>
+              <w:instrText xml:space="preserve"> PAGEREF _Toc201860576 \h </w:instrText>
+            </w:r>
+            <w:r>
+              <w:rPr>
+                <w:noProof/>
+                <w:webHidden/>
+              </w:rPr>
+            </w:r>
+            <w:r>
+              <w:rPr>
+                <w:noProof/>
+                <w:webHidden/>
+              </w:rPr>
+              <w:fldChar w:fldCharType="separate"/>
+            </w:r>
+            <w:r>
+              <w:rPr>
+                <w:noProof/>
+                <w:webHidden/>
+              </w:rPr>
+              <w:t>58</w:t>
+            </w:r>
+            <w:r>
+              <w:rPr>
+                <w:noProof/>
+                <w:webHidden/>
+              </w:rPr>
+              <w:fldChar w:fldCharType="end"/>
+            </w:r>
+          </w:hyperlink>
+        </w:p>
+        <w:p>
+          <w:pPr>
+            <w:pStyle w:val="TOC2"/>
+            <w:tabs>
+              <w:tab w:val="left" w:pos="880"/>
+              <w:tab w:val="right" w:leader="dot" w:pos="7927"/>
+            </w:tabs>
+            <w:rPr>
+              <w:rFonts w:eastAsiaTheme="minorEastAsia"/>
+              <w:noProof/>
+              <w:lang w:eastAsia="en-ID"/>
+            </w:rPr>
+          </w:pPr>
+          <w:hyperlink w:anchor="_Toc201860577" w:history="1">
+            <w:r>
+              <w:rPr>
+                <w:rStyle w:val="Hyperlink"/>
+                <w:rFonts w:ascii="Times New Roman" w:hAnsi="Times New Roman" w:cs="Times New Roman"/>
+                <w:b/>
+                <w:noProof/>
+                <w:lang w:eastAsia="en-ID"/>
+              </w:rPr>
+              <w:t>4.4.</w:t>
+            </w:r>
+            <w:r>
+              <w:rPr>
+                <w:rFonts w:eastAsiaTheme="minorEastAsia"/>
+                <w:noProof/>
+                <w:lang w:eastAsia="en-ID"/>
+              </w:rPr>
+              <w:tab/>
+            </w:r>
+            <w:r>
+              <w:rPr>
+                <w:rStyle w:val="Hyperlink"/>
+                <w:rFonts w:ascii="Times New Roman" w:hAnsi="Times New Roman" w:cs="Times New Roman"/>
+                <w:b/>
+                <w:noProof/>
+                <w:lang w:eastAsia="en-ID"/>
+              </w:rPr>
+              <w:t>Hasil Pengujian</w:t>
+            </w:r>
+            <w:r>
+              <w:rPr>
+                <w:noProof/>
+                <w:webHidden/>
+              </w:rPr>
+              <w:tab/>
+            </w:r>
+            <w:r>
+              <w:rPr>
+                <w:noProof/>
+                <w:webHidden/>
+              </w:rPr>
+              <w:fldChar w:fldCharType="begin"/>
+            </w:r>
+            <w:r>
+              <w:rPr>
+                <w:noProof/>
+                <w:webHidden/>
+              </w:rPr>
+              <w:instrText xml:space="preserve"> PAGEREF _Toc201860577 \h </w:instrText>
+            </w:r>
+            <w:r>
+              <w:rPr>
+                <w:noProof/>
+                <w:webHidden/>
+              </w:rPr>
+            </w:r>
+            <w:r>
+              <w:rPr>
+                <w:noProof/>
+                <w:webHidden/>
+              </w:rPr>
+              <w:fldChar w:fldCharType="separate"/>
+            </w:r>
+            <w:r>
+              <w:rPr>
+                <w:noProof/>
+                <w:webHidden/>
+              </w:rPr>
+              <w:t>58</w:t>
+            </w:r>
+            <w:r>
+              <w:rPr>
+                <w:noProof/>
+                <w:webHidden/>
+              </w:rPr>
+              <w:fldChar w:fldCharType="end"/>
+            </w:r>
+          </w:hyperlink>
+        </w:p>
+        <w:p>
+          <w:pPr>
+            <w:pStyle w:val="TOC1"/>
+            <w:tabs>
+              <w:tab w:val="right" w:leader="dot" w:pos="7927"/>
+            </w:tabs>
+            <w:rPr>
+              <w:rFonts w:eastAsiaTheme="minorEastAsia"/>
+              <w:noProof/>
+              <w:lang w:eastAsia="en-ID"/>
+            </w:rPr>
+          </w:pPr>
+          <w:hyperlink w:anchor="_Toc201860578" w:history="1">
+            <w:r>
+              <w:rPr>
+                <w:rStyle w:val="Hyperlink"/>
+                <w:rFonts w:ascii="Times New Roman" w:hAnsi="Times New Roman" w:cs="Times New Roman"/>
+                <w:b/>
+                <w:noProof/>
+                <w:lang w:eastAsia="en-ID"/>
+              </w:rPr>
+              <w:t>BAB V KESIMPULAN DAN SARAN</w:t>
+            </w:r>
+            <w:r>
+              <w:rPr>
+                <w:noProof/>
+                <w:webHidden/>
+              </w:rPr>
+              <w:tab/>
+            </w:r>
+            <w:r>
+              <w:rPr>
+                <w:noProof/>
+                <w:webHidden/>
+              </w:rPr>
+              <w:fldChar w:fldCharType="begin"/>
+            </w:r>
+            <w:r>
+              <w:rPr>
+                <w:noProof/>
+                <w:webHidden/>
+              </w:rPr>
+              <w:instrText xml:space="preserve"> PAGEREF _Toc201860578 \h </w:instrText>
+            </w:r>
+            <w:r>
+              <w:rPr>
+                <w:noProof/>
+                <w:webHidden/>
+              </w:rPr>
+            </w:r>
+            <w:r>
+              <w:rPr>
+                <w:noProof/>
+                <w:webHidden/>
+              </w:rPr>
+              <w:fldChar w:fldCharType="separate"/>
+            </w:r>
+            <w:r>
+              <w:rPr>
+                <w:noProof/>
+                <w:webHidden/>
+              </w:rPr>
+              <w:t>59</w:t>
+            </w:r>
+            <w:r>
+              <w:rPr>
+                <w:noProof/>
+                <w:webHidden/>
+              </w:rPr>
+              <w:fldChar w:fldCharType="end"/>
+            </w:r>
+          </w:hyperlink>
+        </w:p>
+        <w:p>
+          <w:pPr>
+            <w:pStyle w:val="TOC2"/>
+            <w:tabs>
+              <w:tab w:val="left" w:pos="880"/>
+              <w:tab w:val="right" w:leader="dot" w:pos="7927"/>
+            </w:tabs>
+            <w:rPr>
+              <w:rFonts w:eastAsiaTheme="minorEastAsia"/>
+              <w:noProof/>
+              <w:lang w:eastAsia="en-ID"/>
+            </w:rPr>
+          </w:pPr>
+          <w:hyperlink w:anchor="_Toc201860579" w:history="1">
+            <w:r>
+              <w:rPr>
+                <w:rStyle w:val="Hyperlink"/>
+                <w:rFonts w:ascii="Times New Roman" w:hAnsi="Times New Roman" w:cs="Times New Roman"/>
+                <w:b/>
+                <w:noProof/>
+                <w:lang w:eastAsia="en-ID"/>
+              </w:rPr>
+              <w:t>5.1.</w:t>
+            </w:r>
+            <w:r>
+              <w:rPr>
+                <w:rFonts w:eastAsiaTheme="minorEastAsia"/>
+                <w:noProof/>
+                <w:lang w:eastAsia="en-ID"/>
+              </w:rPr>
+              <w:tab/>
+            </w:r>
+            <w:r>
+              <w:rPr>
+                <w:rStyle w:val="Hyperlink"/>
+                <w:rFonts w:ascii="Times New Roman" w:hAnsi="Times New Roman" w:cs="Times New Roman"/>
+                <w:b/>
+                <w:noProof/>
+                <w:lang w:eastAsia="en-ID"/>
+              </w:rPr>
+              <w:t>Kesimpulan</w:t>
+            </w:r>
+            <w:r>
+              <w:rPr>
+                <w:noProof/>
+                <w:webHidden/>
+              </w:rPr>
+              <w:tab/>
+            </w:r>
+            <w:r>
+              <w:rPr>
+                <w:noProof/>
+                <w:webHidden/>
+              </w:rPr>
+              <w:fldChar w:fldCharType="begin"/>
+            </w:r>
+            <w:r>
+              <w:rPr>
+                <w:noProof/>
+                <w:webHidden/>
+              </w:rPr>
+              <w:instrText xml:space="preserve"> PAGEREF _Toc201860579 \h </w:instrText>
+            </w:r>
+            <w:r>
+              <w:rPr>
+                <w:noProof/>
+                <w:webHidden/>
+              </w:rPr>
+            </w:r>
+            <w:r>
+              <w:rPr>
+                <w:noProof/>
+                <w:webHidden/>
+              </w:rPr>
+              <w:fldChar w:fldCharType="separate"/>
+            </w:r>
+            <w:r>
+              <w:rPr>
+                <w:noProof/>
+                <w:webHidden/>
+              </w:rPr>
+              <w:t>59</w:t>
+            </w:r>
+            <w:r>
+              <w:rPr>
+                <w:noProof/>
+                <w:webHidden/>
+              </w:rPr>
+              <w:fldChar w:fldCharType="end"/>
+            </w:r>
+          </w:hyperlink>
+        </w:p>
+        <w:p>
+          <w:pPr>
+            <w:pStyle w:val="TOC2"/>
+            <w:tabs>
+              <w:tab w:val="left" w:pos="880"/>
+              <w:tab w:val="right" w:leader="dot" w:pos="7927"/>
+            </w:tabs>
+            <w:rPr>
+              <w:rFonts w:eastAsiaTheme="minorEastAsia"/>
+              <w:noProof/>
+              <w:lang w:eastAsia="en-ID"/>
+            </w:rPr>
+          </w:pPr>
+          <w:hyperlink w:anchor="_Toc201860580" w:history="1">
+            <w:r>
+              <w:rPr>
+                <w:rStyle w:val="Hyperlink"/>
+                <w:rFonts w:ascii="Times New Roman" w:hAnsi="Times New Roman" w:cs="Times New Roman"/>
+                <w:b/>
+                <w:noProof/>
+                <w:lang w:eastAsia="en-ID"/>
+              </w:rPr>
+              <w:t>5.2.</w:t>
+            </w:r>
+            <w:r>
+              <w:rPr>
+                <w:rFonts w:eastAsiaTheme="minorEastAsia"/>
+                <w:noProof/>
+                <w:lang w:eastAsia="en-ID"/>
+              </w:rPr>
+              <w:tab/>
+            </w:r>
+            <w:r>
+              <w:rPr>
+                <w:rStyle w:val="Hyperlink"/>
+                <w:rFonts w:ascii="Times New Roman" w:hAnsi="Times New Roman" w:cs="Times New Roman"/>
+                <w:b/>
+                <w:noProof/>
+                <w:lang w:eastAsia="en-ID"/>
+              </w:rPr>
+              <w:t>Saran</w:t>
+            </w:r>
+            <w:r>
+              <w:rPr>
+                <w:noProof/>
+                <w:webHidden/>
+              </w:rPr>
+              <w:tab/>
+            </w:r>
+            <w:r>
+              <w:rPr>
+                <w:noProof/>
+                <w:webHidden/>
+              </w:rPr>
+              <w:fldChar w:fldCharType="begin"/>
+            </w:r>
+            <w:r>
+              <w:rPr>
+                <w:noProof/>
+                <w:webHidden/>
+              </w:rPr>
+              <w:instrText xml:space="preserve"> PAGEREF _Toc201860580 \h </w:instrText>
+            </w:r>
+            <w:r>
+              <w:rPr>
+                <w:noProof/>
+                <w:webHidden/>
+              </w:rPr>
+            </w:r>
+            <w:r>
+              <w:rPr>
+                <w:noProof/>
+                <w:webHidden/>
+              </w:rPr>
+              <w:fldChar w:fldCharType="separate"/>
+            </w:r>
+            <w:r>
+              <w:rPr>
+                <w:noProof/>
+                <w:webHidden/>
+              </w:rPr>
+              <w:t>59</w:t>
+            </w:r>
+            <w:r>
+              <w:rPr>
+                <w:noProof/>
+                <w:webHidden/>
+              </w:rPr>
+              <w:fldChar w:fldCharType="end"/>
+            </w:r>
+          </w:hyperlink>
+        </w:p>
+        <w:p>
+          <w:pPr>
+            <w:pStyle w:val="TOC1"/>
+            <w:tabs>
+              <w:tab w:val="right" w:leader="dot" w:pos="7927"/>
+            </w:tabs>
+            <w:rPr>
+              <w:rFonts w:eastAsiaTheme="minorEastAsia"/>
+              <w:noProof/>
+              <w:lang w:eastAsia="en-ID"/>
+            </w:rPr>
+          </w:pPr>
+          <w:hyperlink w:anchor="_Toc201860581" w:history="1">
+            <w:r>
+              <w:rPr>
+                <w:rStyle w:val="Hyperlink"/>
+                <w:rFonts w:ascii="Times New Roman" w:hAnsi="Times New Roman" w:cs="Times New Roman"/>
+                <w:b/>
+                <w:noProof/>
+                <w:lang w:eastAsia="en-ID"/>
+              </w:rPr>
+              <w:t>DAFTAR PUSTAKA</w:t>
+            </w:r>
+            <w:r>
+              <w:rPr>
+                <w:noProof/>
+                <w:webHidden/>
+              </w:rPr>
+              <w:tab/>
+            </w:r>
+            <w:r>
+              <w:rPr>
+                <w:noProof/>
+                <w:webHidden/>
+              </w:rPr>
+              <w:fldChar w:fldCharType="begin"/>
+            </w:r>
+            <w:r>
+              <w:rPr>
+                <w:noProof/>
+                <w:webHidden/>
+              </w:rPr>
+              <w:instrText xml:space="preserve"> PAGEREF _Toc201860581 \h </w:instrText>
+            </w:r>
+            <w:r>
+              <w:rPr>
+                <w:noProof/>
+                <w:webHidden/>
+              </w:rPr>
+            </w:r>
+            <w:r>
+              <w:rPr>
+                <w:noProof/>
+                <w:webHidden/>
+              </w:rPr>
+              <w:fldChar w:fldCharType="separate"/>
+            </w:r>
+            <w:r>
+              <w:rPr>
+                <w:noProof/>
+                <w:webHidden/>
+              </w:rPr>
+              <w:t>60</w:t>
+            </w:r>
+            <w:r>
+              <w:rPr>
+                <w:noProof/>
+                <w:webHidden/>
+              </w:rPr>
+              <w:fldChar w:fldCharType="end"/>
+            </w:r>
+          </w:hyperlink>
+        </w:p>
+        <w:p>
+          <w:pPr>
+            <w:pStyle w:val="TOC1"/>
+            <w:tabs>
+              <w:tab w:val="right" w:leader="dot" w:pos="7927"/>
+            </w:tabs>
+            <w:rPr>
+              <w:rFonts w:eastAsiaTheme="minorEastAsia"/>
+              <w:noProof/>
+              <w:lang w:eastAsia="en-ID"/>
+            </w:rPr>
+          </w:pPr>
+          <w:hyperlink w:anchor="_Toc201860582" w:history="1">
+            <w:r>
+              <w:rPr>
+                <w:rStyle w:val="Hyperlink"/>
+                <w:noProof/>
+              </w:rPr>
+              <w:t>Bibliography</w:t>
+            </w:r>
+            <w:r>
+              <w:rPr>
+                <w:noProof/>
+                <w:webHidden/>
+              </w:rPr>
+              <w:tab/>
+            </w:r>
+            <w:r>
+              <w:rPr>
+                <w:noProof/>
+                <w:webHidden/>
+              </w:rPr>
+              <w:fldChar w:fldCharType="begin"/>
+            </w:r>
+            <w:r>
+              <w:rPr>
+                <w:noProof/>
+                <w:webHidden/>
+              </w:rPr>
+              <w:instrText xml:space="preserve"> PAGEREF _Toc201860582 \h </w:instrText>
+            </w:r>
+            <w:r>
+              <w:rPr>
+                <w:noProof/>
+                <w:webHidden/>
+              </w:rPr>
+            </w:r>
+            <w:r>
+              <w:rPr>
+                <w:noProof/>
+                <w:webHidden/>
+              </w:rPr>
+              <w:fldChar w:fldCharType="separate"/>
+            </w:r>
+            <w:r>
+              <w:rPr>
+                <w:noProof/>
+                <w:webHidden/>
+              </w:rPr>
+              <w:t>60</w:t>
             </w:r>
             <w:r>
               <w:rPr>
@@ -6111,7 +7536,7 @@
           <w:lang w:eastAsia="en-ID"/>
         </w:rPr>
       </w:pPr>
-      <w:bookmarkStart w:id="4" w:name="_Toc192843197"/>
+      <w:bookmarkStart w:id="3" w:name="_Toc201860541"/>
       <w:r>
         <w:rPr>
           <w:rFonts w:ascii="Times New Roman" w:hAnsi="Times New Roman" w:cs="Times New Roman"/>
@@ -6124,7 +7549,7 @@
         <w:lastRenderedPageBreak/>
         <w:t>DAFTAR GAMBAR</w:t>
       </w:r>
-      <w:bookmarkEnd w:id="4"/>
+      <w:bookmarkEnd w:id="3"/>
     </w:p>
     <w:p>
       <w:pPr>
@@ -6159,7 +7584,7 @@
           <w:docGrid w:linePitch="360"/>
         </w:sectPr>
       </w:pPr>
-      <w:bookmarkStart w:id="5" w:name="_Toc192843198"/>
+      <w:bookmarkStart w:id="4" w:name="_Toc201860542"/>
       <w:r>
         <w:rPr>
           <w:rFonts w:ascii="Times New Roman" w:hAnsi="Times New Roman" w:cs="Times New Roman"/>
@@ -6172,7 +7597,7 @@
         <w:lastRenderedPageBreak/>
         <w:t>DAFTAR TABEL</w:t>
       </w:r>
-      <w:bookmarkEnd w:id="5"/>
+      <w:bookmarkEnd w:id="4"/>
     </w:p>
     <w:p>
       <w:pPr>
@@ -6188,7 +7613,7 @@
           <w:lang w:eastAsia="en-ID"/>
         </w:rPr>
       </w:pPr>
-      <w:bookmarkStart w:id="6" w:name="_Toc192843209"/>
+      <w:bookmarkStart w:id="5" w:name="_Toc201860543"/>
       <w:r>
         <w:rPr>
           <w:rFonts w:ascii="Times New Roman" w:hAnsi="Times New Roman" w:cs="Times New Roman"/>
@@ -6234,6 +7659,7 @@
         </w:rPr>
         <w:t>PENDAHULUAN</w:t>
       </w:r>
+      <w:bookmarkEnd w:id="5"/>
     </w:p>
     <w:p>
       <w:pPr>
@@ -6253,7 +7679,7 @@
           <w:lang w:eastAsia="en-ID"/>
         </w:rPr>
       </w:pPr>
-      <w:bookmarkStart w:id="7" w:name="_Toc192843200"/>
+      <w:bookmarkStart w:id="6" w:name="_Toc201860544"/>
       <w:r>
         <w:rPr>
           <w:rFonts w:ascii="Times New Roman" w:hAnsi="Times New Roman" w:cs="Times New Roman"/>
@@ -6265,7 +7691,7 @@
         </w:rPr>
         <w:t>Latar Belakang</w:t>
       </w:r>
-      <w:bookmarkEnd w:id="7"/>
+      <w:bookmarkEnd w:id="6"/>
     </w:p>
     <w:p>
       <w:pPr>
@@ -6281,13 +7707,28 @@
         <w:t xml:space="preserve"> </w:t>
       </w:r>
       <w:r>
-        <w:t xml:space="preserve">CV. Smartindo Telekom, sebagai perusahaan yang bergerak di bidang Distributor produk telekomunikasi, menghadapi risiko yang sama dalam hal fraud internal. Tercatat sudah </w:t>
+        <w:t xml:space="preserve">CV. Smartindo Telekom, sebagai perusahaan yang bergerak di bidang </w:t>
+      </w:r>
+      <w:r>
+        <w:t>d</w:t>
+      </w:r>
+      <w:r>
+        <w:t xml:space="preserve">istributor produk telekomunikasi, menghadapi risiko yang sama dalam hal fraud internal. Tercatat sudah </w:t>
       </w:r>
       <w:r>
         <w:t xml:space="preserve">banyak </w:t>
       </w:r>
       <w:r>
-        <w:t>dana perusahan di yang digelapkan karyawan. Oleh karena itu, upaya deteksi dan pencegahan fraud menjadi sangat krusial untuk memastikan efisiensi operasional dan menjaga kepercayaan stakeholder.</w:t>
+        <w:t xml:space="preserve">dana perusahan di yang digelapkan karyawan. Oleh karena itu, upaya deteksi dan pencegahan fraud menjadi sangat krusial untuk memastikan efisiensi operasional dan menjaga kepercayaan </w:t>
+      </w:r>
+      <w:r>
+        <w:rPr>
+          <w:i/>
+        </w:rPr>
+        <w:t>stakeholder</w:t>
+      </w:r>
+      <w:r>
+        <w:t>.</w:t>
       </w:r>
       <w:r>
         <w:t xml:space="preserve"> </w:t>
@@ -6316,7 +7757,15 @@
         <w:t xml:space="preserve"> </w:t>
       </w:r>
       <w:r>
-        <w:t>belakangi tindakan tersebut.</w:t>
+        <w:t>be</w:t>
+      </w:r>
+      <w:r>
+        <w:t xml:space="preserve"> </w:t>
+      </w:r>
+      <w:bookmarkStart w:id="7" w:name="_GoBack"/>
+      <w:bookmarkEnd w:id="7"/>
+      <w:r>
+        <w:t>lakangi tindakan tersebut.</w:t>
       </w:r>
       <w:r>
         <w:t xml:space="preserve"> </w:t>
@@ -6438,7 +7887,13 @@
         <w:t>A</w:t>
       </w:r>
       <w:r>
-        <w:t>lgoritma Random Forest</w:t>
+        <w:t xml:space="preserve">lgoritma </w:t>
+      </w:r>
+      <w:r>
+        <w:rPr>
+          <w:i/>
+        </w:rPr>
+        <w:t>Random Forest</w:t>
       </w:r>
       <w:r>
         <w:t xml:space="preserve"> adalah</w:t>
@@ -6654,13 +8109,139 @@
             <w:color w:val="000000"/>
             <w:lang w:eastAsia="en-ID"/>
           </w:rPr>
-          <w:tag w:val="MENDELEY_CITATION_v3_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"/>
+          <w:tag w:val="MENDELEY_CITATION_v3_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"/>
           <w:id w:val="1060910980"/>
           <w:placeholder>
             <w:docPart w:val="4722CCE16C9549DB95E51246106D7417"/>
           </w:placeholder>
         </w:sdtPr>
-        <w:sdtEndPr/>
+        <w:sdtContent>
+          <w:r>
+            <w:rPr>
+              <w:rFonts w:ascii="Times New Roman" w:hAnsi="Times New Roman" w:cs="Times New Roman"/>
+              <w:color w:val="000000"/>
+              <w:sz w:val="24"/>
+              <w:szCs w:val="24"/>
+              <w:lang w:eastAsia="en-ID"/>
+            </w:rPr>
+            <w:t>[1]</w:t>
+          </w:r>
+        </w:sdtContent>
+      </w:sdt>
+      <w:r>
+        <w:rPr>
+          <w:color w:val="000000"/>
+        </w:rPr>
+        <w:t xml:space="preserve">. </w:t>
+      </w:r>
+      <w:r>
+        <w:rPr>
+          <w:rFonts w:ascii="Times New Roman" w:hAnsi="Times New Roman" w:cs="Times New Roman"/>
+          <w:color w:val="000000"/>
+          <w:sz w:val="24"/>
+          <w:szCs w:val="24"/>
+        </w:rPr>
+        <w:t>c</w:t>
+      </w:r>
+      <w:r>
+        <w:rPr>
+          <w:rFonts w:ascii="Times New Roman" w:hAnsi="Times New Roman" w:cs="Times New Roman"/>
+          <w:color w:val="000000"/>
+          <w:sz w:val="24"/>
+          <w:szCs w:val="24"/>
+        </w:rPr>
+        <w:t xml:space="preserve"> menyimpulkan, </w:t>
+      </w:r>
+      <w:r>
+        <w:rPr>
+          <w:rFonts w:ascii="Times New Roman" w:hAnsi="Times New Roman" w:cs="Times New Roman"/>
+          <w:i/>
+          <w:sz w:val="24"/>
+          <w:szCs w:val="24"/>
+          <w:lang w:eastAsia="en-ID"/>
+        </w:rPr>
+        <w:t>Random Forest</w:t>
+      </w:r>
+      <w:r>
+        <w:rPr>
+          <w:rFonts w:ascii="Times New Roman" w:hAnsi="Times New Roman" w:cs="Times New Roman"/>
+          <w:sz w:val="24"/>
+          <w:szCs w:val="24"/>
+          <w:lang w:eastAsia="en-ID"/>
+        </w:rPr>
+        <w:t xml:space="preserve"> dan </w:t>
+      </w:r>
+      <w:r>
+        <w:rPr>
+          <w:rFonts w:ascii="Times New Roman" w:hAnsi="Times New Roman" w:cs="Times New Roman"/>
+          <w:i/>
+          <w:sz w:val="24"/>
+          <w:szCs w:val="24"/>
+          <w:lang w:eastAsia="en-ID"/>
+        </w:rPr>
+        <w:t>XGBoost</w:t>
+      </w:r>
+      <w:r>
+        <w:rPr>
+          <w:rFonts w:ascii="Times New Roman" w:hAnsi="Times New Roman" w:cs="Times New Roman"/>
+          <w:sz w:val="24"/>
+          <w:szCs w:val="24"/>
+          <w:lang w:eastAsia="en-ID"/>
+        </w:rPr>
+        <w:t xml:space="preserve"> pada deteksi penipuan e-commerce.</w:t>
+      </w:r>
+      <w:r>
+        <w:rPr>
+          <w:rFonts w:ascii="Times New Roman" w:hAnsi="Times New Roman" w:cs="Times New Roman"/>
+          <w:i/>
+          <w:sz w:val="24"/>
+          <w:szCs w:val="24"/>
+          <w:lang w:eastAsia="en-ID"/>
+        </w:rPr>
+        <w:t xml:space="preserve"> Random Forest</w:t>
+      </w:r>
+      <w:r>
+        <w:rPr>
+          <w:rFonts w:ascii="Times New Roman" w:hAnsi="Times New Roman" w:cs="Times New Roman"/>
+          <w:sz w:val="24"/>
+          <w:szCs w:val="24"/>
+          <w:lang w:eastAsia="en-ID"/>
+        </w:rPr>
+        <w:t xml:space="preserve"> menunjukkan akurasi 95,35</w:t>
+      </w:r>
+      <w:r>
+        <w:rPr>
+          <w:rFonts w:ascii="Times New Roman" w:hAnsi="Times New Roman" w:cs="Times New Roman"/>
+          <w:sz w:val="24"/>
+          <w:szCs w:val="24"/>
+          <w:lang w:eastAsia="en-ID"/>
+        </w:rPr>
+        <w:t xml:space="preserve">% dan precision 88,68%, namun recall rendah (12,81%) pada dataset asli yang tidak seimbang. Penelitian ini menekankan pentingnya augmentasi data untuk meningkatkan kemampuan deteksi fraud, </w:t>
+      </w:r>
+      <w:r>
+        <w:rPr>
+          <w:rFonts w:ascii="Times New Roman" w:hAnsi="Times New Roman" w:cs="Times New Roman"/>
+          <w:sz w:val="24"/>
+          <w:szCs w:val="24"/>
+          <w:lang w:eastAsia="en-ID"/>
+        </w:rPr>
+        <w:t xml:space="preserve">meskipun Random Forest sudah efektif dalam menangani data kompleks </w:t>
+      </w:r>
+      <w:sdt>
+        <w:sdtPr>
+          <w:rPr>
+            <w:rFonts w:ascii="Times New Roman" w:hAnsi="Times New Roman" w:cs="Times New Roman"/>
+            <w:color w:val="000000"/>
+            <w:sz w:val="24"/>
+            <w:szCs w:val="24"/>
+            <w:lang w:eastAsia="en-ID"/>
+          </w:rPr>
+          <w:tag w:val="MENDELEY_CITATION_v3_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"/>
+          <w:id w:val="362717520"/>
+          <w:placeholder>
+            <w:docPart w:val="4722CCE16C9549DB95E51246106D7417"/>
+          </w:placeholder>
+        </w:sdtPr>
         <w:sdtContent>
           <w:r>
             <w:rPr>
@@ -6676,102 +8257,120 @@
       </w:sdt>
       <w:r>
         <w:rPr>
+          <w:rFonts w:ascii="Times New Roman" w:hAnsi="Times New Roman" w:cs="Times New Roman"/>
           <w:color w:val="000000"/>
-        </w:rPr>
-        <w:t xml:space="preserve">. </w:t>
-      </w:r>
-      <w:r>
-        <w:rPr>
-          <w:rFonts w:ascii="Times New Roman" w:hAnsi="Times New Roman" w:cs="Times New Roman"/>
+          <w:sz w:val="24"/>
+          <w:szCs w:val="24"/>
+        </w:rPr>
+        <w:t>. Pada penelitian Selanjutnya oleh Chengwei Liu pada tahun 2015,</w:t>
+      </w:r>
+      <w:r>
+        <w:rPr>
+          <w:rFonts w:ascii="Times New Roman" w:eastAsia="Times New Roman" w:hAnsi="Times New Roman" w:cs="Times New Roman"/>
           <w:color w:val="000000"/>
           <w:sz w:val="24"/>
           <w:szCs w:val="24"/>
         </w:rPr>
-        <w:t>c</w:t>
-      </w:r>
-      <w:r>
-        <w:rPr>
-          <w:rFonts w:ascii="Times New Roman" w:hAnsi="Times New Roman" w:cs="Times New Roman"/>
+        <w:t xml:space="preserve"> menunjukkan bahwa </w:t>
+      </w:r>
+      <w:r>
+        <w:rPr>
+          <w:rFonts w:ascii="Times New Roman" w:eastAsia="Times New Roman" w:hAnsi="Times New Roman" w:cs="Times New Roman"/>
+          <w:i/>
           <w:color w:val="000000"/>
           <w:sz w:val="24"/>
           <w:szCs w:val="24"/>
         </w:rPr>
-        <w:t xml:space="preserve"> menyimpulkan, </w:t>
-      </w:r>
-      <w:r>
-        <w:rPr>
-          <w:rFonts w:ascii="Times New Roman" w:hAnsi="Times New Roman" w:cs="Times New Roman"/>
+        <w:t>Random Forest</w:t>
+      </w:r>
+      <w:r>
+        <w:rPr>
+          <w:rFonts w:ascii="Times New Roman" w:eastAsia="Times New Roman" w:hAnsi="Times New Roman" w:cs="Times New Roman"/>
+          <w:color w:val="000000"/>
+          <w:sz w:val="24"/>
+          <w:szCs w:val="24"/>
+        </w:rPr>
+        <w:t xml:space="preserve"> mampu memberikan akurasi tinggi dalam mendeteksi fraud, bahkan lebih baik dibandingkan</w:t>
+      </w:r>
+      <w:r>
+        <w:rPr>
+          <w:color w:val="000000"/>
+        </w:rPr>
+        <w:t xml:space="preserve"> </w:t>
+      </w:r>
+      <w:r>
+        <w:rPr>
+          <w:rFonts w:ascii="Times New Roman" w:eastAsia="Times New Roman" w:hAnsi="Times New Roman" w:cs="Times New Roman"/>
+          <w:color w:val="000000"/>
+          <w:sz w:val="24"/>
+          <w:szCs w:val="24"/>
+        </w:rPr>
+        <w:t xml:space="preserve">beberapa algoritma lain seperti </w:t>
+      </w:r>
+      <w:r>
+        <w:rPr>
+          <w:rFonts w:ascii="Times New Roman" w:eastAsia="Times New Roman" w:hAnsi="Times New Roman" w:cs="Times New Roman"/>
           <w:i/>
-          <w:sz w:val="24"/>
-          <w:szCs w:val="24"/>
-          <w:lang w:eastAsia="en-ID"/>
+          <w:color w:val="000000"/>
+          <w:sz w:val="24"/>
+          <w:szCs w:val="24"/>
+        </w:rPr>
+        <w:t>Logistic Regression</w:t>
+      </w:r>
+      <w:r>
+        <w:rPr>
+          <w:rFonts w:ascii="Times New Roman" w:eastAsia="Times New Roman" w:hAnsi="Times New Roman" w:cs="Times New Roman"/>
+          <w:color w:val="000000"/>
+          <w:sz w:val="24"/>
+          <w:szCs w:val="24"/>
+        </w:rPr>
+        <w:t xml:space="preserve"> dan SVM. </w:t>
+      </w:r>
+      <w:r>
+        <w:rPr>
+          <w:rFonts w:ascii="Times New Roman" w:eastAsia="Times New Roman" w:hAnsi="Times New Roman" w:cs="Times New Roman"/>
+          <w:color w:val="000000"/>
+          <w:sz w:val="24"/>
+          <w:szCs w:val="24"/>
+        </w:rPr>
+        <w:t xml:space="preserve">Dimana </w:t>
+      </w:r>
+      <w:r>
+        <w:rPr>
+          <w:rFonts w:ascii="Times New Roman" w:eastAsia="Times New Roman" w:hAnsi="Times New Roman" w:cs="Times New Roman"/>
+          <w:i/>
+          <w:color w:val="000000"/>
+          <w:sz w:val="24"/>
+          <w:szCs w:val="24"/>
         </w:rPr>
         <w:t>Random Forest</w:t>
       </w:r>
       <w:r>
         <w:rPr>
-          <w:rFonts w:ascii="Times New Roman" w:hAnsi="Times New Roman" w:cs="Times New Roman"/>
-          <w:sz w:val="24"/>
-          <w:szCs w:val="24"/>
-          <w:lang w:eastAsia="en-ID"/>
-        </w:rPr>
-        <w:t xml:space="preserve"> dan </w:t>
-      </w:r>
-      <w:r>
-        <w:rPr>
-          <w:rFonts w:ascii="Times New Roman" w:hAnsi="Times New Roman" w:cs="Times New Roman"/>
-          <w:i/>
-          <w:sz w:val="24"/>
-          <w:szCs w:val="24"/>
-          <w:lang w:eastAsia="en-ID"/>
-        </w:rPr>
-        <w:t>XGBoost</w:t>
-      </w:r>
-      <w:r>
-        <w:rPr>
-          <w:rFonts w:ascii="Times New Roman" w:hAnsi="Times New Roman" w:cs="Times New Roman"/>
-          <w:sz w:val="24"/>
-          <w:szCs w:val="24"/>
-          <w:lang w:eastAsia="en-ID"/>
-        </w:rPr>
-        <w:t xml:space="preserve"> pada deteksi penipuan e-commerce.</w:t>
-      </w:r>
-      <w:r>
-        <w:rPr>
-          <w:rFonts w:ascii="Times New Roman" w:hAnsi="Times New Roman" w:cs="Times New Roman"/>
-          <w:i/>
-          <w:sz w:val="24"/>
-          <w:szCs w:val="24"/>
-          <w:lang w:eastAsia="en-ID"/>
-        </w:rPr>
-        <w:t xml:space="preserve"> Random Forest</w:t>
-      </w:r>
-      <w:r>
-        <w:rPr>
-          <w:rFonts w:ascii="Times New Roman" w:hAnsi="Times New Roman" w:cs="Times New Roman"/>
-          <w:sz w:val="24"/>
-          <w:szCs w:val="24"/>
-          <w:lang w:eastAsia="en-ID"/>
-        </w:rPr>
-        <w:t xml:space="preserve"> menunjukkan akurasi 95,35</w:t>
-      </w:r>
-      <w:r>
-        <w:rPr>
-          <w:rFonts w:ascii="Times New Roman" w:hAnsi="Times New Roman" w:cs="Times New Roman"/>
-          <w:sz w:val="24"/>
-          <w:szCs w:val="24"/>
-          <w:lang w:eastAsia="en-ID"/>
-        </w:rPr>
-        <w:t xml:space="preserve">% dan precision 88,68%, namun recall rendah (12,81%) pada dataset asli yang tidak seimbang. Penelitian ini menekankan pentingnya augmentasi data untuk meningkatkan kemampuan deteksi fraud, </w:t>
-      </w:r>
-      <w:r>
-        <w:rPr>
-          <w:rFonts w:ascii="Times New Roman" w:hAnsi="Times New Roman" w:cs="Times New Roman"/>
-          <w:sz w:val="24"/>
-          <w:szCs w:val="24"/>
-          <w:lang w:eastAsia="en-ID"/>
-        </w:rPr>
-        <w:t xml:space="preserve">meskipun Random Forest sudah efektif dalam menangani data kompleks </w:t>
+          <w:rFonts w:ascii="Times New Roman" w:eastAsia="Times New Roman" w:hAnsi="Times New Roman" w:cs="Times New Roman"/>
+          <w:color w:val="000000"/>
+          <w:sz w:val="24"/>
+          <w:szCs w:val="24"/>
+        </w:rPr>
+        <w:t xml:space="preserve"> dapat</w:t>
+      </w:r>
+      <w:r>
+        <w:rPr>
+          <w:rFonts w:ascii="Times New Roman" w:eastAsia="Times New Roman" w:hAnsi="Times New Roman" w:cs="Times New Roman"/>
+          <w:color w:val="000000"/>
+          <w:sz w:val="24"/>
+          <w:szCs w:val="24"/>
+        </w:rPr>
+        <w:t xml:space="preserve"> mengklasifikasikan perusahaan normal sebagai fraud, sehingga dapat menjaga reputa</w:t>
+      </w:r>
+      <w:r>
+        <w:rPr>
+          <w:rFonts w:ascii="Times New Roman" w:eastAsia="Times New Roman" w:hAnsi="Times New Roman" w:cs="Times New Roman"/>
+          <w:color w:val="000000"/>
+          <w:sz w:val="24"/>
+          <w:szCs w:val="24"/>
+        </w:rPr>
+        <w:t xml:space="preserve">si perusahaan. </w:t>
       </w:r>
       <w:sdt>
         <w:sdtPr>
@@ -6780,23 +8379,20 @@
             <w:color w:val="000000"/>
             <w:sz w:val="24"/>
             <w:szCs w:val="24"/>
-            <w:lang w:eastAsia="en-ID"/>
           </w:rPr>
-          <w:tag w:val="MENDELEY_CITATION_v3_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"/>
-          <w:id w:val="362717520"/>
+          <w:tag w:val="MENDELEY_CITATION_v3_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"/>
+          <w:id w:val="-706562927"/>
           <w:placeholder>
-            <w:docPart w:val="4722CCE16C9549DB95E51246106D7417"/>
+            <w:docPart w:val="5A5560231EF54300AFF492BC1CDD2DE7"/>
           </w:placeholder>
         </w:sdtPr>
-        <w:sdtEndPr/>
         <w:sdtContent>
           <w:r>
             <w:rPr>
-              <w:rFonts w:ascii="Times New Roman" w:hAnsi="Times New Roman" w:cs="Times New Roman"/>
+              <w:rFonts w:ascii="Times New Roman" w:eastAsia="Times New Roman" w:hAnsi="Times New Roman" w:cs="Times New Roman"/>
               <w:color w:val="000000"/>
               <w:sz w:val="24"/>
               <w:szCs w:val="24"/>
-              <w:lang w:eastAsia="en-ID"/>
             </w:rPr>
             <w:t>[3]</w:t>
           </w:r>
@@ -6805,11 +8401,10 @@
       <w:r>
         <w:rPr>
           <w:rFonts w:ascii="Times New Roman" w:hAnsi="Times New Roman" w:cs="Times New Roman"/>
-          <w:color w:val="000000"/>
-          <w:sz w:val="24"/>
-          <w:szCs w:val="24"/>
-        </w:rPr>
-        <w:t>. Pada penelitian Selanjutnya oleh Chengwei Liu pada tahun 2015,</w:t>
+          <w:sz w:val="24"/>
+          <w:szCs w:val="24"/>
+        </w:rPr>
+        <w:t xml:space="preserve"> . Penelitian Selanjutnya yang dilakukan oleh Fauziah pada tahun 2022, dimana </w:t>
       </w:r>
       <w:r>
         <w:rPr>
@@ -6818,7 +8413,25 @@
           <w:sz w:val="24"/>
           <w:szCs w:val="24"/>
         </w:rPr>
-        <w:t xml:space="preserve"> menunjukkan bahwa </w:t>
+        <w:t>p</w:t>
+      </w:r>
+      <w:r>
+        <w:rPr>
+          <w:rFonts w:ascii="Times New Roman" w:eastAsia="Times New Roman" w:hAnsi="Times New Roman" w:cs="Times New Roman"/>
+          <w:color w:val="000000"/>
+          <w:sz w:val="24"/>
+          <w:szCs w:val="24"/>
+        </w:rPr>
+        <w:t xml:space="preserve">enelitian ini membandingkan </w:t>
+      </w:r>
+      <w:r>
+        <w:rPr>
+          <w:rFonts w:ascii="Times New Roman" w:eastAsia="Times New Roman" w:hAnsi="Times New Roman" w:cs="Times New Roman"/>
+          <w:color w:val="000000"/>
+          <w:sz w:val="24"/>
+          <w:szCs w:val="24"/>
+        </w:rPr>
+        <w:t xml:space="preserve">kinerja </w:t>
       </w:r>
       <w:r>
         <w:rPr>
@@ -6837,22 +8450,7 @@
           <w:sz w:val="24"/>
           <w:szCs w:val="24"/>
         </w:rPr>
-        <w:t xml:space="preserve"> mampu memberikan akurasi tinggi dalam mendeteksi fraud, bahkan lebih baik dibandingkan</w:t>
-      </w:r>
-      <w:r>
-        <w:rPr>
-          <w:color w:val="000000"/>
-        </w:rPr>
-        <w:t xml:space="preserve"> </w:t>
-      </w:r>
-      <w:r>
-        <w:rPr>
-          <w:rFonts w:ascii="Times New Roman" w:eastAsia="Times New Roman" w:hAnsi="Times New Roman" w:cs="Times New Roman"/>
-          <w:color w:val="000000"/>
-          <w:sz w:val="24"/>
-          <w:szCs w:val="24"/>
-        </w:rPr>
-        <w:t xml:space="preserve">beberapa algoritma lain seperti </w:t>
+        <w:t xml:space="preserve">, </w:t>
       </w:r>
       <w:r>
         <w:rPr>
@@ -6862,25 +8460,7 @@
           <w:sz w:val="24"/>
           <w:szCs w:val="24"/>
         </w:rPr>
-        <w:t>Logistic Regression</w:t>
-      </w:r>
-      <w:r>
-        <w:rPr>
-          <w:rFonts w:ascii="Times New Roman" w:eastAsia="Times New Roman" w:hAnsi="Times New Roman" w:cs="Times New Roman"/>
-          <w:color w:val="000000"/>
-          <w:sz w:val="24"/>
-          <w:szCs w:val="24"/>
-        </w:rPr>
-        <w:t xml:space="preserve"> dan SVM. </w:t>
-      </w:r>
-      <w:r>
-        <w:rPr>
-          <w:rFonts w:ascii="Times New Roman" w:eastAsia="Times New Roman" w:hAnsi="Times New Roman" w:cs="Times New Roman"/>
-          <w:color w:val="000000"/>
-          <w:sz w:val="24"/>
-          <w:szCs w:val="24"/>
-        </w:rPr>
-        <w:t xml:space="preserve">Dimana </w:t>
+        <w:t xml:space="preserve">Logistic </w:t>
       </w:r>
       <w:r>
         <w:rPr>
@@ -6890,7 +8470,8 @@
           <w:sz w:val="24"/>
           <w:szCs w:val="24"/>
         </w:rPr>
-        <w:t>Random Forest</w:t>
+        <w:lastRenderedPageBreak/>
+        <w:t>Regression</w:t>
       </w:r>
       <w:r>
         <w:rPr>
@@ -6899,7 +8480,17 @@
           <w:sz w:val="24"/>
           <w:szCs w:val="24"/>
         </w:rPr>
-        <w:t xml:space="preserve"> dapat</w:t>
+        <w:t xml:space="preserve">, dan </w:t>
+      </w:r>
+      <w:r>
+        <w:rPr>
+          <w:rFonts w:ascii="Times New Roman" w:eastAsia="Times New Roman" w:hAnsi="Times New Roman" w:cs="Times New Roman"/>
+          <w:i/>
+          <w:color w:val="000000"/>
+          <w:sz w:val="24"/>
+          <w:szCs w:val="24"/>
+        </w:rPr>
+        <w:t>Gradient Boosting</w:t>
       </w:r>
       <w:r>
         <w:rPr>
@@ -6908,7 +8499,17 @@
           <w:sz w:val="24"/>
           <w:szCs w:val="24"/>
         </w:rPr>
-        <w:t xml:space="preserve"> mengklasifikasikan perusahaan normal sebagai fraud, sehingga dapat menjaga reputa</w:t>
+        <w:t xml:space="preserve"> dalam mendeteksi fraud pada transaksi kartu kredit. </w:t>
+      </w:r>
+      <w:r>
+        <w:rPr>
+          <w:rFonts w:ascii="Times New Roman" w:eastAsia="Times New Roman" w:hAnsi="Times New Roman" w:cs="Times New Roman"/>
+          <w:i/>
+          <w:color w:val="000000"/>
+          <w:sz w:val="24"/>
+          <w:szCs w:val="24"/>
+        </w:rPr>
+        <w:t>Random Forest</w:t>
       </w:r>
       <w:r>
         <w:rPr>
@@ -6917,22 +8518,22 @@
           <w:sz w:val="24"/>
           <w:szCs w:val="24"/>
         </w:rPr>
-        <w:t xml:space="preserve">si perusahaan. </w:t>
+        <w:t xml:space="preserve"> dalam penelitian ini mampu mencapai akurasi hampir sempurna, baik pada data pelatihan maupun pengujian</w:t>
       </w:r>
       <w:sdt>
         <w:sdtPr>
           <w:rPr>
-            <w:rFonts w:ascii="Times New Roman" w:hAnsi="Times New Roman" w:cs="Times New Roman"/>
+            <w:rFonts w:ascii="Times New Roman" w:eastAsia="Times New Roman" w:hAnsi="Times New Roman" w:cs="Times New Roman"/>
+            <w:color w:val="000000"/>
             <w:sz w:val="24"/>
             <w:szCs w:val="24"/>
           </w:rPr>
-          <w:tag w:val="MENDELEY_CITATION_v3_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"/>
-          <w:id w:val="-706562927"/>
+          <w:tag w:val="MENDELEY_CITATION_v3_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"/>
+          <w:id w:val="726274631"/>
           <w:placeholder>
-            <w:docPart w:val="5A5560231EF54300AFF492BC1CDD2DE7"/>
+            <w:docPart w:val="4722CCE16C9549DB95E51246106D7417"/>
           </w:placeholder>
         </w:sdtPr>
-        <w:sdtEndPr/>
         <w:sdtContent>
           <w:r>
             <w:rPr>
@@ -6947,20 +8548,12 @@
       </w:sdt>
       <w:r>
         <w:rPr>
-          <w:rFonts w:ascii="Times New Roman" w:hAnsi="Times New Roman" w:cs="Times New Roman"/>
-          <w:sz w:val="24"/>
-          <w:szCs w:val="24"/>
-        </w:rPr>
-        <w:t xml:space="preserve"> . Penelitian Selanjutnya yang dilakukan oleh Fauziah pada tahun 2022, dimana </w:t>
-      </w:r>
-      <w:r>
-        <w:rPr>
           <w:rFonts w:ascii="Times New Roman" w:eastAsia="Times New Roman" w:hAnsi="Times New Roman" w:cs="Times New Roman"/>
           <w:color w:val="000000"/>
           <w:sz w:val="24"/>
           <w:szCs w:val="24"/>
         </w:rPr>
-        <w:t xml:space="preserve">Penelitian ini membandingkan </w:t>
+        <w:t xml:space="preserve">. Berdasarkan penelitian lainnya yang dibuat oleh </w:t>
       </w:r>
       <w:r>
         <w:rPr>
@@ -6969,7 +8562,7 @@
           <w:sz w:val="24"/>
           <w:szCs w:val="24"/>
         </w:rPr>
-        <w:t xml:space="preserve">kinerja Random Forest, Logistic </w:t>
+        <w:t>Gerry William Mathew Kurniawan</w:t>
       </w:r>
       <w:r>
         <w:rPr>
@@ -6978,61 +8571,6 @@
           <w:sz w:val="24"/>
           <w:szCs w:val="24"/>
         </w:rPr>
-        <w:lastRenderedPageBreak/>
-        <w:t>Regression, dan Gradient Boosting dalam mendeteksi fraud pada transaksi kartu kredit. Random Forest dalam penelitian ini mampu mencapai akurasi hampir sempurna, baik pada data pelatihan maupun pengujian</w:t>
-      </w:r>
-      <w:sdt>
-        <w:sdtPr>
-          <w:rPr>
-            <w:rFonts w:ascii="Times New Roman" w:eastAsia="Times New Roman" w:hAnsi="Times New Roman" w:cs="Times New Roman"/>
-            <w:color w:val="000000"/>
-            <w:sz w:val="24"/>
-            <w:szCs w:val="24"/>
-          </w:rPr>
-          <w:tag w:val="MENDELEY_CITATION_v3_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"/>
-          <w:id w:val="726274631"/>
-          <w:placeholder>
-            <w:docPart w:val="4722CCE16C9549DB95E51246106D7417"/>
-          </w:placeholder>
-        </w:sdtPr>
-        <w:sdtEndPr/>
-        <w:sdtContent>
-          <w:r>
-            <w:rPr>
-              <w:rFonts w:ascii="Times New Roman" w:eastAsia="Times New Roman" w:hAnsi="Times New Roman" w:cs="Times New Roman"/>
-              <w:color w:val="000000"/>
-              <w:sz w:val="24"/>
-              <w:szCs w:val="24"/>
-            </w:rPr>
-            <w:t>[1]</w:t>
-          </w:r>
-        </w:sdtContent>
-      </w:sdt>
-      <w:r>
-        <w:rPr>
-          <w:rFonts w:ascii="Times New Roman" w:eastAsia="Times New Roman" w:hAnsi="Times New Roman" w:cs="Times New Roman"/>
-          <w:color w:val="000000"/>
-          <w:sz w:val="24"/>
-          <w:szCs w:val="24"/>
-        </w:rPr>
-        <w:t xml:space="preserve">. Berdasarkan penelitian lainnya yang dibuat oleh </w:t>
-      </w:r>
-      <w:r>
-        <w:rPr>
-          <w:rFonts w:ascii="Times New Roman" w:eastAsia="Times New Roman" w:hAnsi="Times New Roman" w:cs="Times New Roman"/>
-          <w:color w:val="000000"/>
-          <w:sz w:val="24"/>
-          <w:szCs w:val="24"/>
-        </w:rPr>
-        <w:t>Gerry William Mathew Kurniawan</w:t>
-      </w:r>
-      <w:r>
-        <w:rPr>
-          <w:rFonts w:ascii="Times New Roman" w:eastAsia="Times New Roman" w:hAnsi="Times New Roman" w:cs="Times New Roman"/>
-          <w:color w:val="000000"/>
-          <w:sz w:val="24"/>
-          <w:szCs w:val="24"/>
-        </w:rPr>
         <w:t xml:space="preserve"> pada tahun 2025, </w:t>
       </w:r>
       <w:r>
@@ -7051,7 +8589,45 @@
           <w:szCs w:val="24"/>
           <w:lang w:eastAsia="en-ID"/>
         </w:rPr>
-        <w:t xml:space="preserve"> mengkaji penggunaan algoritma Random Forest untuk mendeteksi penipuan dalam transaksi online yang semakin kompleks dan besar volumenya. Penelitian ini menegaskan bahwa Random Forest, dengan penerapan teknik sampling yang tepat, efektif dalam meningkatkan kemampuan sistem mendeteksi dan mencegah penipuan dalam transaksi daring</w:t>
+        <w:t xml:space="preserve"> mengkaji penggunaan algoritma </w:t>
+      </w:r>
+      <w:r>
+        <w:rPr>
+          <w:rFonts w:ascii="Times New Roman" w:hAnsi="Times New Roman" w:cs="Times New Roman"/>
+          <w:i/>
+          <w:sz w:val="24"/>
+          <w:szCs w:val="24"/>
+          <w:lang w:eastAsia="en-ID"/>
+        </w:rPr>
+        <w:t>Random Forest</w:t>
+      </w:r>
+      <w:r>
+        <w:rPr>
+          <w:rFonts w:ascii="Times New Roman" w:hAnsi="Times New Roman" w:cs="Times New Roman"/>
+          <w:sz w:val="24"/>
+          <w:szCs w:val="24"/>
+          <w:lang w:eastAsia="en-ID"/>
+        </w:rPr>
+        <w:t xml:space="preserve"> untuk mendeteksi penipuan dalam transaksi online yang semakin kompleks dan besar volumenya. Penelitian ini menegaskan bahwa </w:t>
+      </w:r>
+      <w:r>
+        <w:rPr>
+          <w:rFonts w:ascii="Times New Roman" w:hAnsi="Times New Roman" w:cs="Times New Roman"/>
+          <w:i/>
+          <w:sz w:val="24"/>
+          <w:szCs w:val="24"/>
+          <w:lang w:eastAsia="en-ID"/>
+        </w:rPr>
+        <w:t>Random Forest</w:t>
+      </w:r>
+      <w:r>
+        <w:rPr>
+          <w:rFonts w:ascii="Times New Roman" w:hAnsi="Times New Roman" w:cs="Times New Roman"/>
+          <w:sz w:val="24"/>
+          <w:szCs w:val="24"/>
+          <w:lang w:eastAsia="en-ID"/>
+        </w:rPr>
+        <w:t>, dengan penerapan teknik sampling yang tepat, efektif dalam meningkatkan kemampuan sistem mendeteksi dan mencegah penipuan dalam transaksi daring</w:t>
       </w:r>
       <w:sdt>
         <w:sdtPr>
@@ -7062,13 +8638,12 @@
             <w:szCs w:val="24"/>
             <w:lang w:eastAsia="en-ID"/>
           </w:rPr>
-          <w:tag w:val="MENDELEY_CITATION_v3_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"/>
+          <w:tag w:val="MENDELEY_CITATION_v3_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"/>
           <w:id w:val="1385454174"/>
           <w:placeholder>
             <w:docPart w:val="4722CCE16C9549DB95E51246106D7417"/>
           </w:placeholder>
         </w:sdtPr>
-        <w:sdtEndPr/>
         <w:sdtContent>
           <w:r>
             <w:rPr>
@@ -7100,7 +8675,72 @@
           <w:szCs w:val="24"/>
         </w:rPr>
         <w:tab/>
-        <w:t xml:space="preserve">Berdasarkan permasalahan yang terjadi terhadap perusahaan dan pendekatan pengindikasian kecurangan menggunakan fraud diamond dimana akan menerapkan </w:t>
+        <w:t xml:space="preserve">Berdasarkan </w:t>
+      </w:r>
+      <w:r>
+        <w:rPr>
+          <w:rFonts w:ascii="Times New Roman" w:eastAsia="Times New Roman" w:hAnsi="Times New Roman" w:cs="Times New Roman"/>
+          <w:sz w:val="24"/>
+          <w:szCs w:val="24"/>
+        </w:rPr>
+        <w:t>uraian</w:t>
+      </w:r>
+      <w:r>
+        <w:rPr>
+          <w:rFonts w:ascii="Times New Roman" w:eastAsia="Times New Roman" w:hAnsi="Times New Roman" w:cs="Times New Roman"/>
+          <w:sz w:val="24"/>
+          <w:szCs w:val="24"/>
+        </w:rPr>
+        <w:t xml:space="preserve"> yang telah dijabarkan </w:t>
+      </w:r>
+      <w:r>
+        <w:rPr>
+          <w:rFonts w:ascii="Times New Roman" w:eastAsia="Times New Roman" w:hAnsi="Times New Roman" w:cs="Times New Roman"/>
+          <w:sz w:val="24"/>
+          <w:szCs w:val="24"/>
+        </w:rPr>
+        <w:t>diatas</w:t>
+      </w:r>
+      <w:r>
+        <w:rPr>
+          <w:rFonts w:ascii="Times New Roman" w:eastAsia="Times New Roman" w:hAnsi="Times New Roman" w:cs="Times New Roman"/>
+          <w:sz w:val="24"/>
+          <w:szCs w:val="24"/>
+        </w:rPr>
+        <w:t xml:space="preserve"> dan referensi penelitian terdahulu</w:t>
+      </w:r>
+      <w:r>
+        <w:rPr>
+          <w:rFonts w:ascii="Times New Roman" w:eastAsia="Times New Roman" w:hAnsi="Times New Roman" w:cs="Times New Roman"/>
+          <w:sz w:val="24"/>
+          <w:szCs w:val="24"/>
+        </w:rPr>
+        <w:t xml:space="preserve">, maka penulis akan membuat sebuah judul baru yaitu </w:t>
+      </w:r>
+      <w:r>
+        <w:rPr>
+          <w:rFonts w:ascii="Times New Roman" w:eastAsia="Times New Roman" w:hAnsi="Times New Roman" w:cs="Times New Roman"/>
+          <w:b/>
+          <w:sz w:val="24"/>
+          <w:szCs w:val="24"/>
+        </w:rPr>
+        <w:t>“Deteksi dan Pencegahan Fraud Internal di Perusahaan Menggunakan Algoritma Random Forest di CV. Smartindo Telekom”</w:t>
+      </w:r>
+      <w:r>
+        <w:rPr>
+          <w:rFonts w:ascii="Times New Roman" w:eastAsia="Times New Roman" w:hAnsi="Times New Roman" w:cs="Times New Roman"/>
+          <w:sz w:val="24"/>
+          <w:szCs w:val="24"/>
+        </w:rPr>
+        <w:t>.</w:t>
+      </w:r>
+      <w:r>
+        <w:rPr>
+          <w:rFonts w:ascii="Times New Roman" w:eastAsia="Times New Roman" w:hAnsi="Times New Roman" w:cs="Times New Roman"/>
+          <w:sz w:val="24"/>
+          <w:szCs w:val="24"/>
+        </w:rPr>
+        <w:t xml:space="preserve"> Dimana peneliti menggunakan teori </w:t>
       </w:r>
       <w:r>
         <w:rPr>
@@ -7109,7 +8749,7 @@
           <w:sz w:val="24"/>
           <w:szCs w:val="24"/>
         </w:rPr>
-        <w:t>random forest</w:t>
+        <w:t>Fraund Diamond</w:t>
       </w:r>
       <w:r>
         <w:rPr>
@@ -7117,16 +8757,16 @@
           <w:sz w:val="24"/>
           <w:szCs w:val="24"/>
         </w:rPr>
-        <w:t xml:space="preserve">, dan berdasarkan penelitian terkait, maka penulis akan membuat sebuah judul baru yaitu </w:t>
+        <w:t xml:space="preserve"> sebagai kerangka kerja konseptual, dan menerapkan algoritma </w:t>
       </w:r>
       <w:r>
         <w:rPr>
           <w:rFonts w:ascii="Times New Roman" w:eastAsia="Times New Roman" w:hAnsi="Times New Roman" w:cs="Times New Roman"/>
-          <w:b/>
-          <w:sz w:val="24"/>
-          <w:szCs w:val="24"/>
-        </w:rPr>
-        <w:t>“Deteksi dan Pencegahan Fraud Internal di Perusahaan Menggunakan Algoritma Random Forest di CV. Smartindo Telekom”</w:t>
+          <w:i/>
+          <w:sz w:val="24"/>
+          <w:szCs w:val="24"/>
+        </w:rPr>
+        <w:t>Random Forest</w:t>
       </w:r>
       <w:r>
         <w:rPr>
@@ -7134,7 +8774,31 @@
           <w:sz w:val="24"/>
           <w:szCs w:val="24"/>
         </w:rPr>
-        <w:t>.</w:t>
+        <w:t xml:space="preserve"> untuk memprediksi</w:t>
+      </w:r>
+      <w:r>
+        <w:rPr>
+          <w:rFonts w:ascii="Times New Roman" w:eastAsia="Times New Roman" w:hAnsi="Times New Roman" w:cs="Times New Roman"/>
+          <w:sz w:val="24"/>
+          <w:szCs w:val="24"/>
+        </w:rPr>
+        <w:t xml:space="preserve"> potensi fraud</w:t>
+      </w:r>
+      <w:r>
+        <w:rPr>
+          <w:rFonts w:ascii="Times New Roman" w:eastAsia="Times New Roman" w:hAnsi="Times New Roman" w:cs="Times New Roman"/>
+          <w:sz w:val="24"/>
+          <w:szCs w:val="24"/>
+        </w:rPr>
+        <w:t xml:space="preserve"> berdasarkan data kuisioner</w:t>
+      </w:r>
+      <w:r>
+        <w:rPr>
+          <w:rFonts w:ascii="Times New Roman" w:eastAsia="Times New Roman" w:hAnsi="Times New Roman" w:cs="Times New Roman"/>
+          <w:sz w:val="24"/>
+          <w:szCs w:val="24"/>
+        </w:rPr>
+        <w:t xml:space="preserve">, skor audit sebelumnya dan lamanya bekerja </w:t>
       </w:r>
     </w:p>
     <w:p>
@@ -7155,7 +8819,7 @@
           <w:lang w:eastAsia="en-ID"/>
         </w:rPr>
       </w:pPr>
-      <w:bookmarkStart w:id="8" w:name="_Toc192843201"/>
+      <w:bookmarkStart w:id="8" w:name="_Toc201860545"/>
       <w:r>
         <w:rPr>
           <w:rFonts w:ascii="Times New Roman" w:hAnsi="Times New Roman" w:cs="Times New Roman"/>
@@ -7410,7 +9074,7 @@
           <w:lang w:eastAsia="en-ID"/>
         </w:rPr>
       </w:pPr>
-      <w:bookmarkStart w:id="9" w:name="_Toc192843202"/>
+      <w:bookmarkStart w:id="9" w:name="_Toc201860546"/>
       <w:r>
         <w:rPr>
           <w:rFonts w:ascii="Times New Roman" w:hAnsi="Times New Roman" w:cs="Times New Roman"/>
@@ -7459,13 +9123,13 @@
       <w:pPr>
         <w:numPr>
           <w:ilvl w:val="0"/>
-          <w:numId w:val="8"/>
+          <w:numId w:val="55"/>
         </w:numPr>
         <w:tabs>
           <w:tab w:val="clear" w:pos="720"/>
         </w:tabs>
         <w:spacing w:after="0" w:line="360" w:lineRule="auto"/>
-        <w:ind w:left="284" w:hanging="284"/>
+        <w:ind w:left="426"/>
         <w:jc w:val="both"/>
         <w:rPr>
           <w:rFonts w:ascii="Times New Roman" w:eastAsia="Times New Roman" w:hAnsi="Times New Roman" w:cs="Times New Roman"/>
@@ -7499,7 +9163,7 @@
           <w:szCs w:val="24"/>
           <w:lang w:eastAsia="en-ID"/>
         </w:rPr>
-        <w:t xml:space="preserve"> kepada karyawan, pengalaman kerja, dan skor audit sebelumnya</w:t>
+        <w:t xml:space="preserve"> kepada karyawan</w:t>
       </w:r>
       <w:r>
         <w:rPr>
@@ -7508,7 +9172,52 @@
           <w:szCs w:val="24"/>
           <w:lang w:eastAsia="en-ID"/>
         </w:rPr>
-        <w:t xml:space="preserve">, jumlah data yang diterima yaitu sebanyak </w:t>
+        <w:t xml:space="preserve"> yang bekerja di CV.</w:t>
+      </w:r>
+      <w:r>
+        <w:rPr>
+          <w:rFonts w:ascii="Times New Roman" w:eastAsia="Times New Roman" w:hAnsi="Times New Roman" w:cs="Times New Roman"/>
+          <w:sz w:val="24"/>
+          <w:szCs w:val="24"/>
+          <w:lang w:eastAsia="en-ID"/>
+        </w:rPr>
+        <w:t xml:space="preserve"> </w:t>
+      </w:r>
+      <w:r>
+        <w:rPr>
+          <w:rFonts w:ascii="Times New Roman" w:eastAsia="Times New Roman" w:hAnsi="Times New Roman" w:cs="Times New Roman"/>
+          <w:sz w:val="24"/>
+          <w:szCs w:val="24"/>
+          <w:lang w:eastAsia="en-ID"/>
+        </w:rPr>
+        <w:t xml:space="preserve">Smartindo </w:t>
+      </w:r>
+      <w:r>
+        <w:rPr>
+          <w:rFonts w:ascii="Times New Roman" w:eastAsia="Times New Roman" w:hAnsi="Times New Roman" w:cs="Times New Roman"/>
+          <w:sz w:val="24"/>
+          <w:szCs w:val="24"/>
+          <w:lang w:eastAsia="en-ID"/>
+        </w:rPr>
+        <w:t>T</w:t>
+      </w:r>
+      <w:r>
+        <w:rPr>
+          <w:rFonts w:ascii="Times New Roman" w:eastAsia="Times New Roman" w:hAnsi="Times New Roman" w:cs="Times New Roman"/>
+          <w:sz w:val="24"/>
+          <w:szCs w:val="24"/>
+          <w:lang w:eastAsia="en-ID"/>
+        </w:rPr>
+        <w:t>elekom</w:t>
+      </w:r>
+      <w:r>
+        <w:rPr>
+          <w:rFonts w:ascii="Times New Roman" w:eastAsia="Times New Roman" w:hAnsi="Times New Roman" w:cs="Times New Roman"/>
+          <w:sz w:val="24"/>
+          <w:szCs w:val="24"/>
+          <w:lang w:eastAsia="en-ID"/>
+        </w:rPr>
+        <w:t xml:space="preserve"> sebanyak </w:t>
       </w:r>
       <w:r>
         <w:rPr>
@@ -7542,13 +9251,13 @@
       <w:pPr>
         <w:numPr>
           <w:ilvl w:val="0"/>
-          <w:numId w:val="8"/>
+          <w:numId w:val="55"/>
         </w:numPr>
         <w:tabs>
           <w:tab w:val="clear" w:pos="720"/>
         </w:tabs>
         <w:spacing w:after="0" w:line="360" w:lineRule="auto"/>
-        <w:ind w:left="284" w:hanging="284"/>
+        <w:ind w:left="426"/>
         <w:jc w:val="both"/>
         <w:rPr>
           <w:rFonts w:ascii="Times New Roman" w:eastAsia="Times New Roman" w:hAnsi="Times New Roman" w:cs="Times New Roman"/>
@@ -7564,20 +9273,29 @@
           <w:szCs w:val="24"/>
           <w:lang w:eastAsia="en-ID"/>
         </w:rPr>
-        <w:t>Fokus penelitian terbatas pada fraud internal non-finansial, khususnya yang berkaitan dengan manipulasi laporan, penyalahgunaan wewenang, dan pelanggaran prosedur operasional. Fraud eksternal seperti pencurian oleh pihak ketiga atau fraud finansial skala besar tidak menjadi fokus dalam penelitian ini.</w:t>
+        <w:t xml:space="preserve">Fokus penelitian terbatas pada fraud internal non-finansial, khususnya yang berkaitan dengan </w:t>
+      </w:r>
+      <w:r>
+        <w:rPr>
+          <w:rFonts w:ascii="Times New Roman" w:eastAsia="Times New Roman" w:hAnsi="Times New Roman" w:cs="Times New Roman"/>
+          <w:sz w:val="24"/>
+          <w:szCs w:val="24"/>
+          <w:lang w:eastAsia="en-ID"/>
+        </w:rPr>
+        <w:t>potensi fraud berdasarkan data yang diolah dari kuisioner yang ada.</w:t>
       </w:r>
     </w:p>
     <w:p>
       <w:pPr>
         <w:numPr>
           <w:ilvl w:val="0"/>
-          <w:numId w:val="8"/>
+          <w:numId w:val="55"/>
         </w:numPr>
         <w:tabs>
           <w:tab w:val="clear" w:pos="720"/>
         </w:tabs>
         <w:spacing w:after="0" w:line="360" w:lineRule="auto"/>
-        <w:ind w:left="284" w:hanging="284"/>
+        <w:ind w:left="426"/>
         <w:jc w:val="both"/>
         <w:rPr>
           <w:rFonts w:ascii="Times New Roman" w:eastAsia="Times New Roman" w:hAnsi="Times New Roman" w:cs="Times New Roman"/>
@@ -7593,20 +9311,29 @@
           <w:szCs w:val="24"/>
           <w:lang w:eastAsia="en-ID"/>
         </w:rPr>
-        <w:t>Penelitian ini membatasi penggunaan algoritma Random Forest sebagai metode klasifikasi untuk mendeteksi indikasi fraud. Proses yang dilakukan meliputi preprocessing data, training dan testing model, evaluasi performa (akurasi, precision, recall, dan F1-score), serta analisis variabel paling berpengaruh terhadap prediksi fraud.</w:t>
+        <w:t>Penelitian ini membatasi penggunaan algoritma Random Forest sebagai metode klasifikasi untuk mendeteksi indikasi fraud. Proses yang dilakukan meliputi preprocessing data, training dan testing model, evaluasi performa (akurasi, precision, recall, dan F1-score)</w:t>
+      </w:r>
+      <w:r>
+        <w:rPr>
+          <w:rFonts w:ascii="Times New Roman" w:eastAsia="Times New Roman" w:hAnsi="Times New Roman" w:cs="Times New Roman"/>
+          <w:sz w:val="24"/>
+          <w:szCs w:val="24"/>
+          <w:lang w:eastAsia="en-ID"/>
+        </w:rPr>
+        <w:t>.</w:t>
       </w:r>
     </w:p>
     <w:p>
       <w:pPr>
         <w:numPr>
           <w:ilvl w:val="0"/>
-          <w:numId w:val="8"/>
+          <w:numId w:val="55"/>
         </w:numPr>
         <w:tabs>
           <w:tab w:val="clear" w:pos="720"/>
         </w:tabs>
         <w:spacing w:after="0" w:line="360" w:lineRule="auto"/>
-        <w:ind w:left="284" w:hanging="284"/>
+        <w:ind w:left="426"/>
         <w:jc w:val="both"/>
         <w:rPr>
           <w:rFonts w:ascii="Times New Roman" w:eastAsia="Times New Roman" w:hAnsi="Times New Roman" w:cs="Times New Roman"/>
@@ -7665,7 +9392,7 @@
           <w:lang w:eastAsia="en-ID"/>
         </w:rPr>
       </w:pPr>
-      <w:bookmarkStart w:id="10" w:name="_Toc192843203"/>
+      <w:bookmarkStart w:id="10" w:name="_Toc201860547"/>
       <w:r>
         <w:rPr>
           <w:rFonts w:ascii="Times New Roman" w:hAnsi="Times New Roman" w:cs="Times New Roman"/>
@@ -7699,15 +9426,6 @@
           <w:szCs w:val="24"/>
           <w:lang w:eastAsia="en-ID"/>
         </w:rPr>
-        <w:t xml:space="preserve">Penelitian ini bertujuan untuk menghasilkan solusi yang efektif dalam mendeteksi dan mencegah fraud internal di CV. Smartindo Telekom. </w:t>
-      </w:r>
-      <w:r>
-        <w:rPr>
-          <w:rFonts w:ascii="Times New Roman" w:eastAsia="Times New Roman" w:hAnsi="Times New Roman" w:cs="Times New Roman"/>
-          <w:sz w:val="24"/>
-          <w:szCs w:val="24"/>
-          <w:lang w:eastAsia="en-ID"/>
-        </w:rPr>
         <w:t>Fokus utama yang ingin diwujudkan melalui penelitian ini dapat dirinci dalam poin-poin berikut:</w:t>
       </w:r>
     </w:p>
@@ -7715,13 +9433,13 @@
       <w:pPr>
         <w:numPr>
           <w:ilvl w:val="0"/>
-          <w:numId w:val="9"/>
+          <w:numId w:val="56"/>
         </w:numPr>
         <w:tabs>
           <w:tab w:val="clear" w:pos="720"/>
         </w:tabs>
         <w:spacing w:after="0" w:line="360" w:lineRule="auto"/>
-        <w:ind w:left="426" w:hanging="426"/>
+        <w:ind w:left="426"/>
         <w:jc w:val="both"/>
         <w:rPr>
           <w:rFonts w:ascii="Times New Roman" w:eastAsia="Times New Roman" w:hAnsi="Times New Roman" w:cs="Times New Roman"/>
@@ -7745,13 +9463,13 @@
       <w:pPr>
         <w:numPr>
           <w:ilvl w:val="0"/>
-          <w:numId w:val="9"/>
+          <w:numId w:val="56"/>
         </w:numPr>
         <w:tabs>
           <w:tab w:val="clear" w:pos="720"/>
         </w:tabs>
         <w:spacing w:before="100" w:beforeAutospacing="1" w:after="0" w:line="360" w:lineRule="auto"/>
-        <w:ind w:left="426" w:hanging="426"/>
+        <w:ind w:left="426"/>
         <w:jc w:val="both"/>
         <w:rPr>
           <w:rFonts w:ascii="Times New Roman" w:eastAsia="Times New Roman" w:hAnsi="Times New Roman" w:cs="Times New Roman"/>
@@ -7768,20 +9486,41 @@
           <w:szCs w:val="24"/>
           <w:lang w:eastAsia="en-ID"/>
         </w:rPr>
-        <w:t>Menerapkan teori Fraud Diamond sebagai dasar konseptual dalam mengklasifikasikan indikator-indikator penyebab terjadinya fraud.</w:t>
+        <w:t xml:space="preserve">Menerapkan teori </w:t>
+      </w:r>
+      <w:r>
+        <w:rPr>
+          <w:rFonts w:ascii="Times New Roman" w:eastAsia="Times New Roman" w:hAnsi="Times New Roman" w:cs="Times New Roman"/>
+          <w:bCs/>
+          <w:i/>
+          <w:sz w:val="24"/>
+          <w:szCs w:val="24"/>
+          <w:lang w:eastAsia="en-ID"/>
+        </w:rPr>
+        <w:t>Fraud Diamond</w:t>
+      </w:r>
+      <w:r>
+        <w:rPr>
+          <w:rFonts w:ascii="Times New Roman" w:eastAsia="Times New Roman" w:hAnsi="Times New Roman" w:cs="Times New Roman"/>
+          <w:bCs/>
+          <w:sz w:val="24"/>
+          <w:szCs w:val="24"/>
+          <w:lang w:eastAsia="en-ID"/>
+        </w:rPr>
+        <w:t xml:space="preserve"> sebagai dasar konseptual dalam mengklasifikasikan indikator-indikator penyebab terjadinya fraud.</w:t>
       </w:r>
     </w:p>
     <w:p>
       <w:pPr>
         <w:numPr>
           <w:ilvl w:val="0"/>
-          <w:numId w:val="9"/>
+          <w:numId w:val="56"/>
         </w:numPr>
         <w:tabs>
           <w:tab w:val="clear" w:pos="720"/>
         </w:tabs>
         <w:spacing w:before="100" w:beforeAutospacing="1" w:after="0" w:line="360" w:lineRule="auto"/>
-        <w:ind w:left="426" w:hanging="426"/>
+        <w:ind w:left="426"/>
         <w:jc w:val="both"/>
         <w:rPr>
           <w:rFonts w:ascii="Times New Roman" w:eastAsia="Times New Roman" w:hAnsi="Times New Roman" w:cs="Times New Roman"/>
@@ -7805,13 +9544,13 @@
       <w:pPr>
         <w:numPr>
           <w:ilvl w:val="0"/>
-          <w:numId w:val="9"/>
+          <w:numId w:val="56"/>
         </w:numPr>
         <w:tabs>
           <w:tab w:val="clear" w:pos="720"/>
         </w:tabs>
-        <w:spacing w:before="100" w:beforeAutospacing="1" w:after="360" w:line="360" w:lineRule="auto"/>
-        <w:ind w:left="426" w:hanging="426"/>
+        <w:spacing w:before="100" w:beforeAutospacing="1" w:after="720" w:line="360" w:lineRule="auto"/>
+        <w:ind w:left="426"/>
         <w:jc w:val="both"/>
         <w:rPr>
           <w:rFonts w:ascii="Times New Roman" w:eastAsia="Times New Roman" w:hAnsi="Times New Roman" w:cs="Times New Roman"/>
@@ -7829,28 +9568,6 @@
           <w:lang w:eastAsia="en-ID"/>
         </w:rPr>
         <w:t>Membangun sistem berbasis website yang dapat menampilkan hasil deteksi fraud secara visual dan interaktif untuk mendukung pengambilan keputusan manajerial.</w:t>
-      </w:r>
-    </w:p>
-    <w:p>
-      <w:pPr>
-        <w:spacing w:after="720" w:line="360" w:lineRule="auto"/>
-        <w:ind w:firstLine="851"/>
-        <w:jc w:val="both"/>
-        <w:rPr>
-          <w:rFonts w:ascii="Times New Roman" w:eastAsia="Times New Roman" w:hAnsi="Times New Roman" w:cs="Times New Roman"/>
-          <w:sz w:val="24"/>
-          <w:szCs w:val="24"/>
-          <w:lang w:eastAsia="en-ID"/>
-        </w:rPr>
-      </w:pPr>
-      <w:r>
-        <w:rPr>
-          <w:rFonts w:ascii="Times New Roman" w:eastAsia="Times New Roman" w:hAnsi="Times New Roman" w:cs="Times New Roman"/>
-          <w:sz w:val="24"/>
-          <w:szCs w:val="24"/>
-          <w:lang w:eastAsia="en-ID"/>
-        </w:rPr>
-        <w:t>Dengan tercapainya tujuan-tujuan ini, diharapkan penelitian ini dapat memberikan kontribusi nyata dalam membantu perusahaan menjaga integritas operasional serta memperkuat sistem pengamanan data dan transaksi.</w:t>
       </w:r>
     </w:p>
     <w:p>
@@ -7871,7 +9588,7 @@
           <w:lang w:eastAsia="en-ID"/>
         </w:rPr>
       </w:pPr>
-      <w:bookmarkStart w:id="11" w:name="_Toc192843204"/>
+      <w:bookmarkStart w:id="11" w:name="_Toc201860548"/>
       <w:r>
         <w:rPr>
           <w:rFonts w:ascii="Times New Roman" w:hAnsi="Times New Roman" w:cs="Times New Roman"/>
@@ -8006,36 +9723,6 @@
     <w:p>
       <w:pPr>
         <w:numPr>
-          <w:ilvl w:val="1"/>
-          <w:numId w:val="11"/>
-        </w:numPr>
-        <w:tabs>
-          <w:tab w:val="clear" w:pos="1440"/>
-        </w:tabs>
-        <w:spacing w:after="0" w:line="360" w:lineRule="auto"/>
-        <w:ind w:left="567" w:hanging="283"/>
-        <w:jc w:val="both"/>
-        <w:rPr>
-          <w:rFonts w:ascii="Times New Roman" w:eastAsia="Times New Roman" w:hAnsi="Times New Roman" w:cs="Times New Roman"/>
-          <w:sz w:val="24"/>
-          <w:szCs w:val="24"/>
-          <w:lang w:eastAsia="en-ID"/>
-        </w:rPr>
-      </w:pPr>
-      <w:r>
-        <w:rPr>
-          <w:rFonts w:ascii="Times New Roman" w:eastAsia="Times New Roman" w:hAnsi="Times New Roman" w:cs="Times New Roman"/>
-          <w:sz w:val="24"/>
-          <w:szCs w:val="24"/>
-          <w:lang w:eastAsia="en-ID"/>
-        </w:rPr>
-        <w:lastRenderedPageBreak/>
-        <w:t>Membantu pengambilan keputusan manajerial dengan menyediakan data hasil prediksi fraud yang akurat dan real-time.</w:t>
-      </w:r>
-    </w:p>
-    <w:p>
-      <w:pPr>
-        <w:numPr>
           <w:ilvl w:val="0"/>
           <w:numId w:val="10"/>
         </w:numPr>
@@ -8150,7 +9837,6 @@
           <w:docGrid w:linePitch="360"/>
         </w:sectPr>
       </w:pPr>
-      <w:bookmarkStart w:id="12" w:name="_Toc192843205"/>
     </w:p>
     <w:p>
       <w:pPr>
@@ -8166,6 +9852,7 @@
           <w:lang w:eastAsia="en-ID"/>
         </w:rPr>
       </w:pPr>
+      <w:bookmarkStart w:id="12" w:name="_Toc201860549"/>
       <w:r>
         <w:rPr>
           <w:rFonts w:ascii="Times New Roman" w:hAnsi="Times New Roman" w:cs="Times New Roman"/>
@@ -8218,6 +9905,7 @@
         </w:rPr>
         <w:t xml:space="preserve"> </w:t>
       </w:r>
+      <w:bookmarkStart w:id="13" w:name="_Toc201860550"/>
       <w:r>
         <w:rPr>
           <w:rFonts w:ascii="Times New Roman" w:hAnsi="Times New Roman" w:cs="Times New Roman"/>
@@ -8228,6 +9916,7 @@
         </w:rPr>
         <w:t>Perusahan CV. Smartindo Telekom</w:t>
       </w:r>
+      <w:bookmarkEnd w:id="13"/>
     </w:p>
     <w:p>
       <w:pPr>
@@ -8673,6 +10362,7 @@
           <w:lang w:eastAsia="en-ID"/>
         </w:rPr>
       </w:pPr>
+      <w:bookmarkStart w:id="14" w:name="_Toc201860551"/>
       <w:r>
         <w:rPr>
           <w:rFonts w:ascii="Times New Roman" w:hAnsi="Times New Roman" w:cs="Times New Roman"/>
@@ -8683,6 +10373,7 @@
         </w:rPr>
         <w:t>Fraud</w:t>
       </w:r>
+      <w:bookmarkEnd w:id="14"/>
     </w:p>
     <w:p>
       <w:pPr>
@@ -8876,6 +10567,7 @@
           <w:lang w:eastAsia="en-ID"/>
         </w:rPr>
       </w:pPr>
+      <w:bookmarkStart w:id="15" w:name="_Toc201860552"/>
       <w:r>
         <w:rPr>
           <w:rFonts w:ascii="Times New Roman" w:eastAsia="Times New Roman" w:hAnsi="Times New Roman" w:cs="Times New Roman"/>
@@ -8886,6 +10578,7 @@
         <w:lastRenderedPageBreak/>
         <w:t>Fraud Diamond</w:t>
       </w:r>
+      <w:bookmarkEnd w:id="15"/>
     </w:p>
     <w:p>
       <w:pPr>
@@ -8907,6 +10600,16 @@
           <w:szCs w:val="24"/>
         </w:rPr>
         <w:t>Fraud Diamond merupakan pengembangan lanjutan dari konsep Fraud Triangle yang awalnya diperkenalkan oleh Donald Cressey. Pada tahun 2004, David T. Wolfe dan Dana R. Hermanson memperluas model ini dengan menambahkan elemen keempat, yaitu Capability (Kemampuan). Model Fraud Diamond terdiri dari empat komponen utama yang saling berhubungan, yaitu: Pressure (Tekanan), Opportunity (Kesempatan), Rationalization (Rasionalisasi), dan Capability (Kemampuan). Tekanan mengacu pada dorongan internal yang membuat seseorang terdorong untuk melakukan kecurangan, yang biasanya berakar dari masalah finansial, beban pekerjaan yang terlalu tinggi, atau kebutuhan pribadi yang mendesak</w:t>
+      </w:r>
+      <w:r>
+        <w:rPr>
+          <w:rStyle w:val="Strong"/>
+          <w:rFonts w:ascii="Times New Roman" w:hAnsi="Times New Roman" w:cs="Times New Roman"/>
+          <w:b w:val="0"/>
+          <w:sz w:val="24"/>
+          <w:szCs w:val="24"/>
+        </w:rPr>
+        <w:t xml:space="preserve"> </w:t>
       </w:r>
       <w:sdt>
         <w:sdtPr>
@@ -8914,80 +10617,27 @@
             <w:rStyle w:val="Strong"/>
             <w:rFonts w:ascii="Times New Roman" w:hAnsi="Times New Roman" w:cs="Times New Roman"/>
             <w:b w:val="0"/>
+            <w:color w:val="000000"/>
             <w:sz w:val="24"/>
             <w:szCs w:val="24"/>
           </w:rPr>
-          <w:id w:val="127295305"/>
-          <w:citation/>
+          <w:tag w:val="MENDELEY_CITATION_v3_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"/>
+          <w:id w:val="1719464423"/>
+          <w:placeholder>
+            <w:docPart w:val="DefaultPlaceholder_-1854013440"/>
+          </w:placeholder>
         </w:sdtPr>
-        <w:sdtEndPr>
-          <w:rPr>
-            <w:rStyle w:val="Strong"/>
-          </w:rPr>
-        </w:sdtEndPr>
         <w:sdtContent>
           <w:r>
             <w:rPr>
               <w:rStyle w:val="Strong"/>
               <w:rFonts w:ascii="Times New Roman" w:hAnsi="Times New Roman" w:cs="Times New Roman"/>
               <w:b w:val="0"/>
+              <w:color w:val="000000"/>
               <w:sz w:val="24"/>
               <w:szCs w:val="24"/>
             </w:rPr>
-            <w:fldChar w:fldCharType="begin"/>
-          </w:r>
-          <w:r>
-            <w:rPr>
-              <w:rStyle w:val="Strong"/>
-              <w:rFonts w:ascii="Times New Roman" w:hAnsi="Times New Roman" w:cs="Times New Roman"/>
-              <w:b w:val="0"/>
-              <w:sz w:val="24"/>
-              <w:szCs w:val="24"/>
-              <w:lang w:val="en-US"/>
-            </w:rPr>
-            <w:instrText xml:space="preserve"> CITATION Wol04 \l 1033 </w:instrText>
-          </w:r>
-          <w:r>
-            <w:rPr>
-              <w:rStyle w:val="Strong"/>
-              <w:rFonts w:ascii="Times New Roman" w:hAnsi="Times New Roman" w:cs="Times New Roman"/>
-              <w:b w:val="0"/>
-              <w:sz w:val="24"/>
-              <w:szCs w:val="24"/>
-            </w:rPr>
-            <w:fldChar w:fldCharType="separate"/>
-          </w:r>
-          <w:r>
-            <w:rPr>
-              <w:rStyle w:val="Strong"/>
-              <w:rFonts w:ascii="Times New Roman" w:hAnsi="Times New Roman" w:cs="Times New Roman"/>
-              <w:b w:val="0"/>
-              <w:noProof/>
-              <w:sz w:val="24"/>
-              <w:szCs w:val="24"/>
-              <w:lang w:val="en-US"/>
-            </w:rPr>
-            <w:t xml:space="preserve"> </w:t>
-          </w:r>
-          <w:r>
-            <w:rPr>
-              <w:rFonts w:ascii="Times New Roman" w:hAnsi="Times New Roman" w:cs="Times New Roman"/>
-              <w:noProof/>
-              <w:sz w:val="24"/>
-              <w:szCs w:val="24"/>
-              <w:lang w:val="en-US"/>
-            </w:rPr>
-            <w:t>[5]</w:t>
-          </w:r>
-          <w:r>
-            <w:rPr>
-              <w:rStyle w:val="Strong"/>
-              <w:rFonts w:ascii="Times New Roman" w:hAnsi="Times New Roman" w:cs="Times New Roman"/>
-              <w:b w:val="0"/>
-              <w:sz w:val="24"/>
-              <w:szCs w:val="24"/>
-            </w:rPr>
-            <w:fldChar w:fldCharType="end"/>
+            <w:t>[6]</w:t>
           </w:r>
         </w:sdtContent>
       </w:sdt>
@@ -9022,86 +10672,29 @@
           <w:rPr>
             <w:rStyle w:val="Emphasis"/>
             <w:rFonts w:ascii="Times New Roman" w:hAnsi="Times New Roman" w:cs="Times New Roman"/>
+            <w:color w:val="000000"/>
             <w:sz w:val="24"/>
             <w:szCs w:val="24"/>
           </w:rPr>
-          <w:id w:val="-1216195856"/>
-          <w:citation/>
+          <w:tag w:val="MENDELEY_CITATION_v3_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"/>
+          <w:id w:val="-1142802235"/>
+          <w:placeholder>
+            <w:docPart w:val="DefaultPlaceholder_-1854013440"/>
+          </w:placeholder>
         </w:sdtPr>
-        <w:sdtEndPr>
-          <w:rPr>
-            <w:rStyle w:val="Emphasis"/>
-          </w:rPr>
-        </w:sdtEndPr>
         <w:sdtContent>
           <w:r>
             <w:rPr>
               <w:rStyle w:val="Emphasis"/>
               <w:rFonts w:ascii="Times New Roman" w:hAnsi="Times New Roman" w:cs="Times New Roman"/>
+              <w:color w:val="000000"/>
               <w:sz w:val="24"/>
               <w:szCs w:val="24"/>
             </w:rPr>
-            <w:fldChar w:fldCharType="begin"/>
-          </w:r>
-          <w:r>
-            <w:rPr>
-              <w:rStyle w:val="Emphasis"/>
-              <w:rFonts w:ascii="Times New Roman" w:hAnsi="Times New Roman" w:cs="Times New Roman"/>
-              <w:sz w:val="24"/>
-              <w:szCs w:val="24"/>
-              <w:lang w:val="en-US"/>
-            </w:rPr>
-            <w:instrText xml:space="preserve"> CITATION Wol04 \l 1033 </w:instrText>
-          </w:r>
-          <w:r>
-            <w:rPr>
-              <w:rStyle w:val="Emphasis"/>
-              <w:rFonts w:ascii="Times New Roman" w:hAnsi="Times New Roman" w:cs="Times New Roman"/>
-              <w:sz w:val="24"/>
-              <w:szCs w:val="24"/>
-            </w:rPr>
-            <w:fldChar w:fldCharType="separate"/>
-          </w:r>
-          <w:r>
-            <w:rPr>
-              <w:rStyle w:val="Emphasis"/>
-              <w:rFonts w:ascii="Times New Roman" w:hAnsi="Times New Roman" w:cs="Times New Roman"/>
-              <w:noProof/>
-              <w:sz w:val="24"/>
-              <w:szCs w:val="24"/>
-              <w:lang w:val="en-US"/>
-            </w:rPr>
-            <w:t xml:space="preserve"> </w:t>
-          </w:r>
-          <w:r>
-            <w:rPr>
-              <w:rFonts w:ascii="Times New Roman" w:hAnsi="Times New Roman" w:cs="Times New Roman"/>
-              <w:noProof/>
-              <w:sz w:val="24"/>
-              <w:szCs w:val="24"/>
-              <w:lang w:val="en-US"/>
-            </w:rPr>
-            <w:t>[5]</w:t>
-          </w:r>
-          <w:r>
-            <w:rPr>
-              <w:rStyle w:val="Emphasis"/>
-              <w:rFonts w:ascii="Times New Roman" w:hAnsi="Times New Roman" w:cs="Times New Roman"/>
-              <w:sz w:val="24"/>
-              <w:szCs w:val="24"/>
-            </w:rPr>
-            <w:fldChar w:fldCharType="end"/>
+            <w:t>[6]</w:t>
           </w:r>
         </w:sdtContent>
       </w:sdt>
-      <w:r>
-        <w:rPr>
-          <w:rFonts w:ascii="Times New Roman" w:hAnsi="Times New Roman" w:cs="Times New Roman"/>
-          <w:sz w:val="24"/>
-          <w:szCs w:val="24"/>
-        </w:rPr>
-        <w:t xml:space="preserve"> </w:t>
-      </w:r>
     </w:p>
     <w:p>
       <w:pPr>
@@ -9942,6 +11535,7 @@
           <w:lang w:eastAsia="en-ID"/>
         </w:rPr>
       </w:pPr>
+      <w:bookmarkStart w:id="16" w:name="_Toc201860553"/>
       <w:r>
         <w:rPr>
           <w:rFonts w:ascii="Times New Roman" w:eastAsia="Times New Roman" w:hAnsi="Times New Roman" w:cs="Times New Roman"/>
@@ -9951,6 +11545,7 @@
         </w:rPr>
         <w:t>Level Fraud pada Jabatan</w:t>
       </w:r>
+      <w:bookmarkEnd w:id="16"/>
     </w:p>
     <w:p>
       <w:pPr>
@@ -10334,7 +11929,7 @@
           <w:tab w:val="clear" w:pos="720"/>
         </w:tabs>
         <w:spacing w:after="0" w:line="360" w:lineRule="auto"/>
-        <w:ind w:left="567" w:hanging="283"/>
+        <w:ind w:left="709" w:hanging="283"/>
         <w:jc w:val="both"/>
         <w:rPr>
           <w:rFonts w:ascii="Times New Roman" w:hAnsi="Times New Roman" w:cs="Times New Roman"/>
@@ -10371,7 +11966,7 @@
           <w:tab w:val="clear" w:pos="720"/>
         </w:tabs>
         <w:spacing w:before="100" w:beforeAutospacing="1" w:after="0" w:line="360" w:lineRule="auto"/>
-        <w:ind w:left="567" w:hanging="283"/>
+        <w:ind w:left="709" w:hanging="283"/>
         <w:jc w:val="both"/>
         <w:rPr>
           <w:rFonts w:ascii="Times New Roman" w:hAnsi="Times New Roman" w:cs="Times New Roman"/>
@@ -10408,7 +12003,7 @@
           <w:tab w:val="clear" w:pos="720"/>
         </w:tabs>
         <w:spacing w:after="0" w:line="360" w:lineRule="auto"/>
-        <w:ind w:left="567" w:hanging="283"/>
+        <w:ind w:left="709" w:hanging="283"/>
         <w:jc w:val="both"/>
       </w:pPr>
       <w:r>
@@ -10474,13 +12069,9 @@
       <w:pPr>
         <w:numPr>
           <w:ilvl w:val="0"/>
-          <w:numId w:val="18"/>
+          <w:numId w:val="57"/>
         </w:numPr>
-        <w:tabs>
-          <w:tab w:val="clear" w:pos="720"/>
-        </w:tabs>
         <w:spacing w:after="0" w:line="360" w:lineRule="auto"/>
-        <w:ind w:left="567" w:hanging="283"/>
         <w:jc w:val="both"/>
         <w:rPr>
           <w:rFonts w:ascii="Times New Roman" w:hAnsi="Times New Roman" w:cs="Times New Roman"/>
@@ -10522,13 +12113,9 @@
       <w:pPr>
         <w:numPr>
           <w:ilvl w:val="0"/>
-          <w:numId w:val="18"/>
+          <w:numId w:val="57"/>
         </w:numPr>
-        <w:tabs>
-          <w:tab w:val="clear" w:pos="720"/>
-        </w:tabs>
         <w:spacing w:after="0" w:line="360" w:lineRule="auto"/>
-        <w:ind w:left="567" w:hanging="283"/>
         <w:jc w:val="both"/>
         <w:rPr>
           <w:rFonts w:ascii="Times New Roman" w:hAnsi="Times New Roman" w:cs="Times New Roman"/>
@@ -10559,13 +12146,9 @@
       <w:pPr>
         <w:numPr>
           <w:ilvl w:val="0"/>
-          <w:numId w:val="18"/>
+          <w:numId w:val="57"/>
         </w:numPr>
-        <w:tabs>
-          <w:tab w:val="clear" w:pos="720"/>
-        </w:tabs>
         <w:spacing w:after="0" w:line="360" w:lineRule="auto"/>
-        <w:ind w:left="567" w:hanging="283"/>
         <w:jc w:val="both"/>
         <w:rPr>
           <w:rFonts w:ascii="Times New Roman" w:hAnsi="Times New Roman" w:cs="Times New Roman"/>
@@ -10596,13 +12179,9 @@
       <w:pPr>
         <w:numPr>
           <w:ilvl w:val="0"/>
-          <w:numId w:val="18"/>
+          <w:numId w:val="57"/>
         </w:numPr>
-        <w:tabs>
-          <w:tab w:val="clear" w:pos="720"/>
-        </w:tabs>
         <w:spacing w:after="720" w:line="360" w:lineRule="auto"/>
-        <w:ind w:left="567" w:hanging="283"/>
         <w:jc w:val="both"/>
         <w:rPr>
           <w:rFonts w:ascii="Times New Roman" w:hAnsi="Times New Roman" w:cs="Times New Roman"/>
@@ -10657,6 +12236,7 @@
         <w:lastRenderedPageBreak/>
         <w:t xml:space="preserve"> </w:t>
       </w:r>
+      <w:bookmarkStart w:id="17" w:name="_Toc201860554"/>
       <w:r>
         <w:rPr>
           <w:rFonts w:ascii="Times New Roman" w:hAnsi="Times New Roman" w:cs="Times New Roman"/>
@@ -10668,6 +12248,7 @@
         </w:rPr>
         <w:t>Machine Learning</w:t>
       </w:r>
+      <w:bookmarkEnd w:id="17"/>
     </w:p>
     <w:p>
       <w:pPr>
@@ -10727,42 +12308,6 @@
     </w:p>
     <w:p>
       <w:pPr>
-        <w:spacing w:before="240" w:after="360" w:line="360" w:lineRule="auto"/>
-        <w:ind w:firstLine="851"/>
-        <w:jc w:val="both"/>
-        <w:rPr>
-          <w:rFonts w:ascii="Times New Roman" w:hAnsi="Times New Roman" w:cs="Times New Roman"/>
-          <w:sz w:val="24"/>
-          <w:szCs w:val="24"/>
-        </w:rPr>
-      </w:pPr>
-      <w:r>
-        <w:rPr>
-          <w:rFonts w:ascii="Times New Roman" w:hAnsi="Times New Roman" w:cs="Times New Roman"/>
-          <w:sz w:val="24"/>
-          <w:szCs w:val="24"/>
-        </w:rPr>
-        <w:t>Machine Learning beroperasi dengan cara menganalisis data untuk mengidentifikasi pola serta hubungan matematis antara variabel input dan output. Proses ini diawali dengan pelatihan model menggunakan data yang sudah diberi label (supervised learning) ataupun data yang belum diberi label (unsupervised learning). Setelah pelatihan, model mampu menggeneralisasi pola-pola tersebut sehingga dapat melakukan prediksi atau pengambilan keputusan pada data baru yang belum pernah diproses sebelumnya.</w:t>
-      </w:r>
-      <w:r>
-        <w:rPr>
-          <w:rFonts w:ascii="Times New Roman" w:hAnsi="Times New Roman" w:cs="Times New Roman"/>
-          <w:sz w:val="24"/>
-          <w:szCs w:val="24"/>
-        </w:rPr>
-        <w:t xml:space="preserve"> </w:t>
-      </w:r>
-      <w:r>
-        <w:rPr>
-          <w:rFonts w:ascii="Times New Roman" w:hAnsi="Times New Roman" w:cs="Times New Roman"/>
-          <w:sz w:val="24"/>
-          <w:szCs w:val="24"/>
-        </w:rPr>
-        <w:t>Secara sederhana, algoritma ML dilatih dengan contoh input-output, misalnya pasangan data (2,10), (5,19), dan (9,31). Algoritma akan mencari fungsi matematis yang menghubungkan input dan output, seperti o = 3 × i + 4 o=3×i+4. Setelah model terlatih, jika diberikan input baru, misalnya 7, model dapat memprediksi outputnya, yaitu 25. Keakuratan prediksi ini bergantung pada kualitas dan kuantitas data yang digunakan selama pelatihan</w:t>
-      </w:r>
-    </w:p>
-    <w:p>
-      <w:pPr>
         <w:spacing w:after="0" w:line="360" w:lineRule="auto"/>
         <w:ind w:firstLine="851"/>
         <w:jc w:val="both"/>
@@ -10778,7 +12323,6 @@
           <w:sz w:val="24"/>
           <w:szCs w:val="24"/>
         </w:rPr>
-        <w:lastRenderedPageBreak/>
         <w:t>Jenis</w:t>
       </w:r>
       <w:r>
@@ -10910,6 +12454,7 @@
           <w:sz w:val="24"/>
           <w:szCs w:val="24"/>
         </w:rPr>
+        <w:lastRenderedPageBreak/>
         <w:t>Model Reinforcement Learning belajar melalui proses interaksi dengan lingkungan di mana model menerima umpan balik berupa hadiah (reward) atau hukuman (penalti). Tujuannya adalah untuk mengoptimalkan pengambilan keputusan agar memperoleh reward sebesar mungkin, dan metode ini sering diterapkan dalam bidang robotika serta pengembangan permainan komputer.</w:t>
       </w:r>
     </w:p>
@@ -11167,7 +12712,6 @@
           <w:sz w:val="24"/>
           <w:szCs w:val="24"/>
         </w:rPr>
-        <w:lastRenderedPageBreak/>
         <w:t>XGBoost: Algoritma boosting yang efisien dan sering digunakan dalam kompetisi ML karena performanya yang tinggi.</w:t>
       </w:r>
     </w:p>
@@ -11188,7 +12732,23 @@
           <w:sz w:val="24"/>
           <w:szCs w:val="24"/>
         </w:rPr>
-        <w:t xml:space="preserve">Machine Learning telah banyak diterapkan di berbagai bidang, seperti kesehatan, keuangan, pemasaran, dan lain-lain. Contohnya, dalam bidang kesehatan, ML digunakan untuk memprediksi tingkat kasus penyakit menular, membantu pengambilan keputusan dalam program vaksinasi dan pelayanan kesehatan. </w:t>
+        <w:t xml:space="preserve">Machine Learning telah banyak diterapkan di berbagai bidang, seperti kesehatan, keuangan, pemasaran, dan lain-lain. Contohnya, dalam bidang kesehatan, </w:t>
+      </w:r>
+      <w:r>
+        <w:rPr>
+          <w:rFonts w:ascii="Times New Roman" w:hAnsi="Times New Roman" w:cs="Times New Roman"/>
+          <w:sz w:val="24"/>
+          <w:szCs w:val="24"/>
+        </w:rPr>
+        <w:t>machine learning</w:t>
+      </w:r>
+      <w:r>
+        <w:rPr>
+          <w:rFonts w:ascii="Times New Roman" w:hAnsi="Times New Roman" w:cs="Times New Roman"/>
+          <w:sz w:val="24"/>
+          <w:szCs w:val="24"/>
+        </w:rPr>
+        <w:t xml:space="preserve"> digunakan untuk memprediksi tingkat kasus penyakit menular, membantu pengambilan keputusan dalam program vaksinasi dan pelayanan kesehatan. </w:t>
       </w:r>
       <w:r>
         <w:rPr>
@@ -11197,6 +12757,30 @@
           <w:szCs w:val="24"/>
         </w:rPr>
         <w:t>Studi yang dilakukan oleh</w:t>
+      </w:r>
+      <w:r>
+        <w:rPr>
+          <w:rFonts w:ascii="Times New Roman" w:hAnsi="Times New Roman" w:cs="Times New Roman"/>
+          <w:sz w:val="24"/>
+          <w:szCs w:val="24"/>
+        </w:rPr>
+        <w:t xml:space="preserve"> Wardhana tahaun 2023,</w:t>
+      </w:r>
+      <w:r>
+        <w:rPr>
+          <w:rFonts w:ascii="Times New Roman" w:hAnsi="Times New Roman" w:cs="Times New Roman"/>
+          <w:sz w:val="24"/>
+          <w:szCs w:val="24"/>
+        </w:rPr>
+        <w:t xml:space="preserve"> </w:t>
+      </w:r>
+      <w:r>
+        <w:rPr>
+          <w:rFonts w:ascii="Times New Roman" w:hAnsi="Times New Roman" w:cs="Times New Roman"/>
+          <w:sz w:val="24"/>
+          <w:szCs w:val="24"/>
+        </w:rPr>
+        <w:t>mengaplikasikan beragam algoritma machine learning, termasuk decision tree, random forest, logistic regression, SVM, dan XGBoost, untuk memprediksi tingkat kejadian penyakit di Indonesia. Hasil penelitian ini memberikan dukungan penting bagi para pembuat kebijakan agar dapat merancang kebijakan kesehatan dengan lebih cepat dan tepat</w:t>
       </w:r>
       <w:r>
         <w:rPr>
@@ -11210,56 +12794,25 @@
         <w:sdtPr>
           <w:rPr>
             <w:rFonts w:ascii="Times New Roman" w:hAnsi="Times New Roman" w:cs="Times New Roman"/>
+            <w:color w:val="000000"/>
             <w:sz w:val="24"/>
             <w:szCs w:val="24"/>
           </w:rPr>
-          <w:id w:val="1255785627"/>
-          <w:citation/>
+          <w:tag w:val="MENDELEY_CITATION_v3_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"/>
+          <w:id w:val="1509331326"/>
+          <w:placeholder>
+            <w:docPart w:val="DefaultPlaceholder_-1854013440"/>
+          </w:placeholder>
         </w:sdtPr>
-        <w:sdtEndPr/>
         <w:sdtContent>
           <w:r>
             <w:rPr>
               <w:rFonts w:ascii="Times New Roman" w:hAnsi="Times New Roman" w:cs="Times New Roman"/>
+              <w:color w:val="000000"/>
               <w:sz w:val="24"/>
               <w:szCs w:val="24"/>
             </w:rPr>
-            <w:fldChar w:fldCharType="begin"/>
-          </w:r>
-          <w:r>
-            <w:rPr>
-              <w:rFonts w:ascii="Times New Roman" w:hAnsi="Times New Roman" w:cs="Times New Roman"/>
-              <w:sz w:val="24"/>
-              <w:szCs w:val="24"/>
-              <w:lang w:val="en-US"/>
-            </w:rPr>
-            <w:instrText xml:space="preserve"> CITATION RGW23 \l 1033 </w:instrText>
-          </w:r>
-          <w:r>
-            <w:rPr>
-              <w:rFonts w:ascii="Times New Roman" w:hAnsi="Times New Roman" w:cs="Times New Roman"/>
-              <w:sz w:val="24"/>
-              <w:szCs w:val="24"/>
-            </w:rPr>
-            <w:fldChar w:fldCharType="separate"/>
-          </w:r>
-          <w:r>
-            <w:rPr>
-              <w:rFonts w:ascii="Times New Roman" w:hAnsi="Times New Roman" w:cs="Times New Roman"/>
-              <w:noProof/>
-              <w:sz w:val="24"/>
-              <w:szCs w:val="24"/>
-              <w:lang w:val="en-US"/>
-            </w:rPr>
-            <w:t>[6]</w:t>
-          </w:r>
-          <w:r>
-            <w:rPr>
-              <w:rFonts w:ascii="Times New Roman" w:hAnsi="Times New Roman" w:cs="Times New Roman"/>
-              <w:sz w:val="24"/>
-              <w:szCs w:val="24"/>
-            </w:rPr>
-            <w:fldChar w:fldCharType="end"/>
+            <w:t>[7]</w:t>
           </w:r>
         </w:sdtContent>
       </w:sdt>
@@ -11269,15 +12822,7 @@
           <w:sz w:val="24"/>
           <w:szCs w:val="24"/>
         </w:rPr>
-        <w:t xml:space="preserve"> </w:t>
-      </w:r>
-      <w:r>
-        <w:rPr>
-          <w:rFonts w:ascii="Times New Roman" w:hAnsi="Times New Roman" w:cs="Times New Roman"/>
-          <w:sz w:val="24"/>
-          <w:szCs w:val="24"/>
-        </w:rPr>
-        <w:t>mengaplikasikan beragam algoritma machine learning, termasuk decision tree, random forest, logistic regression, SVM, dan XGBoost, untuk memprediksi tingkat kejadian penyakit di Indonesia. Hasil penelitian ini memberikan dukungan penting bagi para pembuat kebijakan agar dapat merancang kebijakan kesehatan dengan lebih cepat dan tepat.</w:t>
+        <w:t>.</w:t>
       </w:r>
     </w:p>
     <w:p>
@@ -11297,7 +12842,16 @@
           <w:sz w:val="24"/>
           <w:szCs w:val="24"/>
         </w:rPr>
-        <w:t>Selain itu, ML juga digunakan untuk prediksi diagnosis penyakit seperti diabetes menggunakan algoritma neural network yang dioptimasi dengan algoritma evolusi untuk meningkatkan akurasi prediksi</w:t>
+        <w:lastRenderedPageBreak/>
+        <w:t>Selain itu,</w:t>
+      </w:r>
+      <w:r>
+        <w:rPr>
+          <w:rFonts w:ascii="Times New Roman" w:hAnsi="Times New Roman" w:cs="Times New Roman"/>
+          <w:sz w:val="24"/>
+          <w:szCs w:val="24"/>
+        </w:rPr>
+        <w:t xml:space="preserve"> Penelitian dari Ramdhandi tahun 2020 bahwa</w:t>
       </w:r>
       <w:r>
         <w:rPr>
@@ -11306,61 +12860,64 @@
           <w:szCs w:val="24"/>
         </w:rPr>
         <w:t xml:space="preserve"> </w:t>
+      </w:r>
+      <w:r>
+        <w:rPr>
+          <w:rFonts w:ascii="Times New Roman" w:hAnsi="Times New Roman" w:cs="Times New Roman"/>
+          <w:i/>
+          <w:sz w:val="24"/>
+          <w:szCs w:val="24"/>
+        </w:rPr>
+        <w:t>Machine Learning</w:t>
+      </w:r>
+      <w:r>
+        <w:rPr>
+          <w:rFonts w:ascii="Times New Roman" w:hAnsi="Times New Roman" w:cs="Times New Roman"/>
+          <w:sz w:val="24"/>
+          <w:szCs w:val="24"/>
+        </w:rPr>
+        <w:t xml:space="preserve"> juga digunakan untuk prediksi diagnosis penyakit seperti diabetes menggunakan algoritma </w:t>
+      </w:r>
+      <w:r>
+        <w:rPr>
+          <w:rFonts w:ascii="Times New Roman" w:hAnsi="Times New Roman" w:cs="Times New Roman"/>
+          <w:i/>
+          <w:sz w:val="24"/>
+          <w:szCs w:val="24"/>
+        </w:rPr>
+        <w:t>neural network</w:t>
+      </w:r>
+      <w:r>
+        <w:rPr>
+          <w:rFonts w:ascii="Times New Roman" w:hAnsi="Times New Roman" w:cs="Times New Roman"/>
+          <w:sz w:val="24"/>
+          <w:szCs w:val="24"/>
+        </w:rPr>
+        <w:t xml:space="preserve"> yang dioptimasi dengan algoritma evolusi untuk meningkatkan akurasi prediksi</w:t>
       </w:r>
       <w:sdt>
         <w:sdtPr>
           <w:rPr>
             <w:rFonts w:ascii="Times New Roman" w:hAnsi="Times New Roman" w:cs="Times New Roman"/>
+            <w:color w:val="000000"/>
             <w:sz w:val="24"/>
             <w:szCs w:val="24"/>
           </w:rPr>
-          <w:id w:val="111413968"/>
-          <w:citation/>
+          <w:tag w:val="MENDELEY_CITATION_v3_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"/>
+          <w:id w:val="188872612"/>
+          <w:placeholder>
+            <w:docPart w:val="DefaultPlaceholder_-1854013440"/>
+          </w:placeholder>
         </w:sdtPr>
-        <w:sdtEndPr/>
         <w:sdtContent>
           <w:r>
             <w:rPr>
               <w:rFonts w:ascii="Times New Roman" w:hAnsi="Times New Roman" w:cs="Times New Roman"/>
+              <w:color w:val="000000"/>
               <w:sz w:val="24"/>
               <w:szCs w:val="24"/>
             </w:rPr>
-            <w:fldChar w:fldCharType="begin"/>
-          </w:r>
-          <w:r>
-            <w:rPr>
-              <w:rFonts w:ascii="Times New Roman" w:hAnsi="Times New Roman" w:cs="Times New Roman"/>
-              <w:sz w:val="24"/>
-              <w:szCs w:val="24"/>
-              <w:lang w:val="en-US"/>
-            </w:rPr>
-            <w:instrText xml:space="preserve"> CITATION Suh20 \l 1033 </w:instrText>
-          </w:r>
-          <w:r>
-            <w:rPr>
-              <w:rFonts w:ascii="Times New Roman" w:hAnsi="Times New Roman" w:cs="Times New Roman"/>
-              <w:sz w:val="24"/>
-              <w:szCs w:val="24"/>
-            </w:rPr>
-            <w:fldChar w:fldCharType="separate"/>
-          </w:r>
-          <w:r>
-            <w:rPr>
-              <w:rFonts w:ascii="Times New Roman" w:hAnsi="Times New Roman" w:cs="Times New Roman"/>
-              <w:noProof/>
-              <w:sz w:val="24"/>
-              <w:szCs w:val="24"/>
-              <w:lang w:val="en-US"/>
-            </w:rPr>
-            <w:t>[7]</w:t>
-          </w:r>
-          <w:r>
-            <w:rPr>
-              <w:rFonts w:ascii="Times New Roman" w:hAnsi="Times New Roman" w:cs="Times New Roman"/>
-              <w:sz w:val="24"/>
-              <w:szCs w:val="24"/>
-            </w:rPr>
-            <w:fldChar w:fldCharType="end"/>
+            <w:t>[8]</w:t>
           </w:r>
         </w:sdtContent>
       </w:sdt>
@@ -11380,142 +12937,51 @@
           <w:sz w:val="24"/>
           <w:szCs w:val="24"/>
         </w:rPr>
-        <w:t>Dalam bidang lain, ML digunakan untuk prediksi ketepatan penempatan karir dengan model klasifikasi seperti Random Forest dan SVM, yang dievaluasi berdasarkan akurasi prediksi</w:t>
+        <w:t xml:space="preserve">Dalam bidang lain, </w:t>
+      </w:r>
+      <w:r>
+        <w:rPr>
+          <w:rFonts w:ascii="Times New Roman" w:hAnsi="Times New Roman" w:cs="Times New Roman"/>
+          <w:i/>
+          <w:sz w:val="24"/>
+          <w:szCs w:val="24"/>
+        </w:rPr>
+        <w:t>Machine Learning</w:t>
+      </w:r>
+      <w:r>
+        <w:rPr>
+          <w:rFonts w:ascii="Times New Roman" w:hAnsi="Times New Roman" w:cs="Times New Roman"/>
+          <w:sz w:val="24"/>
+          <w:szCs w:val="24"/>
+        </w:rPr>
+        <w:t xml:space="preserve"> digunakan untuk prediksi ketepatan penempatan karir dengan model klasifikasi seperti Random Forest dan SVM, yang dievaluasi berdasarkan akurasi prediksi</w:t>
       </w:r>
       <w:sdt>
         <w:sdtPr>
           <w:rPr>
             <w:rFonts w:ascii="Times New Roman" w:hAnsi="Times New Roman" w:cs="Times New Roman"/>
+            <w:color w:val="000000"/>
             <w:sz w:val="24"/>
             <w:szCs w:val="24"/>
           </w:rPr>
-          <w:id w:val="1432630826"/>
-          <w:citation/>
+          <w:tag w:val="MENDELEY_CITATION_v3_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"/>
+          <w:id w:val="-709109176"/>
+          <w:placeholder>
+            <w:docPart w:val="DefaultPlaceholder_-1854013440"/>
+          </w:placeholder>
         </w:sdtPr>
-        <w:sdtEndPr/>
         <w:sdtContent>
           <w:r>
             <w:rPr>
               <w:rFonts w:ascii="Times New Roman" w:hAnsi="Times New Roman" w:cs="Times New Roman"/>
+              <w:color w:val="000000"/>
               <w:sz w:val="24"/>
               <w:szCs w:val="24"/>
             </w:rPr>
-            <w:fldChar w:fldCharType="begin"/>
-          </w:r>
-          <w:r>
-            <w:rPr>
-              <w:rFonts w:ascii="Times New Roman" w:hAnsi="Times New Roman" w:cs="Times New Roman"/>
-              <w:sz w:val="24"/>
-              <w:szCs w:val="24"/>
-              <w:lang w:val="en-US"/>
-            </w:rPr>
-            <w:instrText xml:space="preserve"> CITATION MNa24 \l 1033 </w:instrText>
-          </w:r>
-          <w:r>
-            <w:rPr>
-              <w:rFonts w:ascii="Times New Roman" w:hAnsi="Times New Roman" w:cs="Times New Roman"/>
-              <w:sz w:val="24"/>
-              <w:szCs w:val="24"/>
-            </w:rPr>
-            <w:fldChar w:fldCharType="separate"/>
-          </w:r>
-          <w:r>
-            <w:rPr>
-              <w:rFonts w:ascii="Times New Roman" w:hAnsi="Times New Roman" w:cs="Times New Roman"/>
-              <w:noProof/>
-              <w:sz w:val="24"/>
-              <w:szCs w:val="24"/>
-              <w:lang w:val="en-US"/>
-            </w:rPr>
-            <w:t xml:space="preserve"> </w:t>
-          </w:r>
-          <w:r>
-            <w:rPr>
-              <w:rFonts w:ascii="Times New Roman" w:hAnsi="Times New Roman" w:cs="Times New Roman"/>
-              <w:noProof/>
-              <w:sz w:val="24"/>
-              <w:szCs w:val="24"/>
-              <w:lang w:val="en-US"/>
-            </w:rPr>
-            <w:t>[8]</w:t>
-          </w:r>
-          <w:r>
-            <w:rPr>
-              <w:rFonts w:ascii="Times New Roman" w:hAnsi="Times New Roman" w:cs="Times New Roman"/>
-              <w:sz w:val="24"/>
-              <w:szCs w:val="24"/>
-            </w:rPr>
-            <w:fldChar w:fldCharType="end"/>
+            <w:t>[9]</w:t>
           </w:r>
         </w:sdtContent>
       </w:sdt>
-      <w:sdt>
-        <w:sdtPr>
-          <w:rPr>
-            <w:rFonts w:ascii="Times New Roman" w:hAnsi="Times New Roman" w:cs="Times New Roman"/>
-            <w:sz w:val="24"/>
-            <w:szCs w:val="24"/>
-          </w:rPr>
-          <w:id w:val="-1287574735"/>
-          <w:citation/>
-        </w:sdtPr>
-        <w:sdtEndPr/>
-        <w:sdtContent>
-          <w:r>
-            <w:rPr>
-              <w:rFonts w:ascii="Times New Roman" w:hAnsi="Times New Roman" w:cs="Times New Roman"/>
-              <w:sz w:val="24"/>
-              <w:szCs w:val="24"/>
-            </w:rPr>
-            <w:fldChar w:fldCharType="begin"/>
-          </w:r>
-          <w:r>
-            <w:rPr>
-              <w:rFonts w:ascii="Times New Roman" w:hAnsi="Times New Roman" w:cs="Times New Roman"/>
-              <w:sz w:val="24"/>
-              <w:szCs w:val="24"/>
-              <w:lang w:val="en-US"/>
-            </w:rPr>
-            <w:instrText xml:space="preserve"> CITATION Her24 \l 1033 </w:instrText>
-          </w:r>
-          <w:r>
-            <w:rPr>
-              <w:rFonts w:ascii="Times New Roman" w:hAnsi="Times New Roman" w:cs="Times New Roman"/>
-              <w:sz w:val="24"/>
-              <w:szCs w:val="24"/>
-            </w:rPr>
-            <w:fldChar w:fldCharType="separate"/>
-          </w:r>
-          <w:r>
-            <w:rPr>
-              <w:rFonts w:ascii="Times New Roman" w:hAnsi="Times New Roman" w:cs="Times New Roman"/>
-              <w:noProof/>
-              <w:sz w:val="24"/>
-              <w:szCs w:val="24"/>
-              <w:lang w:val="en-US"/>
-            </w:rPr>
-            <w:t xml:space="preserve"> </w:t>
-          </w:r>
-          <w:r>
-            <w:rPr>
-              <w:rFonts w:ascii="Times New Roman" w:hAnsi="Times New Roman" w:cs="Times New Roman"/>
-              <w:noProof/>
-              <w:sz w:val="24"/>
-              <w:szCs w:val="24"/>
-              <w:lang w:val="en-US"/>
-            </w:rPr>
-            <w:t>[9]</w:t>
-          </w:r>
-          <w:r>
-            <w:rPr>
-              <w:rFonts w:ascii="Times New Roman" w:hAnsi="Times New Roman" w:cs="Times New Roman"/>
-              <w:sz w:val="24"/>
-              <w:szCs w:val="24"/>
-            </w:rPr>
-            <w:fldChar w:fldCharType="end"/>
-          </w:r>
-        </w:sdtContent>
-      </w:sdt>
       <w:r>
         <w:rPr>
           <w:rFonts w:ascii="Times New Roman" w:hAnsi="Times New Roman" w:cs="Times New Roman"/>
@@ -11540,7 +13006,23 @@
           <w:sz w:val="24"/>
           <w:szCs w:val="24"/>
         </w:rPr>
-        <w:t>achine Learning adalah teknologi yang sangat penting dalam era digital saat ini karena kemampuannya dalam mengolah data besar dan memberikan insight prediktif yang dapat mendukung pengambilan keputusan otomatis dan cepat. Dengan berbagai algoritma yang tersedia, ML dapat disesuaikan untuk berbagai kebutuhan aplikasi, mulai dari klasifikasi, regresi, hingga clustering.</w:t>
+        <w:t xml:space="preserve">achine Learning adalah teknologi yang sangat penting dalam era digital saat ini karena kemampuannya dalam mengolah data besar dan memberikan insight prediktif yang dapat mendukung pengambilan keputusan otomatis dan cepat. Dengan berbagai algoritma yang tersedia, </w:t>
+      </w:r>
+      <w:r>
+        <w:rPr>
+          <w:rFonts w:ascii="Times New Roman" w:hAnsi="Times New Roman" w:cs="Times New Roman"/>
+          <w:sz w:val="24"/>
+          <w:szCs w:val="24"/>
+        </w:rPr>
+        <w:t>mechine learning</w:t>
+      </w:r>
+      <w:r>
+        <w:rPr>
+          <w:rFonts w:ascii="Times New Roman" w:hAnsi="Times New Roman" w:cs="Times New Roman"/>
+          <w:sz w:val="24"/>
+          <w:szCs w:val="24"/>
+        </w:rPr>
+        <w:t xml:space="preserve"> dapat disesuaikan untuk berbagai kebutuhan aplikasi, mulai dari klasifikasi, regresi, hingga clustering.</w:t>
       </w:r>
     </w:p>
     <w:p>
@@ -11558,6 +13040,7 @@
           <w:lang w:eastAsia="en-ID"/>
         </w:rPr>
       </w:pPr>
+      <w:bookmarkStart w:id="18" w:name="_Toc201860555"/>
       <w:r>
         <w:rPr>
           <w:rFonts w:ascii="Times New Roman" w:hAnsi="Times New Roman" w:cs="Times New Roman"/>
@@ -11567,6 +13050,7 @@
         </w:rPr>
         <w:t>Random Forest</w:t>
       </w:r>
+      <w:bookmarkEnd w:id="18"/>
     </w:p>
     <w:p>
       <w:pPr>
@@ -11587,17 +13071,53 @@
           <w:szCs w:val="24"/>
           <w:lang w:eastAsia="en-ID"/>
         </w:rPr>
-        <w:t xml:space="preserve">Random Forest merupakan sebuah algoritma machine learning yang termasuk dalam kategori ensemble learning, dimana banyak pohon keputusan (decision tree) digabungkan untuk meningkatkan ketepatan prediksi sekaligus mengurangi kemungkinan overfitting. Algoritma ini dikembangkan oleh Leo </w:t>
-      </w:r>
-      <w:r>
-        <w:rPr>
-          <w:rFonts w:ascii="Times New Roman" w:hAnsi="Times New Roman" w:cs="Times New Roman"/>
-          <w:sz w:val="24"/>
-          <w:szCs w:val="24"/>
-          <w:lang w:eastAsia="en-ID"/>
-        </w:rPr>
-        <w:lastRenderedPageBreak/>
-        <w:t>Breiman dan Adele Cutler, dan dapat diterapkan pada berbagai masalah baik klasifikasi maupun regresi.</w:t>
+        <w:t>Random Forest (RF) adalah metode yang pertama kali diperkenalkan oleh Leo Breiman pada tahun 2001. RF merupakan metode ensemble yang terdiri dari sekumpulan pohon keputusan (decision tree) yang digunakan untuk mengklasifikasikan data ke dalam suatu kelas. Setiap pohon keputusan dibangun dengan memilih atribut secara acak pada setiap node, tanpa melakukan pemangkasan (pruning). Klasifikasi akhir ditentukan berdasarkan voting mayoritas dari semua pohon yang terbentuk. Metode ini mampu meningkatkan akurasi klasifikasi dengan cara menggabungkan hasil dari banyak pohon keputusan yang dibangun secara acak, serta menggunakan teknik bootstrap resampling dan random feature selection untuk meminimalkan kesalahan dan mengatasi data yang tidak lengkap</w:t>
+      </w:r>
+      <w:r>
+        <w:rPr>
+          <w:rFonts w:ascii="Times New Roman" w:hAnsi="Times New Roman" w:cs="Times New Roman"/>
+          <w:sz w:val="24"/>
+          <w:szCs w:val="24"/>
+          <w:lang w:eastAsia="en-ID"/>
+        </w:rPr>
+        <w:t xml:space="preserve"> </w:t>
+      </w:r>
+      <w:sdt>
+        <w:sdtPr>
+          <w:rPr>
+            <w:rFonts w:ascii="Times New Roman" w:hAnsi="Times New Roman" w:cs="Times New Roman"/>
+            <w:color w:val="000000"/>
+            <w:sz w:val="24"/>
+            <w:szCs w:val="24"/>
+            <w:lang w:eastAsia="en-ID"/>
+          </w:rPr>
+          <w:tag w:val="MENDELEY_CITATION_v3_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"/>
+          <w:id w:val="708834473"/>
+          <w:placeholder>
+            <w:docPart w:val="DefaultPlaceholder_-1854013440"/>
+          </w:placeholder>
+        </w:sdtPr>
+        <w:sdtContent>
+          <w:r>
+            <w:rPr>
+              <w:rFonts w:ascii="Times New Roman" w:hAnsi="Times New Roman" w:cs="Times New Roman"/>
+              <w:color w:val="000000"/>
+              <w:sz w:val="24"/>
+              <w:szCs w:val="24"/>
+              <w:lang w:eastAsia="en-ID"/>
+            </w:rPr>
+            <w:t>[10]</w:t>
+          </w:r>
+        </w:sdtContent>
+      </w:sdt>
+      <w:r>
+        <w:rPr>
+          <w:rFonts w:ascii="Times New Roman" w:hAnsi="Times New Roman" w:cs="Times New Roman"/>
+          <w:sz w:val="24"/>
+          <w:szCs w:val="24"/>
+          <w:lang w:eastAsia="en-ID"/>
+        </w:rPr>
+        <w:t>.</w:t>
       </w:r>
     </w:p>
     <w:p>
@@ -11621,9 +13141,43 @@
           <w:szCs w:val="24"/>
           <w:lang w:eastAsia="en-ID"/>
         </w:rPr>
-        <w:t>Random Forest adalah kumpulan pohon keputusan yang masing-masing dibangun dari data dan fitur acak, sehingga menghasilkan model yang kuat dan stabil.</w:t>
-      </w:r>
-      <w:r>
+        <w:t>Random Forest adalah kumpulan pohon keputusan yang masing-masing dibangun dari data dan fitur acak, sehingga menghasilkan model yang kuat dan stabil</w:t>
+      </w:r>
+      <w:r>
+        <w:rPr>
+          <w:rFonts w:ascii="Times New Roman" w:eastAsiaTheme="minorEastAsia" w:hAnsi="Times New Roman" w:cs="Times New Roman"/>
+          <w:sz w:val="24"/>
+          <w:szCs w:val="24"/>
+          <w:lang w:eastAsia="en-ID"/>
+        </w:rPr>
+        <w:t xml:space="preserve">. </w:t>
+      </w:r>
+      <w:r>
+        <w:rPr>
+          <w:rFonts w:ascii="Times New Roman" w:eastAsiaTheme="minorEastAsia" w:hAnsi="Times New Roman" w:cs="Times New Roman"/>
+          <w:sz w:val="24"/>
+          <w:szCs w:val="24"/>
+          <w:lang w:eastAsia="en-ID"/>
+        </w:rPr>
+        <w:t xml:space="preserve">Struktur gambar Random Forest adalah representasi visual dari banyak </w:t>
+      </w:r>
+      <w:r>
+        <w:rPr>
+          <w:rFonts w:ascii="Times New Roman" w:eastAsiaTheme="minorEastAsia" w:hAnsi="Times New Roman" w:cs="Times New Roman"/>
+          <w:sz w:val="24"/>
+          <w:szCs w:val="24"/>
+          <w:lang w:eastAsia="en-ID"/>
+        </w:rPr>
+        <w:lastRenderedPageBreak/>
+        <w:t>pohon keputusan yang berdiri sendiri, dengan proses agregasi hasil sebagai komponen penting dalam menghasilkan prediksi akhir.</w:t>
+      </w:r>
+      <w:r>
+        <w:rPr>
+          <w:rFonts w:ascii="Times New Roman" w:eastAsiaTheme="minorEastAsia" w:hAnsi="Times New Roman" w:cs="Times New Roman"/>
+          <w:sz w:val="24"/>
+          <w:szCs w:val="24"/>
+          <w:lang w:eastAsia="en-ID"/>
+        </w:rPr>
         <w:t xml:space="preserve"> </w:t>
       </w:r>
       <w:r>
@@ -11633,75 +13187,33 @@
           <w:szCs w:val="24"/>
           <w:lang w:eastAsia="en-ID"/>
         </w:rPr>
-        <w:t>Random Forest juga telah digunakan untuk meningkatkan hasil klasifikasi pada deteksi pasien diabetes, dengan akurasi mencapai 95,45% setelah penerapan normalisasi data</w:t>
-      </w:r>
-      <w:r>
-        <w:rPr>
-          <w:rFonts w:ascii="Times New Roman" w:eastAsiaTheme="minorEastAsia" w:hAnsi="Times New Roman" w:cs="Times New Roman"/>
-          <w:sz w:val="24"/>
-          <w:szCs w:val="24"/>
-          <w:lang w:eastAsia="en-ID"/>
-        </w:rPr>
-        <w:t xml:space="preserve"> </w:t>
+        <w:t>Random Forest merupakan salah satu algoritma klasifikasi yang banyak digunakan karena mampu menghasilkan prediksi dengan akurasi tinggi, seperti yang dibuktikan pada penelitian klasifikasi cuaca dan banjir di Indonesia</w:t>
       </w:r>
       <w:sdt>
         <w:sdtPr>
           <w:rPr>
             <w:rFonts w:ascii="Times New Roman" w:eastAsiaTheme="minorEastAsia" w:hAnsi="Times New Roman" w:cs="Times New Roman"/>
+            <w:color w:val="000000"/>
             <w:sz w:val="24"/>
             <w:szCs w:val="24"/>
             <w:lang w:eastAsia="en-ID"/>
           </w:rPr>
-          <w:id w:val="2044322958"/>
-          <w:citation/>
+          <w:tag w:val="MENDELEY_CITATION_v3_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"/>
+          <w:id w:val="-2122749460"/>
+          <w:placeholder>
+            <w:docPart w:val="DefaultPlaceholder_-1854013440"/>
+          </w:placeholder>
         </w:sdtPr>
-        <w:sdtEndPr/>
         <w:sdtContent>
           <w:r>
             <w:rPr>
               <w:rFonts w:ascii="Times New Roman" w:eastAsiaTheme="minorEastAsia" w:hAnsi="Times New Roman" w:cs="Times New Roman"/>
+              <w:color w:val="000000"/>
               <w:sz w:val="24"/>
               <w:szCs w:val="24"/>
               <w:lang w:eastAsia="en-ID"/>
             </w:rPr>
-            <w:fldChar w:fldCharType="begin"/>
-          </w:r>
-          <w:r>
-            <w:rPr>
-              <w:rFonts w:ascii="Times New Roman" w:eastAsiaTheme="minorEastAsia" w:hAnsi="Times New Roman" w:cs="Times New Roman"/>
-              <w:sz w:val="24"/>
-              <w:szCs w:val="24"/>
-              <w:lang w:val="en-US" w:eastAsia="en-ID"/>
-            </w:rPr>
-            <w:instrText xml:space="preserve"> CITATION Her24 \l 1033 </w:instrText>
-          </w:r>
-          <w:r>
-            <w:rPr>
-              <w:rFonts w:ascii="Times New Roman" w:eastAsiaTheme="minorEastAsia" w:hAnsi="Times New Roman" w:cs="Times New Roman"/>
-              <w:sz w:val="24"/>
-              <w:szCs w:val="24"/>
-              <w:lang w:eastAsia="en-ID"/>
-            </w:rPr>
-            <w:fldChar w:fldCharType="separate"/>
-          </w:r>
-          <w:r>
-            <w:rPr>
-              <w:rFonts w:ascii="Times New Roman" w:eastAsiaTheme="minorEastAsia" w:hAnsi="Times New Roman" w:cs="Times New Roman"/>
-              <w:noProof/>
-              <w:sz w:val="24"/>
-              <w:szCs w:val="24"/>
-              <w:lang w:val="en-US" w:eastAsia="en-ID"/>
-            </w:rPr>
-            <w:t>[9]</w:t>
-          </w:r>
-          <w:r>
-            <w:rPr>
-              <w:rFonts w:ascii="Times New Roman" w:eastAsiaTheme="minorEastAsia" w:hAnsi="Times New Roman" w:cs="Times New Roman"/>
-              <w:sz w:val="24"/>
-              <w:szCs w:val="24"/>
-              <w:lang w:eastAsia="en-ID"/>
-            </w:rPr>
-            <w:fldChar w:fldCharType="end"/>
+            <w:t>[11]</w:t>
           </w:r>
         </w:sdtContent>
       </w:sdt>
@@ -11712,113 +13224,6 @@
           <w:szCs w:val="24"/>
           <w:lang w:eastAsia="en-ID"/>
         </w:rPr>
-        <w:t xml:space="preserve">. </w:t>
-      </w:r>
-      <w:r>
-        <w:rPr>
-          <w:rFonts w:ascii="Times New Roman" w:eastAsiaTheme="minorEastAsia" w:hAnsi="Times New Roman" w:cs="Times New Roman"/>
-          <w:sz w:val="24"/>
-          <w:szCs w:val="24"/>
-          <w:lang w:eastAsia="en-ID"/>
-        </w:rPr>
-        <w:t>Struktur gambar Random Forest adalah representasi visual dari banyak pohon keputusan yang berdiri sendiri, dengan proses agregasi hasil sebagai komponen penting dalam menghasilkan prediksi akhir.</w:t>
-      </w:r>
-      <w:r>
-        <w:rPr>
-          <w:rFonts w:ascii="Times New Roman" w:eastAsiaTheme="minorEastAsia" w:hAnsi="Times New Roman" w:cs="Times New Roman"/>
-          <w:sz w:val="24"/>
-          <w:szCs w:val="24"/>
-          <w:lang w:eastAsia="en-ID"/>
-        </w:rPr>
-        <w:t xml:space="preserve"> </w:t>
-      </w:r>
-      <w:r>
-        <w:rPr>
-          <w:rFonts w:ascii="Times New Roman" w:eastAsiaTheme="minorEastAsia" w:hAnsi="Times New Roman" w:cs="Times New Roman"/>
-          <w:sz w:val="24"/>
-          <w:szCs w:val="24"/>
-          <w:lang w:eastAsia="en-ID"/>
-        </w:rPr>
-        <w:t>Random Forest merupakan salah satu algoritma klasifikasi yang banyak digunakan karena mampu menghasilkan prediksi dengan akurasi tinggi, seperti yang dibuktikan pada penelitian klasifikasi cuaca dan banjir di Indonesia</w:t>
-      </w:r>
-      <w:sdt>
-        <w:sdtPr>
-          <w:rPr>
-            <w:rFonts w:ascii="Times New Roman" w:eastAsiaTheme="minorEastAsia" w:hAnsi="Times New Roman" w:cs="Times New Roman"/>
-            <w:sz w:val="24"/>
-            <w:szCs w:val="24"/>
-            <w:lang w:eastAsia="en-ID"/>
-          </w:rPr>
-          <w:id w:val="-74137861"/>
-          <w:citation/>
-        </w:sdtPr>
-        <w:sdtEndPr/>
-        <w:sdtContent>
-          <w:r>
-            <w:rPr>
-              <w:rFonts w:ascii="Times New Roman" w:eastAsiaTheme="minorEastAsia" w:hAnsi="Times New Roman" w:cs="Times New Roman"/>
-              <w:sz w:val="24"/>
-              <w:szCs w:val="24"/>
-              <w:lang w:eastAsia="en-ID"/>
-            </w:rPr>
-            <w:fldChar w:fldCharType="begin"/>
-          </w:r>
-          <w:r>
-            <w:rPr>
-              <w:rFonts w:ascii="Times New Roman" w:eastAsiaTheme="minorEastAsia" w:hAnsi="Times New Roman" w:cs="Times New Roman"/>
-              <w:sz w:val="24"/>
-              <w:szCs w:val="24"/>
-              <w:lang w:val="en-US" w:eastAsia="en-ID"/>
-            </w:rPr>
-            <w:instrText xml:space="preserve"> CITATION FDR24 \l 1033 </w:instrText>
-          </w:r>
-          <w:r>
-            <w:rPr>
-              <w:rFonts w:ascii="Times New Roman" w:eastAsiaTheme="minorEastAsia" w:hAnsi="Times New Roman" w:cs="Times New Roman"/>
-              <w:sz w:val="24"/>
-              <w:szCs w:val="24"/>
-              <w:lang w:eastAsia="en-ID"/>
-            </w:rPr>
-            <w:fldChar w:fldCharType="separate"/>
-          </w:r>
-          <w:r>
-            <w:rPr>
-              <w:rFonts w:ascii="Times New Roman" w:eastAsiaTheme="minorEastAsia" w:hAnsi="Times New Roman" w:cs="Times New Roman"/>
-              <w:noProof/>
-              <w:sz w:val="24"/>
-              <w:szCs w:val="24"/>
-              <w:lang w:val="en-US" w:eastAsia="en-ID"/>
-            </w:rPr>
-            <w:t xml:space="preserve"> </w:t>
-          </w:r>
-          <w:r>
-            <w:rPr>
-              <w:rFonts w:ascii="Times New Roman" w:eastAsiaTheme="minorEastAsia" w:hAnsi="Times New Roman" w:cs="Times New Roman"/>
-              <w:noProof/>
-              <w:sz w:val="24"/>
-              <w:szCs w:val="24"/>
-              <w:lang w:val="en-US" w:eastAsia="en-ID"/>
-            </w:rPr>
-            <w:t>[10]</w:t>
-          </w:r>
-          <w:r>
-            <w:rPr>
-              <w:rFonts w:ascii="Times New Roman" w:eastAsiaTheme="minorEastAsia" w:hAnsi="Times New Roman" w:cs="Times New Roman"/>
-              <w:sz w:val="24"/>
-              <w:szCs w:val="24"/>
-              <w:lang w:eastAsia="en-ID"/>
-            </w:rPr>
-            <w:fldChar w:fldCharType="end"/>
-          </w:r>
-        </w:sdtContent>
-      </w:sdt>
-      <w:r>
-        <w:rPr>
-          <w:rFonts w:ascii="Times New Roman" w:eastAsiaTheme="minorEastAsia" w:hAnsi="Times New Roman" w:cs="Times New Roman"/>
-          <w:sz w:val="24"/>
-          <w:szCs w:val="24"/>
-          <w:lang w:eastAsia="en-ID"/>
-        </w:rPr>
         <w:t>.</w:t>
       </w:r>
     </w:p>
@@ -11897,17 +13302,7 @@
           <w:szCs w:val="24"/>
           <w:lang w:eastAsia="en-ID"/>
         </w:rPr>
-        <w:t xml:space="preserve">Selain bootstrap sampling, Random Forest juga menerapkan random feature selection pada setiap node split dalam decision tree. Alih-alih </w:t>
-      </w:r>
-      <w:r>
-        <w:rPr>
-          <w:rFonts w:ascii="Times New Roman" w:hAnsi="Times New Roman" w:cs="Times New Roman"/>
-          <w:sz w:val="24"/>
-          <w:szCs w:val="24"/>
-          <w:lang w:eastAsia="en-ID"/>
-        </w:rPr>
-        <w:lastRenderedPageBreak/>
-        <w:t>mempertimbangkan semua fitur, algoritma hanya memilih subset fitur secara acak untuk menentukan split terbaik. Hal ini menurunkan korelasi antar pohon dan meningkatkan keragaman model sehingga mengurangi varians dan risiko overfitting.</w:t>
+        <w:t>Selain bootstrap sampling, Random Forest juga menerapkan random feature selection pada setiap node split dalam decision tree. Alih-alih mempertimbangkan semua fitur, algoritma hanya memilih subset fitur secara acak untuk menentukan split terbaik. Hal ini menurunkan korelasi antar pohon dan meningkatkan keragaman model sehingga mengurangi varians dan risiko overfitting.</w:t>
       </w:r>
       <w:r>
         <w:rPr>
@@ -11947,7 +13342,17 @@
           <w:szCs w:val="24"/>
           <w:lang w:eastAsia="en-ID"/>
         </w:rPr>
-        <w:t>Selanjutnya, hasil dari setiap pohon tersebut digabungkan untuk menghasilkan prediksi akhir yang lebih tepat dan konsisten. Berikut ini adalah ilustrasi struktur dari algoritma Random Forest:</w:t>
+        <w:t xml:space="preserve">Selanjutnya, hasil dari setiap pohon tersebut digabungkan </w:t>
+      </w:r>
+      <w:r>
+        <w:rPr>
+          <w:rFonts w:ascii="Times New Roman" w:hAnsi="Times New Roman" w:cs="Times New Roman"/>
+          <w:sz w:val="24"/>
+          <w:szCs w:val="24"/>
+          <w:lang w:eastAsia="en-ID"/>
+        </w:rPr>
+        <w:lastRenderedPageBreak/>
+        <w:t>untuk menghasilkan prediksi akhir yang lebih tepat dan konsisten. Berikut ini adalah ilustrasi struktur dari algoritma Random Forest:</w:t>
       </w:r>
     </w:p>
     <w:p>
@@ -12217,7 +13622,6 @@
           <w:szCs w:val="24"/>
           <w:lang w:eastAsia="en-ID"/>
         </w:rPr>
-        <w:lastRenderedPageBreak/>
         <w:t xml:space="preserve">Lakukan bootstrap sampling </w:t>
       </w:r>
       <w:r>
@@ -12389,6 +13793,7 @@
           <w:szCs w:val="24"/>
           <w:lang w:eastAsia="en-ID"/>
         </w:rPr>
+        <w:lastRenderedPageBreak/>
         <w:t xml:space="preserve">Untuk data baru, lakukan prediksi dengan setiap pohon </w:t>
       </w:r>
     </w:p>
@@ -12702,7 +14107,6 @@
           <w:szCs w:val="24"/>
           <w:lang w:eastAsia="en-ID"/>
         </w:rPr>
-        <w:lastRenderedPageBreak/>
         <w:t>Variasi ini penting untuk mengurangi korelasi antar pohon dan menghindari overfitting, sehingga hasil agregasi prediksi menjadi lebih stabil dan akurat.</w:t>
       </w:r>
     </w:p>
@@ -12752,7 +14156,17 @@
           <w:szCs w:val="24"/>
           <w:lang w:eastAsia="en-ID"/>
         </w:rPr>
-        <w:t>Misal dataset asli berisi 1000 sampel. Dengan bootstrap sampling, untuk setiap pohon diambil 1000 sampel secara acak dengan pengembalian. Jadi, satu pohon mungkin memiliki 700 sampel unik, dan 300 sampel terduplikasi, sementara 300 lainnya tidak terpilih. Pohon lain akan memiliki subset yang berbeda, sehingga menghasilkan model yang lebih robust saat hasilnya digabungkan. Dengan demikian, bootstrap sampling adalah fondasi penting dalam Random Forest yang memungkinkan pembentukan banyak pohon keputusan yang berbeda dan meningkatkan performa model secara keseluruhan</w:t>
+        <w:t xml:space="preserve">Misal dataset asli berisi 1000 sampel. Dengan bootstrap sampling, untuk setiap pohon diambil 1000 sampel secara acak dengan pengembalian. Jadi, </w:t>
+      </w:r>
+      <w:r>
+        <w:rPr>
+          <w:rFonts w:ascii="Times New Roman" w:eastAsiaTheme="minorEastAsia" w:hAnsi="Times New Roman" w:cs="Times New Roman"/>
+          <w:sz w:val="24"/>
+          <w:szCs w:val="24"/>
+          <w:lang w:eastAsia="en-ID"/>
+        </w:rPr>
+        <w:lastRenderedPageBreak/>
+        <w:t>satu pohon mungkin memiliki 700 sampel unik, dan 300 sampel terduplikasi, sementara 300 lainnya tidak terpilih. Pohon lain akan memiliki subset yang berbeda, sehingga menghasilkan model yang lebih robust saat hasilnya digabungkan. Dengan demikian, bootstrap sampling adalah fondasi penting dalam Random Forest yang memungkinkan pembentukan banyak pohon keputusan yang berbeda dan meningkatkan performa model secara keseluruhan</w:t>
       </w:r>
     </w:p>
     <w:p>
@@ -12920,17 +14334,7 @@
           <w:szCs w:val="24"/>
           <w:lang w:eastAsia="en-ID"/>
         </w:rPr>
-        <w:t xml:space="preserve">Pada setiap node, algoritma mencari fitur dan nilai ambang (threshold) yang paling efektif untuk membagi data menjadi subset yang lebih </w:t>
-      </w:r>
-      <w:r>
-        <w:rPr>
-          <w:rFonts w:ascii="Times New Roman" w:hAnsi="Times New Roman" w:cs="Times New Roman"/>
-          <w:sz w:val="24"/>
-          <w:szCs w:val="24"/>
-          <w:lang w:eastAsia="en-ID"/>
-        </w:rPr>
-        <w:lastRenderedPageBreak/>
-        <w:t>homogen terhadap target kelas. Kriteria pemilihan fitur biasanya menggunakan metrik:</w:t>
+        <w:t>Pada setiap node, algoritma mencari fitur dan nilai ambang (threshold) yang paling efektif untuk membagi data menjadi subset yang lebih homogen terhadap target kelas. Kriteria pemilihan fitur biasanya menggunakan metrik:</w:t>
       </w:r>
     </w:p>
     <w:p>
@@ -13331,6 +14735,7 @@
               <w:szCs w:val="24"/>
               <w:lang w:eastAsia="en-ID"/>
             </w:rPr>
+            <w:lastRenderedPageBreak/>
             <m:t xml:space="preserve">Entropy </m:t>
           </m:r>
           <m:d>
@@ -13542,7 +14947,7 @@
     <w:p>
       <w:pPr>
         <w:pStyle w:val="ListParagraph"/>
-        <w:spacing w:after="360" w:line="360" w:lineRule="auto"/>
+        <w:spacing w:after="480" w:line="360" w:lineRule="auto"/>
         <w:ind w:left="993"/>
         <w:jc w:val="both"/>
         <w:rPr>
@@ -14109,7 +15514,6 @@
           <w:szCs w:val="24"/>
           <w:lang w:eastAsia="en-ID"/>
         </w:rPr>
-        <w:lastRenderedPageBreak/>
         <w:t>Pohon telah mencapai tingkat kedalaman maksimum yang telah ditetapkan sebelumnya.</w:t>
       </w:r>
     </w:p>
@@ -14257,7 +15661,17 @@
           <w:szCs w:val="24"/>
           <w:lang w:eastAsia="en-ID"/>
         </w:rPr>
-        <w:t>Algoritma memilih fitur terbaik berdasarkan metrik seperti Gini Impurity, Entropy, dan Information Gain untuk memisahkan data secara rekursif</w:t>
+        <w:t xml:space="preserve">Algoritma memilih fitur </w:t>
+      </w:r>
+      <w:r>
+        <w:rPr>
+          <w:rFonts w:ascii="Times New Roman" w:hAnsi="Times New Roman" w:cs="Times New Roman"/>
+          <w:sz w:val="24"/>
+          <w:szCs w:val="24"/>
+          <w:lang w:eastAsia="en-ID"/>
+        </w:rPr>
+        <w:lastRenderedPageBreak/>
+        <w:t>terbaik berdasarkan metrik seperti Gini Impurity, Entropy, dan Information Gain untuk memisahkan data secara rekursif</w:t>
       </w:r>
       <w:r>
         <w:rPr>
@@ -14276,74 +15690,32 @@
           <w:lang w:eastAsia="en-ID"/>
         </w:rPr>
         <w:t>Setiap node internal berisi kondisi uji atribut, dan daun merepresentasikan kelas target</w:t>
-      </w:r>
-      <w:r>
-        <w:rPr>
-          <w:rFonts w:ascii="Times New Roman" w:hAnsi="Times New Roman" w:cs="Times New Roman"/>
-          <w:sz w:val="24"/>
-          <w:szCs w:val="24"/>
-          <w:lang w:eastAsia="en-ID"/>
-        </w:rPr>
-        <w:t xml:space="preserve"> </w:t>
       </w:r>
       <w:sdt>
         <w:sdtPr>
           <w:rPr>
             <w:rFonts w:ascii="Times New Roman" w:hAnsi="Times New Roman" w:cs="Times New Roman"/>
+            <w:color w:val="000000"/>
             <w:sz w:val="24"/>
             <w:szCs w:val="24"/>
             <w:lang w:eastAsia="en-ID"/>
           </w:rPr>
-          <w:id w:val="-1240631725"/>
-          <w:citation/>
+          <w:tag w:val="MENDELEY_CITATION_v3_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"/>
+          <w:id w:val="569858111"/>
+          <w:placeholder>
+            <w:docPart w:val="DefaultPlaceholder_-1854013440"/>
+          </w:placeholder>
         </w:sdtPr>
-        <w:sdtEndPr/>
         <w:sdtContent>
           <w:r>
             <w:rPr>
               <w:rFonts w:ascii="Times New Roman" w:hAnsi="Times New Roman" w:cs="Times New Roman"/>
+              <w:color w:val="000000"/>
               <w:sz w:val="24"/>
               <w:szCs w:val="24"/>
               <w:lang w:eastAsia="en-ID"/>
             </w:rPr>
-            <w:fldChar w:fldCharType="begin"/>
-          </w:r>
-          <w:r>
-            <w:rPr>
-              <w:rFonts w:ascii="Times New Roman" w:hAnsi="Times New Roman" w:cs="Times New Roman"/>
-              <w:sz w:val="24"/>
-              <w:szCs w:val="24"/>
-              <w:lang w:val="en-US" w:eastAsia="en-ID"/>
-            </w:rPr>
-            <w:instrText xml:space="preserve"> CITATION MFa24 \l 1033 </w:instrText>
-          </w:r>
-          <w:r>
-            <w:rPr>
-              <w:rFonts w:ascii="Times New Roman" w:hAnsi="Times New Roman" w:cs="Times New Roman"/>
-              <w:sz w:val="24"/>
-              <w:szCs w:val="24"/>
-              <w:lang w:eastAsia="en-ID"/>
-            </w:rPr>
-            <w:fldChar w:fldCharType="separate"/>
-          </w:r>
-          <w:r>
-            <w:rPr>
-              <w:rFonts w:ascii="Times New Roman" w:hAnsi="Times New Roman" w:cs="Times New Roman"/>
-              <w:noProof/>
-              <w:sz w:val="24"/>
-              <w:szCs w:val="24"/>
-              <w:lang w:val="en-US" w:eastAsia="en-ID"/>
-            </w:rPr>
-            <w:t>[11]</w:t>
-          </w:r>
-          <w:r>
-            <w:rPr>
-              <w:rFonts w:ascii="Times New Roman" w:hAnsi="Times New Roman" w:cs="Times New Roman"/>
-              <w:sz w:val="24"/>
-              <w:szCs w:val="24"/>
-              <w:lang w:eastAsia="en-ID"/>
-            </w:rPr>
-            <w:fldChar w:fldCharType="end"/>
+            <w:t>[12]</w:t>
           </w:r>
         </w:sdtContent>
       </w:sdt>
@@ -14749,7 +16121,6 @@
           <w:szCs w:val="24"/>
           <w:lang w:eastAsia="en-ID"/>
         </w:rPr>
-        <w:lastRenderedPageBreak/>
         <w:t xml:space="preserve">Dimana: </w:t>
       </w:r>
     </w:p>
@@ -14989,6 +16360,7 @@
           <w:lang w:eastAsia="en-ID"/>
         </w:rPr>
       </w:pPr>
+      <w:bookmarkStart w:id="19" w:name="_Toc201860556"/>
       <w:r>
         <w:rPr>
           <w:rFonts w:ascii="Times New Roman" w:hAnsi="Times New Roman" w:cs="Times New Roman"/>
@@ -14996,8 +16368,10 @@
           <w:color w:val="000000" w:themeColor="text1"/>
           <w:lang w:eastAsia="en-ID"/>
         </w:rPr>
+        <w:lastRenderedPageBreak/>
         <w:t>Metrik Evaluasi Klasifikasi</w:t>
       </w:r>
+      <w:bookmarkEnd w:id="19"/>
     </w:p>
     <w:p>
       <w:pPr>
@@ -15308,17 +16682,7 @@
           <w:szCs w:val="24"/>
           <w:lang w:eastAsia="en-ID"/>
         </w:rPr>
-        <w:t xml:space="preserve">Precision menunjukkan tingkat ketepatan model dalam memprediksi kelas positif. Nilai precision dihitung sebagai perbandingan antara jumlah prediksi </w:t>
-      </w:r>
-      <w:r>
-        <w:rPr>
-          <w:rFonts w:ascii="Times New Roman" w:eastAsiaTheme="minorEastAsia" w:hAnsi="Times New Roman" w:cs="Times New Roman"/>
-          <w:sz w:val="24"/>
-          <w:szCs w:val="24"/>
-          <w:lang w:eastAsia="en-ID"/>
-        </w:rPr>
-        <w:lastRenderedPageBreak/>
-        <w:t>positif yang benar (true positive) dengan keseluruhan prediksi positif yang dilakukan (true positive ditambah false positive).</w:t>
+        <w:t>Precision menunjukkan tingkat ketepatan model dalam memprediksi kelas positif. Nilai precision dihitung sebagai perbandingan antara jumlah prediksi positif yang benar (true positive) dengan keseluruhan prediksi positif yang dilakukan (true positive ditambah false positive).</w:t>
       </w:r>
     </w:p>
     <w:p>
@@ -15440,6 +16804,7 @@
           <w:szCs w:val="24"/>
           <w:lang w:eastAsia="en-ID"/>
         </w:rPr>
+        <w:lastRenderedPageBreak/>
         <w:t xml:space="preserve">Precision penting </w:t>
       </w:r>
       <w:r>
@@ -15509,7 +16874,7 @@
           <w:szCs w:val="24"/>
         </w:rPr>
       </w:pPr>
-      <w:bookmarkStart w:id="13" w:name="_Hlk199189567"/>
+      <w:bookmarkStart w:id="20" w:name="_Hlk199189567"/>
       <w:r>
         <w:rPr>
           <w:rFonts w:ascii="Times New Roman" w:eastAsia="inter" w:hAnsi="Times New Roman" w:cs="Times New Roman"/>
@@ -15529,7 +16894,7 @@
         <w:t>.</w:t>
       </w:r>
     </w:p>
-    <w:bookmarkEnd w:id="13"/>
+    <w:bookmarkEnd w:id="20"/>
     <w:p>
       <w:pPr>
         <w:pStyle w:val="ListParagraph"/>
@@ -15818,7 +17183,25 @@
               <w:szCs w:val="24"/>
               <w:lang w:eastAsia="en-ID"/>
             </w:rPr>
-            <m:t>..………………………….(7)</m:t>
+            <m:t>..………………………….(</m:t>
+          </m:r>
+          <m:r>
+            <w:rPr>
+              <w:rFonts w:ascii="Cambria Math" w:hAnsi="Cambria Math" w:cs="Times New Roman"/>
+              <w:sz w:val="24"/>
+              <w:szCs w:val="24"/>
+              <w:lang w:eastAsia="en-ID"/>
+            </w:rPr>
+            <m:t>8</m:t>
+          </m:r>
+          <m:r>
+            <w:rPr>
+              <w:rFonts w:ascii="Cambria Math" w:hAnsi="Cambria Math" w:cs="Times New Roman"/>
+              <w:sz w:val="24"/>
+              <w:szCs w:val="24"/>
+              <w:lang w:eastAsia="en-ID"/>
+            </w:rPr>
+            <m:t>)</m:t>
           </m:r>
         </m:oMath>
       </m:oMathPara>
@@ -15897,9 +17280,9 @@
           <w:szCs w:val="28"/>
           <w:lang w:eastAsia="en-ID"/>
         </w:rPr>
-        <w:lastRenderedPageBreak/>
         <w:t xml:space="preserve"> </w:t>
       </w:r>
+      <w:bookmarkStart w:id="21" w:name="_Toc201860557"/>
       <w:r>
         <w:rPr>
           <w:rFonts w:ascii="Times New Roman" w:hAnsi="Times New Roman" w:cs="Times New Roman"/>
@@ -15911,6 +17294,7 @@
         </w:rPr>
         <w:t>Google Form</w:t>
       </w:r>
+      <w:bookmarkEnd w:id="21"/>
     </w:p>
     <w:p>
       <w:pPr>
@@ -15931,7 +17315,17 @@
           <w:szCs w:val="24"/>
           <w:lang w:eastAsia="en-ID"/>
         </w:rPr>
-        <w:t>Google Forms merupakan alat berbasis web yang sangat efektif untuk membuat dan menyebarkan kuisioner secara online. Ketika responden mengisi kuisioner, data secara otomatis tersimpan dan terorganisir dalam Google Sheets, yaitu spreadsheet online yang terintegrasi langsung dengan Google Forms.</w:t>
+        <w:t xml:space="preserve">Google Forms merupakan alat berbasis web yang sangat efektif untuk membuat dan menyebarkan kuisioner secara online. Ketika responden mengisi kuisioner, data secara otomatis tersimpan dan terorganisir dalam Google Sheets, </w:t>
+      </w:r>
+      <w:r>
+        <w:rPr>
+          <w:rFonts w:ascii="Times New Roman" w:hAnsi="Times New Roman" w:cs="Times New Roman"/>
+          <w:sz w:val="24"/>
+          <w:szCs w:val="24"/>
+          <w:lang w:eastAsia="en-ID"/>
+        </w:rPr>
+        <w:lastRenderedPageBreak/>
+        <w:t>yaitu spreadsheet online yang terintegrasi langsung dengan Google Forms.</w:t>
       </w:r>
       <w:r>
         <w:rPr>
@@ -15989,6 +17383,7 @@
         </w:rPr>
         <w:t xml:space="preserve"> </w:t>
       </w:r>
+      <w:bookmarkStart w:id="22" w:name="_Toc201860558"/>
       <w:r>
         <w:rPr>
           <w:rFonts w:ascii="Times New Roman" w:hAnsi="Times New Roman" w:cs="Times New Roman"/>
@@ -16011,6 +17406,7 @@
         </w:rPr>
         <w:t>Sheets</w:t>
       </w:r>
+      <w:bookmarkEnd w:id="22"/>
     </w:p>
     <w:p>
       <w:pPr>
@@ -16186,9 +17582,9 @@
           <w:szCs w:val="28"/>
           <w:lang w:eastAsia="en-ID"/>
         </w:rPr>
-        <w:lastRenderedPageBreak/>
-        <w:t xml:space="preserve"> V</w:t>
-      </w:r>
+        <w:t xml:space="preserve"> </w:t>
+      </w:r>
+      <w:bookmarkStart w:id="23" w:name="_Toc201860559"/>
       <w:r>
         <w:rPr>
           <w:rFonts w:ascii="Times New Roman" w:hAnsi="Times New Roman" w:cs="Times New Roman"/>
@@ -16198,7 +17594,7 @@
           <w:szCs w:val="28"/>
           <w:lang w:eastAsia="en-ID"/>
         </w:rPr>
-        <w:t>S</w:t>
+        <w:t>V</w:t>
       </w:r>
       <w:r>
         <w:rPr>
@@ -16209,7 +17605,7 @@
           <w:szCs w:val="28"/>
           <w:lang w:eastAsia="en-ID"/>
         </w:rPr>
-        <w:t xml:space="preserve"> C</w:t>
+        <w:t>S</w:t>
       </w:r>
       <w:r>
         <w:rPr>
@@ -16220,8 +17616,20 @@
           <w:szCs w:val="28"/>
           <w:lang w:eastAsia="en-ID"/>
         </w:rPr>
+        <w:t xml:space="preserve"> C</w:t>
+      </w:r>
+      <w:r>
+        <w:rPr>
+          <w:rFonts w:ascii="Times New Roman" w:hAnsi="Times New Roman" w:cs="Times New Roman"/>
+          <w:b/>
+          <w:color w:val="auto"/>
+          <w:sz w:val="24"/>
+          <w:szCs w:val="28"/>
+          <w:lang w:eastAsia="en-ID"/>
+        </w:rPr>
         <w:t>ode</w:t>
       </w:r>
+      <w:bookmarkEnd w:id="23"/>
     </w:p>
     <w:p>
       <w:pPr>
@@ -16242,7 +17650,17 @@
           <w:szCs w:val="24"/>
           <w:lang w:eastAsia="en-ID"/>
         </w:rPr>
-        <w:t>Visual Studio Code (VS Code) adalah editor kode sumber buatan Microsoft yang ringan namun kaya fitur, mendukung berbagai bahasa pemrograman, termasuk Dart dan Python. VS Code dilengkapi dengan IntelliSense untuk memberikan saran kode yang cerdas, debugger bawaan untuk membantu menemukan dan memperbaiki error, serta integrasi Git agar lebih mudah mengelola versi kode. Selain itu, tersedia banyak ekstensi yang bisa diinstal, seperti Flutter untuk pengembangan aplikasi Dart dan Python extension yang mendukung analisis kode, virtual environment, hingga Jupyter Notebook. Kombinasi fitur ini menjadikan VS Code pilihan populer bagi pengembang aplikasi.</w:t>
+        <w:t xml:space="preserve">Visual Studio Code (VS Code) adalah editor kode sumber buatan Microsoft yang ringan namun kaya fitur, mendukung berbagai bahasa pemrograman, termasuk Dart dan Python. VS Code dilengkapi dengan IntelliSense untuk memberikan saran kode yang cerdas, debugger bawaan untuk membantu </w:t>
+      </w:r>
+      <w:r>
+        <w:rPr>
+          <w:rFonts w:ascii="Times New Roman" w:hAnsi="Times New Roman" w:cs="Times New Roman"/>
+          <w:sz w:val="24"/>
+          <w:szCs w:val="24"/>
+          <w:lang w:eastAsia="en-ID"/>
+        </w:rPr>
+        <w:lastRenderedPageBreak/>
+        <w:t>menemukan dan memperbaiki error, serta integrasi Git agar lebih mudah mengelola versi kode. Selain itu, tersedia banyak ekstensi yang bisa diinstal, seperti Flutter untuk pengembangan aplikasi Dart dan Python extension yang mendukung analisis kode, virtual environment, hingga Jupyter Notebook. Kombinasi fitur ini menjadikan VS Code pilihan populer bagi pengembang aplikasi.</w:t>
       </w:r>
     </w:p>
     <w:p>
@@ -16273,6 +17691,7 @@
         </w:rPr>
         <w:t xml:space="preserve"> </w:t>
       </w:r>
+      <w:bookmarkStart w:id="24" w:name="_Toc201860560"/>
       <w:r>
         <w:rPr>
           <w:rFonts w:ascii="Times New Roman" w:hAnsi="Times New Roman" w:cs="Times New Roman"/>
@@ -16284,6 +17703,7 @@
         </w:rPr>
         <w:t>Website</w:t>
       </w:r>
+      <w:bookmarkEnd w:id="24"/>
     </w:p>
     <w:p>
       <w:pPr>
@@ -16377,7 +17797,6 @@
         <w:jc w:val="both"/>
       </w:pPr>
       <w:r>
-        <w:lastRenderedPageBreak/>
         <w:t>Nama Domain</w:t>
       </w:r>
       <w:r>
@@ -16458,8 +17877,10 @@
           <w:szCs w:val="28"/>
           <w:lang w:eastAsia="en-ID"/>
         </w:rPr>
+        <w:lastRenderedPageBreak/>
         <w:t xml:space="preserve"> </w:t>
       </w:r>
+      <w:bookmarkStart w:id="25" w:name="_Toc201860561"/>
       <w:r>
         <w:rPr>
           <w:rFonts w:ascii="Times New Roman" w:hAnsi="Times New Roman" w:cs="Times New Roman"/>
@@ -16471,6 +17892,7 @@
         </w:rPr>
         <w:t>Bahasa Pemrograman Python</w:t>
       </w:r>
+      <w:bookmarkEnd w:id="25"/>
     </w:p>
     <w:p>
       <w:pPr>
@@ -16546,6 +17968,7 @@
         </w:rPr>
         <w:t xml:space="preserve"> </w:t>
       </w:r>
+      <w:bookmarkStart w:id="26" w:name="_Toc201860562"/>
       <w:r>
         <w:rPr>
           <w:rFonts w:ascii="Times New Roman" w:hAnsi="Times New Roman" w:cs="Times New Roman"/>
@@ -16557,6 +17980,7 @@
         </w:rPr>
         <w:t>Framework Flask</w:t>
       </w:r>
+      <w:bookmarkEnd w:id="26"/>
     </w:p>
     <w:p>
       <w:pPr>
@@ -16597,7 +18021,7 @@
           <w:lang w:eastAsia="en-ID"/>
         </w:rPr>
       </w:pPr>
-      <w:bookmarkStart w:id="14" w:name="_Toc192843207"/>
+      <w:bookmarkStart w:id="27" w:name="_Toc201860563"/>
       <w:r>
         <w:rPr>
           <w:rFonts w:ascii="Times New Roman" w:hAnsi="Times New Roman" w:cs="Times New Roman"/>
@@ -16606,9 +18030,9 @@
           <w:sz w:val="24"/>
           <w:szCs w:val="24"/>
         </w:rPr>
-        <w:lastRenderedPageBreak/>
         <w:t>Unified Modeling Language (UML)</w:t>
       </w:r>
+      <w:bookmarkEnd w:id="27"/>
     </w:p>
     <w:p>
       <w:pPr>
@@ -16627,7 +18051,16 @@
           <w:sz w:val="24"/>
           <w:szCs w:val="24"/>
         </w:rPr>
-        <w:t>Unified Modeling Language (UML) merupakan bahasa standar yang digunakan untuk menggambarkan sistem secara visual, terutama pada sistem yang berorientasi objek. UML berperan sebagai alat bantu penting dalam proses perancangan, visualisasi, dokumentasi, serta pengembangan sistem perangkat lunak maupun sistem kompleks lainnya.</w:t>
+        <w:t xml:space="preserve">Unified Modeling Language (UML) merupakan bahasa standar yang digunakan untuk menggambarkan sistem secara visual, terutama pada sistem yang berorientasi objek. UML berperan sebagai alat bantu penting dalam proses perancangan, visualisasi, dokumentasi, serta pengembangan sistem perangkat lunak </w:t>
+      </w:r>
+      <w:r>
+        <w:rPr>
+          <w:rFonts w:ascii="Times New Roman" w:hAnsi="Times New Roman" w:cs="Times New Roman"/>
+          <w:sz w:val="24"/>
+          <w:szCs w:val="24"/>
+        </w:rPr>
+        <w:lastRenderedPageBreak/>
+        <w:t>maupun sistem kompleks lainnya.</w:t>
       </w:r>
       <w:r>
         <w:rPr>
@@ -16644,69 +18077,30 @@
           <w:szCs w:val="24"/>
         </w:rPr>
         <w:t>Sistem dirancang menggunakan pemodelan diagram UML untuk menggambarkan kebutuhan sistem dan pekerjaan yang dapat diselesaikan</w:t>
-      </w:r>
-      <w:r>
-        <w:rPr>
-          <w:rFonts w:ascii="Times New Roman" w:hAnsi="Times New Roman" w:cs="Times New Roman"/>
-          <w:sz w:val="24"/>
-          <w:szCs w:val="24"/>
-        </w:rPr>
-        <w:t xml:space="preserve"> </w:t>
       </w:r>
       <w:sdt>
         <w:sdtPr>
           <w:rPr>
             <w:rFonts w:ascii="Times New Roman" w:hAnsi="Times New Roman" w:cs="Times New Roman"/>
+            <w:color w:val="000000"/>
             <w:sz w:val="24"/>
             <w:szCs w:val="24"/>
           </w:rPr>
-          <w:id w:val="-1787806192"/>
-          <w:citation/>
+          <w:tag w:val="MENDELEY_CITATION_v3_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"/>
+          <w:id w:val="-777336596"/>
+          <w:placeholder>
+            <w:docPart w:val="DefaultPlaceholder_-1854013440"/>
+          </w:placeholder>
         </w:sdtPr>
-        <w:sdtEndPr/>
         <w:sdtContent>
           <w:r>
             <w:rPr>
               <w:rFonts w:ascii="Times New Roman" w:hAnsi="Times New Roman" w:cs="Times New Roman"/>
+              <w:color w:val="000000"/>
               <w:sz w:val="24"/>
               <w:szCs w:val="24"/>
             </w:rPr>
-            <w:fldChar w:fldCharType="begin"/>
-          </w:r>
-          <w:r>
-            <w:rPr>
-              <w:rFonts w:ascii="Times New Roman" w:hAnsi="Times New Roman" w:cs="Times New Roman"/>
-              <w:sz w:val="24"/>
-              <w:szCs w:val="24"/>
-              <w:lang w:val="en-US"/>
-            </w:rPr>
-            <w:instrText xml:space="preserve"> CITATION Suc21 \l 1033 </w:instrText>
-          </w:r>
-          <w:r>
-            <w:rPr>
-              <w:rFonts w:ascii="Times New Roman" w:hAnsi="Times New Roman" w:cs="Times New Roman"/>
-              <w:sz w:val="24"/>
-              <w:szCs w:val="24"/>
-            </w:rPr>
-            <w:fldChar w:fldCharType="separate"/>
-          </w:r>
-          <w:r>
-            <w:rPr>
-              <w:rFonts w:ascii="Times New Roman" w:hAnsi="Times New Roman" w:cs="Times New Roman"/>
-              <w:noProof/>
-              <w:sz w:val="24"/>
-              <w:szCs w:val="24"/>
-              <w:lang w:val="en-US"/>
-            </w:rPr>
-            <w:t>[12]</w:t>
-          </w:r>
-          <w:r>
-            <w:rPr>
-              <w:rFonts w:ascii="Times New Roman" w:hAnsi="Times New Roman" w:cs="Times New Roman"/>
-              <w:sz w:val="24"/>
-              <w:szCs w:val="24"/>
-            </w:rPr>
-            <w:fldChar w:fldCharType="end"/>
+            <w:t>[13]</w:t>
           </w:r>
         </w:sdtContent>
       </w:sdt>
@@ -16920,7 +18314,6 @@
           <w:sz w:val="24"/>
           <w:szCs w:val="24"/>
         </w:rPr>
-        <w:lastRenderedPageBreak/>
         <w:t>Komponen – komponen yang terdapat pada diagram UML adalah sebagai berikut ini:</w:t>
       </w:r>
     </w:p>
@@ -17076,6 +18469,7 @@
           <w:sz w:val="24"/>
           <w:szCs w:val="24"/>
         </w:rPr>
+        <w:lastRenderedPageBreak/>
         <w:t>Activity Diagram</w:t>
       </w:r>
       <w:r>
@@ -17279,6 +18673,7 @@
           <w:lang w:eastAsia="en-ID"/>
         </w:rPr>
       </w:pPr>
+      <w:bookmarkStart w:id="28" w:name="_Toc201860564"/>
       <w:r>
         <w:rPr>
           <w:rFonts w:ascii="Times New Roman" w:hAnsi="Times New Roman" w:cs="Times New Roman"/>
@@ -17290,7 +18685,7 @@
         </w:rPr>
         <w:t>Metode dan Tahapannya</w:t>
       </w:r>
-      <w:bookmarkEnd w:id="14"/>
+      <w:bookmarkEnd w:id="28"/>
     </w:p>
     <w:p>
       <w:pPr>
@@ -17328,15 +18723,16 @@
           <w:color w:val="auto"/>
         </w:rPr>
       </w:pPr>
+      <w:bookmarkStart w:id="29" w:name="_Toc201860565"/>
       <w:r>
         <w:rPr>
           <w:rFonts w:ascii="Times New Roman" w:hAnsi="Times New Roman" w:cs="Times New Roman"/>
           <w:b/>
           <w:color w:val="auto"/>
         </w:rPr>
-        <w:lastRenderedPageBreak/>
         <w:t>Pengumpulan Data</w:t>
       </w:r>
+      <w:bookmarkEnd w:id="29"/>
     </w:p>
     <w:p>
       <w:pPr>
@@ -17346,7 +18742,7 @@
         <w:jc w:val="both"/>
       </w:pPr>
       <w:r>
-        <w:t>Proses pengumpulan data dalam penelitian ini bertujuan untuk mengumpulkan informasi yang relevan mengenai faktor-faktor dalam model Fraud Diamond, serta data historis yang berkaitan dengan aktivitas internal di CV. Smartindo Telekom. Data yang dikumpulkan terdiri dari dua kategori, yaitu:</w:t>
+        <w:t>Proses pengumpulan data dalam penelitian ini bertujuan untuk mengumpulkan informasi yang relevan mengenai faktor-faktor dalam model Fraud Diamond. Data yang dikumpulkan terdiri dari dua kategori, yaitu:</w:t>
       </w:r>
       <w:r>
         <w:t xml:space="preserve"> </w:t>
@@ -17364,6 +18760,7 @@
         <w:jc w:val="both"/>
       </w:pPr>
       <w:r>
+        <w:lastRenderedPageBreak/>
         <w:t>Data Primer</w:t>
       </w:r>
       <w:r>
@@ -17406,7 +18803,13 @@
         <w:t xml:space="preserve"> dimana m</w:t>
       </w:r>
       <w:r>
-        <w:t xml:space="preserve">eliputi data historis aktivitas keuangan, catatan transaksi penjualan, laporan audit internal, serta catatan pelanggaran atau dugaan fraud yang pernah terjadi. Data ini digunakan untuk membangun model prediksi dan pelatihan algoritma Random Forest. </w:t>
+        <w:t xml:space="preserve">eliputi data </w:t>
+      </w:r>
+      <w:r>
+        <w:t>skor audit sebelumnya dan lamanya bekerja</w:t>
+      </w:r>
+      <w:r>
+        <w:t xml:space="preserve">. Data ini digunakan untuk membangun model prediksi dan pelatihan algoritma Random Forest. </w:t>
       </w:r>
     </w:p>
     <w:p>
@@ -17435,6 +18838,7 @@
           <w:color w:val="auto"/>
         </w:rPr>
       </w:pPr>
+      <w:bookmarkStart w:id="30" w:name="_Toc201860566"/>
       <w:r>
         <w:rPr>
           <w:rFonts w:ascii="Times New Roman" w:hAnsi="Times New Roman" w:cs="Times New Roman"/>
@@ -17459,6 +18863,7 @@
         </w:rPr>
         <w:t xml:space="preserve"> Penelitian dan Indikator</w:t>
       </w:r>
+      <w:bookmarkEnd w:id="30"/>
     </w:p>
     <w:p>
       <w:pPr>
@@ -17488,24 +18893,31 @@
           <w:sz w:val="24"/>
           <w:szCs w:val="24"/>
         </w:rPr>
-        <w:t xml:space="preserve">Skala Likert merupakan teknik pengukuran yang sering dipakai dalam penelitian untuk menilai sikap, opini, atau pandangan individu terhadap suatu </w:t>
-      </w:r>
-      <w:r>
-        <w:rPr>
-          <w:rFonts w:ascii="Times New Roman" w:hAnsi="Times New Roman" w:cs="Times New Roman"/>
-          <w:sz w:val="24"/>
-          <w:szCs w:val="24"/>
-        </w:rPr>
-        <w:lastRenderedPageBreak/>
-        <w:t>pernyataan atau topik tertentu. Metode ini menggunakan rangkaian pernyataan yang disertai pilihan jawaban berjenjang, contohnya seperti "Sangat Setuju", "Setuju", "Netral", "Tidak Setuju", hingga "Sangat Tidak Setuju"</w:t>
-      </w:r>
-      <w:r>
-        <w:rPr>
-          <w:rFonts w:ascii="Times New Roman" w:hAnsi="Times New Roman" w:cs="Times New Roman"/>
-          <w:sz w:val="24"/>
-          <w:szCs w:val="24"/>
-        </w:rPr>
-        <w:t>. Berdasarkan</w:t>
+        <w:t>Skala Likert merupakan teknik pengukuran yang sering dipakai dalam penelitian untuk menilai sikap, opini, atau pandangan individu terhadap suatu pernyataan atau topik tertentu. Metode ini menggunakan rangkaian pernyataan yang disertai pilihan jawaban berjenjang, contohnya seperti "Sangat Setuju", "Setuju", "Netral", "Tidak Setuju", hingga "Sangat Tidak Setuju"</w:t>
+      </w:r>
+      <w:r>
+        <w:rPr>
+          <w:rFonts w:ascii="Times New Roman" w:hAnsi="Times New Roman" w:cs="Times New Roman"/>
+          <w:sz w:val="24"/>
+          <w:szCs w:val="24"/>
+        </w:rPr>
+        <w:t>.</w:t>
+      </w:r>
+      <w:r>
+        <w:rPr>
+          <w:rFonts w:ascii="Times New Roman" w:hAnsi="Times New Roman" w:cs="Times New Roman"/>
+          <w:sz w:val="24"/>
+          <w:szCs w:val="24"/>
+        </w:rPr>
+        <w:t xml:space="preserve"> </w:t>
+      </w:r>
+      <w:r>
+        <w:rPr>
+          <w:rFonts w:ascii="Times New Roman" w:hAnsi="Times New Roman" w:cs="Times New Roman"/>
+          <w:sz w:val="24"/>
+          <w:szCs w:val="24"/>
+        </w:rPr>
+        <w:t>Skala Likert adalah suatu skala psikometrik yang umum digunakan dalam kuesioner, dan merupakan skala yang paling banyak digunakan dalam riset berupa survei</w:t>
       </w:r>
       <w:r>
         <w:rPr>
@@ -17519,56 +18931,25 @@
         <w:sdtPr>
           <w:rPr>
             <w:rFonts w:ascii="Times New Roman" w:hAnsi="Times New Roman" w:cs="Times New Roman"/>
+            <w:color w:val="000000"/>
             <w:sz w:val="24"/>
             <w:szCs w:val="24"/>
           </w:rPr>
-          <w:id w:val="-1358033457"/>
-          <w:citation/>
+          <w:tag w:val="MENDELEY_CITATION_v3_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"/>
+          <w:id w:val="-342325622"/>
+          <w:placeholder>
+            <w:docPart w:val="DefaultPlaceholder_-1854013440"/>
+          </w:placeholder>
         </w:sdtPr>
-        <w:sdtEndPr/>
         <w:sdtContent>
           <w:r>
             <w:rPr>
               <w:rFonts w:ascii="Times New Roman" w:hAnsi="Times New Roman" w:cs="Times New Roman"/>
+              <w:color w:val="000000"/>
               <w:sz w:val="24"/>
               <w:szCs w:val="24"/>
             </w:rPr>
-            <w:fldChar w:fldCharType="begin"/>
-          </w:r>
-          <w:r>
-            <w:rPr>
-              <w:rFonts w:ascii="Times New Roman" w:hAnsi="Times New Roman" w:cs="Times New Roman"/>
-              <w:sz w:val="24"/>
-              <w:szCs w:val="24"/>
-              <w:lang w:val="en-US"/>
-            </w:rPr>
-            <w:instrText xml:space="preserve"> CITATION SSu19 \l 1033 </w:instrText>
-          </w:r>
-          <w:r>
-            <w:rPr>
-              <w:rFonts w:ascii="Times New Roman" w:hAnsi="Times New Roman" w:cs="Times New Roman"/>
-              <w:sz w:val="24"/>
-              <w:szCs w:val="24"/>
-            </w:rPr>
-            <w:fldChar w:fldCharType="separate"/>
-          </w:r>
-          <w:r>
-            <w:rPr>
-              <w:rFonts w:ascii="Times New Roman" w:hAnsi="Times New Roman" w:cs="Times New Roman"/>
-              <w:noProof/>
-              <w:sz w:val="24"/>
-              <w:szCs w:val="24"/>
-              <w:lang w:val="en-US"/>
-            </w:rPr>
-            <w:t>[13]</w:t>
-          </w:r>
-          <w:r>
-            <w:rPr>
-              <w:rFonts w:ascii="Times New Roman" w:hAnsi="Times New Roman" w:cs="Times New Roman"/>
-              <w:sz w:val="24"/>
-              <w:szCs w:val="24"/>
-            </w:rPr>
-            <w:fldChar w:fldCharType="end"/>
+            <w:t>[14]</w:t>
           </w:r>
         </w:sdtContent>
       </w:sdt>
@@ -17586,7 +18967,16 @@
           <w:sz w:val="24"/>
           <w:szCs w:val="24"/>
         </w:rPr>
-        <w:t>skala Likert digunakan untuk mengukur sikap, pandangan, serta persepsi individu atau kelompok terhadap suatu fenomena sosial. Pilihan jawaban dalam skala ini disusun secara bertingkat untuk menangkap intensitas respon yang diberikan.</w:t>
+        <w:t xml:space="preserve">skala Likert digunakan untuk mengukur sikap, pandangan, serta persepsi individu </w:t>
+      </w:r>
+      <w:r>
+        <w:rPr>
+          <w:rFonts w:ascii="Times New Roman" w:hAnsi="Times New Roman" w:cs="Times New Roman"/>
+          <w:sz w:val="24"/>
+          <w:szCs w:val="24"/>
+        </w:rPr>
+        <w:lastRenderedPageBreak/>
+        <w:t>atau kelompok terhadap suatu fenomena sosial. Pilihan jawaban dalam skala ini disusun secara bertingkat untuk menangkap intensitas respon yang diberikan.</w:t>
       </w:r>
     </w:p>
     <w:p>
@@ -17604,6 +18994,7 @@
           <w:color w:val="auto"/>
         </w:rPr>
       </w:pPr>
+      <w:bookmarkStart w:id="31" w:name="_Toc201860567"/>
       <w:r>
         <w:rPr>
           <w:rFonts w:ascii="Times New Roman" w:hAnsi="Times New Roman" w:cs="Times New Roman"/>
@@ -17612,6 +19003,7 @@
         </w:rPr>
         <w:t>Teknik Pada Analisis Data</w:t>
       </w:r>
+      <w:bookmarkEnd w:id="31"/>
     </w:p>
     <w:p>
       <w:pPr>
@@ -17902,7 +19294,6 @@
           <w:sz w:val="24"/>
           <w:szCs w:val="24"/>
         </w:rPr>
-        <w:lastRenderedPageBreak/>
         <w:t>Data Latih (Training Set), yang berfungsi untuk melatih model Random Forest</w:t>
       </w:r>
       <w:r>
@@ -17982,6 +19373,7 @@
           <w:sz w:val="24"/>
           <w:szCs w:val="24"/>
         </w:rPr>
+        <w:lastRenderedPageBreak/>
         <w:t>Random Forest merupakan metode klasifikasi yang mengandalkan prinsip ensemble learning dengan menggabungkan banyak pohon keputusan untuk memperoleh hasil prediksi yang lebih akurat. Algoritma ini dipilih karena efektivitasnya dalam mengelola data yang kompleks dan multivariat serta kemampuannya dalam mengidentifikasi fitur-fitur kunci yang berperan signifikan dalam mendeteksi fraud. Tahapan implementasi model ini dijelaskan sebagai berikut:</w:t>
       </w:r>
     </w:p>
@@ -18178,7 +19570,7 @@
           <w:lang w:eastAsia="en-ID"/>
         </w:rPr>
       </w:pPr>
-      <w:bookmarkStart w:id="15" w:name="_Toc192843208"/>
+      <w:bookmarkStart w:id="32" w:name="_Toc201860568"/>
       <w:r>
         <w:rPr>
           <w:rFonts w:ascii="Times New Roman" w:hAnsi="Times New Roman" w:cs="Times New Roman"/>
@@ -18190,7 +19582,7 @@
         </w:rPr>
         <w:t>Penelitian Terkait</w:t>
       </w:r>
-      <w:bookmarkEnd w:id="15"/>
+      <w:bookmarkEnd w:id="32"/>
     </w:p>
     <w:p>
       <w:pPr>
@@ -18326,17 +19718,7 @@
           <w:szCs w:val="24"/>
           <w:lang w:eastAsia="en-ID"/>
         </w:rPr>
-        <w:t xml:space="preserve">Penelitian ini mengaplikasikan Random Forest untuk mendeteksi fraud pada transaksi kartu kredit selama pandemi Covid-19. Hasilnya, model Random Forest mencapai akurasi 90,68%, </w:t>
-      </w:r>
-      <w:r>
-        <w:rPr>
-          <w:rFonts w:ascii="Times New Roman" w:eastAsia="Times New Roman" w:hAnsi="Times New Roman" w:cs="Times New Roman"/>
-          <w:sz w:val="24"/>
-          <w:szCs w:val="24"/>
-          <w:lang w:eastAsia="en-ID"/>
-        </w:rPr>
-        <w:lastRenderedPageBreak/>
-        <w:t>presisi 94,74%, recall 86,14%, dan F1 score 90,23%, menunjukkan kemampuan yang sangat baik dalam mendeteksi fraud sehingga dapat mencegah kerugian bagi konsumen dan bank</w:t>
+        <w:t>Penelitian ini mengaplikasikan Random Forest untuk mendeteksi fraud pada transaksi kartu kredit selama pandemi Covid-19. Hasilnya, model Random Forest mencapai akurasi 90,68%, presisi 94,74%, recall 86,14%, dan F1 score 90,23%, menunjukkan kemampuan yang sangat baik dalam mendeteksi fraud sehingga dapat mencegah kerugian bagi konsumen dan bank</w:t>
       </w:r>
       <w:r>
         <w:rPr>
@@ -18406,7 +19788,17 @@
           <w:szCs w:val="24"/>
           <w:lang w:eastAsia="en-ID"/>
         </w:rPr>
-        <w:t>Performa Random Forest dan XGBoost pada Deteksi Penipuan E-Commerce dengan Augmentasi Data CGAN</w:t>
+        <w:t xml:space="preserve">Performa Random Forest dan XGBoost pada Deteksi Penipuan </w:t>
+      </w:r>
+      <w:r>
+        <w:rPr>
+          <w:rFonts w:ascii="Times New Roman" w:eastAsia="Times New Roman" w:hAnsi="Times New Roman" w:cs="Times New Roman"/>
+          <w:sz w:val="24"/>
+          <w:szCs w:val="24"/>
+          <w:lang w:eastAsia="en-ID"/>
+        </w:rPr>
+        <w:lastRenderedPageBreak/>
+        <w:t>E-Commerce dengan Augmentasi Data CGAN</w:t>
       </w:r>
       <w:r>
         <w:rPr>
@@ -18609,7 +20001,6 @@
           <w:sz w:val="24"/>
           <w:szCs w:val="24"/>
         </w:rPr>
-        <w:lastRenderedPageBreak/>
         <w:t xml:space="preserve">Berdasarkan penelitian lainnya yang dibuat oleh </w:t>
       </w:r>
       <w:r>
@@ -18655,7 +20046,7 @@
           <w:szCs w:val="24"/>
           <w:lang w:eastAsia="en-ID"/>
         </w:rPr>
-        <w:t>Penelitian ini mengkaji penggunaan algoritma Random Forest untuk mendeteksi penipuan dalam transaksi online yang semakin kompleks dan besar volumenya. Penelitian ini menegaskan bahwa Random Forest, dengan penerapan teknik sampling yang tepat, efektif dalam meningkatkan kemampuan sistem mendeteksi dan mencegah penipuan dalam transaksi daring</w:t>
+        <w:t xml:space="preserve">Penelitian ini mengkaji penggunaan algoritma Random Forest untuk mendeteksi penipuan dalam transaksi online yang semakin kompleks dan besar volumenya. Penelitian ini menegaskan bahwa Random Forest, dengan </w:t>
       </w:r>
       <w:r>
         <w:rPr>
@@ -18664,6 +20055,16 @@
           <w:szCs w:val="24"/>
           <w:lang w:eastAsia="en-ID"/>
         </w:rPr>
+        <w:lastRenderedPageBreak/>
+        <w:t>penerapan teknik sampling yang tepat, efektif dalam meningkatkan kemampuan sistem mendeteksi dan mencegah penipuan dalam transaksi daring</w:t>
+      </w:r>
+      <w:r>
+        <w:rPr>
+          <w:rFonts w:ascii="Times New Roman" w:eastAsia="Times New Roman" w:hAnsi="Times New Roman" w:cs="Times New Roman"/>
+          <w:sz w:val="24"/>
+          <w:szCs w:val="24"/>
+          <w:lang w:eastAsia="en-ID"/>
+        </w:rPr>
         <w:t xml:space="preserve"> </w:t>
       </w:r>
       <w:r>
@@ -18685,7 +20086,6 @@
         <w:t>.</w:t>
       </w:r>
     </w:p>
-    <w:bookmarkEnd w:id="6"/>
     <w:p>
       <w:pPr>
         <w:pStyle w:val="Heading1"/>
@@ -18722,6 +20122,7 @@
           <w:lang w:eastAsia="en-ID"/>
         </w:rPr>
       </w:pPr>
+      <w:bookmarkStart w:id="33" w:name="_Toc201860569"/>
       <w:r>
         <w:rPr>
           <w:rFonts w:ascii="Times New Roman" w:hAnsi="Times New Roman" w:cs="Times New Roman"/>
@@ -18746,6 +20147,7 @@
         <w:br/>
         <w:t>METODELOGI PENELITIAN</w:t>
       </w:r>
+      <w:bookmarkEnd w:id="33"/>
     </w:p>
     <w:p>
       <w:pPr>
@@ -18777,7 +20179,7 @@
         </w:rPr>
         <w:t xml:space="preserve"> </w:t>
       </w:r>
-      <w:bookmarkStart w:id="16" w:name="_Toc192843210"/>
+      <w:bookmarkStart w:id="34" w:name="_Toc201860570"/>
       <w:r>
         <w:rPr>
           <w:rFonts w:ascii="Times New Roman" w:hAnsi="Times New Roman" w:cs="Times New Roman"/>
@@ -18789,7 +20191,7 @@
         </w:rPr>
         <w:t>Kerangka Kerja Penelitian</w:t>
       </w:r>
-      <w:bookmarkEnd w:id="16"/>
+      <w:bookmarkEnd w:id="34"/>
     </w:p>
     <w:p>
       <w:pPr>
@@ -23059,7 +24461,7 @@
           <w:lang w:eastAsia="en-ID"/>
         </w:rPr>
       </w:pPr>
-      <w:bookmarkStart w:id="17" w:name="_Toc192843211"/>
+      <w:bookmarkStart w:id="35" w:name="_Toc201860571"/>
       <w:r>
         <w:rPr>
           <w:rFonts w:ascii="Times New Roman" w:hAnsi="Times New Roman" w:cs="Times New Roman"/>
@@ -23071,7 +24473,7 @@
         </w:rPr>
         <w:t>Lokasi Riset dan Sampel Data</w:t>
       </w:r>
-      <w:bookmarkEnd w:id="17"/>
+      <w:bookmarkEnd w:id="35"/>
     </w:p>
     <w:p>
       <w:pPr>
@@ -32241,6 +33643,7 @@
           <w:lang w:eastAsia="en-ID"/>
         </w:rPr>
       </w:pPr>
+      <w:bookmarkStart w:id="36" w:name="_Toc201860572"/>
       <w:r>
         <w:rPr>
           <w:rFonts w:ascii="Times New Roman" w:hAnsi="Times New Roman" w:cs="Times New Roman"/>
@@ -32252,6 +33655,7 @@
         </w:rPr>
         <w:t>Waktu Pelaksanaan</w:t>
       </w:r>
+      <w:bookmarkEnd w:id="36"/>
     </w:p>
     <w:p>
       <w:pPr>
@@ -34649,17 +36053,7 @@
           <w:sz w:val="24"/>
           <w:szCs w:val="24"/>
         </w:rPr>
-        <w:t xml:space="preserve"> adalah sebagai be</w:t>
-      </w:r>
-      <w:bookmarkStart w:id="18" w:name="_GoBack"/>
-      <w:bookmarkEnd w:id="18"/>
-      <w:r>
-        <w:rPr>
-          <w:rFonts w:ascii="Times New Roman" w:hAnsi="Times New Roman" w:cs="Times New Roman"/>
-          <w:sz w:val="24"/>
-          <w:szCs w:val="24"/>
-        </w:rPr>
-        <w:t>rikut:</w:t>
+        <w:t xml:space="preserve"> adalah sebagai berikut:</w:t>
       </w:r>
     </w:p>
     <w:p>
@@ -34789,7 +36183,7 @@
           <w:lang w:eastAsia="en-ID"/>
         </w:rPr>
       </w:pPr>
-      <w:bookmarkStart w:id="19" w:name="_Toc192843213"/>
+      <w:bookmarkStart w:id="37" w:name="_Toc201860573"/>
       <w:r>
         <w:rPr>
           <w:rFonts w:ascii="Times New Roman" w:hAnsi="Times New Roman" w:cs="Times New Roman"/>
@@ -34814,7 +36208,7 @@
         <w:br/>
         <w:t>ANALISA DAN HASIL</w:t>
       </w:r>
-      <w:bookmarkEnd w:id="19"/>
+      <w:bookmarkEnd w:id="37"/>
     </w:p>
     <w:p>
       <w:pPr>
@@ -34851,7 +36245,7 @@
         </w:rPr>
         <w:t xml:space="preserve"> </w:t>
       </w:r>
-      <w:bookmarkStart w:id="20" w:name="_Toc192843214"/>
+      <w:bookmarkStart w:id="38" w:name="_Toc201860574"/>
       <w:r>
         <w:rPr>
           <w:rFonts w:ascii="Times New Roman" w:hAnsi="Times New Roman" w:cs="Times New Roman"/>
@@ -34863,7 +36257,7 @@
         </w:rPr>
         <w:t>Analisa dan Penerapan Metode</w:t>
       </w:r>
-      <w:bookmarkEnd w:id="20"/>
+      <w:bookmarkEnd w:id="38"/>
     </w:p>
     <w:p>
       <w:pPr>
@@ -34882,7 +36276,7 @@
           <w:lang w:eastAsia="en-ID"/>
         </w:rPr>
       </w:pPr>
-      <w:bookmarkStart w:id="21" w:name="_Toc192843215"/>
+      <w:bookmarkStart w:id="39" w:name="_Toc201860575"/>
       <w:r>
         <w:rPr>
           <w:rFonts w:ascii="Times New Roman" w:hAnsi="Times New Roman" w:cs="Times New Roman"/>
@@ -34894,7 +36288,7 @@
         </w:rPr>
         <w:t>Perancangan atau Pemodelan Sistem</w:t>
       </w:r>
-      <w:bookmarkEnd w:id="21"/>
+      <w:bookmarkEnd w:id="39"/>
     </w:p>
     <w:p>
       <w:pPr>
@@ -34913,7 +36307,7 @@
           <w:lang w:eastAsia="en-ID"/>
         </w:rPr>
       </w:pPr>
-      <w:bookmarkStart w:id="22" w:name="_Toc192843216"/>
+      <w:bookmarkStart w:id="40" w:name="_Toc201860576"/>
       <w:r>
         <w:rPr>
           <w:rFonts w:ascii="Times New Roman" w:hAnsi="Times New Roman" w:cs="Times New Roman"/>
@@ -34925,7 +36319,7 @@
         </w:rPr>
         <w:t>Implementasi</w:t>
       </w:r>
-      <w:bookmarkEnd w:id="22"/>
+      <w:bookmarkEnd w:id="40"/>
     </w:p>
     <w:p>
       <w:pPr>
@@ -34944,7 +36338,7 @@
           <w:lang w:eastAsia="en-ID"/>
         </w:rPr>
       </w:pPr>
-      <w:bookmarkStart w:id="23" w:name="_Toc192843217"/>
+      <w:bookmarkStart w:id="41" w:name="_Toc201860577"/>
       <w:r>
         <w:rPr>
           <w:rFonts w:ascii="Times New Roman" w:hAnsi="Times New Roman" w:cs="Times New Roman"/>
@@ -34956,7 +36350,7 @@
         </w:rPr>
         <w:t>Hasil Pengujian</w:t>
       </w:r>
-      <w:bookmarkEnd w:id="23"/>
+      <w:bookmarkEnd w:id="41"/>
     </w:p>
     <w:p>
       <w:pPr>
@@ -34993,7 +36387,7 @@
           <w:lang w:eastAsia="en-ID"/>
         </w:rPr>
       </w:pPr>
-      <w:bookmarkStart w:id="24" w:name="_Toc192843218"/>
+      <w:bookmarkStart w:id="42" w:name="_Toc201860578"/>
       <w:r>
         <w:rPr>
           <w:rFonts w:ascii="Times New Roman" w:hAnsi="Times New Roman" w:cs="Times New Roman"/>
@@ -35018,7 +36412,7 @@
         <w:br/>
         <w:t>KESIMPULAN DAN SARAN</w:t>
       </w:r>
-      <w:bookmarkEnd w:id="24"/>
+      <w:bookmarkEnd w:id="42"/>
     </w:p>
     <w:p>
       <w:pPr>
@@ -35055,7 +36449,7 @@
         </w:rPr>
         <w:t xml:space="preserve"> </w:t>
       </w:r>
-      <w:bookmarkStart w:id="25" w:name="_Toc192843219"/>
+      <w:bookmarkStart w:id="43" w:name="_Toc201860579"/>
       <w:r>
         <w:rPr>
           <w:rFonts w:ascii="Times New Roman" w:hAnsi="Times New Roman" w:cs="Times New Roman"/>
@@ -35067,7 +36461,7 @@
         </w:rPr>
         <w:t>Kesimpulan</w:t>
       </w:r>
-      <w:bookmarkEnd w:id="25"/>
+      <w:bookmarkEnd w:id="43"/>
     </w:p>
     <w:p>
       <w:pPr>
@@ -35086,7 +36480,7 @@
           <w:lang w:eastAsia="en-ID"/>
         </w:rPr>
       </w:pPr>
-      <w:bookmarkStart w:id="26" w:name="_Toc192843220"/>
+      <w:bookmarkStart w:id="44" w:name="_Toc201860580"/>
       <w:r>
         <w:rPr>
           <w:rFonts w:ascii="Times New Roman" w:hAnsi="Times New Roman" w:cs="Times New Roman"/>
@@ -35098,7 +36492,7 @@
         </w:rPr>
         <w:t>Saran</w:t>
       </w:r>
-      <w:bookmarkEnd w:id="26"/>
+      <w:bookmarkEnd w:id="44"/>
     </w:p>
     <w:p>
       <w:pPr>
@@ -35127,7 +36521,7 @@
           <w:lang w:eastAsia="en-ID"/>
         </w:rPr>
       </w:pPr>
-      <w:bookmarkStart w:id="27" w:name="_Toc192843221"/>
+      <w:bookmarkStart w:id="45" w:name="_Toc201860581"/>
       <w:r>
         <w:rPr>
           <w:rFonts w:ascii="Times New Roman" w:hAnsi="Times New Roman" w:cs="Times New Roman"/>
@@ -35140,7 +36534,7 @@
         <w:lastRenderedPageBreak/>
         <w:t>DAFTAR PUSTAKA</w:t>
       </w:r>
-      <w:bookmarkEnd w:id="27"/>
+      <w:bookmarkEnd w:id="45"/>
     </w:p>
     <w:p>
       <w:pPr>
@@ -35151,6 +36545,7 @@
         </w:rPr>
       </w:pPr>
     </w:p>
+    <w:bookmarkStart w:id="46" w:name="_Toc201860582" w:displacedByCustomXml="next"/>
     <w:sdt>
       <w:sdtPr>
         <w:rPr>
@@ -35165,7 +36560,6 @@
           <w:docPartUnique/>
         </w:docPartObj>
       </w:sdtPr>
-      <w:sdtEndPr/>
       <w:sdtContent>
         <w:p>
           <w:pPr>
@@ -35174,13 +36568,13 @@
           <w:r>
             <w:t>Bibliography</w:t>
           </w:r>
+          <w:bookmarkEnd w:id="46"/>
         </w:p>
         <w:sdt>
           <w:sdtPr>
             <w:id w:val="111145805"/>
             <w:bibliography/>
           </w:sdtPr>
-          <w:sdtEndPr/>
           <w:sdtContent>
             <w:p>
               <w:pPr>
@@ -35216,7 +36610,7 @@
               </w:tblGrid>
               <w:tr>
                 <w:trPr>
-                  <w:divId w:val="1712341690"/>
+                  <w:divId w:val="949243253"/>
                   <w:tblCellSpacing w:w="15" w:type="dxa"/>
                 </w:trPr>
                 <w:tc>
@@ -35257,7 +36651,7 @@
                       <w:rPr>
                         <w:noProof/>
                       </w:rPr>
-                      <w:t xml:space="preserve">A. D. Yando, "Kecenderungan Kecurangan Akuntansi," </w:t>
+                      <w:t xml:space="preserve">G. W. d. F. S. R. G. Wardhana, "Penerapan Machine Learning dalam Prediksi Tingkat Kasus Penyakit di Indonesia," </w:t>
                     </w:r>
                     <w:r>
                       <w:rPr>
@@ -35265,20 +36659,20 @@
                         <w:iCs/>
                         <w:noProof/>
                       </w:rPr>
-                      <w:t xml:space="preserve">CV. Batam Publisher, </w:t>
+                      <w:t xml:space="preserve">Jurnal Online Informatika Sistem dan Manajemen, </w:t>
                     </w:r>
                     <w:r>
                       <w:rPr>
                         <w:noProof/>
                       </w:rPr>
-                      <w:t xml:space="preserve">p. 81, 2020. </w:t>
+                      <w:t xml:space="preserve">pp. vol. 5, no. 1, pp. 40-50, 2023. </w:t>
                     </w:r>
                   </w:p>
                 </w:tc>
               </w:tr>
               <w:tr>
                 <w:trPr>
-                  <w:divId w:val="1712341690"/>
+                  <w:divId w:val="949243253"/>
                   <w:tblCellSpacing w:w="15" w:type="dxa"/>
                 </w:trPr>
                 <w:tc>
@@ -35317,14 +36711,28 @@
                       <w:rPr>
                         <w:noProof/>
                       </w:rPr>
-                      <w:t>A. Ardianingsih, Audit Laporan Keuangan, PT. Bumi Aksara, 2018, p. 74.</w:t>
+                      <w:t xml:space="preserve">A. P. S. d. S. Suhardi, "Implementasi Metode Machine Learning Menggunakan Algoritma Evolving Artificial Neural Network Pada Kasus Prediksi Diagnosis Diabetes," </w:t>
+                    </w:r>
+                    <w:r>
+                      <w:rPr>
+                        <w:i/>
+                        <w:iCs/>
+                        <w:noProof/>
+                      </w:rPr>
+                      <w:t xml:space="preserve">JATIKOM, </w:t>
+                    </w:r>
+                    <w:r>
+                      <w:rPr>
+                        <w:noProof/>
+                      </w:rPr>
+                      <w:t xml:space="preserve">pp. vol. 3, no. 2, 2020. </w:t>
                     </w:r>
                   </w:p>
                 </w:tc>
               </w:tr>
               <w:tr>
                 <w:trPr>
-                  <w:divId w:val="1712341690"/>
+                  <w:divId w:val="949243253"/>
                   <w:tblCellSpacing w:w="15" w:type="dxa"/>
                 </w:trPr>
                 <w:tc>
@@ -35344,6 +36752,426 @@
                         <w:noProof/>
                       </w:rPr>
                       <w:t xml:space="preserve">[3] </w:t>
+                    </w:r>
+                  </w:p>
+                </w:tc>
+                <w:tc>
+                  <w:tcPr>
+                    <w:tcW w:w="0" w:type="auto"/>
+                    <w:hideMark/>
+                  </w:tcPr>
+                  <w:p>
+                    <w:pPr>
+                      <w:pStyle w:val="Bibliography"/>
+                      <w:rPr>
+                        <w:noProof/>
+                      </w:rPr>
+                    </w:pPr>
+                    <w:r>
+                      <w:rPr>
+                        <w:noProof/>
+                      </w:rPr>
+                      <w:t xml:space="preserve">A. S. d. Y. Y. M. Nawawi, "Model Klasifikasi Machine Learning untuk Prediksi Ketepatan Penempatan Karir," </w:t>
+                    </w:r>
+                    <w:r>
+                      <w:rPr>
+                        <w:i/>
+                        <w:iCs/>
+                        <w:noProof/>
+                      </w:rPr>
+                      <w:t xml:space="preserve">Jurnal Saintekom, </w:t>
+                    </w:r>
+                    <w:r>
+                      <w:rPr>
+                        <w:noProof/>
+                      </w:rPr>
+                      <w:t xml:space="preserve">pp. vol. 14, no. 1, pp. 13-25, 2024. </w:t>
+                    </w:r>
+                  </w:p>
+                </w:tc>
+              </w:tr>
+              <w:tr>
+                <w:trPr>
+                  <w:divId w:val="949243253"/>
+                  <w:tblCellSpacing w:w="15" w:type="dxa"/>
+                </w:trPr>
+                <w:tc>
+                  <w:tcPr>
+                    <w:tcW w:w="50" w:type="pct"/>
+                    <w:hideMark/>
+                  </w:tcPr>
+                  <w:p>
+                    <w:pPr>
+                      <w:pStyle w:val="Bibliography"/>
+                      <w:rPr>
+                        <w:noProof/>
+                      </w:rPr>
+                    </w:pPr>
+                    <w:r>
+                      <w:rPr>
+                        <w:noProof/>
+                      </w:rPr>
+                      <w:t xml:space="preserve">[4] </w:t>
+                    </w:r>
+                  </w:p>
+                </w:tc>
+                <w:tc>
+                  <w:tcPr>
+                    <w:tcW w:w="0" w:type="auto"/>
+                    <w:hideMark/>
+                  </w:tcPr>
+                  <w:p>
+                    <w:pPr>
+                      <w:pStyle w:val="Bibliography"/>
+                      <w:rPr>
+                        <w:noProof/>
+                      </w:rPr>
+                    </w:pPr>
+                    <w:r>
+                      <w:rPr>
+                        <w:noProof/>
+                      </w:rPr>
+                      <w:t xml:space="preserve">A. F. a. J. Hernadi, "Klasifikasi Data Tak Seimbang Menggunakan Algoritma Random Forest dengan SMOTE dan SMOTE-ENN (Studi Kasus pada Data Stunting)," </w:t>
+                    </w:r>
+                    <w:r>
+                      <w:rPr>
+                        <w:i/>
+                        <w:iCs/>
+                        <w:noProof/>
+                      </w:rPr>
+                      <w:t xml:space="preserve">Jurnal Teknomatika, </w:t>
+                    </w:r>
+                    <w:r>
+                      <w:rPr>
+                        <w:noProof/>
+                      </w:rPr>
+                      <w:t xml:space="preserve">pp. vol. 17, no. 2, pp. 38-47, 2024. </w:t>
+                    </w:r>
+                  </w:p>
+                </w:tc>
+              </w:tr>
+              <w:tr>
+                <w:trPr>
+                  <w:divId w:val="949243253"/>
+                  <w:tblCellSpacing w:w="15" w:type="dxa"/>
+                </w:trPr>
+                <w:tc>
+                  <w:tcPr>
+                    <w:tcW w:w="50" w:type="pct"/>
+                    <w:hideMark/>
+                  </w:tcPr>
+                  <w:p>
+                    <w:pPr>
+                      <w:pStyle w:val="Bibliography"/>
+                      <w:rPr>
+                        <w:noProof/>
+                      </w:rPr>
+                    </w:pPr>
+                    <w:r>
+                      <w:rPr>
+                        <w:noProof/>
+                      </w:rPr>
+                      <w:t xml:space="preserve">[5] </w:t>
+                    </w:r>
+                  </w:p>
+                </w:tc>
+                <w:tc>
+                  <w:tcPr>
+                    <w:tcW w:w="0" w:type="auto"/>
+                    <w:hideMark/>
+                  </w:tcPr>
+                  <w:p>
+                    <w:pPr>
+                      <w:pStyle w:val="Bibliography"/>
+                      <w:rPr>
+                        <w:noProof/>
+                      </w:rPr>
+                    </w:pPr>
+                    <w:r>
+                      <w:rPr>
+                        <w:noProof/>
+                      </w:rPr>
+                      <w:t xml:space="preserve">M. I. Z. a. A. T. F. D. Rahman, "Clustering dan Klasifikasi Data Cuaca Cilacap dengan Menggunakan Metode K-Means dan Random Forest," </w:t>
+                    </w:r>
+                    <w:r>
+                      <w:rPr>
+                        <w:i/>
+                        <w:iCs/>
+                        <w:noProof/>
+                      </w:rPr>
+                      <w:t xml:space="preserve">Jurnal SINTA: Sistem Informasi dan Teknologi Komputasi, </w:t>
+                    </w:r>
+                    <w:r>
+                      <w:rPr>
+                        <w:noProof/>
+                      </w:rPr>
+                      <w:t xml:space="preserve">pp. vol. 1, no. 2, pp. 90–97, 2024. </w:t>
+                    </w:r>
+                  </w:p>
+                </w:tc>
+              </w:tr>
+              <w:tr>
+                <w:trPr>
+                  <w:divId w:val="949243253"/>
+                  <w:tblCellSpacing w:w="15" w:type="dxa"/>
+                </w:trPr>
+                <w:tc>
+                  <w:tcPr>
+                    <w:tcW w:w="50" w:type="pct"/>
+                    <w:hideMark/>
+                  </w:tcPr>
+                  <w:p>
+                    <w:pPr>
+                      <w:pStyle w:val="Bibliography"/>
+                      <w:rPr>
+                        <w:noProof/>
+                      </w:rPr>
+                    </w:pPr>
+                    <w:r>
+                      <w:rPr>
+                        <w:noProof/>
+                      </w:rPr>
+                      <w:t xml:space="preserve">[6] </w:t>
+                    </w:r>
+                  </w:p>
+                </w:tc>
+                <w:tc>
+                  <w:tcPr>
+                    <w:tcW w:w="0" w:type="auto"/>
+                    <w:hideMark/>
+                  </w:tcPr>
+                  <w:p>
+                    <w:pPr>
+                      <w:pStyle w:val="Bibliography"/>
+                      <w:rPr>
+                        <w:noProof/>
+                      </w:rPr>
+                    </w:pPr>
+                    <w:r>
+                      <w:rPr>
+                        <w:noProof/>
+                      </w:rPr>
+                      <w:t xml:space="preserve">N. L. A. d. U. I. M. Fahrul Rizki Aditya, "Prediksi Penyakit Hipertensi Menggunakan metode Decision Tree dan Random Forest," </w:t>
+                    </w:r>
+                    <w:r>
+                      <w:rPr>
+                        <w:i/>
+                        <w:iCs/>
+                        <w:noProof/>
+                      </w:rPr>
+                      <w:t xml:space="preserve">Jurnal Ilmiah KOMPUTASI, </w:t>
+                    </w:r>
+                    <w:r>
+                      <w:rPr>
+                        <w:noProof/>
+                      </w:rPr>
+                      <w:t xml:space="preserve">vol. 23 No :1, 2024. </w:t>
+                    </w:r>
+                  </w:p>
+                </w:tc>
+              </w:tr>
+              <w:tr>
+                <w:trPr>
+                  <w:divId w:val="949243253"/>
+                  <w:tblCellSpacing w:w="15" w:type="dxa"/>
+                </w:trPr>
+                <w:tc>
+                  <w:tcPr>
+                    <w:tcW w:w="50" w:type="pct"/>
+                    <w:hideMark/>
+                  </w:tcPr>
+                  <w:p>
+                    <w:pPr>
+                      <w:pStyle w:val="Bibliography"/>
+                      <w:rPr>
+                        <w:noProof/>
+                      </w:rPr>
+                    </w:pPr>
+                    <w:r>
+                      <w:rPr>
+                        <w:noProof/>
+                      </w:rPr>
+                      <w:t xml:space="preserve">[7] </w:t>
+                    </w:r>
+                  </w:p>
+                </w:tc>
+                <w:tc>
+                  <w:tcPr>
+                    <w:tcW w:w="0" w:type="auto"/>
+                    <w:hideMark/>
+                  </w:tcPr>
+                  <w:p>
+                    <w:pPr>
+                      <w:pStyle w:val="Bibliography"/>
+                      <w:rPr>
+                        <w:noProof/>
+                      </w:rPr>
+                    </w:pPr>
+                    <w:r>
+                      <w:rPr>
+                        <w:noProof/>
+                      </w:rPr>
+                      <w:t xml:space="preserve">A. R. P. A. H. F. H. R. R. M. Suci Nabila, "Pemodelan Diagram UML padaPerancangan Sistem Aplikasi Konsultasi Hewan Peliharaan Berbasis Android (Studi Kasus: Alopet)," </w:t>
+                    </w:r>
+                    <w:r>
+                      <w:rPr>
+                        <w:i/>
+                        <w:iCs/>
+                        <w:noProof/>
+                      </w:rPr>
+                      <w:t xml:space="preserve">Jurnal Ilmu Komputer dan Bisnis, </w:t>
+                    </w:r>
+                    <w:r>
+                      <w:rPr>
+                        <w:noProof/>
+                      </w:rPr>
+                      <w:t xml:space="preserve">pp. 130-139, 2021. </w:t>
+                    </w:r>
+                  </w:p>
+                </w:tc>
+              </w:tr>
+              <w:tr>
+                <w:trPr>
+                  <w:divId w:val="949243253"/>
+                  <w:tblCellSpacing w:w="15" w:type="dxa"/>
+                </w:trPr>
+                <w:tc>
+                  <w:tcPr>
+                    <w:tcW w:w="50" w:type="pct"/>
+                    <w:hideMark/>
+                  </w:tcPr>
+                  <w:p>
+                    <w:pPr>
+                      <w:pStyle w:val="Bibliography"/>
+                      <w:rPr>
+                        <w:noProof/>
+                      </w:rPr>
+                    </w:pPr>
+                    <w:r>
+                      <w:rPr>
+                        <w:noProof/>
+                      </w:rPr>
+                      <w:t xml:space="preserve">[8] </w:t>
+                    </w:r>
+                  </w:p>
+                </w:tc>
+                <w:tc>
+                  <w:tcPr>
+                    <w:tcW w:w="0" w:type="auto"/>
+                    <w:hideMark/>
+                  </w:tcPr>
+                  <w:p>
+                    <w:pPr>
+                      <w:pStyle w:val="Bibliography"/>
+                      <w:rPr>
+                        <w:noProof/>
+                      </w:rPr>
+                    </w:pPr>
+                    <w:r>
+                      <w:rPr>
+                        <w:noProof/>
+                      </w:rPr>
+                      <w:t xml:space="preserve">S. Sugiyono, "Skala Likert digunakan untuk mengukur sikap, pendapat, dan persepsi seseorang atau sekelompok orang tentang fenomena sosial," </w:t>
+                    </w:r>
+                    <w:r>
+                      <w:rPr>
+                        <w:i/>
+                        <w:iCs/>
+                        <w:noProof/>
+                      </w:rPr>
+                      <w:t xml:space="preserve">Al-Kharaj: Jurnal Ekonomi, Keuangan &amp; Bisnis Syariah, </w:t>
+                    </w:r>
+                    <w:r>
+                      <w:rPr>
+                        <w:noProof/>
+                      </w:rPr>
+                      <w:t xml:space="preserve">p. 5490–5500, 2019. </w:t>
+                    </w:r>
+                  </w:p>
+                </w:tc>
+              </w:tr>
+              <w:tr>
+                <w:trPr>
+                  <w:divId w:val="949243253"/>
+                  <w:tblCellSpacing w:w="15" w:type="dxa"/>
+                </w:trPr>
+                <w:tc>
+                  <w:tcPr>
+                    <w:tcW w:w="50" w:type="pct"/>
+                    <w:hideMark/>
+                  </w:tcPr>
+                  <w:p>
+                    <w:pPr>
+                      <w:pStyle w:val="Bibliography"/>
+                      <w:rPr>
+                        <w:noProof/>
+                      </w:rPr>
+                    </w:pPr>
+                    <w:r>
+                      <w:rPr>
+                        <w:noProof/>
+                      </w:rPr>
+                      <w:t xml:space="preserve">[9] </w:t>
+                    </w:r>
+                  </w:p>
+                </w:tc>
+                <w:tc>
+                  <w:tcPr>
+                    <w:tcW w:w="0" w:type="auto"/>
+                    <w:hideMark/>
+                  </w:tcPr>
+                  <w:p>
+                    <w:pPr>
+                      <w:pStyle w:val="Bibliography"/>
+                      <w:rPr>
+                        <w:noProof/>
+                      </w:rPr>
+                    </w:pPr>
+                    <w:r>
+                      <w:rPr>
+                        <w:noProof/>
+                      </w:rPr>
+                      <w:t xml:space="preserve">A. D. Yando, "Kecenderungan Kecurangan Akuntansi," </w:t>
+                    </w:r>
+                    <w:r>
+                      <w:rPr>
+                        <w:i/>
+                        <w:iCs/>
+                        <w:noProof/>
+                      </w:rPr>
+                      <w:t xml:space="preserve">CV. Batam Publisher, </w:t>
+                    </w:r>
+                    <w:r>
+                      <w:rPr>
+                        <w:noProof/>
+                      </w:rPr>
+                      <w:t xml:space="preserve">p. 81, 2020. </w:t>
+                    </w:r>
+                  </w:p>
+                </w:tc>
+              </w:tr>
+              <w:tr>
+                <w:trPr>
+                  <w:divId w:val="949243253"/>
+                  <w:tblCellSpacing w:w="15" w:type="dxa"/>
+                </w:trPr>
+                <w:tc>
+                  <w:tcPr>
+                    <w:tcW w:w="50" w:type="pct"/>
+                    <w:hideMark/>
+                  </w:tcPr>
+                  <w:p>
+                    <w:pPr>
+                      <w:pStyle w:val="Bibliography"/>
+                      <w:rPr>
+                        <w:noProof/>
+                      </w:rPr>
+                    </w:pPr>
+                    <w:r>
+                      <w:rPr>
+                        <w:noProof/>
+                      </w:rPr>
+                      <w:t xml:space="preserve">[10] </w:t>
                     </w:r>
                   </w:p>
                 </w:tc>
@@ -35384,7 +37212,7 @@
               </w:tr>
               <w:tr>
                 <w:trPr>
-                  <w:divId w:val="1712341690"/>
+                  <w:divId w:val="949243253"/>
                   <w:tblCellSpacing w:w="15" w:type="dxa"/>
                 </w:trPr>
                 <w:tc>
@@ -35403,7 +37231,8 @@
                       <w:rPr>
                         <w:noProof/>
                       </w:rPr>
-                      <w:t xml:space="preserve">[4] </w:t>
+                      <w:lastRenderedPageBreak/>
+                      <w:t xml:space="preserve">[11] </w:t>
                     </w:r>
                   </w:p>
                 </w:tc>
@@ -35430,7 +37259,7 @@
               </w:tr>
               <w:tr>
                 <w:trPr>
-                  <w:divId w:val="1712341690"/>
+                  <w:divId w:val="949243253"/>
                   <w:tblCellSpacing w:w="15" w:type="dxa"/>
                 </w:trPr>
                 <w:tc>
@@ -35449,7 +37278,7 @@
                       <w:rPr>
                         <w:noProof/>
                       </w:rPr>
-                      <w:t xml:space="preserve">[5] </w:t>
+                      <w:t xml:space="preserve">[12] </w:t>
                     </w:r>
                   </w:p>
                 </w:tc>
@@ -35490,428 +37319,7 @@
               </w:tr>
               <w:tr>
                 <w:trPr>
-                  <w:divId w:val="1712341690"/>
-                  <w:tblCellSpacing w:w="15" w:type="dxa"/>
-                </w:trPr>
-                <w:tc>
-                  <w:tcPr>
-                    <w:tcW w:w="50" w:type="pct"/>
-                    <w:hideMark/>
-                  </w:tcPr>
-                  <w:p>
-                    <w:pPr>
-                      <w:pStyle w:val="Bibliography"/>
-                      <w:rPr>
-                        <w:noProof/>
-                      </w:rPr>
-                    </w:pPr>
-                    <w:r>
-                      <w:rPr>
-                        <w:noProof/>
-                      </w:rPr>
-                      <w:t xml:space="preserve">[6] </w:t>
-                    </w:r>
-                  </w:p>
-                </w:tc>
-                <w:tc>
-                  <w:tcPr>
-                    <w:tcW w:w="0" w:type="auto"/>
-                    <w:hideMark/>
-                  </w:tcPr>
-                  <w:p>
-                    <w:pPr>
-                      <w:pStyle w:val="Bibliography"/>
-                      <w:rPr>
-                        <w:noProof/>
-                      </w:rPr>
-                    </w:pPr>
-                    <w:r>
-                      <w:rPr>
-                        <w:noProof/>
-                      </w:rPr>
-                      <w:t xml:space="preserve">G. W. d. F. S. R. G. Wardhana, "Penerapan Machine Learning dalam Prediksi Tingkat Kasus Penyakit di Indonesia," </w:t>
-                    </w:r>
-                    <w:r>
-                      <w:rPr>
-                        <w:i/>
-                        <w:iCs/>
-                        <w:noProof/>
-                      </w:rPr>
-                      <w:t xml:space="preserve">Jurnal Online Informatika Sistem dan Manajemen, </w:t>
-                    </w:r>
-                    <w:r>
-                      <w:rPr>
-                        <w:noProof/>
-                      </w:rPr>
-                      <w:t xml:space="preserve">pp. vol. 5, no. 1, pp. 40-50, 2023. </w:t>
-                    </w:r>
-                  </w:p>
-                </w:tc>
-              </w:tr>
-              <w:tr>
-                <w:trPr>
-                  <w:divId w:val="1712341690"/>
-                  <w:tblCellSpacing w:w="15" w:type="dxa"/>
-                </w:trPr>
-                <w:tc>
-                  <w:tcPr>
-                    <w:tcW w:w="50" w:type="pct"/>
-                    <w:hideMark/>
-                  </w:tcPr>
-                  <w:p>
-                    <w:pPr>
-                      <w:pStyle w:val="Bibliography"/>
-                      <w:rPr>
-                        <w:noProof/>
-                      </w:rPr>
-                    </w:pPr>
-                    <w:r>
-                      <w:rPr>
-                        <w:noProof/>
-                      </w:rPr>
-                      <w:t xml:space="preserve">[7] </w:t>
-                    </w:r>
-                  </w:p>
-                </w:tc>
-                <w:tc>
-                  <w:tcPr>
-                    <w:tcW w:w="0" w:type="auto"/>
-                    <w:hideMark/>
-                  </w:tcPr>
-                  <w:p>
-                    <w:pPr>
-                      <w:pStyle w:val="Bibliography"/>
-                      <w:rPr>
-                        <w:noProof/>
-                      </w:rPr>
-                    </w:pPr>
-                    <w:r>
-                      <w:rPr>
-                        <w:noProof/>
-                      </w:rPr>
-                      <w:t xml:space="preserve">A. P. S. d. S. Suhardi, "Implementasi Metode Machine Learning Menggunakan Algoritma Evolving Artificial Neural Network Pada Kasus Prediksi Diagnosis Diabetes," </w:t>
-                    </w:r>
-                    <w:r>
-                      <w:rPr>
-                        <w:i/>
-                        <w:iCs/>
-                        <w:noProof/>
-                      </w:rPr>
-                      <w:t xml:space="preserve">JATIKOM, </w:t>
-                    </w:r>
-                    <w:r>
-                      <w:rPr>
-                        <w:noProof/>
-                      </w:rPr>
-                      <w:t xml:space="preserve">pp. vol. 3, no. 2, 2020. </w:t>
-                    </w:r>
-                  </w:p>
-                </w:tc>
-              </w:tr>
-              <w:tr>
-                <w:trPr>
-                  <w:divId w:val="1712341690"/>
-                  <w:tblCellSpacing w:w="15" w:type="dxa"/>
-                </w:trPr>
-                <w:tc>
-                  <w:tcPr>
-                    <w:tcW w:w="50" w:type="pct"/>
-                    <w:hideMark/>
-                  </w:tcPr>
-                  <w:p>
-                    <w:pPr>
-                      <w:pStyle w:val="Bibliography"/>
-                      <w:rPr>
-                        <w:noProof/>
-                      </w:rPr>
-                    </w:pPr>
-                    <w:r>
-                      <w:rPr>
-                        <w:noProof/>
-                      </w:rPr>
-                      <w:t xml:space="preserve">[8] </w:t>
-                    </w:r>
-                  </w:p>
-                </w:tc>
-                <w:tc>
-                  <w:tcPr>
-                    <w:tcW w:w="0" w:type="auto"/>
-                    <w:hideMark/>
-                  </w:tcPr>
-                  <w:p>
-                    <w:pPr>
-                      <w:pStyle w:val="Bibliography"/>
-                      <w:rPr>
-                        <w:noProof/>
-                      </w:rPr>
-                    </w:pPr>
-                    <w:r>
-                      <w:rPr>
-                        <w:noProof/>
-                      </w:rPr>
-                      <w:t xml:space="preserve">A. S. d. Y. Y. M. Nawawi, "Model Klasifikasi Machine Learning untuk Prediksi Ketepatan Penempatan Karir," </w:t>
-                    </w:r>
-                    <w:r>
-                      <w:rPr>
-                        <w:i/>
-                        <w:iCs/>
-                        <w:noProof/>
-                      </w:rPr>
-                      <w:t xml:space="preserve">Jurnal Saintekom, </w:t>
-                    </w:r>
-                    <w:r>
-                      <w:rPr>
-                        <w:noProof/>
-                      </w:rPr>
-                      <w:t xml:space="preserve">pp. vol. 14, no. 1, pp. 13-25, 2024. </w:t>
-                    </w:r>
-                  </w:p>
-                </w:tc>
-              </w:tr>
-              <w:tr>
-                <w:trPr>
-                  <w:divId w:val="1712341690"/>
-                  <w:tblCellSpacing w:w="15" w:type="dxa"/>
-                </w:trPr>
-                <w:tc>
-                  <w:tcPr>
-                    <w:tcW w:w="50" w:type="pct"/>
-                    <w:hideMark/>
-                  </w:tcPr>
-                  <w:p>
-                    <w:pPr>
-                      <w:pStyle w:val="Bibliography"/>
-                      <w:rPr>
-                        <w:noProof/>
-                      </w:rPr>
-                    </w:pPr>
-                    <w:r>
-                      <w:rPr>
-                        <w:noProof/>
-                      </w:rPr>
-                      <w:t xml:space="preserve">[9] </w:t>
-                    </w:r>
-                  </w:p>
-                </w:tc>
-                <w:tc>
-                  <w:tcPr>
-                    <w:tcW w:w="0" w:type="auto"/>
-                    <w:hideMark/>
-                  </w:tcPr>
-                  <w:p>
-                    <w:pPr>
-                      <w:pStyle w:val="Bibliography"/>
-                      <w:rPr>
-                        <w:noProof/>
-                      </w:rPr>
-                    </w:pPr>
-                    <w:r>
-                      <w:rPr>
-                        <w:noProof/>
-                      </w:rPr>
-                      <w:t xml:space="preserve">A. F. a. J. Hernadi, "Klasifikasi Data Tak Seimbang Menggunakan Algoritma Random Forest dengan SMOTE dan SMOTE-ENN (Studi Kasus pada Data Stunting)," </w:t>
-                    </w:r>
-                    <w:r>
-                      <w:rPr>
-                        <w:i/>
-                        <w:iCs/>
-                        <w:noProof/>
-                      </w:rPr>
-                      <w:t xml:space="preserve">Jurnal Teknomatika, </w:t>
-                    </w:r>
-                    <w:r>
-                      <w:rPr>
-                        <w:noProof/>
-                      </w:rPr>
-                      <w:t xml:space="preserve">pp. vol. 17, no. 2, pp. 38-47, 2024. </w:t>
-                    </w:r>
-                  </w:p>
-                </w:tc>
-              </w:tr>
-              <w:tr>
-                <w:trPr>
-                  <w:divId w:val="1712341690"/>
-                  <w:tblCellSpacing w:w="15" w:type="dxa"/>
-                </w:trPr>
-                <w:tc>
-                  <w:tcPr>
-                    <w:tcW w:w="50" w:type="pct"/>
-                    <w:hideMark/>
-                  </w:tcPr>
-                  <w:p>
-                    <w:pPr>
-                      <w:pStyle w:val="Bibliography"/>
-                      <w:rPr>
-                        <w:noProof/>
-                      </w:rPr>
-                    </w:pPr>
-                    <w:r>
-                      <w:rPr>
-                        <w:noProof/>
-                      </w:rPr>
-                      <w:t xml:space="preserve">[10] </w:t>
-                    </w:r>
-                  </w:p>
-                </w:tc>
-                <w:tc>
-                  <w:tcPr>
-                    <w:tcW w:w="0" w:type="auto"/>
-                    <w:hideMark/>
-                  </w:tcPr>
-                  <w:p>
-                    <w:pPr>
-                      <w:pStyle w:val="Bibliography"/>
-                      <w:rPr>
-                        <w:noProof/>
-                      </w:rPr>
-                    </w:pPr>
-                    <w:r>
-                      <w:rPr>
-                        <w:noProof/>
-                      </w:rPr>
-                      <w:t xml:space="preserve">M. I. Z. a. A. T. F. D. Rahman, "Clustering dan Klasifikasi Data Cuaca Cilacap dengan Menggunakan Metode K-Means dan Random Forest," </w:t>
-                    </w:r>
-                    <w:r>
-                      <w:rPr>
-                        <w:i/>
-                        <w:iCs/>
-                        <w:noProof/>
-                      </w:rPr>
-                      <w:t xml:space="preserve">Jurnal SINTA: Sistem Informasi dan Teknologi Komputasi, </w:t>
-                    </w:r>
-                    <w:r>
-                      <w:rPr>
-                        <w:noProof/>
-                      </w:rPr>
-                      <w:t xml:space="preserve">pp. vol. 1, no. 2, pp. 90–97, 2024. </w:t>
-                    </w:r>
-                  </w:p>
-                </w:tc>
-              </w:tr>
-              <w:tr>
-                <w:trPr>
-                  <w:divId w:val="1712341690"/>
-                  <w:tblCellSpacing w:w="15" w:type="dxa"/>
-                </w:trPr>
-                <w:tc>
-                  <w:tcPr>
-                    <w:tcW w:w="50" w:type="pct"/>
-                    <w:hideMark/>
-                  </w:tcPr>
-                  <w:p>
-                    <w:pPr>
-                      <w:pStyle w:val="Bibliography"/>
-                      <w:rPr>
-                        <w:noProof/>
-                      </w:rPr>
-                    </w:pPr>
-                    <w:r>
-                      <w:rPr>
-                        <w:noProof/>
-                      </w:rPr>
-                      <w:t xml:space="preserve">[11] </w:t>
-                    </w:r>
-                  </w:p>
-                </w:tc>
-                <w:tc>
-                  <w:tcPr>
-                    <w:tcW w:w="0" w:type="auto"/>
-                    <w:hideMark/>
-                  </w:tcPr>
-                  <w:p>
-                    <w:pPr>
-                      <w:pStyle w:val="Bibliography"/>
-                      <w:rPr>
-                        <w:noProof/>
-                      </w:rPr>
-                    </w:pPr>
-                    <w:r>
-                      <w:rPr>
-                        <w:noProof/>
-                      </w:rPr>
-                      <w:t xml:space="preserve">N. L. A. d. U. I. M. Fahrul Rizki Aditya, "Prediksi Penyakit Hipertensi Menggunakan metode Decision Tree dan Random Forest," </w:t>
-                    </w:r>
-                    <w:r>
-                      <w:rPr>
-                        <w:i/>
-                        <w:iCs/>
-                        <w:noProof/>
-                      </w:rPr>
-                      <w:t xml:space="preserve">Jurnal Ilmiah KOMPUTASI, </w:t>
-                    </w:r>
-                    <w:r>
-                      <w:rPr>
-                        <w:noProof/>
-                      </w:rPr>
-                      <w:t xml:space="preserve">vol. 23 No :1, 2024. </w:t>
-                    </w:r>
-                  </w:p>
-                </w:tc>
-              </w:tr>
-              <w:tr>
-                <w:trPr>
-                  <w:divId w:val="1712341690"/>
-                  <w:tblCellSpacing w:w="15" w:type="dxa"/>
-                </w:trPr>
-                <w:tc>
-                  <w:tcPr>
-                    <w:tcW w:w="50" w:type="pct"/>
-                    <w:hideMark/>
-                  </w:tcPr>
-                  <w:p>
-                    <w:pPr>
-                      <w:pStyle w:val="Bibliography"/>
-                      <w:rPr>
-                        <w:noProof/>
-                      </w:rPr>
-                    </w:pPr>
-                    <w:r>
-                      <w:rPr>
-                        <w:noProof/>
-                      </w:rPr>
-                      <w:lastRenderedPageBreak/>
-                      <w:t xml:space="preserve">[12] </w:t>
-                    </w:r>
-                  </w:p>
-                </w:tc>
-                <w:tc>
-                  <w:tcPr>
-                    <w:tcW w:w="0" w:type="auto"/>
-                    <w:hideMark/>
-                  </w:tcPr>
-                  <w:p>
-                    <w:pPr>
-                      <w:pStyle w:val="Bibliography"/>
-                      <w:rPr>
-                        <w:noProof/>
-                      </w:rPr>
-                    </w:pPr>
-                    <w:r>
-                      <w:rPr>
-                        <w:noProof/>
-                      </w:rPr>
-                      <w:t xml:space="preserve">A. R. P. A. H. F. H. R. R. M. Suci Nabila, "Pemodelan Diagram UML padaPerancangan Sistem Aplikasi Konsultasi Hewan Peliharaan Berbasis Android (Studi Kasus: Alopet)," </w:t>
-                    </w:r>
-                    <w:r>
-                      <w:rPr>
-                        <w:i/>
-                        <w:iCs/>
-                        <w:noProof/>
-                      </w:rPr>
-                      <w:t xml:space="preserve">Jurnal Ilmu Komputer dan Bisnis, </w:t>
-                    </w:r>
-                    <w:r>
-                      <w:rPr>
-                        <w:noProof/>
-                      </w:rPr>
-                      <w:t xml:space="preserve">pp. 130-139, 2021. </w:t>
-                    </w:r>
-                  </w:p>
-                </w:tc>
-              </w:tr>
-              <w:tr>
-                <w:trPr>
-                  <w:divId w:val="1712341690"/>
+                  <w:divId w:val="949243253"/>
                   <w:tblCellSpacing w:w="15" w:type="dxa"/>
                 </w:trPr>
                 <w:tc>
@@ -35931,66 +37339,6 @@
                         <w:noProof/>
                       </w:rPr>
                       <w:t xml:space="preserve">[13] </w:t>
-                    </w:r>
-                  </w:p>
-                </w:tc>
-                <w:tc>
-                  <w:tcPr>
-                    <w:tcW w:w="0" w:type="auto"/>
-                    <w:hideMark/>
-                  </w:tcPr>
-                  <w:p>
-                    <w:pPr>
-                      <w:pStyle w:val="Bibliography"/>
-                      <w:rPr>
-                        <w:noProof/>
-                      </w:rPr>
-                    </w:pPr>
-                    <w:r>
-                      <w:rPr>
-                        <w:noProof/>
-                      </w:rPr>
-                      <w:t xml:space="preserve">S. Sugiyono, "Skala Likert digunakan untuk mengukur sikap, pendapat, dan persepsi seseorang atau sekelompok orang tentang fenomena sosial," </w:t>
-                    </w:r>
-                    <w:r>
-                      <w:rPr>
-                        <w:i/>
-                        <w:iCs/>
-                        <w:noProof/>
-                      </w:rPr>
-                      <w:t xml:space="preserve">Al-Kharaj: Jurnal Ekonomi, Keuangan &amp; Bisnis Syariah, </w:t>
-                    </w:r>
-                    <w:r>
-                      <w:rPr>
-                        <w:noProof/>
-                      </w:rPr>
-                      <w:t xml:space="preserve">p. 5490–5500, 2019. </w:t>
-                    </w:r>
-                  </w:p>
-                </w:tc>
-              </w:tr>
-              <w:tr>
-                <w:trPr>
-                  <w:divId w:val="1712341690"/>
-                  <w:tblCellSpacing w:w="15" w:type="dxa"/>
-                </w:trPr>
-                <w:tc>
-                  <w:tcPr>
-                    <w:tcW w:w="50" w:type="pct"/>
-                    <w:hideMark/>
-                  </w:tcPr>
-                  <w:p>
-                    <w:pPr>
-                      <w:pStyle w:val="Bibliography"/>
-                      <w:rPr>
-                        <w:noProof/>
-                      </w:rPr>
-                    </w:pPr>
-                    <w:r>
-                      <w:rPr>
-                        <w:noProof/>
-                      </w:rPr>
-                      <w:t xml:space="preserve">[14] </w:t>
                     </w:r>
                   </w:p>
                 </w:tc>
@@ -36031,7 +37379,7 @@
               </w:tr>
               <w:tr>
                 <w:trPr>
-                  <w:divId w:val="1712341690"/>
+                  <w:divId w:val="949243253"/>
                   <w:tblCellSpacing w:w="15" w:type="dxa"/>
                 </w:trPr>
                 <w:tc>
@@ -36050,7 +37398,7 @@
                       <w:rPr>
                         <w:noProof/>
                       </w:rPr>
-                      <w:t xml:space="preserve">[15] </w:t>
+                      <w:t xml:space="preserve">[14] </w:t>
                     </w:r>
                   </w:p>
                 </w:tc>
@@ -36091,7 +37439,7 @@
               </w:tr>
               <w:tr>
                 <w:trPr>
-                  <w:divId w:val="1712341690"/>
+                  <w:divId w:val="949243253"/>
                   <w:tblCellSpacing w:w="15" w:type="dxa"/>
                 </w:trPr>
                 <w:tc>
@@ -36110,7 +37458,7 @@
                       <w:rPr>
                         <w:noProof/>
                       </w:rPr>
-                      <w:t xml:space="preserve">[16] </w:t>
+                      <w:t xml:space="preserve">[15] </w:t>
                     </w:r>
                   </w:p>
                 </w:tc>
@@ -36151,7 +37499,67 @@
               </w:tr>
               <w:tr>
                 <w:trPr>
-                  <w:divId w:val="1712341690"/>
+                  <w:divId w:val="949243253"/>
+                  <w:tblCellSpacing w:w="15" w:type="dxa"/>
+                </w:trPr>
+                <w:tc>
+                  <w:tcPr>
+                    <w:tcW w:w="50" w:type="pct"/>
+                    <w:hideMark/>
+                  </w:tcPr>
+                  <w:p>
+                    <w:pPr>
+                      <w:pStyle w:val="Bibliography"/>
+                      <w:rPr>
+                        <w:noProof/>
+                      </w:rPr>
+                    </w:pPr>
+                    <w:r>
+                      <w:rPr>
+                        <w:noProof/>
+                      </w:rPr>
+                      <w:t xml:space="preserve">[16] </w:t>
+                    </w:r>
+                  </w:p>
+                </w:tc>
+                <w:tc>
+                  <w:tcPr>
+                    <w:tcW w:w="0" w:type="auto"/>
+                    <w:hideMark/>
+                  </w:tcPr>
+                  <w:p>
+                    <w:pPr>
+                      <w:pStyle w:val="Bibliography"/>
+                      <w:rPr>
+                        <w:noProof/>
+                      </w:rPr>
+                    </w:pPr>
+                    <w:r>
+                      <w:rPr>
+                        <w:noProof/>
+                      </w:rPr>
+                      <w:t xml:space="preserve">T. P. A. W. a. T. W. G. A. M. Ashfania, "enggunaan Algoritma Random Forest untuk Klasifikasi berbasis Kinerja Efisiensi Energi pada Sistem Pembangkit Daya," </w:t>
+                    </w:r>
+                    <w:r>
+                      <w:rPr>
+                        <w:i/>
+                        <w:iCs/>
+                        <w:noProof/>
+                      </w:rPr>
+                      <w:t xml:space="preserve">ROTASI, </w:t>
+                    </w:r>
+                    <w:r>
+                      <w:rPr>
+                        <w:noProof/>
+                      </w:rPr>
+                      <w:t xml:space="preserve">Vols. vol. 24, no. 3, p. 14–21, 2022. </w:t>
+                    </w:r>
+                  </w:p>
+                </w:tc>
+              </w:tr>
+              <w:tr>
+                <w:trPr>
+                  <w:divId w:val="949243253"/>
                   <w:tblCellSpacing w:w="15" w:type="dxa"/>
                 </w:trPr>
                 <w:tc>
@@ -36190,21 +37598,7 @@
                       <w:rPr>
                         <w:noProof/>
                       </w:rPr>
-                      <w:t xml:space="preserve">T. P. A. W. a. T. W. G. A. M. Ashfania, "enggunaan Algoritma Random Forest untuk Klasifikasi berbasis Kinerja Efisiensi Energi pada Sistem Pembangkit Daya," </w:t>
-                    </w:r>
-                    <w:r>
-                      <w:rPr>
-                        <w:i/>
-                        <w:iCs/>
-                        <w:noProof/>
-                      </w:rPr>
-                      <w:t xml:space="preserve">ROTASI, </w:t>
-                    </w:r>
-                    <w:r>
-                      <w:rPr>
-                        <w:noProof/>
-                      </w:rPr>
-                      <w:t xml:space="preserve">Vols. vol. 24, no. 3, p. 14–21, 2022. </w:t>
+                      <w:t>A. Ardianingsih, Audit Laporan Keuangan, PT. Bumi Aksara, 2018, p. 74.</w:t>
                     </w:r>
                   </w:p>
                 </w:tc>
@@ -36212,7 +37606,7 @@
             </w:tbl>
             <w:p>
               <w:pPr>
-                <w:divId w:val="1712341690"/>
+                <w:divId w:val="949243253"/>
                 <w:rPr>
                   <w:rFonts w:eastAsia="Times New Roman"/>
                   <w:noProof/>
@@ -36386,7 +37780,7 @@
 <w:ftr xmlns:wpc="http://schemas.microsoft.com/office/word/2010/wordprocessingCanvas" xmlns:cx="http://schemas.microsoft.com/office/drawing/2014/chartex" xmlns:cx1="http://schemas.microsoft.com/office/drawing/2015/9/8/chartex" xmlns:cx2="http://schemas.microsoft.com/office/drawing/2015/10/21/chartex" xmlns:cx3="http://schemas.microsoft.com/office/drawing/2016/5/9/chartex" xmlns:cx4="http://schemas.microsoft.com/office/drawing/2016/5/10/chartex" xmlns:cx5="http://schemas.microsoft.com/office/drawing/2016/5/11/chartex" xmlns:cx6="http://schemas.microsoft.com/office/drawing/2016/5/12/chartex" xmlns:cx7="http://schemas.microsoft.com/office/drawing/2016/5/13/chartex" xmlns:cx8="http://schemas.microsoft.com/office/drawing/2016/5/14/chartex" xmlns:mc="http://schemas.openxmlformats.org/markup-compatibility/2006" xmlns:aink="http://schemas.microsoft.com/office/drawing/2016/ink" xmlns:am3d="http://schemas.microsoft.com/office/drawing/2017/model3d" xmlns:o="urn:schemas-microsoft-com:office:office" xmlns:r="http://schemas.openxmlformats.org/officeDocument/2006/relationships" xmlns:m="http://schemas.openxmlformats.org/officeDocument/2006/math" xmlns:v="urn:schemas-microsoft-com:vml" xmlns:wp14="http://schemas.microsoft.com/office/word/2010/wordprocessingDrawing" xmlns:wp="http://schemas.openxmlformats.org/drawingml/2006/wordprocessingDrawing" xmlns:w10="urn:schemas-microsoft-com:office:word" xmlns:w="http://schemas.openxmlformats.org/wordprocessingml/2006/main" xmlns:w14="http://schemas.microsoft.com/office/word/2010/wordml" xmlns:w15="http://schemas.microsoft.com/office/word/2012/wordml" xmlns:w16cid="http://schemas.microsoft.com/office/word/2016/wordml/cid" xmlns:w16se="http://schemas.microsoft.com/office/word/2015/wordml/symex" xmlns:wpg="http://schemas.microsoft.com/office/word/2010/wordprocessingGroup" xmlns:wpi="http://schemas.microsoft.com/office/word/2010/wordprocessingInk" xmlns:wne="http://schemas.microsoft.com/office/word/2006/wordml" xmlns:wps="http://schemas.microsoft.com/office/word/2010/wordprocessingShape" mc:Ignorable="w14 w15 w16se w16cid wp14">
   <w:sdt>
     <w:sdtPr>
-      <w:id w:val="-1634171270"/>
+      <w:id w:val="1077713424"/>
       <w:docPartObj>
         <w:docPartGallery w:val="Page Numbers (Bottom of Page)"/>
         <w:docPartUnique/>
@@ -36439,7 +37833,7 @@
 <w:ftr xmlns:wpc="http://schemas.microsoft.com/office/word/2010/wordprocessingCanvas" xmlns:cx="http://schemas.microsoft.com/office/drawing/2014/chartex" xmlns:cx1="http://schemas.microsoft.com/office/drawing/2015/9/8/chartex" xmlns:cx2="http://schemas.microsoft.com/office/drawing/2015/10/21/chartex" xmlns:cx3="http://schemas.microsoft.com/office/drawing/2016/5/9/chartex" xmlns:cx4="http://schemas.microsoft.com/office/drawing/2016/5/10/chartex" xmlns:cx5="http://schemas.microsoft.com/office/drawing/2016/5/11/chartex" xmlns:cx6="http://schemas.microsoft.com/office/drawing/2016/5/12/chartex" xmlns:cx7="http://schemas.microsoft.com/office/drawing/2016/5/13/chartex" xmlns:cx8="http://schemas.microsoft.com/office/drawing/2016/5/14/chartex" xmlns:mc="http://schemas.openxmlformats.org/markup-compatibility/2006" xmlns:aink="http://schemas.microsoft.com/office/drawing/2016/ink" xmlns:am3d="http://schemas.microsoft.com/office/drawing/2017/model3d" xmlns:o="urn:schemas-microsoft-com:office:office" xmlns:r="http://schemas.openxmlformats.org/officeDocument/2006/relationships" xmlns:m="http://schemas.openxmlformats.org/officeDocument/2006/math" xmlns:v="urn:schemas-microsoft-com:vml" xmlns:wp14="http://schemas.microsoft.com/office/word/2010/wordprocessingDrawing" xmlns:wp="http://schemas.openxmlformats.org/drawingml/2006/wordprocessingDrawing" xmlns:w10="urn:schemas-microsoft-com:office:word" xmlns:w="http://schemas.openxmlformats.org/wordprocessingml/2006/main" xmlns:w14="http://schemas.microsoft.com/office/word/2010/wordml" xmlns:w15="http://schemas.microsoft.com/office/word/2012/wordml" xmlns:w16cid="http://schemas.microsoft.com/office/word/2016/wordml/cid" xmlns:w16se="http://schemas.microsoft.com/office/word/2015/wordml/symex" xmlns:wpg="http://schemas.microsoft.com/office/word/2010/wordprocessingGroup" xmlns:wpi="http://schemas.microsoft.com/office/word/2010/wordprocessingInk" xmlns:wne="http://schemas.microsoft.com/office/word/2006/wordml" xmlns:wps="http://schemas.microsoft.com/office/word/2010/wordprocessingShape" mc:Ignorable="w14 w15 w16se w16cid wp14">
   <w:sdt>
     <w:sdtPr>
-      <w:id w:val="325704813"/>
+      <w:id w:val="-886647113"/>
       <w:docPartObj>
         <w:docPartGallery w:val="Page Numbers (Bottom of Page)"/>
         <w:docPartUnique/>
@@ -36955,11 +38349,11 @@
   <w:abstractNum w:abstractNumId="4" w15:restartNumberingAfterBreak="0">
     <w:nsid w:val="0BA03CFC"/>
     <w:multiLevelType w:val="multilevel"/>
-    <w:tmpl w:val="A7108DBA"/>
+    <w:tmpl w:val="D092E9C6"/>
     <w:lvl w:ilvl="0">
       <w:start w:val="1"/>
       <w:numFmt w:val="decimal"/>
-      <w:lvlText w:val="%1."/>
+      <w:lvlText w:val="%1)"/>
       <w:lvlJc w:val="left"/>
       <w:pPr>
         <w:tabs>
@@ -38312,6 +39706,119 @@
     </w:lvl>
   </w:abstractNum>
   <w:abstractNum w:abstractNumId="17" w15:restartNumberingAfterBreak="0">
+    <w:nsid w:val="2AC927D6"/>
+    <w:multiLevelType w:val="multilevel"/>
+    <w:tmpl w:val="FDC28BEE"/>
+    <w:lvl w:ilvl="0">
+      <w:start w:val="1"/>
+      <w:numFmt w:val="decimal"/>
+      <w:lvlText w:val="%1)"/>
+      <w:lvlJc w:val="left"/>
+      <w:pPr>
+        <w:tabs>
+          <w:tab w:val="num" w:pos="720"/>
+        </w:tabs>
+        <w:ind w:left="720" w:hanging="360"/>
+      </w:pPr>
+    </w:lvl>
+    <w:lvl w:ilvl="1" w:tentative="1">
+      <w:start w:val="1"/>
+      <w:numFmt w:val="decimal"/>
+      <w:lvlText w:val="%2."/>
+      <w:lvlJc w:val="left"/>
+      <w:pPr>
+        <w:tabs>
+          <w:tab w:val="num" w:pos="1440"/>
+        </w:tabs>
+        <w:ind w:left="1440" w:hanging="360"/>
+      </w:pPr>
+    </w:lvl>
+    <w:lvl w:ilvl="2" w:tentative="1">
+      <w:start w:val="1"/>
+      <w:numFmt w:val="decimal"/>
+      <w:lvlText w:val="%3."/>
+      <w:lvlJc w:val="left"/>
+      <w:pPr>
+        <w:tabs>
+          <w:tab w:val="num" w:pos="2160"/>
+        </w:tabs>
+        <w:ind w:left="2160" w:hanging="360"/>
+      </w:pPr>
+    </w:lvl>
+    <w:lvl w:ilvl="3" w:tentative="1">
+      <w:start w:val="1"/>
+      <w:numFmt w:val="decimal"/>
+      <w:lvlText w:val="%4."/>
+      <w:lvlJc w:val="left"/>
+      <w:pPr>
+        <w:tabs>
+          <w:tab w:val="num" w:pos="2880"/>
+        </w:tabs>
+        <w:ind w:left="2880" w:hanging="360"/>
+      </w:pPr>
+    </w:lvl>
+    <w:lvl w:ilvl="4" w:tentative="1">
+      <w:start w:val="1"/>
+      <w:numFmt w:val="decimal"/>
+      <w:lvlText w:val="%5."/>
+      <w:lvlJc w:val="left"/>
+      <w:pPr>
+        <w:tabs>
+          <w:tab w:val="num" w:pos="3600"/>
+        </w:tabs>
+        <w:ind w:left="3600" w:hanging="360"/>
+      </w:pPr>
+    </w:lvl>
+    <w:lvl w:ilvl="5" w:tentative="1">
+      <w:start w:val="1"/>
+      <w:numFmt w:val="decimal"/>
+      <w:lvlText w:val="%6."/>
+      <w:lvlJc w:val="left"/>
+      <w:pPr>
+        <w:tabs>
+          <w:tab w:val="num" w:pos="4320"/>
+        </w:tabs>
+        <w:ind w:left="4320" w:hanging="360"/>
+      </w:pPr>
+    </w:lvl>
+    <w:lvl w:ilvl="6" w:tentative="1">
+      <w:start w:val="1"/>
+      <w:numFmt w:val="decimal"/>
+      <w:lvlText w:val="%7."/>
+      <w:lvlJc w:val="left"/>
+      <w:pPr>
+        <w:tabs>
+          <w:tab w:val="num" w:pos="5040"/>
+        </w:tabs>
+        <w:ind w:left="5040" w:hanging="360"/>
+      </w:pPr>
+    </w:lvl>
+    <w:lvl w:ilvl="7" w:tentative="1">
+      <w:start w:val="1"/>
+      <w:numFmt w:val="decimal"/>
+      <w:lvlText w:val="%8."/>
+      <w:lvlJc w:val="left"/>
+      <w:pPr>
+        <w:tabs>
+          <w:tab w:val="num" w:pos="5760"/>
+        </w:tabs>
+        <w:ind w:left="5760" w:hanging="360"/>
+      </w:pPr>
+    </w:lvl>
+    <w:lvl w:ilvl="8" w:tentative="1">
+      <w:start w:val="1"/>
+      <w:numFmt w:val="decimal"/>
+      <w:lvlText w:val="%9."/>
+      <w:lvlJc w:val="left"/>
+      <w:pPr>
+        <w:tabs>
+          <w:tab w:val="num" w:pos="6480"/>
+        </w:tabs>
+        <w:ind w:left="6480" w:hanging="360"/>
+      </w:pPr>
+    </w:lvl>
+  </w:abstractNum>
+  <w:abstractNum w:abstractNumId="18" w15:restartNumberingAfterBreak="0">
     <w:nsid w:val="2AE37F0B"/>
     <w:multiLevelType w:val="multilevel"/>
     <w:tmpl w:val="34FAACE8"/>
@@ -38424,7 +39931,7 @@
       </w:pPr>
     </w:lvl>
   </w:abstractNum>
-  <w:abstractNum w:abstractNumId="18" w15:restartNumberingAfterBreak="0">
+  <w:abstractNum w:abstractNumId="19" w15:restartNumberingAfterBreak="0">
     <w:nsid w:val="2EE12E4B"/>
     <w:multiLevelType w:val="hybridMultilevel"/>
     <w:tmpl w:val="5F303416"/>
@@ -38510,7 +40017,7 @@
       </w:pPr>
     </w:lvl>
   </w:abstractNum>
-  <w:abstractNum w:abstractNumId="19" w15:restartNumberingAfterBreak="0">
+  <w:abstractNum w:abstractNumId="20" w15:restartNumberingAfterBreak="0">
     <w:nsid w:val="31FD6E2F"/>
     <w:multiLevelType w:val="multilevel"/>
     <w:tmpl w:val="A7563B14"/>
@@ -38627,7 +40134,7 @@
       </w:pPr>
     </w:lvl>
   </w:abstractNum>
-  <w:abstractNum w:abstractNumId="20" w15:restartNumberingAfterBreak="0">
+  <w:abstractNum w:abstractNumId="21" w15:restartNumberingAfterBreak="0">
     <w:nsid w:val="32967107"/>
     <w:multiLevelType w:val="hybridMultilevel"/>
     <w:tmpl w:val="ECF281FA"/>
@@ -38713,7 +40220,7 @@
       </w:pPr>
     </w:lvl>
   </w:abstractNum>
-  <w:abstractNum w:abstractNumId="21" w15:restartNumberingAfterBreak="0">
+  <w:abstractNum w:abstractNumId="22" w15:restartNumberingAfterBreak="0">
     <w:nsid w:val="34EC02A5"/>
     <w:multiLevelType w:val="multilevel"/>
     <w:tmpl w:val="4090563C"/>
@@ -38826,7 +40333,7 @@
       </w:rPr>
     </w:lvl>
   </w:abstractNum>
-  <w:abstractNum w:abstractNumId="22" w15:restartNumberingAfterBreak="0">
+  <w:abstractNum w:abstractNumId="23" w15:restartNumberingAfterBreak="0">
     <w:nsid w:val="385719F9"/>
     <w:multiLevelType w:val="hybridMultilevel"/>
     <w:tmpl w:val="D30272C2"/>
@@ -38912,7 +40419,7 @@
       </w:pPr>
     </w:lvl>
   </w:abstractNum>
-  <w:abstractNum w:abstractNumId="23" w15:restartNumberingAfterBreak="0">
+  <w:abstractNum w:abstractNumId="24" w15:restartNumberingAfterBreak="0">
     <w:nsid w:val="38943935"/>
     <w:multiLevelType w:val="hybridMultilevel"/>
     <w:tmpl w:val="84621334"/>
@@ -38998,7 +40505,7 @@
       </w:pPr>
     </w:lvl>
   </w:abstractNum>
-  <w:abstractNum w:abstractNumId="24" w15:restartNumberingAfterBreak="0">
+  <w:abstractNum w:abstractNumId="25" w15:restartNumberingAfterBreak="0">
     <w:nsid w:val="38C4025B"/>
     <w:multiLevelType w:val="hybridMultilevel"/>
     <w:tmpl w:val="1814FB8A"/>
@@ -39084,7 +40591,151 @@
       </w:pPr>
     </w:lvl>
   </w:abstractNum>
-  <w:abstractNum w:abstractNumId="25" w15:restartNumberingAfterBreak="0">
+  <w:abstractNum w:abstractNumId="26" w15:restartNumberingAfterBreak="0">
+    <w:nsid w:val="39651412"/>
+    <w:multiLevelType w:val="multilevel"/>
+    <w:tmpl w:val="31C83C60"/>
+    <w:lvl w:ilvl="0">
+      <w:start w:val="1"/>
+      <w:numFmt w:val="decimal"/>
+      <w:lvlText w:val="%1)"/>
+      <w:lvlJc w:val="left"/>
+      <w:pPr>
+        <w:tabs>
+          <w:tab w:val="num" w:pos="720"/>
+        </w:tabs>
+        <w:ind w:left="720" w:hanging="360"/>
+      </w:pPr>
+      <w:rPr>
+        <w:rFonts w:hint="default"/>
+        <w:sz w:val="20"/>
+      </w:rPr>
+    </w:lvl>
+    <w:lvl w:ilvl="1">
+      <w:numFmt w:val="bullet"/>
+      <w:lvlText w:val="-"/>
+      <w:lvlJc w:val="left"/>
+      <w:pPr>
+        <w:ind w:left="1440" w:hanging="360"/>
+      </w:pPr>
+      <w:rPr>
+        <w:rFonts w:ascii="Times New Roman" w:eastAsiaTheme="minorHAnsi" w:hAnsi="Times New Roman" w:cs="Times New Roman" w:hint="default"/>
+      </w:rPr>
+    </w:lvl>
+    <w:lvl w:ilvl="2" w:tentative="1">
+      <w:start w:val="1"/>
+      <w:numFmt w:val="bullet"/>
+      <w:lvlText w:val=""/>
+      <w:lvlJc w:val="left"/>
+      <w:pPr>
+        <w:tabs>
+          <w:tab w:val="num" w:pos="2160"/>
+        </w:tabs>
+        <w:ind w:left="2160" w:hanging="360"/>
+      </w:pPr>
+      <w:rPr>
+        <w:rFonts w:ascii="Wingdings" w:hAnsi="Wingdings" w:hint="default"/>
+        <w:sz w:val="20"/>
+      </w:rPr>
+    </w:lvl>
+    <w:lvl w:ilvl="3" w:tentative="1">
+      <w:start w:val="1"/>
+      <w:numFmt w:val="bullet"/>
+      <w:lvlText w:val=""/>
+      <w:lvlJc w:val="left"/>
+      <w:pPr>
+        <w:tabs>
+          <w:tab w:val="num" w:pos="2880"/>
+        </w:tabs>
+        <w:ind w:left="2880" w:hanging="360"/>
+      </w:pPr>
+      <w:rPr>
+        <w:rFonts w:ascii="Wingdings" w:hAnsi="Wingdings" w:hint="default"/>
+        <w:sz w:val="20"/>
+      </w:rPr>
+    </w:lvl>
+    <w:lvl w:ilvl="4" w:tentative="1">
+      <w:start w:val="1"/>
+      <w:numFmt w:val="bullet"/>
+      <w:lvlText w:val=""/>
+      <w:lvlJc w:val="left"/>
+      <w:pPr>
+        <w:tabs>
+          <w:tab w:val="num" w:pos="3600"/>
+        </w:tabs>
+        <w:ind w:left="3600" w:hanging="360"/>
+      </w:pPr>
+      <w:rPr>
+        <w:rFonts w:ascii="Wingdings" w:hAnsi="Wingdings" w:hint="default"/>
+        <w:sz w:val="20"/>
+      </w:rPr>
+    </w:lvl>
+    <w:lvl w:ilvl="5" w:tentative="1">
+      <w:start w:val="1"/>
+      <w:numFmt w:val="bullet"/>
+      <w:lvlText w:val=""/>
+      <w:lvlJc w:val="left"/>
+      <w:pPr>
+        <w:tabs>
+          <w:tab w:val="num" w:pos="4320"/>
+        </w:tabs>
+        <w:ind w:left="4320" w:hanging="360"/>
+      </w:pPr>
+      <w:rPr>
+        <w:rFonts w:ascii="Wingdings" w:hAnsi="Wingdings" w:hint="default"/>
+        <w:sz w:val="20"/>
+      </w:rPr>
+    </w:lvl>
+    <w:lvl w:ilvl="6" w:tentative="1">
+      <w:start w:val="1"/>
+      <w:numFmt w:val="bullet"/>
+      <w:lvlText w:val=""/>
+      <w:lvlJc w:val="left"/>
+      <w:pPr>
+        <w:tabs>
+          <w:tab w:val="num" w:pos="5040"/>
+        </w:tabs>
+        <w:ind w:left="5040" w:hanging="360"/>
+      </w:pPr>
+      <w:rPr>
+        <w:rFonts w:ascii="Wingdings" w:hAnsi="Wingdings" w:hint="default"/>
+        <w:sz w:val="20"/>
+      </w:rPr>
+    </w:lvl>
+    <w:lvl w:ilvl="7" w:tentative="1">
+      <w:start w:val="1"/>
+      <w:numFmt w:val="bullet"/>
+      <w:lvlText w:val=""/>
+      <w:lvlJc w:val="left"/>
+      <w:pPr>
+        <w:tabs>
+          <w:tab w:val="num" w:pos="5760"/>
+        </w:tabs>
+        <w:ind w:left="5760" w:hanging="360"/>
+      </w:pPr>
+      <w:rPr>
+        <w:rFonts w:ascii="Wingdings" w:hAnsi="Wingdings" w:hint="default"/>
+        <w:sz w:val="20"/>
+      </w:rPr>
+    </w:lvl>
+    <w:lvl w:ilvl="8" w:tentative="1">
+      <w:start w:val="1"/>
+      <w:numFmt w:val="bullet"/>
+      <w:lvlText w:val=""/>
+      <w:lvlJc w:val="left"/>
+      <w:pPr>
+        <w:tabs>
+          <w:tab w:val="num" w:pos="6480"/>
+        </w:tabs>
+        <w:ind w:left="6480" w:hanging="360"/>
+      </w:pPr>
+      <w:rPr>
+        <w:rFonts w:ascii="Wingdings" w:hAnsi="Wingdings" w:hint="default"/>
+        <w:sz w:val="20"/>
+      </w:rPr>
+    </w:lvl>
+  </w:abstractNum>
+  <w:abstractNum w:abstractNumId="27" w15:restartNumberingAfterBreak="0">
     <w:nsid w:val="3A020EBB"/>
     <w:multiLevelType w:val="hybridMultilevel"/>
     <w:tmpl w:val="96640D9C"/>
@@ -39173,7 +40824,7 @@
       </w:pPr>
     </w:lvl>
   </w:abstractNum>
-  <w:abstractNum w:abstractNumId="26" w15:restartNumberingAfterBreak="0">
+  <w:abstractNum w:abstractNumId="28" w15:restartNumberingAfterBreak="0">
     <w:nsid w:val="3E0620EE"/>
     <w:multiLevelType w:val="multilevel"/>
     <w:tmpl w:val="19A406A8"/>
@@ -39290,7 +40941,7 @@
       </w:pPr>
     </w:lvl>
   </w:abstractNum>
-  <w:abstractNum w:abstractNumId="27" w15:restartNumberingAfterBreak="0">
+  <w:abstractNum w:abstractNumId="29" w15:restartNumberingAfterBreak="0">
     <w:nsid w:val="40041DF7"/>
     <w:multiLevelType w:val="hybridMultilevel"/>
     <w:tmpl w:val="632C1820"/>
@@ -39376,7 +41027,7 @@
       </w:pPr>
     </w:lvl>
   </w:abstractNum>
-  <w:abstractNum w:abstractNumId="28" w15:restartNumberingAfterBreak="0">
+  <w:abstractNum w:abstractNumId="30" w15:restartNumberingAfterBreak="0">
     <w:nsid w:val="41646C63"/>
     <w:multiLevelType w:val="multilevel"/>
     <w:tmpl w:val="CF1CFDB6"/>
@@ -39489,7 +41140,7 @@
       </w:rPr>
     </w:lvl>
   </w:abstractNum>
-  <w:abstractNum w:abstractNumId="29" w15:restartNumberingAfterBreak="0">
+  <w:abstractNum w:abstractNumId="31" w15:restartNumberingAfterBreak="0">
     <w:nsid w:val="41F337A3"/>
     <w:multiLevelType w:val="hybridMultilevel"/>
     <w:tmpl w:val="42E25722"/>
@@ -39578,7 +41229,7 @@
       </w:pPr>
     </w:lvl>
   </w:abstractNum>
-  <w:abstractNum w:abstractNumId="30" w15:restartNumberingAfterBreak="0">
+  <w:abstractNum w:abstractNumId="32" w15:restartNumberingAfterBreak="0">
     <w:nsid w:val="44E5440F"/>
     <w:multiLevelType w:val="hybridMultilevel"/>
     <w:tmpl w:val="4EF0D6C8"/>
@@ -39667,7 +41318,7 @@
       </w:pPr>
     </w:lvl>
   </w:abstractNum>
-  <w:abstractNum w:abstractNumId="31" w15:restartNumberingAfterBreak="0">
+  <w:abstractNum w:abstractNumId="33" w15:restartNumberingAfterBreak="0">
     <w:nsid w:val="45686B8D"/>
     <w:multiLevelType w:val="hybridMultilevel"/>
     <w:tmpl w:val="C32AA0D2"/>
@@ -39756,7 +41407,7 @@
       </w:pPr>
     </w:lvl>
   </w:abstractNum>
-  <w:abstractNum w:abstractNumId="32" w15:restartNumberingAfterBreak="0">
+  <w:abstractNum w:abstractNumId="34" w15:restartNumberingAfterBreak="0">
     <w:nsid w:val="45E703AB"/>
     <w:multiLevelType w:val="multilevel"/>
     <w:tmpl w:val="D214D822"/>
@@ -39905,7 +41556,7 @@
       </w:rPr>
     </w:lvl>
   </w:abstractNum>
-  <w:abstractNum w:abstractNumId="33" w15:restartNumberingAfterBreak="0">
+  <w:abstractNum w:abstractNumId="35" w15:restartNumberingAfterBreak="0">
     <w:nsid w:val="48634CE6"/>
     <w:multiLevelType w:val="multilevel"/>
     <w:tmpl w:val="D804A21C"/>
@@ -40018,7 +41669,7 @@
       </w:rPr>
     </w:lvl>
   </w:abstractNum>
-  <w:abstractNum w:abstractNumId="34" w15:restartNumberingAfterBreak="0">
+  <w:abstractNum w:abstractNumId="36" w15:restartNumberingAfterBreak="0">
     <w:nsid w:val="4BBB1A9D"/>
     <w:multiLevelType w:val="hybridMultilevel"/>
     <w:tmpl w:val="D870EB06"/>
@@ -40107,7 +41758,7 @@
       </w:pPr>
     </w:lvl>
   </w:abstractNum>
-  <w:abstractNum w:abstractNumId="35" w15:restartNumberingAfterBreak="0">
+  <w:abstractNum w:abstractNumId="37" w15:restartNumberingAfterBreak="0">
     <w:nsid w:val="4C7443F0"/>
     <w:multiLevelType w:val="hybridMultilevel"/>
     <w:tmpl w:val="46F48EF2"/>
@@ -40193,7 +41844,7 @@
       </w:pPr>
     </w:lvl>
   </w:abstractNum>
-  <w:abstractNum w:abstractNumId="36" w15:restartNumberingAfterBreak="0">
+  <w:abstractNum w:abstractNumId="38" w15:restartNumberingAfterBreak="0">
     <w:nsid w:val="4D492E3A"/>
     <w:multiLevelType w:val="multilevel"/>
     <w:tmpl w:val="47CCE5FC"/>
@@ -40342,7 +41993,7 @@
       </w:rPr>
     </w:lvl>
   </w:abstractNum>
-  <w:abstractNum w:abstractNumId="37" w15:restartNumberingAfterBreak="0">
+  <w:abstractNum w:abstractNumId="39" w15:restartNumberingAfterBreak="0">
     <w:nsid w:val="4E153A88"/>
     <w:multiLevelType w:val="multilevel"/>
     <w:tmpl w:val="4F66543E"/>
@@ -40455,7 +42106,7 @@
       </w:pPr>
     </w:lvl>
   </w:abstractNum>
-  <w:abstractNum w:abstractNumId="38" w15:restartNumberingAfterBreak="0">
+  <w:abstractNum w:abstractNumId="40" w15:restartNumberingAfterBreak="0">
     <w:nsid w:val="502D125C"/>
     <w:multiLevelType w:val="hybridMultilevel"/>
     <w:tmpl w:val="0046EF74"/>
@@ -40541,7 +42192,7 @@
       </w:pPr>
     </w:lvl>
   </w:abstractNum>
-  <w:abstractNum w:abstractNumId="39" w15:restartNumberingAfterBreak="0">
+  <w:abstractNum w:abstractNumId="41" w15:restartNumberingAfterBreak="0">
     <w:nsid w:val="588B1697"/>
     <w:multiLevelType w:val="hybridMultilevel"/>
     <w:tmpl w:val="9DF8D2E4"/>
@@ -40627,7 +42278,7 @@
       </w:pPr>
     </w:lvl>
   </w:abstractNum>
-  <w:abstractNum w:abstractNumId="40" w15:restartNumberingAfterBreak="0">
+  <w:abstractNum w:abstractNumId="42" w15:restartNumberingAfterBreak="0">
     <w:nsid w:val="5AA771C4"/>
     <w:multiLevelType w:val="multilevel"/>
     <w:tmpl w:val="98F6BFDC"/>
@@ -40744,7 +42395,7 @@
       </w:pPr>
     </w:lvl>
   </w:abstractNum>
-  <w:abstractNum w:abstractNumId="41" w15:restartNumberingAfterBreak="0">
+  <w:abstractNum w:abstractNumId="43" w15:restartNumberingAfterBreak="0">
     <w:nsid w:val="5FD941B5"/>
     <w:multiLevelType w:val="hybridMultilevel"/>
     <w:tmpl w:val="57828BA4"/>
@@ -40830,7 +42481,7 @@
       </w:pPr>
     </w:lvl>
   </w:abstractNum>
-  <w:abstractNum w:abstractNumId="42" w15:restartNumberingAfterBreak="0">
+  <w:abstractNum w:abstractNumId="44" w15:restartNumberingAfterBreak="0">
     <w:nsid w:val="600F7836"/>
     <w:multiLevelType w:val="hybridMultilevel"/>
     <w:tmpl w:val="E2183E22"/>
@@ -40916,7 +42567,7 @@
       </w:pPr>
     </w:lvl>
   </w:abstractNum>
-  <w:abstractNum w:abstractNumId="43" w15:restartNumberingAfterBreak="0">
+  <w:abstractNum w:abstractNumId="45" w15:restartNumberingAfterBreak="0">
     <w:nsid w:val="619426F9"/>
     <w:multiLevelType w:val="hybridMultilevel"/>
     <w:tmpl w:val="BF5CB0F0"/>
@@ -41005,7 +42656,7 @@
       </w:pPr>
     </w:lvl>
   </w:abstractNum>
-  <w:abstractNum w:abstractNumId="44" w15:restartNumberingAfterBreak="0">
+  <w:abstractNum w:abstractNumId="46" w15:restartNumberingAfterBreak="0">
     <w:nsid w:val="681078B6"/>
     <w:multiLevelType w:val="hybridMultilevel"/>
     <w:tmpl w:val="6B983F8C"/>
@@ -41091,7 +42742,7 @@
       </w:pPr>
     </w:lvl>
   </w:abstractNum>
-  <w:abstractNum w:abstractNumId="45" w15:restartNumberingAfterBreak="0">
+  <w:abstractNum w:abstractNumId="47" w15:restartNumberingAfterBreak="0">
     <w:nsid w:val="68706EC3"/>
     <w:multiLevelType w:val="multilevel"/>
     <w:tmpl w:val="4686EBEE"/>
@@ -41209,7 +42860,7 @@
       </w:rPr>
     </w:lvl>
   </w:abstractNum>
-  <w:abstractNum w:abstractNumId="46" w15:restartNumberingAfterBreak="0">
+  <w:abstractNum w:abstractNumId="48" w15:restartNumberingAfterBreak="0">
     <w:nsid w:val="6A520E62"/>
     <w:multiLevelType w:val="hybridMultilevel"/>
     <w:tmpl w:val="D40E9A00"/>
@@ -41295,7 +42946,120 @@
       </w:pPr>
     </w:lvl>
   </w:abstractNum>
-  <w:abstractNum w:abstractNumId="47" w15:restartNumberingAfterBreak="0">
+  <w:abstractNum w:abstractNumId="49" w15:restartNumberingAfterBreak="0">
+    <w:nsid w:val="6A993C17"/>
+    <w:multiLevelType w:val="multilevel"/>
+    <w:tmpl w:val="064CE704"/>
+    <w:lvl w:ilvl="0">
+      <w:start w:val="1"/>
+      <w:numFmt w:val="decimal"/>
+      <w:lvlText w:val="%1)"/>
+      <w:lvlJc w:val="left"/>
+      <w:pPr>
+        <w:tabs>
+          <w:tab w:val="num" w:pos="720"/>
+        </w:tabs>
+        <w:ind w:left="720" w:hanging="360"/>
+      </w:pPr>
+    </w:lvl>
+    <w:lvl w:ilvl="1" w:tentative="1">
+      <w:start w:val="1"/>
+      <w:numFmt w:val="decimal"/>
+      <w:lvlText w:val="%2."/>
+      <w:lvlJc w:val="left"/>
+      <w:pPr>
+        <w:tabs>
+          <w:tab w:val="num" w:pos="1440"/>
+        </w:tabs>
+        <w:ind w:left="1440" w:hanging="360"/>
+      </w:pPr>
+    </w:lvl>
+    <w:lvl w:ilvl="2" w:tentative="1">
+      <w:start w:val="1"/>
+      <w:numFmt w:val="decimal"/>
+      <w:lvlText w:val="%3."/>
+      <w:lvlJc w:val="left"/>
+      <w:pPr>
+        <w:tabs>
+          <w:tab w:val="num" w:pos="2160"/>
+        </w:tabs>
+        <w:ind w:left="2160" w:hanging="360"/>
+      </w:pPr>
+    </w:lvl>
+    <w:lvl w:ilvl="3" w:tentative="1">
+      <w:start w:val="1"/>
+      <w:numFmt w:val="decimal"/>
+      <w:lvlText w:val="%4."/>
+      <w:lvlJc w:val="left"/>
+      <w:pPr>
+        <w:tabs>
+          <w:tab w:val="num" w:pos="2880"/>
+        </w:tabs>
+        <w:ind w:left="2880" w:hanging="360"/>
+      </w:pPr>
+    </w:lvl>
+    <w:lvl w:ilvl="4" w:tentative="1">
+      <w:start w:val="1"/>
+      <w:numFmt w:val="decimal"/>
+      <w:lvlText w:val="%5."/>
+      <w:lvlJc w:val="left"/>
+      <w:pPr>
+        <w:tabs>
+          <w:tab w:val="num" w:pos="3600"/>
+        </w:tabs>
+        <w:ind w:left="3600" w:hanging="360"/>
+      </w:pPr>
+    </w:lvl>
+    <w:lvl w:ilvl="5" w:tentative="1">
+      <w:start w:val="1"/>
+      <w:numFmt w:val="decimal"/>
+      <w:lvlText w:val="%6."/>
+      <w:lvlJc w:val="left"/>
+      <w:pPr>
+        <w:tabs>
+          <w:tab w:val="num" w:pos="4320"/>
+        </w:tabs>
+        <w:ind w:left="4320" w:hanging="360"/>
+      </w:pPr>
+    </w:lvl>
+    <w:lvl w:ilvl="6" w:tentative="1">
+      <w:start w:val="1"/>
+      <w:numFmt w:val="decimal"/>
+      <w:lvlText w:val="%7."/>
+      <w:lvlJc w:val="left"/>
+      <w:pPr>
+        <w:tabs>
+          <w:tab w:val="num" w:pos="5040"/>
+        </w:tabs>
+        <w:ind w:left="5040" w:hanging="360"/>
+      </w:pPr>
+    </w:lvl>
+    <w:lvl w:ilvl="7" w:tentative="1">
+      <w:start w:val="1"/>
+      <w:numFmt w:val="decimal"/>
+      <w:lvlText w:val="%8."/>
+      <w:lvlJc w:val="left"/>
+      <w:pPr>
+        <w:tabs>
+          <w:tab w:val="num" w:pos="5760"/>
+        </w:tabs>
+        <w:ind w:left="5760" w:hanging="360"/>
+      </w:pPr>
+    </w:lvl>
+    <w:lvl w:ilvl="8" w:tentative="1">
+      <w:start w:val="1"/>
+      <w:numFmt w:val="decimal"/>
+      <w:lvlText w:val="%9."/>
+      <w:lvlJc w:val="left"/>
+      <w:pPr>
+        <w:tabs>
+          <w:tab w:val="num" w:pos="6480"/>
+        </w:tabs>
+        <w:ind w:left="6480" w:hanging="360"/>
+      </w:pPr>
+    </w:lvl>
+  </w:abstractNum>
+  <w:abstractNum w:abstractNumId="50" w15:restartNumberingAfterBreak="0">
     <w:nsid w:val="6C7F0C35"/>
     <w:multiLevelType w:val="hybridMultilevel"/>
     <w:tmpl w:val="DFA8F082"/>
@@ -41381,7 +43145,7 @@
       </w:pPr>
     </w:lvl>
   </w:abstractNum>
-  <w:abstractNum w:abstractNumId="48" w15:restartNumberingAfterBreak="0">
+  <w:abstractNum w:abstractNumId="51" w15:restartNumberingAfterBreak="0">
     <w:nsid w:val="6E4C1B4C"/>
     <w:multiLevelType w:val="multilevel"/>
     <w:tmpl w:val="BA78477E"/>
@@ -41530,7 +43294,7 @@
       </w:rPr>
     </w:lvl>
   </w:abstractNum>
-  <w:abstractNum w:abstractNumId="49" w15:restartNumberingAfterBreak="0">
+  <w:abstractNum w:abstractNumId="52" w15:restartNumberingAfterBreak="0">
     <w:nsid w:val="6E7D736B"/>
     <w:multiLevelType w:val="hybridMultilevel"/>
     <w:tmpl w:val="5F42F6E0"/>
@@ -41616,7 +43380,7 @@
       </w:pPr>
     </w:lvl>
   </w:abstractNum>
-  <w:abstractNum w:abstractNumId="50" w15:restartNumberingAfterBreak="0">
+  <w:abstractNum w:abstractNumId="53" w15:restartNumberingAfterBreak="0">
     <w:nsid w:val="6FAC5B41"/>
     <w:multiLevelType w:val="hybridMultilevel"/>
     <w:tmpl w:val="4E3A7BF0"/>
@@ -41705,7 +43469,7 @@
       </w:pPr>
     </w:lvl>
   </w:abstractNum>
-  <w:abstractNum w:abstractNumId="51" w15:restartNumberingAfterBreak="0">
+  <w:abstractNum w:abstractNumId="54" w15:restartNumberingAfterBreak="0">
     <w:nsid w:val="70082FE9"/>
     <w:multiLevelType w:val="hybridMultilevel"/>
     <w:tmpl w:val="811EC51A"/>
@@ -41791,7 +43555,7 @@
       </w:pPr>
     </w:lvl>
   </w:abstractNum>
-  <w:abstractNum w:abstractNumId="52" w15:restartNumberingAfterBreak="0">
+  <w:abstractNum w:abstractNumId="55" w15:restartNumberingAfterBreak="0">
     <w:nsid w:val="73711062"/>
     <w:multiLevelType w:val="multilevel"/>
     <w:tmpl w:val="255CC2AA"/>
@@ -41935,7 +43699,7 @@
       </w:rPr>
     </w:lvl>
   </w:abstractNum>
-  <w:abstractNum w:abstractNumId="53" w15:restartNumberingAfterBreak="0">
+  <w:abstractNum w:abstractNumId="56" w15:restartNumberingAfterBreak="0">
     <w:nsid w:val="7EA7155A"/>
     <w:multiLevelType w:val="hybridMultilevel"/>
     <w:tmpl w:val="85080480"/>
@@ -42022,22 +43786,22 @@
     </w:lvl>
   </w:abstractNum>
   <w:num w:numId="1">
-    <w:abstractNumId w:val="37"/>
+    <w:abstractNumId w:val="39"/>
   </w:num>
   <w:num w:numId="2">
-    <w:abstractNumId w:val="21"/>
+    <w:abstractNumId w:val="22"/>
   </w:num>
   <w:num w:numId="3">
-    <w:abstractNumId w:val="45"/>
+    <w:abstractNumId w:val="47"/>
   </w:num>
   <w:num w:numId="4">
-    <w:abstractNumId w:val="33"/>
+    <w:abstractNumId w:val="35"/>
   </w:num>
   <w:num w:numId="5">
     <w:abstractNumId w:val="1"/>
   </w:num>
   <w:num w:numId="6">
-    <w:abstractNumId w:val="28"/>
+    <w:abstractNumId w:val="30"/>
   </w:num>
   <w:num w:numId="7">
     <w:abstractNumId w:val="12"/>
@@ -42046,16 +43810,16 @@
     <w:abstractNumId w:val="11"/>
   </w:num>
   <w:num w:numId="9">
-    <w:abstractNumId w:val="17"/>
+    <w:abstractNumId w:val="18"/>
   </w:num>
   <w:num w:numId="10">
     <w:abstractNumId w:val="15"/>
   </w:num>
   <w:num w:numId="11">
-    <w:abstractNumId w:val="19"/>
+    <w:abstractNumId w:val="20"/>
   </w:num>
   <w:num w:numId="12">
-    <w:abstractNumId w:val="40"/>
+    <w:abstractNumId w:val="42"/>
   </w:num>
   <w:num w:numId="13">
     <w:abstractNumId w:val="4"/>
@@ -42064,7 +43828,7 @@
     <w:abstractNumId w:val="6"/>
   </w:num>
   <w:num w:numId="15">
-    <w:abstractNumId w:val="26"/>
+    <w:abstractNumId w:val="28"/>
   </w:num>
   <w:num w:numId="16">
     <w:abstractNumId w:val="8"/>
@@ -42073,22 +43837,22 @@
     <w:abstractNumId w:val="13"/>
   </w:num>
   <w:num w:numId="18">
-    <w:abstractNumId w:val="52"/>
+    <w:abstractNumId w:val="55"/>
   </w:num>
   <w:num w:numId="19">
-    <w:abstractNumId w:val="36"/>
+    <w:abstractNumId w:val="38"/>
   </w:num>
   <w:num w:numId="20">
     <w:abstractNumId w:val="14"/>
   </w:num>
   <w:num w:numId="21">
-    <w:abstractNumId w:val="46"/>
+    <w:abstractNumId w:val="48"/>
   </w:num>
   <w:num w:numId="22">
-    <w:abstractNumId w:val="53"/>
+    <w:abstractNumId w:val="56"/>
   </w:num>
   <w:num w:numId="23">
-    <w:abstractNumId w:val="38"/>
+    <w:abstractNumId w:val="40"/>
   </w:num>
   <w:num w:numId="24">
     <w:abstractNumId w:val="16"/>
@@ -42097,91 +43861,100 @@
     <w:abstractNumId w:val="7"/>
   </w:num>
   <w:num w:numId="26">
-    <w:abstractNumId w:val="51"/>
+    <w:abstractNumId w:val="54"/>
   </w:num>
   <w:num w:numId="27">
-    <w:abstractNumId w:val="41"/>
+    <w:abstractNumId w:val="43"/>
   </w:num>
   <w:num w:numId="28">
-    <w:abstractNumId w:val="29"/>
+    <w:abstractNumId w:val="31"/>
   </w:num>
   <w:num w:numId="29">
     <w:abstractNumId w:val="2"/>
   </w:num>
   <w:num w:numId="30">
-    <w:abstractNumId w:val="30"/>
+    <w:abstractNumId w:val="32"/>
   </w:num>
   <w:num w:numId="31">
     <w:abstractNumId w:val="3"/>
   </w:num>
   <w:num w:numId="32">
-    <w:abstractNumId w:val="31"/>
+    <w:abstractNumId w:val="33"/>
   </w:num>
   <w:num w:numId="33">
-    <w:abstractNumId w:val="25"/>
+    <w:abstractNumId w:val="27"/>
   </w:num>
   <w:num w:numId="34">
-    <w:abstractNumId w:val="43"/>
+    <w:abstractNumId w:val="45"/>
   </w:num>
   <w:num w:numId="35">
-    <w:abstractNumId w:val="50"/>
+    <w:abstractNumId w:val="53"/>
   </w:num>
   <w:num w:numId="36">
     <w:abstractNumId w:val="0"/>
   </w:num>
   <w:num w:numId="37">
-    <w:abstractNumId w:val="20"/>
+    <w:abstractNumId w:val="21"/>
   </w:num>
   <w:num w:numId="38">
-    <w:abstractNumId w:val="49"/>
+    <w:abstractNumId w:val="52"/>
   </w:num>
   <w:num w:numId="39">
-    <w:abstractNumId w:val="44"/>
+    <w:abstractNumId w:val="46"/>
   </w:num>
   <w:num w:numId="40">
-    <w:abstractNumId w:val="47"/>
+    <w:abstractNumId w:val="50"/>
   </w:num>
   <w:num w:numId="41">
     <w:abstractNumId w:val="5"/>
   </w:num>
   <w:num w:numId="42">
-    <w:abstractNumId w:val="27"/>
+    <w:abstractNumId w:val="29"/>
   </w:num>
   <w:num w:numId="43">
-    <w:abstractNumId w:val="22"/>
+    <w:abstractNumId w:val="23"/>
   </w:num>
   <w:num w:numId="44">
-    <w:abstractNumId w:val="35"/>
+    <w:abstractNumId w:val="37"/>
   </w:num>
   <w:num w:numId="45">
     <w:abstractNumId w:val="9"/>
   </w:num>
   <w:num w:numId="46">
-    <w:abstractNumId w:val="18"/>
+    <w:abstractNumId w:val="19"/>
   </w:num>
   <w:num w:numId="47">
+    <w:abstractNumId w:val="36"/>
+  </w:num>
+  <w:num w:numId="48">
     <w:abstractNumId w:val="34"/>
   </w:num>
-  <w:num w:numId="48">
-    <w:abstractNumId w:val="32"/>
-  </w:num>
   <w:num w:numId="49">
-    <w:abstractNumId w:val="48"/>
+    <w:abstractNumId w:val="51"/>
   </w:num>
   <w:num w:numId="50">
-    <w:abstractNumId w:val="39"/>
+    <w:abstractNumId w:val="41"/>
   </w:num>
   <w:num w:numId="51">
-    <w:abstractNumId w:val="23"/>
+    <w:abstractNumId w:val="24"/>
   </w:num>
   <w:num w:numId="52">
     <w:abstractNumId w:val="10"/>
   </w:num>
   <w:num w:numId="53">
-    <w:abstractNumId w:val="24"/>
+    <w:abstractNumId w:val="25"/>
   </w:num>
   <w:num w:numId="54">
-    <w:abstractNumId w:val="42"/>
+    <w:abstractNumId w:val="44"/>
+  </w:num>
+  <w:num w:numId="55">
+    <w:abstractNumId w:val="17"/>
+  </w:num>
+  <w:num w:numId="56">
+    <w:abstractNumId w:val="49"/>
+  </w:num>
+  <w:num w:numId="57">
+    <w:abstractNumId w:val="26"/>
   </w:num>
   <w:numIdMacAtCleanup w:val="51"/>
 </w:numbering>
@@ -43477,6 +45250,19 @@
       <w:spacing w:after="0" w:line="240" w:lineRule="auto"/>
     </w:pPr>
   </w:style>
+  <w:style w:type="paragraph" w:styleId="TOC3">
+    <w:name w:val="toc 3"/>
+    <w:basedOn w:val="Normal"/>
+    <w:next w:val="Normal"/>
+    <w:autoRedefine/>
+    <w:uiPriority w:val="39"/>
+    <w:unhideWhenUsed/>
+    <w:rsid w:val="006D3D38"/>
+    <w:pPr>
+      <w:spacing w:after="100"/>
+      <w:ind w:left="440"/>
+    </w:pPr>
+  </w:style>
 </w:styles>
 </file>
 
@@ -43541,6 +45327,32 @@
         </w:p>
       </w:docPartBody>
     </w:docPart>
+    <w:docPart>
+      <w:docPartPr>
+        <w:name w:val="DefaultPlaceholder_-1854013440"/>
+        <w:category>
+          <w:name w:val="General"/>
+          <w:gallery w:val="placeholder"/>
+        </w:category>
+        <w:types>
+          <w:type w:val="bbPlcHdr"/>
+        </w:types>
+        <w:behaviors>
+          <w:behavior w:val="content"/>
+        </w:behaviors>
+        <w:guid w:val="{0CCC4BA5-120A-4BCE-BA47-CAE3F30E3927}"/>
+      </w:docPartPr>
+      <w:docPartBody>
+        <w:p>
+          <w:r>
+            <w:rPr>
+              <w:rStyle w:val="PlaceholderText"/>
+            </w:rPr>
+            <w:t>Click or tap here to enter text.</w:t>
+          </w:r>
+        </w:p>
+      </w:docPartBody>
+    </w:docPart>
   </w:docParts>
 </w:glossaryDocument>
 </file>
@@ -43561,19 +45373,19 @@
     <w:pitch w:val="fixed"/>
     <w:sig w:usb0="E0002EFF" w:usb1="C0007843" w:usb2="00000009" w:usb3="00000000" w:csb0="000001FF" w:csb1="00000000"/>
   </w:font>
+  <w:font w:name="Calibri">
+    <w:panose1 w:val="020F0502020204030204"/>
+    <w:charset w:val="00"/>
+    <w:family w:val="swiss"/>
+    <w:pitch w:val="variable"/>
+    <w:sig w:usb0="E4002EFF" w:usb1="C000247B" w:usb2="00000009" w:usb3="00000000" w:csb0="000001FF" w:csb1="00000000"/>
+  </w:font>
   <w:font w:name="Wingdings">
     <w:panose1 w:val="05000000000000000000"/>
     <w:charset w:val="02"/>
     <w:family w:val="auto"/>
     <w:pitch w:val="variable"/>
     <w:sig w:usb0="00000000" w:usb1="10000000" w:usb2="00000000" w:usb3="00000000" w:csb0="80000000" w:csb1="00000000"/>
-  </w:font>
-  <w:font w:name="Calibri">
-    <w:panose1 w:val="020F0502020204030204"/>
-    <w:charset w:val="00"/>
-    <w:family w:val="swiss"/>
-    <w:pitch w:val="variable"/>
-    <w:sig w:usb0="E4002EFF" w:usb1="C000247B" w:usb2="00000009" w:usb3="00000000" w:csb0="000001FF" w:csb1="00000000"/>
   </w:font>
   <w:font w:name="Calibri Light">
     <w:panose1 w:val="020F0302020204030204"/>
@@ -43662,6 +45474,7 @@
   <w:rsids>
     <w:rsidRoot w:val="009E3192"/>
     <w:rsid w:val="001F34C9"/>
+    <w:rsid w:val="0033591F"/>
     <w:rsid w:val="00616727"/>
     <w:rsid w:val="006577A1"/>
     <w:rsid w:val="007C2932"/>
@@ -44124,7 +45937,7 @@
     <w:basedOn w:val="DefaultParagraphFont"/>
     <w:uiPriority w:val="99"/>
     <w:semiHidden/>
-    <w:rsid w:val="009C50A5"/>
+    <w:rsid w:val="0033591F"/>
     <w:rPr>
       <w:color w:val="808080"/>
     </w:rPr>
@@ -44470,7 +46283,7 @@
   </we:alternateReferences>
   <we:properties>
     <we:property name="MENDELEY_CITATIONS_STYLE" value="{&quot;id&quot;:&quot;https://www.zotero.org/styles/ieee&quot;,&quot;title&quot;:&quot;IEEE&quot;,&quot;format&quot;:&quot;numeric&quot;,&quot;defaultLocale&quot;:null,&quot;isLocaleCodeValid&quot;:true}"/>
-    <we:property name="MENDELEY_CITATIONS" value="[{&quot;citationID&quot;:&quot;MENDELEY_CITATION_2a836822-38de-4ab0-9685-9ccb106a017f&quot;,&quot;properties&quot;:{&quot;noteIndex&quot;:0},&quot;isEdited&quot;:false,&quot;manualOverride&quot;:{&quot;isManuallyOverridden&quot;:false,&quot;citeprocText&quot;:&quot;[2]&quot;,&quot;manualOverrideText&quot;:&quot;&quot;},&quot;citationTag&quot;:&quot;MENDELEY_CITATION_v3_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&quot;,&quot;citationItems&quot;:[{&quot;id&quot;:&quot;c60139ba-7db2-3f89-96ab-8b27de7e366f&quot;,&quot;itemData&quot;:{&quot;type&quot;:&quot;report&quot;,&quot;id&quot;:&quot;c60139ba-7db2-3f89-96ab-8b27de7e366f&quot;,&quot;title&quot;:&quot;Analisa Fraud Pada Transaksi Kartu Kredit Menggunakan Algoritma Random Forest&quot;,&quot;author&quot;:[{&quot;family&quot;:&quot;Armiani&quot;,&quot;given&quot;:&quot;Ravina&quot;,&quot;parse-names&quot;:false,&quot;dropping-particle&quot;:&quot;&quot;,&quot;non-dropping-particle&quot;:&quot;&quot;},{&quot;family&quot;:&quot;Agustini&quot;,&quot;given&quot;:&quot;Eka Puji&quot;,&quot;parse-names&quot;:false,&quot;dropping-particle&quot;:&quot;&quot;,&quot;non-dropping-particle&quot;:&quot;&quot;}],&quot;container-title&quot;:&quot;Jurnal Teknologi Informasi dan Terapan (J-TIT&quot;,&quot;URL&quot;:&quot;https://doi.org/10/25047/jtit.v9i2.297&quot;,&quot;issued&quot;:{&quot;date-parts&quot;:[[2022]]},&quot;number-of-pages&quot;:&quot;2580-2291&quot;,&quot;abstract&quot;:&quot;Along with the COVID-19 pandemic, the use of credit cards has also increased. Credit cards have become a widely used payment system option because of the ease of service and also the ease with which it can be accessed by anyone. Payment with a credit card can also reduce the transmission of COVID-19 through physical contact. With the increasing use of credit cards, cases of fraud using credit cards have also increased. To overcome the many cases of fraud that occur, banks need efforts or solutions to detect fraud quickly and accurately. Given these problems, a study was conducted to detect fraud using machine learning and a random forest algorithm. The results of the study show that the random forest algorithm produces an accuracy of 90.68%, a precision of 94.74%, a recall of 86.14%, and an F1 score of 90.23% because the overall classification results are between 90 and 100%, so this value is categorized as very good. With this, it can be concluded that the random forest model and algorithm developed can detect fraud that occurs in credit card transactions so as to prevent losses for both consumers and banks.&quot;,&quot;issue&quot;:&quot;2&quot;,&quot;volume&quot;:&quot;9&quot;,&quot;container-title-short&quot;:&quot;&quot;},&quot;isTemporary&quot;:false,&quot;suppress-author&quot;:false,&quot;composite&quot;:false,&quot;author-only&quot;:false}]},{&quot;citationID&quot;:&quot;MENDELEY_CITATION_7162b34c-b173-4cd2-bdf3-73d3522cba8f&quot;,&quot;properties&quot;:{&quot;noteIndex&quot;:0},&quot;isEdited&quot;:false,&quot;manualOverride&quot;:{&quot;isManuallyOverridden&quot;:false,&quot;citeprocText&quot;:&quot;[3]&quot;,&quot;manualOverrideText&quot;:&quot;&quot;},&quot;citationTag&quot;:&quot;MENDELEY_CITATION_v3_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&quot;,&quot;citationItems&quot;:[{&quot;id&quot;:&quot;a4d14dce-448f-3826-a086-af522b7471aa&quot;,&quot;itemData&quot;:{&quot;type&quot;:&quot;article-journal&quot;,&quot;id&quot;:&quot;a4d14dce-448f-3826-a086-af522b7471aa&quot;,&quot;title&quot;:&quot;Performa Random Forest dan XGBoost pada Deteksi Penipuan E-Commerce Menggunakan Augmentasi Data CGAN&quot;,&quot;author&quot;:[{&quot;family&quot;:&quot;Sarmini&quot;,&quot;given&quot;:&quot;Sarmini&quot;,&quot;parse-names&quot;:false,&quot;dropping-particle&quot;:&quot;&quot;,&quot;non-dropping-particle&quot;:&quot;&quot;},{&quot;family&quot;:&quot;Sunardi&quot;,&quot;given&quot;:&quot;Sunardi&quot;,&quot;parse-names&quot;:false,&quot;dropping-particle&quot;:&quot;&quot;,&quot;non-dropping-particle&quot;:&quot;&quot;},{&quot;family&quot;:&quot;Fadlil&quot;,&quot;given&quot;:&quot;Abdul&quot;,&quot;parse-names&quot;:false,&quot;dropping-particle&quot;:&quot;&quot;,&quot;non-dropping-particle&quot;:&quot;&quot;}],&quot;container-title&quot;:&quot;Building of Informatics, Technology and Science (BITS)&quot;,&quot;DOI&quot;:&quot;10.47065/bits.v6i3.6430&quot;,&quot;ISSN&quot;:&quot;2685-3310&quot;,&quot;URL&quot;:&quot;https://ejurnal.seminar-id.com/index.php/bits/article/view/6430&quot;,&quot;issued&quot;:{&quot;date-parts&quot;:[[2024,12,26]]},&quot;page&quot;:&quot;1919-1931&quot;,&quot;abstract&quot;:&quot;&lt;p&gt;Fraud detection in e-commerce faces great challenges due to data imbalance, where legitimate transactions far outnumber fraudulent transactions. This research explores the use of Conditional Generative Adversarial Network (CGAN) to generate synthetic fraudulent transaction data to address the imbalance problem. By increasing the amount of data in the minority class, this research aims to improve the performance of two widely used machine learning algorithms, namely Random Forest and XGBoost. The dataset used of 23,634 transactions with 22,412 non-fraud transactions and 1,222 fraudulent transactions. Accuracy, precision, recall, and F1-score metrics were conducted to assess the performance of the model in detecting fraud on the imbalanced and augmented datasets. The results show that augmentation of data with CGAN significantly improves the performance of both models, especially in improving recall for fraudulent transactions. On the original unbalanced dataset, Random Forest and XGBoost showed low recall (12.81% and 13.08%), with accuracy of 95.35% and 95.32% respectively. However, after augmentation, recall improved to 95.15% for Random Forest and 95.22% for XGBoost, with F1-score of 97.47% and 97.42% respectively, and accuracy of 97.50% for Random Forest and 97.42% for XGBoost. XGBoost showed a slight advantage in precision and recall over Random Forest, especially on the augmented dataset. These findings confirm the effectiveness of CGAN as a data augmentation method in improving fraud detection performance and offer a robust solution to address data imbalance in the financial sector.&lt;/p&gt;&quot;,&quot;issue&quot;:&quot;3&quot;,&quot;volume&quot;:&quot;6&quot;,&quot;container-title-short&quot;:&quot;&quot;},&quot;isTemporary&quot;:false,&quot;suppress-author&quot;:false,&quot;composite&quot;:false,&quot;author-only&quot;:false}]},{&quot;citationID&quot;:&quot;MENDELEY_CITATION_24c145ff-5cc3-4c86-8fae-64d8f192da6e&quot;,&quot;properties&quot;:{&quot;noteIndex&quot;:0},&quot;isEdited&quot;:false,&quot;manualOverride&quot;:{&quot;isManuallyOverridden&quot;:false,&quot;citeprocText&quot;:&quot;[4]&quot;,&quot;manualOverrideText&quot;:&quot;&quot;},&quot;citationTag&quot;:&quot;MENDELEY_CITATION_v3_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&quot;,&quot;citationItems&quot;:[{&quot;id&quot;:&quot;c09cd865-16ec-3615-bcb3-7064909874d2&quot;,&quot;itemData&quot;:{&quot;type&quot;:&quot;article-journal&quot;,&quot;id&quot;:&quot;c09cd865-16ec-3615-bcb3-7064909874d2&quot;,&quot;title&quot;:&quot;Financial Fraud Detection Model: Based on Random Forest&quot;,&quot;author&quot;:[{&quot;family&quot;:&quot;Liu&quot;,&quot;given&quot;:&quot;Chengwei&quot;,&quot;parse-names&quot;:false,&quot;dropping-particle&quot;:&quot;&quot;,&quot;non-dropping-particle&quot;:&quot;&quot;},{&quot;family&quot;:&quot;Chan&quot;,&quot;given&quot;:&quot;Yixiang&quot;,&quot;parse-names&quot;:false,&quot;dropping-particle&quot;:&quot;&quot;,&quot;non-dropping-particle&quot;:&quot;&quot;},{&quot;family&quot;:&quot;Alam Kazmi&quot;,&quot;given&quot;:&quot;Syed Hasnain&quot;,&quot;parse-names&quot;:false,&quot;dropping-particle&quot;:&quot;&quot;,&quot;non-dropping-particle&quot;:&quot;&quot;},{&quot;family&quot;:&quot;Fu&quot;,&quot;given&quot;:&quot;Hao&quot;,&quot;parse-names&quot;:false,&quot;dropping-particle&quot;:&quot;&quot;,&quot;non-dropping-particle&quot;:&quot;&quot;}],&quot;container-title&quot;:&quot;International Journal of Economics and Finance&quot;,&quot;DOI&quot;:&quot;10.5539/ijef.v7n7p178&quot;,&quot;ISSN&quot;:&quot;1916-971X&quot;,&quot;issued&quot;:{&quot;date-parts&quot;:[[2015,6,25]]},&quot;abstract&quot;:&quot;Business’s accelerated globalization has weakened regulatory capacity of the law and scholars have been paid attention to fraud detection in recent years. In this study, we introduced Random Forest (RF) for financial fraud technique detection and detailed features selection, variables’ importance measurement, partial correlation analysis and Multidimensional analysis. The results show that a combination of eight variables has the highest accuracy. The ratio of debt to equity (DEQUTY) is the most important variable in the model. Moreover, we applied four statistic methodologies, including parametric and non-parametric models to construct detection models and concluded that Random Forest has the highest accuracy and the non-parametric models have higher accuracy than non-parametric models. However, Random Forest can improve the detection efficiency significantly and have an important practical implication.&quot;,&quot;publisher&quot;:&quot;Canadian Center of Science and Education&quot;,&quot;issue&quot;:&quot;7&quot;,&quot;volume&quot;:&quot;7&quot;,&quot;container-title-short&quot;:&quot;Int J Econ Finance&quot;},&quot;isTemporary&quot;:false}]},{&quot;citationID&quot;:&quot;MENDELEY_CITATION_ad37409b-0a11-4222-8e83-98b3f1eab941&quot;,&quot;properties&quot;:{&quot;noteIndex&quot;:0},&quot;isEdited&quot;:false,&quot;manualOverride&quot;:{&quot;isManuallyOverridden&quot;:false,&quot;citeprocText&quot;:&quot;[1]&quot;,&quot;manualOverrideText&quot;:&quot;&quot;},&quot;citationTag&quot;:&quot;MENDELEY_CITATION_v3_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&quot;,&quot;citationItems&quot;:[{&quot;id&quot;:&quot;f73690ae-9734-32c0-b7c5-5fff7d019f76&quot;,&quot;itemData&quot;:{&quot;type&quot;:&quot;report&quot;,&quot;id&quot;:&quot;f73690ae-9734-32c0-b7c5-5fff7d019f76&quot;,&quot;title&quot;:&quot;Fraud Detection Using Random Forest Classifier, Logistic Regression, and Gradient Boosting Classifier Algorithms on Credit Cards&quot;,&quot;author&quot;:[{&quot;family&quot;:&quot;Fauziah&quot;,&quot;given&quot;:&quot;M&quot;,&quot;parse-names&quot;:false,&quot;dropping-particle&quot;:&quot;&quot;,&quot;non-dropping-particle&quot;:&quot;&quot;},{&quot;family&quot;:&quot;Wijaya&quot;,&quot;given&quot;:&quot;Y F&quot;,&quot;parse-names&quot;:false,&quot;dropping-particle&quot;:&quot;&quot;,&quot;non-dropping-particle&quot;:&quot;&quot;}],&quot;issued&quot;:{&quot;date-parts&quot;:[[2022]]},&quot;number-of-pages&quot;:&quot;77-87&quot;,&quot;abstract&quot;:&quot;The following credit card records were used in this study of 284.807 transactions made by credit card holders in Europe for two days from the Kaggle dataset. This is a very poor data set, having 492 transactions, an imbalance of only 0.172% of the 284.807 transactions. The purpose of this study is to obtain the best model and then simulate it by electronically detecting unauthorized financial transactions in bank payment systems. The dataset for this study is unbalanced class data with 99.80% for the major class and 0.2% for the minor class. This type of class-imbalanced data problem is solved by applying method a combination of minority oversampling techniques using Synthetic Minority Oversampling Technique (SMOTE). To determine the most appropriate and accurate classification in solving class balance problems, comparisons were made with the Random Forest Classifier (RFC), Logistic Regression (LGR), and Gradient Boosting Classifier (GBC) algorithms. The test results in this study are the Random Forest Classifier (RFC) algorithm is better than other algorithms because it has the highest accuracy the percentage of data-train is 100% and data-test is 99.99% and the evaluation of the AUC score as a result of algorithm testing is 0.9999.&quot;,&quot;issue&quot;:&quot;1&quot;,&quot;volume&quot;:&quot;10&quot;,&quot;container-title-short&quot;:&quot;&quot;},&quot;isTemporary&quot;:false,&quot;suppress-author&quot;:false,&quot;composite&quot;:false,&quot;author-only&quot;:false}]},{&quot;citationID&quot;:&quot;MENDELEY_CITATION_5d68ed0a-82dd-4c9c-8e6d-c539b34a5626&quot;,&quot;properties&quot;:{&quot;noteIndex&quot;:0},&quot;isEdited&quot;:false,&quot;manualOverride&quot;:{&quot;isManuallyOverridden&quot;:false,&quot;citeprocText&quot;:&quot;[5]&quot;,&quot;manualOverrideText&quot;:&quot;&quot;},&quot;citationTag&quot;:&quot;MENDELEY_CITATION_v3_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&quot;,&quot;citationItems&quot;:[{&quot;id&quot;:&quot;ed26d813-854d-3719-bf1a-a26311e47eca&quot;,&quot;itemData&quot;:{&quot;type&quot;:&quot;paper-conference&quot;,&quot;id&quot;:&quot;ed26d813-854d-3719-bf1a-a26311e47eca&quot;,&quot;title&quot;:&quot;Pendeteksian Penipuan Menggunakan\nPendekatan Metode\nKlasifikasi Random Forest&quot;,&quot;author&quot;:[{&quot;family&quot;:&quot;Gerry William Mathew Kurniawan&quot;,&quot;given&quot;:&quot;Untari Novia Wisety&quot;,&quot;parse-names&quot;:false,&quot;dropping-particle&quot;:&quot;&quot;,&quot;non-dropping-particle&quot;:&quot;&quot;}],&quot;container-title&quot;:&quot;e-Proceeding of Engineering&quot;,&quot;issued&quot;:{&quot;date-parts&quot;:[[2025,2]]},&quot;page&quot;:&quot;2216&quot;,&quot;container-title-short&quot;:&quot;&quot;},&quot;isTemporary&quot;:false,&quot;suppress-author&quot;:false,&quot;composite&quot;:false,&quot;author-only&quot;:false}]}]"/>
+    <we:property name="MENDELEY_CITATIONS" value="[{&quot;citationID&quot;:&quot;MENDELEY_CITATION_2a836822-38de-4ab0-9685-9ccb106a017f&quot;,&quot;properties&quot;:{&quot;noteIndex&quot;:0},&quot;isEdited&quot;:false,&quot;manualOverride&quot;:{&quot;isManuallyOverridden&quot;:false,&quot;citeprocText&quot;:&quot;[1]&quot;,&quot;manualOverrideText&quot;:&quot;&quot;},&quot;citationTag&quot;:&quot;MENDELEY_CITATION_v3_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&quot;,&quot;citationItems&quot;:[{&quot;id&quot;:&quot;c60139ba-7db2-3f89-96ab-8b27de7e366f&quot;,&quot;itemData&quot;:{&quot;type&quot;:&quot;report&quot;,&quot;id&quot;:&quot;c60139ba-7db2-3f89-96ab-8b27de7e366f&quot;,&quot;title&quot;:&quot;Analisa Fraud Pada Transaksi Kartu Kredit Menggunakan Algoritma Random Forest&quot;,&quot;author&quot;:[{&quot;family&quot;:&quot;Armiani&quot;,&quot;given&quot;:&quot;Ravina&quot;,&quot;parse-names&quot;:false,&quot;dropping-particle&quot;:&quot;&quot;,&quot;non-dropping-particle&quot;:&quot;&quot;},{&quot;family&quot;:&quot;Agustini&quot;,&quot;given&quot;:&quot;Eka Puji&quot;,&quot;parse-names&quot;:false,&quot;dropping-particle&quot;:&quot;&quot;,&quot;non-dropping-particle&quot;:&quot;&quot;}],&quot;container-title&quot;:&quot;Jurnal Teknologi Informasi dan Terapan (J-TIT&quot;,&quot;URL&quot;:&quot;https://doi.org/10/25047/jtit.v9i2.297&quot;,&quot;issued&quot;:{&quot;date-parts&quot;:[[2022]]},&quot;number-of-pages&quot;:&quot;2580-2291&quot;,&quot;abstract&quot;:&quot;Along with the COVID-19 pandemic, the use of credit cards has also increased. Credit cards have become a widely used payment system option because of the ease of service and also the ease with which it can be accessed by anyone. Payment with a credit card can also reduce the transmission of COVID-19 through physical contact. With the increasing use of credit cards, cases of fraud using credit cards have also increased. To overcome the many cases of fraud that occur, banks need efforts or solutions to detect fraud quickly and accurately. Given these problems, a study was conducted to detect fraud using machine learning and a random forest algorithm. The results of the study show that the random forest algorithm produces an accuracy of 90.68%, a precision of 94.74%, a recall of 86.14%, and an F1 score of 90.23% because the overall classification results are between 90 and 100%, so this value is categorized as very good. With this, it can be concluded that the random forest model and algorithm developed can detect fraud that occurs in credit card transactions so as to prevent losses for both consumers and banks.&quot;,&quot;issue&quot;:&quot;2&quot;,&quot;volume&quot;:&quot;9&quot;,&quot;container-title-short&quot;:&quot;&quot;},&quot;isTemporary&quot;:false,&quot;suppress-author&quot;:false,&quot;composite&quot;:false,&quot;author-only&quot;:false}]},{&quot;citationID&quot;:&quot;MENDELEY_CITATION_7162b34c-b173-4cd2-bdf3-73d3522cba8f&quot;,&quot;properties&quot;:{&quot;noteIndex&quot;:0},&quot;isEdited&quot;:false,&quot;manualOverride&quot;:{&quot;isManuallyOverridden&quot;:false,&quot;citeprocText&quot;:&quot;[2]&quot;,&quot;manualOverrideText&quot;:&quot;&quot;},&quot;citationTag&quot;:&quot;MENDELEY_CITATION_v3_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&quot;,&quot;citationItems&quot;:[{&quot;id&quot;:&quot;a4d14dce-448f-3826-a086-af522b7471aa&quot;,&quot;itemData&quot;:{&quot;type&quot;:&quot;article-journal&quot;,&quot;id&quot;:&quot;a4d14dce-448f-3826-a086-af522b7471aa&quot;,&quot;title&quot;:&quot;Performa Random Forest dan XGBoost pada Deteksi Penipuan E-Commerce Menggunakan Augmentasi Data CGAN&quot;,&quot;author&quot;:[{&quot;family&quot;:&quot;Sarmini&quot;,&quot;given&quot;:&quot;Sarmini&quot;,&quot;parse-names&quot;:false,&quot;dropping-particle&quot;:&quot;&quot;,&quot;non-dropping-particle&quot;:&quot;&quot;},{&quot;family&quot;:&quot;Sunardi&quot;,&quot;given&quot;:&quot;Sunardi&quot;,&quot;parse-names&quot;:false,&quot;dropping-particle&quot;:&quot;&quot;,&quot;non-dropping-particle&quot;:&quot;&quot;},{&quot;family&quot;:&quot;Fadlil&quot;,&quot;given&quot;:&quot;Abdul&quot;,&quot;parse-names&quot;:false,&quot;dropping-particle&quot;:&quot;&quot;,&quot;non-dropping-particle&quot;:&quot;&quot;}],&quot;container-title&quot;:&quot;Building of Informatics, Technology and Science (BITS)&quot;,&quot;DOI&quot;:&quot;10.47065/bits.v6i3.6430&quot;,&quot;ISSN&quot;:&quot;2685-3310&quot;,&quot;URL&quot;:&quot;https://ejurnal.seminar-id.com/index.php/bits/article/view/6430&quot;,&quot;issued&quot;:{&quot;date-parts&quot;:[[2024,12,26]]},&quot;page&quot;:&quot;1919-1931&quot;,&quot;abstract&quot;:&quot;&lt;p&gt;Fraud detection in e-commerce faces great challenges due to data imbalance, where legitimate transactions far outnumber fraudulent transactions. This research explores the use of Conditional Generative Adversarial Network (CGAN) to generate synthetic fraudulent transaction data to address the imbalance problem. By increasing the amount of data in the minority class, this research aims to improve the performance of two widely used machine learning algorithms, namely Random Forest and XGBoost. The dataset used of 23,634 transactions with 22,412 non-fraud transactions and 1,222 fraudulent transactions. Accuracy, precision, recall, and F1-score metrics were conducted to assess the performance of the model in detecting fraud on the imbalanced and augmented datasets. The results show that augmentation of data with CGAN significantly improves the performance of both models, especially in improving recall for fraudulent transactions. On the original unbalanced dataset, Random Forest and XGBoost showed low recall (12.81% and 13.08%), with accuracy of 95.35% and 95.32% respectively. However, after augmentation, recall improved to 95.15% for Random Forest and 95.22% for XGBoost, with F1-score of 97.47% and 97.42% respectively, and accuracy of 97.50% for Random Forest and 97.42% for XGBoost. XGBoost showed a slight advantage in precision and recall over Random Forest, especially on the augmented dataset. These findings confirm the effectiveness of CGAN as a data augmentation method in improving fraud detection performance and offer a robust solution to address data imbalance in the financial sector.&lt;/p&gt;&quot;,&quot;issue&quot;:&quot;3&quot;,&quot;volume&quot;:&quot;6&quot;,&quot;container-title-short&quot;:&quot;&quot;},&quot;isTemporary&quot;:false,&quot;suppress-author&quot;:false,&quot;composite&quot;:false,&quot;author-only&quot;:false}]},{&quot;citationID&quot;:&quot;MENDELEY_CITATION_24c145ff-5cc3-4c86-8fae-64d8f192da6e&quot;,&quot;properties&quot;:{&quot;noteIndex&quot;:0},&quot;isEdited&quot;:false,&quot;manualOverride&quot;:{&quot;isManuallyOverridden&quot;:false,&quot;citeprocText&quot;:&quot;[3]&quot;,&quot;manualOverrideText&quot;:&quot;&quot;},&quot;citationTag&quot;:&quot;MENDELEY_CITATION_v3_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&quot;,&quot;citationItems&quot;:[{&quot;id&quot;:&quot;c09cd865-16ec-3615-bcb3-7064909874d2&quot;,&quot;itemData&quot;:{&quot;type&quot;:&quot;article-journal&quot;,&quot;id&quot;:&quot;c09cd865-16ec-3615-bcb3-7064909874d2&quot;,&quot;title&quot;:&quot;Financial Fraud Detection Model: Based on Random Forest&quot;,&quot;author&quot;:[{&quot;family&quot;:&quot;Liu&quot;,&quot;given&quot;:&quot;Chengwei&quot;,&quot;parse-names&quot;:false,&quot;dropping-particle&quot;:&quot;&quot;,&quot;non-dropping-particle&quot;:&quot;&quot;},{&quot;family&quot;:&quot;Chan&quot;,&quot;given&quot;:&quot;Yixiang&quot;,&quot;parse-names&quot;:false,&quot;dropping-particle&quot;:&quot;&quot;,&quot;non-dropping-particle&quot;:&quot;&quot;},{&quot;family&quot;:&quot;Alam Kazmi&quot;,&quot;given&quot;:&quot;Syed Hasnain&quot;,&quot;parse-names&quot;:false,&quot;dropping-particle&quot;:&quot;&quot;,&quot;non-dropping-particle&quot;:&quot;&quot;},{&quot;family&quot;:&quot;Fu&quot;,&quot;given&quot;:&quot;Hao&quot;,&quot;parse-names&quot;:false,&quot;dropping-particle&quot;:&quot;&quot;,&quot;non-dropping-particle&quot;:&quot;&quot;}],&quot;container-title&quot;:&quot;International Journal of Economics and Finance&quot;,&quot;DOI&quot;:&quot;10.5539/ijef.v7n7p178&quot;,&quot;ISSN&quot;:&quot;1916-971X&quot;,&quot;issued&quot;:{&quot;date-parts&quot;:[[2015,6,25]]},&quot;abstract&quot;:&quot;Business’s accelerated globalization has weakened regulatory capacity of the law and scholars have been paid attention to fraud detection in recent years. In this study, we introduced Random Forest (RF) for financial fraud technique detection and detailed features selection, variables’ importance measurement, partial correlation analysis and Multidimensional analysis. The results show that a combination of eight variables has the highest accuracy. The ratio of debt to equity (DEQUTY) is the most important variable in the model. Moreover, we applied four statistic methodologies, including parametric and non-parametric models to construct detection models and concluded that Random Forest has the highest accuracy and the non-parametric models have higher accuracy than non-parametric models. However, Random Forest can improve the detection efficiency significantly and have an important practical implication.&quot;,&quot;publisher&quot;:&quot;Canadian Center of Science and Education&quot;,&quot;issue&quot;:&quot;7&quot;,&quot;volume&quot;:&quot;7&quot;,&quot;container-title-short&quot;:&quot;Int J Econ Finance&quot;},&quot;isTemporary&quot;:false}]},{&quot;citationID&quot;:&quot;MENDELEY_CITATION_ad37409b-0a11-4222-8e83-98b3f1eab941&quot;,&quot;properties&quot;:{&quot;noteIndex&quot;:0},&quot;isEdited&quot;:false,&quot;manualOverride&quot;:{&quot;isManuallyOverridden&quot;:false,&quot;citeprocText&quot;:&quot;[4]&quot;,&quot;manualOverrideText&quot;:&quot;&quot;},&quot;citationTag&quot;:&quot;MENDELEY_CITATION_v3_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&quot;,&quot;citationItems&quot;:[{&quot;id&quot;:&quot;f73690ae-9734-32c0-b7c5-5fff7d019f76&quot;,&quot;itemData&quot;:{&quot;type&quot;:&quot;report&quot;,&quot;id&quot;:&quot;f73690ae-9734-32c0-b7c5-5fff7d019f76&quot;,&quot;title&quot;:&quot;Fraud Detection Using Random Forest Classifier, Logistic Regression, and Gradient Boosting Classifier Algorithms on Credit Cards&quot;,&quot;author&quot;:[{&quot;family&quot;:&quot;Fauziah&quot;,&quot;given&quot;:&quot;M&quot;,&quot;parse-names&quot;:false,&quot;dropping-particle&quot;:&quot;&quot;,&quot;non-dropping-particle&quot;:&quot;&quot;},{&quot;family&quot;:&quot;Wijaya&quot;,&quot;given&quot;:&quot;Y F&quot;,&quot;parse-names&quot;:false,&quot;dropping-particle&quot;:&quot;&quot;,&quot;non-dropping-particle&quot;:&quot;&quot;}],&quot;issued&quot;:{&quot;date-parts&quot;:[[2022]]},&quot;number-of-pages&quot;:&quot;77-87&quot;,&quot;abstract&quot;:&quot;The following credit card records were used in this study of 284.807 transactions made by credit card holders in Europe for two days from the Kaggle dataset. This is a very poor data set, having 492 transactions, an imbalance of only 0.172% of the 284.807 transactions. The purpose of this study is to obtain the best model and then simulate it by electronically detecting unauthorized financial transactions in bank payment systems. The dataset for this study is unbalanced class data with 99.80% for the major class and 0.2% for the minor class. This type of class-imbalanced data problem is solved by applying method a combination of minority oversampling techniques using Synthetic Minority Oversampling Technique (SMOTE). To determine the most appropriate and accurate classification in solving class balance problems, comparisons were made with the Random Forest Classifier (RFC), Logistic Regression (LGR), and Gradient Boosting Classifier (GBC) algorithms. The test results in this study are the Random Forest Classifier (RFC) algorithm is better than other algorithms because it has the highest accuracy the percentage of data-train is 100% and data-test is 99.99% and the evaluation of the AUC score as a result of algorithm testing is 0.9999.&quot;,&quot;issue&quot;:&quot;1&quot;,&quot;volume&quot;:&quot;10&quot;,&quot;container-title-short&quot;:&quot;&quot;},&quot;isTemporary&quot;:false,&quot;suppress-author&quot;:false,&quot;composite&quot;:false,&quot;author-only&quot;:false}]},{&quot;citationID&quot;:&quot;MENDELEY_CITATION_5d68ed0a-82dd-4c9c-8e6d-c539b34a5626&quot;,&quot;properties&quot;:{&quot;noteIndex&quot;:0},&quot;isEdited&quot;:false,&quot;manualOverride&quot;:{&quot;isManuallyOverridden&quot;:false,&quot;citeprocText&quot;:&quot;[5]&quot;,&quot;manualOverrideText&quot;:&quot;&quot;},&quot;citationTag&quot;:&quot;MENDELEY_CITATION_v3_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&quot;,&quot;citationItems&quot;:[{&quot;id&quot;:&quot;ed26d813-854d-3719-bf1a-a26311e47eca&quot;,&quot;itemData&quot;:{&quot;type&quot;:&quot;paper-conference&quot;,&quot;id&quot;:&quot;ed26d813-854d-3719-bf1a-a26311e47eca&quot;,&quot;title&quot;:&quot;Pendeteksian Penipuan Menggunakan\nPendekatan Metode\nKlasifikasi Random Forest&quot;,&quot;author&quot;:[{&quot;family&quot;:&quot;Gerry William Mathew Kurniawan&quot;,&quot;given&quot;:&quot;Untari Novia Wisety&quot;,&quot;parse-names&quot;:false,&quot;dropping-particle&quot;:&quot;&quot;,&quot;non-dropping-particle&quot;:&quot;&quot;}],&quot;container-title&quot;:&quot;e-Proceeding of Engineering&quot;,&quot;issued&quot;:{&quot;date-parts&quot;:[[2025,2]]},&quot;page&quot;:&quot;2216&quot;},&quot;isTemporary&quot;:false,&quot;suppress-author&quot;:false,&quot;composite&quot;:false,&quot;author-only&quot;:false}]},{&quot;citationID&quot;:&quot;MENDELEY_CITATION_1eef4e14-58c5-47d9-92a3-4beb2cfdac20&quot;,&quot;properties&quot;:{&quot;noteIndex&quot;:0},&quot;isEdited&quot;:false,&quot;manualOverride&quot;:{&quot;isManuallyOverridden&quot;:false,&quot;citeprocText&quot;:&quot;[6]&quot;,&quot;manualOverrideText&quot;:&quot;&quot;},&quot;citationTag&quot;:&quot;MENDELEY_CITATION_v3_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&quot;,&quot;citationItems&quot;:[{&quot;id&quot;:&quot;b26aaa5b-2cf7-363d-8166-167ac35e2e3d&quot;,&quot;itemData&quot;:{&quot;type&quot;:&quot;report&quot;,&quot;id&quot;:&quot;b26aaa5b-2cf7-363d-8166-167ac35e2e3d&quot;,&quot;title&quot;:&quot;The Fraud Diamond: Considering the Four Elements of Fraud&quot;,&quot;author&quot;:[{&quot;family&quot;:&quot;Wolfe&quot;,&quot;given&quot;:&quot;David T&quot;,&quot;parse-names&quot;:false,&quot;dropping-particle&quot;:&quot;&quot;,&quot;non-dropping-particle&quot;:&quot;&quot;},{&quot;family&quot;:&quot;Hermanson&quot;,&quot;given&quot;:&quot;Dana R&quot;,&quot;parse-names&quot;:false,&quot;dropping-particle&quot;:&quot;&quot;,&quot;non-dropping-particle&quot;:&quot;&quot;}],&quot;URL&quot;:&quot;https://digitalcommons.kennesaw.edu/facpubs&quot;,&quot;issued&quot;:{&quot;date-parts&quot;:[[2004]]},&quot;container-title-short&quot;:&quot;&quot;},&quot;isTemporary&quot;:false,&quot;suppress-author&quot;:false,&quot;composite&quot;:false,&quot;author-only&quot;:false}]},{&quot;citationID&quot;:&quot;MENDELEY_CITATION_18a3d051-5a82-45ea-a9a7-9ac0aaf7aed3&quot;,&quot;properties&quot;:{&quot;noteIndex&quot;:0},&quot;isEdited&quot;:false,&quot;manualOverride&quot;:{&quot;isManuallyOverridden&quot;:false,&quot;citeprocText&quot;:&quot;[6]&quot;,&quot;manualOverrideText&quot;:&quot;&quot;},&quot;citationTag&quot;:&quot;MENDELEY_CITATION_v3_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&quot;,&quot;citationItems&quot;:[{&quot;id&quot;:&quot;b26aaa5b-2cf7-363d-8166-167ac35e2e3d&quot;,&quot;itemData&quot;:{&quot;type&quot;:&quot;report&quot;,&quot;id&quot;:&quot;b26aaa5b-2cf7-363d-8166-167ac35e2e3d&quot;,&quot;title&quot;:&quot;The Fraud Diamond: Considering the Four Elements of Fraud&quot;,&quot;author&quot;:[{&quot;family&quot;:&quot;Wolfe&quot;,&quot;given&quot;:&quot;David T&quot;,&quot;parse-names&quot;:false,&quot;dropping-particle&quot;:&quot;&quot;,&quot;non-dropping-particle&quot;:&quot;&quot;},{&quot;family&quot;:&quot;Hermanson&quot;,&quot;given&quot;:&quot;Dana R&quot;,&quot;parse-names&quot;:false,&quot;dropping-particle&quot;:&quot;&quot;,&quot;non-dropping-particle&quot;:&quot;&quot;}],&quot;URL&quot;:&quot;https://digitalcommons.kennesaw.edu/facpubs&quot;,&quot;issued&quot;:{&quot;date-parts&quot;:[[2004]]},&quot;container-title-short&quot;:&quot;&quot;},&quot;isTemporary&quot;:false,&quot;suppress-author&quot;:false,&quot;composite&quot;:false,&quot;author-only&quot;:false}]},{&quot;citationID&quot;:&quot;MENDELEY_CITATION_3e8015e4-c1e4-4feb-8b11-a8b7ce561aae&quot;,&quot;properties&quot;:{&quot;noteIndex&quot;:0},&quot;isEdited&quot;:false,&quot;manualOverride&quot;:{&quot;isManuallyOverridden&quot;:false,&quot;citeprocText&quot;:&quot;[7]&quot;,&quot;manualOverrideText&quot;:&quot;&quot;},&quot;citationTag&quot;:&quot;MENDELEY_CITATION_v3_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&quot;,&quot;citationItems&quot;:[{&quot;id&quot;:&quot;885512d0-2d36-3e99-ad61-e277f7b8f367&quot;,&quot;itemData&quot;:{&quot;type&quot;:&quot;report&quot;,&quot;id&quot;:&quot;885512d0-2d36-3e99-ad61-e277f7b8f367&quot;,&quot;title&quot;:&quot;PENERAPAN MACHINE LEARNING DALAM PREDIKSI TINGKAT KASUS PENYAKIT DI INDONESIA&quot;,&quot;author&quot;:[{&quot;family&quot;:&quot;Wardhana&quot;,&quot;given&quot;:&quot;Rakha Gusti&quot;,&quot;parse-names&quot;:false,&quot;dropping-particle&quot;:&quot;&quot;,&quot;non-dropping-particle&quot;:&quot;&quot;},{&quot;family&quot;:&quot;Wang&quot;,&quot;given&quot;:&quot;Gunawan&quot;,&quot;parse-names&quot;:false,&quot;dropping-particle&quot;:&quot;&quot;,&quot;non-dropping-particle&quot;:&quot;&quot;},{&quot;family&quot;:&quot;Sibuea&quot;,&quot;given&quot;:&quot;Farida&quot;,&quot;parse-names&quot;:false,&quot;dropping-particle&quot;:&quot;&quot;,&quot;non-dropping-particle&quot;:&quot;&quot;}],&quot;container-title&quot;:&quot;Journal of Information System Management (JOISM) e-ISSN&quot;,&quot;issued&quot;:{&quot;date-parts&quot;:[[2023]]},&quot;number-of-pages&quot;:&quot;2715-3088&quot;,&quot;issue&quot;:&quot;1&quot;,&quot;volume&quot;:&quot;5&quot;,&quot;container-title-short&quot;:&quot;&quot;},&quot;isTemporary&quot;:false,&quot;suppress-author&quot;:false,&quot;composite&quot;:false,&quot;author-only&quot;:false}]},{&quot;citationID&quot;:&quot;MENDELEY_CITATION_265c0601-e366-4d37-9588-ca322b0279b4&quot;,&quot;properties&quot;:{&quot;noteIndex&quot;:0},&quot;isEdited&quot;:false,&quot;manualOverride&quot;:{&quot;isManuallyOverridden&quot;:false,&quot;citeprocText&quot;:&quot;[8]&quot;,&quot;manualOverrideText&quot;:&quot;&quot;},&quot;citationTag&quot;:&quot;MENDELEY_CITATION_v3_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&quot;,&quot;citationItems&quot;:[{&quot;id&quot;:&quot;b931cf67-0862-3dcb-bf13-672b444034da&quot;,&quot;itemData&quot;:{&quot;type&quot;:&quot;report&quot;,&quot;id&quot;:&quot;b931cf67-0862-3dcb-bf13-672b444034da&quot;,&quot;title&quot;:&quot;Implementasi Metode Machine Learning Menggunakan Algoritma Evolving Artificial Neural Network Pada Kasus Prediksi Diagnosis Diabetes Implementation of Machine Learning Method Using Evolving Artificial Neural Network Algorithm in Prediction of Diabetes Diagnosis&quot;,&quot;author&quot;:[{&quot;family&quot;:&quot;Ramadhandi&quot;,&quot;given&quot;:&quot;Resky&quot;,&quot;parse-names&quot;:false,&quot;dropping-particle&quot;:&quot;&quot;,&quot;non-dropping-particle&quot;:&quot;&quot;},{&quot;family&quot;:&quot;#1&quot;,&quot;given&quot;:&quot;Santoso&quot;,&quot;parse-names&quot;:false,&quot;dropping-particle&quot;:&quot;&quot;,&quot;non-dropping-particle&quot;:&quot;&quot;},{&quot;family&quot;:&quot;#2&quot;,&quot;given&quot;:&quot;Rani Megasari&quot;,&quot;parse-names&quot;:false,&quot;dropping-particle&quot;:&quot;&quot;,&quot;non-dropping-particle&quot;:&quot;&quot;},{&quot;family&quot;:&quot;Hambali&quot;,&quot;given&quot;:&quot;Yudi Ahmad&quot;,&quot;parse-names&quot;:false,&quot;dropping-particle&quot;:&quot;&quot;,&quot;non-dropping-particle&quot;:&quot;&quot;}],&quot;URL&quot;:&quot;https://ejournal.upi.edu/index.php/JATIKOM&quot;,&quot;issued&quot;:{&quot;date-parts&quot;:[[2020]]},&quot;issue&quot;:&quot;2&quot;,&quot;volume&quot;:&quot;3&quot;,&quot;container-title-short&quot;:&quot;&quot;},&quot;isTemporary&quot;:false,&quot;suppress-author&quot;:false,&quot;composite&quot;:false,&quot;author-only&quot;:false}]},{&quot;citationID&quot;:&quot;MENDELEY_CITATION_9a1e72a5-7bf2-4dc4-bc87-c14d7727cda1&quot;,&quot;properties&quot;:{&quot;noteIndex&quot;:0},&quot;isEdited&quot;:false,&quot;manualOverride&quot;:{&quot;isManuallyOverridden&quot;:false,&quot;citeprocText&quot;:&quot;[9]&quot;,&quot;manualOverrideText&quot;:&quot;&quot;},&quot;citationTag&quot;:&quot;MENDELEY_CITATION_v3_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&quot;,&quot;citationItems&quot;:[{&quot;id&quot;:&quot;4192e12e-7c9c-31cc-856a-46eccb530578&quot;,&quot;itemData&quot;:{&quot;type&quot;:&quot;article-journal&quot;,&quot;id&quot;:&quot;4192e12e-7c9c-31cc-856a-46eccb530578&quot;,&quot;title&quot;:&quot;Model Klasifikasi Machine Learning untuk Prediksi Ketepatan Penempatan Karir&quot;,&quot;author&quot;:[{&quot;family&quot;:&quot;Mahmud Nawawi&quot;,&quot;given&quot;:&quot;Hendri&quot;,&quot;parse-names&quot;:false,&quot;dropping-particle&quot;:&quot;&quot;,&quot;non-dropping-particle&quot;:&quot;&quot;},{&quot;family&quot;:&quot;Baitul Hikmah&quot;,&quot;given&quot;:&quot;Agung&quot;,&quot;parse-names&quot;:false,&quot;dropping-particle&quot;:&quot;&quot;,&quot;non-dropping-particle&quot;:&quot;&quot;},{&quot;family&quot;:&quot;Mustopa&quot;,&quot;given&quot;:&quot;Ali&quot;,&quot;parse-names&quot;:false,&quot;dropping-particle&quot;:&quot;&quot;,&quot;non-dropping-particle&quot;:&quot;&quot;},{&quot;family&quot;:&quot;Wijaya&quot;,&quot;given&quot;:&quot;Ganda&quot;,&quot;parse-names&quot;:false,&quot;dropping-particle&quot;:&quot;&quot;,&quot;non-dropping-particle&quot;:&quot;&quot;}],&quot;container-title&quot;:&quot;Jurnal SAINTEKOM&quot;,&quot;DOI&quot;:&quot;10.33020/saintekom.v14i1.512&quot;,&quot;ISSN&quot;:&quot;2088-1770&quot;,&quot;issued&quot;:{&quot;date-parts&quot;:[[2024,3,31]]},&quot;page&quot;:&quot;13-25&quot;,&quot;abstract&quot;:&quot;The complexity of the job market requires individuals and organizations to understand the trends and needs of the world of work. One of the main challenges is the right career placement. That is becoming increasingly popular is the use of Machine Learning  algorithms in the decision-making process. ML classification models such as Random Forest, Decision Tree, Naïve Bayes, KNN, and SVM have demonstrated their potential in uncovering hidden patterns from data, including a person's educational history, work experience and interests. In this research, the application of the ML classification model is aimed at predicting career placement. From the data sample used of 215, this research evaluates the effectiveness of various ML models in the context of career placement. As a result, the Random Forest Model is superior to other proposed models with an accuracy value of 87% and an AUC/ROC value of 0.93 which indicates a very good classification value. Meanwhile, the SVM model with Linear Kernel shows the lowest performance with an accuracy value of 67%. Apart from getting information on the best accuracy and AUC/ROC values, the results of this research found that the 'ssc_presentage' attribute (high school exam percentage) is an important factor in career placement decisions.&quot;,&quot;publisher&quot;:&quot;Stmik Palangkaraya&quot;,&quot;issue&quot;:&quot;1&quot;,&quot;volume&quot;:&quot;14&quot;,&quot;container-title-short&quot;:&quot;&quot;},&quot;isTemporary&quot;:false,&quot;suppress-author&quot;:false,&quot;composite&quot;:false,&quot;author-only&quot;:false}]},{&quot;citationID&quot;:&quot;MENDELEY_CITATION_223e2a4a-0fae-4ce6-8860-527f57456127&quot;,&quot;properties&quot;:{&quot;noteIndex&quot;:0},&quot;isEdited&quot;:false,&quot;manualOverride&quot;:{&quot;isManuallyOverridden&quot;:false,&quot;citeprocText&quot;:&quot;[10]&quot;,&quot;manualOverrideText&quot;:&quot;&quot;},&quot;citationTag&quot;:&quot;MENDELEY_CITATION_v3_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&quot;,&quot;citationItems&quot;:[{&quot;id&quot;:&quot;3bb7f205-1d27-3e5d-be67-4f09b3f48be6&quot;,&quot;itemData&quot;:{&quot;type&quot;:&quot;article-journal&quot;,&quot;id&quot;:&quot;3bb7f205-1d27-3e5d-be67-4f09b3f48be6&quot;,&quot;title&quot;:&quot;Penerapan Metode Random Forest Untuk Klasifikasi Varian Minuman Kopi di Kedai Kopi Konijiwa Bantaeng&quot;,&quot;author&quot;:[{&quot;family&quot;:&quot;Suci Amaliah&quot;,&quot;given&quot;:&quot;&quot;,&quot;parse-names&quot;:false,&quot;dropping-particle&quot;:&quot;&quot;,&quot;non-dropping-particle&quot;:&quot;&quot;},{&quot;family&quot;:&quot;Nusrang&quot;,&quot;given&quot;:&quot;Muhammad&quot;,&quot;parse-names&quot;:false,&quot;dropping-particle&quot;:&quot;&quot;,&quot;non-dropping-particle&quot;:&quot;&quot;},{&quot;family&quot;:&quot;Aswi&quot;,&quot;given&quot;:&quot;Aswi&quot;,&quot;parse-names&quot;:false,&quot;dropping-particle&quot;:&quot;&quot;,&quot;non-dropping-particle&quot;:&quot;&quot;}],&quot;container-title&quot;:&quot;VARIANSI: Journal of Statistics and Its application on Teaching and Research&quot;,&quot;DOI&quot;:&quot;10.35580/variansiunm31&quot;,&quot;issued&quot;:{&quot;date-parts&quot;:[[2022,12,6]]},&quot;page&quot;:&quot;121-127&quot;,&quot;abstract&quot;:&quot;Random Forest (RF) adalah metode yang dapat meningkatkan hasil akurasi dalam membangkitkan atribut untuk setiap node yang dilakukan secara acak. Penelitian ini bertujuan untuk mengetahui tingkat akurasi metode RF dalam memprediksi varian minuman kopi di kedai Konijiwa Bantaeng yang paling diminati pelanggan. Berdasarkan hasil analisis diperoleh bahwa model dengan error klasifikasi terkecil adalah dengan menggunakan mtry 2 dan ntree 500. Model yang dihasilkan dievaluasi dengan menggunakan confusion matrix dimana diperoleh bahwa varian minuman kategori coffee based lebih diminati daripada signature coffee dengan nilai akurasi sebesar 94,12%.&quot;,&quot;publisher&quot;:&quot;Universitas Negeri Makassar&quot;,&quot;issue&quot;:&quot;3&quot;,&quot;volume&quot;:&quot;4&quot;,&quot;container-title-short&quot;:&quot;&quot;},&quot;isTemporary&quot;:false,&quot;suppress-author&quot;:false,&quot;composite&quot;:false,&quot;author-only&quot;:false}]},{&quot;citationID&quot;:&quot;MENDELEY_CITATION_9873a2f9-0d3d-46cb-93c5-cfe4ed1ae42d&quot;,&quot;properties&quot;:{&quot;noteIndex&quot;:0},&quot;isEdited&quot;:false,&quot;manualOverride&quot;:{&quot;isManuallyOverridden&quot;:false,&quot;citeprocText&quot;:&quot;[11]&quot;,&quot;manualOverrideText&quot;:&quot;&quot;},&quot;citationTag&quot;:&quot;MENDELEY_CITATION_v3_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&quot;,&quot;citationItems&quot;:[{&quot;id&quot;:&quot;05aee6ed-cc1f-362c-9776-4d93db1e2c01&quot;,&quot;itemData&quot;:{&quot;type&quot;:&quot;article-journal&quot;,&quot;id&quot;:&quot;05aee6ed-cc1f-362c-9776-4d93db1e2c01&quot;,&quot;title&quot;:&quot;CLUSTERING DAN KLASIFIKASI DATA CUACA CILACAP DENGAN MENGGUNAKAN METODE K-MEANS DAN RANDOM FOREST&quot;,&quot;author&quot;:[{&quot;family&quot;:&quot;Fadil Danu Rahman&quot;,&quot;given&quot;:&quot;&quot;,&quot;parse-names&quot;:false,&quot;dropping-particle&quot;:&quot;&quot;,&quot;non-dropping-particle&quot;:&quot;&quot;},{&quot;family&quot;:&quot;Mulki&quot;,&quot;given&quot;:&quot;Mulki Indana Zulfa&quot;,&quot;parse-names&quot;:false,&quot;dropping-particle&quot;:&quot;&quot;,&quot;non-dropping-particle&quot;:&quot;&quot;},{&quot;family&quot;:&quot;Taryana&quot;,&quot;given&quot;:&quot;Acep&quot;,&quot;parse-names&quot;:false,&quot;dropping-particle&quot;:&quot;&quot;,&quot;non-dropping-particle&quot;:&quot;&quot;}],&quot;container-title&quot;:&quot;Jurnal SINTA: Sistem Informasi dan Teknologi Komputasi&quot;,&quot;DOI&quot;:&quot;10.61124/sinta.v1i2.15&quot;,&quot;issued&quot;:{&quot;date-parts&quot;:[[2024,4,22]]},&quot;abstract&quot;:&quot;Pengamatan dan analisis data cuaca merupakan aspek penting dalam memahami kondisi atmosfer di suatu wilayah. Penelitian ini bertujuan untuk menganalisis data cuaca berbasis BMKG dari Stasiun Meteorologi Tunggul Wulung Cilacap menggunakan metode K-Means clustering dan algoritma Random Forest. Data cuaca dari tahun 1975 hingga 2023 diambil untuk mengidentifikasi pola dan karakteristik unik dalam kondisi atmosfer. Metode K-Means clustering digunakan untuk membentuk cluster , yang kemudian digunakan sebagai dasar untuk klasifikasi kondisi cuaca dengan algoritma Random Forest . Melalui penggunaan algoritma Random Forest , model klasifikasi berhasil memprediksi kondisi cuaca dengan tingkat akurasi yang memuaskan. Meskipun demikian, penurunan kinerja pada rentang tahun 2018-2023 menunjukkan adanya tantangan dalam memodelkan pola cuaca yang kompleks. Analisis menggunakan metode Elbow dan Silhouette menunjukkan jumlah cluster optimal dan evaluasi kualitas pengelompokkan. Implikasi temuan ini diharapkan dapat memberikan manfaat dalam pemahaman dan prakiraan cuaca yang lebih akurat, dengan potensi dampak positif pada berbagai sektor, seperti pertanian dan transportasi. Dengan memadukan teknik clustering dan klasifikasi, penelitian ini membuka peluang untuk pengembangan lebih lanjut dalam analisis cuaca berbasis data.&quot;,&quot;publisher&quot;:&quot;PT Berkah Tematik Mandiri&quot;,&quot;issue&quot;:&quot;2&quot;,&quot;volume&quot;:&quot;1&quot;,&quot;container-title-short&quot;:&quot;&quot;},&quot;isTemporary&quot;:false,&quot;suppress-author&quot;:false,&quot;composite&quot;:false,&quot;author-only&quot;:false}]},{&quot;citationID&quot;:&quot;MENDELEY_CITATION_8cb349c0-ab7d-4cf6-8190-654486cf2346&quot;,&quot;properties&quot;:{&quot;noteIndex&quot;:0},&quot;isEdited&quot;:false,&quot;manualOverride&quot;:{&quot;isManuallyOverridden&quot;:false,&quot;citeprocText&quot;:&quot;[12]&quot;,&quot;manualOverrideText&quot;:&quot;&quot;},&quot;citationTag&quot;:&quot;MENDELEY_CITATION_v3_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&quot;,&quot;citationItems&quot;:[{&quot;id&quot;:&quot;83825d8a-8f00-3c58-9614-44ee68a1d43d&quot;,&quot;itemData&quot;:{&quot;type&quot;:&quot;article-journal&quot;,&quot;id&quot;:&quot;83825d8a-8f00-3c58-9614-44ee68a1d43d&quot;,&quot;title&quot;:&quot;Prediksi Penyakit Hipertensi Menggunakan Metode Decison Tree dan Random Forest&quot;,&quot;author&quot;:[{&quot;family&quot;:&quot;Rizki Aditya&quot;,&quot;given&quot;:&quot;M. Fahrul&quot;,&quot;parse-names&quot;:false,&quot;dropping-particle&quot;:&quot;&quot;,&quot;non-dropping-particle&quot;:&quot;&quot;},{&quot;family&quot;:&quot;Nuril Lutvi&quot;,&quot;given&quot;:&quot;Azizah&quot;,&quot;parse-names&quot;:false,&quot;dropping-particle&quot;:&quot;&quot;,&quot;non-dropping-particle&quot;:&quot;&quot;},{&quot;family&quot;:&quot;Indahyanti&quot;,&quot;given&quot;:&quot;Uce&quot;,&quot;parse-names&quot;:false,&quot;dropping-particle&quot;:&quot;&quot;,&quot;non-dropping-particle&quot;:&quot;&quot;}],&quot;container-title&quot;:&quot;Jurnal Ilmiah Komputasi&quot;,&quot;DOI&quot;:&quot;10.32409/jikstik.23.1.3503&quot;,&quot;ISSN&quot;:&quot;14129434&quot;,&quot;issued&quot;:{&quot;date-parts&quot;:[[2024,3,12]]},&quot;abstract&quot;:&quot;Hipertensi merupakan isu kesehatan masyarakat yang penting dimana jarang menyebabkan gejala nyata pada kesehatan fungsional pasien. Hipertensi merupakan faktor resiko utama pada penyakit jantung coroner, gagal jantung serta stroke. Faktor penyebab terjadinya hipertensi adalah umur, jenis kelamin, riwayat keluarga, genetic, kebiasaan merokok, obesitas, kurang aktivitas \u001csik, stress, dan penggunaan esterogen. Saat ini teknologi semakin berkembang. Dalam konteks perkembangan teknologi, komunitas medis diberikan kemudahan dengan adanya solusi berbasis teknologi. Salah satu di antaranya adalah program yang memanfaatkan kecerdasan buatan untuk deteksi penyakit hipertensi, dengan implementasi dalam bidang kecerdasan mesin (machine learning). Penelitian ini bertujuan memberikan kontribusi terhadap pengembangan aplikasi yang dapat membantu para profesional medis, terutama dokter dan rumah sakit, dalam mendiagnosis penyakit hipertensi dengan tingkat akurasi yang optimal. Metode yang digunakan dalam penelitian ini yaitu decision tree dan random forest. Tahapannya meliputi pemrosesan ulang data hingga evaluasi. Metode decision tree menghasilkan akurasi mencapai 100%, dan hasil yang sama juga diperoleh dari metode random forest. Dengan keduanya meraih akurasi maksimal, penelitian ini memperkuat kemampuan kedua metode tersebut dalam mendiagnosis serta mengelola penyakit hipertensi secara efektif.&quot;,&quot;publisher&quot;:&quot;STMIK Jakarta STI and K&quot;,&quot;issue&quot;:&quot;1&quot;,&quot;volume&quot;:&quot;23&quot;,&quot;container-title-short&quot;:&quot;&quot;},&quot;isTemporary&quot;:false,&quot;suppress-author&quot;:false,&quot;composite&quot;:false,&quot;author-only&quot;:false}]},{&quot;citationID&quot;:&quot;MENDELEY_CITATION_fb9fc062-9834-4d70-b5f0-34f818746394&quot;,&quot;properties&quot;:{&quot;noteIndex&quot;:0},&quot;isEdited&quot;:false,&quot;manualOverride&quot;:{&quot;isManuallyOverridden&quot;:false,&quot;citeprocText&quot;:&quot;[13]&quot;,&quot;manualOverrideText&quot;:&quot;&quot;},&quot;citationTag&quot;:&quot;MENDELEY_CITATION_v3_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&quot;,&quot;citationItems&quot;:[{&quot;id&quot;:&quot;80ddba9a-093e-317c-b7dd-4af9c5c4e04a&quot;,&quot;itemData&quot;:{&quot;type&quot;:&quot;article-journal&quot;,&quot;id&quot;:&quot;80ddba9a-093e-317c-b7dd-4af9c5c4e04a&quot;,&quot;title&quot;:&quot;Pemodelan Diagram UML Pada Perancangan Sistem Aplikasi Konsultasi Hewan Peliharaan Berbasis Android (Studi Kasus: Alopet)&quot;,&quot;author&quot;:[{&quot;family&quot;:&quot;Nabila&quot;,&quot;given&quot;:&quot;Suci&quot;,&quot;parse-names&quot;:false,&quot;dropping-particle&quot;:&quot;&quot;,&quot;non-dropping-particle&quot;:&quot;&quot;},{&quot;family&quot;:&quot;Putri&quot;,&quot;given&quot;:&quot;Adella Rifiandika&quot;,&quot;parse-names&quot;:false,&quot;dropping-particle&quot;:&quot;&quot;,&quot;non-dropping-particle&quot;:&quot;&quot;},{&quot;family&quot;:&quot;Hafizhah&quot;,&quot;given&quot;:&quot;Annizhamul&quot;,&quot;parse-names&quot;:false,&quot;dropping-particle&quot;:&quot;&quot;,&quot;non-dropping-particle&quot;:&quot;&quot;},{&quot;family&quot;:&quot;Rahmah&quot;,&quot;given&quot;:&quot;Fauzia Hayati&quot;,&quot;parse-names&quot;:false,&quot;dropping-particle&quot;:&quot;&quot;,&quot;non-dropping-particle&quot;:&quot;&quot;},{&quot;family&quot;:&quot;Muslikhah&quot;,&quot;given&quot;:&quot;Riki&quot;,&quot;parse-names&quot;:false,&quot;dropping-particle&quot;:&quot;&quot;,&quot;non-dropping-particle&quot;:&quot;&quot;}],&quot;container-title&quot;:&quot;Jurnal Ilmu Komputer dan Bisnis&quot;,&quot;DOI&quot;:&quot;10.47927/jikb.v12i2.150&quot;,&quot;ISSN&quot;:&quot;2087-3921&quot;,&quot;issued&quot;:{&quot;date-parts&quot;:[[2021,11,1]]},&quot;page&quot;:&quot;130-139&quot;,&quot;abstract&quot;:&quot;Perkembangan teknologi saat ini sangat membantu manusia untuk melakukan aktivitas sehari-hari terutama dalam merawat hewan peliharaan. Aplikasi Alopet adalah aplikasi yang memberikan konsultasi hewan peliharaan secara online kepada dokter hewan melalui media chat, telepon dan video call. Alopet juga memiliki fungsi untuk mencari lokasi pet salon terdekat dan menjual aksesoris dan makanan hewan. Perancangan sistem dilakukan dengan menggunakan pemodelan Unified Modeling Language (UML). UML adalah bahasa grafik/visualisasi yang digunakan untuk memvisualisasikan, mendefinisikan, membangun, dan mendokumentasikan sistem pengembangan perangkat lunak berbasis berorientasi objek. Pemodelan perancangan sistem aplikasi alopet ini memodelkan beberapa diagram UML, antara lain use case, activity diagram, class diagram, dan sequence diagram. Sistem dirancang menggunakan pemodelan diagram UML untuk menggambarkan kebutuhan sistem dan pekerjaan yang dapat diselesaikan. Selain itu, pemodelan ini juga menghasilkan antarmuka pengguna aplikasi Alopet.&quot;,&quot;publisher&quot;:&quot;STMIK Dharmapala Riau&quot;,&quot;issue&quot;:&quot;2&quot;,&quot;volume&quot;:&quot;12&quot;,&quot;container-title-short&quot;:&quot;&quot;},&quot;isTemporary&quot;:false,&quot;suppress-author&quot;:false,&quot;composite&quot;:false,&quot;author-only&quot;:false}]},{&quot;citationID&quot;:&quot;MENDELEY_CITATION_aec4f23e-d62a-43f1-a4fb-dfed1f5e1b6b&quot;,&quot;properties&quot;:{&quot;noteIndex&quot;:0},&quot;isEdited&quot;:false,&quot;manualOverride&quot;:{&quot;isManuallyOverridden&quot;:false,&quot;citeprocText&quot;:&quot;[14]&quot;,&quot;manualOverrideText&quot;:&quot;&quot;},&quot;citationTag&quot;:&quot;MENDELEY_CITATION_v3_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&quot;,&quot;citationItems&quot;:[{&quot;id&quot;:&quot;5edeff53-8371-38a3-bcf0-c1c470a17d80&quot;,&quot;itemData&quot;:{&quot;type&quot;:&quot;article-journal&quot;,&quot;id&quot;:&quot;5edeff53-8371-38a3-bcf0-c1c470a17d80&quot;,&quot;title&quot;:&quot;ANALISIS PREFERENSI MASYARAKAT DALAM PENGELOLAAN EKOSISTEM MANGROVE DI PESISIR PANTAI KECAMATAN LOLODA KABUPATEN HALMAHERA BARAT&quot;,&quot;author&quot;:[{&quot;family&quot;:&quot;Wilayah&quot;,&quot;given&quot;:&quot;Jurnal Perencanaan&quot;,&quot;parse-names&quot;:false,&quot;dropping-particle&quot;:&quot;&quot;,&quot;non-dropping-particle&quot;:&quot;&quot;},{&quot;family&quot;:&quot;Kota&quot;,&quot;given&quot;:&quot;Dan&quot;,&quot;parse-names&quot;:false,&quot;dropping-particle&quot;:&quot;&quot;,&quot;non-dropping-particle&quot;:&quot;&quot;},{&quot;family&quot;:&quot;Taluke&quot;,&quot;given&quot;:&quot;Dryon&quot;,&quot;parse-names&quot;:false,&quot;dropping-particle&quot;:&quot;&quot;,&quot;non-dropping-particle&quot;:&quot;&quot;},{&quot;family&quot;:&quot;Lakat&quot;,&quot;given&quot;:&quot;Ricky S M&quot;,&quot;parse-names&quot;:false,&quot;dropping-particle&quot;:&quot;&quot;,&quot;non-dropping-particle&quot;:&quot;&quot;},{&quot;family&quot;:&quot;Sembel&quot;,&quot;given&quot;:&quot;Amanda&quot;,&quot;parse-names&quot;:false,&quot;dropping-particle&quot;:&quot;&quot;,&quot;non-dropping-particle&quot;:&quot;&quot;}],&quot;container-title&quot;:&quot;Jurnal Spasial&quot;,&quot;ISSN&quot;:&quot;2442-3262&quot;,&quot;issued&quot;:{&quot;date-parts&quot;:[[2019]]},&quot;issue&quot;:&quot;2&quot;,&quot;volume&quot;:&quot;6&quot;,&quot;container-title-short&quot;:&quot;&quot;},&quot;isTemporary&quot;:false,&quot;suppress-author&quot;:false,&quot;composite&quot;:false,&quot;author-only&quot;:false}]}]"/>
   </we:properties>
   <we:bindings/>
   <we:snapshot xmlns:r="http://schemas.openxmlformats.org/officeDocument/2006/relationships"/>
@@ -44498,7 +46311,7 @@
     </b:Author>
     <b:JournalName>CV. Batam Publisher</b:JournalName>
     <b:Pages>81</b:Pages>
-    <b:RefOrder>2</b:RefOrder>
+    <b:RefOrder>9</b:RefOrder>
   </b:Source>
   <b:Source>
     <b:Tag>Dew21</b:Tag>
@@ -44518,7 +46331,7 @@
     <b:JournalName>PT Penerbit IPB Press</b:JournalName>
     <b:Year>2021</b:Year>
     <b:Pages>51</b:Pages>
-    <b:RefOrder>4</b:RefOrder>
+    <b:RefOrder>10</b:RefOrder>
   </b:Source>
   <b:Source>
     <b:Tag>NLH20</b:Tag>
@@ -44540,7 +46353,7 @@
     <b:Year>2020</b:Year>
     <b:City>Batam</b:City>
     <b:Publisher>CV. AA. RIZKY</b:Publisher>
-    <b:RefOrder>5</b:RefOrder>
+    <b:RefOrder>11</b:RefOrder>
   </b:Source>
   <b:Source>
     <b:Tag>Wol04</b:Tag>
@@ -44561,7 +46374,7 @@
     <b:Year>2004</b:Year>
     <b:JournalName>The CPA Journal</b:JournalName>
     <b:Pages>74(12), 38-42.</b:Pages>
-    <b:RefOrder>6</b:RefOrder>
+    <b:RefOrder>12</b:RefOrder>
   </b:Source>
   <b:Source>
     <b:Tag>RGW23</b:Tag>
@@ -44582,7 +46395,7 @@
     <b:JournalName> Jurnal Online Informatika Sistem dan Manajemen</b:JournalName>
     <b:Year>2023</b:Year>
     <b:Pages>vol. 5, no. 1, pp. 40-50</b:Pages>
-    <b:RefOrder>7</b:RefOrder>
+    <b:RefOrder>1</b:RefOrder>
   </b:Source>
   <b:Source>
     <b:Tag>Suh20</b:Tag>
@@ -44604,7 +46417,7 @@
     <b:Year>2020</b:Year>
     <b:Pages>vol. 3, no. 2</b:Pages>
     <b:DOI>10.17509/jatikom.v3i2.27885</b:DOI>
-    <b:RefOrder>1</b:RefOrder>
+    <b:RefOrder>2</b:RefOrder>
   </b:Source>
   <b:Source>
     <b:Tag>MNa24</b:Tag>
@@ -44626,7 +46439,7 @@
     <b:Year>2024</b:Year>
     <b:Pages>vol. 14, no. 1, pp. 13-25</b:Pages>
     <b:DOI>10.33020/saintekom.v14i1.512</b:DOI>
-    <b:RefOrder>8</b:RefOrder>
+    <b:RefOrder>3</b:RefOrder>
   </b:Source>
   <b:Source>
     <b:Tag>Her24</b:Tag>
@@ -44648,7 +46461,7 @@
     <b:Year>2024</b:Year>
     <b:Pages>vol. 17, no. 2, pp. 38-47</b:Pages>
     <b:DOI>10.30989/teknomatika.v17i2.1530. </b:DOI>
-    <b:RefOrder>9</b:RefOrder>
+    <b:RefOrder>4</b:RefOrder>
   </b:Source>
   <b:Source>
     <b:Tag>FDR24</b:Tag>
@@ -44670,7 +46483,7 @@
     <b:Year>2024</b:Year>
     <b:Pages>vol. 1, no. 2, pp. 90–97</b:Pages>
     <b:DOI>10.61124/sinta.v1i2.15</b:DOI>
-    <b:RefOrder>10</b:RefOrder>
+    <b:RefOrder>5</b:RefOrder>
   </b:Source>
   <b:Source>
     <b:Tag>MFa24</b:Tag>
@@ -44692,7 +46505,7 @@
     <b:Year>2024</b:Year>
     <b:Volume>23 No :1</b:Volume>
     <b:StandardNumber>p-ISSN 1412-9434/e-ISSN 2549-7227</b:StandardNumber>
-    <b:RefOrder>11</b:RefOrder>
+    <b:RefOrder>6</b:RefOrder>
   </b:Source>
   <b:Source>
     <b:Tag>Suc21</b:Tag>
@@ -44713,7 +46526,7 @@
     <b:JournalName>Jurnal Ilmu Komputer dan Bisnis</b:JournalName>
     <b:Year>2021</b:Year>
     <b:Pages>130-139</b:Pages>
-    <b:RefOrder>12</b:RefOrder>
+    <b:RefOrder>7</b:RefOrder>
   </b:Source>
   <b:Source>
     <b:Tag>SSu19</b:Tag>
@@ -44733,7 +46546,7 @@
     <b:JournalName>Al-Kharaj: Jurnal Ekonomi, Keuangan &amp; Bisnis Syariah</b:JournalName>
     <b:Year>2019</b:Year>
     <b:Pages>5490–5500</b:Pages>
-    <b:RefOrder>13</b:RefOrder>
+    <b:RefOrder>8</b:RefOrder>
   </b:Source>
   <b:Source>
     <b:Tag>Sap80</b:Tag>
@@ -44756,7 +46569,7 @@
     <b:Pages>2023</b:Pages>
     <b:Volume>vol. 12, no. 2</b:Volume>
     <b:DOI>10.31000/jt.v12i2.9099</b:DOI>
-    <b:RefOrder>14</b:RefOrder>
+    <b:RefOrder>13</b:RefOrder>
   </b:Source>
   <b:Source>
     <b:Tag>APr24</b:Tag>
@@ -44778,7 +46591,7 @@
     <b:Year>2024</b:Year>
     <b:Pages>10.51519/journalisi.v6i3.859</b:Pages>
     <b:Volume> vol. 6, no. 3</b:Volume>
-    <b:RefOrder>15</b:RefOrder>
+    <b:RefOrder>14</b:RefOrder>
   </b:Source>
   <b:Source>
     <b:Tag>HYu24</b:Tag>
@@ -44800,7 +46613,7 @@
     <b:Year>2024</b:Year>
     <b:Volume>vol. 22, no. 1</b:Volume>
     <b:DOI>10.17933/bpostel.v22i1.390</b:DOI>
-    <b:RefOrder>16</b:RefOrder>
+    <b:RefOrder>15</b:RefOrder>
   </b:Source>
   <b:Source>
     <b:Tag>GAM22</b:Tag>
@@ -44823,7 +46636,7 @@
     <b:Pages>14–21</b:Pages>
     <b:Volume>vol. 24, no. 3</b:Volume>
     <b:DOI>10.14710/rotasi.24.3.14-21</b:DOI>
-    <b:RefOrder>17</b:RefOrder>
+    <b:RefOrder>16</b:RefOrder>
   </b:Source>
   <b:Source>
     <b:Tag>Aru18</b:Tag>
@@ -44844,13 +46657,13 @@
     <b:Year>2018</b:Year>
     <b:Pages>74</b:Pages>
     <b:Publisher>PT. Bumi Aksara</b:Publisher>
-    <b:RefOrder>3</b:RefOrder>
+    <b:RefOrder>17</b:RefOrder>
   </b:Source>
 </b:Sources>
 </file>
 
 <file path=customXml/itemProps1.xml><?xml version="1.0" encoding="utf-8"?>
-<ds:datastoreItem xmlns:ds="http://schemas.openxmlformats.org/officeDocument/2006/customXml" ds:itemID="{EDE01A09-9F80-43D2-9A34-40DAF8A246C5}">
+<ds:datastoreItem xmlns:ds="http://schemas.openxmlformats.org/officeDocument/2006/customXml" ds:itemID="{36D2EFB6-95B8-4C9A-B777-5A6A5C719131}">
   <ds:schemaRefs>
     <ds:schemaRef ds:uri="http://schemas.openxmlformats.org/officeDocument/2006/bibliography"/>
   </ds:schemaRefs>

--- a/SKRIPSI.docx
+++ b/SKRIPSI.docx
@@ -4010,7 +4010,7 @@
                 <w:noProof/>
                 <w:webHidden/>
               </w:rPr>
-              <w:t>12</w:t>
+              <w:t>1</w:t>
             </w:r>
             <w:r>
               <w:rPr>
@@ -4102,7 +4102,7 @@
                 <w:noProof/>
                 <w:webHidden/>
               </w:rPr>
-              <w:t>12</w:t>
+              <w:t>1</w:t>
             </w:r>
             <w:r>
               <w:rPr>
@@ -4194,7 +4194,7 @@
                 <w:noProof/>
                 <w:webHidden/>
               </w:rPr>
-              <w:t>14</w:t>
+              <w:t>3</w:t>
             </w:r>
             <w:r>
               <w:rPr>
@@ -4286,7 +4286,7 @@
                 <w:noProof/>
                 <w:webHidden/>
               </w:rPr>
-              <w:t>15</w:t>
+              <w:t>4</w:t>
             </w:r>
             <w:r>
               <w:rPr>
@@ -4378,7 +4378,7 @@
                 <w:noProof/>
                 <w:webHidden/>
               </w:rPr>
-              <w:t>16</w:t>
+              <w:t>5</w:t>
             </w:r>
             <w:r>
               <w:rPr>
@@ -4470,7 +4470,7 @@
                 <w:noProof/>
                 <w:webHidden/>
               </w:rPr>
-              <w:t>16</w:t>
+              <w:t>5</w:t>
             </w:r>
             <w:r>
               <w:rPr>
@@ -4543,7 +4543,7 @@
                 <w:noProof/>
                 <w:webHidden/>
               </w:rPr>
-              <w:t>17</w:t>
+              <w:t>6</w:t>
             </w:r>
             <w:r>
               <w:rPr>
@@ -4635,7 +4635,7 @@
                 <w:noProof/>
                 <w:webHidden/>
               </w:rPr>
-              <w:t>17</w:t>
+              <w:t>6</w:t>
             </w:r>
             <w:r>
               <w:rPr>
@@ -4727,7 +4727,7 @@
                 <w:noProof/>
                 <w:webHidden/>
               </w:rPr>
-              <w:t>17</w:t>
+              <w:t>6</w:t>
             </w:r>
             <w:r>
               <w:rPr>
@@ -4819,7 +4819,7 @@
                 <w:noProof/>
                 <w:webHidden/>
               </w:rPr>
-              <w:t>18</w:t>
+              <w:t>7</w:t>
             </w:r>
             <w:r>
               <w:rPr>
@@ -4912,7 +4912,7 @@
                 <w:noProof/>
                 <w:webHidden/>
               </w:rPr>
-              <w:t>20</w:t>
+              <w:t>9</w:t>
             </w:r>
             <w:r>
               <w:rPr>
@@ -5004,7 +5004,7 @@
                 <w:noProof/>
                 <w:webHidden/>
               </w:rPr>
-              <w:t>22</w:t>
+              <w:t>11</w:t>
             </w:r>
             <w:r>
               <w:rPr>
@@ -5096,7 +5096,7 @@
                 <w:noProof/>
                 <w:webHidden/>
               </w:rPr>
-              <w:t>24</w:t>
+              <w:t>13</w:t>
             </w:r>
             <w:r>
               <w:rPr>
@@ -5188,7 +5188,7 @@
                 <w:noProof/>
                 <w:webHidden/>
               </w:rPr>
-              <w:t>31</w:t>
+              <w:t>20</w:t>
             </w:r>
             <w:r>
               <w:rPr>
@@ -5280,7 +5280,7 @@
                 <w:noProof/>
                 <w:webHidden/>
               </w:rPr>
-              <w:t>33</w:t>
+              <w:t>21</w:t>
             </w:r>
             <w:r>
               <w:rPr>
@@ -5372,7 +5372,7 @@
                 <w:noProof/>
                 <w:webHidden/>
               </w:rPr>
-              <w:t>33</w:t>
+              <w:t>22</w:t>
             </w:r>
             <w:r>
               <w:rPr>
@@ -5464,7 +5464,7 @@
                 <w:noProof/>
                 <w:webHidden/>
               </w:rPr>
-              <w:t>34</w:t>
+              <w:t>22</w:t>
             </w:r>
             <w:r>
               <w:rPr>
@@ -5556,7 +5556,7 @@
                 <w:noProof/>
                 <w:webHidden/>
               </w:rPr>
-              <w:t>34</w:t>
+              <w:t>23</w:t>
             </w:r>
             <w:r>
               <w:rPr>
@@ -5648,7 +5648,7 @@
                 <w:noProof/>
                 <w:webHidden/>
               </w:rPr>
-              <w:t>35</w:t>
+              <w:t>23</w:t>
             </w:r>
             <w:r>
               <w:rPr>
@@ -5740,7 +5740,7 @@
                 <w:noProof/>
                 <w:webHidden/>
               </w:rPr>
-              <w:t>35</w:t>
+              <w:t>24</w:t>
             </w:r>
             <w:r>
               <w:rPr>
@@ -5831,7 +5831,7 @@
                 <w:noProof/>
                 <w:webHidden/>
               </w:rPr>
-              <w:t>36</w:t>
+              <w:t>24</w:t>
             </w:r>
             <w:r>
               <w:rPr>
@@ -5923,7 +5923,7 @@
                 <w:noProof/>
                 <w:webHidden/>
               </w:rPr>
-              <w:t>37</w:t>
+              <w:t>26</w:t>
             </w:r>
             <w:r>
               <w:rPr>
@@ -6013,7 +6013,7 @@
                 <w:noProof/>
                 <w:webHidden/>
               </w:rPr>
-              <w:t>38</w:t>
+              <w:t>26</w:t>
             </w:r>
             <w:r>
               <w:rPr>
@@ -6103,7 +6103,7 @@
                 <w:noProof/>
                 <w:webHidden/>
               </w:rPr>
-              <w:t>38</w:t>
+              <w:t>27</w:t>
             </w:r>
             <w:r>
               <w:rPr>
@@ -6193,7 +6193,7 @@
                 <w:noProof/>
                 <w:webHidden/>
               </w:rPr>
-              <w:t>39</w:t>
+              <w:t>27</w:t>
             </w:r>
             <w:r>
               <w:rPr>
@@ -6285,7 +6285,7 @@
                 <w:noProof/>
                 <w:webHidden/>
               </w:rPr>
-              <w:t>40</w:t>
+              <w:t>29</w:t>
             </w:r>
             <w:r>
               <w:rPr>
@@ -6358,7 +6358,7 @@
                 <w:noProof/>
                 <w:webHidden/>
               </w:rPr>
-              <w:t>43</w:t>
+              <w:t>31</w:t>
             </w:r>
             <w:r>
               <w:rPr>
@@ -6450,7 +6450,7 @@
                 <w:noProof/>
                 <w:webHidden/>
               </w:rPr>
-              <w:t>43</w:t>
+              <w:t>31</w:t>
             </w:r>
             <w:r>
               <w:rPr>
@@ -6542,7 +6542,7 @@
                 <w:noProof/>
                 <w:webHidden/>
               </w:rPr>
-              <w:t>51</w:t>
+              <w:t>39</w:t>
             </w:r>
             <w:r>
               <w:rPr>
@@ -6634,7 +6634,7 @@
                 <w:noProof/>
                 <w:webHidden/>
               </w:rPr>
-              <w:t>54</w:t>
+              <w:t>42</w:t>
             </w:r>
             <w:r>
               <w:rPr>
@@ -6707,7 +6707,7 @@
                 <w:noProof/>
                 <w:webHidden/>
               </w:rPr>
-              <w:t>58</w:t>
+              <w:t>46</w:t>
             </w:r>
             <w:r>
               <w:rPr>
@@ -6799,7 +6799,7 @@
                 <w:noProof/>
                 <w:webHidden/>
               </w:rPr>
-              <w:t>58</w:t>
+              <w:t>46</w:t>
             </w:r>
             <w:r>
               <w:rPr>
@@ -6891,7 +6891,7 @@
                 <w:noProof/>
                 <w:webHidden/>
               </w:rPr>
-              <w:t>58</w:t>
+              <w:t>46</w:t>
             </w:r>
             <w:r>
               <w:rPr>
@@ -6983,7 +6983,7 @@
                 <w:noProof/>
                 <w:webHidden/>
               </w:rPr>
-              <w:t>58</w:t>
+              <w:t>46</w:t>
             </w:r>
             <w:r>
               <w:rPr>
@@ -7075,7 +7075,7 @@
                 <w:noProof/>
                 <w:webHidden/>
               </w:rPr>
-              <w:t>58</w:t>
+              <w:t>46</w:t>
             </w:r>
             <w:r>
               <w:rPr>
@@ -7148,7 +7148,7 @@
                 <w:noProof/>
                 <w:webHidden/>
               </w:rPr>
-              <w:t>59</w:t>
+              <w:t>47</w:t>
             </w:r>
             <w:r>
               <w:rPr>
@@ -7240,7 +7240,7 @@
                 <w:noProof/>
                 <w:webHidden/>
               </w:rPr>
-              <w:t>59</w:t>
+              <w:t>47</w:t>
             </w:r>
             <w:r>
               <w:rPr>
@@ -7332,7 +7332,7 @@
                 <w:noProof/>
                 <w:webHidden/>
               </w:rPr>
-              <w:t>59</w:t>
+              <w:t>47</w:t>
             </w:r>
             <w:r>
               <w:rPr>
@@ -7405,7 +7405,7 @@
                 <w:noProof/>
                 <w:webHidden/>
               </w:rPr>
-              <w:t>60</w:t>
+              <w:t>48</w:t>
             </w:r>
             <w:r>
               <w:rPr>
@@ -7475,7 +7475,7 @@
                 <w:noProof/>
                 <w:webHidden/>
               </w:rPr>
-              <w:t>60</w:t>
+              <w:t>48</w:t>
             </w:r>
             <w:r>
               <w:rPr>
@@ -7762,8 +7762,6 @@
       <w:r>
         <w:t xml:space="preserve"> </w:t>
       </w:r>
-      <w:bookmarkStart w:id="7" w:name="_GoBack"/>
-      <w:bookmarkEnd w:id="7"/>
       <w:r>
         <w:t>lakangi tindakan tersebut.</w:t>
       </w:r>
@@ -7878,12 +7876,26 @@
         <w:spacing w:after="360" w:afterAutospacing="0" w:line="360" w:lineRule="auto"/>
         <w:ind w:firstLine="851"/>
         <w:jc w:val="both"/>
+        <w:sectPr>
+          <w:headerReference w:type="default" r:id="rId11"/>
+          <w:footerReference w:type="default" r:id="rId12"/>
+          <w:pgSz w:w="11906" w:h="16838"/>
+          <w:pgMar w:top="2268" w:right="1701" w:bottom="1701" w:left="2268" w:header="709" w:footer="709" w:gutter="0"/>
+          <w:pgNumType w:start="1"/>
+          <w:cols w:space="708"/>
+          <w:docGrid w:linePitch="360"/>
+        </w:sectPr>
+      </w:pPr>
+    </w:p>
+    <w:p>
+      <w:pPr>
+        <w:pStyle w:val="NormalWeb"/>
+        <w:spacing w:after="360" w:afterAutospacing="0" w:line="360" w:lineRule="auto"/>
+        <w:ind w:firstLine="851"/>
+        <w:jc w:val="both"/>
       </w:pPr>
       <w:r>
         <w:lastRenderedPageBreak/>
-        <w:t xml:space="preserve"> </w:t>
-      </w:r>
-      <w:r>
         <w:t>A</w:t>
       </w:r>
       <w:r>
@@ -8819,7 +8831,7 @@
           <w:lang w:eastAsia="en-ID"/>
         </w:rPr>
       </w:pPr>
-      <w:bookmarkStart w:id="8" w:name="_Toc201860545"/>
+      <w:bookmarkStart w:id="7" w:name="_Toc201860545"/>
       <w:r>
         <w:rPr>
           <w:rFonts w:ascii="Times New Roman" w:hAnsi="Times New Roman" w:cs="Times New Roman"/>
@@ -8831,7 +8843,7 @@
         </w:rPr>
         <w:t>Perumusan Masalah</w:t>
       </w:r>
-      <w:bookmarkEnd w:id="8"/>
+      <w:bookmarkEnd w:id="7"/>
     </w:p>
     <w:p>
       <w:pPr>
@@ -9074,7 +9086,7 @@
           <w:lang w:eastAsia="en-ID"/>
         </w:rPr>
       </w:pPr>
-      <w:bookmarkStart w:id="9" w:name="_Toc201860546"/>
+      <w:bookmarkStart w:id="8" w:name="_Toc201860546"/>
       <w:r>
         <w:rPr>
           <w:rFonts w:ascii="Times New Roman" w:hAnsi="Times New Roman" w:cs="Times New Roman"/>
@@ -9086,7 +9098,7 @@
         </w:rPr>
         <w:t>Batasan Masalah</w:t>
       </w:r>
-      <w:bookmarkEnd w:id="9"/>
+      <w:bookmarkEnd w:id="8"/>
     </w:p>
     <w:p>
       <w:pPr>
@@ -9392,7 +9404,7 @@
           <w:lang w:eastAsia="en-ID"/>
         </w:rPr>
       </w:pPr>
-      <w:bookmarkStart w:id="10" w:name="_Toc201860547"/>
+      <w:bookmarkStart w:id="9" w:name="_Toc201860547"/>
       <w:r>
         <w:rPr>
           <w:rFonts w:ascii="Times New Roman" w:hAnsi="Times New Roman" w:cs="Times New Roman"/>
@@ -9405,7 +9417,7 @@
         <w:lastRenderedPageBreak/>
         <w:t>Tujuan Penelitian</w:t>
       </w:r>
-      <w:bookmarkEnd w:id="10"/>
+      <w:bookmarkEnd w:id="9"/>
     </w:p>
     <w:p>
       <w:pPr>
@@ -9588,7 +9600,7 @@
           <w:lang w:eastAsia="en-ID"/>
         </w:rPr>
       </w:pPr>
-      <w:bookmarkStart w:id="11" w:name="_Toc201860548"/>
+      <w:bookmarkStart w:id="10" w:name="_Toc201860548"/>
       <w:r>
         <w:rPr>
           <w:rFonts w:ascii="Times New Roman" w:hAnsi="Times New Roman" w:cs="Times New Roman"/>
@@ -9600,7 +9612,7 @@
         </w:rPr>
         <w:t>Manfaat Penelitian</w:t>
       </w:r>
-      <w:bookmarkEnd w:id="11"/>
+      <w:bookmarkEnd w:id="10"/>
     </w:p>
     <w:p>
       <w:pPr>
@@ -9829,10 +9841,11 @@
           <w:lang w:eastAsia="en-ID"/>
         </w:rPr>
         <w:sectPr>
-          <w:headerReference w:type="default" r:id="rId11"/>
-          <w:footerReference w:type="default" r:id="rId12"/>
+          <w:headerReference w:type="default" r:id="rId13"/>
+          <w:footerReference w:type="default" r:id="rId14"/>
           <w:pgSz w:w="11906" w:h="16838"/>
           <w:pgMar w:top="2268" w:right="1701" w:bottom="1701" w:left="2268" w:header="709" w:footer="709" w:gutter="0"/>
+          <w:pgNumType w:start="2"/>
           <w:cols w:space="708"/>
           <w:docGrid w:linePitch="360"/>
         </w:sectPr>
@@ -9852,7 +9865,7 @@
           <w:lang w:eastAsia="en-ID"/>
         </w:rPr>
       </w:pPr>
-      <w:bookmarkStart w:id="12" w:name="_Toc201860549"/>
+      <w:bookmarkStart w:id="11" w:name="_Toc201860549"/>
       <w:r>
         <w:rPr>
           <w:rFonts w:ascii="Times New Roman" w:hAnsi="Times New Roman" w:cs="Times New Roman"/>
@@ -9877,7 +9890,7 @@
         <w:br/>
         <w:t>KAJIAN PUSTAKA</w:t>
       </w:r>
-      <w:bookmarkEnd w:id="12"/>
+      <w:bookmarkEnd w:id="11"/>
     </w:p>
     <w:p>
       <w:pPr>
@@ -9905,7 +9918,7 @@
         </w:rPr>
         <w:t xml:space="preserve"> </w:t>
       </w:r>
-      <w:bookmarkStart w:id="13" w:name="_Toc201860550"/>
+      <w:bookmarkStart w:id="12" w:name="_Toc201860550"/>
       <w:r>
         <w:rPr>
           <w:rFonts w:ascii="Times New Roman" w:hAnsi="Times New Roman" w:cs="Times New Roman"/>
@@ -9916,7 +9929,7 @@
         </w:rPr>
         <w:t>Perusahan CV. Smartindo Telekom</w:t>
       </w:r>
-      <w:bookmarkEnd w:id="13"/>
+      <w:bookmarkEnd w:id="12"/>
     </w:p>
     <w:p>
       <w:pPr>
@@ -10362,7 +10375,7 @@
           <w:lang w:eastAsia="en-ID"/>
         </w:rPr>
       </w:pPr>
-      <w:bookmarkStart w:id="14" w:name="_Toc201860551"/>
+      <w:bookmarkStart w:id="13" w:name="_Toc201860551"/>
       <w:r>
         <w:rPr>
           <w:rFonts w:ascii="Times New Roman" w:hAnsi="Times New Roman" w:cs="Times New Roman"/>
@@ -10373,7 +10386,7 @@
         </w:rPr>
         <w:t>Fraud</w:t>
       </w:r>
-      <w:bookmarkEnd w:id="14"/>
+      <w:bookmarkEnd w:id="13"/>
     </w:p>
     <w:p>
       <w:pPr>
@@ -10543,8 +10556,8 @@
           <w:lang w:val="en-US"/>
         </w:rPr>
         <w:sectPr>
-          <w:headerReference w:type="default" r:id="rId13"/>
-          <w:footerReference w:type="default" r:id="rId14"/>
+          <w:headerReference w:type="default" r:id="rId15"/>
+          <w:footerReference w:type="default" r:id="rId16"/>
           <w:pgSz w:w="11906" w:h="16838"/>
           <w:pgMar w:top="2268" w:right="1701" w:bottom="1701" w:left="2268" w:header="709" w:footer="709" w:gutter="0"/>
           <w:cols w:space="708"/>
@@ -10567,7 +10580,7 @@
           <w:lang w:eastAsia="en-ID"/>
         </w:rPr>
       </w:pPr>
-      <w:bookmarkStart w:id="15" w:name="_Toc201860552"/>
+      <w:bookmarkStart w:id="14" w:name="_Toc201860552"/>
       <w:r>
         <w:rPr>
           <w:rFonts w:ascii="Times New Roman" w:eastAsia="Times New Roman" w:hAnsi="Times New Roman" w:cs="Times New Roman"/>
@@ -10578,7 +10591,7 @@
         <w:lastRenderedPageBreak/>
         <w:t>Fraud Diamond</w:t>
       </w:r>
-      <w:bookmarkEnd w:id="15"/>
+      <w:bookmarkEnd w:id="14"/>
     </w:p>
     <w:p>
       <w:pPr>
@@ -10627,6 +10640,11 @@
             <w:docPart w:val="DefaultPlaceholder_-1854013440"/>
           </w:placeholder>
         </w:sdtPr>
+        <w:sdtEndPr>
+          <w:rPr>
+            <w:rStyle w:val="Strong"/>
+          </w:rPr>
+        </w:sdtEndPr>
         <w:sdtContent>
           <w:r>
             <w:rPr>
@@ -10682,6 +10700,11 @@
             <w:docPart w:val="DefaultPlaceholder_-1854013440"/>
           </w:placeholder>
         </w:sdtPr>
+        <w:sdtEndPr>
+          <w:rPr>
+            <w:rStyle w:val="Emphasis"/>
+          </w:rPr>
+        </w:sdtEndPr>
         <w:sdtContent>
           <w:r>
             <w:rPr>
@@ -10725,7 +10748,7 @@
                     <pic:cNvPicPr/>
                   </pic:nvPicPr>
                   <pic:blipFill>
-                    <a:blip r:embed="rId15">
+                    <a:blip r:embed="rId17">
                       <a:extLst>
                         <a:ext uri="{28A0092B-C50C-407E-A947-70E740481C1C}">
                           <a14:useLocalDpi xmlns:a14="http://schemas.microsoft.com/office/drawing/2010/main" val="0"/>
@@ -11535,7 +11558,7 @@
           <w:lang w:eastAsia="en-ID"/>
         </w:rPr>
       </w:pPr>
-      <w:bookmarkStart w:id="16" w:name="_Toc201860553"/>
+      <w:bookmarkStart w:id="15" w:name="_Toc201860553"/>
       <w:r>
         <w:rPr>
           <w:rFonts w:ascii="Times New Roman" w:eastAsia="Times New Roman" w:hAnsi="Times New Roman" w:cs="Times New Roman"/>
@@ -11545,7 +11568,7 @@
         </w:rPr>
         <w:t>Level Fraud pada Jabatan</w:t>
       </w:r>
-      <w:bookmarkEnd w:id="16"/>
+      <w:bookmarkEnd w:id="15"/>
     </w:p>
     <w:p>
       <w:pPr>
@@ -12236,7 +12259,7 @@
         <w:lastRenderedPageBreak/>
         <w:t xml:space="preserve"> </w:t>
       </w:r>
-      <w:bookmarkStart w:id="17" w:name="_Toc201860554"/>
+      <w:bookmarkStart w:id="16" w:name="_Toc201860554"/>
       <w:r>
         <w:rPr>
           <w:rFonts w:ascii="Times New Roman" w:hAnsi="Times New Roman" w:cs="Times New Roman"/>
@@ -12248,7 +12271,7 @@
         </w:rPr>
         <w:t>Machine Learning</w:t>
       </w:r>
-      <w:bookmarkEnd w:id="17"/>
+      <w:bookmarkEnd w:id="16"/>
     </w:p>
     <w:p>
       <w:pPr>
@@ -12804,6 +12827,7 @@
             <w:docPart w:val="DefaultPlaceholder_-1854013440"/>
           </w:placeholder>
         </w:sdtPr>
+        <w:sdtEndPr/>
         <w:sdtContent>
           <w:r>
             <w:rPr>
@@ -12909,6 +12933,7 @@
             <w:docPart w:val="DefaultPlaceholder_-1854013440"/>
           </w:placeholder>
         </w:sdtPr>
+        <w:sdtEndPr/>
         <w:sdtContent>
           <w:r>
             <w:rPr>
@@ -12970,6 +12995,7 @@
             <w:docPart w:val="DefaultPlaceholder_-1854013440"/>
           </w:placeholder>
         </w:sdtPr>
+        <w:sdtEndPr/>
         <w:sdtContent>
           <w:r>
             <w:rPr>
@@ -13040,7 +13066,7 @@
           <w:lang w:eastAsia="en-ID"/>
         </w:rPr>
       </w:pPr>
-      <w:bookmarkStart w:id="18" w:name="_Toc201860555"/>
+      <w:bookmarkStart w:id="17" w:name="_Toc201860555"/>
       <w:r>
         <w:rPr>
           <w:rFonts w:ascii="Times New Roman" w:hAnsi="Times New Roman" w:cs="Times New Roman"/>
@@ -13050,7 +13076,7 @@
         </w:rPr>
         <w:t>Random Forest</w:t>
       </w:r>
-      <w:bookmarkEnd w:id="18"/>
+      <w:bookmarkEnd w:id="17"/>
     </w:p>
     <w:p>
       <w:pPr>
@@ -13097,6 +13123,7 @@
             <w:docPart w:val="DefaultPlaceholder_-1854013440"/>
           </w:placeholder>
         </w:sdtPr>
+        <w:sdtEndPr/>
         <w:sdtContent>
           <w:r>
             <w:rPr>
@@ -13204,6 +13231,7 @@
             <w:docPart w:val="DefaultPlaceholder_-1854013440"/>
           </w:placeholder>
         </w:sdtPr>
+        <w:sdtEndPr/>
         <w:sdtContent>
           <w:r>
             <w:rPr>
@@ -13385,7 +13413,7 @@
                     <pic:cNvPicPr/>
                   </pic:nvPicPr>
                   <pic:blipFill>
-                    <a:blip r:embed="rId16" cstate="print">
+                    <a:blip r:embed="rId18" cstate="print">
                       <a:extLst>
                         <a:ext uri="{28A0092B-C50C-407E-A947-70E740481C1C}">
                           <a14:useLocalDpi xmlns:a14="http://schemas.microsoft.com/office/drawing/2010/main" val="0"/>
@@ -15706,6 +15734,7 @@
             <w:docPart w:val="DefaultPlaceholder_-1854013440"/>
           </w:placeholder>
         </w:sdtPr>
+        <w:sdtEndPr/>
         <w:sdtContent>
           <w:r>
             <w:rPr>
@@ -16360,7 +16389,7 @@
           <w:lang w:eastAsia="en-ID"/>
         </w:rPr>
       </w:pPr>
-      <w:bookmarkStart w:id="19" w:name="_Toc201860556"/>
+      <w:bookmarkStart w:id="18" w:name="_Toc201860556"/>
       <w:r>
         <w:rPr>
           <w:rFonts w:ascii="Times New Roman" w:hAnsi="Times New Roman" w:cs="Times New Roman"/>
@@ -16371,7 +16400,7 @@
         <w:lastRenderedPageBreak/>
         <w:t>Metrik Evaluasi Klasifikasi</w:t>
       </w:r>
-      <w:bookmarkEnd w:id="19"/>
+      <w:bookmarkEnd w:id="18"/>
     </w:p>
     <w:p>
       <w:pPr>
@@ -16874,7 +16903,7 @@
           <w:szCs w:val="24"/>
         </w:rPr>
       </w:pPr>
-      <w:bookmarkStart w:id="20" w:name="_Hlk199189567"/>
+      <w:bookmarkStart w:id="19" w:name="_Hlk199189567"/>
       <w:r>
         <w:rPr>
           <w:rFonts w:ascii="Times New Roman" w:eastAsia="inter" w:hAnsi="Times New Roman" w:cs="Times New Roman"/>
@@ -16894,7 +16923,7 @@
         <w:t>.</w:t>
       </w:r>
     </w:p>
-    <w:bookmarkEnd w:id="20"/>
+    <w:bookmarkEnd w:id="19"/>
     <w:p>
       <w:pPr>
         <w:pStyle w:val="ListParagraph"/>
@@ -17183,25 +17212,7 @@
               <w:szCs w:val="24"/>
               <w:lang w:eastAsia="en-ID"/>
             </w:rPr>
-            <m:t>..………………………….(</m:t>
-          </m:r>
-          <m:r>
-            <w:rPr>
-              <w:rFonts w:ascii="Cambria Math" w:hAnsi="Cambria Math" w:cs="Times New Roman"/>
-              <w:sz w:val="24"/>
-              <w:szCs w:val="24"/>
-              <w:lang w:eastAsia="en-ID"/>
-            </w:rPr>
-            <m:t>8</m:t>
-          </m:r>
-          <m:r>
-            <w:rPr>
-              <w:rFonts w:ascii="Cambria Math" w:hAnsi="Cambria Math" w:cs="Times New Roman"/>
-              <w:sz w:val="24"/>
-              <w:szCs w:val="24"/>
-              <w:lang w:eastAsia="en-ID"/>
-            </w:rPr>
-            <m:t>)</m:t>
+            <m:t>..………………………….(8)</m:t>
           </m:r>
         </m:oMath>
       </m:oMathPara>
@@ -17282,7 +17293,7 @@
         </w:rPr>
         <w:t xml:space="preserve"> </w:t>
       </w:r>
-      <w:bookmarkStart w:id="21" w:name="_Toc201860557"/>
+      <w:bookmarkStart w:id="20" w:name="_Toc201860557"/>
       <w:r>
         <w:rPr>
           <w:rFonts w:ascii="Times New Roman" w:hAnsi="Times New Roman" w:cs="Times New Roman"/>
@@ -17294,7 +17305,7 @@
         </w:rPr>
         <w:t>Google Form</w:t>
       </w:r>
-      <w:bookmarkEnd w:id="21"/>
+      <w:bookmarkEnd w:id="20"/>
     </w:p>
     <w:p>
       <w:pPr>
@@ -17383,7 +17394,7 @@
         </w:rPr>
         <w:t xml:space="preserve"> </w:t>
       </w:r>
-      <w:bookmarkStart w:id="22" w:name="_Toc201860558"/>
+      <w:bookmarkStart w:id="21" w:name="_Toc201860558"/>
       <w:r>
         <w:rPr>
           <w:rFonts w:ascii="Times New Roman" w:hAnsi="Times New Roman" w:cs="Times New Roman"/>
@@ -17406,7 +17417,7 @@
         </w:rPr>
         <w:t>Sheets</w:t>
       </w:r>
-      <w:bookmarkEnd w:id="22"/>
+      <w:bookmarkEnd w:id="21"/>
     </w:p>
     <w:p>
       <w:pPr>
@@ -17509,33 +17520,6 @@
           <w:ilvl w:val="0"/>
           <w:numId w:val="33"/>
         </w:numPr>
-        <w:spacing w:after="360" w:line="360" w:lineRule="auto"/>
-        <w:ind w:left="284" w:hanging="284"/>
-        <w:jc w:val="both"/>
-        <w:rPr>
-          <w:rFonts w:ascii="Times New Roman" w:hAnsi="Times New Roman" w:cs="Times New Roman"/>
-          <w:sz w:val="24"/>
-          <w:szCs w:val="24"/>
-          <w:lang w:eastAsia="en-ID"/>
-        </w:rPr>
-      </w:pPr>
-      <w:r>
-        <w:rPr>
-          <w:rFonts w:ascii="Times New Roman" w:hAnsi="Times New Roman" w:cs="Times New Roman"/>
-          <w:sz w:val="24"/>
-          <w:szCs w:val="24"/>
-          <w:lang w:eastAsia="en-ID"/>
-        </w:rPr>
-        <w:t>Integrasi dengan Google Forms: Data hasil pengisian kuisioner Google Forms otomatis tersimpan di Google Sheets, memudahkan pengelolaan dan analisis data survei.</w:t>
-      </w:r>
-    </w:p>
-    <w:p>
-      <w:pPr>
-        <w:pStyle w:val="ListParagraph"/>
-        <w:numPr>
-          <w:ilvl w:val="0"/>
-          <w:numId w:val="33"/>
-        </w:numPr>
         <w:spacing w:after="720" w:line="360" w:lineRule="auto"/>
         <w:ind w:left="284" w:hanging="284"/>
         <w:jc w:val="both"/>
@@ -17584,7 +17568,7 @@
         </w:rPr>
         <w:t xml:space="preserve"> </w:t>
       </w:r>
-      <w:bookmarkStart w:id="23" w:name="_Toc201860559"/>
+      <w:bookmarkStart w:id="22" w:name="_Toc201860559"/>
       <w:r>
         <w:rPr>
           <w:rFonts w:ascii="Times New Roman" w:hAnsi="Times New Roman" w:cs="Times New Roman"/>
@@ -17629,7 +17613,7 @@
         </w:rPr>
         <w:t>ode</w:t>
       </w:r>
-      <w:bookmarkEnd w:id="23"/>
+      <w:bookmarkEnd w:id="22"/>
     </w:p>
     <w:p>
       <w:pPr>
@@ -17650,7 +17634,7 @@
           <w:szCs w:val="24"/>
           <w:lang w:eastAsia="en-ID"/>
         </w:rPr>
-        <w:t xml:space="preserve">Visual Studio Code (VS Code) adalah editor kode sumber buatan Microsoft yang ringan namun kaya fitur, mendukung berbagai bahasa pemrograman, termasuk Dart dan Python. VS Code dilengkapi dengan IntelliSense untuk memberikan saran kode yang cerdas, debugger bawaan untuk membantu </w:t>
+        <w:t xml:space="preserve">Visual Studio Code (VS Code) adalah editor kode sumber buatan Microsoft yang ringan namun kaya fitur, mendukung berbagai bahasa pemrograman, termasuk Dart dan Python. VS Code dilengkapi dengan IntelliSense untuk memberikan saran kode yang cerdas, debugger bawaan untuk membantu menemukan dan memperbaiki error, serta integrasi Git agar lebih mudah mengelola versi kode. Selain itu, tersedia banyak ekstensi yang bisa diinstal, seperti Flutter untuk pengembangan aplikasi Dart dan Python extension yang mendukung analisis </w:t>
       </w:r>
       <w:r>
         <w:rPr>
@@ -17660,7 +17644,7 @@
           <w:lang w:eastAsia="en-ID"/>
         </w:rPr>
         <w:lastRenderedPageBreak/>
-        <w:t>menemukan dan memperbaiki error, serta integrasi Git agar lebih mudah mengelola versi kode. Selain itu, tersedia banyak ekstensi yang bisa diinstal, seperti Flutter untuk pengembangan aplikasi Dart dan Python extension yang mendukung analisis kode, virtual environment, hingga Jupyter Notebook. Kombinasi fitur ini menjadikan VS Code pilihan populer bagi pengembang aplikasi.</w:t>
+        <w:t>kode, virtual environment, hingga Jupyter Notebook. Kombinasi fitur ini menjadikan VS Code pilihan populer bagi pengembang aplikasi.</w:t>
       </w:r>
     </w:p>
     <w:p>
@@ -17691,7 +17675,7 @@
         </w:rPr>
         <w:t xml:space="preserve"> </w:t>
       </w:r>
-      <w:bookmarkStart w:id="24" w:name="_Toc201860560"/>
+      <w:bookmarkStart w:id="23" w:name="_Toc201860560"/>
       <w:r>
         <w:rPr>
           <w:rFonts w:ascii="Times New Roman" w:hAnsi="Times New Roman" w:cs="Times New Roman"/>
@@ -17703,7 +17687,7 @@
         </w:rPr>
         <w:t>Website</w:t>
       </w:r>
-      <w:bookmarkEnd w:id="24"/>
+      <w:bookmarkEnd w:id="23"/>
     </w:p>
     <w:p>
       <w:pPr>
@@ -17713,7 +17697,7 @@
         <w:jc w:val="both"/>
       </w:pPr>
       <w:r>
-        <w:t xml:space="preserve">Sebuah website (situs web) adalah kumpulan halaman web yang saling terkait dan konten multimedia seperti gambar, audio, dan video, yang dapat diakses publik melalui internet menggunakan browser web. Secara sederhana, bayangkan website sebagai sebuah buku. Setiap halaman dalam buku adalah sebuah "halaman web", dan semua halaman ini terikat bersama di bawah satu nama (domain) yang disebut "website". Buku ini disimpan di tempat yang bisa diakses oleh siapa saja di dunia (server web), dan Anda bisa membacanya menggunakan alat bantu (browser web seperti Chrome, Firefox, atau Safari). Berikut adalah beberapa komponen kunci dari sebuah website: </w:t>
+        <w:t xml:space="preserve">Sebuah website (situs web) adalah kumpulan halaman web yang saling terkait dan konten multimedia seperti gambar, audio, dan video, yang dapat diakses publik melalui internet menggunakan browser web. Secara sederhana, bayangkan website sebagai sebuah buku. Setiap halaman dalam buku adalah sebuah "halaman web", dan semua halaman ini terikat bersama di bawah satu nama (domain) yang disebut "website". Berikut adalah beberapa komponen kunci dari sebuah website: </w:t>
       </w:r>
     </w:p>
     <w:p>
@@ -17877,10 +17861,9 @@
           <w:szCs w:val="28"/>
           <w:lang w:eastAsia="en-ID"/>
         </w:rPr>
-        <w:lastRenderedPageBreak/>
         <w:t xml:space="preserve"> </w:t>
       </w:r>
-      <w:bookmarkStart w:id="25" w:name="_Toc201860561"/>
+      <w:bookmarkStart w:id="24" w:name="_Toc201860561"/>
       <w:r>
         <w:rPr>
           <w:rFonts w:ascii="Times New Roman" w:hAnsi="Times New Roman" w:cs="Times New Roman"/>
@@ -17892,7 +17875,7 @@
         </w:rPr>
         <w:t>Bahasa Pemrograman Python</w:t>
       </w:r>
-      <w:bookmarkEnd w:id="25"/>
+      <w:bookmarkEnd w:id="24"/>
     </w:p>
     <w:p>
       <w:pPr>
@@ -17910,7 +17893,17 @@
           <w:szCs w:val="24"/>
           <w:lang w:eastAsia="en-ID"/>
         </w:rPr>
-        <w:t>Python merupakan salah satu bahasa pemrograman yang banyak diminati karena struktur sintaksnya yang ringkas dan intuitif, sehingga cocok digunakan baik oleh pemula maupun programmer berpengalaman. Bahasa ini mendukung beragam pendekatan pemrograman, mulai dari paradigma objek, prosedural, hingga fungsional. Penerapannya sangat luas, mencakup pengembangan aplikasi web, analisis data, kecerdasan buatan, hingga proses otomasi berbagai tugas digital</w:t>
+        <w:t xml:space="preserve">Python merupakan salah satu bahasa pemrograman yang banyak diminati karena struktur sintaksnya yang ringkas dan intuitif, sehingga cocok digunakan baik oleh pemula maupun programmer berpengalaman. Bahasa ini mendukung beragam pendekatan pemrograman, mulai dari paradigma objek, prosedural, hingga </w:t>
+      </w:r>
+      <w:r>
+        <w:rPr>
+          <w:rFonts w:ascii="Times New Roman" w:hAnsi="Times New Roman" w:cs="Times New Roman"/>
+          <w:sz w:val="24"/>
+          <w:szCs w:val="24"/>
+          <w:lang w:eastAsia="en-ID"/>
+        </w:rPr>
+        <w:lastRenderedPageBreak/>
+        <w:t>fungsional. Penerapannya sangat luas, mencakup pengembangan aplikasi web, analisis data, kecerdasan buatan, hingga proses otomasi berbagai tugas digital</w:t>
       </w:r>
       <w:r>
         <w:rPr>
@@ -17968,7 +17961,7 @@
         </w:rPr>
         <w:t xml:space="preserve"> </w:t>
       </w:r>
-      <w:bookmarkStart w:id="26" w:name="_Toc201860562"/>
+      <w:bookmarkStart w:id="25" w:name="_Toc201860562"/>
       <w:r>
         <w:rPr>
           <w:rFonts w:ascii="Times New Roman" w:hAnsi="Times New Roman" w:cs="Times New Roman"/>
@@ -17980,7 +17973,7 @@
         </w:rPr>
         <w:t>Framework Flask</w:t>
       </w:r>
-      <w:bookmarkEnd w:id="26"/>
+      <w:bookmarkEnd w:id="25"/>
     </w:p>
     <w:p>
       <w:pPr>
@@ -18021,7 +18014,7 @@
           <w:lang w:eastAsia="en-ID"/>
         </w:rPr>
       </w:pPr>
-      <w:bookmarkStart w:id="27" w:name="_Toc201860563"/>
+      <w:bookmarkStart w:id="26" w:name="_Toc201860563"/>
       <w:r>
         <w:rPr>
           <w:rFonts w:ascii="Times New Roman" w:hAnsi="Times New Roman" w:cs="Times New Roman"/>
@@ -18032,7 +18025,7 @@
         </w:rPr>
         <w:t>Unified Modeling Language (UML)</w:t>
       </w:r>
-      <w:bookmarkEnd w:id="27"/>
+      <w:bookmarkEnd w:id="26"/>
     </w:p>
     <w:p>
       <w:pPr>
@@ -18051,16 +18044,7 @@
           <w:sz w:val="24"/>
           <w:szCs w:val="24"/>
         </w:rPr>
-        <w:t xml:space="preserve">Unified Modeling Language (UML) merupakan bahasa standar yang digunakan untuk menggambarkan sistem secara visual, terutama pada sistem yang berorientasi objek. UML berperan sebagai alat bantu penting dalam proses perancangan, visualisasi, dokumentasi, serta pengembangan sistem perangkat lunak </w:t>
-      </w:r>
-      <w:r>
-        <w:rPr>
-          <w:rFonts w:ascii="Times New Roman" w:hAnsi="Times New Roman" w:cs="Times New Roman"/>
-          <w:sz w:val="24"/>
-          <w:szCs w:val="24"/>
-        </w:rPr>
-        <w:lastRenderedPageBreak/>
-        <w:t>maupun sistem kompleks lainnya.</w:t>
+        <w:t>Unified Modeling Language (UML) merupakan bahasa standar yang digunakan untuk menggambarkan sistem secara visual, terutama pada sistem yang berorientasi objek. UML berperan sebagai alat bantu penting dalam proses perancangan, visualisasi, dokumentasi, serta pengembangan sistem perangkat lunak maupun sistem kompleks lainnya.</w:t>
       </w:r>
       <w:r>
         <w:rPr>
@@ -18092,6 +18076,7 @@
             <w:docPart w:val="DefaultPlaceholder_-1854013440"/>
           </w:placeholder>
         </w:sdtPr>
+        <w:sdtEndPr/>
         <w:sdtContent>
           <w:r>
             <w:rPr>
@@ -18130,6 +18115,7 @@
           <w:sz w:val="24"/>
           <w:szCs w:val="24"/>
         </w:rPr>
+        <w:lastRenderedPageBreak/>
         <w:t>UML pertama kali dikembangkan oleh Object Management Group (OMG) dan versi awalnya dirilis pada tahun 1997. UML menjadi bahasa pemodelan yang sangat penting dalam rekayasa perangkat lunak karena dapat mempermudah komunikasi antara pengembang sistem dan pengguna, serta memfasilitasi proses pengembangan perangkat lunak yang berkelanjutan. Fungsi utama dan tujuan penggunaan UML adalah sebagai berikut:</w:t>
       </w:r>
     </w:p>
@@ -18469,7 +18455,6 @@
           <w:sz w:val="24"/>
           <w:szCs w:val="24"/>
         </w:rPr>
-        <w:lastRenderedPageBreak/>
         <w:t>Activity Diagram</w:t>
       </w:r>
       <w:r>
@@ -18620,6 +18605,7 @@
           <w:sz w:val="24"/>
           <w:szCs w:val="24"/>
         </w:rPr>
+        <w:lastRenderedPageBreak/>
         <w:t>UML adalah bahasa pemodelan visual yang esensial dalam perancangan sistem berorientasi objek</w:t>
       </w:r>
       <w:r>
@@ -18673,7 +18659,7 @@
           <w:lang w:eastAsia="en-ID"/>
         </w:rPr>
       </w:pPr>
-      <w:bookmarkStart w:id="28" w:name="_Toc201860564"/>
+      <w:bookmarkStart w:id="27" w:name="_Toc201860564"/>
       <w:r>
         <w:rPr>
           <w:rFonts w:ascii="Times New Roman" w:hAnsi="Times New Roman" w:cs="Times New Roman"/>
@@ -18685,7 +18671,7 @@
         </w:rPr>
         <w:t>Metode dan Tahapannya</w:t>
       </w:r>
-      <w:bookmarkEnd w:id="28"/>
+      <w:bookmarkEnd w:id="27"/>
     </w:p>
     <w:p>
       <w:pPr>
@@ -18723,7 +18709,7 @@
           <w:color w:val="auto"/>
         </w:rPr>
       </w:pPr>
-      <w:bookmarkStart w:id="29" w:name="_Toc201860565"/>
+      <w:bookmarkStart w:id="28" w:name="_Toc201860565"/>
       <w:r>
         <w:rPr>
           <w:rFonts w:ascii="Times New Roman" w:hAnsi="Times New Roman" w:cs="Times New Roman"/>
@@ -18732,7 +18718,7 @@
         </w:rPr>
         <w:t>Pengumpulan Data</w:t>
       </w:r>
-      <w:bookmarkEnd w:id="29"/>
+      <w:bookmarkEnd w:id="28"/>
     </w:p>
     <w:p>
       <w:pPr>
@@ -18760,7 +18746,6 @@
         <w:jc w:val="both"/>
       </w:pPr>
       <w:r>
-        <w:lastRenderedPageBreak/>
         <w:t>Data Primer</w:t>
       </w:r>
       <w:r>
@@ -18820,6 +18805,7 @@
         <w:jc w:val="both"/>
       </w:pPr>
       <w:r>
+        <w:lastRenderedPageBreak/>
         <w:t>Proses pengumpulan data dilakukan secara sistematis agar hasil analisis dapat merepresentasikan kondisi aktual perusahaan dan mendukung pengembangan model deteksi serta pencegahan fraud secara akurat.</w:t>
       </w:r>
     </w:p>
@@ -18838,7 +18824,7 @@
           <w:color w:val="auto"/>
         </w:rPr>
       </w:pPr>
-      <w:bookmarkStart w:id="30" w:name="_Toc201860566"/>
+      <w:bookmarkStart w:id="29" w:name="_Toc201860566"/>
       <w:r>
         <w:rPr>
           <w:rFonts w:ascii="Times New Roman" w:hAnsi="Times New Roman" w:cs="Times New Roman"/>
@@ -18863,7 +18849,7 @@
         </w:rPr>
         <w:t xml:space="preserve"> Penelitian dan Indikator</w:t>
       </w:r>
-      <w:bookmarkEnd w:id="30"/>
+      <w:bookmarkEnd w:id="29"/>
     </w:p>
     <w:p>
       <w:pPr>
@@ -18941,6 +18927,7 @@
             <w:docPart w:val="DefaultPlaceholder_-1854013440"/>
           </w:placeholder>
         </w:sdtPr>
+        <w:sdtEndPr/>
         <w:sdtContent>
           <w:r>
             <w:rPr>
@@ -18967,16 +18954,7 @@
           <w:sz w:val="24"/>
           <w:szCs w:val="24"/>
         </w:rPr>
-        <w:t xml:space="preserve">skala Likert digunakan untuk mengukur sikap, pandangan, serta persepsi individu </w:t>
-      </w:r>
-      <w:r>
-        <w:rPr>
-          <w:rFonts w:ascii="Times New Roman" w:hAnsi="Times New Roman" w:cs="Times New Roman"/>
-          <w:sz w:val="24"/>
-          <w:szCs w:val="24"/>
-        </w:rPr>
-        <w:lastRenderedPageBreak/>
-        <w:t>atau kelompok terhadap suatu fenomena sosial. Pilihan jawaban dalam skala ini disusun secara bertingkat untuk menangkap intensitas respon yang diberikan.</w:t>
+        <w:t>skala Likert digunakan untuk mengukur sikap, pandangan, serta persepsi individu atau kelompok terhadap suatu fenomena sosial. Pilihan jawaban dalam skala ini disusun secara bertingkat untuk menangkap intensitas respon yang diberikan.</w:t>
       </w:r>
     </w:p>
     <w:p>
@@ -18994,7 +18972,7 @@
           <w:color w:val="auto"/>
         </w:rPr>
       </w:pPr>
-      <w:bookmarkStart w:id="31" w:name="_Toc201860567"/>
+      <w:bookmarkStart w:id="30" w:name="_Toc201860567"/>
       <w:r>
         <w:rPr>
           <w:rFonts w:ascii="Times New Roman" w:hAnsi="Times New Roman" w:cs="Times New Roman"/>
@@ -19003,7 +18981,7 @@
         </w:rPr>
         <w:t>Teknik Pada Analisis Data</w:t>
       </w:r>
-      <w:bookmarkEnd w:id="31"/>
+      <w:bookmarkEnd w:id="30"/>
     </w:p>
     <w:p>
       <w:pPr>
@@ -19060,6 +19038,7 @@
           <w:sz w:val="24"/>
           <w:szCs w:val="24"/>
         </w:rPr>
+        <w:lastRenderedPageBreak/>
         <w:t>Pra-Pemrosesan Data</w:t>
       </w:r>
     </w:p>
@@ -19373,7 +19352,6 @@
           <w:sz w:val="24"/>
           <w:szCs w:val="24"/>
         </w:rPr>
-        <w:lastRenderedPageBreak/>
         <w:t>Random Forest merupakan metode klasifikasi yang mengandalkan prinsip ensemble learning dengan menggabungkan banyak pohon keputusan untuk memperoleh hasil prediksi yang lebih akurat. Algoritma ini dipilih karena efektivitasnya dalam mengelola data yang kompleks dan multivariat serta kemampuannya dalam mengidentifikasi fitur-fitur kunci yang berperan signifikan dalam mendeteksi fraud. Tahapan implementasi model ini dijelaskan sebagai berikut:</w:t>
       </w:r>
     </w:p>
@@ -19449,6 +19427,7 @@
           <w:sz w:val="24"/>
           <w:szCs w:val="24"/>
         </w:rPr>
+        <w:lastRenderedPageBreak/>
         <w:t>Mengukur performa model dengan metrik seperti:</w:t>
       </w:r>
     </w:p>
@@ -19570,7 +19549,7 @@
           <w:lang w:eastAsia="en-ID"/>
         </w:rPr>
       </w:pPr>
-      <w:bookmarkStart w:id="32" w:name="_Toc201860568"/>
+      <w:bookmarkStart w:id="31" w:name="_Toc201860568"/>
       <w:r>
         <w:rPr>
           <w:rFonts w:ascii="Times New Roman" w:hAnsi="Times New Roman" w:cs="Times New Roman"/>
@@ -19582,7 +19561,7 @@
         </w:rPr>
         <w:t>Penelitian Terkait</w:t>
       </w:r>
-      <w:bookmarkEnd w:id="32"/>
+      <w:bookmarkEnd w:id="31"/>
     </w:p>
     <w:p>
       <w:pPr>
@@ -19659,6 +19638,7 @@
           <w:numId w:val="50"/>
         </w:numPr>
         <w:spacing w:after="0" w:line="360" w:lineRule="auto"/>
+        <w:ind w:left="426"/>
         <w:jc w:val="both"/>
         <w:rPr>
           <w:rFonts w:ascii="Times New Roman" w:eastAsia="Times New Roman" w:hAnsi="Times New Roman" w:cs="Times New Roman"/>
@@ -19756,6 +19736,7 @@
           <w:numId w:val="50"/>
         </w:numPr>
         <w:spacing w:after="0" w:line="360" w:lineRule="auto"/>
+        <w:ind w:left="426"/>
         <w:jc w:val="both"/>
         <w:rPr>
           <w:rFonts w:ascii="Times New Roman" w:eastAsia="Times New Roman" w:hAnsi="Times New Roman" w:cs="Times New Roman"/>
@@ -19788,17 +19769,7 @@
           <w:szCs w:val="24"/>
           <w:lang w:eastAsia="en-ID"/>
         </w:rPr>
-        <w:t xml:space="preserve">Performa Random Forest dan XGBoost pada Deteksi Penipuan </w:t>
-      </w:r>
-      <w:r>
-        <w:rPr>
-          <w:rFonts w:ascii="Times New Roman" w:eastAsia="Times New Roman" w:hAnsi="Times New Roman" w:cs="Times New Roman"/>
-          <w:sz w:val="24"/>
-          <w:szCs w:val="24"/>
-          <w:lang w:eastAsia="en-ID"/>
-        </w:rPr>
-        <w:lastRenderedPageBreak/>
-        <w:t>E-Commerce dengan Augmentasi Data CGAN</w:t>
+        <w:t>Performa Random Forest dan XGBoost pada Deteksi Penipuan E-Commerce dengan Augmentasi Data CGAN</w:t>
       </w:r>
       <w:r>
         <w:rPr>
@@ -19836,6 +19807,7 @@
           <w:numId w:val="50"/>
         </w:numPr>
         <w:spacing w:after="0" w:line="360" w:lineRule="auto"/>
+        <w:ind w:left="426"/>
         <w:jc w:val="both"/>
         <w:rPr>
           <w:rFonts w:ascii="Times New Roman" w:eastAsia="Times New Roman" w:hAnsi="Times New Roman" w:cs="Times New Roman"/>
@@ -19887,7 +19859,17 @@
           <w:szCs w:val="24"/>
           <w:lang w:eastAsia="en-ID"/>
         </w:rPr>
-        <w:t>Penelitian ini menunjukkan bahwa Random Forest mampu memberikan akurasi tinggi dalam mendeteksi fraud, bahkan lebih baik dibandingkan beberapa algoritma lain seperti Logistic Regression dan SVM. Kelebihan utama dari penelitian ini adalah kemampuannya meminimalkan kesalahan tipe II, yaitu mengklasifikasikan perusahaan normal sebagai fraud, sehingga dapat menjaga reputasi perusahaan. [1]</w:t>
+        <w:t xml:space="preserve">Penelitian ini menunjukkan bahwa Random Forest mampu memberikan </w:t>
+      </w:r>
+      <w:r>
+        <w:rPr>
+          <w:rFonts w:ascii="Times New Roman" w:eastAsia="Times New Roman" w:hAnsi="Times New Roman" w:cs="Times New Roman"/>
+          <w:sz w:val="24"/>
+          <w:szCs w:val="24"/>
+          <w:lang w:eastAsia="en-ID"/>
+        </w:rPr>
+        <w:lastRenderedPageBreak/>
+        <w:t>akurasi tinggi dalam mendeteksi fraud, bahkan lebih baik dibandingkan beberapa algoritma lain seperti Logistic Regression dan SVM. Kelebihan utama dari penelitian ini adalah kemampuannya meminimalkan kesalahan tipe II, yaitu mengklasifikasikan perusahaan normal sebagai fraud, sehingga dapat menjaga reputasi perusahaan. [1]</w:t>
       </w:r>
     </w:p>
     <w:p>
@@ -19898,6 +19880,7 @@
           <w:numId w:val="50"/>
         </w:numPr>
         <w:spacing w:after="0" w:line="360" w:lineRule="auto"/>
+        <w:ind w:left="426"/>
         <w:jc w:val="both"/>
         <w:rPr>
           <w:rFonts w:ascii="Times New Roman" w:eastAsia="Times New Roman" w:hAnsi="Times New Roman" w:cs="Times New Roman"/>
@@ -19986,6 +19969,7 @@
           <w:numId w:val="50"/>
         </w:numPr>
         <w:spacing w:after="0" w:line="360" w:lineRule="auto"/>
+        <w:ind w:left="426"/>
         <w:jc w:val="both"/>
         <w:rPr>
           <w:rFonts w:ascii="Times New Roman" w:eastAsia="Times New Roman" w:hAnsi="Times New Roman" w:cs="Times New Roman"/>
@@ -20046,17 +20030,7 @@
           <w:szCs w:val="24"/>
           <w:lang w:eastAsia="en-ID"/>
         </w:rPr>
-        <w:t xml:space="preserve">Penelitian ini mengkaji penggunaan algoritma Random Forest untuk mendeteksi penipuan dalam transaksi online yang semakin kompleks dan besar volumenya. Penelitian ini menegaskan bahwa Random Forest, dengan </w:t>
-      </w:r>
-      <w:r>
-        <w:rPr>
-          <w:rFonts w:ascii="Times New Roman" w:eastAsia="Times New Roman" w:hAnsi="Times New Roman" w:cs="Times New Roman"/>
-          <w:sz w:val="24"/>
-          <w:szCs w:val="24"/>
-          <w:lang w:eastAsia="en-ID"/>
-        </w:rPr>
-        <w:lastRenderedPageBreak/>
-        <w:t>penerapan teknik sampling yang tepat, efektif dalam meningkatkan kemampuan sistem mendeteksi dan mencegah penipuan dalam transaksi daring</w:t>
+        <w:t>Penelitian ini mengkaji penggunaan algoritma Random Forest untuk mendeteksi penipuan dalam transaksi online yang semakin kompleks dan besar volumenya. Penelitian ini menegaskan bahwa Random Forest, dengan penerapan teknik sampling yang tepat, efektif dalam meningkatkan kemampuan sistem mendeteksi dan mencegah penipuan dalam transaksi daring</w:t>
       </w:r>
       <w:r>
         <w:rPr>
@@ -20100,13 +20074,15 @@
           <w:lang w:eastAsia="en-ID"/>
         </w:rPr>
         <w:sectPr>
-          <w:headerReference w:type="default" r:id="rId17"/>
+          <w:headerReference w:type="default" r:id="rId19"/>
+          <w:footerReference w:type="default" r:id="rId20"/>
           <w:pgSz w:w="11906" w:h="16838"/>
           <w:pgMar w:top="2268" w:right="1701" w:bottom="1701" w:left="2268" w:header="709" w:footer="709" w:gutter="0"/>
           <w:cols w:space="708"/>
           <w:docGrid w:linePitch="360"/>
         </w:sectPr>
       </w:pPr>
+      <w:bookmarkStart w:id="32" w:name="_Toc201860569"/>
     </w:p>
     <w:p>
       <w:pPr>
@@ -20122,7 +20098,6 @@
           <w:lang w:eastAsia="en-ID"/>
         </w:rPr>
       </w:pPr>
-      <w:bookmarkStart w:id="33" w:name="_Toc201860569"/>
       <w:r>
         <w:rPr>
           <w:rFonts w:ascii="Times New Roman" w:hAnsi="Times New Roman" w:cs="Times New Roman"/>
@@ -20147,7 +20122,7 @@
         <w:br/>
         <w:t>METODELOGI PENELITIAN</w:t>
       </w:r>
-      <w:bookmarkEnd w:id="33"/>
+      <w:bookmarkEnd w:id="32"/>
     </w:p>
     <w:p>
       <w:pPr>
@@ -20179,7 +20154,7 @@
         </w:rPr>
         <w:t xml:space="preserve"> </w:t>
       </w:r>
-      <w:bookmarkStart w:id="34" w:name="_Toc201860570"/>
+      <w:bookmarkStart w:id="33" w:name="_Toc201860570"/>
       <w:r>
         <w:rPr>
           <w:rFonts w:ascii="Times New Roman" w:hAnsi="Times New Roman" w:cs="Times New Roman"/>
@@ -20191,7 +20166,7 @@
         </w:rPr>
         <w:t>Kerangka Kerja Penelitian</w:t>
       </w:r>
-      <w:bookmarkEnd w:id="34"/>
+      <w:bookmarkEnd w:id="33"/>
     </w:p>
     <w:p>
       <w:pPr>
@@ -20263,7 +20238,7 @@
                     <pic:cNvPicPr/>
                   </pic:nvPicPr>
                   <pic:blipFill>
-                    <a:blip r:embed="rId18" cstate="print">
+                    <a:blip r:embed="rId21" cstate="print">
                       <a:extLst>
                         <a:ext uri="{28A0092B-C50C-407E-A947-70E740481C1C}">
                           <a14:useLocalDpi xmlns:a14="http://schemas.microsoft.com/office/drawing/2010/main" val="0"/>
@@ -20398,6 +20373,31 @@
         </w:numPr>
         <w:spacing w:line="360" w:lineRule="auto"/>
         <w:ind w:left="284" w:hanging="284"/>
+        <w:rPr>
+          <w:rStyle w:val="fadeinm1hgl8"/>
+          <w:rFonts w:ascii="Times New Roman" w:hAnsi="Times New Roman" w:cs="Times New Roman"/>
+          <w:sz w:val="24"/>
+          <w:szCs w:val="24"/>
+        </w:rPr>
+        <w:sectPr>
+          <w:headerReference w:type="default" r:id="rId22"/>
+          <w:footerReference w:type="default" r:id="rId23"/>
+          <w:pgSz w:w="11906" w:h="16838"/>
+          <w:pgMar w:top="2268" w:right="1701" w:bottom="1701" w:left="2268" w:header="709" w:footer="709" w:gutter="0"/>
+          <w:cols w:space="708"/>
+          <w:docGrid w:linePitch="360"/>
+        </w:sectPr>
+      </w:pPr>
+    </w:p>
+    <w:p>
+      <w:pPr>
+        <w:pStyle w:val="NoSpacing"/>
+        <w:numPr>
+          <w:ilvl w:val="0"/>
+          <w:numId w:val="51"/>
+        </w:numPr>
+        <w:spacing w:line="360" w:lineRule="auto"/>
+        <w:ind w:left="284" w:hanging="284"/>
       </w:pPr>
       <w:r>
         <w:rPr>
@@ -20491,6 +20491,8 @@
         </w:rPr>
         <w:t>Elemen ini mencerminkan tekanan yang mungkin dirasakan karyawan, baik dalam aspek ekonomi maupun target kerja. Indikator yang digunakan meliputi kebutuhan ekonomi yang mendesak, target kerja yang tinggi dan sulit dicapai, beban utang pribadi, tekanan finansial dalam pekerjaan, dan keinginan untuk mencari penghasilan tambahan. Pernyataan yang diberikan dalam kuesioner antara lain:</w:t>
       </w:r>
+      <w:bookmarkStart w:id="34" w:name="_GoBack"/>
+      <w:bookmarkEnd w:id="34"/>
     </w:p>
     <w:p>
       <w:pPr>
@@ -36085,7 +36087,7 @@
                     <pic:cNvPicPr/>
                   </pic:nvPicPr>
                   <pic:blipFill>
-                    <a:blip r:embed="rId19" cstate="print">
+                    <a:blip r:embed="rId24" cstate="print">
                       <a:extLst>
                         <a:ext uri="{28A0092B-C50C-407E-A947-70E740481C1C}">
                           <a14:useLocalDpi xmlns:a14="http://schemas.microsoft.com/office/drawing/2010/main" val="0"/>
@@ -36124,51 +36126,45 @@
           <w:sz w:val="22"/>
           <w:szCs w:val="22"/>
         </w:rPr>
-      </w:pPr>
-      <w:r>
-        <w:rPr>
-          <w:rFonts w:ascii="Times New Roman" w:hAnsi="Times New Roman" w:cs="Times New Roman"/>
-          <w:i w:val="0"/>
-          <w:color w:val="auto"/>
-          <w:sz w:val="22"/>
-          <w:szCs w:val="22"/>
-        </w:rPr>
-        <w:t xml:space="preserve">Gambar </w:t>
-      </w:r>
-      <w:r>
-        <w:rPr>
-          <w:rFonts w:ascii="Times New Roman" w:hAnsi="Times New Roman" w:cs="Times New Roman"/>
-          <w:i w:val="0"/>
-          <w:color w:val="auto"/>
-          <w:sz w:val="22"/>
-          <w:szCs w:val="22"/>
-        </w:rPr>
-        <w:t>3.1</w:t>
-      </w:r>
-      <w:r>
-        <w:rPr>
-          <w:rFonts w:ascii="Times New Roman" w:hAnsi="Times New Roman" w:cs="Times New Roman"/>
-          <w:i w:val="0"/>
-          <w:color w:val="auto"/>
-          <w:sz w:val="22"/>
-          <w:szCs w:val="22"/>
-        </w:rPr>
-        <w:t xml:space="preserve"> Diagram Gantt (Rencana Waktu)</w:t>
-      </w:r>
-    </w:p>
-    <w:p>
-      <w:pPr>
-        <w:spacing w:after="0"/>
-        <w:rPr>
-          <w:lang w:eastAsia="en-ID"/>
-        </w:rPr>
         <w:sectPr>
+          <w:headerReference w:type="default" r:id="rId25"/>
+          <w:footerReference w:type="default" r:id="rId26"/>
           <w:pgSz w:w="11906" w:h="16838"/>
           <w:pgMar w:top="2268" w:right="1701" w:bottom="1701" w:left="2268" w:header="709" w:footer="709" w:gutter="0"/>
           <w:cols w:space="708"/>
           <w:docGrid w:linePitch="360"/>
         </w:sectPr>
       </w:pPr>
+      <w:r>
+        <w:rPr>
+          <w:rFonts w:ascii="Times New Roman" w:hAnsi="Times New Roman" w:cs="Times New Roman"/>
+          <w:i w:val="0"/>
+          <w:color w:val="auto"/>
+          <w:sz w:val="22"/>
+          <w:szCs w:val="22"/>
+        </w:rPr>
+        <w:t xml:space="preserve">Gambar </w:t>
+      </w:r>
+      <w:r>
+        <w:rPr>
+          <w:rFonts w:ascii="Times New Roman" w:hAnsi="Times New Roman" w:cs="Times New Roman"/>
+          <w:i w:val="0"/>
+          <w:color w:val="auto"/>
+          <w:sz w:val="22"/>
+          <w:szCs w:val="22"/>
+        </w:rPr>
+        <w:t>3.1</w:t>
+      </w:r>
+      <w:r>
+        <w:rPr>
+          <w:rFonts w:ascii="Times New Roman" w:hAnsi="Times New Roman" w:cs="Times New Roman"/>
+          <w:i w:val="0"/>
+          <w:color w:val="auto"/>
+          <w:sz w:val="22"/>
+          <w:szCs w:val="22"/>
+        </w:rPr>
+        <w:t xml:space="preserve"> Diagram Gantt (Rencana Waktu)</w:t>
+      </w:r>
     </w:p>
     <w:p>
       <w:pPr>
@@ -37831,6 +37827,22 @@
 
 <file path=word/footer4.xml><?xml version="1.0" encoding="utf-8"?>
 <w:ftr xmlns:wpc="http://schemas.microsoft.com/office/word/2010/wordprocessingCanvas" xmlns:cx="http://schemas.microsoft.com/office/drawing/2014/chartex" xmlns:cx1="http://schemas.microsoft.com/office/drawing/2015/9/8/chartex" xmlns:cx2="http://schemas.microsoft.com/office/drawing/2015/10/21/chartex" xmlns:cx3="http://schemas.microsoft.com/office/drawing/2016/5/9/chartex" xmlns:cx4="http://schemas.microsoft.com/office/drawing/2016/5/10/chartex" xmlns:cx5="http://schemas.microsoft.com/office/drawing/2016/5/11/chartex" xmlns:cx6="http://schemas.microsoft.com/office/drawing/2016/5/12/chartex" xmlns:cx7="http://schemas.microsoft.com/office/drawing/2016/5/13/chartex" xmlns:cx8="http://schemas.microsoft.com/office/drawing/2016/5/14/chartex" xmlns:mc="http://schemas.openxmlformats.org/markup-compatibility/2006" xmlns:aink="http://schemas.microsoft.com/office/drawing/2016/ink" xmlns:am3d="http://schemas.microsoft.com/office/drawing/2017/model3d" xmlns:o="urn:schemas-microsoft-com:office:office" xmlns:r="http://schemas.openxmlformats.org/officeDocument/2006/relationships" xmlns:m="http://schemas.openxmlformats.org/officeDocument/2006/math" xmlns:v="urn:schemas-microsoft-com:vml" xmlns:wp14="http://schemas.microsoft.com/office/word/2010/wordprocessingDrawing" xmlns:wp="http://schemas.openxmlformats.org/drawingml/2006/wordprocessingDrawing" xmlns:w10="urn:schemas-microsoft-com:office:word" xmlns:w="http://schemas.openxmlformats.org/wordprocessingml/2006/main" xmlns:w14="http://schemas.microsoft.com/office/word/2010/wordml" xmlns:w15="http://schemas.microsoft.com/office/word/2012/wordml" xmlns:w16cid="http://schemas.microsoft.com/office/word/2016/wordml/cid" xmlns:w16se="http://schemas.microsoft.com/office/word/2015/wordml/symex" xmlns:wpg="http://schemas.microsoft.com/office/word/2010/wordprocessingGroup" xmlns:wpi="http://schemas.microsoft.com/office/word/2010/wordprocessingInk" xmlns:wne="http://schemas.microsoft.com/office/word/2006/wordml" xmlns:wps="http://schemas.microsoft.com/office/word/2010/wordprocessingShape" mc:Ignorable="w14 w15 w16se w16cid wp14">
+  <w:p>
+    <w:pPr>
+      <w:pStyle w:val="Footer"/>
+      <w:jc w:val="center"/>
+    </w:pPr>
+  </w:p>
+  <w:p>
+    <w:pPr>
+      <w:pStyle w:val="Footer"/>
+    </w:pPr>
+  </w:p>
+</w:ftr>
+</file>
+
+<file path=word/footer5.xml><?xml version="1.0" encoding="utf-8"?>
+<w:ftr xmlns:wpc="http://schemas.microsoft.com/office/word/2010/wordprocessingCanvas" xmlns:cx="http://schemas.microsoft.com/office/drawing/2014/chartex" xmlns:cx1="http://schemas.microsoft.com/office/drawing/2015/9/8/chartex" xmlns:cx2="http://schemas.microsoft.com/office/drawing/2015/10/21/chartex" xmlns:cx3="http://schemas.microsoft.com/office/drawing/2016/5/9/chartex" xmlns:cx4="http://schemas.microsoft.com/office/drawing/2016/5/10/chartex" xmlns:cx5="http://schemas.microsoft.com/office/drawing/2016/5/11/chartex" xmlns:cx6="http://schemas.microsoft.com/office/drawing/2016/5/12/chartex" xmlns:cx7="http://schemas.microsoft.com/office/drawing/2016/5/13/chartex" xmlns:cx8="http://schemas.microsoft.com/office/drawing/2016/5/14/chartex" xmlns:mc="http://schemas.openxmlformats.org/markup-compatibility/2006" xmlns:aink="http://schemas.microsoft.com/office/drawing/2016/ink" xmlns:am3d="http://schemas.microsoft.com/office/drawing/2017/model3d" xmlns:o="urn:schemas-microsoft-com:office:office" xmlns:r="http://schemas.openxmlformats.org/officeDocument/2006/relationships" xmlns:m="http://schemas.openxmlformats.org/officeDocument/2006/math" xmlns:v="urn:schemas-microsoft-com:vml" xmlns:wp14="http://schemas.microsoft.com/office/word/2010/wordprocessingDrawing" xmlns:wp="http://schemas.openxmlformats.org/drawingml/2006/wordprocessingDrawing" xmlns:w10="urn:schemas-microsoft-com:office:word" xmlns:w="http://schemas.openxmlformats.org/wordprocessingml/2006/main" xmlns:w14="http://schemas.microsoft.com/office/word/2010/wordml" xmlns:w15="http://schemas.microsoft.com/office/word/2012/wordml" xmlns:w16cid="http://schemas.microsoft.com/office/word/2016/wordml/cid" xmlns:w16se="http://schemas.microsoft.com/office/word/2015/wordml/symex" xmlns:wpg="http://schemas.microsoft.com/office/word/2010/wordprocessingGroup" xmlns:wpi="http://schemas.microsoft.com/office/word/2010/wordprocessingInk" xmlns:wne="http://schemas.microsoft.com/office/word/2006/wordml" xmlns:wps="http://schemas.microsoft.com/office/word/2010/wordprocessingShape" mc:Ignorable="w14 w15 w16se w16cid wp14">
   <w:sdt>
     <w:sdtPr>
       <w:id w:val="-886647113"/>
@@ -37882,6 +37894,91 @@
 </w:ftr>
 </file>
 
+<file path=word/footer6.xml><?xml version="1.0" encoding="utf-8"?>
+<w:ftr xmlns:wpc="http://schemas.microsoft.com/office/word/2010/wordprocessingCanvas" xmlns:cx="http://schemas.microsoft.com/office/drawing/2014/chartex" xmlns:cx1="http://schemas.microsoft.com/office/drawing/2015/9/8/chartex" xmlns:cx2="http://schemas.microsoft.com/office/drawing/2015/10/21/chartex" xmlns:cx3="http://schemas.microsoft.com/office/drawing/2016/5/9/chartex" xmlns:cx4="http://schemas.microsoft.com/office/drawing/2016/5/10/chartex" xmlns:cx5="http://schemas.microsoft.com/office/drawing/2016/5/11/chartex" xmlns:cx6="http://schemas.microsoft.com/office/drawing/2016/5/12/chartex" xmlns:cx7="http://schemas.microsoft.com/office/drawing/2016/5/13/chartex" xmlns:cx8="http://schemas.microsoft.com/office/drawing/2016/5/14/chartex" xmlns:mc="http://schemas.openxmlformats.org/markup-compatibility/2006" xmlns:aink="http://schemas.microsoft.com/office/drawing/2016/ink" xmlns:am3d="http://schemas.microsoft.com/office/drawing/2017/model3d" xmlns:o="urn:schemas-microsoft-com:office:office" xmlns:r="http://schemas.openxmlformats.org/officeDocument/2006/relationships" xmlns:m="http://schemas.openxmlformats.org/officeDocument/2006/math" xmlns:v="urn:schemas-microsoft-com:vml" xmlns:wp14="http://schemas.microsoft.com/office/word/2010/wordprocessingDrawing" xmlns:wp="http://schemas.openxmlformats.org/drawingml/2006/wordprocessingDrawing" xmlns:w10="urn:schemas-microsoft-com:office:word" xmlns:w="http://schemas.openxmlformats.org/wordprocessingml/2006/main" xmlns:w14="http://schemas.microsoft.com/office/word/2010/wordml" xmlns:w15="http://schemas.microsoft.com/office/word/2012/wordml" xmlns:w16cid="http://schemas.microsoft.com/office/word/2016/wordml/cid" xmlns:w16se="http://schemas.microsoft.com/office/word/2015/wordml/symex" xmlns:wpg="http://schemas.microsoft.com/office/word/2010/wordprocessingGroup" xmlns:wpi="http://schemas.microsoft.com/office/word/2010/wordprocessingInk" xmlns:wne="http://schemas.microsoft.com/office/word/2006/wordml" xmlns:wps="http://schemas.microsoft.com/office/word/2010/wordprocessingShape" mc:Ignorable="w14 w15 w16se w16cid wp14">
+  <w:p>
+    <w:pPr>
+      <w:pStyle w:val="Footer"/>
+      <w:jc w:val="center"/>
+    </w:pPr>
+  </w:p>
+  <w:p>
+    <w:pPr>
+      <w:pStyle w:val="Footer"/>
+    </w:pPr>
+  </w:p>
+</w:ftr>
+</file>
+
+<file path=word/footer7.xml><?xml version="1.0" encoding="utf-8"?>
+<w:ftr xmlns:wpc="http://schemas.microsoft.com/office/word/2010/wordprocessingCanvas" xmlns:cx="http://schemas.microsoft.com/office/drawing/2014/chartex" xmlns:cx1="http://schemas.microsoft.com/office/drawing/2015/9/8/chartex" xmlns:cx2="http://schemas.microsoft.com/office/drawing/2015/10/21/chartex" xmlns:cx3="http://schemas.microsoft.com/office/drawing/2016/5/9/chartex" xmlns:cx4="http://schemas.microsoft.com/office/drawing/2016/5/10/chartex" xmlns:cx5="http://schemas.microsoft.com/office/drawing/2016/5/11/chartex" xmlns:cx6="http://schemas.microsoft.com/office/drawing/2016/5/12/chartex" xmlns:cx7="http://schemas.microsoft.com/office/drawing/2016/5/13/chartex" xmlns:cx8="http://schemas.microsoft.com/office/drawing/2016/5/14/chartex" xmlns:mc="http://schemas.openxmlformats.org/markup-compatibility/2006" xmlns:aink="http://schemas.microsoft.com/office/drawing/2016/ink" xmlns:am3d="http://schemas.microsoft.com/office/drawing/2017/model3d" xmlns:o="urn:schemas-microsoft-com:office:office" xmlns:r="http://schemas.openxmlformats.org/officeDocument/2006/relationships" xmlns:m="http://schemas.openxmlformats.org/officeDocument/2006/math" xmlns:v="urn:schemas-microsoft-com:vml" xmlns:wp14="http://schemas.microsoft.com/office/word/2010/wordprocessingDrawing" xmlns:wp="http://schemas.openxmlformats.org/drawingml/2006/wordprocessingDrawing" xmlns:w10="urn:schemas-microsoft-com:office:word" xmlns:w="http://schemas.openxmlformats.org/wordprocessingml/2006/main" xmlns:w14="http://schemas.microsoft.com/office/word/2010/wordml" xmlns:w15="http://schemas.microsoft.com/office/word/2012/wordml" xmlns:w16cid="http://schemas.microsoft.com/office/word/2016/wordml/cid" xmlns:w16se="http://schemas.microsoft.com/office/word/2015/wordml/symex" xmlns:wpg="http://schemas.microsoft.com/office/word/2010/wordprocessingGroup" xmlns:wpi="http://schemas.microsoft.com/office/word/2010/wordprocessingInk" xmlns:wne="http://schemas.microsoft.com/office/word/2006/wordml" xmlns:wps="http://schemas.microsoft.com/office/word/2010/wordprocessingShape" mc:Ignorable="w14 w15 w16se w16cid wp14">
+  <w:sdt>
+    <w:sdtPr>
+      <w:id w:val="988135605"/>
+      <w:docPartObj>
+        <w:docPartGallery w:val="Page Numbers (Bottom of Page)"/>
+        <w:docPartUnique/>
+      </w:docPartObj>
+    </w:sdtPr>
+    <w:sdtEndPr>
+      <w:rPr>
+        <w:noProof/>
+      </w:rPr>
+    </w:sdtEndPr>
+    <w:sdtContent>
+      <w:p>
+        <w:pPr>
+          <w:pStyle w:val="Footer"/>
+          <w:jc w:val="center"/>
+        </w:pPr>
+        <w:r>
+          <w:fldChar w:fldCharType="begin"/>
+        </w:r>
+        <w:r>
+          <w:instrText xml:space="preserve"> PAGE   \* MERGEFORMAT </w:instrText>
+        </w:r>
+        <w:r>
+          <w:fldChar w:fldCharType="separate"/>
+        </w:r>
+        <w:r>
+          <w:rPr>
+            <w:noProof/>
+          </w:rPr>
+          <w:t>2</w:t>
+        </w:r>
+        <w:r>
+          <w:rPr>
+            <w:noProof/>
+          </w:rPr>
+          <w:fldChar w:fldCharType="end"/>
+        </w:r>
+      </w:p>
+    </w:sdtContent>
+  </w:sdt>
+  <w:p>
+    <w:pPr>
+      <w:pStyle w:val="Footer"/>
+    </w:pPr>
+  </w:p>
+</w:ftr>
+</file>
+
+<file path=word/footer8.xml><?xml version="1.0" encoding="utf-8"?>
+<w:ftr xmlns:wpc="http://schemas.microsoft.com/office/word/2010/wordprocessingCanvas" xmlns:cx="http://schemas.microsoft.com/office/drawing/2014/chartex" xmlns:cx1="http://schemas.microsoft.com/office/drawing/2015/9/8/chartex" xmlns:cx2="http://schemas.microsoft.com/office/drawing/2015/10/21/chartex" xmlns:cx3="http://schemas.microsoft.com/office/drawing/2016/5/9/chartex" xmlns:cx4="http://schemas.microsoft.com/office/drawing/2016/5/10/chartex" xmlns:cx5="http://schemas.microsoft.com/office/drawing/2016/5/11/chartex" xmlns:cx6="http://schemas.microsoft.com/office/drawing/2016/5/12/chartex" xmlns:cx7="http://schemas.microsoft.com/office/drawing/2016/5/13/chartex" xmlns:cx8="http://schemas.microsoft.com/office/drawing/2016/5/14/chartex" xmlns:mc="http://schemas.openxmlformats.org/markup-compatibility/2006" xmlns:aink="http://schemas.microsoft.com/office/drawing/2016/ink" xmlns:am3d="http://schemas.microsoft.com/office/drawing/2017/model3d" xmlns:o="urn:schemas-microsoft-com:office:office" xmlns:r="http://schemas.openxmlformats.org/officeDocument/2006/relationships" xmlns:m="http://schemas.openxmlformats.org/officeDocument/2006/math" xmlns:v="urn:schemas-microsoft-com:vml" xmlns:wp14="http://schemas.microsoft.com/office/word/2010/wordprocessingDrawing" xmlns:wp="http://schemas.openxmlformats.org/drawingml/2006/wordprocessingDrawing" xmlns:w10="urn:schemas-microsoft-com:office:word" xmlns:w="http://schemas.openxmlformats.org/wordprocessingml/2006/main" xmlns:w14="http://schemas.microsoft.com/office/word/2010/wordml" xmlns:w15="http://schemas.microsoft.com/office/word/2012/wordml" xmlns:w16cid="http://schemas.microsoft.com/office/word/2016/wordml/cid" xmlns:w16se="http://schemas.microsoft.com/office/word/2015/wordml/symex" xmlns:wpg="http://schemas.microsoft.com/office/word/2010/wordprocessingGroup" xmlns:wpi="http://schemas.microsoft.com/office/word/2010/wordprocessingInk" xmlns:wne="http://schemas.microsoft.com/office/word/2006/wordml" xmlns:wps="http://schemas.microsoft.com/office/word/2010/wordprocessingShape" mc:Ignorable="w14 w15 w16se w16cid wp14">
+  <w:p>
+    <w:pPr>
+      <w:pStyle w:val="Footer"/>
+      <w:jc w:val="center"/>
+    </w:pPr>
+  </w:p>
+  <w:p>
+    <w:pPr>
+      <w:pStyle w:val="Footer"/>
+    </w:pPr>
+  </w:p>
+</w:ftr>
+</file>
+
 <file path=word/footnotes.xml><?xml version="1.0" encoding="utf-8"?>
 <w:footnotes xmlns:wpc="http://schemas.microsoft.com/office/word/2010/wordprocessingCanvas" xmlns:cx="http://schemas.microsoft.com/office/drawing/2014/chartex" xmlns:cx1="http://schemas.microsoft.com/office/drawing/2015/9/8/chartex" xmlns:cx2="http://schemas.microsoft.com/office/drawing/2015/10/21/chartex" xmlns:cx3="http://schemas.microsoft.com/office/drawing/2016/5/9/chartex" xmlns:cx4="http://schemas.microsoft.com/office/drawing/2016/5/10/chartex" xmlns:cx5="http://schemas.microsoft.com/office/drawing/2016/5/11/chartex" xmlns:cx6="http://schemas.microsoft.com/office/drawing/2016/5/12/chartex" xmlns:cx7="http://schemas.microsoft.com/office/drawing/2016/5/13/chartex" xmlns:cx8="http://schemas.microsoft.com/office/drawing/2016/5/14/chartex" xmlns:mc="http://schemas.openxmlformats.org/markup-compatibility/2006" xmlns:aink="http://schemas.microsoft.com/office/drawing/2016/ink" xmlns:am3d="http://schemas.microsoft.com/office/drawing/2017/model3d" xmlns:o="urn:schemas-microsoft-com:office:office" xmlns:r="http://schemas.openxmlformats.org/officeDocument/2006/relationships" xmlns:m="http://schemas.openxmlformats.org/officeDocument/2006/math" xmlns:v="urn:schemas-microsoft-com:vml" xmlns:wp14="http://schemas.microsoft.com/office/word/2010/wordprocessingDrawing" xmlns:wp="http://schemas.openxmlformats.org/drawingml/2006/wordprocessingDrawing" xmlns:w10="urn:schemas-microsoft-com:office:word" xmlns:w="http://schemas.openxmlformats.org/wordprocessingml/2006/main" xmlns:w14="http://schemas.microsoft.com/office/word/2010/wordml" xmlns:w15="http://schemas.microsoft.com/office/word/2012/wordml" xmlns:w16cid="http://schemas.microsoft.com/office/word/2016/wordml/cid" xmlns:w16se="http://schemas.microsoft.com/office/word/2015/wordml/symex" xmlns:wpg="http://schemas.microsoft.com/office/word/2010/wordprocessingGroup" xmlns:wpi="http://schemas.microsoft.com/office/word/2010/wordprocessingInk" xmlns:wne="http://schemas.microsoft.com/office/word/2006/wordml" xmlns:wps="http://schemas.microsoft.com/office/word/2010/wordprocessingShape" mc:Ignorable="w14 w15 w16se w16cid wp14">
   <w:footnote w:type="separator" w:id="-1">
@@ -37929,6 +38026,63 @@
 
 <file path=word/header2.xml><?xml version="1.0" encoding="utf-8"?>
 <w:hdr xmlns:wpc="http://schemas.microsoft.com/office/word/2010/wordprocessingCanvas" xmlns:cx="http://schemas.microsoft.com/office/drawing/2014/chartex" xmlns:cx1="http://schemas.microsoft.com/office/drawing/2015/9/8/chartex" xmlns:cx2="http://schemas.microsoft.com/office/drawing/2015/10/21/chartex" xmlns:cx3="http://schemas.microsoft.com/office/drawing/2016/5/9/chartex" xmlns:cx4="http://schemas.microsoft.com/office/drawing/2016/5/10/chartex" xmlns:cx5="http://schemas.microsoft.com/office/drawing/2016/5/11/chartex" xmlns:cx6="http://schemas.microsoft.com/office/drawing/2016/5/12/chartex" xmlns:cx7="http://schemas.microsoft.com/office/drawing/2016/5/13/chartex" xmlns:cx8="http://schemas.microsoft.com/office/drawing/2016/5/14/chartex" xmlns:mc="http://schemas.openxmlformats.org/markup-compatibility/2006" xmlns:aink="http://schemas.microsoft.com/office/drawing/2016/ink" xmlns:am3d="http://schemas.microsoft.com/office/drawing/2017/model3d" xmlns:o="urn:schemas-microsoft-com:office:office" xmlns:r="http://schemas.openxmlformats.org/officeDocument/2006/relationships" xmlns:m="http://schemas.openxmlformats.org/officeDocument/2006/math" xmlns:v="urn:schemas-microsoft-com:vml" xmlns:wp14="http://schemas.microsoft.com/office/word/2010/wordprocessingDrawing" xmlns:wp="http://schemas.openxmlformats.org/drawingml/2006/wordprocessingDrawing" xmlns:w10="urn:schemas-microsoft-com:office:word" xmlns:w="http://schemas.openxmlformats.org/wordprocessingml/2006/main" xmlns:w14="http://schemas.microsoft.com/office/word/2010/wordml" xmlns:w15="http://schemas.microsoft.com/office/word/2012/wordml" xmlns:w16cid="http://schemas.microsoft.com/office/word/2016/wordml/cid" xmlns:w16se="http://schemas.microsoft.com/office/word/2015/wordml/symex" xmlns:wpg="http://schemas.microsoft.com/office/word/2010/wordprocessingGroup" xmlns:wpi="http://schemas.microsoft.com/office/word/2010/wordprocessingInk" xmlns:wne="http://schemas.microsoft.com/office/word/2006/wordml" xmlns:wps="http://schemas.microsoft.com/office/word/2010/wordprocessingShape" mc:Ignorable="w14 w15 w16se w16cid wp14">
+  <w:sdt>
+    <w:sdtPr>
+      <w:id w:val="2082327732"/>
+      <w:docPartObj>
+        <w:docPartGallery w:val="Page Numbers (Top of Page)"/>
+        <w:docPartUnique/>
+      </w:docPartObj>
+    </w:sdtPr>
+    <w:sdtEndPr>
+      <w:rPr>
+        <w:noProof/>
+      </w:rPr>
+    </w:sdtEndPr>
+    <w:sdtContent>
+      <w:p>
+        <w:pPr>
+          <w:pStyle w:val="Header"/>
+          <w:jc w:val="right"/>
+        </w:pPr>
+        <w:r>
+          <w:fldChar w:fldCharType="begin"/>
+        </w:r>
+        <w:r>
+          <w:instrText xml:space="preserve"> PAGE   \* MERGEFORMAT </w:instrText>
+        </w:r>
+        <w:r>
+          <w:fldChar w:fldCharType="separate"/>
+        </w:r>
+        <w:r>
+          <w:rPr>
+            <w:noProof/>
+          </w:rPr>
+          <w:t>2</w:t>
+        </w:r>
+        <w:r>
+          <w:rPr>
+            <w:noProof/>
+          </w:rPr>
+          <w:fldChar w:fldCharType="end"/>
+        </w:r>
+      </w:p>
+    </w:sdtContent>
+  </w:sdt>
+  <w:p>
+    <w:pPr>
+      <w:pStyle w:val="BodyText"/>
+      <w:spacing w:line="14" w:lineRule="auto"/>
+      <w:rPr>
+        <w:sz w:val="20"/>
+      </w:rPr>
+    </w:pPr>
+  </w:p>
+</w:hdr>
+</file>
+
+<file path=word/header3.xml><?xml version="1.0" encoding="utf-8"?>
+<w:hdr xmlns:wpc="http://schemas.microsoft.com/office/word/2010/wordprocessingCanvas" xmlns:cx="http://schemas.microsoft.com/office/drawing/2014/chartex" xmlns:cx1="http://schemas.microsoft.com/office/drawing/2015/9/8/chartex" xmlns:cx2="http://schemas.microsoft.com/office/drawing/2015/10/21/chartex" xmlns:cx3="http://schemas.microsoft.com/office/drawing/2016/5/9/chartex" xmlns:cx4="http://schemas.microsoft.com/office/drawing/2016/5/10/chartex" xmlns:cx5="http://schemas.microsoft.com/office/drawing/2016/5/11/chartex" xmlns:cx6="http://schemas.microsoft.com/office/drawing/2016/5/12/chartex" xmlns:cx7="http://schemas.microsoft.com/office/drawing/2016/5/13/chartex" xmlns:cx8="http://schemas.microsoft.com/office/drawing/2016/5/14/chartex" xmlns:mc="http://schemas.openxmlformats.org/markup-compatibility/2006" xmlns:aink="http://schemas.microsoft.com/office/drawing/2016/ink" xmlns:am3d="http://schemas.microsoft.com/office/drawing/2017/model3d" xmlns:o="urn:schemas-microsoft-com:office:office" xmlns:r="http://schemas.openxmlformats.org/officeDocument/2006/relationships" xmlns:m="http://schemas.openxmlformats.org/officeDocument/2006/math" xmlns:v="urn:schemas-microsoft-com:vml" xmlns:wp14="http://schemas.microsoft.com/office/word/2010/wordprocessingDrawing" xmlns:wp="http://schemas.openxmlformats.org/drawingml/2006/wordprocessingDrawing" xmlns:w10="urn:schemas-microsoft-com:office:word" xmlns:w="http://schemas.openxmlformats.org/wordprocessingml/2006/main" xmlns:w14="http://schemas.microsoft.com/office/word/2010/wordml" xmlns:w15="http://schemas.microsoft.com/office/word/2012/wordml" xmlns:w16cid="http://schemas.microsoft.com/office/word/2016/wordml/cid" xmlns:w16se="http://schemas.microsoft.com/office/word/2015/wordml/symex" xmlns:wpg="http://schemas.microsoft.com/office/word/2010/wordprocessingGroup" xmlns:wpi="http://schemas.microsoft.com/office/word/2010/wordprocessingInk" xmlns:wne="http://schemas.microsoft.com/office/word/2006/wordml" xmlns:wps="http://schemas.microsoft.com/office/word/2010/wordprocessingShape" mc:Ignorable="w14 w15 w16se w16cid wp14">
   <w:p>
     <w:pPr>
       <w:pStyle w:val="Header"/>
@@ -37947,7 +38101,64 @@
 </w:hdr>
 </file>
 
-<file path=word/header3.xml><?xml version="1.0" encoding="utf-8"?>
+<file path=word/header4.xml><?xml version="1.0" encoding="utf-8"?>
+<w:hdr xmlns:wpc="http://schemas.microsoft.com/office/word/2010/wordprocessingCanvas" xmlns:cx="http://schemas.microsoft.com/office/drawing/2014/chartex" xmlns:cx1="http://schemas.microsoft.com/office/drawing/2015/9/8/chartex" xmlns:cx2="http://schemas.microsoft.com/office/drawing/2015/10/21/chartex" xmlns:cx3="http://schemas.microsoft.com/office/drawing/2016/5/9/chartex" xmlns:cx4="http://schemas.microsoft.com/office/drawing/2016/5/10/chartex" xmlns:cx5="http://schemas.microsoft.com/office/drawing/2016/5/11/chartex" xmlns:cx6="http://schemas.microsoft.com/office/drawing/2016/5/12/chartex" xmlns:cx7="http://schemas.microsoft.com/office/drawing/2016/5/13/chartex" xmlns:cx8="http://schemas.microsoft.com/office/drawing/2016/5/14/chartex" xmlns:mc="http://schemas.openxmlformats.org/markup-compatibility/2006" xmlns:aink="http://schemas.microsoft.com/office/drawing/2016/ink" xmlns:am3d="http://schemas.microsoft.com/office/drawing/2017/model3d" xmlns:o="urn:schemas-microsoft-com:office:office" xmlns:r="http://schemas.openxmlformats.org/officeDocument/2006/relationships" xmlns:m="http://schemas.openxmlformats.org/officeDocument/2006/math" xmlns:v="urn:schemas-microsoft-com:vml" xmlns:wp14="http://schemas.microsoft.com/office/word/2010/wordprocessingDrawing" xmlns:wp="http://schemas.openxmlformats.org/drawingml/2006/wordprocessingDrawing" xmlns:w10="urn:schemas-microsoft-com:office:word" xmlns:w="http://schemas.openxmlformats.org/wordprocessingml/2006/main" xmlns:w14="http://schemas.microsoft.com/office/word/2010/wordml" xmlns:w15="http://schemas.microsoft.com/office/word/2012/wordml" xmlns:w16cid="http://schemas.microsoft.com/office/word/2016/wordml/cid" xmlns:w16se="http://schemas.microsoft.com/office/word/2015/wordml/symex" xmlns:wpg="http://schemas.microsoft.com/office/word/2010/wordprocessingGroup" xmlns:wpi="http://schemas.microsoft.com/office/word/2010/wordprocessingInk" xmlns:wne="http://schemas.microsoft.com/office/word/2006/wordml" xmlns:wps="http://schemas.microsoft.com/office/word/2010/wordprocessingShape" mc:Ignorable="w14 w15 w16se w16cid wp14">
+  <w:sdt>
+    <w:sdtPr>
+      <w:id w:val="702058657"/>
+      <w:docPartObj>
+        <w:docPartGallery w:val="Page Numbers (Top of Page)"/>
+        <w:docPartUnique/>
+      </w:docPartObj>
+    </w:sdtPr>
+    <w:sdtEndPr>
+      <w:rPr>
+        <w:noProof/>
+      </w:rPr>
+    </w:sdtEndPr>
+    <w:sdtContent>
+      <w:p>
+        <w:pPr>
+          <w:pStyle w:val="Header"/>
+          <w:jc w:val="right"/>
+        </w:pPr>
+        <w:r>
+          <w:fldChar w:fldCharType="begin"/>
+        </w:r>
+        <w:r>
+          <w:instrText xml:space="preserve"> PAGE   \* MERGEFORMAT </w:instrText>
+        </w:r>
+        <w:r>
+          <w:fldChar w:fldCharType="separate"/>
+        </w:r>
+        <w:r>
+          <w:rPr>
+            <w:noProof/>
+          </w:rPr>
+          <w:t>2</w:t>
+        </w:r>
+        <w:r>
+          <w:rPr>
+            <w:noProof/>
+          </w:rPr>
+          <w:fldChar w:fldCharType="end"/>
+        </w:r>
+      </w:p>
+    </w:sdtContent>
+  </w:sdt>
+  <w:p>
+    <w:pPr>
+      <w:pStyle w:val="BodyText"/>
+      <w:spacing w:line="14" w:lineRule="auto"/>
+      <w:rPr>
+        <w:sz w:val="20"/>
+      </w:rPr>
+    </w:pPr>
+  </w:p>
+</w:hdr>
+</file>
+
+<file path=word/header5.xml><?xml version="1.0" encoding="utf-8"?>
 <w:hdr xmlns:wpc="http://schemas.microsoft.com/office/word/2010/wordprocessingCanvas" xmlns:cx="http://schemas.microsoft.com/office/drawing/2014/chartex" xmlns:cx1="http://schemas.microsoft.com/office/drawing/2015/9/8/chartex" xmlns:cx2="http://schemas.microsoft.com/office/drawing/2015/10/21/chartex" xmlns:cx3="http://schemas.microsoft.com/office/drawing/2016/5/9/chartex" xmlns:cx4="http://schemas.microsoft.com/office/drawing/2016/5/10/chartex" xmlns:cx5="http://schemas.microsoft.com/office/drawing/2016/5/11/chartex" xmlns:cx6="http://schemas.microsoft.com/office/drawing/2016/5/12/chartex" xmlns:cx7="http://schemas.microsoft.com/office/drawing/2016/5/13/chartex" xmlns:cx8="http://schemas.microsoft.com/office/drawing/2016/5/14/chartex" xmlns:mc="http://schemas.openxmlformats.org/markup-compatibility/2006" xmlns:aink="http://schemas.microsoft.com/office/drawing/2016/ink" xmlns:am3d="http://schemas.microsoft.com/office/drawing/2017/model3d" xmlns:o="urn:schemas-microsoft-com:office:office" xmlns:r="http://schemas.openxmlformats.org/officeDocument/2006/relationships" xmlns:m="http://schemas.openxmlformats.org/officeDocument/2006/math" xmlns:v="urn:schemas-microsoft-com:vml" xmlns:wp14="http://schemas.microsoft.com/office/word/2010/wordprocessingDrawing" xmlns:wp="http://schemas.openxmlformats.org/drawingml/2006/wordprocessingDrawing" xmlns:w10="urn:schemas-microsoft-com:office:word" xmlns:w="http://schemas.openxmlformats.org/wordprocessingml/2006/main" xmlns:w14="http://schemas.microsoft.com/office/word/2010/wordml" xmlns:w15="http://schemas.microsoft.com/office/word/2012/wordml" xmlns:w16cid="http://schemas.microsoft.com/office/word/2016/wordml/cid" xmlns:w16se="http://schemas.microsoft.com/office/word/2015/wordml/symex" xmlns:wpg="http://schemas.microsoft.com/office/word/2010/wordprocessingGroup" xmlns:wpi="http://schemas.microsoft.com/office/word/2010/wordprocessingInk" xmlns:wne="http://schemas.microsoft.com/office/word/2006/wordml" xmlns:wps="http://schemas.microsoft.com/office/word/2010/wordprocessingShape" mc:Ignorable="w14 w15 w16se w16cid wp14">
   <w:p>
     <w:pPr>
@@ -37955,6 +38166,63 @@
       <w:jc w:val="right"/>
     </w:pPr>
   </w:p>
+  <w:p>
+    <w:pPr>
+      <w:pStyle w:val="BodyText"/>
+      <w:spacing w:line="14" w:lineRule="auto"/>
+      <w:rPr>
+        <w:sz w:val="20"/>
+      </w:rPr>
+    </w:pPr>
+  </w:p>
+</w:hdr>
+</file>
+
+<file path=word/header6.xml><?xml version="1.0" encoding="utf-8"?>
+<w:hdr xmlns:wpc="http://schemas.microsoft.com/office/word/2010/wordprocessingCanvas" xmlns:cx="http://schemas.microsoft.com/office/drawing/2014/chartex" xmlns:cx1="http://schemas.microsoft.com/office/drawing/2015/9/8/chartex" xmlns:cx2="http://schemas.microsoft.com/office/drawing/2015/10/21/chartex" xmlns:cx3="http://schemas.microsoft.com/office/drawing/2016/5/9/chartex" xmlns:cx4="http://schemas.microsoft.com/office/drawing/2016/5/10/chartex" xmlns:cx5="http://schemas.microsoft.com/office/drawing/2016/5/11/chartex" xmlns:cx6="http://schemas.microsoft.com/office/drawing/2016/5/12/chartex" xmlns:cx7="http://schemas.microsoft.com/office/drawing/2016/5/13/chartex" xmlns:cx8="http://schemas.microsoft.com/office/drawing/2016/5/14/chartex" xmlns:mc="http://schemas.openxmlformats.org/markup-compatibility/2006" xmlns:aink="http://schemas.microsoft.com/office/drawing/2016/ink" xmlns:am3d="http://schemas.microsoft.com/office/drawing/2017/model3d" xmlns:o="urn:schemas-microsoft-com:office:office" xmlns:r="http://schemas.openxmlformats.org/officeDocument/2006/relationships" xmlns:m="http://schemas.openxmlformats.org/officeDocument/2006/math" xmlns:v="urn:schemas-microsoft-com:vml" xmlns:wp14="http://schemas.microsoft.com/office/word/2010/wordprocessingDrawing" xmlns:wp="http://schemas.openxmlformats.org/drawingml/2006/wordprocessingDrawing" xmlns:w10="urn:schemas-microsoft-com:office:word" xmlns:w="http://schemas.openxmlformats.org/wordprocessingml/2006/main" xmlns:w14="http://schemas.microsoft.com/office/word/2010/wordml" xmlns:w15="http://schemas.microsoft.com/office/word/2012/wordml" xmlns:w16cid="http://schemas.microsoft.com/office/word/2016/wordml/cid" xmlns:w16se="http://schemas.microsoft.com/office/word/2015/wordml/symex" xmlns:wpg="http://schemas.microsoft.com/office/word/2010/wordprocessingGroup" xmlns:wpi="http://schemas.microsoft.com/office/word/2010/wordprocessingInk" xmlns:wne="http://schemas.microsoft.com/office/word/2006/wordml" xmlns:wps="http://schemas.microsoft.com/office/word/2010/wordprocessingShape" mc:Ignorable="w14 w15 w16se w16cid wp14">
+  <w:sdt>
+    <w:sdtPr>
+      <w:id w:val="1296499520"/>
+      <w:docPartObj>
+        <w:docPartGallery w:val="Page Numbers (Top of Page)"/>
+        <w:docPartUnique/>
+      </w:docPartObj>
+    </w:sdtPr>
+    <w:sdtEndPr>
+      <w:rPr>
+        <w:noProof/>
+      </w:rPr>
+    </w:sdtEndPr>
+    <w:sdtContent>
+      <w:p>
+        <w:pPr>
+          <w:pStyle w:val="Header"/>
+          <w:jc w:val="right"/>
+        </w:pPr>
+        <w:r>
+          <w:fldChar w:fldCharType="begin"/>
+        </w:r>
+        <w:r>
+          <w:instrText xml:space="preserve"> PAGE   \* MERGEFORMAT </w:instrText>
+        </w:r>
+        <w:r>
+          <w:fldChar w:fldCharType="separate"/>
+        </w:r>
+        <w:r>
+          <w:rPr>
+            <w:noProof/>
+          </w:rPr>
+          <w:t>2</w:t>
+        </w:r>
+        <w:r>
+          <w:rPr>
+            <w:noProof/>
+          </w:rPr>
+          <w:fldChar w:fldCharType="end"/>
+        </w:r>
+      </w:p>
+    </w:sdtContent>
+  </w:sdt>
   <w:p>
     <w:pPr>
       <w:pStyle w:val="BodyText"/>
@@ -45482,6 +45750,7 @@
     <w:rsid w:val="009C50A5"/>
     <w:rsid w:val="009E3192"/>
     <w:rsid w:val="00B32575"/>
+    <w:rsid w:val="00C36692"/>
     <w:rsid w:val="00C714C6"/>
     <w:rsid w:val="00DE2EF9"/>
   </w:rsids>
@@ -46663,7 +46932,7 @@
 </file>
 
 <file path=customXml/itemProps1.xml><?xml version="1.0" encoding="utf-8"?>
-<ds:datastoreItem xmlns:ds="http://schemas.openxmlformats.org/officeDocument/2006/customXml" ds:itemID="{36D2EFB6-95B8-4C9A-B777-5A6A5C719131}">
+<ds:datastoreItem xmlns:ds="http://schemas.openxmlformats.org/officeDocument/2006/customXml" ds:itemID="{0761FD3A-2C7A-46D4-A752-9F72B88B608B}">
   <ds:schemaRefs>
     <ds:schemaRef ds:uri="http://schemas.openxmlformats.org/officeDocument/2006/bibliography"/>
   </ds:schemaRefs>

--- a/SKRIPSI.docx
+++ b/SKRIPSI.docx
@@ -3041,7 +3041,7 @@
     </w:p>
     <w:p>
       <w:pPr>
-        <w:spacing w:line="240" w:lineRule="auto"/>
+        <w:spacing w:after="0" w:line="240" w:lineRule="auto"/>
         <w:jc w:val="center"/>
         <w:rPr>
           <w:rFonts w:ascii="Times New Roman" w:hAnsi="Times New Roman"/>
@@ -3067,7 +3067,7 @@
     </w:p>
     <w:p>
       <w:pPr>
-        <w:spacing w:line="960" w:lineRule="auto"/>
+        <w:spacing w:after="0" w:line="960" w:lineRule="auto"/>
         <w:jc w:val="center"/>
         <w:rPr>
           <w:rFonts w:ascii="Times New Roman" w:hAnsi="Times New Roman"/>
@@ -3081,7 +3081,7 @@
     </w:p>
     <w:p>
       <w:pPr>
-        <w:spacing w:line="240" w:lineRule="auto"/>
+        <w:spacing w:after="0" w:line="240" w:lineRule="auto"/>
         <w:ind w:firstLine="720"/>
         <w:jc w:val="both"/>
         <w:rPr>
@@ -3102,7 +3102,7 @@
     </w:p>
     <w:p>
       <w:pPr>
-        <w:spacing w:line="480" w:lineRule="auto"/>
+        <w:spacing w:after="0" w:line="480" w:lineRule="auto"/>
         <w:ind w:firstLine="720"/>
         <w:rPr>
           <w:rFonts w:ascii="Times New Roman" w:hAnsi="Times New Roman"/>
@@ -3115,6 +3115,7 @@
     </w:p>
     <w:p>
       <w:pPr>
+        <w:spacing w:after="0"/>
         <w:rPr>
           <w:rFonts w:ascii="Times New Roman" w:hAnsi="Times New Roman"/>
           <w:i/>
@@ -3207,7 +3208,7 @@
     <w:p>
       <w:pPr>
         <w:pStyle w:val="Heading1"/>
-        <w:spacing w:line="960" w:lineRule="auto"/>
+        <w:spacing w:before="0" w:line="960" w:lineRule="auto"/>
         <w:jc w:val="center"/>
         <w:rPr>
           <w:rFonts w:ascii="Times New Roman" w:eastAsia="Times New Roman" w:hAnsi="Times New Roman" w:cs="Times New Roman"/>
@@ -3231,7 +3232,7 @@
     </w:p>
     <w:p>
       <w:pPr>
-        <w:spacing w:before="100" w:beforeAutospacing="1" w:after="0" w:line="360" w:lineRule="auto"/>
+        <w:spacing w:after="0" w:line="360" w:lineRule="auto"/>
         <w:ind w:firstLine="360"/>
         <w:jc w:val="both"/>
         <w:rPr>
@@ -3277,7 +3278,7 @@
           <w:ilvl w:val="0"/>
           <w:numId w:val="1"/>
         </w:numPr>
-        <w:spacing w:before="100" w:beforeAutospacing="1" w:after="0" w:line="360" w:lineRule="auto"/>
+        <w:spacing w:after="0" w:line="360" w:lineRule="auto"/>
         <w:jc w:val="both"/>
         <w:rPr>
           <w:rFonts w:ascii="Times New Roman" w:eastAsia="Times New Roman" w:hAnsi="Times New Roman" w:cs="Times New Roman"/>
@@ -3302,7 +3303,7 @@
           <w:ilvl w:val="0"/>
           <w:numId w:val="1"/>
         </w:numPr>
-        <w:spacing w:before="100" w:beforeAutospacing="1" w:after="0" w:line="360" w:lineRule="auto"/>
+        <w:spacing w:after="0" w:line="360" w:lineRule="auto"/>
         <w:jc w:val="both"/>
         <w:rPr>
           <w:rFonts w:ascii="Times New Roman" w:eastAsia="Times New Roman" w:hAnsi="Times New Roman" w:cs="Times New Roman"/>
@@ -3327,7 +3328,7 @@
           <w:ilvl w:val="0"/>
           <w:numId w:val="1"/>
         </w:numPr>
-        <w:spacing w:before="100" w:beforeAutospacing="1" w:after="0" w:line="360" w:lineRule="auto"/>
+        <w:spacing w:after="0" w:line="360" w:lineRule="auto"/>
         <w:jc w:val="both"/>
         <w:rPr>
           <w:rFonts w:ascii="Times New Roman" w:eastAsia="Times New Roman" w:hAnsi="Times New Roman" w:cs="Times New Roman"/>
@@ -3352,7 +3353,7 @@
           <w:ilvl w:val="0"/>
           <w:numId w:val="1"/>
         </w:numPr>
-        <w:spacing w:before="100" w:beforeAutospacing="1" w:after="0" w:line="360" w:lineRule="auto"/>
+        <w:spacing w:after="0" w:line="360" w:lineRule="auto"/>
         <w:jc w:val="both"/>
         <w:rPr>
           <w:rFonts w:ascii="Times New Roman" w:eastAsia="Times New Roman" w:hAnsi="Times New Roman" w:cs="Times New Roman"/>
@@ -3377,7 +3378,7 @@
           <w:ilvl w:val="0"/>
           <w:numId w:val="1"/>
         </w:numPr>
-        <w:spacing w:before="100" w:beforeAutospacing="1" w:after="0" w:line="360" w:lineRule="auto"/>
+        <w:spacing w:after="0" w:line="360" w:lineRule="auto"/>
         <w:jc w:val="both"/>
         <w:rPr>
           <w:rFonts w:ascii="Times New Roman" w:eastAsia="Times New Roman" w:hAnsi="Times New Roman" w:cs="Times New Roman"/>
@@ -3402,7 +3403,7 @@
           <w:ilvl w:val="0"/>
           <w:numId w:val="1"/>
         </w:numPr>
-        <w:spacing w:before="100" w:beforeAutospacing="1" w:after="0" w:line="360" w:lineRule="auto"/>
+        <w:spacing w:after="0" w:line="360" w:lineRule="auto"/>
         <w:jc w:val="both"/>
         <w:rPr>
           <w:rFonts w:ascii="Times New Roman" w:eastAsia="Times New Roman" w:hAnsi="Times New Roman" w:cs="Times New Roman"/>
@@ -3427,7 +3428,7 @@
           <w:ilvl w:val="0"/>
           <w:numId w:val="1"/>
         </w:numPr>
-        <w:spacing w:before="100" w:beforeAutospacing="1" w:after="0" w:line="360" w:lineRule="auto"/>
+        <w:spacing w:after="0" w:line="360" w:lineRule="auto"/>
         <w:jc w:val="both"/>
         <w:rPr>
           <w:rFonts w:ascii="Times New Roman" w:eastAsia="Times New Roman" w:hAnsi="Times New Roman" w:cs="Times New Roman"/>
@@ -3448,7 +3449,7 @@
     </w:p>
     <w:p>
       <w:pPr>
-        <w:spacing w:before="100" w:beforeAutospacing="1" w:after="0" w:line="360" w:lineRule="auto"/>
+        <w:spacing w:after="0" w:line="360" w:lineRule="auto"/>
         <w:ind w:firstLine="360"/>
         <w:jc w:val="both"/>
         <w:rPr>
@@ -3465,13 +3466,12 @@
           <w:szCs w:val="24"/>
           <w:lang w:eastAsia="en-ID"/>
         </w:rPr>
-        <w:lastRenderedPageBreak/>
         <w:t>Penulis menyadari bahwa skripsi ini masih jauh dari sempurna. Oleh karena itu, penulis sangat mengharapkan kritik dan saran yang membangun dari pembaca demi perbaikan dan pengembangan penelitian di masa yang akan datang.</w:t>
       </w:r>
     </w:p>
     <w:p>
       <w:pPr>
-        <w:spacing w:before="100" w:beforeAutospacing="1" w:after="0" w:line="360" w:lineRule="auto"/>
+        <w:spacing w:after="0" w:line="360" w:lineRule="auto"/>
         <w:ind w:firstLine="360"/>
         <w:jc w:val="both"/>
         <w:rPr>
@@ -3490,6 +3490,7 @@
           <w:szCs w:val="24"/>
           <w:lang w:eastAsia="en-ID"/>
         </w:rPr>
+        <w:lastRenderedPageBreak/>
         <w:t>Akhir kata, semoga skripsi ini dapat memberikan manfaat dan wawasan baru bagi pembaca serta menjadi referensi yang berguna dalam pengembangan ilmu pengetahuan, khususnya di bidang teknologi informasi dan pencegahan fraud di perusahaan.</w:t>
       </w:r>
       <w:r>
@@ -3504,7 +3505,7 @@
     </w:p>
     <w:p>
       <w:pPr>
-        <w:spacing w:before="100" w:beforeAutospacing="1" w:after="0" w:line="1200" w:lineRule="auto"/>
+        <w:spacing w:after="0" w:line="1200" w:lineRule="auto"/>
         <w:jc w:val="right"/>
         <w:rPr>
           <w:rFonts w:ascii="Times New Roman" w:eastAsia="Times New Roman" w:hAnsi="Times New Roman" w:cs="Times New Roman"/>
@@ -3594,6 +3595,7 @@
     <w:p>
       <w:pPr>
         <w:pStyle w:val="Heading1"/>
+        <w:spacing w:before="0"/>
         <w:jc w:val="center"/>
         <w:rPr>
           <w:rFonts w:ascii="Times New Roman" w:eastAsia="Times New Roman" w:hAnsi="Times New Roman" w:cs="Times New Roman"/>
@@ -3645,6 +3647,7 @@
         <w:p>
           <w:pPr>
             <w:pStyle w:val="TOCHeading"/>
+            <w:spacing w:before="0"/>
           </w:pPr>
         </w:p>
         <w:p>
@@ -3653,6 +3656,7 @@
             <w:tabs>
               <w:tab w:val="right" w:leader="dot" w:pos="7927"/>
             </w:tabs>
+            <w:spacing w:after="0"/>
             <w:rPr>
               <w:rFonts w:eastAsiaTheme="minorEastAsia"/>
               <w:noProof/>
@@ -3735,6 +3739,7 @@
             <w:tabs>
               <w:tab w:val="right" w:leader="dot" w:pos="7927"/>
             </w:tabs>
+            <w:spacing w:after="0"/>
             <w:rPr>
               <w:rFonts w:eastAsiaTheme="minorEastAsia"/>
               <w:noProof/>
@@ -3808,6 +3813,7 @@
             <w:tabs>
               <w:tab w:val="right" w:leader="dot" w:pos="7927"/>
             </w:tabs>
+            <w:spacing w:after="0"/>
             <w:rPr>
               <w:rFonts w:eastAsiaTheme="minorEastAsia"/>
               <w:noProof/>
@@ -3881,6 +3887,7 @@
             <w:tabs>
               <w:tab w:val="right" w:leader="dot" w:pos="7927"/>
             </w:tabs>
+            <w:spacing w:after="0"/>
             <w:rPr>
               <w:rFonts w:eastAsiaTheme="minorEastAsia"/>
               <w:noProof/>
@@ -3954,6 +3961,7 @@
             <w:tabs>
               <w:tab w:val="right" w:leader="dot" w:pos="7927"/>
             </w:tabs>
+            <w:spacing w:after="0"/>
             <w:rPr>
               <w:rFonts w:eastAsiaTheme="minorEastAsia"/>
               <w:noProof/>
@@ -4028,6 +4036,7 @@
               <w:tab w:val="left" w:pos="880"/>
               <w:tab w:val="right" w:leader="dot" w:pos="7927"/>
             </w:tabs>
+            <w:spacing w:after="0"/>
             <w:rPr>
               <w:rFonts w:eastAsiaTheme="minorEastAsia"/>
               <w:noProof/>
@@ -4120,6 +4129,7 @@
               <w:tab w:val="left" w:pos="880"/>
               <w:tab w:val="right" w:leader="dot" w:pos="7927"/>
             </w:tabs>
+            <w:spacing w:after="0"/>
             <w:rPr>
               <w:rFonts w:eastAsiaTheme="minorEastAsia"/>
               <w:noProof/>
@@ -4212,6 +4222,7 @@
               <w:tab w:val="left" w:pos="880"/>
               <w:tab w:val="right" w:leader="dot" w:pos="7927"/>
             </w:tabs>
+            <w:spacing w:after="0"/>
             <w:rPr>
               <w:rFonts w:eastAsiaTheme="minorEastAsia"/>
               <w:noProof/>
@@ -4304,6 +4315,7 @@
               <w:tab w:val="left" w:pos="880"/>
               <w:tab w:val="right" w:leader="dot" w:pos="7927"/>
             </w:tabs>
+            <w:spacing w:after="0"/>
             <w:rPr>
               <w:rFonts w:eastAsiaTheme="minorEastAsia"/>
               <w:noProof/>
@@ -4396,6 +4408,7 @@
               <w:tab w:val="left" w:pos="880"/>
               <w:tab w:val="right" w:leader="dot" w:pos="7927"/>
             </w:tabs>
+            <w:spacing w:after="0"/>
             <w:rPr>
               <w:rFonts w:eastAsiaTheme="minorEastAsia"/>
               <w:noProof/>
@@ -4487,6 +4500,7 @@
             <w:tabs>
               <w:tab w:val="right" w:leader="dot" w:pos="7927"/>
             </w:tabs>
+            <w:spacing w:after="0"/>
             <w:rPr>
               <w:rFonts w:eastAsiaTheme="minorEastAsia"/>
               <w:noProof/>
@@ -4561,6 +4575,7 @@
               <w:tab w:val="left" w:pos="880"/>
               <w:tab w:val="right" w:leader="dot" w:pos="7927"/>
             </w:tabs>
+            <w:spacing w:after="0"/>
             <w:rPr>
               <w:rFonts w:eastAsiaTheme="minorEastAsia"/>
               <w:noProof/>
@@ -4653,6 +4668,7 @@
               <w:tab w:val="left" w:pos="880"/>
               <w:tab w:val="right" w:leader="dot" w:pos="7927"/>
             </w:tabs>
+            <w:spacing w:after="0"/>
             <w:rPr>
               <w:rFonts w:eastAsiaTheme="minorEastAsia"/>
               <w:noProof/>
@@ -4745,6 +4761,7 @@
               <w:tab w:val="left" w:pos="1320"/>
               <w:tab w:val="right" w:leader="dot" w:pos="7927"/>
             </w:tabs>
+            <w:spacing w:after="0"/>
             <w:rPr>
               <w:rFonts w:eastAsiaTheme="minorEastAsia"/>
               <w:noProof/>
@@ -4837,6 +4854,7 @@
               <w:tab w:val="left" w:pos="1320"/>
               <w:tab w:val="right" w:leader="dot" w:pos="7927"/>
             </w:tabs>
+            <w:spacing w:after="0"/>
             <w:rPr>
               <w:rFonts w:eastAsiaTheme="minorEastAsia"/>
               <w:noProof/>
@@ -4930,6 +4948,7 @@
               <w:tab w:val="left" w:pos="880"/>
               <w:tab w:val="right" w:leader="dot" w:pos="7927"/>
             </w:tabs>
+            <w:spacing w:after="0"/>
             <w:rPr>
               <w:rFonts w:eastAsiaTheme="minorEastAsia"/>
               <w:noProof/>
@@ -5022,6 +5041,7 @@
               <w:tab w:val="left" w:pos="1320"/>
               <w:tab w:val="right" w:leader="dot" w:pos="7927"/>
             </w:tabs>
+            <w:spacing w:after="0"/>
             <w:rPr>
               <w:rFonts w:eastAsiaTheme="minorEastAsia"/>
               <w:noProof/>
@@ -5114,6 +5134,7 @@
               <w:tab w:val="left" w:pos="1320"/>
               <w:tab w:val="right" w:leader="dot" w:pos="7927"/>
             </w:tabs>
+            <w:spacing w:after="0"/>
             <w:rPr>
               <w:rFonts w:eastAsiaTheme="minorEastAsia"/>
               <w:noProof/>
@@ -5206,6 +5227,7 @@
               <w:tab w:val="left" w:pos="880"/>
               <w:tab w:val="right" w:leader="dot" w:pos="7927"/>
             </w:tabs>
+            <w:spacing w:after="0"/>
             <w:rPr>
               <w:rFonts w:eastAsiaTheme="minorEastAsia"/>
               <w:noProof/>
@@ -5261,6 +5283,12 @@
                 <w:webHidden/>
               </w:rPr>
               <w:instrText xml:space="preserve"> PAGEREF _Toc201860557 \h </w:instrText>
+            </w:r>
+            <w:r>
+              <w:rPr>
+                <w:noProof/>
+                <w:webHidden/>
+              </w:rPr>
             </w:r>
             <w:r>
               <w:rPr>
@@ -5295,6 +5323,7 @@
               <w:tab w:val="left" w:pos="880"/>
               <w:tab w:val="right" w:leader="dot" w:pos="7927"/>
             </w:tabs>
+            <w:spacing w:after="0"/>
             <w:rPr>
               <w:rFonts w:eastAsiaTheme="minorEastAsia"/>
               <w:noProof/>
@@ -5387,6 +5416,7 @@
               <w:tab w:val="left" w:pos="880"/>
               <w:tab w:val="right" w:leader="dot" w:pos="7927"/>
             </w:tabs>
+            <w:spacing w:after="0"/>
             <w:rPr>
               <w:rFonts w:eastAsiaTheme="minorEastAsia"/>
               <w:noProof/>
@@ -5479,6 +5509,7 @@
               <w:tab w:val="left" w:pos="880"/>
               <w:tab w:val="right" w:leader="dot" w:pos="7927"/>
             </w:tabs>
+            <w:spacing w:after="0"/>
             <w:rPr>
               <w:rFonts w:eastAsiaTheme="minorEastAsia"/>
               <w:noProof/>
@@ -5571,6 +5602,7 @@
               <w:tab w:val="left" w:pos="880"/>
               <w:tab w:val="right" w:leader="dot" w:pos="7927"/>
             </w:tabs>
+            <w:spacing w:after="0"/>
             <w:rPr>
               <w:rFonts w:eastAsiaTheme="minorEastAsia"/>
               <w:noProof/>
@@ -5663,6 +5695,7 @@
               <w:tab w:val="left" w:pos="880"/>
               <w:tab w:val="right" w:leader="dot" w:pos="7927"/>
             </w:tabs>
+            <w:spacing w:after="0"/>
             <w:rPr>
               <w:rFonts w:eastAsiaTheme="minorEastAsia"/>
               <w:noProof/>
@@ -5755,6 +5788,7 @@
               <w:tab w:val="left" w:pos="1100"/>
               <w:tab w:val="right" w:leader="dot" w:pos="7927"/>
             </w:tabs>
+            <w:spacing w:after="0"/>
             <w:rPr>
               <w:rFonts w:eastAsiaTheme="minorEastAsia"/>
               <w:noProof/>
@@ -5846,6 +5880,7 @@
               <w:tab w:val="left" w:pos="1100"/>
               <w:tab w:val="right" w:leader="dot" w:pos="7927"/>
             </w:tabs>
+            <w:spacing w:after="0"/>
             <w:rPr>
               <w:rFonts w:eastAsiaTheme="minorEastAsia"/>
               <w:noProof/>
@@ -5938,6 +5973,7 @@
               <w:tab w:val="left" w:pos="1320"/>
               <w:tab w:val="right" w:leader="dot" w:pos="7927"/>
             </w:tabs>
+            <w:spacing w:after="0"/>
             <w:rPr>
               <w:rFonts w:eastAsiaTheme="minorEastAsia"/>
               <w:noProof/>
@@ -6028,6 +6064,7 @@
               <w:tab w:val="left" w:pos="1320"/>
               <w:tab w:val="right" w:leader="dot" w:pos="7927"/>
             </w:tabs>
+            <w:spacing w:after="0"/>
             <w:rPr>
               <w:rFonts w:eastAsiaTheme="minorEastAsia"/>
               <w:noProof/>
@@ -6118,6 +6155,7 @@
               <w:tab w:val="left" w:pos="1320"/>
               <w:tab w:val="right" w:leader="dot" w:pos="7927"/>
             </w:tabs>
+            <w:spacing w:after="0"/>
             <w:rPr>
               <w:rFonts w:eastAsiaTheme="minorEastAsia"/>
               <w:noProof/>
@@ -6208,6 +6246,7 @@
               <w:tab w:val="left" w:pos="1100"/>
               <w:tab w:val="right" w:leader="dot" w:pos="7927"/>
             </w:tabs>
+            <w:spacing w:after="0"/>
             <w:rPr>
               <w:rFonts w:eastAsiaTheme="minorEastAsia"/>
               <w:noProof/>
@@ -6299,6 +6338,7 @@
             <w:tabs>
               <w:tab w:val="right" w:leader="dot" w:pos="7927"/>
             </w:tabs>
+            <w:spacing w:after="0"/>
             <w:rPr>
               <w:rFonts w:eastAsiaTheme="minorEastAsia"/>
               <w:noProof/>
@@ -6373,6 +6413,7 @@
               <w:tab w:val="left" w:pos="880"/>
               <w:tab w:val="right" w:leader="dot" w:pos="7927"/>
             </w:tabs>
+            <w:spacing w:after="0"/>
             <w:rPr>
               <w:rFonts w:eastAsiaTheme="minorEastAsia"/>
               <w:noProof/>
@@ -6465,6 +6506,7 @@
               <w:tab w:val="left" w:pos="880"/>
               <w:tab w:val="right" w:leader="dot" w:pos="7927"/>
             </w:tabs>
+            <w:spacing w:after="0"/>
             <w:rPr>
               <w:rFonts w:eastAsiaTheme="minorEastAsia"/>
               <w:noProof/>
@@ -6557,6 +6599,7 @@
               <w:tab w:val="left" w:pos="880"/>
               <w:tab w:val="right" w:leader="dot" w:pos="7927"/>
             </w:tabs>
+            <w:spacing w:after="0"/>
             <w:rPr>
               <w:rFonts w:eastAsiaTheme="minorEastAsia"/>
               <w:noProof/>
@@ -6648,6 +6691,7 @@
             <w:tabs>
               <w:tab w:val="right" w:leader="dot" w:pos="7927"/>
             </w:tabs>
+            <w:spacing w:after="0"/>
             <w:rPr>
               <w:rFonts w:eastAsiaTheme="minorEastAsia"/>
               <w:noProof/>
@@ -6722,6 +6766,7 @@
               <w:tab w:val="left" w:pos="880"/>
               <w:tab w:val="right" w:leader="dot" w:pos="7927"/>
             </w:tabs>
+            <w:spacing w:after="0"/>
             <w:rPr>
               <w:rFonts w:eastAsiaTheme="minorEastAsia"/>
               <w:noProof/>
@@ -6814,6 +6859,7 @@
               <w:tab w:val="left" w:pos="880"/>
               <w:tab w:val="right" w:leader="dot" w:pos="7927"/>
             </w:tabs>
+            <w:spacing w:after="0"/>
             <w:rPr>
               <w:rFonts w:eastAsiaTheme="minorEastAsia"/>
               <w:noProof/>
@@ -6906,6 +6952,7 @@
               <w:tab w:val="left" w:pos="880"/>
               <w:tab w:val="right" w:leader="dot" w:pos="7927"/>
             </w:tabs>
+            <w:spacing w:after="0"/>
             <w:rPr>
               <w:rFonts w:eastAsiaTheme="minorEastAsia"/>
               <w:noProof/>
@@ -6998,6 +7045,7 @@
               <w:tab w:val="left" w:pos="880"/>
               <w:tab w:val="right" w:leader="dot" w:pos="7927"/>
             </w:tabs>
+            <w:spacing w:after="0"/>
             <w:rPr>
               <w:rFonts w:eastAsiaTheme="minorEastAsia"/>
               <w:noProof/>
@@ -7089,6 +7137,7 @@
             <w:tabs>
               <w:tab w:val="right" w:leader="dot" w:pos="7927"/>
             </w:tabs>
+            <w:spacing w:after="0"/>
             <w:rPr>
               <w:rFonts w:eastAsiaTheme="minorEastAsia"/>
               <w:noProof/>
@@ -7163,6 +7212,7 @@
               <w:tab w:val="left" w:pos="880"/>
               <w:tab w:val="right" w:leader="dot" w:pos="7927"/>
             </w:tabs>
+            <w:spacing w:after="0"/>
             <w:rPr>
               <w:rFonts w:eastAsiaTheme="minorEastAsia"/>
               <w:noProof/>
@@ -7255,6 +7305,7 @@
               <w:tab w:val="left" w:pos="880"/>
               <w:tab w:val="right" w:leader="dot" w:pos="7927"/>
             </w:tabs>
+            <w:spacing w:after="0"/>
             <w:rPr>
               <w:rFonts w:eastAsiaTheme="minorEastAsia"/>
               <w:noProof/>
@@ -7346,6 +7397,7 @@
             <w:tabs>
               <w:tab w:val="right" w:leader="dot" w:pos="7927"/>
             </w:tabs>
+            <w:spacing w:after="0"/>
             <w:rPr>
               <w:rFonts w:eastAsiaTheme="minorEastAsia"/>
               <w:noProof/>
@@ -7419,6 +7471,7 @@
             <w:tabs>
               <w:tab w:val="right" w:leader="dot" w:pos="7927"/>
             </w:tabs>
+            <w:spacing w:after="0"/>
             <w:rPr>
               <w:rFonts w:eastAsiaTheme="minorEastAsia"/>
               <w:noProof/>
@@ -7523,6 +7576,7 @@
     <w:p>
       <w:pPr>
         <w:pStyle w:val="Heading1"/>
+        <w:spacing w:before="0"/>
         <w:jc w:val="center"/>
         <w:rPr>
           <w:rFonts w:ascii="Times New Roman" w:hAnsi="Times New Roman" w:cs="Times New Roman"/>
@@ -7565,6 +7619,7 @@
     <w:p>
       <w:pPr>
         <w:pStyle w:val="Heading1"/>
+        <w:spacing w:before="0"/>
         <w:jc w:val="center"/>
         <w:rPr>
           <w:rFonts w:ascii="Times New Roman" w:hAnsi="Times New Roman" w:cs="Times New Roman"/>
@@ -7599,7 +7654,7 @@
     <w:p>
       <w:pPr>
         <w:pStyle w:val="Heading1"/>
-        <w:spacing w:before="0" w:after="960" w:line="360" w:lineRule="auto"/>
+        <w:spacing w:before="0" w:after="960" w:line="240" w:lineRule="auto"/>
         <w:jc w:val="center"/>
         <w:rPr>
           <w:rFonts w:ascii="Times New Roman" w:hAnsi="Times New Roman" w:cs="Times New Roman"/>
@@ -7665,7 +7720,7 @@
           <w:ilvl w:val="1"/>
           <w:numId w:val="2"/>
         </w:numPr>
-        <w:spacing w:before="0" w:after="480" w:line="480" w:lineRule="auto"/>
+        <w:spacing w:before="0" w:after="120" w:line="480" w:lineRule="auto"/>
         <w:ind w:left="426" w:hanging="426"/>
         <w:rPr>
           <w:rFonts w:ascii="Times New Roman" w:hAnsi="Times New Roman" w:cs="Times New Roman"/>
@@ -7693,7 +7748,7 @@
     <w:p>
       <w:pPr>
         <w:pStyle w:val="NormalWeb"/>
-        <w:spacing w:before="0" w:beforeAutospacing="0" w:after="360" w:afterAutospacing="0" w:line="360" w:lineRule="auto"/>
+        <w:spacing w:before="0" w:beforeAutospacing="0" w:after="0" w:afterAutospacing="0" w:line="360" w:lineRule="auto"/>
         <w:ind w:firstLine="851"/>
         <w:jc w:val="both"/>
       </w:pPr>
@@ -7737,12 +7792,18 @@
     <w:p>
       <w:pPr>
         <w:pStyle w:val="NormalWeb"/>
-        <w:spacing w:after="360" w:afterAutospacing="0" w:line="360" w:lineRule="auto"/>
+        <w:spacing w:before="0" w:beforeAutospacing="0" w:after="0" w:afterAutospacing="0" w:line="360" w:lineRule="auto"/>
         <w:ind w:firstLine="851"/>
         <w:jc w:val="both"/>
       </w:pPr>
       <w:r>
-        <w:t>Dalam upaya memahami fenomena kecurangan (fraud) yang terjadi di berbagai institusi, para peneliti telah mengembangkan sejumlah teori untuk menjelaska</w:t>
+        <w:t xml:space="preserve">Dalam upaya memahami fenomena kecurangan (fraud) yang terjadi </w:t>
+      </w:r>
+      <w:r>
+        <w:t>dalam</w:t>
+      </w:r>
+      <w:r>
+        <w:t xml:space="preserve"> berbagai institusi, para peneliti telah mengembangkan sejumlah teori untuk menjelaska</w:t>
       </w:r>
       <w:r>
         <w:t xml:space="preserve">n </w:t>
@@ -7870,7 +7931,7 @@
     <w:p>
       <w:pPr>
         <w:pStyle w:val="NormalWeb"/>
-        <w:spacing w:after="360" w:afterAutospacing="0" w:line="360" w:lineRule="auto"/>
+        <w:spacing w:before="0" w:beforeAutospacing="0" w:after="0" w:afterAutospacing="0" w:line="360" w:lineRule="auto"/>
         <w:ind w:firstLine="851"/>
         <w:jc w:val="both"/>
         <w:sectPr>
@@ -7887,7 +7948,7 @@
     <w:p>
       <w:pPr>
         <w:pStyle w:val="NormalWeb"/>
-        <w:spacing w:after="360" w:afterAutospacing="0" w:line="360" w:lineRule="auto"/>
+        <w:spacing w:before="0" w:beforeAutospacing="0" w:after="0" w:afterAutospacing="0" w:line="360" w:lineRule="auto"/>
         <w:ind w:firstLine="851"/>
         <w:jc w:val="both"/>
       </w:pPr>
@@ -8022,7 +8083,7 @@
     </w:p>
     <w:p>
       <w:pPr>
-        <w:spacing w:after="360" w:line="360" w:lineRule="auto"/>
+        <w:spacing w:after="0" w:line="360" w:lineRule="auto"/>
         <w:ind w:firstLine="851"/>
         <w:jc w:val="both"/>
         <w:rPr>
@@ -8124,7 +8185,6 @@
             <w:docPart w:val="4722CCE16C9549DB95E51246106D7417"/>
           </w:placeholder>
         </w:sdtPr>
-        <w:sdtEndPr/>
         <w:sdtContent>
           <w:r>
             <w:rPr>
@@ -8252,7 +8312,6 @@
             <w:docPart w:val="4722CCE16C9549DB95E51246106D7417"/>
           </w:placeholder>
         </w:sdtPr>
-        <w:sdtEndPr/>
         <w:sdtContent>
           <w:r>
             <w:rPr>
@@ -8397,7 +8456,6 @@
             <w:docPart w:val="5A5560231EF54300AFF492BC1CDD2DE7"/>
           </w:placeholder>
         </w:sdtPr>
-        <w:sdtEndPr/>
         <w:sdtContent>
           <w:r>
             <w:rPr>
@@ -8472,7 +8530,16 @@
           <w:sz w:val="24"/>
           <w:szCs w:val="24"/>
         </w:rPr>
-        <w:t xml:space="preserve">Logistic </w:t>
+        <w:t>Logistic Regression</w:t>
+      </w:r>
+      <w:r>
+        <w:rPr>
+          <w:rFonts w:ascii="Times New Roman" w:eastAsia="Times New Roman" w:hAnsi="Times New Roman" w:cs="Times New Roman"/>
+          <w:color w:val="000000"/>
+          <w:sz w:val="24"/>
+          <w:szCs w:val="24"/>
+        </w:rPr>
+        <w:t xml:space="preserve">, dan </w:t>
       </w:r>
       <w:r>
         <w:rPr>
@@ -8482,8 +8549,7 @@
           <w:sz w:val="24"/>
           <w:szCs w:val="24"/>
         </w:rPr>
-        <w:lastRenderedPageBreak/>
-        <w:t>Regression</w:t>
+        <w:t>Gradient Boosting</w:t>
       </w:r>
       <w:r>
         <w:rPr>
@@ -8492,17 +8558,7 @@
           <w:sz w:val="24"/>
           <w:szCs w:val="24"/>
         </w:rPr>
-        <w:t xml:space="preserve">, dan </w:t>
-      </w:r>
-      <w:r>
-        <w:rPr>
-          <w:rFonts w:ascii="Times New Roman" w:eastAsia="Times New Roman" w:hAnsi="Times New Roman" w:cs="Times New Roman"/>
-          <w:i/>
-          <w:color w:val="000000"/>
-          <w:sz w:val="24"/>
-          <w:szCs w:val="24"/>
-        </w:rPr>
-        <w:t>Gradient Boosting</w:t>
+        <w:t xml:space="preserve"> dalam mendeteksi fraud pada transaksi kartu </w:t>
       </w:r>
       <w:r>
         <w:rPr>
@@ -8511,7 +8567,8 @@
           <w:sz w:val="24"/>
           <w:szCs w:val="24"/>
         </w:rPr>
-        <w:t xml:space="preserve"> dalam mendeteksi fraud pada transaksi kartu kredit. </w:t>
+        <w:lastRenderedPageBreak/>
+        <w:t xml:space="preserve">kredit. </w:t>
       </w:r>
       <w:r>
         <w:rPr>
@@ -8546,7 +8603,6 @@
             <w:docPart w:val="4722CCE16C9549DB95E51246106D7417"/>
           </w:placeholder>
         </w:sdtPr>
-        <w:sdtEndPr/>
         <w:sdtContent>
           <w:r>
             <w:rPr>
@@ -8657,7 +8713,6 @@
             <w:docPart w:val="4722CCE16C9549DB95E51246106D7417"/>
           </w:placeholder>
         </w:sdtPr>
-        <w:sdtEndPr/>
         <w:sdtContent>
           <w:r>
             <w:rPr>
@@ -8822,7 +8877,7 @@
           <w:ilvl w:val="1"/>
           <w:numId w:val="2"/>
         </w:numPr>
-        <w:spacing w:before="0" w:after="360" w:line="480" w:lineRule="auto"/>
+        <w:spacing w:before="0" w:after="120" w:line="480" w:lineRule="auto"/>
         <w:ind w:left="426" w:hanging="426"/>
         <w:rPr>
           <w:rFonts w:ascii="Times New Roman" w:hAnsi="Times New Roman" w:cs="Times New Roman"/>
@@ -8918,16 +8973,6 @@
         </w:rPr>
         <w:t>ada</w:t>
       </w:r>
-      <w:r>
-        <w:rPr>
-          <w:rFonts w:ascii="Times New Roman" w:eastAsia="Times New Roman" w:hAnsi="Times New Roman" w:cs="Times New Roman"/>
-          <w:bCs/>
-          <w:sz w:val="24"/>
-          <w:szCs w:val="24"/>
-          <w:lang w:eastAsia="en-ID"/>
-        </w:rPr>
-        <w:t>?</w:t>
-      </w:r>
     </w:p>
     <w:p>
       <w:pPr>
@@ -8966,7 +9011,7 @@
           <w:szCs w:val="24"/>
           <w:lang w:eastAsia="en-ID"/>
         </w:rPr>
-        <w:t xml:space="preserve"> berdasarkan data yang telah dikumpulkan?</w:t>
+        <w:t xml:space="preserve"> berdasarkan data yang telah dikumpulkan</w:t>
       </w:r>
     </w:p>
     <w:p>
@@ -9015,7 +9060,7 @@
           <w:szCs w:val="24"/>
           <w:lang w:eastAsia="en-ID"/>
         </w:rPr>
-        <w:t xml:space="preserve"> dapat membantu dalam mendeteksi fraud?</w:t>
+        <w:t xml:space="preserve"> dapat membantu dalam mendeteksi fraud</w:t>
       </w:r>
     </w:p>
     <w:p>
@@ -9044,12 +9089,12 @@
           <w:szCs w:val="24"/>
           <w:lang w:eastAsia="en-ID"/>
         </w:rPr>
-        <w:t>Bagaimana membangun sebuah sistem berbasis website yang mampu menampilkan hasil deteksi fraud dan mempermudah proses monitoring oleh pihak manajemen?</w:t>
+        <w:t>Bagaimana membangun sebuah sistem berbasis website yang mampu menampilkan hasil deteksi fraud dan mempermudah proses monitoring oleh pihak manajemen</w:t>
       </w:r>
     </w:p>
     <w:p>
       <w:pPr>
-        <w:spacing w:after="720" w:line="360" w:lineRule="auto"/>
+        <w:spacing w:after="0" w:line="360" w:lineRule="auto"/>
         <w:ind w:firstLine="851"/>
         <w:jc w:val="both"/>
         <w:rPr>
@@ -9059,16 +9104,6 @@
           <w:lang w:eastAsia="en-ID"/>
         </w:rPr>
       </w:pPr>
-      <w:r>
-        <w:rPr>
-          <w:rFonts w:ascii="Times New Roman" w:eastAsia="Times New Roman" w:hAnsi="Times New Roman" w:cs="Times New Roman"/>
-          <w:sz w:val="24"/>
-          <w:szCs w:val="24"/>
-          <w:lang w:eastAsia="en-ID"/>
-        </w:rPr>
-        <w:lastRenderedPageBreak/>
-        <w:t>Perumusan masalah tersebut menjadi landasan dalam menentukan metode dan arah penelitian untuk menghasilkan solusi yang tepat guna dalam mendukung upaya pencegahan fraud di lingkungan perusahaan.</w:t>
-      </w:r>
     </w:p>
     <w:p>
       <w:pPr>
@@ -9077,7 +9112,7 @@
           <w:ilvl w:val="1"/>
           <w:numId w:val="2"/>
         </w:numPr>
-        <w:spacing w:before="0" w:after="480" w:line="480" w:lineRule="auto"/>
+        <w:spacing w:before="0" w:after="120" w:line="480" w:lineRule="auto"/>
         <w:ind w:left="426" w:hanging="426"/>
         <w:rPr>
           <w:rFonts w:ascii="Times New Roman" w:hAnsi="Times New Roman" w:cs="Times New Roman"/>
@@ -9098,6 +9133,7 @@
           <w:szCs w:val="24"/>
           <w:lang w:eastAsia="en-ID"/>
         </w:rPr>
+        <w:lastRenderedPageBreak/>
         <w:t>Batasan Masalah</w:t>
       </w:r>
       <w:bookmarkEnd w:id="8"/>
@@ -9346,7 +9382,7 @@
         <w:tabs>
           <w:tab w:val="clear" w:pos="720"/>
         </w:tabs>
-        <w:spacing w:after="0" w:line="360" w:lineRule="auto"/>
+        <w:spacing w:after="360" w:line="360" w:lineRule="auto"/>
         <w:ind w:left="426"/>
         <w:jc w:val="both"/>
         <w:rPr>
@@ -9364,28 +9400,6 @@
           <w:lang w:eastAsia="en-ID"/>
         </w:rPr>
         <w:t>Penelitian ini menggunakan kerangka teori Fraud Diamond sebagai dasar dalam penyusunan indikator pada kuesioner dan pengelompokan variabel input model. Elemen-elemen Fraud Diamond yang digunakan mencakup Pressure (Tekanan), Opportunity (Kesempatan), Rationalization (Pembenaran), dan Capability (Kemampuan).</w:t>
-      </w:r>
-    </w:p>
-    <w:p>
-      <w:pPr>
-        <w:spacing w:after="720" w:line="360" w:lineRule="auto"/>
-        <w:ind w:firstLine="284"/>
-        <w:jc w:val="both"/>
-        <w:rPr>
-          <w:rFonts w:ascii="Times New Roman" w:eastAsia="Times New Roman" w:hAnsi="Times New Roman" w:cs="Times New Roman"/>
-          <w:sz w:val="24"/>
-          <w:szCs w:val="24"/>
-          <w:lang w:eastAsia="en-ID"/>
-        </w:rPr>
-      </w:pPr>
-      <w:r>
-        <w:rPr>
-          <w:rFonts w:ascii="Times New Roman" w:eastAsia="Times New Roman" w:hAnsi="Times New Roman" w:cs="Times New Roman"/>
-          <w:sz w:val="24"/>
-          <w:szCs w:val="24"/>
-          <w:lang w:eastAsia="en-ID"/>
-        </w:rPr>
-        <w:t>Dengan adanya batasan masalah ini, diharapkan penelitian dapat lebih terfokus dan menghasilkan solusi yang efektif serta aplikatif bagi perusahaan.</w:t>
       </w:r>
     </w:p>
     <w:p>
@@ -9395,7 +9409,7 @@
           <w:ilvl w:val="1"/>
           <w:numId w:val="2"/>
         </w:numPr>
-        <w:spacing w:before="0" w:after="480" w:line="360" w:lineRule="auto"/>
+        <w:spacing w:before="0" w:after="120" w:line="360" w:lineRule="auto"/>
         <w:ind w:left="426" w:hanging="426"/>
         <w:rPr>
           <w:rFonts w:ascii="Times New Roman" w:hAnsi="Times New Roman" w:cs="Times New Roman"/>
@@ -9416,14 +9430,13 @@
           <w:szCs w:val="24"/>
           <w:lang w:eastAsia="en-ID"/>
         </w:rPr>
-        <w:lastRenderedPageBreak/>
         <w:t>Tujuan Penelitian</w:t>
       </w:r>
       <w:bookmarkEnd w:id="9"/>
     </w:p>
     <w:p>
       <w:pPr>
-        <w:spacing w:before="100" w:beforeAutospacing="1" w:after="0" w:line="360" w:lineRule="auto"/>
+        <w:spacing w:after="0" w:line="360" w:lineRule="auto"/>
         <w:ind w:firstLine="851"/>
         <w:jc w:val="both"/>
         <w:rPr>
@@ -9482,7 +9495,7 @@
         <w:tabs>
           <w:tab w:val="clear" w:pos="720"/>
         </w:tabs>
-        <w:spacing w:before="100" w:beforeAutospacing="1" w:after="0" w:line="360" w:lineRule="auto"/>
+        <w:spacing w:after="0" w:line="360" w:lineRule="auto"/>
         <w:ind w:left="426"/>
         <w:jc w:val="both"/>
         <w:rPr>
@@ -9533,7 +9546,7 @@
         <w:tabs>
           <w:tab w:val="clear" w:pos="720"/>
         </w:tabs>
-        <w:spacing w:before="100" w:beforeAutospacing="1" w:after="0" w:line="360" w:lineRule="auto"/>
+        <w:spacing w:after="0" w:line="360" w:lineRule="auto"/>
         <w:ind w:left="426"/>
         <w:jc w:val="both"/>
         <w:rPr>
@@ -9551,6 +9564,7 @@
           <w:szCs w:val="24"/>
           <w:lang w:eastAsia="en-ID"/>
         </w:rPr>
+        <w:lastRenderedPageBreak/>
         <w:t>Mengembangkan model deteksi fraud berbasis algoritma Random Forest yang mampu mengklasifikasikan apakah suatu data mengandung indikasi fraud atau tidak secara akurat.</w:t>
       </w:r>
     </w:p>
@@ -9563,7 +9577,7 @@
         <w:tabs>
           <w:tab w:val="clear" w:pos="720"/>
         </w:tabs>
-        <w:spacing w:before="100" w:beforeAutospacing="1" w:after="720" w:line="360" w:lineRule="auto"/>
+        <w:spacing w:after="360" w:line="360" w:lineRule="auto"/>
         <w:ind w:left="426"/>
         <w:jc w:val="both"/>
         <w:rPr>
@@ -9591,7 +9605,7 @@
           <w:ilvl w:val="1"/>
           <w:numId w:val="2"/>
         </w:numPr>
-        <w:spacing w:before="0" w:after="480" w:line="360" w:lineRule="auto"/>
+        <w:spacing w:before="0" w:after="120" w:line="360" w:lineRule="auto"/>
         <w:ind w:left="426" w:hanging="426"/>
         <w:rPr>
           <w:rFonts w:ascii="Times New Roman" w:hAnsi="Times New Roman" w:cs="Times New Roman"/>
@@ -9760,7 +9774,16 @@
           <w:szCs w:val="24"/>
           <w:lang w:eastAsia="en-ID"/>
         </w:rPr>
-        <w:t>Manfaat bagi Perusahaan</w:t>
+        <w:t xml:space="preserve">Manfaat bagi </w:t>
+      </w:r>
+      <w:r>
+        <w:rPr>
+          <w:rFonts w:ascii="Times New Roman" w:eastAsia="Times New Roman" w:hAnsi="Times New Roman" w:cs="Times New Roman"/>
+          <w:sz w:val="24"/>
+          <w:szCs w:val="24"/>
+          <w:lang w:eastAsia="en-ID"/>
+        </w:rPr>
+        <w:t>CV. Smartindo Telekom</w:t>
       </w:r>
       <w:r>
         <w:rPr>
@@ -9833,7 +9856,7 @@
     <w:p>
       <w:pPr>
         <w:pStyle w:val="Heading1"/>
-        <w:spacing w:before="0" w:after="360" w:line="360" w:lineRule="auto"/>
+        <w:spacing w:before="0" w:line="360" w:lineRule="auto"/>
         <w:rPr>
           <w:rFonts w:ascii="Times New Roman" w:hAnsi="Times New Roman" w:cs="Times New Roman"/>
           <w:b/>
@@ -9856,7 +9879,7 @@
     <w:p>
       <w:pPr>
         <w:pStyle w:val="Heading1"/>
-        <w:spacing w:before="0" w:after="960" w:line="360" w:lineRule="auto"/>
+        <w:spacing w:before="0" w:after="960" w:line="240" w:lineRule="auto"/>
         <w:jc w:val="center"/>
         <w:rPr>
           <w:rFonts w:ascii="Times New Roman" w:hAnsi="Times New Roman" w:cs="Times New Roman"/>
@@ -9901,7 +9924,7 @@
           <w:ilvl w:val="1"/>
           <w:numId w:val="3"/>
         </w:numPr>
-        <w:spacing w:before="0" w:after="480" w:line="480" w:lineRule="auto"/>
+        <w:spacing w:before="0" w:after="120" w:line="480" w:lineRule="auto"/>
         <w:rPr>
           <w:rFonts w:ascii="Times New Roman" w:hAnsi="Times New Roman" w:cs="Times New Roman"/>
           <w:b/>
@@ -9910,6 +9933,7 @@
           <w:lang w:eastAsia="en-ID"/>
         </w:rPr>
       </w:pPr>
+      <w:bookmarkStart w:id="12" w:name="_Toc201860551"/>
       <w:r>
         <w:rPr>
           <w:rFonts w:ascii="Times New Roman" w:hAnsi="Times New Roman" w:cs="Times New Roman"/>
@@ -9920,7 +9944,6 @@
         </w:rPr>
         <w:t xml:space="preserve"> </w:t>
       </w:r>
-      <w:bookmarkStart w:id="12" w:name="_Toc201860550"/>
       <w:r>
         <w:rPr>
           <w:rFonts w:ascii="Times New Roman" w:hAnsi="Times New Roman" w:cs="Times New Roman"/>
@@ -9929,629 +9952,172 @@
           <w:sz w:val="24"/>
           <w:lang w:eastAsia="en-ID"/>
         </w:rPr>
-        <w:t>Perusahan CV. Smartindo Telekom</w:t>
+        <w:t>Fraud</w:t>
       </w:r>
       <w:bookmarkEnd w:id="12"/>
     </w:p>
     <w:p>
       <w:pPr>
-        <w:pStyle w:val="BodyText"/>
-        <w:spacing w:after="720" w:line="360" w:lineRule="auto"/>
-        <w:ind w:right="237" w:firstLine="851"/>
+        <w:spacing w:after="0" w:line="360" w:lineRule="auto"/>
+        <w:ind w:right="251" w:firstLine="851"/>
         <w:jc w:val="both"/>
         <w:rPr>
-          <w:lang w:val="en-US"/>
-        </w:rPr>
-      </w:pPr>
-      <w:r>
-        <w:rPr>
-          <w:lang w:val="en-US"/>
-        </w:rPr>
-        <w:t>CV</w:t>
-      </w:r>
-      <w:r>
-        <w:rPr>
-          <w:lang w:val="id-ID"/>
-        </w:rPr>
-        <w:t>. Smartindo Telekom adalah sebuah perusahaan yang bergerak dibidang</w:t>
-      </w:r>
-      <w:r>
-        <w:rPr>
-          <w:spacing w:val="1"/>
-          <w:lang w:val="id-ID"/>
+          <w:rFonts w:ascii="Times New Roman" w:eastAsia="Times New Roman" w:hAnsi="Times New Roman" w:cs="Times New Roman"/>
+          <w:sz w:val="24"/>
+          <w:szCs w:val="24"/>
+          <w:lang w:eastAsia="en-ID"/>
+        </w:rPr>
+      </w:pPr>
+      <w:r>
+        <w:rPr>
+          <w:rFonts w:ascii="Times New Roman" w:eastAsia="Times New Roman" w:hAnsi="Times New Roman" w:cs="Times New Roman"/>
+          <w:sz w:val="24"/>
+          <w:szCs w:val="24"/>
+          <w:lang w:eastAsia="en-ID"/>
+        </w:rPr>
+        <w:t>Kecurangan</w:t>
+      </w:r>
+      <w:r>
+        <w:rPr>
+          <w:rFonts w:ascii="Times New Roman" w:eastAsia="Times New Roman" w:hAnsi="Times New Roman" w:cs="Times New Roman"/>
+          <w:sz w:val="24"/>
+          <w:szCs w:val="24"/>
+          <w:lang w:eastAsia="en-ID"/>
+        </w:rPr>
+        <w:t xml:space="preserve"> (</w:t>
+      </w:r>
+      <w:r>
+        <w:rPr>
+          <w:rFonts w:ascii="Times New Roman" w:eastAsia="Times New Roman" w:hAnsi="Times New Roman" w:cs="Times New Roman"/>
+          <w:i/>
+          <w:sz w:val="24"/>
+          <w:szCs w:val="24"/>
+          <w:lang w:eastAsia="en-ID"/>
+        </w:rPr>
+        <w:t>Fraud</w:t>
+      </w:r>
+      <w:r>
+        <w:rPr>
+          <w:rFonts w:ascii="Times New Roman" w:eastAsia="Times New Roman" w:hAnsi="Times New Roman" w:cs="Times New Roman"/>
+          <w:sz w:val="24"/>
+          <w:szCs w:val="24"/>
+          <w:lang w:eastAsia="en-ID"/>
+        </w:rPr>
+        <w:t>)</w:t>
+      </w:r>
+      <w:r>
+        <w:rPr>
+          <w:rFonts w:ascii="Times New Roman" w:eastAsia="Times New Roman" w:hAnsi="Times New Roman" w:cs="Times New Roman"/>
+          <w:sz w:val="24"/>
+          <w:szCs w:val="24"/>
+          <w:lang w:eastAsia="en-ID"/>
+        </w:rPr>
+        <w:t xml:space="preserve"> merupakan tindakan tidak etis yang dilakukan secara sengaja dan sistematis, dengan maksud memperoleh keuntungan pribadi melalui manipulasi atau penyimpangan, yang pada akhirnya merugikan pihak lain secara langsung maupun tidak langsung.</w:t>
+      </w:r>
+      <w:r>
+        <w:rPr>
+          <w:rFonts w:ascii="Times New Roman" w:eastAsia="Times New Roman" w:hAnsi="Times New Roman" w:cs="Times New Roman"/>
+          <w:sz w:val="24"/>
+          <w:szCs w:val="24"/>
+          <w:lang w:eastAsia="en-ID"/>
+        </w:rPr>
+        <w:t xml:space="preserve"> Menurut teori Fraud Triangle dari Donald Cressey, fraud </w:t>
+      </w:r>
+      <w:r>
+        <w:rPr>
+          <w:rFonts w:ascii="Times New Roman" w:eastAsia="Times New Roman" w:hAnsi="Times New Roman" w:cs="Times New Roman"/>
+          <w:sz w:val="24"/>
+          <w:szCs w:val="24"/>
+          <w:lang w:eastAsia="en-ID"/>
+        </w:rPr>
+        <w:t>bisa terwujud</w:t>
+      </w:r>
+      <w:r>
+        <w:rPr>
+          <w:rFonts w:ascii="Times New Roman" w:eastAsia="Times New Roman" w:hAnsi="Times New Roman" w:cs="Times New Roman"/>
+          <w:sz w:val="24"/>
+          <w:szCs w:val="24"/>
+          <w:lang w:eastAsia="en-ID"/>
         </w:rPr>
         <w:t xml:space="preserve"> </w:t>
       </w:r>
       <w:r>
         <w:rPr>
-          <w:lang w:val="id-ID"/>
-        </w:rPr>
-        <w:t>distributor</w:t>
-      </w:r>
-      <w:r>
-        <w:rPr>
-          <w:spacing w:val="1"/>
-          <w:lang w:val="id-ID"/>
-        </w:rPr>
-        <w:t xml:space="preserve"> </w:t>
-      </w:r>
-      <w:r>
-        <w:rPr>
-          <w:lang w:val="id-ID"/>
-        </w:rPr>
-        <w:t>telekomunikasi</w:t>
-      </w:r>
-      <w:r>
-        <w:rPr>
-          <w:spacing w:val="1"/>
-          <w:lang w:val="id-ID"/>
-        </w:rPr>
-        <w:t xml:space="preserve"> </w:t>
-      </w:r>
-      <w:r>
-        <w:rPr>
-          <w:lang w:val="id-ID"/>
-        </w:rPr>
-        <w:t>produk</w:t>
-      </w:r>
-      <w:r>
-        <w:rPr>
-          <w:spacing w:val="1"/>
-          <w:lang w:val="id-ID"/>
-        </w:rPr>
-        <w:t xml:space="preserve"> </w:t>
-      </w:r>
-      <w:r>
-        <w:rPr>
-          <w:lang w:val="id-ID"/>
-        </w:rPr>
-        <w:t>dari</w:t>
-      </w:r>
-      <w:r>
-        <w:rPr>
-          <w:spacing w:val="1"/>
-          <w:lang w:val="id-ID"/>
-        </w:rPr>
-        <w:t xml:space="preserve"> </w:t>
-      </w:r>
-      <w:r>
-        <w:rPr>
-          <w:lang w:val="id-ID"/>
-        </w:rPr>
-        <w:t>PT.</w:t>
-      </w:r>
-      <w:r>
-        <w:rPr>
-          <w:spacing w:val="1"/>
-          <w:lang w:val="id-ID"/>
-        </w:rPr>
-        <w:t xml:space="preserve"> </w:t>
-      </w:r>
-      <w:r>
-        <w:rPr>
-          <w:lang w:val="id-ID"/>
-        </w:rPr>
-        <w:t>Smartfren</w:t>
-      </w:r>
-      <w:r>
-        <w:rPr>
-          <w:lang w:val="en-US"/>
-        </w:rPr>
-        <w:t xml:space="preserve"> Telcom</w:t>
-      </w:r>
-      <w:r>
-        <w:rPr>
-          <w:lang w:val="id-ID"/>
-        </w:rPr>
-        <w:t>,</w:t>
-      </w:r>
-      <w:r>
-        <w:rPr>
-          <w:spacing w:val="1"/>
-          <w:lang w:val="id-ID"/>
-        </w:rPr>
-        <w:t xml:space="preserve"> </w:t>
-      </w:r>
-      <w:r>
-        <w:rPr>
-          <w:lang w:val="id-ID"/>
-        </w:rPr>
-        <w:t>dimana</w:t>
-      </w:r>
-      <w:r>
-        <w:rPr>
-          <w:spacing w:val="1"/>
-          <w:lang w:val="id-ID"/>
-        </w:rPr>
-        <w:t xml:space="preserve"> </w:t>
-      </w:r>
-      <w:r>
-        <w:rPr>
-          <w:lang w:val="id-ID"/>
-        </w:rPr>
-        <w:t>perusahaan</w:t>
-      </w:r>
-      <w:r>
-        <w:rPr>
-          <w:spacing w:val="-57"/>
-          <w:lang w:val="id-ID"/>
-        </w:rPr>
-        <w:t xml:space="preserve"> </w:t>
-      </w:r>
-      <w:r>
-        <w:rPr>
-          <w:lang w:val="id-ID"/>
-        </w:rPr>
-        <w:t>menawarkan</w:t>
-      </w:r>
-      <w:r>
-        <w:rPr>
-          <w:spacing w:val="1"/>
-          <w:lang w:val="id-ID"/>
-        </w:rPr>
-        <w:t xml:space="preserve"> </w:t>
-      </w:r>
-      <w:r>
-        <w:rPr>
-          <w:lang w:val="id-ID"/>
-        </w:rPr>
-        <w:t>jasa</w:t>
-      </w:r>
-      <w:r>
-        <w:rPr>
-          <w:spacing w:val="1"/>
-          <w:lang w:val="id-ID"/>
-        </w:rPr>
-        <w:t xml:space="preserve"> </w:t>
-      </w:r>
-      <w:r>
-        <w:rPr>
-          <w:lang w:val="id-ID"/>
-        </w:rPr>
-        <w:t>untuk</w:t>
-      </w:r>
-      <w:r>
-        <w:rPr>
-          <w:spacing w:val="1"/>
-          <w:lang w:val="id-ID"/>
-        </w:rPr>
-        <w:t xml:space="preserve"> </w:t>
-      </w:r>
-      <w:r>
-        <w:rPr>
-          <w:lang w:val="id-ID"/>
-        </w:rPr>
-        <w:t>penjualan,</w:t>
-      </w:r>
-      <w:r>
-        <w:rPr>
-          <w:lang w:val="en-US"/>
-        </w:rPr>
-        <w:t xml:space="preserve"> </w:t>
-      </w:r>
-      <w:r>
-        <w:rPr>
-          <w:lang w:val="id-ID"/>
-        </w:rPr>
-        <w:t>retail</w:t>
-      </w:r>
-      <w:r>
-        <w:rPr>
-          <w:spacing w:val="1"/>
-          <w:lang w:val="id-ID"/>
-        </w:rPr>
-        <w:t xml:space="preserve"> </w:t>
-      </w:r>
-      <w:r>
-        <w:rPr>
-          <w:lang w:val="id-ID"/>
-        </w:rPr>
-        <w:t>ke</w:t>
-      </w:r>
-      <w:r>
-        <w:rPr>
-          <w:spacing w:val="1"/>
-          <w:lang w:val="id-ID"/>
-        </w:rPr>
-        <w:t xml:space="preserve"> </w:t>
-      </w:r>
-      <w:r>
-        <w:rPr>
-          <w:lang w:val="id-ID"/>
-        </w:rPr>
-        <w:t>outlet</w:t>
-      </w:r>
-      <w:r>
-        <w:rPr>
-          <w:spacing w:val="1"/>
-          <w:lang w:val="id-ID"/>
-        </w:rPr>
-        <w:t xml:space="preserve"> </w:t>
-      </w:r>
-      <w:r>
-        <w:rPr>
-          <w:lang w:val="id-ID"/>
-        </w:rPr>
-        <w:t>–</w:t>
-      </w:r>
-      <w:r>
-        <w:rPr>
-          <w:spacing w:val="1"/>
-          <w:lang w:val="id-ID"/>
-        </w:rPr>
-        <w:t xml:space="preserve"> </w:t>
-      </w:r>
-      <w:r>
-        <w:rPr>
-          <w:lang w:val="id-ID"/>
-        </w:rPr>
-        <w:t>outlet</w:t>
-      </w:r>
-      <w:r>
-        <w:rPr>
-          <w:spacing w:val="1"/>
-          <w:lang w:val="id-ID"/>
-        </w:rPr>
-        <w:t xml:space="preserve"> </w:t>
-      </w:r>
-      <w:r>
-        <w:rPr>
-          <w:lang w:val="id-ID"/>
-        </w:rPr>
-        <w:t>yang</w:t>
-      </w:r>
-      <w:r>
-        <w:rPr>
-          <w:spacing w:val="1"/>
-          <w:lang w:val="id-ID"/>
-        </w:rPr>
-        <w:t xml:space="preserve"> </w:t>
-      </w:r>
-      <w:r>
-        <w:rPr>
-          <w:lang w:val="id-ID"/>
-        </w:rPr>
-        <w:t>bekerja</w:t>
-      </w:r>
-      <w:r>
-        <w:rPr>
-          <w:spacing w:val="1"/>
-          <w:lang w:val="id-ID"/>
-        </w:rPr>
-        <w:t xml:space="preserve"> </w:t>
-      </w:r>
-      <w:r>
-        <w:rPr>
-          <w:lang w:val="id-ID"/>
-        </w:rPr>
-        <w:t>sama</w:t>
-      </w:r>
-      <w:r>
-        <w:rPr>
-          <w:spacing w:val="-57"/>
-          <w:lang w:val="id-ID"/>
-        </w:rPr>
-        <w:t xml:space="preserve"> </w:t>
-      </w:r>
-      <w:r>
-        <w:rPr>
-          <w:lang w:val="id-ID"/>
-        </w:rPr>
-        <w:t>dengan perusahan. Perusahaan menawarkan produk – produk smartfen ke mitra</w:t>
-      </w:r>
-      <w:r>
-        <w:rPr>
-          <w:spacing w:val="1"/>
-          <w:lang w:val="id-ID"/>
-        </w:rPr>
-        <w:t xml:space="preserve"> </w:t>
-      </w:r>
-      <w:r>
-        <w:rPr>
-          <w:lang w:val="id-ID"/>
-        </w:rPr>
-        <w:t>outlet</w:t>
-      </w:r>
-      <w:r>
-        <w:rPr>
-          <w:spacing w:val="-1"/>
-          <w:lang w:val="id-ID"/>
-        </w:rPr>
-        <w:t xml:space="preserve"> </w:t>
-      </w:r>
-      <w:r>
-        <w:rPr>
-          <w:lang w:val="id-ID"/>
-        </w:rPr>
-        <w:t>dan menjaga</w:t>
-      </w:r>
-      <w:r>
-        <w:rPr>
-          <w:spacing w:val="-2"/>
-          <w:lang w:val="id-ID"/>
-        </w:rPr>
-        <w:t xml:space="preserve"> </w:t>
-      </w:r>
-      <w:r>
-        <w:rPr>
-          <w:lang w:val="id-ID"/>
-        </w:rPr>
-        <w:t>hubungan</w:t>
-      </w:r>
-      <w:r>
-        <w:rPr>
-          <w:spacing w:val="-1"/>
-          <w:lang w:val="id-ID"/>
-        </w:rPr>
-        <w:t xml:space="preserve"> </w:t>
-      </w:r>
-      <w:r>
-        <w:rPr>
-          <w:lang w:val="id-ID"/>
-        </w:rPr>
-        <w:t>baik dengan mitra –</w:t>
-      </w:r>
-      <w:r>
-        <w:rPr>
-          <w:spacing w:val="1"/>
-          <w:lang w:val="id-ID"/>
-        </w:rPr>
-        <w:t xml:space="preserve"> </w:t>
-      </w:r>
-      <w:r>
-        <w:rPr>
-          <w:lang w:val="id-ID"/>
-        </w:rPr>
-        <w:t>mitra</w:t>
-      </w:r>
-      <w:r>
-        <w:rPr>
-          <w:spacing w:val="-2"/>
-          <w:lang w:val="id-ID"/>
-        </w:rPr>
-        <w:t xml:space="preserve"> </w:t>
-      </w:r>
-      <w:r>
-        <w:rPr>
-          <w:lang w:val="id-ID"/>
-        </w:rPr>
-        <w:t>outlet tersebut.</w:t>
-      </w:r>
-      <w:r>
-        <w:rPr>
-          <w:lang w:val="en-US"/>
-        </w:rPr>
-        <w:t xml:space="preserve"> </w:t>
-      </w:r>
-      <w:r>
-        <w:rPr>
-          <w:lang w:val="id-ID"/>
-        </w:rPr>
-        <w:t xml:space="preserve">Perusahan </w:t>
-      </w:r>
-      <w:r>
-        <w:rPr>
-          <w:lang w:val="en-US"/>
-        </w:rPr>
-        <w:t>CV</w:t>
-      </w:r>
-      <w:r>
-        <w:rPr>
-          <w:lang w:val="id-ID"/>
-        </w:rPr>
-        <w:t>. Smartindo Telekom didirikan oleh Bapak Putra Yudha pada</w:t>
-      </w:r>
-      <w:r>
-        <w:rPr>
-          <w:spacing w:val="1"/>
-          <w:lang w:val="id-ID"/>
-        </w:rPr>
-        <w:t xml:space="preserve"> </w:t>
-      </w:r>
-      <w:r>
-        <w:rPr>
-          <w:lang w:val="id-ID"/>
-        </w:rPr>
-        <w:t>tahun 2015</w:t>
-      </w:r>
-      <w:r>
-        <w:rPr>
-          <w:lang w:val="en-US"/>
-        </w:rPr>
-        <w:t xml:space="preserve"> dan sebagai salah satu mitra distributor dari PT. Smartfren.</w:t>
+          <w:rFonts w:ascii="Times New Roman" w:eastAsia="Times New Roman" w:hAnsi="Times New Roman" w:cs="Times New Roman"/>
+          <w:sz w:val="24"/>
+          <w:szCs w:val="24"/>
+          <w:lang w:eastAsia="en-ID"/>
+        </w:rPr>
+        <w:t>di</w:t>
+      </w:r>
+      <w:r>
+        <w:rPr>
+          <w:rFonts w:ascii="Times New Roman" w:eastAsia="Times New Roman" w:hAnsi="Times New Roman" w:cs="Times New Roman"/>
+          <w:sz w:val="24"/>
+          <w:szCs w:val="24"/>
+          <w:lang w:eastAsia="en-ID"/>
+        </w:rPr>
+        <w:t xml:space="preserve">karena kombinasi </w:t>
+      </w:r>
+      <w:r>
+        <w:rPr>
+          <w:rFonts w:ascii="Times New Roman" w:eastAsia="Times New Roman" w:hAnsi="Times New Roman" w:cs="Times New Roman"/>
+          <w:sz w:val="24"/>
+          <w:szCs w:val="24"/>
+          <w:lang w:eastAsia="en-ID"/>
+        </w:rPr>
+        <w:t xml:space="preserve">preassure </w:t>
+      </w:r>
+      <w:r>
+        <w:rPr>
+          <w:rFonts w:ascii="Times New Roman" w:eastAsia="Times New Roman" w:hAnsi="Times New Roman" w:cs="Times New Roman"/>
+          <w:sz w:val="24"/>
+          <w:szCs w:val="24"/>
+          <w:lang w:eastAsia="en-ID"/>
+        </w:rPr>
+        <w:t>(tekanan), opportunity (</w:t>
+      </w:r>
+      <w:r>
+        <w:rPr>
+          <w:rFonts w:ascii="Times New Roman" w:eastAsia="Times New Roman" w:hAnsi="Times New Roman" w:cs="Times New Roman"/>
+          <w:sz w:val="24"/>
+          <w:szCs w:val="24"/>
+          <w:lang w:eastAsia="en-ID"/>
+        </w:rPr>
+        <w:t>kesempatan</w:t>
+      </w:r>
+      <w:r>
+        <w:rPr>
+          <w:rFonts w:ascii="Times New Roman" w:eastAsia="Times New Roman" w:hAnsi="Times New Roman" w:cs="Times New Roman"/>
+          <w:sz w:val="24"/>
+          <w:szCs w:val="24"/>
+          <w:lang w:eastAsia="en-ID"/>
+        </w:rPr>
+        <w:t>), dan rationalization (</w:t>
+      </w:r>
+      <w:r>
+        <w:rPr>
+          <w:rFonts w:ascii="Times New Roman" w:eastAsia="Times New Roman" w:hAnsi="Times New Roman" w:cs="Times New Roman"/>
+          <w:sz w:val="24"/>
+          <w:szCs w:val="24"/>
+          <w:lang w:eastAsia="en-ID"/>
+        </w:rPr>
+        <w:t>rasionalisasi</w:t>
+      </w:r>
+      <w:r>
+        <w:rPr>
+          <w:rFonts w:ascii="Times New Roman" w:eastAsia="Times New Roman" w:hAnsi="Times New Roman" w:cs="Times New Roman"/>
+          <w:sz w:val="24"/>
+          <w:szCs w:val="24"/>
+          <w:lang w:eastAsia="en-ID"/>
+        </w:rPr>
+        <w:t>). Pencegahan fraud dapat dilakukan melalui penguatan pengendalian internal, audit berkala, penggunaan teknologi pemantauan, serta membangun budaya kerja yang menjunjung tinggi integritas dan transparansi.</w:t>
       </w:r>
     </w:p>
     <w:p>
       <w:pPr>
-        <w:pStyle w:val="Heading2"/>
-        <w:numPr>
-          <w:ilvl w:val="1"/>
-          <w:numId w:val="3"/>
-        </w:numPr>
-        <w:spacing w:before="0" w:after="480" w:line="480" w:lineRule="auto"/>
-        <w:rPr>
-          <w:rFonts w:ascii="Times New Roman" w:hAnsi="Times New Roman" w:cs="Times New Roman"/>
-          <w:b/>
-          <w:color w:val="auto"/>
-          <w:sz w:val="24"/>
-          <w:lang w:eastAsia="en-ID"/>
-        </w:rPr>
-      </w:pPr>
-      <w:bookmarkStart w:id="13" w:name="_Toc201860551"/>
-      <w:r>
-        <w:rPr>
-          <w:rFonts w:ascii="Times New Roman" w:hAnsi="Times New Roman" w:cs="Times New Roman"/>
-          <w:b/>
-          <w:color w:val="auto"/>
-          <w:sz w:val="24"/>
-          <w:lang w:eastAsia="en-ID"/>
-        </w:rPr>
-        <w:t>Fraud</w:t>
-      </w:r>
-      <w:bookmarkEnd w:id="13"/>
-    </w:p>
-    <w:p>
-      <w:pPr>
-        <w:spacing w:after="720" w:line="360" w:lineRule="auto"/>
-        <w:ind w:right="251" w:firstLine="851"/>
-        <w:jc w:val="both"/>
-        <w:rPr>
-          <w:rFonts w:ascii="Times New Roman" w:eastAsia="Times New Roman" w:hAnsi="Times New Roman" w:cs="Times New Roman"/>
-          <w:sz w:val="24"/>
-          <w:szCs w:val="24"/>
-          <w:lang w:eastAsia="en-ID"/>
-        </w:rPr>
-      </w:pPr>
-      <w:r>
-        <w:rPr>
-          <w:rFonts w:ascii="Times New Roman" w:eastAsia="Times New Roman" w:hAnsi="Times New Roman" w:cs="Times New Roman"/>
-          <w:sz w:val="24"/>
-          <w:szCs w:val="24"/>
-          <w:lang w:eastAsia="en-ID"/>
-        </w:rPr>
-        <w:t>Kecurangan</w:t>
-      </w:r>
-      <w:r>
-        <w:rPr>
-          <w:rFonts w:ascii="Times New Roman" w:eastAsia="Times New Roman" w:hAnsi="Times New Roman" w:cs="Times New Roman"/>
-          <w:sz w:val="24"/>
-          <w:szCs w:val="24"/>
-          <w:lang w:eastAsia="en-ID"/>
-        </w:rPr>
-        <w:t xml:space="preserve"> (</w:t>
-      </w:r>
-      <w:r>
-        <w:rPr>
-          <w:rFonts w:ascii="Times New Roman" w:eastAsia="Times New Roman" w:hAnsi="Times New Roman" w:cs="Times New Roman"/>
-          <w:i/>
-          <w:sz w:val="24"/>
-          <w:szCs w:val="24"/>
-          <w:lang w:eastAsia="en-ID"/>
-        </w:rPr>
-        <w:t>Fraud</w:t>
-      </w:r>
-      <w:r>
-        <w:rPr>
-          <w:rFonts w:ascii="Times New Roman" w:eastAsia="Times New Roman" w:hAnsi="Times New Roman" w:cs="Times New Roman"/>
-          <w:sz w:val="24"/>
-          <w:szCs w:val="24"/>
-          <w:lang w:eastAsia="en-ID"/>
-        </w:rPr>
-        <w:t>)</w:t>
-      </w:r>
-      <w:r>
-        <w:rPr>
-          <w:rFonts w:ascii="Times New Roman" w:eastAsia="Times New Roman" w:hAnsi="Times New Roman" w:cs="Times New Roman"/>
-          <w:sz w:val="24"/>
-          <w:szCs w:val="24"/>
-          <w:lang w:eastAsia="en-ID"/>
-        </w:rPr>
-        <w:t xml:space="preserve"> merupakan tindakan tidak etis yang dilakukan secara sengaja dan sistematis, dengan maksud memperoleh keuntungan pribadi melalui manipulasi atau penyimpangan, yang pada akhirnya merugikan pihak lain secara langsung maupun tidak langsung.</w:t>
-      </w:r>
-      <w:r>
-        <w:rPr>
-          <w:rFonts w:ascii="Times New Roman" w:eastAsia="Times New Roman" w:hAnsi="Times New Roman" w:cs="Times New Roman"/>
-          <w:sz w:val="24"/>
-          <w:szCs w:val="24"/>
-          <w:lang w:eastAsia="en-ID"/>
-        </w:rPr>
-        <w:t xml:space="preserve"> Menurut teori Fraud Triangle dari Donald Cressey, fraud </w:t>
-      </w:r>
-      <w:r>
-        <w:rPr>
-          <w:rFonts w:ascii="Times New Roman" w:eastAsia="Times New Roman" w:hAnsi="Times New Roman" w:cs="Times New Roman"/>
-          <w:sz w:val="24"/>
-          <w:szCs w:val="24"/>
-          <w:lang w:eastAsia="en-ID"/>
-        </w:rPr>
-        <w:t>bisa terwujud</w:t>
-      </w:r>
-      <w:r>
-        <w:rPr>
-          <w:rFonts w:ascii="Times New Roman" w:eastAsia="Times New Roman" w:hAnsi="Times New Roman" w:cs="Times New Roman"/>
-          <w:sz w:val="24"/>
-          <w:szCs w:val="24"/>
-          <w:lang w:eastAsia="en-ID"/>
-        </w:rPr>
-        <w:t xml:space="preserve"> </w:t>
-      </w:r>
-      <w:r>
-        <w:rPr>
-          <w:rFonts w:ascii="Times New Roman" w:eastAsia="Times New Roman" w:hAnsi="Times New Roman" w:cs="Times New Roman"/>
-          <w:sz w:val="24"/>
-          <w:szCs w:val="24"/>
-          <w:lang w:eastAsia="en-ID"/>
-        </w:rPr>
-        <w:t>di</w:t>
-      </w:r>
-      <w:r>
-        <w:rPr>
-          <w:rFonts w:ascii="Times New Roman" w:eastAsia="Times New Roman" w:hAnsi="Times New Roman" w:cs="Times New Roman"/>
-          <w:sz w:val="24"/>
-          <w:szCs w:val="24"/>
-          <w:lang w:eastAsia="en-ID"/>
-        </w:rPr>
-        <w:t xml:space="preserve">karena kombinasi </w:t>
-      </w:r>
-      <w:r>
-        <w:rPr>
-          <w:rFonts w:ascii="Times New Roman" w:eastAsia="Times New Roman" w:hAnsi="Times New Roman" w:cs="Times New Roman"/>
-          <w:sz w:val="24"/>
-          <w:szCs w:val="24"/>
-          <w:lang w:eastAsia="en-ID"/>
-        </w:rPr>
-        <w:t xml:space="preserve">preassure </w:t>
-      </w:r>
-      <w:r>
-        <w:rPr>
-          <w:rFonts w:ascii="Times New Roman" w:eastAsia="Times New Roman" w:hAnsi="Times New Roman" w:cs="Times New Roman"/>
-          <w:sz w:val="24"/>
-          <w:szCs w:val="24"/>
-          <w:lang w:eastAsia="en-ID"/>
-        </w:rPr>
-        <w:t>(tekanan), opportunity (</w:t>
-      </w:r>
-      <w:r>
-        <w:rPr>
-          <w:rFonts w:ascii="Times New Roman" w:eastAsia="Times New Roman" w:hAnsi="Times New Roman" w:cs="Times New Roman"/>
-          <w:sz w:val="24"/>
-          <w:szCs w:val="24"/>
-          <w:lang w:eastAsia="en-ID"/>
-        </w:rPr>
-        <w:t>kesempatan</w:t>
-      </w:r>
-      <w:r>
-        <w:rPr>
-          <w:rFonts w:ascii="Times New Roman" w:eastAsia="Times New Roman" w:hAnsi="Times New Roman" w:cs="Times New Roman"/>
-          <w:sz w:val="24"/>
-          <w:szCs w:val="24"/>
-          <w:lang w:eastAsia="en-ID"/>
-        </w:rPr>
-        <w:t>), dan rationalization (</w:t>
-      </w:r>
-      <w:r>
-        <w:rPr>
-          <w:rFonts w:ascii="Times New Roman" w:eastAsia="Times New Roman" w:hAnsi="Times New Roman" w:cs="Times New Roman"/>
-          <w:sz w:val="24"/>
-          <w:szCs w:val="24"/>
-          <w:lang w:eastAsia="en-ID"/>
-        </w:rPr>
-        <w:t>rasionalisasi</w:t>
-      </w:r>
-      <w:r>
-        <w:rPr>
-          <w:rFonts w:ascii="Times New Roman" w:eastAsia="Times New Roman" w:hAnsi="Times New Roman" w:cs="Times New Roman"/>
-          <w:sz w:val="24"/>
-          <w:szCs w:val="24"/>
-          <w:lang w:eastAsia="en-ID"/>
-        </w:rPr>
-        <w:t>). Pencegahan fraud dapat dilakukan melalui penguatan pengendalian internal, audit berkala, penggunaan teknologi pemantauan, serta membangun budaya kerja yang menjunjung tinggi integritas dan transparansi.</w:t>
-      </w:r>
-    </w:p>
-    <w:p>
-      <w:pPr>
         <w:pStyle w:val="BodyText"/>
-        <w:spacing w:after="360" w:line="360" w:lineRule="auto"/>
+        <w:spacing w:line="360" w:lineRule="auto"/>
         <w:ind w:right="237"/>
         <w:jc w:val="both"/>
         <w:rPr>
@@ -10574,7 +10140,7 @@
           <w:ilvl w:val="2"/>
           <w:numId w:val="3"/>
         </w:numPr>
-        <w:spacing w:before="0" w:after="480" w:line="480" w:lineRule="auto"/>
+        <w:spacing w:before="0" w:after="120" w:line="480" w:lineRule="auto"/>
         <w:rPr>
           <w:rFonts w:ascii="Times New Roman" w:eastAsia="Times New Roman" w:hAnsi="Times New Roman" w:cs="Times New Roman"/>
           <w:b/>
@@ -10582,7 +10148,7 @@
           <w:lang w:eastAsia="en-ID"/>
         </w:rPr>
       </w:pPr>
-      <w:bookmarkStart w:id="14" w:name="_Toc201860552"/>
+      <w:bookmarkStart w:id="13" w:name="_Toc201860552"/>
       <w:r>
         <w:rPr>
           <w:rFonts w:ascii="Times New Roman" w:eastAsia="Times New Roman" w:hAnsi="Times New Roman" w:cs="Times New Roman"/>
@@ -10593,11 +10159,11 @@
         <w:lastRenderedPageBreak/>
         <w:t>Fraud Diamond</w:t>
       </w:r>
-      <w:bookmarkEnd w:id="14"/>
+      <w:bookmarkEnd w:id="13"/>
     </w:p>
     <w:p>
       <w:pPr>
-        <w:spacing w:before="100" w:beforeAutospacing="1" w:after="360" w:line="360" w:lineRule="auto"/>
+        <w:spacing w:after="0" w:line="360" w:lineRule="auto"/>
         <w:ind w:firstLine="851"/>
         <w:jc w:val="both"/>
         <w:rPr>
@@ -10768,11 +10334,6 @@
             <w:docPart w:val="DefaultPlaceholder_-1854013440"/>
           </w:placeholder>
         </w:sdtPr>
-        <w:sdtEndPr>
-          <w:rPr>
-            <w:rStyle w:val="Strong"/>
-          </w:rPr>
-        </w:sdtEndPr>
         <w:sdtContent>
           <w:r>
             <w:rPr>
@@ -10828,11 +10389,6 @@
             <w:docPart w:val="DefaultPlaceholder_-1854013440"/>
           </w:placeholder>
         </w:sdtPr>
-        <w:sdtEndPr>
-          <w:rPr>
-            <w:rStyle w:val="Emphasis"/>
-          </w:rPr>
-        </w:sdtEndPr>
         <w:sdtContent>
           <w:r>
             <w:rPr>
@@ -10850,7 +10406,7 @@
     <w:p>
       <w:pPr>
         <w:keepNext/>
-        <w:spacing w:before="100" w:beforeAutospacing="1" w:after="0" w:line="360" w:lineRule="auto"/>
+        <w:spacing w:after="0" w:line="360" w:lineRule="auto"/>
         <w:jc w:val="center"/>
       </w:pPr>
       <w:r>
@@ -10906,7 +10462,7 @@
     <w:p>
       <w:pPr>
         <w:pStyle w:val="Caption"/>
-        <w:spacing w:after="360"/>
+        <w:spacing w:after="0"/>
         <w:jc w:val="center"/>
         <w:rPr>
           <w:rFonts w:ascii="Times New Roman" w:hAnsi="Times New Roman" w:cs="Times New Roman"/>
@@ -11017,11 +10573,21 @@
         </w:rPr>
         <w:t>Sumber: Wolfe dan Hermanson (2004)</w:t>
       </w:r>
+      <w:r>
+        <w:rPr>
+          <w:rFonts w:ascii="Times New Roman" w:hAnsi="Times New Roman" w:cs="Times New Roman"/>
+          <w:i w:val="0"/>
+          <w:color w:val="auto"/>
+          <w:sz w:val="22"/>
+          <w:szCs w:val="22"/>
+        </w:rPr>
+        <w:br/>
+      </w:r>
     </w:p>
     <w:p>
       <w:pPr>
-        <w:spacing w:after="360" w:line="360" w:lineRule="auto"/>
-        <w:ind w:firstLine="567"/>
+        <w:spacing w:after="0" w:line="360" w:lineRule="auto"/>
+        <w:ind w:firstLine="851"/>
         <w:jc w:val="both"/>
         <w:rPr>
           <w:rFonts w:ascii="Times New Roman" w:hAnsi="Times New Roman" w:cs="Times New Roman"/>
@@ -11064,7 +10630,6 @@
           <w:sz w:val="24"/>
           <w:szCs w:val="24"/>
         </w:rPr>
-        <w:lastRenderedPageBreak/>
         <w:t>Mendeteksi Tekanan (Pressure)</w:t>
       </w:r>
     </w:p>
@@ -11155,6 +10720,7 @@
           <w:sz w:val="24"/>
           <w:szCs w:val="24"/>
         </w:rPr>
+        <w:lastRenderedPageBreak/>
         <w:t>Pantau target kerja yang tidak realistis</w:t>
       </w:r>
       <w:r>
@@ -11571,7 +11137,6 @@
           <w:sz w:val="24"/>
           <w:szCs w:val="24"/>
         </w:rPr>
-        <w:lastRenderedPageBreak/>
         <w:t>Pembenaran yang diberikan oleh cabang seperti "untuk memenuhi target" atau "persaingan bisnis" dapat menjadi alasan bagi manajer untuk melakukan kecurangan atau penyalahgunaan.</w:t>
       </w:r>
     </w:p>
@@ -11601,6 +11166,7 @@
           <w:sz w:val="24"/>
           <w:szCs w:val="24"/>
         </w:rPr>
+        <w:lastRenderedPageBreak/>
         <w:t>Lakukan wawancara atau survei kepuasan kerja</w:t>
       </w:r>
       <w:r>
@@ -11795,7 +11361,7 @@
         <w:tabs>
           <w:tab w:val="clear" w:pos="1440"/>
         </w:tabs>
-        <w:spacing w:after="720" w:line="360" w:lineRule="auto"/>
+        <w:spacing w:after="360" w:line="360" w:lineRule="auto"/>
         <w:ind w:left="993" w:hanging="426"/>
         <w:jc w:val="both"/>
         <w:rPr>
@@ -11820,7 +11386,7 @@
           <w:ilvl w:val="2"/>
           <w:numId w:val="3"/>
         </w:numPr>
-        <w:spacing w:before="0" w:after="480" w:line="480" w:lineRule="auto"/>
+        <w:spacing w:before="0" w:after="120" w:line="480" w:lineRule="auto"/>
         <w:rPr>
           <w:rFonts w:ascii="Times New Roman" w:eastAsia="Times New Roman" w:hAnsi="Times New Roman" w:cs="Times New Roman"/>
           <w:b/>
@@ -11828,7 +11394,7 @@
           <w:lang w:eastAsia="en-ID"/>
         </w:rPr>
       </w:pPr>
-      <w:bookmarkStart w:id="15" w:name="_Toc201860553"/>
+      <w:bookmarkStart w:id="14" w:name="_Toc201860553"/>
       <w:r>
         <w:rPr>
           <w:rFonts w:ascii="Times New Roman" w:eastAsia="Times New Roman" w:hAnsi="Times New Roman" w:cs="Times New Roman"/>
@@ -11838,7 +11404,7 @@
         </w:rPr>
         <w:t>Level Fraud pada Jabatan</w:t>
       </w:r>
-      <w:bookmarkEnd w:id="15"/>
+      <w:bookmarkEnd w:id="14"/>
     </w:p>
     <w:p>
       <w:pPr>
@@ -11887,6 +11453,7 @@
           <w:ilvl w:val="0"/>
           <w:numId w:val="47"/>
         </w:numPr>
+        <w:spacing w:after="0"/>
         <w:ind w:left="426" w:hanging="284"/>
         <w:rPr>
           <w:i/>
@@ -11939,7 +11506,6 @@
           <w:sz w:val="24"/>
           <w:szCs w:val="24"/>
         </w:rPr>
-        <w:lastRenderedPageBreak/>
         <w:t>Penggelapan hasil penjualan,</w:t>
       </w:r>
       <w:r>
@@ -11974,130 +11540,6 @@
           <w:szCs w:val="24"/>
         </w:rPr>
         <w:t>ales menerima uang dari pelanggan tetapi hanya melaporkan sebagian atau bahkan tidak melaporkan sama sekali.</w:t>
-      </w:r>
-    </w:p>
-    <w:p>
-      <w:pPr>
-        <w:numPr>
-          <w:ilvl w:val="0"/>
-          <w:numId w:val="48"/>
-        </w:numPr>
-        <w:tabs>
-          <w:tab w:val="clear" w:pos="720"/>
-        </w:tabs>
-        <w:spacing w:before="100" w:beforeAutospacing="1" w:after="0" w:line="360" w:lineRule="auto"/>
-        <w:ind w:left="709" w:hanging="283"/>
-        <w:jc w:val="both"/>
-        <w:rPr>
-          <w:rFonts w:ascii="Times New Roman" w:hAnsi="Times New Roman" w:cs="Times New Roman"/>
-          <w:sz w:val="24"/>
-          <w:szCs w:val="24"/>
-        </w:rPr>
-      </w:pPr>
-      <w:r>
-        <w:rPr>
-          <w:rStyle w:val="Strong"/>
-          <w:rFonts w:ascii="Times New Roman" w:hAnsi="Times New Roman" w:cs="Times New Roman"/>
-          <w:b w:val="0"/>
-          <w:sz w:val="24"/>
-          <w:szCs w:val="24"/>
-        </w:rPr>
-        <w:t>Mark-up harga</w:t>
-      </w:r>
-      <w:r>
-        <w:rPr>
-          <w:rStyle w:val="Strong"/>
-          <w:rFonts w:ascii="Times New Roman" w:hAnsi="Times New Roman" w:cs="Times New Roman"/>
-          <w:b w:val="0"/>
-          <w:sz w:val="24"/>
-          <w:szCs w:val="24"/>
-        </w:rPr>
-        <w:t>,</w:t>
-      </w:r>
-      <w:r>
-        <w:rPr>
-          <w:rFonts w:ascii="Times New Roman" w:hAnsi="Times New Roman" w:cs="Times New Roman"/>
-          <w:sz w:val="24"/>
-          <w:szCs w:val="24"/>
-        </w:rPr>
-        <w:t xml:space="preserve"> dimana</w:t>
-      </w:r>
-      <w:r>
-        <w:rPr>
-          <w:rFonts w:ascii="Times New Roman" w:hAnsi="Times New Roman" w:cs="Times New Roman"/>
-          <w:sz w:val="24"/>
-          <w:szCs w:val="24"/>
-        </w:rPr>
-        <w:t xml:space="preserve"> </w:t>
-      </w:r>
-      <w:r>
-        <w:rPr>
-          <w:rFonts w:ascii="Times New Roman" w:hAnsi="Times New Roman" w:cs="Times New Roman"/>
-          <w:sz w:val="24"/>
-          <w:szCs w:val="24"/>
-        </w:rPr>
-        <w:t>m</w:t>
-      </w:r>
-      <w:r>
-        <w:rPr>
-          <w:rFonts w:ascii="Times New Roman" w:hAnsi="Times New Roman" w:cs="Times New Roman"/>
-          <w:sz w:val="24"/>
-          <w:szCs w:val="24"/>
-        </w:rPr>
-        <w:t>enaikkan harga jual di luar ketentuan perusahaan lalu mengambil selisihnya.</w:t>
-      </w:r>
-    </w:p>
-    <w:p>
-      <w:pPr>
-        <w:numPr>
-          <w:ilvl w:val="0"/>
-          <w:numId w:val="48"/>
-        </w:numPr>
-        <w:tabs>
-          <w:tab w:val="clear" w:pos="720"/>
-        </w:tabs>
-        <w:spacing w:before="100" w:beforeAutospacing="1" w:after="0" w:line="360" w:lineRule="auto"/>
-        <w:ind w:left="709" w:hanging="283"/>
-        <w:jc w:val="both"/>
-        <w:rPr>
-          <w:rFonts w:ascii="Times New Roman" w:hAnsi="Times New Roman" w:cs="Times New Roman"/>
-          <w:sz w:val="24"/>
-          <w:szCs w:val="24"/>
-        </w:rPr>
-      </w:pPr>
-      <w:r>
-        <w:rPr>
-          <w:rStyle w:val="Strong"/>
-          <w:rFonts w:ascii="Times New Roman" w:hAnsi="Times New Roman" w:cs="Times New Roman"/>
-          <w:b w:val="0"/>
-          <w:sz w:val="24"/>
-          <w:szCs w:val="24"/>
-        </w:rPr>
-        <w:t>Pemalsuan order,</w:t>
-      </w:r>
-      <w:r>
-        <w:rPr>
-          <w:rFonts w:ascii="Times New Roman" w:hAnsi="Times New Roman" w:cs="Times New Roman"/>
-          <w:sz w:val="24"/>
-          <w:szCs w:val="24"/>
-        </w:rPr>
-        <w:t xml:space="preserve"> </w:t>
-      </w:r>
-      <w:r>
-        <w:rPr>
-          <w:rFonts w:ascii="Times New Roman" w:hAnsi="Times New Roman" w:cs="Times New Roman"/>
-          <w:sz w:val="24"/>
-          <w:szCs w:val="24"/>
-        </w:rPr>
-        <w:t>dimana m</w:t>
-      </w:r>
-      <w:r>
-        <w:rPr>
-          <w:rFonts w:ascii="Times New Roman" w:hAnsi="Times New Roman" w:cs="Times New Roman"/>
-          <w:sz w:val="24"/>
-          <w:szCs w:val="24"/>
-        </w:rPr>
-        <w:t>embuat pesanan fiktif untuk mencapai target dan mendapatkan komisi lebih besar.</w:t>
       </w:r>
     </w:p>
     <w:p>
@@ -12126,6 +11568,131 @@
           <w:sz w:val="24"/>
           <w:szCs w:val="24"/>
         </w:rPr>
+        <w:t>Mark-up harga</w:t>
+      </w:r>
+      <w:r>
+        <w:rPr>
+          <w:rStyle w:val="Strong"/>
+          <w:rFonts w:ascii="Times New Roman" w:hAnsi="Times New Roman" w:cs="Times New Roman"/>
+          <w:b w:val="0"/>
+          <w:sz w:val="24"/>
+          <w:szCs w:val="24"/>
+        </w:rPr>
+        <w:t>,</w:t>
+      </w:r>
+      <w:r>
+        <w:rPr>
+          <w:rFonts w:ascii="Times New Roman" w:hAnsi="Times New Roman" w:cs="Times New Roman"/>
+          <w:sz w:val="24"/>
+          <w:szCs w:val="24"/>
+        </w:rPr>
+        <w:t xml:space="preserve"> dimana</w:t>
+      </w:r>
+      <w:r>
+        <w:rPr>
+          <w:rFonts w:ascii="Times New Roman" w:hAnsi="Times New Roman" w:cs="Times New Roman"/>
+          <w:sz w:val="24"/>
+          <w:szCs w:val="24"/>
+        </w:rPr>
+        <w:t xml:space="preserve"> </w:t>
+      </w:r>
+      <w:r>
+        <w:rPr>
+          <w:rFonts w:ascii="Times New Roman" w:hAnsi="Times New Roman" w:cs="Times New Roman"/>
+          <w:sz w:val="24"/>
+          <w:szCs w:val="24"/>
+        </w:rPr>
+        <w:t>m</w:t>
+      </w:r>
+      <w:r>
+        <w:rPr>
+          <w:rFonts w:ascii="Times New Roman" w:hAnsi="Times New Roman" w:cs="Times New Roman"/>
+          <w:sz w:val="24"/>
+          <w:szCs w:val="24"/>
+        </w:rPr>
+        <w:t>enaikkan harga jual di luar ketentuan perusahaan lalu mengambil selisihnya.</w:t>
+      </w:r>
+    </w:p>
+    <w:p>
+      <w:pPr>
+        <w:numPr>
+          <w:ilvl w:val="0"/>
+          <w:numId w:val="48"/>
+        </w:numPr>
+        <w:tabs>
+          <w:tab w:val="clear" w:pos="720"/>
+        </w:tabs>
+        <w:spacing w:after="0" w:line="360" w:lineRule="auto"/>
+        <w:ind w:left="709" w:hanging="283"/>
+        <w:jc w:val="both"/>
+        <w:rPr>
+          <w:rFonts w:ascii="Times New Roman" w:hAnsi="Times New Roman" w:cs="Times New Roman"/>
+          <w:sz w:val="24"/>
+          <w:szCs w:val="24"/>
+        </w:rPr>
+      </w:pPr>
+      <w:r>
+        <w:rPr>
+          <w:rStyle w:val="Strong"/>
+          <w:rFonts w:ascii="Times New Roman" w:hAnsi="Times New Roman" w:cs="Times New Roman"/>
+          <w:b w:val="0"/>
+          <w:sz w:val="24"/>
+          <w:szCs w:val="24"/>
+        </w:rPr>
+        <w:lastRenderedPageBreak/>
+        <w:t>Pemalsuan order,</w:t>
+      </w:r>
+      <w:r>
+        <w:rPr>
+          <w:rFonts w:ascii="Times New Roman" w:hAnsi="Times New Roman" w:cs="Times New Roman"/>
+          <w:sz w:val="24"/>
+          <w:szCs w:val="24"/>
+        </w:rPr>
+        <w:t xml:space="preserve"> </w:t>
+      </w:r>
+      <w:r>
+        <w:rPr>
+          <w:rFonts w:ascii="Times New Roman" w:hAnsi="Times New Roman" w:cs="Times New Roman"/>
+          <w:sz w:val="24"/>
+          <w:szCs w:val="24"/>
+        </w:rPr>
+        <w:t>dimana m</w:t>
+      </w:r>
+      <w:r>
+        <w:rPr>
+          <w:rFonts w:ascii="Times New Roman" w:hAnsi="Times New Roman" w:cs="Times New Roman"/>
+          <w:sz w:val="24"/>
+          <w:szCs w:val="24"/>
+        </w:rPr>
+        <w:t>embuat pesanan fiktif untuk mencapai target dan mendapatkan komisi lebih besar.</w:t>
+      </w:r>
+    </w:p>
+    <w:p>
+      <w:pPr>
+        <w:numPr>
+          <w:ilvl w:val="0"/>
+          <w:numId w:val="48"/>
+        </w:numPr>
+        <w:tabs>
+          <w:tab w:val="clear" w:pos="720"/>
+        </w:tabs>
+        <w:spacing w:after="0" w:line="360" w:lineRule="auto"/>
+        <w:ind w:left="709" w:hanging="283"/>
+        <w:jc w:val="both"/>
+        <w:rPr>
+          <w:rFonts w:ascii="Times New Roman" w:hAnsi="Times New Roman" w:cs="Times New Roman"/>
+          <w:sz w:val="24"/>
+          <w:szCs w:val="24"/>
+        </w:rPr>
+      </w:pPr>
+      <w:r>
+        <w:rPr>
+          <w:rStyle w:val="Strong"/>
+          <w:rFonts w:ascii="Times New Roman" w:hAnsi="Times New Roman" w:cs="Times New Roman"/>
+          <w:b w:val="0"/>
+          <w:sz w:val="24"/>
+          <w:szCs w:val="24"/>
+        </w:rPr>
         <w:t>Manipulasi diskon atau promo</w:t>
       </w:r>
       <w:r>
@@ -12258,7 +11825,7 @@
         <w:tabs>
           <w:tab w:val="clear" w:pos="720"/>
         </w:tabs>
-        <w:spacing w:before="100" w:beforeAutospacing="1" w:after="0" w:line="360" w:lineRule="auto"/>
+        <w:spacing w:after="0" w:line="360" w:lineRule="auto"/>
         <w:ind w:left="709" w:hanging="283"/>
         <w:jc w:val="both"/>
         <w:rPr>
@@ -12474,7 +12041,7 @@
           <w:ilvl w:val="0"/>
           <w:numId w:val="57"/>
         </w:numPr>
-        <w:spacing w:after="720" w:line="360" w:lineRule="auto"/>
+        <w:spacing w:after="360" w:line="360" w:lineRule="auto"/>
         <w:jc w:val="both"/>
         <w:rPr>
           <w:rFonts w:ascii="Times New Roman" w:hAnsi="Times New Roman" w:cs="Times New Roman"/>
@@ -12508,6 +12075,7 @@
           <w:ilvl w:val="1"/>
           <w:numId w:val="3"/>
         </w:numPr>
+        <w:spacing w:before="0" w:after="120" w:line="480" w:lineRule="auto"/>
         <w:rPr>
           <w:rFonts w:ascii="Times New Roman" w:hAnsi="Times New Roman" w:cs="Times New Roman"/>
           <w:b/>
@@ -12526,10 +12094,9 @@
           <w:szCs w:val="28"/>
           <w:lang w:eastAsia="en-ID"/>
         </w:rPr>
-        <w:lastRenderedPageBreak/>
         <w:t xml:space="preserve"> </w:t>
       </w:r>
-      <w:bookmarkStart w:id="16" w:name="_Toc201860554"/>
+      <w:bookmarkStart w:id="15" w:name="_Toc201860554"/>
       <w:r>
         <w:rPr>
           <w:rFonts w:ascii="Times New Roman" w:hAnsi="Times New Roman" w:cs="Times New Roman"/>
@@ -12541,11 +12108,11 @@
         </w:rPr>
         <w:t>Machine Learning</w:t>
       </w:r>
-      <w:bookmarkEnd w:id="16"/>
+      <w:bookmarkEnd w:id="15"/>
     </w:p>
     <w:p>
       <w:pPr>
-        <w:spacing w:before="100" w:beforeAutospacing="1" w:after="360" w:line="360" w:lineRule="auto"/>
+        <w:spacing w:after="0" w:line="360" w:lineRule="auto"/>
         <w:ind w:firstLine="851"/>
         <w:jc w:val="both"/>
         <w:rPr>
@@ -12560,7 +12127,16 @@
           <w:sz w:val="24"/>
           <w:szCs w:val="24"/>
         </w:rPr>
-        <w:t>Machine Learning (ML) adalah salah satu cabang dari kecerdasan buatan (Artificial Intelligence) yang memungkinkan sistem komputer untuk mempelajari pola dari data secara otomatis dan membuat prediksi atau keputusan tanpa harus diprogram secara rinci untuk setiap tugasnya. ML menggunakan berbagai algoritma statistik dan matematika untuk menemukan pola-pola tersembunyi dalam data, yang kemudian diaplikasikan dalam pengambilan keputusan atau prediksi pada data baru. Proses ini biasanya melibatkan tahap pelatihan model dengan menggunakan kumpulan data yang besar agar model dapat memahami hubungan yang kompleks dan pola yang ada</w:t>
+        <w:t xml:space="preserve">Machine Learning (ML) adalah salah satu cabang dari kecerdasan buatan (Artificial Intelligence) yang memungkinkan sistem komputer untuk mempelajari pola dari data secara otomatis dan membuat prediksi atau keputusan tanpa harus diprogram secara rinci untuk setiap tugasnya. ML menggunakan berbagai algoritma </w:t>
+      </w:r>
+      <w:r>
+        <w:rPr>
+          <w:rFonts w:ascii="Times New Roman" w:hAnsi="Times New Roman" w:cs="Times New Roman"/>
+          <w:sz w:val="24"/>
+          <w:szCs w:val="24"/>
+        </w:rPr>
+        <w:lastRenderedPageBreak/>
+        <w:t>statistik dan matematika untuk menemukan pola-pola tersembunyi dalam data, yang kemudian diaplikasikan dalam pengambilan keputusan atau prediksi pada data baru. Proses ini biasanya melibatkan tahap pelatihan model dengan menggunakan kumpulan data yang besar agar model dapat memahami hubungan yang kompleks dan pola yang ada</w:t>
       </w:r>
       <w:r>
         <w:rPr>
@@ -12573,7 +12149,7 @@
     </w:p>
     <w:p>
       <w:pPr>
-        <w:spacing w:after="360" w:line="360" w:lineRule="auto"/>
+        <w:spacing w:after="0" w:line="360" w:lineRule="auto"/>
         <w:ind w:firstLine="851"/>
         <w:jc w:val="both"/>
         <w:rPr>
@@ -12682,7 +12258,7 @@
           <w:ilvl w:val="0"/>
           <w:numId w:val="31"/>
         </w:numPr>
-        <w:spacing w:after="360" w:line="360" w:lineRule="auto"/>
+        <w:spacing w:after="0" w:line="360" w:lineRule="auto"/>
         <w:ind w:left="426" w:hanging="426"/>
         <w:jc w:val="both"/>
         <w:rPr>
@@ -12707,7 +12283,7 @@
           <w:ilvl w:val="0"/>
           <w:numId w:val="31"/>
         </w:numPr>
-        <w:spacing w:before="100" w:beforeAutospacing="1" w:after="360" w:line="360" w:lineRule="auto"/>
+        <w:spacing w:after="0" w:line="360" w:lineRule="auto"/>
         <w:ind w:left="426" w:hanging="426"/>
         <w:jc w:val="both"/>
         <w:rPr>
@@ -12732,7 +12308,7 @@
           <w:ilvl w:val="0"/>
           <w:numId w:val="31"/>
         </w:numPr>
-        <w:spacing w:before="100" w:beforeAutospacing="1" w:after="360" w:line="360" w:lineRule="auto"/>
+        <w:spacing w:after="0" w:line="360" w:lineRule="auto"/>
         <w:ind w:left="426" w:hanging="426"/>
         <w:jc w:val="both"/>
         <w:rPr>
@@ -12747,13 +12323,12 @@
           <w:sz w:val="24"/>
           <w:szCs w:val="24"/>
         </w:rPr>
-        <w:lastRenderedPageBreak/>
         <w:t>Model Reinforcement Learning belajar melalui proses interaksi dengan lingkungan di mana model menerima umpan balik berupa hadiah (reward) atau hukuman (penalti). Tujuannya adalah untuk mengoptimalkan pengambilan keputusan agar memperoleh reward sebesar mungkin, dan metode ini sering diterapkan dalam bidang robotika serta pengembangan permainan komputer.</w:t>
       </w:r>
     </w:p>
     <w:p>
       <w:pPr>
-        <w:spacing w:before="100" w:beforeAutospacing="1" w:after="0" w:line="360" w:lineRule="auto"/>
+        <w:spacing w:after="0" w:line="360" w:lineRule="auto"/>
         <w:ind w:firstLine="426"/>
         <w:jc w:val="both"/>
         <w:rPr>
@@ -12802,7 +12377,7 @@
           <w:ilvl w:val="0"/>
           <w:numId w:val="30"/>
         </w:numPr>
-        <w:spacing w:after="360" w:line="360" w:lineRule="auto"/>
+        <w:spacing w:after="0" w:line="360" w:lineRule="auto"/>
         <w:ind w:left="426" w:hanging="426"/>
         <w:jc w:val="both"/>
         <w:rPr>
@@ -12817,6 +12392,7 @@
           <w:sz w:val="24"/>
           <w:szCs w:val="24"/>
         </w:rPr>
+        <w:lastRenderedPageBreak/>
         <w:t>Decision Tree</w:t>
       </w:r>
       <w:r>
@@ -12851,7 +12427,7 @@
           <w:ilvl w:val="0"/>
           <w:numId w:val="30"/>
         </w:numPr>
-        <w:spacing w:after="360" w:line="360" w:lineRule="auto"/>
+        <w:spacing w:after="0" w:line="360" w:lineRule="auto"/>
         <w:ind w:left="426" w:hanging="426"/>
         <w:jc w:val="both"/>
         <w:rPr>
@@ -12892,7 +12468,7 @@
           <w:ilvl w:val="0"/>
           <w:numId w:val="30"/>
         </w:numPr>
-        <w:spacing w:after="360" w:line="360" w:lineRule="auto"/>
+        <w:spacing w:after="0" w:line="360" w:lineRule="auto"/>
         <w:ind w:left="426" w:hanging="426"/>
         <w:jc w:val="both"/>
         <w:rPr>
@@ -12941,7 +12517,7 @@
           <w:ilvl w:val="0"/>
           <w:numId w:val="30"/>
         </w:numPr>
-        <w:spacing w:after="360" w:line="360" w:lineRule="auto"/>
+        <w:spacing w:after="0" w:line="360" w:lineRule="auto"/>
         <w:ind w:left="426" w:hanging="426"/>
         <w:jc w:val="both"/>
         <w:rPr>
@@ -12990,7 +12566,7 @@
           <w:ilvl w:val="0"/>
           <w:numId w:val="30"/>
         </w:numPr>
-        <w:spacing w:after="360" w:line="360" w:lineRule="auto"/>
+        <w:spacing w:after="0" w:line="360" w:lineRule="auto"/>
         <w:ind w:left="426" w:hanging="426"/>
         <w:jc w:val="both"/>
         <w:rPr>
@@ -13010,7 +12586,7 @@
     </w:p>
     <w:p>
       <w:pPr>
-        <w:spacing w:before="100" w:beforeAutospacing="1" w:after="360" w:line="360" w:lineRule="auto"/>
+        <w:spacing w:after="0" w:line="360" w:lineRule="auto"/>
         <w:ind w:firstLine="851"/>
         <w:jc w:val="both"/>
         <w:rPr>
@@ -13097,7 +12673,6 @@
             <w:docPart w:val="DefaultPlaceholder_-1854013440"/>
           </w:placeholder>
         </w:sdtPr>
-        <w:sdtEndPr/>
         <w:sdtContent>
           <w:r>
             <w:rPr>
@@ -13121,7 +12696,7 @@
     </w:p>
     <w:p>
       <w:pPr>
-        <w:spacing w:after="720" w:line="360" w:lineRule="auto"/>
+        <w:spacing w:after="360" w:line="360" w:lineRule="auto"/>
         <w:ind w:firstLine="851"/>
         <w:jc w:val="both"/>
         <w:rPr>
@@ -13136,7 +12711,6 @@
           <w:sz w:val="24"/>
           <w:szCs w:val="24"/>
         </w:rPr>
-        <w:lastRenderedPageBreak/>
         <w:t>Selain itu,</w:t>
       </w:r>
       <w:r>
@@ -13203,7 +12777,6 @@
             <w:docPart w:val="DefaultPlaceholder_-1854013440"/>
           </w:placeholder>
         </w:sdtPr>
-        <w:sdtEndPr/>
         <w:sdtContent>
           <w:r>
             <w:rPr>
@@ -13265,7 +12838,6 @@
             <w:docPart w:val="DefaultPlaceholder_-1854013440"/>
           </w:placeholder>
         </w:sdtPr>
-        <w:sdtEndPr/>
         <w:sdtContent>
           <w:r>
             <w:rPr>
@@ -13302,7 +12874,16 @@
           <w:sz w:val="24"/>
           <w:szCs w:val="24"/>
         </w:rPr>
-        <w:t xml:space="preserve">achine Learning adalah teknologi yang sangat penting dalam era digital saat ini karena kemampuannya dalam mengolah data besar dan memberikan insight prediktif yang dapat mendukung pengambilan keputusan otomatis dan cepat. Dengan berbagai algoritma yang tersedia, </w:t>
+        <w:t xml:space="preserve">achine Learning adalah teknologi yang sangat penting dalam era digital saat ini karena kemampuannya dalam mengolah data besar dan memberikan insight prediktif yang dapat mendukung pengambilan keputusan otomatis dan </w:t>
+      </w:r>
+      <w:r>
+        <w:rPr>
+          <w:rFonts w:ascii="Times New Roman" w:hAnsi="Times New Roman" w:cs="Times New Roman"/>
+          <w:sz w:val="24"/>
+          <w:szCs w:val="24"/>
+        </w:rPr>
+        <w:lastRenderedPageBreak/>
+        <w:t xml:space="preserve">cepat. Dengan berbagai algoritma yang tersedia, </w:t>
       </w:r>
       <w:r>
         <w:rPr>
@@ -13323,34 +12904,49 @@
     </w:p>
     <w:p>
       <w:pPr>
-        <w:pStyle w:val="Heading3"/>
+        <w:pStyle w:val="Heading2"/>
         <w:numPr>
-          <w:ilvl w:val="2"/>
+          <w:ilvl w:val="1"/>
           <w:numId w:val="3"/>
         </w:numPr>
-        <w:spacing w:before="0" w:after="480" w:line="360" w:lineRule="auto"/>
+        <w:spacing w:line="480" w:lineRule="auto"/>
         <w:rPr>
           <w:rFonts w:ascii="Times New Roman" w:hAnsi="Times New Roman" w:cs="Times New Roman"/>
           <w:b/>
-          <w:color w:val="000000" w:themeColor="text1"/>
-          <w:lang w:eastAsia="en-ID"/>
-        </w:rPr>
-      </w:pPr>
-      <w:bookmarkStart w:id="17" w:name="_Toc201860555"/>
+          <w:color w:val="auto"/>
+          <w:sz w:val="24"/>
+          <w:szCs w:val="24"/>
+          <w:lang w:eastAsia="en-ID"/>
+        </w:rPr>
+      </w:pPr>
+      <w:bookmarkStart w:id="16" w:name="_Toc201860555"/>
       <w:r>
         <w:rPr>
           <w:rFonts w:ascii="Times New Roman" w:hAnsi="Times New Roman" w:cs="Times New Roman"/>
           <w:b/>
-          <w:color w:val="000000" w:themeColor="text1"/>
+          <w:color w:val="auto"/>
+          <w:sz w:val="24"/>
+          <w:szCs w:val="24"/>
+          <w:lang w:eastAsia="en-ID"/>
+        </w:rPr>
+        <w:t xml:space="preserve"> </w:t>
+      </w:r>
+      <w:r>
+        <w:rPr>
+          <w:rFonts w:ascii="Times New Roman" w:hAnsi="Times New Roman" w:cs="Times New Roman"/>
+          <w:b/>
+          <w:color w:val="auto"/>
+          <w:sz w:val="24"/>
+          <w:szCs w:val="24"/>
           <w:lang w:eastAsia="en-ID"/>
         </w:rPr>
         <w:t>Random Forest</w:t>
       </w:r>
-      <w:bookmarkEnd w:id="17"/>
+      <w:bookmarkEnd w:id="16"/>
     </w:p>
     <w:p>
       <w:pPr>
-        <w:spacing w:after="360" w:line="360" w:lineRule="auto"/>
+        <w:spacing w:after="0" w:line="360" w:lineRule="auto"/>
         <w:ind w:firstLine="851"/>
         <w:jc w:val="both"/>
         <w:rPr>
@@ -13393,7 +12989,6 @@
             <w:docPart w:val="DefaultPlaceholder_-1854013440"/>
           </w:placeholder>
         </w:sdtPr>
-        <w:sdtEndPr/>
         <w:sdtContent>
           <w:r>
             <w:rPr>
@@ -13419,7 +13014,7 @@
     </w:p>
     <w:p>
       <w:pPr>
-        <w:spacing w:after="360" w:line="360" w:lineRule="auto"/>
+        <w:spacing w:after="0" w:line="360" w:lineRule="auto"/>
         <w:ind w:firstLine="851"/>
         <w:jc w:val="both"/>
         <w:rPr>
@@ -13456,17 +13051,7 @@
           <w:szCs w:val="24"/>
           <w:lang w:eastAsia="en-ID"/>
         </w:rPr>
-        <w:t xml:space="preserve">Struktur gambar Random Forest adalah representasi visual dari banyak </w:t>
-      </w:r>
-      <w:r>
-        <w:rPr>
-          <w:rFonts w:ascii="Times New Roman" w:eastAsiaTheme="minorEastAsia" w:hAnsi="Times New Roman" w:cs="Times New Roman"/>
-          <w:sz w:val="24"/>
-          <w:szCs w:val="24"/>
-          <w:lang w:eastAsia="en-ID"/>
-        </w:rPr>
-        <w:lastRenderedPageBreak/>
-        <w:t>pohon keputusan yang berdiri sendiri, dengan proses agregasi hasil sebagai komponen penting dalam menghasilkan prediksi akhir.</w:t>
+        <w:t>Struktur gambar Random Forest adalah representasi visual dari banyak pohon keputusan yang berdiri sendiri, dengan proses agregasi hasil sebagai komponen penting dalam menghasilkan prediksi akhir.</w:t>
       </w:r>
       <w:r>
         <w:rPr>
@@ -13501,7 +13086,6 @@
             <w:docPart w:val="DefaultPlaceholder_-1854013440"/>
           </w:placeholder>
         </w:sdtPr>
-        <w:sdtEndPr/>
         <w:sdtContent>
           <w:r>
             <w:rPr>
@@ -13527,7 +13111,7 @@
     </w:p>
     <w:p>
       <w:pPr>
-        <w:spacing w:after="360" w:line="360" w:lineRule="auto"/>
+        <w:spacing w:after="0" w:line="360" w:lineRule="auto"/>
         <w:ind w:firstLine="851"/>
         <w:jc w:val="both"/>
         <w:rPr>
@@ -13549,7 +13133,7 @@
     </w:p>
     <w:p>
       <w:pPr>
-        <w:spacing w:after="360" w:line="360" w:lineRule="auto"/>
+        <w:spacing w:after="0" w:line="360" w:lineRule="auto"/>
         <w:ind w:firstLine="851"/>
         <w:jc w:val="both"/>
         <w:rPr>
@@ -13566,6 +13150,7 @@
           <w:szCs w:val="24"/>
           <w:lang w:eastAsia="en-ID"/>
         </w:rPr>
+        <w:lastRenderedPageBreak/>
         <w:t>Pada Random Forest, setiap pohon dibangun dengan data bootstrap sampling dan pada setiap split hanya dipertimbangkan subset acak fitur, sehingga pohon-pohon yang terbentuk berbeda dan tidak berkorelasi tinggi.</w:t>
       </w:r>
       <w:r>
@@ -13583,7 +13168,7 @@
     </w:p>
     <w:p>
       <w:pPr>
-        <w:spacing w:after="360" w:line="360" w:lineRule="auto"/>
+        <w:spacing w:after="0" w:line="360" w:lineRule="auto"/>
         <w:ind w:firstLine="851"/>
         <w:jc w:val="both"/>
         <w:rPr>
@@ -13614,7 +13199,7 @@
     </w:p>
     <w:p>
       <w:pPr>
-        <w:spacing w:after="360" w:line="360" w:lineRule="auto"/>
+        <w:spacing w:after="0" w:line="360" w:lineRule="auto"/>
         <w:ind w:firstLine="851"/>
         <w:jc w:val="both"/>
         <w:rPr>
@@ -13640,17 +13225,7 @@
           <w:szCs w:val="24"/>
           <w:lang w:eastAsia="en-ID"/>
         </w:rPr>
-        <w:t xml:space="preserve">Selanjutnya, hasil dari setiap pohon tersebut digabungkan </w:t>
-      </w:r>
-      <w:r>
-        <w:rPr>
-          <w:rFonts w:ascii="Times New Roman" w:hAnsi="Times New Roman" w:cs="Times New Roman"/>
-          <w:sz w:val="24"/>
-          <w:szCs w:val="24"/>
-          <w:lang w:eastAsia="en-ID"/>
-        </w:rPr>
-        <w:lastRenderedPageBreak/>
-        <w:t>untuk menghasilkan prediksi akhir yang lebih tepat dan konsisten. Berikut ini adalah ilustrasi struktur dari algoritma Random Forest:</w:t>
+        <w:t>Selanjutnya, hasil dari setiap pohon tersebut digabungkan untuk menghasilkan prediksi akhir yang lebih tepat dan konsisten. Berikut ini adalah ilustrasi struktur dari algoritma Random Forest:</w:t>
       </w:r>
     </w:p>
     <w:p>
@@ -13807,7 +13382,7 @@
     </w:p>
     <w:p>
       <w:pPr>
-        <w:spacing w:line="360" w:lineRule="auto"/>
+        <w:spacing w:after="0" w:line="360" w:lineRule="auto"/>
         <w:jc w:val="center"/>
         <w:rPr>
           <w:rFonts w:ascii="Times New Roman" w:hAnsi="Times New Roman" w:cs="Times New Roman"/>
@@ -13817,6 +13392,7 @@
         <w:rPr>
           <w:rFonts w:ascii="Times New Roman" w:hAnsi="Times New Roman" w:cs="Times New Roman"/>
         </w:rPr>
+        <w:lastRenderedPageBreak/>
         <w:t>Sumber: Minrui Zheng dkk (2020)</w:t>
       </w:r>
     </w:p>
@@ -13849,7 +13425,7 @@
           <w:ilvl w:val="0"/>
           <w:numId w:val="34"/>
         </w:numPr>
-        <w:spacing w:after="360" w:line="360" w:lineRule="auto"/>
+        <w:spacing w:after="0" w:line="360" w:lineRule="auto"/>
         <w:ind w:left="284" w:hanging="284"/>
         <w:jc w:val="both"/>
         <w:rPr>
@@ -13876,7 +13452,7 @@
           <w:ilvl w:val="0"/>
           <w:numId w:val="34"/>
         </w:numPr>
-        <w:spacing w:after="360" w:line="360" w:lineRule="auto"/>
+        <w:spacing w:after="0" w:line="360" w:lineRule="auto"/>
         <w:ind w:left="284" w:hanging="284"/>
         <w:jc w:val="both"/>
         <w:rPr>
@@ -13903,7 +13479,7 @@
           <w:ilvl w:val="0"/>
           <w:numId w:val="34"/>
         </w:numPr>
-        <w:spacing w:after="360" w:line="360" w:lineRule="auto"/>
+        <w:spacing w:after="0" w:line="360" w:lineRule="auto"/>
         <w:ind w:left="284" w:hanging="284"/>
         <w:jc w:val="both"/>
         <w:rPr>
@@ -13939,7 +13515,7 @@
           <w:ilvl w:val="0"/>
           <w:numId w:val="34"/>
         </w:numPr>
-        <w:spacing w:after="360" w:line="360" w:lineRule="auto"/>
+        <w:spacing w:after="0" w:line="360" w:lineRule="auto"/>
         <w:ind w:left="284" w:hanging="284"/>
         <w:jc w:val="both"/>
         <w:rPr>
@@ -13966,7 +13542,7 @@
           <w:ilvl w:val="0"/>
           <w:numId w:val="35"/>
         </w:numPr>
-        <w:spacing w:after="360" w:line="360" w:lineRule="auto"/>
+        <w:spacing w:after="0" w:line="360" w:lineRule="auto"/>
         <w:ind w:left="567" w:hanging="283"/>
         <w:jc w:val="both"/>
         <w:rPr>
@@ -13993,7 +13569,7 @@
           <w:ilvl w:val="0"/>
           <w:numId w:val="35"/>
         </w:numPr>
-        <w:spacing w:after="360" w:line="360" w:lineRule="auto"/>
+        <w:spacing w:after="0" w:line="360" w:lineRule="auto"/>
         <w:ind w:left="567" w:hanging="283"/>
         <w:jc w:val="both"/>
         <w:rPr>
@@ -14020,7 +13596,7 @@
           <w:ilvl w:val="0"/>
           <w:numId w:val="35"/>
         </w:numPr>
-        <w:spacing w:after="360" w:line="360" w:lineRule="auto"/>
+        <w:spacing w:after="0" w:line="360" w:lineRule="auto"/>
         <w:ind w:left="567" w:hanging="283"/>
         <w:jc w:val="both"/>
         <w:rPr>
@@ -14047,7 +13623,7 @@
           <w:ilvl w:val="0"/>
           <w:numId w:val="34"/>
         </w:numPr>
-        <w:spacing w:after="360" w:line="360" w:lineRule="auto"/>
+        <w:spacing w:after="0" w:line="360" w:lineRule="auto"/>
         <w:ind w:left="284" w:hanging="284"/>
         <w:jc w:val="both"/>
         <w:rPr>
@@ -14074,7 +13650,7 @@
           <w:ilvl w:val="0"/>
           <w:numId w:val="34"/>
         </w:numPr>
-        <w:spacing w:after="360" w:line="360" w:lineRule="auto"/>
+        <w:spacing w:after="0" w:line="360" w:lineRule="auto"/>
         <w:ind w:left="284" w:hanging="284"/>
         <w:jc w:val="both"/>
         <w:rPr>
@@ -14091,7 +13667,6 @@
           <w:szCs w:val="24"/>
           <w:lang w:eastAsia="en-ID"/>
         </w:rPr>
-        <w:lastRenderedPageBreak/>
         <w:t xml:space="preserve">Untuk data baru, lakukan prediksi dengan setiap pohon </w:t>
       </w:r>
     </w:p>
@@ -14102,7 +13677,7 @@
           <w:ilvl w:val="0"/>
           <w:numId w:val="34"/>
         </w:numPr>
-        <w:spacing w:after="360" w:line="360" w:lineRule="auto"/>
+        <w:spacing w:after="0" w:line="360" w:lineRule="auto"/>
         <w:ind w:left="284" w:hanging="284"/>
         <w:jc w:val="both"/>
         <w:rPr>
@@ -14129,7 +13704,7 @@
           <w:ilvl w:val="0"/>
           <w:numId w:val="36"/>
         </w:numPr>
-        <w:spacing w:after="360" w:line="360" w:lineRule="auto"/>
+        <w:spacing w:after="0" w:line="360" w:lineRule="auto"/>
         <w:jc w:val="both"/>
         <w:rPr>
           <w:rFonts w:ascii="Times New Roman" w:eastAsiaTheme="minorEastAsia" w:hAnsi="Times New Roman" w:cs="Times New Roman"/>
@@ -14155,7 +13730,7 @@
           <w:ilvl w:val="0"/>
           <w:numId w:val="36"/>
         </w:numPr>
-        <w:spacing w:after="360" w:line="360" w:lineRule="auto"/>
+        <w:spacing w:after="0" w:line="360" w:lineRule="auto"/>
         <w:jc w:val="both"/>
         <w:rPr>
           <w:rFonts w:ascii="Times New Roman" w:eastAsiaTheme="minorEastAsia" w:hAnsi="Times New Roman" w:cs="Times New Roman"/>
@@ -14181,7 +13756,7 @@
           <w:ilvl w:val="0"/>
           <w:numId w:val="34"/>
         </w:numPr>
-        <w:spacing w:after="360" w:line="360" w:lineRule="auto"/>
+        <w:spacing w:after="0" w:line="360" w:lineRule="auto"/>
         <w:ind w:left="284" w:hanging="284"/>
         <w:jc w:val="both"/>
         <w:rPr>
@@ -14208,7 +13783,7 @@
           <w:ilvl w:val="0"/>
           <w:numId w:val="34"/>
         </w:numPr>
-        <w:spacing w:after="360" w:line="360" w:lineRule="auto"/>
+        <w:spacing w:after="0" w:line="360" w:lineRule="auto"/>
         <w:ind w:left="284" w:hanging="284"/>
         <w:jc w:val="both"/>
         <w:rPr>
@@ -14231,7 +13806,7 @@
     <w:p>
       <w:pPr>
         <w:spacing w:after="0" w:line="360" w:lineRule="auto"/>
-        <w:ind w:firstLine="720"/>
+        <w:ind w:firstLine="851"/>
         <w:jc w:val="both"/>
         <w:rPr>
           <w:rFonts w:ascii="Times New Roman" w:hAnsi="Times New Roman" w:cs="Times New Roman"/>
@@ -14270,27 +13845,25 @@
     </w:p>
     <w:p>
       <w:pPr>
-        <w:pStyle w:val="Heading4"/>
+        <w:pStyle w:val="NoSpacing"/>
         <w:numPr>
-          <w:ilvl w:val="3"/>
-          <w:numId w:val="3"/>
+          <w:ilvl w:val="0"/>
+          <w:numId w:val="58"/>
         </w:numPr>
-        <w:spacing w:before="0" w:line="360" w:lineRule="auto"/>
-        <w:ind w:left="567" w:hanging="425"/>
-        <w:rPr>
-          <w:rFonts w:ascii="Times New Roman" w:hAnsi="Times New Roman" w:cs="Times New Roman"/>
-          <w:i w:val="0"/>
-          <w:color w:val="auto"/>
-          <w:sz w:val="24"/>
-          <w:lang w:eastAsia="en-ID"/>
-        </w:rPr>
-      </w:pPr>
-      <w:r>
-        <w:rPr>
-          <w:rFonts w:ascii="Times New Roman" w:hAnsi="Times New Roman" w:cs="Times New Roman"/>
-          <w:i w:val="0"/>
-          <w:color w:val="auto"/>
-          <w:sz w:val="24"/>
+        <w:spacing w:line="360" w:lineRule="auto"/>
+        <w:ind w:left="567"/>
+        <w:rPr>
+          <w:rFonts w:ascii="Times New Roman" w:hAnsi="Times New Roman" w:cs="Times New Roman"/>
+          <w:sz w:val="24"/>
+          <w:szCs w:val="24"/>
+          <w:lang w:eastAsia="en-ID"/>
+        </w:rPr>
+      </w:pPr>
+      <w:r>
+        <w:rPr>
+          <w:rFonts w:ascii="Times New Roman" w:hAnsi="Times New Roman" w:cs="Times New Roman"/>
+          <w:sz w:val="24"/>
+          <w:szCs w:val="24"/>
           <w:lang w:eastAsia="en-ID"/>
         </w:rPr>
         <w:t>Bootstrap Sampling</w:t>
@@ -14325,87 +13898,6 @@
           <w:lang w:eastAsia="en-ID"/>
         </w:rPr>
         <w:t>. Cara kerja dari bootstrap sampling dalam random forest adalah sebagai berikut:</w:t>
-      </w:r>
-    </w:p>
-    <w:p>
-      <w:pPr>
-        <w:pStyle w:val="ListParagraph"/>
-        <w:numPr>
-          <w:ilvl w:val="0"/>
-          <w:numId w:val="26"/>
-        </w:numPr>
-        <w:spacing w:after="360" w:line="360" w:lineRule="auto"/>
-        <w:ind w:left="851" w:hanging="284"/>
-        <w:jc w:val="both"/>
-        <w:rPr>
-          <w:rFonts w:ascii="Times New Roman" w:hAnsi="Times New Roman" w:cs="Times New Roman"/>
-          <w:sz w:val="24"/>
-          <w:szCs w:val="24"/>
-          <w:lang w:eastAsia="en-ID"/>
-        </w:rPr>
-      </w:pPr>
-      <w:r>
-        <w:rPr>
-          <w:rFonts w:ascii="Times New Roman" w:eastAsiaTheme="minorEastAsia" w:hAnsi="Times New Roman" w:cs="Times New Roman"/>
-          <w:sz w:val="24"/>
-          <w:szCs w:val="24"/>
-          <w:lang w:eastAsia="en-ID"/>
-        </w:rPr>
-        <w:t>Dari dataset pelatihan yang tersedia, dilakukan pengambilan sampel secara acak dengan pengembalian untuk membentuk subset data baru yang berukuran sama dengan dataset asli.</w:t>
-      </w:r>
-    </w:p>
-    <w:p>
-      <w:pPr>
-        <w:pStyle w:val="ListParagraph"/>
-        <w:numPr>
-          <w:ilvl w:val="0"/>
-          <w:numId w:val="26"/>
-        </w:numPr>
-        <w:spacing w:after="360" w:line="360" w:lineRule="auto"/>
-        <w:ind w:left="851" w:hanging="284"/>
-        <w:jc w:val="both"/>
-        <w:rPr>
-          <w:rFonts w:ascii="Times New Roman" w:hAnsi="Times New Roman" w:cs="Times New Roman"/>
-          <w:sz w:val="24"/>
-          <w:szCs w:val="24"/>
-          <w:lang w:eastAsia="en-ID"/>
-        </w:rPr>
-      </w:pPr>
-      <w:r>
-        <w:rPr>
-          <w:rFonts w:ascii="Times New Roman" w:eastAsiaTheme="minorEastAsia" w:hAnsi="Times New Roman" w:cs="Times New Roman"/>
-          <w:sz w:val="24"/>
-          <w:szCs w:val="24"/>
-          <w:lang w:eastAsia="en-ID"/>
-        </w:rPr>
-        <w:t>Setiap subset ini menjadi data latih untuk satu pohon keputusan dalam hutan acak. Karena adanya pengembalian, setiap pohon mendapatkan data yang sedikit berbeda, menciptakan variasi antar pohon.</w:t>
-      </w:r>
-    </w:p>
-    <w:p>
-      <w:pPr>
-        <w:pStyle w:val="ListParagraph"/>
-        <w:numPr>
-          <w:ilvl w:val="0"/>
-          <w:numId w:val="26"/>
-        </w:numPr>
-        <w:spacing w:after="360" w:line="360" w:lineRule="auto"/>
-        <w:ind w:left="851" w:hanging="284"/>
-        <w:jc w:val="both"/>
-        <w:rPr>
-          <w:rFonts w:ascii="Times New Roman" w:hAnsi="Times New Roman" w:cs="Times New Roman"/>
-          <w:sz w:val="24"/>
-          <w:szCs w:val="24"/>
-          <w:lang w:eastAsia="en-ID"/>
-        </w:rPr>
-      </w:pPr>
-      <w:r>
-        <w:rPr>
-          <w:rFonts w:ascii="Times New Roman" w:eastAsiaTheme="minorEastAsia" w:hAnsi="Times New Roman" w:cs="Times New Roman"/>
-          <w:sz w:val="24"/>
-          <w:szCs w:val="24"/>
-          <w:lang w:eastAsia="en-ID"/>
-        </w:rPr>
-        <w:t>Variasi ini penting untuk mengurangi korelasi antar pohon dan menghindari overfitting, sehingga hasil agregasi prediksi menjadi lebih stabil dan akurat.</w:t>
       </w:r>
     </w:p>
     <w:p>
@@ -14432,6 +13924,88 @@
           <w:szCs w:val="24"/>
           <w:lang w:eastAsia="en-ID"/>
         </w:rPr>
+        <w:lastRenderedPageBreak/>
+        <w:t>Dari dataset pelatihan yang tersedia, dilakukan pengambilan sampel secara acak dengan pengembalian untuk membentuk subset data baru yang berukuran sama dengan dataset asli.</w:t>
+      </w:r>
+    </w:p>
+    <w:p>
+      <w:pPr>
+        <w:pStyle w:val="ListParagraph"/>
+        <w:numPr>
+          <w:ilvl w:val="0"/>
+          <w:numId w:val="26"/>
+        </w:numPr>
+        <w:spacing w:after="0" w:line="360" w:lineRule="auto"/>
+        <w:ind w:left="851" w:hanging="284"/>
+        <w:jc w:val="both"/>
+        <w:rPr>
+          <w:rFonts w:ascii="Times New Roman" w:hAnsi="Times New Roman" w:cs="Times New Roman"/>
+          <w:sz w:val="24"/>
+          <w:szCs w:val="24"/>
+          <w:lang w:eastAsia="en-ID"/>
+        </w:rPr>
+      </w:pPr>
+      <w:r>
+        <w:rPr>
+          <w:rFonts w:ascii="Times New Roman" w:eastAsiaTheme="minorEastAsia" w:hAnsi="Times New Roman" w:cs="Times New Roman"/>
+          <w:sz w:val="24"/>
+          <w:szCs w:val="24"/>
+          <w:lang w:eastAsia="en-ID"/>
+        </w:rPr>
+        <w:t>Setiap subset ini menjadi data latih untuk satu pohon keputusan dalam hutan acak. Karena adanya pengembalian, setiap pohon mendapatkan data yang sedikit berbeda, menciptakan variasi antar pohon.</w:t>
+      </w:r>
+    </w:p>
+    <w:p>
+      <w:pPr>
+        <w:pStyle w:val="ListParagraph"/>
+        <w:numPr>
+          <w:ilvl w:val="0"/>
+          <w:numId w:val="26"/>
+        </w:numPr>
+        <w:spacing w:after="0" w:line="360" w:lineRule="auto"/>
+        <w:ind w:left="851" w:hanging="284"/>
+        <w:jc w:val="both"/>
+        <w:rPr>
+          <w:rFonts w:ascii="Times New Roman" w:hAnsi="Times New Roman" w:cs="Times New Roman"/>
+          <w:sz w:val="24"/>
+          <w:szCs w:val="24"/>
+          <w:lang w:eastAsia="en-ID"/>
+        </w:rPr>
+      </w:pPr>
+      <w:r>
+        <w:rPr>
+          <w:rFonts w:ascii="Times New Roman" w:eastAsiaTheme="minorEastAsia" w:hAnsi="Times New Roman" w:cs="Times New Roman"/>
+          <w:sz w:val="24"/>
+          <w:szCs w:val="24"/>
+          <w:lang w:eastAsia="en-ID"/>
+        </w:rPr>
+        <w:t>Variasi ini penting untuk mengurangi korelasi antar pohon dan menghindari overfitting, sehingga hasil agregasi prediksi menjadi lebih stabil dan akurat.</w:t>
+      </w:r>
+    </w:p>
+    <w:p>
+      <w:pPr>
+        <w:pStyle w:val="ListParagraph"/>
+        <w:numPr>
+          <w:ilvl w:val="0"/>
+          <w:numId w:val="26"/>
+        </w:numPr>
+        <w:spacing w:after="0" w:line="360" w:lineRule="auto"/>
+        <w:ind w:left="851" w:hanging="284"/>
+        <w:jc w:val="both"/>
+        <w:rPr>
+          <w:rFonts w:ascii="Times New Roman" w:hAnsi="Times New Roman" w:cs="Times New Roman"/>
+          <w:sz w:val="24"/>
+          <w:szCs w:val="24"/>
+          <w:lang w:eastAsia="en-ID"/>
+        </w:rPr>
+      </w:pPr>
+      <w:r>
+        <w:rPr>
+          <w:rFonts w:ascii="Times New Roman" w:eastAsiaTheme="minorEastAsia" w:hAnsi="Times New Roman" w:cs="Times New Roman"/>
+          <w:sz w:val="24"/>
+          <w:szCs w:val="24"/>
+          <w:lang w:eastAsia="en-ID"/>
+        </w:rPr>
         <w:t>Selain itu, sekitar sepertiga data yang tidak terpilih dalam bootstrap disebut out-of-bag (OOB), yang bisa digunakan untuk validasi model tanpa perlu data terpisah</w:t>
       </w:r>
     </w:p>
@@ -14454,42 +14028,30 @@
           <w:szCs w:val="24"/>
           <w:lang w:eastAsia="en-ID"/>
         </w:rPr>
-        <w:t xml:space="preserve">Misal dataset asli berisi 1000 sampel. Dengan bootstrap sampling, untuk setiap pohon diambil 1000 sampel secara acak dengan pengembalian. Jadi, </w:t>
-      </w:r>
-      <w:r>
-        <w:rPr>
-          <w:rFonts w:ascii="Times New Roman" w:eastAsiaTheme="minorEastAsia" w:hAnsi="Times New Roman" w:cs="Times New Roman"/>
-          <w:sz w:val="24"/>
-          <w:szCs w:val="24"/>
-          <w:lang w:eastAsia="en-ID"/>
-        </w:rPr>
-        <w:lastRenderedPageBreak/>
-        <w:t>satu pohon mungkin memiliki 700 sampel unik, dan 300 sampel terduplikasi, sementara 300 lainnya tidak terpilih. Pohon lain akan memiliki subset yang berbeda, sehingga menghasilkan model yang lebih robust saat hasilnya digabungkan. Dengan demikian, bootstrap sampling adalah fondasi penting dalam Random Forest yang memungkinkan pembentukan banyak pohon keputusan yang berbeda dan meningkatkan performa model secara keseluruhan</w:t>
+        <w:t>Misal dataset asli berisi 1000 sampel. Dengan bootstrap sampling, untuk setiap pohon diambil 1000 sampel secara acak dengan pengembalian. Jadi, satu pohon mungkin memiliki 700 sampel unik, dan 300 sampel terduplikasi, sementara 300 lainnya tidak terpilih. Pohon lain akan memiliki subset yang berbeda, sehingga menghasilkan model yang lebih robust saat hasilnya digabungkan. Dengan demikian, bootstrap sampling adalah fondasi penting dalam Random Forest yang memungkinkan pembentukan banyak pohon keputusan yang berbeda dan meningkatkan performa model secara keseluruhan</w:t>
       </w:r>
     </w:p>
     <w:p>
       <w:pPr>
-        <w:pStyle w:val="Heading4"/>
+        <w:pStyle w:val="NoSpacing"/>
         <w:numPr>
-          <w:ilvl w:val="3"/>
-          <w:numId w:val="3"/>
+          <w:ilvl w:val="0"/>
+          <w:numId w:val="58"/>
         </w:numPr>
-        <w:spacing w:before="0" w:line="360" w:lineRule="auto"/>
-        <w:ind w:left="567" w:hanging="425"/>
-        <w:rPr>
-          <w:rFonts w:ascii="Times New Roman" w:hAnsi="Times New Roman" w:cs="Times New Roman"/>
-          <w:i w:val="0"/>
-          <w:color w:val="auto"/>
-          <w:sz w:val="24"/>
-          <w:lang w:eastAsia="en-ID"/>
-        </w:rPr>
-      </w:pPr>
-      <w:r>
-        <w:rPr>
-          <w:rFonts w:ascii="Times New Roman" w:hAnsi="Times New Roman" w:cs="Times New Roman"/>
-          <w:i w:val="0"/>
-          <w:color w:val="auto"/>
-          <w:sz w:val="24"/>
+        <w:spacing w:line="360" w:lineRule="auto"/>
+        <w:ind w:left="567"/>
+        <w:rPr>
+          <w:rFonts w:ascii="Times New Roman" w:hAnsi="Times New Roman" w:cs="Times New Roman"/>
+          <w:sz w:val="24"/>
+          <w:szCs w:val="24"/>
+          <w:lang w:eastAsia="en-ID"/>
+        </w:rPr>
+      </w:pPr>
+      <w:r>
+        <w:rPr>
+          <w:rFonts w:ascii="Times New Roman" w:hAnsi="Times New Roman" w:cs="Times New Roman"/>
+          <w:sz w:val="24"/>
+          <w:szCs w:val="24"/>
           <w:lang w:eastAsia="en-ID"/>
         </w:rPr>
         <w:t>Pembentukan Decision Tree</w:t>
@@ -14523,7 +14085,17 @@
           <w:szCs w:val="24"/>
           <w:lang w:eastAsia="en-ID"/>
         </w:rPr>
-        <w:t>Proses ini terus berlangsung sampai memenuhi kondisi penghentian tertentu, seperti ketika semua data dalam subset tergolong ke dalam kelas yang seragam, kedalaman pohon telah mencapai batas maksimal, atau jumlah data dalam subset menjadi terlalu sedikit untuk diproses lebih lanjut.</w:t>
+        <w:t xml:space="preserve">Proses ini terus berlangsung sampai memenuhi kondisi penghentian tertentu, seperti ketika semua data dalam subset tergolong ke dalam kelas yang seragam, kedalaman pohon telah mencapai batas maksimal, atau jumlah data dalam subset menjadi terlalu sedikit untuk diproses lebih </w:t>
+      </w:r>
+      <w:r>
+        <w:rPr>
+          <w:rFonts w:ascii="Times New Roman" w:hAnsi="Times New Roman" w:cs="Times New Roman"/>
+          <w:sz w:val="24"/>
+          <w:szCs w:val="24"/>
+          <w:lang w:eastAsia="en-ID"/>
+        </w:rPr>
+        <w:lastRenderedPageBreak/>
+        <w:t>lanjut.</w:t>
       </w:r>
       <w:r>
         <w:rPr>
@@ -14542,7 +14114,7 @@
           <w:ilvl w:val="0"/>
           <w:numId w:val="27"/>
         </w:numPr>
-        <w:spacing w:after="360" w:line="360" w:lineRule="auto"/>
+        <w:spacing w:after="0" w:line="360" w:lineRule="auto"/>
         <w:ind w:left="993" w:hanging="426"/>
         <w:jc w:val="both"/>
         <w:rPr>
@@ -14565,7 +14137,7 @@
     <w:p>
       <w:pPr>
         <w:pStyle w:val="ListParagraph"/>
-        <w:spacing w:after="360" w:line="360" w:lineRule="auto"/>
+        <w:spacing w:after="0" w:line="360" w:lineRule="auto"/>
         <w:ind w:left="993"/>
         <w:jc w:val="both"/>
         <w:rPr>
@@ -14592,7 +14164,7 @@
           <w:ilvl w:val="0"/>
           <w:numId w:val="27"/>
         </w:numPr>
-        <w:spacing w:after="360" w:line="360" w:lineRule="auto"/>
+        <w:spacing w:after="0" w:line="360" w:lineRule="auto"/>
         <w:ind w:left="993" w:hanging="426"/>
         <w:jc w:val="both"/>
         <w:rPr>
@@ -14615,7 +14187,7 @@
     <w:p>
       <w:pPr>
         <w:pStyle w:val="ListParagraph"/>
-        <w:spacing w:after="360" w:line="360" w:lineRule="auto"/>
+        <w:spacing w:after="0" w:line="360" w:lineRule="auto"/>
         <w:ind w:left="993"/>
         <w:jc w:val="both"/>
         <w:rPr>
@@ -14642,7 +14214,7 @@
           <w:ilvl w:val="0"/>
           <w:numId w:val="28"/>
         </w:numPr>
-        <w:spacing w:after="360" w:line="360" w:lineRule="auto"/>
+        <w:spacing w:after="0" w:line="360" w:lineRule="auto"/>
         <w:ind w:left="993" w:hanging="426"/>
         <w:jc w:val="both"/>
         <w:rPr>
@@ -14665,7 +14237,7 @@
     <w:p>
       <w:pPr>
         <w:pStyle w:val="ListParagraph"/>
-        <w:spacing w:after="360" w:line="360" w:lineRule="auto"/>
+        <w:spacing w:after="0" w:line="360" w:lineRule="auto"/>
         <w:ind w:left="993" w:hanging="426"/>
         <w:jc w:val="right"/>
         <w:rPr>
@@ -14835,6 +14407,15 @@
                   <w:szCs w:val="24"/>
                   <w:lang w:eastAsia="en-ID"/>
                 </w:rPr>
+                <m:t>2.</m:t>
+              </m:r>
+              <m:r>
+                <w:rPr>
+                  <w:rFonts w:ascii="Cambria Math" w:hAnsi="Cambria Math" w:cs="Times New Roman"/>
+                  <w:sz w:val="24"/>
+                  <w:szCs w:val="24"/>
+                  <w:lang w:eastAsia="en-ID"/>
+                </w:rPr>
                 <m:t>1</m:t>
               </m:r>
             </m:e>
@@ -14845,7 +14426,7 @@
     <w:p>
       <w:pPr>
         <w:pStyle w:val="ListParagraph"/>
-        <w:spacing w:after="360" w:line="360" w:lineRule="auto"/>
+        <w:spacing w:after="0" w:line="360" w:lineRule="auto"/>
         <w:ind w:left="993"/>
         <w:jc w:val="center"/>
         <w:rPr>
@@ -14961,7 +14542,7 @@
     <w:p>
       <w:pPr>
         <w:pStyle w:val="ListParagraph"/>
-        <w:spacing w:after="360" w:line="360" w:lineRule="auto"/>
+        <w:spacing w:after="0" w:line="360" w:lineRule="auto"/>
         <w:ind w:left="1134" w:hanging="273"/>
         <w:jc w:val="right"/>
         <w:rPr>
@@ -14988,7 +14569,7 @@
           <w:ilvl w:val="0"/>
           <w:numId w:val="28"/>
         </w:numPr>
-        <w:spacing w:after="360" w:line="360" w:lineRule="auto"/>
+        <w:spacing w:after="0" w:line="360" w:lineRule="auto"/>
         <w:ind w:left="993" w:hanging="426"/>
         <w:jc w:val="both"/>
         <w:rPr>
@@ -15011,7 +14592,7 @@
     <w:p>
       <w:pPr>
         <w:pStyle w:val="ListParagraph"/>
-        <w:spacing w:after="360" w:line="360" w:lineRule="auto"/>
+        <w:spacing w:after="0" w:line="360" w:lineRule="auto"/>
         <w:ind w:left="993" w:hanging="426"/>
         <w:jc w:val="center"/>
         <w:rPr>
@@ -15033,7 +14614,6 @@
               <w:szCs w:val="24"/>
               <w:lang w:eastAsia="en-ID"/>
             </w:rPr>
-            <w:lastRenderedPageBreak/>
             <m:t xml:space="preserve">Entropy </m:t>
           </m:r>
           <m:d>
@@ -15235,7 +14815,25 @@
                   <w:szCs w:val="24"/>
                   <w:lang w:eastAsia="en-ID"/>
                 </w:rPr>
-                <m:t>..…………………….(2)</m:t>
+                <m:t>..…………………….(2</m:t>
+              </m:r>
+              <m:r>
+                <w:rPr>
+                  <w:rFonts w:ascii="Cambria Math" w:hAnsi="Cambria Math" w:cs="Times New Roman"/>
+                  <w:sz w:val="24"/>
+                  <w:szCs w:val="24"/>
+                  <w:lang w:eastAsia="en-ID"/>
+                </w:rPr>
+                <m:t>.2</m:t>
+              </m:r>
+              <m:r>
+                <w:rPr>
+                  <w:rFonts w:ascii="Cambria Math" w:hAnsi="Cambria Math" w:cs="Times New Roman"/>
+                  <w:sz w:val="24"/>
+                  <w:szCs w:val="24"/>
+                  <w:lang w:eastAsia="en-ID"/>
+                </w:rPr>
+                <m:t>)</m:t>
               </m:r>
             </m:e>
           </m:nary>
@@ -15245,7 +14843,7 @@
     <w:p>
       <w:pPr>
         <w:pStyle w:val="ListParagraph"/>
-        <w:spacing w:after="480" w:line="360" w:lineRule="auto"/>
+        <w:spacing w:after="0" w:line="360" w:lineRule="auto"/>
         <w:ind w:left="993"/>
         <w:jc w:val="both"/>
         <w:rPr>
@@ -15277,7 +14875,7 @@
     <w:p>
       <w:pPr>
         <w:pStyle w:val="ListParagraph"/>
-        <w:spacing w:after="360" w:line="360" w:lineRule="auto"/>
+        <w:spacing w:after="0" w:line="360" w:lineRule="auto"/>
         <w:ind w:left="993" w:hanging="426"/>
         <w:jc w:val="center"/>
         <w:rPr>
@@ -15463,7 +15061,43 @@
               <w:szCs w:val="24"/>
               <w:lang w:eastAsia="en-ID"/>
             </w:rPr>
-            <m:t>……………………………….(3)</m:t>
+            <m:t>……………………………</m:t>
+          </m:r>
+          <m:r>
+            <w:rPr>
+              <w:rFonts w:ascii="Cambria Math" w:hAnsi="Cambria Math" w:cs="Times New Roman"/>
+              <w:sz w:val="24"/>
+              <w:szCs w:val="24"/>
+              <w:lang w:eastAsia="en-ID"/>
+            </w:rPr>
+            <m:t>..</m:t>
+          </m:r>
+          <m:r>
+            <w:rPr>
+              <w:rFonts w:ascii="Cambria Math" w:hAnsi="Cambria Math" w:cs="Times New Roman"/>
+              <w:sz w:val="24"/>
+              <w:szCs w:val="24"/>
+              <w:lang w:eastAsia="en-ID"/>
+            </w:rPr>
+            <m:t>(</m:t>
+          </m:r>
+          <m:r>
+            <w:rPr>
+              <w:rFonts w:ascii="Cambria Math" w:hAnsi="Cambria Math" w:cs="Times New Roman"/>
+              <w:sz w:val="24"/>
+              <w:szCs w:val="24"/>
+              <w:lang w:eastAsia="en-ID"/>
+            </w:rPr>
+            <m:t>2.</m:t>
+          </m:r>
+          <m:r>
+            <w:rPr>
+              <w:rFonts w:ascii="Cambria Math" w:hAnsi="Cambria Math" w:cs="Times New Roman"/>
+              <w:sz w:val="24"/>
+              <w:szCs w:val="24"/>
+              <w:lang w:eastAsia="en-ID"/>
+            </w:rPr>
+            <m:t>3)</m:t>
           </m:r>
         </m:oMath>
       </m:oMathPara>
@@ -15471,7 +15105,7 @@
     <w:p>
       <w:pPr>
         <w:pStyle w:val="ListParagraph"/>
-        <w:spacing w:after="360" w:line="360" w:lineRule="auto"/>
+        <w:spacing w:after="0" w:line="360" w:lineRule="auto"/>
         <w:ind w:left="993"/>
         <w:jc w:val="both"/>
         <w:rPr>
@@ -15600,7 +15234,7 @@
           <w:ilvl w:val="0"/>
           <w:numId w:val="28"/>
         </w:numPr>
-        <w:spacing w:after="360" w:line="360" w:lineRule="auto"/>
+        <w:spacing w:after="0" w:line="360" w:lineRule="auto"/>
         <w:ind w:left="993" w:hanging="426"/>
         <w:jc w:val="both"/>
         <w:rPr>
@@ -15623,7 +15257,7 @@
     <w:p>
       <w:pPr>
         <w:pStyle w:val="ListParagraph"/>
-        <w:spacing w:after="360" w:line="360" w:lineRule="auto"/>
+        <w:spacing w:after="0" w:line="360" w:lineRule="auto"/>
         <w:ind w:left="993"/>
         <w:jc w:val="both"/>
         <w:rPr>
@@ -15650,7 +15284,7 @@
           <w:ilvl w:val="0"/>
           <w:numId w:val="28"/>
         </w:numPr>
-        <w:spacing w:after="360" w:line="360" w:lineRule="auto"/>
+        <w:spacing w:after="0" w:line="360" w:lineRule="auto"/>
         <w:ind w:left="993" w:hanging="426"/>
         <w:jc w:val="both"/>
         <w:rPr>
@@ -15673,7 +15307,7 @@
     <w:p>
       <w:pPr>
         <w:pStyle w:val="ListParagraph"/>
-        <w:spacing w:after="360" w:line="360" w:lineRule="auto"/>
+        <w:spacing w:after="0" w:line="360" w:lineRule="auto"/>
         <w:ind w:left="993"/>
         <w:jc w:val="both"/>
         <w:rPr>
@@ -15690,6 +15324,7 @@
           <w:szCs w:val="24"/>
           <w:lang w:eastAsia="en-ID"/>
         </w:rPr>
+        <w:lastRenderedPageBreak/>
         <w:t>Proses pemilihan fitur dan pembagian data diulang pada setiap node anak yang baru terbentuk.</w:t>
       </w:r>
     </w:p>
@@ -15700,7 +15335,7 @@
           <w:ilvl w:val="0"/>
           <w:numId w:val="28"/>
         </w:numPr>
-        <w:spacing w:after="360" w:line="360" w:lineRule="auto"/>
+        <w:spacing w:after="0" w:line="360" w:lineRule="auto"/>
         <w:ind w:left="993" w:hanging="426"/>
         <w:jc w:val="both"/>
         <w:rPr>
@@ -15723,7 +15358,7 @@
     <w:p>
       <w:pPr>
         <w:pStyle w:val="ListParagraph"/>
-        <w:spacing w:after="360" w:line="360" w:lineRule="auto"/>
+        <w:spacing w:after="0" w:line="360" w:lineRule="auto"/>
         <w:ind w:left="993"/>
         <w:jc w:val="both"/>
         <w:rPr>
@@ -15750,7 +15385,7 @@
           <w:ilvl w:val="0"/>
           <w:numId w:val="29"/>
         </w:numPr>
-        <w:spacing w:after="360" w:line="360" w:lineRule="auto"/>
+        <w:spacing w:after="0" w:line="360" w:lineRule="auto"/>
         <w:ind w:left="1418" w:hanging="425"/>
         <w:jc w:val="both"/>
         <w:rPr>
@@ -15795,7 +15430,7 @@
           <w:ilvl w:val="0"/>
           <w:numId w:val="29"/>
         </w:numPr>
-        <w:spacing w:after="360" w:line="360" w:lineRule="auto"/>
+        <w:spacing w:after="0" w:line="360" w:lineRule="auto"/>
         <w:ind w:left="1418" w:hanging="425"/>
         <w:jc w:val="both"/>
         <w:rPr>
@@ -15822,7 +15457,7 @@
           <w:ilvl w:val="0"/>
           <w:numId w:val="29"/>
         </w:numPr>
-        <w:spacing w:after="360" w:line="360" w:lineRule="auto"/>
+        <w:spacing w:after="0" w:line="360" w:lineRule="auto"/>
         <w:ind w:left="1418" w:hanging="425"/>
         <w:jc w:val="both"/>
         <w:rPr>
@@ -15849,7 +15484,7 @@
           <w:ilvl w:val="0"/>
           <w:numId w:val="29"/>
         </w:numPr>
-        <w:spacing w:after="360" w:line="360" w:lineRule="auto"/>
+        <w:spacing w:after="0" w:line="360" w:lineRule="auto"/>
         <w:ind w:left="1418" w:hanging="425"/>
         <w:jc w:val="both"/>
         <w:rPr>
@@ -15876,7 +15511,7 @@
           <w:ilvl w:val="0"/>
           <w:numId w:val="28"/>
         </w:numPr>
-        <w:spacing w:after="360" w:line="360" w:lineRule="auto"/>
+        <w:spacing w:after="0" w:line="360" w:lineRule="auto"/>
         <w:ind w:left="993" w:hanging="426"/>
         <w:jc w:val="both"/>
         <w:rPr>
@@ -15959,17 +15594,7 @@
           <w:szCs w:val="24"/>
           <w:lang w:eastAsia="en-ID"/>
         </w:rPr>
-        <w:t xml:space="preserve">Algoritma memilih fitur </w:t>
-      </w:r>
-      <w:r>
-        <w:rPr>
-          <w:rFonts w:ascii="Times New Roman" w:hAnsi="Times New Roman" w:cs="Times New Roman"/>
-          <w:sz w:val="24"/>
-          <w:szCs w:val="24"/>
-          <w:lang w:eastAsia="en-ID"/>
-        </w:rPr>
-        <w:lastRenderedPageBreak/>
-        <w:t>terbaik berdasarkan metrik seperti Gini Impurity, Entropy, dan Information Gain untuk memisahkan data secara rekursif</w:t>
+        <w:t>Algoritma memilih fitur terbaik berdasarkan metrik seperti Gini Impurity, Entropy, dan Information Gain untuk memisahkan data secara rekursif</w:t>
       </w:r>
       <w:r>
         <w:rPr>
@@ -16004,7 +15629,6 @@
             <w:docPart w:val="DefaultPlaceholder_-1854013440"/>
           </w:placeholder>
         </w:sdtPr>
-        <w:sdtEndPr/>
         <w:sdtContent>
           <w:r>
             <w:rPr>
@@ -16057,27 +15681,25 @@
     </w:p>
     <w:p>
       <w:pPr>
-        <w:pStyle w:val="Heading4"/>
+        <w:pStyle w:val="NoSpacing"/>
         <w:numPr>
-          <w:ilvl w:val="3"/>
-          <w:numId w:val="3"/>
+          <w:ilvl w:val="0"/>
+          <w:numId w:val="58"/>
         </w:numPr>
-        <w:spacing w:before="0" w:line="360" w:lineRule="auto"/>
-        <w:ind w:left="567" w:hanging="425"/>
-        <w:rPr>
-          <w:rFonts w:ascii="Times New Roman" w:hAnsi="Times New Roman" w:cs="Times New Roman"/>
-          <w:i w:val="0"/>
-          <w:color w:val="auto"/>
-          <w:sz w:val="24"/>
-          <w:lang w:eastAsia="en-ID"/>
-        </w:rPr>
-      </w:pPr>
-      <w:r>
-        <w:rPr>
-          <w:rFonts w:ascii="Times New Roman" w:hAnsi="Times New Roman" w:cs="Times New Roman"/>
-          <w:i w:val="0"/>
-          <w:color w:val="auto"/>
-          <w:sz w:val="24"/>
+        <w:spacing w:line="360" w:lineRule="auto"/>
+        <w:ind w:left="567"/>
+        <w:rPr>
+          <w:rFonts w:ascii="Times New Roman" w:hAnsi="Times New Roman" w:cs="Times New Roman"/>
+          <w:sz w:val="24"/>
+          <w:szCs w:val="24"/>
+          <w:lang w:eastAsia="en-ID"/>
+        </w:rPr>
+      </w:pPr>
+      <w:r>
+        <w:rPr>
+          <w:rFonts w:ascii="Times New Roman" w:hAnsi="Times New Roman" w:cs="Times New Roman"/>
+          <w:sz w:val="24"/>
+          <w:szCs w:val="24"/>
           <w:lang w:eastAsia="en-ID"/>
         </w:rPr>
         <w:t>Prediksi Setiap Pohon</w:t>
@@ -16116,27 +15738,25 @@
     </w:p>
     <w:p>
       <w:pPr>
-        <w:pStyle w:val="Heading4"/>
+        <w:pStyle w:val="NoSpacing"/>
         <w:numPr>
-          <w:ilvl w:val="3"/>
-          <w:numId w:val="3"/>
+          <w:ilvl w:val="0"/>
+          <w:numId w:val="58"/>
         </w:numPr>
-        <w:spacing w:before="0" w:line="360" w:lineRule="auto"/>
-        <w:ind w:left="567" w:hanging="425"/>
-        <w:rPr>
-          <w:rFonts w:ascii="Times New Roman" w:hAnsi="Times New Roman" w:cs="Times New Roman"/>
-          <w:i w:val="0"/>
-          <w:color w:val="auto"/>
-          <w:sz w:val="24"/>
-          <w:lang w:eastAsia="en-ID"/>
-        </w:rPr>
-      </w:pPr>
-      <w:r>
-        <w:rPr>
-          <w:rFonts w:ascii="Times New Roman" w:hAnsi="Times New Roman" w:cs="Times New Roman"/>
-          <w:i w:val="0"/>
-          <w:color w:val="auto"/>
-          <w:sz w:val="24"/>
+        <w:spacing w:line="360" w:lineRule="auto"/>
+        <w:ind w:left="567"/>
+        <w:rPr>
+          <w:rFonts w:ascii="Times New Roman" w:hAnsi="Times New Roman" w:cs="Times New Roman"/>
+          <w:sz w:val="24"/>
+          <w:szCs w:val="24"/>
+          <w:lang w:eastAsia="en-ID"/>
+        </w:rPr>
+      </w:pPr>
+      <w:r>
+        <w:rPr>
+          <w:rFonts w:ascii="Times New Roman" w:hAnsi="Times New Roman" w:cs="Times New Roman"/>
+          <w:sz w:val="24"/>
+          <w:szCs w:val="24"/>
           <w:lang w:eastAsia="en-ID"/>
         </w:rPr>
         <w:t>Voting atau Averaging untuk Prediksi Akhir</w:t>
@@ -16144,7 +15764,7 @@
     </w:p>
     <w:p>
       <w:pPr>
-        <w:spacing w:after="360" w:line="360" w:lineRule="auto"/>
+        <w:spacing w:after="0" w:line="360" w:lineRule="auto"/>
         <w:ind w:left="567"/>
         <w:jc w:val="both"/>
         <w:rPr>
@@ -16188,7 +15808,17 @@
           <w:szCs w:val="24"/>
           <w:lang w:eastAsia="en-ID"/>
         </w:rPr>
-        <w:t xml:space="preserve">. Pada regresi, prediksi akhir adalah rata – rata dari semua pohon. </w:t>
+        <w:t xml:space="preserve">. </w:t>
+      </w:r>
+      <w:r>
+        <w:rPr>
+          <w:rFonts w:ascii="Times New Roman" w:hAnsi="Times New Roman" w:cs="Times New Roman"/>
+          <w:sz w:val="24"/>
+          <w:szCs w:val="24"/>
+          <w:lang w:eastAsia="en-ID"/>
+        </w:rPr>
+        <w:lastRenderedPageBreak/>
+        <w:t xml:space="preserve">Pada regresi, prediksi akhir adalah rata – rata dari semua pohon. </w:t>
       </w:r>
       <w:r>
         <w:rPr>
@@ -16220,7 +15850,7 @@
     </w:p>
     <w:p>
       <w:pPr>
-        <w:spacing w:after="360" w:line="360" w:lineRule="auto"/>
+        <w:spacing w:after="0" w:line="360" w:lineRule="auto"/>
         <w:ind w:left="567"/>
         <w:jc w:val="both"/>
         <w:rPr>
@@ -16396,7 +16026,25 @@
               <w:szCs w:val="24"/>
               <w:lang w:eastAsia="en-ID"/>
             </w:rPr>
-            <m:t>..……………………………………….(4)</m:t>
+            <m:t>..……………………………………….(</m:t>
+          </m:r>
+          <m:r>
+            <w:rPr>
+              <w:rFonts w:ascii="Cambria Math" w:hAnsi="Cambria Math" w:cs="Times New Roman"/>
+              <w:sz w:val="24"/>
+              <w:szCs w:val="24"/>
+              <w:lang w:eastAsia="en-ID"/>
+            </w:rPr>
+            <m:t>2.</m:t>
+          </m:r>
+          <m:r>
+            <w:rPr>
+              <w:rFonts w:ascii="Cambria Math" w:hAnsi="Cambria Math" w:cs="Times New Roman"/>
+              <w:sz w:val="24"/>
+              <w:szCs w:val="24"/>
+              <w:lang w:eastAsia="en-ID"/>
+            </w:rPr>
+            <m:t>4)</m:t>
           </m:r>
         </m:oMath>
       </m:oMathPara>
@@ -16524,7 +16172,7 @@
     </w:p>
     <w:p>
       <w:pPr>
-        <w:spacing w:after="720" w:line="360" w:lineRule="auto"/>
+        <w:spacing w:after="0" w:line="720" w:lineRule="auto"/>
         <w:ind w:left="567"/>
         <w:jc w:val="both"/>
         <w:rPr>
@@ -16646,31 +16294,44 @@
     </w:p>
     <w:p>
       <w:pPr>
-        <w:pStyle w:val="Heading3"/>
+        <w:pStyle w:val="Heading2"/>
         <w:numPr>
-          <w:ilvl w:val="2"/>
+          <w:ilvl w:val="1"/>
           <w:numId w:val="3"/>
         </w:numPr>
-        <w:spacing w:after="360" w:line="360" w:lineRule="auto"/>
+        <w:spacing w:line="480" w:lineRule="auto"/>
         <w:rPr>
           <w:rFonts w:ascii="Times New Roman" w:hAnsi="Times New Roman" w:cs="Times New Roman"/>
           <w:b/>
-          <w:color w:val="000000" w:themeColor="text1"/>
-          <w:lang w:eastAsia="en-ID"/>
-        </w:rPr>
-      </w:pPr>
-      <w:bookmarkStart w:id="18" w:name="_Toc201860556"/>
+          <w:color w:val="auto"/>
+          <w:sz w:val="24"/>
+          <w:szCs w:val="24"/>
+          <w:lang w:eastAsia="en-ID"/>
+        </w:rPr>
+      </w:pPr>
+      <w:bookmarkStart w:id="17" w:name="_Toc201860556"/>
+      <w:r>
+        <w:rPr>
+          <w:rFonts w:ascii="Times New Roman" w:hAnsi="Times New Roman" w:cs="Times New Roman"/>
+          <w:color w:val="auto"/>
+          <w:sz w:val="24"/>
+          <w:szCs w:val="24"/>
+          <w:lang w:eastAsia="en-ID"/>
+        </w:rPr>
+        <w:t xml:space="preserve"> </w:t>
+      </w:r>
       <w:r>
         <w:rPr>
           <w:rFonts w:ascii="Times New Roman" w:hAnsi="Times New Roman" w:cs="Times New Roman"/>
           <w:b/>
-          <w:color w:val="000000" w:themeColor="text1"/>
-          <w:lang w:eastAsia="en-ID"/>
-        </w:rPr>
-        <w:lastRenderedPageBreak/>
+          <w:color w:val="auto"/>
+          <w:sz w:val="24"/>
+          <w:szCs w:val="24"/>
+          <w:lang w:eastAsia="en-ID"/>
+        </w:rPr>
         <w:t>Metrik Evaluasi Klasifikasi</w:t>
       </w:r>
-      <w:bookmarkEnd w:id="18"/>
+      <w:bookmarkEnd w:id="17"/>
     </w:p>
     <w:p>
       <w:pPr>
@@ -16737,12 +16398,12 @@
           <w:sz w:val="24"/>
           <w:lang w:eastAsia="en-ID"/>
         </w:rPr>
-        <w:t xml:space="preserve"> Accuracy</w:t>
+        <w:t>Accuracy</w:t>
       </w:r>
     </w:p>
     <w:p>
       <w:pPr>
-        <w:spacing w:after="360" w:line="360" w:lineRule="auto"/>
+        <w:spacing w:after="0" w:line="360" w:lineRule="auto"/>
         <w:ind w:left="426"/>
         <w:jc w:val="both"/>
         <w:rPr>
@@ -16761,11 +16422,20 @@
         </w:rPr>
         <w:t>Accuracy merupakan salah satu metrik yang paling sering dipakai untuk menilai kemampuan sebuah model dalam mengklasifikasikan data secara keseluruhan. Nilai accuracy dihitung dari perbandingan antara jumlah prediksi yang tepat (true positive ditambah true negative) dengan total data yang dianalisis. Dengan kata lain, akurasi menggambarkan seberapa besar persentase prediksi yang benar dari seluruh prediksi yang dibuat oleh model.</w:t>
       </w:r>
+      <w:r>
+        <w:rPr>
+          <w:rFonts w:ascii="Times New Roman" w:eastAsiaTheme="minorEastAsia" w:hAnsi="Times New Roman" w:cs="Times New Roman"/>
+          <w:sz w:val="24"/>
+          <w:szCs w:val="24"/>
+          <w:lang w:eastAsia="en-ID"/>
+        </w:rPr>
+        <w:br/>
+      </w:r>
     </w:p>
     <w:p>
       <w:pPr>
         <w:pStyle w:val="ListParagraph"/>
-        <w:spacing w:after="360" w:line="360" w:lineRule="auto"/>
+        <w:spacing w:after="0" w:line="360" w:lineRule="auto"/>
         <w:ind w:left="426"/>
         <w:jc w:val="right"/>
       </w:pPr>
@@ -16898,15 +16568,33 @@
               <w:szCs w:val="24"/>
               <w:lang w:eastAsia="en-ID"/>
             </w:rPr>
-            <m:t>..………………………….(5)</m:t>
+            <m:t>..………………………….(</m:t>
+          </m:r>
+          <m:r>
+            <w:rPr>
+              <w:rFonts w:ascii="Cambria Math" w:hAnsi="Cambria Math" w:cs="Times New Roman"/>
+              <w:sz w:val="24"/>
+              <w:szCs w:val="24"/>
+              <w:lang w:eastAsia="en-ID"/>
+            </w:rPr>
+            <m:t>2.</m:t>
+          </m:r>
+          <m:r>
+            <w:rPr>
+              <w:rFonts w:ascii="Cambria Math" w:hAnsi="Cambria Math" w:cs="Times New Roman"/>
+              <w:sz w:val="24"/>
+              <w:szCs w:val="24"/>
+              <w:lang w:eastAsia="en-ID"/>
+            </w:rPr>
+            <m:t>5)</m:t>
           </m:r>
         </m:oMath>
       </m:oMathPara>
     </w:p>
     <w:p>
       <w:pPr>
-        <w:spacing w:after="360" w:line="360" w:lineRule="auto"/>
-        <w:ind w:left="426" w:firstLine="720"/>
+        <w:spacing w:after="0" w:line="360" w:lineRule="auto"/>
+        <w:ind w:left="426"/>
         <w:jc w:val="both"/>
         <w:rPr>
           <w:rFonts w:ascii="Times New Roman" w:eastAsiaTheme="minorEastAsia" w:hAnsi="Times New Roman" w:cs="Times New Roman"/>
@@ -16915,6 +16603,15 @@
           <w:lang w:eastAsia="en-ID"/>
         </w:rPr>
       </w:pPr>
+      <w:r>
+        <w:rPr>
+          <w:rFonts w:ascii="Times New Roman" w:eastAsiaTheme="minorEastAsia" w:hAnsi="Times New Roman" w:cs="Times New Roman"/>
+          <w:sz w:val="24"/>
+          <w:szCs w:val="24"/>
+          <w:lang w:eastAsia="en-ID"/>
+        </w:rPr>
+        <w:br/>
+      </w:r>
       <w:r>
         <w:rPr>
           <w:rFonts w:ascii="Times New Roman" w:eastAsiaTheme="minorEastAsia" w:hAnsi="Times New Roman" w:cs="Times New Roman"/>
@@ -16941,7 +16638,7 @@
           <w:ilvl w:val="3"/>
           <w:numId w:val="3"/>
         </w:numPr>
-        <w:spacing w:line="360" w:lineRule="auto"/>
+        <w:spacing w:before="0" w:line="360" w:lineRule="auto"/>
         <w:ind w:left="426" w:hanging="426"/>
         <w:rPr>
           <w:rFonts w:ascii="Times New Roman" w:hAnsi="Times New Roman" w:cs="Times New Roman"/>
@@ -16959,12 +16656,13 @@
           <w:sz w:val="24"/>
           <w:lang w:eastAsia="en-ID"/>
         </w:rPr>
-        <w:t xml:space="preserve"> Precision</w:t>
+        <w:lastRenderedPageBreak/>
+        <w:t>Precision</w:t>
       </w:r>
     </w:p>
     <w:p>
       <w:pPr>
-        <w:spacing w:after="360" w:line="360" w:lineRule="auto"/>
+        <w:spacing w:after="0" w:line="360" w:lineRule="auto"/>
         <w:ind w:left="426"/>
         <w:jc w:val="both"/>
         <w:rPr>
@@ -16983,10 +16681,19 @@
         </w:rPr>
         <w:t>Precision menunjukkan tingkat ketepatan model dalam memprediksi kelas positif. Nilai precision dihitung sebagai perbandingan antara jumlah prediksi positif yang benar (true positive) dengan keseluruhan prediksi positif yang dilakukan (true positive ditambah false positive).</w:t>
       </w:r>
+      <w:r>
+        <w:rPr>
+          <w:rFonts w:ascii="Times New Roman" w:eastAsiaTheme="minorEastAsia" w:hAnsi="Times New Roman" w:cs="Times New Roman"/>
+          <w:sz w:val="24"/>
+          <w:szCs w:val="24"/>
+          <w:lang w:eastAsia="en-ID"/>
+        </w:rPr>
+        <w:br/>
+      </w:r>
     </w:p>
     <w:p>
       <w:pPr>
-        <w:spacing w:after="360" w:line="360" w:lineRule="auto"/>
+        <w:spacing w:after="0" w:line="360" w:lineRule="auto"/>
         <w:ind w:left="426"/>
         <w:rPr>
           <w:rFonts w:ascii="Cambria" w:hAnsi="Cambria"/>
@@ -17079,7 +16786,25 @@
               <w:szCs w:val="24"/>
               <w:lang w:eastAsia="en-ID"/>
             </w:rPr>
-            <m:t>..………………………….(6)</m:t>
+            <m:t>..………………………….(</m:t>
+          </m:r>
+          <m:r>
+            <w:rPr>
+              <w:rFonts w:ascii="Cambria Math" w:hAnsi="Cambria Math" w:cs="Times New Roman"/>
+              <w:sz w:val="24"/>
+              <w:szCs w:val="24"/>
+              <w:lang w:eastAsia="en-ID"/>
+            </w:rPr>
+            <m:t>2.</m:t>
+          </m:r>
+          <m:r>
+            <w:rPr>
+              <w:rFonts w:ascii="Cambria Math" w:hAnsi="Cambria Math" w:cs="Times New Roman"/>
+              <w:sz w:val="24"/>
+              <w:szCs w:val="24"/>
+              <w:lang w:eastAsia="en-ID"/>
+            </w:rPr>
+            <m:t>6)</m:t>
           </m:r>
         </m:oMath>
       </m:oMathPara>
@@ -17103,7 +16828,15 @@
           <w:szCs w:val="24"/>
           <w:lang w:eastAsia="en-ID"/>
         </w:rPr>
-        <w:lastRenderedPageBreak/>
+        <w:br/>
+      </w:r>
+      <w:r>
+        <w:rPr>
+          <w:rFonts w:ascii="Times New Roman" w:eastAsiaTheme="minorEastAsia" w:hAnsi="Times New Roman" w:cs="Times New Roman"/>
+          <w:sz w:val="24"/>
+          <w:szCs w:val="24"/>
+          <w:lang w:eastAsia="en-ID"/>
+        </w:rPr>
         <w:t xml:space="preserve">Precision penting </w:t>
       </w:r>
       <w:r>
@@ -17164,7 +16897,7 @@
     </w:p>
     <w:p>
       <w:pPr>
-        <w:spacing w:after="360" w:line="360" w:lineRule="auto"/>
+        <w:spacing w:after="0" w:line="360" w:lineRule="auto"/>
         <w:ind w:left="426"/>
         <w:jc w:val="both"/>
         <w:rPr>
@@ -17173,7 +16906,7 @@
           <w:szCs w:val="24"/>
         </w:rPr>
       </w:pPr>
-      <w:bookmarkStart w:id="19" w:name="_Hlk199189567"/>
+      <w:bookmarkStart w:id="18" w:name="_Hlk199189567"/>
       <w:r>
         <w:rPr>
           <w:rFonts w:ascii="Times New Roman" w:eastAsia="inter" w:hAnsi="Times New Roman" w:cs="Times New Roman"/>
@@ -17192,12 +16925,21 @@
         </w:rPr>
         <w:t>.</w:t>
       </w:r>
+      <w:r>
+        <w:rPr>
+          <w:rFonts w:ascii="Times New Roman" w:eastAsia="inter" w:hAnsi="Times New Roman" w:cs="Times New Roman"/>
+          <w:color w:val="000000"/>
+          <w:sz w:val="24"/>
+          <w:szCs w:val="24"/>
+        </w:rPr>
+        <w:br/>
+      </w:r>
     </w:p>
-    <w:bookmarkEnd w:id="19"/>
+    <w:bookmarkEnd w:id="18"/>
     <w:p>
       <w:pPr>
         <w:pStyle w:val="ListParagraph"/>
-        <w:spacing w:after="360" w:line="360" w:lineRule="auto"/>
+        <w:spacing w:after="0" w:line="360" w:lineRule="auto"/>
         <w:ind w:left="426"/>
         <w:jc w:val="both"/>
         <w:rPr>
@@ -17208,9 +16950,21 @@
       </w:pPr>
       <m:oMathPara>
         <m:oMathParaPr>
-          <m:jc m:val="right"/>
+          <m:jc m:val="center"/>
         </m:oMathParaPr>
         <m:oMath>
+          <m:r>
+            <m:rPr>
+              <m:nor/>
+            </m:rPr>
+            <w:rPr>
+              <w:rFonts w:ascii="Cambria Math" w:hAnsi="Times New Roman" w:cs="Times New Roman"/>
+              <w:color w:val="000000"/>
+              <w:sz w:val="24"/>
+              <w:szCs w:val="24"/>
+            </w:rPr>
+            <m:t xml:space="preserve">         </m:t>
+          </m:r>
           <m:r>
             <m:rPr>
               <m:nor/>
@@ -17291,7 +17045,43 @@
               <w:szCs w:val="24"/>
               <w:lang w:eastAsia="en-ID"/>
             </w:rPr>
-            <m:t>..………………………….(7)</m:t>
+            <m:t>..………………………….(</m:t>
+          </m:r>
+          <m:r>
+            <w:rPr>
+              <w:rFonts w:ascii="Cambria Math" w:hAnsi="Cambria Math" w:cs="Times New Roman"/>
+              <w:sz w:val="24"/>
+              <w:szCs w:val="24"/>
+              <w:lang w:eastAsia="en-ID"/>
+            </w:rPr>
+            <m:t>2.</m:t>
+          </m:r>
+          <m:r>
+            <w:rPr>
+              <w:rFonts w:ascii="Cambria Math" w:hAnsi="Cambria Math" w:cs="Times New Roman"/>
+              <w:sz w:val="24"/>
+              <w:szCs w:val="24"/>
+              <w:lang w:eastAsia="en-ID"/>
+            </w:rPr>
+            <m:t>7</m:t>
+          </m:r>
+          <m:r>
+            <w:rPr>
+              <w:rFonts w:ascii="Cambria Math" w:hAnsi="Cambria Math" w:cs="Times New Roman"/>
+              <w:sz w:val="24"/>
+              <w:szCs w:val="24"/>
+              <w:lang w:eastAsia="en-ID"/>
+            </w:rPr>
+            <m:t>)</m:t>
+          </m:r>
+          <m:r>
+            <w:rPr>
+              <w:rFonts w:ascii="Times New Roman" w:eastAsiaTheme="minorEastAsia" w:hAnsi="Times New Roman" w:cs="Times New Roman"/>
+              <w:sz w:val="24"/>
+              <w:szCs w:val="24"/>
+              <w:lang w:eastAsia="en-ID"/>
+            </w:rPr>
+            <w:br/>
           </m:r>
         </m:oMath>
       </m:oMathPara>
@@ -17326,7 +17116,7 @@
     </w:p>
     <w:p>
       <w:pPr>
-        <w:spacing w:after="360" w:line="360" w:lineRule="auto"/>
+        <w:spacing w:after="0" w:line="360" w:lineRule="auto"/>
         <w:ind w:left="426"/>
         <w:jc w:val="both"/>
         <w:rPr>
@@ -17344,11 +17134,20 @@
         </w:rPr>
         <w:t>F1-score merupakan ukuran evaluasi yang menggabungkan precision dan recall dalam satu nilai dengan menggunakan rata-rata harmonis. Metrik ini sangat berguna untuk mengevaluasi performa model pada data yang tidak seimbang, karena memberikan penilaian yang seimbang antara ketepatan dan kemampuan model dalam menangkap seluruh kasus positif.</w:t>
       </w:r>
+      <w:r>
+        <w:rPr>
+          <w:rFonts w:ascii="Times New Roman" w:eastAsia="inter" w:hAnsi="Times New Roman" w:cs="Times New Roman"/>
+          <w:color w:val="000000"/>
+          <w:sz w:val="24"/>
+          <w:szCs w:val="24"/>
+        </w:rPr>
+        <w:br/>
+      </w:r>
     </w:p>
     <w:p>
       <w:pPr>
         <w:pStyle w:val="ListParagraph"/>
-        <w:spacing w:after="360" w:line="360" w:lineRule="auto"/>
+        <w:spacing w:after="0" w:line="360" w:lineRule="auto"/>
         <w:ind w:left="426"/>
         <w:jc w:val="both"/>
         <w:rPr>
@@ -17482,7 +17281,25 @@
               <w:szCs w:val="24"/>
               <w:lang w:eastAsia="en-ID"/>
             </w:rPr>
-            <m:t>..………………………….(8)</m:t>
+            <m:t>..………………………….(</m:t>
+          </m:r>
+          <m:r>
+            <w:rPr>
+              <w:rFonts w:ascii="Cambria Math" w:hAnsi="Cambria Math" w:cs="Times New Roman"/>
+              <w:sz w:val="24"/>
+              <w:szCs w:val="24"/>
+              <w:lang w:eastAsia="en-ID"/>
+            </w:rPr>
+            <m:t>2.</m:t>
+          </m:r>
+          <m:r>
+            <w:rPr>
+              <w:rFonts w:ascii="Cambria Math" w:hAnsi="Cambria Math" w:cs="Times New Roman"/>
+              <w:sz w:val="24"/>
+              <w:szCs w:val="24"/>
+              <w:lang w:eastAsia="en-ID"/>
+            </w:rPr>
+            <m:t>8)</m:t>
           </m:r>
         </m:oMath>
       </m:oMathPara>
@@ -17506,6 +17323,7 @@
           <w:sz w:val="24"/>
           <w:szCs w:val="24"/>
         </w:rPr>
+        <w:lastRenderedPageBreak/>
         <w:t xml:space="preserve">F1-score </w:t>
       </w:r>
       <w:r>
@@ -17534,28 +17352,6 @@
           <w:szCs w:val="24"/>
         </w:rPr>
         <w:t>.</w:t>
-      </w:r>
-    </w:p>
-    <w:p>
-      <w:pPr>
-        <w:spacing w:after="720" w:line="360" w:lineRule="auto"/>
-        <w:ind w:firstLine="851"/>
-        <w:jc w:val="both"/>
-        <w:rPr>
-          <w:rFonts w:ascii="Times New Roman" w:hAnsi="Times New Roman" w:cs="Times New Roman"/>
-          <w:sz w:val="24"/>
-          <w:szCs w:val="24"/>
-          <w:lang w:eastAsia="en-ID"/>
-        </w:rPr>
-      </w:pPr>
-      <w:r>
-        <w:rPr>
-          <w:rFonts w:ascii="Times New Roman" w:hAnsi="Times New Roman" w:cs="Times New Roman"/>
-          <w:sz w:val="24"/>
-          <w:szCs w:val="24"/>
-          <w:lang w:eastAsia="en-ID"/>
-        </w:rPr>
-        <w:t xml:space="preserve"> </w:t>
       </w:r>
     </w:p>
     <w:p>
@@ -17565,7 +17361,7 @@
           <w:ilvl w:val="1"/>
           <w:numId w:val="3"/>
         </w:numPr>
-        <w:spacing w:before="0" w:after="480"/>
+        <w:spacing w:before="0" w:line="480" w:lineRule="auto"/>
         <w:rPr>
           <w:rFonts w:ascii="Times New Roman" w:hAnsi="Times New Roman" w:cs="Times New Roman"/>
           <w:b/>
@@ -17575,6 +17371,7 @@
           <w:lang w:eastAsia="en-ID"/>
         </w:rPr>
       </w:pPr>
+      <w:bookmarkStart w:id="19" w:name="_Toc201860559"/>
       <w:r>
         <w:rPr>
           <w:rFonts w:ascii="Times New Roman" w:hAnsi="Times New Roman" w:cs="Times New Roman"/>
@@ -17584,10 +17381,8 @@
           <w:szCs w:val="28"/>
           <w:lang w:eastAsia="en-ID"/>
         </w:rPr>
-        <w:lastRenderedPageBreak/>
         <w:t xml:space="preserve"> </w:t>
       </w:r>
-      <w:bookmarkStart w:id="20" w:name="_Toc201860558"/>
       <w:r>
         <w:rPr>
           <w:rFonts w:ascii="Times New Roman" w:hAnsi="Times New Roman" w:cs="Times New Roman"/>
@@ -17597,7 +17392,7 @@
           <w:szCs w:val="28"/>
           <w:lang w:eastAsia="en-ID"/>
         </w:rPr>
-        <w:t xml:space="preserve">Google </w:t>
+        <w:t>V</w:t>
       </w:r>
       <w:r>
         <w:rPr>
@@ -17608,13 +17403,35 @@
           <w:szCs w:val="28"/>
           <w:lang w:eastAsia="en-ID"/>
         </w:rPr>
-        <w:t>Sheets</w:t>
-      </w:r>
-      <w:bookmarkEnd w:id="20"/>
+        <w:t>S</w:t>
+      </w:r>
+      <w:r>
+        <w:rPr>
+          <w:rFonts w:ascii="Times New Roman" w:hAnsi="Times New Roman" w:cs="Times New Roman"/>
+          <w:b/>
+          <w:color w:val="auto"/>
+          <w:sz w:val="24"/>
+          <w:szCs w:val="28"/>
+          <w:lang w:eastAsia="en-ID"/>
+        </w:rPr>
+        <w:t xml:space="preserve"> C</w:t>
+      </w:r>
+      <w:r>
+        <w:rPr>
+          <w:rFonts w:ascii="Times New Roman" w:hAnsi="Times New Roman" w:cs="Times New Roman"/>
+          <w:b/>
+          <w:color w:val="auto"/>
+          <w:sz w:val="24"/>
+          <w:szCs w:val="28"/>
+          <w:lang w:eastAsia="en-ID"/>
+        </w:rPr>
+        <w:t>ode</w:t>
+      </w:r>
+      <w:bookmarkEnd w:id="19"/>
     </w:p>
     <w:p>
       <w:pPr>
-        <w:spacing w:after="0" w:line="360" w:lineRule="auto"/>
+        <w:spacing w:after="360" w:line="360" w:lineRule="auto"/>
         <w:ind w:firstLine="851"/>
         <w:jc w:val="both"/>
         <w:rPr>
@@ -17631,106 +17448,7 @@
           <w:szCs w:val="24"/>
           <w:lang w:eastAsia="en-ID"/>
         </w:rPr>
-        <w:t>Google Sheets merupakan layanan spreadsheet berbasis daring yang memfasilitasi pengguna dalam menyusun, memodifikasi, serta mengatur data dalam bentuk tabel terdiri atas baris dan kolom, dengan akses yang dapat dilakukan secara real-time melalui internet.</w:t>
-      </w:r>
-      <w:r>
-        <w:rPr>
-          <w:rFonts w:ascii="Times New Roman" w:hAnsi="Times New Roman" w:cs="Times New Roman"/>
-          <w:sz w:val="24"/>
-          <w:szCs w:val="24"/>
-          <w:lang w:eastAsia="en-ID"/>
-        </w:rPr>
-        <w:t xml:space="preserve"> Berbeda dengan software spreadsheet tradisional seperti Microsoft Excel yang berbasis offline, Google Sheets menyimpan data secara otomatis di cloud sehingga data dapat diakses dan dikerjakan secara real-time dari berbagai perangkat yang terhubung internet</w:t>
-      </w:r>
-      <w:r>
-        <w:rPr>
-          <w:rFonts w:ascii="Times New Roman" w:hAnsi="Times New Roman" w:cs="Times New Roman"/>
-          <w:sz w:val="24"/>
-          <w:szCs w:val="24"/>
-          <w:lang w:eastAsia="en-ID"/>
-        </w:rPr>
-        <w:t>. Fungsi utama dari google sheet adalah:</w:t>
-      </w:r>
-    </w:p>
-    <w:p>
-      <w:pPr>
-        <w:pStyle w:val="ListParagraph"/>
-        <w:numPr>
-          <w:ilvl w:val="0"/>
-          <w:numId w:val="33"/>
-        </w:numPr>
-        <w:spacing w:after="360" w:line="360" w:lineRule="auto"/>
-        <w:ind w:left="284" w:hanging="284"/>
-        <w:jc w:val="both"/>
-        <w:rPr>
-          <w:rFonts w:ascii="Times New Roman" w:hAnsi="Times New Roman" w:cs="Times New Roman"/>
-          <w:sz w:val="24"/>
-          <w:szCs w:val="24"/>
-          <w:lang w:eastAsia="en-ID"/>
-        </w:rPr>
-      </w:pPr>
-      <w:r>
-        <w:rPr>
-          <w:rFonts w:ascii="Times New Roman" w:hAnsi="Times New Roman" w:cs="Times New Roman"/>
-          <w:sz w:val="24"/>
-          <w:szCs w:val="24"/>
-          <w:lang w:eastAsia="en-ID"/>
-        </w:rPr>
-        <w:t>Pengolahan Data: Memungkinkan pengurutan, manipulasi, dan kalkulasi data menggunakan rumus matematika dan fungsi statistik</w:t>
-      </w:r>
-    </w:p>
-    <w:p>
-      <w:pPr>
-        <w:pStyle w:val="ListParagraph"/>
-        <w:numPr>
-          <w:ilvl w:val="0"/>
-          <w:numId w:val="33"/>
-        </w:numPr>
-        <w:spacing w:after="360" w:line="360" w:lineRule="auto"/>
-        <w:ind w:left="284" w:hanging="284"/>
-        <w:jc w:val="both"/>
-        <w:rPr>
-          <w:rFonts w:ascii="Times New Roman" w:hAnsi="Times New Roman" w:cs="Times New Roman"/>
-          <w:sz w:val="24"/>
-          <w:szCs w:val="24"/>
-          <w:lang w:eastAsia="en-ID"/>
-        </w:rPr>
-      </w:pPr>
-      <w:r>
-        <w:rPr>
-          <w:rFonts w:ascii="Times New Roman" w:hAnsi="Times New Roman" w:cs="Times New Roman"/>
-          <w:sz w:val="24"/>
-          <w:szCs w:val="24"/>
-          <w:lang w:eastAsia="en-ID"/>
-        </w:rPr>
-        <w:t>Visualisasi Data: Mendukung pembuatan grafik dan diagram yang membantu dalam analisis data dan pelaporan</w:t>
-      </w:r>
-    </w:p>
-    <w:p>
-      <w:pPr>
-        <w:pStyle w:val="ListParagraph"/>
-        <w:numPr>
-          <w:ilvl w:val="0"/>
-          <w:numId w:val="33"/>
-        </w:numPr>
-        <w:spacing w:after="720" w:line="360" w:lineRule="auto"/>
-        <w:ind w:left="284" w:hanging="284"/>
-        <w:jc w:val="both"/>
-        <w:rPr>
-          <w:rFonts w:ascii="Times New Roman" w:hAnsi="Times New Roman" w:cs="Times New Roman"/>
-          <w:sz w:val="24"/>
-          <w:szCs w:val="24"/>
-          <w:lang w:eastAsia="en-ID"/>
-        </w:rPr>
-      </w:pPr>
-      <w:r>
-        <w:rPr>
-          <w:rFonts w:ascii="Times New Roman" w:hAnsi="Times New Roman" w:cs="Times New Roman"/>
-          <w:sz w:val="24"/>
-          <w:szCs w:val="24"/>
-          <w:lang w:eastAsia="en-ID"/>
-        </w:rPr>
-        <w:t>Penyimpanan Otomatis: Data tersimpan secara otomatis di cloud sehingga mengurangi risiko kehilangan data akibat gangguan perangkat</w:t>
+        <w:t>Visual Studio Code (VS Code) adalah editor kode sumber buatan Microsoft yang ringan namun kaya fitur, mendukung berbagai bahasa pemrograman, termasuk Dart dan Python. VS Code dilengkapi dengan IntelliSense untuk memberikan saran kode yang cerdas, debugger bawaan untuk membantu menemukan dan memperbaiki error, serta integrasi Git agar lebih mudah mengelola versi kode. Selain itu, tersedia banyak ekstensi yang bisa diinstal, seperti Flutter untuk pengembangan aplikasi Dart dan Python extension yang mendukung analisis kode, virtual environment, hingga Jupyter Notebook. Kombinasi fitur ini menjadikan VS Code pilihan populer bagi pengembang aplikasi.</w:t>
       </w:r>
     </w:p>
     <w:p>
@@ -17740,7 +17458,7 @@
           <w:ilvl w:val="1"/>
           <w:numId w:val="3"/>
         </w:numPr>
-        <w:spacing w:before="0" w:after="480"/>
+        <w:spacing w:before="0" w:line="480" w:lineRule="auto"/>
         <w:rPr>
           <w:rFonts w:ascii="Times New Roman" w:hAnsi="Times New Roman" w:cs="Times New Roman"/>
           <w:b/>
@@ -17761,7 +17479,7 @@
         </w:rPr>
         <w:t xml:space="preserve"> </w:t>
       </w:r>
-      <w:bookmarkStart w:id="21" w:name="_Toc201860559"/>
+      <w:bookmarkStart w:id="20" w:name="_Toc201860560"/>
       <w:r>
         <w:rPr>
           <w:rFonts w:ascii="Times New Roman" w:hAnsi="Times New Roman" w:cs="Times New Roman"/>
@@ -17771,107 +17489,9 @@
           <w:szCs w:val="28"/>
           <w:lang w:eastAsia="en-ID"/>
         </w:rPr>
-        <w:t>V</w:t>
-      </w:r>
-      <w:r>
-        <w:rPr>
-          <w:rFonts w:ascii="Times New Roman" w:hAnsi="Times New Roman" w:cs="Times New Roman"/>
-          <w:b/>
-          <w:color w:val="auto"/>
-          <w:sz w:val="24"/>
-          <w:szCs w:val="28"/>
-          <w:lang w:eastAsia="en-ID"/>
-        </w:rPr>
-        <w:t>S</w:t>
-      </w:r>
-      <w:r>
-        <w:rPr>
-          <w:rFonts w:ascii="Times New Roman" w:hAnsi="Times New Roman" w:cs="Times New Roman"/>
-          <w:b/>
-          <w:color w:val="auto"/>
-          <w:sz w:val="24"/>
-          <w:szCs w:val="28"/>
-          <w:lang w:eastAsia="en-ID"/>
-        </w:rPr>
-        <w:t xml:space="preserve"> C</w:t>
-      </w:r>
-      <w:r>
-        <w:rPr>
-          <w:rFonts w:ascii="Times New Roman" w:hAnsi="Times New Roman" w:cs="Times New Roman"/>
-          <w:b/>
-          <w:color w:val="auto"/>
-          <w:sz w:val="24"/>
-          <w:szCs w:val="28"/>
-          <w:lang w:eastAsia="en-ID"/>
-        </w:rPr>
-        <w:t>ode</w:t>
-      </w:r>
-      <w:bookmarkEnd w:id="21"/>
-    </w:p>
-    <w:p>
-      <w:pPr>
-        <w:spacing w:after="720" w:line="360" w:lineRule="auto"/>
-        <w:ind w:firstLine="851"/>
-        <w:jc w:val="both"/>
-        <w:rPr>
-          <w:rFonts w:ascii="Times New Roman" w:hAnsi="Times New Roman" w:cs="Times New Roman"/>
-          <w:sz w:val="24"/>
-          <w:szCs w:val="24"/>
-          <w:lang w:eastAsia="en-ID"/>
-        </w:rPr>
-      </w:pPr>
-      <w:r>
-        <w:rPr>
-          <w:rFonts w:ascii="Times New Roman" w:hAnsi="Times New Roman" w:cs="Times New Roman"/>
-          <w:sz w:val="24"/>
-          <w:szCs w:val="24"/>
-          <w:lang w:eastAsia="en-ID"/>
-        </w:rPr>
-        <w:t>Visual Studio Code (VS Code) adalah editor kode sumber buatan Microsoft yang ringan namun kaya fitur, mendukung berbagai bahasa pemrograman, termasuk Dart dan Python. VS Code dilengkapi dengan IntelliSense untuk memberikan saran kode yang cerdas, debugger bawaan untuk membantu menemukan dan memperbaiki error, serta integrasi Git agar lebih mudah mengelola versi kode. Selain itu, tersedia banyak ekstensi yang bisa diinstal, seperti Flutter untuk pengembangan aplikasi Dart dan Python extension yang mendukung analisis kode, virtual environment, hingga Jupyter Notebook. Kombinasi fitur ini menjadikan VS Code pilihan populer bagi pengembang aplikasi.</w:t>
-      </w:r>
-    </w:p>
-    <w:p>
-      <w:pPr>
-        <w:pStyle w:val="Heading2"/>
-        <w:numPr>
-          <w:ilvl w:val="1"/>
-          <w:numId w:val="3"/>
-        </w:numPr>
-        <w:spacing w:before="0" w:after="480"/>
-        <w:rPr>
-          <w:rFonts w:ascii="Times New Roman" w:hAnsi="Times New Roman" w:cs="Times New Roman"/>
-          <w:b/>
-          <w:color w:val="auto"/>
-          <w:sz w:val="24"/>
-          <w:szCs w:val="28"/>
-          <w:lang w:eastAsia="en-ID"/>
-        </w:rPr>
-      </w:pPr>
-      <w:r>
-        <w:rPr>
-          <w:rFonts w:ascii="Times New Roman" w:hAnsi="Times New Roman" w:cs="Times New Roman"/>
-          <w:b/>
-          <w:color w:val="auto"/>
-          <w:sz w:val="24"/>
-          <w:szCs w:val="28"/>
-          <w:lang w:eastAsia="en-ID"/>
-        </w:rPr>
-        <w:lastRenderedPageBreak/>
-        <w:t xml:space="preserve"> </w:t>
-      </w:r>
-      <w:bookmarkStart w:id="22" w:name="_Toc201860560"/>
-      <w:r>
-        <w:rPr>
-          <w:rFonts w:ascii="Times New Roman" w:hAnsi="Times New Roman" w:cs="Times New Roman"/>
-          <w:b/>
-          <w:color w:val="auto"/>
-          <w:sz w:val="24"/>
-          <w:szCs w:val="28"/>
-          <w:lang w:eastAsia="en-ID"/>
-        </w:rPr>
         <w:t>Website</w:t>
       </w:r>
-      <w:bookmarkEnd w:id="22"/>
+      <w:bookmarkEnd w:id="20"/>
     </w:p>
     <w:p>
       <w:pPr>
@@ -17986,6 +17606,7 @@
         <w:jc w:val="both"/>
       </w:pPr>
       <w:r>
+        <w:lastRenderedPageBreak/>
         <w:t>Hosting</w:t>
       </w:r>
       <w:r>
@@ -18026,7 +17647,7 @@
           <w:ilvl w:val="1"/>
           <w:numId w:val="3"/>
         </w:numPr>
-        <w:spacing w:before="0" w:after="480"/>
+        <w:spacing w:before="0" w:line="480" w:lineRule="auto"/>
         <w:rPr>
           <w:rFonts w:ascii="Times New Roman" w:hAnsi="Times New Roman" w:cs="Times New Roman"/>
           <w:b/>
@@ -18047,7 +17668,7 @@
         </w:rPr>
         <w:t xml:space="preserve"> </w:t>
       </w:r>
-      <w:bookmarkStart w:id="23" w:name="_Toc201860561"/>
+      <w:bookmarkStart w:id="21" w:name="_Toc201860561"/>
       <w:r>
         <w:rPr>
           <w:rFonts w:ascii="Times New Roman" w:hAnsi="Times New Roman" w:cs="Times New Roman"/>
@@ -18059,11 +17680,11 @@
         </w:rPr>
         <w:t>Bahasa Pemrograman Python</w:t>
       </w:r>
-      <w:bookmarkEnd w:id="23"/>
+      <w:bookmarkEnd w:id="21"/>
     </w:p>
     <w:p>
       <w:pPr>
-        <w:spacing w:after="720" w:line="360" w:lineRule="auto"/>
+        <w:spacing w:after="360" w:line="360" w:lineRule="auto"/>
         <w:ind w:firstLine="851"/>
         <w:jc w:val="both"/>
         <w:rPr>
@@ -18095,17 +17716,7 @@
           <w:szCs w:val="24"/>
           <w:lang w:eastAsia="en-ID"/>
         </w:rPr>
-        <w:t xml:space="preserve"> Python memiliki pustaka (library) yang sangat kaya, seperti Django dan Flask untuk </w:t>
-      </w:r>
-      <w:r>
-        <w:rPr>
-          <w:rFonts w:ascii="Times New Roman" w:hAnsi="Times New Roman" w:cs="Times New Roman"/>
-          <w:sz w:val="24"/>
-          <w:szCs w:val="24"/>
-          <w:lang w:eastAsia="en-ID"/>
-        </w:rPr>
-        <w:lastRenderedPageBreak/>
-        <w:t xml:space="preserve">web, Pandas dan NumPy untuk analisis data, serta TensorFlow untuk machine learning. </w:t>
+        <w:t xml:space="preserve"> Python memiliki pustaka (library) yang sangat kaya, seperti Django dan Flask untuk web, Pandas dan NumPy untuk analisis data, serta TensorFlow untuk machine learning. </w:t>
       </w:r>
       <w:r>
         <w:rPr>
@@ -18124,7 +17735,7 @@
           <w:ilvl w:val="1"/>
           <w:numId w:val="3"/>
         </w:numPr>
-        <w:spacing w:before="0" w:after="480"/>
+        <w:spacing w:before="0" w:line="480" w:lineRule="auto"/>
         <w:rPr>
           <w:rFonts w:ascii="Times New Roman" w:hAnsi="Times New Roman" w:cs="Times New Roman"/>
           <w:b/>
@@ -18145,7 +17756,7 @@
         </w:rPr>
         <w:t xml:space="preserve"> </w:t>
       </w:r>
-      <w:bookmarkStart w:id="24" w:name="_Toc201860562"/>
+      <w:bookmarkStart w:id="22" w:name="_Toc201860562"/>
       <w:r>
         <w:rPr>
           <w:rFonts w:ascii="Times New Roman" w:hAnsi="Times New Roman" w:cs="Times New Roman"/>
@@ -18157,11 +17768,11 @@
         </w:rPr>
         <w:t>Framework Flask</w:t>
       </w:r>
-      <w:bookmarkEnd w:id="24"/>
+      <w:bookmarkEnd w:id="22"/>
     </w:p>
     <w:p>
       <w:pPr>
-        <w:spacing w:after="720" w:line="360" w:lineRule="auto"/>
+        <w:spacing w:after="360" w:line="360" w:lineRule="auto"/>
         <w:ind w:firstLine="851"/>
         <w:jc w:val="both"/>
         <w:rPr>
@@ -18188,7 +17799,7 @@
           <w:ilvl w:val="1"/>
           <w:numId w:val="3"/>
         </w:numPr>
-        <w:spacing w:before="0" w:after="480"/>
+        <w:spacing w:before="0" w:line="480" w:lineRule="auto"/>
         <w:rPr>
           <w:rFonts w:ascii="Times New Roman" w:hAnsi="Times New Roman" w:cs="Times New Roman"/>
           <w:b/>
@@ -18198,7 +17809,7 @@
           <w:lang w:eastAsia="en-ID"/>
         </w:rPr>
       </w:pPr>
-      <w:bookmarkStart w:id="25" w:name="_Toc201860563"/>
+      <w:bookmarkStart w:id="23" w:name="_Toc201860563"/>
       <w:r>
         <w:rPr>
           <w:rFonts w:ascii="Times New Roman" w:hAnsi="Times New Roman" w:cs="Times New Roman"/>
@@ -18207,13 +17818,23 @@
           <w:sz w:val="24"/>
           <w:szCs w:val="24"/>
         </w:rPr>
+        <w:t xml:space="preserve"> </w:t>
+      </w:r>
+      <w:r>
+        <w:rPr>
+          <w:rFonts w:ascii="Times New Roman" w:hAnsi="Times New Roman" w:cs="Times New Roman"/>
+          <w:b/>
+          <w:color w:val="auto"/>
+          <w:sz w:val="24"/>
+          <w:szCs w:val="24"/>
+        </w:rPr>
         <w:t>Unified Modeling Language (UML)</w:t>
       </w:r>
-      <w:bookmarkEnd w:id="25"/>
+      <w:bookmarkEnd w:id="23"/>
     </w:p>
     <w:p>
       <w:pPr>
-        <w:spacing w:after="360" w:line="360" w:lineRule="auto"/>
+        <w:spacing w:after="0" w:line="360" w:lineRule="auto"/>
         <w:ind w:firstLine="851"/>
         <w:jc w:val="both"/>
         <w:rPr>
@@ -18228,7 +17849,16 @@
           <w:sz w:val="24"/>
           <w:szCs w:val="24"/>
         </w:rPr>
-        <w:t>Unified Modeling Language (UML) merupakan bahasa standar yang digunakan untuk menggambarkan sistem secara visual, terutama pada sistem yang berorientasi objek. UML berperan sebagai alat bantu penting dalam proses perancangan, visualisasi, dokumentasi, serta pengembangan sistem perangkat lunak maupun sistem kompleks lainnya.</w:t>
+        <w:t xml:space="preserve">Unified Modeling Language (UML) merupakan bahasa standar yang digunakan untuk menggambarkan sistem secara visual, terutama pada sistem yang </w:t>
+      </w:r>
+      <w:r>
+        <w:rPr>
+          <w:rFonts w:ascii="Times New Roman" w:hAnsi="Times New Roman" w:cs="Times New Roman"/>
+          <w:sz w:val="24"/>
+          <w:szCs w:val="24"/>
+        </w:rPr>
+        <w:lastRenderedPageBreak/>
+        <w:t>berorientasi objek. UML berperan sebagai alat bantu penting dalam proses perancangan, visualisasi, dokumentasi, serta pengembangan sistem perangkat lunak maupun sistem kompleks lainnya.</w:t>
       </w:r>
       <w:r>
         <w:rPr>
@@ -18260,7 +17890,6 @@
             <w:docPart w:val="DefaultPlaceholder_-1854013440"/>
           </w:placeholder>
         </w:sdtPr>
-        <w:sdtEndPr/>
         <w:sdtContent>
           <w:r>
             <w:rPr>
@@ -18299,16 +17928,7 @@
           <w:sz w:val="24"/>
           <w:szCs w:val="24"/>
         </w:rPr>
-        <w:t xml:space="preserve">UML pertama kali dikembangkan oleh Object Management Group (OMG) dan versi awalnya dirilis pada tahun 1997. UML menjadi bahasa pemodelan yang sangat penting dalam rekayasa perangkat lunak karena dapat mempermudah </w:t>
-      </w:r>
-      <w:r>
-        <w:rPr>
-          <w:rFonts w:ascii="Times New Roman" w:hAnsi="Times New Roman" w:cs="Times New Roman"/>
-          <w:sz w:val="24"/>
-          <w:szCs w:val="24"/>
-        </w:rPr>
-        <w:lastRenderedPageBreak/>
-        <w:t>komunikasi antara pengembang sistem dan pengguna, serta memfasilitasi proses pengembangan perangkat lunak yang berkelanjutan. Fungsi utama dan tujuan penggunaan UML adalah sebagai berikut:</w:t>
+        <w:t>UML pertama kali dikembangkan oleh Object Management Group (OMG) dan versi awalnya dirilis pada tahun 1997. UML menjadi bahasa pemodelan yang sangat penting dalam rekayasa perangkat lunak karena dapat mempermudah komunikasi antara pengembang sistem dan pengguna, serta memfasilitasi proses pengembangan perangkat lunak yang berkelanjutan. Fungsi utama dan tujuan penggunaan UML adalah sebagai berikut:</w:t>
       </w:r>
     </w:p>
     <w:p>
@@ -18318,7 +17938,7 @@
           <w:ilvl w:val="0"/>
           <w:numId w:val="37"/>
         </w:numPr>
-        <w:spacing w:after="360" w:line="360" w:lineRule="auto"/>
+        <w:spacing w:after="0" w:line="360" w:lineRule="auto"/>
         <w:ind w:left="284" w:hanging="284"/>
         <w:jc w:val="both"/>
         <w:rPr>
@@ -18359,7 +17979,7 @@
           <w:ilvl w:val="0"/>
           <w:numId w:val="37"/>
         </w:numPr>
-        <w:spacing w:after="360" w:line="360" w:lineRule="auto"/>
+        <w:spacing w:after="0" w:line="360" w:lineRule="auto"/>
         <w:ind w:left="284" w:hanging="284"/>
         <w:jc w:val="both"/>
         <w:rPr>
@@ -18400,7 +18020,7 @@
           <w:ilvl w:val="0"/>
           <w:numId w:val="37"/>
         </w:numPr>
-        <w:spacing w:after="360" w:line="360" w:lineRule="auto"/>
+        <w:spacing w:after="0" w:line="360" w:lineRule="auto"/>
         <w:ind w:left="284" w:hanging="284"/>
         <w:jc w:val="both"/>
         <w:rPr>
@@ -18441,7 +18061,7 @@
           <w:ilvl w:val="0"/>
           <w:numId w:val="37"/>
         </w:numPr>
-        <w:spacing w:after="360" w:line="360" w:lineRule="auto"/>
+        <w:spacing w:after="0" w:line="360" w:lineRule="auto"/>
         <w:ind w:left="284" w:hanging="284"/>
         <w:jc w:val="both"/>
         <w:rPr>
@@ -18502,7 +18122,7 @@
           <w:ilvl w:val="0"/>
           <w:numId w:val="38"/>
         </w:numPr>
-        <w:spacing w:after="360" w:line="360" w:lineRule="auto"/>
+        <w:spacing w:after="0" w:line="360" w:lineRule="auto"/>
         <w:ind w:left="284" w:hanging="284"/>
         <w:jc w:val="both"/>
         <w:rPr>
@@ -18567,7 +18187,7 @@
           <w:ilvl w:val="0"/>
           <w:numId w:val="38"/>
         </w:numPr>
-        <w:spacing w:after="360" w:line="360" w:lineRule="auto"/>
+        <w:spacing w:after="0" w:line="360" w:lineRule="auto"/>
         <w:ind w:left="284" w:hanging="284"/>
         <w:jc w:val="both"/>
         <w:rPr>
@@ -18632,7 +18252,7 @@
           <w:ilvl w:val="0"/>
           <w:numId w:val="38"/>
         </w:numPr>
-        <w:spacing w:after="360" w:line="360" w:lineRule="auto"/>
+        <w:spacing w:after="0" w:line="360" w:lineRule="auto"/>
         <w:ind w:left="284" w:hanging="284"/>
         <w:jc w:val="both"/>
         <w:rPr>
@@ -18647,6 +18267,7 @@
           <w:sz w:val="24"/>
           <w:szCs w:val="24"/>
         </w:rPr>
+        <w:lastRenderedPageBreak/>
         <w:t>Activity Diagram</w:t>
       </w:r>
       <w:r>
@@ -18697,7 +18318,7 @@
           <w:ilvl w:val="0"/>
           <w:numId w:val="38"/>
         </w:numPr>
-        <w:spacing w:after="360" w:line="360" w:lineRule="auto"/>
+        <w:spacing w:after="0" w:line="360" w:lineRule="auto"/>
         <w:ind w:left="284" w:hanging="284"/>
         <w:jc w:val="both"/>
         <w:rPr>
@@ -18754,7 +18375,7 @@
           <w:ilvl w:val="0"/>
           <w:numId w:val="38"/>
         </w:numPr>
-        <w:spacing w:after="360" w:line="360" w:lineRule="auto"/>
+        <w:spacing w:after="0" w:line="360" w:lineRule="auto"/>
         <w:ind w:left="284" w:hanging="284"/>
         <w:jc w:val="both"/>
         <w:rPr>
@@ -18782,7 +18403,7 @@
     </w:p>
     <w:p>
       <w:pPr>
-        <w:spacing w:after="720" w:line="360" w:lineRule="auto"/>
+        <w:spacing w:after="360" w:line="360" w:lineRule="auto"/>
         <w:ind w:firstLine="851"/>
         <w:jc w:val="both"/>
         <w:rPr>
@@ -18813,16 +18434,7 @@
           <w:sz w:val="24"/>
           <w:szCs w:val="24"/>
         </w:rPr>
-        <w:t xml:space="preserve">UML mempermudah proses analisis, desain, </w:t>
-      </w:r>
-      <w:r>
-        <w:rPr>
-          <w:rFonts w:ascii="Times New Roman" w:hAnsi="Times New Roman" w:cs="Times New Roman"/>
-          <w:sz w:val="24"/>
-          <w:szCs w:val="24"/>
-        </w:rPr>
-        <w:lastRenderedPageBreak/>
-        <w:t>dokumentasi, dan komunikasi dalam pengembangan perangkat lunak.</w:t>
+        <w:t>UML mempermudah proses analisis, desain, dokumentasi, dan komunikasi dalam pengembangan perangkat lunak.</w:t>
       </w:r>
       <w:r>
         <w:rPr>
@@ -18848,7 +18460,7 @@
           <w:ilvl w:val="1"/>
           <w:numId w:val="3"/>
         </w:numPr>
-        <w:spacing w:after="480" w:line="360" w:lineRule="auto"/>
+        <w:spacing w:before="0" w:line="480" w:lineRule="auto"/>
         <w:ind w:left="426" w:hanging="426"/>
         <w:rPr>
           <w:rFonts w:ascii="Times New Roman" w:hAnsi="Times New Roman" w:cs="Times New Roman"/>
@@ -18859,7 +18471,7 @@
           <w:lang w:eastAsia="en-ID"/>
         </w:rPr>
       </w:pPr>
-      <w:bookmarkStart w:id="26" w:name="_Toc201860564"/>
+      <w:bookmarkStart w:id="24" w:name="_Toc201860568"/>
       <w:r>
         <w:rPr>
           <w:rFonts w:ascii="Times New Roman" w:hAnsi="Times New Roman" w:cs="Times New Roman"/>
@@ -18869,899 +18481,9 @@
           <w:szCs w:val="24"/>
           <w:lang w:eastAsia="en-ID"/>
         </w:rPr>
-        <w:t>Metode dan Tahapannya</w:t>
-      </w:r>
-      <w:bookmarkEnd w:id="26"/>
-    </w:p>
-    <w:p>
-      <w:pPr>
-        <w:pStyle w:val="NormalWeb"/>
-        <w:spacing w:after="360" w:afterAutospacing="0" w:line="360" w:lineRule="auto"/>
-        <w:ind w:firstLine="851"/>
-        <w:jc w:val="both"/>
-        <w:rPr>
-          <w:sz w:val="22"/>
-          <w:szCs w:val="22"/>
-        </w:rPr>
-      </w:pPr>
-      <w:r>
-        <w:t>Dalam penelitian ini, digunakan metode kuantitatif, yaitu pendekatan yang memanfaatkan data numerik dan teknik statistik untuk mengumpulkan serta mengolah data yang dapat diukur secara objektif. Metode ini bertujuan untuk memberikan penjelasan, melakukan prediksi, atau mengendalikan fenomena tertentu melalui pendekatan eksperimen.</w:t>
-      </w:r>
-      <w:r>
-        <w:t xml:space="preserve"> Fokus utama adalah membangun model deteksi dan pencegahan fraud internal di CV. Smartindo Telekom menggunakan algoritma Random Forest, dengan pendekatan analisis berdasarkan kerangka Fraud Diamond.</w:t>
-      </w:r>
-      <w:r>
-        <w:t xml:space="preserve"> </w:t>
-      </w:r>
-    </w:p>
-    <w:p>
-      <w:pPr>
-        <w:pStyle w:val="Heading3"/>
-        <w:numPr>
-          <w:ilvl w:val="2"/>
-          <w:numId w:val="3"/>
-        </w:numPr>
-        <w:spacing w:before="0" w:after="480" w:line="360" w:lineRule="auto"/>
-        <w:ind w:left="567" w:hanging="567"/>
-        <w:rPr>
-          <w:rFonts w:ascii="Times New Roman" w:hAnsi="Times New Roman" w:cs="Times New Roman"/>
-          <w:b/>
-          <w:color w:val="auto"/>
-        </w:rPr>
-      </w:pPr>
-      <w:bookmarkStart w:id="27" w:name="_Toc201860565"/>
-      <w:r>
-        <w:rPr>
-          <w:rFonts w:ascii="Times New Roman" w:hAnsi="Times New Roman" w:cs="Times New Roman"/>
-          <w:b/>
-          <w:color w:val="auto"/>
-        </w:rPr>
-        <w:t>Pengumpulan Data</w:t>
-      </w:r>
-      <w:bookmarkEnd w:id="27"/>
-    </w:p>
-    <w:p>
-      <w:pPr>
-        <w:pStyle w:val="NormalWeb"/>
-        <w:spacing w:before="0" w:beforeAutospacing="0" w:after="0" w:afterAutospacing="0" w:line="360" w:lineRule="auto"/>
-        <w:ind w:firstLine="851"/>
-        <w:jc w:val="both"/>
-      </w:pPr>
-      <w:r>
-        <w:t>Proses pengumpulan data dalam penelitian ini bertujuan untuk mengumpulkan informasi yang relevan mengenai faktor-faktor dalam model Fraud Diamond. Data yang dikumpulkan terdiri dari dua kategori, yaitu:</w:t>
-      </w:r>
-      <w:r>
-        <w:t xml:space="preserve"> </w:t>
-      </w:r>
-    </w:p>
-    <w:p>
-      <w:pPr>
-        <w:pStyle w:val="NormalWeb"/>
-        <w:numPr>
-          <w:ilvl w:val="0"/>
-          <w:numId w:val="20"/>
-        </w:numPr>
-        <w:spacing w:before="0" w:beforeAutospacing="0" w:after="0" w:afterAutospacing="0" w:line="360" w:lineRule="auto"/>
-        <w:ind w:left="426"/>
-        <w:jc w:val="both"/>
-      </w:pPr>
-      <w:r>
-        <w:t>Data Primer</w:t>
-      </w:r>
-      <w:r>
-        <w:t xml:space="preserve"> adalah</w:t>
-      </w:r>
-      <w:r>
-        <w:t xml:space="preserve"> </w:t>
-      </w:r>
-      <w:r>
-        <w:t>d</w:t>
-      </w:r>
-      <w:r>
-        <w:t xml:space="preserve">ata </w:t>
-      </w:r>
-      <w:r>
-        <w:t>yang d</w:t>
-      </w:r>
-      <w:r>
-        <w:t>iperoleh melalui penyebaran kuesioner kepada karyawan perusahaan untuk mengukur aspek tekanan (pressure), peluang (opportunity), rasionalisasi (rationalization), dan kemampuan (capability). Kuesioner tersebut disusun berdasarkan indikator yang mewakili keempat komponen utama Fraud Diamond.</w:t>
-      </w:r>
-      <w:r>
-        <w:t xml:space="preserve"> </w:t>
-      </w:r>
-    </w:p>
-    <w:p>
-      <w:pPr>
-        <w:pStyle w:val="NormalWeb"/>
-        <w:numPr>
-          <w:ilvl w:val="0"/>
-          <w:numId w:val="20"/>
-        </w:numPr>
-        <w:spacing w:after="360" w:afterAutospacing="0" w:line="360" w:lineRule="auto"/>
-        <w:ind w:left="426"/>
-        <w:jc w:val="both"/>
-      </w:pPr>
-      <w:r>
-        <w:t>Data Sekunder</w:t>
-      </w:r>
-      <w:r>
-        <w:t xml:space="preserve"> dimana m</w:t>
-      </w:r>
-      <w:r>
-        <w:t xml:space="preserve">eliputi data </w:t>
-      </w:r>
-      <w:r>
-        <w:t>skor audit sebelumnya dan lamanya bekerja</w:t>
-      </w:r>
-      <w:r>
-        <w:t xml:space="preserve">. Data ini digunakan untuk membangun model prediksi dan pelatihan algoritma Random Forest. </w:t>
-      </w:r>
-    </w:p>
-    <w:p>
-      <w:pPr>
-        <w:pStyle w:val="NormalWeb"/>
-        <w:spacing w:after="720" w:afterAutospacing="0" w:line="360" w:lineRule="auto"/>
-        <w:ind w:left="66" w:firstLine="785"/>
-        <w:jc w:val="both"/>
-      </w:pPr>
-      <w:r>
-        <w:lastRenderedPageBreak/>
-        <w:t>Proses pengumpulan data dilakukan secara sistematis agar hasil analisis dapat merepresentasikan kondisi aktual perusahaan dan mendukung pengembangan model deteksi serta pencegahan fraud secara akurat.</w:t>
-      </w:r>
-    </w:p>
-    <w:p>
-      <w:pPr>
-        <w:pStyle w:val="Heading3"/>
-        <w:numPr>
-          <w:ilvl w:val="2"/>
-          <w:numId w:val="3"/>
-        </w:numPr>
-        <w:spacing w:before="0" w:after="480" w:line="360" w:lineRule="auto"/>
-        <w:ind w:left="426" w:hanging="426"/>
-        <w:rPr>
-          <w:rFonts w:ascii="Times New Roman" w:hAnsi="Times New Roman" w:cs="Times New Roman"/>
-          <w:b/>
-          <w:color w:val="auto"/>
-        </w:rPr>
-      </w:pPr>
-      <w:bookmarkStart w:id="28" w:name="_Toc201860566"/>
-      <w:r>
-        <w:rPr>
-          <w:rFonts w:ascii="Times New Roman" w:hAnsi="Times New Roman" w:cs="Times New Roman"/>
-          <w:b/>
-          <w:color w:val="auto"/>
-        </w:rPr>
-        <w:t>Variabel</w:t>
-      </w:r>
-      <w:r>
-        <w:rPr>
-          <w:rFonts w:ascii="Times New Roman" w:hAnsi="Times New Roman" w:cs="Times New Roman"/>
-          <w:b/>
-          <w:color w:val="auto"/>
-        </w:rPr>
-        <w:t xml:space="preserve"> Pada</w:t>
-      </w:r>
-      <w:r>
-        <w:rPr>
-          <w:rFonts w:ascii="Times New Roman" w:hAnsi="Times New Roman" w:cs="Times New Roman"/>
-          <w:b/>
-          <w:color w:val="auto"/>
-        </w:rPr>
-        <w:t xml:space="preserve"> Penelitian dan Indikator</w:t>
-      </w:r>
-      <w:bookmarkEnd w:id="28"/>
-    </w:p>
-    <w:p>
-      <w:pPr>
-        <w:pStyle w:val="NormalWeb"/>
-        <w:spacing w:before="0" w:beforeAutospacing="0" w:after="360" w:afterAutospacing="0" w:line="360" w:lineRule="auto"/>
-        <w:ind w:firstLine="851"/>
-        <w:jc w:val="both"/>
-      </w:pPr>
-      <w:r>
-        <w:t xml:space="preserve">Penelitian ini mengadopsi variabel-variabel yang dirancang berdasarkan kerangka Fraud Diamond, yang mencakup empat komponen utama, yaitu Pressure, Opportunity, Rationalization, dan Capability. Masing-masing komponen tersebut diwakili oleh beberapa indikator yang dikembangkan menjadi pertanyaan dalam kuesioner serta fitur pada dataset yang digunakan dalam model algoritma Random </w:t>
-      </w:r>
-    </w:p>
-    <w:p>
-      <w:pPr>
-        <w:spacing w:after="720" w:line="360" w:lineRule="auto"/>
-        <w:ind w:firstLine="567"/>
-        <w:jc w:val="both"/>
-        <w:rPr>
-          <w:rFonts w:ascii="Times New Roman" w:hAnsi="Times New Roman" w:cs="Times New Roman"/>
-          <w:sz w:val="24"/>
-          <w:szCs w:val="24"/>
-        </w:rPr>
-      </w:pPr>
-      <w:r>
-        <w:rPr>
-          <w:rFonts w:ascii="Times New Roman" w:hAnsi="Times New Roman" w:cs="Times New Roman"/>
-          <w:sz w:val="24"/>
-          <w:szCs w:val="24"/>
-        </w:rPr>
-        <w:t>Skala Likert merupakan teknik pengukuran yang sering dipakai dalam penelitian untuk menilai sikap, opini, atau pandangan individu terhadap suatu pernyataan atau topik tertentu. Metode ini menggunakan rangkaian pernyataan yang disertai pilihan jawaban berjenjang, contohnya seperti "Sangat Setuju", "Setuju", "Netral", "Tidak Setuju", hingga "Sangat Tidak Setuju"</w:t>
-      </w:r>
-      <w:r>
-        <w:rPr>
-          <w:rFonts w:ascii="Times New Roman" w:hAnsi="Times New Roman" w:cs="Times New Roman"/>
-          <w:sz w:val="24"/>
-          <w:szCs w:val="24"/>
-        </w:rPr>
-        <w:t>.</w:t>
-      </w:r>
-      <w:r>
-        <w:rPr>
-          <w:rFonts w:ascii="Times New Roman" w:hAnsi="Times New Roman" w:cs="Times New Roman"/>
-          <w:sz w:val="24"/>
-          <w:szCs w:val="24"/>
-        </w:rPr>
-        <w:t xml:space="preserve"> </w:t>
-      </w:r>
-      <w:r>
-        <w:rPr>
-          <w:rFonts w:ascii="Times New Roman" w:hAnsi="Times New Roman" w:cs="Times New Roman"/>
-          <w:sz w:val="24"/>
-          <w:szCs w:val="24"/>
-        </w:rPr>
-        <w:t>Skala Likert adalah suatu skala psikometrik yang umum digunakan dalam kuesioner, dan merupakan skala yang paling banyak digunakan dalam riset berupa survei</w:t>
-      </w:r>
-      <w:r>
-        <w:rPr>
-          <w:rFonts w:ascii="Times New Roman" w:hAnsi="Times New Roman" w:cs="Times New Roman"/>
-          <w:sz w:val="24"/>
-          <w:szCs w:val="24"/>
-        </w:rPr>
-        <w:t xml:space="preserve"> </w:t>
-      </w:r>
-      <w:sdt>
-        <w:sdtPr>
-          <w:rPr>
-            <w:rFonts w:ascii="Times New Roman" w:hAnsi="Times New Roman" w:cs="Times New Roman"/>
-            <w:color w:val="000000"/>
-            <w:sz w:val="24"/>
-            <w:szCs w:val="24"/>
-          </w:rPr>
-          <w:tag w:val="MENDELEY_CITATION_v3_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"/>
-          <w:id w:val="-342325622"/>
-          <w:placeholder>
-            <w:docPart w:val="DefaultPlaceholder_-1854013440"/>
-          </w:placeholder>
-        </w:sdtPr>
-        <w:sdtEndPr/>
-        <w:sdtContent>
-          <w:r>
-            <w:rPr>
-              <w:rFonts w:ascii="Times New Roman" w:hAnsi="Times New Roman" w:cs="Times New Roman"/>
-              <w:color w:val="000000"/>
-              <w:sz w:val="24"/>
-              <w:szCs w:val="24"/>
-            </w:rPr>
-            <w:t>[14]</w:t>
-          </w:r>
-        </w:sdtContent>
-      </w:sdt>
-      <w:r>
-        <w:rPr>
-          <w:rFonts w:ascii="Times New Roman" w:hAnsi="Times New Roman" w:cs="Times New Roman"/>
-          <w:sz w:val="24"/>
-          <w:szCs w:val="24"/>
-        </w:rPr>
-        <w:t xml:space="preserve">. </w:t>
-      </w:r>
-      <w:r>
-        <w:rPr>
-          <w:rFonts w:ascii="Times New Roman" w:hAnsi="Times New Roman" w:cs="Times New Roman"/>
-          <w:sz w:val="24"/>
-          <w:szCs w:val="24"/>
-        </w:rPr>
-        <w:t>skala Likert digunakan untuk mengukur sikap, pandangan, serta persepsi individu atau kelompok terhadap suatu fenomena sosial. Pilihan jawaban dalam skala ini disusun secara bertingkat untuk menangkap intensitas respon yang diberikan.</w:t>
-      </w:r>
-    </w:p>
-    <w:p>
-      <w:pPr>
-        <w:pStyle w:val="Heading3"/>
-        <w:numPr>
-          <w:ilvl w:val="2"/>
-          <w:numId w:val="3"/>
-        </w:numPr>
-        <w:spacing w:before="0" w:after="480" w:line="360" w:lineRule="auto"/>
-        <w:ind w:left="426" w:hanging="426"/>
-        <w:rPr>
-          <w:rFonts w:ascii="Times New Roman" w:hAnsi="Times New Roman" w:cs="Times New Roman"/>
-          <w:b/>
-          <w:color w:val="auto"/>
-        </w:rPr>
-      </w:pPr>
-      <w:bookmarkStart w:id="29" w:name="_Toc201860567"/>
-      <w:r>
-        <w:rPr>
-          <w:rFonts w:ascii="Times New Roman" w:hAnsi="Times New Roman" w:cs="Times New Roman"/>
-          <w:b/>
-          <w:color w:val="auto"/>
-        </w:rPr>
-        <w:t>Teknik Pada Analisis Data</w:t>
-      </w:r>
-      <w:bookmarkEnd w:id="29"/>
-    </w:p>
-    <w:p>
-      <w:pPr>
-        <w:spacing w:after="0" w:line="360" w:lineRule="auto"/>
-        <w:ind w:firstLine="851"/>
-        <w:jc w:val="both"/>
-        <w:rPr>
-          <w:rFonts w:ascii="Times New Roman" w:hAnsi="Times New Roman" w:cs="Times New Roman"/>
-          <w:sz w:val="24"/>
-          <w:szCs w:val="24"/>
-        </w:rPr>
-      </w:pPr>
-      <w:r>
-        <w:rPr>
-          <w:rFonts w:ascii="Times New Roman" w:hAnsi="Times New Roman" w:cs="Times New Roman"/>
-          <w:sz w:val="24"/>
-          <w:szCs w:val="24"/>
-        </w:rPr>
-        <w:t>Proses analisis data pada penelitian ini dilaksanakan secara sistematis dengan tujuan mengembangkan model deteksi serta pencegahan kecurangan internal menggunakan algoritma Random Forest, yang didasarkan pada konsep Fraud Diamond</w:t>
-      </w:r>
-      <w:r>
-        <w:rPr>
-          <w:rFonts w:ascii="Times New Roman" w:hAnsi="Times New Roman" w:cs="Times New Roman"/>
-          <w:sz w:val="24"/>
-          <w:szCs w:val="24"/>
-        </w:rPr>
-        <w:t>. Tahapan analisis data meliputi beberapa proses berikut:</w:t>
-      </w:r>
-    </w:p>
-    <w:p>
-      <w:pPr>
-        <w:pStyle w:val="ListParagraph"/>
-        <w:numPr>
-          <w:ilvl w:val="0"/>
-          <w:numId w:val="21"/>
-        </w:numPr>
-        <w:spacing w:after="360" w:line="360" w:lineRule="auto"/>
-        <w:ind w:left="426" w:hanging="426"/>
-        <w:rPr>
-          <w:rStyle w:val="Strong"/>
-          <w:rFonts w:ascii="Times New Roman" w:hAnsi="Times New Roman" w:cs="Times New Roman"/>
-          <w:b w:val="0"/>
-          <w:bCs w:val="0"/>
-          <w:sz w:val="24"/>
-          <w:szCs w:val="24"/>
-        </w:rPr>
-      </w:pPr>
-      <w:r>
-        <w:rPr>
-          <w:rStyle w:val="Strong"/>
-          <w:rFonts w:ascii="Times New Roman" w:hAnsi="Times New Roman" w:cs="Times New Roman"/>
-          <w:b w:val="0"/>
-          <w:bCs w:val="0"/>
-          <w:sz w:val="24"/>
-          <w:szCs w:val="24"/>
-        </w:rPr>
-        <w:lastRenderedPageBreak/>
-        <w:t>Pra-Pemrosesan Data</w:t>
-      </w:r>
-    </w:p>
-    <w:p>
-      <w:pPr>
-        <w:pStyle w:val="ListParagraph"/>
-        <w:spacing w:after="360" w:line="360" w:lineRule="auto"/>
-        <w:ind w:left="426"/>
-        <w:rPr>
-          <w:rFonts w:ascii="Times New Roman" w:hAnsi="Times New Roman" w:cs="Times New Roman"/>
-          <w:sz w:val="24"/>
-          <w:szCs w:val="24"/>
-        </w:rPr>
-      </w:pPr>
-      <w:r>
-        <w:rPr>
-          <w:rFonts w:ascii="Times New Roman" w:hAnsi="Times New Roman" w:cs="Times New Roman"/>
-          <w:sz w:val="24"/>
-          <w:szCs w:val="24"/>
-        </w:rPr>
-        <w:t xml:space="preserve">Sebelum dilakukan analisis, data yang dikumpulkan melalui kuesioner dan data sekunder terlebih dahulu diproses agar siap digunakan dalam pelatihan model. </w:t>
-      </w:r>
-      <w:r>
-        <w:rPr>
-          <w:rFonts w:ascii="Times New Roman" w:hAnsi="Times New Roman" w:cs="Times New Roman"/>
-          <w:sz w:val="24"/>
-          <w:szCs w:val="24"/>
-        </w:rPr>
-        <w:t>Tahapan pra-pemrosesan data meliputi:</w:t>
-      </w:r>
-    </w:p>
-    <w:p>
-      <w:pPr>
-        <w:pStyle w:val="ListParagraph"/>
-        <w:numPr>
-          <w:ilvl w:val="0"/>
-          <w:numId w:val="22"/>
-        </w:numPr>
-        <w:spacing w:after="360" w:line="360" w:lineRule="auto"/>
-        <w:ind w:left="851" w:hanging="426"/>
-        <w:jc w:val="both"/>
-        <w:rPr>
-          <w:rFonts w:ascii="Times New Roman" w:hAnsi="Times New Roman" w:cs="Times New Roman"/>
-          <w:sz w:val="24"/>
-          <w:szCs w:val="24"/>
-        </w:rPr>
-      </w:pPr>
-      <w:r>
-        <w:rPr>
-          <w:rFonts w:ascii="Times New Roman" w:hAnsi="Times New Roman" w:cs="Times New Roman"/>
-          <w:sz w:val="24"/>
-          <w:szCs w:val="24"/>
-        </w:rPr>
-        <w:t>Data cleaning, yaitu mengeliminasi data yang duplikat, mengisi nilai yang hilang (missing value), serta menghapus data pencilan (outlier) bila diperlukan</w:t>
-      </w:r>
-    </w:p>
-    <w:p>
-      <w:pPr>
-        <w:pStyle w:val="ListParagraph"/>
-        <w:numPr>
-          <w:ilvl w:val="0"/>
-          <w:numId w:val="22"/>
-        </w:numPr>
-        <w:spacing w:after="360" w:line="360" w:lineRule="auto"/>
-        <w:ind w:left="851" w:hanging="426"/>
-        <w:jc w:val="both"/>
-        <w:rPr>
-          <w:rFonts w:ascii="Times New Roman" w:hAnsi="Times New Roman" w:cs="Times New Roman"/>
-          <w:sz w:val="24"/>
-          <w:szCs w:val="24"/>
-        </w:rPr>
-      </w:pPr>
-      <w:r>
-        <w:rPr>
-          <w:rFonts w:ascii="Times New Roman" w:hAnsi="Times New Roman" w:cs="Times New Roman"/>
-          <w:sz w:val="24"/>
-          <w:szCs w:val="24"/>
-        </w:rPr>
-        <w:t>Transformasi data, yaitu mengkonversi data kualitatif seperti skala Likert menjadi format numerik</w:t>
-      </w:r>
-      <w:r>
-        <w:rPr>
-          <w:rFonts w:ascii="Times New Roman" w:hAnsi="Times New Roman" w:cs="Times New Roman"/>
-          <w:sz w:val="24"/>
-          <w:szCs w:val="24"/>
-        </w:rPr>
-        <w:t xml:space="preserve">. </w:t>
-      </w:r>
-    </w:p>
-    <w:p>
-      <w:pPr>
-        <w:pStyle w:val="ListParagraph"/>
-        <w:numPr>
-          <w:ilvl w:val="0"/>
-          <w:numId w:val="22"/>
-        </w:numPr>
-        <w:spacing w:after="360" w:line="360" w:lineRule="auto"/>
-        <w:ind w:left="851" w:hanging="426"/>
-        <w:jc w:val="both"/>
-        <w:rPr>
-          <w:rFonts w:ascii="Times New Roman" w:hAnsi="Times New Roman" w:cs="Times New Roman"/>
-          <w:sz w:val="24"/>
-          <w:szCs w:val="24"/>
-        </w:rPr>
-      </w:pPr>
-      <w:r>
-        <w:rPr>
-          <w:rFonts w:ascii="Times New Roman" w:hAnsi="Times New Roman" w:cs="Times New Roman"/>
-          <w:sz w:val="24"/>
-          <w:szCs w:val="24"/>
-        </w:rPr>
-        <w:t>Normalisasi/standardisasi: Menyesuaikan skala nilai antar variabel agar seragam, jika diperlukan untuk meningkatkan performa algoritma.</w:t>
-      </w:r>
-    </w:p>
-    <w:p>
-      <w:pPr>
-        <w:pStyle w:val="ListParagraph"/>
-        <w:numPr>
-          <w:ilvl w:val="0"/>
-          <w:numId w:val="22"/>
-        </w:numPr>
-        <w:spacing w:after="360" w:line="360" w:lineRule="auto"/>
-        <w:ind w:left="851" w:hanging="426"/>
-        <w:jc w:val="both"/>
-        <w:rPr>
-          <w:rFonts w:ascii="Times New Roman" w:hAnsi="Times New Roman" w:cs="Times New Roman"/>
-          <w:sz w:val="24"/>
-          <w:szCs w:val="24"/>
-        </w:rPr>
-      </w:pPr>
-      <w:r>
-        <w:rPr>
-          <w:rFonts w:ascii="Times New Roman" w:hAnsi="Times New Roman" w:cs="Times New Roman"/>
-          <w:sz w:val="24"/>
-          <w:szCs w:val="24"/>
-        </w:rPr>
-        <w:t>Labeling: Memberikan label fraud (1) atau tidak fraud (0) berdasarkan data audit atau hasil validasi dari manajemen.</w:t>
-      </w:r>
-    </w:p>
-    <w:p>
-      <w:pPr>
-        <w:pStyle w:val="ListParagraph"/>
-        <w:numPr>
-          <w:ilvl w:val="0"/>
-          <w:numId w:val="21"/>
-        </w:numPr>
-        <w:spacing w:after="360" w:line="360" w:lineRule="auto"/>
-        <w:ind w:left="426"/>
-        <w:rPr>
-          <w:rStyle w:val="Strong"/>
-          <w:rFonts w:ascii="Times New Roman" w:hAnsi="Times New Roman" w:cs="Times New Roman"/>
-          <w:b w:val="0"/>
-          <w:bCs w:val="0"/>
-          <w:sz w:val="24"/>
-          <w:szCs w:val="24"/>
-        </w:rPr>
-      </w:pPr>
-      <w:r>
-        <w:rPr>
-          <w:rStyle w:val="Strong"/>
-          <w:rFonts w:ascii="Times New Roman" w:hAnsi="Times New Roman" w:cs="Times New Roman"/>
-          <w:b w:val="0"/>
-          <w:bCs w:val="0"/>
-          <w:sz w:val="24"/>
-          <w:szCs w:val="24"/>
-        </w:rPr>
-        <w:t>Pembentukan</w:t>
-      </w:r>
-      <w:r>
-        <w:rPr>
-          <w:rStyle w:val="Strong"/>
-          <w:rFonts w:ascii="Times New Roman" w:hAnsi="Times New Roman" w:cs="Times New Roman"/>
-          <w:b w:val="0"/>
-          <w:bCs w:val="0"/>
-          <w:sz w:val="24"/>
-          <w:szCs w:val="24"/>
-        </w:rPr>
-        <w:t xml:space="preserve"> </w:t>
-      </w:r>
-      <w:r>
-        <w:rPr>
-          <w:rStyle w:val="Strong"/>
-          <w:rFonts w:ascii="Times New Roman" w:hAnsi="Times New Roman" w:cs="Times New Roman"/>
-          <w:b w:val="0"/>
-          <w:bCs w:val="0"/>
-          <w:sz w:val="24"/>
-          <w:szCs w:val="24"/>
-        </w:rPr>
-        <w:t>Dataset</w:t>
-      </w:r>
-    </w:p>
-    <w:p>
-      <w:pPr>
-        <w:pStyle w:val="ListParagraph"/>
-        <w:spacing w:after="360" w:line="360" w:lineRule="auto"/>
-        <w:ind w:left="426"/>
-        <w:jc w:val="both"/>
-        <w:rPr>
-          <w:rFonts w:ascii="Times New Roman" w:hAnsi="Times New Roman" w:cs="Times New Roman"/>
-          <w:sz w:val="24"/>
-          <w:szCs w:val="24"/>
-        </w:rPr>
-      </w:pPr>
-      <w:r>
-        <w:rPr>
-          <w:rFonts w:ascii="Times New Roman" w:hAnsi="Times New Roman" w:cs="Times New Roman"/>
-          <w:sz w:val="24"/>
-          <w:szCs w:val="24"/>
-        </w:rPr>
-        <w:t>Setelah melewati proses pra-pemrosesan, data kemudian dipisah menjadi dua bagian yaitu:</w:t>
-      </w:r>
-    </w:p>
-    <w:p>
-      <w:pPr>
-        <w:pStyle w:val="ListParagraph"/>
-        <w:numPr>
-          <w:ilvl w:val="0"/>
-          <w:numId w:val="23"/>
-        </w:numPr>
-        <w:spacing w:after="360" w:line="360" w:lineRule="auto"/>
-        <w:ind w:left="851"/>
-        <w:jc w:val="both"/>
-        <w:rPr>
-          <w:rFonts w:ascii="Times New Roman" w:hAnsi="Times New Roman" w:cs="Times New Roman"/>
-          <w:sz w:val="24"/>
-          <w:szCs w:val="24"/>
-        </w:rPr>
-      </w:pPr>
-      <w:r>
-        <w:rPr>
-          <w:rFonts w:ascii="Times New Roman" w:hAnsi="Times New Roman" w:cs="Times New Roman"/>
-          <w:sz w:val="24"/>
-          <w:szCs w:val="24"/>
-        </w:rPr>
-        <w:t>Data Latih (Training Set), yang berfungsi untuk melatih model Random Forest</w:t>
-      </w:r>
-      <w:r>
-        <w:rPr>
-          <w:rFonts w:ascii="Times New Roman" w:hAnsi="Times New Roman" w:cs="Times New Roman"/>
-          <w:sz w:val="24"/>
-          <w:szCs w:val="24"/>
-        </w:rPr>
-        <w:t>.</w:t>
-      </w:r>
-    </w:p>
-    <w:p>
-      <w:pPr>
-        <w:pStyle w:val="ListParagraph"/>
-        <w:numPr>
-          <w:ilvl w:val="0"/>
-          <w:numId w:val="23"/>
-        </w:numPr>
-        <w:spacing w:before="240" w:after="360" w:line="360" w:lineRule="auto"/>
-        <w:ind w:left="851"/>
-        <w:jc w:val="both"/>
-        <w:rPr>
-          <w:rFonts w:ascii="Times New Roman" w:hAnsi="Times New Roman" w:cs="Times New Roman"/>
-          <w:sz w:val="24"/>
-          <w:szCs w:val="24"/>
-        </w:rPr>
-      </w:pPr>
-      <w:r>
-        <w:rPr>
-          <w:rFonts w:ascii="Times New Roman" w:hAnsi="Times New Roman" w:cs="Times New Roman"/>
-          <w:sz w:val="24"/>
-          <w:szCs w:val="24"/>
-        </w:rPr>
-        <w:t>Data Uji (Testing Set), yang digunakan untuk mengukur dan menilai kinerja model dalam mendeteksi fraud.</w:t>
-      </w:r>
-    </w:p>
-    <w:p>
-      <w:pPr>
-        <w:pStyle w:val="ListParagraph"/>
-        <w:numPr>
-          <w:ilvl w:val="0"/>
-          <w:numId w:val="21"/>
-        </w:numPr>
-        <w:spacing w:before="240" w:after="360" w:line="360" w:lineRule="auto"/>
-        <w:ind w:left="426"/>
-        <w:jc w:val="both"/>
-        <w:rPr>
-          <w:rFonts w:ascii="Times New Roman" w:hAnsi="Times New Roman" w:cs="Times New Roman"/>
-          <w:sz w:val="24"/>
-          <w:szCs w:val="24"/>
-        </w:rPr>
-      </w:pPr>
-      <w:r>
-        <w:rPr>
-          <w:rFonts w:ascii="Times New Roman" w:hAnsi="Times New Roman" w:cs="Times New Roman"/>
-          <w:sz w:val="24"/>
-          <w:szCs w:val="24"/>
-        </w:rPr>
-        <w:t>Implementasi Algoritma Random Forest</w:t>
-      </w:r>
-    </w:p>
-    <w:p>
-      <w:pPr>
-        <w:pStyle w:val="ListParagraph"/>
-        <w:spacing w:after="360" w:line="360" w:lineRule="auto"/>
-        <w:ind w:left="426"/>
-        <w:jc w:val="both"/>
-        <w:rPr>
-          <w:rFonts w:ascii="Times New Roman" w:hAnsi="Times New Roman" w:cs="Times New Roman"/>
-          <w:sz w:val="24"/>
-          <w:szCs w:val="24"/>
-        </w:rPr>
-      </w:pPr>
-      <w:r>
-        <w:rPr>
-          <w:rFonts w:ascii="Times New Roman" w:hAnsi="Times New Roman" w:cs="Times New Roman"/>
-          <w:sz w:val="24"/>
-          <w:szCs w:val="24"/>
-        </w:rPr>
-        <w:t>Random Forest merupakan metode klasifikasi yang mengandalkan prinsip ensemble learning dengan menggabungkan banyak pohon keputusan untuk memperoleh hasil prediksi yang lebih akurat. Algoritma ini dipilih karena efektivitasnya dalam mengelola data yang kompleks dan multivariat serta kemampuannya dalam mengidentifikasi fitur-fitur kunci yang berperan signifikan dalam mendeteksi fraud. Tahapan implementasi model ini dijelaskan sebagai berikut:</w:t>
-      </w:r>
-    </w:p>
-    <w:p>
-      <w:pPr>
-        <w:pStyle w:val="ListParagraph"/>
-        <w:numPr>
-          <w:ilvl w:val="0"/>
-          <w:numId w:val="24"/>
-        </w:numPr>
-        <w:spacing w:after="360" w:line="360" w:lineRule="auto"/>
-        <w:ind w:left="851"/>
-        <w:jc w:val="both"/>
-        <w:rPr>
-          <w:rFonts w:ascii="Times New Roman" w:hAnsi="Times New Roman" w:cs="Times New Roman"/>
-          <w:sz w:val="24"/>
-          <w:szCs w:val="24"/>
-        </w:rPr>
-      </w:pPr>
-      <w:r>
-        <w:rPr>
-          <w:rFonts w:ascii="Times New Roman" w:hAnsi="Times New Roman" w:cs="Times New Roman"/>
-          <w:sz w:val="24"/>
-          <w:szCs w:val="24"/>
-        </w:rPr>
-        <w:t>Melatih model dengan parameter yang telah ditentukan.</w:t>
-      </w:r>
-    </w:p>
-    <w:p>
-      <w:pPr>
-        <w:pStyle w:val="ListParagraph"/>
-        <w:numPr>
-          <w:ilvl w:val="0"/>
-          <w:numId w:val="24"/>
-        </w:numPr>
-        <w:spacing w:after="360" w:line="360" w:lineRule="auto"/>
-        <w:ind w:left="851"/>
-        <w:jc w:val="both"/>
-        <w:rPr>
-          <w:rFonts w:ascii="Times New Roman" w:hAnsi="Times New Roman" w:cs="Times New Roman"/>
-          <w:sz w:val="24"/>
-          <w:szCs w:val="24"/>
-        </w:rPr>
-      </w:pPr>
-      <w:r>
-        <w:rPr>
-          <w:rFonts w:ascii="Times New Roman" w:hAnsi="Times New Roman" w:cs="Times New Roman"/>
-          <w:sz w:val="24"/>
-          <w:szCs w:val="24"/>
-        </w:rPr>
-        <w:t>Melakukan validasi model menggunakan cross-validation atau confusion matrix.</w:t>
-      </w:r>
-    </w:p>
-    <w:p>
-      <w:pPr>
-        <w:pStyle w:val="ListParagraph"/>
-        <w:numPr>
-          <w:ilvl w:val="0"/>
-          <w:numId w:val="24"/>
-        </w:numPr>
-        <w:spacing w:after="360" w:line="360" w:lineRule="auto"/>
-        <w:ind w:left="851"/>
-        <w:jc w:val="both"/>
-        <w:rPr>
-          <w:rFonts w:ascii="Times New Roman" w:hAnsi="Times New Roman" w:cs="Times New Roman"/>
-          <w:sz w:val="24"/>
-          <w:szCs w:val="24"/>
-        </w:rPr>
-      </w:pPr>
-      <w:r>
-        <w:rPr>
-          <w:rFonts w:ascii="Times New Roman" w:hAnsi="Times New Roman" w:cs="Times New Roman"/>
-          <w:sz w:val="24"/>
-          <w:szCs w:val="24"/>
-        </w:rPr>
-        <w:lastRenderedPageBreak/>
-        <w:t>Mengukur performa model dengan metrik seperti:</w:t>
-      </w:r>
-    </w:p>
-    <w:p>
-      <w:pPr>
-        <w:pStyle w:val="ListParagraph"/>
-        <w:numPr>
-          <w:ilvl w:val="0"/>
-          <w:numId w:val="25"/>
-        </w:numPr>
-        <w:spacing w:after="360" w:line="360" w:lineRule="auto"/>
-        <w:ind w:left="1134" w:hanging="283"/>
-        <w:jc w:val="both"/>
-        <w:rPr>
-          <w:rFonts w:ascii="Times New Roman" w:hAnsi="Times New Roman" w:cs="Times New Roman"/>
-          <w:sz w:val="24"/>
-          <w:szCs w:val="24"/>
-        </w:rPr>
-      </w:pPr>
-      <w:r>
-        <w:rPr>
-          <w:rFonts w:ascii="Times New Roman" w:hAnsi="Times New Roman" w:cs="Times New Roman"/>
-          <w:sz w:val="24"/>
-          <w:szCs w:val="24"/>
-        </w:rPr>
-        <w:t>Accuracy (akurasi)</w:t>
-      </w:r>
-    </w:p>
-    <w:p>
-      <w:pPr>
-        <w:pStyle w:val="ListParagraph"/>
-        <w:numPr>
-          <w:ilvl w:val="0"/>
-          <w:numId w:val="25"/>
-        </w:numPr>
-        <w:spacing w:after="360" w:line="360" w:lineRule="auto"/>
-        <w:ind w:left="1134" w:hanging="283"/>
-        <w:jc w:val="both"/>
-        <w:rPr>
-          <w:rFonts w:ascii="Times New Roman" w:hAnsi="Times New Roman" w:cs="Times New Roman"/>
-          <w:sz w:val="24"/>
-          <w:szCs w:val="24"/>
-        </w:rPr>
-      </w:pPr>
-      <w:r>
-        <w:rPr>
-          <w:rFonts w:ascii="Times New Roman" w:hAnsi="Times New Roman" w:cs="Times New Roman"/>
-          <w:sz w:val="24"/>
-          <w:szCs w:val="24"/>
-        </w:rPr>
-        <w:t>Precision (ketepatan)</w:t>
-      </w:r>
-    </w:p>
-    <w:p>
-      <w:pPr>
-        <w:pStyle w:val="ListParagraph"/>
-        <w:numPr>
-          <w:ilvl w:val="0"/>
-          <w:numId w:val="25"/>
-        </w:numPr>
-        <w:spacing w:after="360" w:line="360" w:lineRule="auto"/>
-        <w:ind w:left="1134" w:hanging="283"/>
-        <w:jc w:val="both"/>
-        <w:rPr>
-          <w:rFonts w:ascii="Times New Roman" w:hAnsi="Times New Roman" w:cs="Times New Roman"/>
-          <w:sz w:val="24"/>
-          <w:szCs w:val="24"/>
-        </w:rPr>
-      </w:pPr>
-      <w:r>
-        <w:rPr>
-          <w:rFonts w:ascii="Times New Roman" w:hAnsi="Times New Roman" w:cs="Times New Roman"/>
-          <w:sz w:val="24"/>
-          <w:szCs w:val="24"/>
-        </w:rPr>
-        <w:t>Recall (sensitivitas)</w:t>
-      </w:r>
-    </w:p>
-    <w:p>
-      <w:pPr>
-        <w:pStyle w:val="ListParagraph"/>
-        <w:numPr>
-          <w:ilvl w:val="0"/>
-          <w:numId w:val="25"/>
-        </w:numPr>
-        <w:spacing w:after="360" w:line="360" w:lineRule="auto"/>
-        <w:ind w:left="1134" w:hanging="283"/>
-        <w:jc w:val="both"/>
-        <w:rPr>
-          <w:rFonts w:ascii="Times New Roman" w:hAnsi="Times New Roman" w:cs="Times New Roman"/>
-          <w:sz w:val="24"/>
-          <w:szCs w:val="24"/>
-        </w:rPr>
-      </w:pPr>
-      <w:r>
-        <w:rPr>
-          <w:rFonts w:ascii="Times New Roman" w:hAnsi="Times New Roman" w:cs="Times New Roman"/>
-          <w:sz w:val="24"/>
-          <w:szCs w:val="24"/>
-        </w:rPr>
-        <w:t>F1-Score</w:t>
-      </w:r>
-    </w:p>
-    <w:p>
-      <w:pPr>
-        <w:pStyle w:val="Heading2"/>
-        <w:numPr>
-          <w:ilvl w:val="1"/>
-          <w:numId w:val="3"/>
-        </w:numPr>
-        <w:spacing w:before="0" w:after="360" w:line="360" w:lineRule="auto"/>
-        <w:ind w:left="426" w:hanging="426"/>
-        <w:rPr>
-          <w:rFonts w:ascii="Times New Roman" w:hAnsi="Times New Roman" w:cs="Times New Roman"/>
-          <w:b/>
-          <w:color w:val="000000" w:themeColor="text1"/>
-          <w:sz w:val="24"/>
-          <w:szCs w:val="24"/>
-          <w:lang w:eastAsia="en-ID"/>
-        </w:rPr>
-      </w:pPr>
-      <w:bookmarkStart w:id="30" w:name="_Toc201860568"/>
-      <w:r>
-        <w:rPr>
-          <w:rFonts w:ascii="Times New Roman" w:hAnsi="Times New Roman" w:cs="Times New Roman"/>
-          <w:b/>
-          <w:color w:val="000000" w:themeColor="text1"/>
-          <w:sz w:val="24"/>
-          <w:szCs w:val="24"/>
-          <w:lang w:eastAsia="en-ID"/>
-        </w:rPr>
         <w:t>Penelitian Terkait</w:t>
       </w:r>
-      <w:bookmarkEnd w:id="30"/>
+      <w:bookmarkEnd w:id="24"/>
     </w:p>
     <w:p>
       <w:pPr>
@@ -19996,7 +18718,17 @@
           <w:szCs w:val="24"/>
           <w:lang w:eastAsia="en-ID"/>
         </w:rPr>
-        <w:t>Penelitian ini mengevaluasi Random Forest dan XGBoost pada deteksi penipuan e-commerce. Random Forest menunjukkan akurasi 95,35% dan precision 88,68%, namun recall rendah (12,81%) pada dataset asli yang tidak seimbang. Penelitian ini menekankan pentingnya augmentasi data untuk meningkatkan kemampuan deteksi fraud, meskipun Random Forest sudah efektif dalam menangani data kompleks [4]</w:t>
+        <w:t xml:space="preserve">Penelitian ini mengevaluasi Random Forest dan XGBoost pada deteksi penipuan e-commerce. Random Forest menunjukkan akurasi 95,35% dan precision 88,68%, namun recall rendah (12,81%) pada dataset asli yang tidak seimbang. Penelitian ini menekankan pentingnya augmentasi data untuk meningkatkan kemampuan </w:t>
+      </w:r>
+      <w:r>
+        <w:rPr>
+          <w:rFonts w:ascii="Times New Roman" w:eastAsia="Times New Roman" w:hAnsi="Times New Roman" w:cs="Times New Roman"/>
+          <w:sz w:val="24"/>
+          <w:szCs w:val="24"/>
+          <w:lang w:eastAsia="en-ID"/>
+        </w:rPr>
+        <w:lastRenderedPageBreak/>
+        <w:t>deteksi fraud, meskipun Random Forest sudah efektif dalam menangani data kompleks [4]</w:t>
       </w:r>
     </w:p>
     <w:p>
@@ -20059,17 +18791,7 @@
           <w:szCs w:val="24"/>
           <w:lang w:eastAsia="en-ID"/>
         </w:rPr>
-        <w:t xml:space="preserve">Penelitian ini menunjukkan bahwa Random Forest mampu memberikan </w:t>
-      </w:r>
-      <w:r>
-        <w:rPr>
-          <w:rFonts w:ascii="Times New Roman" w:eastAsia="Times New Roman" w:hAnsi="Times New Roman" w:cs="Times New Roman"/>
-          <w:sz w:val="24"/>
-          <w:szCs w:val="24"/>
-          <w:lang w:eastAsia="en-ID"/>
-        </w:rPr>
-        <w:lastRenderedPageBreak/>
-        <w:t>akurasi tinggi dalam mendeteksi fraud, bahkan lebih baik dibandingkan beberapa algoritma lain seperti Logistic Regression dan SVM. Kelebihan utama dari penelitian ini adalah kemampuannya meminimalkan kesalahan tipe II, yaitu mengklasifikasikan perusahaan normal sebagai fraud, sehingga dapat menjaga reputasi perusahaan. [1]</w:t>
+        <w:t>Penelitian ini menunjukkan bahwa Random Forest mampu memberikan akurasi tinggi dalam mendeteksi fraud, bahkan lebih baik dibandingkan beberapa algoritma lain seperti Logistic Regression dan SVM. Kelebihan utama dari penelitian ini adalah kemampuannya meminimalkan kesalahan tipe II, yaitu mengklasifikasikan perusahaan normal sebagai fraud, sehingga dapat menjaga reputasi perusahaan. [1]</w:t>
       </w:r>
     </w:p>
     <w:p>
@@ -20263,7 +18985,7 @@
     <w:p>
       <w:pPr>
         <w:pStyle w:val="Heading1"/>
-        <w:spacing w:before="0" w:after="720" w:line="360" w:lineRule="auto"/>
+        <w:spacing w:before="0" w:line="360" w:lineRule="auto"/>
         <w:jc w:val="center"/>
         <w:rPr>
           <w:rFonts w:ascii="Times New Roman" w:hAnsi="Times New Roman" w:cs="Times New Roman"/>
@@ -20282,12 +19004,12 @@
           <w:docGrid w:linePitch="360"/>
         </w:sectPr>
       </w:pPr>
-      <w:bookmarkStart w:id="31" w:name="_Toc201860569"/>
+      <w:bookmarkStart w:id="25" w:name="_Toc201860569"/>
     </w:p>
     <w:p>
       <w:pPr>
         <w:pStyle w:val="Heading1"/>
-        <w:spacing w:before="0" w:after="720" w:line="360" w:lineRule="auto"/>
+        <w:spacing w:before="0" w:line="360" w:lineRule="auto"/>
         <w:jc w:val="center"/>
         <w:rPr>
           <w:rFonts w:ascii="Times New Roman" w:hAnsi="Times New Roman" w:cs="Times New Roman"/>
@@ -20322,7 +19044,7 @@
         <w:br/>
         <w:t>METODELOGI PENELITIAN</w:t>
       </w:r>
-      <w:bookmarkEnd w:id="31"/>
+      <w:bookmarkEnd w:id="25"/>
     </w:p>
     <w:p>
       <w:pPr>
@@ -20331,7 +19053,7 @@
           <w:ilvl w:val="1"/>
           <w:numId w:val="4"/>
         </w:numPr>
-        <w:spacing w:before="0" w:after="480" w:line="360" w:lineRule="auto"/>
+        <w:spacing w:before="0" w:line="360" w:lineRule="auto"/>
         <w:jc w:val="both"/>
         <w:rPr>
           <w:rStyle w:val="fadeinm1hgl8"/>
@@ -20343,6 +19065,9 @@
           <w:lang w:eastAsia="en-ID"/>
         </w:rPr>
       </w:pPr>
+      <w:bookmarkStart w:id="26" w:name="_Toc201860570"/>
+      <w:bookmarkStart w:id="27" w:name="_GoBack"/>
+      <w:bookmarkEnd w:id="27"/>
       <w:r>
         <w:rPr>
           <w:rFonts w:ascii="Times New Roman" w:hAnsi="Times New Roman" w:cs="Times New Roman"/>
@@ -20352,26 +19077,14 @@
           <w:szCs w:val="24"/>
           <w:lang w:eastAsia="en-ID"/>
         </w:rPr>
-        <w:t xml:space="preserve"> </w:t>
-      </w:r>
-      <w:bookmarkStart w:id="32" w:name="_Toc201860570"/>
-      <w:r>
-        <w:rPr>
-          <w:rFonts w:ascii="Times New Roman" w:hAnsi="Times New Roman" w:cs="Times New Roman"/>
-          <w:b/>
-          <w:color w:val="000000" w:themeColor="text1"/>
-          <w:sz w:val="24"/>
-          <w:szCs w:val="24"/>
-          <w:lang w:eastAsia="en-ID"/>
-        </w:rPr>
         <w:t>Kerangka Kerja Penelitian</w:t>
       </w:r>
-      <w:bookmarkEnd w:id="32"/>
+      <w:bookmarkEnd w:id="26"/>
     </w:p>
     <w:p>
       <w:pPr>
         <w:pStyle w:val="NormalWeb"/>
-        <w:spacing w:after="360" w:afterAutospacing="0" w:line="360" w:lineRule="auto"/>
+        <w:spacing w:before="0" w:beforeAutospacing="0" w:after="0" w:afterAutospacing="0" w:line="360" w:lineRule="auto"/>
         <w:ind w:firstLine="851"/>
         <w:jc w:val="both"/>
         <w:rPr>
@@ -20410,7 +19123,7 @@
         <w:tabs>
           <w:tab w:val="left" w:pos="5670"/>
         </w:tabs>
-        <w:spacing w:after="0" w:afterAutospacing="0" w:line="360" w:lineRule="auto"/>
+        <w:spacing w:before="0" w:beforeAutospacing="0" w:after="0" w:afterAutospacing="0" w:line="360" w:lineRule="auto"/>
         <w:jc w:val="center"/>
         <w:rPr>
           <w:sz w:val="22"/>
@@ -20467,7 +19180,7 @@
     <w:p>
       <w:pPr>
         <w:pStyle w:val="NormalWeb"/>
-        <w:spacing w:before="0" w:beforeAutospacing="0" w:after="720" w:afterAutospacing="0" w:line="360" w:lineRule="auto"/>
+        <w:spacing w:before="0" w:beforeAutospacing="0" w:after="0" w:afterAutospacing="0" w:line="360" w:lineRule="auto"/>
         <w:ind w:firstLine="567"/>
         <w:jc w:val="center"/>
         <w:rPr>
@@ -21018,7 +19731,7 @@
           <w:ilvl w:val="0"/>
           <w:numId w:val="43"/>
         </w:numPr>
-        <w:spacing w:after="360" w:line="360" w:lineRule="auto"/>
+        <w:spacing w:after="0" w:line="360" w:lineRule="auto"/>
         <w:ind w:left="567" w:hanging="284"/>
         <w:jc w:val="both"/>
         <w:rPr>
@@ -21873,7 +20586,11 @@
         </w:tc>
       </w:tr>
     </w:tbl>
-    <w:p/>
+    <w:p>
+      <w:pPr>
+        <w:spacing w:after="0"/>
+      </w:pPr>
+    </w:p>
     <w:p>
       <w:pPr>
         <w:pStyle w:val="ListParagraph"/>
@@ -21881,7 +20598,7 @@
           <w:ilvl w:val="0"/>
           <w:numId w:val="43"/>
         </w:numPr>
-        <w:spacing w:after="360" w:line="360" w:lineRule="auto"/>
+        <w:spacing w:after="0" w:line="360" w:lineRule="auto"/>
         <w:ind w:left="567" w:hanging="284"/>
         <w:jc w:val="both"/>
         <w:rPr>
@@ -22775,7 +21492,7 @@
           <w:ilvl w:val="0"/>
           <w:numId w:val="43"/>
         </w:numPr>
-        <w:spacing w:before="240" w:after="360" w:line="360" w:lineRule="auto"/>
+        <w:spacing w:after="0" w:line="360" w:lineRule="auto"/>
         <w:ind w:left="567" w:hanging="284"/>
         <w:jc w:val="both"/>
         <w:rPr>
@@ -22796,7 +21513,7 @@
     <w:p>
       <w:pPr>
         <w:pStyle w:val="ListParagraph"/>
-        <w:spacing w:after="360" w:line="360" w:lineRule="auto"/>
+        <w:spacing w:after="0" w:line="360" w:lineRule="auto"/>
         <w:ind w:left="567"/>
         <w:jc w:val="both"/>
         <w:rPr>
@@ -23632,7 +22349,7 @@
     </w:tbl>
     <w:p>
       <w:pPr>
-        <w:spacing w:after="360" w:line="360" w:lineRule="auto"/>
+        <w:spacing w:after="0" w:line="360" w:lineRule="auto"/>
         <w:jc w:val="both"/>
         <w:rPr>
           <w:rFonts w:ascii="Times New Roman" w:hAnsi="Times New Roman" w:cs="Times New Roman"/>
@@ -23648,7 +22365,7 @@
           <w:ilvl w:val="0"/>
           <w:numId w:val="43"/>
         </w:numPr>
-        <w:spacing w:after="360" w:line="360" w:lineRule="auto"/>
+        <w:spacing w:after="0" w:line="360" w:lineRule="auto"/>
         <w:ind w:left="567" w:hanging="284"/>
         <w:jc w:val="both"/>
         <w:rPr>
@@ -23663,14 +22380,13 @@
           <w:sz w:val="24"/>
           <w:szCs w:val="24"/>
         </w:rPr>
-        <w:lastRenderedPageBreak/>
         <w:t xml:space="preserve">Elemen Capability (Kemampuan): </w:t>
       </w:r>
     </w:p>
     <w:p>
       <w:pPr>
         <w:pStyle w:val="ListParagraph"/>
-        <w:spacing w:after="360" w:line="360" w:lineRule="auto"/>
+        <w:spacing w:after="0" w:line="360" w:lineRule="auto"/>
         <w:ind w:left="567"/>
         <w:jc w:val="both"/>
         <w:rPr>
@@ -23685,6 +22401,7 @@
           <w:sz w:val="24"/>
           <w:szCs w:val="24"/>
         </w:rPr>
+        <w:lastRenderedPageBreak/>
         <w:t xml:space="preserve">Elemen ini menilai sejauh mana seorang individu memiliki kapasitas dan kemampuan untuk melakukan kecurangan, termasuk dari segi teknis, pengalaman, dan kewenangan. Indikator yang digunakan mencakup pengetahuan tentang sistem kerja dan kelemahannya, akses terhadap sistem atau aset penting, kemampuan untuk melakukan tindakan tanpa diketahui, serta kemampuan untuk memengaruhi atau memanipulasi orang lain. </w:t>
       </w:r>
       <w:r>
@@ -24539,7 +23256,7 @@
     </w:tbl>
     <w:p>
       <w:pPr>
-        <w:spacing w:before="240" w:after="0" w:line="360" w:lineRule="auto"/>
+        <w:spacing w:after="0" w:line="360" w:lineRule="auto"/>
         <w:ind w:left="284"/>
         <w:jc w:val="both"/>
         <w:rPr>
@@ -24587,88 +23304,6 @@
           <w:szCs w:val="24"/>
         </w:rPr>
         <w:t xml:space="preserve"> yaitu:</w:t>
-      </w:r>
-    </w:p>
-    <w:p>
-      <w:pPr>
-        <w:pStyle w:val="ListParagraph"/>
-        <w:numPr>
-          <w:ilvl w:val="0"/>
-          <w:numId w:val="54"/>
-        </w:numPr>
-        <w:spacing w:after="360" w:line="360" w:lineRule="auto"/>
-        <w:ind w:left="284"/>
-        <w:jc w:val="both"/>
-        <w:rPr>
-          <w:rFonts w:ascii="Times New Roman" w:hAnsi="Times New Roman" w:cs="Times New Roman"/>
-          <w:sz w:val="24"/>
-          <w:szCs w:val="24"/>
-        </w:rPr>
-      </w:pPr>
-      <w:r>
-        <w:rPr>
-          <w:rFonts w:ascii="Times New Roman" w:hAnsi="Times New Roman" w:cs="Times New Roman"/>
-          <w:sz w:val="24"/>
-          <w:szCs w:val="24"/>
-        </w:rPr>
-        <w:t>Pengalaman Kerja</w:t>
-      </w:r>
-      <w:r>
-        <w:rPr>
-          <w:rFonts w:ascii="Times New Roman" w:hAnsi="Times New Roman" w:cs="Times New Roman"/>
-          <w:sz w:val="24"/>
-          <w:szCs w:val="24"/>
-        </w:rPr>
-        <w:t xml:space="preserve"> dimana v</w:t>
-      </w:r>
-      <w:r>
-        <w:rPr>
-          <w:rFonts w:ascii="Times New Roman" w:hAnsi="Times New Roman" w:cs="Times New Roman"/>
-          <w:sz w:val="24"/>
-          <w:szCs w:val="24"/>
-        </w:rPr>
-        <w:t xml:space="preserve">ariabel ini mengukur lamanya masa kerja responden di perusahaan dalam satuan tahun. Semakin lama pengalaman kerja, maka diasumsikan individu memiliki pemahaman yang lebih mendalam terhadap proses operasional dan sistem yang berlaku. </w:t>
-      </w:r>
-    </w:p>
-    <w:p>
-      <w:pPr>
-        <w:pStyle w:val="ListParagraph"/>
-        <w:numPr>
-          <w:ilvl w:val="0"/>
-          <w:numId w:val="54"/>
-        </w:numPr>
-        <w:spacing w:after="360" w:line="360" w:lineRule="auto"/>
-        <w:ind w:left="284"/>
-        <w:jc w:val="both"/>
-        <w:rPr>
-          <w:rFonts w:ascii="Times New Roman" w:hAnsi="Times New Roman" w:cs="Times New Roman"/>
-          <w:sz w:val="24"/>
-          <w:szCs w:val="24"/>
-        </w:rPr>
-      </w:pPr>
-      <w:r>
-        <w:rPr>
-          <w:rFonts w:ascii="Times New Roman" w:hAnsi="Times New Roman" w:cs="Times New Roman"/>
-          <w:sz w:val="24"/>
-          <w:szCs w:val="24"/>
-        </w:rPr>
-        <w:t>Skor Audit Sebelumnya</w:t>
-      </w:r>
-      <w:r>
-        <w:rPr>
-          <w:rFonts w:ascii="Times New Roman" w:hAnsi="Times New Roman" w:cs="Times New Roman"/>
-          <w:sz w:val="24"/>
-          <w:szCs w:val="24"/>
-        </w:rPr>
-        <w:t xml:space="preserve"> dimana v</w:t>
-      </w:r>
-      <w:r>
-        <w:rPr>
-          <w:rFonts w:ascii="Times New Roman" w:hAnsi="Times New Roman" w:cs="Times New Roman"/>
-          <w:sz w:val="24"/>
-          <w:szCs w:val="24"/>
-        </w:rPr>
-        <w:t xml:space="preserve">ariabel ini merujuk pada hasil penilaian audit internal dari periode sebelumnya dengan rentang skor antara 1 hingga 100. Skor yang lebih tinggi menunjukkan kualitas laporan dan kepatuhan terhadap prosedur yang lebih baik. </w:t>
       </w:r>
     </w:p>
     <w:p>
@@ -24693,6 +23328,88 @@
           <w:sz w:val="24"/>
           <w:szCs w:val="24"/>
         </w:rPr>
+        <w:t>Pengalaman Kerja</w:t>
+      </w:r>
+      <w:r>
+        <w:rPr>
+          <w:rFonts w:ascii="Times New Roman" w:hAnsi="Times New Roman" w:cs="Times New Roman"/>
+          <w:sz w:val="24"/>
+          <w:szCs w:val="24"/>
+        </w:rPr>
+        <w:t xml:space="preserve"> dimana v</w:t>
+      </w:r>
+      <w:r>
+        <w:rPr>
+          <w:rFonts w:ascii="Times New Roman" w:hAnsi="Times New Roman" w:cs="Times New Roman"/>
+          <w:sz w:val="24"/>
+          <w:szCs w:val="24"/>
+        </w:rPr>
+        <w:t xml:space="preserve">ariabel ini mengukur lamanya masa kerja responden di perusahaan dalam satuan tahun. Semakin lama pengalaman kerja, maka diasumsikan individu memiliki pemahaman yang lebih mendalam terhadap proses operasional dan sistem yang berlaku. </w:t>
+      </w:r>
+    </w:p>
+    <w:p>
+      <w:pPr>
+        <w:pStyle w:val="ListParagraph"/>
+        <w:numPr>
+          <w:ilvl w:val="0"/>
+          <w:numId w:val="54"/>
+        </w:numPr>
+        <w:spacing w:after="0" w:line="360" w:lineRule="auto"/>
+        <w:ind w:left="284"/>
+        <w:jc w:val="both"/>
+        <w:rPr>
+          <w:rFonts w:ascii="Times New Roman" w:hAnsi="Times New Roman" w:cs="Times New Roman"/>
+          <w:sz w:val="24"/>
+          <w:szCs w:val="24"/>
+        </w:rPr>
+      </w:pPr>
+      <w:r>
+        <w:rPr>
+          <w:rFonts w:ascii="Times New Roman" w:hAnsi="Times New Roman" w:cs="Times New Roman"/>
+          <w:sz w:val="24"/>
+          <w:szCs w:val="24"/>
+        </w:rPr>
+        <w:t>Skor Audit Sebelumnya</w:t>
+      </w:r>
+      <w:r>
+        <w:rPr>
+          <w:rFonts w:ascii="Times New Roman" w:hAnsi="Times New Roman" w:cs="Times New Roman"/>
+          <w:sz w:val="24"/>
+          <w:szCs w:val="24"/>
+        </w:rPr>
+        <w:t xml:space="preserve"> dimana v</w:t>
+      </w:r>
+      <w:r>
+        <w:rPr>
+          <w:rFonts w:ascii="Times New Roman" w:hAnsi="Times New Roman" w:cs="Times New Roman"/>
+          <w:sz w:val="24"/>
+          <w:szCs w:val="24"/>
+        </w:rPr>
+        <w:t xml:space="preserve">ariabel ini merujuk pada hasil penilaian audit internal dari periode sebelumnya dengan rentang skor antara 1 hingga 100. Skor yang lebih tinggi menunjukkan kualitas laporan dan kepatuhan terhadap prosedur yang lebih baik. </w:t>
+      </w:r>
+    </w:p>
+    <w:p>
+      <w:pPr>
+        <w:pStyle w:val="ListParagraph"/>
+        <w:numPr>
+          <w:ilvl w:val="0"/>
+          <w:numId w:val="54"/>
+        </w:numPr>
+        <w:spacing w:after="0" w:line="360" w:lineRule="auto"/>
+        <w:ind w:left="284"/>
+        <w:jc w:val="both"/>
+        <w:rPr>
+          <w:rFonts w:ascii="Times New Roman" w:hAnsi="Times New Roman" w:cs="Times New Roman"/>
+          <w:sz w:val="24"/>
+          <w:szCs w:val="24"/>
+        </w:rPr>
+      </w:pPr>
+      <w:r>
+        <w:rPr>
+          <w:rFonts w:ascii="Times New Roman" w:hAnsi="Times New Roman" w:cs="Times New Roman"/>
+          <w:sz w:val="24"/>
+          <w:szCs w:val="24"/>
+        </w:rPr>
         <w:t>Indikasi Fraud</w:t>
       </w:r>
       <w:r>
@@ -24709,7 +23426,23 @@
           <w:sz w:val="24"/>
           <w:szCs w:val="24"/>
         </w:rPr>
-        <w:t xml:space="preserve">ariabel ini merupakan variabel target dalam penelitian, yang menunjukkan apakah terdapat indikasi tindakan fraud. Nilai 0 </w:t>
+        <w:t>ariabel ini merupakan variabel target dalam penelitian, yang menunjukkan apakah terdapat indikasi tindakan fraud. Nilai 0 menunjukkan tidak ada indikasi fraud, sementara nilai 1 menunjukkan adanya indikasi fraud berdasarkan hasil evaluasi atau temuan terkait.</w:t>
+      </w:r>
+      <w:r>
+        <w:rPr>
+          <w:rFonts w:ascii="Times New Roman" w:hAnsi="Times New Roman" w:cs="Times New Roman"/>
+          <w:sz w:val="24"/>
+          <w:szCs w:val="24"/>
+        </w:rPr>
+        <w:t xml:space="preserve"> </w:t>
+      </w:r>
+      <w:r>
+        <w:rPr>
+          <w:rFonts w:ascii="Times New Roman" w:hAnsi="Times New Roman" w:cs="Times New Roman"/>
+          <w:sz w:val="24"/>
+          <w:szCs w:val="24"/>
+        </w:rPr>
+        <w:t xml:space="preserve">Instrumen ini </w:t>
       </w:r>
       <w:r>
         <w:rPr>
@@ -24718,23 +23451,7 @@
           <w:szCs w:val="24"/>
         </w:rPr>
         <w:lastRenderedPageBreak/>
-        <w:t>menunjukkan tidak ada indikasi fraud, sementara nilai 1 menunjukkan adanya indikasi fraud berdasarkan hasil evaluasi atau temuan terkait.</w:t>
-      </w:r>
-      <w:r>
-        <w:rPr>
-          <w:rFonts w:ascii="Times New Roman" w:hAnsi="Times New Roman" w:cs="Times New Roman"/>
-          <w:sz w:val="24"/>
-          <w:szCs w:val="24"/>
-        </w:rPr>
-        <w:t xml:space="preserve"> </w:t>
-      </w:r>
-      <w:r>
-        <w:rPr>
-          <w:rFonts w:ascii="Times New Roman" w:hAnsi="Times New Roman" w:cs="Times New Roman"/>
-          <w:sz w:val="24"/>
-          <w:szCs w:val="24"/>
-        </w:rPr>
-        <w:t>Instrumen ini disusun untuk mengumpulkan data secara kuantitatif dari karyawan di berbagai cabang perusahaan. Hasil pengisian kuesioner kemudian diubah menjadi data numerik dan dianalisis secara statistik untuk mengidentifikasi potensi risiko fraud berdasarkan dimensi Fraud Diamond. Data juga dapat digunakan untuk membangun model prediksi fraud dengan algoritma machine learning seperti Random Forest.</w:t>
+        <w:t>disusun untuk mengumpulkan data secara kuantitatif dari karyawan di berbagai cabang perusahaan. Hasil pengisian kuesioner kemudian diubah menjadi data numerik dan dianalisis secara statistik untuk mengidentifikasi potensi risiko fraud berdasarkan dimensi Fraud Diamond. Data juga dapat digunakan untuk membangun model prediksi fraud dengan algoritma machine learning seperti Random Forest.</w:t>
       </w:r>
     </w:p>
     <w:p>
@@ -25204,7 +23921,7 @@
       <w:pPr>
         <w:pStyle w:val="Caption"/>
         <w:keepNext/>
-        <w:spacing w:before="240" w:after="0" w:line="360" w:lineRule="auto"/>
+        <w:spacing w:after="0" w:line="360" w:lineRule="auto"/>
         <w:jc w:val="center"/>
         <w:rPr>
           <w:rFonts w:ascii="Times New Roman" w:hAnsi="Times New Roman" w:cs="Times New Roman"/>
@@ -25222,7 +23939,6 @@
           <w:sz w:val="22"/>
           <w:szCs w:val="22"/>
         </w:rPr>
-        <w:lastRenderedPageBreak/>
         <w:t xml:space="preserve">Table </w:t>
       </w:r>
       <w:r>
@@ -25433,6 +24149,7 @@
                 <w:szCs w:val="24"/>
                 <w:lang w:eastAsia="en-ID"/>
               </w:rPr>
+              <w:lastRenderedPageBreak/>
               <w:t>1</w:t>
             </w:r>
           </w:p>
@@ -25791,7 +24508,11 @@
         </w:tc>
       </w:tr>
     </w:tbl>
-    <w:p/>
+    <w:p>
+      <w:pPr>
+        <w:spacing w:after="0"/>
+      </w:pPr>
+    </w:p>
     <w:p>
       <w:pPr>
         <w:pStyle w:val="Heading2"/>
@@ -25799,7 +24520,7 @@
           <w:ilvl w:val="1"/>
           <w:numId w:val="4"/>
         </w:numPr>
-        <w:spacing w:after="480" w:line="360" w:lineRule="auto"/>
+        <w:spacing w:before="0" w:line="360" w:lineRule="auto"/>
         <w:ind w:left="426" w:hanging="426"/>
         <w:jc w:val="both"/>
         <w:rPr>
@@ -25811,7 +24532,7 @@
           <w:lang w:eastAsia="en-ID"/>
         </w:rPr>
       </w:pPr>
-      <w:bookmarkStart w:id="33" w:name="_Toc201860571"/>
+      <w:bookmarkStart w:id="28" w:name="_Toc201860571"/>
       <w:r>
         <w:rPr>
           <w:rFonts w:ascii="Times New Roman" w:hAnsi="Times New Roman" w:cs="Times New Roman"/>
@@ -25823,11 +24544,11 @@
         </w:rPr>
         <w:t>Lokasi Riset dan Sampel Data</w:t>
       </w:r>
-      <w:bookmarkEnd w:id="33"/>
+      <w:bookmarkEnd w:id="28"/>
     </w:p>
     <w:p>
       <w:pPr>
-        <w:spacing w:after="360" w:line="360" w:lineRule="auto"/>
+        <w:spacing w:after="0" w:line="360" w:lineRule="auto"/>
         <w:ind w:firstLine="426"/>
         <w:jc w:val="both"/>
         <w:rPr>
@@ -25885,7 +24606,7 @@
     </w:p>
     <w:p>
       <w:pPr>
-        <w:spacing w:after="360" w:line="360" w:lineRule="auto"/>
+        <w:spacing w:after="0" w:line="360" w:lineRule="auto"/>
         <w:ind w:firstLine="426"/>
         <w:jc w:val="both"/>
         <w:rPr>
@@ -25970,7 +24691,7 @@
           <w:ilvl w:val="0"/>
           <w:numId w:val="42"/>
         </w:numPr>
-        <w:spacing w:after="360" w:line="360" w:lineRule="auto"/>
+        <w:spacing w:after="0" w:line="360" w:lineRule="auto"/>
         <w:ind w:left="426" w:hanging="284"/>
         <w:jc w:val="both"/>
         <w:rPr>
@@ -26015,7 +24736,7 @@
           <w:ilvl w:val="0"/>
           <w:numId w:val="42"/>
         </w:numPr>
-        <w:spacing w:after="360" w:line="360" w:lineRule="auto"/>
+        <w:spacing w:after="0" w:line="360" w:lineRule="auto"/>
         <w:ind w:left="426" w:hanging="284"/>
         <w:jc w:val="both"/>
         <w:rPr>
@@ -26042,7 +24763,7 @@
           <w:ilvl w:val="0"/>
           <w:numId w:val="42"/>
         </w:numPr>
-        <w:spacing w:after="360" w:line="360" w:lineRule="auto"/>
+        <w:spacing w:after="0" w:line="360" w:lineRule="auto"/>
         <w:ind w:left="426" w:hanging="284"/>
         <w:jc w:val="both"/>
         <w:rPr>
@@ -26069,7 +24790,7 @@
           <w:ilvl w:val="0"/>
           <w:numId w:val="42"/>
         </w:numPr>
-        <w:spacing w:after="360" w:line="360" w:lineRule="auto"/>
+        <w:spacing w:after="0" w:line="360" w:lineRule="auto"/>
         <w:ind w:left="426" w:hanging="284"/>
         <w:jc w:val="both"/>
         <w:rPr>
@@ -26096,7 +24817,7 @@
           <w:ilvl w:val="0"/>
           <w:numId w:val="42"/>
         </w:numPr>
-        <w:spacing w:after="360" w:line="360" w:lineRule="auto"/>
+        <w:spacing w:after="0" w:line="360" w:lineRule="auto"/>
         <w:ind w:left="426" w:hanging="284"/>
         <w:jc w:val="both"/>
         <w:rPr>
@@ -26113,13 +24834,12 @@
           <w:szCs w:val="24"/>
           <w:lang w:eastAsia="en-ID"/>
         </w:rPr>
-        <w:lastRenderedPageBreak/>
         <w:t>Karyawan yang memiliki wewenang di cabang tersebut</w:t>
       </w:r>
     </w:p>
     <w:p>
       <w:pPr>
-        <w:spacing w:after="360" w:line="360" w:lineRule="auto"/>
+        <w:spacing w:after="0" w:line="360" w:lineRule="auto"/>
         <w:ind w:firstLine="426"/>
         <w:jc w:val="both"/>
         <w:rPr>
@@ -26181,7 +24901,17 @@
           <w:szCs w:val="24"/>
           <w:lang w:eastAsia="en-ID"/>
         </w:rPr>
-        <w:t xml:space="preserve">perusahaan. Setiap responden memberikan jawaban terhadap sejumlah indikator dari masing-masing aspek Fraud Diamond, yang kemudian diolah menjadi data numerik untuk keperluan pemodelan klasifikasi. </w:t>
+        <w:t xml:space="preserve">perusahaan. Setiap responden memberikan jawaban terhadap sejumlah indikator dari masing-masing aspek Fraud Diamond, yang </w:t>
+      </w:r>
+      <w:r>
+        <w:rPr>
+          <w:rFonts w:ascii="Times New Roman" w:hAnsi="Times New Roman" w:cs="Times New Roman"/>
+          <w:sz w:val="24"/>
+          <w:szCs w:val="24"/>
+          <w:lang w:eastAsia="en-ID"/>
+        </w:rPr>
+        <w:lastRenderedPageBreak/>
+        <w:t xml:space="preserve">kemudian diolah menjadi data numerik untuk keperluan pemodelan klasifikasi. </w:t>
       </w:r>
       <w:r>
         <w:rPr>
@@ -34118,7 +32848,6 @@
                 <w:color w:val="000000"/>
                 <w:lang w:eastAsia="en-ID"/>
               </w:rPr>
-              <w:lastRenderedPageBreak/>
               <w:t>28</w:t>
             </w:r>
           </w:p>
@@ -34919,7 +33648,7 @@
     </w:tbl>
     <w:p>
       <w:pPr>
-        <w:spacing w:before="240" w:after="720" w:line="360" w:lineRule="auto"/>
+        <w:spacing w:after="0" w:line="360" w:lineRule="auto"/>
         <w:ind w:firstLine="851"/>
         <w:jc w:val="both"/>
         <w:rPr>
@@ -34936,7 +33665,17 @@
           <w:szCs w:val="24"/>
           <w:lang w:eastAsia="en-ID"/>
         </w:rPr>
-        <w:t>Data yang terkumpul dari kuisioner ini akan digunakan sebagai input dalam algoritma Random Forest untuk mengidentifikasi kemungkinan terjadinya fraud di setiap cabang perusahaan. Dengan demikian, lokasi riset dan sampel data yang dipilih diharapkan dapat merepresentasikan kondisi riil di lapangan serta mendukung validitas hasil penelitian</w:t>
+        <w:t xml:space="preserve">Data yang terkumpul dari kuisioner ini akan digunakan sebagai input dalam algoritma Random Forest untuk mengidentifikasi kemungkinan terjadinya fraud di setiap cabang perusahaan. Dengan demikian, lokasi riset dan sampel data </w:t>
+      </w:r>
+      <w:r>
+        <w:rPr>
+          <w:rFonts w:ascii="Times New Roman" w:hAnsi="Times New Roman" w:cs="Times New Roman"/>
+          <w:sz w:val="24"/>
+          <w:szCs w:val="24"/>
+          <w:lang w:eastAsia="en-ID"/>
+        </w:rPr>
+        <w:lastRenderedPageBreak/>
+        <w:t>yang dipilih diharapkan dapat merepresentasikan kondisi riil di lapangan serta mendukung validitas hasil penelitian</w:t>
       </w:r>
     </w:p>
     <w:p>
@@ -34946,7 +33685,7 @@
           <w:ilvl w:val="1"/>
           <w:numId w:val="4"/>
         </w:numPr>
-        <w:spacing w:before="0" w:after="480" w:line="360" w:lineRule="auto"/>
+        <w:spacing w:before="0" w:line="360" w:lineRule="auto"/>
         <w:ind w:left="426" w:hanging="426"/>
         <w:jc w:val="both"/>
         <w:rPr>
@@ -34958,7 +33697,7 @@
           <w:lang w:eastAsia="en-ID"/>
         </w:rPr>
       </w:pPr>
-      <w:bookmarkStart w:id="34" w:name="_Toc201860572"/>
+      <w:bookmarkStart w:id="29" w:name="_Toc201860572"/>
       <w:r>
         <w:rPr>
           <w:rFonts w:ascii="Times New Roman" w:hAnsi="Times New Roman" w:cs="Times New Roman"/>
@@ -34970,11 +33709,11 @@
         </w:rPr>
         <w:t>Waktu Pelaksanaan</w:t>
       </w:r>
-      <w:bookmarkEnd w:id="34"/>
+      <w:bookmarkEnd w:id="29"/>
     </w:p>
     <w:p>
       <w:pPr>
-        <w:spacing w:after="360" w:line="360" w:lineRule="auto"/>
+        <w:spacing w:after="0" w:line="360" w:lineRule="auto"/>
         <w:ind w:firstLine="851"/>
         <w:jc w:val="both"/>
         <w:rPr>
@@ -35011,8 +33750,6 @@
         </w:rPr>
         <w:t xml:space="preserve"> – Agustus 2025), dengan pembagian waktu dan kegiatan sebagai berikut:</w:t>
       </w:r>
-      <w:bookmarkStart w:id="35" w:name="_GoBack"/>
-      <w:bookmarkEnd w:id="35"/>
     </w:p>
     <w:p>
       <w:pPr>
@@ -42105,6 +40842,7 @@
     <w:p>
       <w:pPr>
         <w:pStyle w:val="Heading1"/>
+        <w:spacing w:before="0"/>
         <w:rPr>
           <w:rFonts w:ascii="Times New Roman" w:hAnsi="Times New Roman" w:cs="Times New Roman"/>
           <w:b/>
@@ -42122,11 +40860,12 @@
           <w:docGrid w:linePitch="360"/>
         </w:sectPr>
       </w:pPr>
-      <w:bookmarkStart w:id="36" w:name="_Toc201860573"/>
+      <w:bookmarkStart w:id="30" w:name="_Toc201860573"/>
     </w:p>
     <w:p>
       <w:pPr>
         <w:pStyle w:val="Heading1"/>
+        <w:spacing w:before="0"/>
         <w:jc w:val="center"/>
         <w:rPr>
           <w:rFonts w:ascii="Times New Roman" w:hAnsi="Times New Roman" w:cs="Times New Roman"/>
@@ -42161,7 +40900,7 @@
         <w:br/>
         <w:t>ANALISA DAN HASIL</w:t>
       </w:r>
-      <w:bookmarkEnd w:id="36"/>
+      <w:bookmarkEnd w:id="30"/>
     </w:p>
     <w:p>
       <w:pPr>
@@ -42178,6 +40917,7 @@
           <w:ilvl w:val="1"/>
           <w:numId w:val="5"/>
         </w:numPr>
+        <w:spacing w:before="0"/>
         <w:rPr>
           <w:rFonts w:ascii="Times New Roman" w:hAnsi="Times New Roman" w:cs="Times New Roman"/>
           <w:b/>
@@ -42198,7 +40938,7 @@
         </w:rPr>
         <w:t xml:space="preserve"> </w:t>
       </w:r>
-      <w:bookmarkStart w:id="37" w:name="_Toc201860574"/>
+      <w:bookmarkStart w:id="31" w:name="_Toc201860574"/>
       <w:r>
         <w:rPr>
           <w:rFonts w:ascii="Times New Roman" w:hAnsi="Times New Roman" w:cs="Times New Roman"/>
@@ -42210,7 +40950,7 @@
         </w:rPr>
         <w:t>Analisa dan Penerapan Metode</w:t>
       </w:r>
-      <w:bookmarkEnd w:id="37"/>
+      <w:bookmarkEnd w:id="31"/>
     </w:p>
     <w:p>
       <w:pPr>
@@ -42219,6 +40959,7 @@
           <w:ilvl w:val="1"/>
           <w:numId w:val="5"/>
         </w:numPr>
+        <w:spacing w:before="0"/>
         <w:ind w:left="426" w:hanging="426"/>
         <w:rPr>
           <w:rFonts w:ascii="Times New Roman" w:hAnsi="Times New Roman" w:cs="Times New Roman"/>
@@ -42229,7 +40970,7 @@
           <w:lang w:eastAsia="en-ID"/>
         </w:rPr>
       </w:pPr>
-      <w:bookmarkStart w:id="38" w:name="_Toc201860575"/>
+      <w:bookmarkStart w:id="32" w:name="_Toc201860575"/>
       <w:r>
         <w:rPr>
           <w:rFonts w:ascii="Times New Roman" w:hAnsi="Times New Roman" w:cs="Times New Roman"/>
@@ -42241,7 +40982,7 @@
         </w:rPr>
         <w:t>Perancangan atau Pemodelan Sistem</w:t>
       </w:r>
-      <w:bookmarkEnd w:id="38"/>
+      <w:bookmarkEnd w:id="32"/>
     </w:p>
     <w:p>
       <w:pPr>
@@ -42250,6 +40991,7 @@
           <w:ilvl w:val="1"/>
           <w:numId w:val="5"/>
         </w:numPr>
+        <w:spacing w:before="0"/>
         <w:ind w:left="426" w:hanging="426"/>
         <w:rPr>
           <w:rFonts w:ascii="Times New Roman" w:hAnsi="Times New Roman" w:cs="Times New Roman"/>
@@ -42260,7 +41002,7 @@
           <w:lang w:eastAsia="en-ID"/>
         </w:rPr>
       </w:pPr>
-      <w:bookmarkStart w:id="39" w:name="_Toc201860576"/>
+      <w:bookmarkStart w:id="33" w:name="_Toc201860576"/>
       <w:r>
         <w:rPr>
           <w:rFonts w:ascii="Times New Roman" w:hAnsi="Times New Roman" w:cs="Times New Roman"/>
@@ -42272,7 +41014,7 @@
         </w:rPr>
         <w:t>Implementasi</w:t>
       </w:r>
-      <w:bookmarkEnd w:id="39"/>
+      <w:bookmarkEnd w:id="33"/>
     </w:p>
     <w:p>
       <w:pPr>
@@ -42281,6 +41023,7 @@
           <w:ilvl w:val="1"/>
           <w:numId w:val="5"/>
         </w:numPr>
+        <w:spacing w:before="0"/>
         <w:ind w:left="426" w:hanging="426"/>
         <w:rPr>
           <w:rFonts w:ascii="Times New Roman" w:hAnsi="Times New Roman" w:cs="Times New Roman"/>
@@ -42291,7 +41034,7 @@
           <w:lang w:eastAsia="en-ID"/>
         </w:rPr>
       </w:pPr>
-      <w:bookmarkStart w:id="40" w:name="_Toc201860577"/>
+      <w:bookmarkStart w:id="34" w:name="_Toc201860577"/>
       <w:r>
         <w:rPr>
           <w:rFonts w:ascii="Times New Roman" w:hAnsi="Times New Roman" w:cs="Times New Roman"/>
@@ -42303,7 +41046,7 @@
         </w:rPr>
         <w:t>Hasil Pengujian</w:t>
       </w:r>
-      <w:bookmarkEnd w:id="40"/>
+      <w:bookmarkEnd w:id="34"/>
     </w:p>
     <w:p>
       <w:pPr>
@@ -42330,6 +41073,7 @@
     <w:p>
       <w:pPr>
         <w:pStyle w:val="Heading1"/>
+        <w:spacing w:before="0"/>
         <w:jc w:val="center"/>
         <w:rPr>
           <w:rFonts w:ascii="Times New Roman" w:hAnsi="Times New Roman" w:cs="Times New Roman"/>
@@ -42340,7 +41084,7 @@
           <w:lang w:eastAsia="en-ID"/>
         </w:rPr>
       </w:pPr>
-      <w:bookmarkStart w:id="41" w:name="_Toc201860578"/>
+      <w:bookmarkStart w:id="35" w:name="_Toc201860578"/>
       <w:r>
         <w:rPr>
           <w:rFonts w:ascii="Times New Roman" w:hAnsi="Times New Roman" w:cs="Times New Roman"/>
@@ -42365,7 +41109,7 @@
         <w:br/>
         <w:t>KESIMPULAN DAN SARAN</w:t>
       </w:r>
-      <w:bookmarkEnd w:id="41"/>
+      <w:bookmarkEnd w:id="35"/>
     </w:p>
     <w:p>
       <w:pPr>
@@ -42382,6 +41126,7 @@
           <w:ilvl w:val="1"/>
           <w:numId w:val="6"/>
         </w:numPr>
+        <w:spacing w:before="0"/>
         <w:rPr>
           <w:rFonts w:ascii="Times New Roman" w:hAnsi="Times New Roman" w:cs="Times New Roman"/>
           <w:b/>
@@ -42402,7 +41147,7 @@
         </w:rPr>
         <w:t xml:space="preserve"> </w:t>
       </w:r>
-      <w:bookmarkStart w:id="42" w:name="_Toc201860579"/>
+      <w:bookmarkStart w:id="36" w:name="_Toc201860579"/>
       <w:r>
         <w:rPr>
           <w:rFonts w:ascii="Times New Roman" w:hAnsi="Times New Roman" w:cs="Times New Roman"/>
@@ -42414,7 +41159,7 @@
         </w:rPr>
         <w:t>Kesimpulan</w:t>
       </w:r>
-      <w:bookmarkEnd w:id="42"/>
+      <w:bookmarkEnd w:id="36"/>
     </w:p>
     <w:p>
       <w:pPr>
@@ -42423,6 +41168,7 @@
           <w:ilvl w:val="1"/>
           <w:numId w:val="6"/>
         </w:numPr>
+        <w:spacing w:before="0"/>
         <w:ind w:left="426" w:hanging="426"/>
         <w:rPr>
           <w:rFonts w:ascii="Times New Roman" w:hAnsi="Times New Roman" w:cs="Times New Roman"/>
@@ -42433,7 +41179,7 @@
           <w:lang w:eastAsia="en-ID"/>
         </w:rPr>
       </w:pPr>
-      <w:bookmarkStart w:id="43" w:name="_Toc201860580"/>
+      <w:bookmarkStart w:id="37" w:name="_Toc201860580"/>
       <w:r>
         <w:rPr>
           <w:rFonts w:ascii="Times New Roman" w:hAnsi="Times New Roman" w:cs="Times New Roman"/>
@@ -42445,7 +41191,7 @@
         </w:rPr>
         <w:t>Saran</w:t>
       </w:r>
-      <w:bookmarkEnd w:id="43"/>
+      <w:bookmarkEnd w:id="37"/>
     </w:p>
     <w:p>
       <w:pPr>
@@ -42464,6 +41210,7 @@
     <w:p>
       <w:pPr>
         <w:pStyle w:val="Heading1"/>
+        <w:spacing w:before="0"/>
         <w:jc w:val="center"/>
         <w:rPr>
           <w:rFonts w:ascii="Times New Roman" w:hAnsi="Times New Roman" w:cs="Times New Roman"/>
@@ -42474,7 +41221,7 @@
           <w:lang w:eastAsia="en-ID"/>
         </w:rPr>
       </w:pPr>
-      <w:bookmarkStart w:id="44" w:name="_Toc201860581"/>
+      <w:bookmarkStart w:id="38" w:name="_Toc201860581"/>
       <w:r>
         <w:rPr>
           <w:rFonts w:ascii="Times New Roman" w:hAnsi="Times New Roman" w:cs="Times New Roman"/>
@@ -42487,7 +41234,7 @@
         <w:lastRenderedPageBreak/>
         <w:t>DAFTAR PUSTAKA</w:t>
       </w:r>
-      <w:bookmarkEnd w:id="44"/>
+      <w:bookmarkEnd w:id="38"/>
     </w:p>
     <w:p>
       <w:pPr>
@@ -42498,7 +41245,7 @@
         </w:rPr>
       </w:pPr>
     </w:p>
-    <w:bookmarkStart w:id="45" w:name="_Toc201860582" w:displacedByCustomXml="next"/>
+    <w:bookmarkStart w:id="39" w:name="_Toc201860582" w:displacedByCustomXml="next"/>
     <w:sdt>
       <w:sdtPr>
         <w:rPr>
@@ -42513,26 +41260,26 @@
           <w:docPartUnique/>
         </w:docPartObj>
       </w:sdtPr>
-      <w:sdtEndPr/>
       <w:sdtContent>
         <w:p>
           <w:pPr>
             <w:pStyle w:val="Heading1"/>
+            <w:spacing w:before="0"/>
           </w:pPr>
           <w:r>
             <w:t>Bibliography</w:t>
           </w:r>
-          <w:bookmarkEnd w:id="45"/>
+          <w:bookmarkEnd w:id="39"/>
         </w:p>
         <w:sdt>
           <w:sdtPr>
             <w:id w:val="111145805"/>
             <w:bibliography/>
           </w:sdtPr>
-          <w:sdtEndPr/>
           <w:sdtContent>
             <w:p>
               <w:pPr>
+                <w:spacing w:after="0"/>
                 <w:rPr>
                   <w:noProof/>
                 </w:rPr>
@@ -42576,6 +41323,7 @@
                   <w:p>
                     <w:pPr>
                       <w:pStyle w:val="Bibliography"/>
+                      <w:spacing w:after="0"/>
                       <w:rPr>
                         <w:noProof/>
                         <w:sz w:val="24"/>
@@ -42598,6 +41346,7 @@
                   <w:p>
                     <w:pPr>
                       <w:pStyle w:val="Bibliography"/>
+                      <w:spacing w:after="0"/>
                       <w:rPr>
                         <w:noProof/>
                       </w:rPr>
@@ -42638,6 +41387,7 @@
                   <w:p>
                     <w:pPr>
                       <w:pStyle w:val="Bibliography"/>
+                      <w:spacing w:after="0"/>
                       <w:rPr>
                         <w:noProof/>
                       </w:rPr>
@@ -42658,6 +41408,7 @@
                   <w:p>
                     <w:pPr>
                       <w:pStyle w:val="Bibliography"/>
+                      <w:spacing w:after="0"/>
                       <w:rPr>
                         <w:noProof/>
                       </w:rPr>
@@ -42698,6 +41449,7 @@
                   <w:p>
                     <w:pPr>
                       <w:pStyle w:val="Bibliography"/>
+                      <w:spacing w:after="0"/>
                       <w:rPr>
                         <w:noProof/>
                       </w:rPr>
@@ -42718,6 +41470,7 @@
                   <w:p>
                     <w:pPr>
                       <w:pStyle w:val="Bibliography"/>
+                      <w:spacing w:after="0"/>
                       <w:rPr>
                         <w:noProof/>
                       </w:rPr>
@@ -42758,6 +41511,7 @@
                   <w:p>
                     <w:pPr>
                       <w:pStyle w:val="Bibliography"/>
+                      <w:spacing w:after="0"/>
                       <w:rPr>
                         <w:noProof/>
                       </w:rPr>
@@ -42778,6 +41532,7 @@
                   <w:p>
                     <w:pPr>
                       <w:pStyle w:val="Bibliography"/>
+                      <w:spacing w:after="0"/>
                       <w:rPr>
                         <w:noProof/>
                       </w:rPr>
@@ -42818,6 +41573,7 @@
                   <w:p>
                     <w:pPr>
                       <w:pStyle w:val="Bibliography"/>
+                      <w:spacing w:after="0"/>
                       <w:rPr>
                         <w:noProof/>
                       </w:rPr>
@@ -42838,6 +41594,7 @@
                   <w:p>
                     <w:pPr>
                       <w:pStyle w:val="Bibliography"/>
+                      <w:spacing w:after="0"/>
                       <w:rPr>
                         <w:noProof/>
                       </w:rPr>
@@ -42878,6 +41635,7 @@
                   <w:p>
                     <w:pPr>
                       <w:pStyle w:val="Bibliography"/>
+                      <w:spacing w:after="0"/>
                       <w:rPr>
                         <w:noProof/>
                       </w:rPr>
@@ -42898,6 +41656,7 @@
                   <w:p>
                     <w:pPr>
                       <w:pStyle w:val="Bibliography"/>
+                      <w:spacing w:after="0"/>
                       <w:rPr>
                         <w:noProof/>
                       </w:rPr>
@@ -42938,6 +41697,7 @@
                   <w:p>
                     <w:pPr>
                       <w:pStyle w:val="Bibliography"/>
+                      <w:spacing w:after="0"/>
                       <w:rPr>
                         <w:noProof/>
                       </w:rPr>
@@ -42958,6 +41718,7 @@
                   <w:p>
                     <w:pPr>
                       <w:pStyle w:val="Bibliography"/>
+                      <w:spacing w:after="0"/>
                       <w:rPr>
                         <w:noProof/>
                       </w:rPr>
@@ -42998,6 +41759,7 @@
                   <w:p>
                     <w:pPr>
                       <w:pStyle w:val="Bibliography"/>
+                      <w:spacing w:after="0"/>
                       <w:rPr>
                         <w:noProof/>
                       </w:rPr>
@@ -43018,6 +41780,7 @@
                   <w:p>
                     <w:pPr>
                       <w:pStyle w:val="Bibliography"/>
+                      <w:spacing w:after="0"/>
                       <w:rPr>
                         <w:noProof/>
                       </w:rPr>
@@ -43058,6 +41821,7 @@
                   <w:p>
                     <w:pPr>
                       <w:pStyle w:val="Bibliography"/>
+                      <w:spacing w:after="0"/>
                       <w:rPr>
                         <w:noProof/>
                       </w:rPr>
@@ -43078,6 +41842,7 @@
                   <w:p>
                     <w:pPr>
                       <w:pStyle w:val="Bibliography"/>
+                      <w:spacing w:after="0"/>
                       <w:rPr>
                         <w:noProof/>
                       </w:rPr>
@@ -43118,6 +41883,7 @@
                   <w:p>
                     <w:pPr>
                       <w:pStyle w:val="Bibliography"/>
+                      <w:spacing w:after="0"/>
                       <w:rPr>
                         <w:noProof/>
                       </w:rPr>
@@ -43138,6 +41904,7 @@
                   <w:p>
                     <w:pPr>
                       <w:pStyle w:val="Bibliography"/>
+                      <w:spacing w:after="0"/>
                       <w:rPr>
                         <w:noProof/>
                       </w:rPr>
@@ -43178,6 +41945,7 @@
                   <w:p>
                     <w:pPr>
                       <w:pStyle w:val="Bibliography"/>
+                      <w:spacing w:after="0"/>
                       <w:rPr>
                         <w:noProof/>
                       </w:rPr>
@@ -43186,7 +41954,6 @@
                       <w:rPr>
                         <w:noProof/>
                       </w:rPr>
-                      <w:lastRenderedPageBreak/>
                       <w:t xml:space="preserve">[11] </w:t>
                     </w:r>
                   </w:p>
@@ -43199,6 +41966,7 @@
                   <w:p>
                     <w:pPr>
                       <w:pStyle w:val="Bibliography"/>
+                      <w:spacing w:after="0"/>
                       <w:rPr>
                         <w:noProof/>
                       </w:rPr>
@@ -43225,6 +41993,7 @@
                   <w:p>
                     <w:pPr>
                       <w:pStyle w:val="Bibliography"/>
+                      <w:spacing w:after="0"/>
                       <w:rPr>
                         <w:noProof/>
                       </w:rPr>
@@ -43245,6 +42014,7 @@
                   <w:p>
                     <w:pPr>
                       <w:pStyle w:val="Bibliography"/>
+                      <w:spacing w:after="0"/>
                       <w:rPr>
                         <w:noProof/>
                       </w:rPr>
@@ -43285,6 +42055,7 @@
                   <w:p>
                     <w:pPr>
                       <w:pStyle w:val="Bibliography"/>
+                      <w:spacing w:after="0"/>
                       <w:rPr>
                         <w:noProof/>
                       </w:rPr>
@@ -43305,6 +42076,7 @@
                   <w:p>
                     <w:pPr>
                       <w:pStyle w:val="Bibliography"/>
+                      <w:spacing w:after="0"/>
                       <w:rPr>
                         <w:noProof/>
                       </w:rPr>
@@ -43345,6 +42117,7 @@
                   <w:p>
                     <w:pPr>
                       <w:pStyle w:val="Bibliography"/>
+                      <w:spacing w:after="0"/>
                       <w:rPr>
                         <w:noProof/>
                       </w:rPr>
@@ -43353,6 +42126,7 @@
                       <w:rPr>
                         <w:noProof/>
                       </w:rPr>
+                      <w:lastRenderedPageBreak/>
                       <w:t xml:space="preserve">[14] </w:t>
                     </w:r>
                   </w:p>
@@ -43365,6 +42139,7 @@
                   <w:p>
                     <w:pPr>
                       <w:pStyle w:val="Bibliography"/>
+                      <w:spacing w:after="0"/>
                       <w:rPr>
                         <w:noProof/>
                       </w:rPr>
@@ -43405,6 +42180,7 @@
                   <w:p>
                     <w:pPr>
                       <w:pStyle w:val="Bibliography"/>
+                      <w:spacing w:after="0"/>
                       <w:rPr>
                         <w:noProof/>
                       </w:rPr>
@@ -43425,6 +42201,7 @@
                   <w:p>
                     <w:pPr>
                       <w:pStyle w:val="Bibliography"/>
+                      <w:spacing w:after="0"/>
                       <w:rPr>
                         <w:noProof/>
                       </w:rPr>
@@ -43465,6 +42242,7 @@
                   <w:p>
                     <w:pPr>
                       <w:pStyle w:val="Bibliography"/>
+                      <w:spacing w:after="0"/>
                       <w:rPr>
                         <w:noProof/>
                       </w:rPr>
@@ -43485,6 +42263,7 @@
                   <w:p>
                     <w:pPr>
                       <w:pStyle w:val="Bibliography"/>
+                      <w:spacing w:after="0"/>
                       <w:rPr>
                         <w:noProof/>
                       </w:rPr>
@@ -43525,6 +42304,7 @@
                   <w:p>
                     <w:pPr>
                       <w:pStyle w:val="Bibliography"/>
+                      <w:spacing w:after="0"/>
                       <w:rPr>
                         <w:noProof/>
                       </w:rPr>
@@ -43545,6 +42325,7 @@
                   <w:p>
                     <w:pPr>
                       <w:pStyle w:val="Bibliography"/>
+                      <w:spacing w:after="0"/>
                       <w:rPr>
                         <w:noProof/>
                       </w:rPr>
@@ -43561,6 +42342,7 @@
             </w:tbl>
             <w:p>
               <w:pPr>
+                <w:spacing w:after="0"/>
                 <w:divId w:val="949243253"/>
                 <w:rPr>
                   <w:rFonts w:eastAsia="Times New Roman"/>
@@ -43569,6 +42351,9 @@
               </w:pPr>
             </w:p>
             <w:p>
+              <w:pPr>
+                <w:spacing w:after="0"/>
+              </w:pPr>
               <w:r>
                 <w:rPr>
                   <w:b/>
@@ -43584,6 +42369,7 @@
     </w:sdt>
     <w:p>
       <w:pPr>
+        <w:spacing w:after="0"/>
         <w:ind w:firstLine="720"/>
         <w:rPr>
           <w:lang w:eastAsia="en-ID"/>
@@ -44574,6 +43360,92 @@
     </w:lvl>
   </w:abstractNum>
   <w:abstractNum w:abstractNumId="4" w15:restartNumberingAfterBreak="0">
+    <w:nsid w:val="09261C94"/>
+    <w:multiLevelType w:val="hybridMultilevel"/>
+    <w:tmpl w:val="C52E095A"/>
+    <w:lvl w:ilvl="0" w:tplc="38090017">
+      <w:start w:val="1"/>
+      <w:numFmt w:val="lowerLetter"/>
+      <w:lvlText w:val="%1)"/>
+      <w:lvlJc w:val="left"/>
+      <w:pPr>
+        <w:ind w:left="720" w:hanging="360"/>
+      </w:pPr>
+    </w:lvl>
+    <w:lvl w:ilvl="1" w:tplc="38090019" w:tentative="1">
+      <w:start w:val="1"/>
+      <w:numFmt w:val="lowerLetter"/>
+      <w:lvlText w:val="%2."/>
+      <w:lvlJc w:val="left"/>
+      <w:pPr>
+        <w:ind w:left="1440" w:hanging="360"/>
+      </w:pPr>
+    </w:lvl>
+    <w:lvl w:ilvl="2" w:tplc="3809001B" w:tentative="1">
+      <w:start w:val="1"/>
+      <w:numFmt w:val="lowerRoman"/>
+      <w:lvlText w:val="%3."/>
+      <w:lvlJc w:val="right"/>
+      <w:pPr>
+        <w:ind w:left="2160" w:hanging="180"/>
+      </w:pPr>
+    </w:lvl>
+    <w:lvl w:ilvl="3" w:tplc="3809000F" w:tentative="1">
+      <w:start w:val="1"/>
+      <w:numFmt w:val="decimal"/>
+      <w:lvlText w:val="%4."/>
+      <w:lvlJc w:val="left"/>
+      <w:pPr>
+        <w:ind w:left="2880" w:hanging="360"/>
+      </w:pPr>
+    </w:lvl>
+    <w:lvl w:ilvl="4" w:tplc="38090019" w:tentative="1">
+      <w:start w:val="1"/>
+      <w:numFmt w:val="lowerLetter"/>
+      <w:lvlText w:val="%5."/>
+      <w:lvlJc w:val="left"/>
+      <w:pPr>
+        <w:ind w:left="3600" w:hanging="360"/>
+      </w:pPr>
+    </w:lvl>
+    <w:lvl w:ilvl="5" w:tplc="3809001B" w:tentative="1">
+      <w:start w:val="1"/>
+      <w:numFmt w:val="lowerRoman"/>
+      <w:lvlText w:val="%6."/>
+      <w:lvlJc w:val="right"/>
+      <w:pPr>
+        <w:ind w:left="4320" w:hanging="180"/>
+      </w:pPr>
+    </w:lvl>
+    <w:lvl w:ilvl="6" w:tplc="3809000F" w:tentative="1">
+      <w:start w:val="1"/>
+      <w:numFmt w:val="decimal"/>
+      <w:lvlText w:val="%7."/>
+      <w:lvlJc w:val="left"/>
+      <w:pPr>
+        <w:ind w:left="5040" w:hanging="360"/>
+      </w:pPr>
+    </w:lvl>
+    <w:lvl w:ilvl="7" w:tplc="38090019" w:tentative="1">
+      <w:start w:val="1"/>
+      <w:numFmt w:val="lowerLetter"/>
+      <w:lvlText w:val="%8."/>
+      <w:lvlJc w:val="left"/>
+      <w:pPr>
+        <w:ind w:left="5760" w:hanging="360"/>
+      </w:pPr>
+    </w:lvl>
+    <w:lvl w:ilvl="8" w:tplc="3809001B" w:tentative="1">
+      <w:start w:val="1"/>
+      <w:numFmt w:val="lowerRoman"/>
+      <w:lvlText w:val="%9."/>
+      <w:lvlJc w:val="right"/>
+      <w:pPr>
+        <w:ind w:left="6480" w:hanging="180"/>
+      </w:pPr>
+    </w:lvl>
+  </w:abstractNum>
+  <w:abstractNum w:abstractNumId="5" w15:restartNumberingAfterBreak="0">
     <w:nsid w:val="0BA03CFC"/>
     <w:multiLevelType w:val="multilevel"/>
     <w:tmpl w:val="D092E9C6"/>
@@ -44690,7 +43562,7 @@
       </w:pPr>
     </w:lvl>
   </w:abstractNum>
-  <w:abstractNum w:abstractNumId="5" w15:restartNumberingAfterBreak="0">
+  <w:abstractNum w:abstractNumId="6" w15:restartNumberingAfterBreak="0">
     <w:nsid w:val="0CA71EB0"/>
     <w:multiLevelType w:val="hybridMultilevel"/>
     <w:tmpl w:val="FBB86460"/>
@@ -44776,7 +43648,93 @@
       </w:pPr>
     </w:lvl>
   </w:abstractNum>
-  <w:abstractNum w:abstractNumId="6" w15:restartNumberingAfterBreak="0">
+  <w:abstractNum w:abstractNumId="7" w15:restartNumberingAfterBreak="0">
+    <w:nsid w:val="0DFB0EDA"/>
+    <w:multiLevelType w:val="hybridMultilevel"/>
+    <w:tmpl w:val="D04EDC82"/>
+    <w:lvl w:ilvl="0" w:tplc="38090017">
+      <w:start w:val="1"/>
+      <w:numFmt w:val="lowerLetter"/>
+      <w:lvlText w:val="%1)"/>
+      <w:lvlJc w:val="left"/>
+      <w:pPr>
+        <w:ind w:left="720" w:hanging="360"/>
+      </w:pPr>
+    </w:lvl>
+    <w:lvl w:ilvl="1" w:tplc="38090019" w:tentative="1">
+      <w:start w:val="1"/>
+      <w:numFmt w:val="lowerLetter"/>
+      <w:lvlText w:val="%2."/>
+      <w:lvlJc w:val="left"/>
+      <w:pPr>
+        <w:ind w:left="1440" w:hanging="360"/>
+      </w:pPr>
+    </w:lvl>
+    <w:lvl w:ilvl="2" w:tplc="3809001B" w:tentative="1">
+      <w:start w:val="1"/>
+      <w:numFmt w:val="lowerRoman"/>
+      <w:lvlText w:val="%3."/>
+      <w:lvlJc w:val="right"/>
+      <w:pPr>
+        <w:ind w:left="2160" w:hanging="180"/>
+      </w:pPr>
+    </w:lvl>
+    <w:lvl w:ilvl="3" w:tplc="3809000F" w:tentative="1">
+      <w:start w:val="1"/>
+      <w:numFmt w:val="decimal"/>
+      <w:lvlText w:val="%4."/>
+      <w:lvlJc w:val="left"/>
+      <w:pPr>
+        <w:ind w:left="2880" w:hanging="360"/>
+      </w:pPr>
+    </w:lvl>
+    <w:lvl w:ilvl="4" w:tplc="38090019" w:tentative="1">
+      <w:start w:val="1"/>
+      <w:numFmt w:val="lowerLetter"/>
+      <w:lvlText w:val="%5."/>
+      <w:lvlJc w:val="left"/>
+      <w:pPr>
+        <w:ind w:left="3600" w:hanging="360"/>
+      </w:pPr>
+    </w:lvl>
+    <w:lvl w:ilvl="5" w:tplc="3809001B" w:tentative="1">
+      <w:start w:val="1"/>
+      <w:numFmt w:val="lowerRoman"/>
+      <w:lvlText w:val="%6."/>
+      <w:lvlJc w:val="right"/>
+      <w:pPr>
+        <w:ind w:left="4320" w:hanging="180"/>
+      </w:pPr>
+    </w:lvl>
+    <w:lvl w:ilvl="6" w:tplc="3809000F" w:tentative="1">
+      <w:start w:val="1"/>
+      <w:numFmt w:val="decimal"/>
+      <w:lvlText w:val="%7."/>
+      <w:lvlJc w:val="left"/>
+      <w:pPr>
+        <w:ind w:left="5040" w:hanging="360"/>
+      </w:pPr>
+    </w:lvl>
+    <w:lvl w:ilvl="7" w:tplc="38090019" w:tentative="1">
+      <w:start w:val="1"/>
+      <w:numFmt w:val="lowerLetter"/>
+      <w:lvlText w:val="%8."/>
+      <w:lvlJc w:val="left"/>
+      <w:pPr>
+        <w:ind w:left="5760" w:hanging="360"/>
+      </w:pPr>
+    </w:lvl>
+    <w:lvl w:ilvl="8" w:tplc="3809001B" w:tentative="1">
+      <w:start w:val="1"/>
+      <w:numFmt w:val="lowerRoman"/>
+      <w:lvlText w:val="%9."/>
+      <w:lvlJc w:val="right"/>
+      <w:pPr>
+        <w:ind w:left="6480" w:hanging="180"/>
+      </w:pPr>
+    </w:lvl>
+  </w:abstractNum>
+  <w:abstractNum w:abstractNumId="8" w15:restartNumberingAfterBreak="0">
     <w:nsid w:val="0F850E97"/>
     <w:multiLevelType w:val="multilevel"/>
     <w:tmpl w:val="B4105E34"/>
@@ -44893,7 +43851,7 @@
       </w:pPr>
     </w:lvl>
   </w:abstractNum>
-  <w:abstractNum w:abstractNumId="7" w15:restartNumberingAfterBreak="0">
+  <w:abstractNum w:abstractNumId="9" w15:restartNumberingAfterBreak="0">
     <w:nsid w:val="0F9C15CB"/>
     <w:multiLevelType w:val="hybridMultilevel"/>
     <w:tmpl w:val="652A99B8"/>
@@ -44979,7 +43937,7 @@
       </w:pPr>
     </w:lvl>
   </w:abstractNum>
-  <w:abstractNum w:abstractNumId="8" w15:restartNumberingAfterBreak="0">
+  <w:abstractNum w:abstractNumId="10" w15:restartNumberingAfterBreak="0">
     <w:nsid w:val="10BB098E"/>
     <w:multiLevelType w:val="multilevel"/>
     <w:tmpl w:val="5DDAEF48"/>
@@ -45096,7 +44054,7 @@
       </w:pPr>
     </w:lvl>
   </w:abstractNum>
-  <w:abstractNum w:abstractNumId="9" w15:restartNumberingAfterBreak="0">
+  <w:abstractNum w:abstractNumId="11" w15:restartNumberingAfterBreak="0">
     <w:nsid w:val="120629D6"/>
     <w:multiLevelType w:val="hybridMultilevel"/>
     <w:tmpl w:val="76CE2810"/>
@@ -45182,7 +44140,7 @@
       </w:pPr>
     </w:lvl>
   </w:abstractNum>
-  <w:abstractNum w:abstractNumId="10" w15:restartNumberingAfterBreak="0">
+  <w:abstractNum w:abstractNumId="12" w15:restartNumberingAfterBreak="0">
     <w:nsid w:val="120D25CA"/>
     <w:multiLevelType w:val="hybridMultilevel"/>
     <w:tmpl w:val="FF26DABE"/>
@@ -45268,7 +44226,7 @@
       </w:pPr>
     </w:lvl>
   </w:abstractNum>
-  <w:abstractNum w:abstractNumId="11" w15:restartNumberingAfterBreak="0">
+  <w:abstractNum w:abstractNumId="13" w15:restartNumberingAfterBreak="0">
     <w:nsid w:val="14E41D7D"/>
     <w:multiLevelType w:val="multilevel"/>
     <w:tmpl w:val="ECE6EC9C"/>
@@ -45381,7 +44339,7 @@
       </w:pPr>
     </w:lvl>
   </w:abstractNum>
-  <w:abstractNum w:abstractNumId="12" w15:restartNumberingAfterBreak="0">
+  <w:abstractNum w:abstractNumId="14" w15:restartNumberingAfterBreak="0">
     <w:nsid w:val="178F6D5F"/>
     <w:multiLevelType w:val="multilevel"/>
     <w:tmpl w:val="418AA064"/>
@@ -45494,7 +44452,7 @@
       </w:pPr>
     </w:lvl>
   </w:abstractNum>
-  <w:abstractNum w:abstractNumId="13" w15:restartNumberingAfterBreak="0">
+  <w:abstractNum w:abstractNumId="15" w15:restartNumberingAfterBreak="0">
     <w:nsid w:val="19C6043E"/>
     <w:multiLevelType w:val="multilevel"/>
     <w:tmpl w:val="ED3C977E"/>
@@ -45611,7 +44569,7 @@
       </w:pPr>
     </w:lvl>
   </w:abstractNum>
-  <w:abstractNum w:abstractNumId="14" w15:restartNumberingAfterBreak="0">
+  <w:abstractNum w:abstractNumId="16" w15:restartNumberingAfterBreak="0">
     <w:nsid w:val="1F677857"/>
     <w:multiLevelType w:val="hybridMultilevel"/>
     <w:tmpl w:val="D8A031F0"/>
@@ -45697,7 +44655,7 @@
       </w:pPr>
     </w:lvl>
   </w:abstractNum>
-  <w:abstractNum w:abstractNumId="15" w15:restartNumberingAfterBreak="0">
+  <w:abstractNum w:abstractNumId="17" w15:restartNumberingAfterBreak="0">
     <w:nsid w:val="24E46661"/>
     <w:multiLevelType w:val="multilevel"/>
     <w:tmpl w:val="B7F028FC"/>
@@ -45814,7 +44772,7 @@
       </w:pPr>
     </w:lvl>
   </w:abstractNum>
-  <w:abstractNum w:abstractNumId="16" w15:restartNumberingAfterBreak="0">
+  <w:abstractNum w:abstractNumId="18" w15:restartNumberingAfterBreak="0">
     <w:nsid w:val="253F0C12"/>
     <w:multiLevelType w:val="multilevel"/>
     <w:tmpl w:val="D97E5DB0"/>
@@ -45932,7 +44890,7 @@
       </w:rPr>
     </w:lvl>
   </w:abstractNum>
-  <w:abstractNum w:abstractNumId="17" w15:restartNumberingAfterBreak="0">
+  <w:abstractNum w:abstractNumId="19" w15:restartNumberingAfterBreak="0">
     <w:nsid w:val="2AC927D6"/>
     <w:multiLevelType w:val="multilevel"/>
     <w:tmpl w:val="FDC28BEE"/>
@@ -46045,7 +45003,7 @@
       </w:pPr>
     </w:lvl>
   </w:abstractNum>
-  <w:abstractNum w:abstractNumId="18" w15:restartNumberingAfterBreak="0">
+  <w:abstractNum w:abstractNumId="20" w15:restartNumberingAfterBreak="0">
     <w:nsid w:val="2AE37F0B"/>
     <w:multiLevelType w:val="multilevel"/>
     <w:tmpl w:val="34FAACE8"/>
@@ -46158,7 +45116,7 @@
       </w:pPr>
     </w:lvl>
   </w:abstractNum>
-  <w:abstractNum w:abstractNumId="19" w15:restartNumberingAfterBreak="0">
+  <w:abstractNum w:abstractNumId="21" w15:restartNumberingAfterBreak="0">
     <w:nsid w:val="2EE12E4B"/>
     <w:multiLevelType w:val="hybridMultilevel"/>
     <w:tmpl w:val="5F303416"/>
@@ -46244,7 +45202,7 @@
       </w:pPr>
     </w:lvl>
   </w:abstractNum>
-  <w:abstractNum w:abstractNumId="20" w15:restartNumberingAfterBreak="0">
+  <w:abstractNum w:abstractNumId="22" w15:restartNumberingAfterBreak="0">
     <w:nsid w:val="31FD6E2F"/>
     <w:multiLevelType w:val="multilevel"/>
     <w:tmpl w:val="A7563B14"/>
@@ -46361,7 +45319,7 @@
       </w:pPr>
     </w:lvl>
   </w:abstractNum>
-  <w:abstractNum w:abstractNumId="21" w15:restartNumberingAfterBreak="0">
+  <w:abstractNum w:abstractNumId="23" w15:restartNumberingAfterBreak="0">
     <w:nsid w:val="32967107"/>
     <w:multiLevelType w:val="hybridMultilevel"/>
     <w:tmpl w:val="ECF281FA"/>
@@ -46447,7 +45405,7 @@
       </w:pPr>
     </w:lvl>
   </w:abstractNum>
-  <w:abstractNum w:abstractNumId="22" w15:restartNumberingAfterBreak="0">
+  <w:abstractNum w:abstractNumId="24" w15:restartNumberingAfterBreak="0">
     <w:nsid w:val="34EC02A5"/>
     <w:multiLevelType w:val="multilevel"/>
     <w:tmpl w:val="4090563C"/>
@@ -46560,7 +45518,7 @@
       </w:rPr>
     </w:lvl>
   </w:abstractNum>
-  <w:abstractNum w:abstractNumId="23" w15:restartNumberingAfterBreak="0">
+  <w:abstractNum w:abstractNumId="25" w15:restartNumberingAfterBreak="0">
     <w:nsid w:val="385719F9"/>
     <w:multiLevelType w:val="hybridMultilevel"/>
     <w:tmpl w:val="D30272C2"/>
@@ -46646,7 +45604,7 @@
       </w:pPr>
     </w:lvl>
   </w:abstractNum>
-  <w:abstractNum w:abstractNumId="24" w15:restartNumberingAfterBreak="0">
+  <w:abstractNum w:abstractNumId="26" w15:restartNumberingAfterBreak="0">
     <w:nsid w:val="38943935"/>
     <w:multiLevelType w:val="hybridMultilevel"/>
     <w:tmpl w:val="D01C387E"/>
@@ -46732,7 +45690,7 @@
       </w:pPr>
     </w:lvl>
   </w:abstractNum>
-  <w:abstractNum w:abstractNumId="25" w15:restartNumberingAfterBreak="0">
+  <w:abstractNum w:abstractNumId="27" w15:restartNumberingAfterBreak="0">
     <w:nsid w:val="38C4025B"/>
     <w:multiLevelType w:val="hybridMultilevel"/>
     <w:tmpl w:val="1814FB8A"/>
@@ -46818,7 +45776,7 @@
       </w:pPr>
     </w:lvl>
   </w:abstractNum>
-  <w:abstractNum w:abstractNumId="26" w15:restartNumberingAfterBreak="0">
+  <w:abstractNum w:abstractNumId="28" w15:restartNumberingAfterBreak="0">
     <w:nsid w:val="39651412"/>
     <w:multiLevelType w:val="multilevel"/>
     <w:tmpl w:val="31C83C60"/>
@@ -46962,7 +45920,7 @@
       </w:rPr>
     </w:lvl>
   </w:abstractNum>
-  <w:abstractNum w:abstractNumId="27" w15:restartNumberingAfterBreak="0">
+  <w:abstractNum w:abstractNumId="29" w15:restartNumberingAfterBreak="0">
     <w:nsid w:val="3A020EBB"/>
     <w:multiLevelType w:val="hybridMultilevel"/>
     <w:tmpl w:val="96640D9C"/>
@@ -47051,7 +46009,7 @@
       </w:pPr>
     </w:lvl>
   </w:abstractNum>
-  <w:abstractNum w:abstractNumId="28" w15:restartNumberingAfterBreak="0">
+  <w:abstractNum w:abstractNumId="30" w15:restartNumberingAfterBreak="0">
     <w:nsid w:val="3E0620EE"/>
     <w:multiLevelType w:val="multilevel"/>
     <w:tmpl w:val="19A406A8"/>
@@ -47168,7 +46126,93 @@
       </w:pPr>
     </w:lvl>
   </w:abstractNum>
-  <w:abstractNum w:abstractNumId="29" w15:restartNumberingAfterBreak="0">
+  <w:abstractNum w:abstractNumId="31" w15:restartNumberingAfterBreak="0">
+    <w:nsid w:val="3EC96FC2"/>
+    <w:multiLevelType w:val="hybridMultilevel"/>
+    <w:tmpl w:val="679AED0E"/>
+    <w:lvl w:ilvl="0" w:tplc="38090017">
+      <w:start w:val="1"/>
+      <w:numFmt w:val="lowerLetter"/>
+      <w:lvlText w:val="%1)"/>
+      <w:lvlJc w:val="left"/>
+      <w:pPr>
+        <w:ind w:left="720" w:hanging="360"/>
+      </w:pPr>
+    </w:lvl>
+    <w:lvl w:ilvl="1" w:tplc="38090019" w:tentative="1">
+      <w:start w:val="1"/>
+      <w:numFmt w:val="lowerLetter"/>
+      <w:lvlText w:val="%2."/>
+      <w:lvlJc w:val="left"/>
+      <w:pPr>
+        <w:ind w:left="1440" w:hanging="360"/>
+      </w:pPr>
+    </w:lvl>
+    <w:lvl w:ilvl="2" w:tplc="3809001B" w:tentative="1">
+      <w:start w:val="1"/>
+      <w:numFmt w:val="lowerRoman"/>
+      <w:lvlText w:val="%3."/>
+      <w:lvlJc w:val="right"/>
+      <w:pPr>
+        <w:ind w:left="2160" w:hanging="180"/>
+      </w:pPr>
+    </w:lvl>
+    <w:lvl w:ilvl="3" w:tplc="3809000F" w:tentative="1">
+      <w:start w:val="1"/>
+      <w:numFmt w:val="decimal"/>
+      <w:lvlText w:val="%4."/>
+      <w:lvlJc w:val="left"/>
+      <w:pPr>
+        <w:ind w:left="2880" w:hanging="360"/>
+      </w:pPr>
+    </w:lvl>
+    <w:lvl w:ilvl="4" w:tplc="38090019" w:tentative="1">
+      <w:start w:val="1"/>
+      <w:numFmt w:val="lowerLetter"/>
+      <w:lvlText w:val="%5."/>
+      <w:lvlJc w:val="left"/>
+      <w:pPr>
+        <w:ind w:left="3600" w:hanging="360"/>
+      </w:pPr>
+    </w:lvl>
+    <w:lvl w:ilvl="5" w:tplc="3809001B" w:tentative="1">
+      <w:start w:val="1"/>
+      <w:numFmt w:val="lowerRoman"/>
+      <w:lvlText w:val="%6."/>
+      <w:lvlJc w:val="right"/>
+      <w:pPr>
+        <w:ind w:left="4320" w:hanging="180"/>
+      </w:pPr>
+    </w:lvl>
+    <w:lvl w:ilvl="6" w:tplc="3809000F" w:tentative="1">
+      <w:start w:val="1"/>
+      <w:numFmt w:val="decimal"/>
+      <w:lvlText w:val="%7."/>
+      <w:lvlJc w:val="left"/>
+      <w:pPr>
+        <w:ind w:left="5040" w:hanging="360"/>
+      </w:pPr>
+    </w:lvl>
+    <w:lvl w:ilvl="7" w:tplc="38090019" w:tentative="1">
+      <w:start w:val="1"/>
+      <w:numFmt w:val="lowerLetter"/>
+      <w:lvlText w:val="%8."/>
+      <w:lvlJc w:val="left"/>
+      <w:pPr>
+        <w:ind w:left="5760" w:hanging="360"/>
+      </w:pPr>
+    </w:lvl>
+    <w:lvl w:ilvl="8" w:tplc="3809001B" w:tentative="1">
+      <w:start w:val="1"/>
+      <w:numFmt w:val="lowerRoman"/>
+      <w:lvlText w:val="%9."/>
+      <w:lvlJc w:val="right"/>
+      <w:pPr>
+        <w:ind w:left="6480" w:hanging="180"/>
+      </w:pPr>
+    </w:lvl>
+  </w:abstractNum>
+  <w:abstractNum w:abstractNumId="32" w15:restartNumberingAfterBreak="0">
     <w:nsid w:val="40041DF7"/>
     <w:multiLevelType w:val="hybridMultilevel"/>
     <w:tmpl w:val="632C1820"/>
@@ -47254,7 +46298,7 @@
       </w:pPr>
     </w:lvl>
   </w:abstractNum>
-  <w:abstractNum w:abstractNumId="30" w15:restartNumberingAfterBreak="0">
+  <w:abstractNum w:abstractNumId="33" w15:restartNumberingAfterBreak="0">
     <w:nsid w:val="41646C63"/>
     <w:multiLevelType w:val="multilevel"/>
     <w:tmpl w:val="CF1CFDB6"/>
@@ -47367,7 +46411,7 @@
       </w:rPr>
     </w:lvl>
   </w:abstractNum>
-  <w:abstractNum w:abstractNumId="31" w15:restartNumberingAfterBreak="0">
+  <w:abstractNum w:abstractNumId="34" w15:restartNumberingAfterBreak="0">
     <w:nsid w:val="41F337A3"/>
     <w:multiLevelType w:val="hybridMultilevel"/>
     <w:tmpl w:val="42E25722"/>
@@ -47456,7 +46500,7 @@
       </w:pPr>
     </w:lvl>
   </w:abstractNum>
-  <w:abstractNum w:abstractNumId="32" w15:restartNumberingAfterBreak="0">
+  <w:abstractNum w:abstractNumId="35" w15:restartNumberingAfterBreak="0">
     <w:nsid w:val="44E5440F"/>
     <w:multiLevelType w:val="hybridMultilevel"/>
     <w:tmpl w:val="4EF0D6C8"/>
@@ -47545,7 +46589,7 @@
       </w:pPr>
     </w:lvl>
   </w:abstractNum>
-  <w:abstractNum w:abstractNumId="33" w15:restartNumberingAfterBreak="0">
+  <w:abstractNum w:abstractNumId="36" w15:restartNumberingAfterBreak="0">
     <w:nsid w:val="45686B8D"/>
     <w:multiLevelType w:val="hybridMultilevel"/>
     <w:tmpl w:val="C32AA0D2"/>
@@ -47634,7 +46678,7 @@
       </w:pPr>
     </w:lvl>
   </w:abstractNum>
-  <w:abstractNum w:abstractNumId="34" w15:restartNumberingAfterBreak="0">
+  <w:abstractNum w:abstractNumId="37" w15:restartNumberingAfterBreak="0">
     <w:nsid w:val="45E703AB"/>
     <w:multiLevelType w:val="multilevel"/>
     <w:tmpl w:val="D214D822"/>
@@ -47783,7 +46827,7 @@
       </w:rPr>
     </w:lvl>
   </w:abstractNum>
-  <w:abstractNum w:abstractNumId="35" w15:restartNumberingAfterBreak="0">
+  <w:abstractNum w:abstractNumId="38" w15:restartNumberingAfterBreak="0">
     <w:nsid w:val="48634CE6"/>
     <w:multiLevelType w:val="multilevel"/>
     <w:tmpl w:val="D804A21C"/>
@@ -47896,7 +46940,7 @@
       </w:rPr>
     </w:lvl>
   </w:abstractNum>
-  <w:abstractNum w:abstractNumId="36" w15:restartNumberingAfterBreak="0">
+  <w:abstractNum w:abstractNumId="39" w15:restartNumberingAfterBreak="0">
     <w:nsid w:val="4BBB1A9D"/>
     <w:multiLevelType w:val="hybridMultilevel"/>
     <w:tmpl w:val="D870EB06"/>
@@ -47985,7 +47029,7 @@
       </w:pPr>
     </w:lvl>
   </w:abstractNum>
-  <w:abstractNum w:abstractNumId="37" w15:restartNumberingAfterBreak="0">
+  <w:abstractNum w:abstractNumId="40" w15:restartNumberingAfterBreak="0">
     <w:nsid w:val="4C7443F0"/>
     <w:multiLevelType w:val="hybridMultilevel"/>
     <w:tmpl w:val="46F48EF2"/>
@@ -48071,7 +47115,7 @@
       </w:pPr>
     </w:lvl>
   </w:abstractNum>
-  <w:abstractNum w:abstractNumId="38" w15:restartNumberingAfterBreak="0">
+  <w:abstractNum w:abstractNumId="41" w15:restartNumberingAfterBreak="0">
     <w:nsid w:val="4D492E3A"/>
     <w:multiLevelType w:val="multilevel"/>
     <w:tmpl w:val="47CCE5FC"/>
@@ -48220,7 +47264,7 @@
       </w:rPr>
     </w:lvl>
   </w:abstractNum>
-  <w:abstractNum w:abstractNumId="39" w15:restartNumberingAfterBreak="0">
+  <w:abstractNum w:abstractNumId="42" w15:restartNumberingAfterBreak="0">
     <w:nsid w:val="4E153A88"/>
     <w:multiLevelType w:val="multilevel"/>
     <w:tmpl w:val="4F66543E"/>
@@ -48333,7 +47377,7 @@
       </w:pPr>
     </w:lvl>
   </w:abstractNum>
-  <w:abstractNum w:abstractNumId="40" w15:restartNumberingAfterBreak="0">
+  <w:abstractNum w:abstractNumId="43" w15:restartNumberingAfterBreak="0">
     <w:nsid w:val="502D125C"/>
     <w:multiLevelType w:val="hybridMultilevel"/>
     <w:tmpl w:val="0046EF74"/>
@@ -48419,7 +47463,7 @@
       </w:pPr>
     </w:lvl>
   </w:abstractNum>
-  <w:abstractNum w:abstractNumId="41" w15:restartNumberingAfterBreak="0">
+  <w:abstractNum w:abstractNumId="44" w15:restartNumberingAfterBreak="0">
     <w:nsid w:val="588B1697"/>
     <w:multiLevelType w:val="hybridMultilevel"/>
     <w:tmpl w:val="9DF8D2E4"/>
@@ -48505,7 +47549,7 @@
       </w:pPr>
     </w:lvl>
   </w:abstractNum>
-  <w:abstractNum w:abstractNumId="42" w15:restartNumberingAfterBreak="0">
+  <w:abstractNum w:abstractNumId="45" w15:restartNumberingAfterBreak="0">
     <w:nsid w:val="5AA771C4"/>
     <w:multiLevelType w:val="multilevel"/>
     <w:tmpl w:val="98F6BFDC"/>
@@ -48622,7 +47666,7 @@
       </w:pPr>
     </w:lvl>
   </w:abstractNum>
-  <w:abstractNum w:abstractNumId="43" w15:restartNumberingAfterBreak="0">
+  <w:abstractNum w:abstractNumId="46" w15:restartNumberingAfterBreak="0">
     <w:nsid w:val="5FD941B5"/>
     <w:multiLevelType w:val="hybridMultilevel"/>
     <w:tmpl w:val="57828BA4"/>
@@ -48708,7 +47752,7 @@
       </w:pPr>
     </w:lvl>
   </w:abstractNum>
-  <w:abstractNum w:abstractNumId="44" w15:restartNumberingAfterBreak="0">
+  <w:abstractNum w:abstractNumId="47" w15:restartNumberingAfterBreak="0">
     <w:nsid w:val="600F7836"/>
     <w:multiLevelType w:val="hybridMultilevel"/>
     <w:tmpl w:val="E2183E22"/>
@@ -48794,7 +47838,7 @@
       </w:pPr>
     </w:lvl>
   </w:abstractNum>
-  <w:abstractNum w:abstractNumId="45" w15:restartNumberingAfterBreak="0">
+  <w:abstractNum w:abstractNumId="48" w15:restartNumberingAfterBreak="0">
     <w:nsid w:val="619426F9"/>
     <w:multiLevelType w:val="hybridMultilevel"/>
     <w:tmpl w:val="BF5CB0F0"/>
@@ -48883,7 +47927,7 @@
       </w:pPr>
     </w:lvl>
   </w:abstractNum>
-  <w:abstractNum w:abstractNumId="46" w15:restartNumberingAfterBreak="0">
+  <w:abstractNum w:abstractNumId="49" w15:restartNumberingAfterBreak="0">
     <w:nsid w:val="681078B6"/>
     <w:multiLevelType w:val="hybridMultilevel"/>
     <w:tmpl w:val="6B983F8C"/>
@@ -48969,10 +48013,10 @@
       </w:pPr>
     </w:lvl>
   </w:abstractNum>
-  <w:abstractNum w:abstractNumId="47" w15:restartNumberingAfterBreak="0">
+  <w:abstractNum w:abstractNumId="50" w15:restartNumberingAfterBreak="0">
     <w:nsid w:val="68706EC3"/>
     <w:multiLevelType w:val="multilevel"/>
-    <w:tmpl w:val="4686EBEE"/>
+    <w:tmpl w:val="0F44E28C"/>
     <w:lvl w:ilvl="0">
       <w:start w:val="2"/>
       <w:numFmt w:val="decimal"/>
@@ -48991,10 +48035,11 @@
       <w:lvlText w:val="%1.%2."/>
       <w:lvlJc w:val="left"/>
       <w:pPr>
-        <w:ind w:left="360" w:hanging="360"/>
+        <w:ind w:left="1211" w:hanging="360"/>
       </w:pPr>
       <w:rPr>
         <w:rFonts w:hint="default"/>
+        <w:b/>
       </w:rPr>
     </w:lvl>
     <w:lvl w:ilvl="2">
@@ -49087,7 +48132,7 @@
       </w:rPr>
     </w:lvl>
   </w:abstractNum>
-  <w:abstractNum w:abstractNumId="48" w15:restartNumberingAfterBreak="0">
+  <w:abstractNum w:abstractNumId="51" w15:restartNumberingAfterBreak="0">
     <w:nsid w:val="6A520E62"/>
     <w:multiLevelType w:val="hybridMultilevel"/>
     <w:tmpl w:val="D40E9A00"/>
@@ -49173,7 +48218,7 @@
       </w:pPr>
     </w:lvl>
   </w:abstractNum>
-  <w:abstractNum w:abstractNumId="49" w15:restartNumberingAfterBreak="0">
+  <w:abstractNum w:abstractNumId="52" w15:restartNumberingAfterBreak="0">
     <w:nsid w:val="6A993C17"/>
     <w:multiLevelType w:val="multilevel"/>
     <w:tmpl w:val="064CE704"/>
@@ -49286,7 +48331,7 @@
       </w:pPr>
     </w:lvl>
   </w:abstractNum>
-  <w:abstractNum w:abstractNumId="50" w15:restartNumberingAfterBreak="0">
+  <w:abstractNum w:abstractNumId="53" w15:restartNumberingAfterBreak="0">
     <w:nsid w:val="6C7F0C35"/>
     <w:multiLevelType w:val="hybridMultilevel"/>
     <w:tmpl w:val="DFA8F082"/>
@@ -49372,7 +48417,7 @@
       </w:pPr>
     </w:lvl>
   </w:abstractNum>
-  <w:abstractNum w:abstractNumId="51" w15:restartNumberingAfterBreak="0">
+  <w:abstractNum w:abstractNumId="54" w15:restartNumberingAfterBreak="0">
     <w:nsid w:val="6E4C1B4C"/>
     <w:multiLevelType w:val="multilevel"/>
     <w:tmpl w:val="BA78477E"/>
@@ -49521,7 +48566,7 @@
       </w:rPr>
     </w:lvl>
   </w:abstractNum>
-  <w:abstractNum w:abstractNumId="52" w15:restartNumberingAfterBreak="0">
+  <w:abstractNum w:abstractNumId="55" w15:restartNumberingAfterBreak="0">
     <w:nsid w:val="6E7D736B"/>
     <w:multiLevelType w:val="hybridMultilevel"/>
     <w:tmpl w:val="5F42F6E0"/>
@@ -49607,7 +48652,7 @@
       </w:pPr>
     </w:lvl>
   </w:abstractNum>
-  <w:abstractNum w:abstractNumId="53" w15:restartNumberingAfterBreak="0">
+  <w:abstractNum w:abstractNumId="56" w15:restartNumberingAfterBreak="0">
     <w:nsid w:val="6FAC5B41"/>
     <w:multiLevelType w:val="hybridMultilevel"/>
     <w:tmpl w:val="4E3A7BF0"/>
@@ -49696,7 +48741,7 @@
       </w:pPr>
     </w:lvl>
   </w:abstractNum>
-  <w:abstractNum w:abstractNumId="54" w15:restartNumberingAfterBreak="0">
+  <w:abstractNum w:abstractNumId="57" w15:restartNumberingAfterBreak="0">
     <w:nsid w:val="70082FE9"/>
     <w:multiLevelType w:val="hybridMultilevel"/>
     <w:tmpl w:val="811EC51A"/>
@@ -49782,7 +48827,7 @@
       </w:pPr>
     </w:lvl>
   </w:abstractNum>
-  <w:abstractNum w:abstractNumId="55" w15:restartNumberingAfterBreak="0">
+  <w:abstractNum w:abstractNumId="58" w15:restartNumberingAfterBreak="0">
     <w:nsid w:val="73711062"/>
     <w:multiLevelType w:val="multilevel"/>
     <w:tmpl w:val="255CC2AA"/>
@@ -49926,7 +48971,7 @@
       </w:rPr>
     </w:lvl>
   </w:abstractNum>
-  <w:abstractNum w:abstractNumId="56" w15:restartNumberingAfterBreak="0">
+  <w:abstractNum w:abstractNumId="59" w15:restartNumberingAfterBreak="0">
     <w:nsid w:val="7EA7155A"/>
     <w:multiLevelType w:val="hybridMultilevel"/>
     <w:tmpl w:val="85080480"/>
@@ -50013,175 +49058,184 @@
     </w:lvl>
   </w:abstractNum>
   <w:num w:numId="1">
-    <w:abstractNumId w:val="39"/>
+    <w:abstractNumId w:val="42"/>
   </w:num>
   <w:num w:numId="2">
-    <w:abstractNumId w:val="22"/>
+    <w:abstractNumId w:val="24"/>
   </w:num>
   <w:num w:numId="3">
-    <w:abstractNumId w:val="47"/>
+    <w:abstractNumId w:val="50"/>
   </w:num>
   <w:num w:numId="4">
-    <w:abstractNumId w:val="35"/>
+    <w:abstractNumId w:val="38"/>
   </w:num>
   <w:num w:numId="5">
     <w:abstractNumId w:val="1"/>
   </w:num>
   <w:num w:numId="6">
+    <w:abstractNumId w:val="33"/>
+  </w:num>
+  <w:num w:numId="7">
+    <w:abstractNumId w:val="14"/>
+  </w:num>
+  <w:num w:numId="8">
+    <w:abstractNumId w:val="13"/>
+  </w:num>
+  <w:num w:numId="9">
+    <w:abstractNumId w:val="20"/>
+  </w:num>
+  <w:num w:numId="10">
+    <w:abstractNumId w:val="17"/>
+  </w:num>
+  <w:num w:numId="11">
+    <w:abstractNumId w:val="22"/>
+  </w:num>
+  <w:num w:numId="12">
+    <w:abstractNumId w:val="45"/>
+  </w:num>
+  <w:num w:numId="13">
+    <w:abstractNumId w:val="5"/>
+  </w:num>
+  <w:num w:numId="14">
+    <w:abstractNumId w:val="8"/>
+  </w:num>
+  <w:num w:numId="15">
     <w:abstractNumId w:val="30"/>
   </w:num>
-  <w:num w:numId="7">
-    <w:abstractNumId w:val="12"/>
+  <w:num w:numId="16">
+    <w:abstractNumId w:val="10"/>
   </w:num>
-  <w:num w:numId="8">
-    <w:abstractNumId w:val="11"/>
+  <w:num w:numId="17">
+    <w:abstractNumId w:val="15"/>
   </w:num>
-  <w:num w:numId="9">
+  <w:num w:numId="18">
+    <w:abstractNumId w:val="58"/>
+  </w:num>
+  <w:num w:numId="19">
+    <w:abstractNumId w:val="41"/>
+  </w:num>
+  <w:num w:numId="20">
+    <w:abstractNumId w:val="16"/>
+  </w:num>
+  <w:num w:numId="21">
+    <w:abstractNumId w:val="51"/>
+  </w:num>
+  <w:num w:numId="22">
+    <w:abstractNumId w:val="59"/>
+  </w:num>
+  <w:num w:numId="23">
+    <w:abstractNumId w:val="43"/>
+  </w:num>
+  <w:num w:numId="24">
     <w:abstractNumId w:val="18"/>
   </w:num>
-  <w:num w:numId="10">
-    <w:abstractNumId w:val="15"/>
-  </w:num>
-  <w:num w:numId="11">
-    <w:abstractNumId w:val="20"/>
-  </w:num>
-  <w:num w:numId="12">
-    <w:abstractNumId w:val="42"/>
-  </w:num>
-  <w:num w:numId="13">
-    <w:abstractNumId w:val="4"/>
-  </w:num>
-  <w:num w:numId="14">
-    <w:abstractNumId w:val="6"/>
-  </w:num>
-  <w:num w:numId="15">
-    <w:abstractNumId w:val="28"/>
-  </w:num>
-  <w:num w:numId="16">
-    <w:abstractNumId w:val="8"/>
-  </w:num>
-  <w:num w:numId="17">
-    <w:abstractNumId w:val="13"/>
-  </w:num>
-  <w:num w:numId="18">
-    <w:abstractNumId w:val="55"/>
-  </w:num>
-  <w:num w:numId="19">
-    <w:abstractNumId w:val="38"/>
-  </w:num>
-  <w:num w:numId="20">
-    <w:abstractNumId w:val="14"/>
-  </w:num>
-  <w:num w:numId="21">
-    <w:abstractNumId w:val="48"/>
-  </w:num>
-  <w:num w:numId="22">
-    <w:abstractNumId w:val="56"/>
-  </w:num>
-  <w:num w:numId="23">
-    <w:abstractNumId w:val="40"/>
-  </w:num>
-  <w:num w:numId="24">
-    <w:abstractNumId w:val="16"/>
-  </w:num>
   <w:num w:numId="25">
-    <w:abstractNumId w:val="7"/>
+    <w:abstractNumId w:val="9"/>
   </w:num>
   <w:num w:numId="26">
-    <w:abstractNumId w:val="54"/>
+    <w:abstractNumId w:val="57"/>
   </w:num>
   <w:num w:numId="27">
-    <w:abstractNumId w:val="43"/>
+    <w:abstractNumId w:val="46"/>
   </w:num>
   <w:num w:numId="28">
-    <w:abstractNumId w:val="31"/>
+    <w:abstractNumId w:val="34"/>
   </w:num>
   <w:num w:numId="29">
     <w:abstractNumId w:val="2"/>
   </w:num>
   <w:num w:numId="30">
-    <w:abstractNumId w:val="32"/>
+    <w:abstractNumId w:val="35"/>
   </w:num>
   <w:num w:numId="31">
     <w:abstractNumId w:val="3"/>
   </w:num>
   <w:num w:numId="32">
-    <w:abstractNumId w:val="33"/>
+    <w:abstractNumId w:val="36"/>
   </w:num>
   <w:num w:numId="33">
-    <w:abstractNumId w:val="27"/>
+    <w:abstractNumId w:val="29"/>
   </w:num>
   <w:num w:numId="34">
-    <w:abstractNumId w:val="45"/>
+    <w:abstractNumId w:val="48"/>
   </w:num>
   <w:num w:numId="35">
-    <w:abstractNumId w:val="53"/>
+    <w:abstractNumId w:val="56"/>
   </w:num>
   <w:num w:numId="36">
     <w:abstractNumId w:val="0"/>
   </w:num>
   <w:num w:numId="37">
+    <w:abstractNumId w:val="23"/>
+  </w:num>
+  <w:num w:numId="38">
+    <w:abstractNumId w:val="55"/>
+  </w:num>
+  <w:num w:numId="39">
+    <w:abstractNumId w:val="49"/>
+  </w:num>
+  <w:num w:numId="40">
+    <w:abstractNumId w:val="53"/>
+  </w:num>
+  <w:num w:numId="41">
+    <w:abstractNumId w:val="6"/>
+  </w:num>
+  <w:num w:numId="42">
+    <w:abstractNumId w:val="32"/>
+  </w:num>
+  <w:num w:numId="43">
+    <w:abstractNumId w:val="25"/>
+  </w:num>
+  <w:num w:numId="44">
+    <w:abstractNumId w:val="40"/>
+  </w:num>
+  <w:num w:numId="45">
+    <w:abstractNumId w:val="11"/>
+  </w:num>
+  <w:num w:numId="46">
     <w:abstractNumId w:val="21"/>
   </w:num>
-  <w:num w:numId="38">
+  <w:num w:numId="47">
+    <w:abstractNumId w:val="39"/>
+  </w:num>
+  <w:num w:numId="48">
+    <w:abstractNumId w:val="37"/>
+  </w:num>
+  <w:num w:numId="49">
+    <w:abstractNumId w:val="54"/>
+  </w:num>
+  <w:num w:numId="50">
+    <w:abstractNumId w:val="44"/>
+  </w:num>
+  <w:num w:numId="51">
+    <w:abstractNumId w:val="26"/>
+  </w:num>
+  <w:num w:numId="52">
+    <w:abstractNumId w:val="12"/>
+  </w:num>
+  <w:num w:numId="53">
+    <w:abstractNumId w:val="27"/>
+  </w:num>
+  <w:num w:numId="54">
+    <w:abstractNumId w:val="47"/>
+  </w:num>
+  <w:num w:numId="55">
+    <w:abstractNumId w:val="19"/>
+  </w:num>
+  <w:num w:numId="56">
     <w:abstractNumId w:val="52"/>
   </w:num>
-  <w:num w:numId="39">
-    <w:abstractNumId w:val="46"/>
+  <w:num w:numId="57">
+    <w:abstractNumId w:val="28"/>
   </w:num>
-  <w:num w:numId="40">
-    <w:abstractNumId w:val="50"/>
+  <w:num w:numId="58">
+    <w:abstractNumId w:val="4"/>
   </w:num>
-  <w:num w:numId="41">
-    <w:abstractNumId w:val="5"/>
+  <w:num w:numId="59">
+    <w:abstractNumId w:val="7"/>
   </w:num>
-  <w:num w:numId="42">
-    <w:abstractNumId w:val="29"/>
-  </w:num>
-  <w:num w:numId="43">
-    <w:abstractNumId w:val="23"/>
-  </w:num>
-  <w:num w:numId="44">
-    <w:abstractNumId w:val="37"/>
-  </w:num>
-  <w:num w:numId="45">
-    <w:abstractNumId w:val="9"/>
-  </w:num>
-  <w:num w:numId="46">
-    <w:abstractNumId w:val="19"/>
-  </w:num>
-  <w:num w:numId="47">
-    <w:abstractNumId w:val="36"/>
-  </w:num>
-  <w:num w:numId="48">
-    <w:abstractNumId w:val="34"/>
-  </w:num>
-  <w:num w:numId="49">
-    <w:abstractNumId w:val="51"/>
-  </w:num>
-  <w:num w:numId="50">
-    <w:abstractNumId w:val="41"/>
-  </w:num>
-  <w:num w:numId="51">
-    <w:abstractNumId w:val="24"/>
-  </w:num>
-  <w:num w:numId="52">
-    <w:abstractNumId w:val="10"/>
-  </w:num>
-  <w:num w:numId="53">
-    <w:abstractNumId w:val="25"/>
-  </w:num>
-  <w:num w:numId="54">
-    <w:abstractNumId w:val="44"/>
-  </w:num>
-  <w:num w:numId="55">
-    <w:abstractNumId w:val="17"/>
-  </w:num>
-  <w:num w:numId="56">
-    <w:abstractNumId w:val="49"/>
-  </w:num>
-  <w:num w:numId="57">
-    <w:abstractNumId w:val="26"/>
+  <w:num w:numId="60">
+    <w:abstractNumId w:val="31"/>
   </w:num>
   <w:numIdMacAtCleanup w:val="51"/>
 </w:numbering>
@@ -51591,7 +50645,7 @@
     <w:charset w:val="00"/>
     <w:family w:val="roman"/>
     <w:pitch w:val="variable"/>
-    <w:sig w:usb0="E0002EFF" w:usb1="C000785B" w:usb2="00000009" w:usb3="00000000" w:csb0="000001FF" w:csb1="00000000"/>
+    <w:sig w:usb0="E0002AFF" w:usb1="C0007843" w:usb2="00000009" w:usb3="00000000" w:csb0="000001FF" w:csb1="00000000"/>
   </w:font>
   <w:font w:name="Courier New">
     <w:panose1 w:val="02070309020205020404"/>
@@ -51605,7 +50659,7 @@
     <w:charset w:val="00"/>
     <w:family w:val="swiss"/>
     <w:pitch w:val="variable"/>
-    <w:sig w:usb0="E4002EFF" w:usb1="C000247B" w:usb2="00000009" w:usb3="00000000" w:csb0="000001FF" w:csb1="00000000"/>
+    <w:sig w:usb0="E0002AFF" w:usb1="4000ACFF" w:usb2="00000001" w:usb3="00000000" w:csb0="000001FF" w:csb1="00000000"/>
   </w:font>
   <w:font w:name="Wingdings">
     <w:panose1 w:val="05000000000000000000"/>
@@ -51619,7 +50673,7 @@
     <w:charset w:val="00"/>
     <w:family w:val="swiss"/>
     <w:pitch w:val="variable"/>
-    <w:sig w:usb0="E4002EFF" w:usb1="C000247B" w:usb2="00000009" w:usb3="00000000" w:csb0="000001FF" w:csb1="00000000"/>
+    <w:sig w:usb0="A0002AEF" w:usb1="4000207B" w:usb2="00000000" w:usb3="00000000" w:csb0="000001FF" w:csb1="00000000"/>
   </w:font>
   <w:font w:name="Segoe UI">
     <w:altName w:val="Sylfaen"/>
@@ -51657,7 +50711,7 @@
     <w:charset w:val="00"/>
     <w:family w:val="swiss"/>
     <w:pitch w:val="variable"/>
-    <w:sig w:usb0="E0002EFF" w:usb1="C000785B" w:usb2="00000009" w:usb3="00000000" w:csb0="000001FF" w:csb1="00000000"/>
+    <w:sig w:usb0="E0002AFF" w:usb1="C0007843" w:usb2="00000009" w:usb3="00000000" w:csb0="000001FF" w:csb1="00000000"/>
   </w:font>
   <w:font w:name="Cambria Math">
     <w:panose1 w:val="02040503050406030204"/>
@@ -51700,10 +50754,12 @@
   </w:compat>
   <w:rsids>
     <w:rsidRoot w:val="009E3192"/>
+    <w:rsid w:val="00107B2A"/>
     <w:rsid w:val="001F34C9"/>
     <w:rsid w:val="0033591F"/>
     <w:rsid w:val="00616727"/>
     <w:rsid w:val="006577A1"/>
+    <w:rsid w:val="006C0C86"/>
     <w:rsid w:val="007C2932"/>
     <w:rsid w:val="009163B9"/>
     <w:rsid w:val="009C50A5"/>
@@ -52893,7 +51949,7 @@
 </file>
 
 <file path=customXml/itemProps1.xml><?xml version="1.0" encoding="utf-8"?>
-<ds:datastoreItem xmlns:ds="http://schemas.openxmlformats.org/officeDocument/2006/customXml" ds:itemID="{C31FDF06-5122-489D-A555-72C4EF418335}">
+<ds:datastoreItem xmlns:ds="http://schemas.openxmlformats.org/officeDocument/2006/customXml" ds:itemID="{545D941D-F5B3-46E2-AA07-6964B217727C}">
   <ds:schemaRefs>
     <ds:schemaRef ds:uri="http://schemas.openxmlformats.org/officeDocument/2006/bibliography"/>
   </ds:schemaRefs>

--- a/SKRIPSI.docx
+++ b/SKRIPSI.docx
@@ -1411,21 +1411,8 @@
                 <w:u w:val="single"/>
                 <w:lang w:eastAsia="en-ID"/>
               </w:rPr>
-              <w:t xml:space="preserve">Sinar Sinurat, S.T., </w:t>
-            </w:r>
-            <w:proofErr w:type="gramStart"/>
-            <w:r>
-              <w:rPr>
-                <w:rFonts w:ascii="Calibri" w:eastAsia="Times New Roman" w:hAnsi="Calibri" w:cs="Calibri"/>
-                <w:b/>
-                <w:bCs/>
-                <w:color w:val="000000"/>
-                <w:u w:val="single"/>
-                <w:lang w:eastAsia="en-ID"/>
-              </w:rPr>
-              <w:t>M.Kom</w:t>
-            </w:r>
-            <w:proofErr w:type="gramEnd"/>
+              <w:t>Sinar Sinurat, S.T., M.Kom</w:t>
+            </w:r>
           </w:p>
         </w:tc>
         <w:tc>
@@ -1525,23 +1512,13 @@
                 <w:lang w:eastAsia="en-ID"/>
               </w:rPr>
             </w:pPr>
-            <w:proofErr w:type="gramStart"/>
             <w:r>
               <w:rPr>
                 <w:rFonts w:ascii="Calibri" w:eastAsia="Times New Roman" w:hAnsi="Calibri" w:cs="Calibri"/>
                 <w:color w:val="000000"/>
                 <w:lang w:eastAsia="en-ID"/>
               </w:rPr>
-              <w:t>NIDN :</w:t>
-            </w:r>
-            <w:proofErr w:type="gramEnd"/>
-            <w:r>
-              <w:rPr>
-                <w:rFonts w:ascii="Calibri" w:eastAsia="Times New Roman" w:hAnsi="Calibri" w:cs="Calibri"/>
-                <w:color w:val="000000"/>
-                <w:lang w:eastAsia="en-ID"/>
-              </w:rPr>
-              <w:t xml:space="preserve"> </w:t>
+              <w:t xml:space="preserve">NIDN : </w:t>
             </w:r>
           </w:p>
         </w:tc>
@@ -1594,23 +1571,13 @@
                 <w:lang w:eastAsia="en-ID"/>
               </w:rPr>
             </w:pPr>
-            <w:proofErr w:type="gramStart"/>
             <w:r>
               <w:rPr>
                 <w:rFonts w:ascii="Calibri" w:eastAsia="Times New Roman" w:hAnsi="Calibri" w:cs="Calibri"/>
                 <w:color w:val="000000"/>
                 <w:lang w:eastAsia="en-ID"/>
               </w:rPr>
-              <w:t>NIDN :</w:t>
-            </w:r>
-            <w:proofErr w:type="gramEnd"/>
-            <w:r>
-              <w:rPr>
-                <w:rFonts w:ascii="Calibri" w:eastAsia="Times New Roman" w:hAnsi="Calibri" w:cs="Calibri"/>
-                <w:color w:val="000000"/>
-                <w:lang w:eastAsia="en-ID"/>
-              </w:rPr>
-              <w:t xml:space="preserve"> </w:t>
+              <w:t xml:space="preserve">NIDN : </w:t>
             </w:r>
           </w:p>
         </w:tc>
@@ -1780,21 +1747,8 @@
                 <w:u w:val="single"/>
                 <w:lang w:eastAsia="en-ID"/>
               </w:rPr>
-              <w:t xml:space="preserve">Soeb Aripin, </w:t>
-            </w:r>
-            <w:proofErr w:type="gramStart"/>
-            <w:r>
-              <w:rPr>
-                <w:rFonts w:ascii="Arial" w:eastAsia="Times New Roman" w:hAnsi="Arial" w:cs="Arial"/>
-                <w:b/>
-                <w:bCs/>
-                <w:color w:val="000000"/>
-                <w:u w:val="single"/>
-                <w:lang w:eastAsia="en-ID"/>
-              </w:rPr>
-              <w:t>M.Kom</w:t>
-            </w:r>
-            <w:proofErr w:type="gramEnd"/>
+              <w:t>Soeb Aripin, M.Kom</w:t>
+            </w:r>
           </w:p>
         </w:tc>
       </w:tr>
@@ -1827,23 +1781,13 @@
                 <w:lang w:eastAsia="en-ID"/>
               </w:rPr>
             </w:pPr>
-            <w:proofErr w:type="gramStart"/>
             <w:r>
               <w:rPr>
                 <w:rFonts w:ascii="Arial" w:eastAsia="Times New Roman" w:hAnsi="Arial" w:cs="Arial"/>
                 <w:color w:val="000000"/>
                 <w:lang w:eastAsia="en-ID"/>
               </w:rPr>
-              <w:t>NIDN :</w:t>
-            </w:r>
-            <w:proofErr w:type="gramEnd"/>
-            <w:r>
-              <w:rPr>
-                <w:rFonts w:ascii="Arial" w:eastAsia="Times New Roman" w:hAnsi="Arial" w:cs="Arial"/>
-                <w:color w:val="000000"/>
-                <w:lang w:eastAsia="en-ID"/>
-              </w:rPr>
-              <w:t xml:space="preserve"> </w:t>
+              <w:t xml:space="preserve">NIDN : </w:t>
             </w:r>
             <w:r>
               <w:rPr>
@@ -2323,21 +2267,8 @@
                 <w:u w:val="single"/>
                 <w:lang w:eastAsia="en-ID"/>
               </w:rPr>
-              <w:t xml:space="preserve">Sinar Sinurat, S.T., </w:t>
-            </w:r>
-            <w:proofErr w:type="gramStart"/>
-            <w:r>
-              <w:rPr>
-                <w:rFonts w:ascii="Calibri" w:eastAsia="Times New Roman" w:hAnsi="Calibri" w:cs="Calibri"/>
-                <w:b/>
-                <w:bCs/>
-                <w:color w:val="000000"/>
-                <w:u w:val="single"/>
-                <w:lang w:eastAsia="en-ID"/>
-              </w:rPr>
-              <w:t>M.Kom</w:t>
-            </w:r>
-            <w:proofErr w:type="gramEnd"/>
+              <w:t>Sinar Sinurat, S.T., M.Kom</w:t>
+            </w:r>
           </w:p>
         </w:tc>
         <w:tc>
@@ -2437,23 +2368,13 @@
                 <w:lang w:eastAsia="en-ID"/>
               </w:rPr>
             </w:pPr>
-            <w:proofErr w:type="gramStart"/>
             <w:r>
               <w:rPr>
                 <w:rFonts w:ascii="Calibri" w:eastAsia="Times New Roman" w:hAnsi="Calibri" w:cs="Calibri"/>
                 <w:color w:val="000000"/>
                 <w:lang w:eastAsia="en-ID"/>
               </w:rPr>
-              <w:t>NIDN :</w:t>
-            </w:r>
-            <w:proofErr w:type="gramEnd"/>
-            <w:r>
-              <w:rPr>
-                <w:rFonts w:ascii="Calibri" w:eastAsia="Times New Roman" w:hAnsi="Calibri" w:cs="Calibri"/>
-                <w:color w:val="000000"/>
-                <w:lang w:eastAsia="en-ID"/>
-              </w:rPr>
-              <w:t xml:space="preserve"> </w:t>
+              <w:t xml:space="preserve">NIDN : </w:t>
             </w:r>
           </w:p>
         </w:tc>
@@ -2506,23 +2427,13 @@
                 <w:lang w:eastAsia="en-ID"/>
               </w:rPr>
             </w:pPr>
-            <w:proofErr w:type="gramStart"/>
             <w:r>
               <w:rPr>
                 <w:rFonts w:ascii="Calibri" w:eastAsia="Times New Roman" w:hAnsi="Calibri" w:cs="Calibri"/>
                 <w:color w:val="000000"/>
                 <w:lang w:eastAsia="en-ID"/>
               </w:rPr>
-              <w:t>NIDN :</w:t>
-            </w:r>
-            <w:proofErr w:type="gramEnd"/>
-            <w:r>
-              <w:rPr>
-                <w:rFonts w:ascii="Calibri" w:eastAsia="Times New Roman" w:hAnsi="Calibri" w:cs="Calibri"/>
-                <w:color w:val="000000"/>
-                <w:lang w:eastAsia="en-ID"/>
-              </w:rPr>
-              <w:t xml:space="preserve"> </w:t>
+              <w:t xml:space="preserve">NIDN : </w:t>
             </w:r>
             <w:r>
               <w:rPr>
@@ -2928,23 +2839,13 @@
                 <w:lang w:eastAsia="en-ID"/>
               </w:rPr>
             </w:pPr>
-            <w:proofErr w:type="gramStart"/>
             <w:r>
               <w:rPr>
                 <w:rFonts w:ascii="Calibri" w:eastAsia="Times New Roman" w:hAnsi="Calibri" w:cs="Calibri"/>
                 <w:color w:val="000000"/>
                 <w:lang w:eastAsia="en-ID"/>
               </w:rPr>
-              <w:t>NIDN :</w:t>
-            </w:r>
-            <w:proofErr w:type="gramEnd"/>
-            <w:r>
-              <w:rPr>
-                <w:rFonts w:ascii="Calibri" w:eastAsia="Times New Roman" w:hAnsi="Calibri" w:cs="Calibri"/>
-                <w:color w:val="000000"/>
-                <w:lang w:eastAsia="en-ID"/>
-              </w:rPr>
-              <w:t xml:space="preserve"> 9999999999</w:t>
+              <w:t>NIDN : 9999999999</w:t>
             </w:r>
           </w:p>
         </w:tc>
@@ -2997,23 +2898,13 @@
                 <w:lang w:eastAsia="en-ID"/>
               </w:rPr>
             </w:pPr>
-            <w:proofErr w:type="gramStart"/>
             <w:r>
               <w:rPr>
                 <w:rFonts w:ascii="Calibri" w:eastAsia="Times New Roman" w:hAnsi="Calibri" w:cs="Calibri"/>
                 <w:color w:val="000000"/>
                 <w:lang w:eastAsia="en-ID"/>
               </w:rPr>
-              <w:t>NIDN :</w:t>
-            </w:r>
-            <w:proofErr w:type="gramEnd"/>
-            <w:r>
-              <w:rPr>
-                <w:rFonts w:ascii="Calibri" w:eastAsia="Times New Roman" w:hAnsi="Calibri" w:cs="Calibri"/>
-                <w:color w:val="000000"/>
-                <w:lang w:eastAsia="en-ID"/>
-              </w:rPr>
-              <w:t xml:space="preserve"> 9999999999</w:t>
+              <w:t>NIDN : 9999999999</w:t>
             </w:r>
           </w:p>
         </w:tc>
@@ -3041,43 +2932,24 @@
     </w:p>
     <w:p>
       <w:pPr>
-        <w:spacing w:after="0" w:line="240" w:lineRule="auto"/>
+        <w:pStyle w:val="Heading1"/>
+        <w:spacing w:before="0" w:after="960" w:line="240" w:lineRule="auto"/>
         <w:jc w:val="center"/>
         <w:rPr>
-          <w:rFonts w:ascii="Times New Roman" w:hAnsi="Times New Roman"/>
-          <w:b/>
-          <w:bCs/>
-          <w:sz w:val="28"/>
-          <w:szCs w:val="28"/>
-          <w:lang w:val="en-US"/>
-        </w:rPr>
-      </w:pPr>
-      <w:r>
-        <w:rPr>
-          <w:rFonts w:ascii="Times New Roman" w:hAnsi="Times New Roman"/>
-          <w:b/>
-          <w:bCs/>
-          <w:sz w:val="28"/>
-          <w:szCs w:val="28"/>
-          <w:lang w:val="en-US"/>
+          <w:rFonts w:ascii="Times New Roman" w:hAnsi="Times New Roman" w:cs="Times New Roman"/>
+          <w:color w:val="auto"/>
+        </w:rPr>
+      </w:pPr>
+      <w:bookmarkStart w:id="1" w:name="_Toc202214539"/>
+      <w:r>
+        <w:rPr>
+          <w:rFonts w:ascii="Times New Roman" w:hAnsi="Times New Roman" w:cs="Times New Roman"/>
+          <w:color w:val="auto"/>
         </w:rPr>
         <w:lastRenderedPageBreak/>
         <w:t>ABSTRAK</w:t>
       </w:r>
-    </w:p>
-    <w:p>
-      <w:pPr>
-        <w:spacing w:after="0" w:line="960" w:lineRule="auto"/>
-        <w:jc w:val="center"/>
-        <w:rPr>
-          <w:rFonts w:ascii="Times New Roman" w:hAnsi="Times New Roman"/>
-          <w:b/>
-          <w:bCs/>
-          <w:sz w:val="28"/>
-          <w:szCs w:val="28"/>
-          <w:lang w:val="en-US"/>
-        </w:rPr>
-      </w:pPr>
+      <w:bookmarkEnd w:id="1"/>
     </w:p>
     <w:p>
       <w:pPr>
@@ -3085,25 +2957,344 @@
         <w:ind w:firstLine="720"/>
         <w:jc w:val="both"/>
         <w:rPr>
-          <w:rFonts w:ascii="Times New Roman" w:hAnsi="Times New Roman"/>
-          <w:sz w:val="24"/>
-          <w:szCs w:val="24"/>
-        </w:rPr>
-      </w:pPr>
-      <w:r>
-        <w:rPr>
-          <w:rFonts w:ascii="Times New Roman" w:hAnsi="Times New Roman"/>
-          <w:sz w:val="24"/>
-          <w:szCs w:val="24"/>
-          <w:lang w:val="en-US"/>
-        </w:rPr>
-        <w:t>K</w:t>
+          <w:rFonts w:ascii="Times New Roman" w:hAnsi="Times New Roman" w:cs="Times New Roman"/>
+          <w:i/>
+          <w:sz w:val="24"/>
+          <w:szCs w:val="24"/>
+        </w:rPr>
+      </w:pPr>
+      <w:r>
+        <w:rPr>
+          <w:rFonts w:ascii="Times New Roman" w:hAnsi="Times New Roman" w:cs="Times New Roman"/>
+          <w:sz w:val="24"/>
+          <w:szCs w:val="24"/>
+        </w:rPr>
+        <w:t xml:space="preserve">PT. Sumber Jadi Kencana Motor merupakan sebuah perusahaan swasta yang berletak di sorum Yamaha SJKM, jalan kelambir V, tanjung Gusta, Medan Helvetia, Kota Medan., sebagai perusahaan yang bergerak dibidang otomotif dan jasa layanan kendaraan sangat memahami kinerja karyawan dalam menunjang kualitas layanan dan kepuasan pelanggan. Penulis meneliti perusahaan tersebut di karenakan perusahaan tersebut memiliki permasalahan dalam pemberian reward tahunan yang setiap tahunnya diberikan untuk karyawan perusahaan terkhusus pada bagian </w:t>
+      </w:r>
+      <w:r>
+        <w:rPr>
+          <w:rFonts w:ascii="Times New Roman" w:hAnsi="Times New Roman" w:cs="Times New Roman"/>
+          <w:i/>
+          <w:sz w:val="24"/>
+          <w:szCs w:val="24"/>
+        </w:rPr>
+        <w:t>sales</w:t>
+      </w:r>
+      <w:r>
+        <w:rPr>
+          <w:rFonts w:ascii="Times New Roman" w:hAnsi="Times New Roman" w:cs="Times New Roman"/>
+          <w:i/>
+          <w:sz w:val="24"/>
+          <w:szCs w:val="24"/>
+        </w:rPr>
+        <w:t>.</w:t>
       </w:r>
     </w:p>
     <w:p>
       <w:pPr>
-        <w:spacing w:after="0" w:line="480" w:lineRule="auto"/>
+        <w:spacing w:after="0" w:line="240" w:lineRule="auto"/>
         <w:ind w:firstLine="720"/>
+        <w:jc w:val="both"/>
+        <w:rPr>
+          <w:rFonts w:ascii="Times New Roman" w:hAnsi="Times New Roman" w:cs="Times New Roman"/>
+          <w:sz w:val="24"/>
+          <w:szCs w:val="24"/>
+        </w:rPr>
+      </w:pPr>
+      <w:r>
+        <w:rPr>
+          <w:rFonts w:ascii="Times New Roman" w:hAnsi="Times New Roman" w:cs="Times New Roman"/>
+          <w:sz w:val="24"/>
+          <w:szCs w:val="24"/>
+        </w:rPr>
+        <w:t xml:space="preserve">Sehingga peneliti membuat sebuah keputusan yang dapat membantu pihak manajemen dalam proses pemberian </w:t>
+      </w:r>
+      <w:r>
+        <w:rPr>
+          <w:rFonts w:ascii="Times New Roman" w:hAnsi="Times New Roman" w:cs="Times New Roman"/>
+          <w:i/>
+          <w:sz w:val="24"/>
+          <w:szCs w:val="24"/>
+        </w:rPr>
+        <w:t>reward</w:t>
+      </w:r>
+      <w:r>
+        <w:rPr>
+          <w:rFonts w:ascii="Times New Roman" w:hAnsi="Times New Roman" w:cs="Times New Roman"/>
+          <w:sz w:val="24"/>
+          <w:szCs w:val="24"/>
+        </w:rPr>
+        <w:t xml:space="preserve">. Pada sistem pendukung keputusan yang dilakukan menggunakan metode MAUT dengan pembobotan </w:t>
+      </w:r>
+      <w:r>
+        <w:rPr>
+          <w:rFonts w:ascii="Times New Roman" w:hAnsi="Times New Roman" w:cs="Times New Roman"/>
+          <w:i/>
+          <w:sz w:val="24"/>
+          <w:szCs w:val="24"/>
+        </w:rPr>
+        <w:t>Entopy</w:t>
+      </w:r>
+      <w:r>
+        <w:rPr>
+          <w:rFonts w:ascii="Times New Roman" w:hAnsi="Times New Roman" w:cs="Times New Roman"/>
+          <w:sz w:val="24"/>
+          <w:szCs w:val="24"/>
+        </w:rPr>
+        <w:t xml:space="preserve">, yang dimana pembobtan </w:t>
+      </w:r>
+      <w:r>
+        <w:rPr>
+          <w:rFonts w:ascii="Times New Roman" w:hAnsi="Times New Roman" w:cs="Times New Roman"/>
+          <w:i/>
+          <w:sz w:val="24"/>
+          <w:szCs w:val="24"/>
+        </w:rPr>
+        <w:t>entropy</w:t>
+      </w:r>
+      <w:r>
+        <w:rPr>
+          <w:rFonts w:ascii="Times New Roman" w:hAnsi="Times New Roman" w:cs="Times New Roman"/>
+          <w:sz w:val="24"/>
+          <w:szCs w:val="24"/>
+        </w:rPr>
+        <w:t xml:space="preserve"> digunakan untuk menentukan nilai bobot kriteria dar setiap kriteria yang sudah ditentukan, sedangkan metode MAUT digunakan untuk menghasilkan hasil perangkingan yang berdasarkan dari alternatif dan kriteria yang sudah ditentukan.</w:t>
+      </w:r>
+    </w:p>
+    <w:p>
+      <w:pPr>
+        <w:spacing w:after="0" w:line="240" w:lineRule="auto"/>
+        <w:ind w:firstLine="720"/>
+        <w:jc w:val="both"/>
+        <w:rPr>
+          <w:rFonts w:ascii="Times New Roman" w:eastAsia="Times New Roman" w:hAnsi="Times New Roman" w:cs="Times New Roman"/>
+          <w:color w:val="000000"/>
+          <w:sz w:val="24"/>
+          <w:szCs w:val="24"/>
+        </w:rPr>
+      </w:pPr>
+      <w:r>
+        <w:rPr>
+          <w:rFonts w:ascii="Times New Roman" w:hAnsi="Times New Roman" w:cs="Times New Roman"/>
+          <w:sz w:val="24"/>
+          <w:szCs w:val="24"/>
+        </w:rPr>
+        <w:t xml:space="preserve">Maka hasil yang diperoleh dari sistem pendukung keputusan yang sudah dibangun dengan menggunakan metode MAUT dengan pembobotan </w:t>
+      </w:r>
+      <w:r>
+        <w:rPr>
+          <w:rFonts w:ascii="Times New Roman" w:hAnsi="Times New Roman" w:cs="Times New Roman"/>
+          <w:i/>
+          <w:sz w:val="24"/>
+          <w:szCs w:val="24"/>
+        </w:rPr>
+        <w:t>Entropy</w:t>
+      </w:r>
+      <w:r>
+        <w:rPr>
+          <w:rFonts w:ascii="Times New Roman" w:hAnsi="Times New Roman" w:cs="Times New Roman"/>
+          <w:sz w:val="24"/>
+          <w:szCs w:val="24"/>
+        </w:rPr>
+        <w:t xml:space="preserve"> ini, sangat bertujuan untuk mempermudah PT. Sumber Jadi  Kencana Motor dalam proses pemberian </w:t>
+      </w:r>
+      <w:r>
+        <w:rPr>
+          <w:rFonts w:ascii="Times New Roman" w:hAnsi="Times New Roman" w:cs="Times New Roman"/>
+          <w:i/>
+          <w:sz w:val="24"/>
+          <w:szCs w:val="24"/>
+        </w:rPr>
+        <w:t>reward</w:t>
+      </w:r>
+      <w:r>
+        <w:rPr>
+          <w:rFonts w:ascii="Times New Roman" w:hAnsi="Times New Roman" w:cs="Times New Roman"/>
+          <w:sz w:val="24"/>
+          <w:szCs w:val="24"/>
+        </w:rPr>
+        <w:t xml:space="preserve"> yang terbaik dan objektif, cepat, dan tepat. Sehingga menghasilkan sebuah keputusan hasil dengan nilai terbesar yaitu 0.9959 dari alternatif A3 atas nama </w:t>
+      </w:r>
+      <w:r>
+        <w:rPr>
+          <w:rFonts w:ascii="Times New Roman" w:eastAsia="Times New Roman" w:hAnsi="Times New Roman" w:cs="Times New Roman"/>
+          <w:color w:val="000000"/>
+          <w:sz w:val="24"/>
+          <w:szCs w:val="24"/>
+        </w:rPr>
+        <w:t>Chandra Gunawan Rambe</w:t>
+      </w:r>
+      <w:r>
+        <w:rPr>
+          <w:rFonts w:ascii="Times New Roman" w:eastAsia="Times New Roman" w:hAnsi="Times New Roman" w:cs="Times New Roman"/>
+          <w:color w:val="000000"/>
+          <w:sz w:val="24"/>
+          <w:szCs w:val="24"/>
+        </w:rPr>
+        <w:t>.</w:t>
+      </w:r>
+    </w:p>
+    <w:p>
+      <w:pPr>
+        <w:spacing w:after="0" w:line="240" w:lineRule="auto"/>
+        <w:jc w:val="both"/>
+        <w:rPr>
+          <w:rFonts w:ascii="Times New Roman" w:eastAsia="Times New Roman" w:hAnsi="Times New Roman" w:cs="Times New Roman"/>
+          <w:color w:val="000000"/>
+          <w:sz w:val="24"/>
+          <w:szCs w:val="24"/>
+        </w:rPr>
+      </w:pPr>
+    </w:p>
+    <w:p>
+      <w:pPr>
+        <w:spacing w:after="0" w:line="240" w:lineRule="auto"/>
+        <w:jc w:val="both"/>
+        <w:rPr>
+          <w:rFonts w:ascii="Times New Roman" w:hAnsi="Times New Roman" w:cs="Times New Roman"/>
+          <w:i/>
+          <w:sz w:val="24"/>
+          <w:szCs w:val="24"/>
+        </w:rPr>
+      </w:pPr>
+      <w:r>
+        <w:rPr>
+          <w:rFonts w:ascii="Times New Roman" w:eastAsia="Times New Roman" w:hAnsi="Times New Roman" w:cs="Times New Roman"/>
+          <w:b/>
+          <w:color w:val="000000"/>
+          <w:sz w:val="24"/>
+          <w:szCs w:val="24"/>
+        </w:rPr>
+        <w:t xml:space="preserve">Kata Kunci: </w:t>
+      </w:r>
+      <w:r>
+        <w:rPr>
+          <w:rFonts w:ascii="Times New Roman" w:eastAsia="Times New Roman" w:hAnsi="Times New Roman" w:cs="Times New Roman"/>
+          <w:color w:val="000000"/>
+          <w:sz w:val="24"/>
+          <w:szCs w:val="24"/>
+        </w:rPr>
+        <w:t xml:space="preserve">SPK, Metode </w:t>
+      </w:r>
+      <w:r>
+        <w:rPr>
+          <w:rFonts w:ascii="Times New Roman" w:eastAsia="Times New Roman" w:hAnsi="Times New Roman" w:cs="Times New Roman"/>
+          <w:i/>
+          <w:color w:val="000000"/>
+          <w:sz w:val="24"/>
+          <w:szCs w:val="24"/>
+        </w:rPr>
+        <w:t>Entropy</w:t>
+      </w:r>
+      <w:r>
+        <w:rPr>
+          <w:rFonts w:ascii="Times New Roman" w:eastAsia="Times New Roman" w:hAnsi="Times New Roman" w:cs="Times New Roman"/>
+          <w:color w:val="000000"/>
+          <w:sz w:val="24"/>
+          <w:szCs w:val="24"/>
+        </w:rPr>
+        <w:t xml:space="preserve">, Metode MAUT, Pemberian </w:t>
+      </w:r>
+      <w:r>
+        <w:rPr>
+          <w:rFonts w:ascii="Times New Roman" w:eastAsia="Times New Roman" w:hAnsi="Times New Roman" w:cs="Times New Roman"/>
+          <w:i/>
+          <w:color w:val="000000"/>
+          <w:sz w:val="24"/>
+          <w:szCs w:val="24"/>
+        </w:rPr>
+        <w:t xml:space="preserve">reward </w:t>
+      </w:r>
+      <w:r>
+        <w:rPr>
+          <w:rFonts w:ascii="Times New Roman" w:hAnsi="Times New Roman" w:cs="Times New Roman"/>
+          <w:sz w:val="24"/>
+          <w:szCs w:val="24"/>
+        </w:rPr>
+        <w:t xml:space="preserve"> </w:t>
+      </w:r>
+      <w:r>
+        <w:rPr>
+          <w:rFonts w:ascii="Times New Roman" w:hAnsi="Times New Roman" w:cs="Times New Roman"/>
+          <w:i/>
+          <w:sz w:val="24"/>
+          <w:szCs w:val="24"/>
+        </w:rPr>
+        <w:t xml:space="preserve"> </w:t>
+      </w:r>
+    </w:p>
+    <w:p>
+      <w:pPr>
+        <w:spacing w:after="0" w:line="240" w:lineRule="auto"/>
+        <w:jc w:val="both"/>
+        <w:rPr>
+          <w:rFonts w:ascii="Times New Roman" w:hAnsi="Times New Roman" w:cs="Times New Roman"/>
+          <w:i/>
+          <w:sz w:val="24"/>
+          <w:szCs w:val="24"/>
+        </w:rPr>
+      </w:pPr>
+    </w:p>
+    <w:p>
+      <w:pPr>
+        <w:spacing w:after="0" w:line="240" w:lineRule="auto"/>
+        <w:jc w:val="center"/>
+        <w:rPr>
+          <w:rFonts w:ascii="Times New Roman" w:hAnsi="Times New Roman" w:cs="Times New Roman"/>
+          <w:b/>
+          <w:sz w:val="28"/>
+          <w:szCs w:val="28"/>
+        </w:rPr>
+      </w:pPr>
+    </w:p>
+    <w:p>
+      <w:pPr>
+        <w:spacing w:after="0" w:line="240" w:lineRule="auto"/>
+        <w:jc w:val="center"/>
+        <w:rPr>
+          <w:rFonts w:ascii="Times New Roman" w:hAnsi="Times New Roman" w:cs="Times New Roman"/>
+          <w:b/>
+          <w:sz w:val="28"/>
+          <w:szCs w:val="28"/>
+        </w:rPr>
+      </w:pPr>
+      <w:r>
+        <w:rPr>
+          <w:rFonts w:ascii="Times New Roman" w:hAnsi="Times New Roman" w:cs="Times New Roman"/>
+          <w:b/>
+          <w:sz w:val="28"/>
+          <w:szCs w:val="28"/>
+        </w:rPr>
+        <w:t xml:space="preserve"> </w:t>
+      </w:r>
+    </w:p>
+    <w:p>
+      <w:pPr>
+        <w:spacing w:after="0" w:line="240" w:lineRule="auto"/>
+        <w:jc w:val="center"/>
+        <w:rPr>
+          <w:rFonts w:ascii="Times New Roman" w:hAnsi="Times New Roman" w:cs="Times New Roman"/>
+          <w:b/>
+          <w:sz w:val="28"/>
+          <w:szCs w:val="28"/>
+        </w:rPr>
+      </w:pPr>
+    </w:p>
+    <w:p>
+      <w:pPr>
+        <w:spacing w:after="0" w:line="240" w:lineRule="auto"/>
+        <w:jc w:val="center"/>
+        <w:rPr>
+          <w:rFonts w:ascii="Times New Roman" w:hAnsi="Times New Roman" w:cs="Times New Roman"/>
+          <w:b/>
+          <w:sz w:val="28"/>
+          <w:szCs w:val="28"/>
+        </w:rPr>
+      </w:pPr>
+    </w:p>
+    <w:p>
+      <w:pPr>
+        <w:spacing w:after="0"/>
         <w:rPr>
           <w:rFonts w:ascii="Times New Roman" w:hAnsi="Times New Roman"/>
           <w:i/>
@@ -3112,80 +3303,8 @@
           <w:szCs w:val="24"/>
         </w:rPr>
       </w:pPr>
-    </w:p>
-    <w:p>
-      <w:pPr>
-        <w:spacing w:after="0"/>
-        <w:rPr>
-          <w:rFonts w:ascii="Times New Roman" w:hAnsi="Times New Roman"/>
-          <w:i/>
-          <w:iCs/>
-          <w:sz w:val="24"/>
-          <w:szCs w:val="24"/>
-        </w:rPr>
-      </w:pPr>
-      <w:r>
-        <w:rPr>
-          <w:rFonts w:ascii="Times New Roman" w:hAnsi="Times New Roman"/>
-          <w:b/>
-          <w:bCs/>
-          <w:i/>
-          <w:iCs/>
-          <w:sz w:val="24"/>
-          <w:szCs w:val="24"/>
-        </w:rPr>
-        <w:t xml:space="preserve">Kata Kunci: </w:t>
-      </w:r>
-      <w:r>
-        <w:rPr>
-          <w:rFonts w:ascii="Times New Roman" w:hAnsi="Times New Roman"/>
-          <w:i/>
-          <w:iCs/>
-          <w:sz w:val="24"/>
-          <w:szCs w:val="24"/>
-        </w:rPr>
-        <w:t>Fraud Diamond</w:t>
-      </w:r>
-      <w:r>
-        <w:rPr>
-          <w:rFonts w:ascii="Times New Roman" w:hAnsi="Times New Roman"/>
-          <w:i/>
-          <w:iCs/>
-          <w:sz w:val="24"/>
-          <w:szCs w:val="24"/>
-        </w:rPr>
-        <w:t>,</w:t>
-      </w:r>
-      <w:r>
-        <w:rPr>
-          <w:rFonts w:ascii="Times New Roman" w:hAnsi="Times New Roman"/>
-          <w:i/>
-          <w:iCs/>
-          <w:sz w:val="24"/>
-          <w:szCs w:val="24"/>
-        </w:rPr>
-        <w:t xml:space="preserve"> Machine Learning</w:t>
-      </w:r>
-      <w:r>
-        <w:rPr>
-          <w:rFonts w:ascii="Times New Roman" w:hAnsi="Times New Roman"/>
-          <w:i/>
-          <w:iCs/>
-          <w:sz w:val="24"/>
-          <w:szCs w:val="24"/>
-        </w:rPr>
-        <w:t xml:space="preserve">, </w:t>
-      </w:r>
-      <w:r>
-        <w:rPr>
-          <w:rFonts w:ascii="Times New Roman" w:hAnsi="Times New Roman"/>
-          <w:i/>
-          <w:iCs/>
-          <w:sz w:val="24"/>
-          <w:szCs w:val="24"/>
-        </w:rPr>
-        <w:t>Random Forest</w:t>
-      </w:r>
+      <w:bookmarkStart w:id="2" w:name="_GoBack"/>
+      <w:bookmarkEnd w:id="2"/>
     </w:p>
     <w:p>
       <w:pPr>
@@ -3216,7 +3335,7 @@
           <w:lang w:eastAsia="en-ID"/>
         </w:rPr>
       </w:pPr>
-      <w:bookmarkStart w:id="1" w:name="_Toc201860539"/>
+      <w:bookmarkStart w:id="3" w:name="_Toc201860539"/>
       <w:r>
         <w:rPr>
           <w:rFonts w:ascii="Times New Roman" w:eastAsia="Times New Roman" w:hAnsi="Times New Roman" w:cs="Times New Roman"/>
@@ -3228,7 +3347,7 @@
         <w:lastRenderedPageBreak/>
         <w:t>KATA PENGANTAR</w:t>
       </w:r>
-      <w:bookmarkEnd w:id="1"/>
+      <w:bookmarkEnd w:id="3"/>
     </w:p>
     <w:p>
       <w:pPr>
@@ -3606,7 +3725,7 @@
           <w:lang w:eastAsia="en-ID"/>
         </w:rPr>
       </w:pPr>
-      <w:bookmarkStart w:id="2" w:name="_Toc201860540"/>
+      <w:bookmarkStart w:id="4" w:name="_Toc201860540"/>
       <w:r>
         <w:rPr>
           <w:rFonts w:ascii="Times New Roman" w:eastAsia="Times New Roman" w:hAnsi="Times New Roman" w:cs="Times New Roman"/>
@@ -3619,7 +3738,7 @@
         <w:lastRenderedPageBreak/>
         <w:t>DAFTAR ISI</w:t>
       </w:r>
-      <w:bookmarkEnd w:id="2"/>
+      <w:bookmarkEnd w:id="4"/>
     </w:p>
     <w:sdt>
       <w:sdtPr>
@@ -7587,7 +7706,7 @@
           <w:lang w:eastAsia="en-ID"/>
         </w:rPr>
       </w:pPr>
-      <w:bookmarkStart w:id="3" w:name="_Toc201860541"/>
+      <w:bookmarkStart w:id="5" w:name="_Toc201860541"/>
       <w:r>
         <w:rPr>
           <w:rFonts w:ascii="Times New Roman" w:hAnsi="Times New Roman" w:cs="Times New Roman"/>
@@ -7600,7 +7719,7 @@
         <w:lastRenderedPageBreak/>
         <w:t>DAFTAR GAMBAR</w:t>
       </w:r>
-      <w:bookmarkEnd w:id="3"/>
+      <w:bookmarkEnd w:id="5"/>
     </w:p>
     <w:p>
       <w:pPr>
@@ -7636,7 +7755,7 @@
           <w:docGrid w:linePitch="360"/>
         </w:sectPr>
       </w:pPr>
-      <w:bookmarkStart w:id="4" w:name="_Toc201860542"/>
+      <w:bookmarkStart w:id="6" w:name="_Toc201860542"/>
       <w:r>
         <w:rPr>
           <w:rFonts w:ascii="Times New Roman" w:hAnsi="Times New Roman" w:cs="Times New Roman"/>
@@ -7649,12 +7768,12 @@
         <w:lastRenderedPageBreak/>
         <w:t>DAFTAR TABEL</w:t>
       </w:r>
-      <w:bookmarkEnd w:id="4"/>
+      <w:bookmarkEnd w:id="6"/>
     </w:p>
     <w:p>
       <w:pPr>
         <w:pStyle w:val="Heading1"/>
-        <w:spacing w:before="0" w:after="960" w:line="240" w:lineRule="auto"/>
+        <w:spacing w:before="0" w:after="720" w:line="240" w:lineRule="auto"/>
         <w:jc w:val="center"/>
         <w:rPr>
           <w:rFonts w:ascii="Times New Roman" w:hAnsi="Times New Roman" w:cs="Times New Roman"/>
@@ -7665,7 +7784,7 @@
           <w:lang w:eastAsia="en-ID"/>
         </w:rPr>
       </w:pPr>
-      <w:bookmarkStart w:id="5" w:name="_Toc201860543"/>
+      <w:bookmarkStart w:id="7" w:name="_Toc201860543"/>
       <w:r>
         <w:rPr>
           <w:rFonts w:ascii="Times New Roman" w:hAnsi="Times New Roman" w:cs="Times New Roman"/>
@@ -7711,7 +7830,7 @@
         </w:rPr>
         <w:t>PENDAHULUAN</w:t>
       </w:r>
-      <w:bookmarkEnd w:id="5"/>
+      <w:bookmarkEnd w:id="7"/>
     </w:p>
     <w:p>
       <w:pPr>
@@ -7731,7 +7850,7 @@
           <w:lang w:eastAsia="en-ID"/>
         </w:rPr>
       </w:pPr>
-      <w:bookmarkStart w:id="6" w:name="_Toc201860544"/>
+      <w:bookmarkStart w:id="8" w:name="_Toc201860544"/>
       <w:r>
         <w:rPr>
           <w:rFonts w:ascii="Times New Roman" w:hAnsi="Times New Roman" w:cs="Times New Roman"/>
@@ -7743,7 +7862,7 @@
         </w:rPr>
         <w:t>Latar Belakang</w:t>
       </w:r>
-      <w:bookmarkEnd w:id="6"/>
+      <w:bookmarkEnd w:id="8"/>
     </w:p>
     <w:p>
       <w:pPr>
@@ -8185,6 +8304,7 @@
             <w:docPart w:val="4722CCE16C9549DB95E51246106D7417"/>
           </w:placeholder>
         </w:sdtPr>
+        <w:sdtEndPr/>
         <w:sdtContent>
           <w:r>
             <w:rPr>
@@ -8312,6 +8432,7 @@
             <w:docPart w:val="4722CCE16C9549DB95E51246106D7417"/>
           </w:placeholder>
         </w:sdtPr>
+        <w:sdtEndPr/>
         <w:sdtContent>
           <w:r>
             <w:rPr>
@@ -8456,6 +8577,7 @@
             <w:docPart w:val="5A5560231EF54300AFF492BC1CDD2DE7"/>
           </w:placeholder>
         </w:sdtPr>
+        <w:sdtEndPr/>
         <w:sdtContent>
           <w:r>
             <w:rPr>
@@ -8603,6 +8725,7 @@
             <w:docPart w:val="4722CCE16C9549DB95E51246106D7417"/>
           </w:placeholder>
         </w:sdtPr>
+        <w:sdtEndPr/>
         <w:sdtContent>
           <w:r>
             <w:rPr>
@@ -8713,6 +8836,7 @@
             <w:docPart w:val="4722CCE16C9549DB95E51246106D7417"/>
           </w:placeholder>
         </w:sdtPr>
+        <w:sdtEndPr/>
         <w:sdtContent>
           <w:r>
             <w:rPr>
@@ -8888,7 +9012,7 @@
           <w:lang w:eastAsia="en-ID"/>
         </w:rPr>
       </w:pPr>
-      <w:bookmarkStart w:id="7" w:name="_Toc201860545"/>
+      <w:bookmarkStart w:id="9" w:name="_Toc201860545"/>
       <w:r>
         <w:rPr>
           <w:rFonts w:ascii="Times New Roman" w:hAnsi="Times New Roman" w:cs="Times New Roman"/>
@@ -8900,7 +9024,7 @@
         </w:rPr>
         <w:t>Perumusan Masalah</w:t>
       </w:r>
-      <w:bookmarkEnd w:id="7"/>
+      <w:bookmarkEnd w:id="9"/>
     </w:p>
     <w:p>
       <w:pPr>
@@ -9123,7 +9247,7 @@
           <w:lang w:eastAsia="en-ID"/>
         </w:rPr>
       </w:pPr>
-      <w:bookmarkStart w:id="8" w:name="_Toc201860546"/>
+      <w:bookmarkStart w:id="10" w:name="_Toc201860546"/>
       <w:r>
         <w:rPr>
           <w:rFonts w:ascii="Times New Roman" w:hAnsi="Times New Roman" w:cs="Times New Roman"/>
@@ -9136,7 +9260,7 @@
         <w:lastRenderedPageBreak/>
         <w:t>Batasan Masalah</w:t>
       </w:r>
-      <w:bookmarkEnd w:id="8"/>
+      <w:bookmarkEnd w:id="10"/>
     </w:p>
     <w:p>
       <w:pPr>
@@ -9420,7 +9544,7 @@
           <w:lang w:eastAsia="en-ID"/>
         </w:rPr>
       </w:pPr>
-      <w:bookmarkStart w:id="9" w:name="_Toc201860547"/>
+      <w:bookmarkStart w:id="11" w:name="_Toc201860547"/>
       <w:r>
         <w:rPr>
           <w:rFonts w:ascii="Times New Roman" w:hAnsi="Times New Roman" w:cs="Times New Roman"/>
@@ -9432,7 +9556,7 @@
         </w:rPr>
         <w:t>Tujuan Penelitian</w:t>
       </w:r>
-      <w:bookmarkEnd w:id="9"/>
+      <w:bookmarkEnd w:id="11"/>
     </w:p>
     <w:p>
       <w:pPr>
@@ -9616,7 +9740,7 @@
           <w:lang w:eastAsia="en-ID"/>
         </w:rPr>
       </w:pPr>
-      <w:bookmarkStart w:id="10" w:name="_Toc201860548"/>
+      <w:bookmarkStart w:id="12" w:name="_Toc201860548"/>
       <w:r>
         <w:rPr>
           <w:rFonts w:ascii="Times New Roman" w:hAnsi="Times New Roman" w:cs="Times New Roman"/>
@@ -9628,7 +9752,7 @@
         </w:rPr>
         <w:t>Manfaat Penelitian</w:t>
       </w:r>
-      <w:bookmarkEnd w:id="10"/>
+      <w:bookmarkEnd w:id="12"/>
     </w:p>
     <w:p>
       <w:pPr>
@@ -9879,7 +10003,7 @@
     <w:p>
       <w:pPr>
         <w:pStyle w:val="Heading1"/>
-        <w:spacing w:before="0" w:after="960" w:line="240" w:lineRule="auto"/>
+        <w:spacing w:before="0" w:after="720" w:line="240" w:lineRule="auto"/>
         <w:jc w:val="center"/>
         <w:rPr>
           <w:rFonts w:ascii="Times New Roman" w:hAnsi="Times New Roman" w:cs="Times New Roman"/>
@@ -9890,7 +10014,7 @@
           <w:lang w:eastAsia="en-ID"/>
         </w:rPr>
       </w:pPr>
-      <w:bookmarkStart w:id="11" w:name="_Toc201860549"/>
+      <w:bookmarkStart w:id="13" w:name="_Toc201860549"/>
       <w:r>
         <w:rPr>
           <w:rFonts w:ascii="Times New Roman" w:hAnsi="Times New Roman" w:cs="Times New Roman"/>
@@ -9915,7 +10039,7 @@
         <w:br/>
         <w:t>KAJIAN PUSTAKA</w:t>
       </w:r>
-      <w:bookmarkEnd w:id="11"/>
+      <w:bookmarkEnd w:id="13"/>
     </w:p>
     <w:p>
       <w:pPr>
@@ -9925,6 +10049,7 @@
           <w:numId w:val="3"/>
         </w:numPr>
         <w:spacing w:before="0" w:after="120" w:line="480" w:lineRule="auto"/>
+        <w:ind w:left="284" w:hanging="284"/>
         <w:rPr>
           <w:rFonts w:ascii="Times New Roman" w:hAnsi="Times New Roman" w:cs="Times New Roman"/>
           <w:b/>
@@ -9933,7 +10058,7 @@
           <w:lang w:eastAsia="en-ID"/>
         </w:rPr>
       </w:pPr>
-      <w:bookmarkStart w:id="12" w:name="_Toc201860551"/>
+      <w:bookmarkStart w:id="14" w:name="_Toc201860551"/>
       <w:r>
         <w:rPr>
           <w:rFonts w:ascii="Times New Roman" w:hAnsi="Times New Roman" w:cs="Times New Roman"/>
@@ -9954,7 +10079,7 @@
         </w:rPr>
         <w:t>Fraud</w:t>
       </w:r>
-      <w:bookmarkEnd w:id="12"/>
+      <w:bookmarkEnd w:id="14"/>
     </w:p>
     <w:p>
       <w:pPr>
@@ -10148,7 +10273,7 @@
           <w:lang w:eastAsia="en-ID"/>
         </w:rPr>
       </w:pPr>
-      <w:bookmarkStart w:id="13" w:name="_Toc201860552"/>
+      <w:bookmarkStart w:id="15" w:name="_Toc201860552"/>
       <w:r>
         <w:rPr>
           <w:rFonts w:ascii="Times New Roman" w:eastAsia="Times New Roman" w:hAnsi="Times New Roman" w:cs="Times New Roman"/>
@@ -10159,7 +10284,7 @@
         <w:lastRenderedPageBreak/>
         <w:t>Fraud Diamond</w:t>
       </w:r>
-      <w:bookmarkEnd w:id="13"/>
+      <w:bookmarkEnd w:id="15"/>
     </w:p>
     <w:p>
       <w:pPr>
@@ -10334,6 +10459,11 @@
             <w:docPart w:val="DefaultPlaceholder_-1854013440"/>
           </w:placeholder>
         </w:sdtPr>
+        <w:sdtEndPr>
+          <w:rPr>
+            <w:rStyle w:val="Strong"/>
+          </w:rPr>
+        </w:sdtEndPr>
         <w:sdtContent>
           <w:r>
             <w:rPr>
@@ -10389,6 +10519,11 @@
             <w:docPart w:val="DefaultPlaceholder_-1854013440"/>
           </w:placeholder>
         </w:sdtPr>
+        <w:sdtEndPr>
+          <w:rPr>
+            <w:rStyle w:val="Emphasis"/>
+          </w:rPr>
+        </w:sdtEndPr>
         <w:sdtContent>
           <w:r>
             <w:rPr>
@@ -11394,7 +11529,7 @@
           <w:lang w:eastAsia="en-ID"/>
         </w:rPr>
       </w:pPr>
-      <w:bookmarkStart w:id="14" w:name="_Toc201860553"/>
+      <w:bookmarkStart w:id="16" w:name="_Toc201860553"/>
       <w:r>
         <w:rPr>
           <w:rFonts w:ascii="Times New Roman" w:eastAsia="Times New Roman" w:hAnsi="Times New Roman" w:cs="Times New Roman"/>
@@ -11404,7 +11539,7 @@
         </w:rPr>
         <w:t>Level Fraud pada Jabatan</w:t>
       </w:r>
-      <w:bookmarkEnd w:id="14"/>
+      <w:bookmarkEnd w:id="16"/>
     </w:p>
     <w:p>
       <w:pPr>
@@ -12076,6 +12211,7 @@
           <w:numId w:val="3"/>
         </w:numPr>
         <w:spacing w:before="0" w:after="120" w:line="480" w:lineRule="auto"/>
+        <w:ind w:left="284" w:hanging="284"/>
         <w:rPr>
           <w:rFonts w:ascii="Times New Roman" w:hAnsi="Times New Roman" w:cs="Times New Roman"/>
           <w:b/>
@@ -12096,7 +12232,7 @@
         </w:rPr>
         <w:t xml:space="preserve"> </w:t>
       </w:r>
-      <w:bookmarkStart w:id="15" w:name="_Toc201860554"/>
+      <w:bookmarkStart w:id="17" w:name="_Toc201860554"/>
       <w:r>
         <w:rPr>
           <w:rFonts w:ascii="Times New Roman" w:hAnsi="Times New Roman" w:cs="Times New Roman"/>
@@ -12108,7 +12244,7 @@
         </w:rPr>
         <w:t>Machine Learning</w:t>
       </w:r>
-      <w:bookmarkEnd w:id="15"/>
+      <w:bookmarkEnd w:id="17"/>
     </w:p>
     <w:p>
       <w:pPr>
@@ -12673,6 +12809,7 @@
             <w:docPart w:val="DefaultPlaceholder_-1854013440"/>
           </w:placeholder>
         </w:sdtPr>
+        <w:sdtEndPr/>
         <w:sdtContent>
           <w:r>
             <w:rPr>
@@ -12777,6 +12914,7 @@
             <w:docPart w:val="DefaultPlaceholder_-1854013440"/>
           </w:placeholder>
         </w:sdtPr>
+        <w:sdtEndPr/>
         <w:sdtContent>
           <w:r>
             <w:rPr>
@@ -12838,6 +12976,7 @@
             <w:docPart w:val="DefaultPlaceholder_-1854013440"/>
           </w:placeholder>
         </w:sdtPr>
+        <w:sdtEndPr/>
         <w:sdtContent>
           <w:r>
             <w:rPr>
@@ -12910,6 +13049,7 @@
           <w:numId w:val="3"/>
         </w:numPr>
         <w:spacing w:line="480" w:lineRule="auto"/>
+        <w:ind w:left="284" w:hanging="284"/>
         <w:rPr>
           <w:rFonts w:ascii="Times New Roman" w:hAnsi="Times New Roman" w:cs="Times New Roman"/>
           <w:b/>
@@ -12919,7 +13059,7 @@
           <w:lang w:eastAsia="en-ID"/>
         </w:rPr>
       </w:pPr>
-      <w:bookmarkStart w:id="16" w:name="_Toc201860555"/>
+      <w:bookmarkStart w:id="18" w:name="_Toc201860555"/>
       <w:r>
         <w:rPr>
           <w:rFonts w:ascii="Times New Roman" w:hAnsi="Times New Roman" w:cs="Times New Roman"/>
@@ -12942,7 +13082,7 @@
         </w:rPr>
         <w:t>Random Forest</w:t>
       </w:r>
-      <w:bookmarkEnd w:id="16"/>
+      <w:bookmarkEnd w:id="18"/>
     </w:p>
     <w:p>
       <w:pPr>
@@ -12989,6 +13129,7 @@
             <w:docPart w:val="DefaultPlaceholder_-1854013440"/>
           </w:placeholder>
         </w:sdtPr>
+        <w:sdtEndPr/>
         <w:sdtContent>
           <w:r>
             <w:rPr>
@@ -13086,6 +13227,7 @@
             <w:docPart w:val="DefaultPlaceholder_-1854013440"/>
           </w:placeholder>
         </w:sdtPr>
+        <w:sdtEndPr/>
         <w:sdtContent>
           <w:r>
             <w:rPr>
@@ -14407,16 +14549,7 @@
                   <w:szCs w:val="24"/>
                   <w:lang w:eastAsia="en-ID"/>
                 </w:rPr>
-                <m:t>2.</m:t>
-              </m:r>
-              <m:r>
-                <w:rPr>
-                  <w:rFonts w:ascii="Cambria Math" w:hAnsi="Cambria Math" w:cs="Times New Roman"/>
-                  <w:sz w:val="24"/>
-                  <w:szCs w:val="24"/>
-                  <w:lang w:eastAsia="en-ID"/>
-                </w:rPr>
-                <m:t>1</m:t>
+                <m:t>2.1</m:t>
               </m:r>
             </m:e>
           </m:d>
@@ -14815,25 +14948,7 @@
                   <w:szCs w:val="24"/>
                   <w:lang w:eastAsia="en-ID"/>
                 </w:rPr>
-                <m:t>..…………………….(2</m:t>
-              </m:r>
-              <m:r>
-                <w:rPr>
-                  <w:rFonts w:ascii="Cambria Math" w:hAnsi="Cambria Math" w:cs="Times New Roman"/>
-                  <w:sz w:val="24"/>
-                  <w:szCs w:val="24"/>
-                  <w:lang w:eastAsia="en-ID"/>
-                </w:rPr>
-                <m:t>.2</m:t>
-              </m:r>
-              <m:r>
-                <w:rPr>
-                  <w:rFonts w:ascii="Cambria Math" w:hAnsi="Cambria Math" w:cs="Times New Roman"/>
-                  <w:sz w:val="24"/>
-                  <w:szCs w:val="24"/>
-                  <w:lang w:eastAsia="en-ID"/>
-                </w:rPr>
-                <m:t>)</m:t>
+                <m:t>..…………………….(2.2)</m:t>
               </m:r>
             </m:e>
           </m:nary>
@@ -15061,43 +15176,7 @@
               <w:szCs w:val="24"/>
               <w:lang w:eastAsia="en-ID"/>
             </w:rPr>
-            <m:t>……………………………</m:t>
-          </m:r>
-          <m:r>
-            <w:rPr>
-              <w:rFonts w:ascii="Cambria Math" w:hAnsi="Cambria Math" w:cs="Times New Roman"/>
-              <w:sz w:val="24"/>
-              <w:szCs w:val="24"/>
-              <w:lang w:eastAsia="en-ID"/>
-            </w:rPr>
-            <m:t>..</m:t>
-          </m:r>
-          <m:r>
-            <w:rPr>
-              <w:rFonts w:ascii="Cambria Math" w:hAnsi="Cambria Math" w:cs="Times New Roman"/>
-              <w:sz w:val="24"/>
-              <w:szCs w:val="24"/>
-              <w:lang w:eastAsia="en-ID"/>
-            </w:rPr>
-            <m:t>(</m:t>
-          </m:r>
-          <m:r>
-            <w:rPr>
-              <w:rFonts w:ascii="Cambria Math" w:hAnsi="Cambria Math" w:cs="Times New Roman"/>
-              <w:sz w:val="24"/>
-              <w:szCs w:val="24"/>
-              <w:lang w:eastAsia="en-ID"/>
-            </w:rPr>
-            <m:t>2.</m:t>
-          </m:r>
-          <m:r>
-            <w:rPr>
-              <w:rFonts w:ascii="Cambria Math" w:hAnsi="Cambria Math" w:cs="Times New Roman"/>
-              <w:sz w:val="24"/>
-              <w:szCs w:val="24"/>
-              <w:lang w:eastAsia="en-ID"/>
-            </w:rPr>
-            <m:t>3)</m:t>
+            <m:t>……………………………..(2.3)</m:t>
           </m:r>
         </m:oMath>
       </m:oMathPara>
@@ -15629,6 +15708,7 @@
             <w:docPart w:val="DefaultPlaceholder_-1854013440"/>
           </w:placeholder>
         </w:sdtPr>
+        <w:sdtEndPr/>
         <w:sdtContent>
           <w:r>
             <w:rPr>
@@ -16026,25 +16106,7 @@
               <w:szCs w:val="24"/>
               <w:lang w:eastAsia="en-ID"/>
             </w:rPr>
-            <m:t>..……………………………………….(</m:t>
-          </m:r>
-          <m:r>
-            <w:rPr>
-              <w:rFonts w:ascii="Cambria Math" w:hAnsi="Cambria Math" w:cs="Times New Roman"/>
-              <w:sz w:val="24"/>
-              <w:szCs w:val="24"/>
-              <w:lang w:eastAsia="en-ID"/>
-            </w:rPr>
-            <m:t>2.</m:t>
-          </m:r>
-          <m:r>
-            <w:rPr>
-              <w:rFonts w:ascii="Cambria Math" w:hAnsi="Cambria Math" w:cs="Times New Roman"/>
-              <w:sz w:val="24"/>
-              <w:szCs w:val="24"/>
-              <w:lang w:eastAsia="en-ID"/>
-            </w:rPr>
-            <m:t>4)</m:t>
+            <m:t>..……………………………………….(2.4)</m:t>
           </m:r>
         </m:oMath>
       </m:oMathPara>
@@ -16300,6 +16362,7 @@
           <w:numId w:val="3"/>
         </w:numPr>
         <w:spacing w:line="480" w:lineRule="auto"/>
+        <w:ind w:left="284" w:hanging="284"/>
         <w:rPr>
           <w:rFonts w:ascii="Times New Roman" w:hAnsi="Times New Roman" w:cs="Times New Roman"/>
           <w:b/>
@@ -16309,7 +16372,7 @@
           <w:lang w:eastAsia="en-ID"/>
         </w:rPr>
       </w:pPr>
-      <w:bookmarkStart w:id="17" w:name="_Toc201860556"/>
+      <w:bookmarkStart w:id="19" w:name="_Toc201860556"/>
       <w:r>
         <w:rPr>
           <w:rFonts w:ascii="Times New Roman" w:hAnsi="Times New Roman" w:cs="Times New Roman"/>
@@ -16331,7 +16394,7 @@
         </w:rPr>
         <w:t>Metrik Evaluasi Klasifikasi</w:t>
       </w:r>
-      <w:bookmarkEnd w:id="17"/>
+      <w:bookmarkEnd w:id="19"/>
     </w:p>
     <w:p>
       <w:pPr>
@@ -16375,27 +16438,26 @@
     </w:p>
     <w:p>
       <w:pPr>
-        <w:pStyle w:val="Heading4"/>
+        <w:pStyle w:val="NoSpacing"/>
         <w:numPr>
           <w:ilvl w:val="3"/>
           <w:numId w:val="3"/>
         </w:numPr>
-        <w:spacing w:before="0" w:line="360" w:lineRule="auto"/>
+        <w:spacing w:line="360" w:lineRule="auto"/>
         <w:ind w:left="426" w:hanging="426"/>
         <w:rPr>
           <w:rFonts w:ascii="Times New Roman" w:hAnsi="Times New Roman" w:cs="Times New Roman"/>
-          <w:i w:val="0"/>
-          <w:color w:val="auto"/>
-          <w:sz w:val="24"/>
-          <w:lang w:eastAsia="en-ID"/>
-        </w:rPr>
-      </w:pPr>
-      <w:r>
-        <w:rPr>
-          <w:rFonts w:ascii="Times New Roman" w:hAnsi="Times New Roman" w:cs="Times New Roman"/>
-          <w:i w:val="0"/>
-          <w:color w:val="auto"/>
-          <w:sz w:val="24"/>
+          <w:i/>
+          <w:sz w:val="24"/>
+          <w:szCs w:val="24"/>
+          <w:lang w:eastAsia="en-ID"/>
+        </w:rPr>
+      </w:pPr>
+      <w:r>
+        <w:rPr>
+          <w:rFonts w:ascii="Times New Roman" w:hAnsi="Times New Roman" w:cs="Times New Roman"/>
+          <w:sz w:val="24"/>
+          <w:szCs w:val="24"/>
           <w:lang w:eastAsia="en-ID"/>
         </w:rPr>
         <w:t>Accuracy</w:t>
@@ -16568,25 +16630,7 @@
               <w:szCs w:val="24"/>
               <w:lang w:eastAsia="en-ID"/>
             </w:rPr>
-            <m:t>..………………………….(</m:t>
-          </m:r>
-          <m:r>
-            <w:rPr>
-              <w:rFonts w:ascii="Cambria Math" w:hAnsi="Cambria Math" w:cs="Times New Roman"/>
-              <w:sz w:val="24"/>
-              <w:szCs w:val="24"/>
-              <w:lang w:eastAsia="en-ID"/>
-            </w:rPr>
-            <m:t>2.</m:t>
-          </m:r>
-          <m:r>
-            <w:rPr>
-              <w:rFonts w:ascii="Cambria Math" w:hAnsi="Cambria Math" w:cs="Times New Roman"/>
-              <w:sz w:val="24"/>
-              <w:szCs w:val="24"/>
-              <w:lang w:eastAsia="en-ID"/>
-            </w:rPr>
-            <m:t>5)</m:t>
+            <m:t>..………………………….(2.5)</m:t>
           </m:r>
         </m:oMath>
       </m:oMathPara>
@@ -16633,27 +16677,52 @@
     </w:p>
     <w:p>
       <w:pPr>
-        <w:pStyle w:val="Heading4"/>
+        <w:spacing w:after="0" w:line="360" w:lineRule="auto"/>
+        <w:ind w:left="426"/>
+        <w:jc w:val="both"/>
+        <w:rPr>
+          <w:rFonts w:ascii="Times New Roman" w:eastAsiaTheme="minorEastAsia" w:hAnsi="Times New Roman" w:cs="Times New Roman"/>
+          <w:sz w:val="24"/>
+          <w:szCs w:val="24"/>
+          <w:lang w:eastAsia="en-ID"/>
+        </w:rPr>
+      </w:pPr>
+    </w:p>
+    <w:p>
+      <w:pPr>
+        <w:spacing w:after="0" w:line="360" w:lineRule="auto"/>
+        <w:ind w:left="426"/>
+        <w:jc w:val="both"/>
+        <w:rPr>
+          <w:rFonts w:ascii="Times New Roman" w:eastAsiaTheme="minorEastAsia" w:hAnsi="Times New Roman" w:cs="Times New Roman"/>
+          <w:sz w:val="24"/>
+          <w:szCs w:val="24"/>
+          <w:lang w:eastAsia="en-ID"/>
+        </w:rPr>
+      </w:pPr>
+    </w:p>
+    <w:p>
+      <w:pPr>
+        <w:pStyle w:val="NoSpacing"/>
         <w:numPr>
           <w:ilvl w:val="3"/>
           <w:numId w:val="3"/>
         </w:numPr>
-        <w:spacing w:before="0" w:line="360" w:lineRule="auto"/>
+        <w:spacing w:line="360" w:lineRule="auto"/>
         <w:ind w:left="426" w:hanging="426"/>
         <w:rPr>
           <w:rFonts w:ascii="Times New Roman" w:hAnsi="Times New Roman" w:cs="Times New Roman"/>
-          <w:i w:val="0"/>
-          <w:color w:val="auto"/>
-          <w:sz w:val="24"/>
-          <w:lang w:eastAsia="en-ID"/>
-        </w:rPr>
-      </w:pPr>
-      <w:r>
-        <w:rPr>
-          <w:rFonts w:ascii="Times New Roman" w:hAnsi="Times New Roman" w:cs="Times New Roman"/>
-          <w:i w:val="0"/>
-          <w:color w:val="auto"/>
-          <w:sz w:val="24"/>
+          <w:i/>
+          <w:sz w:val="24"/>
+          <w:szCs w:val="24"/>
+          <w:lang w:eastAsia="en-ID"/>
+        </w:rPr>
+      </w:pPr>
+      <w:r>
+        <w:rPr>
+          <w:rFonts w:ascii="Times New Roman" w:hAnsi="Times New Roman" w:cs="Times New Roman"/>
+          <w:sz w:val="24"/>
+          <w:szCs w:val="24"/>
           <w:lang w:eastAsia="en-ID"/>
         </w:rPr>
         <w:lastRenderedPageBreak/>
@@ -16662,11 +16731,13 @@
     </w:p>
     <w:p>
       <w:pPr>
-        <w:spacing w:after="0" w:line="360" w:lineRule="auto"/>
+        <w:pStyle w:val="NoSpacing"/>
+        <w:spacing w:line="360" w:lineRule="auto"/>
         <w:ind w:left="426"/>
         <w:jc w:val="both"/>
         <w:rPr>
-          <w:rFonts w:ascii="Times New Roman" w:eastAsiaTheme="minorEastAsia" w:hAnsi="Times New Roman" w:cs="Times New Roman"/>
+          <w:rFonts w:ascii="Times New Roman" w:hAnsi="Times New Roman" w:cs="Times New Roman"/>
+          <w:i/>
           <w:sz w:val="24"/>
           <w:szCs w:val="24"/>
           <w:lang w:eastAsia="en-ID"/>
@@ -16786,25 +16857,7 @@
               <w:szCs w:val="24"/>
               <w:lang w:eastAsia="en-ID"/>
             </w:rPr>
-            <m:t>..………………………….(</m:t>
-          </m:r>
-          <m:r>
-            <w:rPr>
-              <w:rFonts w:ascii="Cambria Math" w:hAnsi="Cambria Math" w:cs="Times New Roman"/>
-              <w:sz w:val="24"/>
-              <w:szCs w:val="24"/>
-              <w:lang w:eastAsia="en-ID"/>
-            </w:rPr>
-            <m:t>2.</m:t>
-          </m:r>
-          <m:r>
-            <w:rPr>
-              <w:rFonts w:ascii="Cambria Math" w:hAnsi="Cambria Math" w:cs="Times New Roman"/>
-              <w:sz w:val="24"/>
-              <w:szCs w:val="24"/>
-              <w:lang w:eastAsia="en-ID"/>
-            </w:rPr>
-            <m:t>6)</m:t>
+            <m:t>..………………………….(2.6)</m:t>
           </m:r>
         </m:oMath>
       </m:oMathPara>
@@ -16869,27 +16922,26 @@
     </w:p>
     <w:p>
       <w:pPr>
-        <w:pStyle w:val="Heading4"/>
+        <w:pStyle w:val="NoSpacing"/>
         <w:numPr>
           <w:ilvl w:val="3"/>
           <w:numId w:val="3"/>
         </w:numPr>
-        <w:spacing w:before="0" w:line="360" w:lineRule="auto"/>
+        <w:spacing w:line="360" w:lineRule="auto"/>
         <w:ind w:left="426" w:hanging="426"/>
         <w:rPr>
           <w:rFonts w:ascii="Times New Roman" w:hAnsi="Times New Roman" w:cs="Times New Roman"/>
-          <w:i w:val="0"/>
-          <w:color w:val="auto"/>
-          <w:sz w:val="24"/>
-          <w:lang w:eastAsia="en-ID"/>
-        </w:rPr>
-      </w:pPr>
-      <w:r>
-        <w:rPr>
-          <w:rFonts w:ascii="Times New Roman" w:hAnsi="Times New Roman" w:cs="Times New Roman"/>
-          <w:i w:val="0"/>
-          <w:color w:val="auto"/>
-          <w:sz w:val="24"/>
+          <w:i/>
+          <w:sz w:val="24"/>
+          <w:szCs w:val="24"/>
+          <w:lang w:eastAsia="en-ID"/>
+        </w:rPr>
+      </w:pPr>
+      <w:r>
+        <w:rPr>
+          <w:rFonts w:ascii="Times New Roman" w:hAnsi="Times New Roman" w:cs="Times New Roman"/>
+          <w:sz w:val="24"/>
+          <w:szCs w:val="24"/>
           <w:lang w:eastAsia="en-ID"/>
         </w:rPr>
         <w:t>Recall</w:t>
@@ -16906,7 +16958,7 @@
           <w:szCs w:val="24"/>
         </w:rPr>
       </w:pPr>
-      <w:bookmarkStart w:id="18" w:name="_Hlk199189567"/>
+      <w:bookmarkStart w:id="20" w:name="_Hlk199189567"/>
       <w:r>
         <w:rPr>
           <w:rFonts w:ascii="Times New Roman" w:eastAsia="inter" w:hAnsi="Times New Roman" w:cs="Times New Roman"/>
@@ -16935,7 +16987,7 @@
         <w:br/>
       </w:r>
     </w:p>
-    <w:bookmarkEnd w:id="18"/>
+    <w:bookmarkEnd w:id="20"/>
     <w:p>
       <w:pPr>
         <w:pStyle w:val="ListParagraph"/>
@@ -17045,36 +17097,12 @@
               <w:szCs w:val="24"/>
               <w:lang w:eastAsia="en-ID"/>
             </w:rPr>
-            <m:t>..………………………….(</m:t>
+            <m:t>..………………………….(2.7)</m:t>
           </m:r>
           <m:r>
-            <w:rPr>
-              <w:rFonts w:ascii="Cambria Math" w:hAnsi="Cambria Math" w:cs="Times New Roman"/>
-              <w:sz w:val="24"/>
-              <w:szCs w:val="24"/>
-              <w:lang w:eastAsia="en-ID"/>
-            </w:rPr>
-            <m:t>2.</m:t>
-          </m:r>
-          <m:r>
-            <w:rPr>
-              <w:rFonts w:ascii="Cambria Math" w:hAnsi="Cambria Math" w:cs="Times New Roman"/>
-              <w:sz w:val="24"/>
-              <w:szCs w:val="24"/>
-              <w:lang w:eastAsia="en-ID"/>
-            </w:rPr>
-            <m:t>7</m:t>
-          </m:r>
-          <m:r>
-            <w:rPr>
-              <w:rFonts w:ascii="Cambria Math" w:hAnsi="Cambria Math" w:cs="Times New Roman"/>
-              <w:sz w:val="24"/>
-              <w:szCs w:val="24"/>
-              <w:lang w:eastAsia="en-ID"/>
-            </w:rPr>
-            <m:t>)</m:t>
-          </m:r>
-          <m:r>
+            <m:rPr>
+              <m:sty m:val="p"/>
+            </m:rPr>
             <w:rPr>
               <w:rFonts w:ascii="Times New Roman" w:eastAsiaTheme="minorEastAsia" w:hAnsi="Times New Roman" w:cs="Times New Roman"/>
               <w:sz w:val="24"/>
@@ -17088,27 +17116,26 @@
     </w:p>
     <w:p>
       <w:pPr>
-        <w:pStyle w:val="Heading4"/>
+        <w:pStyle w:val="NoSpacing"/>
         <w:numPr>
           <w:ilvl w:val="3"/>
           <w:numId w:val="3"/>
         </w:numPr>
-        <w:spacing w:before="0" w:line="360" w:lineRule="auto"/>
+        <w:spacing w:line="360" w:lineRule="auto"/>
         <w:ind w:left="426" w:hanging="426"/>
         <w:rPr>
           <w:rFonts w:ascii="Times New Roman" w:hAnsi="Times New Roman" w:cs="Times New Roman"/>
-          <w:i w:val="0"/>
-          <w:color w:val="auto"/>
-          <w:sz w:val="24"/>
-          <w:lang w:eastAsia="en-ID"/>
-        </w:rPr>
-      </w:pPr>
-      <w:r>
-        <w:rPr>
-          <w:rFonts w:ascii="Times New Roman" w:hAnsi="Times New Roman" w:cs="Times New Roman"/>
-          <w:i w:val="0"/>
-          <w:color w:val="auto"/>
-          <w:sz w:val="24"/>
+          <w:i/>
+          <w:sz w:val="24"/>
+          <w:szCs w:val="24"/>
+          <w:lang w:eastAsia="en-ID"/>
+        </w:rPr>
+      </w:pPr>
+      <w:r>
+        <w:rPr>
+          <w:rFonts w:ascii="Times New Roman" w:hAnsi="Times New Roman" w:cs="Times New Roman"/>
+          <w:sz w:val="24"/>
+          <w:szCs w:val="24"/>
           <w:lang w:eastAsia="en-ID"/>
         </w:rPr>
         <w:t>F1-Score</w:t>
@@ -17132,7 +17159,16 @@
           <w:sz w:val="24"/>
           <w:szCs w:val="24"/>
         </w:rPr>
-        <w:t>F1-score merupakan ukuran evaluasi yang menggabungkan precision dan recall dalam satu nilai dengan menggunakan rata-rata harmonis. Metrik ini sangat berguna untuk mengevaluasi performa model pada data yang tidak seimbang, karena memberikan penilaian yang seimbang antara ketepatan dan kemampuan model dalam menangkap seluruh kasus positif.</w:t>
+        <w:t>F1-score merupakan ukuran evaluasi yang menggabungkan precision dan</w:t>
+      </w:r>
+      <w:r>
+        <w:rPr>
+          <w:rFonts w:ascii="Times New Roman" w:eastAsia="inter" w:hAnsi="Times New Roman" w:cs="Times New Roman"/>
+          <w:color w:val="000000"/>
+          <w:sz w:val="24"/>
+          <w:szCs w:val="24"/>
+        </w:rPr>
+        <w:t xml:space="preserve"> recall dalam satu nilai dengan menggunakan rata-rata harmonis. Metrik ini sangat berguna untuk mengevaluasi performa model pada data yang tidak seimbang, karena memberikan penilaian yang seimbang antara ketepatan dan kemampuan model dalam menangkap seluruh kasus positif.</w:t>
       </w:r>
       <w:r>
         <w:rPr>
@@ -17281,25 +17317,7 @@
               <w:szCs w:val="24"/>
               <w:lang w:eastAsia="en-ID"/>
             </w:rPr>
-            <m:t>..………………………….(</m:t>
-          </m:r>
-          <m:r>
-            <w:rPr>
-              <w:rFonts w:ascii="Cambria Math" w:hAnsi="Cambria Math" w:cs="Times New Roman"/>
-              <w:sz w:val="24"/>
-              <w:szCs w:val="24"/>
-              <w:lang w:eastAsia="en-ID"/>
-            </w:rPr>
-            <m:t>2.</m:t>
-          </m:r>
-          <m:r>
-            <w:rPr>
-              <w:rFonts w:ascii="Cambria Math" w:hAnsi="Cambria Math" w:cs="Times New Roman"/>
-              <w:sz w:val="24"/>
-              <w:szCs w:val="24"/>
-              <w:lang w:eastAsia="en-ID"/>
-            </w:rPr>
-            <m:t>8)</m:t>
+            <m:t>..………………………….(2.8)</m:t>
           </m:r>
         </m:oMath>
       </m:oMathPara>
@@ -17362,6 +17380,7 @@
           <w:numId w:val="3"/>
         </w:numPr>
         <w:spacing w:before="0" w:line="480" w:lineRule="auto"/>
+        <w:ind w:left="284" w:hanging="284"/>
         <w:rPr>
           <w:rFonts w:ascii="Times New Roman" w:hAnsi="Times New Roman" w:cs="Times New Roman"/>
           <w:b/>
@@ -17371,7 +17390,7 @@
           <w:lang w:eastAsia="en-ID"/>
         </w:rPr>
       </w:pPr>
-      <w:bookmarkStart w:id="19" w:name="_Toc201860559"/>
+      <w:bookmarkStart w:id="21" w:name="_Toc201860559"/>
       <w:r>
         <w:rPr>
           <w:rFonts w:ascii="Times New Roman" w:hAnsi="Times New Roman" w:cs="Times New Roman"/>
@@ -17427,7 +17446,7 @@
         </w:rPr>
         <w:t>ode</w:t>
       </w:r>
-      <w:bookmarkEnd w:id="19"/>
+      <w:bookmarkEnd w:id="21"/>
     </w:p>
     <w:p>
       <w:pPr>
@@ -17459,6 +17478,7 @@
           <w:numId w:val="3"/>
         </w:numPr>
         <w:spacing w:before="0" w:line="480" w:lineRule="auto"/>
+        <w:ind w:left="284" w:hanging="284"/>
         <w:rPr>
           <w:rFonts w:ascii="Times New Roman" w:hAnsi="Times New Roman" w:cs="Times New Roman"/>
           <w:b/>
@@ -17479,7 +17499,7 @@
         </w:rPr>
         <w:t xml:space="preserve"> </w:t>
       </w:r>
-      <w:bookmarkStart w:id="20" w:name="_Toc201860560"/>
+      <w:bookmarkStart w:id="22" w:name="_Toc201860560"/>
       <w:r>
         <w:rPr>
           <w:rFonts w:ascii="Times New Roman" w:hAnsi="Times New Roman" w:cs="Times New Roman"/>
@@ -17491,7 +17511,7 @@
         </w:rPr>
         <w:t>Website</w:t>
       </w:r>
-      <w:bookmarkEnd w:id="20"/>
+      <w:bookmarkEnd w:id="22"/>
     </w:p>
     <w:p>
       <w:pPr>
@@ -17648,6 +17668,7 @@
           <w:numId w:val="3"/>
         </w:numPr>
         <w:spacing w:before="0" w:line="480" w:lineRule="auto"/>
+        <w:ind w:left="284" w:hanging="284"/>
         <w:rPr>
           <w:rFonts w:ascii="Times New Roman" w:hAnsi="Times New Roman" w:cs="Times New Roman"/>
           <w:b/>
@@ -17668,7 +17689,7 @@
         </w:rPr>
         <w:t xml:space="preserve"> </w:t>
       </w:r>
-      <w:bookmarkStart w:id="21" w:name="_Toc201860561"/>
+      <w:bookmarkStart w:id="23" w:name="_Toc201860561"/>
       <w:r>
         <w:rPr>
           <w:rFonts w:ascii="Times New Roman" w:hAnsi="Times New Roman" w:cs="Times New Roman"/>
@@ -17680,7 +17701,7 @@
         </w:rPr>
         <w:t>Bahasa Pemrograman Python</w:t>
       </w:r>
-      <w:bookmarkEnd w:id="21"/>
+      <w:bookmarkEnd w:id="23"/>
     </w:p>
     <w:p>
       <w:pPr>
@@ -17736,6 +17757,7 @@
           <w:numId w:val="3"/>
         </w:numPr>
         <w:spacing w:before="0" w:line="480" w:lineRule="auto"/>
+        <w:ind w:left="284" w:hanging="284"/>
         <w:rPr>
           <w:rFonts w:ascii="Times New Roman" w:hAnsi="Times New Roman" w:cs="Times New Roman"/>
           <w:b/>
@@ -17756,7 +17778,7 @@
         </w:rPr>
         <w:t xml:space="preserve"> </w:t>
       </w:r>
-      <w:bookmarkStart w:id="22" w:name="_Toc201860562"/>
+      <w:bookmarkStart w:id="24" w:name="_Toc201860562"/>
       <w:r>
         <w:rPr>
           <w:rFonts w:ascii="Times New Roman" w:hAnsi="Times New Roman" w:cs="Times New Roman"/>
@@ -17768,7 +17790,7 @@
         </w:rPr>
         <w:t>Framework Flask</w:t>
       </w:r>
-      <w:bookmarkEnd w:id="22"/>
+      <w:bookmarkEnd w:id="24"/>
     </w:p>
     <w:p>
       <w:pPr>
@@ -17800,6 +17822,7 @@
           <w:numId w:val="3"/>
         </w:numPr>
         <w:spacing w:before="0" w:line="480" w:lineRule="auto"/>
+        <w:ind w:left="284" w:hanging="284"/>
         <w:rPr>
           <w:rFonts w:ascii="Times New Roman" w:hAnsi="Times New Roman" w:cs="Times New Roman"/>
           <w:b/>
@@ -17809,7 +17832,7 @@
           <w:lang w:eastAsia="en-ID"/>
         </w:rPr>
       </w:pPr>
-      <w:bookmarkStart w:id="23" w:name="_Toc201860563"/>
+      <w:bookmarkStart w:id="25" w:name="_Toc201860563"/>
       <w:r>
         <w:rPr>
           <w:rFonts w:ascii="Times New Roman" w:hAnsi="Times New Roman" w:cs="Times New Roman"/>
@@ -17830,7 +17853,7 @@
         </w:rPr>
         <w:t>Unified Modeling Language (UML)</w:t>
       </w:r>
-      <w:bookmarkEnd w:id="23"/>
+      <w:bookmarkEnd w:id="25"/>
     </w:p>
     <w:p>
       <w:pPr>
@@ -17890,6 +17913,7 @@
             <w:docPart w:val="DefaultPlaceholder_-1854013440"/>
           </w:placeholder>
         </w:sdtPr>
+        <w:sdtEndPr/>
         <w:sdtContent>
           <w:r>
             <w:rPr>
@@ -18471,7 +18495,7 @@
           <w:lang w:eastAsia="en-ID"/>
         </w:rPr>
       </w:pPr>
-      <w:bookmarkStart w:id="24" w:name="_Toc201860568"/>
+      <w:bookmarkStart w:id="26" w:name="_Toc201860568"/>
       <w:r>
         <w:rPr>
           <w:rFonts w:ascii="Times New Roman" w:hAnsi="Times New Roman" w:cs="Times New Roman"/>
@@ -18483,7 +18507,7 @@
         </w:rPr>
         <w:t>Penelitian Terkait</w:t>
       </w:r>
-      <w:bookmarkEnd w:id="24"/>
+      <w:bookmarkEnd w:id="26"/>
     </w:p>
     <w:p>
       <w:pPr>
@@ -19004,12 +19028,12 @@
           <w:docGrid w:linePitch="360"/>
         </w:sectPr>
       </w:pPr>
-      <w:bookmarkStart w:id="25" w:name="_Toc201860569"/>
+      <w:bookmarkStart w:id="27" w:name="_Toc201860569"/>
     </w:p>
     <w:p>
       <w:pPr>
         <w:pStyle w:val="Heading1"/>
-        <w:spacing w:before="0" w:line="360" w:lineRule="auto"/>
+        <w:spacing w:before="0" w:after="720" w:line="240" w:lineRule="auto"/>
         <w:jc w:val="center"/>
         <w:rPr>
           <w:rFonts w:ascii="Times New Roman" w:hAnsi="Times New Roman" w:cs="Times New Roman"/>
@@ -19044,7 +19068,7 @@
         <w:br/>
         <w:t>METODELOGI PENELITIAN</w:t>
       </w:r>
-      <w:bookmarkEnd w:id="25"/>
+      <w:bookmarkEnd w:id="27"/>
     </w:p>
     <w:p>
       <w:pPr>
@@ -19053,7 +19077,7 @@
           <w:ilvl w:val="1"/>
           <w:numId w:val="4"/>
         </w:numPr>
-        <w:spacing w:before="0" w:line="360" w:lineRule="auto"/>
+        <w:spacing w:before="0" w:line="480" w:lineRule="auto"/>
         <w:jc w:val="both"/>
         <w:rPr>
           <w:rStyle w:val="fadeinm1hgl8"/>
@@ -19065,9 +19089,7 @@
           <w:lang w:eastAsia="en-ID"/>
         </w:rPr>
       </w:pPr>
-      <w:bookmarkStart w:id="26" w:name="_Toc201860570"/>
-      <w:bookmarkStart w:id="27" w:name="_GoBack"/>
-      <w:bookmarkEnd w:id="27"/>
+      <w:bookmarkStart w:id="28" w:name="_Toc201860570"/>
       <w:r>
         <w:rPr>
           <w:rFonts w:ascii="Times New Roman" w:hAnsi="Times New Roman" w:cs="Times New Roman"/>
@@ -19079,7 +19101,7 @@
         </w:rPr>
         <w:t>Kerangka Kerja Penelitian</w:t>
       </w:r>
-      <w:bookmarkEnd w:id="26"/>
+      <w:bookmarkEnd w:id="28"/>
     </w:p>
     <w:p>
       <w:pPr>
@@ -24532,7 +24554,7 @@
           <w:lang w:eastAsia="en-ID"/>
         </w:rPr>
       </w:pPr>
-      <w:bookmarkStart w:id="28" w:name="_Toc201860571"/>
+      <w:bookmarkStart w:id="29" w:name="_Toc201860571"/>
       <w:r>
         <w:rPr>
           <w:rFonts w:ascii="Times New Roman" w:hAnsi="Times New Roman" w:cs="Times New Roman"/>
@@ -24544,7 +24566,7 @@
         </w:rPr>
         <w:t>Lokasi Riset dan Sampel Data</w:t>
       </w:r>
-      <w:bookmarkEnd w:id="28"/>
+      <w:bookmarkEnd w:id="29"/>
     </w:p>
     <w:p>
       <w:pPr>
@@ -33697,7 +33719,7 @@
           <w:lang w:eastAsia="en-ID"/>
         </w:rPr>
       </w:pPr>
-      <w:bookmarkStart w:id="29" w:name="_Toc201860572"/>
+      <w:bookmarkStart w:id="30" w:name="_Toc201860572"/>
       <w:r>
         <w:rPr>
           <w:rFonts w:ascii="Times New Roman" w:hAnsi="Times New Roman" w:cs="Times New Roman"/>
@@ -33709,7 +33731,7 @@
         </w:rPr>
         <w:t>Waktu Pelaksanaan</w:t>
       </w:r>
-      <w:bookmarkEnd w:id="29"/>
+      <w:bookmarkEnd w:id="30"/>
     </w:p>
     <w:p>
       <w:pPr>
@@ -40860,7 +40882,7 @@
           <w:docGrid w:linePitch="360"/>
         </w:sectPr>
       </w:pPr>
-      <w:bookmarkStart w:id="30" w:name="_Toc201860573"/>
+      <w:bookmarkStart w:id="31" w:name="_Toc201860573"/>
     </w:p>
     <w:p>
       <w:pPr>
@@ -40900,7 +40922,7 @@
         <w:br/>
         <w:t>ANALISA DAN HASIL</w:t>
       </w:r>
-      <w:bookmarkEnd w:id="30"/>
+      <w:bookmarkEnd w:id="31"/>
     </w:p>
     <w:p>
       <w:pPr>
@@ -40938,7 +40960,7 @@
         </w:rPr>
         <w:t xml:space="preserve"> </w:t>
       </w:r>
-      <w:bookmarkStart w:id="31" w:name="_Toc201860574"/>
+      <w:bookmarkStart w:id="32" w:name="_Toc201860574"/>
       <w:r>
         <w:rPr>
           <w:rFonts w:ascii="Times New Roman" w:hAnsi="Times New Roman" w:cs="Times New Roman"/>
@@ -40950,7 +40972,7 @@
         </w:rPr>
         <w:t>Analisa dan Penerapan Metode</w:t>
       </w:r>
-      <w:bookmarkEnd w:id="31"/>
+      <w:bookmarkEnd w:id="32"/>
     </w:p>
     <w:p>
       <w:pPr>
@@ -40970,7 +40992,7 @@
           <w:lang w:eastAsia="en-ID"/>
         </w:rPr>
       </w:pPr>
-      <w:bookmarkStart w:id="32" w:name="_Toc201860575"/>
+      <w:bookmarkStart w:id="33" w:name="_Toc201860575"/>
       <w:r>
         <w:rPr>
           <w:rFonts w:ascii="Times New Roman" w:hAnsi="Times New Roman" w:cs="Times New Roman"/>
@@ -40982,7 +41004,7 @@
         </w:rPr>
         <w:t>Perancangan atau Pemodelan Sistem</w:t>
       </w:r>
-      <w:bookmarkEnd w:id="32"/>
+      <w:bookmarkEnd w:id="33"/>
     </w:p>
     <w:p>
       <w:pPr>
@@ -41002,7 +41024,7 @@
           <w:lang w:eastAsia="en-ID"/>
         </w:rPr>
       </w:pPr>
-      <w:bookmarkStart w:id="33" w:name="_Toc201860576"/>
+      <w:bookmarkStart w:id="34" w:name="_Toc201860576"/>
       <w:r>
         <w:rPr>
           <w:rFonts w:ascii="Times New Roman" w:hAnsi="Times New Roman" w:cs="Times New Roman"/>
@@ -41014,7 +41036,7 @@
         </w:rPr>
         <w:t>Implementasi</w:t>
       </w:r>
-      <w:bookmarkEnd w:id="33"/>
+      <w:bookmarkEnd w:id="34"/>
     </w:p>
     <w:p>
       <w:pPr>
@@ -41034,7 +41056,7 @@
           <w:lang w:eastAsia="en-ID"/>
         </w:rPr>
       </w:pPr>
-      <w:bookmarkStart w:id="34" w:name="_Toc201860577"/>
+      <w:bookmarkStart w:id="35" w:name="_Toc201860577"/>
       <w:r>
         <w:rPr>
           <w:rFonts w:ascii="Times New Roman" w:hAnsi="Times New Roman" w:cs="Times New Roman"/>
@@ -41046,7 +41068,7 @@
         </w:rPr>
         <w:t>Hasil Pengujian</w:t>
       </w:r>
-      <w:bookmarkEnd w:id="34"/>
+      <w:bookmarkEnd w:id="35"/>
     </w:p>
     <w:p>
       <w:pPr>
@@ -41084,7 +41106,7 @@
           <w:lang w:eastAsia="en-ID"/>
         </w:rPr>
       </w:pPr>
-      <w:bookmarkStart w:id="35" w:name="_Toc201860578"/>
+      <w:bookmarkStart w:id="36" w:name="_Toc201860578"/>
       <w:r>
         <w:rPr>
           <w:rFonts w:ascii="Times New Roman" w:hAnsi="Times New Roman" w:cs="Times New Roman"/>
@@ -41109,7 +41131,7 @@
         <w:br/>
         <w:t>KESIMPULAN DAN SARAN</w:t>
       </w:r>
-      <w:bookmarkEnd w:id="35"/>
+      <w:bookmarkEnd w:id="36"/>
     </w:p>
     <w:p>
       <w:pPr>
@@ -41147,7 +41169,7 @@
         </w:rPr>
         <w:t xml:space="preserve"> </w:t>
       </w:r>
-      <w:bookmarkStart w:id="36" w:name="_Toc201860579"/>
+      <w:bookmarkStart w:id="37" w:name="_Toc201860579"/>
       <w:r>
         <w:rPr>
           <w:rFonts w:ascii="Times New Roman" w:hAnsi="Times New Roman" w:cs="Times New Roman"/>
@@ -41159,7 +41181,7 @@
         </w:rPr>
         <w:t>Kesimpulan</w:t>
       </w:r>
-      <w:bookmarkEnd w:id="36"/>
+      <w:bookmarkEnd w:id="37"/>
     </w:p>
     <w:p>
       <w:pPr>
@@ -41179,7 +41201,7 @@
           <w:lang w:eastAsia="en-ID"/>
         </w:rPr>
       </w:pPr>
-      <w:bookmarkStart w:id="37" w:name="_Toc201860580"/>
+      <w:bookmarkStart w:id="38" w:name="_Toc201860580"/>
       <w:r>
         <w:rPr>
           <w:rFonts w:ascii="Times New Roman" w:hAnsi="Times New Roman" w:cs="Times New Roman"/>
@@ -41191,7 +41213,7 @@
         </w:rPr>
         <w:t>Saran</w:t>
       </w:r>
-      <w:bookmarkEnd w:id="37"/>
+      <w:bookmarkEnd w:id="38"/>
     </w:p>
     <w:p>
       <w:pPr>
@@ -41221,7 +41243,7 @@
           <w:lang w:eastAsia="en-ID"/>
         </w:rPr>
       </w:pPr>
-      <w:bookmarkStart w:id="38" w:name="_Toc201860581"/>
+      <w:bookmarkStart w:id="39" w:name="_Toc201860581"/>
       <w:r>
         <w:rPr>
           <w:rFonts w:ascii="Times New Roman" w:hAnsi="Times New Roman" w:cs="Times New Roman"/>
@@ -41234,7 +41256,7 @@
         <w:lastRenderedPageBreak/>
         <w:t>DAFTAR PUSTAKA</w:t>
       </w:r>
-      <w:bookmarkEnd w:id="38"/>
+      <w:bookmarkEnd w:id="39"/>
     </w:p>
     <w:p>
       <w:pPr>
@@ -41245,7 +41267,7 @@
         </w:rPr>
       </w:pPr>
     </w:p>
-    <w:bookmarkStart w:id="39" w:name="_Toc201860582" w:displacedByCustomXml="next"/>
+    <w:bookmarkStart w:id="40" w:name="_Toc201860582" w:displacedByCustomXml="next"/>
     <w:sdt>
       <w:sdtPr>
         <w:rPr>
@@ -41260,6 +41282,7 @@
           <w:docPartUnique/>
         </w:docPartObj>
       </w:sdtPr>
+      <w:sdtEndPr/>
       <w:sdtContent>
         <w:p>
           <w:pPr>
@@ -41269,13 +41292,14 @@
           <w:r>
             <w:t>Bibliography</w:t>
           </w:r>
-          <w:bookmarkEnd w:id="39"/>
+          <w:bookmarkEnd w:id="40"/>
         </w:p>
         <w:sdt>
           <w:sdtPr>
             <w:id w:val="111145805"/>
             <w:bibliography/>
           </w:sdtPr>
+          <w:sdtEndPr/>
           <w:sdtContent>
             <w:p>
               <w:pPr>
@@ -43362,7 +43386,7 @@
   <w:abstractNum w:abstractNumId="4" w15:restartNumberingAfterBreak="0">
     <w:nsid w:val="09261C94"/>
     <w:multiLevelType w:val="hybridMultilevel"/>
-    <w:tmpl w:val="C52E095A"/>
+    <w:tmpl w:val="7714C344"/>
     <w:lvl w:ilvl="0" w:tplc="38090017">
       <w:start w:val="1"/>
       <w:numFmt w:val="lowerLetter"/>
@@ -48016,7 +48040,7 @@
   <w:abstractNum w:abstractNumId="50" w15:restartNumberingAfterBreak="0">
     <w:nsid w:val="68706EC3"/>
     <w:multiLevelType w:val="multilevel"/>
-    <w:tmpl w:val="0F44E28C"/>
+    <w:tmpl w:val="46EEA9EA"/>
     <w:lvl w:ilvl="0">
       <w:start w:val="2"/>
       <w:numFmt w:val="decimal"/>
@@ -48052,6 +48076,7 @@
       </w:pPr>
       <w:rPr>
         <w:rFonts w:hint="default"/>
+        <w:i w:val="0"/>
         <w:color w:val="auto"/>
       </w:rPr>
     </w:lvl>
@@ -48061,11 +48086,12 @@
       <w:lvlText w:val="%4)"/>
       <w:lvlJc w:val="left"/>
       <w:pPr>
-        <w:ind w:left="720" w:hanging="720"/>
+        <w:ind w:left="862" w:hanging="720"/>
       </w:pPr>
       <w:rPr>
         <w:rFonts w:hint="default"/>
         <w:b w:val="0"/>
+        <w:i w:val="0"/>
         <w:color w:val="auto"/>
         <w:sz w:val="24"/>
         <w:szCs w:val="24"/>
@@ -50645,7 +50671,7 @@
     <w:charset w:val="00"/>
     <w:family w:val="roman"/>
     <w:pitch w:val="variable"/>
-    <w:sig w:usb0="E0002AFF" w:usb1="C0007843" w:usb2="00000009" w:usb3="00000000" w:csb0="000001FF" w:csb1="00000000"/>
+    <w:sig w:usb0="E0002EFF" w:usb1="C000785B" w:usb2="00000009" w:usb3="00000000" w:csb0="000001FF" w:csb1="00000000"/>
   </w:font>
   <w:font w:name="Courier New">
     <w:panose1 w:val="02070309020205020404"/>
@@ -50659,7 +50685,7 @@
     <w:charset w:val="00"/>
     <w:family w:val="swiss"/>
     <w:pitch w:val="variable"/>
-    <w:sig w:usb0="E0002AFF" w:usb1="4000ACFF" w:usb2="00000001" w:usb3="00000000" w:csb0="000001FF" w:csb1="00000000"/>
+    <w:sig w:usb0="E4002EFF" w:usb1="C000247B" w:usb2="00000009" w:usb3="00000000" w:csb0="000001FF" w:csb1="00000000"/>
   </w:font>
   <w:font w:name="Wingdings">
     <w:panose1 w:val="05000000000000000000"/>
@@ -50673,7 +50699,7 @@
     <w:charset w:val="00"/>
     <w:family w:val="swiss"/>
     <w:pitch w:val="variable"/>
-    <w:sig w:usb0="A0002AEF" w:usb1="4000207B" w:usb2="00000000" w:usb3="00000000" w:csb0="000001FF" w:csb1="00000000"/>
+    <w:sig w:usb0="E4002EFF" w:usb1="C000247B" w:usb2="00000009" w:usb3="00000000" w:csb0="000001FF" w:csb1="00000000"/>
   </w:font>
   <w:font w:name="Segoe UI">
     <w:altName w:val="Sylfaen"/>
@@ -50711,7 +50737,7 @@
     <w:charset w:val="00"/>
     <w:family w:val="swiss"/>
     <w:pitch w:val="variable"/>
-    <w:sig w:usb0="E0002AFF" w:usb1="C0007843" w:usb2="00000009" w:usb3="00000000" w:csb0="000001FF" w:csb1="00000000"/>
+    <w:sig w:usb0="E0002EFF" w:usb1="C000785B" w:usb2="00000009" w:usb3="00000000" w:csb0="000001FF" w:csb1="00000000"/>
   </w:font>
   <w:font w:name="Cambria Math">
     <w:panose1 w:val="02040503050406030204"/>
@@ -50761,6 +50787,7 @@
     <w:rsid w:val="006577A1"/>
     <w:rsid w:val="006C0C86"/>
     <w:rsid w:val="007C2932"/>
+    <w:rsid w:val="007C3E1C"/>
     <w:rsid w:val="009163B9"/>
     <w:rsid w:val="009C50A5"/>
     <w:rsid w:val="009E3192"/>
@@ -50770,6 +50797,7 @@
     <w:rsid w:val="00C36692"/>
     <w:rsid w:val="00C714C6"/>
     <w:rsid w:val="00DE2EF9"/>
+    <w:rsid w:val="00E57860"/>
   </w:rsids>
   <m:mathPr>
     <m:mathFont m:val="Cambria Math"/>
@@ -51949,7 +51977,7 @@
 </file>
 
 <file path=customXml/itemProps1.xml><?xml version="1.0" encoding="utf-8"?>
-<ds:datastoreItem xmlns:ds="http://schemas.openxmlformats.org/officeDocument/2006/customXml" ds:itemID="{545D941D-F5B3-46E2-AA07-6964B217727C}">
+<ds:datastoreItem xmlns:ds="http://schemas.openxmlformats.org/officeDocument/2006/customXml" ds:itemID="{36928EE5-E996-40D1-A0A8-3E722BCD9514}">
   <ds:schemaRefs>
     <ds:schemaRef ds:uri="http://schemas.openxmlformats.org/officeDocument/2006/bibliography"/>
   </ds:schemaRefs>

--- a/SKRIPSI.docx
+++ b/SKRIPSI.docx
@@ -1,6 +1,6 @@
 
 <file path=word/document.xml><?xml version="1.0" encoding="utf-8"?>
-<w:document xmlns:wpc="http://schemas.microsoft.com/office/word/2010/wordprocessingCanvas" xmlns:cx="http://schemas.microsoft.com/office/drawing/2014/chartex" xmlns:cx1="http://schemas.microsoft.com/office/drawing/2015/9/8/chartex" xmlns:cx2="http://schemas.microsoft.com/office/drawing/2015/10/21/chartex" xmlns:cx3="http://schemas.microsoft.com/office/drawing/2016/5/9/chartex" xmlns:cx4="http://schemas.microsoft.com/office/drawing/2016/5/10/chartex" xmlns:cx5="http://schemas.microsoft.com/office/drawing/2016/5/11/chartex" xmlns:cx6="http://schemas.microsoft.com/office/drawing/2016/5/12/chartex" xmlns:cx7="http://schemas.microsoft.com/office/drawing/2016/5/13/chartex" xmlns:cx8="http://schemas.microsoft.com/office/drawing/2016/5/14/chartex" xmlns:mc="http://schemas.openxmlformats.org/markup-compatibility/2006" xmlns:aink="http://schemas.microsoft.com/office/drawing/2016/ink" xmlns:am3d="http://schemas.microsoft.com/office/drawing/2017/model3d" xmlns:o="urn:schemas-microsoft-com:office:office" xmlns:r="http://schemas.openxmlformats.org/officeDocument/2006/relationships" xmlns:m="http://schemas.openxmlformats.org/officeDocument/2006/math" xmlns:v="urn:schemas-microsoft-com:vml" xmlns:wp14="http://schemas.microsoft.com/office/word/2010/wordprocessingDrawing" xmlns:wp="http://schemas.openxmlformats.org/drawingml/2006/wordprocessingDrawing" xmlns:w10="urn:schemas-microsoft-com:office:word" xmlns:w="http://schemas.openxmlformats.org/wordprocessingml/2006/main" xmlns:w14="http://schemas.microsoft.com/office/word/2010/wordml" xmlns:w15="http://schemas.microsoft.com/office/word/2012/wordml" xmlns:w16cid="http://schemas.microsoft.com/office/word/2016/wordml/cid" xmlns:w16se="http://schemas.microsoft.com/office/word/2015/wordml/symex" xmlns:wpg="http://schemas.microsoft.com/office/word/2010/wordprocessingGroup" xmlns:wpi="http://schemas.microsoft.com/office/word/2010/wordprocessingInk" xmlns:wne="http://schemas.microsoft.com/office/word/2006/wordml" xmlns:wps="http://schemas.microsoft.com/office/word/2010/wordprocessingShape" mc:Ignorable="w14 w15 w16se w16cid wp14">
+<w:document xmlns:wpc="http://schemas.microsoft.com/office/word/2010/wordprocessingCanvas" xmlns:cx="http://schemas.microsoft.com/office/drawing/2014/chartex" xmlns:cx1="http://schemas.microsoft.com/office/drawing/2015/9/8/chartex" xmlns:cx2="http://schemas.microsoft.com/office/drawing/2015/10/21/chartex" xmlns:cx3="http://schemas.microsoft.com/office/drawing/2016/5/9/chartex" xmlns:cx4="http://schemas.microsoft.com/office/drawing/2016/5/10/chartex" xmlns:cx5="http://schemas.microsoft.com/office/drawing/2016/5/11/chartex" xmlns:cx6="http://schemas.microsoft.com/office/drawing/2016/5/12/chartex" xmlns:cx7="http://schemas.microsoft.com/office/drawing/2016/5/13/chartex" xmlns:cx8="http://schemas.microsoft.com/office/drawing/2016/5/14/chartex" xmlns:mc="http://schemas.openxmlformats.org/markup-compatibility/2006" xmlns:aink="http://schemas.microsoft.com/office/drawing/2016/ink" xmlns:am3d="http://schemas.microsoft.com/office/drawing/2017/model3d" xmlns:o="urn:schemas-microsoft-com:office:office" xmlns:oel="http://schemas.microsoft.com/office/2019/extlst" xmlns:r="http://schemas.openxmlformats.org/officeDocument/2006/relationships" xmlns:m="http://schemas.openxmlformats.org/officeDocument/2006/math" xmlns:v="urn:schemas-microsoft-com:vml" xmlns:wp14="http://schemas.microsoft.com/office/word/2010/wordprocessingDrawing" xmlns:wp="http://schemas.openxmlformats.org/drawingml/2006/wordprocessingDrawing" xmlns:w10="urn:schemas-microsoft-com:office:word" xmlns:w="http://schemas.openxmlformats.org/wordprocessingml/2006/main" xmlns:w14="http://schemas.microsoft.com/office/word/2010/wordml" xmlns:w15="http://schemas.microsoft.com/office/word/2012/wordml" xmlns:w16cex="http://schemas.microsoft.com/office/word/2018/wordml/cex" xmlns:w16cid="http://schemas.microsoft.com/office/word/2016/wordml/cid" xmlns:w16="http://schemas.microsoft.com/office/word/2018/wordml" xmlns:w16sdtdh="http://schemas.microsoft.com/office/word/2020/wordml/sdtdatahash" xmlns:w16se="http://schemas.microsoft.com/office/word/2015/wordml/symex" xmlns:wpg="http://schemas.microsoft.com/office/word/2010/wordprocessingGroup" xmlns:wpi="http://schemas.microsoft.com/office/word/2010/wordprocessingInk" xmlns:wne="http://schemas.microsoft.com/office/word/2006/wordml" xmlns:wps="http://schemas.microsoft.com/office/word/2010/wordprocessingShape" mc:Ignorable="w14 w15 w16se w16cid w16 w16cex w16sdtdh wp14">
   <w:body>
     <w:p>
       <w:pPr>
@@ -3303,8 +3303,6 @@
           <w:szCs w:val="24"/>
         </w:rPr>
       </w:pPr>
-      <w:bookmarkStart w:id="2" w:name="_GoBack"/>
-      <w:bookmarkEnd w:id="2"/>
     </w:p>
     <w:p>
       <w:pPr>
@@ -3335,7 +3333,7 @@
           <w:lang w:eastAsia="en-ID"/>
         </w:rPr>
       </w:pPr>
-      <w:bookmarkStart w:id="3" w:name="_Toc201860539"/>
+      <w:bookmarkStart w:id="2" w:name="_Toc201860539"/>
       <w:r>
         <w:rPr>
           <w:rFonts w:ascii="Times New Roman" w:eastAsia="Times New Roman" w:hAnsi="Times New Roman" w:cs="Times New Roman"/>
@@ -3347,7 +3345,7 @@
         <w:lastRenderedPageBreak/>
         <w:t>KATA PENGANTAR</w:t>
       </w:r>
-      <w:bookmarkEnd w:id="3"/>
+      <w:bookmarkEnd w:id="2"/>
     </w:p>
     <w:p>
       <w:pPr>
@@ -3725,7 +3723,7 @@
           <w:lang w:eastAsia="en-ID"/>
         </w:rPr>
       </w:pPr>
-      <w:bookmarkStart w:id="4" w:name="_Toc201860540"/>
+      <w:bookmarkStart w:id="3" w:name="_Toc201860540"/>
       <w:r>
         <w:rPr>
           <w:rFonts w:ascii="Times New Roman" w:eastAsia="Times New Roman" w:hAnsi="Times New Roman" w:cs="Times New Roman"/>
@@ -3738,7 +3736,7 @@
         <w:lastRenderedPageBreak/>
         <w:t>DAFTAR ISI</w:t>
       </w:r>
-      <w:bookmarkEnd w:id="4"/>
+      <w:bookmarkEnd w:id="3"/>
     </w:p>
     <w:sdt>
       <w:sdtPr>
@@ -7706,7 +7704,7 @@
           <w:lang w:eastAsia="en-ID"/>
         </w:rPr>
       </w:pPr>
-      <w:bookmarkStart w:id="5" w:name="_Toc201860541"/>
+      <w:bookmarkStart w:id="4" w:name="_Toc201860541"/>
       <w:r>
         <w:rPr>
           <w:rFonts w:ascii="Times New Roman" w:hAnsi="Times New Roman" w:cs="Times New Roman"/>
@@ -7719,7 +7717,7 @@
         <w:lastRenderedPageBreak/>
         <w:t>DAFTAR GAMBAR</w:t>
       </w:r>
-      <w:bookmarkEnd w:id="5"/>
+      <w:bookmarkEnd w:id="4"/>
     </w:p>
     <w:p>
       <w:pPr>
@@ -7755,7 +7753,7 @@
           <w:docGrid w:linePitch="360"/>
         </w:sectPr>
       </w:pPr>
-      <w:bookmarkStart w:id="6" w:name="_Toc201860542"/>
+      <w:bookmarkStart w:id="5" w:name="_Toc201860542"/>
       <w:r>
         <w:rPr>
           <w:rFonts w:ascii="Times New Roman" w:hAnsi="Times New Roman" w:cs="Times New Roman"/>
@@ -7768,7 +7766,7 @@
         <w:lastRenderedPageBreak/>
         <w:t>DAFTAR TABEL</w:t>
       </w:r>
-      <w:bookmarkEnd w:id="6"/>
+      <w:bookmarkEnd w:id="5"/>
     </w:p>
     <w:p>
       <w:pPr>
@@ -7784,7 +7782,7 @@
           <w:lang w:eastAsia="en-ID"/>
         </w:rPr>
       </w:pPr>
-      <w:bookmarkStart w:id="7" w:name="_Toc201860543"/>
+      <w:bookmarkStart w:id="6" w:name="_Toc201860543"/>
       <w:r>
         <w:rPr>
           <w:rFonts w:ascii="Times New Roman" w:hAnsi="Times New Roman" w:cs="Times New Roman"/>
@@ -7830,7 +7828,7 @@
         </w:rPr>
         <w:t>PENDAHULUAN</w:t>
       </w:r>
-      <w:bookmarkEnd w:id="7"/>
+      <w:bookmarkEnd w:id="6"/>
     </w:p>
     <w:p>
       <w:pPr>
@@ -7850,7 +7848,7 @@
           <w:lang w:eastAsia="en-ID"/>
         </w:rPr>
       </w:pPr>
-      <w:bookmarkStart w:id="8" w:name="_Toc201860544"/>
+      <w:bookmarkStart w:id="7" w:name="_Toc201860544"/>
       <w:r>
         <w:rPr>
           <w:rFonts w:ascii="Times New Roman" w:hAnsi="Times New Roman" w:cs="Times New Roman"/>
@@ -7862,7 +7860,7 @@
         </w:rPr>
         <w:t>Latar Belakang</w:t>
       </w:r>
-      <w:bookmarkEnd w:id="8"/>
+      <w:bookmarkEnd w:id="7"/>
     </w:p>
     <w:p>
       <w:pPr>
@@ -8304,7 +8302,6 @@
             <w:docPart w:val="4722CCE16C9549DB95E51246106D7417"/>
           </w:placeholder>
         </w:sdtPr>
-        <w:sdtEndPr/>
         <w:sdtContent>
           <w:r>
             <w:rPr>
@@ -8432,7 +8429,6 @@
             <w:docPart w:val="4722CCE16C9549DB95E51246106D7417"/>
           </w:placeholder>
         </w:sdtPr>
-        <w:sdtEndPr/>
         <w:sdtContent>
           <w:r>
             <w:rPr>
@@ -8577,7 +8573,6 @@
             <w:docPart w:val="5A5560231EF54300AFF492BC1CDD2DE7"/>
           </w:placeholder>
         </w:sdtPr>
-        <w:sdtEndPr/>
         <w:sdtContent>
           <w:r>
             <w:rPr>
@@ -8725,7 +8720,6 @@
             <w:docPart w:val="4722CCE16C9549DB95E51246106D7417"/>
           </w:placeholder>
         </w:sdtPr>
-        <w:sdtEndPr/>
         <w:sdtContent>
           <w:r>
             <w:rPr>
@@ -8836,7 +8830,6 @@
             <w:docPart w:val="4722CCE16C9549DB95E51246106D7417"/>
           </w:placeholder>
         </w:sdtPr>
-        <w:sdtEndPr/>
         <w:sdtContent>
           <w:r>
             <w:rPr>
@@ -9012,7 +9005,7 @@
           <w:lang w:eastAsia="en-ID"/>
         </w:rPr>
       </w:pPr>
-      <w:bookmarkStart w:id="9" w:name="_Toc201860545"/>
+      <w:bookmarkStart w:id="8" w:name="_Toc201860545"/>
       <w:r>
         <w:rPr>
           <w:rFonts w:ascii="Times New Roman" w:hAnsi="Times New Roman" w:cs="Times New Roman"/>
@@ -9024,7 +9017,7 @@
         </w:rPr>
         <w:t>Perumusan Masalah</w:t>
       </w:r>
-      <w:bookmarkEnd w:id="9"/>
+      <w:bookmarkEnd w:id="8"/>
     </w:p>
     <w:p>
       <w:pPr>
@@ -9247,7 +9240,7 @@
           <w:lang w:eastAsia="en-ID"/>
         </w:rPr>
       </w:pPr>
-      <w:bookmarkStart w:id="10" w:name="_Toc201860546"/>
+      <w:bookmarkStart w:id="9" w:name="_Toc201860546"/>
       <w:r>
         <w:rPr>
           <w:rFonts w:ascii="Times New Roman" w:hAnsi="Times New Roman" w:cs="Times New Roman"/>
@@ -9260,7 +9253,7 @@
         <w:lastRenderedPageBreak/>
         <w:t>Batasan Masalah</w:t>
       </w:r>
-      <w:bookmarkEnd w:id="10"/>
+      <w:bookmarkEnd w:id="9"/>
     </w:p>
     <w:p>
       <w:pPr>
@@ -9544,7 +9537,7 @@
           <w:lang w:eastAsia="en-ID"/>
         </w:rPr>
       </w:pPr>
-      <w:bookmarkStart w:id="11" w:name="_Toc201860547"/>
+      <w:bookmarkStart w:id="10" w:name="_Toc201860547"/>
       <w:r>
         <w:rPr>
           <w:rFonts w:ascii="Times New Roman" w:hAnsi="Times New Roman" w:cs="Times New Roman"/>
@@ -9556,7 +9549,7 @@
         </w:rPr>
         <w:t>Tujuan Penelitian</w:t>
       </w:r>
-      <w:bookmarkEnd w:id="11"/>
+      <w:bookmarkEnd w:id="10"/>
     </w:p>
     <w:p>
       <w:pPr>
@@ -9740,7 +9733,7 @@
           <w:lang w:eastAsia="en-ID"/>
         </w:rPr>
       </w:pPr>
-      <w:bookmarkStart w:id="12" w:name="_Toc201860548"/>
+      <w:bookmarkStart w:id="11" w:name="_Toc201860548"/>
       <w:r>
         <w:rPr>
           <w:rFonts w:ascii="Times New Roman" w:hAnsi="Times New Roman" w:cs="Times New Roman"/>
@@ -9752,7 +9745,7 @@
         </w:rPr>
         <w:t>Manfaat Penelitian</w:t>
       </w:r>
-      <w:bookmarkEnd w:id="12"/>
+      <w:bookmarkEnd w:id="11"/>
     </w:p>
     <w:p>
       <w:pPr>
@@ -10014,7 +10007,7 @@
           <w:lang w:eastAsia="en-ID"/>
         </w:rPr>
       </w:pPr>
-      <w:bookmarkStart w:id="13" w:name="_Toc201860549"/>
+      <w:bookmarkStart w:id="12" w:name="_Toc201860549"/>
       <w:r>
         <w:rPr>
           <w:rFonts w:ascii="Times New Roman" w:hAnsi="Times New Roman" w:cs="Times New Roman"/>
@@ -10039,7 +10032,7 @@
         <w:br/>
         <w:t>KAJIAN PUSTAKA</w:t>
       </w:r>
-      <w:bookmarkEnd w:id="13"/>
+      <w:bookmarkEnd w:id="12"/>
     </w:p>
     <w:p>
       <w:pPr>
@@ -10058,7 +10051,7 @@
           <w:lang w:eastAsia="en-ID"/>
         </w:rPr>
       </w:pPr>
-      <w:bookmarkStart w:id="14" w:name="_Toc201860551"/>
+      <w:bookmarkStart w:id="13" w:name="_Toc201860551"/>
       <w:r>
         <w:rPr>
           <w:rFonts w:ascii="Times New Roman" w:hAnsi="Times New Roman" w:cs="Times New Roman"/>
@@ -10079,7 +10072,7 @@
         </w:rPr>
         <w:t>Fraud</w:t>
       </w:r>
-      <w:bookmarkEnd w:id="14"/>
+      <w:bookmarkEnd w:id="13"/>
     </w:p>
     <w:p>
       <w:pPr>
@@ -10273,7 +10266,7 @@
           <w:lang w:eastAsia="en-ID"/>
         </w:rPr>
       </w:pPr>
-      <w:bookmarkStart w:id="15" w:name="_Toc201860552"/>
+      <w:bookmarkStart w:id="14" w:name="_Toc201860552"/>
       <w:r>
         <w:rPr>
           <w:rFonts w:ascii="Times New Roman" w:eastAsia="Times New Roman" w:hAnsi="Times New Roman" w:cs="Times New Roman"/>
@@ -10284,7 +10277,7 @@
         <w:lastRenderedPageBreak/>
         <w:t>Fraud Diamond</w:t>
       </w:r>
-      <w:bookmarkEnd w:id="15"/>
+      <w:bookmarkEnd w:id="14"/>
     </w:p>
     <w:p>
       <w:pPr>
@@ -10459,11 +10452,6 @@
             <w:docPart w:val="DefaultPlaceholder_-1854013440"/>
           </w:placeholder>
         </w:sdtPr>
-        <w:sdtEndPr>
-          <w:rPr>
-            <w:rStyle w:val="Strong"/>
-          </w:rPr>
-        </w:sdtEndPr>
         <w:sdtContent>
           <w:r>
             <w:rPr>
@@ -10519,11 +10507,6 @@
             <w:docPart w:val="DefaultPlaceholder_-1854013440"/>
           </w:placeholder>
         </w:sdtPr>
-        <w:sdtEndPr>
-          <w:rPr>
-            <w:rStyle w:val="Emphasis"/>
-          </w:rPr>
-        </w:sdtEndPr>
         <w:sdtContent>
           <w:r>
             <w:rPr>
@@ -11529,7 +11512,7 @@
           <w:lang w:eastAsia="en-ID"/>
         </w:rPr>
       </w:pPr>
-      <w:bookmarkStart w:id="16" w:name="_Toc201860553"/>
+      <w:bookmarkStart w:id="15" w:name="_Toc201860553"/>
       <w:r>
         <w:rPr>
           <w:rFonts w:ascii="Times New Roman" w:eastAsia="Times New Roman" w:hAnsi="Times New Roman" w:cs="Times New Roman"/>
@@ -11539,7 +11522,7 @@
         </w:rPr>
         <w:t>Level Fraud pada Jabatan</w:t>
       </w:r>
-      <w:bookmarkEnd w:id="16"/>
+      <w:bookmarkEnd w:id="15"/>
     </w:p>
     <w:p>
       <w:pPr>
@@ -12232,7 +12215,7 @@
         </w:rPr>
         <w:t xml:space="preserve"> </w:t>
       </w:r>
-      <w:bookmarkStart w:id="17" w:name="_Toc201860554"/>
+      <w:bookmarkStart w:id="16" w:name="_Toc201860554"/>
       <w:r>
         <w:rPr>
           <w:rFonts w:ascii="Times New Roman" w:hAnsi="Times New Roman" w:cs="Times New Roman"/>
@@ -12244,7 +12227,7 @@
         </w:rPr>
         <w:t>Machine Learning</w:t>
       </w:r>
-      <w:bookmarkEnd w:id="17"/>
+      <w:bookmarkEnd w:id="16"/>
     </w:p>
     <w:p>
       <w:pPr>
@@ -12809,7 +12792,6 @@
             <w:docPart w:val="DefaultPlaceholder_-1854013440"/>
           </w:placeholder>
         </w:sdtPr>
-        <w:sdtEndPr/>
         <w:sdtContent>
           <w:r>
             <w:rPr>
@@ -12914,7 +12896,6 @@
             <w:docPart w:val="DefaultPlaceholder_-1854013440"/>
           </w:placeholder>
         </w:sdtPr>
-        <w:sdtEndPr/>
         <w:sdtContent>
           <w:r>
             <w:rPr>
@@ -12976,7 +12957,6 @@
             <w:docPart w:val="DefaultPlaceholder_-1854013440"/>
           </w:placeholder>
         </w:sdtPr>
-        <w:sdtEndPr/>
         <w:sdtContent>
           <w:r>
             <w:rPr>
@@ -13059,7 +13039,7 @@
           <w:lang w:eastAsia="en-ID"/>
         </w:rPr>
       </w:pPr>
-      <w:bookmarkStart w:id="18" w:name="_Toc201860555"/>
+      <w:bookmarkStart w:id="17" w:name="_Toc201860555"/>
       <w:r>
         <w:rPr>
           <w:rFonts w:ascii="Times New Roman" w:hAnsi="Times New Roman" w:cs="Times New Roman"/>
@@ -13082,7 +13062,7 @@
         </w:rPr>
         <w:t>Random Forest</w:t>
       </w:r>
-      <w:bookmarkEnd w:id="18"/>
+      <w:bookmarkEnd w:id="17"/>
     </w:p>
     <w:p>
       <w:pPr>
@@ -13129,7 +13109,6 @@
             <w:docPart w:val="DefaultPlaceholder_-1854013440"/>
           </w:placeholder>
         </w:sdtPr>
-        <w:sdtEndPr/>
         <w:sdtContent>
           <w:r>
             <w:rPr>
@@ -13227,7 +13206,6 @@
             <w:docPart w:val="DefaultPlaceholder_-1854013440"/>
           </w:placeholder>
         </w:sdtPr>
-        <w:sdtEndPr/>
         <w:sdtContent>
           <w:r>
             <w:rPr>
@@ -15708,7 +15686,6 @@
             <w:docPart w:val="DefaultPlaceholder_-1854013440"/>
           </w:placeholder>
         </w:sdtPr>
-        <w:sdtEndPr/>
         <w:sdtContent>
           <w:r>
             <w:rPr>
@@ -16372,7 +16349,7 @@
           <w:lang w:eastAsia="en-ID"/>
         </w:rPr>
       </w:pPr>
-      <w:bookmarkStart w:id="19" w:name="_Toc201860556"/>
+      <w:bookmarkStart w:id="18" w:name="_Toc201860556"/>
       <w:r>
         <w:rPr>
           <w:rFonts w:ascii="Times New Roman" w:hAnsi="Times New Roman" w:cs="Times New Roman"/>
@@ -16394,7 +16371,7 @@
         </w:rPr>
         <w:t>Metrik Evaluasi Klasifikasi</w:t>
       </w:r>
-      <w:bookmarkEnd w:id="19"/>
+      <w:bookmarkEnd w:id="18"/>
     </w:p>
     <w:p>
       <w:pPr>
@@ -16958,7 +16935,7 @@
           <w:szCs w:val="24"/>
         </w:rPr>
       </w:pPr>
-      <w:bookmarkStart w:id="20" w:name="_Hlk199189567"/>
+      <w:bookmarkStart w:id="19" w:name="_Hlk199189567"/>
       <w:r>
         <w:rPr>
           <w:rFonts w:ascii="Times New Roman" w:eastAsia="inter" w:hAnsi="Times New Roman" w:cs="Times New Roman"/>
@@ -16987,7 +16964,7 @@
         <w:br/>
       </w:r>
     </w:p>
-    <w:bookmarkEnd w:id="20"/>
+    <w:bookmarkEnd w:id="19"/>
     <w:p>
       <w:pPr>
         <w:pStyle w:val="ListParagraph"/>
@@ -17390,7 +17367,7 @@
           <w:lang w:eastAsia="en-ID"/>
         </w:rPr>
       </w:pPr>
-      <w:bookmarkStart w:id="21" w:name="_Toc201860559"/>
+      <w:bookmarkStart w:id="20" w:name="_Toc201860559"/>
       <w:r>
         <w:rPr>
           <w:rFonts w:ascii="Times New Roman" w:hAnsi="Times New Roman" w:cs="Times New Roman"/>
@@ -17446,7 +17423,7 @@
         </w:rPr>
         <w:t>ode</w:t>
       </w:r>
-      <w:bookmarkEnd w:id="21"/>
+      <w:bookmarkEnd w:id="20"/>
     </w:p>
     <w:p>
       <w:pPr>
@@ -17499,7 +17476,7 @@
         </w:rPr>
         <w:t xml:space="preserve"> </w:t>
       </w:r>
-      <w:bookmarkStart w:id="22" w:name="_Toc201860560"/>
+      <w:bookmarkStart w:id="21" w:name="_Toc201860560"/>
       <w:r>
         <w:rPr>
           <w:rFonts w:ascii="Times New Roman" w:hAnsi="Times New Roman" w:cs="Times New Roman"/>
@@ -17511,7 +17488,7 @@
         </w:rPr>
         <w:t>Website</w:t>
       </w:r>
-      <w:bookmarkEnd w:id="22"/>
+      <w:bookmarkEnd w:id="21"/>
     </w:p>
     <w:p>
       <w:pPr>
@@ -17689,7 +17666,7 @@
         </w:rPr>
         <w:t xml:space="preserve"> </w:t>
       </w:r>
-      <w:bookmarkStart w:id="23" w:name="_Toc201860561"/>
+      <w:bookmarkStart w:id="22" w:name="_Toc201860561"/>
       <w:r>
         <w:rPr>
           <w:rFonts w:ascii="Times New Roman" w:hAnsi="Times New Roman" w:cs="Times New Roman"/>
@@ -17701,7 +17678,7 @@
         </w:rPr>
         <w:t>Bahasa Pemrograman Python</w:t>
       </w:r>
-      <w:bookmarkEnd w:id="23"/>
+      <w:bookmarkEnd w:id="22"/>
     </w:p>
     <w:p>
       <w:pPr>
@@ -17778,7 +17755,7 @@
         </w:rPr>
         <w:t xml:space="preserve"> </w:t>
       </w:r>
-      <w:bookmarkStart w:id="24" w:name="_Toc201860562"/>
+      <w:bookmarkStart w:id="23" w:name="_Toc201860562"/>
       <w:r>
         <w:rPr>
           <w:rFonts w:ascii="Times New Roman" w:hAnsi="Times New Roman" w:cs="Times New Roman"/>
@@ -17790,7 +17767,7 @@
         </w:rPr>
         <w:t>Framework Flask</w:t>
       </w:r>
-      <w:bookmarkEnd w:id="24"/>
+      <w:bookmarkEnd w:id="23"/>
     </w:p>
     <w:p>
       <w:pPr>
@@ -17832,7 +17809,7 @@
           <w:lang w:eastAsia="en-ID"/>
         </w:rPr>
       </w:pPr>
-      <w:bookmarkStart w:id="25" w:name="_Toc201860563"/>
+      <w:bookmarkStart w:id="24" w:name="_Toc201860563"/>
       <w:r>
         <w:rPr>
           <w:rFonts w:ascii="Times New Roman" w:hAnsi="Times New Roman" w:cs="Times New Roman"/>
@@ -17853,7 +17830,7 @@
         </w:rPr>
         <w:t>Unified Modeling Language (UML)</w:t>
       </w:r>
-      <w:bookmarkEnd w:id="25"/>
+      <w:bookmarkEnd w:id="24"/>
     </w:p>
     <w:p>
       <w:pPr>
@@ -17913,7 +17890,6 @@
             <w:docPart w:val="DefaultPlaceholder_-1854013440"/>
           </w:placeholder>
         </w:sdtPr>
-        <w:sdtEndPr/>
         <w:sdtContent>
           <w:r>
             <w:rPr>
@@ -18495,7 +18471,7 @@
           <w:lang w:eastAsia="en-ID"/>
         </w:rPr>
       </w:pPr>
-      <w:bookmarkStart w:id="26" w:name="_Toc201860568"/>
+      <w:bookmarkStart w:id="25" w:name="_Toc201860568"/>
       <w:r>
         <w:rPr>
           <w:rFonts w:ascii="Times New Roman" w:hAnsi="Times New Roman" w:cs="Times New Roman"/>
@@ -18507,7 +18483,7 @@
         </w:rPr>
         <w:t>Penelitian Terkait</w:t>
       </w:r>
-      <w:bookmarkEnd w:id="26"/>
+      <w:bookmarkEnd w:id="25"/>
     </w:p>
     <w:p>
       <w:pPr>
@@ -19028,7 +19004,7 @@
           <w:docGrid w:linePitch="360"/>
         </w:sectPr>
       </w:pPr>
-      <w:bookmarkStart w:id="27" w:name="_Toc201860569"/>
+      <w:bookmarkStart w:id="26" w:name="_Toc201860569"/>
     </w:p>
     <w:p>
       <w:pPr>
@@ -19068,7 +19044,7 @@
         <w:br/>
         <w:t>METODELOGI PENELITIAN</w:t>
       </w:r>
-      <w:bookmarkEnd w:id="27"/>
+      <w:bookmarkEnd w:id="26"/>
     </w:p>
     <w:p>
       <w:pPr>
@@ -19089,7 +19065,7 @@
           <w:lang w:eastAsia="en-ID"/>
         </w:rPr>
       </w:pPr>
-      <w:bookmarkStart w:id="28" w:name="_Toc201860570"/>
+      <w:bookmarkStart w:id="27" w:name="_Toc201860570"/>
       <w:r>
         <w:rPr>
           <w:rFonts w:ascii="Times New Roman" w:hAnsi="Times New Roman" w:cs="Times New Roman"/>
@@ -19101,7 +19077,7 @@
         </w:rPr>
         <w:t>Kerangka Kerja Penelitian</w:t>
       </w:r>
-      <w:bookmarkEnd w:id="28"/>
+      <w:bookmarkEnd w:id="27"/>
     </w:p>
     <w:p>
       <w:pPr>
@@ -19157,9 +19133,9 @@
           <w:noProof/>
         </w:rPr>
         <w:drawing>
-          <wp:inline distT="0" distB="0" distL="0" distR="0" wp14:anchorId="6357FD97" wp14:editId="31F44721">
-            <wp:extent cx="3726568" cy="4682099"/>
-            <wp:effectExtent l="0" t="0" r="7620" b="4445"/>
+          <wp:inline distT="0" distB="0" distL="0" distR="0" wp14:anchorId="6357FD97" wp14:editId="4EC938D1">
+            <wp:extent cx="4994275" cy="5572125"/>
+            <wp:effectExtent l="0" t="0" r="0" b="9525"/>
             <wp:docPr id="9" name="Picture 9"/>
             <wp:cNvGraphicFramePr>
               <a:graphicFrameLocks xmlns:a="http://schemas.openxmlformats.org/drawingml/2006/main" noChangeAspect="1"/>
@@ -19168,7 +19144,7 @@
               <a:graphicData uri="http://schemas.openxmlformats.org/drawingml/2006/picture">
                 <pic:pic xmlns:pic="http://schemas.openxmlformats.org/drawingml/2006/picture">
                   <pic:nvPicPr>
-                    <pic:cNvPr id="9" name="gambar alur.png"/>
+                    <pic:cNvPr id="9" name="Picture 9"/>
                     <pic:cNvPicPr/>
                   </pic:nvPicPr>
                   <pic:blipFill>
@@ -19186,7 +19162,7 @@
                   <pic:spPr>
                     <a:xfrm>
                       <a:off x="0" y="0"/>
-                      <a:ext cx="3726568" cy="4682099"/>
+                      <a:ext cx="5019032" cy="5599747"/>
                     </a:xfrm>
                     <a:prstGeom prst="rect">
                       <a:avLst/>
@@ -19324,7 +19300,7 @@
           <w:numId w:val="51"/>
         </w:numPr>
         <w:spacing w:line="360" w:lineRule="auto"/>
-        <w:ind w:left="284" w:hanging="284"/>
+        <w:ind w:left="426" w:hanging="426"/>
         <w:rPr>
           <w:rStyle w:val="fadeinm1hgl8"/>
           <w:rFonts w:ascii="Times New Roman" w:hAnsi="Times New Roman" w:cs="Times New Roman"/>
@@ -19347,7 +19323,7 @@
       <w:pPr>
         <w:pStyle w:val="NoSpacing"/>
         <w:spacing w:line="360" w:lineRule="auto"/>
-        <w:ind w:left="284"/>
+        <w:ind w:left="426"/>
         <w:jc w:val="both"/>
         <w:rPr>
           <w:rStyle w:val="fadeinm1hgl8"/>
@@ -19428,7 +19404,7 @@
           <w:numId w:val="51"/>
         </w:numPr>
         <w:spacing w:line="360" w:lineRule="auto"/>
-        <w:ind w:left="284" w:hanging="284"/>
+        <w:ind w:left="426" w:hanging="426"/>
         <w:rPr>
           <w:rFonts w:ascii="Times New Roman" w:hAnsi="Times New Roman" w:cs="Times New Roman"/>
           <w:sz w:val="24"/>
@@ -19448,7 +19424,7 @@
       <w:pPr>
         <w:pStyle w:val="NoSpacing"/>
         <w:spacing w:line="360" w:lineRule="auto"/>
-        <w:ind w:left="284"/>
+        <w:ind w:left="426"/>
         <w:jc w:val="both"/>
         <w:rPr>
           <w:rFonts w:ascii="Times New Roman" w:hAnsi="Times New Roman" w:cs="Times New Roman"/>
@@ -19533,60 +19509,72 @@
           <w:numId w:val="51"/>
         </w:numPr>
         <w:spacing w:line="360" w:lineRule="auto"/>
-        <w:ind w:left="284" w:hanging="284"/>
-        <w:rPr>
-          <w:rFonts w:ascii="Times New Roman" w:hAnsi="Times New Roman" w:cs="Times New Roman"/>
-          <w:i/>
-          <w:sz w:val="24"/>
-          <w:szCs w:val="24"/>
-        </w:rPr>
-      </w:pPr>
-      <w:r>
-        <w:rPr>
-          <w:rFonts w:ascii="Times New Roman" w:hAnsi="Times New Roman" w:cs="Times New Roman"/>
-          <w:sz w:val="24"/>
-          <w:szCs w:val="24"/>
-        </w:rPr>
-        <w:t xml:space="preserve">Analisa deteksi fraud dengan teori </w:t>
-      </w:r>
-      <w:r>
-        <w:rPr>
-          <w:rFonts w:ascii="Times New Roman" w:hAnsi="Times New Roman" w:cs="Times New Roman"/>
-          <w:i/>
-          <w:sz w:val="24"/>
-          <w:szCs w:val="24"/>
-        </w:rPr>
-        <w:t>Fraud Diamond</w:t>
+        <w:ind w:left="426" w:hanging="426"/>
+        <w:rPr>
+          <w:rFonts w:ascii="Times New Roman" w:hAnsi="Times New Roman" w:cs="Times New Roman"/>
+          <w:iCs/>
+          <w:sz w:val="24"/>
+          <w:szCs w:val="24"/>
+        </w:rPr>
+      </w:pPr>
+      <w:r>
+        <w:rPr>
+          <w:rFonts w:ascii="Times New Roman" w:hAnsi="Times New Roman" w:cs="Times New Roman"/>
+          <w:iCs/>
+          <w:sz w:val="24"/>
+          <w:szCs w:val="24"/>
+        </w:rPr>
+        <w:t>Observasi</w:t>
       </w:r>
     </w:p>
     <w:p>
       <w:pPr>
         <w:pStyle w:val="NoSpacing"/>
         <w:spacing w:line="360" w:lineRule="auto"/>
-        <w:ind w:left="284"/>
+        <w:ind w:left="426"/>
         <w:jc w:val="both"/>
         <w:rPr>
           <w:rFonts w:ascii="Times New Roman" w:hAnsi="Times New Roman" w:cs="Times New Roman"/>
-          <w:sz w:val="24"/>
-          <w:szCs w:val="24"/>
-        </w:rPr>
-      </w:pPr>
-      <w:r>
-        <w:rPr>
-          <w:rFonts w:ascii="Times New Roman" w:hAnsi="Times New Roman" w:cs="Times New Roman"/>
-          <w:sz w:val="24"/>
-          <w:szCs w:val="24"/>
-        </w:rPr>
-        <w:t xml:space="preserve">Pada tahap ini merupakan kegiatan penganalisaan terhadap masalah fraud dengan teori </w:t>
-      </w:r>
-      <w:r>
-        <w:rPr>
-          <w:rFonts w:ascii="Times New Roman" w:hAnsi="Times New Roman" w:cs="Times New Roman"/>
-          <w:i/>
-          <w:sz w:val="24"/>
-          <w:szCs w:val="24"/>
-        </w:rPr>
-        <w:t>Fraud Diamond</w:t>
+          <w:iCs/>
+          <w:sz w:val="24"/>
+          <w:szCs w:val="24"/>
+        </w:rPr>
+      </w:pPr>
+      <w:r>
+        <w:rPr>
+          <w:rFonts w:ascii="Times New Roman" w:hAnsi="Times New Roman" w:cs="Times New Roman"/>
+          <w:iCs/>
+          <w:sz w:val="24"/>
+          <w:szCs w:val="24"/>
+        </w:rPr>
+        <w:t xml:space="preserve">Pada tahap ini, peneliti melakukan </w:t>
+      </w:r>
+      <w:r>
+        <w:rPr>
+          <w:rFonts w:ascii="Times New Roman" w:hAnsi="Times New Roman" w:cs="Times New Roman"/>
+          <w:iCs/>
+          <w:sz w:val="24"/>
+          <w:szCs w:val="24"/>
+        </w:rPr>
+        <w:t xml:space="preserve">proses pengamatan dan pencatatan secara sistematis terhadap </w:t>
+      </w:r>
+      <w:r>
+        <w:rPr>
+          <w:rFonts w:ascii="Times New Roman" w:hAnsi="Times New Roman" w:cs="Times New Roman"/>
+          <w:iCs/>
+          <w:sz w:val="24"/>
+          <w:szCs w:val="24"/>
+        </w:rPr>
+        <w:t>data fraud sebelumnya</w:t>
+      </w:r>
+      <w:r>
+        <w:rPr>
+          <w:rFonts w:ascii="Times New Roman" w:hAnsi="Times New Roman" w:cs="Times New Roman"/>
+          <w:iCs/>
+          <w:sz w:val="24"/>
+          <w:szCs w:val="24"/>
+        </w:rPr>
+        <w:t xml:space="preserve"> untuk memperoleh informasi yang dibutuhkan.</w:t>
       </w:r>
     </w:p>
     <w:p>
@@ -19597,56 +19585,71 @@
           <w:numId w:val="51"/>
         </w:numPr>
         <w:spacing w:line="360" w:lineRule="auto"/>
-        <w:ind w:left="284" w:hanging="284"/>
-      </w:pPr>
-      <w:r>
-        <w:rPr>
-          <w:rStyle w:val="fadeinm1hgl8"/>
-          <w:rFonts w:ascii="Times New Roman" w:hAnsi="Times New Roman" w:cs="Times New Roman"/>
-          <w:sz w:val="24"/>
-          <w:szCs w:val="24"/>
-        </w:rPr>
-        <w:t>Penyusunan Instrumen dan Pengumpulan Data</w:t>
+        <w:ind w:left="426" w:hanging="426"/>
+        <w:rPr>
+          <w:rFonts w:ascii="Times New Roman" w:hAnsi="Times New Roman" w:cs="Times New Roman"/>
+          <w:iCs/>
+          <w:sz w:val="24"/>
+          <w:szCs w:val="24"/>
+        </w:rPr>
+      </w:pPr>
+      <w:r>
+        <w:rPr>
+          <w:rFonts w:ascii="Times New Roman" w:hAnsi="Times New Roman" w:cs="Times New Roman"/>
+          <w:iCs/>
+          <w:sz w:val="24"/>
+          <w:szCs w:val="24"/>
+        </w:rPr>
+        <w:t>Quisioner</w:t>
       </w:r>
     </w:p>
     <w:p>
       <w:pPr>
-        <w:spacing w:after="0" w:line="360" w:lineRule="auto"/>
-        <w:ind w:left="284"/>
+        <w:pStyle w:val="NoSpacing"/>
+        <w:spacing w:line="360" w:lineRule="auto"/>
+        <w:ind w:left="426"/>
         <w:jc w:val="both"/>
         <w:rPr>
           <w:rFonts w:ascii="Times New Roman" w:hAnsi="Times New Roman" w:cs="Times New Roman"/>
-          <w:sz w:val="24"/>
-          <w:szCs w:val="24"/>
-        </w:rPr>
-      </w:pPr>
-      <w:r>
-        <w:rPr>
-          <w:rFonts w:ascii="Times New Roman" w:hAnsi="Times New Roman" w:cs="Times New Roman"/>
-          <w:sz w:val="24"/>
-          <w:szCs w:val="24"/>
-        </w:rPr>
-        <w:t xml:space="preserve">Instrumen penelitian yang digunakan dalam studi ini berupa kuesioner tertutup </w:t>
-      </w:r>
-      <w:r>
-        <w:rPr>
-          <w:rFonts w:ascii="Times New Roman" w:hAnsi="Times New Roman" w:cs="Times New Roman"/>
-          <w:sz w:val="24"/>
-          <w:szCs w:val="24"/>
-        </w:rPr>
-        <w:t xml:space="preserve">tiap cabang </w:t>
-      </w:r>
-      <w:r>
-        <w:rPr>
-          <w:rFonts w:ascii="Times New Roman" w:hAnsi="Times New Roman" w:cs="Times New Roman"/>
-          <w:sz w:val="24"/>
-          <w:szCs w:val="24"/>
-        </w:rPr>
-        <w:t xml:space="preserve">yang disusun berdasarkan empat elemen utama dari teori </w:t>
-      </w:r>
-      <w:r>
-        <w:rPr>
-          <w:rFonts w:ascii="Times New Roman" w:hAnsi="Times New Roman" w:cs="Times New Roman"/>
+          <w:iCs/>
+          <w:sz w:val="24"/>
+          <w:szCs w:val="24"/>
+        </w:rPr>
+      </w:pPr>
+      <w:r>
+        <w:rPr>
+          <w:rFonts w:ascii="Times New Roman" w:hAnsi="Times New Roman" w:cs="Times New Roman"/>
+          <w:iCs/>
+          <w:sz w:val="24"/>
+          <w:szCs w:val="24"/>
+        </w:rPr>
+        <w:t xml:space="preserve">Tahap ini, Peneliti membuat kuisioner </w:t>
+      </w:r>
+      <w:r>
+        <w:rPr>
+          <w:rStyle w:val="Strong"/>
+          <w:rFonts w:ascii="Times New Roman" w:hAnsi="Times New Roman" w:cs="Times New Roman"/>
+          <w:b w:val="0"/>
+          <w:sz w:val="24"/>
+          <w:szCs w:val="24"/>
+        </w:rPr>
+        <w:t>m</w:t>
+      </w:r>
+      <w:r>
+        <w:rPr>
+          <w:rStyle w:val="Strong"/>
+          <w:rFonts w:ascii="Times New Roman" w:hAnsi="Times New Roman" w:cs="Times New Roman"/>
+          <w:b w:val="0"/>
+          <w:sz w:val="24"/>
+          <w:szCs w:val="24"/>
+        </w:rPr>
+        <w:t xml:space="preserve">odel </w:t>
+      </w:r>
+      <w:r>
+        <w:rPr>
+          <w:rStyle w:val="Strong"/>
+          <w:rFonts w:ascii="Times New Roman" w:hAnsi="Times New Roman" w:cs="Times New Roman"/>
+          <w:b w:val="0"/>
           <w:i/>
           <w:sz w:val="24"/>
           <w:szCs w:val="24"/>
@@ -19655,31 +19658,19 @@
       </w:r>
       <w:r>
         <w:rPr>
-          <w:rFonts w:ascii="Times New Roman" w:hAnsi="Times New Roman" w:cs="Times New Roman"/>
-          <w:sz w:val="24"/>
-          <w:szCs w:val="24"/>
-        </w:rPr>
-        <w:t xml:space="preserve"> </w:t>
-      </w:r>
-      <w:r>
-        <w:rPr>
-          <w:rFonts w:ascii="Times New Roman" w:hAnsi="Times New Roman" w:cs="Times New Roman"/>
-          <w:sz w:val="24"/>
-          <w:szCs w:val="24"/>
-        </w:rPr>
-        <w:t>yaitu</w:t>
-      </w:r>
-      <w:r>
-        <w:rPr>
-          <w:rFonts w:ascii="Times New Roman" w:hAnsi="Times New Roman" w:cs="Times New Roman"/>
-          <w:sz w:val="24"/>
-          <w:szCs w:val="24"/>
-        </w:rPr>
-        <w:t xml:space="preserve"> </w:t>
-      </w:r>
-      <w:r>
-        <w:rPr>
-          <w:rFonts w:ascii="Times New Roman" w:hAnsi="Times New Roman" w:cs="Times New Roman"/>
+          <w:rStyle w:val="Strong"/>
+          <w:rFonts w:ascii="Times New Roman" w:hAnsi="Times New Roman" w:cs="Times New Roman"/>
+          <w:b w:val="0"/>
+          <w:sz w:val="24"/>
+          <w:szCs w:val="24"/>
+        </w:rPr>
+        <w:t xml:space="preserve"> terdiri dari empat komponen utama yang saling berhubungan, yaitu: </w:t>
+      </w:r>
+      <w:r>
+        <w:rPr>
+          <w:rStyle w:val="Strong"/>
+          <w:rFonts w:ascii="Times New Roman" w:hAnsi="Times New Roman" w:cs="Times New Roman"/>
+          <w:b w:val="0"/>
           <w:i/>
           <w:sz w:val="24"/>
           <w:szCs w:val="24"/>
@@ -19688,15 +19679,19 @@
       </w:r>
       <w:r>
         <w:rPr>
-          <w:rFonts w:ascii="Times New Roman" w:hAnsi="Times New Roman" w:cs="Times New Roman"/>
-          <w:sz w:val="24"/>
-          <w:szCs w:val="24"/>
-        </w:rPr>
-        <w:t xml:space="preserve"> (tekanan), </w:t>
-      </w:r>
-      <w:r>
-        <w:rPr>
-          <w:rFonts w:ascii="Times New Roman" w:hAnsi="Times New Roman" w:cs="Times New Roman"/>
+          <w:rStyle w:val="Strong"/>
+          <w:rFonts w:ascii="Times New Roman" w:hAnsi="Times New Roman" w:cs="Times New Roman"/>
+          <w:b w:val="0"/>
+          <w:sz w:val="24"/>
+          <w:szCs w:val="24"/>
+        </w:rPr>
+        <w:t xml:space="preserve"> (Tekanan), </w:t>
+      </w:r>
+      <w:r>
+        <w:rPr>
+          <w:rStyle w:val="Strong"/>
+          <w:rFonts w:ascii="Times New Roman" w:hAnsi="Times New Roman" w:cs="Times New Roman"/>
+          <w:b w:val="0"/>
           <w:i/>
           <w:sz w:val="24"/>
           <w:szCs w:val="24"/>
@@ -19705,15 +19700,19 @@
       </w:r>
       <w:r>
         <w:rPr>
-          <w:rFonts w:ascii="Times New Roman" w:hAnsi="Times New Roman" w:cs="Times New Roman"/>
-          <w:sz w:val="24"/>
-          <w:szCs w:val="24"/>
-        </w:rPr>
-        <w:t xml:space="preserve"> (kesempatan), </w:t>
-      </w:r>
-      <w:r>
-        <w:rPr>
-          <w:rFonts w:ascii="Times New Roman" w:hAnsi="Times New Roman" w:cs="Times New Roman"/>
+          <w:rStyle w:val="Strong"/>
+          <w:rFonts w:ascii="Times New Roman" w:hAnsi="Times New Roman" w:cs="Times New Roman"/>
+          <w:b w:val="0"/>
+          <w:sz w:val="24"/>
+          <w:szCs w:val="24"/>
+        </w:rPr>
+        <w:t xml:space="preserve"> (Kesempatan), </w:t>
+      </w:r>
+      <w:r>
+        <w:rPr>
+          <w:rStyle w:val="Strong"/>
+          <w:rFonts w:ascii="Times New Roman" w:hAnsi="Times New Roman" w:cs="Times New Roman"/>
+          <w:b w:val="0"/>
           <w:i/>
           <w:sz w:val="24"/>
           <w:szCs w:val="24"/>
@@ -19722,15 +19721,19 @@
       </w:r>
       <w:r>
         <w:rPr>
-          <w:rFonts w:ascii="Times New Roman" w:hAnsi="Times New Roman" w:cs="Times New Roman"/>
-          <w:sz w:val="24"/>
-          <w:szCs w:val="24"/>
-        </w:rPr>
-        <w:t xml:space="preserve"> (pembenaran), dan </w:t>
-      </w:r>
-      <w:r>
-        <w:rPr>
-          <w:rFonts w:ascii="Times New Roman" w:hAnsi="Times New Roman" w:cs="Times New Roman"/>
+          <w:rStyle w:val="Strong"/>
+          <w:rFonts w:ascii="Times New Roman" w:hAnsi="Times New Roman" w:cs="Times New Roman"/>
+          <w:b w:val="0"/>
+          <w:sz w:val="24"/>
+          <w:szCs w:val="24"/>
+        </w:rPr>
+        <w:t xml:space="preserve"> (Rasionalisasi), dan </w:t>
+      </w:r>
+      <w:r>
+        <w:rPr>
+          <w:rStyle w:val="Strong"/>
+          <w:rFonts w:ascii="Times New Roman" w:hAnsi="Times New Roman" w:cs="Times New Roman"/>
+          <w:b w:val="0"/>
           <w:i/>
           <w:sz w:val="24"/>
           <w:szCs w:val="24"/>
@@ -19739,11 +19742,31 @@
       </w:r>
       <w:r>
         <w:rPr>
-          <w:rFonts w:ascii="Times New Roman" w:hAnsi="Times New Roman" w:cs="Times New Roman"/>
-          <w:sz w:val="24"/>
-          <w:szCs w:val="24"/>
-        </w:rPr>
-        <w:t xml:space="preserve"> (kemampuan). Setiap elemen terdiri dari beberapa indikator yang kemudian dijabarkan dalam bentuk pernyataan untuk dijawab oleh responden menggunakan skala Likert 5 poin, mulai dari 1 (Sangat Tidak Setuju) hingga 5 (Sangat Setuju).</w:t>
+          <w:rStyle w:val="Strong"/>
+          <w:rFonts w:ascii="Times New Roman" w:hAnsi="Times New Roman" w:cs="Times New Roman"/>
+          <w:b w:val="0"/>
+          <w:sz w:val="24"/>
+          <w:szCs w:val="24"/>
+        </w:rPr>
+        <w:t xml:space="preserve"> (Kemampuan)</w:t>
+      </w:r>
+      <w:r>
+        <w:rPr>
+          <w:rStyle w:val="Strong"/>
+          <w:rFonts w:ascii="Times New Roman" w:hAnsi="Times New Roman" w:cs="Times New Roman"/>
+          <w:b w:val="0"/>
+          <w:sz w:val="24"/>
+          <w:szCs w:val="24"/>
+        </w:rPr>
+        <w:t xml:space="preserve"> dengan </w:t>
+      </w:r>
+      <w:r>
+        <w:rPr>
+          <w:rFonts w:ascii="Times New Roman" w:hAnsi="Times New Roman" w:cs="Times New Roman"/>
+          <w:sz w:val="24"/>
+          <w:szCs w:val="24"/>
+        </w:rPr>
+        <w:t>skala Likert 5 poin, mulai dari 1 (Sangat Tidak Setuju) hingga 5 (Sangat Setuju).</w:t>
       </w:r>
     </w:p>
     <w:p>
@@ -19754,7 +19777,7 @@
           <w:numId w:val="43"/>
         </w:numPr>
         <w:spacing w:after="0" w:line="360" w:lineRule="auto"/>
-        <w:ind w:left="567" w:hanging="284"/>
+        <w:ind w:left="851" w:hanging="426"/>
         <w:jc w:val="both"/>
         <w:rPr>
           <w:rFonts w:ascii="Times New Roman" w:hAnsi="Times New Roman" w:cs="Times New Roman"/>
@@ -19775,7 +19798,7 @@
       <w:pPr>
         <w:pStyle w:val="ListParagraph"/>
         <w:spacing w:after="0" w:line="360" w:lineRule="auto"/>
-        <w:ind w:left="567"/>
+        <w:ind w:left="851"/>
         <w:jc w:val="both"/>
         <w:rPr>
           <w:rFonts w:ascii="Times New Roman" w:hAnsi="Times New Roman" w:cs="Times New Roman"/>
@@ -20621,7 +20644,7 @@
           <w:numId w:val="43"/>
         </w:numPr>
         <w:spacing w:after="0" w:line="360" w:lineRule="auto"/>
-        <w:ind w:left="567" w:hanging="284"/>
+        <w:ind w:left="851" w:hanging="425"/>
         <w:jc w:val="both"/>
         <w:rPr>
           <w:rFonts w:ascii="Times New Roman" w:hAnsi="Times New Roman" w:cs="Times New Roman"/>
@@ -20635,6 +20658,7 @@
           <w:sz w:val="24"/>
           <w:szCs w:val="24"/>
         </w:rPr>
+        <w:lastRenderedPageBreak/>
         <w:t xml:space="preserve">Elemen Opportunity (Kesempatan): </w:t>
       </w:r>
     </w:p>
@@ -20642,7 +20666,7 @@
       <w:pPr>
         <w:pStyle w:val="ListParagraph"/>
         <w:spacing w:after="0" w:line="360" w:lineRule="auto"/>
-        <w:ind w:left="567"/>
+        <w:ind w:left="851"/>
         <w:jc w:val="both"/>
         <w:rPr>
           <w:rFonts w:ascii="Times New Roman" w:hAnsi="Times New Roman" w:cs="Times New Roman"/>
@@ -21514,8 +21538,8 @@
           <w:ilvl w:val="0"/>
           <w:numId w:val="43"/>
         </w:numPr>
-        <w:spacing w:after="0" w:line="360" w:lineRule="auto"/>
-        <w:ind w:left="567" w:hanging="284"/>
+        <w:spacing w:before="240" w:after="0" w:line="360" w:lineRule="auto"/>
+        <w:ind w:left="851" w:hanging="425"/>
         <w:jc w:val="both"/>
         <w:rPr>
           <w:rFonts w:ascii="Times New Roman" w:hAnsi="Times New Roman" w:cs="Times New Roman"/>
@@ -21536,7 +21560,7 @@
       <w:pPr>
         <w:pStyle w:val="ListParagraph"/>
         <w:spacing w:after="0" w:line="360" w:lineRule="auto"/>
-        <w:ind w:left="567"/>
+        <w:ind w:left="851"/>
         <w:jc w:val="both"/>
         <w:rPr>
           <w:rFonts w:ascii="Times New Roman" w:hAnsi="Times New Roman" w:cs="Times New Roman"/>
@@ -22382,13 +22406,35 @@
     </w:p>
     <w:p>
       <w:pPr>
+        <w:spacing w:after="0" w:line="360" w:lineRule="auto"/>
+        <w:jc w:val="both"/>
+        <w:rPr>
+          <w:rFonts w:ascii="Times New Roman" w:hAnsi="Times New Roman" w:cs="Times New Roman"/>
+          <w:sz w:val="24"/>
+          <w:szCs w:val="24"/>
+        </w:rPr>
+      </w:pPr>
+    </w:p>
+    <w:p>
+      <w:pPr>
+        <w:spacing w:after="0" w:line="360" w:lineRule="auto"/>
+        <w:jc w:val="both"/>
+        <w:rPr>
+          <w:rFonts w:ascii="Times New Roman" w:hAnsi="Times New Roman" w:cs="Times New Roman"/>
+          <w:sz w:val="24"/>
+          <w:szCs w:val="24"/>
+        </w:rPr>
+      </w:pPr>
+    </w:p>
+    <w:p>
+      <w:pPr>
         <w:pStyle w:val="ListParagraph"/>
         <w:numPr>
           <w:ilvl w:val="0"/>
           <w:numId w:val="43"/>
         </w:numPr>
         <w:spacing w:after="0" w:line="360" w:lineRule="auto"/>
-        <w:ind w:left="567" w:hanging="284"/>
+        <w:ind w:left="851" w:hanging="425"/>
         <w:jc w:val="both"/>
         <w:rPr>
           <w:rFonts w:ascii="Times New Roman" w:hAnsi="Times New Roman" w:cs="Times New Roman"/>
@@ -22402,14 +22448,15 @@
           <w:sz w:val="24"/>
           <w:szCs w:val="24"/>
         </w:rPr>
+        <w:lastRenderedPageBreak/>
         <w:t xml:space="preserve">Elemen Capability (Kemampuan): </w:t>
       </w:r>
     </w:p>
     <w:p>
       <w:pPr>
         <w:pStyle w:val="ListParagraph"/>
-        <w:spacing w:after="0" w:line="360" w:lineRule="auto"/>
-        <w:ind w:left="567"/>
+        <w:spacing w:line="360" w:lineRule="auto"/>
+        <w:ind w:left="851"/>
         <w:jc w:val="both"/>
         <w:rPr>
           <w:rFonts w:ascii="Times New Roman" w:hAnsi="Times New Roman" w:cs="Times New Roman"/>
@@ -22423,7 +22470,6 @@
           <w:sz w:val="24"/>
           <w:szCs w:val="24"/>
         </w:rPr>
-        <w:lastRenderedPageBreak/>
         <w:t xml:space="preserve">Elemen ini menilai sejauh mana seorang individu memiliki kapasitas dan kemampuan untuk melakukan kecurangan, termasuk dari segi teknis, pengalaman, dan kewenangan. Indikator yang digunakan mencakup pengetahuan tentang sistem kerja dan kelemahannya, akses terhadap sistem atau aset penting, kemampuan untuk melakukan tindakan tanpa diketahui, serta kemampuan untuk memengaruhi atau memanipulasi orang lain. </w:t>
       </w:r>
       <w:r>
@@ -23278,212 +23324,12 @@
     </w:tbl>
     <w:p>
       <w:pPr>
-        <w:spacing w:after="0" w:line="360" w:lineRule="auto"/>
-        <w:ind w:left="284"/>
-        <w:jc w:val="both"/>
-        <w:rPr>
-          <w:rFonts w:ascii="Times New Roman" w:hAnsi="Times New Roman" w:cs="Times New Roman"/>
-          <w:sz w:val="24"/>
-          <w:szCs w:val="24"/>
-        </w:rPr>
-      </w:pPr>
-      <w:r>
-        <w:rPr>
-          <w:rFonts w:ascii="Times New Roman" w:hAnsi="Times New Roman" w:cs="Times New Roman"/>
-          <w:sz w:val="24"/>
-          <w:szCs w:val="24"/>
-        </w:rPr>
-        <w:tab/>
-      </w:r>
-      <w:r>
-        <w:rPr>
-          <w:rFonts w:ascii="Times New Roman" w:hAnsi="Times New Roman" w:cs="Times New Roman"/>
-          <w:sz w:val="24"/>
-          <w:szCs w:val="24"/>
-        </w:rPr>
-        <w:t>Berikut penjelasan masing-masing variabel tambahan</w:t>
-      </w:r>
-      <w:r>
-        <w:rPr>
-          <w:rFonts w:ascii="Times New Roman" w:hAnsi="Times New Roman" w:cs="Times New Roman"/>
-          <w:sz w:val="24"/>
-          <w:szCs w:val="24"/>
-        </w:rPr>
-        <w:t xml:space="preserve"> </w:t>
-      </w:r>
-      <w:r>
-        <w:rPr>
-          <w:rFonts w:ascii="Times New Roman" w:hAnsi="Times New Roman" w:cs="Times New Roman"/>
-          <w:sz w:val="24"/>
-          <w:szCs w:val="24"/>
-        </w:rPr>
-        <w:t>berdasarkan elemen Fraud Diamond</w:t>
-      </w:r>
-      <w:r>
-        <w:rPr>
-          <w:rFonts w:ascii="Times New Roman" w:hAnsi="Times New Roman" w:cs="Times New Roman"/>
-          <w:sz w:val="24"/>
-          <w:szCs w:val="24"/>
-        </w:rPr>
-        <w:t xml:space="preserve"> yaitu:</w:t>
-      </w:r>
-    </w:p>
-    <w:p>
-      <w:pPr>
-        <w:pStyle w:val="ListParagraph"/>
-        <w:numPr>
-          <w:ilvl w:val="0"/>
-          <w:numId w:val="54"/>
-        </w:numPr>
-        <w:spacing w:after="0" w:line="360" w:lineRule="auto"/>
-        <w:ind w:left="284"/>
-        <w:jc w:val="both"/>
-        <w:rPr>
-          <w:rFonts w:ascii="Times New Roman" w:hAnsi="Times New Roman" w:cs="Times New Roman"/>
-          <w:sz w:val="24"/>
-          <w:szCs w:val="24"/>
-        </w:rPr>
-      </w:pPr>
-      <w:r>
-        <w:rPr>
-          <w:rFonts w:ascii="Times New Roman" w:hAnsi="Times New Roman" w:cs="Times New Roman"/>
-          <w:sz w:val="24"/>
-          <w:szCs w:val="24"/>
-        </w:rPr>
-        <w:t>Pengalaman Kerja</w:t>
-      </w:r>
-      <w:r>
-        <w:rPr>
-          <w:rFonts w:ascii="Times New Roman" w:hAnsi="Times New Roman" w:cs="Times New Roman"/>
-          <w:sz w:val="24"/>
-          <w:szCs w:val="24"/>
-        </w:rPr>
-        <w:t xml:space="preserve"> dimana v</w:t>
-      </w:r>
-      <w:r>
-        <w:rPr>
-          <w:rFonts w:ascii="Times New Roman" w:hAnsi="Times New Roman" w:cs="Times New Roman"/>
-          <w:sz w:val="24"/>
-          <w:szCs w:val="24"/>
-        </w:rPr>
-        <w:t xml:space="preserve">ariabel ini mengukur lamanya masa kerja responden di perusahaan dalam satuan tahun. Semakin lama pengalaman kerja, maka diasumsikan individu memiliki pemahaman yang lebih mendalam terhadap proses operasional dan sistem yang berlaku. </w:t>
-      </w:r>
-    </w:p>
-    <w:p>
-      <w:pPr>
-        <w:pStyle w:val="ListParagraph"/>
-        <w:numPr>
-          <w:ilvl w:val="0"/>
-          <w:numId w:val="54"/>
-        </w:numPr>
-        <w:spacing w:after="0" w:line="360" w:lineRule="auto"/>
-        <w:ind w:left="284"/>
-        <w:jc w:val="both"/>
-        <w:rPr>
-          <w:rFonts w:ascii="Times New Roman" w:hAnsi="Times New Roman" w:cs="Times New Roman"/>
-          <w:sz w:val="24"/>
-          <w:szCs w:val="24"/>
-        </w:rPr>
-      </w:pPr>
-      <w:r>
-        <w:rPr>
-          <w:rFonts w:ascii="Times New Roman" w:hAnsi="Times New Roman" w:cs="Times New Roman"/>
-          <w:sz w:val="24"/>
-          <w:szCs w:val="24"/>
-        </w:rPr>
-        <w:t>Skor Audit Sebelumnya</w:t>
-      </w:r>
-      <w:r>
-        <w:rPr>
-          <w:rFonts w:ascii="Times New Roman" w:hAnsi="Times New Roman" w:cs="Times New Roman"/>
-          <w:sz w:val="24"/>
-          <w:szCs w:val="24"/>
-        </w:rPr>
-        <w:t xml:space="preserve"> dimana v</w:t>
-      </w:r>
-      <w:r>
-        <w:rPr>
-          <w:rFonts w:ascii="Times New Roman" w:hAnsi="Times New Roman" w:cs="Times New Roman"/>
-          <w:sz w:val="24"/>
-          <w:szCs w:val="24"/>
-        </w:rPr>
-        <w:t xml:space="preserve">ariabel ini merujuk pada hasil penilaian audit internal dari periode sebelumnya dengan rentang skor antara 1 hingga 100. Skor yang lebih tinggi menunjukkan kualitas laporan dan kepatuhan terhadap prosedur yang lebih baik. </w:t>
-      </w:r>
-    </w:p>
-    <w:p>
-      <w:pPr>
-        <w:pStyle w:val="ListParagraph"/>
-        <w:numPr>
-          <w:ilvl w:val="0"/>
-          <w:numId w:val="54"/>
-        </w:numPr>
-        <w:spacing w:after="0" w:line="360" w:lineRule="auto"/>
-        <w:ind w:left="284"/>
-        <w:jc w:val="both"/>
-        <w:rPr>
-          <w:rFonts w:ascii="Times New Roman" w:hAnsi="Times New Roman" w:cs="Times New Roman"/>
-          <w:sz w:val="24"/>
-          <w:szCs w:val="24"/>
-        </w:rPr>
-      </w:pPr>
-      <w:r>
-        <w:rPr>
-          <w:rFonts w:ascii="Times New Roman" w:hAnsi="Times New Roman" w:cs="Times New Roman"/>
-          <w:sz w:val="24"/>
-          <w:szCs w:val="24"/>
-        </w:rPr>
-        <w:t>Indikasi Fraud</w:t>
-      </w:r>
-      <w:r>
-        <w:rPr>
-          <w:rFonts w:ascii="Times New Roman" w:hAnsi="Times New Roman" w:cs="Times New Roman"/>
-          <w:sz w:val="24"/>
-          <w:szCs w:val="24"/>
-        </w:rPr>
-        <w:t xml:space="preserve"> dimana v</w:t>
-      </w:r>
-      <w:r>
-        <w:rPr>
-          <w:rFonts w:ascii="Times New Roman" w:hAnsi="Times New Roman" w:cs="Times New Roman"/>
-          <w:sz w:val="24"/>
-          <w:szCs w:val="24"/>
-        </w:rPr>
-        <w:t>ariabel ini merupakan variabel target dalam penelitian, yang menunjukkan apakah terdapat indikasi tindakan fraud. Nilai 0 menunjukkan tidak ada indikasi fraud, sementara nilai 1 menunjukkan adanya indikasi fraud berdasarkan hasil evaluasi atau temuan terkait.</w:t>
-      </w:r>
-      <w:r>
-        <w:rPr>
-          <w:rFonts w:ascii="Times New Roman" w:hAnsi="Times New Roman" w:cs="Times New Roman"/>
-          <w:sz w:val="24"/>
-          <w:szCs w:val="24"/>
-        </w:rPr>
-        <w:t xml:space="preserve"> </w:t>
-      </w:r>
-      <w:r>
-        <w:rPr>
-          <w:rFonts w:ascii="Times New Roman" w:hAnsi="Times New Roman" w:cs="Times New Roman"/>
-          <w:sz w:val="24"/>
-          <w:szCs w:val="24"/>
-        </w:rPr>
-        <w:t xml:space="preserve">Instrumen ini </w:t>
-      </w:r>
-      <w:r>
-        <w:rPr>
-          <w:rFonts w:ascii="Times New Roman" w:hAnsi="Times New Roman" w:cs="Times New Roman"/>
-          <w:sz w:val="24"/>
-          <w:szCs w:val="24"/>
-        </w:rPr>
-        <w:lastRenderedPageBreak/>
-        <w:t>disusun untuk mengumpulkan data secara kuantitatif dari karyawan di berbagai cabang perusahaan. Hasil pengisian kuesioner kemudian diubah menjadi data numerik dan dianalisis secara statistik untuk mengidentifikasi potensi risiko fraud berdasarkan dimensi Fraud Diamond. Data juga dapat digunakan untuk membangun model prediksi fraud dengan algoritma machine learning seperti Random Forest.</w:t>
-      </w:r>
-    </w:p>
-    <w:p>
-      <w:pPr>
         <w:pStyle w:val="NoSpacing"/>
         <w:numPr>
           <w:ilvl w:val="0"/>
           <w:numId w:val="51"/>
         </w:numPr>
-        <w:spacing w:line="360" w:lineRule="auto"/>
+        <w:spacing w:before="240" w:line="360" w:lineRule="auto"/>
         <w:ind w:left="284" w:hanging="284"/>
         <w:rPr>
           <w:rStyle w:val="fadeinm1hgl8"/>
@@ -23499,444 +23345,51 @@
           <w:sz w:val="24"/>
           <w:szCs w:val="24"/>
         </w:rPr>
-        <w:t xml:space="preserve">Penerapan Algoritma </w:t>
-      </w:r>
-      <w:r>
-        <w:rPr>
-          <w:rStyle w:val="fadeinm1hgl8"/>
-          <w:rFonts w:ascii="Times New Roman" w:hAnsi="Times New Roman" w:cs="Times New Roman"/>
-          <w:i/>
-          <w:sz w:val="24"/>
-          <w:szCs w:val="24"/>
-        </w:rPr>
-        <w:t>Random Forest</w:t>
+        <w:t>Penyusunan Instrumen</w:t>
       </w:r>
     </w:p>
     <w:p>
       <w:pPr>
-        <w:pStyle w:val="NoSpacing"/>
-        <w:spacing w:line="360" w:lineRule="auto"/>
+        <w:spacing w:after="0" w:line="360" w:lineRule="auto"/>
         <w:ind w:left="284"/>
         <w:jc w:val="both"/>
         <w:rPr>
-          <w:rStyle w:val="fadeinm1hgl8"/>
-          <w:rFonts w:ascii="Times New Roman" w:hAnsi="Times New Roman" w:cs="Times New Roman"/>
-          <w:sz w:val="24"/>
-          <w:szCs w:val="24"/>
-        </w:rPr>
-      </w:pPr>
-      <w:r>
-        <w:rPr>
-          <w:rStyle w:val="fadeinm1hgl8"/>
-          <w:rFonts w:ascii="Times New Roman" w:hAnsi="Times New Roman" w:cs="Times New Roman"/>
-          <w:sz w:val="24"/>
-          <w:szCs w:val="24"/>
-        </w:rPr>
-        <w:t xml:space="preserve">Tahap ini dilakukan </w:t>
-      </w:r>
-      <w:r>
-        <w:rPr>
-          <w:rStyle w:val="fadeinm1hgl8"/>
-          <w:rFonts w:ascii="Times New Roman" w:hAnsi="Times New Roman" w:cs="Times New Roman"/>
-          <w:sz w:val="24"/>
-          <w:szCs w:val="24"/>
-        </w:rPr>
-        <w:t xml:space="preserve">penerapan algoritma </w:t>
-      </w:r>
-      <w:r>
-        <w:rPr>
-          <w:rStyle w:val="fadeinm1hgl8"/>
-          <w:rFonts w:ascii="Times New Roman" w:hAnsi="Times New Roman" w:cs="Times New Roman"/>
-          <w:i/>
-          <w:sz w:val="24"/>
-          <w:szCs w:val="24"/>
-        </w:rPr>
-        <w:t>Random Forest</w:t>
-      </w:r>
-      <w:r>
-        <w:rPr>
-          <w:rStyle w:val="fadeinm1hgl8"/>
-          <w:rFonts w:ascii="Times New Roman" w:hAnsi="Times New Roman" w:cs="Times New Roman"/>
-          <w:sz w:val="24"/>
-          <w:szCs w:val="24"/>
-        </w:rPr>
-        <w:t xml:space="preserve"> untuk mendeteksi fraud secara dini</w:t>
-      </w:r>
-      <w:r>
-        <w:rPr>
-          <w:rStyle w:val="fadeinm1hgl8"/>
-          <w:rFonts w:ascii="Times New Roman" w:hAnsi="Times New Roman" w:cs="Times New Roman"/>
-          <w:sz w:val="24"/>
-          <w:szCs w:val="24"/>
-        </w:rPr>
-        <w:t>.</w:t>
-      </w:r>
-    </w:p>
-    <w:p>
-      <w:pPr>
-        <w:pStyle w:val="NoSpacing"/>
-        <w:numPr>
-          <w:ilvl w:val="0"/>
-          <w:numId w:val="51"/>
-        </w:numPr>
-        <w:spacing w:line="360" w:lineRule="auto"/>
-        <w:ind w:left="284" w:hanging="284"/>
-        <w:rPr>
-          <w:rStyle w:val="fadeinm1hgl8"/>
-          <w:rFonts w:ascii="Times New Roman" w:hAnsi="Times New Roman" w:cs="Times New Roman"/>
-          <w:sz w:val="24"/>
-          <w:szCs w:val="24"/>
-        </w:rPr>
-      </w:pPr>
-      <w:r>
-        <w:rPr>
-          <w:rStyle w:val="fadeinm1hgl8"/>
-          <w:rFonts w:ascii="Times New Roman" w:hAnsi="Times New Roman" w:cs="Times New Roman"/>
-          <w:sz w:val="24"/>
-          <w:szCs w:val="24"/>
-        </w:rPr>
-        <w:t>Perancangan Sistem</w:t>
-      </w:r>
-    </w:p>
-    <w:p>
-      <w:pPr>
-        <w:pStyle w:val="NoSpacing"/>
-        <w:spacing w:line="360" w:lineRule="auto"/>
-        <w:ind w:left="284"/>
-        <w:jc w:val="both"/>
-        <w:rPr>
-          <w:rStyle w:val="fadeinm1hgl8"/>
-          <w:rFonts w:ascii="Times New Roman" w:hAnsi="Times New Roman" w:cs="Times New Roman"/>
-          <w:sz w:val="24"/>
-          <w:szCs w:val="24"/>
-        </w:rPr>
-      </w:pPr>
-      <w:r>
-        <w:rPr>
-          <w:rStyle w:val="fadeinm1hgl8"/>
-          <w:rFonts w:ascii="Times New Roman" w:hAnsi="Times New Roman" w:cs="Times New Roman"/>
-          <w:sz w:val="24"/>
-          <w:szCs w:val="24"/>
-        </w:rPr>
-        <w:t xml:space="preserve">Tahap ini, akan merancang sebuah sistem website menerapakan teori </w:t>
-      </w:r>
-      <w:r>
-        <w:rPr>
-          <w:rStyle w:val="fadeinm1hgl8"/>
-          <w:rFonts w:ascii="Times New Roman" w:hAnsi="Times New Roman" w:cs="Times New Roman"/>
-          <w:i/>
-          <w:sz w:val="24"/>
-          <w:szCs w:val="24"/>
-        </w:rPr>
-        <w:t xml:space="preserve">Fraud Diamon </w:t>
-      </w:r>
-      <w:r>
-        <w:rPr>
-          <w:rStyle w:val="fadeinm1hgl8"/>
-          <w:rFonts w:ascii="Times New Roman" w:hAnsi="Times New Roman" w:cs="Times New Roman"/>
-          <w:sz w:val="24"/>
-          <w:szCs w:val="24"/>
-        </w:rPr>
-        <w:t xml:space="preserve">dan menggunakan algoritma </w:t>
-      </w:r>
-      <w:r>
-        <w:rPr>
-          <w:rStyle w:val="fadeinm1hgl8"/>
-          <w:rFonts w:ascii="Times New Roman" w:hAnsi="Times New Roman" w:cs="Times New Roman"/>
-          <w:i/>
-          <w:sz w:val="24"/>
-          <w:szCs w:val="24"/>
-        </w:rPr>
-        <w:t>Random Fores</w:t>
-      </w:r>
-      <w:r>
-        <w:rPr>
-          <w:rStyle w:val="fadeinm1hgl8"/>
-          <w:rFonts w:ascii="Times New Roman" w:hAnsi="Times New Roman" w:cs="Times New Roman"/>
-          <w:sz w:val="24"/>
-          <w:szCs w:val="24"/>
-        </w:rPr>
-        <w:t xml:space="preserve"> untuk mendeteksi fraud secara dini dengan data kuisioner</w:t>
-      </w:r>
-      <w:r>
-        <w:rPr>
-          <w:rStyle w:val="fadeinm1hgl8"/>
-          <w:rFonts w:ascii="Times New Roman" w:hAnsi="Times New Roman" w:cs="Times New Roman"/>
-          <w:sz w:val="24"/>
-          <w:szCs w:val="24"/>
-        </w:rPr>
-        <w:t xml:space="preserve"> dan data sampel yang ada.</w:t>
-      </w:r>
-    </w:p>
-    <w:p>
-      <w:pPr>
-        <w:pStyle w:val="NoSpacing"/>
-        <w:numPr>
-          <w:ilvl w:val="0"/>
-          <w:numId w:val="51"/>
-        </w:numPr>
-        <w:spacing w:line="360" w:lineRule="auto"/>
-        <w:ind w:left="284" w:hanging="284"/>
-        <w:rPr>
-          <w:rStyle w:val="fadeinm1hgl8"/>
-          <w:rFonts w:ascii="Times New Roman" w:hAnsi="Times New Roman" w:cs="Times New Roman"/>
-          <w:sz w:val="24"/>
-          <w:szCs w:val="24"/>
-        </w:rPr>
-      </w:pPr>
-      <w:r>
-        <w:rPr>
-          <w:rStyle w:val="fadeinm1hgl8"/>
-          <w:rFonts w:ascii="Times New Roman" w:hAnsi="Times New Roman" w:cs="Times New Roman"/>
-          <w:sz w:val="24"/>
-          <w:szCs w:val="24"/>
-        </w:rPr>
-        <w:t>Implementasi Sistem</w:t>
-      </w:r>
-    </w:p>
-    <w:p>
-      <w:pPr>
-        <w:pStyle w:val="NoSpacing"/>
-        <w:spacing w:line="360" w:lineRule="auto"/>
-        <w:ind w:left="284"/>
-        <w:jc w:val="both"/>
-        <w:rPr>
-          <w:rStyle w:val="fadeinm1hgl8"/>
-          <w:rFonts w:ascii="Times New Roman" w:hAnsi="Times New Roman" w:cs="Times New Roman"/>
-          <w:sz w:val="24"/>
-          <w:szCs w:val="24"/>
-        </w:rPr>
-      </w:pPr>
-      <w:r>
-        <w:rPr>
-          <w:rStyle w:val="fadeinm1hgl8"/>
-          <w:rFonts w:ascii="Times New Roman" w:hAnsi="Times New Roman" w:cs="Times New Roman"/>
-          <w:sz w:val="24"/>
-          <w:szCs w:val="24"/>
-        </w:rPr>
-        <w:t>Pada tahap ini peneliti akan mengimplementasikan data yang telah didapat dan akan diolah oleh sistem untuk menghasilkan</w:t>
-      </w:r>
-      <w:r>
-        <w:rPr>
-          <w:rStyle w:val="fadeinm1hgl8"/>
-          <w:rFonts w:ascii="Times New Roman" w:hAnsi="Times New Roman" w:cs="Times New Roman"/>
-          <w:sz w:val="24"/>
-          <w:szCs w:val="24"/>
-        </w:rPr>
-        <w:t xml:space="preserve"> data</w:t>
-      </w:r>
-      <w:r>
-        <w:rPr>
-          <w:rStyle w:val="fadeinm1hgl8"/>
-          <w:rFonts w:ascii="Times New Roman" w:hAnsi="Times New Roman" w:cs="Times New Roman"/>
-          <w:sz w:val="24"/>
-          <w:szCs w:val="24"/>
-        </w:rPr>
-        <w:t xml:space="preserve"> </w:t>
-      </w:r>
-      <w:r>
-        <w:rPr>
-          <w:rStyle w:val="fadeinm1hgl8"/>
-          <w:rFonts w:ascii="Times New Roman" w:hAnsi="Times New Roman" w:cs="Times New Roman"/>
-          <w:sz w:val="24"/>
-          <w:szCs w:val="24"/>
-        </w:rPr>
-        <w:t>laporan hasil</w:t>
-      </w:r>
-      <w:r>
-        <w:rPr>
-          <w:rStyle w:val="fadeinm1hgl8"/>
-          <w:rFonts w:ascii="Times New Roman" w:hAnsi="Times New Roman" w:cs="Times New Roman"/>
-          <w:sz w:val="24"/>
-          <w:szCs w:val="24"/>
-        </w:rPr>
-        <w:t xml:space="preserve"> fraud</w:t>
-      </w:r>
-      <w:r>
-        <w:rPr>
-          <w:rStyle w:val="fadeinm1hgl8"/>
-          <w:rFonts w:ascii="Times New Roman" w:hAnsi="Times New Roman" w:cs="Times New Roman"/>
-          <w:sz w:val="24"/>
-          <w:szCs w:val="24"/>
-        </w:rPr>
-        <w:t>.</w:t>
-      </w:r>
-      <w:r>
-        <w:rPr>
-          <w:rStyle w:val="fadeinm1hgl8"/>
-          <w:rFonts w:ascii="Times New Roman" w:hAnsi="Times New Roman" w:cs="Times New Roman"/>
-          <w:sz w:val="24"/>
-          <w:szCs w:val="24"/>
-        </w:rPr>
-        <w:t xml:space="preserve"> </w:t>
-      </w:r>
-    </w:p>
-    <w:p>
-      <w:pPr>
-        <w:pStyle w:val="NoSpacing"/>
-        <w:numPr>
-          <w:ilvl w:val="0"/>
-          <w:numId w:val="51"/>
-        </w:numPr>
-        <w:spacing w:line="360" w:lineRule="auto"/>
-        <w:ind w:left="284" w:hanging="284"/>
-        <w:rPr>
-          <w:rStyle w:val="fadeinm1hgl8"/>
-          <w:rFonts w:ascii="Times New Roman" w:hAnsi="Times New Roman" w:cs="Times New Roman"/>
-          <w:sz w:val="24"/>
-          <w:szCs w:val="24"/>
-        </w:rPr>
-      </w:pPr>
-      <w:r>
-        <w:rPr>
-          <w:rStyle w:val="fadeinm1hgl8"/>
-          <w:rFonts w:ascii="Times New Roman" w:hAnsi="Times New Roman" w:cs="Times New Roman"/>
-          <w:sz w:val="24"/>
-          <w:szCs w:val="24"/>
-        </w:rPr>
-        <w:t>Pengujian Sistem</w:t>
-      </w:r>
-    </w:p>
-    <w:p>
-      <w:pPr>
-        <w:pStyle w:val="NoSpacing"/>
-        <w:spacing w:line="360" w:lineRule="auto"/>
-        <w:ind w:left="284"/>
-        <w:jc w:val="both"/>
-        <w:rPr>
-          <w:rStyle w:val="fadeinm1hgl8"/>
-          <w:rFonts w:ascii="Times New Roman" w:hAnsi="Times New Roman" w:cs="Times New Roman"/>
-          <w:sz w:val="24"/>
-          <w:szCs w:val="24"/>
-        </w:rPr>
-      </w:pPr>
-      <w:r>
-        <w:rPr>
-          <w:rStyle w:val="fadeinm1hgl8"/>
-          <w:rFonts w:ascii="Times New Roman" w:hAnsi="Times New Roman" w:cs="Times New Roman"/>
-          <w:sz w:val="24"/>
-          <w:szCs w:val="24"/>
-        </w:rPr>
-        <w:t>Pada tahap ini bertujuan untuk memastikan bahwa sistem berjalan dengan baik dan dapat mengasilkan laporan hasil pendeteksian fraud</w:t>
-      </w:r>
-    </w:p>
-    <w:p>
-      <w:pPr>
-        <w:pStyle w:val="NoSpacing"/>
-        <w:numPr>
-          <w:ilvl w:val="0"/>
-          <w:numId w:val="51"/>
-        </w:numPr>
-        <w:spacing w:line="360" w:lineRule="auto"/>
-        <w:ind w:left="284" w:hanging="284"/>
-        <w:rPr>
-          <w:rStyle w:val="fadeinm1hgl8"/>
-          <w:rFonts w:ascii="Times New Roman" w:hAnsi="Times New Roman" w:cs="Times New Roman"/>
-          <w:sz w:val="24"/>
-          <w:szCs w:val="24"/>
-        </w:rPr>
-      </w:pPr>
-      <w:r>
-        <w:rPr>
-          <w:rStyle w:val="fadeinm1hgl8"/>
-          <w:rFonts w:ascii="Times New Roman" w:hAnsi="Times New Roman" w:cs="Times New Roman"/>
-          <w:sz w:val="24"/>
-          <w:szCs w:val="24"/>
-        </w:rPr>
-        <w:t>Dokumentasi Sistem</w:t>
-      </w:r>
-    </w:p>
-    <w:p>
-      <w:pPr>
-        <w:pStyle w:val="NoSpacing"/>
-        <w:spacing w:line="360" w:lineRule="auto"/>
-        <w:ind w:left="284"/>
-        <w:jc w:val="both"/>
-        <w:rPr>
-          <w:rStyle w:val="fadeinm1hgl8"/>
-          <w:rFonts w:ascii="Times New Roman" w:hAnsi="Times New Roman" w:cs="Times New Roman"/>
-          <w:sz w:val="24"/>
-          <w:szCs w:val="24"/>
-        </w:rPr>
-      </w:pPr>
-      <w:r>
-        <w:rPr>
-          <w:rStyle w:val="fadeinm1hgl8"/>
-          <w:rFonts w:ascii="Times New Roman" w:hAnsi="Times New Roman" w:cs="Times New Roman"/>
-          <w:sz w:val="24"/>
-          <w:szCs w:val="24"/>
-        </w:rPr>
-        <w:t>Pada tahap ini peneliti akan mendokumentasikan hasil penelitan</w:t>
-      </w:r>
-      <w:r>
-        <w:rPr>
-          <w:rStyle w:val="fadeinm1hgl8"/>
-          <w:rFonts w:ascii="Times New Roman" w:hAnsi="Times New Roman" w:cs="Times New Roman"/>
-          <w:sz w:val="24"/>
-          <w:szCs w:val="24"/>
-        </w:rPr>
-        <w:t xml:space="preserve"> yang telah dilakukan</w:t>
-      </w:r>
-    </w:p>
-    <w:p>
-      <w:pPr>
-        <w:spacing w:after="0" w:line="360" w:lineRule="auto"/>
-        <w:ind w:firstLine="720"/>
-        <w:jc w:val="both"/>
-        <w:rPr>
-          <w:rFonts w:ascii="Times New Roman" w:hAnsi="Times New Roman" w:cs="Times New Roman"/>
-          <w:sz w:val="24"/>
-          <w:szCs w:val="24"/>
-        </w:rPr>
-      </w:pPr>
-      <w:r>
-        <w:rPr>
-          <w:rFonts w:ascii="Times New Roman" w:hAnsi="Times New Roman" w:cs="Times New Roman"/>
-          <w:sz w:val="24"/>
-          <w:szCs w:val="24"/>
-        </w:rPr>
-        <w:t xml:space="preserve"> </w:t>
-      </w:r>
-    </w:p>
-    <w:p>
-      <w:pPr>
-        <w:pStyle w:val="NormalWeb"/>
-        <w:spacing w:before="0" w:beforeAutospacing="0" w:after="0" w:afterAutospacing="0" w:line="360" w:lineRule="auto"/>
-        <w:ind w:firstLine="426"/>
-        <w:jc w:val="both"/>
-      </w:pPr>
-      <w:r>
-        <w:t xml:space="preserve">Data dikumpulkan dengan menggunakan instrumen kuesioner tertutup, yang dikembangkan berdasarkan empat elemen </w:t>
-      </w:r>
-      <w:r>
-        <w:rPr>
-          <w:i/>
-        </w:rPr>
-        <w:t>Fraud Diamond Theory</w:t>
-      </w:r>
-      <w:r>
-        <w:t xml:space="preserve"> yaitu</w:t>
-      </w:r>
-      <w:r>
-        <w:t xml:space="preserve"> </w:t>
-      </w:r>
-      <w:r>
-        <w:rPr>
-          <w:i/>
-        </w:rPr>
-        <w:t>Pressure, Opportunity, Rationalization,</w:t>
-      </w:r>
-      <w:r>
+          <w:rFonts w:ascii="Times New Roman" w:hAnsi="Times New Roman" w:cs="Times New Roman"/>
+          <w:sz w:val="24"/>
+          <w:szCs w:val="24"/>
+        </w:rPr>
+      </w:pPr>
+      <w:r>
+        <w:rPr>
+          <w:rFonts w:ascii="Times New Roman" w:hAnsi="Times New Roman" w:cs="Times New Roman"/>
+          <w:sz w:val="24"/>
+          <w:szCs w:val="24"/>
+        </w:rPr>
+        <w:t>Instrumen ini disusun untuk mengumpulkan data secara kuantitatif dari karyawan di berbagai cabang perusahaan</w:t>
+      </w:r>
+      <w:r>
+        <w:rPr>
+          <w:rFonts w:ascii="Times New Roman" w:hAnsi="Times New Roman" w:cs="Times New Roman"/>
+          <w:sz w:val="24"/>
+          <w:szCs w:val="24"/>
+        </w:rPr>
         <w:t xml:space="preserve"> dan </w:t>
       </w:r>
       <w:r>
         <w:rPr>
-          <w:i/>
-        </w:rPr>
-        <w:t>Capability</w:t>
-      </w:r>
-      <w:r>
-        <w:t>. Setiap elemen dijabarkan ke dalam 5 pernyataan, sehingga total terdapat 20 pernyataan dalam kuesioner. Kuesioner disusun menggunakan skala Likert 5 poin, yaitu:</w:t>
+          <w:rFonts w:ascii="Times New Roman" w:hAnsi="Times New Roman" w:cs="Times New Roman"/>
+          <w:sz w:val="24"/>
+          <w:szCs w:val="24"/>
+        </w:rPr>
+        <w:t>k</w:t>
+      </w:r>
+      <w:r>
+        <w:rPr>
+          <w:rFonts w:ascii="Times New Roman" w:hAnsi="Times New Roman" w:cs="Times New Roman"/>
+          <w:sz w:val="24"/>
+          <w:szCs w:val="24"/>
+        </w:rPr>
+        <w:t>uesioner disusun menggunakan skala Likert 5 poin, yaitu:</w:t>
       </w:r>
     </w:p>
     <w:p>
@@ -24171,7 +23624,6 @@
                 <w:szCs w:val="24"/>
                 <w:lang w:eastAsia="en-ID"/>
               </w:rPr>
-              <w:lastRenderedPageBreak/>
               <w:t>1</w:t>
             </w:r>
           </w:p>
@@ -24532,8 +23984,959 @@
     </w:tbl>
     <w:p>
       <w:pPr>
-        <w:spacing w:after="0"/>
-      </w:pPr>
+        <w:spacing w:after="0" w:line="360" w:lineRule="auto"/>
+        <w:ind w:left="284"/>
+        <w:jc w:val="both"/>
+        <w:rPr>
+          <w:rFonts w:ascii="Times New Roman" w:hAnsi="Times New Roman" w:cs="Times New Roman"/>
+          <w:sz w:val="24"/>
+          <w:szCs w:val="24"/>
+        </w:rPr>
+      </w:pPr>
+    </w:p>
+    <w:p>
+      <w:pPr>
+        <w:spacing w:after="0" w:line="360" w:lineRule="auto"/>
+        <w:ind w:left="284"/>
+        <w:jc w:val="both"/>
+        <w:rPr>
+          <w:rFonts w:ascii="Times New Roman" w:hAnsi="Times New Roman" w:cs="Times New Roman"/>
+          <w:sz w:val="24"/>
+          <w:szCs w:val="24"/>
+        </w:rPr>
+      </w:pPr>
+      <w:r>
+        <w:rPr>
+          <w:rFonts w:ascii="Times New Roman" w:hAnsi="Times New Roman" w:cs="Times New Roman"/>
+          <w:sz w:val="24"/>
+          <w:szCs w:val="24"/>
+        </w:rPr>
+        <w:lastRenderedPageBreak/>
+        <w:t xml:space="preserve">Hasil pengisian kuesioner kemudian diubah menjadi data numerik dan dianalisis secara statistik untuk mengidentifikasi potensi risiko fraud berdasarkan dimensi </w:t>
+      </w:r>
+      <w:r>
+        <w:rPr>
+          <w:rFonts w:ascii="Times New Roman" w:hAnsi="Times New Roman" w:cs="Times New Roman"/>
+          <w:i/>
+          <w:iCs/>
+          <w:sz w:val="24"/>
+          <w:szCs w:val="24"/>
+        </w:rPr>
+        <w:t>Fraud Diamond</w:t>
+      </w:r>
+      <w:r>
+        <w:rPr>
+          <w:rFonts w:ascii="Times New Roman" w:hAnsi="Times New Roman" w:cs="Times New Roman"/>
+          <w:sz w:val="24"/>
+          <w:szCs w:val="24"/>
+        </w:rPr>
+        <w:t>.</w:t>
+      </w:r>
+      <w:r>
+        <w:rPr>
+          <w:rFonts w:ascii="Times New Roman" w:hAnsi="Times New Roman" w:cs="Times New Roman"/>
+          <w:sz w:val="24"/>
+          <w:szCs w:val="24"/>
+        </w:rPr>
+        <w:t xml:space="preserve"> </w:t>
+      </w:r>
+      <w:r>
+        <w:rPr>
+          <w:rFonts w:ascii="Times New Roman" w:hAnsi="Times New Roman" w:cs="Times New Roman"/>
+          <w:sz w:val="24"/>
+          <w:szCs w:val="24"/>
+        </w:rPr>
+        <w:t>Dan</w:t>
+      </w:r>
+      <w:r>
+        <w:rPr>
+          <w:rFonts w:ascii="Times New Roman" w:hAnsi="Times New Roman" w:cs="Times New Roman"/>
+          <w:sz w:val="24"/>
+          <w:szCs w:val="24"/>
+        </w:rPr>
+        <w:t xml:space="preserve"> peneliti menambahkan</w:t>
+      </w:r>
+      <w:r>
+        <w:rPr>
+          <w:rFonts w:ascii="Times New Roman" w:hAnsi="Times New Roman" w:cs="Times New Roman"/>
+          <w:sz w:val="24"/>
+          <w:szCs w:val="24"/>
+        </w:rPr>
+        <w:t xml:space="preserve"> </w:t>
+      </w:r>
+      <w:r>
+        <w:rPr>
+          <w:rFonts w:ascii="Times New Roman" w:hAnsi="Times New Roman" w:cs="Times New Roman"/>
+          <w:sz w:val="24"/>
+          <w:szCs w:val="24"/>
+        </w:rPr>
+        <w:t>variabel tambahan</w:t>
+      </w:r>
+      <w:r>
+        <w:rPr>
+          <w:rFonts w:ascii="Times New Roman" w:hAnsi="Times New Roman" w:cs="Times New Roman"/>
+          <w:sz w:val="24"/>
+          <w:szCs w:val="24"/>
+        </w:rPr>
+        <w:t xml:space="preserve"> yaitu:</w:t>
+      </w:r>
+    </w:p>
+    <w:p>
+      <w:pPr>
+        <w:pStyle w:val="ListParagraph"/>
+        <w:numPr>
+          <w:ilvl w:val="0"/>
+          <w:numId w:val="54"/>
+        </w:numPr>
+        <w:spacing w:after="0" w:line="360" w:lineRule="auto"/>
+        <w:ind w:left="567" w:hanging="283"/>
+        <w:jc w:val="both"/>
+        <w:rPr>
+          <w:rFonts w:ascii="Times New Roman" w:hAnsi="Times New Roman" w:cs="Times New Roman"/>
+          <w:sz w:val="24"/>
+          <w:szCs w:val="24"/>
+        </w:rPr>
+      </w:pPr>
+      <w:r>
+        <w:rPr>
+          <w:rFonts w:ascii="Times New Roman" w:hAnsi="Times New Roman" w:cs="Times New Roman"/>
+          <w:sz w:val="24"/>
+          <w:szCs w:val="24"/>
+        </w:rPr>
+        <w:t>Pengalaman Kerja</w:t>
+      </w:r>
+      <w:r>
+        <w:rPr>
+          <w:rFonts w:ascii="Times New Roman" w:hAnsi="Times New Roman" w:cs="Times New Roman"/>
+          <w:sz w:val="24"/>
+          <w:szCs w:val="24"/>
+        </w:rPr>
+        <w:t xml:space="preserve"> dimana v</w:t>
+      </w:r>
+      <w:r>
+        <w:rPr>
+          <w:rFonts w:ascii="Times New Roman" w:hAnsi="Times New Roman" w:cs="Times New Roman"/>
+          <w:sz w:val="24"/>
+          <w:szCs w:val="24"/>
+        </w:rPr>
+        <w:t xml:space="preserve">ariabel ini mengukur lamanya masa kerja responden </w:t>
+      </w:r>
+    </w:p>
+    <w:p>
+      <w:pPr>
+        <w:pStyle w:val="ListParagraph"/>
+        <w:numPr>
+          <w:ilvl w:val="0"/>
+          <w:numId w:val="54"/>
+        </w:numPr>
+        <w:spacing w:after="0" w:line="360" w:lineRule="auto"/>
+        <w:ind w:left="567" w:hanging="283"/>
+        <w:jc w:val="both"/>
+        <w:rPr>
+          <w:rFonts w:ascii="Times New Roman" w:hAnsi="Times New Roman" w:cs="Times New Roman"/>
+          <w:sz w:val="24"/>
+          <w:szCs w:val="24"/>
+        </w:rPr>
+      </w:pPr>
+      <w:r>
+        <w:rPr>
+          <w:rFonts w:ascii="Times New Roman" w:hAnsi="Times New Roman" w:cs="Times New Roman"/>
+          <w:sz w:val="24"/>
+          <w:szCs w:val="24"/>
+        </w:rPr>
+        <w:t>Skor Audit Sebelumnya</w:t>
+      </w:r>
+      <w:r>
+        <w:rPr>
+          <w:rFonts w:ascii="Times New Roman" w:hAnsi="Times New Roman" w:cs="Times New Roman"/>
+          <w:sz w:val="24"/>
+          <w:szCs w:val="24"/>
+        </w:rPr>
+        <w:t xml:space="preserve"> v</w:t>
+      </w:r>
+      <w:r>
+        <w:rPr>
+          <w:rFonts w:ascii="Times New Roman" w:hAnsi="Times New Roman" w:cs="Times New Roman"/>
+          <w:sz w:val="24"/>
+          <w:szCs w:val="24"/>
+        </w:rPr>
+        <w:t>ariabel ini</w:t>
+      </w:r>
+      <w:r>
+        <w:rPr>
+          <w:rFonts w:ascii="Times New Roman" w:hAnsi="Times New Roman" w:cs="Times New Roman"/>
+          <w:sz w:val="24"/>
+          <w:szCs w:val="24"/>
+        </w:rPr>
+        <w:t>,</w:t>
+      </w:r>
+      <w:r>
+        <w:rPr>
+          <w:rFonts w:ascii="Times New Roman" w:hAnsi="Times New Roman" w:cs="Times New Roman"/>
+          <w:sz w:val="24"/>
+          <w:szCs w:val="24"/>
+        </w:rPr>
+        <w:t xml:space="preserve"> merujuk pada hasil penilaian audit dari periode sebelumnya dengan rentang skor antara 1 hingga 100. Skor yang lebih tinggi menunjukkan kualitas laporan dan kepatuhan terhadap prosedur yang lebih baik. </w:t>
+      </w:r>
+    </w:p>
+    <w:p>
+      <w:pPr>
+        <w:pStyle w:val="NoSpacing"/>
+        <w:spacing w:line="360" w:lineRule="auto"/>
+        <w:ind w:left="426"/>
+        <w:jc w:val="both"/>
+        <w:rPr>
+          <w:rStyle w:val="fadeinm1hgl8"/>
+          <w:rFonts w:ascii="Times New Roman" w:hAnsi="Times New Roman" w:cs="Times New Roman"/>
+          <w:sz w:val="24"/>
+          <w:szCs w:val="24"/>
+        </w:rPr>
+      </w:pPr>
+      <w:r>
+        <w:rPr>
+          <w:rFonts w:ascii="Times New Roman" w:hAnsi="Times New Roman" w:cs="Times New Roman"/>
+          <w:sz w:val="24"/>
+          <w:szCs w:val="24"/>
+        </w:rPr>
+        <w:t>Indikasi Fraud</w:t>
+      </w:r>
+      <w:r>
+        <w:rPr>
+          <w:rFonts w:ascii="Times New Roman" w:hAnsi="Times New Roman" w:cs="Times New Roman"/>
+          <w:sz w:val="24"/>
+          <w:szCs w:val="24"/>
+        </w:rPr>
+        <w:t xml:space="preserve"> dimana v</w:t>
+      </w:r>
+      <w:r>
+        <w:rPr>
+          <w:rFonts w:ascii="Times New Roman" w:hAnsi="Times New Roman" w:cs="Times New Roman"/>
+          <w:sz w:val="24"/>
+          <w:szCs w:val="24"/>
+        </w:rPr>
+        <w:t>ariabel ini merupakan variabel target dalam penelitian, yang menunjukkan apakah terdapat indikasi tindakan fraud. Nilai 0 menunjukkan tidak ada indikasi fraud, sementara nilai 1 menunjukkan adanya indikasi fraud</w:t>
+      </w:r>
+      <w:r>
+        <w:rPr>
+          <w:rFonts w:ascii="Times New Roman" w:hAnsi="Times New Roman" w:cs="Times New Roman"/>
+          <w:sz w:val="24"/>
+          <w:szCs w:val="24"/>
+        </w:rPr>
+        <w:t>.</w:t>
+      </w:r>
+    </w:p>
+    <w:p>
+      <w:pPr>
+        <w:pStyle w:val="NoSpacing"/>
+        <w:numPr>
+          <w:ilvl w:val="0"/>
+          <w:numId w:val="51"/>
+        </w:numPr>
+        <w:spacing w:line="360" w:lineRule="auto"/>
+        <w:ind w:left="426" w:hanging="426"/>
+        <w:rPr>
+          <w:rStyle w:val="fadeinm1hgl8"/>
+          <w:rFonts w:ascii="Times New Roman" w:hAnsi="Times New Roman" w:cs="Times New Roman"/>
+          <w:sz w:val="24"/>
+          <w:szCs w:val="24"/>
+        </w:rPr>
+      </w:pPr>
+      <w:r>
+        <w:rPr>
+          <w:rStyle w:val="fadeinm1hgl8"/>
+          <w:rFonts w:ascii="Times New Roman" w:hAnsi="Times New Roman" w:cs="Times New Roman"/>
+          <w:sz w:val="24"/>
+          <w:szCs w:val="24"/>
+        </w:rPr>
+        <w:t xml:space="preserve">Penerapan Algoritma </w:t>
+      </w:r>
+      <w:r>
+        <w:rPr>
+          <w:rStyle w:val="fadeinm1hgl8"/>
+          <w:rFonts w:ascii="Times New Roman" w:hAnsi="Times New Roman" w:cs="Times New Roman"/>
+          <w:i/>
+          <w:sz w:val="24"/>
+          <w:szCs w:val="24"/>
+        </w:rPr>
+        <w:t>Random Forest</w:t>
+      </w:r>
+    </w:p>
+    <w:p>
+      <w:pPr>
+        <w:pStyle w:val="NoSpacing"/>
+        <w:spacing w:line="360" w:lineRule="auto"/>
+        <w:ind w:left="426"/>
+        <w:jc w:val="both"/>
+        <w:rPr>
+          <w:rStyle w:val="fadeinm1hgl8"/>
+          <w:rFonts w:ascii="Times New Roman" w:hAnsi="Times New Roman" w:cs="Times New Roman"/>
+          <w:sz w:val="24"/>
+          <w:szCs w:val="24"/>
+        </w:rPr>
+      </w:pPr>
+      <w:r>
+        <w:rPr>
+          <w:rStyle w:val="fadeinm1hgl8"/>
+          <w:rFonts w:ascii="Times New Roman" w:hAnsi="Times New Roman" w:cs="Times New Roman"/>
+          <w:sz w:val="24"/>
+          <w:szCs w:val="24"/>
+        </w:rPr>
+        <w:t xml:space="preserve">Tahap ini dilakukan </w:t>
+      </w:r>
+      <w:r>
+        <w:rPr>
+          <w:rStyle w:val="fadeinm1hgl8"/>
+          <w:rFonts w:ascii="Times New Roman" w:hAnsi="Times New Roman" w:cs="Times New Roman"/>
+          <w:sz w:val="24"/>
+          <w:szCs w:val="24"/>
+        </w:rPr>
+        <w:t xml:space="preserve">penerapan algoritma </w:t>
+      </w:r>
+      <w:r>
+        <w:rPr>
+          <w:rStyle w:val="fadeinm1hgl8"/>
+          <w:rFonts w:ascii="Times New Roman" w:hAnsi="Times New Roman" w:cs="Times New Roman"/>
+          <w:i/>
+          <w:sz w:val="24"/>
+          <w:szCs w:val="24"/>
+        </w:rPr>
+        <w:t>Random Forest</w:t>
+      </w:r>
+      <w:r>
+        <w:rPr>
+          <w:rStyle w:val="fadeinm1hgl8"/>
+          <w:rFonts w:ascii="Times New Roman" w:hAnsi="Times New Roman" w:cs="Times New Roman"/>
+          <w:sz w:val="24"/>
+          <w:szCs w:val="24"/>
+        </w:rPr>
+        <w:t xml:space="preserve"> untuk mendeteksi fraud secara dini</w:t>
+      </w:r>
+      <w:r>
+        <w:rPr>
+          <w:rStyle w:val="fadeinm1hgl8"/>
+          <w:rFonts w:ascii="Times New Roman" w:hAnsi="Times New Roman" w:cs="Times New Roman"/>
+          <w:sz w:val="24"/>
+          <w:szCs w:val="24"/>
+        </w:rPr>
+        <w:t>.</w:t>
+      </w:r>
+    </w:p>
+    <w:p>
+      <w:pPr>
+        <w:pStyle w:val="NoSpacing"/>
+        <w:numPr>
+          <w:ilvl w:val="0"/>
+          <w:numId w:val="51"/>
+        </w:numPr>
+        <w:spacing w:line="360" w:lineRule="auto"/>
+        <w:ind w:left="426" w:hanging="426"/>
+        <w:rPr>
+          <w:rStyle w:val="fadeinm1hgl8"/>
+          <w:rFonts w:ascii="Times New Roman" w:hAnsi="Times New Roman" w:cs="Times New Roman"/>
+          <w:sz w:val="24"/>
+          <w:szCs w:val="24"/>
+        </w:rPr>
+      </w:pPr>
+      <w:r>
+        <w:rPr>
+          <w:rStyle w:val="fadeinm1hgl8"/>
+          <w:rFonts w:ascii="Times New Roman" w:hAnsi="Times New Roman" w:cs="Times New Roman"/>
+          <w:sz w:val="24"/>
+          <w:szCs w:val="24"/>
+        </w:rPr>
+        <w:t>Analisa Deteksi Fraud</w:t>
+      </w:r>
+    </w:p>
+    <w:p>
+      <w:pPr>
+        <w:pStyle w:val="NoSpacing"/>
+        <w:spacing w:line="360" w:lineRule="auto"/>
+        <w:ind w:left="426"/>
+        <w:jc w:val="both"/>
+        <w:rPr>
+          <w:rStyle w:val="fadeinm1hgl8"/>
+          <w:rFonts w:ascii="Times New Roman" w:hAnsi="Times New Roman" w:cs="Times New Roman"/>
+          <w:sz w:val="24"/>
+          <w:szCs w:val="24"/>
+        </w:rPr>
+      </w:pPr>
+      <w:r>
+        <w:rPr>
+          <w:rStyle w:val="fadeinm1hgl8"/>
+          <w:rFonts w:ascii="Times New Roman" w:hAnsi="Times New Roman" w:cs="Times New Roman"/>
+          <w:sz w:val="24"/>
+          <w:szCs w:val="24"/>
+        </w:rPr>
+        <w:t xml:space="preserve">Pada tahapan ini penulis </w:t>
+      </w:r>
+      <w:r>
+        <w:rPr>
+          <w:rStyle w:val="fadeinm1hgl8"/>
+          <w:rFonts w:ascii="Times New Roman" w:hAnsi="Times New Roman" w:cs="Times New Roman"/>
+          <w:sz w:val="24"/>
+          <w:szCs w:val="24"/>
+        </w:rPr>
+        <w:t xml:space="preserve">menunjukan perhitungan hasil dari penerapan </w:t>
+      </w:r>
+      <w:r>
+        <w:rPr>
+          <w:rStyle w:val="fadeinm1hgl8"/>
+          <w:rFonts w:ascii="Times New Roman" w:hAnsi="Times New Roman" w:cs="Times New Roman"/>
+          <w:i/>
+          <w:iCs/>
+          <w:sz w:val="24"/>
+          <w:szCs w:val="24"/>
+        </w:rPr>
+        <w:t>random forest</w:t>
+      </w:r>
+      <w:r>
+        <w:rPr>
+          <w:rStyle w:val="fadeinm1hgl8"/>
+          <w:rFonts w:ascii="Times New Roman" w:hAnsi="Times New Roman" w:cs="Times New Roman"/>
+          <w:sz w:val="24"/>
+          <w:szCs w:val="24"/>
+        </w:rPr>
+        <w:t>, dimana hasil akan diuraikan manakah karyawan yang berpotensi melakukan fraud.</w:t>
+      </w:r>
+    </w:p>
+    <w:p>
+      <w:pPr>
+        <w:pStyle w:val="NoSpacing"/>
+        <w:numPr>
+          <w:ilvl w:val="0"/>
+          <w:numId w:val="51"/>
+        </w:numPr>
+        <w:spacing w:line="360" w:lineRule="auto"/>
+        <w:ind w:left="426" w:hanging="426"/>
+        <w:rPr>
+          <w:rStyle w:val="fadeinm1hgl8"/>
+          <w:rFonts w:ascii="Times New Roman" w:hAnsi="Times New Roman" w:cs="Times New Roman"/>
+          <w:sz w:val="24"/>
+          <w:szCs w:val="24"/>
+        </w:rPr>
+      </w:pPr>
+      <w:r>
+        <w:rPr>
+          <w:rStyle w:val="fadeinm1hgl8"/>
+          <w:rFonts w:ascii="Times New Roman" w:hAnsi="Times New Roman" w:cs="Times New Roman"/>
+          <w:sz w:val="24"/>
+          <w:szCs w:val="24"/>
+        </w:rPr>
+        <w:t>Perancangan Sistem</w:t>
+      </w:r>
+    </w:p>
+    <w:p>
+      <w:pPr>
+        <w:pStyle w:val="NoSpacing"/>
+        <w:spacing w:line="360" w:lineRule="auto"/>
+        <w:ind w:left="426"/>
+        <w:jc w:val="both"/>
+        <w:rPr>
+          <w:rStyle w:val="fadeinm1hgl8"/>
+          <w:rFonts w:ascii="Times New Roman" w:hAnsi="Times New Roman" w:cs="Times New Roman"/>
+          <w:sz w:val="24"/>
+          <w:szCs w:val="24"/>
+        </w:rPr>
+      </w:pPr>
+      <w:r>
+        <w:rPr>
+          <w:rStyle w:val="fadeinm1hgl8"/>
+          <w:rFonts w:ascii="Times New Roman" w:hAnsi="Times New Roman" w:cs="Times New Roman"/>
+          <w:sz w:val="24"/>
+          <w:szCs w:val="24"/>
+        </w:rPr>
+        <w:t xml:space="preserve">Tahap ini, akan merancang sebuah sistem website menerapakan teori </w:t>
+      </w:r>
+      <w:r>
+        <w:rPr>
+          <w:rStyle w:val="fadeinm1hgl8"/>
+          <w:rFonts w:ascii="Times New Roman" w:hAnsi="Times New Roman" w:cs="Times New Roman"/>
+          <w:i/>
+          <w:sz w:val="24"/>
+          <w:szCs w:val="24"/>
+        </w:rPr>
+        <w:t xml:space="preserve">Fraud Diamon </w:t>
+      </w:r>
+      <w:r>
+        <w:rPr>
+          <w:rStyle w:val="fadeinm1hgl8"/>
+          <w:rFonts w:ascii="Times New Roman" w:hAnsi="Times New Roman" w:cs="Times New Roman"/>
+          <w:sz w:val="24"/>
+          <w:szCs w:val="24"/>
+        </w:rPr>
+        <w:t xml:space="preserve">dan menggunakan algoritma </w:t>
+      </w:r>
+      <w:r>
+        <w:rPr>
+          <w:rStyle w:val="fadeinm1hgl8"/>
+          <w:rFonts w:ascii="Times New Roman" w:hAnsi="Times New Roman" w:cs="Times New Roman"/>
+          <w:i/>
+          <w:sz w:val="24"/>
+          <w:szCs w:val="24"/>
+        </w:rPr>
+        <w:t>Random Fores</w:t>
+      </w:r>
+      <w:r>
+        <w:rPr>
+          <w:rStyle w:val="fadeinm1hgl8"/>
+          <w:rFonts w:ascii="Times New Roman" w:hAnsi="Times New Roman" w:cs="Times New Roman"/>
+          <w:sz w:val="24"/>
+          <w:szCs w:val="24"/>
+        </w:rPr>
+        <w:t xml:space="preserve"> untuk mendeteksi fraud secara dini dengan data kuisioner</w:t>
+      </w:r>
+      <w:r>
+        <w:rPr>
+          <w:rStyle w:val="fadeinm1hgl8"/>
+          <w:rFonts w:ascii="Times New Roman" w:hAnsi="Times New Roman" w:cs="Times New Roman"/>
+          <w:sz w:val="24"/>
+          <w:szCs w:val="24"/>
+        </w:rPr>
+        <w:t xml:space="preserve"> dan data sampel yang ada.</w:t>
+      </w:r>
+    </w:p>
+    <w:p>
+      <w:pPr>
+        <w:pStyle w:val="NoSpacing"/>
+        <w:numPr>
+          <w:ilvl w:val="0"/>
+          <w:numId w:val="51"/>
+        </w:numPr>
+        <w:spacing w:line="360" w:lineRule="auto"/>
+        <w:ind w:left="426" w:hanging="426"/>
+        <w:rPr>
+          <w:rStyle w:val="fadeinm1hgl8"/>
+          <w:rFonts w:ascii="Times New Roman" w:hAnsi="Times New Roman" w:cs="Times New Roman"/>
+          <w:sz w:val="24"/>
+          <w:szCs w:val="24"/>
+        </w:rPr>
+      </w:pPr>
+      <w:r>
+        <w:rPr>
+          <w:rStyle w:val="fadeinm1hgl8"/>
+          <w:rFonts w:ascii="Times New Roman" w:hAnsi="Times New Roman" w:cs="Times New Roman"/>
+          <w:sz w:val="24"/>
+          <w:szCs w:val="24"/>
+        </w:rPr>
+        <w:t>Implementasi Sistem</w:t>
+      </w:r>
+    </w:p>
+    <w:p>
+      <w:pPr>
+        <w:pStyle w:val="NoSpacing"/>
+        <w:spacing w:line="360" w:lineRule="auto"/>
+        <w:ind w:left="426"/>
+        <w:jc w:val="both"/>
+        <w:rPr>
+          <w:rStyle w:val="fadeinm1hgl8"/>
+          <w:rFonts w:ascii="Times New Roman" w:hAnsi="Times New Roman" w:cs="Times New Roman"/>
+          <w:sz w:val="24"/>
+          <w:szCs w:val="24"/>
+        </w:rPr>
+      </w:pPr>
+      <w:r>
+        <w:rPr>
+          <w:rStyle w:val="fadeinm1hgl8"/>
+          <w:rFonts w:ascii="Times New Roman" w:hAnsi="Times New Roman" w:cs="Times New Roman"/>
+          <w:sz w:val="24"/>
+          <w:szCs w:val="24"/>
+        </w:rPr>
+        <w:t>Pada tahap ini peneliti akan mengimplementasikan data yang telah didapat dan akan diolah oleh sistem untuk menghasilkan</w:t>
+      </w:r>
+      <w:r>
+        <w:rPr>
+          <w:rStyle w:val="fadeinm1hgl8"/>
+          <w:rFonts w:ascii="Times New Roman" w:hAnsi="Times New Roman" w:cs="Times New Roman"/>
+          <w:sz w:val="24"/>
+          <w:szCs w:val="24"/>
+        </w:rPr>
+        <w:t xml:space="preserve"> data</w:t>
+      </w:r>
+      <w:r>
+        <w:rPr>
+          <w:rStyle w:val="fadeinm1hgl8"/>
+          <w:rFonts w:ascii="Times New Roman" w:hAnsi="Times New Roman" w:cs="Times New Roman"/>
+          <w:sz w:val="24"/>
+          <w:szCs w:val="24"/>
+        </w:rPr>
+        <w:t xml:space="preserve"> </w:t>
+      </w:r>
+      <w:r>
+        <w:rPr>
+          <w:rStyle w:val="fadeinm1hgl8"/>
+          <w:rFonts w:ascii="Times New Roman" w:hAnsi="Times New Roman" w:cs="Times New Roman"/>
+          <w:sz w:val="24"/>
+          <w:szCs w:val="24"/>
+        </w:rPr>
+        <w:t>laporan hasil</w:t>
+      </w:r>
+      <w:r>
+        <w:rPr>
+          <w:rStyle w:val="fadeinm1hgl8"/>
+          <w:rFonts w:ascii="Times New Roman" w:hAnsi="Times New Roman" w:cs="Times New Roman"/>
+          <w:sz w:val="24"/>
+          <w:szCs w:val="24"/>
+        </w:rPr>
+        <w:t xml:space="preserve"> fraud</w:t>
+      </w:r>
+      <w:r>
+        <w:rPr>
+          <w:rStyle w:val="fadeinm1hgl8"/>
+          <w:rFonts w:ascii="Times New Roman" w:hAnsi="Times New Roman" w:cs="Times New Roman"/>
+          <w:sz w:val="24"/>
+          <w:szCs w:val="24"/>
+        </w:rPr>
+        <w:t>.</w:t>
+      </w:r>
+      <w:r>
+        <w:rPr>
+          <w:rStyle w:val="fadeinm1hgl8"/>
+          <w:rFonts w:ascii="Times New Roman" w:hAnsi="Times New Roman" w:cs="Times New Roman"/>
+          <w:sz w:val="24"/>
+          <w:szCs w:val="24"/>
+        </w:rPr>
+        <w:t xml:space="preserve"> </w:t>
+      </w:r>
+    </w:p>
+    <w:p>
+      <w:pPr>
+        <w:pStyle w:val="NoSpacing"/>
+        <w:numPr>
+          <w:ilvl w:val="0"/>
+          <w:numId w:val="51"/>
+        </w:numPr>
+        <w:spacing w:line="360" w:lineRule="auto"/>
+        <w:ind w:left="426" w:hanging="426"/>
+        <w:rPr>
+          <w:rStyle w:val="fadeinm1hgl8"/>
+          <w:rFonts w:ascii="Times New Roman" w:hAnsi="Times New Roman" w:cs="Times New Roman"/>
+          <w:sz w:val="24"/>
+          <w:szCs w:val="24"/>
+        </w:rPr>
+      </w:pPr>
+      <w:r>
+        <w:rPr>
+          <w:rStyle w:val="fadeinm1hgl8"/>
+          <w:rFonts w:ascii="Times New Roman" w:hAnsi="Times New Roman" w:cs="Times New Roman"/>
+          <w:sz w:val="24"/>
+          <w:szCs w:val="24"/>
+        </w:rPr>
+        <w:t>Pengujian Sistem</w:t>
+      </w:r>
+    </w:p>
+    <w:p>
+      <w:pPr>
+        <w:pStyle w:val="NoSpacing"/>
+        <w:spacing w:line="360" w:lineRule="auto"/>
+        <w:ind w:left="426"/>
+        <w:jc w:val="both"/>
+        <w:rPr>
+          <w:rStyle w:val="fadeinm1hgl8"/>
+          <w:rFonts w:ascii="Times New Roman" w:hAnsi="Times New Roman" w:cs="Times New Roman"/>
+          <w:sz w:val="24"/>
+          <w:szCs w:val="24"/>
+        </w:rPr>
+      </w:pPr>
+      <w:r>
+        <w:rPr>
+          <w:rStyle w:val="fadeinm1hgl8"/>
+          <w:rFonts w:ascii="Times New Roman" w:hAnsi="Times New Roman" w:cs="Times New Roman"/>
+          <w:sz w:val="24"/>
+          <w:szCs w:val="24"/>
+        </w:rPr>
+        <w:t>Pada tahap ini bertujuan untuk memastikan bahwa sistem berjalan dengan baik dan dapat mengasilkan laporan hasil pendeteksian fraud</w:t>
+      </w:r>
+    </w:p>
+    <w:p>
+      <w:pPr>
+        <w:pStyle w:val="NoSpacing"/>
+        <w:numPr>
+          <w:ilvl w:val="0"/>
+          <w:numId w:val="51"/>
+        </w:numPr>
+        <w:spacing w:line="360" w:lineRule="auto"/>
+        <w:ind w:left="426" w:hanging="426"/>
+        <w:rPr>
+          <w:rStyle w:val="fadeinm1hgl8"/>
+          <w:rFonts w:ascii="Times New Roman" w:hAnsi="Times New Roman" w:cs="Times New Roman"/>
+          <w:sz w:val="24"/>
+          <w:szCs w:val="24"/>
+        </w:rPr>
+      </w:pPr>
+      <w:r>
+        <w:rPr>
+          <w:rStyle w:val="fadeinm1hgl8"/>
+          <w:rFonts w:ascii="Times New Roman" w:hAnsi="Times New Roman" w:cs="Times New Roman"/>
+          <w:sz w:val="24"/>
+          <w:szCs w:val="24"/>
+        </w:rPr>
+        <w:t>Dokumentasi Sistem</w:t>
+      </w:r>
+    </w:p>
+    <w:p>
+      <w:pPr>
+        <w:pStyle w:val="NoSpacing"/>
+        <w:spacing w:after="360" w:line="360" w:lineRule="auto"/>
+        <w:ind w:left="426"/>
+        <w:jc w:val="both"/>
+        <w:rPr>
+          <w:rFonts w:ascii="Times New Roman" w:hAnsi="Times New Roman" w:cs="Times New Roman"/>
+          <w:sz w:val="24"/>
+          <w:szCs w:val="24"/>
+        </w:rPr>
+      </w:pPr>
+      <w:r>
+        <w:rPr>
+          <w:noProof/>
+          <w:lang w:val="en-US"/>
+        </w:rPr>
+        <w:lastRenderedPageBreak/>
+        <w:drawing>
+          <wp:anchor distT="0" distB="0" distL="0" distR="0" simplePos="0" relativeHeight="251659264" behindDoc="0" locked="0" layoutInCell="1" allowOverlap="1" wp14:anchorId="27010595" wp14:editId="517DCA1C">
+            <wp:simplePos x="0" y="0"/>
+            <wp:positionH relativeFrom="page">
+              <wp:posOffset>2779431</wp:posOffset>
+            </wp:positionH>
+            <wp:positionV relativeFrom="paragraph">
+              <wp:posOffset>560670</wp:posOffset>
+            </wp:positionV>
+            <wp:extent cx="2374193" cy="5035064"/>
+            <wp:effectExtent l="2857" t="0" r="0" b="0"/>
+            <wp:wrapNone/>
+            <wp:docPr id="3" name="image4.jpeg" descr="denah"/>
+            <wp:cNvGraphicFramePr>
+              <a:graphicFrameLocks xmlns:a="http://schemas.openxmlformats.org/drawingml/2006/main" noChangeAspect="1"/>
+            </wp:cNvGraphicFramePr>
+            <a:graphic xmlns:a="http://schemas.openxmlformats.org/drawingml/2006/main">
+              <a:graphicData uri="http://schemas.openxmlformats.org/drawingml/2006/picture">
+                <pic:pic xmlns:pic="http://schemas.openxmlformats.org/drawingml/2006/picture">
+                  <pic:nvPicPr>
+                    <pic:cNvPr id="10" name="image4.jpeg"/>
+                    <pic:cNvPicPr/>
+                  </pic:nvPicPr>
+                  <pic:blipFill>
+                    <a:blip r:embed="rId24" cstate="print"/>
+                    <a:stretch>
+                      <a:fillRect/>
+                    </a:stretch>
+                  </pic:blipFill>
+                  <pic:spPr>
+                    <a:xfrm rot="5400000">
+                      <a:off x="0" y="0"/>
+                      <a:ext cx="2383162" cy="5054085"/>
+                    </a:xfrm>
+                    <a:prstGeom prst="rect">
+                      <a:avLst/>
+                    </a:prstGeom>
+                  </pic:spPr>
+                </pic:pic>
+              </a:graphicData>
+            </a:graphic>
+            <wp14:sizeRelH relativeFrom="margin">
+              <wp14:pctWidth>0</wp14:pctWidth>
+            </wp14:sizeRelH>
+            <wp14:sizeRelV relativeFrom="margin">
+              <wp14:pctHeight>0</wp14:pctHeight>
+            </wp14:sizeRelV>
+          </wp:anchor>
+        </w:drawing>
+      </w:r>
+      <w:r>
+        <w:rPr>
+          <w:noProof/>
+        </w:rPr>
+        <mc:AlternateContent>
+          <mc:Choice Requires="wps">
+            <w:drawing>
+              <wp:anchor distT="0" distB="0" distL="114300" distR="114300" simplePos="0" relativeHeight="251661312" behindDoc="0" locked="0" layoutInCell="1" allowOverlap="1" wp14:anchorId="77420505" wp14:editId="5F307D0C">
+                <wp:simplePos x="0" y="0"/>
+                <wp:positionH relativeFrom="column">
+                  <wp:posOffset>8890</wp:posOffset>
+                </wp:positionH>
+                <wp:positionV relativeFrom="paragraph">
+                  <wp:posOffset>4325620</wp:posOffset>
+                </wp:positionV>
+                <wp:extent cx="5036185" cy="635"/>
+                <wp:effectExtent l="0" t="0" r="0" b="0"/>
+                <wp:wrapNone/>
+                <wp:docPr id="6" name="Text Box 6"/>
+                <wp:cNvGraphicFramePr/>
+                <a:graphic xmlns:a="http://schemas.openxmlformats.org/drawingml/2006/main">
+                  <a:graphicData uri="http://schemas.microsoft.com/office/word/2010/wordprocessingShape">
+                    <wps:wsp>
+                      <wps:cNvSpPr txBox="1"/>
+                      <wps:spPr>
+                        <a:xfrm>
+                          <a:off x="0" y="0"/>
+                          <a:ext cx="5036185" cy="635"/>
+                        </a:xfrm>
+                        <a:prstGeom prst="rect">
+                          <a:avLst/>
+                        </a:prstGeom>
+                        <a:solidFill>
+                          <a:prstClr val="white"/>
+                        </a:solidFill>
+                        <a:ln>
+                          <a:noFill/>
+                        </a:ln>
+                      </wps:spPr>
+                      <wps:txbx>
+                        <w:txbxContent>
+                          <w:p>
+                            <w:pPr>
+                              <w:pStyle w:val="Caption"/>
+                              <w:jc w:val="center"/>
+                              <w:rPr>
+                                <w:rFonts w:ascii="Times New Roman" w:hAnsi="Times New Roman" w:cs="Times New Roman"/>
+                                <w:i w:val="0"/>
+                                <w:iCs w:val="0"/>
+                                <w:noProof/>
+                                <w:color w:val="auto"/>
+                                <w:sz w:val="22"/>
+                                <w:szCs w:val="22"/>
+                                <w:lang w:val="en-US"/>
+                              </w:rPr>
+                            </w:pPr>
+                            <w:r>
+                              <w:rPr>
+                                <w:rFonts w:ascii="Times New Roman" w:hAnsi="Times New Roman" w:cs="Times New Roman"/>
+                                <w:i w:val="0"/>
+                                <w:iCs w:val="0"/>
+                                <w:color w:val="auto"/>
+                                <w:sz w:val="22"/>
+                                <w:szCs w:val="22"/>
+                              </w:rPr>
+                              <w:t xml:space="preserve">Gambar </w:t>
+                            </w:r>
+                            <w:r>
+                              <w:rPr>
+                                <w:rFonts w:ascii="Times New Roman" w:hAnsi="Times New Roman" w:cs="Times New Roman"/>
+                                <w:i w:val="0"/>
+                                <w:iCs w:val="0"/>
+                                <w:color w:val="auto"/>
+                                <w:sz w:val="22"/>
+                                <w:szCs w:val="22"/>
+                              </w:rPr>
+                              <w:t xml:space="preserve">3.1 </w:t>
+                            </w:r>
+                            <w:r>
+                              <w:rPr>
+                                <w:rFonts w:ascii="Times New Roman" w:hAnsi="Times New Roman" w:cs="Times New Roman"/>
+                                <w:i w:val="0"/>
+                                <w:iCs w:val="0"/>
+                                <w:color w:val="auto"/>
+                                <w:sz w:val="22"/>
+                                <w:szCs w:val="22"/>
+                              </w:rPr>
+                              <w:t xml:space="preserve"> Alamat CV. Smartindo Telekom</w:t>
+                            </w:r>
+                          </w:p>
+                        </w:txbxContent>
+                      </wps:txbx>
+                      <wps:bodyPr rot="0" spcFirstLastPara="0" vertOverflow="overflow" horzOverflow="overflow" vert="horz" wrap="square" lIns="0" tIns="0" rIns="0" bIns="0" numCol="1" spcCol="0" rtlCol="0" fromWordArt="0" anchor="t" anchorCtr="0" forceAA="0" compatLnSpc="1">
+                        <a:prstTxWarp prst="textNoShape">
+                          <a:avLst/>
+                        </a:prstTxWarp>
+                        <a:spAutoFit/>
+                      </wps:bodyPr>
+                    </wps:wsp>
+                  </a:graphicData>
+                </a:graphic>
+              </wp:anchor>
+            </w:drawing>
+          </mc:Choice>
+          <mc:Fallback>
+            <w:pict>
+              <v:shapetype w14:anchorId="77420505" id="_x0000_t202" coordsize="21600,21600" o:spt="202" path="m,l,21600r21600,l21600,xe">
+                <v:stroke joinstyle="miter"/>
+                <v:path gradientshapeok="t" o:connecttype="rect"/>
+              </v:shapetype>
+              <v:shape id="Text Box 6" o:spid="_x0000_s1026" type="#_x0000_t202" style="position:absolute;left:0;text-align:left;margin-left:.7pt;margin-top:340.6pt;width:396.55pt;height:.05pt;z-index:251661312;visibility:visible;mso-wrap-style:square;mso-wrap-distance-left:9pt;mso-wrap-distance-top:0;mso-wrap-distance-right:9pt;mso-wrap-distance-bottom:0;mso-position-horizontal:absolute;mso-position-horizontal-relative:text;mso-position-vertical:absolute;mso-position-vertical-relative:text;v-text-anchor:top" o:gfxdata="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" stroked="f">
+                <v:textbox style="mso-fit-shape-to-text:t" inset="0,0,0,0">
+                  <w:txbxContent>
+                    <w:p>
+                      <w:pPr>
+                        <w:pStyle w:val="Caption"/>
+                        <w:jc w:val="center"/>
+                        <w:rPr>
+                          <w:rFonts w:ascii="Times New Roman" w:hAnsi="Times New Roman" w:cs="Times New Roman"/>
+                          <w:i w:val="0"/>
+                          <w:iCs w:val="0"/>
+                          <w:noProof/>
+                          <w:color w:val="auto"/>
+                          <w:sz w:val="22"/>
+                          <w:szCs w:val="22"/>
+                          <w:lang w:val="en-US"/>
+                        </w:rPr>
+                      </w:pPr>
+                      <w:r>
+                        <w:rPr>
+                          <w:rFonts w:ascii="Times New Roman" w:hAnsi="Times New Roman" w:cs="Times New Roman"/>
+                          <w:i w:val="0"/>
+                          <w:iCs w:val="0"/>
+                          <w:color w:val="auto"/>
+                          <w:sz w:val="22"/>
+                          <w:szCs w:val="22"/>
+                        </w:rPr>
+                        <w:t xml:space="preserve">Gambar </w:t>
+                      </w:r>
+                      <w:r>
+                        <w:rPr>
+                          <w:rFonts w:ascii="Times New Roman" w:hAnsi="Times New Roman" w:cs="Times New Roman"/>
+                          <w:i w:val="0"/>
+                          <w:iCs w:val="0"/>
+                          <w:color w:val="auto"/>
+                          <w:sz w:val="22"/>
+                          <w:szCs w:val="22"/>
+                        </w:rPr>
+                        <w:t xml:space="preserve">3.1 </w:t>
+                      </w:r>
+                      <w:r>
+                        <w:rPr>
+                          <w:rFonts w:ascii="Times New Roman" w:hAnsi="Times New Roman" w:cs="Times New Roman"/>
+                          <w:i w:val="0"/>
+                          <w:iCs w:val="0"/>
+                          <w:color w:val="auto"/>
+                          <w:sz w:val="22"/>
+                          <w:szCs w:val="22"/>
+                        </w:rPr>
+                        <w:t xml:space="preserve"> Alamat CV. Smartindo Telekom</w:t>
+                      </w:r>
+                    </w:p>
+                  </w:txbxContent>
+                </v:textbox>
+              </v:shape>
+            </w:pict>
+          </mc:Fallback>
+        </mc:AlternateContent>
+      </w:r>
+      <w:r>
+        <w:rPr>
+          <w:rStyle w:val="fadeinm1hgl8"/>
+          <w:rFonts w:ascii="Times New Roman" w:hAnsi="Times New Roman" w:cs="Times New Roman"/>
+          <w:sz w:val="24"/>
+          <w:szCs w:val="24"/>
+        </w:rPr>
+        <w:t>Pada tahap ini peneliti akan mendokumentasikan hasil penelitan</w:t>
+      </w:r>
+      <w:r>
+        <w:rPr>
+          <w:rStyle w:val="fadeinm1hgl8"/>
+          <w:rFonts w:ascii="Times New Roman" w:hAnsi="Times New Roman" w:cs="Times New Roman"/>
+          <w:sz w:val="24"/>
+          <w:szCs w:val="24"/>
+        </w:rPr>
+        <w:t xml:space="preserve"> yang telah dilakukan</w:t>
+      </w:r>
+      <w:r>
+        <w:rPr>
+          <w:rStyle w:val="fadeinm1hgl8"/>
+          <w:rFonts w:ascii="Times New Roman" w:hAnsi="Times New Roman" w:cs="Times New Roman"/>
+          <w:sz w:val="24"/>
+          <w:szCs w:val="24"/>
+        </w:rPr>
+        <w:t>.</w:t>
+      </w:r>
     </w:p>
     <w:p>
       <w:pPr>
@@ -24542,7 +24945,7 @@
           <w:ilvl w:val="1"/>
           <w:numId w:val="4"/>
         </w:numPr>
-        <w:spacing w:before="0" w:line="360" w:lineRule="auto"/>
+        <w:spacing w:before="0" w:line="480" w:lineRule="auto"/>
         <w:ind w:left="426" w:hanging="426"/>
         <w:jc w:val="both"/>
         <w:rPr>
@@ -24554,7 +24957,7 @@
           <w:lang w:eastAsia="en-ID"/>
         </w:rPr>
       </w:pPr>
-      <w:bookmarkStart w:id="29" w:name="_Toc201860571"/>
+      <w:bookmarkStart w:id="28" w:name="_Toc201860571"/>
       <w:r>
         <w:rPr>
           <w:rFonts w:ascii="Times New Roman" w:hAnsi="Times New Roman" w:cs="Times New Roman"/>
@@ -24564,9 +24967,321 @@
           <w:szCs w:val="24"/>
           <w:lang w:eastAsia="en-ID"/>
         </w:rPr>
-        <w:t>Lokasi Riset dan Sampel Data</w:t>
-      </w:r>
-      <w:bookmarkEnd w:id="29"/>
+        <w:t>Lokasi Riset</w:t>
+      </w:r>
+    </w:p>
+    <w:p>
+      <w:pPr>
+        <w:pStyle w:val="BodyText"/>
+        <w:spacing w:line="360" w:lineRule="auto"/>
+        <w:ind w:right="-1" w:firstLine="851"/>
+        <w:jc w:val="both"/>
+      </w:pPr>
+      <w:r>
+        <w:t>Karena</w:t>
+      </w:r>
+      <w:r>
+        <w:rPr>
+          <w:spacing w:val="1"/>
+        </w:rPr>
+        <w:t xml:space="preserve"> </w:t>
+      </w:r>
+      <w:r>
+        <w:rPr>
+          <w:lang w:val="en-US"/>
+        </w:rPr>
+        <w:t>CV</w:t>
+      </w:r>
+      <w:r>
+        <w:t>.</w:t>
+      </w:r>
+      <w:r>
+        <w:rPr>
+          <w:spacing w:val="1"/>
+        </w:rPr>
+        <w:t xml:space="preserve"> </w:t>
+      </w:r>
+      <w:r>
+        <w:t>Smartindo</w:t>
+      </w:r>
+      <w:r>
+        <w:rPr>
+          <w:spacing w:val="1"/>
+        </w:rPr>
+        <w:t xml:space="preserve"> </w:t>
+      </w:r>
+      <w:r>
+        <w:t>Telekom</w:t>
+      </w:r>
+      <w:r>
+        <w:rPr>
+          <w:spacing w:val="1"/>
+        </w:rPr>
+        <w:t xml:space="preserve"> </w:t>
+      </w:r>
+      <w:r>
+        <w:t>memiliki</w:t>
+      </w:r>
+      <w:r>
+        <w:rPr>
+          <w:spacing w:val="1"/>
+        </w:rPr>
+        <w:t xml:space="preserve"> </w:t>
+      </w:r>
+      <w:r>
+        <w:t>banyak</w:t>
+      </w:r>
+      <w:r>
+        <w:rPr>
+          <w:spacing w:val="1"/>
+        </w:rPr>
+        <w:t xml:space="preserve"> </w:t>
+      </w:r>
+      <w:r>
+        <w:t>cabang,</w:t>
+      </w:r>
+      <w:r>
+        <w:rPr>
+          <w:spacing w:val="1"/>
+        </w:rPr>
+        <w:t xml:space="preserve"> </w:t>
+      </w:r>
+      <w:r>
+        <w:t>maka</w:t>
+      </w:r>
+      <w:r>
+        <w:rPr>
+          <w:spacing w:val="60"/>
+        </w:rPr>
+        <w:t xml:space="preserve"> </w:t>
+      </w:r>
+      <w:r>
+        <w:t>penulis</w:t>
+      </w:r>
+      <w:r>
+        <w:rPr>
+          <w:spacing w:val="-57"/>
+        </w:rPr>
+        <w:t xml:space="preserve"> </w:t>
+      </w:r>
+      <w:r>
+        <w:t>akan Membuat hanya lokasi dari kantor</w:t>
+      </w:r>
+      <w:r>
+        <w:rPr>
+          <w:lang w:val="en-US"/>
+        </w:rPr>
+        <w:t xml:space="preserve"> CV</w:t>
+      </w:r>
+      <w:r>
+        <w:t>. Smartindo Telekom yang membawahi</w:t>
+      </w:r>
+      <w:r>
+        <w:rPr>
+          <w:spacing w:val="-57"/>
+        </w:rPr>
+        <w:t xml:space="preserve"> </w:t>
+      </w:r>
+      <w:r>
+        <w:t>area</w:t>
+      </w:r>
+      <w:r>
+        <w:rPr>
+          <w:spacing w:val="-2"/>
+        </w:rPr>
+        <w:t xml:space="preserve"> </w:t>
+      </w:r>
+      <w:r>
+        <w:t>Cluster 1.</w:t>
+      </w:r>
+      <w:r>
+        <w:rPr>
+          <w:spacing w:val="1"/>
+        </w:rPr>
+        <w:t xml:space="preserve"> </w:t>
+      </w:r>
+      <w:r>
+        <w:t>Adapun</w:t>
+      </w:r>
+      <w:r>
+        <w:rPr>
+          <w:spacing w:val="-1"/>
+        </w:rPr>
+        <w:t xml:space="preserve"> </w:t>
+      </w:r>
+      <w:r>
+        <w:t>denah lokasinya adalah</w:t>
+      </w:r>
+      <w:r>
+        <w:rPr>
+          <w:spacing w:val="-1"/>
+        </w:rPr>
+        <w:t xml:space="preserve"> </w:t>
+      </w:r>
+      <w:r>
+        <w:t>sebagai berikut ini:</w:t>
+      </w:r>
+    </w:p>
+    <w:p>
+      <w:pPr>
+        <w:pStyle w:val="BodyText"/>
+        <w:spacing w:before="6"/>
+        <w:rPr>
+          <w:sz w:val="29"/>
+        </w:rPr>
+      </w:pPr>
+    </w:p>
+    <w:p>
+      <w:pPr>
+        <w:pStyle w:val="NoSpacing"/>
+        <w:rPr>
+          <w:lang w:eastAsia="en-ID"/>
+        </w:rPr>
+      </w:pPr>
+    </w:p>
+    <w:p>
+      <w:pPr>
+        <w:pStyle w:val="NoSpacing"/>
+        <w:rPr>
+          <w:lang w:eastAsia="en-ID"/>
+        </w:rPr>
+      </w:pPr>
+    </w:p>
+    <w:p>
+      <w:pPr>
+        <w:pStyle w:val="NoSpacing"/>
+        <w:rPr>
+          <w:lang w:eastAsia="en-ID"/>
+        </w:rPr>
+      </w:pPr>
+    </w:p>
+    <w:p>
+      <w:pPr>
+        <w:pStyle w:val="NoSpacing"/>
+        <w:rPr>
+          <w:lang w:eastAsia="en-ID"/>
+        </w:rPr>
+      </w:pPr>
+    </w:p>
+    <w:p>
+      <w:pPr>
+        <w:pStyle w:val="NoSpacing"/>
+        <w:rPr>
+          <w:lang w:eastAsia="en-ID"/>
+        </w:rPr>
+      </w:pPr>
+    </w:p>
+    <w:p>
+      <w:pPr>
+        <w:pStyle w:val="NoSpacing"/>
+        <w:rPr>
+          <w:lang w:eastAsia="en-ID"/>
+        </w:rPr>
+      </w:pPr>
+    </w:p>
+    <w:p>
+      <w:pPr>
+        <w:pStyle w:val="NoSpacing"/>
+        <w:rPr>
+          <w:lang w:eastAsia="en-ID"/>
+        </w:rPr>
+      </w:pPr>
+    </w:p>
+    <w:p>
+      <w:pPr>
+        <w:pStyle w:val="NoSpacing"/>
+        <w:rPr>
+          <w:lang w:eastAsia="en-ID"/>
+        </w:rPr>
+      </w:pPr>
+    </w:p>
+    <w:p>
+      <w:pPr>
+        <w:pStyle w:val="NoSpacing"/>
+        <w:rPr>
+          <w:lang w:eastAsia="en-ID"/>
+        </w:rPr>
+      </w:pPr>
+    </w:p>
+    <w:p>
+      <w:pPr>
+        <w:pStyle w:val="NoSpacing"/>
+        <w:rPr>
+          <w:lang w:eastAsia="en-ID"/>
+        </w:rPr>
+      </w:pPr>
+    </w:p>
+    <w:p>
+      <w:pPr>
+        <w:pStyle w:val="NoSpacing"/>
+        <w:rPr>
+          <w:lang w:eastAsia="en-ID"/>
+        </w:rPr>
+      </w:pPr>
+    </w:p>
+    <w:p>
+      <w:pPr>
+        <w:pStyle w:val="NoSpacing"/>
+        <w:rPr>
+          <w:lang w:eastAsia="en-ID"/>
+        </w:rPr>
+      </w:pPr>
+    </w:p>
+    <w:p>
+      <w:pPr>
+        <w:pStyle w:val="NoSpacing"/>
+        <w:rPr>
+          <w:lang w:eastAsia="en-ID"/>
+        </w:rPr>
+      </w:pPr>
+    </w:p>
+    <w:p>
+      <w:pPr>
+        <w:pStyle w:val="NoSpacing"/>
+        <w:rPr>
+          <w:lang w:eastAsia="en-ID"/>
+        </w:rPr>
+      </w:pPr>
+    </w:p>
+    <w:p>
+      <w:pPr>
+        <w:pStyle w:val="NoSpacing"/>
+        <w:rPr>
+          <w:lang w:eastAsia="en-ID"/>
+        </w:rPr>
+      </w:pPr>
+    </w:p>
+    <w:p>
+      <w:pPr>
+        <w:pStyle w:val="Heading2"/>
+        <w:numPr>
+          <w:ilvl w:val="1"/>
+          <w:numId w:val="4"/>
+        </w:numPr>
+        <w:spacing w:before="0" w:line="480" w:lineRule="auto"/>
+        <w:ind w:left="426" w:hanging="426"/>
+        <w:jc w:val="both"/>
+        <w:rPr>
+          <w:rFonts w:ascii="Times New Roman" w:hAnsi="Times New Roman" w:cs="Times New Roman"/>
+          <w:b/>
+          <w:color w:val="000000" w:themeColor="text1"/>
+          <w:sz w:val="24"/>
+          <w:szCs w:val="24"/>
+          <w:lang w:eastAsia="en-ID"/>
+        </w:rPr>
+      </w:pPr>
+      <w:r>
+        <w:rPr>
+          <w:rFonts w:ascii="Times New Roman" w:hAnsi="Times New Roman" w:cs="Times New Roman"/>
+          <w:b/>
+          <w:color w:val="000000" w:themeColor="text1"/>
+          <w:sz w:val="24"/>
+          <w:szCs w:val="24"/>
+          <w:lang w:eastAsia="en-ID"/>
+        </w:rPr>
+        <w:t>Sampel Data</w:t>
+      </w:r>
+      <w:bookmarkEnd w:id="28"/>
     </w:p>
     <w:p>
       <w:pPr>
@@ -24587,48 +25302,79 @@
           <w:szCs w:val="24"/>
           <w:lang w:eastAsia="en-ID"/>
         </w:rPr>
-        <w:t xml:space="preserve">Penelitian ini dilakukan pada perusahaan </w:t>
-      </w:r>
-      <w:r>
-        <w:rPr>
-          <w:rFonts w:ascii="Times New Roman" w:hAnsi="Times New Roman" w:cs="Times New Roman"/>
-          <w:sz w:val="24"/>
-          <w:szCs w:val="24"/>
-          <w:lang w:eastAsia="en-ID"/>
-        </w:rPr>
-        <w:t>CV. SMARTINDO TELEKOM</w:t>
-      </w:r>
-      <w:r>
-        <w:rPr>
-          <w:rFonts w:ascii="Times New Roman" w:hAnsi="Times New Roman" w:cs="Times New Roman"/>
-          <w:sz w:val="24"/>
-          <w:szCs w:val="24"/>
-          <w:lang w:eastAsia="en-ID"/>
-        </w:rPr>
-        <w:t xml:space="preserve">, yang memiliki beberapa cabang operasional di wilayah </w:t>
-      </w:r>
-      <w:r>
-        <w:rPr>
-          <w:rFonts w:ascii="Times New Roman" w:hAnsi="Times New Roman" w:cs="Times New Roman"/>
-          <w:sz w:val="24"/>
-          <w:szCs w:val="24"/>
-          <w:lang w:eastAsia="en-ID"/>
-        </w:rPr>
-        <w:t>Sumatera Utara, Sumatera Barat, Batam dan Aceh</w:t>
-      </w:r>
-      <w:r>
-        <w:rPr>
-          <w:rFonts w:ascii="Times New Roman" w:hAnsi="Times New Roman" w:cs="Times New Roman"/>
-          <w:sz w:val="24"/>
-          <w:szCs w:val="24"/>
-          <w:lang w:eastAsia="en-ID"/>
-        </w:rPr>
-        <w:t xml:space="preserve">. Perusahaan ini dipilih karena memiliki struktur organisasi yang mendukung pelaksanaan riset, serta memiliki sistem pelaporan dan operasional yang relevan untuk dianalisis dalam konteks deteksi fraud. </w:t>
+        <w:t>Penelitian</w:t>
+      </w:r>
+      <w:r>
+        <w:rPr>
+          <w:rFonts w:ascii="Times New Roman" w:hAnsi="Times New Roman" w:cs="Times New Roman"/>
+          <w:sz w:val="24"/>
+          <w:szCs w:val="24"/>
+          <w:lang w:eastAsia="en-ID"/>
+        </w:rPr>
+        <w:t xml:space="preserve"> dilakukan dengan pendekatan kuantitatif, di mana data diperoleh dari hasil pengisian kuesioner</w:t>
+      </w:r>
+      <w:r>
+        <w:rPr>
+          <w:rFonts w:ascii="Times New Roman" w:hAnsi="Times New Roman" w:cs="Times New Roman"/>
+          <w:sz w:val="24"/>
+          <w:szCs w:val="24"/>
+          <w:lang w:eastAsia="en-ID"/>
+        </w:rPr>
+        <w:t>,</w:t>
+      </w:r>
+      <w:r>
+        <w:rPr>
+          <w:rFonts w:ascii="Times New Roman" w:hAnsi="Times New Roman" w:cs="Times New Roman"/>
+          <w:sz w:val="24"/>
+          <w:szCs w:val="24"/>
+          <w:lang w:eastAsia="en-ID"/>
+        </w:rPr>
+        <w:t xml:space="preserve"> lama bekerja</w:t>
+      </w:r>
+      <w:r>
+        <w:rPr>
+          <w:rFonts w:ascii="Times New Roman" w:hAnsi="Times New Roman" w:cs="Times New Roman"/>
+          <w:sz w:val="24"/>
+          <w:szCs w:val="24"/>
+          <w:lang w:eastAsia="en-ID"/>
+        </w:rPr>
+        <w:t xml:space="preserve"> dan data audit sebelumnya</w:t>
+      </w:r>
+      <w:r>
+        <w:rPr>
+          <w:rFonts w:ascii="Times New Roman" w:hAnsi="Times New Roman" w:cs="Times New Roman"/>
+          <w:sz w:val="24"/>
+          <w:szCs w:val="24"/>
+          <w:lang w:eastAsia="en-ID"/>
+        </w:rPr>
+        <w:t xml:space="preserve"> yang disusun berdasarkan empat elemen utama dalam teori</w:t>
+      </w:r>
+      <w:r>
+        <w:rPr>
+          <w:rFonts w:ascii="Times New Roman" w:hAnsi="Times New Roman" w:cs="Times New Roman"/>
+          <w:i/>
+          <w:iCs/>
+          <w:sz w:val="24"/>
+          <w:szCs w:val="24"/>
+          <w:lang w:eastAsia="en-ID"/>
+        </w:rPr>
+        <w:t xml:space="preserve"> </w:t>
+      </w:r>
+      <w:r>
+        <w:rPr>
+          <w:rFonts w:ascii="Times New Roman" w:hAnsi="Times New Roman" w:cs="Times New Roman"/>
+          <w:i/>
+          <w:iCs/>
+          <w:sz w:val="24"/>
+          <w:szCs w:val="24"/>
+          <w:lang w:eastAsia="en-ID"/>
+        </w:rPr>
+        <w:t>fraud diamond</w:t>
       </w:r>
     </w:p>
     <w:p>
       <w:pPr>
-        <w:spacing w:after="0" w:line="360" w:lineRule="auto"/>
+        <w:spacing w:after="120" w:line="360" w:lineRule="auto"/>
         <w:ind w:firstLine="426"/>
         <w:jc w:val="both"/>
         <w:rPr>
@@ -24645,48 +25391,66 @@
           <w:szCs w:val="24"/>
           <w:lang w:eastAsia="en-ID"/>
         </w:rPr>
-        <w:t>Riset dilakukan dengan pendekatan kuantitatif, di mana data diperoleh dari hasil pengisian kuesioner</w:t>
-      </w:r>
-      <w:r>
-        <w:rPr>
-          <w:rFonts w:ascii="Times New Roman" w:hAnsi="Times New Roman" w:cs="Times New Roman"/>
-          <w:sz w:val="24"/>
-          <w:szCs w:val="24"/>
-          <w:lang w:eastAsia="en-ID"/>
-        </w:rPr>
-        <w:t>,</w:t>
-      </w:r>
-      <w:r>
-        <w:rPr>
-          <w:rFonts w:ascii="Times New Roman" w:hAnsi="Times New Roman" w:cs="Times New Roman"/>
-          <w:sz w:val="24"/>
-          <w:szCs w:val="24"/>
-          <w:lang w:eastAsia="en-ID"/>
-        </w:rPr>
-        <w:t xml:space="preserve"> lama bekerja</w:t>
-      </w:r>
-      <w:r>
-        <w:rPr>
-          <w:rFonts w:ascii="Times New Roman" w:hAnsi="Times New Roman" w:cs="Times New Roman"/>
-          <w:sz w:val="24"/>
-          <w:szCs w:val="24"/>
-          <w:lang w:eastAsia="en-ID"/>
-        </w:rPr>
-        <w:t xml:space="preserve"> dan historis data audit sebelumnya</w:t>
-      </w:r>
-      <w:r>
-        <w:rPr>
-          <w:rFonts w:ascii="Times New Roman" w:hAnsi="Times New Roman" w:cs="Times New Roman"/>
-          <w:sz w:val="24"/>
-          <w:szCs w:val="24"/>
-          <w:lang w:eastAsia="en-ID"/>
-        </w:rPr>
-        <w:t xml:space="preserve"> yang disusun berdasarkan empat elemen utama dalam teori Fraud Diamond, yaitu tekanan (pressure), kesempatan (opportunity), pembenaran (rationalization), dan kemampuan (capability). Instrumen kuisioner disebarkan kepada karyawan yang bekerja di bagian keuangan, operasional, gudang, dan logistik di setiap cabang perusahaan.</w:t>
+        <w:t xml:space="preserve">Jumlah sampel yang digunakan dalam penelitian ini sebanyak </w:t>
+      </w:r>
+      <w:r>
+        <w:rPr>
+          <w:rFonts w:ascii="Times New Roman" w:hAnsi="Times New Roman" w:cs="Times New Roman"/>
+          <w:sz w:val="24"/>
+          <w:szCs w:val="24"/>
+          <w:lang w:eastAsia="en-ID"/>
+        </w:rPr>
+        <w:t>30</w:t>
+      </w:r>
+      <w:r>
+        <w:rPr>
+          <w:rFonts w:ascii="Times New Roman" w:hAnsi="Times New Roman" w:cs="Times New Roman"/>
+          <w:sz w:val="24"/>
+          <w:szCs w:val="24"/>
+          <w:lang w:eastAsia="en-ID"/>
+        </w:rPr>
+        <w:t xml:space="preserve"> responden yang tersebar di </w:t>
+      </w:r>
+      <w:r>
+        <w:rPr>
+          <w:rFonts w:ascii="Times New Roman" w:hAnsi="Times New Roman" w:cs="Times New Roman"/>
+          <w:sz w:val="24"/>
+          <w:szCs w:val="24"/>
+          <w:lang w:eastAsia="en-ID"/>
+        </w:rPr>
+        <w:t>6</w:t>
+      </w:r>
+      <w:r>
+        <w:rPr>
+          <w:rFonts w:ascii="Times New Roman" w:hAnsi="Times New Roman" w:cs="Times New Roman"/>
+          <w:sz w:val="24"/>
+          <w:szCs w:val="24"/>
+          <w:lang w:eastAsia="en-ID"/>
+        </w:rPr>
+        <w:t xml:space="preserve"> Cabang </w:t>
+      </w:r>
+      <w:r>
+        <w:rPr>
+          <w:rFonts w:ascii="Times New Roman" w:hAnsi="Times New Roman" w:cs="Times New Roman"/>
+          <w:sz w:val="24"/>
+          <w:szCs w:val="24"/>
+          <w:lang w:eastAsia="en-ID"/>
+        </w:rPr>
+        <w:t xml:space="preserve">perusahaan. Setiap responden memberikan jawaban terhadap sejumlah indikator dari masing-masing aspek Fraud Diamond, yang kemudian diolah menjadi data numerik untuk keperluan pemodelan klasifikasi. </w:t>
+      </w:r>
+      <w:r>
+        <w:rPr>
+          <w:rFonts w:ascii="Times New Roman" w:hAnsi="Times New Roman" w:cs="Times New Roman"/>
+          <w:sz w:val="24"/>
+          <w:szCs w:val="24"/>
+          <w:lang w:eastAsia="en-ID"/>
+        </w:rPr>
+        <w:t>Berikut adalah tabel data yang telah dikumpulkan:</w:t>
       </w:r>
     </w:p>
     <w:p>
       <w:pPr>
-        <w:spacing w:after="0" w:line="360" w:lineRule="auto"/>
+        <w:spacing w:after="120" w:line="360" w:lineRule="auto"/>
         <w:ind w:firstLine="426"/>
         <w:jc w:val="both"/>
         <w:rPr>
@@ -24696,254 +25460,6 @@
           <w:lang w:eastAsia="en-ID"/>
         </w:rPr>
       </w:pPr>
-      <w:r>
-        <w:rPr>
-          <w:rFonts w:ascii="Times New Roman" w:hAnsi="Times New Roman" w:cs="Times New Roman"/>
-          <w:sz w:val="24"/>
-          <w:szCs w:val="24"/>
-          <w:lang w:eastAsia="en-ID"/>
-        </w:rPr>
-        <w:t>Pengambilan sampel dilakukan menggunakan metode purposive sampling, yaitu pemilihan responden berdasarkan kriteria tertentu yang relevan dengan tujuan penelitian. Kriteria yang digunakan antara lain:</w:t>
-      </w:r>
-    </w:p>
-    <w:p>
-      <w:pPr>
-        <w:pStyle w:val="ListParagraph"/>
-        <w:numPr>
-          <w:ilvl w:val="0"/>
-          <w:numId w:val="42"/>
-        </w:numPr>
-        <w:spacing w:after="0" w:line="360" w:lineRule="auto"/>
-        <w:ind w:left="426" w:hanging="284"/>
-        <w:jc w:val="both"/>
-        <w:rPr>
-          <w:rFonts w:ascii="Times New Roman" w:hAnsi="Times New Roman" w:cs="Times New Roman"/>
-          <w:sz w:val="24"/>
-          <w:szCs w:val="24"/>
-          <w:lang w:eastAsia="en-ID"/>
-        </w:rPr>
-      </w:pPr>
-      <w:r>
-        <w:rPr>
-          <w:rFonts w:ascii="Times New Roman" w:hAnsi="Times New Roman" w:cs="Times New Roman"/>
-          <w:sz w:val="24"/>
-          <w:szCs w:val="24"/>
-          <w:lang w:eastAsia="en-ID"/>
-        </w:rPr>
-        <w:t xml:space="preserve">Karyawan yang memiliki akses terhadap data </w:t>
-      </w:r>
-      <w:r>
-        <w:rPr>
-          <w:rFonts w:ascii="Times New Roman" w:hAnsi="Times New Roman" w:cs="Times New Roman"/>
-          <w:sz w:val="24"/>
-          <w:szCs w:val="24"/>
-          <w:lang w:eastAsia="en-ID"/>
-        </w:rPr>
-        <w:t>laporan</w:t>
-      </w:r>
-      <w:r>
-        <w:rPr>
-          <w:rFonts w:ascii="Times New Roman" w:hAnsi="Times New Roman" w:cs="Times New Roman"/>
-          <w:sz w:val="24"/>
-          <w:szCs w:val="24"/>
-          <w:lang w:eastAsia="en-ID"/>
-        </w:rPr>
-        <w:t xml:space="preserve">. </w:t>
-      </w:r>
-    </w:p>
-    <w:p>
-      <w:pPr>
-        <w:pStyle w:val="ListParagraph"/>
-        <w:numPr>
-          <w:ilvl w:val="0"/>
-          <w:numId w:val="42"/>
-        </w:numPr>
-        <w:spacing w:after="0" w:line="360" w:lineRule="auto"/>
-        <w:ind w:left="426" w:hanging="284"/>
-        <w:jc w:val="both"/>
-        <w:rPr>
-          <w:rFonts w:ascii="Times New Roman" w:hAnsi="Times New Roman" w:cs="Times New Roman"/>
-          <w:sz w:val="24"/>
-          <w:szCs w:val="24"/>
-          <w:lang w:eastAsia="en-ID"/>
-        </w:rPr>
-      </w:pPr>
-      <w:r>
-        <w:rPr>
-          <w:rFonts w:ascii="Times New Roman" w:hAnsi="Times New Roman" w:cs="Times New Roman"/>
-          <w:sz w:val="24"/>
-          <w:szCs w:val="24"/>
-          <w:lang w:eastAsia="en-ID"/>
-        </w:rPr>
-        <w:t>Karyawan yang bekerja di cabang.</w:t>
-      </w:r>
-    </w:p>
-    <w:p>
-      <w:pPr>
-        <w:pStyle w:val="ListParagraph"/>
-        <w:numPr>
-          <w:ilvl w:val="0"/>
-          <w:numId w:val="42"/>
-        </w:numPr>
-        <w:spacing w:after="0" w:line="360" w:lineRule="auto"/>
-        <w:ind w:left="426" w:hanging="284"/>
-        <w:jc w:val="both"/>
-        <w:rPr>
-          <w:rFonts w:ascii="Times New Roman" w:hAnsi="Times New Roman" w:cs="Times New Roman"/>
-          <w:sz w:val="24"/>
-          <w:szCs w:val="24"/>
-          <w:lang w:eastAsia="en-ID"/>
-        </w:rPr>
-      </w:pPr>
-      <w:r>
-        <w:rPr>
-          <w:rFonts w:ascii="Times New Roman" w:hAnsi="Times New Roman" w:cs="Times New Roman"/>
-          <w:sz w:val="24"/>
-          <w:szCs w:val="24"/>
-          <w:lang w:eastAsia="en-ID"/>
-        </w:rPr>
-        <w:t>Karyawan yang membawa barang perusahaan</w:t>
-      </w:r>
-    </w:p>
-    <w:p>
-      <w:pPr>
-        <w:pStyle w:val="ListParagraph"/>
-        <w:numPr>
-          <w:ilvl w:val="0"/>
-          <w:numId w:val="42"/>
-        </w:numPr>
-        <w:spacing w:after="0" w:line="360" w:lineRule="auto"/>
-        <w:ind w:left="426" w:hanging="284"/>
-        <w:jc w:val="both"/>
-        <w:rPr>
-          <w:rFonts w:ascii="Times New Roman" w:hAnsi="Times New Roman" w:cs="Times New Roman"/>
-          <w:sz w:val="24"/>
-          <w:szCs w:val="24"/>
-          <w:lang w:eastAsia="en-ID"/>
-        </w:rPr>
-      </w:pPr>
-      <w:r>
-        <w:rPr>
-          <w:rFonts w:ascii="Times New Roman" w:hAnsi="Times New Roman" w:cs="Times New Roman"/>
-          <w:sz w:val="24"/>
-          <w:szCs w:val="24"/>
-          <w:lang w:eastAsia="en-ID"/>
-        </w:rPr>
-        <w:t>Karyawan yang bersedia mengisi kuesioner secara jujur dan anonim.</w:t>
-      </w:r>
-    </w:p>
-    <w:p>
-      <w:pPr>
-        <w:pStyle w:val="ListParagraph"/>
-        <w:numPr>
-          <w:ilvl w:val="0"/>
-          <w:numId w:val="42"/>
-        </w:numPr>
-        <w:spacing w:after="0" w:line="360" w:lineRule="auto"/>
-        <w:ind w:left="426" w:hanging="284"/>
-        <w:jc w:val="both"/>
-        <w:rPr>
-          <w:rFonts w:ascii="Times New Roman" w:hAnsi="Times New Roman" w:cs="Times New Roman"/>
-          <w:sz w:val="24"/>
-          <w:szCs w:val="24"/>
-          <w:lang w:eastAsia="en-ID"/>
-        </w:rPr>
-      </w:pPr>
-      <w:r>
-        <w:rPr>
-          <w:rFonts w:ascii="Times New Roman" w:hAnsi="Times New Roman" w:cs="Times New Roman"/>
-          <w:sz w:val="24"/>
-          <w:szCs w:val="24"/>
-          <w:lang w:eastAsia="en-ID"/>
-        </w:rPr>
-        <w:t>Karyawan yang memiliki wewenang di cabang tersebut</w:t>
-      </w:r>
-    </w:p>
-    <w:p>
-      <w:pPr>
-        <w:spacing w:after="0" w:line="360" w:lineRule="auto"/>
-        <w:ind w:firstLine="426"/>
-        <w:jc w:val="both"/>
-        <w:rPr>
-          <w:rFonts w:ascii="Times New Roman" w:hAnsi="Times New Roman" w:cs="Times New Roman"/>
-          <w:sz w:val="24"/>
-          <w:szCs w:val="24"/>
-          <w:lang w:eastAsia="en-ID"/>
-        </w:rPr>
-      </w:pPr>
-      <w:r>
-        <w:rPr>
-          <w:rFonts w:ascii="Times New Roman" w:hAnsi="Times New Roman" w:cs="Times New Roman"/>
-          <w:sz w:val="24"/>
-          <w:szCs w:val="24"/>
-          <w:lang w:eastAsia="en-ID"/>
-        </w:rPr>
-        <w:t xml:space="preserve">Jumlah sampel yang digunakan dalam penelitian ini sebanyak </w:t>
-      </w:r>
-      <w:r>
-        <w:rPr>
-          <w:rFonts w:ascii="Times New Roman" w:hAnsi="Times New Roman" w:cs="Times New Roman"/>
-          <w:sz w:val="24"/>
-          <w:szCs w:val="24"/>
-          <w:lang w:eastAsia="en-ID"/>
-        </w:rPr>
-        <w:t>30</w:t>
-      </w:r>
-      <w:r>
-        <w:rPr>
-          <w:rFonts w:ascii="Times New Roman" w:hAnsi="Times New Roman" w:cs="Times New Roman"/>
-          <w:sz w:val="24"/>
-          <w:szCs w:val="24"/>
-          <w:lang w:eastAsia="en-ID"/>
-        </w:rPr>
-        <w:t xml:space="preserve"> responden yang tersebar di </w:t>
-      </w:r>
-      <w:r>
-        <w:rPr>
-          <w:rFonts w:ascii="Times New Roman" w:hAnsi="Times New Roman" w:cs="Times New Roman"/>
-          <w:sz w:val="24"/>
-          <w:szCs w:val="24"/>
-          <w:lang w:eastAsia="en-ID"/>
-        </w:rPr>
-        <w:t>6</w:t>
-      </w:r>
-      <w:r>
-        <w:rPr>
-          <w:rFonts w:ascii="Times New Roman" w:hAnsi="Times New Roman" w:cs="Times New Roman"/>
-          <w:sz w:val="24"/>
-          <w:szCs w:val="24"/>
-          <w:lang w:eastAsia="en-ID"/>
-        </w:rPr>
-        <w:t xml:space="preserve"> Cabang </w:t>
-      </w:r>
-      <w:r>
-        <w:rPr>
-          <w:rFonts w:ascii="Times New Roman" w:hAnsi="Times New Roman" w:cs="Times New Roman"/>
-          <w:sz w:val="24"/>
-          <w:szCs w:val="24"/>
-          <w:lang w:eastAsia="en-ID"/>
-        </w:rPr>
-        <w:t xml:space="preserve">perusahaan. Setiap responden memberikan jawaban terhadap sejumlah indikator dari masing-masing aspek Fraud Diamond, yang </w:t>
-      </w:r>
-      <w:r>
-        <w:rPr>
-          <w:rFonts w:ascii="Times New Roman" w:hAnsi="Times New Roman" w:cs="Times New Roman"/>
-          <w:sz w:val="24"/>
-          <w:szCs w:val="24"/>
-          <w:lang w:eastAsia="en-ID"/>
-        </w:rPr>
-        <w:lastRenderedPageBreak/>
-        <w:t xml:space="preserve">kemudian diolah menjadi data numerik untuk keperluan pemodelan klasifikasi. </w:t>
-      </w:r>
-      <w:r>
-        <w:rPr>
-          <w:rFonts w:ascii="Times New Roman" w:hAnsi="Times New Roman" w:cs="Times New Roman"/>
-          <w:sz w:val="24"/>
-          <w:szCs w:val="24"/>
-          <w:lang w:eastAsia="en-ID"/>
-        </w:rPr>
-        <w:t>Berikut adalah tabel data yang telah dikumpulkan:</w:t>
-      </w:r>
     </w:p>
     <w:p>
       <w:pPr>
@@ -24967,6 +25483,7 @@
           <w:sz w:val="22"/>
           <w:szCs w:val="22"/>
         </w:rPr>
+        <w:lastRenderedPageBreak/>
         <w:t xml:space="preserve">Table </w:t>
       </w:r>
       <w:r>
@@ -33670,7 +34187,7 @@
     </w:tbl>
     <w:p>
       <w:pPr>
-        <w:spacing w:after="0" w:line="360" w:lineRule="auto"/>
+        <w:spacing w:before="240" w:after="0" w:line="360" w:lineRule="auto"/>
         <w:ind w:firstLine="851"/>
         <w:jc w:val="both"/>
         <w:rPr>
@@ -33687,17 +34204,7 @@
           <w:szCs w:val="24"/>
           <w:lang w:eastAsia="en-ID"/>
         </w:rPr>
-        <w:t xml:space="preserve">Data yang terkumpul dari kuisioner ini akan digunakan sebagai input dalam algoritma Random Forest untuk mengidentifikasi kemungkinan terjadinya fraud di setiap cabang perusahaan. Dengan demikian, lokasi riset dan sampel data </w:t>
-      </w:r>
-      <w:r>
-        <w:rPr>
-          <w:rFonts w:ascii="Times New Roman" w:hAnsi="Times New Roman" w:cs="Times New Roman"/>
-          <w:sz w:val="24"/>
-          <w:szCs w:val="24"/>
-          <w:lang w:eastAsia="en-ID"/>
-        </w:rPr>
-        <w:lastRenderedPageBreak/>
-        <w:t>yang dipilih diharapkan dapat merepresentasikan kondisi riil di lapangan serta mendukung validitas hasil penelitian</w:t>
+        <w:t>Data yang terkumpul dari kuisioner ini akan digunakan sebagai input dalam algoritma Random Forest untuk mengidentifikasi kemungkinan terjadinya fraud di setiap cabang perusahaan. Dengan demikian, lokasi riset dan sampel data yang dipilih diharapkan dapat merepresentasikan kondisi riil di lapangan serta mendukung validitas hasil penelitian</w:t>
       </w:r>
     </w:p>
     <w:p>
@@ -33707,7 +34214,7 @@
           <w:ilvl w:val="1"/>
           <w:numId w:val="4"/>
         </w:numPr>
-        <w:spacing w:before="0" w:line="360" w:lineRule="auto"/>
+        <w:spacing w:before="0" w:line="480" w:lineRule="auto"/>
         <w:ind w:left="426" w:hanging="426"/>
         <w:jc w:val="both"/>
         <w:rPr>
@@ -33719,7 +34226,7 @@
           <w:lang w:eastAsia="en-ID"/>
         </w:rPr>
       </w:pPr>
-      <w:bookmarkStart w:id="30" w:name="_Toc201860572"/>
+      <w:bookmarkStart w:id="29" w:name="_Toc201860572"/>
       <w:r>
         <w:rPr>
           <w:rFonts w:ascii="Times New Roman" w:hAnsi="Times New Roman" w:cs="Times New Roman"/>
@@ -33729,13 +34236,14 @@
           <w:szCs w:val="24"/>
           <w:lang w:eastAsia="en-ID"/>
         </w:rPr>
+        <w:lastRenderedPageBreak/>
         <w:t>Waktu Pelaksanaan</w:t>
       </w:r>
-      <w:bookmarkEnd w:id="30"/>
+      <w:bookmarkEnd w:id="29"/>
     </w:p>
     <w:p>
       <w:pPr>
-        <w:spacing w:after="0" w:line="360" w:lineRule="auto"/>
+        <w:spacing w:line="360" w:lineRule="auto"/>
         <w:ind w:firstLine="851"/>
         <w:jc w:val="both"/>
         <w:rPr>
@@ -40874,15 +41382,15 @@
           <w:lang w:eastAsia="en-ID"/>
         </w:rPr>
         <w:sectPr>
-          <w:headerReference w:type="default" r:id="rId24"/>
-          <w:footerReference w:type="default" r:id="rId25"/>
+          <w:headerReference w:type="default" r:id="rId25"/>
+          <w:footerReference w:type="default" r:id="rId26"/>
           <w:pgSz w:w="11906" w:h="16838"/>
           <w:pgMar w:top="2268" w:right="1701" w:bottom="1701" w:left="2268" w:header="709" w:footer="709" w:gutter="0"/>
           <w:cols w:space="708"/>
           <w:docGrid w:linePitch="360"/>
         </w:sectPr>
       </w:pPr>
-      <w:bookmarkStart w:id="31" w:name="_Toc201860573"/>
+      <w:bookmarkStart w:id="30" w:name="_Toc201860573"/>
     </w:p>
     <w:p>
       <w:pPr>
@@ -40922,7 +41430,7 @@
         <w:br/>
         <w:t>ANALISA DAN HASIL</w:t>
       </w:r>
-      <w:bookmarkEnd w:id="31"/>
+      <w:bookmarkEnd w:id="30"/>
     </w:p>
     <w:p>
       <w:pPr>
@@ -40960,7 +41468,7 @@
         </w:rPr>
         <w:t xml:space="preserve"> </w:t>
       </w:r>
-      <w:bookmarkStart w:id="32" w:name="_Toc201860574"/>
+      <w:bookmarkStart w:id="31" w:name="_Toc201860574"/>
       <w:r>
         <w:rPr>
           <w:rFonts w:ascii="Times New Roman" w:hAnsi="Times New Roman" w:cs="Times New Roman"/>
@@ -40972,7 +41480,7 @@
         </w:rPr>
         <w:t>Analisa dan Penerapan Metode</w:t>
       </w:r>
-      <w:bookmarkEnd w:id="32"/>
+      <w:bookmarkEnd w:id="31"/>
     </w:p>
     <w:p>
       <w:pPr>
@@ -40992,7 +41500,7 @@
           <w:lang w:eastAsia="en-ID"/>
         </w:rPr>
       </w:pPr>
-      <w:bookmarkStart w:id="33" w:name="_Toc201860575"/>
+      <w:bookmarkStart w:id="32" w:name="_Toc201860575"/>
       <w:r>
         <w:rPr>
           <w:rFonts w:ascii="Times New Roman" w:hAnsi="Times New Roman" w:cs="Times New Roman"/>
@@ -41004,7 +41512,7 @@
         </w:rPr>
         <w:t>Perancangan atau Pemodelan Sistem</w:t>
       </w:r>
-      <w:bookmarkEnd w:id="33"/>
+      <w:bookmarkEnd w:id="32"/>
     </w:p>
     <w:p>
       <w:pPr>
@@ -41024,7 +41532,7 @@
           <w:lang w:eastAsia="en-ID"/>
         </w:rPr>
       </w:pPr>
-      <w:bookmarkStart w:id="34" w:name="_Toc201860576"/>
+      <w:bookmarkStart w:id="33" w:name="_Toc201860576"/>
       <w:r>
         <w:rPr>
           <w:rFonts w:ascii="Times New Roman" w:hAnsi="Times New Roman" w:cs="Times New Roman"/>
@@ -41036,7 +41544,7 @@
         </w:rPr>
         <w:t>Implementasi</w:t>
       </w:r>
-      <w:bookmarkEnd w:id="34"/>
+      <w:bookmarkEnd w:id="33"/>
     </w:p>
     <w:p>
       <w:pPr>
@@ -41056,7 +41564,7 @@
           <w:lang w:eastAsia="en-ID"/>
         </w:rPr>
       </w:pPr>
-      <w:bookmarkStart w:id="35" w:name="_Toc201860577"/>
+      <w:bookmarkStart w:id="34" w:name="_Toc201860577"/>
       <w:r>
         <w:rPr>
           <w:rFonts w:ascii="Times New Roman" w:hAnsi="Times New Roman" w:cs="Times New Roman"/>
@@ -41068,7 +41576,7 @@
         </w:rPr>
         <w:t>Hasil Pengujian</w:t>
       </w:r>
-      <w:bookmarkEnd w:id="35"/>
+      <w:bookmarkEnd w:id="34"/>
     </w:p>
     <w:p>
       <w:pPr>
@@ -41106,7 +41614,7 @@
           <w:lang w:eastAsia="en-ID"/>
         </w:rPr>
       </w:pPr>
-      <w:bookmarkStart w:id="36" w:name="_Toc201860578"/>
+      <w:bookmarkStart w:id="35" w:name="_Toc201860578"/>
       <w:r>
         <w:rPr>
           <w:rFonts w:ascii="Times New Roman" w:hAnsi="Times New Roman" w:cs="Times New Roman"/>
@@ -41131,7 +41639,7 @@
         <w:br/>
         <w:t>KESIMPULAN DAN SARAN</w:t>
       </w:r>
-      <w:bookmarkEnd w:id="36"/>
+      <w:bookmarkEnd w:id="35"/>
     </w:p>
     <w:p>
       <w:pPr>
@@ -41169,7 +41677,7 @@
         </w:rPr>
         <w:t xml:space="preserve"> </w:t>
       </w:r>
-      <w:bookmarkStart w:id="37" w:name="_Toc201860579"/>
+      <w:bookmarkStart w:id="36" w:name="_Toc201860579"/>
       <w:r>
         <w:rPr>
           <w:rFonts w:ascii="Times New Roman" w:hAnsi="Times New Roman" w:cs="Times New Roman"/>
@@ -41181,7 +41689,7 @@
         </w:rPr>
         <w:t>Kesimpulan</w:t>
       </w:r>
-      <w:bookmarkEnd w:id="37"/>
+      <w:bookmarkEnd w:id="36"/>
     </w:p>
     <w:p>
       <w:pPr>
@@ -41201,7 +41709,7 @@
           <w:lang w:eastAsia="en-ID"/>
         </w:rPr>
       </w:pPr>
-      <w:bookmarkStart w:id="38" w:name="_Toc201860580"/>
+      <w:bookmarkStart w:id="37" w:name="_Toc201860580"/>
       <w:r>
         <w:rPr>
           <w:rFonts w:ascii="Times New Roman" w:hAnsi="Times New Roman" w:cs="Times New Roman"/>
@@ -41213,7 +41721,7 @@
         </w:rPr>
         <w:t>Saran</w:t>
       </w:r>
-      <w:bookmarkEnd w:id="38"/>
+      <w:bookmarkEnd w:id="37"/>
     </w:p>
     <w:p>
       <w:pPr>
@@ -41243,7 +41751,7 @@
           <w:lang w:eastAsia="en-ID"/>
         </w:rPr>
       </w:pPr>
-      <w:bookmarkStart w:id="39" w:name="_Toc201860581"/>
+      <w:bookmarkStart w:id="38" w:name="_Toc201860581"/>
       <w:r>
         <w:rPr>
           <w:rFonts w:ascii="Times New Roman" w:hAnsi="Times New Roman" w:cs="Times New Roman"/>
@@ -41256,7 +41764,7 @@
         <w:lastRenderedPageBreak/>
         <w:t>DAFTAR PUSTAKA</w:t>
       </w:r>
-      <w:bookmarkEnd w:id="39"/>
+      <w:bookmarkEnd w:id="38"/>
     </w:p>
     <w:p>
       <w:pPr>
@@ -41267,7 +41775,7 @@
         </w:rPr>
       </w:pPr>
     </w:p>
-    <w:bookmarkStart w:id="40" w:name="_Toc201860582" w:displacedByCustomXml="next"/>
+    <w:bookmarkStart w:id="39" w:name="_Toc201860582" w:displacedByCustomXml="next"/>
     <w:sdt>
       <w:sdtPr>
         <w:rPr>
@@ -41282,7 +41790,6 @@
           <w:docPartUnique/>
         </w:docPartObj>
       </w:sdtPr>
-      <w:sdtEndPr/>
       <w:sdtContent>
         <w:p>
           <w:pPr>
@@ -41292,14 +41799,13 @@
           <w:r>
             <w:t>Bibliography</w:t>
           </w:r>
-          <w:bookmarkEnd w:id="40"/>
+          <w:bookmarkEnd w:id="39"/>
         </w:p>
         <w:sdt>
           <w:sdtPr>
             <w:id w:val="111145805"/>
             <w:bibliography/>
           </w:sdtPr>
-          <w:sdtEndPr/>
           <w:sdtContent>
             <w:p>
               <w:pPr>
@@ -42411,7 +42917,7 @@
 </file>
 
 <file path=word/endnotes.xml><?xml version="1.0" encoding="utf-8"?>
-<w:endnotes xmlns:wpc="http://schemas.microsoft.com/office/word/2010/wordprocessingCanvas" xmlns:cx="http://schemas.microsoft.com/office/drawing/2014/chartex" xmlns:cx1="http://schemas.microsoft.com/office/drawing/2015/9/8/chartex" xmlns:cx2="http://schemas.microsoft.com/office/drawing/2015/10/21/chartex" xmlns:cx3="http://schemas.microsoft.com/office/drawing/2016/5/9/chartex" xmlns:cx4="http://schemas.microsoft.com/office/drawing/2016/5/10/chartex" xmlns:cx5="http://schemas.microsoft.com/office/drawing/2016/5/11/chartex" xmlns:cx6="http://schemas.microsoft.com/office/drawing/2016/5/12/chartex" xmlns:cx7="http://schemas.microsoft.com/office/drawing/2016/5/13/chartex" xmlns:cx8="http://schemas.microsoft.com/office/drawing/2016/5/14/chartex" xmlns:mc="http://schemas.openxmlformats.org/markup-compatibility/2006" xmlns:aink="http://schemas.microsoft.com/office/drawing/2016/ink" xmlns:am3d="http://schemas.microsoft.com/office/drawing/2017/model3d" xmlns:o="urn:schemas-microsoft-com:office:office" xmlns:r="http://schemas.openxmlformats.org/officeDocument/2006/relationships" xmlns:m="http://schemas.openxmlformats.org/officeDocument/2006/math" xmlns:v="urn:schemas-microsoft-com:vml" xmlns:wp14="http://schemas.microsoft.com/office/word/2010/wordprocessingDrawing" xmlns:wp="http://schemas.openxmlformats.org/drawingml/2006/wordprocessingDrawing" xmlns:w10="urn:schemas-microsoft-com:office:word" xmlns:w="http://schemas.openxmlformats.org/wordprocessingml/2006/main" xmlns:w14="http://schemas.microsoft.com/office/word/2010/wordml" xmlns:w15="http://schemas.microsoft.com/office/word/2012/wordml" xmlns:w16cid="http://schemas.microsoft.com/office/word/2016/wordml/cid" xmlns:w16se="http://schemas.microsoft.com/office/word/2015/wordml/symex" xmlns:wpg="http://schemas.microsoft.com/office/word/2010/wordprocessingGroup" xmlns:wpi="http://schemas.microsoft.com/office/word/2010/wordprocessingInk" xmlns:wne="http://schemas.microsoft.com/office/word/2006/wordml" xmlns:wps="http://schemas.microsoft.com/office/word/2010/wordprocessingShape" mc:Ignorable="w14 w15 w16se w16cid wp14">
+<w:endnotes xmlns:wpc="http://schemas.microsoft.com/office/word/2010/wordprocessingCanvas" xmlns:cx="http://schemas.microsoft.com/office/drawing/2014/chartex" xmlns:cx1="http://schemas.microsoft.com/office/drawing/2015/9/8/chartex" xmlns:cx2="http://schemas.microsoft.com/office/drawing/2015/10/21/chartex" xmlns:cx3="http://schemas.microsoft.com/office/drawing/2016/5/9/chartex" xmlns:cx4="http://schemas.microsoft.com/office/drawing/2016/5/10/chartex" xmlns:cx5="http://schemas.microsoft.com/office/drawing/2016/5/11/chartex" xmlns:cx6="http://schemas.microsoft.com/office/drawing/2016/5/12/chartex" xmlns:cx7="http://schemas.microsoft.com/office/drawing/2016/5/13/chartex" xmlns:cx8="http://schemas.microsoft.com/office/drawing/2016/5/14/chartex" xmlns:mc="http://schemas.openxmlformats.org/markup-compatibility/2006" xmlns:aink="http://schemas.microsoft.com/office/drawing/2016/ink" xmlns:am3d="http://schemas.microsoft.com/office/drawing/2017/model3d" xmlns:o="urn:schemas-microsoft-com:office:office" xmlns:oel="http://schemas.microsoft.com/office/2019/extlst" xmlns:r="http://schemas.openxmlformats.org/officeDocument/2006/relationships" xmlns:m="http://schemas.openxmlformats.org/officeDocument/2006/math" xmlns:v="urn:schemas-microsoft-com:vml" xmlns:wp14="http://schemas.microsoft.com/office/word/2010/wordprocessingDrawing" xmlns:wp="http://schemas.openxmlformats.org/drawingml/2006/wordprocessingDrawing" xmlns:w10="urn:schemas-microsoft-com:office:word" xmlns:w="http://schemas.openxmlformats.org/wordprocessingml/2006/main" xmlns:w14="http://schemas.microsoft.com/office/word/2010/wordml" xmlns:w15="http://schemas.microsoft.com/office/word/2012/wordml" xmlns:w16cex="http://schemas.microsoft.com/office/word/2018/wordml/cex" xmlns:w16cid="http://schemas.microsoft.com/office/word/2016/wordml/cid" xmlns:w16="http://schemas.microsoft.com/office/word/2018/wordml" xmlns:w16sdtdh="http://schemas.microsoft.com/office/word/2020/wordml/sdtdatahash" xmlns:w16se="http://schemas.microsoft.com/office/word/2015/wordml/symex" xmlns:wpg="http://schemas.microsoft.com/office/word/2010/wordprocessingGroup" xmlns:wpi="http://schemas.microsoft.com/office/word/2010/wordprocessingInk" xmlns:wne="http://schemas.microsoft.com/office/word/2006/wordml" xmlns:wps="http://schemas.microsoft.com/office/word/2010/wordprocessingShape" mc:Ignorable="w14 w15 w16se w16cid w16 w16cex w16sdtdh wp14">
   <w:endnote w:type="separator" w:id="-1">
     <w:p>
       <w:pPr>
@@ -42436,7 +42942,7 @@
 </file>
 
 <file path=word/footer1.xml><?xml version="1.0" encoding="utf-8"?>
-<w:ftr xmlns:wpc="http://schemas.microsoft.com/office/word/2010/wordprocessingCanvas" xmlns:cx="http://schemas.microsoft.com/office/drawing/2014/chartex" xmlns:cx1="http://schemas.microsoft.com/office/drawing/2015/9/8/chartex" xmlns:cx2="http://schemas.microsoft.com/office/drawing/2015/10/21/chartex" xmlns:cx3="http://schemas.microsoft.com/office/drawing/2016/5/9/chartex" xmlns:cx4="http://schemas.microsoft.com/office/drawing/2016/5/10/chartex" xmlns:cx5="http://schemas.microsoft.com/office/drawing/2016/5/11/chartex" xmlns:cx6="http://schemas.microsoft.com/office/drawing/2016/5/12/chartex" xmlns:cx7="http://schemas.microsoft.com/office/drawing/2016/5/13/chartex" xmlns:cx8="http://schemas.microsoft.com/office/drawing/2016/5/14/chartex" xmlns:mc="http://schemas.openxmlformats.org/markup-compatibility/2006" xmlns:aink="http://schemas.microsoft.com/office/drawing/2016/ink" xmlns:am3d="http://schemas.microsoft.com/office/drawing/2017/model3d" xmlns:o="urn:schemas-microsoft-com:office:office" xmlns:r="http://schemas.openxmlformats.org/officeDocument/2006/relationships" xmlns:m="http://schemas.openxmlformats.org/officeDocument/2006/math" xmlns:v="urn:schemas-microsoft-com:vml" xmlns:wp14="http://schemas.microsoft.com/office/word/2010/wordprocessingDrawing" xmlns:wp="http://schemas.openxmlformats.org/drawingml/2006/wordprocessingDrawing" xmlns:w10="urn:schemas-microsoft-com:office:word" xmlns:w="http://schemas.openxmlformats.org/wordprocessingml/2006/main" xmlns:w14="http://schemas.microsoft.com/office/word/2010/wordml" xmlns:w15="http://schemas.microsoft.com/office/word/2012/wordml" xmlns:w16cid="http://schemas.microsoft.com/office/word/2016/wordml/cid" xmlns:w16se="http://schemas.microsoft.com/office/word/2015/wordml/symex" xmlns:wpg="http://schemas.microsoft.com/office/word/2010/wordprocessingGroup" xmlns:wpi="http://schemas.microsoft.com/office/word/2010/wordprocessingInk" xmlns:wne="http://schemas.microsoft.com/office/word/2006/wordml" xmlns:wps="http://schemas.microsoft.com/office/word/2010/wordprocessingShape" mc:Ignorable="w14 w15 w16se w16cid wp14">
+<w:ftr xmlns:wpc="http://schemas.microsoft.com/office/word/2010/wordprocessingCanvas" xmlns:cx="http://schemas.microsoft.com/office/drawing/2014/chartex" xmlns:cx1="http://schemas.microsoft.com/office/drawing/2015/9/8/chartex" xmlns:cx2="http://schemas.microsoft.com/office/drawing/2015/10/21/chartex" xmlns:cx3="http://schemas.microsoft.com/office/drawing/2016/5/9/chartex" xmlns:cx4="http://schemas.microsoft.com/office/drawing/2016/5/10/chartex" xmlns:cx5="http://schemas.microsoft.com/office/drawing/2016/5/11/chartex" xmlns:cx6="http://schemas.microsoft.com/office/drawing/2016/5/12/chartex" xmlns:cx7="http://schemas.microsoft.com/office/drawing/2016/5/13/chartex" xmlns:cx8="http://schemas.microsoft.com/office/drawing/2016/5/14/chartex" xmlns:mc="http://schemas.openxmlformats.org/markup-compatibility/2006" xmlns:aink="http://schemas.microsoft.com/office/drawing/2016/ink" xmlns:am3d="http://schemas.microsoft.com/office/drawing/2017/model3d" xmlns:o="urn:schemas-microsoft-com:office:office" xmlns:oel="http://schemas.microsoft.com/office/2019/extlst" xmlns:r="http://schemas.openxmlformats.org/officeDocument/2006/relationships" xmlns:m="http://schemas.openxmlformats.org/officeDocument/2006/math" xmlns:v="urn:schemas-microsoft-com:vml" xmlns:wp14="http://schemas.microsoft.com/office/word/2010/wordprocessingDrawing" xmlns:wp="http://schemas.openxmlformats.org/drawingml/2006/wordprocessingDrawing" xmlns:w10="urn:schemas-microsoft-com:office:word" xmlns:w="http://schemas.openxmlformats.org/wordprocessingml/2006/main" xmlns:w14="http://schemas.microsoft.com/office/word/2010/wordml" xmlns:w15="http://schemas.microsoft.com/office/word/2012/wordml" xmlns:w16cex="http://schemas.microsoft.com/office/word/2018/wordml/cex" xmlns:w16cid="http://schemas.microsoft.com/office/word/2016/wordml/cid" xmlns:w16="http://schemas.microsoft.com/office/word/2018/wordml" xmlns:w16sdtdh="http://schemas.microsoft.com/office/word/2020/wordml/sdtdatahash" xmlns:w16se="http://schemas.microsoft.com/office/word/2015/wordml/symex" xmlns:wpg="http://schemas.microsoft.com/office/word/2010/wordprocessingGroup" xmlns:wpi="http://schemas.microsoft.com/office/word/2010/wordprocessingInk" xmlns:wne="http://schemas.microsoft.com/office/word/2006/wordml" xmlns:wps="http://schemas.microsoft.com/office/word/2010/wordprocessingShape" mc:Ignorable="w14 w15 w16se w16cid w16 w16cex w16sdtdh wp14">
   <w:sdt>
     <w:sdtPr>
       <w:id w:val="-587529641"/>
@@ -42489,7 +42995,7 @@
 </file>
 
 <file path=word/footer2.xml><?xml version="1.0" encoding="utf-8"?>
-<w:ftr xmlns:wpc="http://schemas.microsoft.com/office/word/2010/wordprocessingCanvas" xmlns:cx="http://schemas.microsoft.com/office/drawing/2014/chartex" xmlns:cx1="http://schemas.microsoft.com/office/drawing/2015/9/8/chartex" xmlns:cx2="http://schemas.microsoft.com/office/drawing/2015/10/21/chartex" xmlns:cx3="http://schemas.microsoft.com/office/drawing/2016/5/9/chartex" xmlns:cx4="http://schemas.microsoft.com/office/drawing/2016/5/10/chartex" xmlns:cx5="http://schemas.microsoft.com/office/drawing/2016/5/11/chartex" xmlns:cx6="http://schemas.microsoft.com/office/drawing/2016/5/12/chartex" xmlns:cx7="http://schemas.microsoft.com/office/drawing/2016/5/13/chartex" xmlns:cx8="http://schemas.microsoft.com/office/drawing/2016/5/14/chartex" xmlns:mc="http://schemas.openxmlformats.org/markup-compatibility/2006" xmlns:aink="http://schemas.microsoft.com/office/drawing/2016/ink" xmlns:am3d="http://schemas.microsoft.com/office/drawing/2017/model3d" xmlns:o="urn:schemas-microsoft-com:office:office" xmlns:r="http://schemas.openxmlformats.org/officeDocument/2006/relationships" xmlns:m="http://schemas.openxmlformats.org/officeDocument/2006/math" xmlns:v="urn:schemas-microsoft-com:vml" xmlns:wp14="http://schemas.microsoft.com/office/word/2010/wordprocessingDrawing" xmlns:wp="http://schemas.openxmlformats.org/drawingml/2006/wordprocessingDrawing" xmlns:w10="urn:schemas-microsoft-com:office:word" xmlns:w="http://schemas.openxmlformats.org/wordprocessingml/2006/main" xmlns:w14="http://schemas.microsoft.com/office/word/2010/wordml" xmlns:w15="http://schemas.microsoft.com/office/word/2012/wordml" xmlns:w16cid="http://schemas.microsoft.com/office/word/2016/wordml/cid" xmlns:w16se="http://schemas.microsoft.com/office/word/2015/wordml/symex" xmlns:wpg="http://schemas.microsoft.com/office/word/2010/wordprocessingGroup" xmlns:wpi="http://schemas.microsoft.com/office/word/2010/wordprocessingInk" xmlns:wne="http://schemas.microsoft.com/office/word/2006/wordml" xmlns:wps="http://schemas.microsoft.com/office/word/2010/wordprocessingShape" mc:Ignorable="w14 w15 w16se w16cid wp14">
+<w:ftr xmlns:wpc="http://schemas.microsoft.com/office/word/2010/wordprocessingCanvas" xmlns:cx="http://schemas.microsoft.com/office/drawing/2014/chartex" xmlns:cx1="http://schemas.microsoft.com/office/drawing/2015/9/8/chartex" xmlns:cx2="http://schemas.microsoft.com/office/drawing/2015/10/21/chartex" xmlns:cx3="http://schemas.microsoft.com/office/drawing/2016/5/9/chartex" xmlns:cx4="http://schemas.microsoft.com/office/drawing/2016/5/10/chartex" xmlns:cx5="http://schemas.microsoft.com/office/drawing/2016/5/11/chartex" xmlns:cx6="http://schemas.microsoft.com/office/drawing/2016/5/12/chartex" xmlns:cx7="http://schemas.microsoft.com/office/drawing/2016/5/13/chartex" xmlns:cx8="http://schemas.microsoft.com/office/drawing/2016/5/14/chartex" xmlns:mc="http://schemas.openxmlformats.org/markup-compatibility/2006" xmlns:aink="http://schemas.microsoft.com/office/drawing/2016/ink" xmlns:am3d="http://schemas.microsoft.com/office/drawing/2017/model3d" xmlns:o="urn:schemas-microsoft-com:office:office" xmlns:oel="http://schemas.microsoft.com/office/2019/extlst" xmlns:r="http://schemas.openxmlformats.org/officeDocument/2006/relationships" xmlns:m="http://schemas.openxmlformats.org/officeDocument/2006/math" xmlns:v="urn:schemas-microsoft-com:vml" xmlns:wp14="http://schemas.microsoft.com/office/word/2010/wordprocessingDrawing" xmlns:wp="http://schemas.openxmlformats.org/drawingml/2006/wordprocessingDrawing" xmlns:w10="urn:schemas-microsoft-com:office:word" xmlns:w="http://schemas.openxmlformats.org/wordprocessingml/2006/main" xmlns:w14="http://schemas.microsoft.com/office/word/2010/wordml" xmlns:w15="http://schemas.microsoft.com/office/word/2012/wordml" xmlns:w16cex="http://schemas.microsoft.com/office/word/2018/wordml/cex" xmlns:w16cid="http://schemas.microsoft.com/office/word/2016/wordml/cid" xmlns:w16="http://schemas.microsoft.com/office/word/2018/wordml" xmlns:w16sdtdh="http://schemas.microsoft.com/office/word/2020/wordml/sdtdatahash" xmlns:w16se="http://schemas.microsoft.com/office/word/2015/wordml/symex" xmlns:wpg="http://schemas.microsoft.com/office/word/2010/wordprocessingGroup" xmlns:wpi="http://schemas.microsoft.com/office/word/2010/wordprocessingInk" xmlns:wne="http://schemas.microsoft.com/office/word/2006/wordml" xmlns:wps="http://schemas.microsoft.com/office/word/2010/wordprocessingShape" mc:Ignorable="w14 w15 w16se w16cid w16 w16cex w16sdtdh wp14">
   <w:sdt>
     <w:sdtPr>
       <w:id w:val="-99265274"/>
@@ -42542,7 +43048,7 @@
 </file>
 
 <file path=word/footer3.xml><?xml version="1.0" encoding="utf-8"?>
-<w:ftr xmlns:wpc="http://schemas.microsoft.com/office/word/2010/wordprocessingCanvas" xmlns:cx="http://schemas.microsoft.com/office/drawing/2014/chartex" xmlns:cx1="http://schemas.microsoft.com/office/drawing/2015/9/8/chartex" xmlns:cx2="http://schemas.microsoft.com/office/drawing/2015/10/21/chartex" xmlns:cx3="http://schemas.microsoft.com/office/drawing/2016/5/9/chartex" xmlns:cx4="http://schemas.microsoft.com/office/drawing/2016/5/10/chartex" xmlns:cx5="http://schemas.microsoft.com/office/drawing/2016/5/11/chartex" xmlns:cx6="http://schemas.microsoft.com/office/drawing/2016/5/12/chartex" xmlns:cx7="http://schemas.microsoft.com/office/drawing/2016/5/13/chartex" xmlns:cx8="http://schemas.microsoft.com/office/drawing/2016/5/14/chartex" xmlns:mc="http://schemas.openxmlformats.org/markup-compatibility/2006" xmlns:aink="http://schemas.microsoft.com/office/drawing/2016/ink" xmlns:am3d="http://schemas.microsoft.com/office/drawing/2017/model3d" xmlns:o="urn:schemas-microsoft-com:office:office" xmlns:r="http://schemas.openxmlformats.org/officeDocument/2006/relationships" xmlns:m="http://schemas.openxmlformats.org/officeDocument/2006/math" xmlns:v="urn:schemas-microsoft-com:vml" xmlns:wp14="http://schemas.microsoft.com/office/word/2010/wordprocessingDrawing" xmlns:wp="http://schemas.openxmlformats.org/drawingml/2006/wordprocessingDrawing" xmlns:w10="urn:schemas-microsoft-com:office:word" xmlns:w="http://schemas.openxmlformats.org/wordprocessingml/2006/main" xmlns:w14="http://schemas.microsoft.com/office/word/2010/wordml" xmlns:w15="http://schemas.microsoft.com/office/word/2012/wordml" xmlns:w16cid="http://schemas.microsoft.com/office/word/2016/wordml/cid" xmlns:w16se="http://schemas.microsoft.com/office/word/2015/wordml/symex" xmlns:wpg="http://schemas.microsoft.com/office/word/2010/wordprocessingGroup" xmlns:wpi="http://schemas.microsoft.com/office/word/2010/wordprocessingInk" xmlns:wne="http://schemas.microsoft.com/office/word/2006/wordml" xmlns:wps="http://schemas.microsoft.com/office/word/2010/wordprocessingShape" mc:Ignorable="w14 w15 w16se w16cid wp14">
+<w:ftr xmlns:wpc="http://schemas.microsoft.com/office/word/2010/wordprocessingCanvas" xmlns:cx="http://schemas.microsoft.com/office/drawing/2014/chartex" xmlns:cx1="http://schemas.microsoft.com/office/drawing/2015/9/8/chartex" xmlns:cx2="http://schemas.microsoft.com/office/drawing/2015/10/21/chartex" xmlns:cx3="http://schemas.microsoft.com/office/drawing/2016/5/9/chartex" xmlns:cx4="http://schemas.microsoft.com/office/drawing/2016/5/10/chartex" xmlns:cx5="http://schemas.microsoft.com/office/drawing/2016/5/11/chartex" xmlns:cx6="http://schemas.microsoft.com/office/drawing/2016/5/12/chartex" xmlns:cx7="http://schemas.microsoft.com/office/drawing/2016/5/13/chartex" xmlns:cx8="http://schemas.microsoft.com/office/drawing/2016/5/14/chartex" xmlns:mc="http://schemas.openxmlformats.org/markup-compatibility/2006" xmlns:aink="http://schemas.microsoft.com/office/drawing/2016/ink" xmlns:am3d="http://schemas.microsoft.com/office/drawing/2017/model3d" xmlns:o="urn:schemas-microsoft-com:office:office" xmlns:oel="http://schemas.microsoft.com/office/2019/extlst" xmlns:r="http://schemas.openxmlformats.org/officeDocument/2006/relationships" xmlns:m="http://schemas.openxmlformats.org/officeDocument/2006/math" xmlns:v="urn:schemas-microsoft-com:vml" xmlns:wp14="http://schemas.microsoft.com/office/word/2010/wordprocessingDrawing" xmlns:wp="http://schemas.openxmlformats.org/drawingml/2006/wordprocessingDrawing" xmlns:w10="urn:schemas-microsoft-com:office:word" xmlns:w="http://schemas.openxmlformats.org/wordprocessingml/2006/main" xmlns:w14="http://schemas.microsoft.com/office/word/2010/wordml" xmlns:w15="http://schemas.microsoft.com/office/word/2012/wordml" xmlns:w16cex="http://schemas.microsoft.com/office/word/2018/wordml/cex" xmlns:w16cid="http://schemas.microsoft.com/office/word/2016/wordml/cid" xmlns:w16="http://schemas.microsoft.com/office/word/2018/wordml" xmlns:w16sdtdh="http://schemas.microsoft.com/office/word/2020/wordml/sdtdatahash" xmlns:w16se="http://schemas.microsoft.com/office/word/2015/wordml/symex" xmlns:wpg="http://schemas.microsoft.com/office/word/2010/wordprocessingGroup" xmlns:wpi="http://schemas.microsoft.com/office/word/2010/wordprocessingInk" xmlns:wne="http://schemas.microsoft.com/office/word/2006/wordml" xmlns:wps="http://schemas.microsoft.com/office/word/2010/wordprocessingShape" mc:Ignorable="w14 w15 w16se w16cid w16 w16cex w16sdtdh wp14">
   <w:sdt>
     <w:sdtPr>
       <w:id w:val="1077713424"/>
@@ -42595,7 +43101,7 @@
 </file>
 
 <file path=word/footer4.xml><?xml version="1.0" encoding="utf-8"?>
-<w:ftr xmlns:wpc="http://schemas.microsoft.com/office/word/2010/wordprocessingCanvas" xmlns:cx="http://schemas.microsoft.com/office/drawing/2014/chartex" xmlns:cx1="http://schemas.microsoft.com/office/drawing/2015/9/8/chartex" xmlns:cx2="http://schemas.microsoft.com/office/drawing/2015/10/21/chartex" xmlns:cx3="http://schemas.microsoft.com/office/drawing/2016/5/9/chartex" xmlns:cx4="http://schemas.microsoft.com/office/drawing/2016/5/10/chartex" xmlns:cx5="http://schemas.microsoft.com/office/drawing/2016/5/11/chartex" xmlns:cx6="http://schemas.microsoft.com/office/drawing/2016/5/12/chartex" xmlns:cx7="http://schemas.microsoft.com/office/drawing/2016/5/13/chartex" xmlns:cx8="http://schemas.microsoft.com/office/drawing/2016/5/14/chartex" xmlns:mc="http://schemas.openxmlformats.org/markup-compatibility/2006" xmlns:aink="http://schemas.microsoft.com/office/drawing/2016/ink" xmlns:am3d="http://schemas.microsoft.com/office/drawing/2017/model3d" xmlns:o="urn:schemas-microsoft-com:office:office" xmlns:r="http://schemas.openxmlformats.org/officeDocument/2006/relationships" xmlns:m="http://schemas.openxmlformats.org/officeDocument/2006/math" xmlns:v="urn:schemas-microsoft-com:vml" xmlns:wp14="http://schemas.microsoft.com/office/word/2010/wordprocessingDrawing" xmlns:wp="http://schemas.openxmlformats.org/drawingml/2006/wordprocessingDrawing" xmlns:w10="urn:schemas-microsoft-com:office:word" xmlns:w="http://schemas.openxmlformats.org/wordprocessingml/2006/main" xmlns:w14="http://schemas.microsoft.com/office/word/2010/wordml" xmlns:w15="http://schemas.microsoft.com/office/word/2012/wordml" xmlns:w16cid="http://schemas.microsoft.com/office/word/2016/wordml/cid" xmlns:w16se="http://schemas.microsoft.com/office/word/2015/wordml/symex" xmlns:wpg="http://schemas.microsoft.com/office/word/2010/wordprocessingGroup" xmlns:wpi="http://schemas.microsoft.com/office/word/2010/wordprocessingInk" xmlns:wne="http://schemas.microsoft.com/office/word/2006/wordml" xmlns:wps="http://schemas.microsoft.com/office/word/2010/wordprocessingShape" mc:Ignorable="w14 w15 w16se w16cid wp14">
+<w:ftr xmlns:wpc="http://schemas.microsoft.com/office/word/2010/wordprocessingCanvas" xmlns:cx="http://schemas.microsoft.com/office/drawing/2014/chartex" xmlns:cx1="http://schemas.microsoft.com/office/drawing/2015/9/8/chartex" xmlns:cx2="http://schemas.microsoft.com/office/drawing/2015/10/21/chartex" xmlns:cx3="http://schemas.microsoft.com/office/drawing/2016/5/9/chartex" xmlns:cx4="http://schemas.microsoft.com/office/drawing/2016/5/10/chartex" xmlns:cx5="http://schemas.microsoft.com/office/drawing/2016/5/11/chartex" xmlns:cx6="http://schemas.microsoft.com/office/drawing/2016/5/12/chartex" xmlns:cx7="http://schemas.microsoft.com/office/drawing/2016/5/13/chartex" xmlns:cx8="http://schemas.microsoft.com/office/drawing/2016/5/14/chartex" xmlns:mc="http://schemas.openxmlformats.org/markup-compatibility/2006" xmlns:aink="http://schemas.microsoft.com/office/drawing/2016/ink" xmlns:am3d="http://schemas.microsoft.com/office/drawing/2017/model3d" xmlns:o="urn:schemas-microsoft-com:office:office" xmlns:oel="http://schemas.microsoft.com/office/2019/extlst" xmlns:r="http://schemas.openxmlformats.org/officeDocument/2006/relationships" xmlns:m="http://schemas.openxmlformats.org/officeDocument/2006/math" xmlns:v="urn:schemas-microsoft-com:vml" xmlns:wp14="http://schemas.microsoft.com/office/word/2010/wordprocessingDrawing" xmlns:wp="http://schemas.openxmlformats.org/drawingml/2006/wordprocessingDrawing" xmlns:w10="urn:schemas-microsoft-com:office:word" xmlns:w="http://schemas.openxmlformats.org/wordprocessingml/2006/main" xmlns:w14="http://schemas.microsoft.com/office/word/2010/wordml" xmlns:w15="http://schemas.microsoft.com/office/word/2012/wordml" xmlns:w16cex="http://schemas.microsoft.com/office/word/2018/wordml/cex" xmlns:w16cid="http://schemas.microsoft.com/office/word/2016/wordml/cid" xmlns:w16="http://schemas.microsoft.com/office/word/2018/wordml" xmlns:w16sdtdh="http://schemas.microsoft.com/office/word/2020/wordml/sdtdatahash" xmlns:w16se="http://schemas.microsoft.com/office/word/2015/wordml/symex" xmlns:wpg="http://schemas.microsoft.com/office/word/2010/wordprocessingGroup" xmlns:wpi="http://schemas.microsoft.com/office/word/2010/wordprocessingInk" xmlns:wne="http://schemas.microsoft.com/office/word/2006/wordml" xmlns:wps="http://schemas.microsoft.com/office/word/2010/wordprocessingShape" mc:Ignorable="w14 w15 w16se w16cid w16 w16cex w16sdtdh wp14">
   <w:p>
     <w:pPr>
       <w:pStyle w:val="Footer"/>
@@ -42611,7 +43117,7 @@
 </file>
 
 <file path=word/footer5.xml><?xml version="1.0" encoding="utf-8"?>
-<w:ftr xmlns:wpc="http://schemas.microsoft.com/office/word/2010/wordprocessingCanvas" xmlns:cx="http://schemas.microsoft.com/office/drawing/2014/chartex" xmlns:cx1="http://schemas.microsoft.com/office/drawing/2015/9/8/chartex" xmlns:cx2="http://schemas.microsoft.com/office/drawing/2015/10/21/chartex" xmlns:cx3="http://schemas.microsoft.com/office/drawing/2016/5/9/chartex" xmlns:cx4="http://schemas.microsoft.com/office/drawing/2016/5/10/chartex" xmlns:cx5="http://schemas.microsoft.com/office/drawing/2016/5/11/chartex" xmlns:cx6="http://schemas.microsoft.com/office/drawing/2016/5/12/chartex" xmlns:cx7="http://schemas.microsoft.com/office/drawing/2016/5/13/chartex" xmlns:cx8="http://schemas.microsoft.com/office/drawing/2016/5/14/chartex" xmlns:mc="http://schemas.openxmlformats.org/markup-compatibility/2006" xmlns:aink="http://schemas.microsoft.com/office/drawing/2016/ink" xmlns:am3d="http://schemas.microsoft.com/office/drawing/2017/model3d" xmlns:o="urn:schemas-microsoft-com:office:office" xmlns:r="http://schemas.openxmlformats.org/officeDocument/2006/relationships" xmlns:m="http://schemas.openxmlformats.org/officeDocument/2006/math" xmlns:v="urn:schemas-microsoft-com:vml" xmlns:wp14="http://schemas.microsoft.com/office/word/2010/wordprocessingDrawing" xmlns:wp="http://schemas.openxmlformats.org/drawingml/2006/wordprocessingDrawing" xmlns:w10="urn:schemas-microsoft-com:office:word" xmlns:w="http://schemas.openxmlformats.org/wordprocessingml/2006/main" xmlns:w14="http://schemas.microsoft.com/office/word/2010/wordml" xmlns:w15="http://schemas.microsoft.com/office/word/2012/wordml" xmlns:w16cid="http://schemas.microsoft.com/office/word/2016/wordml/cid" xmlns:w16se="http://schemas.microsoft.com/office/word/2015/wordml/symex" xmlns:wpg="http://schemas.microsoft.com/office/word/2010/wordprocessingGroup" xmlns:wpi="http://schemas.microsoft.com/office/word/2010/wordprocessingInk" xmlns:wne="http://schemas.microsoft.com/office/word/2006/wordml" xmlns:wps="http://schemas.microsoft.com/office/word/2010/wordprocessingShape" mc:Ignorable="w14 w15 w16se w16cid wp14">
+<w:ftr xmlns:wpc="http://schemas.microsoft.com/office/word/2010/wordprocessingCanvas" xmlns:cx="http://schemas.microsoft.com/office/drawing/2014/chartex" xmlns:cx1="http://schemas.microsoft.com/office/drawing/2015/9/8/chartex" xmlns:cx2="http://schemas.microsoft.com/office/drawing/2015/10/21/chartex" xmlns:cx3="http://schemas.microsoft.com/office/drawing/2016/5/9/chartex" xmlns:cx4="http://schemas.microsoft.com/office/drawing/2016/5/10/chartex" xmlns:cx5="http://schemas.microsoft.com/office/drawing/2016/5/11/chartex" xmlns:cx6="http://schemas.microsoft.com/office/drawing/2016/5/12/chartex" xmlns:cx7="http://schemas.microsoft.com/office/drawing/2016/5/13/chartex" xmlns:cx8="http://schemas.microsoft.com/office/drawing/2016/5/14/chartex" xmlns:mc="http://schemas.openxmlformats.org/markup-compatibility/2006" xmlns:aink="http://schemas.microsoft.com/office/drawing/2016/ink" xmlns:am3d="http://schemas.microsoft.com/office/drawing/2017/model3d" xmlns:o="urn:schemas-microsoft-com:office:office" xmlns:oel="http://schemas.microsoft.com/office/2019/extlst" xmlns:r="http://schemas.openxmlformats.org/officeDocument/2006/relationships" xmlns:m="http://schemas.openxmlformats.org/officeDocument/2006/math" xmlns:v="urn:schemas-microsoft-com:vml" xmlns:wp14="http://schemas.microsoft.com/office/word/2010/wordprocessingDrawing" xmlns:wp="http://schemas.openxmlformats.org/drawingml/2006/wordprocessingDrawing" xmlns:w10="urn:schemas-microsoft-com:office:word" xmlns:w="http://schemas.openxmlformats.org/wordprocessingml/2006/main" xmlns:w14="http://schemas.microsoft.com/office/word/2010/wordml" xmlns:w15="http://schemas.microsoft.com/office/word/2012/wordml" xmlns:w16cex="http://schemas.microsoft.com/office/word/2018/wordml/cex" xmlns:w16cid="http://schemas.microsoft.com/office/word/2016/wordml/cid" xmlns:w16="http://schemas.microsoft.com/office/word/2018/wordml" xmlns:w16sdtdh="http://schemas.microsoft.com/office/word/2020/wordml/sdtdatahash" xmlns:w16se="http://schemas.microsoft.com/office/word/2015/wordml/symex" xmlns:wpg="http://schemas.microsoft.com/office/word/2010/wordprocessingGroup" xmlns:wpi="http://schemas.microsoft.com/office/word/2010/wordprocessingInk" xmlns:wne="http://schemas.microsoft.com/office/word/2006/wordml" xmlns:wps="http://schemas.microsoft.com/office/word/2010/wordprocessingShape" mc:Ignorable="w14 w15 w16se w16cid w16 w16cex w16sdtdh wp14">
   <w:sdt>
     <w:sdtPr>
       <w:id w:val="-886647113"/>
@@ -42664,7 +43170,7 @@
 </file>
 
 <file path=word/footer6.xml><?xml version="1.0" encoding="utf-8"?>
-<w:ftr xmlns:wpc="http://schemas.microsoft.com/office/word/2010/wordprocessingCanvas" xmlns:cx="http://schemas.microsoft.com/office/drawing/2014/chartex" xmlns:cx1="http://schemas.microsoft.com/office/drawing/2015/9/8/chartex" xmlns:cx2="http://schemas.microsoft.com/office/drawing/2015/10/21/chartex" xmlns:cx3="http://schemas.microsoft.com/office/drawing/2016/5/9/chartex" xmlns:cx4="http://schemas.microsoft.com/office/drawing/2016/5/10/chartex" xmlns:cx5="http://schemas.microsoft.com/office/drawing/2016/5/11/chartex" xmlns:cx6="http://schemas.microsoft.com/office/drawing/2016/5/12/chartex" xmlns:cx7="http://schemas.microsoft.com/office/drawing/2016/5/13/chartex" xmlns:cx8="http://schemas.microsoft.com/office/drawing/2016/5/14/chartex" xmlns:mc="http://schemas.openxmlformats.org/markup-compatibility/2006" xmlns:aink="http://schemas.microsoft.com/office/drawing/2016/ink" xmlns:am3d="http://schemas.microsoft.com/office/drawing/2017/model3d" xmlns:o="urn:schemas-microsoft-com:office:office" xmlns:r="http://schemas.openxmlformats.org/officeDocument/2006/relationships" xmlns:m="http://schemas.openxmlformats.org/officeDocument/2006/math" xmlns:v="urn:schemas-microsoft-com:vml" xmlns:wp14="http://schemas.microsoft.com/office/word/2010/wordprocessingDrawing" xmlns:wp="http://schemas.openxmlformats.org/drawingml/2006/wordprocessingDrawing" xmlns:w10="urn:schemas-microsoft-com:office:word" xmlns:w="http://schemas.openxmlformats.org/wordprocessingml/2006/main" xmlns:w14="http://schemas.microsoft.com/office/word/2010/wordml" xmlns:w15="http://schemas.microsoft.com/office/word/2012/wordml" xmlns:w16cid="http://schemas.microsoft.com/office/word/2016/wordml/cid" xmlns:w16se="http://schemas.microsoft.com/office/word/2015/wordml/symex" xmlns:wpg="http://schemas.microsoft.com/office/word/2010/wordprocessingGroup" xmlns:wpi="http://schemas.microsoft.com/office/word/2010/wordprocessingInk" xmlns:wne="http://schemas.microsoft.com/office/word/2006/wordml" xmlns:wps="http://schemas.microsoft.com/office/word/2010/wordprocessingShape" mc:Ignorable="w14 w15 w16se w16cid wp14">
+<w:ftr xmlns:wpc="http://schemas.microsoft.com/office/word/2010/wordprocessingCanvas" xmlns:cx="http://schemas.microsoft.com/office/drawing/2014/chartex" xmlns:cx1="http://schemas.microsoft.com/office/drawing/2015/9/8/chartex" xmlns:cx2="http://schemas.microsoft.com/office/drawing/2015/10/21/chartex" xmlns:cx3="http://schemas.microsoft.com/office/drawing/2016/5/9/chartex" xmlns:cx4="http://schemas.microsoft.com/office/drawing/2016/5/10/chartex" xmlns:cx5="http://schemas.microsoft.com/office/drawing/2016/5/11/chartex" xmlns:cx6="http://schemas.microsoft.com/office/drawing/2016/5/12/chartex" xmlns:cx7="http://schemas.microsoft.com/office/drawing/2016/5/13/chartex" xmlns:cx8="http://schemas.microsoft.com/office/drawing/2016/5/14/chartex" xmlns:mc="http://schemas.openxmlformats.org/markup-compatibility/2006" xmlns:aink="http://schemas.microsoft.com/office/drawing/2016/ink" xmlns:am3d="http://schemas.microsoft.com/office/drawing/2017/model3d" xmlns:o="urn:schemas-microsoft-com:office:office" xmlns:oel="http://schemas.microsoft.com/office/2019/extlst" xmlns:r="http://schemas.openxmlformats.org/officeDocument/2006/relationships" xmlns:m="http://schemas.openxmlformats.org/officeDocument/2006/math" xmlns:v="urn:schemas-microsoft-com:vml" xmlns:wp14="http://schemas.microsoft.com/office/word/2010/wordprocessingDrawing" xmlns:wp="http://schemas.openxmlformats.org/drawingml/2006/wordprocessingDrawing" xmlns:w10="urn:schemas-microsoft-com:office:word" xmlns:w="http://schemas.openxmlformats.org/wordprocessingml/2006/main" xmlns:w14="http://schemas.microsoft.com/office/word/2010/wordml" xmlns:w15="http://schemas.microsoft.com/office/word/2012/wordml" xmlns:w16cex="http://schemas.microsoft.com/office/word/2018/wordml/cex" xmlns:w16cid="http://schemas.microsoft.com/office/word/2016/wordml/cid" xmlns:w16="http://schemas.microsoft.com/office/word/2018/wordml" xmlns:w16sdtdh="http://schemas.microsoft.com/office/word/2020/wordml/sdtdatahash" xmlns:w16se="http://schemas.microsoft.com/office/word/2015/wordml/symex" xmlns:wpg="http://schemas.microsoft.com/office/word/2010/wordprocessingGroup" xmlns:wpi="http://schemas.microsoft.com/office/word/2010/wordprocessingInk" xmlns:wne="http://schemas.microsoft.com/office/word/2006/wordml" xmlns:wps="http://schemas.microsoft.com/office/word/2010/wordprocessingShape" mc:Ignorable="w14 w15 w16se w16cid w16 w16cex w16sdtdh wp14">
   <w:p>
     <w:pPr>
       <w:pStyle w:val="Footer"/>
@@ -42680,7 +43186,7 @@
 </file>
 
 <file path=word/footer7.xml><?xml version="1.0" encoding="utf-8"?>
-<w:ftr xmlns:wpc="http://schemas.microsoft.com/office/word/2010/wordprocessingCanvas" xmlns:cx="http://schemas.microsoft.com/office/drawing/2014/chartex" xmlns:cx1="http://schemas.microsoft.com/office/drawing/2015/9/8/chartex" xmlns:cx2="http://schemas.microsoft.com/office/drawing/2015/10/21/chartex" xmlns:cx3="http://schemas.microsoft.com/office/drawing/2016/5/9/chartex" xmlns:cx4="http://schemas.microsoft.com/office/drawing/2016/5/10/chartex" xmlns:cx5="http://schemas.microsoft.com/office/drawing/2016/5/11/chartex" xmlns:cx6="http://schemas.microsoft.com/office/drawing/2016/5/12/chartex" xmlns:cx7="http://schemas.microsoft.com/office/drawing/2016/5/13/chartex" xmlns:cx8="http://schemas.microsoft.com/office/drawing/2016/5/14/chartex" xmlns:mc="http://schemas.openxmlformats.org/markup-compatibility/2006" xmlns:aink="http://schemas.microsoft.com/office/drawing/2016/ink" xmlns:am3d="http://schemas.microsoft.com/office/drawing/2017/model3d" xmlns:o="urn:schemas-microsoft-com:office:office" xmlns:r="http://schemas.openxmlformats.org/officeDocument/2006/relationships" xmlns:m="http://schemas.openxmlformats.org/officeDocument/2006/math" xmlns:v="urn:schemas-microsoft-com:vml" xmlns:wp14="http://schemas.microsoft.com/office/word/2010/wordprocessingDrawing" xmlns:wp="http://schemas.openxmlformats.org/drawingml/2006/wordprocessingDrawing" xmlns:w10="urn:schemas-microsoft-com:office:word" xmlns:w="http://schemas.openxmlformats.org/wordprocessingml/2006/main" xmlns:w14="http://schemas.microsoft.com/office/word/2010/wordml" xmlns:w15="http://schemas.microsoft.com/office/word/2012/wordml" xmlns:w16cid="http://schemas.microsoft.com/office/word/2016/wordml/cid" xmlns:w16se="http://schemas.microsoft.com/office/word/2015/wordml/symex" xmlns:wpg="http://schemas.microsoft.com/office/word/2010/wordprocessingGroup" xmlns:wpi="http://schemas.microsoft.com/office/word/2010/wordprocessingInk" xmlns:wne="http://schemas.microsoft.com/office/word/2006/wordml" xmlns:wps="http://schemas.microsoft.com/office/word/2010/wordprocessingShape" mc:Ignorable="w14 w15 w16se w16cid wp14">
+<w:ftr xmlns:wpc="http://schemas.microsoft.com/office/word/2010/wordprocessingCanvas" xmlns:cx="http://schemas.microsoft.com/office/drawing/2014/chartex" xmlns:cx1="http://schemas.microsoft.com/office/drawing/2015/9/8/chartex" xmlns:cx2="http://schemas.microsoft.com/office/drawing/2015/10/21/chartex" xmlns:cx3="http://schemas.microsoft.com/office/drawing/2016/5/9/chartex" xmlns:cx4="http://schemas.microsoft.com/office/drawing/2016/5/10/chartex" xmlns:cx5="http://schemas.microsoft.com/office/drawing/2016/5/11/chartex" xmlns:cx6="http://schemas.microsoft.com/office/drawing/2016/5/12/chartex" xmlns:cx7="http://schemas.microsoft.com/office/drawing/2016/5/13/chartex" xmlns:cx8="http://schemas.microsoft.com/office/drawing/2016/5/14/chartex" xmlns:mc="http://schemas.openxmlformats.org/markup-compatibility/2006" xmlns:aink="http://schemas.microsoft.com/office/drawing/2016/ink" xmlns:am3d="http://schemas.microsoft.com/office/drawing/2017/model3d" xmlns:o="urn:schemas-microsoft-com:office:office" xmlns:oel="http://schemas.microsoft.com/office/2019/extlst" xmlns:r="http://schemas.openxmlformats.org/officeDocument/2006/relationships" xmlns:m="http://schemas.openxmlformats.org/officeDocument/2006/math" xmlns:v="urn:schemas-microsoft-com:vml" xmlns:wp14="http://schemas.microsoft.com/office/word/2010/wordprocessingDrawing" xmlns:wp="http://schemas.openxmlformats.org/drawingml/2006/wordprocessingDrawing" xmlns:w10="urn:schemas-microsoft-com:office:word" xmlns:w="http://schemas.openxmlformats.org/wordprocessingml/2006/main" xmlns:w14="http://schemas.microsoft.com/office/word/2010/wordml" xmlns:w15="http://schemas.microsoft.com/office/word/2012/wordml" xmlns:w16cex="http://schemas.microsoft.com/office/word/2018/wordml/cex" xmlns:w16cid="http://schemas.microsoft.com/office/word/2016/wordml/cid" xmlns:w16="http://schemas.microsoft.com/office/word/2018/wordml" xmlns:w16sdtdh="http://schemas.microsoft.com/office/word/2020/wordml/sdtdatahash" xmlns:w16se="http://schemas.microsoft.com/office/word/2015/wordml/symex" xmlns:wpg="http://schemas.microsoft.com/office/word/2010/wordprocessingGroup" xmlns:wpi="http://schemas.microsoft.com/office/word/2010/wordprocessingInk" xmlns:wne="http://schemas.microsoft.com/office/word/2006/wordml" xmlns:wps="http://schemas.microsoft.com/office/word/2010/wordprocessingShape" mc:Ignorable="w14 w15 w16se w16cid w16 w16cex w16sdtdh wp14">
   <w:sdt>
     <w:sdtPr>
       <w:id w:val="988135605"/>
@@ -42733,7 +43239,7 @@
 </file>
 
 <file path=word/footer8.xml><?xml version="1.0" encoding="utf-8"?>
-<w:ftr xmlns:wpc="http://schemas.microsoft.com/office/word/2010/wordprocessingCanvas" xmlns:cx="http://schemas.microsoft.com/office/drawing/2014/chartex" xmlns:cx1="http://schemas.microsoft.com/office/drawing/2015/9/8/chartex" xmlns:cx2="http://schemas.microsoft.com/office/drawing/2015/10/21/chartex" xmlns:cx3="http://schemas.microsoft.com/office/drawing/2016/5/9/chartex" xmlns:cx4="http://schemas.microsoft.com/office/drawing/2016/5/10/chartex" xmlns:cx5="http://schemas.microsoft.com/office/drawing/2016/5/11/chartex" xmlns:cx6="http://schemas.microsoft.com/office/drawing/2016/5/12/chartex" xmlns:cx7="http://schemas.microsoft.com/office/drawing/2016/5/13/chartex" xmlns:cx8="http://schemas.microsoft.com/office/drawing/2016/5/14/chartex" xmlns:mc="http://schemas.openxmlformats.org/markup-compatibility/2006" xmlns:aink="http://schemas.microsoft.com/office/drawing/2016/ink" xmlns:am3d="http://schemas.microsoft.com/office/drawing/2017/model3d" xmlns:o="urn:schemas-microsoft-com:office:office" xmlns:r="http://schemas.openxmlformats.org/officeDocument/2006/relationships" xmlns:m="http://schemas.openxmlformats.org/officeDocument/2006/math" xmlns:v="urn:schemas-microsoft-com:vml" xmlns:wp14="http://schemas.microsoft.com/office/word/2010/wordprocessingDrawing" xmlns:wp="http://schemas.openxmlformats.org/drawingml/2006/wordprocessingDrawing" xmlns:w10="urn:schemas-microsoft-com:office:word" xmlns:w="http://schemas.openxmlformats.org/wordprocessingml/2006/main" xmlns:w14="http://schemas.microsoft.com/office/word/2010/wordml" xmlns:w15="http://schemas.microsoft.com/office/word/2012/wordml" xmlns:w16cid="http://schemas.microsoft.com/office/word/2016/wordml/cid" xmlns:w16se="http://schemas.microsoft.com/office/word/2015/wordml/symex" xmlns:wpg="http://schemas.microsoft.com/office/word/2010/wordprocessingGroup" xmlns:wpi="http://schemas.microsoft.com/office/word/2010/wordprocessingInk" xmlns:wne="http://schemas.microsoft.com/office/word/2006/wordml" xmlns:wps="http://schemas.microsoft.com/office/word/2010/wordprocessingShape" mc:Ignorable="w14 w15 w16se w16cid wp14">
+<w:ftr xmlns:wpc="http://schemas.microsoft.com/office/word/2010/wordprocessingCanvas" xmlns:cx="http://schemas.microsoft.com/office/drawing/2014/chartex" xmlns:cx1="http://schemas.microsoft.com/office/drawing/2015/9/8/chartex" xmlns:cx2="http://schemas.microsoft.com/office/drawing/2015/10/21/chartex" xmlns:cx3="http://schemas.microsoft.com/office/drawing/2016/5/9/chartex" xmlns:cx4="http://schemas.microsoft.com/office/drawing/2016/5/10/chartex" xmlns:cx5="http://schemas.microsoft.com/office/drawing/2016/5/11/chartex" xmlns:cx6="http://schemas.microsoft.com/office/drawing/2016/5/12/chartex" xmlns:cx7="http://schemas.microsoft.com/office/drawing/2016/5/13/chartex" xmlns:cx8="http://schemas.microsoft.com/office/drawing/2016/5/14/chartex" xmlns:mc="http://schemas.openxmlformats.org/markup-compatibility/2006" xmlns:aink="http://schemas.microsoft.com/office/drawing/2016/ink" xmlns:am3d="http://schemas.microsoft.com/office/drawing/2017/model3d" xmlns:o="urn:schemas-microsoft-com:office:office" xmlns:oel="http://schemas.microsoft.com/office/2019/extlst" xmlns:r="http://schemas.openxmlformats.org/officeDocument/2006/relationships" xmlns:m="http://schemas.openxmlformats.org/officeDocument/2006/math" xmlns:v="urn:schemas-microsoft-com:vml" xmlns:wp14="http://schemas.microsoft.com/office/word/2010/wordprocessingDrawing" xmlns:wp="http://schemas.openxmlformats.org/drawingml/2006/wordprocessingDrawing" xmlns:w10="urn:schemas-microsoft-com:office:word" xmlns:w="http://schemas.openxmlformats.org/wordprocessingml/2006/main" xmlns:w14="http://schemas.microsoft.com/office/word/2010/wordml" xmlns:w15="http://schemas.microsoft.com/office/word/2012/wordml" xmlns:w16cex="http://schemas.microsoft.com/office/word/2018/wordml/cex" xmlns:w16cid="http://schemas.microsoft.com/office/word/2016/wordml/cid" xmlns:w16="http://schemas.microsoft.com/office/word/2018/wordml" xmlns:w16sdtdh="http://schemas.microsoft.com/office/word/2020/wordml/sdtdatahash" xmlns:w16se="http://schemas.microsoft.com/office/word/2015/wordml/symex" xmlns:wpg="http://schemas.microsoft.com/office/word/2010/wordprocessingGroup" xmlns:wpi="http://schemas.microsoft.com/office/word/2010/wordprocessingInk" xmlns:wne="http://schemas.microsoft.com/office/word/2006/wordml" xmlns:wps="http://schemas.microsoft.com/office/word/2010/wordprocessingShape" mc:Ignorable="w14 w15 w16se w16cid w16 w16cex w16sdtdh wp14">
   <w:p>
     <w:pPr>
       <w:pStyle w:val="Footer"/>
@@ -42749,7 +43255,7 @@
 </file>
 
 <file path=word/footnotes.xml><?xml version="1.0" encoding="utf-8"?>
-<w:footnotes xmlns:wpc="http://schemas.microsoft.com/office/word/2010/wordprocessingCanvas" xmlns:cx="http://schemas.microsoft.com/office/drawing/2014/chartex" xmlns:cx1="http://schemas.microsoft.com/office/drawing/2015/9/8/chartex" xmlns:cx2="http://schemas.microsoft.com/office/drawing/2015/10/21/chartex" xmlns:cx3="http://schemas.microsoft.com/office/drawing/2016/5/9/chartex" xmlns:cx4="http://schemas.microsoft.com/office/drawing/2016/5/10/chartex" xmlns:cx5="http://schemas.microsoft.com/office/drawing/2016/5/11/chartex" xmlns:cx6="http://schemas.microsoft.com/office/drawing/2016/5/12/chartex" xmlns:cx7="http://schemas.microsoft.com/office/drawing/2016/5/13/chartex" xmlns:cx8="http://schemas.microsoft.com/office/drawing/2016/5/14/chartex" xmlns:mc="http://schemas.openxmlformats.org/markup-compatibility/2006" xmlns:aink="http://schemas.microsoft.com/office/drawing/2016/ink" xmlns:am3d="http://schemas.microsoft.com/office/drawing/2017/model3d" xmlns:o="urn:schemas-microsoft-com:office:office" xmlns:r="http://schemas.openxmlformats.org/officeDocument/2006/relationships" xmlns:m="http://schemas.openxmlformats.org/officeDocument/2006/math" xmlns:v="urn:schemas-microsoft-com:vml" xmlns:wp14="http://schemas.microsoft.com/office/word/2010/wordprocessingDrawing" xmlns:wp="http://schemas.openxmlformats.org/drawingml/2006/wordprocessingDrawing" xmlns:w10="urn:schemas-microsoft-com:office:word" xmlns:w="http://schemas.openxmlformats.org/wordprocessingml/2006/main" xmlns:w14="http://schemas.microsoft.com/office/word/2010/wordml" xmlns:w15="http://schemas.microsoft.com/office/word/2012/wordml" xmlns:w16cid="http://schemas.microsoft.com/office/word/2016/wordml/cid" xmlns:w16se="http://schemas.microsoft.com/office/word/2015/wordml/symex" xmlns:wpg="http://schemas.microsoft.com/office/word/2010/wordprocessingGroup" xmlns:wpi="http://schemas.microsoft.com/office/word/2010/wordprocessingInk" xmlns:wne="http://schemas.microsoft.com/office/word/2006/wordml" xmlns:wps="http://schemas.microsoft.com/office/word/2010/wordprocessingShape" mc:Ignorable="w14 w15 w16se w16cid wp14">
+<w:footnotes xmlns:wpc="http://schemas.microsoft.com/office/word/2010/wordprocessingCanvas" xmlns:cx="http://schemas.microsoft.com/office/drawing/2014/chartex" xmlns:cx1="http://schemas.microsoft.com/office/drawing/2015/9/8/chartex" xmlns:cx2="http://schemas.microsoft.com/office/drawing/2015/10/21/chartex" xmlns:cx3="http://schemas.microsoft.com/office/drawing/2016/5/9/chartex" xmlns:cx4="http://schemas.microsoft.com/office/drawing/2016/5/10/chartex" xmlns:cx5="http://schemas.microsoft.com/office/drawing/2016/5/11/chartex" xmlns:cx6="http://schemas.microsoft.com/office/drawing/2016/5/12/chartex" xmlns:cx7="http://schemas.microsoft.com/office/drawing/2016/5/13/chartex" xmlns:cx8="http://schemas.microsoft.com/office/drawing/2016/5/14/chartex" xmlns:mc="http://schemas.openxmlformats.org/markup-compatibility/2006" xmlns:aink="http://schemas.microsoft.com/office/drawing/2016/ink" xmlns:am3d="http://schemas.microsoft.com/office/drawing/2017/model3d" xmlns:o="urn:schemas-microsoft-com:office:office" xmlns:oel="http://schemas.microsoft.com/office/2019/extlst" xmlns:r="http://schemas.openxmlformats.org/officeDocument/2006/relationships" xmlns:m="http://schemas.openxmlformats.org/officeDocument/2006/math" xmlns:v="urn:schemas-microsoft-com:vml" xmlns:wp14="http://schemas.microsoft.com/office/word/2010/wordprocessingDrawing" xmlns:wp="http://schemas.openxmlformats.org/drawingml/2006/wordprocessingDrawing" xmlns:w10="urn:schemas-microsoft-com:office:word" xmlns:w="http://schemas.openxmlformats.org/wordprocessingml/2006/main" xmlns:w14="http://schemas.microsoft.com/office/word/2010/wordml" xmlns:w15="http://schemas.microsoft.com/office/word/2012/wordml" xmlns:w16cex="http://schemas.microsoft.com/office/word/2018/wordml/cex" xmlns:w16cid="http://schemas.microsoft.com/office/word/2016/wordml/cid" xmlns:w16="http://schemas.microsoft.com/office/word/2018/wordml" xmlns:w16sdtdh="http://schemas.microsoft.com/office/word/2020/wordml/sdtdatahash" xmlns:w16se="http://schemas.microsoft.com/office/word/2015/wordml/symex" xmlns:wpg="http://schemas.microsoft.com/office/word/2010/wordprocessingGroup" xmlns:wpi="http://schemas.microsoft.com/office/word/2010/wordprocessingInk" xmlns:wne="http://schemas.microsoft.com/office/word/2006/wordml" xmlns:wps="http://schemas.microsoft.com/office/word/2010/wordprocessingShape" mc:Ignorable="w14 w15 w16se w16cid w16 w16cex w16sdtdh wp14">
   <w:footnote w:type="separator" w:id="-1">
     <w:p>
       <w:pPr>
@@ -42774,7 +43280,7 @@
 </file>
 
 <file path=word/header1.xml><?xml version="1.0" encoding="utf-8"?>
-<w:hdr xmlns:wpc="http://schemas.microsoft.com/office/word/2010/wordprocessingCanvas" xmlns:cx="http://schemas.microsoft.com/office/drawing/2014/chartex" xmlns:cx1="http://schemas.microsoft.com/office/drawing/2015/9/8/chartex" xmlns:cx2="http://schemas.microsoft.com/office/drawing/2015/10/21/chartex" xmlns:cx3="http://schemas.microsoft.com/office/drawing/2016/5/9/chartex" xmlns:cx4="http://schemas.microsoft.com/office/drawing/2016/5/10/chartex" xmlns:cx5="http://schemas.microsoft.com/office/drawing/2016/5/11/chartex" xmlns:cx6="http://schemas.microsoft.com/office/drawing/2016/5/12/chartex" xmlns:cx7="http://schemas.microsoft.com/office/drawing/2016/5/13/chartex" xmlns:cx8="http://schemas.microsoft.com/office/drawing/2016/5/14/chartex" xmlns:mc="http://schemas.openxmlformats.org/markup-compatibility/2006" xmlns:aink="http://schemas.microsoft.com/office/drawing/2016/ink" xmlns:am3d="http://schemas.microsoft.com/office/drawing/2017/model3d" xmlns:o="urn:schemas-microsoft-com:office:office" xmlns:r="http://schemas.openxmlformats.org/officeDocument/2006/relationships" xmlns:m="http://schemas.openxmlformats.org/officeDocument/2006/math" xmlns:v="urn:schemas-microsoft-com:vml" xmlns:wp14="http://schemas.microsoft.com/office/word/2010/wordprocessingDrawing" xmlns:wp="http://schemas.openxmlformats.org/drawingml/2006/wordprocessingDrawing" xmlns:w10="urn:schemas-microsoft-com:office:word" xmlns:w="http://schemas.openxmlformats.org/wordprocessingml/2006/main" xmlns:w14="http://schemas.microsoft.com/office/word/2010/wordml" xmlns:w15="http://schemas.microsoft.com/office/word/2012/wordml" xmlns:w16cid="http://schemas.microsoft.com/office/word/2016/wordml/cid" xmlns:w16se="http://schemas.microsoft.com/office/word/2015/wordml/symex" xmlns:wpg="http://schemas.microsoft.com/office/word/2010/wordprocessingGroup" xmlns:wpi="http://schemas.microsoft.com/office/word/2010/wordprocessingInk" xmlns:wne="http://schemas.microsoft.com/office/word/2006/wordml" xmlns:wps="http://schemas.microsoft.com/office/word/2010/wordprocessingShape" mc:Ignorable="w14 w15 w16se w16cid wp14">
+<w:hdr xmlns:wpc="http://schemas.microsoft.com/office/word/2010/wordprocessingCanvas" xmlns:cx="http://schemas.microsoft.com/office/drawing/2014/chartex" xmlns:cx1="http://schemas.microsoft.com/office/drawing/2015/9/8/chartex" xmlns:cx2="http://schemas.microsoft.com/office/drawing/2015/10/21/chartex" xmlns:cx3="http://schemas.microsoft.com/office/drawing/2016/5/9/chartex" xmlns:cx4="http://schemas.microsoft.com/office/drawing/2016/5/10/chartex" xmlns:cx5="http://schemas.microsoft.com/office/drawing/2016/5/11/chartex" xmlns:cx6="http://schemas.microsoft.com/office/drawing/2016/5/12/chartex" xmlns:cx7="http://schemas.microsoft.com/office/drawing/2016/5/13/chartex" xmlns:cx8="http://schemas.microsoft.com/office/drawing/2016/5/14/chartex" xmlns:mc="http://schemas.openxmlformats.org/markup-compatibility/2006" xmlns:aink="http://schemas.microsoft.com/office/drawing/2016/ink" xmlns:am3d="http://schemas.microsoft.com/office/drawing/2017/model3d" xmlns:o="urn:schemas-microsoft-com:office:office" xmlns:oel="http://schemas.microsoft.com/office/2019/extlst" xmlns:r="http://schemas.openxmlformats.org/officeDocument/2006/relationships" xmlns:m="http://schemas.openxmlformats.org/officeDocument/2006/math" xmlns:v="urn:schemas-microsoft-com:vml" xmlns:wp14="http://schemas.microsoft.com/office/word/2010/wordprocessingDrawing" xmlns:wp="http://schemas.openxmlformats.org/drawingml/2006/wordprocessingDrawing" xmlns:w10="urn:schemas-microsoft-com:office:word" xmlns:w="http://schemas.openxmlformats.org/wordprocessingml/2006/main" xmlns:w14="http://schemas.microsoft.com/office/word/2010/wordml" xmlns:w15="http://schemas.microsoft.com/office/word/2012/wordml" xmlns:w16cex="http://schemas.microsoft.com/office/word/2018/wordml/cex" xmlns:w16cid="http://schemas.microsoft.com/office/word/2016/wordml/cid" xmlns:w16="http://schemas.microsoft.com/office/word/2018/wordml" xmlns:w16sdtdh="http://schemas.microsoft.com/office/word/2020/wordml/sdtdatahash" xmlns:w16se="http://schemas.microsoft.com/office/word/2015/wordml/symex" xmlns:wpg="http://schemas.microsoft.com/office/word/2010/wordprocessingGroup" xmlns:wpi="http://schemas.microsoft.com/office/word/2010/wordprocessingInk" xmlns:wne="http://schemas.microsoft.com/office/word/2006/wordml" xmlns:wps="http://schemas.microsoft.com/office/word/2010/wordprocessingShape" mc:Ignorable="w14 w15 w16se w16cid w16 w16cex w16sdtdh wp14">
   <w:p>
     <w:pPr>
       <w:pStyle w:val="Header"/>
@@ -42794,7 +43300,7 @@
 </file>
 
 <file path=word/header2.xml><?xml version="1.0" encoding="utf-8"?>
-<w:hdr xmlns:wpc="http://schemas.microsoft.com/office/word/2010/wordprocessingCanvas" xmlns:cx="http://schemas.microsoft.com/office/drawing/2014/chartex" xmlns:cx1="http://schemas.microsoft.com/office/drawing/2015/9/8/chartex" xmlns:cx2="http://schemas.microsoft.com/office/drawing/2015/10/21/chartex" xmlns:cx3="http://schemas.microsoft.com/office/drawing/2016/5/9/chartex" xmlns:cx4="http://schemas.microsoft.com/office/drawing/2016/5/10/chartex" xmlns:cx5="http://schemas.microsoft.com/office/drawing/2016/5/11/chartex" xmlns:cx6="http://schemas.microsoft.com/office/drawing/2016/5/12/chartex" xmlns:cx7="http://schemas.microsoft.com/office/drawing/2016/5/13/chartex" xmlns:cx8="http://schemas.microsoft.com/office/drawing/2016/5/14/chartex" xmlns:mc="http://schemas.openxmlformats.org/markup-compatibility/2006" xmlns:aink="http://schemas.microsoft.com/office/drawing/2016/ink" xmlns:am3d="http://schemas.microsoft.com/office/drawing/2017/model3d" xmlns:o="urn:schemas-microsoft-com:office:office" xmlns:r="http://schemas.openxmlformats.org/officeDocument/2006/relationships" xmlns:m="http://schemas.openxmlformats.org/officeDocument/2006/math" xmlns:v="urn:schemas-microsoft-com:vml" xmlns:wp14="http://schemas.microsoft.com/office/word/2010/wordprocessingDrawing" xmlns:wp="http://schemas.openxmlformats.org/drawingml/2006/wordprocessingDrawing" xmlns:w10="urn:schemas-microsoft-com:office:word" xmlns:w="http://schemas.openxmlformats.org/wordprocessingml/2006/main" xmlns:w14="http://schemas.microsoft.com/office/word/2010/wordml" xmlns:w15="http://schemas.microsoft.com/office/word/2012/wordml" xmlns:w16cid="http://schemas.microsoft.com/office/word/2016/wordml/cid" xmlns:w16se="http://schemas.microsoft.com/office/word/2015/wordml/symex" xmlns:wpg="http://schemas.microsoft.com/office/word/2010/wordprocessingGroup" xmlns:wpi="http://schemas.microsoft.com/office/word/2010/wordprocessingInk" xmlns:wne="http://schemas.microsoft.com/office/word/2006/wordml" xmlns:wps="http://schemas.microsoft.com/office/word/2010/wordprocessingShape" mc:Ignorable="w14 w15 w16se w16cid wp14">
+<w:hdr xmlns:wpc="http://schemas.microsoft.com/office/word/2010/wordprocessingCanvas" xmlns:cx="http://schemas.microsoft.com/office/drawing/2014/chartex" xmlns:cx1="http://schemas.microsoft.com/office/drawing/2015/9/8/chartex" xmlns:cx2="http://schemas.microsoft.com/office/drawing/2015/10/21/chartex" xmlns:cx3="http://schemas.microsoft.com/office/drawing/2016/5/9/chartex" xmlns:cx4="http://schemas.microsoft.com/office/drawing/2016/5/10/chartex" xmlns:cx5="http://schemas.microsoft.com/office/drawing/2016/5/11/chartex" xmlns:cx6="http://schemas.microsoft.com/office/drawing/2016/5/12/chartex" xmlns:cx7="http://schemas.microsoft.com/office/drawing/2016/5/13/chartex" xmlns:cx8="http://schemas.microsoft.com/office/drawing/2016/5/14/chartex" xmlns:mc="http://schemas.openxmlformats.org/markup-compatibility/2006" xmlns:aink="http://schemas.microsoft.com/office/drawing/2016/ink" xmlns:am3d="http://schemas.microsoft.com/office/drawing/2017/model3d" xmlns:o="urn:schemas-microsoft-com:office:office" xmlns:oel="http://schemas.microsoft.com/office/2019/extlst" xmlns:r="http://schemas.openxmlformats.org/officeDocument/2006/relationships" xmlns:m="http://schemas.openxmlformats.org/officeDocument/2006/math" xmlns:v="urn:schemas-microsoft-com:vml" xmlns:wp14="http://schemas.microsoft.com/office/word/2010/wordprocessingDrawing" xmlns:wp="http://schemas.openxmlformats.org/drawingml/2006/wordprocessingDrawing" xmlns:w10="urn:schemas-microsoft-com:office:word" xmlns:w="http://schemas.openxmlformats.org/wordprocessingml/2006/main" xmlns:w14="http://schemas.microsoft.com/office/word/2010/wordml" xmlns:w15="http://schemas.microsoft.com/office/word/2012/wordml" xmlns:w16cex="http://schemas.microsoft.com/office/word/2018/wordml/cex" xmlns:w16cid="http://schemas.microsoft.com/office/word/2016/wordml/cid" xmlns:w16="http://schemas.microsoft.com/office/word/2018/wordml" xmlns:w16sdtdh="http://schemas.microsoft.com/office/word/2020/wordml/sdtdatahash" xmlns:w16se="http://schemas.microsoft.com/office/word/2015/wordml/symex" xmlns:wpg="http://schemas.microsoft.com/office/word/2010/wordprocessingGroup" xmlns:wpi="http://schemas.microsoft.com/office/word/2010/wordprocessingInk" xmlns:wne="http://schemas.microsoft.com/office/word/2006/wordml" xmlns:wps="http://schemas.microsoft.com/office/word/2010/wordprocessingShape" mc:Ignorable="w14 w15 w16se w16cid w16 w16cex w16sdtdh wp14">
   <w:sdt>
     <w:sdtPr>
       <w:id w:val="2082327732"/>
@@ -42851,7 +43357,7 @@
 </file>
 
 <file path=word/header3.xml><?xml version="1.0" encoding="utf-8"?>
-<w:hdr xmlns:wpc="http://schemas.microsoft.com/office/word/2010/wordprocessingCanvas" xmlns:cx="http://schemas.microsoft.com/office/drawing/2014/chartex" xmlns:cx1="http://schemas.microsoft.com/office/drawing/2015/9/8/chartex" xmlns:cx2="http://schemas.microsoft.com/office/drawing/2015/10/21/chartex" xmlns:cx3="http://schemas.microsoft.com/office/drawing/2016/5/9/chartex" xmlns:cx4="http://schemas.microsoft.com/office/drawing/2016/5/10/chartex" xmlns:cx5="http://schemas.microsoft.com/office/drawing/2016/5/11/chartex" xmlns:cx6="http://schemas.microsoft.com/office/drawing/2016/5/12/chartex" xmlns:cx7="http://schemas.microsoft.com/office/drawing/2016/5/13/chartex" xmlns:cx8="http://schemas.microsoft.com/office/drawing/2016/5/14/chartex" xmlns:mc="http://schemas.openxmlformats.org/markup-compatibility/2006" xmlns:aink="http://schemas.microsoft.com/office/drawing/2016/ink" xmlns:am3d="http://schemas.microsoft.com/office/drawing/2017/model3d" xmlns:o="urn:schemas-microsoft-com:office:office" xmlns:r="http://schemas.openxmlformats.org/officeDocument/2006/relationships" xmlns:m="http://schemas.openxmlformats.org/officeDocument/2006/math" xmlns:v="urn:schemas-microsoft-com:vml" xmlns:wp14="http://schemas.microsoft.com/office/word/2010/wordprocessingDrawing" xmlns:wp="http://schemas.openxmlformats.org/drawingml/2006/wordprocessingDrawing" xmlns:w10="urn:schemas-microsoft-com:office:word" xmlns:w="http://schemas.openxmlformats.org/wordprocessingml/2006/main" xmlns:w14="http://schemas.microsoft.com/office/word/2010/wordml" xmlns:w15="http://schemas.microsoft.com/office/word/2012/wordml" xmlns:w16cid="http://schemas.microsoft.com/office/word/2016/wordml/cid" xmlns:w16se="http://schemas.microsoft.com/office/word/2015/wordml/symex" xmlns:wpg="http://schemas.microsoft.com/office/word/2010/wordprocessingGroup" xmlns:wpi="http://schemas.microsoft.com/office/word/2010/wordprocessingInk" xmlns:wne="http://schemas.microsoft.com/office/word/2006/wordml" xmlns:wps="http://schemas.microsoft.com/office/word/2010/wordprocessingShape" mc:Ignorable="w14 w15 w16se w16cid wp14">
+<w:hdr xmlns:wpc="http://schemas.microsoft.com/office/word/2010/wordprocessingCanvas" xmlns:cx="http://schemas.microsoft.com/office/drawing/2014/chartex" xmlns:cx1="http://schemas.microsoft.com/office/drawing/2015/9/8/chartex" xmlns:cx2="http://schemas.microsoft.com/office/drawing/2015/10/21/chartex" xmlns:cx3="http://schemas.microsoft.com/office/drawing/2016/5/9/chartex" xmlns:cx4="http://schemas.microsoft.com/office/drawing/2016/5/10/chartex" xmlns:cx5="http://schemas.microsoft.com/office/drawing/2016/5/11/chartex" xmlns:cx6="http://schemas.microsoft.com/office/drawing/2016/5/12/chartex" xmlns:cx7="http://schemas.microsoft.com/office/drawing/2016/5/13/chartex" xmlns:cx8="http://schemas.microsoft.com/office/drawing/2016/5/14/chartex" xmlns:mc="http://schemas.openxmlformats.org/markup-compatibility/2006" xmlns:aink="http://schemas.microsoft.com/office/drawing/2016/ink" xmlns:am3d="http://schemas.microsoft.com/office/drawing/2017/model3d" xmlns:o="urn:schemas-microsoft-com:office:office" xmlns:oel="http://schemas.microsoft.com/office/2019/extlst" xmlns:r="http://schemas.openxmlformats.org/officeDocument/2006/relationships" xmlns:m="http://schemas.openxmlformats.org/officeDocument/2006/math" xmlns:v="urn:schemas-microsoft-com:vml" xmlns:wp14="http://schemas.microsoft.com/office/word/2010/wordprocessingDrawing" xmlns:wp="http://schemas.openxmlformats.org/drawingml/2006/wordprocessingDrawing" xmlns:w10="urn:schemas-microsoft-com:office:word" xmlns:w="http://schemas.openxmlformats.org/wordprocessingml/2006/main" xmlns:w14="http://schemas.microsoft.com/office/word/2010/wordml" xmlns:w15="http://schemas.microsoft.com/office/word/2012/wordml" xmlns:w16cex="http://schemas.microsoft.com/office/word/2018/wordml/cex" xmlns:w16cid="http://schemas.microsoft.com/office/word/2016/wordml/cid" xmlns:w16="http://schemas.microsoft.com/office/word/2018/wordml" xmlns:w16sdtdh="http://schemas.microsoft.com/office/word/2020/wordml/sdtdatahash" xmlns:w16se="http://schemas.microsoft.com/office/word/2015/wordml/symex" xmlns:wpg="http://schemas.microsoft.com/office/word/2010/wordprocessingGroup" xmlns:wpi="http://schemas.microsoft.com/office/word/2010/wordprocessingInk" xmlns:wne="http://schemas.microsoft.com/office/word/2006/wordml" xmlns:wps="http://schemas.microsoft.com/office/word/2010/wordprocessingShape" mc:Ignorable="w14 w15 w16se w16cid w16 w16cex w16sdtdh wp14">
   <w:p>
     <w:pPr>
       <w:pStyle w:val="Header"/>
@@ -42871,7 +43377,7 @@
 </file>
 
 <file path=word/header4.xml><?xml version="1.0" encoding="utf-8"?>
-<w:hdr xmlns:wpc="http://schemas.microsoft.com/office/word/2010/wordprocessingCanvas" xmlns:cx="http://schemas.microsoft.com/office/drawing/2014/chartex" xmlns:cx1="http://schemas.microsoft.com/office/drawing/2015/9/8/chartex" xmlns:cx2="http://schemas.microsoft.com/office/drawing/2015/10/21/chartex" xmlns:cx3="http://schemas.microsoft.com/office/drawing/2016/5/9/chartex" xmlns:cx4="http://schemas.microsoft.com/office/drawing/2016/5/10/chartex" xmlns:cx5="http://schemas.microsoft.com/office/drawing/2016/5/11/chartex" xmlns:cx6="http://schemas.microsoft.com/office/drawing/2016/5/12/chartex" xmlns:cx7="http://schemas.microsoft.com/office/drawing/2016/5/13/chartex" xmlns:cx8="http://schemas.microsoft.com/office/drawing/2016/5/14/chartex" xmlns:mc="http://schemas.openxmlformats.org/markup-compatibility/2006" xmlns:aink="http://schemas.microsoft.com/office/drawing/2016/ink" xmlns:am3d="http://schemas.microsoft.com/office/drawing/2017/model3d" xmlns:o="urn:schemas-microsoft-com:office:office" xmlns:r="http://schemas.openxmlformats.org/officeDocument/2006/relationships" xmlns:m="http://schemas.openxmlformats.org/officeDocument/2006/math" xmlns:v="urn:schemas-microsoft-com:vml" xmlns:wp14="http://schemas.microsoft.com/office/word/2010/wordprocessingDrawing" xmlns:wp="http://schemas.openxmlformats.org/drawingml/2006/wordprocessingDrawing" xmlns:w10="urn:schemas-microsoft-com:office:word" xmlns:w="http://schemas.openxmlformats.org/wordprocessingml/2006/main" xmlns:w14="http://schemas.microsoft.com/office/word/2010/wordml" xmlns:w15="http://schemas.microsoft.com/office/word/2012/wordml" xmlns:w16cid="http://schemas.microsoft.com/office/word/2016/wordml/cid" xmlns:w16se="http://schemas.microsoft.com/office/word/2015/wordml/symex" xmlns:wpg="http://schemas.microsoft.com/office/word/2010/wordprocessingGroup" xmlns:wpi="http://schemas.microsoft.com/office/word/2010/wordprocessingInk" xmlns:wne="http://schemas.microsoft.com/office/word/2006/wordml" xmlns:wps="http://schemas.microsoft.com/office/word/2010/wordprocessingShape" mc:Ignorable="w14 w15 w16se w16cid wp14">
+<w:hdr xmlns:wpc="http://schemas.microsoft.com/office/word/2010/wordprocessingCanvas" xmlns:cx="http://schemas.microsoft.com/office/drawing/2014/chartex" xmlns:cx1="http://schemas.microsoft.com/office/drawing/2015/9/8/chartex" xmlns:cx2="http://schemas.microsoft.com/office/drawing/2015/10/21/chartex" xmlns:cx3="http://schemas.microsoft.com/office/drawing/2016/5/9/chartex" xmlns:cx4="http://schemas.microsoft.com/office/drawing/2016/5/10/chartex" xmlns:cx5="http://schemas.microsoft.com/office/drawing/2016/5/11/chartex" xmlns:cx6="http://schemas.microsoft.com/office/drawing/2016/5/12/chartex" xmlns:cx7="http://schemas.microsoft.com/office/drawing/2016/5/13/chartex" xmlns:cx8="http://schemas.microsoft.com/office/drawing/2016/5/14/chartex" xmlns:mc="http://schemas.openxmlformats.org/markup-compatibility/2006" xmlns:aink="http://schemas.microsoft.com/office/drawing/2016/ink" xmlns:am3d="http://schemas.microsoft.com/office/drawing/2017/model3d" xmlns:o="urn:schemas-microsoft-com:office:office" xmlns:oel="http://schemas.microsoft.com/office/2019/extlst" xmlns:r="http://schemas.openxmlformats.org/officeDocument/2006/relationships" xmlns:m="http://schemas.openxmlformats.org/officeDocument/2006/math" xmlns:v="urn:schemas-microsoft-com:vml" xmlns:wp14="http://schemas.microsoft.com/office/word/2010/wordprocessingDrawing" xmlns:wp="http://schemas.openxmlformats.org/drawingml/2006/wordprocessingDrawing" xmlns:w10="urn:schemas-microsoft-com:office:word" xmlns:w="http://schemas.openxmlformats.org/wordprocessingml/2006/main" xmlns:w14="http://schemas.microsoft.com/office/word/2010/wordml" xmlns:w15="http://schemas.microsoft.com/office/word/2012/wordml" xmlns:w16cex="http://schemas.microsoft.com/office/word/2018/wordml/cex" xmlns:w16cid="http://schemas.microsoft.com/office/word/2016/wordml/cid" xmlns:w16="http://schemas.microsoft.com/office/word/2018/wordml" xmlns:w16sdtdh="http://schemas.microsoft.com/office/word/2020/wordml/sdtdatahash" xmlns:w16se="http://schemas.microsoft.com/office/word/2015/wordml/symex" xmlns:wpg="http://schemas.microsoft.com/office/word/2010/wordprocessingGroup" xmlns:wpi="http://schemas.microsoft.com/office/word/2010/wordprocessingInk" xmlns:wne="http://schemas.microsoft.com/office/word/2006/wordml" xmlns:wps="http://schemas.microsoft.com/office/word/2010/wordprocessingShape" mc:Ignorable="w14 w15 w16se w16cid w16 w16cex w16sdtdh wp14">
   <w:sdt>
     <w:sdtPr>
       <w:id w:val="702058657"/>
@@ -42928,7 +43434,7 @@
 </file>
 
 <file path=word/header5.xml><?xml version="1.0" encoding="utf-8"?>
-<w:hdr xmlns:wpc="http://schemas.microsoft.com/office/word/2010/wordprocessingCanvas" xmlns:cx="http://schemas.microsoft.com/office/drawing/2014/chartex" xmlns:cx1="http://schemas.microsoft.com/office/drawing/2015/9/8/chartex" xmlns:cx2="http://schemas.microsoft.com/office/drawing/2015/10/21/chartex" xmlns:cx3="http://schemas.microsoft.com/office/drawing/2016/5/9/chartex" xmlns:cx4="http://schemas.microsoft.com/office/drawing/2016/5/10/chartex" xmlns:cx5="http://schemas.microsoft.com/office/drawing/2016/5/11/chartex" xmlns:cx6="http://schemas.microsoft.com/office/drawing/2016/5/12/chartex" xmlns:cx7="http://schemas.microsoft.com/office/drawing/2016/5/13/chartex" xmlns:cx8="http://schemas.microsoft.com/office/drawing/2016/5/14/chartex" xmlns:mc="http://schemas.openxmlformats.org/markup-compatibility/2006" xmlns:aink="http://schemas.microsoft.com/office/drawing/2016/ink" xmlns:am3d="http://schemas.microsoft.com/office/drawing/2017/model3d" xmlns:o="urn:schemas-microsoft-com:office:office" xmlns:r="http://schemas.openxmlformats.org/officeDocument/2006/relationships" xmlns:m="http://schemas.openxmlformats.org/officeDocument/2006/math" xmlns:v="urn:schemas-microsoft-com:vml" xmlns:wp14="http://schemas.microsoft.com/office/word/2010/wordprocessingDrawing" xmlns:wp="http://schemas.openxmlformats.org/drawingml/2006/wordprocessingDrawing" xmlns:w10="urn:schemas-microsoft-com:office:word" xmlns:w="http://schemas.openxmlformats.org/wordprocessingml/2006/main" xmlns:w14="http://schemas.microsoft.com/office/word/2010/wordml" xmlns:w15="http://schemas.microsoft.com/office/word/2012/wordml" xmlns:w16cid="http://schemas.microsoft.com/office/word/2016/wordml/cid" xmlns:w16se="http://schemas.microsoft.com/office/word/2015/wordml/symex" xmlns:wpg="http://schemas.microsoft.com/office/word/2010/wordprocessingGroup" xmlns:wpi="http://schemas.microsoft.com/office/word/2010/wordprocessingInk" xmlns:wne="http://schemas.microsoft.com/office/word/2006/wordml" xmlns:wps="http://schemas.microsoft.com/office/word/2010/wordprocessingShape" mc:Ignorable="w14 w15 w16se w16cid wp14">
+<w:hdr xmlns:wpc="http://schemas.microsoft.com/office/word/2010/wordprocessingCanvas" xmlns:cx="http://schemas.microsoft.com/office/drawing/2014/chartex" xmlns:cx1="http://schemas.microsoft.com/office/drawing/2015/9/8/chartex" xmlns:cx2="http://schemas.microsoft.com/office/drawing/2015/10/21/chartex" xmlns:cx3="http://schemas.microsoft.com/office/drawing/2016/5/9/chartex" xmlns:cx4="http://schemas.microsoft.com/office/drawing/2016/5/10/chartex" xmlns:cx5="http://schemas.microsoft.com/office/drawing/2016/5/11/chartex" xmlns:cx6="http://schemas.microsoft.com/office/drawing/2016/5/12/chartex" xmlns:cx7="http://schemas.microsoft.com/office/drawing/2016/5/13/chartex" xmlns:cx8="http://schemas.microsoft.com/office/drawing/2016/5/14/chartex" xmlns:mc="http://schemas.openxmlformats.org/markup-compatibility/2006" xmlns:aink="http://schemas.microsoft.com/office/drawing/2016/ink" xmlns:am3d="http://schemas.microsoft.com/office/drawing/2017/model3d" xmlns:o="urn:schemas-microsoft-com:office:office" xmlns:oel="http://schemas.microsoft.com/office/2019/extlst" xmlns:r="http://schemas.openxmlformats.org/officeDocument/2006/relationships" xmlns:m="http://schemas.openxmlformats.org/officeDocument/2006/math" xmlns:v="urn:schemas-microsoft-com:vml" xmlns:wp14="http://schemas.microsoft.com/office/word/2010/wordprocessingDrawing" xmlns:wp="http://schemas.openxmlformats.org/drawingml/2006/wordprocessingDrawing" xmlns:w10="urn:schemas-microsoft-com:office:word" xmlns:w="http://schemas.openxmlformats.org/wordprocessingml/2006/main" xmlns:w14="http://schemas.microsoft.com/office/word/2010/wordml" xmlns:w15="http://schemas.microsoft.com/office/word/2012/wordml" xmlns:w16cex="http://schemas.microsoft.com/office/word/2018/wordml/cex" xmlns:w16cid="http://schemas.microsoft.com/office/word/2016/wordml/cid" xmlns:w16="http://schemas.microsoft.com/office/word/2018/wordml" xmlns:w16sdtdh="http://schemas.microsoft.com/office/word/2020/wordml/sdtdatahash" xmlns:w16se="http://schemas.microsoft.com/office/word/2015/wordml/symex" xmlns:wpg="http://schemas.microsoft.com/office/word/2010/wordprocessingGroup" xmlns:wpi="http://schemas.microsoft.com/office/word/2010/wordprocessingInk" xmlns:wne="http://schemas.microsoft.com/office/word/2006/wordml" xmlns:wps="http://schemas.microsoft.com/office/word/2010/wordprocessingShape" mc:Ignorable="w14 w15 w16se w16cid w16 w16cex w16sdtdh wp14">
   <w:p>
     <w:pPr>
       <w:pStyle w:val="Header"/>
@@ -42948,7 +43454,7 @@
 </file>
 
 <file path=word/header6.xml><?xml version="1.0" encoding="utf-8"?>
-<w:hdr xmlns:wpc="http://schemas.microsoft.com/office/word/2010/wordprocessingCanvas" xmlns:cx="http://schemas.microsoft.com/office/drawing/2014/chartex" xmlns:cx1="http://schemas.microsoft.com/office/drawing/2015/9/8/chartex" xmlns:cx2="http://schemas.microsoft.com/office/drawing/2015/10/21/chartex" xmlns:cx3="http://schemas.microsoft.com/office/drawing/2016/5/9/chartex" xmlns:cx4="http://schemas.microsoft.com/office/drawing/2016/5/10/chartex" xmlns:cx5="http://schemas.microsoft.com/office/drawing/2016/5/11/chartex" xmlns:cx6="http://schemas.microsoft.com/office/drawing/2016/5/12/chartex" xmlns:cx7="http://schemas.microsoft.com/office/drawing/2016/5/13/chartex" xmlns:cx8="http://schemas.microsoft.com/office/drawing/2016/5/14/chartex" xmlns:mc="http://schemas.openxmlformats.org/markup-compatibility/2006" xmlns:aink="http://schemas.microsoft.com/office/drawing/2016/ink" xmlns:am3d="http://schemas.microsoft.com/office/drawing/2017/model3d" xmlns:o="urn:schemas-microsoft-com:office:office" xmlns:r="http://schemas.openxmlformats.org/officeDocument/2006/relationships" xmlns:m="http://schemas.openxmlformats.org/officeDocument/2006/math" xmlns:v="urn:schemas-microsoft-com:vml" xmlns:wp14="http://schemas.microsoft.com/office/word/2010/wordprocessingDrawing" xmlns:wp="http://schemas.openxmlformats.org/drawingml/2006/wordprocessingDrawing" xmlns:w10="urn:schemas-microsoft-com:office:word" xmlns:w="http://schemas.openxmlformats.org/wordprocessingml/2006/main" xmlns:w14="http://schemas.microsoft.com/office/word/2010/wordml" xmlns:w15="http://schemas.microsoft.com/office/word/2012/wordml" xmlns:w16cid="http://schemas.microsoft.com/office/word/2016/wordml/cid" xmlns:w16se="http://schemas.microsoft.com/office/word/2015/wordml/symex" xmlns:wpg="http://schemas.microsoft.com/office/word/2010/wordprocessingGroup" xmlns:wpi="http://schemas.microsoft.com/office/word/2010/wordprocessingInk" xmlns:wne="http://schemas.microsoft.com/office/word/2006/wordml" xmlns:wps="http://schemas.microsoft.com/office/word/2010/wordprocessingShape" mc:Ignorable="w14 w15 w16se w16cid wp14">
+<w:hdr xmlns:wpc="http://schemas.microsoft.com/office/word/2010/wordprocessingCanvas" xmlns:cx="http://schemas.microsoft.com/office/drawing/2014/chartex" xmlns:cx1="http://schemas.microsoft.com/office/drawing/2015/9/8/chartex" xmlns:cx2="http://schemas.microsoft.com/office/drawing/2015/10/21/chartex" xmlns:cx3="http://schemas.microsoft.com/office/drawing/2016/5/9/chartex" xmlns:cx4="http://schemas.microsoft.com/office/drawing/2016/5/10/chartex" xmlns:cx5="http://schemas.microsoft.com/office/drawing/2016/5/11/chartex" xmlns:cx6="http://schemas.microsoft.com/office/drawing/2016/5/12/chartex" xmlns:cx7="http://schemas.microsoft.com/office/drawing/2016/5/13/chartex" xmlns:cx8="http://schemas.microsoft.com/office/drawing/2016/5/14/chartex" xmlns:mc="http://schemas.openxmlformats.org/markup-compatibility/2006" xmlns:aink="http://schemas.microsoft.com/office/drawing/2016/ink" xmlns:am3d="http://schemas.microsoft.com/office/drawing/2017/model3d" xmlns:o="urn:schemas-microsoft-com:office:office" xmlns:oel="http://schemas.microsoft.com/office/2019/extlst" xmlns:r="http://schemas.openxmlformats.org/officeDocument/2006/relationships" xmlns:m="http://schemas.openxmlformats.org/officeDocument/2006/math" xmlns:v="urn:schemas-microsoft-com:vml" xmlns:wp14="http://schemas.microsoft.com/office/word/2010/wordprocessingDrawing" xmlns:wp="http://schemas.openxmlformats.org/drawingml/2006/wordprocessingDrawing" xmlns:w10="urn:schemas-microsoft-com:office:word" xmlns:w="http://schemas.openxmlformats.org/wordprocessingml/2006/main" xmlns:w14="http://schemas.microsoft.com/office/word/2010/wordml" xmlns:w15="http://schemas.microsoft.com/office/word/2012/wordml" xmlns:w16cex="http://schemas.microsoft.com/office/word/2018/wordml/cex" xmlns:w16cid="http://schemas.microsoft.com/office/word/2016/wordml/cid" xmlns:w16="http://schemas.microsoft.com/office/word/2018/wordml" xmlns:w16sdtdh="http://schemas.microsoft.com/office/word/2020/wordml/sdtdatahash" xmlns:w16se="http://schemas.microsoft.com/office/word/2015/wordml/symex" xmlns:wpg="http://schemas.microsoft.com/office/word/2010/wordprocessingGroup" xmlns:wpi="http://schemas.microsoft.com/office/word/2010/wordprocessingInk" xmlns:wne="http://schemas.microsoft.com/office/word/2006/wordml" xmlns:wps="http://schemas.microsoft.com/office/word/2010/wordprocessingShape" mc:Ignorable="w14 w15 w16se w16cid w16 w16cex w16sdtdh wp14">
   <w:sdt>
     <w:sdtPr>
       <w:id w:val="1296499520"/>
@@ -43005,7 +43511,7 @@
 </file>
 
 <file path=word/numbering.xml><?xml version="1.0" encoding="utf-8"?>
-<w:numbering xmlns:wpc="http://schemas.microsoft.com/office/word/2010/wordprocessingCanvas" xmlns:cx="http://schemas.microsoft.com/office/drawing/2014/chartex" xmlns:cx1="http://schemas.microsoft.com/office/drawing/2015/9/8/chartex" xmlns:cx2="http://schemas.microsoft.com/office/drawing/2015/10/21/chartex" xmlns:cx3="http://schemas.microsoft.com/office/drawing/2016/5/9/chartex" xmlns:cx4="http://schemas.microsoft.com/office/drawing/2016/5/10/chartex" xmlns:cx5="http://schemas.microsoft.com/office/drawing/2016/5/11/chartex" xmlns:cx6="http://schemas.microsoft.com/office/drawing/2016/5/12/chartex" xmlns:cx7="http://schemas.microsoft.com/office/drawing/2016/5/13/chartex" xmlns:cx8="http://schemas.microsoft.com/office/drawing/2016/5/14/chartex" xmlns:mc="http://schemas.openxmlformats.org/markup-compatibility/2006" xmlns:aink="http://schemas.microsoft.com/office/drawing/2016/ink" xmlns:am3d="http://schemas.microsoft.com/office/drawing/2017/model3d" xmlns:o="urn:schemas-microsoft-com:office:office" xmlns:r="http://schemas.openxmlformats.org/officeDocument/2006/relationships" xmlns:m="http://schemas.openxmlformats.org/officeDocument/2006/math" xmlns:v="urn:schemas-microsoft-com:vml" xmlns:wp14="http://schemas.microsoft.com/office/word/2010/wordprocessingDrawing" xmlns:wp="http://schemas.openxmlformats.org/drawingml/2006/wordprocessingDrawing" xmlns:w10="urn:schemas-microsoft-com:office:word" xmlns:w="http://schemas.openxmlformats.org/wordprocessingml/2006/main" xmlns:w14="http://schemas.microsoft.com/office/word/2010/wordml" xmlns:w15="http://schemas.microsoft.com/office/word/2012/wordml" xmlns:w16cid="http://schemas.microsoft.com/office/word/2016/wordml/cid" xmlns:w16se="http://schemas.microsoft.com/office/word/2015/wordml/symex" xmlns:wpg="http://schemas.microsoft.com/office/word/2010/wordprocessingGroup" xmlns:wpi="http://schemas.microsoft.com/office/word/2010/wordprocessingInk" xmlns:wne="http://schemas.microsoft.com/office/word/2006/wordml" xmlns:wps="http://schemas.microsoft.com/office/word/2010/wordprocessingShape" mc:Ignorable="w14 w15 w16se w16cid wp14">
+<w:numbering xmlns:wpc="http://schemas.microsoft.com/office/word/2010/wordprocessingCanvas" xmlns:cx="http://schemas.microsoft.com/office/drawing/2014/chartex" xmlns:cx1="http://schemas.microsoft.com/office/drawing/2015/9/8/chartex" xmlns:cx2="http://schemas.microsoft.com/office/drawing/2015/10/21/chartex" xmlns:cx3="http://schemas.microsoft.com/office/drawing/2016/5/9/chartex" xmlns:cx4="http://schemas.microsoft.com/office/drawing/2016/5/10/chartex" xmlns:cx5="http://schemas.microsoft.com/office/drawing/2016/5/11/chartex" xmlns:cx6="http://schemas.microsoft.com/office/drawing/2016/5/12/chartex" xmlns:cx7="http://schemas.microsoft.com/office/drawing/2016/5/13/chartex" xmlns:cx8="http://schemas.microsoft.com/office/drawing/2016/5/14/chartex" xmlns:mc="http://schemas.openxmlformats.org/markup-compatibility/2006" xmlns:aink="http://schemas.microsoft.com/office/drawing/2016/ink" xmlns:am3d="http://schemas.microsoft.com/office/drawing/2017/model3d" xmlns:o="urn:schemas-microsoft-com:office:office" xmlns:oel="http://schemas.microsoft.com/office/2019/extlst" xmlns:r="http://schemas.openxmlformats.org/officeDocument/2006/relationships" xmlns:m="http://schemas.openxmlformats.org/officeDocument/2006/math" xmlns:v="urn:schemas-microsoft-com:vml" xmlns:wp14="http://schemas.microsoft.com/office/word/2010/wordprocessingDrawing" xmlns:wp="http://schemas.openxmlformats.org/drawingml/2006/wordprocessingDrawing" xmlns:w10="urn:schemas-microsoft-com:office:word" xmlns:w="http://schemas.openxmlformats.org/wordprocessingml/2006/main" xmlns:w14="http://schemas.microsoft.com/office/word/2010/wordml" xmlns:w15="http://schemas.microsoft.com/office/word/2012/wordml" xmlns:w16cex="http://schemas.microsoft.com/office/word/2018/wordml/cex" xmlns:w16cid="http://schemas.microsoft.com/office/word/2016/wordml/cid" xmlns:w16="http://schemas.microsoft.com/office/word/2018/wordml" xmlns:w16sdtdh="http://schemas.microsoft.com/office/word/2020/wordml/sdtdatahash" xmlns:w16se="http://schemas.microsoft.com/office/word/2015/wordml/symex" xmlns:wpg="http://schemas.microsoft.com/office/word/2010/wordprocessingGroup" xmlns:wpi="http://schemas.microsoft.com/office/word/2010/wordprocessingInk" xmlns:wne="http://schemas.microsoft.com/office/word/2006/wordml" xmlns:wps="http://schemas.microsoft.com/office/word/2010/wordprocessingShape" mc:Ignorable="w14 w15 w16se w16cid w16 w16cex w16sdtdh wp14">
   <w:abstractNum w:abstractNumId="0" w15:restartNumberingAfterBreak="0">
     <w:nsid w:val="00D519F9"/>
     <w:multiLevelType w:val="hybridMultilevel"/>
@@ -48038,6 +48544,92 @@
     </w:lvl>
   </w:abstractNum>
   <w:abstractNum w:abstractNumId="50" w15:restartNumberingAfterBreak="0">
+    <w:nsid w:val="685975DF"/>
+    <w:multiLevelType w:val="hybridMultilevel"/>
+    <w:tmpl w:val="8478921A"/>
+    <w:lvl w:ilvl="0" w:tplc="38090017">
+      <w:start w:val="1"/>
+      <w:numFmt w:val="lowerLetter"/>
+      <w:lvlText w:val="%1)"/>
+      <w:lvlJc w:val="left"/>
+      <w:pPr>
+        <w:ind w:left="1004" w:hanging="360"/>
+      </w:pPr>
+    </w:lvl>
+    <w:lvl w:ilvl="1" w:tplc="38090019" w:tentative="1">
+      <w:start w:val="1"/>
+      <w:numFmt w:val="lowerLetter"/>
+      <w:lvlText w:val="%2."/>
+      <w:lvlJc w:val="left"/>
+      <w:pPr>
+        <w:ind w:left="1724" w:hanging="360"/>
+      </w:pPr>
+    </w:lvl>
+    <w:lvl w:ilvl="2" w:tplc="3809001B" w:tentative="1">
+      <w:start w:val="1"/>
+      <w:numFmt w:val="lowerRoman"/>
+      <w:lvlText w:val="%3."/>
+      <w:lvlJc w:val="right"/>
+      <w:pPr>
+        <w:ind w:left="2444" w:hanging="180"/>
+      </w:pPr>
+    </w:lvl>
+    <w:lvl w:ilvl="3" w:tplc="3809000F" w:tentative="1">
+      <w:start w:val="1"/>
+      <w:numFmt w:val="decimal"/>
+      <w:lvlText w:val="%4."/>
+      <w:lvlJc w:val="left"/>
+      <w:pPr>
+        <w:ind w:left="3164" w:hanging="360"/>
+      </w:pPr>
+    </w:lvl>
+    <w:lvl w:ilvl="4" w:tplc="38090019" w:tentative="1">
+      <w:start w:val="1"/>
+      <w:numFmt w:val="lowerLetter"/>
+      <w:lvlText w:val="%5."/>
+      <w:lvlJc w:val="left"/>
+      <w:pPr>
+        <w:ind w:left="3884" w:hanging="360"/>
+      </w:pPr>
+    </w:lvl>
+    <w:lvl w:ilvl="5" w:tplc="3809001B" w:tentative="1">
+      <w:start w:val="1"/>
+      <w:numFmt w:val="lowerRoman"/>
+      <w:lvlText w:val="%6."/>
+      <w:lvlJc w:val="right"/>
+      <w:pPr>
+        <w:ind w:left="4604" w:hanging="180"/>
+      </w:pPr>
+    </w:lvl>
+    <w:lvl w:ilvl="6" w:tplc="3809000F" w:tentative="1">
+      <w:start w:val="1"/>
+      <w:numFmt w:val="decimal"/>
+      <w:lvlText w:val="%7."/>
+      <w:lvlJc w:val="left"/>
+      <w:pPr>
+        <w:ind w:left="5324" w:hanging="360"/>
+      </w:pPr>
+    </w:lvl>
+    <w:lvl w:ilvl="7" w:tplc="38090019" w:tentative="1">
+      <w:start w:val="1"/>
+      <w:numFmt w:val="lowerLetter"/>
+      <w:lvlText w:val="%8."/>
+      <w:lvlJc w:val="left"/>
+      <w:pPr>
+        <w:ind w:left="6044" w:hanging="360"/>
+      </w:pPr>
+    </w:lvl>
+    <w:lvl w:ilvl="8" w:tplc="3809001B" w:tentative="1">
+      <w:start w:val="1"/>
+      <w:numFmt w:val="lowerRoman"/>
+      <w:lvlText w:val="%9."/>
+      <w:lvlJc w:val="right"/>
+      <w:pPr>
+        <w:ind w:left="6764" w:hanging="180"/>
+      </w:pPr>
+    </w:lvl>
+  </w:abstractNum>
+  <w:abstractNum w:abstractNumId="51" w15:restartNumberingAfterBreak="0">
     <w:nsid w:val="68706EC3"/>
     <w:multiLevelType w:val="multilevel"/>
     <w:tmpl w:val="46EEA9EA"/>
@@ -48158,7 +48750,7 @@
       </w:rPr>
     </w:lvl>
   </w:abstractNum>
-  <w:abstractNum w:abstractNumId="51" w15:restartNumberingAfterBreak="0">
+  <w:abstractNum w:abstractNumId="52" w15:restartNumberingAfterBreak="0">
     <w:nsid w:val="6A520E62"/>
     <w:multiLevelType w:val="hybridMultilevel"/>
     <w:tmpl w:val="D40E9A00"/>
@@ -48244,7 +48836,7 @@
       </w:pPr>
     </w:lvl>
   </w:abstractNum>
-  <w:abstractNum w:abstractNumId="52" w15:restartNumberingAfterBreak="0">
+  <w:abstractNum w:abstractNumId="53" w15:restartNumberingAfterBreak="0">
     <w:nsid w:val="6A993C17"/>
     <w:multiLevelType w:val="multilevel"/>
     <w:tmpl w:val="064CE704"/>
@@ -48357,7 +48949,7 @@
       </w:pPr>
     </w:lvl>
   </w:abstractNum>
-  <w:abstractNum w:abstractNumId="53" w15:restartNumberingAfterBreak="0">
+  <w:abstractNum w:abstractNumId="54" w15:restartNumberingAfterBreak="0">
     <w:nsid w:val="6C7F0C35"/>
     <w:multiLevelType w:val="hybridMultilevel"/>
     <w:tmpl w:val="DFA8F082"/>
@@ -48443,7 +49035,7 @@
       </w:pPr>
     </w:lvl>
   </w:abstractNum>
-  <w:abstractNum w:abstractNumId="54" w15:restartNumberingAfterBreak="0">
+  <w:abstractNum w:abstractNumId="55" w15:restartNumberingAfterBreak="0">
     <w:nsid w:val="6E4C1B4C"/>
     <w:multiLevelType w:val="multilevel"/>
     <w:tmpl w:val="BA78477E"/>
@@ -48592,7 +49184,7 @@
       </w:rPr>
     </w:lvl>
   </w:abstractNum>
-  <w:abstractNum w:abstractNumId="55" w15:restartNumberingAfterBreak="0">
+  <w:abstractNum w:abstractNumId="56" w15:restartNumberingAfterBreak="0">
     <w:nsid w:val="6E7D736B"/>
     <w:multiLevelType w:val="hybridMultilevel"/>
     <w:tmpl w:val="5F42F6E0"/>
@@ -48678,7 +49270,7 @@
       </w:pPr>
     </w:lvl>
   </w:abstractNum>
-  <w:abstractNum w:abstractNumId="56" w15:restartNumberingAfterBreak="0">
+  <w:abstractNum w:abstractNumId="57" w15:restartNumberingAfterBreak="0">
     <w:nsid w:val="6FAC5B41"/>
     <w:multiLevelType w:val="hybridMultilevel"/>
     <w:tmpl w:val="4E3A7BF0"/>
@@ -48767,7 +49359,7 @@
       </w:pPr>
     </w:lvl>
   </w:abstractNum>
-  <w:abstractNum w:abstractNumId="57" w15:restartNumberingAfterBreak="0">
+  <w:abstractNum w:abstractNumId="58" w15:restartNumberingAfterBreak="0">
     <w:nsid w:val="70082FE9"/>
     <w:multiLevelType w:val="hybridMultilevel"/>
     <w:tmpl w:val="811EC51A"/>
@@ -48853,7 +49445,7 @@
       </w:pPr>
     </w:lvl>
   </w:abstractNum>
-  <w:abstractNum w:abstractNumId="58" w15:restartNumberingAfterBreak="0">
+  <w:abstractNum w:abstractNumId="59" w15:restartNumberingAfterBreak="0">
     <w:nsid w:val="73711062"/>
     <w:multiLevelType w:val="multilevel"/>
     <w:tmpl w:val="255CC2AA"/>
@@ -48997,7 +49589,7 @@
       </w:rPr>
     </w:lvl>
   </w:abstractNum>
-  <w:abstractNum w:abstractNumId="59" w15:restartNumberingAfterBreak="0">
+  <w:abstractNum w:abstractNumId="60" w15:restartNumberingAfterBreak="0">
     <w:nsid w:val="7EA7155A"/>
     <w:multiLevelType w:val="hybridMultilevel"/>
     <w:tmpl w:val="85080480"/>
@@ -49083,192 +49675,195 @@
       </w:pPr>
     </w:lvl>
   </w:abstractNum>
-  <w:num w:numId="1">
+  <w:num w:numId="1" w16cid:durableId="1816608704">
     <w:abstractNumId w:val="42"/>
   </w:num>
-  <w:num w:numId="2">
+  <w:num w:numId="2" w16cid:durableId="377559261">
     <w:abstractNumId w:val="24"/>
   </w:num>
-  <w:num w:numId="3">
-    <w:abstractNumId w:val="50"/>
+  <w:num w:numId="3" w16cid:durableId="646860419">
+    <w:abstractNumId w:val="51"/>
   </w:num>
-  <w:num w:numId="4">
+  <w:num w:numId="4" w16cid:durableId="159738973">
     <w:abstractNumId w:val="38"/>
   </w:num>
-  <w:num w:numId="5">
+  <w:num w:numId="5" w16cid:durableId="511146622">
     <w:abstractNumId w:val="1"/>
   </w:num>
-  <w:num w:numId="6">
+  <w:num w:numId="6" w16cid:durableId="1872068172">
     <w:abstractNumId w:val="33"/>
   </w:num>
-  <w:num w:numId="7">
+  <w:num w:numId="7" w16cid:durableId="1791585647">
     <w:abstractNumId w:val="14"/>
   </w:num>
-  <w:num w:numId="8">
+  <w:num w:numId="8" w16cid:durableId="644774010">
     <w:abstractNumId w:val="13"/>
   </w:num>
-  <w:num w:numId="9">
+  <w:num w:numId="9" w16cid:durableId="182404915">
     <w:abstractNumId w:val="20"/>
   </w:num>
-  <w:num w:numId="10">
+  <w:num w:numId="10" w16cid:durableId="1055854026">
     <w:abstractNumId w:val="17"/>
   </w:num>
-  <w:num w:numId="11">
+  <w:num w:numId="11" w16cid:durableId="703749320">
     <w:abstractNumId w:val="22"/>
   </w:num>
-  <w:num w:numId="12">
+  <w:num w:numId="12" w16cid:durableId="406223780">
     <w:abstractNumId w:val="45"/>
   </w:num>
-  <w:num w:numId="13">
+  <w:num w:numId="13" w16cid:durableId="24865941">
     <w:abstractNumId w:val="5"/>
   </w:num>
-  <w:num w:numId="14">
+  <w:num w:numId="14" w16cid:durableId="643462806">
     <w:abstractNumId w:val="8"/>
   </w:num>
-  <w:num w:numId="15">
+  <w:num w:numId="15" w16cid:durableId="337193338">
     <w:abstractNumId w:val="30"/>
   </w:num>
-  <w:num w:numId="16">
+  <w:num w:numId="16" w16cid:durableId="436871661">
     <w:abstractNumId w:val="10"/>
   </w:num>
-  <w:num w:numId="17">
+  <w:num w:numId="17" w16cid:durableId="346179121">
     <w:abstractNumId w:val="15"/>
   </w:num>
-  <w:num w:numId="18">
+  <w:num w:numId="18" w16cid:durableId="1183324885">
+    <w:abstractNumId w:val="59"/>
+  </w:num>
+  <w:num w:numId="19" w16cid:durableId="1347558546">
+    <w:abstractNumId w:val="41"/>
+  </w:num>
+  <w:num w:numId="20" w16cid:durableId="1216773778">
+    <w:abstractNumId w:val="16"/>
+  </w:num>
+  <w:num w:numId="21" w16cid:durableId="1302074653">
+    <w:abstractNumId w:val="52"/>
+  </w:num>
+  <w:num w:numId="22" w16cid:durableId="1662393434">
+    <w:abstractNumId w:val="60"/>
+  </w:num>
+  <w:num w:numId="23" w16cid:durableId="669481075">
+    <w:abstractNumId w:val="43"/>
+  </w:num>
+  <w:num w:numId="24" w16cid:durableId="129714679">
+    <w:abstractNumId w:val="18"/>
+  </w:num>
+  <w:num w:numId="25" w16cid:durableId="1682661907">
+    <w:abstractNumId w:val="9"/>
+  </w:num>
+  <w:num w:numId="26" w16cid:durableId="1303005768">
     <w:abstractNumId w:val="58"/>
   </w:num>
-  <w:num w:numId="19">
-    <w:abstractNumId w:val="41"/>
+  <w:num w:numId="27" w16cid:durableId="1957059566">
+    <w:abstractNumId w:val="46"/>
   </w:num>
-  <w:num w:numId="20">
-    <w:abstractNumId w:val="16"/>
+  <w:num w:numId="28" w16cid:durableId="704519977">
+    <w:abstractNumId w:val="34"/>
   </w:num>
-  <w:num w:numId="21">
-    <w:abstractNumId w:val="51"/>
+  <w:num w:numId="29" w16cid:durableId="1560238953">
+    <w:abstractNumId w:val="2"/>
   </w:num>
-  <w:num w:numId="22">
-    <w:abstractNumId w:val="59"/>
+  <w:num w:numId="30" w16cid:durableId="1457094055">
+    <w:abstractNumId w:val="35"/>
   </w:num>
-  <w:num w:numId="23">
-    <w:abstractNumId w:val="43"/>
+  <w:num w:numId="31" w16cid:durableId="2006206811">
+    <w:abstractNumId w:val="3"/>
   </w:num>
-  <w:num w:numId="24">
-    <w:abstractNumId w:val="18"/>
+  <w:num w:numId="32" w16cid:durableId="865412808">
+    <w:abstractNumId w:val="36"/>
   </w:num>
-  <w:num w:numId="25">
-    <w:abstractNumId w:val="9"/>
+  <w:num w:numId="33" w16cid:durableId="976447999">
+    <w:abstractNumId w:val="29"/>
   </w:num>
-  <w:num w:numId="26">
+  <w:num w:numId="34" w16cid:durableId="2107185897">
+    <w:abstractNumId w:val="48"/>
+  </w:num>
+  <w:num w:numId="35" w16cid:durableId="1163206914">
     <w:abstractNumId w:val="57"/>
   </w:num>
-  <w:num w:numId="27">
-    <w:abstractNumId w:val="46"/>
+  <w:num w:numId="36" w16cid:durableId="743333002">
+    <w:abstractNumId w:val="0"/>
   </w:num>
-  <w:num w:numId="28">
-    <w:abstractNumId w:val="34"/>
+  <w:num w:numId="37" w16cid:durableId="337974462">
+    <w:abstractNumId w:val="23"/>
   </w:num>
-  <w:num w:numId="29">
-    <w:abstractNumId w:val="2"/>
-  </w:num>
-  <w:num w:numId="30">
-    <w:abstractNumId w:val="35"/>
-  </w:num>
-  <w:num w:numId="31">
-    <w:abstractNumId w:val="3"/>
-  </w:num>
-  <w:num w:numId="32">
-    <w:abstractNumId w:val="36"/>
-  </w:num>
-  <w:num w:numId="33">
-    <w:abstractNumId w:val="29"/>
-  </w:num>
-  <w:num w:numId="34">
-    <w:abstractNumId w:val="48"/>
-  </w:num>
-  <w:num w:numId="35">
+  <w:num w:numId="38" w16cid:durableId="294676837">
     <w:abstractNumId w:val="56"/>
   </w:num>
-  <w:num w:numId="36">
-    <w:abstractNumId w:val="0"/>
+  <w:num w:numId="39" w16cid:durableId="1146774957">
+    <w:abstractNumId w:val="49"/>
   </w:num>
-  <w:num w:numId="37">
-    <w:abstractNumId w:val="23"/>
+  <w:num w:numId="40" w16cid:durableId="916477696">
+    <w:abstractNumId w:val="54"/>
   </w:num>
-  <w:num w:numId="38">
+  <w:num w:numId="41" w16cid:durableId="490097937">
+    <w:abstractNumId w:val="6"/>
+  </w:num>
+  <w:num w:numId="42" w16cid:durableId="1994987070">
+    <w:abstractNumId w:val="32"/>
+  </w:num>
+  <w:num w:numId="43" w16cid:durableId="589119218">
+    <w:abstractNumId w:val="25"/>
+  </w:num>
+  <w:num w:numId="44" w16cid:durableId="2068143163">
+    <w:abstractNumId w:val="40"/>
+  </w:num>
+  <w:num w:numId="45" w16cid:durableId="2111658173">
+    <w:abstractNumId w:val="11"/>
+  </w:num>
+  <w:num w:numId="46" w16cid:durableId="1951207846">
+    <w:abstractNumId w:val="21"/>
+  </w:num>
+  <w:num w:numId="47" w16cid:durableId="1203397264">
+    <w:abstractNumId w:val="39"/>
+  </w:num>
+  <w:num w:numId="48" w16cid:durableId="529925247">
+    <w:abstractNumId w:val="37"/>
+  </w:num>
+  <w:num w:numId="49" w16cid:durableId="1615479023">
     <w:abstractNumId w:val="55"/>
   </w:num>
-  <w:num w:numId="39">
-    <w:abstractNumId w:val="49"/>
+  <w:num w:numId="50" w16cid:durableId="342440993">
+    <w:abstractNumId w:val="44"/>
   </w:num>
-  <w:num w:numId="40">
+  <w:num w:numId="51" w16cid:durableId="1867017826">
+    <w:abstractNumId w:val="26"/>
+  </w:num>
+  <w:num w:numId="52" w16cid:durableId="83380661">
+    <w:abstractNumId w:val="12"/>
+  </w:num>
+  <w:num w:numId="53" w16cid:durableId="1051032343">
+    <w:abstractNumId w:val="27"/>
+  </w:num>
+  <w:num w:numId="54" w16cid:durableId="1135441417">
+    <w:abstractNumId w:val="47"/>
+  </w:num>
+  <w:num w:numId="55" w16cid:durableId="2109498876">
+    <w:abstractNumId w:val="19"/>
+  </w:num>
+  <w:num w:numId="56" w16cid:durableId="948776630">
     <w:abstractNumId w:val="53"/>
   </w:num>
-  <w:num w:numId="41">
-    <w:abstractNumId w:val="6"/>
-  </w:num>
-  <w:num w:numId="42">
-    <w:abstractNumId w:val="32"/>
-  </w:num>
-  <w:num w:numId="43">
-    <w:abstractNumId w:val="25"/>
-  </w:num>
-  <w:num w:numId="44">
-    <w:abstractNumId w:val="40"/>
-  </w:num>
-  <w:num w:numId="45">
-    <w:abstractNumId w:val="11"/>
-  </w:num>
-  <w:num w:numId="46">
-    <w:abstractNumId w:val="21"/>
-  </w:num>
-  <w:num w:numId="47">
-    <w:abstractNumId w:val="39"/>
-  </w:num>
-  <w:num w:numId="48">
-    <w:abstractNumId w:val="37"/>
-  </w:num>
-  <w:num w:numId="49">
-    <w:abstractNumId w:val="54"/>
-  </w:num>
-  <w:num w:numId="50">
-    <w:abstractNumId w:val="44"/>
-  </w:num>
-  <w:num w:numId="51">
-    <w:abstractNumId w:val="26"/>
-  </w:num>
-  <w:num w:numId="52">
-    <w:abstractNumId w:val="12"/>
-  </w:num>
-  <w:num w:numId="53">
-    <w:abstractNumId w:val="27"/>
-  </w:num>
-  <w:num w:numId="54">
-    <w:abstractNumId w:val="47"/>
-  </w:num>
-  <w:num w:numId="55">
-    <w:abstractNumId w:val="19"/>
-  </w:num>
-  <w:num w:numId="56">
-    <w:abstractNumId w:val="52"/>
-  </w:num>
-  <w:num w:numId="57">
+  <w:num w:numId="57" w16cid:durableId="832600046">
     <w:abstractNumId w:val="28"/>
   </w:num>
-  <w:num w:numId="58">
+  <w:num w:numId="58" w16cid:durableId="225189417">
     <w:abstractNumId w:val="4"/>
   </w:num>
-  <w:num w:numId="59">
+  <w:num w:numId="59" w16cid:durableId="917399455">
     <w:abstractNumId w:val="7"/>
   </w:num>
-  <w:num w:numId="60">
+  <w:num w:numId="60" w16cid:durableId="1903321716">
     <w:abstractNumId w:val="31"/>
+  </w:num>
+  <w:num w:numId="61" w16cid:durableId="595141776">
+    <w:abstractNumId w:val="50"/>
   </w:num>
   <w:numIdMacAtCleanup w:val="51"/>
 </w:numbering>
 </file>
 
 <file path=word/styles.xml><?xml version="1.0" encoding="utf-8"?>
-<w:styles xmlns:mc="http://schemas.openxmlformats.org/markup-compatibility/2006" xmlns:r="http://schemas.openxmlformats.org/officeDocument/2006/relationships" xmlns:w="http://schemas.openxmlformats.org/wordprocessingml/2006/main" xmlns:w14="http://schemas.microsoft.com/office/word/2010/wordml" xmlns:w15="http://schemas.microsoft.com/office/word/2012/wordml" xmlns:w16cid="http://schemas.microsoft.com/office/word/2016/wordml/cid" xmlns:w16se="http://schemas.microsoft.com/office/word/2015/wordml/symex" mc:Ignorable="w14 w15 w16se w16cid">
+<w:styles xmlns:mc="http://schemas.openxmlformats.org/markup-compatibility/2006" xmlns:r="http://schemas.openxmlformats.org/officeDocument/2006/relationships" xmlns:w="http://schemas.openxmlformats.org/wordprocessingml/2006/main" xmlns:w14="http://schemas.microsoft.com/office/word/2010/wordml" xmlns:w15="http://schemas.microsoft.com/office/word/2012/wordml" xmlns:w16cex="http://schemas.microsoft.com/office/word/2018/wordml/cex" xmlns:w16cid="http://schemas.microsoft.com/office/word/2016/wordml/cid" xmlns:w16="http://schemas.microsoft.com/office/word/2018/wordml" xmlns:w16sdtdh="http://schemas.microsoft.com/office/word/2020/wordml/sdtdatahash" xmlns:w16se="http://schemas.microsoft.com/office/word/2015/wordml/symex" mc:Ignorable="w14 w15 w16se w16cid w16 w16cex w16sdtdh">
   <w:docDefaults>
     <w:rPrDefault>
       <w:rPr>
@@ -50574,7 +51169,7 @@
 </file>
 
 <file path=word/glossary/document.xml><?xml version="1.0" encoding="utf-8"?>
-<w:glossaryDocument xmlns:wpc="http://schemas.microsoft.com/office/word/2010/wordprocessingCanvas" xmlns:cx="http://schemas.microsoft.com/office/drawing/2014/chartex" xmlns:cx1="http://schemas.microsoft.com/office/drawing/2015/9/8/chartex" xmlns:cx2="http://schemas.microsoft.com/office/drawing/2015/10/21/chartex" xmlns:cx3="http://schemas.microsoft.com/office/drawing/2016/5/9/chartex" xmlns:cx4="http://schemas.microsoft.com/office/drawing/2016/5/10/chartex" xmlns:cx5="http://schemas.microsoft.com/office/drawing/2016/5/11/chartex" xmlns:cx6="http://schemas.microsoft.com/office/drawing/2016/5/12/chartex" xmlns:cx7="http://schemas.microsoft.com/office/drawing/2016/5/13/chartex" xmlns:cx8="http://schemas.microsoft.com/office/drawing/2016/5/14/chartex" xmlns:mc="http://schemas.openxmlformats.org/markup-compatibility/2006" xmlns:aink="http://schemas.microsoft.com/office/drawing/2016/ink" xmlns:am3d="http://schemas.microsoft.com/office/drawing/2017/model3d" xmlns:o="urn:schemas-microsoft-com:office:office" xmlns:r="http://schemas.openxmlformats.org/officeDocument/2006/relationships" xmlns:m="http://schemas.openxmlformats.org/officeDocument/2006/math" xmlns:v="urn:schemas-microsoft-com:vml" xmlns:wp14="http://schemas.microsoft.com/office/word/2010/wordprocessingDrawing" xmlns:wp="http://schemas.openxmlformats.org/drawingml/2006/wordprocessingDrawing" xmlns:w10="urn:schemas-microsoft-com:office:word" xmlns:w="http://schemas.openxmlformats.org/wordprocessingml/2006/main" xmlns:w14="http://schemas.microsoft.com/office/word/2010/wordml" xmlns:w15="http://schemas.microsoft.com/office/word/2012/wordml" xmlns:w16cid="http://schemas.microsoft.com/office/word/2016/wordml/cid" xmlns:w16se="http://schemas.microsoft.com/office/word/2015/wordml/symex" xmlns:wpg="http://schemas.microsoft.com/office/word/2010/wordprocessingGroup" xmlns:wpi="http://schemas.microsoft.com/office/word/2010/wordprocessingInk" xmlns:wne="http://schemas.microsoft.com/office/word/2006/wordml" xmlns:wps="http://schemas.microsoft.com/office/word/2010/wordprocessingShape" mc:Ignorable="w14 w15 w16se w16cid wp14">
+<w:glossaryDocument xmlns:wpc="http://schemas.microsoft.com/office/word/2010/wordprocessingCanvas" xmlns:cx="http://schemas.microsoft.com/office/drawing/2014/chartex" xmlns:cx1="http://schemas.microsoft.com/office/drawing/2015/9/8/chartex" xmlns:cx2="http://schemas.microsoft.com/office/drawing/2015/10/21/chartex" xmlns:cx3="http://schemas.microsoft.com/office/drawing/2016/5/9/chartex" xmlns:cx4="http://schemas.microsoft.com/office/drawing/2016/5/10/chartex" xmlns:cx5="http://schemas.microsoft.com/office/drawing/2016/5/11/chartex" xmlns:cx6="http://schemas.microsoft.com/office/drawing/2016/5/12/chartex" xmlns:cx7="http://schemas.microsoft.com/office/drawing/2016/5/13/chartex" xmlns:cx8="http://schemas.microsoft.com/office/drawing/2016/5/14/chartex" xmlns:mc="http://schemas.openxmlformats.org/markup-compatibility/2006" xmlns:aink="http://schemas.microsoft.com/office/drawing/2016/ink" xmlns:am3d="http://schemas.microsoft.com/office/drawing/2017/model3d" xmlns:o="urn:schemas-microsoft-com:office:office" xmlns:oel="http://schemas.microsoft.com/office/2019/extlst" xmlns:r="http://schemas.openxmlformats.org/officeDocument/2006/relationships" xmlns:m="http://schemas.openxmlformats.org/officeDocument/2006/math" xmlns:v="urn:schemas-microsoft-com:vml" xmlns:wp14="http://schemas.microsoft.com/office/word/2010/wordprocessingDrawing" xmlns:wp="http://schemas.openxmlformats.org/drawingml/2006/wordprocessingDrawing" xmlns:w10="urn:schemas-microsoft-com:office:word" xmlns:w="http://schemas.openxmlformats.org/wordprocessingml/2006/main" xmlns:w14="http://schemas.microsoft.com/office/word/2010/wordml" xmlns:w15="http://schemas.microsoft.com/office/word/2012/wordml" xmlns:w16cex="http://schemas.microsoft.com/office/word/2018/wordml/cex" xmlns:w16cid="http://schemas.microsoft.com/office/word/2016/wordml/cid" xmlns:w16="http://schemas.microsoft.com/office/word/2018/wordml" xmlns:w16sdtdh="http://schemas.microsoft.com/office/word/2020/wordml/sdtdatahash" xmlns:w16se="http://schemas.microsoft.com/office/word/2015/wordml/symex" xmlns:wpg="http://schemas.microsoft.com/office/word/2010/wordprocessingGroup" xmlns:wpi="http://schemas.microsoft.com/office/word/2010/wordprocessingInk" xmlns:wne="http://schemas.microsoft.com/office/word/2006/wordml" xmlns:wps="http://schemas.microsoft.com/office/word/2010/wordprocessingShape" mc:Ignorable="w14 w15 w16se w16cid w16 w16cex w16sdtdh wp14">
   <w:docParts>
     <w:docPart>
       <w:docPartPr>
@@ -50665,7 +51260,7 @@
 </file>
 
 <file path=word/glossary/fontTable.xml><?xml version="1.0" encoding="utf-8"?>
-<w:fonts xmlns:mc="http://schemas.openxmlformats.org/markup-compatibility/2006" xmlns:r="http://schemas.openxmlformats.org/officeDocument/2006/relationships" xmlns:w="http://schemas.openxmlformats.org/wordprocessingml/2006/main" xmlns:w14="http://schemas.microsoft.com/office/word/2010/wordml" xmlns:w15="http://schemas.microsoft.com/office/word/2012/wordml" xmlns:w16cid="http://schemas.microsoft.com/office/word/2016/wordml/cid" xmlns:w16se="http://schemas.microsoft.com/office/word/2015/wordml/symex" mc:Ignorable="w14 w15 w16se w16cid">
+<w:fonts xmlns:mc="http://schemas.openxmlformats.org/markup-compatibility/2006" xmlns:r="http://schemas.openxmlformats.org/officeDocument/2006/relationships" xmlns:w="http://schemas.openxmlformats.org/wordprocessingml/2006/main" xmlns:w14="http://schemas.microsoft.com/office/word/2010/wordml" xmlns:w15="http://schemas.microsoft.com/office/word/2012/wordml" xmlns:w16cex="http://schemas.microsoft.com/office/word/2018/wordml/cex" xmlns:w16cid="http://schemas.microsoft.com/office/word/2016/wordml/cid" xmlns:w16="http://schemas.microsoft.com/office/word/2018/wordml" xmlns:w16sdtdh="http://schemas.microsoft.com/office/word/2020/wordml/sdtdatahash" xmlns:w16se="http://schemas.microsoft.com/office/word/2015/wordml/symex" mc:Ignorable="w14 w15 w16se w16cid w16 w16cex w16sdtdh">
   <w:font w:name="Times New Roman">
     <w:panose1 w:val="02020603050405020304"/>
     <w:charset w:val="00"/>
@@ -50711,12 +51306,9 @@
   </w:font>
   <w:font w:name="Arial MT">
     <w:altName w:val="Arial"/>
-    <w:panose1 w:val="00000000000000000000"/>
-    <w:charset w:val="00"/>
-    <w:family w:val="modern"/>
-    <w:notTrueType/>
+    <w:charset w:val="01"/>
+    <w:family w:val="swiss"/>
     <w:pitch w:val="variable"/>
-    <w:sig w:usb0="A000002F" w:usb1="4000004A" w:usb2="00000000" w:usb3="00000000" w:csb0="00000111" w:csb1="00000000"/>
   </w:font>
   <w:font w:name="Monotype Corsiva">
     <w:panose1 w:val="03010101010201010101"/>
@@ -50765,7 +51357,7 @@
 </file>
 
 <file path=word/glossary/settings.xml><?xml version="1.0" encoding="utf-8"?>
-<w:settings xmlns:mc="http://schemas.openxmlformats.org/markup-compatibility/2006" xmlns:o="urn:schemas-microsoft-com:office:office" xmlns:r="http://schemas.openxmlformats.org/officeDocument/2006/relationships" xmlns:m="http://schemas.openxmlformats.org/officeDocument/2006/math" xmlns:v="urn:schemas-microsoft-com:vml" xmlns:w10="urn:schemas-microsoft-com:office:word" xmlns:w="http://schemas.openxmlformats.org/wordprocessingml/2006/main" xmlns:w14="http://schemas.microsoft.com/office/word/2010/wordml" xmlns:w15="http://schemas.microsoft.com/office/word/2012/wordml" xmlns:w16cid="http://schemas.microsoft.com/office/word/2016/wordml/cid" xmlns:w16se="http://schemas.microsoft.com/office/word/2015/wordml/symex" xmlns:sl="http://schemas.openxmlformats.org/schemaLibrary/2006/main" mc:Ignorable="w14 w15 w16se w16cid">
+<w:settings xmlns:mc="http://schemas.openxmlformats.org/markup-compatibility/2006" xmlns:o="urn:schemas-microsoft-com:office:office" xmlns:r="http://schemas.openxmlformats.org/officeDocument/2006/relationships" xmlns:m="http://schemas.openxmlformats.org/officeDocument/2006/math" xmlns:v="urn:schemas-microsoft-com:vml" xmlns:w10="urn:schemas-microsoft-com:office:word" xmlns:w="http://schemas.openxmlformats.org/wordprocessingml/2006/main" xmlns:w14="http://schemas.microsoft.com/office/word/2010/wordml" xmlns:w15="http://schemas.microsoft.com/office/word/2012/wordml" xmlns:w16cex="http://schemas.microsoft.com/office/word/2018/wordml/cex" xmlns:w16cid="http://schemas.microsoft.com/office/word/2016/wordml/cid" xmlns:w16="http://schemas.microsoft.com/office/word/2018/wordml" xmlns:w16sdtdh="http://schemas.microsoft.com/office/word/2020/wordml/sdtdatahash" xmlns:w16se="http://schemas.microsoft.com/office/word/2015/wordml/symex" xmlns:sl="http://schemas.openxmlformats.org/schemaLibrary/2006/main" mc:Ignorable="w14 w15 w16se w16cid w16 w16cex w16sdtdh">
   <w:view w:val="normal"/>
   <w:defaultTabStop w:val="720"/>
   <w:characterSpacingControl w:val="doNotCompress"/>
@@ -50783,6 +51375,7 @@
     <w:rsid w:val="00107B2A"/>
     <w:rsid w:val="001F34C9"/>
     <w:rsid w:val="0033591F"/>
+    <w:rsid w:val="004B376B"/>
     <w:rsid w:val="00616727"/>
     <w:rsid w:val="006577A1"/>
     <w:rsid w:val="006C0C86"/>
@@ -50821,7 +51414,7 @@
 </file>
 
 <file path=word/glossary/styles.xml><?xml version="1.0" encoding="utf-8"?>
-<w:styles xmlns:mc="http://schemas.openxmlformats.org/markup-compatibility/2006" xmlns:r="http://schemas.openxmlformats.org/officeDocument/2006/relationships" xmlns:w="http://schemas.openxmlformats.org/wordprocessingml/2006/main" xmlns:w14="http://schemas.microsoft.com/office/word/2010/wordml" xmlns:w15="http://schemas.microsoft.com/office/word/2012/wordml" xmlns:w16cid="http://schemas.microsoft.com/office/word/2016/wordml/cid" xmlns:w16se="http://schemas.microsoft.com/office/word/2015/wordml/symex" mc:Ignorable="w14 w15 w16se w16cid">
+<w:styles xmlns:mc="http://schemas.openxmlformats.org/markup-compatibility/2006" xmlns:r="http://schemas.openxmlformats.org/officeDocument/2006/relationships" xmlns:w="http://schemas.openxmlformats.org/wordprocessingml/2006/main" xmlns:w14="http://schemas.microsoft.com/office/word/2010/wordml" xmlns:w15="http://schemas.microsoft.com/office/word/2012/wordml" xmlns:w16cex="http://schemas.microsoft.com/office/word/2018/wordml/cex" xmlns:w16cid="http://schemas.microsoft.com/office/word/2016/wordml/cid" xmlns:w16="http://schemas.microsoft.com/office/word/2018/wordml" xmlns:w16sdtdh="http://schemas.microsoft.com/office/word/2020/wordml/sdtdatahash" xmlns:w16se="http://schemas.microsoft.com/office/word/2015/wordml/symex" mc:Ignorable="w14 w15 w16se w16cid w16 w16cex w16sdtdh">
   <w:docDefaults>
     <w:rPrDefault>
       <w:rPr>
@@ -51256,20 +51849,8 @@
       <w:color w:val="808080"/>
     </w:rPr>
   </w:style>
-  <w:style w:type="paragraph" w:customStyle="1" w:styleId="C0BDEAC5A3D540FB989E8A4B34A8B238">
-    <w:name w:val="C0BDEAC5A3D540FB989E8A4B34A8B238"/>
-    <w:rsid w:val="009E3192"/>
-  </w:style>
-  <w:style w:type="paragraph" w:customStyle="1" w:styleId="FD87CEA2D4334E98B5C5654214F975E7">
-    <w:name w:val="FD87CEA2D4334E98B5C5654214F975E7"/>
-    <w:rsid w:val="009E3192"/>
-  </w:style>
   <w:style w:type="paragraph" w:customStyle="1" w:styleId="4722CCE16C9549DB95E51246106D7417">
     <w:name w:val="4722CCE16C9549DB95E51246106D7417"/>
-    <w:rsid w:val="009C50A5"/>
-  </w:style>
-  <w:style w:type="paragraph" w:customStyle="1" w:styleId="070FACFCB31C48E5AA2661A4FD1F3DB5">
-    <w:name w:val="070FACFCB31C48E5AA2661A4FD1F3DB5"/>
     <w:rsid w:val="009C50A5"/>
   </w:style>
   <w:style w:type="paragraph" w:customStyle="1" w:styleId="5A5560231EF54300AFF492BC1CDD2DE7">
@@ -51280,7 +51861,7 @@
 </file>
 
 <file path=word/glossary/webSettings.xml><?xml version="1.0" encoding="utf-8"?>
-<w:webSettings xmlns:mc="http://schemas.openxmlformats.org/markup-compatibility/2006" xmlns:r="http://schemas.openxmlformats.org/officeDocument/2006/relationships" xmlns:w="http://schemas.openxmlformats.org/wordprocessingml/2006/main" xmlns:w14="http://schemas.microsoft.com/office/word/2010/wordml" xmlns:w15="http://schemas.microsoft.com/office/word/2012/wordml" xmlns:w16cid="http://schemas.microsoft.com/office/word/2016/wordml/cid" xmlns:w16se="http://schemas.microsoft.com/office/word/2015/wordml/symex" mc:Ignorable="w14 w15 w16se w16cid">
+<w:webSettings xmlns:mc="http://schemas.openxmlformats.org/markup-compatibility/2006" xmlns:r="http://schemas.openxmlformats.org/officeDocument/2006/relationships" xmlns:w="http://schemas.openxmlformats.org/wordprocessingml/2006/main" xmlns:w14="http://schemas.microsoft.com/office/word/2010/wordml" xmlns:w15="http://schemas.microsoft.com/office/word/2012/wordml" xmlns:w16cex="http://schemas.microsoft.com/office/word/2018/wordml/cex" xmlns:w16cid="http://schemas.microsoft.com/office/word/2016/wordml/cid" xmlns:w16="http://schemas.microsoft.com/office/word/2018/wordml" xmlns:w16sdtdh="http://schemas.microsoft.com/office/word/2020/wordml/sdtdatahash" xmlns:w16se="http://schemas.microsoft.com/office/word/2015/wordml/symex" mc:Ignorable="w14 w15 w16se w16cid w16 w16cex w16sdtdh">
   <w:optimizeForBrowser/>
   <w:allowPNG/>
 </w:webSettings>
